--- a/Arkadiusz Kot.docx
+++ b/Arkadiusz Kot.docx
@@ -316,16 +316,26 @@
           <w:sz w:val="36"/>
           <w:szCs w:val="36"/>
         </w:rPr>
-        <w:t>Opiekun pracy:</w:t>
-      </w:r>
+        <w:t>Opiekun pracy</w:t>
+      </w:r>
+      <w:proofErr w:type="gramStart"/>
       <w:r>
         <w:rPr>
           <w:rFonts w:cs="Times New Roman"/>
           <w:sz w:val="36"/>
           <w:szCs w:val="36"/>
         </w:rPr>
+        <w:t>:</w:t>
+      </w:r>
+      <w:r>
+        <w:rPr>
+          <w:rFonts w:cs="Times New Roman"/>
+          <w:sz w:val="36"/>
+          <w:szCs w:val="36"/>
+        </w:rPr>
         <w:br/>
       </w:r>
+      <w:proofErr w:type="gramEnd"/>
       <w:sdt>
         <w:sdtPr>
           <w:rPr>
@@ -828,671 +838,1170 @@
         <w:t>Uwaga – nazwy styli formatowania, wykorzystane w niniejszym szablonie pracy dyplomowej, rozpoczynają się gwiazdką „*”.</w:t>
       </w:r>
     </w:p>
-    <w:p>
-      <w:pPr>
-        <w:ind w:left="709" w:hanging="709"/>
-        <w:rPr>
-          <w:color w:val="000000" w:themeColor="text1"/>
-          <w:sz w:val="32"/>
-        </w:rPr>
-      </w:pPr>
-    </w:p>
-    <w:p>
-      <w:pPr>
-        <w:ind w:left="709" w:hanging="709"/>
-        <w:rPr>
-          <w:color w:val="000000" w:themeColor="text1"/>
-          <w:sz w:val="32"/>
-        </w:rPr>
-      </w:pPr>
-    </w:p>
-    <w:p>
-      <w:pPr>
-        <w:ind w:left="709" w:hanging="709"/>
-        <w:rPr>
-          <w:color w:val="000000" w:themeColor="text1"/>
-          <w:sz w:val="32"/>
-        </w:rPr>
-      </w:pPr>
-    </w:p>
-    <w:p>
-      <w:pPr>
-        <w:ind w:left="709" w:hanging="709"/>
-        <w:rPr>
-          <w:color w:val="000000" w:themeColor="text1"/>
-          <w:sz w:val="32"/>
-        </w:rPr>
-      </w:pPr>
-    </w:p>
-    <w:p>
-      <w:pPr>
-        <w:ind w:left="709" w:hanging="709"/>
-        <w:rPr>
-          <w:color w:val="000000" w:themeColor="text1"/>
-          <w:sz w:val="32"/>
-        </w:rPr>
-      </w:pPr>
-    </w:p>
-    <w:p>
-      <w:pPr>
-        <w:ind w:left="709" w:hanging="709"/>
-        <w:rPr>
-          <w:color w:val="000000" w:themeColor="text1"/>
-          <w:sz w:val="32"/>
-        </w:rPr>
-      </w:pPr>
-    </w:p>
-    <w:p>
-      <w:pPr>
-        <w:ind w:left="709" w:hanging="709"/>
-        <w:rPr>
-          <w:color w:val="000000" w:themeColor="text1"/>
-          <w:sz w:val="32"/>
-        </w:rPr>
-      </w:pPr>
-    </w:p>
-    <w:p>
-      <w:pPr>
-        <w:ind w:left="709" w:hanging="709"/>
-        <w:rPr>
-          <w:color w:val="000000" w:themeColor="text1"/>
-          <w:sz w:val="32"/>
-        </w:rPr>
-      </w:pPr>
-    </w:p>
-    <w:p>
-      <w:pPr>
-        <w:ind w:left="709" w:hanging="709"/>
-        <w:rPr>
-          <w:color w:val="000000" w:themeColor="text1"/>
-          <w:sz w:val="32"/>
-        </w:rPr>
-      </w:pPr>
-    </w:p>
-    <w:p>
-      <w:pPr>
-        <w:ind w:left="709" w:hanging="709"/>
-        <w:rPr>
-          <w:color w:val="000000" w:themeColor="text1"/>
-          <w:sz w:val="32"/>
-        </w:rPr>
-      </w:pPr>
-    </w:p>
-    <w:p>
-      <w:pPr>
-        <w:ind w:left="709" w:hanging="709"/>
-        <w:rPr>
-          <w:color w:val="000000" w:themeColor="text1"/>
-          <w:sz w:val="32"/>
-        </w:rPr>
-      </w:pPr>
-    </w:p>
-    <w:p>
-      <w:pPr>
-        <w:ind w:left="709" w:hanging="709"/>
-        <w:rPr>
-          <w:color w:val="000000" w:themeColor="text1"/>
-          <w:sz w:val="32"/>
-        </w:rPr>
-      </w:pPr>
-    </w:p>
-    <w:p>
-      <w:pPr>
-        <w:ind w:left="709" w:hanging="709"/>
-        <w:rPr>
-          <w:color w:val="000000" w:themeColor="text1"/>
-          <w:sz w:val="32"/>
-        </w:rPr>
-      </w:pPr>
-    </w:p>
-    <w:p>
-      <w:pPr>
-        <w:ind w:left="709" w:hanging="709"/>
-        <w:rPr>
-          <w:color w:val="000000" w:themeColor="text1"/>
-          <w:sz w:val="32"/>
-        </w:rPr>
-      </w:pPr>
-    </w:p>
-    <w:p>
-      <w:pPr>
-        <w:ind w:left="709" w:hanging="709"/>
-        <w:rPr>
-          <w:color w:val="000000" w:themeColor="text1"/>
-          <w:sz w:val="32"/>
-        </w:rPr>
-      </w:pPr>
-    </w:p>
-    <w:p>
-      <w:pPr>
-        <w:ind w:left="709" w:hanging="709"/>
-        <w:rPr>
-          <w:color w:val="000000" w:themeColor="text1"/>
-          <w:sz w:val="32"/>
-        </w:rPr>
-      </w:pPr>
-    </w:p>
-    <w:p>
-      <w:pPr>
-        <w:ind w:left="709" w:hanging="709"/>
-        <w:rPr>
-          <w:color w:val="000000" w:themeColor="text1"/>
-          <w:sz w:val="32"/>
-        </w:rPr>
-      </w:pPr>
-    </w:p>
-    <w:p>
-      <w:pPr>
-        <w:ind w:left="709" w:hanging="709"/>
-        <w:rPr>
-          <w:color w:val="000000" w:themeColor="text1"/>
-          <w:sz w:val="32"/>
-        </w:rPr>
-      </w:pPr>
-    </w:p>
-    <w:p>
-      <w:pPr>
-        <w:ind w:left="709" w:hanging="709"/>
-        <w:rPr>
-          <w:color w:val="000000" w:themeColor="text1"/>
-          <w:sz w:val="32"/>
-        </w:rPr>
-      </w:pPr>
-    </w:p>
-    <w:p>
-      <w:pPr>
-        <w:ind w:left="709" w:hanging="709"/>
-        <w:rPr>
-          <w:color w:val="000000" w:themeColor="text1"/>
-          <w:sz w:val="32"/>
-        </w:rPr>
-      </w:pPr>
-    </w:p>
-    <w:p>
-      <w:pPr>
-        <w:ind w:left="709" w:hanging="709"/>
-        <w:rPr>
-          <w:color w:val="000000" w:themeColor="text1"/>
-          <w:sz w:val="32"/>
-        </w:rPr>
-      </w:pPr>
-    </w:p>
-    <w:p>
-      <w:pPr>
-        <w:ind w:left="709" w:hanging="709"/>
-        <w:rPr>
-          <w:color w:val="000000" w:themeColor="text1"/>
-          <w:sz w:val="32"/>
-        </w:rPr>
-      </w:pPr>
-    </w:p>
-    <w:p>
-      <w:pPr>
-        <w:ind w:left="709" w:hanging="709"/>
-        <w:rPr>
-          <w:color w:val="000000" w:themeColor="text1"/>
-          <w:sz w:val="32"/>
-        </w:rPr>
-      </w:pPr>
-    </w:p>
-    <w:p>
-      <w:pPr>
-        <w:ind w:left="709" w:hanging="709"/>
-        <w:rPr>
-          <w:color w:val="000000" w:themeColor="text1"/>
-          <w:sz w:val="32"/>
-        </w:rPr>
-      </w:pPr>
-    </w:p>
-    <w:p>
-      <w:pPr>
-        <w:ind w:left="709" w:hanging="709"/>
-        <w:rPr>
-          <w:color w:val="000000" w:themeColor="text1"/>
-          <w:sz w:val="32"/>
-        </w:rPr>
-      </w:pPr>
-    </w:p>
-    <w:p>
-      <w:pPr>
-        <w:ind w:left="709" w:hanging="709"/>
-        <w:rPr>
-          <w:color w:val="000000" w:themeColor="text1"/>
-          <w:sz w:val="32"/>
-        </w:rPr>
-      </w:pPr>
-    </w:p>
-    <w:p>
-      <w:pPr>
-        <w:ind w:left="709" w:hanging="709"/>
-        <w:rPr>
-          <w:color w:val="000000" w:themeColor="text1"/>
-          <w:sz w:val="32"/>
-        </w:rPr>
-      </w:pPr>
-    </w:p>
-    <w:p>
-      <w:pPr>
-        <w:ind w:left="709" w:hanging="709"/>
-        <w:rPr>
-          <w:color w:val="000000" w:themeColor="text1"/>
-          <w:sz w:val="32"/>
-        </w:rPr>
-      </w:pPr>
-    </w:p>
-    <w:p>
-      <w:pPr>
-        <w:ind w:left="709" w:hanging="709"/>
-        <w:rPr>
-          <w:color w:val="000000" w:themeColor="text1"/>
-          <w:sz w:val="32"/>
-        </w:rPr>
-      </w:pPr>
-    </w:p>
-    <w:p>
-      <w:pPr>
-        <w:ind w:left="709" w:hanging="709"/>
-        <w:rPr>
-          <w:color w:val="000000" w:themeColor="text1"/>
-          <w:sz w:val="32"/>
-        </w:rPr>
-      </w:pPr>
-    </w:p>
-    <w:p>
-      <w:pPr>
-        <w:ind w:left="709" w:hanging="709"/>
-        <w:rPr>
-          <w:color w:val="000000" w:themeColor="text1"/>
-          <w:sz w:val="32"/>
-        </w:rPr>
-      </w:pPr>
-    </w:p>
-    <w:p>
-      <w:pPr>
-        <w:ind w:left="709" w:hanging="709"/>
-        <w:rPr>
-          <w:color w:val="000000" w:themeColor="text1"/>
-          <w:sz w:val="32"/>
-        </w:rPr>
-      </w:pPr>
-    </w:p>
-    <w:p>
-      <w:pPr>
-        <w:ind w:left="709" w:hanging="709"/>
-        <w:rPr>
-          <w:color w:val="000000" w:themeColor="text1"/>
-          <w:sz w:val="32"/>
-        </w:rPr>
-      </w:pPr>
-    </w:p>
-    <w:p>
-      <w:pPr>
-        <w:ind w:left="709" w:hanging="709"/>
-        <w:rPr>
-          <w:color w:val="000000" w:themeColor="text1"/>
-          <w:sz w:val="32"/>
-        </w:rPr>
-      </w:pPr>
-    </w:p>
-    <w:p>
-      <w:pPr>
-        <w:ind w:left="709" w:hanging="709"/>
-        <w:rPr>
-          <w:color w:val="000000" w:themeColor="text1"/>
-          <w:sz w:val="32"/>
-        </w:rPr>
-      </w:pPr>
-    </w:p>
-    <w:p>
-      <w:pPr>
-        <w:ind w:left="709" w:hanging="709"/>
-        <w:rPr>
-          <w:color w:val="000000" w:themeColor="text1"/>
-          <w:sz w:val="32"/>
-        </w:rPr>
-      </w:pPr>
-    </w:p>
-    <w:p>
-      <w:pPr>
-        <w:ind w:left="709" w:hanging="709"/>
-        <w:rPr>
-          <w:color w:val="000000" w:themeColor="text1"/>
-          <w:sz w:val="32"/>
-        </w:rPr>
-      </w:pPr>
-    </w:p>
-    <w:p>
-      <w:pPr>
-        <w:ind w:left="709" w:hanging="709"/>
-        <w:rPr>
-          <w:color w:val="000000" w:themeColor="text1"/>
-          <w:sz w:val="32"/>
-        </w:rPr>
-      </w:pPr>
-    </w:p>
-    <w:p>
-      <w:pPr>
-        <w:ind w:left="709" w:hanging="709"/>
-        <w:rPr>
-          <w:color w:val="000000" w:themeColor="text1"/>
-          <w:sz w:val="32"/>
-        </w:rPr>
-      </w:pPr>
-    </w:p>
-    <w:p>
-      <w:pPr>
-        <w:ind w:left="709" w:hanging="709"/>
-        <w:rPr>
-          <w:color w:val="000000" w:themeColor="text1"/>
-          <w:sz w:val="32"/>
-        </w:rPr>
-      </w:pPr>
-    </w:p>
-    <w:p>
-      <w:pPr>
-        <w:ind w:left="709" w:hanging="709"/>
-        <w:rPr>
-          <w:color w:val="000000" w:themeColor="text1"/>
-          <w:sz w:val="32"/>
-        </w:rPr>
-      </w:pPr>
-    </w:p>
-    <w:p>
-      <w:pPr>
-        <w:ind w:left="709" w:hanging="709"/>
-        <w:rPr>
-          <w:color w:val="000000" w:themeColor="text1"/>
-          <w:sz w:val="32"/>
-        </w:rPr>
-      </w:pPr>
-    </w:p>
-    <w:p>
-      <w:pPr>
-        <w:ind w:left="709" w:hanging="709"/>
-        <w:rPr>
-          <w:color w:val="000000" w:themeColor="text1"/>
-          <w:sz w:val="32"/>
-        </w:rPr>
-      </w:pPr>
-    </w:p>
-    <w:p>
-      <w:pPr>
-        <w:ind w:left="709" w:hanging="709"/>
-        <w:rPr>
-          <w:color w:val="000000" w:themeColor="text1"/>
-          <w:sz w:val="32"/>
-        </w:rPr>
-      </w:pPr>
-    </w:p>
-    <w:p>
-      <w:pPr>
-        <w:ind w:left="709" w:hanging="709"/>
-        <w:rPr>
-          <w:color w:val="000000" w:themeColor="text1"/>
-          <w:sz w:val="32"/>
-        </w:rPr>
-      </w:pPr>
-    </w:p>
-    <w:p>
-      <w:pPr>
-        <w:ind w:left="709" w:hanging="709"/>
-        <w:rPr>
-          <w:color w:val="000000" w:themeColor="text1"/>
-          <w:sz w:val="32"/>
-        </w:rPr>
-      </w:pPr>
-    </w:p>
-    <w:p>
-      <w:pPr>
-        <w:ind w:left="709" w:hanging="709"/>
-        <w:rPr>
-          <w:color w:val="000000" w:themeColor="text1"/>
-          <w:sz w:val="32"/>
-        </w:rPr>
-      </w:pPr>
-    </w:p>
-    <w:p>
-      <w:pPr>
-        <w:ind w:left="709" w:hanging="709"/>
-        <w:rPr>
-          <w:color w:val="000000" w:themeColor="text1"/>
-          <w:sz w:val="32"/>
-        </w:rPr>
-      </w:pPr>
-    </w:p>
-    <w:p>
-      <w:pPr>
-        <w:ind w:left="709" w:hanging="709"/>
-        <w:rPr>
-          <w:color w:val="000000" w:themeColor="text1"/>
-          <w:sz w:val="32"/>
-        </w:rPr>
-      </w:pPr>
-    </w:p>
-    <w:p>
-      <w:pPr>
-        <w:ind w:left="709" w:hanging="709"/>
-        <w:rPr>
-          <w:color w:val="000000" w:themeColor="text1"/>
-          <w:sz w:val="32"/>
-        </w:rPr>
-      </w:pPr>
-    </w:p>
-    <w:p>
-      <w:pPr>
-        <w:ind w:left="709" w:hanging="709"/>
-        <w:rPr>
-          <w:color w:val="000000" w:themeColor="text1"/>
-          <w:sz w:val="32"/>
-        </w:rPr>
-      </w:pPr>
-    </w:p>
-    <w:p>
-      <w:pPr>
-        <w:ind w:left="709" w:hanging="709"/>
-        <w:rPr>
-          <w:color w:val="000000" w:themeColor="text1"/>
-          <w:sz w:val="32"/>
-        </w:rPr>
-      </w:pPr>
-    </w:p>
-    <w:p>
-      <w:pPr>
-        <w:ind w:left="709" w:hanging="709"/>
-        <w:rPr>
-          <w:color w:val="000000" w:themeColor="text1"/>
-          <w:sz w:val="32"/>
-        </w:rPr>
-      </w:pPr>
-    </w:p>
-    <w:p>
-      <w:pPr>
-        <w:ind w:left="709" w:hanging="709"/>
-        <w:rPr>
-          <w:color w:val="000000" w:themeColor="text1"/>
-          <w:sz w:val="32"/>
-        </w:rPr>
-      </w:pPr>
-    </w:p>
-    <w:p>
-      <w:pPr>
-        <w:ind w:left="709" w:hanging="709"/>
-        <w:rPr>
-          <w:color w:val="000000" w:themeColor="text1"/>
-          <w:sz w:val="32"/>
-        </w:rPr>
-      </w:pPr>
-    </w:p>
-    <w:p>
-      <w:pPr>
-        <w:ind w:left="709" w:hanging="709"/>
-        <w:rPr>
-          <w:color w:val="000000" w:themeColor="text1"/>
-          <w:sz w:val="32"/>
-        </w:rPr>
-      </w:pPr>
-    </w:p>
-    <w:p>
-      <w:pPr>
-        <w:ind w:left="709" w:hanging="709"/>
-        <w:rPr>
-          <w:color w:val="000000" w:themeColor="text1"/>
-          <w:sz w:val="32"/>
-        </w:rPr>
-      </w:pPr>
-    </w:p>
-    <w:p>
-      <w:pPr>
-        <w:ind w:left="709" w:hanging="709"/>
-        <w:rPr>
-          <w:color w:val="000000" w:themeColor="text1"/>
-          <w:sz w:val="32"/>
-        </w:rPr>
-      </w:pPr>
-    </w:p>
-    <w:p>
-      <w:pPr>
-        <w:ind w:left="709" w:hanging="709"/>
-        <w:rPr>
-          <w:color w:val="000000" w:themeColor="text1"/>
-          <w:sz w:val="32"/>
-        </w:rPr>
-      </w:pPr>
-    </w:p>
-    <w:p>
-      <w:pPr>
-        <w:ind w:left="709" w:hanging="709"/>
-        <w:rPr>
-          <w:color w:val="000000" w:themeColor="text1"/>
-          <w:sz w:val="32"/>
-        </w:rPr>
-      </w:pPr>
-    </w:p>
-    <w:p>
-      <w:pPr>
-        <w:ind w:left="709" w:hanging="709"/>
-        <w:rPr>
-          <w:color w:val="000000" w:themeColor="text1"/>
-          <w:sz w:val="32"/>
-        </w:rPr>
-      </w:pPr>
-    </w:p>
-    <w:p>
-      <w:pPr>
-        <w:ind w:left="709" w:hanging="709"/>
-        <w:rPr>
-          <w:color w:val="000000" w:themeColor="text1"/>
-          <w:sz w:val="32"/>
-        </w:rPr>
-      </w:pPr>
-    </w:p>
-    <w:p>
-      <w:pPr>
-        <w:ind w:left="709" w:hanging="709"/>
-        <w:rPr>
-          <w:color w:val="000000" w:themeColor="text1"/>
-          <w:sz w:val="32"/>
-        </w:rPr>
-      </w:pPr>
-    </w:p>
-    <w:p>
-      <w:pPr>
-        <w:ind w:left="709" w:hanging="709"/>
-        <w:rPr>
-          <w:color w:val="000000" w:themeColor="text1"/>
-          <w:sz w:val="32"/>
-        </w:rPr>
-      </w:pPr>
-    </w:p>
-    <w:p>
-      <w:pPr>
-        <w:ind w:left="709" w:hanging="709"/>
-        <w:rPr>
-          <w:color w:val="000000" w:themeColor="text1"/>
-          <w:sz w:val="32"/>
-        </w:rPr>
-      </w:pPr>
-    </w:p>
-    <w:p>
-      <w:pPr>
-        <w:ind w:left="709" w:hanging="709"/>
-        <w:rPr>
-          <w:color w:val="000000" w:themeColor="text1"/>
-          <w:sz w:val="32"/>
-        </w:rPr>
-      </w:pPr>
-    </w:p>
-    <w:p>
-      <w:pPr>
-        <w:ind w:left="709" w:hanging="709"/>
-        <w:rPr>
-          <w:color w:val="000000" w:themeColor="text1"/>
-          <w:sz w:val="32"/>
-        </w:rPr>
-      </w:pPr>
-    </w:p>
-    <w:p>
-      <w:pPr>
-        <w:ind w:left="709" w:hanging="709"/>
-        <w:rPr>
-          <w:color w:val="000000" w:themeColor="text1"/>
-          <w:sz w:val="32"/>
-        </w:rPr>
-      </w:pPr>
-    </w:p>
-    <w:p>
-      <w:pPr>
-        <w:ind w:left="709" w:hanging="709"/>
-        <w:rPr>
-          <w:color w:val="000000" w:themeColor="text1"/>
-          <w:sz w:val="32"/>
-        </w:rPr>
-      </w:pPr>
-    </w:p>
-    <w:p>
-      <w:pPr>
-        <w:ind w:left="709" w:hanging="709"/>
-        <w:rPr>
-          <w:color w:val="000000" w:themeColor="text1"/>
-          <w:sz w:val="32"/>
-        </w:rPr>
-      </w:pPr>
-    </w:p>
-    <w:p>
-      <w:pPr>
-        <w:ind w:left="709" w:hanging="709"/>
-        <w:rPr>
-          <w:color w:val="000000" w:themeColor="text1"/>
-          <w:sz w:val="32"/>
-        </w:rPr>
-      </w:pPr>
-    </w:p>
-    <w:p>
-      <w:pPr>
-        <w:ind w:left="709" w:hanging="709"/>
-        <w:rPr>
-          <w:color w:val="000000" w:themeColor="text1"/>
-          <w:sz w:val="32"/>
-        </w:rPr>
-      </w:pPr>
-    </w:p>
-    <w:p>
-      <w:pPr>
-        <w:ind w:left="709" w:hanging="709"/>
-        <w:rPr>
-          <w:color w:val="000000" w:themeColor="text1"/>
-          <w:sz w:val="32"/>
-        </w:rPr>
-      </w:pPr>
-    </w:p>
-    <w:p>
-      <w:pPr>
-        <w:pStyle w:val="Tyturozdziau"/>
-      </w:pPr>
-      <w:r>
-        <w:lastRenderedPageBreak/>
+    <w:sdt>
+      <w:sdtPr>
+        <w:id w:val="-1077666598"/>
+        <w:docPartObj>
+          <w:docPartGallery w:val="Table of Contents"/>
+          <w:docPartUnique/>
+        </w:docPartObj>
+      </w:sdtPr>
+      <w:sdtEndPr>
+        <w:rPr>
+          <w:rFonts w:ascii="Times New Roman" w:eastAsiaTheme="minorHAnsi" w:hAnsi="Times New Roman" w:cstheme="minorBidi"/>
+          <w:b/>
+          <w:bCs/>
+          <w:color w:val="auto"/>
+          <w:sz w:val="24"/>
+          <w:szCs w:val="24"/>
+          <w:lang w:eastAsia="en-US"/>
+        </w:rPr>
+      </w:sdtEndPr>
+      <w:sdtContent>
+        <w:p>
+          <w:pPr>
+            <w:pStyle w:val="Nagwekspisutreci"/>
+            <w:rPr>
+              <w:color w:val="000000" w:themeColor="text1"/>
+            </w:rPr>
+          </w:pPr>
+          <w:r>
+            <w:rPr>
+              <w:color w:val="000000" w:themeColor="text1"/>
+            </w:rPr>
+            <w:t>Spis treści</w:t>
+          </w:r>
+        </w:p>
+        <w:p>
+          <w:pPr>
+            <w:pStyle w:val="Spistreci1"/>
+            <w:tabs>
+              <w:tab w:val="right" w:leader="dot" w:pos="8777"/>
+            </w:tabs>
+            <w:rPr>
+              <w:rFonts w:asciiTheme="minorHAnsi" w:eastAsiaTheme="minorEastAsia" w:hAnsiTheme="minorHAnsi"/>
+              <w:noProof/>
+              <w:sz w:val="22"/>
+              <w:szCs w:val="22"/>
+              <w:lang w:eastAsia="pl-PL"/>
+            </w:rPr>
+          </w:pPr>
+          <w:r>
+            <w:fldChar w:fldCharType="begin"/>
+          </w:r>
+          <w:r>
+            <w:instrText xml:space="preserve"> TOC \o "1-3" \h \z \u </w:instrText>
+          </w:r>
+          <w:r>
+            <w:fldChar w:fldCharType="separate"/>
+          </w:r>
+          <w:hyperlink w:anchor="_Toc213703400" w:history="1">
+            <w:r>
+              <w:rPr>
+                <w:rStyle w:val="Hipercze"/>
+                <w:rFonts w:cs="Times New Roman"/>
+                <w:b/>
+                <w:noProof/>
+              </w:rPr>
+              <w:t>Wstęp</w:t>
+            </w:r>
+            <w:r>
+              <w:rPr>
+                <w:noProof/>
+                <w:webHidden/>
+              </w:rPr>
+              <w:tab/>
+            </w:r>
+            <w:r>
+              <w:rPr>
+                <w:noProof/>
+                <w:webHidden/>
+              </w:rPr>
+              <w:fldChar w:fldCharType="begin"/>
+            </w:r>
+            <w:r>
+              <w:rPr>
+                <w:noProof/>
+                <w:webHidden/>
+              </w:rPr>
+              <w:instrText xml:space="preserve"> PAGEREF _Toc213703400 \h </w:instrText>
+            </w:r>
+            <w:r>
+              <w:rPr>
+                <w:noProof/>
+                <w:webHidden/>
+              </w:rPr>
+            </w:r>
+            <w:r>
+              <w:rPr>
+                <w:noProof/>
+                <w:webHidden/>
+              </w:rPr>
+              <w:fldChar w:fldCharType="separate"/>
+            </w:r>
+            <w:r>
+              <w:rPr>
+                <w:noProof/>
+                <w:webHidden/>
+              </w:rPr>
+              <w:t>5</w:t>
+            </w:r>
+            <w:r>
+              <w:rPr>
+                <w:noProof/>
+                <w:webHidden/>
+              </w:rPr>
+              <w:fldChar w:fldCharType="end"/>
+            </w:r>
+          </w:hyperlink>
+        </w:p>
+        <w:p>
+          <w:pPr>
+            <w:pStyle w:val="Spistreci1"/>
+            <w:tabs>
+              <w:tab w:val="right" w:leader="dot" w:pos="8777"/>
+            </w:tabs>
+            <w:rPr>
+              <w:rFonts w:asciiTheme="minorHAnsi" w:eastAsiaTheme="minorEastAsia" w:hAnsiTheme="minorHAnsi"/>
+              <w:noProof/>
+              <w:sz w:val="22"/>
+              <w:szCs w:val="22"/>
+              <w:lang w:eastAsia="pl-PL"/>
+            </w:rPr>
+          </w:pPr>
+          <w:hyperlink w:anchor="_Toc213703401" w:history="1">
+            <w:r>
+              <w:rPr>
+                <w:rStyle w:val="Hipercze"/>
+                <w:rFonts w:cs="Times New Roman"/>
+                <w:b/>
+                <w:noProof/>
+              </w:rPr>
+              <w:t>1. Charakterystyka porównawcza istniejących na rynku rozwiązań do analizy danych geolokalizacyjnych</w:t>
+            </w:r>
+            <w:r>
+              <w:rPr>
+                <w:noProof/>
+                <w:webHidden/>
+              </w:rPr>
+              <w:tab/>
+            </w:r>
+            <w:r>
+              <w:rPr>
+                <w:noProof/>
+                <w:webHidden/>
+              </w:rPr>
+              <w:fldChar w:fldCharType="begin"/>
+            </w:r>
+            <w:r>
+              <w:rPr>
+                <w:noProof/>
+                <w:webHidden/>
+              </w:rPr>
+              <w:instrText xml:space="preserve"> PAGEREF _Toc213703401 \h </w:instrText>
+            </w:r>
+            <w:r>
+              <w:rPr>
+                <w:noProof/>
+                <w:webHidden/>
+              </w:rPr>
+            </w:r>
+            <w:r>
+              <w:rPr>
+                <w:noProof/>
+                <w:webHidden/>
+              </w:rPr>
+              <w:fldChar w:fldCharType="separate"/>
+            </w:r>
+            <w:r>
+              <w:rPr>
+                <w:noProof/>
+                <w:webHidden/>
+              </w:rPr>
+              <w:t>6</w:t>
+            </w:r>
+            <w:r>
+              <w:rPr>
+                <w:noProof/>
+                <w:webHidden/>
+              </w:rPr>
+              <w:fldChar w:fldCharType="end"/>
+            </w:r>
+          </w:hyperlink>
+        </w:p>
+        <w:p>
+          <w:pPr>
+            <w:pStyle w:val="Spistreci1"/>
+            <w:tabs>
+              <w:tab w:val="right" w:leader="dot" w:pos="8777"/>
+            </w:tabs>
+            <w:rPr>
+              <w:rFonts w:asciiTheme="minorHAnsi" w:eastAsiaTheme="minorEastAsia" w:hAnsiTheme="minorHAnsi"/>
+              <w:noProof/>
+              <w:sz w:val="22"/>
+              <w:szCs w:val="22"/>
+              <w:lang w:eastAsia="pl-PL"/>
+            </w:rPr>
+          </w:pPr>
+          <w:hyperlink w:anchor="_Toc213703402" w:history="1">
+            <w:r>
+              <w:rPr>
+                <w:rStyle w:val="Hipercze"/>
+                <w:rFonts w:cs="Times New Roman"/>
+                <w:b/>
+                <w:noProof/>
+              </w:rPr>
+              <w:t>1.1 Strava – sieć społecznościowa dla sportowców</w:t>
+            </w:r>
+            <w:r>
+              <w:rPr>
+                <w:noProof/>
+                <w:webHidden/>
+              </w:rPr>
+              <w:tab/>
+            </w:r>
+            <w:r>
+              <w:rPr>
+                <w:noProof/>
+                <w:webHidden/>
+              </w:rPr>
+              <w:fldChar w:fldCharType="begin"/>
+            </w:r>
+            <w:r>
+              <w:rPr>
+                <w:noProof/>
+                <w:webHidden/>
+              </w:rPr>
+              <w:instrText xml:space="preserve"> PAGEREF _Toc213703402 \h </w:instrText>
+            </w:r>
+            <w:r>
+              <w:rPr>
+                <w:noProof/>
+                <w:webHidden/>
+              </w:rPr>
+            </w:r>
+            <w:r>
+              <w:rPr>
+                <w:noProof/>
+                <w:webHidden/>
+              </w:rPr>
+              <w:fldChar w:fldCharType="separate"/>
+            </w:r>
+            <w:r>
+              <w:rPr>
+                <w:noProof/>
+                <w:webHidden/>
+              </w:rPr>
+              <w:t>6</w:t>
+            </w:r>
+            <w:r>
+              <w:rPr>
+                <w:noProof/>
+                <w:webHidden/>
+              </w:rPr>
+              <w:fldChar w:fldCharType="end"/>
+            </w:r>
+          </w:hyperlink>
+        </w:p>
+        <w:p>
+          <w:pPr>
+            <w:pStyle w:val="Spistreci1"/>
+            <w:tabs>
+              <w:tab w:val="right" w:leader="dot" w:pos="8777"/>
+            </w:tabs>
+            <w:rPr>
+              <w:rFonts w:asciiTheme="minorHAnsi" w:eastAsiaTheme="minorEastAsia" w:hAnsiTheme="minorHAnsi"/>
+              <w:noProof/>
+              <w:sz w:val="22"/>
+              <w:szCs w:val="22"/>
+              <w:lang w:eastAsia="pl-PL"/>
+            </w:rPr>
+          </w:pPr>
+          <w:hyperlink w:anchor="_Toc213703403" w:history="1">
+            <w:r>
+              <w:rPr>
+                <w:rStyle w:val="Hipercze"/>
+                <w:rFonts w:cs="Times New Roman"/>
+                <w:b/>
+                <w:noProof/>
+              </w:rPr>
+              <w:t>1.2 Komoot – zaawansowane narzędzie do planowania oraz nawigacji</w:t>
+            </w:r>
+            <w:r>
+              <w:rPr>
+                <w:noProof/>
+                <w:webHidden/>
+              </w:rPr>
+              <w:tab/>
+            </w:r>
+            <w:r>
+              <w:rPr>
+                <w:noProof/>
+                <w:webHidden/>
+              </w:rPr>
+              <w:fldChar w:fldCharType="begin"/>
+            </w:r>
+            <w:r>
+              <w:rPr>
+                <w:noProof/>
+                <w:webHidden/>
+              </w:rPr>
+              <w:instrText xml:space="preserve"> PAGEREF _Toc213703403 \h </w:instrText>
+            </w:r>
+            <w:r>
+              <w:rPr>
+                <w:noProof/>
+                <w:webHidden/>
+              </w:rPr>
+            </w:r>
+            <w:r>
+              <w:rPr>
+                <w:noProof/>
+                <w:webHidden/>
+              </w:rPr>
+              <w:fldChar w:fldCharType="separate"/>
+            </w:r>
+            <w:r>
+              <w:rPr>
+                <w:noProof/>
+                <w:webHidden/>
+              </w:rPr>
+              <w:t>6</w:t>
+            </w:r>
+            <w:r>
+              <w:rPr>
+                <w:noProof/>
+                <w:webHidden/>
+              </w:rPr>
+              <w:fldChar w:fldCharType="end"/>
+            </w:r>
+          </w:hyperlink>
+        </w:p>
+        <w:p>
+          <w:pPr>
+            <w:pStyle w:val="Spistreci1"/>
+            <w:tabs>
+              <w:tab w:val="right" w:leader="dot" w:pos="8777"/>
+            </w:tabs>
+            <w:rPr>
+              <w:rFonts w:asciiTheme="minorHAnsi" w:eastAsiaTheme="minorEastAsia" w:hAnsiTheme="minorHAnsi"/>
+              <w:noProof/>
+              <w:sz w:val="22"/>
+              <w:szCs w:val="22"/>
+              <w:lang w:eastAsia="pl-PL"/>
+            </w:rPr>
+          </w:pPr>
+          <w:hyperlink w:anchor="_Toc213703404" w:history="1">
+            <w:r>
+              <w:rPr>
+                <w:rStyle w:val="Hipercze"/>
+                <w:rFonts w:cs="Times New Roman"/>
+                <w:b/>
+                <w:noProof/>
+              </w:rPr>
+              <w:t>1.3 Garmin Connect - Ekosystem izolowany dla użytkowników urządzeń marki Garmin</w:t>
+            </w:r>
+            <w:r>
+              <w:rPr>
+                <w:noProof/>
+                <w:webHidden/>
+              </w:rPr>
+              <w:tab/>
+            </w:r>
+            <w:r>
+              <w:rPr>
+                <w:noProof/>
+                <w:webHidden/>
+              </w:rPr>
+              <w:fldChar w:fldCharType="begin"/>
+            </w:r>
+            <w:r>
+              <w:rPr>
+                <w:noProof/>
+                <w:webHidden/>
+              </w:rPr>
+              <w:instrText xml:space="preserve"> PAGEREF _Toc213703404 \h </w:instrText>
+            </w:r>
+            <w:r>
+              <w:rPr>
+                <w:noProof/>
+                <w:webHidden/>
+              </w:rPr>
+            </w:r>
+            <w:r>
+              <w:rPr>
+                <w:noProof/>
+                <w:webHidden/>
+              </w:rPr>
+              <w:fldChar w:fldCharType="separate"/>
+            </w:r>
+            <w:r>
+              <w:rPr>
+                <w:noProof/>
+                <w:webHidden/>
+              </w:rPr>
+              <w:t>6</w:t>
+            </w:r>
+            <w:r>
+              <w:rPr>
+                <w:noProof/>
+                <w:webHidden/>
+              </w:rPr>
+              <w:fldChar w:fldCharType="end"/>
+            </w:r>
+          </w:hyperlink>
+        </w:p>
+        <w:p>
+          <w:pPr>
+            <w:pStyle w:val="Spistreci1"/>
+            <w:tabs>
+              <w:tab w:val="right" w:leader="dot" w:pos="8777"/>
+            </w:tabs>
+            <w:rPr>
+              <w:rFonts w:asciiTheme="minorHAnsi" w:eastAsiaTheme="minorEastAsia" w:hAnsiTheme="minorHAnsi"/>
+              <w:noProof/>
+              <w:sz w:val="22"/>
+              <w:szCs w:val="22"/>
+              <w:lang w:eastAsia="pl-PL"/>
+            </w:rPr>
+          </w:pPr>
+          <w:hyperlink w:anchor="_Toc213703405" w:history="1">
+            <w:r>
+              <w:rPr>
+                <w:rStyle w:val="Hipercze"/>
+                <w:rFonts w:cs="Times New Roman"/>
+                <w:b/>
+                <w:noProof/>
+              </w:rPr>
+              <w:t>1.4 Podsumowanie analizy i uzasadnienie potrzeby stworzenia własnego produktu.</w:t>
+            </w:r>
+            <w:r>
+              <w:rPr>
+                <w:noProof/>
+                <w:webHidden/>
+              </w:rPr>
+              <w:tab/>
+            </w:r>
+            <w:r>
+              <w:rPr>
+                <w:noProof/>
+                <w:webHidden/>
+              </w:rPr>
+              <w:fldChar w:fldCharType="begin"/>
+            </w:r>
+            <w:r>
+              <w:rPr>
+                <w:noProof/>
+                <w:webHidden/>
+              </w:rPr>
+              <w:instrText xml:space="preserve"> PAGEREF _Toc213703405 \h </w:instrText>
+            </w:r>
+            <w:r>
+              <w:rPr>
+                <w:noProof/>
+                <w:webHidden/>
+              </w:rPr>
+            </w:r>
+            <w:r>
+              <w:rPr>
+                <w:noProof/>
+                <w:webHidden/>
+              </w:rPr>
+              <w:fldChar w:fldCharType="separate"/>
+            </w:r>
+            <w:r>
+              <w:rPr>
+                <w:noProof/>
+                <w:webHidden/>
+              </w:rPr>
+              <w:t>6</w:t>
+            </w:r>
+            <w:r>
+              <w:rPr>
+                <w:noProof/>
+                <w:webHidden/>
+              </w:rPr>
+              <w:fldChar w:fldCharType="end"/>
+            </w:r>
+          </w:hyperlink>
+        </w:p>
+        <w:p>
+          <w:r>
+            <w:rPr>
+              <w:b/>
+              <w:bCs/>
+            </w:rPr>
+            <w:fldChar w:fldCharType="end"/>
+          </w:r>
+        </w:p>
+      </w:sdtContent>
+    </w:sdt>
+    <w:p>
+      <w:pPr>
+        <w:ind w:left="709" w:hanging="709"/>
+        <w:rPr>
+          <w:color w:val="000000" w:themeColor="text1"/>
+          <w:sz w:val="32"/>
+        </w:rPr>
+      </w:pPr>
+    </w:p>
+    <w:p>
+      <w:pPr>
+        <w:ind w:left="709" w:hanging="709"/>
+        <w:rPr>
+          <w:color w:val="000000" w:themeColor="text1"/>
+          <w:sz w:val="32"/>
+        </w:rPr>
+      </w:pPr>
+    </w:p>
+    <w:p>
+      <w:pPr>
+        <w:ind w:left="709" w:hanging="709"/>
+        <w:rPr>
+          <w:color w:val="000000" w:themeColor="text1"/>
+          <w:sz w:val="32"/>
+        </w:rPr>
+      </w:pPr>
+    </w:p>
+    <w:p>
+      <w:pPr>
+        <w:ind w:left="709" w:hanging="709"/>
+        <w:rPr>
+          <w:color w:val="000000" w:themeColor="text1"/>
+          <w:sz w:val="32"/>
+        </w:rPr>
+      </w:pPr>
+    </w:p>
+    <w:p>
+      <w:pPr>
+        <w:ind w:left="709" w:hanging="709"/>
+        <w:rPr>
+          <w:color w:val="000000" w:themeColor="text1"/>
+          <w:sz w:val="32"/>
+        </w:rPr>
+      </w:pPr>
+    </w:p>
+    <w:p>
+      <w:pPr>
+        <w:ind w:left="709" w:hanging="709"/>
+        <w:rPr>
+          <w:color w:val="000000" w:themeColor="text1"/>
+          <w:sz w:val="32"/>
+        </w:rPr>
+      </w:pPr>
+    </w:p>
+    <w:p>
+      <w:pPr>
+        <w:ind w:left="709" w:hanging="709"/>
+        <w:rPr>
+          <w:color w:val="000000" w:themeColor="text1"/>
+          <w:sz w:val="32"/>
+        </w:rPr>
+      </w:pPr>
+    </w:p>
+    <w:p>
+      <w:pPr>
+        <w:ind w:left="709" w:hanging="709"/>
+        <w:rPr>
+          <w:color w:val="000000" w:themeColor="text1"/>
+          <w:sz w:val="32"/>
+        </w:rPr>
+      </w:pPr>
+    </w:p>
+    <w:p>
+      <w:pPr>
+        <w:rPr>
+          <w:color w:val="000000" w:themeColor="text1"/>
+          <w:sz w:val="32"/>
+        </w:rPr>
+      </w:pPr>
+    </w:p>
+    <w:p>
+      <w:pPr>
+        <w:ind w:left="709" w:hanging="709"/>
+        <w:rPr>
+          <w:color w:val="000000" w:themeColor="text1"/>
+          <w:sz w:val="32"/>
+        </w:rPr>
+      </w:pPr>
+    </w:p>
+    <w:p>
+      <w:pPr>
+        <w:ind w:left="709" w:hanging="709"/>
+        <w:rPr>
+          <w:color w:val="000000" w:themeColor="text1"/>
+          <w:sz w:val="32"/>
+        </w:rPr>
+      </w:pPr>
+    </w:p>
+    <w:p>
+      <w:pPr>
+        <w:ind w:left="709" w:hanging="709"/>
+        <w:rPr>
+          <w:color w:val="000000" w:themeColor="text1"/>
+          <w:sz w:val="32"/>
+        </w:rPr>
+      </w:pPr>
+    </w:p>
+    <w:p>
+      <w:pPr>
+        <w:ind w:left="709" w:hanging="709"/>
+        <w:rPr>
+          <w:color w:val="000000" w:themeColor="text1"/>
+          <w:sz w:val="32"/>
+        </w:rPr>
+      </w:pPr>
+    </w:p>
+    <w:p>
+      <w:pPr>
+        <w:ind w:left="709" w:hanging="709"/>
+        <w:rPr>
+          <w:color w:val="000000" w:themeColor="text1"/>
+          <w:sz w:val="32"/>
+        </w:rPr>
+      </w:pPr>
+    </w:p>
+    <w:p>
+      <w:pPr>
+        <w:ind w:left="709" w:hanging="709"/>
+        <w:rPr>
+          <w:color w:val="000000" w:themeColor="text1"/>
+          <w:sz w:val="32"/>
+        </w:rPr>
+      </w:pPr>
+    </w:p>
+    <w:p>
+      <w:pPr>
+        <w:ind w:left="709" w:hanging="709"/>
+        <w:rPr>
+          <w:color w:val="000000" w:themeColor="text1"/>
+          <w:sz w:val="32"/>
+        </w:rPr>
+      </w:pPr>
+    </w:p>
+    <w:p>
+      <w:pPr>
+        <w:ind w:left="709" w:hanging="709"/>
+        <w:rPr>
+          <w:color w:val="000000" w:themeColor="text1"/>
+          <w:sz w:val="32"/>
+        </w:rPr>
+      </w:pPr>
+    </w:p>
+    <w:p>
+      <w:pPr>
+        <w:ind w:left="709" w:hanging="709"/>
+        <w:rPr>
+          <w:color w:val="000000" w:themeColor="text1"/>
+          <w:sz w:val="32"/>
+        </w:rPr>
+      </w:pPr>
+    </w:p>
+    <w:p>
+      <w:pPr>
+        <w:ind w:left="709" w:hanging="709"/>
+        <w:rPr>
+          <w:color w:val="000000" w:themeColor="text1"/>
+          <w:sz w:val="32"/>
+        </w:rPr>
+      </w:pPr>
+    </w:p>
+    <w:p>
+      <w:pPr>
+        <w:ind w:left="709" w:hanging="709"/>
+        <w:rPr>
+          <w:color w:val="000000" w:themeColor="text1"/>
+          <w:sz w:val="32"/>
+        </w:rPr>
+      </w:pPr>
+    </w:p>
+    <w:p>
+      <w:pPr>
+        <w:ind w:left="709" w:hanging="709"/>
+        <w:rPr>
+          <w:color w:val="000000" w:themeColor="text1"/>
+          <w:sz w:val="32"/>
+        </w:rPr>
+      </w:pPr>
+    </w:p>
+    <w:p>
+      <w:pPr>
+        <w:ind w:left="709" w:hanging="709"/>
+        <w:rPr>
+          <w:color w:val="000000" w:themeColor="text1"/>
+          <w:sz w:val="32"/>
+        </w:rPr>
+      </w:pPr>
+    </w:p>
+    <w:p>
+      <w:pPr>
+        <w:ind w:left="709" w:hanging="709"/>
+        <w:rPr>
+          <w:color w:val="000000" w:themeColor="text1"/>
+          <w:sz w:val="32"/>
+        </w:rPr>
+      </w:pPr>
+    </w:p>
+    <w:p>
+      <w:pPr>
+        <w:ind w:left="709" w:hanging="709"/>
+        <w:rPr>
+          <w:color w:val="000000" w:themeColor="text1"/>
+          <w:sz w:val="32"/>
+        </w:rPr>
+      </w:pPr>
+    </w:p>
+    <w:p>
+      <w:pPr>
+        <w:ind w:left="709" w:hanging="709"/>
+        <w:rPr>
+          <w:color w:val="000000" w:themeColor="text1"/>
+          <w:sz w:val="32"/>
+        </w:rPr>
+      </w:pPr>
+    </w:p>
+    <w:p>
+      <w:pPr>
+        <w:ind w:left="709" w:hanging="709"/>
+        <w:rPr>
+          <w:color w:val="000000" w:themeColor="text1"/>
+          <w:sz w:val="32"/>
+        </w:rPr>
+      </w:pPr>
+    </w:p>
+    <w:p>
+      <w:pPr>
+        <w:ind w:left="709" w:hanging="709"/>
+        <w:rPr>
+          <w:color w:val="000000" w:themeColor="text1"/>
+          <w:sz w:val="32"/>
+        </w:rPr>
+      </w:pPr>
+    </w:p>
+    <w:p>
+      <w:pPr>
+        <w:ind w:left="709" w:hanging="709"/>
+        <w:rPr>
+          <w:color w:val="000000" w:themeColor="text1"/>
+          <w:sz w:val="32"/>
+        </w:rPr>
+      </w:pPr>
+    </w:p>
+    <w:p>
+      <w:pPr>
+        <w:ind w:left="709" w:hanging="709"/>
+        <w:rPr>
+          <w:color w:val="000000" w:themeColor="text1"/>
+          <w:sz w:val="32"/>
+        </w:rPr>
+      </w:pPr>
+    </w:p>
+    <w:p>
+      <w:pPr>
+        <w:ind w:left="709" w:hanging="709"/>
+        <w:rPr>
+          <w:color w:val="000000" w:themeColor="text1"/>
+          <w:sz w:val="32"/>
+        </w:rPr>
+      </w:pPr>
+    </w:p>
+    <w:p>
+      <w:pPr>
+        <w:ind w:left="709" w:hanging="709"/>
+        <w:rPr>
+          <w:color w:val="000000" w:themeColor="text1"/>
+          <w:sz w:val="32"/>
+        </w:rPr>
+      </w:pPr>
+    </w:p>
+    <w:p>
+      <w:pPr>
+        <w:ind w:left="709" w:hanging="709"/>
+        <w:rPr>
+          <w:color w:val="000000" w:themeColor="text1"/>
+          <w:sz w:val="32"/>
+        </w:rPr>
+      </w:pPr>
+    </w:p>
+    <w:p>
+      <w:pPr>
+        <w:ind w:left="709" w:hanging="709"/>
+        <w:rPr>
+          <w:color w:val="000000" w:themeColor="text1"/>
+          <w:sz w:val="32"/>
+        </w:rPr>
+      </w:pPr>
+    </w:p>
+    <w:p>
+      <w:pPr>
+        <w:ind w:left="709" w:hanging="709"/>
+        <w:rPr>
+          <w:color w:val="000000" w:themeColor="text1"/>
+          <w:sz w:val="32"/>
+        </w:rPr>
+      </w:pPr>
+    </w:p>
+    <w:p>
+      <w:pPr>
+        <w:ind w:left="709" w:hanging="709"/>
+        <w:rPr>
+          <w:color w:val="000000" w:themeColor="text1"/>
+          <w:sz w:val="32"/>
+        </w:rPr>
+      </w:pPr>
+    </w:p>
+    <w:p>
+      <w:pPr>
+        <w:ind w:left="709" w:hanging="709"/>
+        <w:rPr>
+          <w:color w:val="000000" w:themeColor="text1"/>
+          <w:sz w:val="32"/>
+        </w:rPr>
+      </w:pPr>
+    </w:p>
+    <w:p>
+      <w:pPr>
+        <w:ind w:left="709" w:hanging="709"/>
+        <w:rPr>
+          <w:color w:val="000000" w:themeColor="text1"/>
+          <w:sz w:val="32"/>
+        </w:rPr>
+      </w:pPr>
+    </w:p>
+    <w:p>
+      <w:pPr>
+        <w:ind w:left="709" w:hanging="709"/>
+        <w:rPr>
+          <w:color w:val="000000" w:themeColor="text1"/>
+          <w:sz w:val="32"/>
+        </w:rPr>
+      </w:pPr>
+    </w:p>
+    <w:p>
+      <w:pPr>
+        <w:ind w:left="709" w:hanging="709"/>
+        <w:rPr>
+          <w:color w:val="000000" w:themeColor="text1"/>
+          <w:sz w:val="32"/>
+        </w:rPr>
+      </w:pPr>
+    </w:p>
+    <w:p>
+      <w:pPr>
+        <w:ind w:left="709" w:hanging="709"/>
+        <w:rPr>
+          <w:color w:val="000000" w:themeColor="text1"/>
+          <w:sz w:val="32"/>
+        </w:rPr>
+      </w:pPr>
+    </w:p>
+    <w:p>
+      <w:pPr>
+        <w:ind w:left="709" w:hanging="709"/>
+        <w:rPr>
+          <w:color w:val="000000" w:themeColor="text1"/>
+          <w:sz w:val="32"/>
+        </w:rPr>
+      </w:pPr>
+    </w:p>
+    <w:p>
+      <w:pPr>
+        <w:ind w:left="709" w:hanging="709"/>
+        <w:rPr>
+          <w:color w:val="000000" w:themeColor="text1"/>
+          <w:sz w:val="32"/>
+        </w:rPr>
+      </w:pPr>
+    </w:p>
+    <w:p>
+      <w:pPr>
+        <w:ind w:left="709" w:hanging="709"/>
+        <w:rPr>
+          <w:color w:val="000000" w:themeColor="text1"/>
+          <w:sz w:val="32"/>
+        </w:rPr>
+      </w:pPr>
+    </w:p>
+    <w:p>
+      <w:pPr>
+        <w:ind w:left="709" w:hanging="709"/>
+        <w:rPr>
+          <w:color w:val="000000" w:themeColor="text1"/>
+          <w:sz w:val="32"/>
+        </w:rPr>
+      </w:pPr>
+    </w:p>
+    <w:p>
+      <w:pPr>
+        <w:ind w:left="709" w:hanging="709"/>
+        <w:rPr>
+          <w:color w:val="000000" w:themeColor="text1"/>
+          <w:sz w:val="32"/>
+        </w:rPr>
+      </w:pPr>
+    </w:p>
+    <w:p>
+      <w:pPr>
+        <w:ind w:left="709" w:hanging="709"/>
+        <w:rPr>
+          <w:color w:val="000000" w:themeColor="text1"/>
+          <w:sz w:val="32"/>
+        </w:rPr>
+      </w:pPr>
+    </w:p>
+    <w:p>
+      <w:pPr>
+        <w:ind w:left="709" w:hanging="709"/>
+        <w:rPr>
+          <w:color w:val="000000" w:themeColor="text1"/>
+          <w:sz w:val="32"/>
+        </w:rPr>
+      </w:pPr>
+    </w:p>
+    <w:p>
+      <w:pPr>
+        <w:ind w:left="709" w:hanging="709"/>
+        <w:rPr>
+          <w:color w:val="000000" w:themeColor="text1"/>
+          <w:sz w:val="32"/>
+        </w:rPr>
+      </w:pPr>
+    </w:p>
+    <w:p>
+      <w:pPr>
+        <w:ind w:left="709" w:hanging="709"/>
+        <w:rPr>
+          <w:color w:val="000000" w:themeColor="text1"/>
+          <w:sz w:val="32"/>
+        </w:rPr>
+      </w:pPr>
+    </w:p>
+    <w:p>
+      <w:pPr>
+        <w:ind w:left="709" w:hanging="709"/>
+        <w:rPr>
+          <w:color w:val="000000" w:themeColor="text1"/>
+          <w:sz w:val="32"/>
+        </w:rPr>
+      </w:pPr>
+    </w:p>
+    <w:p>
+      <w:pPr>
+        <w:ind w:left="709" w:hanging="709"/>
+        <w:rPr>
+          <w:color w:val="000000" w:themeColor="text1"/>
+          <w:sz w:val="32"/>
+        </w:rPr>
+      </w:pPr>
+    </w:p>
+    <w:p>
+      <w:pPr>
+        <w:ind w:left="709" w:hanging="709"/>
+        <w:rPr>
+          <w:color w:val="000000" w:themeColor="text1"/>
+          <w:sz w:val="32"/>
+        </w:rPr>
+      </w:pPr>
+    </w:p>
+    <w:p>
+      <w:pPr>
+        <w:ind w:left="709" w:hanging="709"/>
+        <w:rPr>
+          <w:color w:val="000000" w:themeColor="text1"/>
+          <w:sz w:val="32"/>
+        </w:rPr>
+      </w:pPr>
+    </w:p>
+    <w:p>
+      <w:pPr>
+        <w:ind w:left="709" w:hanging="709"/>
+        <w:rPr>
+          <w:color w:val="000000" w:themeColor="text1"/>
+          <w:sz w:val="32"/>
+        </w:rPr>
+      </w:pPr>
+    </w:p>
+    <w:p>
+      <w:pPr>
+        <w:ind w:left="709" w:hanging="709"/>
+        <w:rPr>
+          <w:color w:val="000000" w:themeColor="text1"/>
+          <w:sz w:val="32"/>
+        </w:rPr>
+      </w:pPr>
+    </w:p>
+    <w:p>
+      <w:pPr>
+        <w:ind w:left="709" w:hanging="709"/>
+        <w:rPr>
+          <w:color w:val="000000" w:themeColor="text1"/>
+          <w:sz w:val="32"/>
+        </w:rPr>
+      </w:pPr>
+    </w:p>
+    <w:p>
+      <w:pPr>
+        <w:ind w:left="709" w:hanging="709"/>
+        <w:rPr>
+          <w:color w:val="000000" w:themeColor="text1"/>
+          <w:sz w:val="32"/>
+        </w:rPr>
+      </w:pPr>
+    </w:p>
+    <w:p>
+      <w:pPr>
+        <w:ind w:left="709" w:hanging="709"/>
+        <w:rPr>
+          <w:color w:val="000000" w:themeColor="text1"/>
+          <w:sz w:val="32"/>
+        </w:rPr>
+      </w:pPr>
+    </w:p>
+    <w:p>
+      <w:pPr>
+        <w:ind w:left="709" w:hanging="709"/>
+        <w:rPr>
+          <w:color w:val="000000" w:themeColor="text1"/>
+          <w:sz w:val="32"/>
+        </w:rPr>
+      </w:pPr>
+    </w:p>
+    <w:p>
+      <w:pPr>
+        <w:ind w:left="709" w:hanging="709"/>
+        <w:rPr>
+          <w:color w:val="000000" w:themeColor="text1"/>
+          <w:sz w:val="32"/>
+        </w:rPr>
+      </w:pPr>
+    </w:p>
+    <w:p>
+      <w:pPr>
+        <w:ind w:left="709" w:hanging="709"/>
+        <w:rPr>
+          <w:color w:val="000000" w:themeColor="text1"/>
+          <w:sz w:val="32"/>
+        </w:rPr>
+      </w:pPr>
+    </w:p>
+    <w:p>
+      <w:pPr>
+        <w:ind w:left="709" w:hanging="709"/>
+        <w:rPr>
+          <w:color w:val="000000" w:themeColor="text1"/>
+          <w:sz w:val="32"/>
+        </w:rPr>
+      </w:pPr>
+    </w:p>
+    <w:p>
+      <w:pPr>
+        <w:ind w:left="709" w:hanging="709"/>
+        <w:rPr>
+          <w:color w:val="000000" w:themeColor="text1"/>
+          <w:sz w:val="32"/>
+        </w:rPr>
+      </w:pPr>
+    </w:p>
+    <w:p>
+      <w:pPr>
+        <w:ind w:left="709" w:hanging="709"/>
+        <w:rPr>
+          <w:color w:val="000000" w:themeColor="text1"/>
+          <w:sz w:val="32"/>
+        </w:rPr>
+      </w:pPr>
+    </w:p>
+    <w:p>
+      <w:pPr>
+        <w:ind w:left="709" w:hanging="709"/>
+        <w:rPr>
+          <w:color w:val="000000" w:themeColor="text1"/>
+          <w:sz w:val="32"/>
+        </w:rPr>
+      </w:pPr>
+    </w:p>
+    <w:p>
+      <w:pPr>
+        <w:ind w:left="709" w:hanging="709"/>
+        <w:rPr>
+          <w:color w:val="000000" w:themeColor="text1"/>
+          <w:sz w:val="32"/>
+        </w:rPr>
+      </w:pPr>
+    </w:p>
+    <w:p>
+      <w:pPr>
+        <w:ind w:left="709" w:hanging="709"/>
+        <w:rPr>
+          <w:color w:val="000000" w:themeColor="text1"/>
+          <w:sz w:val="32"/>
+        </w:rPr>
+      </w:pPr>
+    </w:p>
+    <w:p>
+      <w:pPr>
+        <w:ind w:left="709" w:hanging="709"/>
+        <w:rPr>
+          <w:color w:val="000000" w:themeColor="text1"/>
+          <w:sz w:val="32"/>
+        </w:rPr>
+      </w:pPr>
+    </w:p>
+    <w:p>
+      <w:pPr>
+        <w:ind w:left="709" w:hanging="709"/>
+        <w:rPr>
+          <w:color w:val="000000" w:themeColor="text1"/>
+          <w:sz w:val="32"/>
+        </w:rPr>
+      </w:pPr>
+    </w:p>
+    <w:p>
+      <w:pPr>
+        <w:ind w:left="709" w:hanging="709"/>
+        <w:rPr>
+          <w:color w:val="000000" w:themeColor="text1"/>
+          <w:sz w:val="32"/>
+        </w:rPr>
+      </w:pPr>
+    </w:p>
+    <w:p>
+      <w:pPr>
+        <w:ind w:left="709" w:hanging="709"/>
+        <w:rPr>
+          <w:color w:val="000000" w:themeColor="text1"/>
+          <w:sz w:val="32"/>
+        </w:rPr>
+      </w:pPr>
+    </w:p>
+    <w:p>
+      <w:pPr>
+        <w:ind w:left="709" w:hanging="709"/>
+        <w:rPr>
+          <w:color w:val="000000" w:themeColor="text1"/>
+          <w:sz w:val="32"/>
+        </w:rPr>
+      </w:pPr>
+    </w:p>
+    <w:p>
+      <w:pPr>
+        <w:pStyle w:val="Nagwek1"/>
+        <w:rPr>
+          <w:rFonts w:ascii="Times New Roman" w:hAnsi="Times New Roman" w:cs="Times New Roman"/>
+          <w:b/>
+          <w:color w:val="000000" w:themeColor="text1"/>
+        </w:rPr>
+      </w:pPr>
+      <w:bookmarkStart w:id="0" w:name="_Toc213703400"/>
+      <w:r>
+        <w:rPr>
+          <w:rFonts w:ascii="Times New Roman" w:hAnsi="Times New Roman" w:cs="Times New Roman"/>
+          <w:b/>
+          <w:color w:val="000000" w:themeColor="text1"/>
+        </w:rPr>
         <w:t>Wstęp</w:t>
       </w:r>
+      <w:bookmarkEnd w:id="0"/>
     </w:p>
     <w:p>
       <w:pPr>
@@ -1508,21 +2017,133 @@
           <w:sz w:val="24"/>
           <w:lang w:eastAsia="pl-PL"/>
         </w:rPr>
-        <w:t>Współczesny rynek aplikacji mobilnych i internetowych oferuje szeroki wachlarz narzędzi przeznaczonych do rejestracji i analizy aktywności fizycznej. Wśród nich wyróżnić można kilka dominujących platform. Aplikacja Strava pozycjonowana jest</w:t>
-      </w:r>
+        <w:t xml:space="preserve">Współczesny rynek aplikacji mobilnych i internetowych oferuje szeroki wachlarz narzędzi przeznaczonych do rejestracji i analizy aktywności fizycznej. Wśród nich wyróżnić można kilka dominujących platform. Aplikacja </w:t>
+      </w:r>
+      <w:proofErr w:type="spellStart"/>
       <w:r>
         <w:rPr>
           <w:sz w:val="24"/>
           <w:lang w:eastAsia="pl-PL"/>
         </w:rPr>
-        <w:t>,</w:t>
-      </w:r>
+        <w:t>Strava</w:t>
+      </w:r>
+      <w:proofErr w:type="spellEnd"/>
       <w:r>
         <w:rPr>
           <w:sz w:val="24"/>
           <w:lang w:eastAsia="pl-PL"/>
         </w:rPr>
-        <w:t xml:space="preserve"> jako sieć społecznościowa dla sportowców, umożliwiając szczegółową analizę treningów, wizualizację statystyk oraz rywalizację z innymi użytkownikami poprzez integrację z urządzeniami monitorującymi [1]. Platforma Komoot specjalizuje się w zaawansowanym planowaniu tras, oferując funkcjonalność nawigacji oraz importu i eksportu plików z danymi geolokalizacyjnymi, przy mniejszym nacisku na rozbudowaną analizę wyników sportowych [2]. Z kolei Garmin Connect stanowi zamknięty ekosystem dla użytkowników urządzeń marki Garmin, dostarczając najbardziej dogłębną na rynku analizę parametrów treningowych i danych biometrycznych, takich jak tętno czy jakość snu [3]. Ofertę uzupełnia AllTrails, aplikacja skoncentrowana na aspekcie społecznościowym i odkrywaniu nowych szlaków, która udostępnia rozbudowaną bazę tras ocenianych przez użytkowników, jednak nie oferuje zaawansowanych narzędzi analitycznych [4].</w:t>
+        <w:t xml:space="preserve"> pozycjonowana jest</w:t>
+      </w:r>
+      <w:r>
+        <w:rPr>
+          <w:sz w:val="24"/>
+          <w:lang w:eastAsia="pl-PL"/>
+        </w:rPr>
+        <w:t>,</w:t>
+      </w:r>
+      <w:r>
+        <w:rPr>
+          <w:sz w:val="24"/>
+          <w:lang w:eastAsia="pl-PL"/>
+        </w:rPr>
+        <w:t xml:space="preserve"> jako sieć społecznościowa dla sportowców, umożliwiając szczegółową analizę treningów, wizualizację statystyk oraz rywalizację z innymi użytkownikami poprzez integrację z urządzeniami monitorującymi [1]. Platforma </w:t>
+      </w:r>
+      <w:proofErr w:type="spellStart"/>
+      <w:r>
+        <w:rPr>
+          <w:sz w:val="24"/>
+          <w:lang w:eastAsia="pl-PL"/>
+        </w:rPr>
+        <w:t>Komoot</w:t>
+      </w:r>
+      <w:proofErr w:type="spellEnd"/>
+      <w:r>
+        <w:rPr>
+          <w:sz w:val="24"/>
+          <w:lang w:eastAsia="pl-PL"/>
+        </w:rPr>
+        <w:t xml:space="preserve"> specjalizuje się w zaawansowanym planowaniu tras, oferując funkcjonalność nawigacji oraz importu i eksportu plików z danymi </w:t>
+      </w:r>
+      <w:proofErr w:type="spellStart"/>
+      <w:r>
+        <w:rPr>
+          <w:sz w:val="24"/>
+          <w:lang w:eastAsia="pl-PL"/>
+        </w:rPr>
+        <w:t>geolokalizacyjnymi</w:t>
+      </w:r>
+      <w:proofErr w:type="spellEnd"/>
+      <w:r>
+        <w:rPr>
+          <w:sz w:val="24"/>
+          <w:lang w:eastAsia="pl-PL"/>
+        </w:rPr>
+        <w:t xml:space="preserve">, przy mniejszym nacisku na rozbudowaną analizę wyników sportowych [2]. Z kolei </w:t>
+      </w:r>
+      <w:proofErr w:type="spellStart"/>
+      <w:r>
+        <w:rPr>
+          <w:sz w:val="24"/>
+          <w:lang w:eastAsia="pl-PL"/>
+        </w:rPr>
+        <w:t>Garmin</w:t>
+      </w:r>
+      <w:proofErr w:type="spellEnd"/>
+      <w:r>
+        <w:rPr>
+          <w:sz w:val="24"/>
+          <w:lang w:eastAsia="pl-PL"/>
+        </w:rPr>
+        <w:t xml:space="preserve"> Connect stanowi zamknięty ekosystem dla użytkowników urządzeń marki </w:t>
+      </w:r>
+      <w:proofErr w:type="spellStart"/>
+      <w:r>
+        <w:rPr>
+          <w:sz w:val="24"/>
+          <w:lang w:eastAsia="pl-PL"/>
+        </w:rPr>
+        <w:t>Garmin</w:t>
+      </w:r>
+      <w:proofErr w:type="spellEnd"/>
+      <w:r>
+        <w:rPr>
+          <w:sz w:val="24"/>
+          <w:lang w:eastAsia="pl-PL"/>
+        </w:rPr>
+        <w:t xml:space="preserve">, dostarczając najbardziej dogłębną na rynku analizę parametrów treningowych i danych biometrycznych, takich jak tętno czy jakość snu [3]. Ofertę uzupełnia </w:t>
+      </w:r>
+      <w:proofErr w:type="spellStart"/>
+      <w:r>
+        <w:rPr>
+          <w:sz w:val="24"/>
+          <w:lang w:eastAsia="pl-PL"/>
+        </w:rPr>
+        <w:t>AllTrails</w:t>
+      </w:r>
+      <w:proofErr w:type="spellEnd"/>
+      <w:r>
+        <w:rPr>
+          <w:sz w:val="24"/>
+          <w:lang w:eastAsia="pl-PL"/>
+        </w:rPr>
+        <w:t xml:space="preserve">, aplikacja skoncentrowana na aspekcie </w:t>
+      </w:r>
+      <w:proofErr w:type="spellStart"/>
+      <w:r>
+        <w:rPr>
+          <w:sz w:val="24"/>
+          <w:lang w:eastAsia="pl-PL"/>
+        </w:rPr>
+        <w:t>społecznościowym</w:t>
+      </w:r>
+      <w:proofErr w:type="spellEnd"/>
+      <w:r>
+        <w:rPr>
+          <w:sz w:val="24"/>
+          <w:lang w:eastAsia="pl-PL"/>
+        </w:rPr>
+        <w:t xml:space="preserve"> i odkrywaniu nowych szlaków, która udostępnia rozbudowaną bazę tras ocenianych przez użytkowników, jednak nie oferuje zaawansowanych narzędzi analitycznych [4].</w:t>
       </w:r>
     </w:p>
     <w:p>
@@ -1569,12 +2190,21 @@
           <w:lang w:eastAsia="pl-PL"/>
         </w:rPr>
       </w:pPr>
+      <w:proofErr w:type="gramStart"/>
       <w:r>
         <w:rPr>
           <w:sz w:val="24"/>
           <w:lang w:eastAsia="pl-PL"/>
         </w:rPr>
-        <w:t>stworzenie bezpiecznego systemu rejestracji i uwierzytelniania użytkowników,</w:t>
+        <w:t>stworzenie</w:t>
+      </w:r>
+      <w:proofErr w:type="gramEnd"/>
+      <w:r>
+        <w:rPr>
+          <w:sz w:val="24"/>
+          <w:lang w:eastAsia="pl-PL"/>
+        </w:rPr>
+        <w:t xml:space="preserve"> bezpiecznego systemu rejestracji i uwierzytelniania użytkowników,</w:t>
       </w:r>
     </w:p>
     <w:p>
@@ -1590,12 +2220,21 @@
           <w:lang w:eastAsia="pl-PL"/>
         </w:rPr>
       </w:pPr>
+      <w:proofErr w:type="gramStart"/>
       <w:r>
         <w:rPr>
           <w:sz w:val="24"/>
           <w:lang w:eastAsia="pl-PL"/>
         </w:rPr>
-        <w:t>opracowanie mechanizmu importu plików w formacie GPX oraz ich eksportu,</w:t>
+        <w:t>opracowanie</w:t>
+      </w:r>
+      <w:proofErr w:type="gramEnd"/>
+      <w:r>
+        <w:rPr>
+          <w:sz w:val="24"/>
+          <w:lang w:eastAsia="pl-PL"/>
+        </w:rPr>
+        <w:t xml:space="preserve"> mechanizmu importu plików w formacie GPX oraz ich eksportu,</w:t>
       </w:r>
     </w:p>
     <w:p>
@@ -1611,12 +2250,21 @@
           <w:lang w:eastAsia="pl-PL"/>
         </w:rPr>
       </w:pPr>
+      <w:proofErr w:type="gramStart"/>
       <w:r>
         <w:rPr>
           <w:sz w:val="24"/>
           <w:lang w:eastAsia="pl-PL"/>
         </w:rPr>
-        <w:t>implementacja algorytmów do automatycznego obliczania podstawowych statystyk trasy, takich jak dystans, czas trwania, prędkość czy przewyższenia,</w:t>
+        <w:t>implementacja</w:t>
+      </w:r>
+      <w:proofErr w:type="gramEnd"/>
+      <w:r>
+        <w:rPr>
+          <w:sz w:val="24"/>
+          <w:lang w:eastAsia="pl-PL"/>
+        </w:rPr>
+        <w:t xml:space="preserve"> algorytmów do automatycznego obliczania podstawowych statystyk trasy, takich jak dystans, czas trwania, prędkość czy przewyższenia,</w:t>
       </w:r>
     </w:p>
     <w:p>
@@ -1632,12 +2280,21 @@
           <w:lang w:eastAsia="pl-PL"/>
         </w:rPr>
       </w:pPr>
+      <w:proofErr w:type="gramStart"/>
       <w:r>
         <w:rPr>
           <w:sz w:val="24"/>
           <w:lang w:eastAsia="pl-PL"/>
         </w:rPr>
-        <w:t>zaimplementowanie modułu do wizualizacji przebiegu trasy na interaktywnej mapie,</w:t>
+        <w:t>zaimplementowanie</w:t>
+      </w:r>
+      <w:proofErr w:type="gramEnd"/>
+      <w:r>
+        <w:rPr>
+          <w:sz w:val="24"/>
+          <w:lang w:eastAsia="pl-PL"/>
+        </w:rPr>
+        <w:t xml:space="preserve"> modułu do wizualizacji przebiegu trasy na interaktywnej mapie,</w:t>
       </w:r>
     </w:p>
     <w:p>
@@ -1653,12 +2310,21 @@
           <w:lang w:eastAsia="pl-PL"/>
         </w:rPr>
       </w:pPr>
+      <w:proofErr w:type="gramStart"/>
       <w:r>
         <w:rPr>
           <w:sz w:val="24"/>
           <w:lang w:eastAsia="pl-PL"/>
         </w:rPr>
-        <w:t>umożliwienie edycji metadanych trasy, takich jak jej nazwa i opis,</w:t>
+        <w:t>umożliwienie</w:t>
+      </w:r>
+      <w:proofErr w:type="gramEnd"/>
+      <w:r>
+        <w:rPr>
+          <w:sz w:val="24"/>
+          <w:lang w:eastAsia="pl-PL"/>
+        </w:rPr>
+        <w:t xml:space="preserve"> edycji metadanych trasy, takich jak jej nazwa i opis,</w:t>
       </w:r>
     </w:p>
     <w:p>
@@ -1674,15 +2340,22 @@
           <w:lang w:eastAsia="pl-PL"/>
         </w:rPr>
       </w:pPr>
+      <w:proofErr w:type="gramStart"/>
       <w:r>
         <w:rPr>
           <w:sz w:val="24"/>
           <w:lang w:eastAsia="pl-PL"/>
         </w:rPr>
-        <w:t>edycja położenia punktów, dodawani i usuwanie punktów.</w:t>
-      </w:r>
-      <w:bookmarkStart w:id="0" w:name="_GoBack"/>
-      <w:bookmarkEnd w:id="0"/>
+        <w:t>edycja</w:t>
+      </w:r>
+      <w:proofErr w:type="gramEnd"/>
+      <w:r>
+        <w:rPr>
+          <w:sz w:val="24"/>
+          <w:lang w:eastAsia="pl-PL"/>
+        </w:rPr>
+        <w:t xml:space="preserve"> położenia punktów, dodawani i usuwanie punktów.</w:t>
+      </w:r>
     </w:p>
     <w:p>
       <w:pPr>
@@ -1697,12 +2370,21 @@
           <w:lang w:eastAsia="pl-PL"/>
         </w:rPr>
       </w:pPr>
+      <w:proofErr w:type="gramStart"/>
       <w:r>
         <w:rPr>
           <w:sz w:val="24"/>
           <w:lang w:eastAsia="pl-PL"/>
         </w:rPr>
-        <w:t>stworzenie publicznego panelu pozwalającego na udostępnianie i odkrywanie tras innych użytkowników.</w:t>
+        <w:t>stworzenie</w:t>
+      </w:r>
+      <w:proofErr w:type="gramEnd"/>
+      <w:r>
+        <w:rPr>
+          <w:sz w:val="24"/>
+          <w:lang w:eastAsia="pl-PL"/>
+        </w:rPr>
+        <w:t xml:space="preserve"> publicznego panelu pozwalającego na udostępnianie i odkrywanie tras innych użytkowników.</w:t>
       </w:r>
     </w:p>
     <w:p>
@@ -1814,12 +2496,228 @@
     </w:p>
     <w:p>
       <w:pPr>
-        <w:ind w:left="709" w:hanging="709"/>
-        <w:rPr>
-          <w:color w:val="000000" w:themeColor="text1"/>
-          <w:sz w:val="32"/>
-        </w:rPr>
-      </w:pPr>
+        <w:pStyle w:val="Nagwek1"/>
+        <w:numPr>
+          <w:ilvl w:val="0"/>
+          <w:numId w:val="7"/>
+        </w:numPr>
+        <w:jc w:val="both"/>
+        <w:rPr>
+          <w:rFonts w:ascii="Times New Roman" w:hAnsi="Times New Roman" w:cs="Times New Roman"/>
+          <w:b/>
+          <w:color w:val="000000" w:themeColor="text1"/>
+        </w:rPr>
+      </w:pPr>
+      <w:bookmarkStart w:id="1" w:name="_Toc213703401"/>
+      <w:r>
+        <w:rPr>
+          <w:rFonts w:ascii="Times New Roman" w:hAnsi="Times New Roman" w:cs="Times New Roman"/>
+          <w:b/>
+          <w:color w:val="000000" w:themeColor="text1"/>
+        </w:rPr>
+        <w:t>Charakterystyka porównawcza istniejących na rynku rozwiązań do analizy danych geolokalizacyjnych</w:t>
+      </w:r>
+      <w:bookmarkEnd w:id="1"/>
+    </w:p>
+    <w:p>
+      <w:pPr>
+        <w:jc w:val="both"/>
+      </w:pPr>
+      <w:r>
+        <w:t xml:space="preserve">W niniejszym rozdziale szczegółowo opisano aplikacje służące do analizy i edycji danych geolokalizacyjnych. Należą do nich </w:t>
+      </w:r>
+      <w:proofErr w:type="spellStart"/>
+      <w:r>
+        <w:t>Strava</w:t>
+      </w:r>
+      <w:proofErr w:type="spellEnd"/>
+      <w:r>
+        <w:t xml:space="preserve"> [1], </w:t>
+      </w:r>
+      <w:proofErr w:type="spellStart"/>
+      <w:r>
+        <w:t>Komoot</w:t>
+      </w:r>
+      <w:proofErr w:type="spellEnd"/>
+      <w:r>
+        <w:t xml:space="preserve"> [2] oraz</w:t>
+      </w:r>
+      <w:bookmarkStart w:id="2" w:name="_GoBack"/>
+      <w:bookmarkEnd w:id="2"/>
+      <w:r>
+        <w:t xml:space="preserve"> </w:t>
+      </w:r>
+      <w:proofErr w:type="spellStart"/>
+      <w:r>
+        <w:t>Garmin</w:t>
+      </w:r>
+      <w:proofErr w:type="spellEnd"/>
+      <w:r>
+        <w:t xml:space="preserve"> Connect [3]</w:t>
+      </w:r>
+    </w:p>
+    <w:p>
+      <w:pPr>
+        <w:pStyle w:val="Nagwek1"/>
+        <w:jc w:val="both"/>
+        <w:rPr>
+          <w:rFonts w:ascii="Times New Roman" w:hAnsi="Times New Roman" w:cs="Times New Roman"/>
+          <w:b/>
+          <w:color w:val="000000" w:themeColor="text1"/>
+          <w:sz w:val="28"/>
+        </w:rPr>
+      </w:pPr>
+      <w:bookmarkStart w:id="3" w:name="_Toc213703402"/>
+      <w:r>
+        <w:rPr>
+          <w:rFonts w:ascii="Times New Roman" w:hAnsi="Times New Roman" w:cs="Times New Roman"/>
+          <w:b/>
+          <w:color w:val="000000" w:themeColor="text1"/>
+          <w:sz w:val="28"/>
+        </w:rPr>
+        <w:t xml:space="preserve">1.1 </w:t>
+      </w:r>
+      <w:proofErr w:type="spellStart"/>
+      <w:r>
+        <w:rPr>
+          <w:rFonts w:ascii="Times New Roman" w:hAnsi="Times New Roman" w:cs="Times New Roman"/>
+          <w:b/>
+          <w:color w:val="000000" w:themeColor="text1"/>
+          <w:sz w:val="28"/>
+        </w:rPr>
+        <w:t>Strava</w:t>
+      </w:r>
+      <w:proofErr w:type="spellEnd"/>
+      <w:r>
+        <w:rPr>
+          <w:rFonts w:ascii="Times New Roman" w:hAnsi="Times New Roman" w:cs="Times New Roman"/>
+          <w:b/>
+          <w:color w:val="000000" w:themeColor="text1"/>
+          <w:sz w:val="28"/>
+        </w:rPr>
+        <w:t xml:space="preserve"> – sieć społecznościowa dla sportowców</w:t>
+      </w:r>
+      <w:bookmarkEnd w:id="3"/>
+    </w:p>
+    <w:p>
+      <w:pPr>
+        <w:pStyle w:val="Nagwek1"/>
+        <w:jc w:val="both"/>
+        <w:rPr>
+          <w:rFonts w:ascii="Times New Roman" w:hAnsi="Times New Roman" w:cs="Times New Roman"/>
+          <w:b/>
+          <w:color w:val="000000" w:themeColor="text1"/>
+          <w:sz w:val="28"/>
+        </w:rPr>
+      </w:pPr>
+      <w:bookmarkStart w:id="4" w:name="_Toc213703403"/>
+      <w:r>
+        <w:rPr>
+          <w:rFonts w:ascii="Times New Roman" w:hAnsi="Times New Roman" w:cs="Times New Roman"/>
+          <w:b/>
+          <w:color w:val="000000" w:themeColor="text1"/>
+          <w:sz w:val="28"/>
+        </w:rPr>
+        <w:t xml:space="preserve">1.2 </w:t>
+      </w:r>
+      <w:proofErr w:type="spellStart"/>
+      <w:r>
+        <w:rPr>
+          <w:rFonts w:ascii="Times New Roman" w:hAnsi="Times New Roman" w:cs="Times New Roman"/>
+          <w:b/>
+          <w:color w:val="000000" w:themeColor="text1"/>
+          <w:sz w:val="28"/>
+        </w:rPr>
+        <w:t>Komoot</w:t>
+      </w:r>
+      <w:proofErr w:type="spellEnd"/>
+      <w:r>
+        <w:rPr>
+          <w:rFonts w:ascii="Times New Roman" w:hAnsi="Times New Roman" w:cs="Times New Roman"/>
+          <w:b/>
+          <w:color w:val="000000" w:themeColor="text1"/>
+          <w:sz w:val="28"/>
+        </w:rPr>
+        <w:t xml:space="preserve"> – zaawansowane narzędzie do planowania oraz nawigacji</w:t>
+      </w:r>
+      <w:bookmarkEnd w:id="4"/>
+    </w:p>
+    <w:p>
+      <w:pPr>
+        <w:pStyle w:val="Nagwek1"/>
+        <w:jc w:val="both"/>
+        <w:rPr>
+          <w:rFonts w:ascii="Times New Roman" w:hAnsi="Times New Roman" w:cs="Times New Roman"/>
+          <w:b/>
+          <w:color w:val="000000" w:themeColor="text1"/>
+          <w:sz w:val="28"/>
+        </w:rPr>
+      </w:pPr>
+      <w:bookmarkStart w:id="5" w:name="_Toc213703404"/>
+      <w:r>
+        <w:rPr>
+          <w:rFonts w:ascii="Times New Roman" w:hAnsi="Times New Roman" w:cs="Times New Roman"/>
+          <w:b/>
+          <w:color w:val="000000" w:themeColor="text1"/>
+          <w:sz w:val="28"/>
+        </w:rPr>
+        <w:t xml:space="preserve">1.3 </w:t>
+      </w:r>
+      <w:proofErr w:type="spellStart"/>
+      <w:r>
+        <w:rPr>
+          <w:rFonts w:ascii="Times New Roman" w:hAnsi="Times New Roman" w:cs="Times New Roman"/>
+          <w:b/>
+          <w:color w:val="000000" w:themeColor="text1"/>
+          <w:sz w:val="28"/>
+        </w:rPr>
+        <w:t>Garmin</w:t>
+      </w:r>
+      <w:proofErr w:type="spellEnd"/>
+      <w:r>
+        <w:rPr>
+          <w:rFonts w:ascii="Times New Roman" w:hAnsi="Times New Roman" w:cs="Times New Roman"/>
+          <w:b/>
+          <w:color w:val="000000" w:themeColor="text1"/>
+          <w:sz w:val="28"/>
+        </w:rPr>
+        <w:t xml:space="preserve"> Connect - Ekosystem izolowany dla użytkowników urządzeń marki </w:t>
+      </w:r>
+      <w:proofErr w:type="spellStart"/>
+      <w:r>
+        <w:rPr>
+          <w:rFonts w:ascii="Times New Roman" w:hAnsi="Times New Roman" w:cs="Times New Roman"/>
+          <w:b/>
+          <w:color w:val="000000" w:themeColor="text1"/>
+          <w:sz w:val="28"/>
+        </w:rPr>
+        <w:t>Garmin</w:t>
+      </w:r>
+      <w:bookmarkEnd w:id="5"/>
+      <w:proofErr w:type="spellEnd"/>
+    </w:p>
+    <w:p>
+      <w:pPr>
+        <w:pStyle w:val="Nagwek1"/>
+        <w:jc w:val="both"/>
+        <w:rPr>
+          <w:rFonts w:ascii="Times New Roman" w:hAnsi="Times New Roman" w:cs="Times New Roman"/>
+          <w:b/>
+          <w:color w:val="000000" w:themeColor="text1"/>
+          <w:sz w:val="28"/>
+        </w:rPr>
+      </w:pPr>
+      <w:bookmarkStart w:id="6" w:name="_Toc213703405"/>
+      <w:r>
+        <w:rPr>
+          <w:rFonts w:ascii="Times New Roman" w:hAnsi="Times New Roman" w:cs="Times New Roman"/>
+          <w:b/>
+          <w:color w:val="000000" w:themeColor="text1"/>
+          <w:sz w:val="28"/>
+        </w:rPr>
+        <w:t>1.4 Podsumowanie analizy i uzasadnienie potrzeby stworzenia własnego produktu.</w:t>
+      </w:r>
+      <w:bookmarkEnd w:id="6"/>
     </w:p>
     <w:p>
       <w:pPr>
@@ -2170,7 +3068,6 @@
         <w:pStyle w:val="Tyturysunku"/>
       </w:pPr>
       <w:r>
-        <w:lastRenderedPageBreak/>
         <w:t>Rys. 1.1. Tytuł rysunku</w:t>
       </w:r>
     </w:p>
@@ -2404,6 +3301,7 @@
         <w:pStyle w:val="Tekstakapitu"/>
       </w:pPr>
       <w:r>
+        <w:lastRenderedPageBreak/>
         <w:t>Tekst akapitu.</w:t>
       </w:r>
     </w:p>
@@ -2889,7 +3787,6 @@
         <w:pStyle w:val="Tytutabeli"/>
       </w:pPr>
       <w:r>
-        <w:lastRenderedPageBreak/>
         <w:t xml:space="preserve">Tabela </w:t>
       </w:r>
       <w:r>
@@ -3872,12 +4769,17 @@
       <w:pPr>
         <w:pStyle w:val="Literatura"/>
       </w:pPr>
+      <w:proofErr w:type="gramStart"/>
       <w:r>
         <w:t>[1]</w:t>
       </w:r>
       <w:r>
         <w:tab/>
-        <w:t>Pozycja literatury</w:t>
+        <w:t>Pozycja</w:t>
+      </w:r>
+      <w:proofErr w:type="gramEnd"/>
+      <w:r>
+        <w:t xml:space="preserve"> literatury</w:t>
       </w:r>
     </w:p>
     <w:p>
@@ -3892,6 +4794,7 @@
           <w:rFonts w:eastAsia="Times New Roman" w:cs="Times New Roman"/>
         </w:rPr>
       </w:pPr>
+      <w:proofErr w:type="gramStart"/>
       <w:r>
         <w:rPr>
           <w:rFonts w:eastAsia="Times New Roman" w:cs="Times New Roman"/>
@@ -3903,7 +4806,14 @@
           <w:rFonts w:eastAsia="Times New Roman" w:cs="Times New Roman"/>
         </w:rPr>
         <w:tab/>
-        <w:t>Pozycja literatury</w:t>
+        <w:t>Pozycja</w:t>
+      </w:r>
+      <w:proofErr w:type="gramEnd"/>
+      <w:r>
+        <w:rPr>
+          <w:rFonts w:eastAsia="Times New Roman" w:cs="Times New Roman"/>
+        </w:rPr>
+        <w:t xml:space="preserve"> literatury</w:t>
       </w:r>
     </w:p>
     <w:p>
@@ -4601,7 +5511,7 @@
           </mc:Choice>
           <mc:Fallback>
             <w:pict>
-              <v:line w14:anchorId="245FF5D1" id="Line 8" o:spid="_x0000_s1026" style="position:absolute;z-index:-251653120;visibility:visible;mso-wrap-style:square;mso-width-percent:0;mso-height-percent:0;mso-wrap-distance-left:9pt;mso-wrap-distance-top:0;mso-wrap-distance-right:9pt;mso-wrap-distance-bottom:0;mso-position-horizontal:absolute;mso-position-horizontal-relative:text;mso-position-vertical:absolute;mso-position-vertical-relative:text;mso-width-percent:0;mso-height-percent:0;mso-width-relative:page;mso-height-relative:page" from=".25pt,-45.9pt" to=".25pt,636.15pt" o:gfxdata="UEsDBBQABgAIAAAAIQC2gziS/gAAAOEBAAATAAAAW0NvbnRlbnRfVHlwZXNdLnhtbJSRQU7DMBBF&#10;90jcwfIWJU67QAgl6YK0S0CoHGBkTxKLZGx5TGhvj5O2G0SRWNoz/78nu9wcxkFMGNg6quQqL6RA&#10;0s5Y6ir5vt9lD1JwBDIwOMJKHpHlpr69KfdHjyxSmriSfYz+USnWPY7AufNIadK6MEJMx9ApD/oD&#10;OlTrorhX2lFEilmcO2RdNtjC5xDF9pCuTyYBB5bi6bQ4syoJ3g9WQ0ymaiLzg5KdCXlKLjvcW893&#10;SUOqXwnz5DrgnHtJTxOsQfEKIT7DmDSUCaxw7Rqn8787ZsmRM9e2VmPeBN4uqYvTtW7jvijg9N/y&#10;JsXecLq0q+WD6m8AAAD//wMAUEsDBBQABgAIAAAAIQA4/SH/1gAAAJQBAAALAAAAX3JlbHMvLnJl&#10;bHOkkMFqwzAMhu+DvYPRfXGawxijTi+j0GvpHsDYimMaW0Yy2fr2M4PBMnrbUb/Q94l/f/hMi1qR&#10;JVI2sOt6UJgd+ZiDgffL8ekFlFSbvV0oo4EbChzGx4f9GRdb25HMsYhqlCwG5lrLq9biZkxWOiqY&#10;22YiTra2kYMu1l1tQD30/bPm3wwYN0x18gb45AdQl1tp5j/sFB2T0FQ7R0nTNEV3j6o9feQzro1i&#10;OWA14Fm+Q8a1a8+Bvu/d/dMb2JY5uiPbhG/ktn4cqGU/er3pcvwCAAD//wMAUEsDBBQABgAIAAAA&#10;IQBwAI6WEgIAACkEAAAOAAAAZHJzL2Uyb0RvYy54bWysU8GO2yAQvVfqPyDuie1sNuu14qwqO+ll&#10;24202w8ggGNUDAhInKjqv3fATrRpL1VVH/AAM2/ezDyWT6dOoiO3TmhV4myaYsQV1UyofYm/vW0m&#10;OUbOE8WI1IqX+Mwdflp9/LDsTcFnutWScYsARLmiNyVuvTdFkjja8o64qTZcwWWjbUc8bO0+YZb0&#10;gN7JZJami6TXlhmrKXcOTuvhEq8iftNw6l+axnGPZImBm4+rjesurMlqSYq9JaYVdKRB/oFFR4SC&#10;pFeomniCDlb8AdUJarXTjZ9S3SW6aQTlsQaoJkt/q+a1JYbHWqA5zlzb5P4fLP163FokWIkfMFKk&#10;gxE9C8VRHjrTG1eAQ6W2NtRGT+rVPGv63SGlq5aoPY8M384GwrIQkdyEhI0zgL/rv2gGPuTgdWzT&#10;qbFdgIQGoFOcxvk6DX7yiA6HFE7zxWKW3t1HdFJcAo11/jPXHQpGiSVwjsDk+Ox8IEKKi0vIo/RG&#10;SBmHLRXqgW0+y/MY4bQULNwGP2f3u0padCRBL/EbE9+4WX1QLKK1nLD1aHsi5GBDdqkCHtQCfEZr&#10;EMSPx/Rxna/z+WQ+W6wn87SuJ5821Xyy2GQP9/VdXVV19jNQy+ZFKxjjKrC7iDOb/93wx2cyyOoq&#10;z2sfklv02DAge/lH0nGYYX6DEnaanbf2MmTQY3Qe304Q/Ps92O9f+OoXAAAA//8DAFBLAwQUAAYA&#10;CAAAACEACHFEK9oAAAAGAQAADwAAAGRycy9kb3ducmV2LnhtbEyPy07DMBBF90j8gzWV2LVOg1og&#10;xKkAiQ9oqWDrxkMejccmdpqUr2e6Ksure3TnTL6ZbCdO2IfGkYLlIgGBVDrTUKVg//E+fwQRoiaj&#10;O0eo4IwBNsXtTa4z40ba4mkXK8EjFDKtoI7RZ1KGskarw8J5JO6+XW915NhX0vR65HHbyTRJ1tLq&#10;hvhCrT2+1Vged4NV8PM5hJi04ezb8XW/Wn/9+q1rlbqbTS/PICJO8QrDRZ/VoWCngxvIBNEpWDGn&#10;YP605Ae45nhgKH1I70EWufyvX/wBAAD//wMAUEsBAi0AFAAGAAgAAAAhALaDOJL+AAAA4QEAABMA&#10;AAAAAAAAAAAAAAAAAAAAAFtDb250ZW50X1R5cGVzXS54bWxQSwECLQAUAAYACAAAACEAOP0h/9YA&#10;AACUAQAACwAAAAAAAAAAAAAAAAAvAQAAX3JlbHMvLnJlbHNQSwECLQAUAAYACAAAACEAcACOlhIC&#10;AAApBAAADgAAAAAAAAAAAAAAAAAuAgAAZHJzL2Uyb0RvYy54bWxQSwECLQAUAAYACAAAACEACHFE&#10;K9oAAAAGAQAADwAAAAAAAAAAAAAAAABsBAAAZHJzL2Rvd25yZXYueG1sUEsFBgAAAAAEAAQA8wAA&#10;AHMFAAAAAA==&#10;" o:allowincell="f" strokeweight="1.44pt"/>
+              <v:line w14:anchorId="07AF2A44" id="Line 8" o:spid="_x0000_s1026" style="position:absolute;z-index:-251653120;visibility:visible;mso-wrap-style:square;mso-width-percent:0;mso-height-percent:0;mso-wrap-distance-left:9pt;mso-wrap-distance-top:0;mso-wrap-distance-right:9pt;mso-wrap-distance-bottom:0;mso-position-horizontal:absolute;mso-position-horizontal-relative:text;mso-position-vertical:absolute;mso-position-vertical-relative:text;mso-width-percent:0;mso-height-percent:0;mso-width-relative:page;mso-height-relative:page" from=".25pt,-45.9pt" to=".25pt,636.15pt" o:gfxdata="UEsDBBQABgAIAAAAIQC2gziS/gAAAOEBAAATAAAAW0NvbnRlbnRfVHlwZXNdLnhtbJSRQU7DMBBF&#10;90jcwfIWJU67QAgl6YK0S0CoHGBkTxKLZGx5TGhvj5O2G0SRWNoz/78nu9wcxkFMGNg6quQqL6RA&#10;0s5Y6ir5vt9lD1JwBDIwOMJKHpHlpr69KfdHjyxSmriSfYz+USnWPY7AufNIadK6MEJMx9ApD/oD&#10;OlTrorhX2lFEilmcO2RdNtjC5xDF9pCuTyYBB5bi6bQ4syoJ3g9WQ0ymaiLzg5KdCXlKLjvcW893&#10;SUOqXwnz5DrgnHtJTxOsQfEKIT7DmDSUCaxw7Rqn8787ZsmRM9e2VmPeBN4uqYvTtW7jvijg9N/y&#10;JsXecLq0q+WD6m8AAAD//wMAUEsDBBQABgAIAAAAIQA4/SH/1gAAAJQBAAALAAAAX3JlbHMvLnJl&#10;bHOkkMFqwzAMhu+DvYPRfXGawxijTi+j0GvpHsDYimMaW0Yy2fr2M4PBMnrbUb/Q94l/f/hMi1qR&#10;JVI2sOt6UJgd+ZiDgffL8ekFlFSbvV0oo4EbChzGx4f9GRdb25HMsYhqlCwG5lrLq9biZkxWOiqY&#10;22YiTra2kYMu1l1tQD30/bPm3wwYN0x18gb45AdQl1tp5j/sFB2T0FQ7R0nTNEV3j6o9feQzro1i&#10;OWA14Fm+Q8a1a8+Bvu/d/dMb2JY5uiPbhG/ktn4cqGU/er3pcvwCAAD//wMAUEsDBBQABgAIAAAA&#10;IQBwAI6WEgIAACkEAAAOAAAAZHJzL2Uyb0RvYy54bWysU8GO2yAQvVfqPyDuie1sNuu14qwqO+ll&#10;24202w8ggGNUDAhInKjqv3fATrRpL1VVH/AAM2/ezDyWT6dOoiO3TmhV4myaYsQV1UyofYm/vW0m&#10;OUbOE8WI1IqX+Mwdflp9/LDsTcFnutWScYsARLmiNyVuvTdFkjja8o64qTZcwWWjbUc8bO0+YZb0&#10;gN7JZJami6TXlhmrKXcOTuvhEq8iftNw6l+axnGPZImBm4+rjesurMlqSYq9JaYVdKRB/oFFR4SC&#10;pFeomniCDlb8AdUJarXTjZ9S3SW6aQTlsQaoJkt/q+a1JYbHWqA5zlzb5P4fLP163FokWIkfMFKk&#10;gxE9C8VRHjrTG1eAQ6W2NtRGT+rVPGv63SGlq5aoPY8M384GwrIQkdyEhI0zgL/rv2gGPuTgdWzT&#10;qbFdgIQGoFOcxvk6DX7yiA6HFE7zxWKW3t1HdFJcAo11/jPXHQpGiSVwjsDk+Ox8IEKKi0vIo/RG&#10;SBmHLRXqgW0+y/MY4bQULNwGP2f3u0padCRBL/EbE9+4WX1QLKK1nLD1aHsi5GBDdqkCHtQCfEZr&#10;EMSPx/Rxna/z+WQ+W6wn87SuJ5821Xyy2GQP9/VdXVV19jNQy+ZFKxjjKrC7iDOb/93wx2cyyOoq&#10;z2sfklv02DAge/lH0nGYYX6DEnaanbf2MmTQY3Qe304Q/Ps92O9f+OoXAAAA//8DAFBLAwQUAAYA&#10;CAAAACEACHFEK9oAAAAGAQAADwAAAGRycy9kb3ducmV2LnhtbEyPy07DMBBF90j8gzWV2LVOg1og&#10;xKkAiQ9oqWDrxkMejccmdpqUr2e6Ksure3TnTL6ZbCdO2IfGkYLlIgGBVDrTUKVg//E+fwQRoiaj&#10;O0eo4IwBNsXtTa4z40ba4mkXK8EjFDKtoI7RZ1KGskarw8J5JO6+XW915NhX0vR65HHbyTRJ1tLq&#10;hvhCrT2+1Vged4NV8PM5hJi04ezb8XW/Wn/9+q1rlbqbTS/PICJO8QrDRZ/VoWCngxvIBNEpWDGn&#10;YP605Ae45nhgKH1I70EWufyvX/wBAAD//wMAUEsBAi0AFAAGAAgAAAAhALaDOJL+AAAA4QEAABMA&#10;AAAAAAAAAAAAAAAAAAAAAFtDb250ZW50X1R5cGVzXS54bWxQSwECLQAUAAYACAAAACEAOP0h/9YA&#10;AACUAQAACwAAAAAAAAAAAAAAAAAvAQAAX3JlbHMvLnJlbHNQSwECLQAUAAYACAAAACEAcACOlhIC&#10;AAApBAAADgAAAAAAAAAAAAAAAAAuAgAAZHJzL2Uyb0RvYy54bWxQSwECLQAUAAYACAAAACEACHFE&#10;K9oAAAAGAQAADwAAAAAAAAAAAAAAAABsBAAAZHJzL2Rvd25yZXYueG1sUEsFBgAAAAAEAAQA8wAA&#10;AHMFAAAAAA==&#10;" o:allowincell="f" strokeweight="1.44pt"/>
             </w:pict>
           </mc:Fallback>
         </mc:AlternateContent>
@@ -4675,7 +5585,7 @@
           </mc:Choice>
           <mc:Fallback>
             <w:pict>
-              <v:line w14:anchorId="254765EB" id="Line 9" o:spid="_x0000_s1026" style="position:absolute;z-index:-251652096;visibility:visible;mso-wrap-style:square;mso-width-percent:0;mso-height-percent:0;mso-wrap-distance-left:9pt;mso-wrap-distance-top:0;mso-wrap-distance-right:9pt;mso-wrap-distance-bottom:0;mso-position-horizontal:absolute;mso-position-horizontal-relative:text;mso-position-vertical:absolute;mso-position-vertical-relative:text;mso-width-percent:0;mso-height-percent:0;mso-width-relative:page;mso-height-relative:page" from="-.45pt,635.4pt" to="440.5pt,635.4pt" o:gfxdata="UEsDBBQABgAIAAAAIQC2gziS/gAAAOEBAAATAAAAW0NvbnRlbnRfVHlwZXNdLnhtbJSRQU7DMBBF&#10;90jcwfIWJU67QAgl6YK0S0CoHGBkTxKLZGx5TGhvj5O2G0SRWNoz/78nu9wcxkFMGNg6quQqL6RA&#10;0s5Y6ir5vt9lD1JwBDIwOMJKHpHlpr69KfdHjyxSmriSfYz+USnWPY7AufNIadK6MEJMx9ApD/oD&#10;OlTrorhX2lFEilmcO2RdNtjC5xDF9pCuTyYBB5bi6bQ4syoJ3g9WQ0ymaiLzg5KdCXlKLjvcW893&#10;SUOqXwnz5DrgnHtJTxOsQfEKIT7DmDSUCaxw7Rqn8787ZsmRM9e2VmPeBN4uqYvTtW7jvijg9N/y&#10;JsXecLq0q+WD6m8AAAD//wMAUEsDBBQABgAIAAAAIQA4/SH/1gAAAJQBAAALAAAAX3JlbHMvLnJl&#10;bHOkkMFqwzAMhu+DvYPRfXGawxijTi+j0GvpHsDYimMaW0Yy2fr2M4PBMnrbUb/Q94l/f/hMi1qR&#10;JVI2sOt6UJgd+ZiDgffL8ekFlFSbvV0oo4EbChzGx4f9GRdb25HMsYhqlCwG5lrLq9biZkxWOiqY&#10;22YiTra2kYMu1l1tQD30/bPm3wwYN0x18gb45AdQl1tp5j/sFB2T0FQ7R0nTNEV3j6o9feQzro1i&#10;OWA14Fm+Q8a1a8+Bvu/d/dMb2JY5uiPbhG/ktn4cqGU/er3pcvwCAAD//wMAUEsDBBQABgAIAAAA&#10;IQDAcyBQEQIAACkEAAAOAAAAZHJzL2Uyb0RvYy54bWysU8GO2jAQvVfqP1i+QxIaKESEVZVAL7SL&#10;tNsPMLZDrDq2ZRsCqvrvHRuC2PZSVc3BGXtmnt/MGy+fzp1EJ26d0KrE2TjFiCuqmVCHEn973Yzm&#10;GDlPFCNSK17iC3f4afX+3bI3BZ/oVkvGLQIQ5YrelLj13hRJ4mjLO+LG2nAFzkbbjnjY2kPCLOkB&#10;vZPJJE1nSa8tM1ZT7hyc1lcnXkX8puHUPzeN4x7JEgM3H1cb131Yk9WSFAdLTCvojQb5BxYdEQou&#10;vUPVxBN0tOIPqE5Qq51u/JjqLtFNIyiPNUA1WfpbNS8tMTzWAs1x5t4m9/9g6dfTziLBSjzDSJEO&#10;JNoKxdEidKY3roCASu1sqI2e1YvZavrdIaWrlqgDjwxfLwbSspCRvEkJG2cAf99/0QxiyNHr2KZz&#10;Y7sACQ1A56jG5a4GP3tE4XA6S0HgKUZ08CWkGBKNdf4z1x0KRoklcI7A5LR1PhAhxRAS7lF6I6SM&#10;YkuFemA7n8xnMcNpKVjwhjhnD/tKWnQiYV7iF8sCz2OY1UfFIlrLCVvfbE+EvNpwu1QBD2oBPjfr&#10;OhA/FuliPV/P81E+ma1HeVrXo0+bKh/NNtnHaf2hrqo6+xmoZXnRCsa4CuyG4czyvxP/9kyuY3Uf&#10;z3sfkrfosWFAdvhH0lHMoN91EvaaXXZ2EBnmMQbf3k4Y+Mc92I8vfPULAAD//wMAUEsDBBQABgAI&#10;AAAAIQCqCo5e3AAAAAsBAAAPAAAAZHJzL2Rvd25yZXYueG1sTI9NS8NAEIbvgv9hGcFbu0lBjTGb&#10;UgqCXhSbCh6n2TEJZmdDdtuk/97xIHqcdx7ej2I9u16daAydZwPpMgFFXHvbcWNgXz0uMlAhIlvs&#10;PZOBMwVYl5cXBebWT/xGp11slJhwyNFAG+OQax3qlhyGpR+I5ffpR4dRzrHRdsRJzF2vV0lyqx12&#10;LAktDrRtqf7aHZ2BzfBE9UeVTdumOt/ol+d0P72+G3N9NW8eQEWa4x8MP/WlOpTS6eCPbIPqDSzu&#10;BRR5dZfIBAGyLJVxh19Jl4X+v6H8BgAA//8DAFBLAQItABQABgAIAAAAIQC2gziS/gAAAOEBAAAT&#10;AAAAAAAAAAAAAAAAAAAAAABbQ29udGVudF9UeXBlc10ueG1sUEsBAi0AFAAGAAgAAAAhADj9If/W&#10;AAAAlAEAAAsAAAAAAAAAAAAAAAAALwEAAF9yZWxzLy5yZWxzUEsBAi0AFAAGAAgAAAAhAMBzIFAR&#10;AgAAKQQAAA4AAAAAAAAAAAAAAAAALgIAAGRycy9lMm9Eb2MueG1sUEsBAi0AFAAGAAgAAAAhAKoK&#10;jl7cAAAACwEAAA8AAAAAAAAAAAAAAAAAawQAAGRycy9kb3ducmV2LnhtbFBLBQYAAAAABAAEAPMA&#10;AAB0BQAAAAA=&#10;" o:allowincell="f" strokeweight=".50794mm"/>
+              <v:line w14:anchorId="5A96ECAA" id="Line 9" o:spid="_x0000_s1026" style="position:absolute;z-index:-251652096;visibility:visible;mso-wrap-style:square;mso-width-percent:0;mso-height-percent:0;mso-wrap-distance-left:9pt;mso-wrap-distance-top:0;mso-wrap-distance-right:9pt;mso-wrap-distance-bottom:0;mso-position-horizontal:absolute;mso-position-horizontal-relative:text;mso-position-vertical:absolute;mso-position-vertical-relative:text;mso-width-percent:0;mso-height-percent:0;mso-width-relative:page;mso-height-relative:page" from="-.45pt,635.4pt" to="440.5pt,635.4pt" o:gfxdata="UEsDBBQABgAIAAAAIQC2gziS/gAAAOEBAAATAAAAW0NvbnRlbnRfVHlwZXNdLnhtbJSRQU7DMBBF&#10;90jcwfIWJU67QAgl6YK0S0CoHGBkTxKLZGx5TGhvj5O2G0SRWNoz/78nu9wcxkFMGNg6quQqL6RA&#10;0s5Y6ir5vt9lD1JwBDIwOMJKHpHlpr69KfdHjyxSmriSfYz+USnWPY7AufNIadK6MEJMx9ApD/oD&#10;OlTrorhX2lFEilmcO2RdNtjC5xDF9pCuTyYBB5bi6bQ4syoJ3g9WQ0ymaiLzg5KdCXlKLjvcW893&#10;SUOqXwnz5DrgnHtJTxOsQfEKIT7DmDSUCaxw7Rqn8787ZsmRM9e2VmPeBN4uqYvTtW7jvijg9N/y&#10;JsXecLq0q+WD6m8AAAD//wMAUEsDBBQABgAIAAAAIQA4/SH/1gAAAJQBAAALAAAAX3JlbHMvLnJl&#10;bHOkkMFqwzAMhu+DvYPRfXGawxijTi+j0GvpHsDYimMaW0Yy2fr2M4PBMnrbUb/Q94l/f/hMi1qR&#10;JVI2sOt6UJgd+ZiDgffL8ekFlFSbvV0oo4EbChzGx4f9GRdb25HMsYhqlCwG5lrLq9biZkxWOiqY&#10;22YiTra2kYMu1l1tQD30/bPm3wwYN0x18gb45AdQl1tp5j/sFB2T0FQ7R0nTNEV3j6o9feQzro1i&#10;OWA14Fm+Q8a1a8+Bvu/d/dMb2JY5uiPbhG/ktn4cqGU/er3pcvwCAAD//wMAUEsDBBQABgAIAAAA&#10;IQDAcyBQEQIAACkEAAAOAAAAZHJzL2Uyb0RvYy54bWysU8GO2jAQvVfqP1i+QxIaKESEVZVAL7SL&#10;tNsPMLZDrDq2ZRsCqvrvHRuC2PZSVc3BGXtmnt/MGy+fzp1EJ26d0KrE2TjFiCuqmVCHEn973Yzm&#10;GDlPFCNSK17iC3f4afX+3bI3BZ/oVkvGLQIQ5YrelLj13hRJ4mjLO+LG2nAFzkbbjnjY2kPCLOkB&#10;vZPJJE1nSa8tM1ZT7hyc1lcnXkX8puHUPzeN4x7JEgM3H1cb131Yk9WSFAdLTCvojQb5BxYdEQou&#10;vUPVxBN0tOIPqE5Qq51u/JjqLtFNIyiPNUA1WfpbNS8tMTzWAs1x5t4m9/9g6dfTziLBSjzDSJEO&#10;JNoKxdEidKY3roCASu1sqI2e1YvZavrdIaWrlqgDjwxfLwbSspCRvEkJG2cAf99/0QxiyNHr2KZz&#10;Y7sACQ1A56jG5a4GP3tE4XA6S0HgKUZ08CWkGBKNdf4z1x0KRoklcI7A5LR1PhAhxRAS7lF6I6SM&#10;YkuFemA7n8xnMcNpKVjwhjhnD/tKWnQiYV7iF8sCz2OY1UfFIlrLCVvfbE+EvNpwu1QBD2oBPjfr&#10;OhA/FuliPV/P81E+ma1HeVrXo0+bKh/NNtnHaf2hrqo6+xmoZXnRCsa4CuyG4czyvxP/9kyuY3Uf&#10;z3sfkrfosWFAdvhH0lHMoN91EvaaXXZ2EBnmMQbf3k4Y+Mc92I8vfPULAAD//wMAUEsDBBQABgAI&#10;AAAAIQCqCo5e3AAAAAsBAAAPAAAAZHJzL2Rvd25yZXYueG1sTI9NS8NAEIbvgv9hGcFbu0lBjTGb&#10;UgqCXhSbCh6n2TEJZmdDdtuk/97xIHqcdx7ej2I9u16daAydZwPpMgFFXHvbcWNgXz0uMlAhIlvs&#10;PZOBMwVYl5cXBebWT/xGp11slJhwyNFAG+OQax3qlhyGpR+I5ffpR4dRzrHRdsRJzF2vV0lyqx12&#10;LAktDrRtqf7aHZ2BzfBE9UeVTdumOt/ol+d0P72+G3N9NW8eQEWa4x8MP/WlOpTS6eCPbIPqDSzu&#10;BRR5dZfIBAGyLJVxh19Jl4X+v6H8BgAA//8DAFBLAQItABQABgAIAAAAIQC2gziS/gAAAOEBAAAT&#10;AAAAAAAAAAAAAAAAAAAAAABbQ29udGVudF9UeXBlc10ueG1sUEsBAi0AFAAGAAgAAAAhADj9If/W&#10;AAAAlAEAAAsAAAAAAAAAAAAAAAAALwEAAF9yZWxzLy5yZWxzUEsBAi0AFAAGAAgAAAAhAMBzIFAR&#10;AgAAKQQAAA4AAAAAAAAAAAAAAAAALgIAAGRycy9lMm9Eb2MueG1sUEsBAi0AFAAGAAgAAAAhAKoK&#10;jl7cAAAACwEAAA8AAAAAAAAAAAAAAAAAawQAAGRycy9kb3ducmV2LnhtbFBLBQYAAAAABAAEAPMA&#10;AAB0BQAAAAA=&#10;" o:allowincell="f" strokeweight=".50794mm"/>
             </w:pict>
           </mc:Fallback>
         </mc:AlternateContent>
@@ -4749,7 +5659,7 @@
           </mc:Choice>
           <mc:Fallback>
             <w:pict>
-              <v:line w14:anchorId="7C2C3C98" id="Line 10" o:spid="_x0000_s1026" style="position:absolute;z-index:-251651072;visibility:visible;mso-wrap-style:square;mso-width-percent:0;mso-height-percent:0;mso-wrap-distance-left:9pt;mso-wrap-distance-top:0;mso-wrap-distance-right:9pt;mso-wrap-distance-bottom:0;mso-position-horizontal:absolute;mso-position-horizontal-relative:text;mso-position-vertical:absolute;mso-position-vertical-relative:text;mso-width-percent:0;mso-height-percent:0;mso-width-relative:page;mso-height-relative:page" from="439.75pt,-45.9pt" to="439.75pt,636.15pt" o:gfxdata="UEsDBBQABgAIAAAAIQC2gziS/gAAAOEBAAATAAAAW0NvbnRlbnRfVHlwZXNdLnhtbJSRQU7DMBBF&#10;90jcwfIWJU67QAgl6YK0S0CoHGBkTxKLZGx5TGhvj5O2G0SRWNoz/78nu9wcxkFMGNg6quQqL6RA&#10;0s5Y6ir5vt9lD1JwBDIwOMJKHpHlpr69KfdHjyxSmriSfYz+USnWPY7AufNIadK6MEJMx9ApD/oD&#10;OlTrorhX2lFEilmcO2RdNtjC5xDF9pCuTyYBB5bi6bQ4syoJ3g9WQ0ymaiLzg5KdCXlKLjvcW893&#10;SUOqXwnz5DrgnHtJTxOsQfEKIT7DmDSUCaxw7Rqn8787ZsmRM9e2VmPeBN4uqYvTtW7jvijg9N/y&#10;JsXecLq0q+WD6m8AAAD//wMAUEsDBBQABgAIAAAAIQA4/SH/1gAAAJQBAAALAAAAX3JlbHMvLnJl&#10;bHOkkMFqwzAMhu+DvYPRfXGawxijTi+j0GvpHsDYimMaW0Yy2fr2M4PBMnrbUb/Q94l/f/hMi1qR&#10;JVI2sOt6UJgd+ZiDgffL8ekFlFSbvV0oo4EbChzGx4f9GRdb25HMsYhqlCwG5lrLq9biZkxWOiqY&#10;22YiTra2kYMu1l1tQD30/bPm3wwYN0x18gb45AdQl1tp5j/sFB2T0FQ7R0nTNEV3j6o9feQzro1i&#10;OWA14Fm+Q8a1a8+Bvu/d/dMb2JY5uiPbhG/ktn4cqGU/er3pcvwCAAD//wMAUEsDBBQABgAIAAAA&#10;IQAE4MFIEwIAACoEAAAOAAAAZHJzL2Uyb0RvYy54bWysU8GO2yAQvVfqPyDuie2sk3qtOKvKTnrZ&#10;tpF2+wEEcIyKAQGJE1X99w7EiTbtparqAx5gePPmzczy6dRLdOTWCa0qnE1TjLiimgm1r/C3182k&#10;wMh5ohiRWvEKn7nDT6v375aDKflMd1oybhGAKFcOpsKd96ZMEkc73hM31YYruGy17YmHrd0nzJIB&#10;0HuZzNJ0kQzaMmM15c7BaXO5xKuI37ac+q9t67hHssLAzcfVxnUX1mS1JOXeEtMJOtIg/8CiJ0JB&#10;0BtUQzxBByv+gOoFtdrp1k+p7hPdtoLymANkk6W/ZfPSEcNjLiCOMzeZ3P+DpV+OW4sEq/AcI0V6&#10;KNGzUBxlUZrBuBI8arW1ITl6Ui/mWdPvDildd0TteaT4ejbwLgtiJndPwsYZCLAbPmsGPuTgddTp&#10;1No+QIIC6BTLcb6Vg588opdDCqfFYjFLH+YRnZTXh8Y6/4nrHgWjwhJIR2ByfHY+ECHl1SXEUXoj&#10;pIzVlgoNwLaYFUV84bQULNwGP2f3u1padCShYeI3Br5zs/qgWETrOGHr0fZEyIsN0aUKeJAL8Bmt&#10;S0f8eEwf18W6yCf5bLGe5GnTTD5u6nyy2GQf5s1DU9dN9jNQy/KyE4xxFdhduzPL/67645xc+urW&#10;nzcdknv0KBiQvf4j6VjMUL8wTq7caXbe2muRoSGj8zg8oePf7sF+O+KrXwAAAP//AwBQSwMEFAAG&#10;AAgAAAAhADS/YsbeAAAADAEAAA8AAABkcnMvZG93bnJldi54bWxMj8tOwzAQRfdI/IM1SOxap0F9&#10;hTgVIPEBLRVs3XjIg3hsYqdJ+XoGsYDlzBzdOTffTbYTZ+xD40jBYp6AQCqdaahScHx5nm1AhKjJ&#10;6M4RKrhggF1xfZXrzLiR9ng+xEpwCIVMK6hj9JmUoazR6jB3Holv7663OvLYV9L0euRw28k0SVbS&#10;6ob4Q609PtVYfhwGq+DzdQgxacPFt+Pjcbl6+/J71yp1ezM93IOIOMU/GH70WR0Kdjq5gUwQnYLN&#10;ertkVMFsu+AOTPxuToym6/QOZJHL/yWKbwAAAP//AwBQSwECLQAUAAYACAAAACEAtoM4kv4AAADh&#10;AQAAEwAAAAAAAAAAAAAAAAAAAAAAW0NvbnRlbnRfVHlwZXNdLnhtbFBLAQItABQABgAIAAAAIQA4&#10;/SH/1gAAAJQBAAALAAAAAAAAAAAAAAAAAC8BAABfcmVscy8ucmVsc1BLAQItABQABgAIAAAAIQAE&#10;4MFIEwIAACoEAAAOAAAAAAAAAAAAAAAAAC4CAABkcnMvZTJvRG9jLnhtbFBLAQItABQABgAIAAAA&#10;IQA0v2LG3gAAAAwBAAAPAAAAAAAAAAAAAAAAAG0EAABkcnMvZG93bnJldi54bWxQSwUGAAAAAAQA&#10;BADzAAAAeAUAAAAA&#10;" o:allowincell="f" strokeweight="1.44pt"/>
+              <v:line w14:anchorId="117D1912" id="Line 10" o:spid="_x0000_s1026" style="position:absolute;z-index:-251651072;visibility:visible;mso-wrap-style:square;mso-width-percent:0;mso-height-percent:0;mso-wrap-distance-left:9pt;mso-wrap-distance-top:0;mso-wrap-distance-right:9pt;mso-wrap-distance-bottom:0;mso-position-horizontal:absolute;mso-position-horizontal-relative:text;mso-position-vertical:absolute;mso-position-vertical-relative:text;mso-width-percent:0;mso-height-percent:0;mso-width-relative:page;mso-height-relative:page" from="439.75pt,-45.9pt" to="439.75pt,636.15pt" o:gfxdata="UEsDBBQABgAIAAAAIQC2gziS/gAAAOEBAAATAAAAW0NvbnRlbnRfVHlwZXNdLnhtbJSRQU7DMBBF&#10;90jcwfIWJU67QAgl6YK0S0CoHGBkTxKLZGx5TGhvj5O2G0SRWNoz/78nu9wcxkFMGNg6quQqL6RA&#10;0s5Y6ir5vt9lD1JwBDIwOMJKHpHlpr69KfdHjyxSmriSfYz+USnWPY7AufNIadK6MEJMx9ApD/oD&#10;OlTrorhX2lFEilmcO2RdNtjC5xDF9pCuTyYBB5bi6bQ4syoJ3g9WQ0ymaiLzg5KdCXlKLjvcW893&#10;SUOqXwnz5DrgnHtJTxOsQfEKIT7DmDSUCaxw7Rqn8787ZsmRM9e2VmPeBN4uqYvTtW7jvijg9N/y&#10;JsXecLq0q+WD6m8AAAD//wMAUEsDBBQABgAIAAAAIQA4/SH/1gAAAJQBAAALAAAAX3JlbHMvLnJl&#10;bHOkkMFqwzAMhu+DvYPRfXGawxijTi+j0GvpHsDYimMaW0Yy2fr2M4PBMnrbUb/Q94l/f/hMi1qR&#10;JVI2sOt6UJgd+ZiDgffL8ekFlFSbvV0oo4EbChzGx4f9GRdb25HMsYhqlCwG5lrLq9biZkxWOiqY&#10;22YiTra2kYMu1l1tQD30/bPm3wwYN0x18gb45AdQl1tp5j/sFB2T0FQ7R0nTNEV3j6o9feQzro1i&#10;OWA14Fm+Q8a1a8+Bvu/d/dMb2JY5uiPbhG/ktn4cqGU/er3pcvwCAAD//wMAUEsDBBQABgAIAAAA&#10;IQAE4MFIEwIAACoEAAAOAAAAZHJzL2Uyb0RvYy54bWysU8GO2yAQvVfqPyDuie2sk3qtOKvKTnrZ&#10;tpF2+wEEcIyKAQGJE1X99w7EiTbtparqAx5gePPmzczy6dRLdOTWCa0qnE1TjLiimgm1r/C3182k&#10;wMh5ohiRWvEKn7nDT6v375aDKflMd1oybhGAKFcOpsKd96ZMEkc73hM31YYruGy17YmHrd0nzJIB&#10;0HuZzNJ0kQzaMmM15c7BaXO5xKuI37ac+q9t67hHssLAzcfVxnUX1mS1JOXeEtMJOtIg/8CiJ0JB&#10;0BtUQzxBByv+gOoFtdrp1k+p7hPdtoLymANkk6W/ZfPSEcNjLiCOMzeZ3P+DpV+OW4sEq/AcI0V6&#10;KNGzUBxlUZrBuBI8arW1ITl6Ui/mWdPvDildd0TteaT4ejbwLgtiJndPwsYZCLAbPmsGPuTgddTp&#10;1No+QIIC6BTLcb6Vg588opdDCqfFYjFLH+YRnZTXh8Y6/4nrHgWjwhJIR2ByfHY+ECHl1SXEUXoj&#10;pIzVlgoNwLaYFUV84bQULNwGP2f3u1padCShYeI3Br5zs/qgWETrOGHr0fZEyIsN0aUKeJAL8Bmt&#10;S0f8eEwf18W6yCf5bLGe5GnTTD5u6nyy2GQf5s1DU9dN9jNQy/KyE4xxFdhduzPL/67645xc+urW&#10;nzcdknv0KBiQvf4j6VjMUL8wTq7caXbe2muRoSGj8zg8oePf7sF+O+KrXwAAAP//AwBQSwMEFAAG&#10;AAgAAAAhADS/YsbeAAAADAEAAA8AAABkcnMvZG93bnJldi54bWxMj8tOwzAQRfdI/IM1SOxap0F9&#10;hTgVIPEBLRVs3XjIg3hsYqdJ+XoGsYDlzBzdOTffTbYTZ+xD40jBYp6AQCqdaahScHx5nm1AhKjJ&#10;6M4RKrhggF1xfZXrzLiR9ng+xEpwCIVMK6hj9JmUoazR6jB3Holv7663OvLYV9L0euRw28k0SVbS&#10;6ob4Q609PtVYfhwGq+DzdQgxacPFt+Pjcbl6+/J71yp1ezM93IOIOMU/GH70WR0Kdjq5gUwQnYLN&#10;ertkVMFsu+AOTPxuToym6/QOZJHL/yWKbwAAAP//AwBQSwECLQAUAAYACAAAACEAtoM4kv4AAADh&#10;AQAAEwAAAAAAAAAAAAAAAAAAAAAAW0NvbnRlbnRfVHlwZXNdLnhtbFBLAQItABQABgAIAAAAIQA4&#10;/SH/1gAAAJQBAAALAAAAAAAAAAAAAAAAAC8BAABfcmVscy8ucmVsc1BLAQItABQABgAIAAAAIQAE&#10;4MFIEwIAACoEAAAOAAAAAAAAAAAAAAAAAC4CAABkcnMvZTJvRG9jLnhtbFBLAQItABQABgAIAAAA&#10;IQA0v2LG3gAAAAwBAAAPAAAAAAAAAAAAAAAAAG0EAABkcnMvZG93bnJldi54bWxQSwUGAAAAAAQA&#10;BADzAAAAeAUAAAAA&#10;" o:allowincell="f" strokeweight="1.44pt"/>
             </w:pict>
           </mc:Fallback>
         </mc:AlternateContent>
@@ -4908,7 +5818,16 @@
               <w:sz w:val="23"/>
               <w:szCs w:val="23"/>
             </w:rPr>
-            <w:t>(wybierz symbol studiów)</w:t>
+            <w:t>(wybierz symbol studiów</w:t>
+          </w:r>
+          <w:proofErr w:type="gramStart"/>
+          <w:r>
+            <w:rPr>
+              <w:rFonts w:cs="Times New Roman"/>
+              <w:sz w:val="23"/>
+              <w:szCs w:val="23"/>
+            </w:rPr>
+            <w:t>)</w:t>
           </w:r>
         </w:sdtContent>
       </w:sdt>
@@ -4918,7 +5837,16 @@
           <w:sz w:val="23"/>
           <w:szCs w:val="23"/>
         </w:rPr>
-        <w:t xml:space="preserve">-123456 Opiekun: </w:t>
+        <w:t>-123456 Opiekun</w:t>
+      </w:r>
+      <w:proofErr w:type="gramEnd"/>
+      <w:r>
+        <w:rPr>
+          <w:rFonts w:cs="Times New Roman"/>
+          <w:sz w:val="23"/>
+          <w:szCs w:val="23"/>
+        </w:rPr>
+        <w:t xml:space="preserve">: </w:t>
       </w:r>
       <w:sdt>
         <w:sdtPr>
@@ -5236,7 +6164,7 @@
           </mc:Choice>
           <mc:Fallback>
             <w:pict>
-              <v:line w14:anchorId="5C01B4C3" id="Line 7" o:spid="_x0000_s1026" style="position:absolute;z-index:-251654144;visibility:visible;mso-wrap-style:square;mso-width-percent:0;mso-height-percent:0;mso-wrap-distance-left:9pt;mso-wrap-distance-top:0;mso-wrap-distance-right:9pt;mso-wrap-distance-bottom:0;mso-position-horizontal:absolute;mso-position-horizontal-relative:text;mso-position-vertical:absolute;mso-position-vertical-relative:text;mso-width-percent:0;mso-height-percent:0;mso-width-relative:page;mso-height-relative:page" from="-.45pt,7.3pt" to="440.5pt,7.3pt" o:gfxdata="UEsDBBQABgAIAAAAIQC2gziS/gAAAOEBAAATAAAAW0NvbnRlbnRfVHlwZXNdLnhtbJSRQU7DMBBF&#10;90jcwfIWJU67QAgl6YK0S0CoHGBkTxKLZGx5TGhvj5O2G0SRWNoz/78nu9wcxkFMGNg6quQqL6RA&#10;0s5Y6ir5vt9lD1JwBDIwOMJKHpHlpr69KfdHjyxSmriSfYz+USnWPY7AufNIadK6MEJMx9ApD/oD&#10;OlTrorhX2lFEilmcO2RdNtjC5xDF9pCuTyYBB5bi6bQ4syoJ3g9WQ0ymaiLzg5KdCXlKLjvcW893&#10;SUOqXwnz5DrgnHtJTxOsQfEKIT7DmDSUCaxw7Rqn8787ZsmRM9e2VmPeBN4uqYvTtW7jvijg9N/y&#10;JsXecLq0q+WD6m8AAAD//wMAUEsDBBQABgAIAAAAIQA4/SH/1gAAAJQBAAALAAAAX3JlbHMvLnJl&#10;bHOkkMFqwzAMhu+DvYPRfXGawxijTi+j0GvpHsDYimMaW0Yy2fr2M4PBMnrbUb/Q94l/f/hMi1qR&#10;JVI2sOt6UJgd+ZiDgffL8ekFlFSbvV0oo4EbChzGx4f9GRdb25HMsYhqlCwG5lrLq9biZkxWOiqY&#10;22YiTra2kYMu1l1tQD30/bPm3wwYN0x18gb45AdQl1tp5j/sFB2T0FQ7R0nTNEV3j6o9feQzro1i&#10;OWA14Fm+Q8a1a8+Bvu/d/dMb2JY5uiPbhG/ktn4cqGU/er3pcvwCAAD//wMAUEsDBBQABgAIAAAA&#10;IQCqOJT4EgIAACkEAAAOAAAAZHJzL2Uyb0RvYy54bWysU8GO2yAQvVfqPyDuie3UyXqtOKvKTnrZ&#10;tpF2+wEEcIyKAQGJE1X99w4kjrLtparqAx6YmcebecPy6dRLdOTWCa0qnE1TjLiimgm1r/C3182k&#10;wMh5ohiRWvEKn7nDT6v375aDKflMd1oybhGAKFcOpsKd96ZMEkc73hM31YYrcLba9sTD1u4TZskA&#10;6L1MZmm6SAZtmbGacufgtLk48Srity2n/mvbOu6RrDBw83G1cd2FNVktSbm3xHSCXmmQf2DRE6Hg&#10;0htUQzxBByv+gOoFtdrp1k+p7hPdtoLyWANUk6W/VfPSEcNjLdAcZ25tcv8Pln45bi0SrMI5Ror0&#10;INGzUBw9hM4MxpUQUKutDbXRk3oxz5p+d0jpuiNqzyPD17OBtCxkJG9SwsYZwN8NnzWDGHLwOrbp&#10;1No+QEID0Cmqcb6pwU8eUTicL1IQeI4RHX0JKcdEY53/xHWPglFhCZwjMDk+Ox+IkHIMCfcovRFS&#10;RrGlQgOwLWZFETOcloIFb4hzdr+rpUVHEuYlfrEs8NyHWX1QLKJ1nLD11fZEyIsNt0sV8KAW4HO1&#10;LgPx4zF9XBfrIp/ks8V6kqdNM/m4qfPJYpM9zJsPTV032c9ALcvLTjDGVWA3DmeW/53412dyGavb&#10;eN76kLxFjw0DsuM/ko5iBv0uk7DT7Ly1o8gwjzH4+nbCwN/vwb5/4atfAAAA//8DAFBLAwQUAAYA&#10;CAAAACEAcC+A/9oAAAAHAQAADwAAAGRycy9kb3ducmV2LnhtbEyPzU7DMBCE70i8g7WVuLVOEUQh&#10;xKkAiQdoqcrVjZf8NF6b2GlSnp5FHOC4M6PZb4rNbHtxxiG0jhSsVwkIpMqZlmoF+7fXZQYiRE1G&#10;945QwQUDbMrrq0Lnxk20xfMu1oJLKORaQROjz6UMVYNWh5XzSOx9uMHqyOdQSzPoicttL2+TJJVW&#10;t8QfGu3xpcHqtButgs/DGGLShYvvpuf9ffr+5beuU+pmMT89gog4x78w/OAzOpTMdHQjmSB6BcsH&#10;DrJ8l4JgO8vWPO34K8iykP/5y28AAAD//wMAUEsBAi0AFAAGAAgAAAAhALaDOJL+AAAA4QEAABMA&#10;AAAAAAAAAAAAAAAAAAAAAFtDb250ZW50X1R5cGVzXS54bWxQSwECLQAUAAYACAAAACEAOP0h/9YA&#10;AACUAQAACwAAAAAAAAAAAAAAAAAvAQAAX3JlbHMvLnJlbHNQSwECLQAUAAYACAAAACEAqjiU+BIC&#10;AAApBAAADgAAAAAAAAAAAAAAAAAuAgAAZHJzL2Uyb0RvYy54bWxQSwECLQAUAAYACAAAACEAcC+A&#10;/9oAAAAHAQAADwAAAAAAAAAAAAAAAABsBAAAZHJzL2Rvd25yZXYueG1sUEsFBgAAAAAEAAQA8wAA&#10;AHMFAAAAAA==&#10;" o:allowincell="f" strokeweight="1.44pt"/>
+              <v:line w14:anchorId="34A70D45" id="Line 7" o:spid="_x0000_s1026" style="position:absolute;z-index:-251654144;visibility:visible;mso-wrap-style:square;mso-width-percent:0;mso-height-percent:0;mso-wrap-distance-left:9pt;mso-wrap-distance-top:0;mso-wrap-distance-right:9pt;mso-wrap-distance-bottom:0;mso-position-horizontal:absolute;mso-position-horizontal-relative:text;mso-position-vertical:absolute;mso-position-vertical-relative:text;mso-width-percent:0;mso-height-percent:0;mso-width-relative:page;mso-height-relative:page" from="-.45pt,7.3pt" to="440.5pt,7.3pt" o:gfxdata="UEsDBBQABgAIAAAAIQC2gziS/gAAAOEBAAATAAAAW0NvbnRlbnRfVHlwZXNdLnhtbJSRQU7DMBBF&#10;90jcwfIWJU67QAgl6YK0S0CoHGBkTxKLZGx5TGhvj5O2G0SRWNoz/78nu9wcxkFMGNg6quQqL6RA&#10;0s5Y6ir5vt9lD1JwBDIwOMJKHpHlpr69KfdHjyxSmriSfYz+USnWPY7AufNIadK6MEJMx9ApD/oD&#10;OlTrorhX2lFEilmcO2RdNtjC5xDF9pCuTyYBB5bi6bQ4syoJ3g9WQ0ymaiLzg5KdCXlKLjvcW893&#10;SUOqXwnz5DrgnHtJTxOsQfEKIT7DmDSUCaxw7Rqn8787ZsmRM9e2VmPeBN4uqYvTtW7jvijg9N/y&#10;JsXecLq0q+WD6m8AAAD//wMAUEsDBBQABgAIAAAAIQA4/SH/1gAAAJQBAAALAAAAX3JlbHMvLnJl&#10;bHOkkMFqwzAMhu+DvYPRfXGawxijTi+j0GvpHsDYimMaW0Yy2fr2M4PBMnrbUb/Q94l/f/hMi1qR&#10;JVI2sOt6UJgd+ZiDgffL8ekFlFSbvV0oo4EbChzGx4f9GRdb25HMsYhqlCwG5lrLq9biZkxWOiqY&#10;22YiTra2kYMu1l1tQD30/bPm3wwYN0x18gb45AdQl1tp5j/sFB2T0FQ7R0nTNEV3j6o9feQzro1i&#10;OWA14Fm+Q8a1a8+Bvu/d/dMb2JY5uiPbhG/ktn4cqGU/er3pcvwCAAD//wMAUEsDBBQABgAIAAAA&#10;IQCqOJT4EgIAACkEAAAOAAAAZHJzL2Uyb0RvYy54bWysU8GO2yAQvVfqPyDuie3UyXqtOKvKTnrZ&#10;tpF2+wEEcIyKAQGJE1X99w4kjrLtparqAx6YmcebecPy6dRLdOTWCa0qnE1TjLiimgm1r/C3182k&#10;wMh5ohiRWvEKn7nDT6v375aDKflMd1oybhGAKFcOpsKd96ZMEkc73hM31YYrcLba9sTD1u4TZskA&#10;6L1MZmm6SAZtmbGacufgtLk48Srity2n/mvbOu6RrDBw83G1cd2FNVktSbm3xHSCXmmQf2DRE6Hg&#10;0htUQzxBByv+gOoFtdrp1k+p7hPdtoLyWANUk6W/VfPSEcNjLdAcZ25tcv8Pln45bi0SrMI5Ror0&#10;INGzUBw9hM4MxpUQUKutDbXRk3oxz5p+d0jpuiNqzyPD17OBtCxkJG9SwsYZwN8NnzWDGHLwOrbp&#10;1No+QEID0Cmqcb6pwU8eUTicL1IQeI4RHX0JKcdEY53/xHWPglFhCZwjMDk+Ox+IkHIMCfcovRFS&#10;RrGlQgOwLWZFETOcloIFb4hzdr+rpUVHEuYlfrEs8NyHWX1QLKJ1nLD11fZEyIsNt0sV8KAW4HO1&#10;LgPx4zF9XBfrIp/ks8V6kqdNM/m4qfPJYpM9zJsPTV032c9ALcvLTjDGVWA3DmeW/53412dyGavb&#10;eN76kLxFjw0DsuM/ko5iBv0uk7DT7Ly1o8gwjzH4+nbCwN/vwb5/4atfAAAA//8DAFBLAwQUAAYA&#10;CAAAACEAcC+A/9oAAAAHAQAADwAAAGRycy9kb3ducmV2LnhtbEyPzU7DMBCE70i8g7WVuLVOEUQh&#10;xKkAiQdoqcrVjZf8NF6b2GlSnp5FHOC4M6PZb4rNbHtxxiG0jhSsVwkIpMqZlmoF+7fXZQYiRE1G&#10;945QwQUDbMrrq0Lnxk20xfMu1oJLKORaQROjz6UMVYNWh5XzSOx9uMHqyOdQSzPoicttL2+TJJVW&#10;t8QfGu3xpcHqtButgs/DGGLShYvvpuf9ffr+5beuU+pmMT89gog4x78w/OAzOpTMdHQjmSB6BcsH&#10;DrJ8l4JgO8vWPO34K8iykP/5y28AAAD//wMAUEsBAi0AFAAGAAgAAAAhALaDOJL+AAAA4QEAABMA&#10;AAAAAAAAAAAAAAAAAAAAAFtDb250ZW50X1R5cGVzXS54bWxQSwECLQAUAAYACAAAACEAOP0h/9YA&#10;AACUAQAACwAAAAAAAAAAAAAAAAAvAQAAX3JlbHMvLnJlbHNQSwECLQAUAAYACAAAACEAqjiU+BIC&#10;AAApBAAADgAAAAAAAAAAAAAAAAAuAgAAZHJzL2Uyb0RvYy54bWxQSwECLQAUAAYACAAAACEAcC+A&#10;/9oAAAAHAQAADwAAAAAAAAAAAAAAAABsBAAAZHJzL2Rvd25yZXYueG1sUEsFBgAAAAAEAAQA8wAA&#10;AHMFAAAAAA==&#10;" o:allowincell="f" strokeweight="1.44pt"/>
             </w:pict>
           </mc:Fallback>
         </mc:AlternateContent>
@@ -5261,7 +6189,6 @@
           <w:sz w:val="26"/>
           <w:szCs w:val="26"/>
         </w:rPr>
-        <w:lastRenderedPageBreak/>
         <w:t xml:space="preserve"> </w:t>
       </w:r>
       <w:r>
@@ -5295,7 +6222,24 @@
           <w:szCs w:val="26"/>
         </w:rPr>
         <w:tab/>
-        <w:t xml:space="preserve">Rzeszow, </w:t>
+      </w:r>
+      <w:proofErr w:type="spellStart"/>
+      <w:r>
+        <w:rPr>
+          <w:rFonts w:cs="Times New Roman"/>
+          <w:sz w:val="26"/>
+          <w:szCs w:val="26"/>
+        </w:rPr>
+        <w:t>Rzeszow</w:t>
+      </w:r>
+      <w:proofErr w:type="spellEnd"/>
+      <w:r>
+        <w:rPr>
+          <w:rFonts w:cs="Times New Roman"/>
+          <w:sz w:val="26"/>
+          <w:szCs w:val="26"/>
+        </w:rPr>
+        <w:t xml:space="preserve">, </w:t>
       </w:r>
       <w:sdt>
         <w:sdtPr>
@@ -5448,7 +6392,16 @@
               <w:b/>
               <w:bCs/>
             </w:rPr>
-            <w:t>(wybierz rodzaj pracy)</w:t>
+            <w:t>(wybierz rodzaj pracy</w:t>
+          </w:r>
+          <w:proofErr w:type="gramStart"/>
+          <w:r>
+            <w:rPr>
+              <w:rFonts w:cs="Times New Roman"/>
+              <w:b/>
+              <w:bCs/>
+            </w:rPr>
+            <w:t>)</w:t>
           </w:r>
         </w:sdtContent>
       </w:sdt>
@@ -5460,6 +6413,7 @@
         </w:rPr>
         <w:t xml:space="preserve"> ABSTRACT</w:t>
       </w:r>
+      <w:proofErr w:type="gramEnd"/>
     </w:p>
     <w:p>
       <w:pPr>
@@ -5524,7 +6478,25 @@
           <w:sz w:val="23"/>
           <w:szCs w:val="23"/>
         </w:rPr>
-        <w:t xml:space="preserve">Author: Imię Nazwisko, code: </w:t>
+        <w:t xml:space="preserve">Author: Imię Nazwisko, </w:t>
+      </w:r>
+      <w:proofErr w:type="spellStart"/>
+      <w:r>
+        <w:rPr>
+          <w:rFonts w:cs="Times New Roman"/>
+          <w:sz w:val="23"/>
+          <w:szCs w:val="23"/>
+        </w:rPr>
+        <w:t>code</w:t>
+      </w:r>
+      <w:proofErr w:type="spellEnd"/>
+      <w:r>
+        <w:rPr>
+          <w:rFonts w:cs="Times New Roman"/>
+          <w:sz w:val="23"/>
+          <w:szCs w:val="23"/>
+        </w:rPr>
+        <w:t xml:space="preserve">: </w:t>
       </w:r>
       <w:sdt>
         <w:sdtPr>
@@ -5567,7 +6539,16 @@
               <w:sz w:val="23"/>
               <w:szCs w:val="23"/>
             </w:rPr>
-            <w:t>(wybierz symbol studiów)</w:t>
+            <w:t>(wybierz symbol studiów</w:t>
+          </w:r>
+          <w:proofErr w:type="gramStart"/>
+          <w:r>
+            <w:rPr>
+              <w:rFonts w:cs="Times New Roman"/>
+              <w:sz w:val="23"/>
+              <w:szCs w:val="23"/>
+            </w:rPr>
+            <w:t>)</w:t>
           </w:r>
         </w:sdtContent>
       </w:sdt>
@@ -5577,7 +6558,26 @@
           <w:sz w:val="23"/>
           <w:szCs w:val="23"/>
         </w:rPr>
-        <w:t xml:space="preserve"> -123456 Supervisor: </w:t>
+        <w:t xml:space="preserve"> -123456 </w:t>
+      </w:r>
+      <w:proofErr w:type="spellStart"/>
+      <w:r>
+        <w:rPr>
+          <w:rFonts w:cs="Times New Roman"/>
+          <w:sz w:val="23"/>
+          <w:szCs w:val="23"/>
+        </w:rPr>
+        <w:t>Supervisor</w:t>
+      </w:r>
+      <w:proofErr w:type="spellEnd"/>
+      <w:proofErr w:type="gramEnd"/>
+      <w:r>
+        <w:rPr>
+          <w:rFonts w:cs="Times New Roman"/>
+          <w:sz w:val="23"/>
+          <w:szCs w:val="23"/>
+        </w:rPr>
+        <w:t xml:space="preserve">: </w:t>
       </w:r>
       <w:sdt>
         <w:sdtPr>
@@ -5663,7 +6663,21 @@
         <w:rPr>
           <w:rFonts w:cs="Times New Roman"/>
         </w:rPr>
-        <w:t>Key words: (max. 5 słów kluczowych w 2 wierszach, oddzielanych przecinkami)</w:t>
+        <w:t xml:space="preserve">Key </w:t>
+      </w:r>
+      <w:proofErr w:type="spellStart"/>
+      <w:r>
+        <w:rPr>
+          <w:rFonts w:cs="Times New Roman"/>
+        </w:rPr>
+        <w:t>words</w:t>
+      </w:r>
+      <w:proofErr w:type="spellEnd"/>
+      <w:r>
+        <w:rPr>
+          <w:rFonts w:cs="Times New Roman"/>
+        </w:rPr>
+        <w:t>: (max. 5 słów kluczowych w 2 wierszach, oddzielanych przecinkami)</w:t>
       </w:r>
     </w:p>
     <w:p>
@@ -5854,62 +6868,44 @@
 <w:ftr xmlns:wpc="http://schemas.microsoft.com/office/word/2010/wordprocessingCanvas" xmlns:mc="http://schemas.openxmlformats.org/markup-compatibility/2006" xmlns:o="urn:schemas-microsoft-com:office:office" xmlns:r="http://schemas.openxmlformats.org/officeDocument/2006/relationships" xmlns:m="http://schemas.openxmlformats.org/officeDocument/2006/math" xmlns:v="urn:schemas-microsoft-com:vml" xmlns:wp14="http://schemas.microsoft.com/office/word/2010/wordprocessingDrawing" xmlns:wp="http://schemas.openxmlformats.org/drawingml/2006/wordprocessingDrawing" xmlns:w10="urn:schemas-microsoft-com:office:word" xmlns:w="http://schemas.openxmlformats.org/wordprocessingml/2006/main" xmlns:w14="http://schemas.microsoft.com/office/word/2010/wordml" xmlns:w15="http://schemas.microsoft.com/office/word/2012/wordml" xmlns:wpg="http://schemas.microsoft.com/office/word/2010/wordprocessingGroup" xmlns:wpi="http://schemas.microsoft.com/office/word/2010/wordprocessingInk" xmlns:wne="http://schemas.microsoft.com/office/word/2006/wordml" xmlns:wps="http://schemas.microsoft.com/office/word/2010/wordprocessingShape" mc:Ignorable="w14 w15 wp14">
   <w:sdt>
     <w:sdtPr>
-      <w:id w:val="593083405"/>
+      <w:id w:val="-102892006"/>
       <w:docPartObj>
         <w:docPartGallery w:val="Page Numbers (Bottom of Page)"/>
         <w:docPartUnique/>
       </w:docPartObj>
     </w:sdtPr>
-    <w:sdtEndPr/>
     <w:sdtContent>
       <w:p>
         <w:pPr>
-          <w:jc w:val="center"/>
+          <w:pStyle w:val="Stopka"/>
+          <w:jc w:val="right"/>
         </w:pPr>
         <w:r>
-          <w:rPr>
-            <w:rFonts w:cs="Times New Roman"/>
-            <w:sz w:val="20"/>
-            <w:szCs w:val="20"/>
-          </w:rPr>
           <w:fldChar w:fldCharType="begin"/>
         </w:r>
         <w:r>
-          <w:rPr>
-            <w:rFonts w:cs="Times New Roman"/>
-            <w:sz w:val="20"/>
-            <w:szCs w:val="20"/>
-          </w:rPr>
-          <w:instrText xml:space="preserve"> PAGE   \* MERGEFORMAT </w:instrText>
+          <w:instrText>PAGE   \* MERGEFORMAT</w:instrText>
         </w:r>
         <w:r>
-          <w:rPr>
-            <w:rFonts w:cs="Times New Roman"/>
-            <w:sz w:val="20"/>
-            <w:szCs w:val="20"/>
-          </w:rPr>
           <w:fldChar w:fldCharType="separate"/>
         </w:r>
         <w:r>
           <w:rPr>
-            <w:rFonts w:cs="Times New Roman"/>
             <w:noProof/>
-            <w:sz w:val="20"/>
-            <w:szCs w:val="20"/>
           </w:rPr>
-          <w:t>5</w:t>
+          <w:t>6</w:t>
         </w:r>
         <w:r>
-          <w:rPr>
-            <w:rFonts w:cs="Times New Roman"/>
-            <w:sz w:val="20"/>
-            <w:szCs w:val="20"/>
-          </w:rPr>
           <w:fldChar w:fldCharType="end"/>
         </w:r>
       </w:p>
     </w:sdtContent>
   </w:sdt>
+  <w:p>
+    <w:pPr>
+      <w:jc w:val="center"/>
+    </w:pPr>
+  </w:p>
 </w:ftr>
 </file>
 
@@ -6197,6 +7193,95 @@
     </w:lvl>
   </w:abstractNum>
   <w:abstractNum w:abstractNumId="3">
+    <w:nsid w:val="688162E6"/>
+    <w:multiLevelType w:val="hybridMultilevel"/>
+    <w:tmpl w:val="004CA2FE"/>
+    <w:lvl w:ilvl="0" w:tplc="D8B07E76">
+      <w:start w:val="1"/>
+      <w:numFmt w:val="decimal"/>
+      <w:lvlText w:val="%1."/>
+      <w:lvlJc w:val="left"/>
+      <w:pPr>
+        <w:ind w:left="876" w:hanging="516"/>
+      </w:pPr>
+      <w:rPr>
+        <w:rFonts w:hint="default"/>
+      </w:rPr>
+    </w:lvl>
+    <w:lvl w:ilvl="1" w:tplc="04150019" w:tentative="1">
+      <w:start w:val="1"/>
+      <w:numFmt w:val="lowerLetter"/>
+      <w:lvlText w:val="%2."/>
+      <w:lvlJc w:val="left"/>
+      <w:pPr>
+        <w:ind w:left="1440" w:hanging="360"/>
+      </w:pPr>
+    </w:lvl>
+    <w:lvl w:ilvl="2" w:tplc="0415001B" w:tentative="1">
+      <w:start w:val="1"/>
+      <w:numFmt w:val="lowerRoman"/>
+      <w:lvlText w:val="%3."/>
+      <w:lvlJc w:val="right"/>
+      <w:pPr>
+        <w:ind w:left="2160" w:hanging="180"/>
+      </w:pPr>
+    </w:lvl>
+    <w:lvl w:ilvl="3" w:tplc="0415000F" w:tentative="1">
+      <w:start w:val="1"/>
+      <w:numFmt w:val="decimal"/>
+      <w:lvlText w:val="%4."/>
+      <w:lvlJc w:val="left"/>
+      <w:pPr>
+        <w:ind w:left="2880" w:hanging="360"/>
+      </w:pPr>
+    </w:lvl>
+    <w:lvl w:ilvl="4" w:tplc="04150019" w:tentative="1">
+      <w:start w:val="1"/>
+      <w:numFmt w:val="lowerLetter"/>
+      <w:lvlText w:val="%5."/>
+      <w:lvlJc w:val="left"/>
+      <w:pPr>
+        <w:ind w:left="3600" w:hanging="360"/>
+      </w:pPr>
+    </w:lvl>
+    <w:lvl w:ilvl="5" w:tplc="0415001B" w:tentative="1">
+      <w:start w:val="1"/>
+      <w:numFmt w:val="lowerRoman"/>
+      <w:lvlText w:val="%6."/>
+      <w:lvlJc w:val="right"/>
+      <w:pPr>
+        <w:ind w:left="4320" w:hanging="180"/>
+      </w:pPr>
+    </w:lvl>
+    <w:lvl w:ilvl="6" w:tplc="0415000F" w:tentative="1">
+      <w:start w:val="1"/>
+      <w:numFmt w:val="decimal"/>
+      <w:lvlText w:val="%7."/>
+      <w:lvlJc w:val="left"/>
+      <w:pPr>
+        <w:ind w:left="5040" w:hanging="360"/>
+      </w:pPr>
+    </w:lvl>
+    <w:lvl w:ilvl="7" w:tplc="04150019" w:tentative="1">
+      <w:start w:val="1"/>
+      <w:numFmt w:val="lowerLetter"/>
+      <w:lvlText w:val="%8."/>
+      <w:lvlJc w:val="left"/>
+      <w:pPr>
+        <w:ind w:left="5760" w:hanging="360"/>
+      </w:pPr>
+    </w:lvl>
+    <w:lvl w:ilvl="8" w:tplc="0415001B" w:tentative="1">
+      <w:start w:val="1"/>
+      <w:numFmt w:val="lowerRoman"/>
+      <w:lvlText w:val="%9."/>
+      <w:lvlJc w:val="right"/>
+      <w:pPr>
+        <w:ind w:left="6480" w:hanging="180"/>
+      </w:pPr>
+    </w:lvl>
+  </w:abstractNum>
+  <w:abstractNum w:abstractNumId="4">
     <w:nsid w:val="707E6E11"/>
     <w:multiLevelType w:val="multilevel"/>
     <w:tmpl w:val="AF2A9400"/>
@@ -6349,10 +7434,13 @@
     <w:abstractNumId w:val="1"/>
   </w:num>
   <w:num w:numId="5">
-    <w:abstractNumId w:val="3"/>
+    <w:abstractNumId w:val="4"/>
   </w:num>
   <w:num w:numId="6">
     <w:abstractNumId w:val="0"/>
+  </w:num>
+  <w:num w:numId="7">
+    <w:abstractNumId w:val="3"/>
   </w:num>
 </w:numbering>
 </file>
@@ -6747,6 +7835,27 @@
     <w:name w:val="Normal"/>
     <w:qFormat/>
     <w:rsid w:val="0047022B"/>
+  </w:style>
+  <w:style w:type="paragraph" w:styleId="Nagwek1">
+    <w:name w:val="heading 1"/>
+    <w:basedOn w:val="Normalny"/>
+    <w:next w:val="Normalny"/>
+    <w:link w:val="Nagwek1Znak"/>
+    <w:uiPriority w:val="9"/>
+    <w:qFormat/>
+    <w:rsid w:val="00C6724A"/>
+    <w:pPr>
+      <w:keepNext/>
+      <w:keepLines/>
+      <w:spacing w:before="240"/>
+      <w:outlineLvl w:val="0"/>
+    </w:pPr>
+    <w:rPr>
+      <w:rFonts w:asciiTheme="majorHAnsi" w:eastAsiaTheme="majorEastAsia" w:hAnsiTheme="majorHAnsi" w:cstheme="majorBidi"/>
+      <w:color w:val="2F5496" w:themeColor="accent1" w:themeShade="BF"/>
+      <w:sz w:val="32"/>
+      <w:szCs w:val="32"/>
+    </w:rPr>
   </w:style>
   <w:style w:type="character" w:default="1" w:styleId="Domylnaczcionkaakapitu">
     <w:name w:val="Default Paragraph Font"/>
@@ -7143,6 +8252,100 @@
       <w:lang w:eastAsia="pl-PL"/>
     </w:rPr>
   </w:style>
+  <w:style w:type="character" w:customStyle="1" w:styleId="Nagwek1Znak">
+    <w:name w:val="Nagłówek 1 Znak"/>
+    <w:basedOn w:val="Domylnaczcionkaakapitu"/>
+    <w:link w:val="Nagwek1"/>
+    <w:uiPriority w:val="9"/>
+    <w:rsid w:val="00C6724A"/>
+    <w:rPr>
+      <w:rFonts w:asciiTheme="majorHAnsi" w:eastAsiaTheme="majorEastAsia" w:hAnsiTheme="majorHAnsi" w:cstheme="majorBidi"/>
+      <w:color w:val="2F5496" w:themeColor="accent1" w:themeShade="BF"/>
+      <w:sz w:val="32"/>
+      <w:szCs w:val="32"/>
+    </w:rPr>
+  </w:style>
+  <w:style w:type="paragraph" w:styleId="Nagwekspisutreci">
+    <w:name w:val="TOC Heading"/>
+    <w:basedOn w:val="Nagwek1"/>
+    <w:next w:val="Normalny"/>
+    <w:uiPriority w:val="39"/>
+    <w:unhideWhenUsed/>
+    <w:qFormat/>
+    <w:rsid w:val="00C6724A"/>
+    <w:pPr>
+      <w:spacing w:line="259" w:lineRule="auto"/>
+      <w:outlineLvl w:val="9"/>
+    </w:pPr>
+    <w:rPr>
+      <w:lang w:eastAsia="pl-PL"/>
+    </w:rPr>
+  </w:style>
+  <w:style w:type="paragraph" w:styleId="Spistreci1">
+    <w:name w:val="toc 1"/>
+    <w:basedOn w:val="Normalny"/>
+    <w:next w:val="Normalny"/>
+    <w:autoRedefine/>
+    <w:uiPriority w:val="39"/>
+    <w:unhideWhenUsed/>
+    <w:rsid w:val="00C6724A"/>
+    <w:pPr>
+      <w:spacing w:after="100"/>
+    </w:pPr>
+  </w:style>
+  <w:style w:type="character" w:styleId="Hipercze">
+    <w:name w:val="Hyperlink"/>
+    <w:basedOn w:val="Domylnaczcionkaakapitu"/>
+    <w:uiPriority w:val="99"/>
+    <w:unhideWhenUsed/>
+    <w:rsid w:val="00C6724A"/>
+    <w:rPr>
+      <w:color w:val="0563C1" w:themeColor="hyperlink"/>
+      <w:u w:val="single"/>
+    </w:rPr>
+  </w:style>
+  <w:style w:type="paragraph" w:styleId="Nagwek">
+    <w:name w:val="header"/>
+    <w:basedOn w:val="Normalny"/>
+    <w:link w:val="NagwekZnak"/>
+    <w:uiPriority w:val="99"/>
+    <w:unhideWhenUsed/>
+    <w:rsid w:val="002D1716"/>
+    <w:pPr>
+      <w:tabs>
+        <w:tab w:val="center" w:pos="4536"/>
+        <w:tab w:val="right" w:pos="9072"/>
+      </w:tabs>
+    </w:pPr>
+  </w:style>
+  <w:style w:type="character" w:customStyle="1" w:styleId="NagwekZnak">
+    <w:name w:val="Nagłówek Znak"/>
+    <w:basedOn w:val="Domylnaczcionkaakapitu"/>
+    <w:link w:val="Nagwek"/>
+    <w:uiPriority w:val="99"/>
+    <w:rsid w:val="002D1716"/>
+  </w:style>
+  <w:style w:type="paragraph" w:styleId="Stopka">
+    <w:name w:val="footer"/>
+    <w:basedOn w:val="Normalny"/>
+    <w:link w:val="StopkaZnak"/>
+    <w:uiPriority w:val="99"/>
+    <w:unhideWhenUsed/>
+    <w:rsid w:val="002D1716"/>
+    <w:pPr>
+      <w:tabs>
+        <w:tab w:val="center" w:pos="4536"/>
+        <w:tab w:val="right" w:pos="9072"/>
+      </w:tabs>
+    </w:pPr>
+  </w:style>
+  <w:style w:type="character" w:customStyle="1" w:styleId="StopkaZnak">
+    <w:name w:val="Stopka Znak"/>
+    <w:basedOn w:val="Domylnaczcionkaakapitu"/>
+    <w:link w:val="Stopka"/>
+    <w:uiPriority w:val="99"/>
+    <w:rsid w:val="002D1716"/>
+  </w:style>
 </w:styles>
 </file>
 
@@ -7277,19 +8480,19 @@
     <w:pitch w:val="variable"/>
     <w:sig w:usb0="E4002EFF" w:usb1="C000247B" w:usb2="00000009" w:usb3="00000000" w:csb0="000001FF" w:csb1="00000000"/>
   </w:font>
+  <w:font w:name="Calibri Light">
+    <w:panose1 w:val="020F0302020204030204"/>
+    <w:charset w:val="EE"/>
+    <w:family w:val="swiss"/>
+    <w:pitch w:val="variable"/>
+    <w:sig w:usb0="E4002EFF" w:usb1="C000247B" w:usb2="00000009" w:usb3="00000000" w:csb0="000001FF" w:csb1="00000000"/>
+  </w:font>
   <w:font w:name="Cambria Math">
     <w:panose1 w:val="02040503050406030204"/>
     <w:charset w:val="EE"/>
     <w:family w:val="roman"/>
     <w:pitch w:val="variable"/>
     <w:sig w:usb0="E00006FF" w:usb1="420024FF" w:usb2="02000000" w:usb3="00000000" w:csb0="0000019F" w:csb1="00000000"/>
-  </w:font>
-  <w:font w:name="Calibri Light">
-    <w:panose1 w:val="020F0302020204030204"/>
-    <w:charset w:val="EE"/>
-    <w:family w:val="swiss"/>
-    <w:pitch w:val="variable"/>
-    <w:sig w:usb0="E4002EFF" w:usb1="C000247B" w:usb2="00000009" w:usb3="00000000" w:csb0="000001FF" w:csb1="00000000"/>
   </w:font>
 </w:fonts>
 </file>
@@ -7309,8 +8512,8 @@
     <w:compatSetting w:name="differentiateMultirowTableHeaders" w:uri="http://schemas.microsoft.com/office/word" w:val="1"/>
   </w:compat>
   <w:rsids>
-    <w:rsidRoot w:val="00B66BF0"/>
-    <w:rsid w:val="00B66BF0"/>
+    <w:rsidRoot w:val="00767B3F"/>
+    <w:rsid w:val="00767B3F"/>
   </w:rsids>
   <m:mathPr>
     <m:mathFont m:val="Cambria Math"/>
@@ -8085,7 +9288,7 @@
 </file>
 
 <file path=customXml/itemProps1.xml><?xml version="1.0" encoding="utf-8"?>
-<ds:datastoreItem xmlns:ds="http://schemas.openxmlformats.org/officeDocument/2006/customXml" ds:itemID="{2904675F-B4AA-4183-B107-AE7494BCCBE9}">
+<ds:datastoreItem xmlns:ds="http://schemas.openxmlformats.org/officeDocument/2006/customXml" ds:itemID="{6D906EAF-4E79-46AA-9DB9-AFC1187111B5}">
   <ds:schemaRefs>
     <ds:schemaRef ds:uri="http://schemas.openxmlformats.org/officeDocument/2006/bibliography"/>
   </ds:schemaRefs>

--- a/Arkadiusz Kot.docx
+++ b/Arkadiusz Kot.docx
@@ -335,7 +335,6 @@
         </w:rPr>
         <w:br/>
       </w:r>
-      <w:proofErr w:type="gramEnd"/>
       <w:sdt>
         <w:sdtPr>
           <w:rPr>
@@ -367,7 +366,16 @@
               <w:sz w:val="36"/>
               <w:szCs w:val="36"/>
             </w:rPr>
-            <w:t xml:space="preserve">dr inż. </w:t>
+            <w:t>dr</w:t>
+          </w:r>
+          <w:proofErr w:type="gramEnd"/>
+          <w:r>
+            <w:rPr>
+              <w:rFonts w:cs="Times New Roman"/>
+              <w:sz w:val="36"/>
+              <w:szCs w:val="36"/>
+            </w:rPr>
+            <w:t xml:space="preserve"> inż. </w:t>
           </w:r>
         </w:sdtContent>
       </w:sdt>
@@ -840,6 +848,13 @@
     </w:p>
     <w:sdt>
       <w:sdtPr>
+        <w:rPr>
+          <w:rFonts w:ascii="Times New Roman" w:eastAsiaTheme="minorHAnsi" w:hAnsi="Times New Roman" w:cstheme="minorBidi"/>
+          <w:color w:val="auto"/>
+          <w:sz w:val="24"/>
+          <w:szCs w:val="24"/>
+          <w:lang w:eastAsia="en-US"/>
+        </w:rPr>
         <w:id w:val="-1077666598"/>
         <w:docPartObj>
           <w:docPartGallery w:val="Table of Contents"/>
@@ -848,13 +863,8 @@
       </w:sdtPr>
       <w:sdtEndPr>
         <w:rPr>
-          <w:rFonts w:ascii="Times New Roman" w:eastAsiaTheme="minorHAnsi" w:hAnsi="Times New Roman" w:cstheme="minorBidi"/>
           <w:b/>
           <w:bCs/>
-          <w:color w:val="auto"/>
-          <w:sz w:val="24"/>
-          <w:szCs w:val="24"/>
-          <w:lang w:eastAsia="en-US"/>
         </w:rPr>
       </w:sdtEndPr>
       <w:sdtContent>
@@ -895,7 +905,7 @@
           <w:r>
             <w:fldChar w:fldCharType="separate"/>
           </w:r>
-          <w:hyperlink w:anchor="_Toc213703400" w:history="1">
+          <w:hyperlink w:anchor="_Toc213781223" w:history="1">
             <w:r>
               <w:rPr>
                 <w:rStyle w:val="Hipercze"/>
@@ -924,7 +934,195 @@
                 <w:noProof/>
                 <w:webHidden/>
               </w:rPr>
-              <w:instrText xml:space="preserve"> PAGEREF _Toc213703400 \h </w:instrText>
+              <w:instrText xml:space="preserve"> PAGEREF _Toc213781223 \h </w:instrText>
+            </w:r>
+            <w:r>
+              <w:rPr>
+                <w:noProof/>
+                <w:webHidden/>
+              </w:rPr>
+            </w:r>
+            <w:r>
+              <w:rPr>
+                <w:noProof/>
+                <w:webHidden/>
+              </w:rPr>
+              <w:fldChar w:fldCharType="separate"/>
+            </w:r>
+            <w:r>
+              <w:rPr>
+                <w:noProof/>
+                <w:webHidden/>
+              </w:rPr>
+              <w:t>4</w:t>
+            </w:r>
+            <w:r>
+              <w:rPr>
+                <w:noProof/>
+                <w:webHidden/>
+              </w:rPr>
+              <w:fldChar w:fldCharType="end"/>
+            </w:r>
+          </w:hyperlink>
+        </w:p>
+        <w:p>
+          <w:pPr>
+            <w:pStyle w:val="Spistreci1"/>
+            <w:tabs>
+              <w:tab w:val="left" w:pos="440"/>
+              <w:tab w:val="right" w:leader="dot" w:pos="8777"/>
+            </w:tabs>
+            <w:rPr>
+              <w:rFonts w:asciiTheme="minorHAnsi" w:eastAsiaTheme="minorEastAsia" w:hAnsiTheme="minorHAnsi"/>
+              <w:noProof/>
+              <w:sz w:val="22"/>
+              <w:szCs w:val="22"/>
+              <w:lang w:eastAsia="pl-PL"/>
+            </w:rPr>
+          </w:pPr>
+          <w:hyperlink w:anchor="_Toc213781224" w:history="1">
+            <w:r>
+              <w:rPr>
+                <w:rStyle w:val="Hipercze"/>
+                <w:rFonts w:cs="Times New Roman"/>
+                <w:b/>
+                <w:noProof/>
+              </w:rPr>
+              <w:t>1.</w:t>
+            </w:r>
+            <w:r>
+              <w:rPr>
+                <w:rFonts w:asciiTheme="minorHAnsi" w:eastAsiaTheme="minorEastAsia" w:hAnsiTheme="minorHAnsi"/>
+                <w:noProof/>
+                <w:sz w:val="22"/>
+                <w:szCs w:val="22"/>
+                <w:lang w:eastAsia="pl-PL"/>
+              </w:rPr>
+              <w:tab/>
+            </w:r>
+            <w:r>
+              <w:rPr>
+                <w:rStyle w:val="Hipercze"/>
+                <w:rFonts w:cs="Times New Roman"/>
+                <w:b/>
+                <w:noProof/>
+              </w:rPr>
+              <w:t>Charakterystyka porównawcza istniejących na rynku rozwiązań do analizy danych geolokalizacyjnych</w:t>
+            </w:r>
+            <w:r>
+              <w:rPr>
+                <w:noProof/>
+                <w:webHidden/>
+              </w:rPr>
+              <w:tab/>
+            </w:r>
+            <w:r>
+              <w:rPr>
+                <w:noProof/>
+                <w:webHidden/>
+              </w:rPr>
+              <w:fldChar w:fldCharType="begin"/>
+            </w:r>
+            <w:r>
+              <w:rPr>
+                <w:noProof/>
+                <w:webHidden/>
+              </w:rPr>
+              <w:instrText xml:space="preserve"> PAGEREF _Toc213781224 \h </w:instrText>
+            </w:r>
+            <w:r>
+              <w:rPr>
+                <w:noProof/>
+                <w:webHidden/>
+              </w:rPr>
+            </w:r>
+            <w:r>
+              <w:rPr>
+                <w:noProof/>
+                <w:webHidden/>
+              </w:rPr>
+              <w:fldChar w:fldCharType="separate"/>
+            </w:r>
+            <w:r>
+              <w:rPr>
+                <w:noProof/>
+                <w:webHidden/>
+              </w:rPr>
+              <w:t>5</w:t>
+            </w:r>
+            <w:r>
+              <w:rPr>
+                <w:noProof/>
+                <w:webHidden/>
+              </w:rPr>
+              <w:fldChar w:fldCharType="end"/>
+            </w:r>
+          </w:hyperlink>
+        </w:p>
+        <w:p>
+          <w:pPr>
+            <w:pStyle w:val="Spistreci1"/>
+            <w:tabs>
+              <w:tab w:val="left" w:pos="660"/>
+              <w:tab w:val="right" w:leader="dot" w:pos="8777"/>
+            </w:tabs>
+            <w:rPr>
+              <w:rFonts w:asciiTheme="minorHAnsi" w:eastAsiaTheme="minorEastAsia" w:hAnsiTheme="minorHAnsi"/>
+              <w:noProof/>
+              <w:sz w:val="22"/>
+              <w:szCs w:val="22"/>
+              <w:lang w:eastAsia="pl-PL"/>
+            </w:rPr>
+          </w:pPr>
+          <w:hyperlink w:anchor="_Toc213781225" w:history="1">
+            <w:r>
+              <w:rPr>
+                <w:rStyle w:val="Hipercze"/>
+                <w:rFonts w:cs="Times New Roman"/>
+                <w:b/>
+                <w:noProof/>
+              </w:rPr>
+              <w:t>1.1</w:t>
+            </w:r>
+            <w:r>
+              <w:rPr>
+                <w:rFonts w:asciiTheme="minorHAnsi" w:eastAsiaTheme="minorEastAsia" w:hAnsiTheme="minorHAnsi"/>
+                <w:noProof/>
+                <w:sz w:val="22"/>
+                <w:szCs w:val="22"/>
+                <w:lang w:eastAsia="pl-PL"/>
+              </w:rPr>
+              <w:tab/>
+            </w:r>
+            <w:r>
+              <w:rPr>
+                <w:rStyle w:val="Hipercze"/>
+                <w:rFonts w:cs="Times New Roman"/>
+                <w:b/>
+                <w:noProof/>
+              </w:rPr>
+              <w:t>Strava – sieć społecznościowa dla sportowców</w:t>
+            </w:r>
+            <w:r>
+              <w:rPr>
+                <w:noProof/>
+                <w:webHidden/>
+              </w:rPr>
+              <w:tab/>
+            </w:r>
+            <w:r>
+              <w:rPr>
+                <w:noProof/>
+                <w:webHidden/>
+              </w:rPr>
+              <w:fldChar w:fldCharType="begin"/>
+            </w:r>
+            <w:r>
+              <w:rPr>
+                <w:noProof/>
+                <w:webHidden/>
+              </w:rPr>
+              <w:instrText xml:space="preserve"> PAGEREF _Toc213781225 \h </w:instrText>
             </w:r>
             <w:r>
               <w:rPr>
@@ -969,7 +1167,7 @@
               <w:lang w:eastAsia="pl-PL"/>
             </w:rPr>
           </w:pPr>
-          <w:hyperlink w:anchor="_Toc213703401" w:history="1">
+          <w:hyperlink w:anchor="_Toc213781226" w:history="1">
             <w:r>
               <w:rPr>
                 <w:rStyle w:val="Hipercze"/>
@@ -977,7 +1175,7 @@
                 <w:b/>
                 <w:noProof/>
               </w:rPr>
-              <w:t>1. Charakterystyka porównawcza istniejących na rynku rozwiązań do analizy danych geolokalizacyjnych</w:t>
+              <w:t>1.2 Komoot – zaawansowane narzędzie do planowania oraz nawigacji</w:t>
             </w:r>
             <w:r>
               <w:rPr>
@@ -998,7 +1196,7 @@
                 <w:noProof/>
                 <w:webHidden/>
               </w:rPr>
-              <w:instrText xml:space="preserve"> PAGEREF _Toc213703401 \h </w:instrText>
+              <w:instrText xml:space="preserve"> PAGEREF _Toc213781226 \h </w:instrText>
             </w:r>
             <w:r>
               <w:rPr>
@@ -1043,7 +1241,7 @@
               <w:lang w:eastAsia="pl-PL"/>
             </w:rPr>
           </w:pPr>
-          <w:hyperlink w:anchor="_Toc213703402" w:history="1">
+          <w:hyperlink w:anchor="_Toc213781227" w:history="1">
             <w:r>
               <w:rPr>
                 <w:rStyle w:val="Hipercze"/>
@@ -1051,7 +1249,7 @@
                 <w:b/>
                 <w:noProof/>
               </w:rPr>
-              <w:t>1.1 Strava – sieć społecznościowa dla sportowców</w:t>
+              <w:t>1.3 Garmin Connect - Ekosystem izolowany dla użytkowników urządzeń marki Garmin</w:t>
             </w:r>
             <w:r>
               <w:rPr>
@@ -1072,7 +1270,7 @@
                 <w:noProof/>
                 <w:webHidden/>
               </w:rPr>
-              <w:instrText xml:space="preserve"> PAGEREF _Toc213703402 \h </w:instrText>
+              <w:instrText xml:space="preserve"> PAGEREF _Toc213781227 \h </w:instrText>
             </w:r>
             <w:r>
               <w:rPr>
@@ -1117,7 +1315,7 @@
               <w:lang w:eastAsia="pl-PL"/>
             </w:rPr>
           </w:pPr>
-          <w:hyperlink w:anchor="_Toc213703403" w:history="1">
+          <w:hyperlink w:anchor="_Toc213781228" w:history="1">
             <w:r>
               <w:rPr>
                 <w:rStyle w:val="Hipercze"/>
@@ -1125,7 +1323,7 @@
                 <w:b/>
                 <w:noProof/>
               </w:rPr>
-              <w:t>1.2 Komoot – zaawansowane narzędzie do planowania oraz nawigacji</w:t>
+              <w:t>1.4 Podsumowanie analizy i uzasadnienie potrzeby stworzenia własnego produktu.</w:t>
             </w:r>
             <w:r>
               <w:rPr>
@@ -1146,7 +1344,7 @@
                 <w:noProof/>
                 <w:webHidden/>
               </w:rPr>
-              <w:instrText xml:space="preserve"> PAGEREF _Toc213703403 \h </w:instrText>
+              <w:instrText xml:space="preserve"> PAGEREF _Toc213781228 \h </w:instrText>
             </w:r>
             <w:r>
               <w:rPr>
@@ -1166,155 +1364,7 @@
                 <w:noProof/>
                 <w:webHidden/>
               </w:rPr>
-              <w:t>6</w:t>
-            </w:r>
-            <w:r>
-              <w:rPr>
-                <w:noProof/>
-                <w:webHidden/>
-              </w:rPr>
-              <w:fldChar w:fldCharType="end"/>
-            </w:r>
-          </w:hyperlink>
-        </w:p>
-        <w:p>
-          <w:pPr>
-            <w:pStyle w:val="Spistreci1"/>
-            <w:tabs>
-              <w:tab w:val="right" w:leader="dot" w:pos="8777"/>
-            </w:tabs>
-            <w:rPr>
-              <w:rFonts w:asciiTheme="minorHAnsi" w:eastAsiaTheme="minorEastAsia" w:hAnsiTheme="minorHAnsi"/>
-              <w:noProof/>
-              <w:sz w:val="22"/>
-              <w:szCs w:val="22"/>
-              <w:lang w:eastAsia="pl-PL"/>
-            </w:rPr>
-          </w:pPr>
-          <w:hyperlink w:anchor="_Toc213703404" w:history="1">
-            <w:r>
-              <w:rPr>
-                <w:rStyle w:val="Hipercze"/>
-                <w:rFonts w:cs="Times New Roman"/>
-                <w:b/>
-                <w:noProof/>
-              </w:rPr>
-              <w:t>1.3 Garmin Connect - Ekosystem izolowany dla użytkowników urządzeń marki Garmin</w:t>
-            </w:r>
-            <w:r>
-              <w:rPr>
-                <w:noProof/>
-                <w:webHidden/>
-              </w:rPr>
-              <w:tab/>
-            </w:r>
-            <w:r>
-              <w:rPr>
-                <w:noProof/>
-                <w:webHidden/>
-              </w:rPr>
-              <w:fldChar w:fldCharType="begin"/>
-            </w:r>
-            <w:r>
-              <w:rPr>
-                <w:noProof/>
-                <w:webHidden/>
-              </w:rPr>
-              <w:instrText xml:space="preserve"> PAGEREF _Toc213703404 \h </w:instrText>
-            </w:r>
-            <w:r>
-              <w:rPr>
-                <w:noProof/>
-                <w:webHidden/>
-              </w:rPr>
-            </w:r>
-            <w:r>
-              <w:rPr>
-                <w:noProof/>
-                <w:webHidden/>
-              </w:rPr>
-              <w:fldChar w:fldCharType="separate"/>
-            </w:r>
-            <w:r>
-              <w:rPr>
-                <w:noProof/>
-                <w:webHidden/>
-              </w:rPr>
-              <w:t>6</w:t>
-            </w:r>
-            <w:r>
-              <w:rPr>
-                <w:noProof/>
-                <w:webHidden/>
-              </w:rPr>
-              <w:fldChar w:fldCharType="end"/>
-            </w:r>
-          </w:hyperlink>
-        </w:p>
-        <w:p>
-          <w:pPr>
-            <w:pStyle w:val="Spistreci1"/>
-            <w:tabs>
-              <w:tab w:val="right" w:leader="dot" w:pos="8777"/>
-            </w:tabs>
-            <w:rPr>
-              <w:rFonts w:asciiTheme="minorHAnsi" w:eastAsiaTheme="minorEastAsia" w:hAnsiTheme="minorHAnsi"/>
-              <w:noProof/>
-              <w:sz w:val="22"/>
-              <w:szCs w:val="22"/>
-              <w:lang w:eastAsia="pl-PL"/>
-            </w:rPr>
-          </w:pPr>
-          <w:hyperlink w:anchor="_Toc213703405" w:history="1">
-            <w:r>
-              <w:rPr>
-                <w:rStyle w:val="Hipercze"/>
-                <w:rFonts w:cs="Times New Roman"/>
-                <w:b/>
-                <w:noProof/>
-              </w:rPr>
-              <w:t>1.4 Podsumowanie analizy i uzasadnienie potrzeby stworzenia własnego produktu.</w:t>
-            </w:r>
-            <w:r>
-              <w:rPr>
-                <w:noProof/>
-                <w:webHidden/>
-              </w:rPr>
-              <w:tab/>
-            </w:r>
-            <w:r>
-              <w:rPr>
-                <w:noProof/>
-                <w:webHidden/>
-              </w:rPr>
-              <w:fldChar w:fldCharType="begin"/>
-            </w:r>
-            <w:r>
-              <w:rPr>
-                <w:noProof/>
-                <w:webHidden/>
-              </w:rPr>
-              <w:instrText xml:space="preserve"> PAGEREF _Toc213703405 \h </w:instrText>
-            </w:r>
-            <w:r>
-              <w:rPr>
-                <w:noProof/>
-                <w:webHidden/>
-              </w:rPr>
-            </w:r>
-            <w:r>
-              <w:rPr>
-                <w:noProof/>
-                <w:webHidden/>
-              </w:rPr>
-              <w:fldChar w:fldCharType="separate"/>
-            </w:r>
-            <w:r>
-              <w:rPr>
-                <w:noProof/>
-                <w:webHidden/>
-              </w:rPr>
-              <w:t>6</w:t>
+              <w:t>7</w:t>
             </w:r>
             <w:r>
               <w:rPr>
@@ -1544,439 +1594,6 @@
     </w:p>
     <w:p>
       <w:pPr>
-        <w:ind w:left="709" w:hanging="709"/>
-        <w:rPr>
-          <w:color w:val="000000" w:themeColor="text1"/>
-          <w:sz w:val="32"/>
-        </w:rPr>
-      </w:pPr>
-    </w:p>
-    <w:p>
-      <w:pPr>
-        <w:ind w:left="709" w:hanging="709"/>
-        <w:rPr>
-          <w:color w:val="000000" w:themeColor="text1"/>
-          <w:sz w:val="32"/>
-        </w:rPr>
-      </w:pPr>
-    </w:p>
-    <w:p>
-      <w:pPr>
-        <w:ind w:left="709" w:hanging="709"/>
-        <w:rPr>
-          <w:color w:val="000000" w:themeColor="text1"/>
-          <w:sz w:val="32"/>
-        </w:rPr>
-      </w:pPr>
-    </w:p>
-    <w:p>
-      <w:pPr>
-        <w:ind w:left="709" w:hanging="709"/>
-        <w:rPr>
-          <w:color w:val="000000" w:themeColor="text1"/>
-          <w:sz w:val="32"/>
-        </w:rPr>
-      </w:pPr>
-    </w:p>
-    <w:p>
-      <w:pPr>
-        <w:ind w:left="709" w:hanging="709"/>
-        <w:rPr>
-          <w:color w:val="000000" w:themeColor="text1"/>
-          <w:sz w:val="32"/>
-        </w:rPr>
-      </w:pPr>
-    </w:p>
-    <w:p>
-      <w:pPr>
-        <w:ind w:left="709" w:hanging="709"/>
-        <w:rPr>
-          <w:color w:val="000000" w:themeColor="text1"/>
-          <w:sz w:val="32"/>
-        </w:rPr>
-      </w:pPr>
-    </w:p>
-    <w:p>
-      <w:pPr>
-        <w:ind w:left="709" w:hanging="709"/>
-        <w:rPr>
-          <w:color w:val="000000" w:themeColor="text1"/>
-          <w:sz w:val="32"/>
-        </w:rPr>
-      </w:pPr>
-    </w:p>
-    <w:p>
-      <w:pPr>
-        <w:ind w:left="709" w:hanging="709"/>
-        <w:rPr>
-          <w:color w:val="000000" w:themeColor="text1"/>
-          <w:sz w:val="32"/>
-        </w:rPr>
-      </w:pPr>
-    </w:p>
-    <w:p>
-      <w:pPr>
-        <w:ind w:left="709" w:hanging="709"/>
-        <w:rPr>
-          <w:color w:val="000000" w:themeColor="text1"/>
-          <w:sz w:val="32"/>
-        </w:rPr>
-      </w:pPr>
-    </w:p>
-    <w:p>
-      <w:pPr>
-        <w:ind w:left="709" w:hanging="709"/>
-        <w:rPr>
-          <w:color w:val="000000" w:themeColor="text1"/>
-          <w:sz w:val="32"/>
-        </w:rPr>
-      </w:pPr>
-    </w:p>
-    <w:p>
-      <w:pPr>
-        <w:ind w:left="709" w:hanging="709"/>
-        <w:rPr>
-          <w:color w:val="000000" w:themeColor="text1"/>
-          <w:sz w:val="32"/>
-        </w:rPr>
-      </w:pPr>
-    </w:p>
-    <w:p>
-      <w:pPr>
-        <w:ind w:left="709" w:hanging="709"/>
-        <w:rPr>
-          <w:color w:val="000000" w:themeColor="text1"/>
-          <w:sz w:val="32"/>
-        </w:rPr>
-      </w:pPr>
-    </w:p>
-    <w:p>
-      <w:pPr>
-        <w:ind w:left="709" w:hanging="709"/>
-        <w:rPr>
-          <w:color w:val="000000" w:themeColor="text1"/>
-          <w:sz w:val="32"/>
-        </w:rPr>
-      </w:pPr>
-    </w:p>
-    <w:p>
-      <w:pPr>
-        <w:ind w:left="709" w:hanging="709"/>
-        <w:rPr>
-          <w:color w:val="000000" w:themeColor="text1"/>
-          <w:sz w:val="32"/>
-        </w:rPr>
-      </w:pPr>
-    </w:p>
-    <w:p>
-      <w:pPr>
-        <w:ind w:left="709" w:hanging="709"/>
-        <w:rPr>
-          <w:color w:val="000000" w:themeColor="text1"/>
-          <w:sz w:val="32"/>
-        </w:rPr>
-      </w:pPr>
-    </w:p>
-    <w:p>
-      <w:pPr>
-        <w:ind w:left="709" w:hanging="709"/>
-        <w:rPr>
-          <w:color w:val="000000" w:themeColor="text1"/>
-          <w:sz w:val="32"/>
-        </w:rPr>
-      </w:pPr>
-    </w:p>
-    <w:p>
-      <w:pPr>
-        <w:ind w:left="709" w:hanging="709"/>
-        <w:rPr>
-          <w:color w:val="000000" w:themeColor="text1"/>
-          <w:sz w:val="32"/>
-        </w:rPr>
-      </w:pPr>
-    </w:p>
-    <w:p>
-      <w:pPr>
-        <w:ind w:left="709" w:hanging="709"/>
-        <w:rPr>
-          <w:color w:val="000000" w:themeColor="text1"/>
-          <w:sz w:val="32"/>
-        </w:rPr>
-      </w:pPr>
-    </w:p>
-    <w:p>
-      <w:pPr>
-        <w:ind w:left="709" w:hanging="709"/>
-        <w:rPr>
-          <w:color w:val="000000" w:themeColor="text1"/>
-          <w:sz w:val="32"/>
-        </w:rPr>
-      </w:pPr>
-    </w:p>
-    <w:p>
-      <w:pPr>
-        <w:ind w:left="709" w:hanging="709"/>
-        <w:rPr>
-          <w:color w:val="000000" w:themeColor="text1"/>
-          <w:sz w:val="32"/>
-        </w:rPr>
-      </w:pPr>
-    </w:p>
-    <w:p>
-      <w:pPr>
-        <w:ind w:left="709" w:hanging="709"/>
-        <w:rPr>
-          <w:color w:val="000000" w:themeColor="text1"/>
-          <w:sz w:val="32"/>
-        </w:rPr>
-      </w:pPr>
-    </w:p>
-    <w:p>
-      <w:pPr>
-        <w:ind w:left="709" w:hanging="709"/>
-        <w:rPr>
-          <w:color w:val="000000" w:themeColor="text1"/>
-          <w:sz w:val="32"/>
-        </w:rPr>
-      </w:pPr>
-    </w:p>
-    <w:p>
-      <w:pPr>
-        <w:ind w:left="709" w:hanging="709"/>
-        <w:rPr>
-          <w:color w:val="000000" w:themeColor="text1"/>
-          <w:sz w:val="32"/>
-        </w:rPr>
-      </w:pPr>
-    </w:p>
-    <w:p>
-      <w:pPr>
-        <w:ind w:left="709" w:hanging="709"/>
-        <w:rPr>
-          <w:color w:val="000000" w:themeColor="text1"/>
-          <w:sz w:val="32"/>
-        </w:rPr>
-      </w:pPr>
-    </w:p>
-    <w:p>
-      <w:pPr>
-        <w:ind w:left="709" w:hanging="709"/>
-        <w:rPr>
-          <w:color w:val="000000" w:themeColor="text1"/>
-          <w:sz w:val="32"/>
-        </w:rPr>
-      </w:pPr>
-    </w:p>
-    <w:p>
-      <w:pPr>
-        <w:ind w:left="709" w:hanging="709"/>
-        <w:rPr>
-          <w:color w:val="000000" w:themeColor="text1"/>
-          <w:sz w:val="32"/>
-        </w:rPr>
-      </w:pPr>
-    </w:p>
-    <w:p>
-      <w:pPr>
-        <w:ind w:left="709" w:hanging="709"/>
-        <w:rPr>
-          <w:color w:val="000000" w:themeColor="text1"/>
-          <w:sz w:val="32"/>
-        </w:rPr>
-      </w:pPr>
-    </w:p>
-    <w:p>
-      <w:pPr>
-        <w:ind w:left="709" w:hanging="709"/>
-        <w:rPr>
-          <w:color w:val="000000" w:themeColor="text1"/>
-          <w:sz w:val="32"/>
-        </w:rPr>
-      </w:pPr>
-    </w:p>
-    <w:p>
-      <w:pPr>
-        <w:ind w:left="709" w:hanging="709"/>
-        <w:rPr>
-          <w:color w:val="000000" w:themeColor="text1"/>
-          <w:sz w:val="32"/>
-        </w:rPr>
-      </w:pPr>
-    </w:p>
-    <w:p>
-      <w:pPr>
-        <w:ind w:left="709" w:hanging="709"/>
-        <w:rPr>
-          <w:color w:val="000000" w:themeColor="text1"/>
-          <w:sz w:val="32"/>
-        </w:rPr>
-      </w:pPr>
-    </w:p>
-    <w:p>
-      <w:pPr>
-        <w:ind w:left="709" w:hanging="709"/>
-        <w:rPr>
-          <w:color w:val="000000" w:themeColor="text1"/>
-          <w:sz w:val="32"/>
-        </w:rPr>
-      </w:pPr>
-    </w:p>
-    <w:p>
-      <w:pPr>
-        <w:ind w:left="709" w:hanging="709"/>
-        <w:rPr>
-          <w:color w:val="000000" w:themeColor="text1"/>
-          <w:sz w:val="32"/>
-        </w:rPr>
-      </w:pPr>
-    </w:p>
-    <w:p>
-      <w:pPr>
-        <w:ind w:left="709" w:hanging="709"/>
-        <w:rPr>
-          <w:color w:val="000000" w:themeColor="text1"/>
-          <w:sz w:val="32"/>
-        </w:rPr>
-      </w:pPr>
-    </w:p>
-    <w:p>
-      <w:pPr>
-        <w:ind w:left="709" w:hanging="709"/>
-        <w:rPr>
-          <w:color w:val="000000" w:themeColor="text1"/>
-          <w:sz w:val="32"/>
-        </w:rPr>
-      </w:pPr>
-    </w:p>
-    <w:p>
-      <w:pPr>
-        <w:ind w:left="709" w:hanging="709"/>
-        <w:rPr>
-          <w:color w:val="000000" w:themeColor="text1"/>
-          <w:sz w:val="32"/>
-        </w:rPr>
-      </w:pPr>
-    </w:p>
-    <w:p>
-      <w:pPr>
-        <w:ind w:left="709" w:hanging="709"/>
-        <w:rPr>
-          <w:color w:val="000000" w:themeColor="text1"/>
-          <w:sz w:val="32"/>
-        </w:rPr>
-      </w:pPr>
-    </w:p>
-    <w:p>
-      <w:pPr>
-        <w:ind w:left="709" w:hanging="709"/>
-        <w:rPr>
-          <w:color w:val="000000" w:themeColor="text1"/>
-          <w:sz w:val="32"/>
-        </w:rPr>
-      </w:pPr>
-    </w:p>
-    <w:p>
-      <w:pPr>
-        <w:ind w:left="709" w:hanging="709"/>
-        <w:rPr>
-          <w:color w:val="000000" w:themeColor="text1"/>
-          <w:sz w:val="32"/>
-        </w:rPr>
-      </w:pPr>
-    </w:p>
-    <w:p>
-      <w:pPr>
-        <w:ind w:left="709" w:hanging="709"/>
-        <w:rPr>
-          <w:color w:val="000000" w:themeColor="text1"/>
-          <w:sz w:val="32"/>
-        </w:rPr>
-      </w:pPr>
-    </w:p>
-    <w:p>
-      <w:pPr>
-        <w:ind w:left="709" w:hanging="709"/>
-        <w:rPr>
-          <w:color w:val="000000" w:themeColor="text1"/>
-          <w:sz w:val="32"/>
-        </w:rPr>
-      </w:pPr>
-    </w:p>
-    <w:p>
-      <w:pPr>
-        <w:ind w:left="709" w:hanging="709"/>
-        <w:rPr>
-          <w:color w:val="000000" w:themeColor="text1"/>
-          <w:sz w:val="32"/>
-        </w:rPr>
-      </w:pPr>
-    </w:p>
-    <w:p>
-      <w:pPr>
-        <w:ind w:left="709" w:hanging="709"/>
-        <w:rPr>
-          <w:color w:val="000000" w:themeColor="text1"/>
-          <w:sz w:val="32"/>
-        </w:rPr>
-      </w:pPr>
-    </w:p>
-    <w:p>
-      <w:pPr>
-        <w:ind w:left="709" w:hanging="709"/>
-        <w:rPr>
-          <w:color w:val="000000" w:themeColor="text1"/>
-          <w:sz w:val="32"/>
-        </w:rPr>
-      </w:pPr>
-    </w:p>
-    <w:p>
-      <w:pPr>
-        <w:ind w:left="709" w:hanging="709"/>
-        <w:rPr>
-          <w:color w:val="000000" w:themeColor="text1"/>
-          <w:sz w:val="32"/>
-        </w:rPr>
-      </w:pPr>
-    </w:p>
-    <w:p>
-      <w:pPr>
-        <w:ind w:left="709" w:hanging="709"/>
-        <w:rPr>
-          <w:color w:val="000000" w:themeColor="text1"/>
-          <w:sz w:val="32"/>
-        </w:rPr>
-      </w:pPr>
-    </w:p>
-    <w:p>
-      <w:pPr>
-        <w:ind w:left="709" w:hanging="709"/>
-        <w:rPr>
-          <w:color w:val="000000" w:themeColor="text1"/>
-          <w:sz w:val="32"/>
-        </w:rPr>
-      </w:pPr>
-    </w:p>
-    <w:p>
-      <w:pPr>
-        <w:ind w:left="709" w:hanging="709"/>
-        <w:rPr>
-          <w:color w:val="000000" w:themeColor="text1"/>
-          <w:sz w:val="32"/>
-        </w:rPr>
-      </w:pPr>
-    </w:p>
-    <w:p>
-      <w:pPr>
-        <w:ind w:left="709" w:hanging="709"/>
-        <w:rPr>
-          <w:color w:val="000000" w:themeColor="text1"/>
-          <w:sz w:val="32"/>
-        </w:rPr>
-      </w:pPr>
-    </w:p>
-    <w:p>
-      <w:pPr>
-        <w:ind w:left="709" w:hanging="709"/>
         <w:rPr>
           <w:color w:val="000000" w:themeColor="text1"/>
           <w:sz w:val="32"/>
@@ -1992,13 +1609,14 @@
           <w:color w:val="000000" w:themeColor="text1"/>
         </w:rPr>
       </w:pPr>
-      <w:bookmarkStart w:id="0" w:name="_Toc213703400"/>
+      <w:bookmarkStart w:id="0" w:name="_Toc213781223"/>
       <w:r>
         <w:rPr>
           <w:rFonts w:ascii="Times New Roman" w:hAnsi="Times New Roman" w:cs="Times New Roman"/>
           <w:b/>
           <w:color w:val="000000" w:themeColor="text1"/>
         </w:rPr>
+        <w:lastRenderedPageBreak/>
         <w:t>Wstęp</w:t>
       </w:r>
       <w:bookmarkEnd w:id="0"/>
@@ -2182,7 +1800,7 @@
         <w:pStyle w:val="Danaliczbowatabeli"/>
         <w:numPr>
           <w:ilvl w:val="0"/>
-          <w:numId w:val="6"/>
+          <w:numId w:val="3"/>
         </w:numPr>
         <w:jc w:val="both"/>
         <w:rPr>
@@ -2212,7 +1830,7 @@
         <w:pStyle w:val="Danaliczbowatabeli"/>
         <w:numPr>
           <w:ilvl w:val="0"/>
-          <w:numId w:val="6"/>
+          <w:numId w:val="3"/>
         </w:numPr>
         <w:jc w:val="both"/>
         <w:rPr>
@@ -2242,7 +1860,7 @@
         <w:pStyle w:val="Danaliczbowatabeli"/>
         <w:numPr>
           <w:ilvl w:val="0"/>
-          <w:numId w:val="6"/>
+          <w:numId w:val="3"/>
         </w:numPr>
         <w:jc w:val="both"/>
         <w:rPr>
@@ -2272,7 +1890,7 @@
         <w:pStyle w:val="Danaliczbowatabeli"/>
         <w:numPr>
           <w:ilvl w:val="0"/>
-          <w:numId w:val="6"/>
+          <w:numId w:val="3"/>
         </w:numPr>
         <w:jc w:val="both"/>
         <w:rPr>
@@ -2302,7 +1920,7 @@
         <w:pStyle w:val="Danaliczbowatabeli"/>
         <w:numPr>
           <w:ilvl w:val="0"/>
-          <w:numId w:val="6"/>
+          <w:numId w:val="3"/>
         </w:numPr>
         <w:jc w:val="both"/>
         <w:rPr>
@@ -2332,7 +1950,7 @@
         <w:pStyle w:val="Danaliczbowatabeli"/>
         <w:numPr>
           <w:ilvl w:val="0"/>
-          <w:numId w:val="6"/>
+          <w:numId w:val="3"/>
         </w:numPr>
         <w:jc w:val="both"/>
         <w:rPr>
@@ -2362,7 +1980,7 @@
         <w:pStyle w:val="Danaliczbowatabeli"/>
         <w:numPr>
           <w:ilvl w:val="0"/>
-          <w:numId w:val="6"/>
+          <w:numId w:val="3"/>
         </w:numPr>
         <w:jc w:val="both"/>
         <w:rPr>
@@ -2424,7 +2042,6 @@
     </w:p>
     <w:p>
       <w:pPr>
-        <w:ind w:left="709" w:hanging="709"/>
         <w:rPr>
           <w:color w:val="000000" w:themeColor="text1"/>
           <w:sz w:val="32"/>
@@ -2433,7 +2050,6 @@
     </w:p>
     <w:p>
       <w:pPr>
-        <w:ind w:left="709" w:hanging="709"/>
         <w:rPr>
           <w:color w:val="000000" w:themeColor="text1"/>
           <w:sz w:val="32"/>
@@ -2442,7 +2058,6 @@
     </w:p>
     <w:p>
       <w:pPr>
-        <w:ind w:left="709" w:hanging="709"/>
         <w:rPr>
           <w:color w:val="000000" w:themeColor="text1"/>
           <w:sz w:val="32"/>
@@ -2451,7 +2066,6 @@
     </w:p>
     <w:p>
       <w:pPr>
-        <w:ind w:left="709" w:hanging="709"/>
         <w:rPr>
           <w:color w:val="000000" w:themeColor="text1"/>
           <w:sz w:val="32"/>
@@ -2460,7 +2074,6 @@
     </w:p>
     <w:p>
       <w:pPr>
-        <w:ind w:left="709" w:hanging="709"/>
         <w:rPr>
           <w:color w:val="000000" w:themeColor="text1"/>
           <w:sz w:val="32"/>
@@ -2469,7 +2082,6 @@
     </w:p>
     <w:p>
       <w:pPr>
-        <w:ind w:left="709" w:hanging="709"/>
         <w:rPr>
           <w:color w:val="000000" w:themeColor="text1"/>
           <w:sz w:val="32"/>
@@ -2478,7 +2090,6 @@
     </w:p>
     <w:p>
       <w:pPr>
-        <w:ind w:left="709" w:hanging="709"/>
         <w:rPr>
           <w:color w:val="000000" w:themeColor="text1"/>
           <w:sz w:val="32"/>
@@ -2487,7 +2098,6 @@
     </w:p>
     <w:p>
       <w:pPr>
-        <w:ind w:left="709" w:hanging="709"/>
         <w:rPr>
           <w:color w:val="000000" w:themeColor="text1"/>
           <w:sz w:val="32"/>
@@ -2499,7 +2109,7 @@
         <w:pStyle w:val="Nagwek1"/>
         <w:numPr>
           <w:ilvl w:val="0"/>
-          <w:numId w:val="7"/>
+          <w:numId w:val="4"/>
         </w:numPr>
         <w:jc w:val="both"/>
         <w:rPr>
@@ -2508,19 +2118,21 @@
           <w:color w:val="000000" w:themeColor="text1"/>
         </w:rPr>
       </w:pPr>
-      <w:bookmarkStart w:id="1" w:name="_Toc213703401"/>
+      <w:bookmarkStart w:id="1" w:name="_Toc213781224"/>
       <w:r>
         <w:rPr>
           <w:rFonts w:ascii="Times New Roman" w:hAnsi="Times New Roman" w:cs="Times New Roman"/>
           <w:b/>
           <w:color w:val="000000" w:themeColor="text1"/>
         </w:rPr>
+        <w:lastRenderedPageBreak/>
         <w:t>Charakterystyka porównawcza istniejących na rynku rozwiązań do analizy danych geolokalizacyjnych</w:t>
       </w:r>
       <w:bookmarkEnd w:id="1"/>
     </w:p>
     <w:p>
       <w:pPr>
+        <w:ind w:firstLine="360"/>
         <w:jc w:val="both"/>
       </w:pPr>
       <w:r>
@@ -2540,20 +2152,398 @@
       </w:r>
       <w:proofErr w:type="spellEnd"/>
       <w:r>
-        <w:t xml:space="preserve"> [2] oraz</w:t>
-      </w:r>
-      <w:bookmarkStart w:id="2" w:name="_GoBack"/>
+        <w:t xml:space="preserve"> [2] oraz </w:t>
+      </w:r>
+      <w:proofErr w:type="spellStart"/>
+      <w:r>
+        <w:t>Garmin</w:t>
+      </w:r>
+      <w:proofErr w:type="spellEnd"/>
+      <w:r>
+        <w:t xml:space="preserve"> Connect [3]</w:t>
+      </w:r>
+    </w:p>
+    <w:p>
+      <w:pPr>
+        <w:pStyle w:val="Nagwek1"/>
+        <w:numPr>
+          <w:ilvl w:val="1"/>
+          <w:numId w:val="5"/>
+        </w:numPr>
+        <w:ind w:left="792"/>
+        <w:jc w:val="both"/>
+        <w:rPr>
+          <w:rFonts w:ascii="Times New Roman" w:hAnsi="Times New Roman" w:cs="Times New Roman"/>
+          <w:b/>
+          <w:color w:val="000000" w:themeColor="text1"/>
+          <w:sz w:val="28"/>
+        </w:rPr>
+      </w:pPr>
+      <w:bookmarkStart w:id="2" w:name="_Toc213781225"/>
+      <w:proofErr w:type="spellStart"/>
+      <w:r>
+        <w:rPr>
+          <w:rFonts w:ascii="Times New Roman" w:hAnsi="Times New Roman" w:cs="Times New Roman"/>
+          <w:b/>
+          <w:color w:val="000000" w:themeColor="text1"/>
+          <w:sz w:val="28"/>
+        </w:rPr>
+        <w:t>Strava</w:t>
+      </w:r>
+      <w:proofErr w:type="spellEnd"/>
+      <w:r>
+        <w:rPr>
+          <w:rFonts w:ascii="Times New Roman" w:hAnsi="Times New Roman" w:cs="Times New Roman"/>
+          <w:b/>
+          <w:color w:val="000000" w:themeColor="text1"/>
+          <w:sz w:val="28"/>
+        </w:rPr>
+        <w:t xml:space="preserve"> – sieć społecznościowa dla sportowców</w:t>
+      </w:r>
       <w:bookmarkEnd w:id="2"/>
-      <w:r>
-        <w:t xml:space="preserve"> </w:t>
+    </w:p>
+    <w:p>
+      <w:pPr>
+        <w:ind w:left="360"/>
+        <w:jc w:val="both"/>
+      </w:pPr>
+      <w:r>
+        <w:tab/>
+      </w:r>
+      <w:r>
+        <w:t xml:space="preserve">Platforma </w:t>
       </w:r>
       <w:proofErr w:type="spellStart"/>
       <w:r>
-        <w:t>Garmin</w:t>
+        <w:t>Strava</w:t>
       </w:r>
       <w:proofErr w:type="spellEnd"/>
       <w:r>
-        <w:t xml:space="preserve"> Connect [3]</w:t>
+        <w:t xml:space="preserve">, stworzona w 2009 roku przez Marka </w:t>
+      </w:r>
+      <w:proofErr w:type="spellStart"/>
+      <w:r>
+        <w:t>Gaineya</w:t>
+      </w:r>
+      <w:proofErr w:type="spellEnd"/>
+      <w:r>
+        <w:t xml:space="preserve"> i Michaela </w:t>
+      </w:r>
+      <w:proofErr w:type="spellStart"/>
+      <w:r>
+        <w:t>Horvatha</w:t>
+      </w:r>
+      <w:proofErr w:type="spellEnd"/>
+      <w:r>
+        <w:t xml:space="preserve">, jest aplikacją internetową i mobilną służącą do monitorowania aktywności fizycznej, z silnym naciskiem na aspekty </w:t>
+      </w:r>
+      <w:proofErr w:type="spellStart"/>
+      <w:r>
+        <w:t>społecznościowe</w:t>
+      </w:r>
+      <w:proofErr w:type="spellEnd"/>
+      <w:r>
+        <w:t xml:space="preserve"> [4]. Kluczową funkcjonalnością aplikacji jest możliwość precyzyjnego śledzenia i analizy treningów, obejmująca takie parametry jak pokonany dystans, czas, prędkość oraz sumę przewyższeń. Zebrane dane są następnie wizualizowane w formie czytelnych statystyk i wykresów (rys. 1.1).</w:t>
+      </w:r>
+    </w:p>
+    <w:p>
+      <w:pPr>
+        <w:ind w:left="360"/>
+        <w:jc w:val="both"/>
+      </w:pPr>
+    </w:p>
+    <w:p>
+      <w:pPr>
+        <w:ind w:left="360"/>
+        <w:jc w:val="both"/>
+      </w:pPr>
+      <w:r>
+        <w:t xml:space="preserve"> Istotnym elementem, który wyróżnia </w:t>
+      </w:r>
+      <w:proofErr w:type="spellStart"/>
+      <w:r>
+        <w:t>Stravę</w:t>
+      </w:r>
+      <w:proofErr w:type="spellEnd"/>
+      <w:r>
+        <w:t xml:space="preserve"> na tle konkurencji, jest rozbudowany moduł społecznościowy. Umożliwia on użytkownikom dodawanie znajomych, wzajemne porównywanie wyników oraz publiczne udostępnianie zarejestrowanych aktywności. Platforma wspiera ponad 30 różnych dyscyplin sportowych, co czyni ją uniwersalnym narzędziem dla szerokiego grona sportowców. Pełny dostęp do zaawansowanych funkcji, takich jak szczegółowe planowanie treningów czy analiza segmentów, wymaga jednak aktywnej subskrypcji, co może stanowić barierę dla części użytkowników [5].</w:t>
+      </w:r>
+    </w:p>
+    <w:p>
+      <w:pPr>
+        <w:ind w:left="360"/>
+        <w:jc w:val="both"/>
+      </w:pPr>
+    </w:p>
+    <w:p>
+      <w:pPr>
+        <w:pStyle w:val="Nagwek1"/>
+        <w:ind w:firstLine="360"/>
+        <w:rPr>
+          <w:rFonts w:ascii="Times New Roman" w:hAnsi="Times New Roman" w:cs="Times New Roman"/>
+          <w:b/>
+          <w:color w:val="000000" w:themeColor="text1"/>
+          <w:sz w:val="28"/>
+        </w:rPr>
+      </w:pPr>
+      <w:bookmarkStart w:id="3" w:name="_Toc213781226"/>
+      <w:r>
+        <w:rPr>
+          <w:rFonts w:ascii="Times New Roman" w:hAnsi="Times New Roman" w:cs="Times New Roman"/>
+          <w:b/>
+          <w:color w:val="000000" w:themeColor="text1"/>
+          <w:sz w:val="28"/>
+        </w:rPr>
+        <w:t xml:space="preserve">1.2 </w:t>
+      </w:r>
+      <w:proofErr w:type="spellStart"/>
+      <w:r>
+        <w:rPr>
+          <w:rFonts w:ascii="Times New Roman" w:hAnsi="Times New Roman" w:cs="Times New Roman"/>
+          <w:b/>
+          <w:color w:val="000000" w:themeColor="text1"/>
+          <w:sz w:val="28"/>
+        </w:rPr>
+        <w:t>Komoot</w:t>
+      </w:r>
+      <w:proofErr w:type="spellEnd"/>
+      <w:r>
+        <w:rPr>
+          <w:rFonts w:ascii="Times New Roman" w:hAnsi="Times New Roman" w:cs="Times New Roman"/>
+          <w:b/>
+          <w:color w:val="000000" w:themeColor="text1"/>
+          <w:sz w:val="28"/>
+        </w:rPr>
+        <w:t xml:space="preserve"> – zaawansowane narzędzie do planowania oraz nawigacji</w:t>
+      </w:r>
+      <w:bookmarkEnd w:id="3"/>
+    </w:p>
+    <w:p>
+      <w:pPr>
+        <w:ind w:left="360" w:firstLine="709"/>
+        <w:jc w:val="both"/>
+      </w:pPr>
+    </w:p>
+    <w:p>
+      <w:pPr>
+        <w:ind w:left="360" w:firstLine="709"/>
+        <w:jc w:val="both"/>
+      </w:pPr>
+      <w:r>
+        <w:t xml:space="preserve">Aplikacja </w:t>
+      </w:r>
+      <w:proofErr w:type="spellStart"/>
+      <w:r>
+        <w:t>Komoot</w:t>
+      </w:r>
+      <w:proofErr w:type="spellEnd"/>
+      <w:r>
+        <w:t xml:space="preserve">, wprowadzona na rynek w 2013 roku, została </w:t>
+      </w:r>
+      <w:proofErr w:type="gramStart"/>
+      <w:r>
+        <w:t>zaprojektowana jako</w:t>
+      </w:r>
+      <w:proofErr w:type="gramEnd"/>
+      <w:r>
+        <w:t xml:space="preserve"> specjalistyczne narzędzie do planowania i nawigacji podczas aktywności na świeżym powietrzu, takich jak turystyka piesza, kolarstwo górskie i szosowe oraz bieganie [6]. Głównym wyróżnikiem platformy jest zaawansowany </w:t>
+      </w:r>
+      <w:proofErr w:type="spellStart"/>
+      <w:r>
+        <w:t>planer</w:t>
+      </w:r>
+      <w:proofErr w:type="spellEnd"/>
+      <w:r>
+        <w:t xml:space="preserve"> tras, który umożliwia użytkownikom precyzyjne wyznaczanie przebiegu wycieczki "od punktu do punktu". Algorytmy planowania uwzględniają specyfikę wybranej dyscypliny, optymalizując trasę pod kątem profilu wysokościowego oraz, co jest unikalną cechą, rodzaju nawierzchni (asfalt, szuter, ścieżki leśne). Interfejs </w:t>
+      </w:r>
+      <w:proofErr w:type="spellStart"/>
+      <w:r>
+        <w:t>planera</w:t>
+      </w:r>
+      <w:proofErr w:type="spellEnd"/>
+      <w:r>
+        <w:t xml:space="preserve"> (rys. 1.2) pozwala na dynamiczne modyfikowanie trasy poprzez przeciąganie punktów oraz dodawanie tzw. "Atrakcji" (ang. </w:t>
+      </w:r>
+      <w:proofErr w:type="spellStart"/>
+      <w:r>
+        <w:t>Highlights</w:t>
+      </w:r>
+      <w:proofErr w:type="spellEnd"/>
+      <w:r>
+        <w:t>) – interesujących miejsc polecanych przez społeczność.</w:t>
+      </w:r>
+    </w:p>
+    <w:p>
+      <w:pPr>
+        <w:ind w:left="360" w:firstLine="709"/>
+        <w:jc w:val="both"/>
+        <w:rPr>
+          <w:rFonts w:cs="Times New Roman"/>
+          <w:color w:val="202122"/>
+          <w:shd w:val="clear" w:color="auto" w:fill="FFFFFF"/>
+        </w:rPr>
+      </w:pPr>
+    </w:p>
+    <w:p>
+      <w:pPr>
+        <w:ind w:left="360" w:firstLine="709"/>
+        <w:jc w:val="both"/>
+        <w:rPr>
+          <w:rFonts w:cs="Times New Roman"/>
+          <w:color w:val="202122"/>
+          <w:shd w:val="clear" w:color="auto" w:fill="FFFFFF"/>
+        </w:rPr>
+      </w:pPr>
+    </w:p>
+    <w:p>
+      <w:pPr>
+        <w:ind w:left="360" w:firstLine="709"/>
+        <w:jc w:val="both"/>
+        <w:rPr>
+          <w:rFonts w:cs="Times New Roman"/>
+          <w:color w:val="202122"/>
+          <w:shd w:val="clear" w:color="auto" w:fill="FFFFFF"/>
+        </w:rPr>
+      </w:pPr>
+    </w:p>
+    <w:p>
+      <w:r>
+        <w:t>&lt;</w:t>
+      </w:r>
+      <w:proofErr w:type="spellStart"/>
+      <w:r>
+        <w:t>br</w:t>
+      </w:r>
+      <w:proofErr w:type="spellEnd"/>
+      <w:r>
+        <w:t xml:space="preserve">&gt; *(W tym miejscu wstaw zrzut ekranu przedstawiający interfejs </w:t>
+      </w:r>
+      <w:proofErr w:type="spellStart"/>
+      <w:r>
+        <w:t>planera</w:t>
+      </w:r>
+      <w:proofErr w:type="spellEnd"/>
+      <w:r>
+        <w:t xml:space="preserve"> tras w </w:t>
+      </w:r>
+      <w:proofErr w:type="spellStart"/>
+      <w:r>
+        <w:t>Komoot</w:t>
+      </w:r>
+      <w:proofErr w:type="spellEnd"/>
+      <w:r>
+        <w:t>, z widoczną mapą, wykresem wysokości i informacjami o nawierzchni</w:t>
+      </w:r>
+      <w:proofErr w:type="gramStart"/>
+      <w:r>
+        <w:t>)* &lt;</w:t>
+      </w:r>
+      <w:proofErr w:type="spellStart"/>
+      <w:r>
+        <w:t>br</w:t>
+      </w:r>
+      <w:proofErr w:type="spellEnd"/>
+      <w:proofErr w:type="gramEnd"/>
+      <w:r>
+        <w:t>&gt;</w:t>
+      </w:r>
+    </w:p>
+    <w:p>
+      <w:r>
+        <w:t xml:space="preserve">Rys. 1.2. Interfejs </w:t>
+      </w:r>
+      <w:proofErr w:type="spellStart"/>
+      <w:r>
+        <w:t>planera</w:t>
+      </w:r>
+      <w:proofErr w:type="spellEnd"/>
+      <w:r>
+        <w:t xml:space="preserve"> tras w aplikacji </w:t>
+      </w:r>
+      <w:proofErr w:type="spellStart"/>
+      <w:r>
+        <w:t>Komoot</w:t>
+      </w:r>
+      <w:proofErr w:type="spellEnd"/>
+      <w:r>
+        <w:t xml:space="preserve"> [</w:t>
+      </w:r>
+      <w:proofErr w:type="spellStart"/>
+      <w:r>
+        <w:t>numer_źródła_rysunku</w:t>
+      </w:r>
+      <w:proofErr w:type="spellEnd"/>
+      <w:r>
+        <w:t>]</w:t>
+      </w:r>
+    </w:p>
+    <w:p>
+      <w:r>
+        <w:t>&lt;</w:t>
+      </w:r>
+      <w:proofErr w:type="spellStart"/>
+      <w:r>
+        <w:t>br</w:t>
+      </w:r>
+      <w:proofErr w:type="spellEnd"/>
+      <w:r>
+        <w:t>&gt;</w:t>
+      </w:r>
+    </w:p>
+    <w:p>
+      <w:pPr>
+        <w:jc w:val="both"/>
+      </w:pPr>
+      <w:r>
+        <w:t xml:space="preserve">        Oprócz funkcji planistycznych, </w:t>
+      </w:r>
+      <w:proofErr w:type="spellStart"/>
+      <w:r>
+        <w:t>Komoot</w:t>
+      </w:r>
+      <w:proofErr w:type="spellEnd"/>
+      <w:r>
+        <w:t xml:space="preserve"> oferuje również standardowe możliwości rejestrowania aktywności, monitorowania bieżącej prędkości i wysokości oraz importu i eksportu plików w formacie GPX. Aplikacja mobilna udostępnia funkcję nawigacji głosowej </w:t>
+      </w:r>
+      <w:proofErr w:type="spellStart"/>
+      <w:r>
+        <w:t>turn</w:t>
+      </w:r>
+      <w:proofErr w:type="spellEnd"/>
+      <w:r>
+        <w:t>-by-</w:t>
+      </w:r>
+      <w:proofErr w:type="spellStart"/>
+      <w:r>
+        <w:t>turn</w:t>
+      </w:r>
+      <w:proofErr w:type="spellEnd"/>
+      <w:r>
+        <w:t xml:space="preserve"> oraz możliwość pobierania map do użytku w trybie </w:t>
+      </w:r>
+      <w:proofErr w:type="spellStart"/>
+      <w:r>
+        <w:t>offline</w:t>
+      </w:r>
+      <w:proofErr w:type="spellEnd"/>
+      <w:r>
+        <w:t xml:space="preserve">, co jest kluczowe w terenach o ograniczonym zasięgu sieci komórkowej. Choć </w:t>
+      </w:r>
+      <w:proofErr w:type="spellStart"/>
+      <w:r>
+        <w:t>Komoot</w:t>
+      </w:r>
+      <w:proofErr w:type="spellEnd"/>
+      <w:r>
+        <w:t xml:space="preserve"> posiada elementy </w:t>
+      </w:r>
+      <w:proofErr w:type="spellStart"/>
+      <w:r>
+        <w:t>społecznościowe</w:t>
+      </w:r>
+      <w:proofErr w:type="spellEnd"/>
+      <w:r>
+        <w:t>, takie jak udostępnianie zrealizowanych tras, jego główny nacisk położony jest na funkcjonalność eksploracyjną i nawigacyjną, a nie na rywalizację i analizę sportową [7].</w:t>
       </w:r>
     </w:p>
     <w:p>
@@ -2567,7 +2557,7 @@
           <w:sz w:val="28"/>
         </w:rPr>
       </w:pPr>
-      <w:bookmarkStart w:id="3" w:name="_Toc213703402"/>
+      <w:bookmarkStart w:id="4" w:name="_Toc213781227"/>
       <w:r>
         <w:rPr>
           <w:rFonts w:ascii="Times New Roman" w:hAnsi="Times New Roman" w:cs="Times New Roman"/>
@@ -2575,7 +2565,8 @@
           <w:color w:val="000000" w:themeColor="text1"/>
           <w:sz w:val="28"/>
         </w:rPr>
-        <w:t xml:space="preserve">1.1 </w:t>
+        <w:lastRenderedPageBreak/>
+        <w:t xml:space="preserve">1.3 </w:t>
       </w:r>
       <w:proofErr w:type="spellStart"/>
       <w:r>
@@ -2585,7 +2576,7 @@
           <w:color w:val="000000" w:themeColor="text1"/>
           <w:sz w:val="28"/>
         </w:rPr>
-        <w:t>Strava</w:t>
+        <w:t>Garmin</w:t>
       </w:r>
       <w:proofErr w:type="spellEnd"/>
       <w:r>
@@ -2595,9 +2586,180 @@
           <w:color w:val="000000" w:themeColor="text1"/>
           <w:sz w:val="28"/>
         </w:rPr>
-        <w:t xml:space="preserve"> – sieć społecznościowa dla sportowców</w:t>
-      </w:r>
-      <w:bookmarkEnd w:id="3"/>
+        <w:t xml:space="preserve"> Connect - Ekosystem izolowany dla użytkowników urządzeń marki </w:t>
+      </w:r>
+      <w:proofErr w:type="spellStart"/>
+      <w:r>
+        <w:rPr>
+          <w:rFonts w:ascii="Times New Roman" w:hAnsi="Times New Roman" w:cs="Times New Roman"/>
+          <w:b/>
+          <w:color w:val="000000" w:themeColor="text1"/>
+          <w:sz w:val="28"/>
+        </w:rPr>
+        <w:t>Garmin</w:t>
+      </w:r>
+      <w:bookmarkEnd w:id="4"/>
+      <w:proofErr w:type="spellEnd"/>
+    </w:p>
+    <w:p>
+      <w:pPr>
+        <w:jc w:val="both"/>
+      </w:pPr>
+      <w:r>
+        <w:tab/>
+      </w:r>
+      <w:r>
+        <w:t xml:space="preserve">Platforma </w:t>
+      </w:r>
+      <w:proofErr w:type="spellStart"/>
+      <w:r>
+        <w:t>Garmin</w:t>
+      </w:r>
+      <w:proofErr w:type="spellEnd"/>
+      <w:r>
+        <w:t xml:space="preserve"> Connect stanowi integralną część ekosystemu urządzeń firmy </w:t>
+      </w:r>
+      <w:proofErr w:type="spellStart"/>
+      <w:r>
+        <w:t>Garmin</w:t>
+      </w:r>
+      <w:proofErr w:type="spellEnd"/>
+      <w:r>
+        <w:t xml:space="preserve">, pełniąc funkcję centralnego repozytorium do gromadzenia i zaawansowanej analizy danych. W odróżnieniu od platform uniwersalnych, jej działanie jest ściśle powiązane z posiadaniem dedykowanego sprzętu, takiego jak zegarki sportowe czy liczniki rowerowe. Główną siłą </w:t>
+      </w:r>
+      <w:proofErr w:type="spellStart"/>
+      <w:r>
+        <w:t>Garmin</w:t>
+      </w:r>
+      <w:proofErr w:type="spellEnd"/>
+      <w:r>
+        <w:t xml:space="preserve"> Connect jest głębia analizy danych, która wykracza poza podstawowe statystyki trasy. System przetwarza i prezentuje szeroki zakres wskaźników fizjologicznych i wydajnościowych, takich jak pułap tlenowy (VO2 max), obciążenie treningowe, czas regeneracji, jakość snu czy poziom stresu (rys. 1.3).</w:t>
+      </w:r>
+    </w:p>
+    <w:p>
+      <w:pPr>
+        <w:jc w:val="both"/>
+      </w:pPr>
+    </w:p>
+    <w:p>
+      <w:pPr>
+        <w:jc w:val="both"/>
+      </w:pPr>
+      <w:r>
+        <w:t>&lt;</w:t>
+      </w:r>
+      <w:proofErr w:type="spellStart"/>
+      <w:r>
+        <w:t>br</w:t>
+      </w:r>
+      <w:proofErr w:type="spellEnd"/>
+      <w:r>
+        <w:t xml:space="preserve">&gt; *(W tym miejscu wstaw zrzut ekranu przedstawiający </w:t>
+      </w:r>
+      <w:proofErr w:type="spellStart"/>
+      <w:r>
+        <w:t>dashboard</w:t>
+      </w:r>
+      <w:proofErr w:type="spellEnd"/>
+      <w:r>
+        <w:t xml:space="preserve"> lub szczegółowy widok aktywności w </w:t>
+      </w:r>
+      <w:proofErr w:type="spellStart"/>
+      <w:r>
+        <w:t>Garmin</w:t>
+      </w:r>
+      <w:proofErr w:type="spellEnd"/>
+      <w:r>
+        <w:t xml:space="preserve"> Connect, pokazujący zaawansowane metryki</w:t>
+      </w:r>
+      <w:proofErr w:type="gramStart"/>
+      <w:r>
+        <w:t>)* &lt;</w:t>
+      </w:r>
+      <w:proofErr w:type="spellStart"/>
+      <w:r>
+        <w:t>br</w:t>
+      </w:r>
+      <w:proofErr w:type="spellEnd"/>
+      <w:proofErr w:type="gramEnd"/>
+      <w:r>
+        <w:t>&gt;</w:t>
+      </w:r>
+    </w:p>
+    <w:p>
+      <w:pPr>
+        <w:jc w:val="both"/>
+      </w:pPr>
+      <w:r>
+        <w:t xml:space="preserve">Rys. 1.3. Panel analizy danych fizjologicznych w aplikacji </w:t>
+      </w:r>
+      <w:proofErr w:type="spellStart"/>
+      <w:r>
+        <w:t>Garmin</w:t>
+      </w:r>
+      <w:proofErr w:type="spellEnd"/>
+      <w:r>
+        <w:t xml:space="preserve"> Connect [</w:t>
+      </w:r>
+      <w:proofErr w:type="spellStart"/>
+      <w:r>
+        <w:t>numer_źródła_rysunku</w:t>
+      </w:r>
+      <w:proofErr w:type="spellEnd"/>
+      <w:r>
+        <w:t>]</w:t>
+      </w:r>
+    </w:p>
+    <w:p>
+      <w:pPr>
+        <w:jc w:val="both"/>
+      </w:pPr>
+    </w:p>
+    <w:p>
+      <w:pPr>
+        <w:jc w:val="both"/>
+      </w:pPr>
+      <w:r>
+        <w:t>&lt;</w:t>
+      </w:r>
+      <w:proofErr w:type="spellStart"/>
+      <w:r>
+        <w:t>br</w:t>
+      </w:r>
+      <w:proofErr w:type="spellEnd"/>
+      <w:r>
+        <w:t>&gt;</w:t>
+      </w:r>
+    </w:p>
+    <w:p>
+      <w:pPr>
+        <w:jc w:val="both"/>
+      </w:pPr>
+      <w:r>
+        <w:t xml:space="preserve">        Aplikacja udostępnia również narzędzia do planowania tras oraz moduł społecznościowy, pozwalający na dzielenie się aktywnościami. Funkcjonalności te mają jednak charakter uzupełniający i często są postrzegane</w:t>
+      </w:r>
+      <w:r>
+        <w:t>,</w:t>
+      </w:r>
+      <w:r>
+        <w:t xml:space="preserve"> jako mniej rozbudowane w porównaniu do wyspecjalizowanych liderów rynku, takich jak </w:t>
+      </w:r>
+      <w:proofErr w:type="spellStart"/>
+      <w:r>
+        <w:t>Komoot</w:t>
+      </w:r>
+      <w:proofErr w:type="spellEnd"/>
+      <w:r>
+        <w:t xml:space="preserve"> czy </w:t>
+      </w:r>
+      <w:proofErr w:type="spellStart"/>
+      <w:r>
+        <w:t>Strava</w:t>
+      </w:r>
+      <w:proofErr w:type="spellEnd"/>
+      <w:r>
+        <w:t>. Wartość platformy leży przede wszystkim w kompleksowej integracji ze sprzętem i możliwości długoterminowego monitorowania postępów treningowych oraz ogólnego stanu zdrowia użytkownika [8].</w:t>
+      </w:r>
     </w:p>
     <w:p>
       <w:pPr>
@@ -2610,7 +2772,7 @@
           <w:sz w:val="28"/>
         </w:rPr>
       </w:pPr>
-      <w:bookmarkStart w:id="4" w:name="_Toc213703403"/>
+      <w:bookmarkStart w:id="5" w:name="_Toc213781228"/>
       <w:r>
         <w:rPr>
           <w:rFonts w:ascii="Times New Roman" w:hAnsi="Times New Roman" w:cs="Times New Roman"/>
@@ -2618,268 +2780,993 @@
           <w:color w:val="000000" w:themeColor="text1"/>
           <w:sz w:val="28"/>
         </w:rPr>
-        <w:t xml:space="preserve">1.2 </w:t>
+        <w:t>1.4 Podsumowanie analizy i uzasadnienie potrzeby stworzenia własnego produktu.</w:t>
+      </w:r>
+      <w:bookmarkEnd w:id="5"/>
+    </w:p>
+    <w:p>
+      <w:pPr>
+        <w:ind w:firstLine="709"/>
+        <w:jc w:val="both"/>
+      </w:pPr>
+      <w:r>
+        <w:t xml:space="preserve">Przeprowadzona analiza porównawcza wiodących na rynku aplikacji do zarządzania danymi </w:t>
       </w:r>
       <w:proofErr w:type="spellStart"/>
       <w:r>
-        <w:rPr>
-          <w:rFonts w:ascii="Times New Roman" w:hAnsi="Times New Roman" w:cs="Times New Roman"/>
+        <w:t>geolokalizacyjnymi</w:t>
+      </w:r>
+      <w:proofErr w:type="spellEnd"/>
+      <w:r>
+        <w:t xml:space="preserve"> pozwala na zidentyfikowanie wyraźnej specjalizacji poszczególnych platform. </w:t>
+      </w:r>
+      <w:proofErr w:type="spellStart"/>
+      <w:r>
+        <w:t>Strava</w:t>
+      </w:r>
+      <w:proofErr w:type="spellEnd"/>
+      <w:r>
+        <w:t xml:space="preserve"> dominuje w segmencie </w:t>
+      </w:r>
+      <w:proofErr w:type="spellStart"/>
+      <w:r>
+        <w:t>społecznościowo</w:t>
+      </w:r>
+      <w:proofErr w:type="spellEnd"/>
+      <w:r>
+        <w:t xml:space="preserve">-sportowym, kładąc nacisk na rywalizację i interakcje. </w:t>
+      </w:r>
+      <w:proofErr w:type="spellStart"/>
+      <w:r>
+        <w:t>Komoot</w:t>
+      </w:r>
+      <w:proofErr w:type="spellEnd"/>
+      <w:r>
+        <w:t xml:space="preserve"> jest niezastąpionym narzędziem do precyzyjnego planowania tras, szczególnie w nieznanym terenie. Z kolei </w:t>
+      </w:r>
+      <w:proofErr w:type="spellStart"/>
+      <w:r>
+        <w:t>Garmin</w:t>
+      </w:r>
+      <w:proofErr w:type="spellEnd"/>
+      <w:r>
+        <w:t xml:space="preserve"> Connect oferuje najgłębszą analizę danych, jednak jest nierozerwalnie związany z ekosystemem sprzętowym jednego producenta. W celu lepszego zobrazowania różnic, kluczowe funkcjonalności analizowanych aplikacji zestawiono w tabeli 1.1.</w:t>
+      </w:r>
+    </w:p>
+    <w:p>
+      <w:pPr>
+        <w:ind w:firstLine="709"/>
+        <w:jc w:val="both"/>
+      </w:pPr>
+    </w:p>
+    <w:p>
+      <w:pPr>
+        <w:ind w:firstLine="709"/>
+        <w:jc w:val="both"/>
+      </w:pPr>
+    </w:p>
+    <w:p>
+      <w:pPr>
+        <w:ind w:firstLine="709"/>
+        <w:jc w:val="both"/>
+      </w:pPr>
+    </w:p>
+    <w:p>
+      <w:pPr>
+        <w:ind w:firstLine="709"/>
+        <w:jc w:val="both"/>
+      </w:pPr>
+    </w:p>
+    <w:p>
+      <w:pPr>
+        <w:ind w:firstLine="709"/>
+        <w:jc w:val="both"/>
+      </w:pPr>
+    </w:p>
+    <w:p>
+      <w:pPr>
+        <w:ind w:firstLine="709"/>
+        <w:jc w:val="both"/>
+      </w:pPr>
+    </w:p>
+    <w:p>
+      <w:pPr>
+        <w:ind w:firstLine="709"/>
+        <w:jc w:val="both"/>
+      </w:pPr>
+    </w:p>
+    <w:p>
+      <w:pPr>
+        <w:ind w:firstLine="709"/>
+        <w:jc w:val="both"/>
+      </w:pPr>
+    </w:p>
+    <w:p>
+      <w:pPr>
+        <w:ind w:firstLine="709"/>
+        <w:jc w:val="both"/>
+      </w:pPr>
+    </w:p>
+    <w:p>
+      <w:pPr>
+        <w:ind w:firstLine="709"/>
+        <w:jc w:val="both"/>
+      </w:pPr>
+    </w:p>
+    <w:p>
+      <w:pPr>
+        <w:ind w:firstLine="709"/>
+        <w:jc w:val="both"/>
+      </w:pPr>
+    </w:p>
+    <w:p>
+      <w:pPr>
+        <w:ind w:firstLine="709"/>
+        <w:jc w:val="both"/>
+      </w:pPr>
+    </w:p>
+    <w:p>
+      <w:pPr>
+        <w:ind w:firstLine="709"/>
+        <w:jc w:val="both"/>
+      </w:pPr>
+    </w:p>
+    <w:p>
+      <w:pPr>
+        <w:ind w:firstLine="709"/>
+        <w:jc w:val="both"/>
+      </w:pPr>
+    </w:p>
+    <w:p>
+      <w:pPr>
+        <w:ind w:firstLine="709"/>
+        <w:jc w:val="both"/>
+      </w:pPr>
+    </w:p>
+    <w:p>
+      <w:pPr>
+        <w:ind w:firstLine="709"/>
+        <w:jc w:val="both"/>
+      </w:pPr>
+    </w:p>
+    <w:p>
+      <w:pPr>
+        <w:ind w:left="709" w:hanging="709"/>
+        <w:jc w:val="center"/>
+        <w:rPr>
           <w:b/>
           <w:color w:val="000000" w:themeColor="text1"/>
-          <w:sz w:val="28"/>
-        </w:rPr>
-        <w:t>Komoot</w:t>
+        </w:rPr>
+      </w:pPr>
+      <w:r>
+        <w:rPr>
+          <w:b/>
+          <w:color w:val="000000" w:themeColor="text1"/>
+        </w:rPr>
+        <w:lastRenderedPageBreak/>
+        <w:t>Tabela 1.1. Zestawienie funkcjonalności analizowanych aplikacji</w:t>
+      </w:r>
+    </w:p>
+    <w:p>
+      <w:pPr>
+        <w:ind w:left="709" w:hanging="709"/>
+        <w:rPr>
+          <w:color w:val="000000" w:themeColor="text1"/>
+          <w:sz w:val="32"/>
+        </w:rPr>
+      </w:pPr>
+    </w:p>
+    <w:tbl>
+      <w:tblPr>
+        <w:tblStyle w:val="Tabela-Siatka"/>
+        <w:tblW w:w="0" w:type="auto"/>
+        <w:tblInd w:w="709" w:type="dxa"/>
+        <w:tblLook w:val="04A0" w:firstRow="1" w:lastRow="0" w:firstColumn="1" w:lastColumn="0" w:noHBand="0" w:noVBand="1"/>
+      </w:tblPr>
+      <w:tblGrid>
+        <w:gridCol w:w="2136"/>
+        <w:gridCol w:w="1960"/>
+        <w:gridCol w:w="1990"/>
+        <w:gridCol w:w="1982"/>
+      </w:tblGrid>
+      <w:tr>
+        <w:tc>
+          <w:tcPr>
+            <w:tcW w:w="2194" w:type="dxa"/>
+          </w:tcPr>
+          <w:p>
+            <w:pPr>
+              <w:rPr>
+                <w:color w:val="000000" w:themeColor="text1"/>
+              </w:rPr>
+            </w:pPr>
+            <w:r>
+              <w:rPr>
+                <w:color w:val="000000" w:themeColor="text1"/>
+              </w:rPr>
+              <w:t>Funkcjonalność</w:t>
+            </w:r>
+          </w:p>
+        </w:tc>
+        <w:tc>
+          <w:tcPr>
+            <w:tcW w:w="2194" w:type="dxa"/>
+          </w:tcPr>
+          <w:p>
+            <w:pPr>
+              <w:rPr>
+                <w:color w:val="000000" w:themeColor="text1"/>
+              </w:rPr>
+            </w:pPr>
+            <w:proofErr w:type="spellStart"/>
+            <w:r>
+              <w:rPr>
+                <w:color w:val="000000" w:themeColor="text1"/>
+              </w:rPr>
+              <w:t>Strava</w:t>
+            </w:r>
+            <w:proofErr w:type="spellEnd"/>
+          </w:p>
+        </w:tc>
+        <w:tc>
+          <w:tcPr>
+            <w:tcW w:w="2194" w:type="dxa"/>
+          </w:tcPr>
+          <w:p>
+            <w:pPr>
+              <w:rPr>
+                <w:color w:val="000000" w:themeColor="text1"/>
+              </w:rPr>
+            </w:pPr>
+            <w:proofErr w:type="spellStart"/>
+            <w:r>
+              <w:rPr>
+                <w:color w:val="000000" w:themeColor="text1"/>
+              </w:rPr>
+              <w:t>Komoot</w:t>
+            </w:r>
+            <w:proofErr w:type="spellEnd"/>
+          </w:p>
+        </w:tc>
+        <w:tc>
+          <w:tcPr>
+            <w:tcW w:w="2195" w:type="dxa"/>
+          </w:tcPr>
+          <w:p>
+            <w:pPr>
+              <w:rPr>
+                <w:color w:val="000000" w:themeColor="text1"/>
+              </w:rPr>
+            </w:pPr>
+            <w:proofErr w:type="spellStart"/>
+            <w:r>
+              <w:rPr>
+                <w:color w:val="000000" w:themeColor="text1"/>
+              </w:rPr>
+              <w:t>Garmin</w:t>
+            </w:r>
+            <w:proofErr w:type="spellEnd"/>
+            <w:r>
+              <w:rPr>
+                <w:color w:val="000000" w:themeColor="text1"/>
+              </w:rPr>
+              <w:t xml:space="preserve"> </w:t>
+            </w:r>
+            <w:proofErr w:type="spellStart"/>
+            <w:r>
+              <w:rPr>
+                <w:color w:val="000000" w:themeColor="text1"/>
+              </w:rPr>
+              <w:t>Conect</w:t>
+            </w:r>
+            <w:proofErr w:type="spellEnd"/>
+          </w:p>
+        </w:tc>
+      </w:tr>
+      <w:tr>
+        <w:tc>
+          <w:tcPr>
+            <w:tcW w:w="2194" w:type="dxa"/>
+          </w:tcPr>
+          <w:p>
+            <w:pPr>
+              <w:rPr>
+                <w:color w:val="000000" w:themeColor="text1"/>
+              </w:rPr>
+            </w:pPr>
+            <w:r>
+              <w:rPr>
+                <w:color w:val="000000" w:themeColor="text1"/>
+              </w:rPr>
+              <w:t>Import i analiza plików GPX</w:t>
+            </w:r>
+          </w:p>
+        </w:tc>
+        <w:tc>
+          <w:tcPr>
+            <w:tcW w:w="2194" w:type="dxa"/>
+          </w:tcPr>
+          <w:p>
+            <w:pPr>
+              <w:jc w:val="center"/>
+              <w:rPr>
+                <w:color w:val="000000" w:themeColor="text1"/>
+              </w:rPr>
+            </w:pPr>
+            <w:r>
+              <w:rPr>
+                <w:color w:val="000000" w:themeColor="text1"/>
+              </w:rPr>
+              <w:t>+</w:t>
+            </w:r>
+          </w:p>
+        </w:tc>
+        <w:tc>
+          <w:tcPr>
+            <w:tcW w:w="2194" w:type="dxa"/>
+          </w:tcPr>
+          <w:p>
+            <w:pPr>
+              <w:jc w:val="center"/>
+              <w:rPr>
+                <w:color w:val="000000" w:themeColor="text1"/>
+              </w:rPr>
+            </w:pPr>
+            <w:r>
+              <w:rPr>
+                <w:color w:val="000000" w:themeColor="text1"/>
+              </w:rPr>
+              <w:t>+</w:t>
+            </w:r>
+          </w:p>
+        </w:tc>
+        <w:tc>
+          <w:tcPr>
+            <w:tcW w:w="2195" w:type="dxa"/>
+          </w:tcPr>
+          <w:p>
+            <w:pPr>
+              <w:jc w:val="center"/>
+              <w:rPr>
+                <w:color w:val="000000" w:themeColor="text1"/>
+              </w:rPr>
+            </w:pPr>
+            <w:r>
+              <w:rPr>
+                <w:color w:val="000000" w:themeColor="text1"/>
+              </w:rPr>
+              <w:t>+</w:t>
+            </w:r>
+          </w:p>
+        </w:tc>
+      </w:tr>
+      <w:tr>
+        <w:tc>
+          <w:tcPr>
+            <w:tcW w:w="2194" w:type="dxa"/>
+          </w:tcPr>
+          <w:p>
+            <w:pPr>
+              <w:rPr>
+                <w:color w:val="000000" w:themeColor="text1"/>
+              </w:rPr>
+            </w:pPr>
+            <w:r>
+              <w:rPr>
+                <w:color w:val="000000" w:themeColor="text1"/>
+              </w:rPr>
+              <w:t>Zaawansowana analiza statystyk</w:t>
+            </w:r>
+          </w:p>
+        </w:tc>
+        <w:tc>
+          <w:tcPr>
+            <w:tcW w:w="2194" w:type="dxa"/>
+          </w:tcPr>
+          <w:p>
+            <w:pPr>
+              <w:jc w:val="center"/>
+              <w:rPr>
+                <w:color w:val="000000" w:themeColor="text1"/>
+              </w:rPr>
+            </w:pPr>
+            <w:r>
+              <w:rPr>
+                <w:color w:val="000000" w:themeColor="text1"/>
+              </w:rPr>
+              <w:t>++</w:t>
+            </w:r>
+          </w:p>
+        </w:tc>
+        <w:tc>
+          <w:tcPr>
+            <w:tcW w:w="2194" w:type="dxa"/>
+          </w:tcPr>
+          <w:p>
+            <w:pPr>
+              <w:jc w:val="center"/>
+              <w:rPr>
+                <w:color w:val="000000" w:themeColor="text1"/>
+              </w:rPr>
+            </w:pPr>
+            <w:r>
+              <w:rPr>
+                <w:color w:val="000000" w:themeColor="text1"/>
+              </w:rPr>
+              <w:t>+</w:t>
+            </w:r>
+          </w:p>
+        </w:tc>
+        <w:tc>
+          <w:tcPr>
+            <w:tcW w:w="2195" w:type="dxa"/>
+          </w:tcPr>
+          <w:p>
+            <w:pPr>
+              <w:jc w:val="center"/>
+              <w:rPr>
+                <w:color w:val="000000" w:themeColor="text1"/>
+              </w:rPr>
+            </w:pPr>
+            <w:r>
+              <w:rPr>
+                <w:color w:val="000000" w:themeColor="text1"/>
+              </w:rPr>
+              <w:t>+++</w:t>
+            </w:r>
+          </w:p>
+        </w:tc>
+      </w:tr>
+      <w:tr>
+        <w:tc>
+          <w:tcPr>
+            <w:tcW w:w="2194" w:type="dxa"/>
+          </w:tcPr>
+          <w:p>
+            <w:pPr>
+              <w:rPr>
+                <w:color w:val="000000" w:themeColor="text1"/>
+              </w:rPr>
+            </w:pPr>
+            <w:r>
+              <w:rPr>
+                <w:color w:val="000000" w:themeColor="text1"/>
+              </w:rPr>
+              <w:t>Wizualizacja trasy na mapie</w:t>
+            </w:r>
+          </w:p>
+        </w:tc>
+        <w:tc>
+          <w:tcPr>
+            <w:tcW w:w="2194" w:type="dxa"/>
+          </w:tcPr>
+          <w:p>
+            <w:pPr>
+              <w:jc w:val="center"/>
+              <w:rPr>
+                <w:color w:val="000000" w:themeColor="text1"/>
+              </w:rPr>
+            </w:pPr>
+            <w:r>
+              <w:rPr>
+                <w:color w:val="000000" w:themeColor="text1"/>
+              </w:rPr>
+              <w:t>+</w:t>
+            </w:r>
+          </w:p>
+        </w:tc>
+        <w:tc>
+          <w:tcPr>
+            <w:tcW w:w="2194" w:type="dxa"/>
+          </w:tcPr>
+          <w:p>
+            <w:pPr>
+              <w:jc w:val="center"/>
+              <w:rPr>
+                <w:color w:val="000000" w:themeColor="text1"/>
+              </w:rPr>
+            </w:pPr>
+            <w:r>
+              <w:rPr>
+                <w:color w:val="000000" w:themeColor="text1"/>
+              </w:rPr>
+              <w:t>++</w:t>
+            </w:r>
+          </w:p>
+        </w:tc>
+        <w:tc>
+          <w:tcPr>
+            <w:tcW w:w="2195" w:type="dxa"/>
+          </w:tcPr>
+          <w:p>
+            <w:pPr>
+              <w:jc w:val="center"/>
+              <w:rPr>
+                <w:color w:val="000000" w:themeColor="text1"/>
+              </w:rPr>
+            </w:pPr>
+            <w:r>
+              <w:rPr>
+                <w:color w:val="000000" w:themeColor="text1"/>
+              </w:rPr>
+              <w:t>+</w:t>
+            </w:r>
+          </w:p>
+        </w:tc>
+      </w:tr>
+      <w:tr>
+        <w:tc>
+          <w:tcPr>
+            <w:tcW w:w="2194" w:type="dxa"/>
+          </w:tcPr>
+          <w:p>
+            <w:pPr>
+              <w:rPr>
+                <w:color w:val="000000" w:themeColor="text1"/>
+              </w:rPr>
+            </w:pPr>
+            <w:r>
+              <w:rPr>
+                <w:color w:val="000000" w:themeColor="text1"/>
+              </w:rPr>
+              <w:t>Zaawansowane planowanie trasy</w:t>
+            </w:r>
+          </w:p>
+        </w:tc>
+        <w:tc>
+          <w:tcPr>
+            <w:tcW w:w="2194" w:type="dxa"/>
+          </w:tcPr>
+          <w:p>
+            <w:pPr>
+              <w:jc w:val="center"/>
+              <w:rPr>
+                <w:color w:val="000000" w:themeColor="text1"/>
+              </w:rPr>
+            </w:pPr>
+            <w:r>
+              <w:rPr>
+                <w:color w:val="000000" w:themeColor="text1"/>
+              </w:rPr>
+              <w:t>+</w:t>
+            </w:r>
+          </w:p>
+        </w:tc>
+        <w:tc>
+          <w:tcPr>
+            <w:tcW w:w="2194" w:type="dxa"/>
+          </w:tcPr>
+          <w:p>
+            <w:pPr>
+              <w:jc w:val="center"/>
+              <w:rPr>
+                <w:color w:val="000000" w:themeColor="text1"/>
+              </w:rPr>
+            </w:pPr>
+            <w:r>
+              <w:rPr>
+                <w:color w:val="000000" w:themeColor="text1"/>
+              </w:rPr>
+              <w:t>+++</w:t>
+            </w:r>
+          </w:p>
+        </w:tc>
+        <w:tc>
+          <w:tcPr>
+            <w:tcW w:w="2195" w:type="dxa"/>
+          </w:tcPr>
+          <w:p>
+            <w:pPr>
+              <w:jc w:val="center"/>
+              <w:rPr>
+                <w:color w:val="000000" w:themeColor="text1"/>
+              </w:rPr>
+            </w:pPr>
+            <w:r>
+              <w:rPr>
+                <w:color w:val="000000" w:themeColor="text1"/>
+              </w:rPr>
+              <w:t>+</w:t>
+            </w:r>
+          </w:p>
+        </w:tc>
+      </w:tr>
+      <w:tr>
+        <w:tc>
+          <w:tcPr>
+            <w:tcW w:w="2194" w:type="dxa"/>
+          </w:tcPr>
+          <w:p>
+            <w:pPr>
+              <w:rPr>
+                <w:color w:val="000000" w:themeColor="text1"/>
+              </w:rPr>
+            </w:pPr>
+            <w:r>
+              <w:rPr>
+                <w:color w:val="000000" w:themeColor="text1"/>
+              </w:rPr>
+              <w:t xml:space="preserve">Nawigacja </w:t>
+            </w:r>
+            <w:proofErr w:type="spellStart"/>
+            <w:r>
+              <w:rPr>
+                <w:color w:val="000000" w:themeColor="text1"/>
+              </w:rPr>
+              <w:t>turn</w:t>
+            </w:r>
+            <w:proofErr w:type="spellEnd"/>
+            <w:r>
+              <w:rPr>
+                <w:color w:val="000000" w:themeColor="text1"/>
+              </w:rPr>
+              <w:t>-by-</w:t>
+            </w:r>
+            <w:proofErr w:type="spellStart"/>
+            <w:r>
+              <w:rPr>
+                <w:color w:val="000000" w:themeColor="text1"/>
+              </w:rPr>
+              <w:t>turn</w:t>
+            </w:r>
+            <w:proofErr w:type="spellEnd"/>
+          </w:p>
+        </w:tc>
+        <w:tc>
+          <w:tcPr>
+            <w:tcW w:w="2194" w:type="dxa"/>
+          </w:tcPr>
+          <w:p>
+            <w:pPr>
+              <w:jc w:val="center"/>
+              <w:rPr>
+                <w:color w:val="000000" w:themeColor="text1"/>
+              </w:rPr>
+            </w:pPr>
+            <w:r>
+              <w:rPr>
+                <w:color w:val="000000" w:themeColor="text1"/>
+              </w:rPr>
+              <w:t>+</w:t>
+            </w:r>
+          </w:p>
+        </w:tc>
+        <w:tc>
+          <w:tcPr>
+            <w:tcW w:w="2194" w:type="dxa"/>
+          </w:tcPr>
+          <w:p>
+            <w:pPr>
+              <w:jc w:val="center"/>
+              <w:rPr>
+                <w:color w:val="000000" w:themeColor="text1"/>
+              </w:rPr>
+            </w:pPr>
+            <w:r>
+              <w:rPr>
+                <w:color w:val="000000" w:themeColor="text1"/>
+              </w:rPr>
+              <w:t>++</w:t>
+            </w:r>
+          </w:p>
+        </w:tc>
+        <w:tc>
+          <w:tcPr>
+            <w:tcW w:w="2195" w:type="dxa"/>
+          </w:tcPr>
+          <w:p>
+            <w:pPr>
+              <w:jc w:val="center"/>
+              <w:rPr>
+                <w:color w:val="000000" w:themeColor="text1"/>
+              </w:rPr>
+            </w:pPr>
+            <w:r>
+              <w:rPr>
+                <w:color w:val="000000" w:themeColor="text1"/>
+              </w:rPr>
+              <w:t>+</w:t>
+            </w:r>
+          </w:p>
+        </w:tc>
+      </w:tr>
+      <w:tr>
+        <w:tc>
+          <w:tcPr>
+            <w:tcW w:w="2194" w:type="dxa"/>
+          </w:tcPr>
+          <w:p>
+            <w:pPr>
+              <w:rPr>
+                <w:color w:val="000000" w:themeColor="text1"/>
+              </w:rPr>
+            </w:pPr>
+            <w:r>
+              <w:rPr>
+                <w:color w:val="000000" w:themeColor="text1"/>
+              </w:rPr>
+              <w:t>Aspekt społecznościowy</w:t>
+            </w:r>
+          </w:p>
+        </w:tc>
+        <w:tc>
+          <w:tcPr>
+            <w:tcW w:w="2194" w:type="dxa"/>
+          </w:tcPr>
+          <w:p>
+            <w:pPr>
+              <w:jc w:val="center"/>
+              <w:rPr>
+                <w:color w:val="000000" w:themeColor="text1"/>
+              </w:rPr>
+            </w:pPr>
+            <w:r>
+              <w:rPr>
+                <w:color w:val="000000" w:themeColor="text1"/>
+              </w:rPr>
+              <w:t>+++</w:t>
+            </w:r>
+          </w:p>
+        </w:tc>
+        <w:tc>
+          <w:tcPr>
+            <w:tcW w:w="2194" w:type="dxa"/>
+          </w:tcPr>
+          <w:p>
+            <w:pPr>
+              <w:jc w:val="center"/>
+              <w:rPr>
+                <w:color w:val="000000" w:themeColor="text1"/>
+              </w:rPr>
+            </w:pPr>
+            <w:r>
+              <w:rPr>
+                <w:color w:val="000000" w:themeColor="text1"/>
+              </w:rPr>
+              <w:t>+</w:t>
+            </w:r>
+          </w:p>
+        </w:tc>
+        <w:tc>
+          <w:tcPr>
+            <w:tcW w:w="2195" w:type="dxa"/>
+          </w:tcPr>
+          <w:p>
+            <w:pPr>
+              <w:jc w:val="center"/>
+              <w:rPr>
+                <w:color w:val="000000" w:themeColor="text1"/>
+              </w:rPr>
+            </w:pPr>
+            <w:r>
+              <w:rPr>
+                <w:color w:val="000000" w:themeColor="text1"/>
+              </w:rPr>
+              <w:t>--</w:t>
+            </w:r>
+          </w:p>
+        </w:tc>
+      </w:tr>
+      <w:tr>
+        <w:tc>
+          <w:tcPr>
+            <w:tcW w:w="2194" w:type="dxa"/>
+          </w:tcPr>
+          <w:p>
+            <w:pPr>
+              <w:rPr>
+                <w:color w:val="000000" w:themeColor="text1"/>
+              </w:rPr>
+            </w:pPr>
+            <w:r>
+              <w:rPr>
+                <w:color w:val="000000" w:themeColor="text1"/>
+              </w:rPr>
+              <w:t>Zależność od ekosystemu</w:t>
+            </w:r>
+          </w:p>
+        </w:tc>
+        <w:tc>
+          <w:tcPr>
+            <w:tcW w:w="2194" w:type="dxa"/>
+          </w:tcPr>
+          <w:p>
+            <w:pPr>
+              <w:jc w:val="center"/>
+              <w:rPr>
+                <w:color w:val="000000" w:themeColor="text1"/>
+              </w:rPr>
+            </w:pPr>
+            <w:r>
+              <w:rPr>
+                <w:color w:val="000000" w:themeColor="text1"/>
+              </w:rPr>
+              <w:t>Nie</w:t>
+            </w:r>
+          </w:p>
+        </w:tc>
+        <w:tc>
+          <w:tcPr>
+            <w:tcW w:w="2194" w:type="dxa"/>
+          </w:tcPr>
+          <w:p>
+            <w:pPr>
+              <w:jc w:val="center"/>
+              <w:rPr>
+                <w:color w:val="000000" w:themeColor="text1"/>
+              </w:rPr>
+            </w:pPr>
+            <w:r>
+              <w:rPr>
+                <w:color w:val="000000" w:themeColor="text1"/>
+              </w:rPr>
+              <w:t>Nie</w:t>
+            </w:r>
+          </w:p>
+        </w:tc>
+        <w:tc>
+          <w:tcPr>
+            <w:tcW w:w="2195" w:type="dxa"/>
+          </w:tcPr>
+          <w:p>
+            <w:pPr>
+              <w:jc w:val="center"/>
+              <w:rPr>
+                <w:color w:val="000000" w:themeColor="text1"/>
+              </w:rPr>
+            </w:pPr>
+            <w:r>
+              <w:rPr>
+                <w:color w:val="000000" w:themeColor="text1"/>
+              </w:rPr>
+              <w:t>Tak</w:t>
+            </w:r>
+          </w:p>
+        </w:tc>
+      </w:tr>
+    </w:tbl>
+    <w:p>
+      <w:pPr>
+        <w:ind w:left="709" w:hanging="709"/>
+        <w:rPr>
+          <w:color w:val="000000" w:themeColor="text1"/>
+          <w:sz w:val="32"/>
+        </w:rPr>
+      </w:pPr>
+    </w:p>
+    <w:p>
+      <w:pPr>
+        <w:ind w:left="709" w:hanging="709"/>
+        <w:jc w:val="center"/>
+        <w:rPr>
+          <w:color w:val="000000" w:themeColor="text1"/>
+          <w:sz w:val="22"/>
+        </w:rPr>
+      </w:pPr>
+      <w:r>
+        <w:rPr>
+          <w:color w:val="000000" w:themeColor="text1"/>
+          <w:sz w:val="22"/>
+        </w:rPr>
+        <w:t>Legenda: +++ - funkcja kluczowa, ++ - funkcja rozbudowana, + - funkcja obecna, -- - brak funkcji</w:t>
+      </w:r>
+    </w:p>
+    <w:p>
+      <w:pPr>
+        <w:ind w:left="709" w:hanging="709"/>
+        <w:rPr>
+          <w:color w:val="000000" w:themeColor="text1"/>
+          <w:sz w:val="32"/>
+        </w:rPr>
+      </w:pPr>
+    </w:p>
+    <w:p>
+      <w:pPr>
+        <w:ind w:firstLine="709"/>
+        <w:jc w:val="both"/>
+        <w:rPr>
+          <w:color w:val="000000" w:themeColor="text1"/>
+        </w:rPr>
+      </w:pPr>
+      <w:r>
+        <w:rPr>
+          <w:color w:val="000000" w:themeColor="text1"/>
+        </w:rPr>
+        <w:t xml:space="preserve">Analiza wykazała, że na rynku brakuje rozwiązania, które byłoby w pełni skoncentrowane na jednej, kluczowej potrzebie: prostym, lecz potężnym narzędziu do zarządzania, analizy i wizualizacji własnych plików GPX, bez konieczności angażowania się w rozbudowane funkcje </w:t>
+      </w:r>
+      <w:proofErr w:type="spellStart"/>
+      <w:r>
+        <w:rPr>
+          <w:color w:val="000000" w:themeColor="text1"/>
+        </w:rPr>
+        <w:t>społecznościowe</w:t>
       </w:r>
       <w:proofErr w:type="spellEnd"/>
       <w:r>
         <w:rPr>
-          <w:rFonts w:ascii="Times New Roman" w:hAnsi="Times New Roman" w:cs="Times New Roman"/>
-          <w:b/>
-          <w:color w:val="000000" w:themeColor="text1"/>
-          <w:sz w:val="28"/>
-        </w:rPr>
-        <w:t xml:space="preserve"> – zaawansowane narzędzie do planowania oraz nawigacji</w:t>
-      </w:r>
-      <w:bookmarkEnd w:id="4"/>
-    </w:p>
-    <w:p>
-      <w:pPr>
-        <w:pStyle w:val="Nagwek1"/>
-        <w:jc w:val="both"/>
-        <w:rPr>
-          <w:rFonts w:ascii="Times New Roman" w:hAnsi="Times New Roman" w:cs="Times New Roman"/>
-          <w:b/>
-          <w:color w:val="000000" w:themeColor="text1"/>
-          <w:sz w:val="28"/>
-        </w:rPr>
-      </w:pPr>
-      <w:bookmarkStart w:id="5" w:name="_Toc213703404"/>
-      <w:r>
-        <w:rPr>
-          <w:rFonts w:ascii="Times New Roman" w:hAnsi="Times New Roman" w:cs="Times New Roman"/>
-          <w:b/>
-          <w:color w:val="000000" w:themeColor="text1"/>
-          <w:sz w:val="28"/>
-        </w:rPr>
-        <w:t xml:space="preserve">1.3 </w:t>
+          <w:color w:val="000000" w:themeColor="text1"/>
+        </w:rPr>
+        <w:t xml:space="preserve"> czy ekosystemy sprzętowe. Istniejące platformy często wymagają subskrypcji dla dostępu do zaawansowanych analiz lub narzucają użytkownikowi określony sposób interakcji. Zidentyfikowana nisza stała się podstawą do sformułowania założeń dla autorskiego projektu. Celem stało się stworzenie lekkiej, wydajnej i niezależnej aplikacji internetowej, która da użytkownikowi pełną kontrolę nad jego danymi </w:t>
       </w:r>
       <w:proofErr w:type="spellStart"/>
       <w:r>
         <w:rPr>
-          <w:rFonts w:ascii="Times New Roman" w:hAnsi="Times New Roman" w:cs="Times New Roman"/>
-          <w:b/>
-          <w:color w:val="000000" w:themeColor="text1"/>
-          <w:sz w:val="28"/>
-        </w:rPr>
-        <w:t>Garmin</w:t>
+          <w:color w:val="000000" w:themeColor="text1"/>
+        </w:rPr>
+        <w:t>geolokalizacyjnymi</w:t>
       </w:r>
       <w:proofErr w:type="spellEnd"/>
       <w:r>
         <w:rPr>
-          <w:rFonts w:ascii="Times New Roman" w:hAnsi="Times New Roman" w:cs="Times New Roman"/>
-          <w:b/>
-          <w:color w:val="000000" w:themeColor="text1"/>
-          <w:sz w:val="28"/>
-        </w:rPr>
-        <w:t xml:space="preserve"> Connect - Ekosystem izolowany dla użytkowników urządzeń marki </w:t>
-      </w:r>
-      <w:proofErr w:type="spellStart"/>
-      <w:r>
-        <w:rPr>
-          <w:rFonts w:ascii="Times New Roman" w:hAnsi="Times New Roman" w:cs="Times New Roman"/>
-          <w:b/>
-          <w:color w:val="000000" w:themeColor="text1"/>
-          <w:sz w:val="28"/>
-        </w:rPr>
-        <w:t>Garmin</w:t>
-      </w:r>
-      <w:bookmarkEnd w:id="5"/>
-      <w:proofErr w:type="spellEnd"/>
-    </w:p>
-    <w:p>
-      <w:pPr>
-        <w:pStyle w:val="Nagwek1"/>
-        <w:jc w:val="both"/>
-        <w:rPr>
-          <w:rFonts w:ascii="Times New Roman" w:hAnsi="Times New Roman" w:cs="Times New Roman"/>
-          <w:b/>
-          <w:color w:val="000000" w:themeColor="text1"/>
-          <w:sz w:val="28"/>
-        </w:rPr>
-      </w:pPr>
-      <w:bookmarkStart w:id="6" w:name="_Toc213703405"/>
-      <w:r>
-        <w:rPr>
-          <w:rFonts w:ascii="Times New Roman" w:hAnsi="Times New Roman" w:cs="Times New Roman"/>
-          <w:b/>
-          <w:color w:val="000000" w:themeColor="text1"/>
-          <w:sz w:val="28"/>
-        </w:rPr>
-        <w:t>1.4 Podsumowanie analizy i uzasadnienie potrzeby stworzenia własnego produktu.</w:t>
-      </w:r>
+          <w:color w:val="000000" w:themeColor="text1"/>
+        </w:rPr>
+        <w:t>, oferując zaawansowane możliwości wizualizacji i analizy, przy jednoczesnym zachowaniu prostoty i intuicyjności obsługi.</w:t>
+      </w:r>
+    </w:p>
+    <w:p>
+      <w:pPr>
+        <w:ind w:left="709" w:hanging="709"/>
+        <w:rPr>
+          <w:color w:val="000000" w:themeColor="text1"/>
+          <w:sz w:val="32"/>
+        </w:rPr>
+      </w:pPr>
+    </w:p>
+    <w:p>
+      <w:pPr>
+        <w:ind w:left="709" w:hanging="709"/>
+        <w:rPr>
+          <w:color w:val="000000" w:themeColor="text1"/>
+          <w:sz w:val="32"/>
+        </w:rPr>
+      </w:pPr>
+    </w:p>
+    <w:p>
+      <w:pPr>
+        <w:ind w:left="709" w:hanging="709"/>
+        <w:rPr>
+          <w:color w:val="000000" w:themeColor="text1"/>
+          <w:sz w:val="32"/>
+        </w:rPr>
+      </w:pPr>
+    </w:p>
+    <w:p>
+      <w:pPr>
+        <w:ind w:left="709" w:hanging="709"/>
+        <w:rPr>
+          <w:color w:val="000000" w:themeColor="text1"/>
+          <w:sz w:val="32"/>
+        </w:rPr>
+      </w:pPr>
+    </w:p>
+    <w:p>
+      <w:pPr>
+        <w:ind w:left="709" w:hanging="709"/>
+        <w:rPr>
+          <w:color w:val="000000" w:themeColor="text1"/>
+          <w:sz w:val="32"/>
+        </w:rPr>
+      </w:pPr>
+    </w:p>
+    <w:p>
+      <w:pPr>
+        <w:ind w:left="709" w:hanging="709"/>
+        <w:rPr>
+          <w:color w:val="000000" w:themeColor="text1"/>
+          <w:sz w:val="32"/>
+        </w:rPr>
+      </w:pPr>
+    </w:p>
+    <w:p>
+      <w:pPr>
+        <w:ind w:left="709" w:hanging="709"/>
+        <w:rPr>
+          <w:color w:val="000000" w:themeColor="text1"/>
+          <w:sz w:val="32"/>
+        </w:rPr>
+      </w:pPr>
+      <w:bookmarkStart w:id="6" w:name="_GoBack"/>
       <w:bookmarkEnd w:id="6"/>
-    </w:p>
-    <w:p>
-      <w:pPr>
-        <w:ind w:left="709" w:hanging="709"/>
-        <w:rPr>
-          <w:color w:val="000000" w:themeColor="text1"/>
-          <w:sz w:val="32"/>
-        </w:rPr>
-      </w:pPr>
-    </w:p>
-    <w:p>
-      <w:pPr>
-        <w:ind w:left="709" w:hanging="709"/>
-        <w:rPr>
-          <w:color w:val="000000" w:themeColor="text1"/>
-          <w:sz w:val="32"/>
-        </w:rPr>
-      </w:pPr>
-    </w:p>
-    <w:p>
-      <w:pPr>
-        <w:ind w:left="709" w:hanging="709"/>
-        <w:rPr>
-          <w:color w:val="000000" w:themeColor="text1"/>
-          <w:sz w:val="32"/>
-        </w:rPr>
-      </w:pPr>
-    </w:p>
-    <w:p>
-      <w:pPr>
-        <w:ind w:left="709" w:hanging="709"/>
-        <w:rPr>
-          <w:color w:val="000000" w:themeColor="text1"/>
-          <w:sz w:val="32"/>
-        </w:rPr>
-      </w:pPr>
-    </w:p>
-    <w:p>
-      <w:pPr>
-        <w:ind w:left="709" w:hanging="709"/>
-        <w:rPr>
-          <w:color w:val="000000" w:themeColor="text1"/>
-          <w:sz w:val="32"/>
-        </w:rPr>
-      </w:pPr>
-    </w:p>
-    <w:p>
-      <w:pPr>
-        <w:ind w:left="709" w:hanging="709"/>
-        <w:rPr>
-          <w:color w:val="000000" w:themeColor="text1"/>
-          <w:sz w:val="32"/>
-        </w:rPr>
-      </w:pPr>
-    </w:p>
-    <w:p>
-      <w:pPr>
-        <w:ind w:left="709" w:hanging="709"/>
-        <w:rPr>
-          <w:color w:val="000000" w:themeColor="text1"/>
-          <w:sz w:val="32"/>
-        </w:rPr>
-      </w:pPr>
-    </w:p>
-    <w:p>
-      <w:pPr>
-        <w:ind w:left="709" w:hanging="709"/>
-        <w:rPr>
-          <w:color w:val="000000" w:themeColor="text1"/>
-          <w:sz w:val="32"/>
-        </w:rPr>
-      </w:pPr>
-    </w:p>
-    <w:p>
-      <w:pPr>
-        <w:ind w:left="709" w:hanging="709"/>
-        <w:rPr>
-          <w:color w:val="000000" w:themeColor="text1"/>
-          <w:sz w:val="32"/>
-        </w:rPr>
-      </w:pPr>
-    </w:p>
-    <w:p>
-      <w:pPr>
-        <w:ind w:left="709" w:hanging="709"/>
-        <w:rPr>
-          <w:color w:val="000000" w:themeColor="text1"/>
-          <w:sz w:val="32"/>
-        </w:rPr>
-      </w:pPr>
-    </w:p>
-    <w:p>
-      <w:pPr>
-        <w:ind w:left="709" w:hanging="709"/>
-        <w:rPr>
-          <w:color w:val="000000" w:themeColor="text1"/>
-          <w:sz w:val="32"/>
-        </w:rPr>
-      </w:pPr>
-    </w:p>
-    <w:p>
-      <w:pPr>
-        <w:ind w:left="709" w:hanging="709"/>
-        <w:rPr>
-          <w:color w:val="000000" w:themeColor="text1"/>
-          <w:sz w:val="32"/>
-        </w:rPr>
-      </w:pPr>
-    </w:p>
-    <w:p>
-      <w:pPr>
-        <w:ind w:left="709" w:hanging="709"/>
-        <w:rPr>
-          <w:color w:val="000000" w:themeColor="text1"/>
-          <w:sz w:val="32"/>
-        </w:rPr>
-      </w:pPr>
-    </w:p>
-    <w:p>
-      <w:pPr>
-        <w:ind w:left="709" w:hanging="709"/>
-        <w:rPr>
-          <w:color w:val="000000" w:themeColor="text1"/>
-          <w:sz w:val="32"/>
-        </w:rPr>
-      </w:pPr>
-    </w:p>
-    <w:p>
-      <w:pPr>
-        <w:ind w:left="709" w:hanging="709"/>
-        <w:rPr>
-          <w:color w:val="000000" w:themeColor="text1"/>
-          <w:sz w:val="32"/>
-        </w:rPr>
-      </w:pPr>
-    </w:p>
-    <w:p>
-      <w:pPr>
-        <w:ind w:left="709" w:hanging="709"/>
-        <w:rPr>
-          <w:color w:val="000000" w:themeColor="text1"/>
-          <w:sz w:val="32"/>
-        </w:rPr>
-      </w:pPr>
-    </w:p>
-    <w:p>
-      <w:pPr>
-        <w:ind w:left="709" w:hanging="709"/>
-        <w:rPr>
-          <w:color w:val="000000" w:themeColor="text1"/>
-          <w:sz w:val="32"/>
-        </w:rPr>
-      </w:pPr>
-    </w:p>
-    <w:p>
-      <w:pPr>
-        <w:ind w:left="709" w:hanging="709"/>
-        <w:rPr>
-          <w:color w:val="000000" w:themeColor="text1"/>
-          <w:sz w:val="32"/>
-        </w:rPr>
-      </w:pPr>
     </w:p>
     <w:p>
       <w:pPr>
@@ -2956,6 +3843,7 @@
         <w:pStyle w:val="Tytupodrozdziau"/>
       </w:pPr>
       <w:r>
+        <w:lastRenderedPageBreak/>
         <w:t>1.1.</w:t>
       </w:r>
       <w:r>
@@ -3301,7 +4189,6 @@
         <w:pStyle w:val="Tekstakapitu"/>
       </w:pPr>
       <w:r>
-        <w:lastRenderedPageBreak/>
         <w:t>Tekst akapitu.</w:t>
       </w:r>
     </w:p>
@@ -3338,6 +4225,7 @@
         <w:pStyle w:val="Tytupodrozdziau"/>
       </w:pPr>
       <w:r>
+        <w:lastRenderedPageBreak/>
         <w:t>1.2.</w:t>
       </w:r>
       <w:r>
@@ -3663,6 +4551,7 @@
         <w:pStyle w:val="Tytupodrozdziau"/>
       </w:pPr>
       <w:r>
+        <w:lastRenderedPageBreak/>
         <w:t>2</w:t>
       </w:r>
       <w:r>
@@ -4799,6 +5688,7 @@
         <w:rPr>
           <w:rFonts w:eastAsia="Times New Roman" w:cs="Times New Roman"/>
         </w:rPr>
+        <w:lastRenderedPageBreak/>
         <w:t>[2]</w:t>
       </w:r>
       <w:r>
@@ -4818,10 +5708,195 @@
     </w:p>
     <w:p>
       <w:pPr>
-        <w:rPr>
-          <w:color w:val="000000" w:themeColor="text1"/>
-        </w:rPr>
-      </w:pPr>
+        <w:tabs>
+          <w:tab w:val="left" w:pos="425"/>
+        </w:tabs>
+        <w:spacing w:line="360" w:lineRule="auto"/>
+        <w:ind w:left="425" w:hanging="425"/>
+        <w:jc w:val="both"/>
+        <w:rPr>
+          <w:rFonts w:eastAsia="Times New Roman" w:cs="Times New Roman"/>
+        </w:rPr>
+      </w:pPr>
+      <w:r>
+        <w:rPr>
+          <w:rFonts w:eastAsia="Times New Roman" w:cs="Times New Roman"/>
+        </w:rPr>
+        <w:t xml:space="preserve">[3] </w:t>
+      </w:r>
+    </w:p>
+    <w:p>
+      <w:pPr>
+        <w:tabs>
+          <w:tab w:val="left" w:pos="425"/>
+        </w:tabs>
+        <w:spacing w:line="360" w:lineRule="auto"/>
+        <w:ind w:left="425" w:hanging="425"/>
+        <w:jc w:val="both"/>
+        <w:rPr>
+          <w:rFonts w:eastAsia="Times New Roman" w:cs="Times New Roman"/>
+        </w:rPr>
+      </w:pPr>
+      <w:r>
+        <w:rPr>
+          <w:rFonts w:eastAsia="Times New Roman" w:cs="Times New Roman"/>
+        </w:rPr>
+        <w:t xml:space="preserve">[4] </w:t>
+      </w:r>
+      <w:hyperlink r:id="rId12" w:history="1">
+        <w:r>
+          <w:rPr>
+            <w:rStyle w:val="Hipercze"/>
+            <w:rFonts w:eastAsia="Times New Roman" w:cs="Times New Roman"/>
+          </w:rPr>
+          <w:t>https://pl.wikipedia.org/wiki/Strava</w:t>
+        </w:r>
+      </w:hyperlink>
+    </w:p>
+    <w:p>
+      <w:pPr>
+        <w:tabs>
+          <w:tab w:val="left" w:pos="425"/>
+        </w:tabs>
+        <w:spacing w:line="360" w:lineRule="auto"/>
+        <w:ind w:left="425" w:hanging="425"/>
+        <w:jc w:val="both"/>
+        <w:rPr>
+          <w:rFonts w:eastAsia="Times New Roman" w:cs="Times New Roman"/>
+        </w:rPr>
+      </w:pPr>
+      <w:r>
+        <w:rPr>
+          <w:rFonts w:eastAsia="Times New Roman" w:cs="Times New Roman"/>
+        </w:rPr>
+        <w:t xml:space="preserve">[5] </w:t>
+      </w:r>
+      <w:hyperlink r:id="rId13" w:history="1">
+        <w:r>
+          <w:rPr>
+            <w:rStyle w:val="Hipercze"/>
+            <w:rFonts w:eastAsia="Times New Roman" w:cs="Times New Roman"/>
+          </w:rPr>
+          <w:t>https://www.strava.com/onboarding</w:t>
+        </w:r>
+      </w:hyperlink>
+    </w:p>
+    <w:p>
+      <w:pPr>
+        <w:tabs>
+          <w:tab w:val="left" w:pos="425"/>
+        </w:tabs>
+        <w:spacing w:line="360" w:lineRule="auto"/>
+        <w:ind w:left="425" w:hanging="425"/>
+        <w:jc w:val="both"/>
+        <w:rPr>
+          <w:rFonts w:eastAsia="Times New Roman" w:cs="Times New Roman"/>
+        </w:rPr>
+      </w:pPr>
+      <w:r>
+        <w:rPr>
+          <w:rFonts w:eastAsia="Times New Roman" w:cs="Times New Roman"/>
+        </w:rPr>
+        <w:t xml:space="preserve">[6] </w:t>
+      </w:r>
+      <w:hyperlink r:id="rId14" w:history="1">
+        <w:r>
+          <w:rPr>
+            <w:rStyle w:val="Hipercze"/>
+            <w:rFonts w:eastAsia="Times New Roman" w:cs="Times New Roman"/>
+          </w:rPr>
+          <w:t>https://en.wikipedia.org/wiki/Komoot</w:t>
+        </w:r>
+      </w:hyperlink>
+    </w:p>
+    <w:p>
+      <w:pPr>
+        <w:tabs>
+          <w:tab w:val="left" w:pos="425"/>
+        </w:tabs>
+        <w:spacing w:line="360" w:lineRule="auto"/>
+        <w:ind w:left="425" w:hanging="425"/>
+        <w:jc w:val="both"/>
+        <w:rPr>
+          <w:rFonts w:eastAsia="Times New Roman" w:cs="Times New Roman"/>
+        </w:rPr>
+      </w:pPr>
+      <w:r>
+        <w:rPr>
+          <w:rFonts w:eastAsia="Times New Roman" w:cs="Times New Roman"/>
+        </w:rPr>
+        <w:t xml:space="preserve">[7] </w:t>
+      </w:r>
+      <w:hyperlink r:id="rId15" w:history="1">
+        <w:r>
+          <w:rPr>
+            <w:rStyle w:val="Hipercze"/>
+            <w:rFonts w:eastAsia="Times New Roman" w:cs="Times New Roman"/>
+          </w:rPr>
+          <w:t>https://wiki.openstreetmap.org/wiki/Komoot</w:t>
+        </w:r>
+      </w:hyperlink>
+    </w:p>
+    <w:p>
+      <w:pPr>
+        <w:tabs>
+          <w:tab w:val="left" w:pos="425"/>
+        </w:tabs>
+        <w:spacing w:line="360" w:lineRule="auto"/>
+        <w:ind w:left="425" w:hanging="425"/>
+        <w:jc w:val="both"/>
+        <w:rPr>
+          <w:color w:val="000000" w:themeColor="text1"/>
+        </w:rPr>
+      </w:pPr>
+      <w:r>
+        <w:rPr>
+          <w:rFonts w:eastAsia="Times New Roman" w:cs="Times New Roman"/>
+        </w:rPr>
+        <w:t xml:space="preserve">[8] </w:t>
+      </w:r>
+      <w:r>
+        <w:rPr>
+          <w:rFonts w:eastAsia="Times New Roman" w:cs="Times New Roman"/>
+        </w:rPr>
+        <w:t>https</w:t>
+      </w:r>
+      <w:proofErr w:type="gramStart"/>
+      <w:r>
+        <w:rPr>
+          <w:rFonts w:eastAsia="Times New Roman" w:cs="Times New Roman"/>
+        </w:rPr>
+        <w:t>://connect</w:t>
+      </w:r>
+      <w:proofErr w:type="gramEnd"/>
+      <w:r>
+        <w:rPr>
+          <w:rFonts w:eastAsia="Times New Roman" w:cs="Times New Roman"/>
+        </w:rPr>
+        <w:t>.</w:t>
+      </w:r>
+      <w:proofErr w:type="gramStart"/>
+      <w:r>
+        <w:rPr>
+          <w:rFonts w:eastAsia="Times New Roman" w:cs="Times New Roman"/>
+        </w:rPr>
+        <w:t>garmin</w:t>
+      </w:r>
+      <w:proofErr w:type="gramEnd"/>
+      <w:r>
+        <w:rPr>
+          <w:rFonts w:eastAsia="Times New Roman" w:cs="Times New Roman"/>
+        </w:rPr>
+        <w:t>.</w:t>
+      </w:r>
+      <w:proofErr w:type="gramStart"/>
+      <w:r>
+        <w:rPr>
+          <w:rFonts w:eastAsia="Times New Roman" w:cs="Times New Roman"/>
+        </w:rPr>
+        <w:t>com</w:t>
+      </w:r>
+      <w:proofErr w:type="gramEnd"/>
     </w:p>
     <w:p>
       <w:pPr>
@@ -6874,6 +7949,7 @@
         <w:docPartUnique/>
       </w:docPartObj>
     </w:sdtPr>
+    <w:sdtEndPr/>
     <w:sdtContent>
       <w:p>
         <w:pPr>
@@ -6893,7 +7969,7 @@
           <w:rPr>
             <w:noProof/>
           </w:rPr>
-          <w:t>6</w:t>
+          <w:t>8</w:t>
         </w:r>
         <w:r>
           <w:fldChar w:fldCharType="end"/>
@@ -6954,6 +8030,119 @@
 <file path=word/numbering.xml><?xml version="1.0" encoding="utf-8"?>
 <w:numbering xmlns:wpc="http://schemas.microsoft.com/office/word/2010/wordprocessingCanvas" xmlns:mc="http://schemas.openxmlformats.org/markup-compatibility/2006" xmlns:o="urn:schemas-microsoft-com:office:office" xmlns:r="http://schemas.openxmlformats.org/officeDocument/2006/relationships" xmlns:m="http://schemas.openxmlformats.org/officeDocument/2006/math" xmlns:v="urn:schemas-microsoft-com:vml" xmlns:wp14="http://schemas.microsoft.com/office/word/2010/wordprocessingDrawing" xmlns:wp="http://schemas.openxmlformats.org/drawingml/2006/wordprocessingDrawing" xmlns:w10="urn:schemas-microsoft-com:office:word" xmlns:w="http://schemas.openxmlformats.org/wordprocessingml/2006/main" xmlns:w14="http://schemas.microsoft.com/office/word/2010/wordml" xmlns:w15="http://schemas.microsoft.com/office/word/2012/wordml" xmlns:wpg="http://schemas.microsoft.com/office/word/2010/wordprocessingGroup" xmlns:wpi="http://schemas.microsoft.com/office/word/2010/wordprocessingInk" xmlns:wne="http://schemas.microsoft.com/office/word/2006/wordml" xmlns:wps="http://schemas.microsoft.com/office/word/2010/wordprocessingShape" mc:Ignorable="w14 w15 wp14">
   <w:abstractNum w:abstractNumId="0">
+    <w:nsid w:val="1F715E78"/>
+    <w:multiLevelType w:val="multilevel"/>
+    <w:tmpl w:val="CAD4E39E"/>
+    <w:lvl w:ilvl="0">
+      <w:start w:val="1"/>
+      <w:numFmt w:val="decimal"/>
+      <w:lvlText w:val="%1"/>
+      <w:lvlJc w:val="left"/>
+      <w:pPr>
+        <w:ind w:left="432" w:hanging="432"/>
+      </w:pPr>
+      <w:rPr>
+        <w:rFonts w:hint="default"/>
+      </w:rPr>
+    </w:lvl>
+    <w:lvl w:ilvl="1">
+      <w:start w:val="1"/>
+      <w:numFmt w:val="decimal"/>
+      <w:lvlText w:val="%1.%2"/>
+      <w:lvlJc w:val="left"/>
+      <w:pPr>
+        <w:ind w:left="432" w:hanging="432"/>
+      </w:pPr>
+      <w:rPr>
+        <w:rFonts w:hint="default"/>
+      </w:rPr>
+    </w:lvl>
+    <w:lvl w:ilvl="2">
+      <w:start w:val="1"/>
+      <w:numFmt w:val="decimal"/>
+      <w:lvlText w:val="%1.%2.%3"/>
+      <w:lvlJc w:val="left"/>
+      <w:pPr>
+        <w:ind w:left="720" w:hanging="720"/>
+      </w:pPr>
+      <w:rPr>
+        <w:rFonts w:hint="default"/>
+      </w:rPr>
+    </w:lvl>
+    <w:lvl w:ilvl="3">
+      <w:start w:val="1"/>
+      <w:numFmt w:val="decimal"/>
+      <w:lvlText w:val="%1.%2.%3.%4"/>
+      <w:lvlJc w:val="left"/>
+      <w:pPr>
+        <w:ind w:left="1080" w:hanging="1080"/>
+      </w:pPr>
+      <w:rPr>
+        <w:rFonts w:hint="default"/>
+      </w:rPr>
+    </w:lvl>
+    <w:lvl w:ilvl="4">
+      <w:start w:val="1"/>
+      <w:numFmt w:val="decimal"/>
+      <w:lvlText w:val="%1.%2.%3.%4.%5"/>
+      <w:lvlJc w:val="left"/>
+      <w:pPr>
+        <w:ind w:left="1080" w:hanging="1080"/>
+      </w:pPr>
+      <w:rPr>
+        <w:rFonts w:hint="default"/>
+      </w:rPr>
+    </w:lvl>
+    <w:lvl w:ilvl="5">
+      <w:start w:val="1"/>
+      <w:numFmt w:val="decimal"/>
+      <w:lvlText w:val="%1.%2.%3.%4.%5.%6"/>
+      <w:lvlJc w:val="left"/>
+      <w:pPr>
+        <w:ind w:left="1440" w:hanging="1440"/>
+      </w:pPr>
+      <w:rPr>
+        <w:rFonts w:hint="default"/>
+      </w:rPr>
+    </w:lvl>
+    <w:lvl w:ilvl="6">
+      <w:start w:val="1"/>
+      <w:numFmt w:val="decimal"/>
+      <w:lvlText w:val="%1.%2.%3.%4.%5.%6.%7"/>
+      <w:lvlJc w:val="left"/>
+      <w:pPr>
+        <w:ind w:left="1440" w:hanging="1440"/>
+      </w:pPr>
+      <w:rPr>
+        <w:rFonts w:hint="default"/>
+      </w:rPr>
+    </w:lvl>
+    <w:lvl w:ilvl="7">
+      <w:start w:val="1"/>
+      <w:numFmt w:val="decimal"/>
+      <w:lvlText w:val="%1.%2.%3.%4.%5.%6.%7.%8"/>
+      <w:lvlJc w:val="left"/>
+      <w:pPr>
+        <w:ind w:left="1800" w:hanging="1800"/>
+      </w:pPr>
+      <w:rPr>
+        <w:rFonts w:hint="default"/>
+      </w:rPr>
+    </w:lvl>
+    <w:lvl w:ilvl="8">
+      <w:start w:val="1"/>
+      <w:numFmt w:val="decimal"/>
+      <w:lvlText w:val="%1.%2.%3.%4.%5.%6.%7.%8.%9"/>
+      <w:lvlJc w:val="left"/>
+      <w:pPr>
+        <w:ind w:left="2160" w:hanging="2160"/>
+      </w:pPr>
+      <w:rPr>
+        <w:rFonts w:hint="default"/>
+      </w:rPr>
+    </w:lvl>
+  </w:abstractNum>
+  <w:abstractNum w:abstractNumId="1">
     <w:nsid w:val="34630A14"/>
     <w:multiLevelType w:val="hybridMultilevel"/>
     <w:tmpl w:val="C018EBA2"/>
@@ -7066,7 +8255,7 @@
       </w:rPr>
     </w:lvl>
   </w:abstractNum>
-  <w:abstractNum w:abstractNumId="1">
+  <w:abstractNum w:abstractNumId="2">
     <w:nsid w:val="677B219E"/>
     <w:multiLevelType w:val="hybridMultilevel"/>
     <w:tmpl w:val="38FEF052"/>
@@ -7194,9 +8383,9 @@
   </w:abstractNum>
   <w:abstractNum w:abstractNumId="3">
     <w:nsid w:val="688162E6"/>
-    <w:multiLevelType w:val="hybridMultilevel"/>
-    <w:tmpl w:val="004CA2FE"/>
-    <w:lvl w:ilvl="0" w:tplc="D8B07E76">
+    <w:multiLevelType w:val="multilevel"/>
+    <w:tmpl w:val="A9EC6674"/>
+    <w:lvl w:ilvl="0">
       <w:start w:val="1"/>
       <w:numFmt w:val="decimal"/>
       <w:lvlText w:val="%1."/>
@@ -7208,77 +8397,109 @@
         <w:rFonts w:hint="default"/>
       </w:rPr>
     </w:lvl>
-    <w:lvl w:ilvl="1" w:tplc="04150019" w:tentative="1">
-      <w:start w:val="1"/>
-      <w:numFmt w:val="lowerLetter"/>
-      <w:lvlText w:val="%2."/>
+    <w:lvl w:ilvl="1">
+      <w:start w:val="2"/>
+      <w:numFmt w:val="decimal"/>
+      <w:isLgl/>
+      <w:lvlText w:val="%1.%2"/>
       <w:lvlJc w:val="left"/>
       <w:pPr>
-        <w:ind w:left="1440" w:hanging="360"/>
-      </w:pPr>
+        <w:ind w:left="792" w:hanging="432"/>
+      </w:pPr>
+      <w:rPr>
+        <w:rFonts w:hint="default"/>
+      </w:rPr>
     </w:lvl>
-    <w:lvl w:ilvl="2" w:tplc="0415001B" w:tentative="1">
-      <w:start w:val="1"/>
-      <w:numFmt w:val="lowerRoman"/>
-      <w:lvlText w:val="%3."/>
-      <w:lvlJc w:val="right"/>
-      <w:pPr>
-        <w:ind w:left="2160" w:hanging="180"/>
-      </w:pPr>
-    </w:lvl>
-    <w:lvl w:ilvl="3" w:tplc="0415000F" w:tentative="1">
+    <w:lvl w:ilvl="2">
       <w:start w:val="1"/>
       <w:numFmt w:val="decimal"/>
-      <w:lvlText w:val="%4."/>
+      <w:isLgl/>
+      <w:lvlText w:val="%1.%2.%3"/>
       <w:lvlJc w:val="left"/>
       <w:pPr>
-        <w:ind w:left="2880" w:hanging="360"/>
-      </w:pPr>
+        <w:ind w:left="1080" w:hanging="720"/>
+      </w:pPr>
+      <w:rPr>
+        <w:rFonts w:hint="default"/>
+      </w:rPr>
     </w:lvl>
-    <w:lvl w:ilvl="4" w:tplc="04150019" w:tentative="1">
-      <w:start w:val="1"/>
-      <w:numFmt w:val="lowerLetter"/>
-      <w:lvlText w:val="%5."/>
-      <w:lvlJc w:val="left"/>
-      <w:pPr>
-        <w:ind w:left="3600" w:hanging="360"/>
-      </w:pPr>
-    </w:lvl>
-    <w:lvl w:ilvl="5" w:tplc="0415001B" w:tentative="1">
-      <w:start w:val="1"/>
-      <w:numFmt w:val="lowerRoman"/>
-      <w:lvlText w:val="%6."/>
-      <w:lvlJc w:val="right"/>
-      <w:pPr>
-        <w:ind w:left="4320" w:hanging="180"/>
-      </w:pPr>
-    </w:lvl>
-    <w:lvl w:ilvl="6" w:tplc="0415000F" w:tentative="1">
+    <w:lvl w:ilvl="3">
       <w:start w:val="1"/>
       <w:numFmt w:val="decimal"/>
-      <w:lvlText w:val="%7."/>
+      <w:isLgl/>
+      <w:lvlText w:val="%1.%2.%3.%4"/>
       <w:lvlJc w:val="left"/>
       <w:pPr>
-        <w:ind w:left="5040" w:hanging="360"/>
-      </w:pPr>
+        <w:ind w:left="1080" w:hanging="720"/>
+      </w:pPr>
+      <w:rPr>
+        <w:rFonts w:hint="default"/>
+      </w:rPr>
     </w:lvl>
-    <w:lvl w:ilvl="7" w:tplc="04150019" w:tentative="1">
+    <w:lvl w:ilvl="4">
       <w:start w:val="1"/>
-      <w:numFmt w:val="lowerLetter"/>
-      <w:lvlText w:val="%8."/>
+      <w:numFmt w:val="decimal"/>
+      <w:isLgl/>
+      <w:lvlText w:val="%1.%2.%3.%4.%5"/>
       <w:lvlJc w:val="left"/>
       <w:pPr>
-        <w:ind w:left="5760" w:hanging="360"/>
-      </w:pPr>
+        <w:ind w:left="1440" w:hanging="1080"/>
+      </w:pPr>
+      <w:rPr>
+        <w:rFonts w:hint="default"/>
+      </w:rPr>
     </w:lvl>
-    <w:lvl w:ilvl="8" w:tplc="0415001B" w:tentative="1">
+    <w:lvl w:ilvl="5">
       <w:start w:val="1"/>
-      <w:numFmt w:val="lowerRoman"/>
-      <w:lvlText w:val="%9."/>
-      <w:lvlJc w:val="right"/>
-      <w:pPr>
-        <w:ind w:left="6480" w:hanging="180"/>
-      </w:pPr>
+      <w:numFmt w:val="decimal"/>
+      <w:isLgl/>
+      <w:lvlText w:val="%1.%2.%3.%4.%5.%6"/>
+      <w:lvlJc w:val="left"/>
+      <w:pPr>
+        <w:ind w:left="1440" w:hanging="1080"/>
+      </w:pPr>
+      <w:rPr>
+        <w:rFonts w:hint="default"/>
+      </w:rPr>
+    </w:lvl>
+    <w:lvl w:ilvl="6">
+      <w:start w:val="1"/>
+      <w:numFmt w:val="decimal"/>
+      <w:isLgl/>
+      <w:lvlText w:val="%1.%2.%3.%4.%5.%6.%7"/>
+      <w:lvlJc w:val="left"/>
+      <w:pPr>
+        <w:ind w:left="1800" w:hanging="1440"/>
+      </w:pPr>
+      <w:rPr>
+        <w:rFonts w:hint="default"/>
+      </w:rPr>
+    </w:lvl>
+    <w:lvl w:ilvl="7">
+      <w:start w:val="1"/>
+      <w:numFmt w:val="decimal"/>
+      <w:isLgl/>
+      <w:lvlText w:val="%1.%2.%3.%4.%5.%6.%7.%8"/>
+      <w:lvlJc w:val="left"/>
+      <w:pPr>
+        <w:ind w:left="1800" w:hanging="1440"/>
+      </w:pPr>
+      <w:rPr>
+        <w:rFonts w:hint="default"/>
+      </w:rPr>
+    </w:lvl>
+    <w:lvl w:ilvl="8">
+      <w:start w:val="1"/>
+      <w:numFmt w:val="decimal"/>
+      <w:isLgl/>
+      <w:lvlText w:val="%1.%2.%3.%4.%5.%6.%7.%8.%9"/>
+      <w:lvlJc w:val="left"/>
+      <w:pPr>
+        <w:ind w:left="2160" w:hanging="1800"/>
+      </w:pPr>
+      <w:rPr>
+        <w:rFonts w:hint="default"/>
+      </w:rPr>
     </w:lvl>
   </w:abstractNum>
   <w:abstractNum w:abstractNumId="4">
@@ -7431,16 +8652,19 @@
     </w:lvl>
   </w:abstractNum>
   <w:num w:numId="1">
+    <w:abstractNumId w:val="2"/>
+  </w:num>
+  <w:num w:numId="2">
+    <w:abstractNumId w:val="4"/>
+  </w:num>
+  <w:num w:numId="3">
     <w:abstractNumId w:val="1"/>
   </w:num>
+  <w:num w:numId="4">
+    <w:abstractNumId w:val="3"/>
+  </w:num>
   <w:num w:numId="5">
-    <w:abstractNumId w:val="4"/>
-  </w:num>
-  <w:num w:numId="6">
     <w:abstractNumId w:val="0"/>
-  </w:num>
-  <w:num w:numId="7">
-    <w:abstractNumId w:val="3"/>
   </w:num>
 </w:numbering>
 </file>
@@ -8346,6 +9570,52 @@
     <w:uiPriority w:val="99"/>
     <w:rsid w:val="002D1716"/>
   </w:style>
+  <w:style w:type="paragraph" w:styleId="Akapitzlist">
+    <w:name w:val="List Paragraph"/>
+    <w:basedOn w:val="Normalny"/>
+    <w:uiPriority w:val="34"/>
+    <w:qFormat/>
+    <w:rsid w:val="00D57138"/>
+    <w:pPr>
+      <w:ind w:left="720"/>
+      <w:contextualSpacing/>
+    </w:pPr>
+  </w:style>
+  <w:style w:type="character" w:styleId="UyteHipercze">
+    <w:name w:val="FollowedHyperlink"/>
+    <w:basedOn w:val="Domylnaczcionkaakapitu"/>
+    <w:uiPriority w:val="99"/>
+    <w:semiHidden/>
+    <w:unhideWhenUsed/>
+    <w:rsid w:val="00FC3EE3"/>
+    <w:rPr>
+      <w:color w:val="954F72" w:themeColor="followedHyperlink"/>
+      <w:u w:val="single"/>
+    </w:rPr>
+  </w:style>
+  <w:style w:type="table" w:styleId="Tabela-Siatka">
+    <w:name w:val="Table Grid"/>
+    <w:basedOn w:val="Standardowy"/>
+    <w:uiPriority w:val="39"/>
+    <w:rsid w:val="00AD4684"/>
+    <w:tblPr>
+      <w:tblInd w:w="0" w:type="dxa"/>
+      <w:tblBorders>
+        <w:top w:val="single" w:sz="4" w:space="0" w:color="auto"/>
+        <w:left w:val="single" w:sz="4" w:space="0" w:color="auto"/>
+        <w:bottom w:val="single" w:sz="4" w:space="0" w:color="auto"/>
+        <w:right w:val="single" w:sz="4" w:space="0" w:color="auto"/>
+        <w:insideH w:val="single" w:sz="4" w:space="0" w:color="auto"/>
+        <w:insideV w:val="single" w:sz="4" w:space="0" w:color="auto"/>
+      </w:tblBorders>
+      <w:tblCellMar>
+        <w:top w:w="0" w:type="dxa"/>
+        <w:left w:w="108" w:type="dxa"/>
+        <w:bottom w:w="0" w:type="dxa"/>
+        <w:right w:w="108" w:type="dxa"/>
+      </w:tblCellMar>
+    </w:tblPr>
+  </w:style>
 </w:styles>
 </file>
 
@@ -8445,19 +9715,19 @@
 
 <file path=word/glossary/fontTable.xml><?xml version="1.0" encoding="utf-8"?>
 <w:fonts xmlns:mc="http://schemas.openxmlformats.org/markup-compatibility/2006" xmlns:r="http://schemas.openxmlformats.org/officeDocument/2006/relationships" xmlns:w="http://schemas.openxmlformats.org/wordprocessingml/2006/main" xmlns:w14="http://schemas.microsoft.com/office/word/2010/wordml" xmlns:w15="http://schemas.microsoft.com/office/word/2012/wordml" mc:Ignorable="w14 w15">
+  <w:font w:name="Times New Roman">
+    <w:panose1 w:val="02020603050405020304"/>
+    <w:charset w:val="EE"/>
+    <w:family w:val="roman"/>
+    <w:pitch w:val="variable"/>
+    <w:sig w:usb0="E0002EFF" w:usb1="C000785B" w:usb2="00000009" w:usb3="00000000" w:csb0="000001FF" w:csb1="00000000"/>
+  </w:font>
   <w:font w:name="Symbol">
     <w:panose1 w:val="05050102010706020507"/>
     <w:charset w:val="02"/>
     <w:family w:val="roman"/>
     <w:pitch w:val="variable"/>
     <w:sig w:usb0="00000000" w:usb1="10000000" w:usb2="00000000" w:usb3="00000000" w:csb0="80000000" w:csb1="00000000"/>
-  </w:font>
-  <w:font w:name="Times New Roman">
-    <w:panose1 w:val="02020603050405020304"/>
-    <w:charset w:val="EE"/>
-    <w:family w:val="roman"/>
-    <w:pitch w:val="variable"/>
-    <w:sig w:usb0="E0002EFF" w:usb1="C000785B" w:usb2="00000009" w:usb3="00000000" w:csb0="000001FF" w:csb1="00000000"/>
   </w:font>
   <w:font w:name="Courier New">
     <w:panose1 w:val="02070309020205020404"/>
@@ -8514,6 +9784,8 @@
   <w:rsids>
     <w:rsidRoot w:val="00767B3F"/>
     <w:rsid w:val="00767B3F"/>
+    <w:rsid w:val="00A65E9C"/>
+    <w:rsid w:val="00E340A2"/>
   </w:rsids>
   <m:mathPr>
     <m:mathFont m:val="Cambria Math"/>
@@ -9288,7 +10560,7 @@
 </file>
 
 <file path=customXml/itemProps1.xml><?xml version="1.0" encoding="utf-8"?>
-<ds:datastoreItem xmlns:ds="http://schemas.openxmlformats.org/officeDocument/2006/customXml" ds:itemID="{6D906EAF-4E79-46AA-9DB9-AFC1187111B5}">
+<ds:datastoreItem xmlns:ds="http://schemas.openxmlformats.org/officeDocument/2006/customXml" ds:itemID="{A291429C-54F7-4E2E-AB72-1EE7E7CB49E4}">
   <ds:schemaRefs>
     <ds:schemaRef ds:uri="http://schemas.openxmlformats.org/officeDocument/2006/bibliography"/>
   </ds:schemaRefs>

--- a/Arkadiusz Kot.docx
+++ b/Arkadiusz Kot.docx
@@ -1681,23 +1681,7 @@
           <w:sz w:val="24"/>
           <w:lang w:eastAsia="pl-PL"/>
         </w:rPr>
-        <w:t xml:space="preserve"> specjalizuje się w zaawansowanym planowaniu tras, oferując funkcjonalność nawigacji oraz importu i eksportu plików z danymi </w:t>
-      </w:r>
-      <w:proofErr w:type="spellStart"/>
-      <w:r>
-        <w:rPr>
-          <w:sz w:val="24"/>
-          <w:lang w:eastAsia="pl-PL"/>
-        </w:rPr>
-        <w:t>geolokalizacyjnymi</w:t>
-      </w:r>
-      <w:proofErr w:type="spellEnd"/>
-      <w:r>
-        <w:rPr>
-          <w:sz w:val="24"/>
-          <w:lang w:eastAsia="pl-PL"/>
-        </w:rPr>
-        <w:t xml:space="preserve">, przy mniejszym nacisku na rozbudowaną analizę wyników sportowych [2]. Z kolei </w:t>
+        <w:t xml:space="preserve"> specjalizuje się w zaawansowanym planowaniu tras, oferując funkcjonalność nawigacji oraz importu i eksportu plików z danymi geolokalizacyjnymi, przy mniejszym nacisku na rozbudowaną analizę wyników sportowych [2]. Z kolei </w:t>
       </w:r>
       <w:proofErr w:type="spellStart"/>
       <w:r>
@@ -2235,15 +2219,7 @@
       </w:r>
       <w:proofErr w:type="spellEnd"/>
       <w:r>
-        <w:t xml:space="preserve">, jest aplikacją internetową i mobilną służącą do monitorowania aktywności fizycznej, z silnym naciskiem na aspekty </w:t>
-      </w:r>
-      <w:proofErr w:type="spellStart"/>
-      <w:r>
-        <w:t>społecznościowe</w:t>
-      </w:r>
-      <w:proofErr w:type="spellEnd"/>
-      <w:r>
-        <w:t xml:space="preserve"> [4]. Kluczową funkcjonalnością aplikacji jest możliwość precyzyjnego śledzenia i analizy treningów, obejmująca takie parametry jak pokonany dystans, czas, prędkość oraz sumę przewyższeń. Zebrane dane są następnie wizualizowane w formie czytelnych statystyk i wykresów (rys. 1.1).</w:t>
+        <w:t>, jest aplikacją internetową i mobilną służącą do monitorowania aktywności fizycznej, z silnym naciskiem na aspekty społecznościowe [4]. Kluczową funkcjonalnością aplikacji jest możliwość precyzyjnego śledzenia i analizy treningów, obejmująca takie parametry jak pokonany dystans, czas, prędkość oraz sumę przewyższeń. Zebrane dane są następnie wizualizowane w formie czytelnych statystyk i wykresów (rys. 1.1).</w:t>
       </w:r>
     </w:p>
     <w:p>
@@ -2535,15 +2511,7 @@
       </w:r>
       <w:proofErr w:type="spellEnd"/>
       <w:r>
-        <w:t xml:space="preserve"> posiada elementy </w:t>
-      </w:r>
-      <w:proofErr w:type="spellStart"/>
-      <w:r>
-        <w:t>społecznościowe</w:t>
-      </w:r>
-      <w:proofErr w:type="spellEnd"/>
-      <w:r>
-        <w:t>, takie jak udostępnianie zrealizowanych tras, jego główny nacisk położony jest na funkcjonalność eksploracyjną i nawigacyjną, a nie na rywalizację i analizę sportową [7].</w:t>
+        <w:t xml:space="preserve"> posiada elementy społecznościowe, takie jak udostępnianie zrealizowanych tras, jego główny nacisk położony jest na funkcjonalność eksploracyjną i nawigacyjną, a nie na rywalizację i analizę sportową [7].</w:t>
       </w:r>
     </w:p>
     <w:p>
@@ -2607,8 +2575,6 @@
       </w:pPr>
       <w:r>
         <w:tab/>
-      </w:r>
-      <w:r>
         <w:t xml:space="preserve">Platforma </w:t>
       </w:r>
       <w:proofErr w:type="spellStart"/>
@@ -2736,13 +2702,7 @@
         <w:jc w:val="both"/>
       </w:pPr>
       <w:r>
-        <w:t xml:space="preserve">        Aplikacja udostępnia również narzędzia do planowania tras oraz moduł społecznościowy, pozwalający na dzielenie się aktywnościami. Funkcjonalności te mają jednak charakter uzupełniający i często są postrzegane</w:t>
-      </w:r>
-      <w:r>
-        <w:t>,</w:t>
-      </w:r>
-      <w:r>
-        <w:t xml:space="preserve"> jako mniej rozbudowane w porównaniu do wyspecjalizowanych liderów rynku, takich jak </w:t>
+        <w:t xml:space="preserve">        Aplikacja udostępnia również narzędzia do planowania tras oraz moduł społecznościowy, pozwalający na dzielenie się aktywnościami. Funkcjonalności te mają jednak charakter uzupełniający i często są postrzegane, jako mniej rozbudowane w porównaniu do wyspecjalizowanych liderów rynku, takich jak </w:t>
       </w:r>
       <w:proofErr w:type="spellStart"/>
       <w:r>
@@ -2790,15 +2750,7 @@
         <w:jc w:val="both"/>
       </w:pPr>
       <w:r>
-        <w:t xml:space="preserve">Przeprowadzona analiza porównawcza wiodących na rynku aplikacji do zarządzania danymi </w:t>
-      </w:r>
-      <w:proofErr w:type="spellStart"/>
-      <w:r>
-        <w:t>geolokalizacyjnymi</w:t>
-      </w:r>
-      <w:proofErr w:type="spellEnd"/>
-      <w:r>
-        <w:t xml:space="preserve"> pozwala na zidentyfikowanie wyraźnej specjalizacji poszczególnych platform. </w:t>
+        <w:t xml:space="preserve">Przeprowadzona analiza porównawcza wiodących na rynku aplikacji do zarządzania danymi geolokalizacyjnymi pozwala na zidentyfikowanie wyraźnej specjalizacji poszczególnych platform. </w:t>
       </w:r>
       <w:proofErr w:type="spellStart"/>
       <w:r>
@@ -3672,99 +3624,631 @@
         <w:rPr>
           <w:color w:val="000000" w:themeColor="text1"/>
         </w:rPr>
-        <w:t xml:space="preserve">Analiza wykazała, że na rynku brakuje rozwiązania, które byłoby w pełni skoncentrowane na jednej, kluczowej potrzebie: prostym, lecz potężnym narzędziu do zarządzania, analizy i wizualizacji własnych plików GPX, bez konieczności angażowania się w rozbudowane funkcje </w:t>
+        <w:t>Analiza wykazała, że na rynku brakuje rozwiązania, które byłoby w pełni skoncentrowane na jednej, kluczowej potrzebie: prostym, lecz potężnym narzędziu do zarządzania, analizy i wizualizacji własnych plików GPX, bez konieczności angażowania się w rozbudowane funkcje społecznościowe czy ekosystemy sprzętowe. Istniejące platformy często wymagają subskrypcji dla dostępu do zaawansowanych analiz lub narzucają użytkownikowi określony sposób interakcji. Zidentyfikowana nisza stała się podstawą do sformułowania założeń dla autorskiego projektu. Celem stało się stworzenie lekkiej, wydajnej i niezależnej aplikacji internetowej, która da użytkownikowi pełną kontrolę nad jego danymi geolokalizacyjnymi, oferując zaawansowane możliwości wizualizacji i analizy, przy jednoczesnym zachowaniu prostoty i intuicyjności obsługi.</w:t>
+      </w:r>
+    </w:p>
+    <w:p>
+      <w:pPr>
+        <w:ind w:left="709" w:hanging="709"/>
+        <w:rPr>
+          <w:color w:val="000000" w:themeColor="text1"/>
+          <w:sz w:val="32"/>
+        </w:rPr>
+      </w:pPr>
+    </w:p>
+    <w:p>
+      <w:pPr>
+        <w:ind w:left="709" w:hanging="709"/>
+        <w:rPr>
+          <w:color w:val="000000" w:themeColor="text1"/>
+          <w:sz w:val="32"/>
+        </w:rPr>
+      </w:pPr>
+    </w:p>
+    <w:p>
+      <w:pPr>
+        <w:ind w:left="709" w:hanging="709"/>
+        <w:rPr>
+          <w:color w:val="000000" w:themeColor="text1"/>
+          <w:sz w:val="32"/>
+        </w:rPr>
+      </w:pPr>
+    </w:p>
+    <w:p>
+      <w:pPr>
+        <w:ind w:left="709" w:hanging="709"/>
+        <w:rPr>
+          <w:color w:val="000000" w:themeColor="text1"/>
+          <w:sz w:val="32"/>
+        </w:rPr>
+      </w:pPr>
+    </w:p>
+    <w:p>
+      <w:pPr>
+        <w:ind w:left="709" w:hanging="709"/>
+        <w:rPr>
+          <w:color w:val="000000" w:themeColor="text1"/>
+          <w:sz w:val="32"/>
+        </w:rPr>
+      </w:pPr>
+    </w:p>
+    <w:p>
+      <w:pPr>
+        <w:ind w:left="709" w:hanging="709"/>
+        <w:rPr>
+          <w:color w:val="000000" w:themeColor="text1"/>
+          <w:sz w:val="32"/>
+        </w:rPr>
+      </w:pPr>
+    </w:p>
+    <w:p>
+      <w:pPr>
+        <w:ind w:left="709" w:hanging="709"/>
+        <w:rPr>
+          <w:color w:val="000000" w:themeColor="text1"/>
+          <w:sz w:val="32"/>
+        </w:rPr>
+      </w:pPr>
+    </w:p>
+    <w:p>
+      <w:pPr>
+        <w:ind w:left="709" w:hanging="709"/>
+        <w:rPr>
+          <w:color w:val="000000" w:themeColor="text1"/>
+          <w:sz w:val="32"/>
+        </w:rPr>
+      </w:pPr>
+    </w:p>
+    <w:p>
+      <w:pPr>
+        <w:ind w:left="709" w:hanging="709"/>
+        <w:rPr>
+          <w:color w:val="000000" w:themeColor="text1"/>
+          <w:sz w:val="32"/>
+        </w:rPr>
+      </w:pPr>
+    </w:p>
+    <w:p>
+      <w:pPr>
+        <w:ind w:left="709" w:hanging="709"/>
+        <w:rPr>
+          <w:color w:val="000000" w:themeColor="text1"/>
+          <w:sz w:val="32"/>
+        </w:rPr>
+      </w:pPr>
+    </w:p>
+    <w:p>
+      <w:pPr>
+        <w:ind w:left="709" w:hanging="709"/>
+        <w:rPr>
+          <w:color w:val="000000" w:themeColor="text1"/>
+          <w:sz w:val="32"/>
+        </w:rPr>
+      </w:pPr>
+    </w:p>
+    <w:p>
+      <w:pPr>
+        <w:ind w:left="709" w:hanging="709"/>
+        <w:rPr>
+          <w:color w:val="000000" w:themeColor="text1"/>
+          <w:sz w:val="32"/>
+        </w:rPr>
+      </w:pPr>
+    </w:p>
+    <w:p>
+      <w:pPr>
+        <w:ind w:left="709" w:hanging="709"/>
+        <w:rPr>
+          <w:color w:val="000000" w:themeColor="text1"/>
+          <w:sz w:val="32"/>
+        </w:rPr>
+      </w:pPr>
+    </w:p>
+    <w:p>
+      <w:pPr>
+        <w:ind w:left="709" w:hanging="709"/>
+        <w:rPr>
+          <w:color w:val="000000" w:themeColor="text1"/>
+          <w:sz w:val="32"/>
+        </w:rPr>
+      </w:pPr>
+    </w:p>
+    <w:p>
+      <w:pPr>
+        <w:ind w:left="709" w:hanging="709"/>
+        <w:rPr>
+          <w:color w:val="000000" w:themeColor="text1"/>
+          <w:sz w:val="32"/>
+        </w:rPr>
+      </w:pPr>
+    </w:p>
+    <w:p>
+      <w:pPr>
+        <w:pStyle w:val="Nagwek1"/>
+        <w:numPr>
+          <w:ilvl w:val="0"/>
+          <w:numId w:val="5"/>
+        </w:numPr>
+        <w:rPr>
+          <w:rFonts w:ascii="Times New Roman" w:hAnsi="Times New Roman" w:cs="Times New Roman"/>
+          <w:b/>
+          <w:color w:val="000000" w:themeColor="text1"/>
+        </w:rPr>
+      </w:pPr>
+      <w:r>
+        <w:rPr>
+          <w:rFonts w:ascii="Times New Roman" w:hAnsi="Times New Roman" w:cs="Times New Roman"/>
+          <w:b/>
+          <w:color w:val="000000" w:themeColor="text1"/>
+        </w:rPr>
+        <w:lastRenderedPageBreak/>
+        <w:t xml:space="preserve">Architektura i projekt autorskiej aplikacji </w:t>
       </w:r>
       <w:proofErr w:type="spellStart"/>
       <w:r>
         <w:rPr>
-          <w:color w:val="000000" w:themeColor="text1"/>
-        </w:rPr>
-        <w:t>społecznościowe</w:t>
+          <w:rFonts w:ascii="Times New Roman" w:hAnsi="Times New Roman" w:cs="Times New Roman"/>
+          <w:b/>
+          <w:color w:val="000000" w:themeColor="text1"/>
+        </w:rPr>
+        <w:t>GeoLog</w:t>
       </w:r>
       <w:proofErr w:type="spellEnd"/>
-      <w:r>
-        <w:rPr>
-          <w:color w:val="000000" w:themeColor="text1"/>
-        </w:rPr>
-        <w:t xml:space="preserve"> czy ekosystemy sprzętowe. Istniejące platformy często wymagają subskrypcji dla dostępu do zaawansowanych analiz lub narzucają użytkownikowi określony sposób interakcji. Zidentyfikowana nisza stała się podstawą do sformułowania założeń dla autorskiego projektu. Celem stało się stworzenie lekkiej, wydajnej i niezależnej aplikacji internetowej, która da użytkownikowi pełną kontrolę nad jego danymi </w:t>
+    </w:p>
+    <w:p>
+      <w:pPr>
+        <w:pStyle w:val="Nagwek1"/>
+        <w:ind w:firstLine="432"/>
+        <w:rPr>
+          <w:rFonts w:ascii="Times New Roman" w:hAnsi="Times New Roman" w:cs="Times New Roman"/>
+          <w:b/>
+          <w:color w:val="000000" w:themeColor="text1"/>
+          <w:sz w:val="28"/>
+        </w:rPr>
+      </w:pPr>
+      <w:r>
+        <w:rPr>
+          <w:rFonts w:ascii="Times New Roman" w:hAnsi="Times New Roman" w:cs="Times New Roman"/>
+          <w:b/>
+          <w:color w:val="000000" w:themeColor="text1"/>
+          <w:sz w:val="28"/>
+        </w:rPr>
+        <w:t>2.1. Założenia projektowe i funkcjonalne</w:t>
+      </w:r>
+    </w:p>
+    <w:p>
+      <w:pPr>
+        <w:ind w:firstLine="432"/>
+        <w:jc w:val="both"/>
+      </w:pPr>
+      <w:r>
+        <w:t xml:space="preserve">Proces projektowy aplikacji </w:t>
       </w:r>
       <w:proofErr w:type="spellStart"/>
       <w:r>
-        <w:rPr>
-          <w:color w:val="000000" w:themeColor="text1"/>
-        </w:rPr>
-        <w:t>geolokalizacyjnymi</w:t>
+        <w:t>GeoLog</w:t>
       </w:r>
       <w:proofErr w:type="spellEnd"/>
       <w:r>
-        <w:rPr>
-          <w:color w:val="000000" w:themeColor="text1"/>
-        </w:rPr>
-        <w:t>, oferując zaawansowane możliwości wizualizacji i analizy, przy jednoczesnym zachowaniu prostoty i intuicyjności obsługi.</w:t>
-      </w:r>
-    </w:p>
-    <w:p>
-      <w:pPr>
-        <w:ind w:left="709" w:hanging="709"/>
-        <w:rPr>
-          <w:color w:val="000000" w:themeColor="text1"/>
-          <w:sz w:val="32"/>
-        </w:rPr>
-      </w:pPr>
-    </w:p>
-    <w:p>
-      <w:pPr>
-        <w:ind w:left="709" w:hanging="709"/>
-        <w:rPr>
-          <w:color w:val="000000" w:themeColor="text1"/>
-          <w:sz w:val="32"/>
-        </w:rPr>
-      </w:pPr>
-    </w:p>
-    <w:p>
-      <w:pPr>
-        <w:ind w:left="709" w:hanging="709"/>
-        <w:rPr>
-          <w:color w:val="000000" w:themeColor="text1"/>
-          <w:sz w:val="32"/>
-        </w:rPr>
-      </w:pPr>
-    </w:p>
-    <w:p>
-      <w:pPr>
-        <w:ind w:left="709" w:hanging="709"/>
-        <w:rPr>
-          <w:color w:val="000000" w:themeColor="text1"/>
-          <w:sz w:val="32"/>
-        </w:rPr>
-      </w:pPr>
-    </w:p>
-    <w:p>
-      <w:pPr>
-        <w:ind w:left="709" w:hanging="709"/>
-        <w:rPr>
-          <w:color w:val="000000" w:themeColor="text1"/>
-          <w:sz w:val="32"/>
-        </w:rPr>
-      </w:pPr>
-    </w:p>
-    <w:p>
-      <w:pPr>
-        <w:ind w:left="709" w:hanging="709"/>
-        <w:rPr>
-          <w:color w:val="000000" w:themeColor="text1"/>
-          <w:sz w:val="32"/>
-        </w:rPr>
-      </w:pPr>
-    </w:p>
-    <w:p>
-      <w:pPr>
-        <w:ind w:left="709" w:hanging="709"/>
-        <w:rPr>
-          <w:color w:val="000000" w:themeColor="text1"/>
-          <w:sz w:val="32"/>
-        </w:rPr>
-      </w:pPr>
+        <w:t xml:space="preserve"> oparto na zbiorze precyzyjnie zdefiniowanych założeń funkcjonalnych i niefunkcjonalnych. Celem było stworzenie kompletnego, niezawodnego i intuicyjnego w obsłudze systemu do zarządzania danymi geolokalizacyjnymi. Poniżej przedstawiono kluczowe wymagania, które zostały zrealizowane w ramach projektu.</w:t>
+      </w:r>
+    </w:p>
+    <w:p>
+      <w:pPr>
+        <w:ind w:firstLine="432"/>
+        <w:jc w:val="both"/>
+        <w:rPr>
+          <w:b/>
+        </w:rPr>
+      </w:pPr>
+      <w:r>
+        <w:rPr>
+          <w:b/>
+        </w:rPr>
+        <w:t>Wymagania funkcjonalne dotyczące użytkownika:</w:t>
+      </w:r>
+    </w:p>
+    <w:p>
+      <w:pPr>
+        <w:pStyle w:val="Akapitzlist"/>
+        <w:numPr>
+          <w:ilvl w:val="0"/>
+          <w:numId w:val="6"/>
+        </w:numPr>
+        <w:jc w:val="both"/>
+      </w:pPr>
+      <w:r>
+        <w:t>System musi zapewniać możliwość rejestracji nowego użytkownika za pomocą adresu e-mail, unikalnej nazwy użytkownika i hasła.</w:t>
+      </w:r>
+    </w:p>
+    <w:p>
+      <w:pPr>
+        <w:pStyle w:val="Akapitzlist"/>
+        <w:numPr>
+          <w:ilvl w:val="0"/>
+          <w:numId w:val="6"/>
+        </w:numPr>
+        <w:jc w:val="both"/>
+      </w:pPr>
+      <w:r>
+        <w:t>Proces rejestracji musi być zabezpieczony poprzez mechanizm weryfikacji adresu e-mail. Użytkownik po rejestracji otrzymuje wiadomość z unikalnym linkiem aktywacyjnym.</w:t>
+      </w:r>
+    </w:p>
+    <w:p>
+      <w:pPr>
+        <w:pStyle w:val="Akapitzlist"/>
+        <w:numPr>
+          <w:ilvl w:val="0"/>
+          <w:numId w:val="6"/>
+        </w:numPr>
+        <w:jc w:val="both"/>
+      </w:pPr>
+      <w:r>
+        <w:t>Zarejestrowany i zweryfikowany użytkownik musi mieć możliwość zalogowania się do systemu.</w:t>
+      </w:r>
+    </w:p>
+    <w:p>
+      <w:pPr>
+        <w:pStyle w:val="Akapitzlist"/>
+        <w:numPr>
+          <w:ilvl w:val="0"/>
+          <w:numId w:val="6"/>
+        </w:numPr>
+        <w:jc w:val="both"/>
+      </w:pPr>
+      <w:r>
+        <w:t>System musi umożliwiać zalogowanemu użytkownikowi zmianę hasła po uprzednim podaniu bieżącego hasła.</w:t>
+      </w:r>
+    </w:p>
+    <w:p>
+      <w:pPr>
+        <w:pStyle w:val="Akapitzlist"/>
+        <w:numPr>
+          <w:ilvl w:val="0"/>
+          <w:numId w:val="6"/>
+        </w:numPr>
+        <w:jc w:val="both"/>
+      </w:pPr>
+      <w:r>
+        <w:t>Użytkownik powinien mieć możliwość personalizacji swojego profilu poprzez wgranie własnego awatara w formacie graficznym.</w:t>
+      </w:r>
+    </w:p>
+    <w:p>
+      <w:pPr>
+        <w:ind w:firstLine="432"/>
+        <w:jc w:val="both"/>
+        <w:rPr>
+          <w:b/>
+        </w:rPr>
+      </w:pPr>
+    </w:p>
+    <w:p>
+      <w:pPr>
+        <w:ind w:firstLine="432"/>
+        <w:jc w:val="both"/>
+        <w:rPr>
+          <w:b/>
+        </w:rPr>
+      </w:pPr>
+      <w:r>
+        <w:rPr>
+          <w:b/>
+        </w:rPr>
+        <w:t>Wymagania funkcjonalne dotyczące zarządzania trasami:</w:t>
+      </w:r>
+    </w:p>
+    <w:p>
+      <w:pPr>
+        <w:pStyle w:val="Akapitzlist"/>
+        <w:numPr>
+          <w:ilvl w:val="0"/>
+          <w:numId w:val="12"/>
+        </w:numPr>
+        <w:jc w:val="both"/>
+      </w:pPr>
+      <w:r>
+        <w:t>Zalogowany użytkownik musi mieć możliwość przesłania na serwer pliku w formacie GPX, zawierającego zapis trasy.</w:t>
+      </w:r>
+    </w:p>
+    <w:p>
+      <w:pPr>
+        <w:pStyle w:val="Akapitzlist"/>
+        <w:numPr>
+          <w:ilvl w:val="0"/>
+          <w:numId w:val="12"/>
+        </w:numPr>
+        <w:jc w:val="both"/>
+      </w:pPr>
+      <w:r>
+        <w:t>Podczas przesyłania pliku użytkownik powinien móc zdefiniować podstawowe metadane trasy, takie jak nazwa, opis oraz poziom widoczności (prywatna, niepubliczna, publiczna).</w:t>
+      </w:r>
+    </w:p>
+    <w:p>
+      <w:pPr>
+        <w:pStyle w:val="Akapitzlist"/>
+        <w:numPr>
+          <w:ilvl w:val="0"/>
+          <w:numId w:val="12"/>
+        </w:numPr>
+        <w:jc w:val="both"/>
+      </w:pPr>
+      <w:r>
+        <w:t>System musi automatycznie przetwarzać przesłany plik GPX, ekstrahując z niego sekwencję punktów (współrzędne i opcjonalnie wysokość oraz znacznik czasu).</w:t>
+      </w:r>
+    </w:p>
+    <w:p>
+      <w:pPr>
+        <w:pStyle w:val="Akapitzlist"/>
+        <w:numPr>
+          <w:ilvl w:val="0"/>
+          <w:numId w:val="12"/>
+        </w:numPr>
+        <w:jc w:val="both"/>
+      </w:pPr>
+      <w:r>
+        <w:t>Na podstawie wyekstrahowanych punktów, aplikacja musi automatycznie obliczać i zapisywać podstawowe statystyki trasy, w tym: całkowity dystans, łączny czas trwania, prędkość średnią i maksymalną, sumę przewyższeń i spadków</w:t>
+      </w:r>
+    </w:p>
+    <w:p>
+      <w:pPr>
+        <w:pStyle w:val="Akapitzlist"/>
+        <w:numPr>
+          <w:ilvl w:val="0"/>
+          <w:numId w:val="12"/>
+        </w:numPr>
+        <w:jc w:val="both"/>
+      </w:pPr>
+      <w:r>
+        <w:t>Aplikacja musi udostępniać szczegółowy widok trasy, prezentujący jej przebieg na interaktywnej mapie.</w:t>
+      </w:r>
+    </w:p>
+    <w:p>
+      <w:pPr>
+        <w:pStyle w:val="Akapitzlist"/>
+        <w:numPr>
+          <w:ilvl w:val="0"/>
+          <w:numId w:val="12"/>
+        </w:numPr>
+        <w:jc w:val="both"/>
+      </w:pPr>
+      <w:r>
+        <w:t>Szczegółowy widok trasy musi zawierać wizualizację jej profilu w postaci wykresów (np. profil wysokości lub prędkości w funkcji dystansu).</w:t>
+      </w:r>
+    </w:p>
+    <w:p>
+      <w:pPr>
+        <w:pStyle w:val="Akapitzlist"/>
+        <w:numPr>
+          <w:ilvl w:val="0"/>
+          <w:numId w:val="12"/>
+        </w:numPr>
+        <w:jc w:val="both"/>
+      </w:pPr>
+      <w:r>
+        <w:t>Użytkownik będący właścicielem trasy musi mieć możliwość edycji jej nazwy i opisu.</w:t>
+      </w:r>
+    </w:p>
+    <w:p>
+      <w:pPr>
+        <w:pStyle w:val="Akapitzlist"/>
+        <w:numPr>
+          <w:ilvl w:val="0"/>
+          <w:numId w:val="12"/>
+        </w:numPr>
+        <w:jc w:val="both"/>
+      </w:pPr>
+      <w:r>
+        <w:t>Użytkownik musi mieć możliwość trwałego usunięcia tras, których jest właścicielem.</w:t>
+      </w:r>
+    </w:p>
+    <w:p>
+      <w:pPr>
+        <w:pStyle w:val="Akapitzlist"/>
+        <w:numPr>
+          <w:ilvl w:val="0"/>
+          <w:numId w:val="12"/>
+        </w:numPr>
+        <w:jc w:val="both"/>
+      </w:pPr>
+      <w:r>
+        <w:t>System musi udostępniać publiczny panel (widok "Odkrywaj"), na którym prezentowane są wszystkie trasy oznaczone</w:t>
+      </w:r>
+      <w:r>
+        <w:t>,</w:t>
+      </w:r>
+      <w:r>
+        <w:t xml:space="preserve"> jako publiczne, z możliwością ich wyszukiwania i sortowania.</w:t>
+      </w:r>
+    </w:p>
+    <w:p/>
+    <w:p/>
+    <w:p/>
+    <w:p/>
+    <w:p>
+      <w:pPr>
+        <w:pStyle w:val="Nagwek1"/>
+        <w:rPr>
+          <w:rFonts w:ascii="Times New Roman" w:hAnsi="Times New Roman" w:cs="Times New Roman"/>
+          <w:b/>
+          <w:color w:val="000000" w:themeColor="text1"/>
+          <w:sz w:val="28"/>
+        </w:rPr>
+      </w:pPr>
+      <w:r>
+        <w:rPr>
+          <w:rFonts w:ascii="Times New Roman" w:hAnsi="Times New Roman" w:cs="Times New Roman"/>
+          <w:b/>
+          <w:color w:val="000000" w:themeColor="text1"/>
+          <w:sz w:val="28"/>
+        </w:rPr>
+        <w:lastRenderedPageBreak/>
+        <w:t>2.2. Architektura systemu.</w:t>
+      </w:r>
+    </w:p>
+    <w:p>
+      <w:pPr>
+        <w:jc w:val="both"/>
+        <w:rPr>
+          <w:color w:val="000000" w:themeColor="text1"/>
+        </w:rPr>
+      </w:pPr>
+      <w:r>
+        <w:rPr>
+          <w:color w:val="000000" w:themeColor="text1"/>
+          <w:sz w:val="32"/>
+        </w:rPr>
+        <w:tab/>
+      </w:r>
+      <w:r>
+        <w:rPr>
+          <w:color w:val="000000" w:themeColor="text1"/>
+        </w:rPr>
+        <w:t xml:space="preserve">Zaprojektowana aplikacja </w:t>
+      </w:r>
+      <w:proofErr w:type="spellStart"/>
+      <w:r>
+        <w:rPr>
+          <w:color w:val="000000" w:themeColor="text1"/>
+        </w:rPr>
+        <w:t>GeoLog</w:t>
+      </w:r>
+      <w:proofErr w:type="spellEnd"/>
+      <w:r>
+        <w:rPr>
+          <w:color w:val="000000" w:themeColor="text1"/>
+        </w:rPr>
+        <w:t xml:space="preserve"> została zaimplementowana w oparciu o nowoczesną, trójwarstwową architekturę Klient-Serwer, która jest standardem w budowie skalowalnych i elastycznych systemów internetowych. Architektura ta rozdziela system na logiczne i fizyczne komponenty, z których każdy jest odpowiedzialny za realizację określonych zadań. Podział ten zapewnia separację warstwy prezentacji od logiki biznesowej i warstwy danych, co ułatwia rozwój, testowanie i utrzymanie aplikacji. Ogólną strukturę systemu przedstawiono na rysunku 2.1.</w:t>
+      </w:r>
+    </w:p>
+    <w:p>
+      <w:pPr>
+        <w:jc w:val="both"/>
+        <w:rPr>
+          <w:color w:val="000000" w:themeColor="text1"/>
+        </w:rPr>
+      </w:pPr>
+    </w:p>
+    <w:p>
+      <w:pPr>
+        <w:jc w:val="both"/>
+        <w:rPr>
+          <w:color w:val="000000" w:themeColor="text1"/>
+        </w:rPr>
+      </w:pPr>
+      <w:r>
+        <w:rPr>
+          <w:color w:val="000000" w:themeColor="text1"/>
+        </w:rPr>
+        <w:t>&lt;</w:t>
+      </w:r>
+      <w:proofErr w:type="spellStart"/>
+      <w:r>
+        <w:rPr>
+          <w:color w:val="000000" w:themeColor="text1"/>
+        </w:rPr>
+        <w:t>br</w:t>
+      </w:r>
+      <w:proofErr w:type="spellEnd"/>
+      <w:r>
+        <w:rPr>
+          <w:color w:val="000000" w:themeColor="text1"/>
+        </w:rPr>
+        <w:t>&gt; *(W tym miejscu wstaw diagram, który opisuję poniżej</w:t>
+      </w:r>
+      <w:proofErr w:type="gramStart"/>
+      <w:r>
+        <w:rPr>
+          <w:color w:val="000000" w:themeColor="text1"/>
+        </w:rPr>
+        <w:t>)* &lt;</w:t>
+      </w:r>
+      <w:proofErr w:type="spellStart"/>
+      <w:r>
+        <w:rPr>
+          <w:color w:val="000000" w:themeColor="text1"/>
+        </w:rPr>
+        <w:t>br</w:t>
+      </w:r>
+      <w:proofErr w:type="spellEnd"/>
+      <w:proofErr w:type="gramEnd"/>
+      <w:r>
+        <w:rPr>
+          <w:color w:val="000000" w:themeColor="text1"/>
+        </w:rPr>
+        <w:t>&gt;</w:t>
+      </w:r>
+    </w:p>
+    <w:p>
+      <w:pPr>
+        <w:jc w:val="both"/>
+        <w:rPr>
+          <w:color w:val="000000" w:themeColor="text1"/>
+        </w:rPr>
+      </w:pPr>
+      <w:r>
+        <w:rPr>
+          <w:color w:val="000000" w:themeColor="text1"/>
+        </w:rPr>
+        <w:t xml:space="preserve">Rys. 2.1. Ogólny schemat architektury aplikacji </w:t>
+      </w:r>
+      <w:proofErr w:type="spellStart"/>
+      <w:r>
+        <w:rPr>
+          <w:color w:val="000000" w:themeColor="text1"/>
+        </w:rPr>
+        <w:t>GeoLog</w:t>
+      </w:r>
+      <w:proofErr w:type="spellEnd"/>
+    </w:p>
+    <w:p>
+      <w:pPr>
+        <w:jc w:val="both"/>
+        <w:rPr>
+          <w:color w:val="000000" w:themeColor="text1"/>
+        </w:rPr>
+      </w:pPr>
+    </w:p>
+    <w:p>
+      <w:pPr>
+        <w:jc w:val="both"/>
+        <w:rPr>
+          <w:color w:val="000000" w:themeColor="text1"/>
+        </w:rPr>
+      </w:pPr>
+      <w:r>
+        <w:rPr>
+          <w:color w:val="000000" w:themeColor="text1"/>
+        </w:rPr>
+        <w:t>&lt;</w:t>
+      </w:r>
+      <w:proofErr w:type="spellStart"/>
+      <w:r>
+        <w:rPr>
+          <w:color w:val="000000" w:themeColor="text1"/>
+        </w:rPr>
+        <w:t>br</w:t>
+      </w:r>
+      <w:proofErr w:type="spellEnd"/>
+      <w:r>
+        <w:rPr>
+          <w:color w:val="000000" w:themeColor="text1"/>
+        </w:rPr>
+        <w:t>&gt;</w:t>
+      </w:r>
+    </w:p>
+    <w:p>
+      <w:pPr>
+        <w:jc w:val="both"/>
+        <w:rPr>
+          <w:color w:val="000000" w:themeColor="text1"/>
+        </w:rPr>
+      </w:pPr>
+      <w:r>
+        <w:rPr>
+          <w:color w:val="000000" w:themeColor="text1"/>
+        </w:rPr>
+        <w:t xml:space="preserve">        System składa się z następujących trzech głównych warstw:</w:t>
+      </w:r>
       <w:bookmarkStart w:id="6" w:name="_GoBack"/>
       <w:bookmarkEnd w:id="6"/>
     </w:p>
@@ -3806,6 +4290,357 @@
     </w:p>
     <w:p>
       <w:pPr>
+        <w:ind w:left="709" w:hanging="709"/>
+        <w:rPr>
+          <w:color w:val="000000" w:themeColor="text1"/>
+          <w:sz w:val="32"/>
+        </w:rPr>
+      </w:pPr>
+    </w:p>
+    <w:p>
+      <w:pPr>
+        <w:ind w:left="709" w:hanging="709"/>
+        <w:rPr>
+          <w:color w:val="000000" w:themeColor="text1"/>
+          <w:sz w:val="32"/>
+        </w:rPr>
+      </w:pPr>
+    </w:p>
+    <w:p>
+      <w:pPr>
+        <w:ind w:left="709" w:hanging="709"/>
+        <w:rPr>
+          <w:color w:val="000000" w:themeColor="text1"/>
+          <w:sz w:val="32"/>
+        </w:rPr>
+      </w:pPr>
+    </w:p>
+    <w:p>
+      <w:pPr>
+        <w:ind w:left="709" w:hanging="709"/>
+        <w:rPr>
+          <w:color w:val="000000" w:themeColor="text1"/>
+          <w:sz w:val="32"/>
+        </w:rPr>
+      </w:pPr>
+    </w:p>
+    <w:p>
+      <w:pPr>
+        <w:ind w:left="709" w:hanging="709"/>
+        <w:rPr>
+          <w:color w:val="000000" w:themeColor="text1"/>
+          <w:sz w:val="32"/>
+        </w:rPr>
+      </w:pPr>
+    </w:p>
+    <w:p>
+      <w:pPr>
+        <w:ind w:left="709" w:hanging="709"/>
+        <w:rPr>
+          <w:color w:val="000000" w:themeColor="text1"/>
+          <w:sz w:val="32"/>
+        </w:rPr>
+      </w:pPr>
+    </w:p>
+    <w:p>
+      <w:pPr>
+        <w:ind w:left="709" w:hanging="709"/>
+        <w:rPr>
+          <w:color w:val="000000" w:themeColor="text1"/>
+          <w:sz w:val="32"/>
+        </w:rPr>
+      </w:pPr>
+    </w:p>
+    <w:p>
+      <w:pPr>
+        <w:ind w:left="709" w:hanging="709"/>
+        <w:rPr>
+          <w:color w:val="000000" w:themeColor="text1"/>
+          <w:sz w:val="32"/>
+        </w:rPr>
+      </w:pPr>
+    </w:p>
+    <w:p>
+      <w:pPr>
+        <w:ind w:left="709" w:hanging="709"/>
+        <w:rPr>
+          <w:color w:val="000000" w:themeColor="text1"/>
+          <w:sz w:val="32"/>
+        </w:rPr>
+      </w:pPr>
+    </w:p>
+    <w:p>
+      <w:pPr>
+        <w:ind w:left="709" w:hanging="709"/>
+        <w:rPr>
+          <w:color w:val="000000" w:themeColor="text1"/>
+          <w:sz w:val="32"/>
+        </w:rPr>
+      </w:pPr>
+    </w:p>
+    <w:p>
+      <w:pPr>
+        <w:ind w:left="709" w:hanging="709"/>
+        <w:rPr>
+          <w:color w:val="000000" w:themeColor="text1"/>
+          <w:sz w:val="32"/>
+        </w:rPr>
+      </w:pPr>
+    </w:p>
+    <w:p>
+      <w:pPr>
+        <w:ind w:left="709" w:hanging="709"/>
+        <w:rPr>
+          <w:color w:val="000000" w:themeColor="text1"/>
+          <w:sz w:val="32"/>
+        </w:rPr>
+      </w:pPr>
+    </w:p>
+    <w:p>
+      <w:pPr>
+        <w:ind w:left="709" w:hanging="709"/>
+        <w:rPr>
+          <w:color w:val="000000" w:themeColor="text1"/>
+          <w:sz w:val="32"/>
+        </w:rPr>
+      </w:pPr>
+    </w:p>
+    <w:p>
+      <w:pPr>
+        <w:ind w:left="709" w:hanging="709"/>
+        <w:rPr>
+          <w:color w:val="000000" w:themeColor="text1"/>
+          <w:sz w:val="32"/>
+        </w:rPr>
+      </w:pPr>
+    </w:p>
+    <w:p>
+      <w:pPr>
+        <w:ind w:left="709" w:hanging="709"/>
+        <w:rPr>
+          <w:color w:val="000000" w:themeColor="text1"/>
+          <w:sz w:val="32"/>
+        </w:rPr>
+      </w:pPr>
+    </w:p>
+    <w:p>
+      <w:pPr>
+        <w:ind w:left="709" w:hanging="709"/>
+        <w:rPr>
+          <w:color w:val="000000" w:themeColor="text1"/>
+          <w:sz w:val="32"/>
+        </w:rPr>
+      </w:pPr>
+    </w:p>
+    <w:p>
+      <w:pPr>
+        <w:ind w:left="709" w:hanging="709"/>
+        <w:rPr>
+          <w:color w:val="000000" w:themeColor="text1"/>
+          <w:sz w:val="32"/>
+        </w:rPr>
+      </w:pPr>
+    </w:p>
+    <w:p>
+      <w:pPr>
+        <w:ind w:left="709" w:hanging="709"/>
+        <w:rPr>
+          <w:color w:val="000000" w:themeColor="text1"/>
+          <w:sz w:val="32"/>
+        </w:rPr>
+      </w:pPr>
+    </w:p>
+    <w:p>
+      <w:pPr>
+        <w:ind w:left="709" w:hanging="709"/>
+        <w:rPr>
+          <w:color w:val="000000" w:themeColor="text1"/>
+          <w:sz w:val="32"/>
+        </w:rPr>
+      </w:pPr>
+    </w:p>
+    <w:p>
+      <w:pPr>
+        <w:ind w:left="709" w:hanging="709"/>
+        <w:rPr>
+          <w:color w:val="000000" w:themeColor="text1"/>
+          <w:sz w:val="32"/>
+        </w:rPr>
+      </w:pPr>
+    </w:p>
+    <w:p>
+      <w:pPr>
+        <w:ind w:left="709" w:hanging="709"/>
+        <w:rPr>
+          <w:color w:val="000000" w:themeColor="text1"/>
+          <w:sz w:val="32"/>
+        </w:rPr>
+      </w:pPr>
+    </w:p>
+    <w:p>
+      <w:pPr>
+        <w:ind w:left="709" w:hanging="709"/>
+        <w:rPr>
+          <w:color w:val="000000" w:themeColor="text1"/>
+          <w:sz w:val="32"/>
+        </w:rPr>
+      </w:pPr>
+    </w:p>
+    <w:p>
+      <w:pPr>
+        <w:ind w:left="709" w:hanging="709"/>
+        <w:rPr>
+          <w:color w:val="000000" w:themeColor="text1"/>
+          <w:sz w:val="32"/>
+        </w:rPr>
+      </w:pPr>
+    </w:p>
+    <w:p>
+      <w:pPr>
+        <w:ind w:left="709" w:hanging="709"/>
+        <w:rPr>
+          <w:color w:val="000000" w:themeColor="text1"/>
+          <w:sz w:val="32"/>
+        </w:rPr>
+      </w:pPr>
+    </w:p>
+    <w:p>
+      <w:pPr>
+        <w:ind w:left="709" w:hanging="709"/>
+        <w:rPr>
+          <w:color w:val="000000" w:themeColor="text1"/>
+          <w:sz w:val="32"/>
+        </w:rPr>
+      </w:pPr>
+    </w:p>
+    <w:p>
+      <w:pPr>
+        <w:ind w:left="709" w:hanging="709"/>
+        <w:rPr>
+          <w:color w:val="000000" w:themeColor="text1"/>
+          <w:sz w:val="32"/>
+        </w:rPr>
+      </w:pPr>
+    </w:p>
+    <w:p>
+      <w:pPr>
+        <w:ind w:left="709" w:hanging="709"/>
+        <w:rPr>
+          <w:color w:val="000000" w:themeColor="text1"/>
+          <w:sz w:val="32"/>
+        </w:rPr>
+      </w:pPr>
+    </w:p>
+    <w:p>
+      <w:pPr>
+        <w:ind w:left="709" w:hanging="709"/>
+        <w:rPr>
+          <w:color w:val="000000" w:themeColor="text1"/>
+          <w:sz w:val="32"/>
+        </w:rPr>
+      </w:pPr>
+    </w:p>
+    <w:p>
+      <w:pPr>
+        <w:ind w:left="709" w:hanging="709"/>
+        <w:rPr>
+          <w:color w:val="000000" w:themeColor="text1"/>
+          <w:sz w:val="32"/>
+        </w:rPr>
+      </w:pPr>
+    </w:p>
+    <w:p>
+      <w:pPr>
+        <w:ind w:left="709" w:hanging="709"/>
+        <w:rPr>
+          <w:color w:val="000000" w:themeColor="text1"/>
+          <w:sz w:val="32"/>
+        </w:rPr>
+      </w:pPr>
+    </w:p>
+    <w:p>
+      <w:pPr>
+        <w:ind w:left="709" w:hanging="709"/>
+        <w:rPr>
+          <w:color w:val="000000" w:themeColor="text1"/>
+          <w:sz w:val="32"/>
+        </w:rPr>
+      </w:pPr>
+    </w:p>
+    <w:p>
+      <w:pPr>
+        <w:ind w:left="709" w:hanging="709"/>
+        <w:rPr>
+          <w:color w:val="000000" w:themeColor="text1"/>
+          <w:sz w:val="32"/>
+        </w:rPr>
+      </w:pPr>
+    </w:p>
+    <w:p>
+      <w:pPr>
+        <w:ind w:left="709" w:hanging="709"/>
+        <w:rPr>
+          <w:color w:val="000000" w:themeColor="text1"/>
+          <w:sz w:val="32"/>
+        </w:rPr>
+      </w:pPr>
+    </w:p>
+    <w:p>
+      <w:pPr>
+        <w:ind w:left="709" w:hanging="709"/>
+        <w:rPr>
+          <w:color w:val="000000" w:themeColor="text1"/>
+          <w:sz w:val="32"/>
+        </w:rPr>
+      </w:pPr>
+    </w:p>
+    <w:p>
+      <w:pPr>
+        <w:ind w:left="709" w:hanging="709"/>
+        <w:rPr>
+          <w:color w:val="000000" w:themeColor="text1"/>
+          <w:sz w:val="32"/>
+        </w:rPr>
+      </w:pPr>
+    </w:p>
+    <w:p>
+      <w:pPr>
+        <w:ind w:left="709" w:hanging="709"/>
+        <w:rPr>
+          <w:color w:val="000000" w:themeColor="text1"/>
+          <w:sz w:val="32"/>
+        </w:rPr>
+      </w:pPr>
+    </w:p>
+    <w:p>
+      <w:pPr>
+        <w:ind w:left="709" w:hanging="709"/>
+        <w:rPr>
+          <w:color w:val="000000" w:themeColor="text1"/>
+          <w:sz w:val="32"/>
+        </w:rPr>
+      </w:pPr>
+    </w:p>
+    <w:p>
+      <w:pPr>
+        <w:ind w:left="709" w:hanging="709"/>
+        <w:rPr>
+          <w:color w:val="000000" w:themeColor="text1"/>
+          <w:sz w:val="32"/>
+        </w:rPr>
+      </w:pPr>
+    </w:p>
+    <w:p>
+      <w:pPr>
+        <w:ind w:left="709" w:hanging="709"/>
+        <w:rPr>
+          <w:color w:val="000000" w:themeColor="text1"/>
+          <w:sz w:val="32"/>
+        </w:rPr>
+      </w:pPr>
+    </w:p>
+    <w:p>
+      <w:pPr>
         <w:pStyle w:val="Tyturozdziau"/>
       </w:pPr>
       <w:r>
@@ -3843,7 +4678,6 @@
         <w:pStyle w:val="Tytupodrozdziau"/>
       </w:pPr>
       <w:r>
-        <w:lastRenderedPageBreak/>
         <w:t>1.1.</w:t>
       </w:r>
       <w:r>
@@ -4014,6 +4848,7 @@
               <w:pStyle w:val="Nagwektabeli"/>
             </w:pPr>
             <w:r>
+              <w:lastRenderedPageBreak/>
               <w:t>Nagłówek</w:t>
             </w:r>
             <w:r>
@@ -4225,7 +5060,6 @@
         <w:pStyle w:val="Tytupodrozdziau"/>
       </w:pPr>
       <w:r>
-        <w:lastRenderedPageBreak/>
         <w:t>1.2.</w:t>
       </w:r>
       <w:r>
@@ -4551,7 +5385,6 @@
         <w:pStyle w:val="Tytupodrozdziau"/>
       </w:pPr>
       <w:r>
-        <w:lastRenderedPageBreak/>
         <w:t>2</w:t>
       </w:r>
       <w:r>
@@ -4781,6 +5614,7 @@
         <w:pStyle w:val="Wzrmatematyczny"/>
       </w:pPr>
       <w:r>
+        <w:lastRenderedPageBreak/>
         <w:tab/>
       </w:r>
       <m:oMath>
@@ -5688,7 +6522,6 @@
         <w:rPr>
           <w:rFonts w:eastAsia="Times New Roman" w:cs="Times New Roman"/>
         </w:rPr>
-        <w:lastRenderedPageBreak/>
         <w:t>[2]</w:t>
       </w:r>
       <w:r>
@@ -7969,7 +8802,7 @@
           <w:rPr>
             <w:noProof/>
           </w:rPr>
-          <w:t>8</w:t>
+          <w:t>17</w:t>
         </w:r>
         <w:r>
           <w:fldChar w:fldCharType="end"/>
@@ -8030,6 +8863,232 @@
 <file path=word/numbering.xml><?xml version="1.0" encoding="utf-8"?>
 <w:numbering xmlns:wpc="http://schemas.microsoft.com/office/word/2010/wordprocessingCanvas" xmlns:mc="http://schemas.openxmlformats.org/markup-compatibility/2006" xmlns:o="urn:schemas-microsoft-com:office:office" xmlns:r="http://schemas.openxmlformats.org/officeDocument/2006/relationships" xmlns:m="http://schemas.openxmlformats.org/officeDocument/2006/math" xmlns:v="urn:schemas-microsoft-com:vml" xmlns:wp14="http://schemas.microsoft.com/office/word/2010/wordprocessingDrawing" xmlns:wp="http://schemas.openxmlformats.org/drawingml/2006/wordprocessingDrawing" xmlns:w10="urn:schemas-microsoft-com:office:word" xmlns:w="http://schemas.openxmlformats.org/wordprocessingml/2006/main" xmlns:w14="http://schemas.microsoft.com/office/word/2010/wordml" xmlns:w15="http://schemas.microsoft.com/office/word/2012/wordml" xmlns:wpg="http://schemas.microsoft.com/office/word/2010/wordprocessingGroup" xmlns:wpi="http://schemas.microsoft.com/office/word/2010/wordprocessingInk" xmlns:wne="http://schemas.microsoft.com/office/word/2006/wordml" xmlns:wps="http://schemas.microsoft.com/office/word/2010/wordprocessingShape" mc:Ignorable="w14 w15 wp14">
   <w:abstractNum w:abstractNumId="0">
+    <w:nsid w:val="083B0248"/>
+    <w:multiLevelType w:val="hybridMultilevel"/>
+    <w:tmpl w:val="8A8A763E"/>
+    <w:lvl w:ilvl="0" w:tplc="04150001">
+      <w:start w:val="1"/>
+      <w:numFmt w:val="bullet"/>
+      <w:lvlText w:val=""/>
+      <w:lvlJc w:val="left"/>
+      <w:pPr>
+        <w:ind w:left="1488" w:hanging="360"/>
+      </w:pPr>
+      <w:rPr>
+        <w:rFonts w:ascii="Symbol" w:hAnsi="Symbol" w:hint="default"/>
+      </w:rPr>
+    </w:lvl>
+    <w:lvl w:ilvl="1" w:tplc="04150003" w:tentative="1">
+      <w:start w:val="1"/>
+      <w:numFmt w:val="bullet"/>
+      <w:lvlText w:val="o"/>
+      <w:lvlJc w:val="left"/>
+      <w:pPr>
+        <w:ind w:left="2208" w:hanging="360"/>
+      </w:pPr>
+      <w:rPr>
+        <w:rFonts w:ascii="Courier New" w:hAnsi="Courier New" w:cs="Courier New" w:hint="default"/>
+      </w:rPr>
+    </w:lvl>
+    <w:lvl w:ilvl="2" w:tplc="04150005" w:tentative="1">
+      <w:start w:val="1"/>
+      <w:numFmt w:val="bullet"/>
+      <w:lvlText w:val=""/>
+      <w:lvlJc w:val="left"/>
+      <w:pPr>
+        <w:ind w:left="2928" w:hanging="360"/>
+      </w:pPr>
+      <w:rPr>
+        <w:rFonts w:ascii="Wingdings" w:hAnsi="Wingdings" w:hint="default"/>
+      </w:rPr>
+    </w:lvl>
+    <w:lvl w:ilvl="3" w:tplc="04150001" w:tentative="1">
+      <w:start w:val="1"/>
+      <w:numFmt w:val="bullet"/>
+      <w:lvlText w:val=""/>
+      <w:lvlJc w:val="left"/>
+      <w:pPr>
+        <w:ind w:left="3648" w:hanging="360"/>
+      </w:pPr>
+      <w:rPr>
+        <w:rFonts w:ascii="Symbol" w:hAnsi="Symbol" w:hint="default"/>
+      </w:rPr>
+    </w:lvl>
+    <w:lvl w:ilvl="4" w:tplc="04150003" w:tentative="1">
+      <w:start w:val="1"/>
+      <w:numFmt w:val="bullet"/>
+      <w:lvlText w:val="o"/>
+      <w:lvlJc w:val="left"/>
+      <w:pPr>
+        <w:ind w:left="4368" w:hanging="360"/>
+      </w:pPr>
+      <w:rPr>
+        <w:rFonts w:ascii="Courier New" w:hAnsi="Courier New" w:cs="Courier New" w:hint="default"/>
+      </w:rPr>
+    </w:lvl>
+    <w:lvl w:ilvl="5" w:tplc="04150005" w:tentative="1">
+      <w:start w:val="1"/>
+      <w:numFmt w:val="bullet"/>
+      <w:lvlText w:val=""/>
+      <w:lvlJc w:val="left"/>
+      <w:pPr>
+        <w:ind w:left="5088" w:hanging="360"/>
+      </w:pPr>
+      <w:rPr>
+        <w:rFonts w:ascii="Wingdings" w:hAnsi="Wingdings" w:hint="default"/>
+      </w:rPr>
+    </w:lvl>
+    <w:lvl w:ilvl="6" w:tplc="04150001" w:tentative="1">
+      <w:start w:val="1"/>
+      <w:numFmt w:val="bullet"/>
+      <w:lvlText w:val=""/>
+      <w:lvlJc w:val="left"/>
+      <w:pPr>
+        <w:ind w:left="5808" w:hanging="360"/>
+      </w:pPr>
+      <w:rPr>
+        <w:rFonts w:ascii="Symbol" w:hAnsi="Symbol" w:hint="default"/>
+      </w:rPr>
+    </w:lvl>
+    <w:lvl w:ilvl="7" w:tplc="04150003" w:tentative="1">
+      <w:start w:val="1"/>
+      <w:numFmt w:val="bullet"/>
+      <w:lvlText w:val="o"/>
+      <w:lvlJc w:val="left"/>
+      <w:pPr>
+        <w:ind w:left="6528" w:hanging="360"/>
+      </w:pPr>
+      <w:rPr>
+        <w:rFonts w:ascii="Courier New" w:hAnsi="Courier New" w:cs="Courier New" w:hint="default"/>
+      </w:rPr>
+    </w:lvl>
+    <w:lvl w:ilvl="8" w:tplc="04150005" w:tentative="1">
+      <w:start w:val="1"/>
+      <w:numFmt w:val="bullet"/>
+      <w:lvlText w:val=""/>
+      <w:lvlJc w:val="left"/>
+      <w:pPr>
+        <w:ind w:left="7248" w:hanging="360"/>
+      </w:pPr>
+      <w:rPr>
+        <w:rFonts w:ascii="Wingdings" w:hAnsi="Wingdings" w:hint="default"/>
+      </w:rPr>
+    </w:lvl>
+  </w:abstractNum>
+  <w:abstractNum w:abstractNumId="1">
+    <w:nsid w:val="1A3B793B"/>
+    <w:multiLevelType w:val="hybridMultilevel"/>
+    <w:tmpl w:val="1AA0DDA8"/>
+    <w:lvl w:ilvl="0" w:tplc="04150001">
+      <w:start w:val="1"/>
+      <w:numFmt w:val="bullet"/>
+      <w:lvlText w:val=""/>
+      <w:lvlJc w:val="left"/>
+      <w:pPr>
+        <w:ind w:left="720" w:hanging="360"/>
+      </w:pPr>
+      <w:rPr>
+        <w:rFonts w:ascii="Symbol" w:hAnsi="Symbol" w:hint="default"/>
+      </w:rPr>
+    </w:lvl>
+    <w:lvl w:ilvl="1" w:tplc="04150003" w:tentative="1">
+      <w:start w:val="1"/>
+      <w:numFmt w:val="bullet"/>
+      <w:lvlText w:val="o"/>
+      <w:lvlJc w:val="left"/>
+      <w:pPr>
+        <w:ind w:left="1440" w:hanging="360"/>
+      </w:pPr>
+      <w:rPr>
+        <w:rFonts w:ascii="Courier New" w:hAnsi="Courier New" w:cs="Courier New" w:hint="default"/>
+      </w:rPr>
+    </w:lvl>
+    <w:lvl w:ilvl="2" w:tplc="04150005" w:tentative="1">
+      <w:start w:val="1"/>
+      <w:numFmt w:val="bullet"/>
+      <w:lvlText w:val=""/>
+      <w:lvlJc w:val="left"/>
+      <w:pPr>
+        <w:ind w:left="2160" w:hanging="360"/>
+      </w:pPr>
+      <w:rPr>
+        <w:rFonts w:ascii="Wingdings" w:hAnsi="Wingdings" w:hint="default"/>
+      </w:rPr>
+    </w:lvl>
+    <w:lvl w:ilvl="3" w:tplc="04150001" w:tentative="1">
+      <w:start w:val="1"/>
+      <w:numFmt w:val="bullet"/>
+      <w:lvlText w:val=""/>
+      <w:lvlJc w:val="left"/>
+      <w:pPr>
+        <w:ind w:left="2880" w:hanging="360"/>
+      </w:pPr>
+      <w:rPr>
+        <w:rFonts w:ascii="Symbol" w:hAnsi="Symbol" w:hint="default"/>
+      </w:rPr>
+    </w:lvl>
+    <w:lvl w:ilvl="4" w:tplc="04150003" w:tentative="1">
+      <w:start w:val="1"/>
+      <w:numFmt w:val="bullet"/>
+      <w:lvlText w:val="o"/>
+      <w:lvlJc w:val="left"/>
+      <w:pPr>
+        <w:ind w:left="3600" w:hanging="360"/>
+      </w:pPr>
+      <w:rPr>
+        <w:rFonts w:ascii="Courier New" w:hAnsi="Courier New" w:cs="Courier New" w:hint="default"/>
+      </w:rPr>
+    </w:lvl>
+    <w:lvl w:ilvl="5" w:tplc="04150005" w:tentative="1">
+      <w:start w:val="1"/>
+      <w:numFmt w:val="bullet"/>
+      <w:lvlText w:val=""/>
+      <w:lvlJc w:val="left"/>
+      <w:pPr>
+        <w:ind w:left="4320" w:hanging="360"/>
+      </w:pPr>
+      <w:rPr>
+        <w:rFonts w:ascii="Wingdings" w:hAnsi="Wingdings" w:hint="default"/>
+      </w:rPr>
+    </w:lvl>
+    <w:lvl w:ilvl="6" w:tplc="04150001" w:tentative="1">
+      <w:start w:val="1"/>
+      <w:numFmt w:val="bullet"/>
+      <w:lvlText w:val=""/>
+      <w:lvlJc w:val="left"/>
+      <w:pPr>
+        <w:ind w:left="5040" w:hanging="360"/>
+      </w:pPr>
+      <w:rPr>
+        <w:rFonts w:ascii="Symbol" w:hAnsi="Symbol" w:hint="default"/>
+      </w:rPr>
+    </w:lvl>
+    <w:lvl w:ilvl="7" w:tplc="04150003" w:tentative="1">
+      <w:start w:val="1"/>
+      <w:numFmt w:val="bullet"/>
+      <w:lvlText w:val="o"/>
+      <w:lvlJc w:val="left"/>
+      <w:pPr>
+        <w:ind w:left="5760" w:hanging="360"/>
+      </w:pPr>
+      <w:rPr>
+        <w:rFonts w:ascii="Courier New" w:hAnsi="Courier New" w:cs="Courier New" w:hint="default"/>
+      </w:rPr>
+    </w:lvl>
+    <w:lvl w:ilvl="8" w:tplc="04150005" w:tentative="1">
+      <w:start w:val="1"/>
+      <w:numFmt w:val="bullet"/>
+      <w:lvlText w:val=""/>
+      <w:lvlJc w:val="left"/>
+      <w:pPr>
+        <w:ind w:left="6480" w:hanging="360"/>
+      </w:pPr>
+      <w:rPr>
+        <w:rFonts w:ascii="Wingdings" w:hAnsi="Wingdings" w:hint="default"/>
+      </w:rPr>
+    </w:lvl>
+  </w:abstractNum>
+  <w:abstractNum w:abstractNumId="2">
     <w:nsid w:val="1F715E78"/>
     <w:multiLevelType w:val="multilevel"/>
     <w:tmpl w:val="CAD4E39E"/>
@@ -8142,17 +9201,17 @@
       </w:rPr>
     </w:lvl>
   </w:abstractNum>
-  <w:abstractNum w:abstractNumId="1">
-    <w:nsid w:val="34630A14"/>
+  <w:abstractNum w:abstractNumId="3">
+    <w:nsid w:val="288942F6"/>
     <w:multiLevelType w:val="hybridMultilevel"/>
-    <w:tmpl w:val="C018EBA2"/>
+    <w:tmpl w:val="333E2068"/>
     <w:lvl w:ilvl="0" w:tplc="04150001">
       <w:start w:val="1"/>
       <w:numFmt w:val="bullet"/>
       <w:lvlText w:val=""/>
       <w:lvlJc w:val="left"/>
       <w:pPr>
-        <w:ind w:left="720" w:hanging="360"/>
+        <w:ind w:left="1152" w:hanging="360"/>
       </w:pPr>
       <w:rPr>
         <w:rFonts w:ascii="Symbol" w:hAnsi="Symbol" w:hint="default"/>
@@ -8164,7 +9223,7 @@
       <w:lvlText w:val="o"/>
       <w:lvlJc w:val="left"/>
       <w:pPr>
-        <w:ind w:left="1440" w:hanging="360"/>
+        <w:ind w:left="1872" w:hanging="360"/>
       </w:pPr>
       <w:rPr>
         <w:rFonts w:ascii="Courier New" w:hAnsi="Courier New" w:cs="Courier New" w:hint="default"/>
@@ -8176,7 +9235,7 @@
       <w:lvlText w:val=""/>
       <w:lvlJc w:val="left"/>
       <w:pPr>
-        <w:ind w:left="2160" w:hanging="360"/>
+        <w:ind w:left="2592" w:hanging="360"/>
       </w:pPr>
       <w:rPr>
         <w:rFonts w:ascii="Wingdings" w:hAnsi="Wingdings" w:hint="default"/>
@@ -8188,7 +9247,7 @@
       <w:lvlText w:val=""/>
       <w:lvlJc w:val="left"/>
       <w:pPr>
-        <w:ind w:left="2880" w:hanging="360"/>
+        <w:ind w:left="3312" w:hanging="360"/>
       </w:pPr>
       <w:rPr>
         <w:rFonts w:ascii="Symbol" w:hAnsi="Symbol" w:hint="default"/>
@@ -8200,7 +9259,7 @@
       <w:lvlText w:val="o"/>
       <w:lvlJc w:val="left"/>
       <w:pPr>
-        <w:ind w:left="3600" w:hanging="360"/>
+        <w:ind w:left="4032" w:hanging="360"/>
       </w:pPr>
       <w:rPr>
         <w:rFonts w:ascii="Courier New" w:hAnsi="Courier New" w:cs="Courier New" w:hint="default"/>
@@ -8212,7 +9271,7 @@
       <w:lvlText w:val=""/>
       <w:lvlJc w:val="left"/>
       <w:pPr>
-        <w:ind w:left="4320" w:hanging="360"/>
+        <w:ind w:left="4752" w:hanging="360"/>
       </w:pPr>
       <w:rPr>
         <w:rFonts w:ascii="Wingdings" w:hAnsi="Wingdings" w:hint="default"/>
@@ -8224,7 +9283,7 @@
       <w:lvlText w:val=""/>
       <w:lvlJc w:val="left"/>
       <w:pPr>
-        <w:ind w:left="5040" w:hanging="360"/>
+        <w:ind w:left="5472" w:hanging="360"/>
       </w:pPr>
       <w:rPr>
         <w:rFonts w:ascii="Symbol" w:hAnsi="Symbol" w:hint="default"/>
@@ -8236,7 +9295,7 @@
       <w:lvlText w:val="o"/>
       <w:lvlJc w:val="left"/>
       <w:pPr>
-        <w:ind w:left="5760" w:hanging="360"/>
+        <w:ind w:left="6192" w:hanging="360"/>
       </w:pPr>
       <w:rPr>
         <w:rFonts w:ascii="Courier New" w:hAnsi="Courier New" w:cs="Courier New" w:hint="default"/>
@@ -8248,14 +9307,466 @@
       <w:lvlText w:val=""/>
       <w:lvlJc w:val="left"/>
       <w:pPr>
-        <w:ind w:left="6480" w:hanging="360"/>
+        <w:ind w:left="6912" w:hanging="360"/>
       </w:pPr>
       <w:rPr>
         <w:rFonts w:ascii="Wingdings" w:hAnsi="Wingdings" w:hint="default"/>
       </w:rPr>
     </w:lvl>
   </w:abstractNum>
-  <w:abstractNum w:abstractNumId="2">
+  <w:abstractNum w:abstractNumId="4">
+    <w:nsid w:val="34630A14"/>
+    <w:multiLevelType w:val="hybridMultilevel"/>
+    <w:tmpl w:val="C018EBA2"/>
+    <w:lvl w:ilvl="0" w:tplc="04150001">
+      <w:start w:val="1"/>
+      <w:numFmt w:val="bullet"/>
+      <w:lvlText w:val=""/>
+      <w:lvlJc w:val="left"/>
+      <w:pPr>
+        <w:ind w:left="720" w:hanging="360"/>
+      </w:pPr>
+      <w:rPr>
+        <w:rFonts w:ascii="Symbol" w:hAnsi="Symbol" w:hint="default"/>
+      </w:rPr>
+    </w:lvl>
+    <w:lvl w:ilvl="1" w:tplc="04150003" w:tentative="1">
+      <w:start w:val="1"/>
+      <w:numFmt w:val="bullet"/>
+      <w:lvlText w:val="o"/>
+      <w:lvlJc w:val="left"/>
+      <w:pPr>
+        <w:ind w:left="1440" w:hanging="360"/>
+      </w:pPr>
+      <w:rPr>
+        <w:rFonts w:ascii="Courier New" w:hAnsi="Courier New" w:cs="Courier New" w:hint="default"/>
+      </w:rPr>
+    </w:lvl>
+    <w:lvl w:ilvl="2" w:tplc="04150005" w:tentative="1">
+      <w:start w:val="1"/>
+      <w:numFmt w:val="bullet"/>
+      <w:lvlText w:val=""/>
+      <w:lvlJc w:val="left"/>
+      <w:pPr>
+        <w:ind w:left="2160" w:hanging="360"/>
+      </w:pPr>
+      <w:rPr>
+        <w:rFonts w:ascii="Wingdings" w:hAnsi="Wingdings" w:hint="default"/>
+      </w:rPr>
+    </w:lvl>
+    <w:lvl w:ilvl="3" w:tplc="04150001" w:tentative="1">
+      <w:start w:val="1"/>
+      <w:numFmt w:val="bullet"/>
+      <w:lvlText w:val=""/>
+      <w:lvlJc w:val="left"/>
+      <w:pPr>
+        <w:ind w:left="2880" w:hanging="360"/>
+      </w:pPr>
+      <w:rPr>
+        <w:rFonts w:ascii="Symbol" w:hAnsi="Symbol" w:hint="default"/>
+      </w:rPr>
+    </w:lvl>
+    <w:lvl w:ilvl="4" w:tplc="04150003" w:tentative="1">
+      <w:start w:val="1"/>
+      <w:numFmt w:val="bullet"/>
+      <w:lvlText w:val="o"/>
+      <w:lvlJc w:val="left"/>
+      <w:pPr>
+        <w:ind w:left="3600" w:hanging="360"/>
+      </w:pPr>
+      <w:rPr>
+        <w:rFonts w:ascii="Courier New" w:hAnsi="Courier New" w:cs="Courier New" w:hint="default"/>
+      </w:rPr>
+    </w:lvl>
+    <w:lvl w:ilvl="5" w:tplc="04150005" w:tentative="1">
+      <w:start w:val="1"/>
+      <w:numFmt w:val="bullet"/>
+      <w:lvlText w:val=""/>
+      <w:lvlJc w:val="left"/>
+      <w:pPr>
+        <w:ind w:left="4320" w:hanging="360"/>
+      </w:pPr>
+      <w:rPr>
+        <w:rFonts w:ascii="Wingdings" w:hAnsi="Wingdings" w:hint="default"/>
+      </w:rPr>
+    </w:lvl>
+    <w:lvl w:ilvl="6" w:tplc="04150001" w:tentative="1">
+      <w:start w:val="1"/>
+      <w:numFmt w:val="bullet"/>
+      <w:lvlText w:val=""/>
+      <w:lvlJc w:val="left"/>
+      <w:pPr>
+        <w:ind w:left="5040" w:hanging="360"/>
+      </w:pPr>
+      <w:rPr>
+        <w:rFonts w:ascii="Symbol" w:hAnsi="Symbol" w:hint="default"/>
+      </w:rPr>
+    </w:lvl>
+    <w:lvl w:ilvl="7" w:tplc="04150003" w:tentative="1">
+      <w:start w:val="1"/>
+      <w:numFmt w:val="bullet"/>
+      <w:lvlText w:val="o"/>
+      <w:lvlJc w:val="left"/>
+      <w:pPr>
+        <w:ind w:left="5760" w:hanging="360"/>
+      </w:pPr>
+      <w:rPr>
+        <w:rFonts w:ascii="Courier New" w:hAnsi="Courier New" w:cs="Courier New" w:hint="default"/>
+      </w:rPr>
+    </w:lvl>
+    <w:lvl w:ilvl="8" w:tplc="04150005" w:tentative="1">
+      <w:start w:val="1"/>
+      <w:numFmt w:val="bullet"/>
+      <w:lvlText w:val=""/>
+      <w:lvlJc w:val="left"/>
+      <w:pPr>
+        <w:ind w:left="6480" w:hanging="360"/>
+      </w:pPr>
+      <w:rPr>
+        <w:rFonts w:ascii="Wingdings" w:hAnsi="Wingdings" w:hint="default"/>
+      </w:rPr>
+    </w:lvl>
+  </w:abstractNum>
+  <w:abstractNum w:abstractNumId="5">
+    <w:nsid w:val="3F986DE7"/>
+    <w:multiLevelType w:val="hybridMultilevel"/>
+    <w:tmpl w:val="2BC69E18"/>
+    <w:lvl w:ilvl="0" w:tplc="04150001">
+      <w:start w:val="1"/>
+      <w:numFmt w:val="bullet"/>
+      <w:lvlText w:val=""/>
+      <w:lvlJc w:val="left"/>
+      <w:pPr>
+        <w:ind w:left="1152" w:hanging="360"/>
+      </w:pPr>
+      <w:rPr>
+        <w:rFonts w:ascii="Symbol" w:hAnsi="Symbol" w:hint="default"/>
+      </w:rPr>
+    </w:lvl>
+    <w:lvl w:ilvl="1" w:tplc="04150003" w:tentative="1">
+      <w:start w:val="1"/>
+      <w:numFmt w:val="bullet"/>
+      <w:lvlText w:val="o"/>
+      <w:lvlJc w:val="left"/>
+      <w:pPr>
+        <w:ind w:left="1872" w:hanging="360"/>
+      </w:pPr>
+      <w:rPr>
+        <w:rFonts w:ascii="Courier New" w:hAnsi="Courier New" w:cs="Courier New" w:hint="default"/>
+      </w:rPr>
+    </w:lvl>
+    <w:lvl w:ilvl="2" w:tplc="04150005" w:tentative="1">
+      <w:start w:val="1"/>
+      <w:numFmt w:val="bullet"/>
+      <w:lvlText w:val=""/>
+      <w:lvlJc w:val="left"/>
+      <w:pPr>
+        <w:ind w:left="2592" w:hanging="360"/>
+      </w:pPr>
+      <w:rPr>
+        <w:rFonts w:ascii="Wingdings" w:hAnsi="Wingdings" w:hint="default"/>
+      </w:rPr>
+    </w:lvl>
+    <w:lvl w:ilvl="3" w:tplc="04150001" w:tentative="1">
+      <w:start w:val="1"/>
+      <w:numFmt w:val="bullet"/>
+      <w:lvlText w:val=""/>
+      <w:lvlJc w:val="left"/>
+      <w:pPr>
+        <w:ind w:left="3312" w:hanging="360"/>
+      </w:pPr>
+      <w:rPr>
+        <w:rFonts w:ascii="Symbol" w:hAnsi="Symbol" w:hint="default"/>
+      </w:rPr>
+    </w:lvl>
+    <w:lvl w:ilvl="4" w:tplc="04150003" w:tentative="1">
+      <w:start w:val="1"/>
+      <w:numFmt w:val="bullet"/>
+      <w:lvlText w:val="o"/>
+      <w:lvlJc w:val="left"/>
+      <w:pPr>
+        <w:ind w:left="4032" w:hanging="360"/>
+      </w:pPr>
+      <w:rPr>
+        <w:rFonts w:ascii="Courier New" w:hAnsi="Courier New" w:cs="Courier New" w:hint="default"/>
+      </w:rPr>
+    </w:lvl>
+    <w:lvl w:ilvl="5" w:tplc="04150005" w:tentative="1">
+      <w:start w:val="1"/>
+      <w:numFmt w:val="bullet"/>
+      <w:lvlText w:val=""/>
+      <w:lvlJc w:val="left"/>
+      <w:pPr>
+        <w:ind w:left="4752" w:hanging="360"/>
+      </w:pPr>
+      <w:rPr>
+        <w:rFonts w:ascii="Wingdings" w:hAnsi="Wingdings" w:hint="default"/>
+      </w:rPr>
+    </w:lvl>
+    <w:lvl w:ilvl="6" w:tplc="04150001" w:tentative="1">
+      <w:start w:val="1"/>
+      <w:numFmt w:val="bullet"/>
+      <w:lvlText w:val=""/>
+      <w:lvlJc w:val="left"/>
+      <w:pPr>
+        <w:ind w:left="5472" w:hanging="360"/>
+      </w:pPr>
+      <w:rPr>
+        <w:rFonts w:ascii="Symbol" w:hAnsi="Symbol" w:hint="default"/>
+      </w:rPr>
+    </w:lvl>
+    <w:lvl w:ilvl="7" w:tplc="04150003" w:tentative="1">
+      <w:start w:val="1"/>
+      <w:numFmt w:val="bullet"/>
+      <w:lvlText w:val="o"/>
+      <w:lvlJc w:val="left"/>
+      <w:pPr>
+        <w:ind w:left="6192" w:hanging="360"/>
+      </w:pPr>
+      <w:rPr>
+        <w:rFonts w:ascii="Courier New" w:hAnsi="Courier New" w:cs="Courier New" w:hint="default"/>
+      </w:rPr>
+    </w:lvl>
+    <w:lvl w:ilvl="8" w:tplc="04150005" w:tentative="1">
+      <w:start w:val="1"/>
+      <w:numFmt w:val="bullet"/>
+      <w:lvlText w:val=""/>
+      <w:lvlJc w:val="left"/>
+      <w:pPr>
+        <w:ind w:left="6912" w:hanging="360"/>
+      </w:pPr>
+      <w:rPr>
+        <w:rFonts w:ascii="Wingdings" w:hAnsi="Wingdings" w:hint="default"/>
+      </w:rPr>
+    </w:lvl>
+  </w:abstractNum>
+  <w:abstractNum w:abstractNumId="6">
+    <w:nsid w:val="4A5B38A4"/>
+    <w:multiLevelType w:val="hybridMultilevel"/>
+    <w:tmpl w:val="57B052A2"/>
+    <w:lvl w:ilvl="0" w:tplc="04150001">
+      <w:start w:val="1"/>
+      <w:numFmt w:val="bullet"/>
+      <w:lvlText w:val=""/>
+      <w:lvlJc w:val="left"/>
+      <w:pPr>
+        <w:ind w:left="1428" w:hanging="360"/>
+      </w:pPr>
+      <w:rPr>
+        <w:rFonts w:ascii="Symbol" w:hAnsi="Symbol" w:hint="default"/>
+      </w:rPr>
+    </w:lvl>
+    <w:lvl w:ilvl="1" w:tplc="04150003" w:tentative="1">
+      <w:start w:val="1"/>
+      <w:numFmt w:val="bullet"/>
+      <w:lvlText w:val="o"/>
+      <w:lvlJc w:val="left"/>
+      <w:pPr>
+        <w:ind w:left="2148" w:hanging="360"/>
+      </w:pPr>
+      <w:rPr>
+        <w:rFonts w:ascii="Courier New" w:hAnsi="Courier New" w:cs="Courier New" w:hint="default"/>
+      </w:rPr>
+    </w:lvl>
+    <w:lvl w:ilvl="2" w:tplc="04150005" w:tentative="1">
+      <w:start w:val="1"/>
+      <w:numFmt w:val="bullet"/>
+      <w:lvlText w:val=""/>
+      <w:lvlJc w:val="left"/>
+      <w:pPr>
+        <w:ind w:left="2868" w:hanging="360"/>
+      </w:pPr>
+      <w:rPr>
+        <w:rFonts w:ascii="Wingdings" w:hAnsi="Wingdings" w:hint="default"/>
+      </w:rPr>
+    </w:lvl>
+    <w:lvl w:ilvl="3" w:tplc="04150001" w:tentative="1">
+      <w:start w:val="1"/>
+      <w:numFmt w:val="bullet"/>
+      <w:lvlText w:val=""/>
+      <w:lvlJc w:val="left"/>
+      <w:pPr>
+        <w:ind w:left="3588" w:hanging="360"/>
+      </w:pPr>
+      <w:rPr>
+        <w:rFonts w:ascii="Symbol" w:hAnsi="Symbol" w:hint="default"/>
+      </w:rPr>
+    </w:lvl>
+    <w:lvl w:ilvl="4" w:tplc="04150003" w:tentative="1">
+      <w:start w:val="1"/>
+      <w:numFmt w:val="bullet"/>
+      <w:lvlText w:val="o"/>
+      <w:lvlJc w:val="left"/>
+      <w:pPr>
+        <w:ind w:left="4308" w:hanging="360"/>
+      </w:pPr>
+      <w:rPr>
+        <w:rFonts w:ascii="Courier New" w:hAnsi="Courier New" w:cs="Courier New" w:hint="default"/>
+      </w:rPr>
+    </w:lvl>
+    <w:lvl w:ilvl="5" w:tplc="04150005" w:tentative="1">
+      <w:start w:val="1"/>
+      <w:numFmt w:val="bullet"/>
+      <w:lvlText w:val=""/>
+      <w:lvlJc w:val="left"/>
+      <w:pPr>
+        <w:ind w:left="5028" w:hanging="360"/>
+      </w:pPr>
+      <w:rPr>
+        <w:rFonts w:ascii="Wingdings" w:hAnsi="Wingdings" w:hint="default"/>
+      </w:rPr>
+    </w:lvl>
+    <w:lvl w:ilvl="6" w:tplc="04150001" w:tentative="1">
+      <w:start w:val="1"/>
+      <w:numFmt w:val="bullet"/>
+      <w:lvlText w:val=""/>
+      <w:lvlJc w:val="left"/>
+      <w:pPr>
+        <w:ind w:left="5748" w:hanging="360"/>
+      </w:pPr>
+      <w:rPr>
+        <w:rFonts w:ascii="Symbol" w:hAnsi="Symbol" w:hint="default"/>
+      </w:rPr>
+    </w:lvl>
+    <w:lvl w:ilvl="7" w:tplc="04150003" w:tentative="1">
+      <w:start w:val="1"/>
+      <w:numFmt w:val="bullet"/>
+      <w:lvlText w:val="o"/>
+      <w:lvlJc w:val="left"/>
+      <w:pPr>
+        <w:ind w:left="6468" w:hanging="360"/>
+      </w:pPr>
+      <w:rPr>
+        <w:rFonts w:ascii="Courier New" w:hAnsi="Courier New" w:cs="Courier New" w:hint="default"/>
+      </w:rPr>
+    </w:lvl>
+    <w:lvl w:ilvl="8" w:tplc="04150005" w:tentative="1">
+      <w:start w:val="1"/>
+      <w:numFmt w:val="bullet"/>
+      <w:lvlText w:val=""/>
+      <w:lvlJc w:val="left"/>
+      <w:pPr>
+        <w:ind w:left="7188" w:hanging="360"/>
+      </w:pPr>
+      <w:rPr>
+        <w:rFonts w:ascii="Wingdings" w:hAnsi="Wingdings" w:hint="default"/>
+      </w:rPr>
+    </w:lvl>
+  </w:abstractNum>
+  <w:abstractNum w:abstractNumId="7">
+    <w:nsid w:val="615A14BA"/>
+    <w:multiLevelType w:val="hybridMultilevel"/>
+    <w:tmpl w:val="8D0EEC48"/>
+    <w:lvl w:ilvl="0" w:tplc="04150001">
+      <w:start w:val="1"/>
+      <w:numFmt w:val="bullet"/>
+      <w:lvlText w:val=""/>
+      <w:lvlJc w:val="left"/>
+      <w:pPr>
+        <w:ind w:left="1069" w:hanging="360"/>
+      </w:pPr>
+      <w:rPr>
+        <w:rFonts w:ascii="Symbol" w:hAnsi="Symbol" w:hint="default"/>
+      </w:rPr>
+    </w:lvl>
+    <w:lvl w:ilvl="1" w:tplc="04150003" w:tentative="1">
+      <w:start w:val="1"/>
+      <w:numFmt w:val="bullet"/>
+      <w:lvlText w:val="o"/>
+      <w:lvlJc w:val="left"/>
+      <w:pPr>
+        <w:ind w:left="1789" w:hanging="360"/>
+      </w:pPr>
+      <w:rPr>
+        <w:rFonts w:ascii="Courier New" w:hAnsi="Courier New" w:cs="Courier New" w:hint="default"/>
+      </w:rPr>
+    </w:lvl>
+    <w:lvl w:ilvl="2" w:tplc="04150005" w:tentative="1">
+      <w:start w:val="1"/>
+      <w:numFmt w:val="bullet"/>
+      <w:lvlText w:val=""/>
+      <w:lvlJc w:val="left"/>
+      <w:pPr>
+        <w:ind w:left="2509" w:hanging="360"/>
+      </w:pPr>
+      <w:rPr>
+        <w:rFonts w:ascii="Wingdings" w:hAnsi="Wingdings" w:hint="default"/>
+      </w:rPr>
+    </w:lvl>
+    <w:lvl w:ilvl="3" w:tplc="04150001" w:tentative="1">
+      <w:start w:val="1"/>
+      <w:numFmt w:val="bullet"/>
+      <w:lvlText w:val=""/>
+      <w:lvlJc w:val="left"/>
+      <w:pPr>
+        <w:ind w:left="3229" w:hanging="360"/>
+      </w:pPr>
+      <w:rPr>
+        <w:rFonts w:ascii="Symbol" w:hAnsi="Symbol" w:hint="default"/>
+      </w:rPr>
+    </w:lvl>
+    <w:lvl w:ilvl="4" w:tplc="04150003" w:tentative="1">
+      <w:start w:val="1"/>
+      <w:numFmt w:val="bullet"/>
+      <w:lvlText w:val="o"/>
+      <w:lvlJc w:val="left"/>
+      <w:pPr>
+        <w:ind w:left="3949" w:hanging="360"/>
+      </w:pPr>
+      <w:rPr>
+        <w:rFonts w:ascii="Courier New" w:hAnsi="Courier New" w:cs="Courier New" w:hint="default"/>
+      </w:rPr>
+    </w:lvl>
+    <w:lvl w:ilvl="5" w:tplc="04150005" w:tentative="1">
+      <w:start w:val="1"/>
+      <w:numFmt w:val="bullet"/>
+      <w:lvlText w:val=""/>
+      <w:lvlJc w:val="left"/>
+      <w:pPr>
+        <w:ind w:left="4669" w:hanging="360"/>
+      </w:pPr>
+      <w:rPr>
+        <w:rFonts w:ascii="Wingdings" w:hAnsi="Wingdings" w:hint="default"/>
+      </w:rPr>
+    </w:lvl>
+    <w:lvl w:ilvl="6" w:tplc="04150001" w:tentative="1">
+      <w:start w:val="1"/>
+      <w:numFmt w:val="bullet"/>
+      <w:lvlText w:val=""/>
+      <w:lvlJc w:val="left"/>
+      <w:pPr>
+        <w:ind w:left="5389" w:hanging="360"/>
+      </w:pPr>
+      <w:rPr>
+        <w:rFonts w:ascii="Symbol" w:hAnsi="Symbol" w:hint="default"/>
+      </w:rPr>
+    </w:lvl>
+    <w:lvl w:ilvl="7" w:tplc="04150003" w:tentative="1">
+      <w:start w:val="1"/>
+      <w:numFmt w:val="bullet"/>
+      <w:lvlText w:val="o"/>
+      <w:lvlJc w:val="left"/>
+      <w:pPr>
+        <w:ind w:left="6109" w:hanging="360"/>
+      </w:pPr>
+      <w:rPr>
+        <w:rFonts w:ascii="Courier New" w:hAnsi="Courier New" w:cs="Courier New" w:hint="default"/>
+      </w:rPr>
+    </w:lvl>
+    <w:lvl w:ilvl="8" w:tplc="04150005" w:tentative="1">
+      <w:start w:val="1"/>
+      <w:numFmt w:val="bullet"/>
+      <w:lvlText w:val=""/>
+      <w:lvlJc w:val="left"/>
+      <w:pPr>
+        <w:ind w:left="6829" w:hanging="360"/>
+      </w:pPr>
+      <w:rPr>
+        <w:rFonts w:ascii="Wingdings" w:hAnsi="Wingdings" w:hint="default"/>
+      </w:rPr>
+    </w:lvl>
+  </w:abstractNum>
+  <w:abstractNum w:abstractNumId="8">
     <w:nsid w:val="677B219E"/>
     <w:multiLevelType w:val="hybridMultilevel"/>
     <w:tmpl w:val="38FEF052"/>
@@ -8381,7 +9892,7 @@
       </w:pPr>
     </w:lvl>
   </w:abstractNum>
-  <w:abstractNum w:abstractNumId="3">
+  <w:abstractNum w:abstractNumId="9">
     <w:nsid w:val="688162E6"/>
     <w:multiLevelType w:val="multilevel"/>
     <w:tmpl w:val="A9EC6674"/>
@@ -8502,7 +10013,120 @@
       </w:rPr>
     </w:lvl>
   </w:abstractNum>
-  <w:abstractNum w:abstractNumId="4">
+  <w:abstractNum w:abstractNumId="10">
+    <w:nsid w:val="6E916DC1"/>
+    <w:multiLevelType w:val="hybridMultilevel"/>
+    <w:tmpl w:val="9B84B9BA"/>
+    <w:lvl w:ilvl="0" w:tplc="04150001">
+      <w:start w:val="1"/>
+      <w:numFmt w:val="bullet"/>
+      <w:lvlText w:val=""/>
+      <w:lvlJc w:val="left"/>
+      <w:pPr>
+        <w:ind w:left="1069" w:hanging="360"/>
+      </w:pPr>
+      <w:rPr>
+        <w:rFonts w:ascii="Symbol" w:hAnsi="Symbol" w:hint="default"/>
+      </w:rPr>
+    </w:lvl>
+    <w:lvl w:ilvl="1" w:tplc="04150003" w:tentative="1">
+      <w:start w:val="1"/>
+      <w:numFmt w:val="bullet"/>
+      <w:lvlText w:val="o"/>
+      <w:lvlJc w:val="left"/>
+      <w:pPr>
+        <w:ind w:left="1789" w:hanging="360"/>
+      </w:pPr>
+      <w:rPr>
+        <w:rFonts w:ascii="Courier New" w:hAnsi="Courier New" w:cs="Courier New" w:hint="default"/>
+      </w:rPr>
+    </w:lvl>
+    <w:lvl w:ilvl="2" w:tplc="04150005" w:tentative="1">
+      <w:start w:val="1"/>
+      <w:numFmt w:val="bullet"/>
+      <w:lvlText w:val=""/>
+      <w:lvlJc w:val="left"/>
+      <w:pPr>
+        <w:ind w:left="2509" w:hanging="360"/>
+      </w:pPr>
+      <w:rPr>
+        <w:rFonts w:ascii="Wingdings" w:hAnsi="Wingdings" w:hint="default"/>
+      </w:rPr>
+    </w:lvl>
+    <w:lvl w:ilvl="3" w:tplc="04150001" w:tentative="1">
+      <w:start w:val="1"/>
+      <w:numFmt w:val="bullet"/>
+      <w:lvlText w:val=""/>
+      <w:lvlJc w:val="left"/>
+      <w:pPr>
+        <w:ind w:left="3229" w:hanging="360"/>
+      </w:pPr>
+      <w:rPr>
+        <w:rFonts w:ascii="Symbol" w:hAnsi="Symbol" w:hint="default"/>
+      </w:rPr>
+    </w:lvl>
+    <w:lvl w:ilvl="4" w:tplc="04150003" w:tentative="1">
+      <w:start w:val="1"/>
+      <w:numFmt w:val="bullet"/>
+      <w:lvlText w:val="o"/>
+      <w:lvlJc w:val="left"/>
+      <w:pPr>
+        <w:ind w:left="3949" w:hanging="360"/>
+      </w:pPr>
+      <w:rPr>
+        <w:rFonts w:ascii="Courier New" w:hAnsi="Courier New" w:cs="Courier New" w:hint="default"/>
+      </w:rPr>
+    </w:lvl>
+    <w:lvl w:ilvl="5" w:tplc="04150005" w:tentative="1">
+      <w:start w:val="1"/>
+      <w:numFmt w:val="bullet"/>
+      <w:lvlText w:val=""/>
+      <w:lvlJc w:val="left"/>
+      <w:pPr>
+        <w:ind w:left="4669" w:hanging="360"/>
+      </w:pPr>
+      <w:rPr>
+        <w:rFonts w:ascii="Wingdings" w:hAnsi="Wingdings" w:hint="default"/>
+      </w:rPr>
+    </w:lvl>
+    <w:lvl w:ilvl="6" w:tplc="04150001" w:tentative="1">
+      <w:start w:val="1"/>
+      <w:numFmt w:val="bullet"/>
+      <w:lvlText w:val=""/>
+      <w:lvlJc w:val="left"/>
+      <w:pPr>
+        <w:ind w:left="5389" w:hanging="360"/>
+      </w:pPr>
+      <w:rPr>
+        <w:rFonts w:ascii="Symbol" w:hAnsi="Symbol" w:hint="default"/>
+      </w:rPr>
+    </w:lvl>
+    <w:lvl w:ilvl="7" w:tplc="04150003" w:tentative="1">
+      <w:start w:val="1"/>
+      <w:numFmt w:val="bullet"/>
+      <w:lvlText w:val="o"/>
+      <w:lvlJc w:val="left"/>
+      <w:pPr>
+        <w:ind w:left="6109" w:hanging="360"/>
+      </w:pPr>
+      <w:rPr>
+        <w:rFonts w:ascii="Courier New" w:hAnsi="Courier New" w:cs="Courier New" w:hint="default"/>
+      </w:rPr>
+    </w:lvl>
+    <w:lvl w:ilvl="8" w:tplc="04150005" w:tentative="1">
+      <w:start w:val="1"/>
+      <w:numFmt w:val="bullet"/>
+      <w:lvlText w:val=""/>
+      <w:lvlJc w:val="left"/>
+      <w:pPr>
+        <w:ind w:left="6829" w:hanging="360"/>
+      </w:pPr>
+      <w:rPr>
+        <w:rFonts w:ascii="Wingdings" w:hAnsi="Wingdings" w:hint="default"/>
+      </w:rPr>
+    </w:lvl>
+  </w:abstractNum>
+  <w:abstractNum w:abstractNumId="11">
     <w:nsid w:val="707E6E11"/>
     <w:multiLevelType w:val="multilevel"/>
     <w:tmpl w:val="AF2A9400"/>
@@ -8652,19 +10276,40 @@
     </w:lvl>
   </w:abstractNum>
   <w:num w:numId="1">
+    <w:abstractNumId w:val="8"/>
+  </w:num>
+  <w:num w:numId="2">
+    <w:abstractNumId w:val="11"/>
+  </w:num>
+  <w:num w:numId="3">
+    <w:abstractNumId w:val="4"/>
+  </w:num>
+  <w:num w:numId="4">
+    <w:abstractNumId w:val="9"/>
+  </w:num>
+  <w:num w:numId="5">
     <w:abstractNumId w:val="2"/>
   </w:num>
-  <w:num w:numId="2">
-    <w:abstractNumId w:val="4"/>
+  <w:num w:numId="6">
+    <w:abstractNumId w:val="3"/>
   </w:num>
-  <w:num w:numId="3">
+  <w:num w:numId="7">
+    <w:abstractNumId w:val="10"/>
+  </w:num>
+  <w:num w:numId="8">
     <w:abstractNumId w:val="1"/>
   </w:num>
-  <w:num w:numId="4">
-    <w:abstractNumId w:val="3"/>
+  <w:num w:numId="9">
+    <w:abstractNumId w:val="6"/>
   </w:num>
-  <w:num w:numId="5">
+  <w:num w:numId="10">
+    <w:abstractNumId w:val="7"/>
+  </w:num>
+  <w:num w:numId="11">
     <w:abstractNumId w:val="0"/>
+  </w:num>
+  <w:num w:numId="12">
+    <w:abstractNumId w:val="5"/>
   </w:num>
 </w:numbering>
 </file>
@@ -9715,19 +11360,19 @@
 
 <file path=word/glossary/fontTable.xml><?xml version="1.0" encoding="utf-8"?>
 <w:fonts xmlns:mc="http://schemas.openxmlformats.org/markup-compatibility/2006" xmlns:r="http://schemas.openxmlformats.org/officeDocument/2006/relationships" xmlns:w="http://schemas.openxmlformats.org/wordprocessingml/2006/main" xmlns:w14="http://schemas.microsoft.com/office/word/2010/wordml" xmlns:w15="http://schemas.microsoft.com/office/word/2012/wordml" mc:Ignorable="w14 w15">
+  <w:font w:name="Symbol">
+    <w:panose1 w:val="05050102010706020507"/>
+    <w:charset w:val="02"/>
+    <w:family w:val="roman"/>
+    <w:pitch w:val="variable"/>
+    <w:sig w:usb0="00000000" w:usb1="10000000" w:usb2="00000000" w:usb3="00000000" w:csb0="80000000" w:csb1="00000000"/>
+  </w:font>
   <w:font w:name="Times New Roman">
     <w:panose1 w:val="02020603050405020304"/>
     <w:charset w:val="EE"/>
     <w:family w:val="roman"/>
     <w:pitch w:val="variable"/>
     <w:sig w:usb0="E0002EFF" w:usb1="C000785B" w:usb2="00000009" w:usb3="00000000" w:csb0="000001FF" w:csb1="00000000"/>
-  </w:font>
-  <w:font w:name="Symbol">
-    <w:panose1 w:val="05050102010706020507"/>
-    <w:charset w:val="02"/>
-    <w:family w:val="roman"/>
-    <w:pitch w:val="variable"/>
-    <w:sig w:usb0="00000000" w:usb1="10000000" w:usb2="00000000" w:usb3="00000000" w:csb0="80000000" w:csb1="00000000"/>
   </w:font>
   <w:font w:name="Courier New">
     <w:panose1 w:val="02070309020205020404"/>
@@ -9783,9 +11428,10 @@
   </w:compat>
   <w:rsids>
     <w:rsidRoot w:val="00767B3F"/>
+    <w:rsid w:val="001975A8"/>
     <w:rsid w:val="00767B3F"/>
     <w:rsid w:val="00A65E9C"/>
-    <w:rsid w:val="00E340A2"/>
+    <w:rsid w:val="00FE1DB3"/>
   </w:rsids>
   <m:mathPr>
     <m:mathFont m:val="Cambria Math"/>
@@ -10560,7 +12206,7 @@
 </file>
 
 <file path=customXml/itemProps1.xml><?xml version="1.0" encoding="utf-8"?>
-<ds:datastoreItem xmlns:ds="http://schemas.openxmlformats.org/officeDocument/2006/customXml" ds:itemID="{A291429C-54F7-4E2E-AB72-1EE7E7CB49E4}">
+<ds:datastoreItem xmlns:ds="http://schemas.openxmlformats.org/officeDocument/2006/customXml" ds:itemID="{34D0CC39-0345-43C5-9232-39543C17DA79}">
   <ds:schemaRefs>
     <ds:schemaRef ds:uri="http://schemas.openxmlformats.org/officeDocument/2006/bibliography"/>
   </ds:schemaRefs>

--- a/Arkadiusz Kot.docx
+++ b/Arkadiusz Kot.docx
@@ -905,7 +905,7 @@
           <w:r>
             <w:fldChar w:fldCharType="separate"/>
           </w:r>
-          <w:hyperlink w:anchor="_Toc213781223" w:history="1">
+          <w:hyperlink w:anchor="_Toc214998268" w:history="1">
             <w:r>
               <w:rPr>
                 <w:rStyle w:val="Hipercze"/>
@@ -934,7 +934,7 @@
                 <w:noProof/>
                 <w:webHidden/>
               </w:rPr>
-              <w:instrText xml:space="preserve"> PAGEREF _Toc213781223 \h </w:instrText>
+              <w:instrText xml:space="preserve"> PAGEREF _Toc214998268 \h </w:instrText>
             </w:r>
             <w:r>
               <w:rPr>
@@ -980,7 +980,7 @@
               <w:lang w:eastAsia="pl-PL"/>
             </w:rPr>
           </w:pPr>
-          <w:hyperlink w:anchor="_Toc213781224" w:history="1">
+          <w:hyperlink w:anchor="_Toc214998269" w:history="1">
             <w:r>
               <w:rPr>
                 <w:rStyle w:val="Hipercze"/>
@@ -1028,7 +1028,7 @@
                 <w:noProof/>
                 <w:webHidden/>
               </w:rPr>
-              <w:instrText xml:space="preserve"> PAGEREF _Toc213781224 \h </w:instrText>
+              <w:instrText xml:space="preserve"> PAGEREF _Toc214998269 \h </w:instrText>
             </w:r>
             <w:r>
               <w:rPr>
@@ -1074,7 +1074,7 @@
               <w:lang w:eastAsia="pl-PL"/>
             </w:rPr>
           </w:pPr>
-          <w:hyperlink w:anchor="_Toc213781225" w:history="1">
+          <w:hyperlink w:anchor="_Toc214998270" w:history="1">
             <w:r>
               <w:rPr>
                 <w:rStyle w:val="Hipercze"/>
@@ -1122,7 +1122,7 @@
                 <w:noProof/>
                 <w:webHidden/>
               </w:rPr>
-              <w:instrText xml:space="preserve"> PAGEREF _Toc213781225 \h </w:instrText>
+              <w:instrText xml:space="preserve"> PAGEREF _Toc214998270 \h </w:instrText>
             </w:r>
             <w:r>
               <w:rPr>
@@ -1167,7 +1167,7 @@
               <w:lang w:eastAsia="pl-PL"/>
             </w:rPr>
           </w:pPr>
-          <w:hyperlink w:anchor="_Toc213781226" w:history="1">
+          <w:hyperlink w:anchor="_Toc214998271" w:history="1">
             <w:r>
               <w:rPr>
                 <w:rStyle w:val="Hipercze"/>
@@ -1196,7 +1196,7 @@
                 <w:noProof/>
                 <w:webHidden/>
               </w:rPr>
-              <w:instrText xml:space="preserve"> PAGEREF _Toc213781226 \h </w:instrText>
+              <w:instrText xml:space="preserve"> PAGEREF _Toc214998271 \h </w:instrText>
             </w:r>
             <w:r>
               <w:rPr>
@@ -1216,7 +1216,7 @@
                 <w:noProof/>
                 <w:webHidden/>
               </w:rPr>
-              <w:t>6</w:t>
+              <w:t>5</w:t>
             </w:r>
             <w:r>
               <w:rPr>
@@ -1241,7 +1241,7 @@
               <w:lang w:eastAsia="pl-PL"/>
             </w:rPr>
           </w:pPr>
-          <w:hyperlink w:anchor="_Toc213781227" w:history="1">
+          <w:hyperlink w:anchor="_Toc214998272" w:history="1">
             <w:r>
               <w:rPr>
                 <w:rStyle w:val="Hipercze"/>
@@ -1270,7 +1270,7 @@
                 <w:noProof/>
                 <w:webHidden/>
               </w:rPr>
-              <w:instrText xml:space="preserve"> PAGEREF _Toc213781227 \h </w:instrText>
+              <w:instrText xml:space="preserve"> PAGEREF _Toc214998272 \h </w:instrText>
             </w:r>
             <w:r>
               <w:rPr>
@@ -1315,7 +1315,7 @@
               <w:lang w:eastAsia="pl-PL"/>
             </w:rPr>
           </w:pPr>
-          <w:hyperlink w:anchor="_Toc213781228" w:history="1">
+          <w:hyperlink w:anchor="_Toc214998273" w:history="1">
             <w:r>
               <w:rPr>
                 <w:rStyle w:val="Hipercze"/>
@@ -1344,7 +1344,7 @@
                 <w:noProof/>
                 <w:webHidden/>
               </w:rPr>
-              <w:instrText xml:space="preserve"> PAGEREF _Toc213781228 \h </w:instrText>
+              <w:instrText xml:space="preserve"> PAGEREF _Toc214998273 \h </w:instrText>
             </w:r>
             <w:r>
               <w:rPr>
@@ -1364,7 +1364,535 @@
                 <w:noProof/>
                 <w:webHidden/>
               </w:rPr>
-              <w:t>7</w:t>
+              <w:t>6</w:t>
+            </w:r>
+            <w:r>
+              <w:rPr>
+                <w:noProof/>
+                <w:webHidden/>
+              </w:rPr>
+              <w:fldChar w:fldCharType="end"/>
+            </w:r>
+          </w:hyperlink>
+        </w:p>
+        <w:p>
+          <w:pPr>
+            <w:pStyle w:val="Spistreci1"/>
+            <w:tabs>
+              <w:tab w:val="left" w:pos="440"/>
+              <w:tab w:val="right" w:leader="dot" w:pos="8777"/>
+            </w:tabs>
+            <w:rPr>
+              <w:rFonts w:asciiTheme="minorHAnsi" w:eastAsiaTheme="minorEastAsia" w:hAnsiTheme="minorHAnsi"/>
+              <w:noProof/>
+              <w:sz w:val="22"/>
+              <w:szCs w:val="22"/>
+              <w:lang w:eastAsia="pl-PL"/>
+            </w:rPr>
+          </w:pPr>
+          <w:hyperlink w:anchor="_Toc214998274" w:history="1">
+            <w:r>
+              <w:rPr>
+                <w:rStyle w:val="Hipercze"/>
+                <w:rFonts w:cs="Times New Roman"/>
+                <w:b/>
+                <w:noProof/>
+              </w:rPr>
+              <w:t>2</w:t>
+            </w:r>
+            <w:r>
+              <w:rPr>
+                <w:rFonts w:asciiTheme="minorHAnsi" w:eastAsiaTheme="minorEastAsia" w:hAnsiTheme="minorHAnsi"/>
+                <w:noProof/>
+                <w:sz w:val="22"/>
+                <w:szCs w:val="22"/>
+                <w:lang w:eastAsia="pl-PL"/>
+              </w:rPr>
+              <w:tab/>
+            </w:r>
+            <w:r>
+              <w:rPr>
+                <w:rStyle w:val="Hipercze"/>
+                <w:rFonts w:cs="Times New Roman"/>
+                <w:b/>
+                <w:noProof/>
+              </w:rPr>
+              <w:t>Architektura i projekt autorskiej aplikacji GeoLog</w:t>
+            </w:r>
+            <w:r>
+              <w:rPr>
+                <w:noProof/>
+                <w:webHidden/>
+              </w:rPr>
+              <w:tab/>
+            </w:r>
+            <w:r>
+              <w:rPr>
+                <w:noProof/>
+                <w:webHidden/>
+              </w:rPr>
+              <w:fldChar w:fldCharType="begin"/>
+            </w:r>
+            <w:r>
+              <w:rPr>
+                <w:noProof/>
+                <w:webHidden/>
+              </w:rPr>
+              <w:instrText xml:space="preserve"> PAGEREF _Toc214998274 \h </w:instrText>
+            </w:r>
+            <w:r>
+              <w:rPr>
+                <w:noProof/>
+                <w:webHidden/>
+              </w:rPr>
+            </w:r>
+            <w:r>
+              <w:rPr>
+                <w:noProof/>
+                <w:webHidden/>
+              </w:rPr>
+              <w:fldChar w:fldCharType="separate"/>
+            </w:r>
+            <w:r>
+              <w:rPr>
+                <w:noProof/>
+                <w:webHidden/>
+              </w:rPr>
+              <w:t>8</w:t>
+            </w:r>
+            <w:r>
+              <w:rPr>
+                <w:noProof/>
+                <w:webHidden/>
+              </w:rPr>
+              <w:fldChar w:fldCharType="end"/>
+            </w:r>
+          </w:hyperlink>
+        </w:p>
+        <w:p>
+          <w:pPr>
+            <w:pStyle w:val="Spistreci1"/>
+            <w:tabs>
+              <w:tab w:val="right" w:leader="dot" w:pos="8777"/>
+            </w:tabs>
+            <w:rPr>
+              <w:rFonts w:asciiTheme="minorHAnsi" w:eastAsiaTheme="minorEastAsia" w:hAnsiTheme="minorHAnsi"/>
+              <w:noProof/>
+              <w:sz w:val="22"/>
+              <w:szCs w:val="22"/>
+              <w:lang w:eastAsia="pl-PL"/>
+            </w:rPr>
+          </w:pPr>
+          <w:hyperlink w:anchor="_Toc214998275" w:history="1">
+            <w:r>
+              <w:rPr>
+                <w:rStyle w:val="Hipercze"/>
+                <w:rFonts w:cs="Times New Roman"/>
+                <w:b/>
+                <w:noProof/>
+              </w:rPr>
+              <w:t>2.1. Założenia projektowe i funkcjonalne</w:t>
+            </w:r>
+            <w:r>
+              <w:rPr>
+                <w:noProof/>
+                <w:webHidden/>
+              </w:rPr>
+              <w:tab/>
+            </w:r>
+            <w:r>
+              <w:rPr>
+                <w:noProof/>
+                <w:webHidden/>
+              </w:rPr>
+              <w:fldChar w:fldCharType="begin"/>
+            </w:r>
+            <w:r>
+              <w:rPr>
+                <w:noProof/>
+                <w:webHidden/>
+              </w:rPr>
+              <w:instrText xml:space="preserve"> PAGEREF _Toc214998275 \h </w:instrText>
+            </w:r>
+            <w:r>
+              <w:rPr>
+                <w:noProof/>
+                <w:webHidden/>
+              </w:rPr>
+            </w:r>
+            <w:r>
+              <w:rPr>
+                <w:noProof/>
+                <w:webHidden/>
+              </w:rPr>
+              <w:fldChar w:fldCharType="separate"/>
+            </w:r>
+            <w:r>
+              <w:rPr>
+                <w:noProof/>
+                <w:webHidden/>
+              </w:rPr>
+              <w:t>8</w:t>
+            </w:r>
+            <w:r>
+              <w:rPr>
+                <w:noProof/>
+                <w:webHidden/>
+              </w:rPr>
+              <w:fldChar w:fldCharType="end"/>
+            </w:r>
+          </w:hyperlink>
+        </w:p>
+        <w:p>
+          <w:pPr>
+            <w:pStyle w:val="Spistreci1"/>
+            <w:tabs>
+              <w:tab w:val="right" w:leader="dot" w:pos="8777"/>
+            </w:tabs>
+            <w:rPr>
+              <w:rFonts w:asciiTheme="minorHAnsi" w:eastAsiaTheme="minorEastAsia" w:hAnsiTheme="minorHAnsi"/>
+              <w:noProof/>
+              <w:sz w:val="22"/>
+              <w:szCs w:val="22"/>
+              <w:lang w:eastAsia="pl-PL"/>
+            </w:rPr>
+          </w:pPr>
+          <w:hyperlink w:anchor="_Toc214998276" w:history="1">
+            <w:r>
+              <w:rPr>
+                <w:rStyle w:val="Hipercze"/>
+                <w:rFonts w:cs="Times New Roman"/>
+                <w:b/>
+                <w:noProof/>
+              </w:rPr>
+              <w:t>2.2. Architektura systemu.</w:t>
+            </w:r>
+            <w:r>
+              <w:rPr>
+                <w:noProof/>
+                <w:webHidden/>
+              </w:rPr>
+              <w:tab/>
+            </w:r>
+            <w:r>
+              <w:rPr>
+                <w:noProof/>
+                <w:webHidden/>
+              </w:rPr>
+              <w:fldChar w:fldCharType="begin"/>
+            </w:r>
+            <w:r>
+              <w:rPr>
+                <w:noProof/>
+                <w:webHidden/>
+              </w:rPr>
+              <w:instrText xml:space="preserve"> PAGEREF _Toc214998276 \h </w:instrText>
+            </w:r>
+            <w:r>
+              <w:rPr>
+                <w:noProof/>
+                <w:webHidden/>
+              </w:rPr>
+            </w:r>
+            <w:r>
+              <w:rPr>
+                <w:noProof/>
+                <w:webHidden/>
+              </w:rPr>
+              <w:fldChar w:fldCharType="separate"/>
+            </w:r>
+            <w:r>
+              <w:rPr>
+                <w:noProof/>
+                <w:webHidden/>
+              </w:rPr>
+              <w:t>9</w:t>
+            </w:r>
+            <w:r>
+              <w:rPr>
+                <w:noProof/>
+                <w:webHidden/>
+              </w:rPr>
+              <w:fldChar w:fldCharType="end"/>
+            </w:r>
+          </w:hyperlink>
+        </w:p>
+        <w:p>
+          <w:pPr>
+            <w:pStyle w:val="Spistreci1"/>
+            <w:tabs>
+              <w:tab w:val="right" w:leader="dot" w:pos="8777"/>
+            </w:tabs>
+            <w:rPr>
+              <w:rFonts w:asciiTheme="minorHAnsi" w:eastAsiaTheme="minorEastAsia" w:hAnsiTheme="minorHAnsi"/>
+              <w:noProof/>
+              <w:sz w:val="22"/>
+              <w:szCs w:val="22"/>
+              <w:lang w:eastAsia="pl-PL"/>
+            </w:rPr>
+          </w:pPr>
+          <w:hyperlink w:anchor="_Toc214998277" w:history="1">
+            <w:r>
+              <w:rPr>
+                <w:rStyle w:val="Hipercze"/>
+                <w:rFonts w:cs="Times New Roman"/>
+                <w:b/>
+                <w:noProof/>
+              </w:rPr>
+              <w:t>2.3. Projekt bazy danych.</w:t>
+            </w:r>
+            <w:r>
+              <w:rPr>
+                <w:noProof/>
+                <w:webHidden/>
+              </w:rPr>
+              <w:tab/>
+            </w:r>
+            <w:r>
+              <w:rPr>
+                <w:noProof/>
+                <w:webHidden/>
+              </w:rPr>
+              <w:fldChar w:fldCharType="begin"/>
+            </w:r>
+            <w:r>
+              <w:rPr>
+                <w:noProof/>
+                <w:webHidden/>
+              </w:rPr>
+              <w:instrText xml:space="preserve"> PAGEREF _Toc214998277 \h </w:instrText>
+            </w:r>
+            <w:r>
+              <w:rPr>
+                <w:noProof/>
+                <w:webHidden/>
+              </w:rPr>
+            </w:r>
+            <w:r>
+              <w:rPr>
+                <w:noProof/>
+                <w:webHidden/>
+              </w:rPr>
+              <w:fldChar w:fldCharType="separate"/>
+            </w:r>
+            <w:r>
+              <w:rPr>
+                <w:noProof/>
+                <w:webHidden/>
+              </w:rPr>
+              <w:t>10</w:t>
+            </w:r>
+            <w:r>
+              <w:rPr>
+                <w:noProof/>
+                <w:webHidden/>
+              </w:rPr>
+              <w:fldChar w:fldCharType="end"/>
+            </w:r>
+          </w:hyperlink>
+        </w:p>
+        <w:p>
+          <w:pPr>
+            <w:pStyle w:val="Spistreci1"/>
+            <w:tabs>
+              <w:tab w:val="right" w:leader="dot" w:pos="8777"/>
+            </w:tabs>
+            <w:rPr>
+              <w:rFonts w:asciiTheme="minorHAnsi" w:eastAsiaTheme="minorEastAsia" w:hAnsiTheme="minorHAnsi"/>
+              <w:noProof/>
+              <w:sz w:val="22"/>
+              <w:szCs w:val="22"/>
+              <w:lang w:eastAsia="pl-PL"/>
+            </w:rPr>
+          </w:pPr>
+          <w:hyperlink w:anchor="_Toc214998278" w:history="1">
+            <w:r>
+              <w:rPr>
+                <w:rStyle w:val="Hipercze"/>
+                <w:rFonts w:cs="Times New Roman"/>
+                <w:b/>
+                <w:noProof/>
+              </w:rPr>
+              <w:t>2.4.Projekt interfejsu programistycznego aplikacji (API).</w:t>
+            </w:r>
+            <w:r>
+              <w:rPr>
+                <w:noProof/>
+                <w:webHidden/>
+              </w:rPr>
+              <w:tab/>
+            </w:r>
+            <w:r>
+              <w:rPr>
+                <w:noProof/>
+                <w:webHidden/>
+              </w:rPr>
+              <w:fldChar w:fldCharType="begin"/>
+            </w:r>
+            <w:r>
+              <w:rPr>
+                <w:noProof/>
+                <w:webHidden/>
+              </w:rPr>
+              <w:instrText xml:space="preserve"> PAGEREF _Toc214998278 \h </w:instrText>
+            </w:r>
+            <w:r>
+              <w:rPr>
+                <w:noProof/>
+                <w:webHidden/>
+              </w:rPr>
+            </w:r>
+            <w:r>
+              <w:rPr>
+                <w:noProof/>
+                <w:webHidden/>
+              </w:rPr>
+              <w:fldChar w:fldCharType="separate"/>
+            </w:r>
+            <w:r>
+              <w:rPr>
+                <w:noProof/>
+                <w:webHidden/>
+              </w:rPr>
+              <w:t>11</w:t>
+            </w:r>
+            <w:r>
+              <w:rPr>
+                <w:noProof/>
+                <w:webHidden/>
+              </w:rPr>
+              <w:fldChar w:fldCharType="end"/>
+            </w:r>
+          </w:hyperlink>
+        </w:p>
+        <w:p>
+          <w:pPr>
+            <w:pStyle w:val="Spistreci3"/>
+            <w:tabs>
+              <w:tab w:val="right" w:leader="dot" w:pos="8777"/>
+            </w:tabs>
+            <w:rPr>
+              <w:noProof/>
+            </w:rPr>
+          </w:pPr>
+          <w:hyperlink w:anchor="_Toc214998279" w:history="1">
+            <w:r>
+              <w:rPr>
+                <w:rStyle w:val="Hipercze"/>
+                <w:rFonts w:ascii="Arial" w:hAnsi="Arial" w:cs="Arial"/>
+                <w:noProof/>
+              </w:rPr>
+              <w:t>Proponowane pozycje do bibliografii:</w:t>
+            </w:r>
+            <w:r>
+              <w:rPr>
+                <w:noProof/>
+                <w:webHidden/>
+              </w:rPr>
+              <w:tab/>
+            </w:r>
+            <w:r>
+              <w:rPr>
+                <w:noProof/>
+                <w:webHidden/>
+              </w:rPr>
+              <w:fldChar w:fldCharType="begin"/>
+            </w:r>
+            <w:r>
+              <w:rPr>
+                <w:noProof/>
+                <w:webHidden/>
+              </w:rPr>
+              <w:instrText xml:space="preserve"> PAGEREF _Toc214998279 \h </w:instrText>
+            </w:r>
+            <w:r>
+              <w:rPr>
+                <w:noProof/>
+                <w:webHidden/>
+              </w:rPr>
+            </w:r>
+            <w:r>
+              <w:rPr>
+                <w:noProof/>
+                <w:webHidden/>
+              </w:rPr>
+              <w:fldChar w:fldCharType="separate"/>
+            </w:r>
+            <w:r>
+              <w:rPr>
+                <w:noProof/>
+                <w:webHidden/>
+              </w:rPr>
+              <w:t>19</w:t>
+            </w:r>
+            <w:r>
+              <w:rPr>
+                <w:noProof/>
+                <w:webHidden/>
+              </w:rPr>
+              <w:fldChar w:fldCharType="end"/>
+            </w:r>
+          </w:hyperlink>
+        </w:p>
+        <w:p>
+          <w:pPr>
+            <w:pStyle w:val="Spistreci3"/>
+            <w:tabs>
+              <w:tab w:val="right" w:leader="dot" w:pos="8777"/>
+            </w:tabs>
+            <w:rPr>
+              <w:noProof/>
+            </w:rPr>
+          </w:pPr>
+          <w:hyperlink w:anchor="_Toc214998280" w:history="1">
+            <w:r>
+              <w:rPr>
+                <w:rStyle w:val="Hipercze"/>
+                <w:rFonts w:ascii="Arial" w:hAnsi="Arial" w:cs="Arial"/>
+                <w:noProof/>
+              </w:rPr>
+              <w:t>Proponowane pozycje do bibliografii:</w:t>
+            </w:r>
+            <w:r>
+              <w:rPr>
+                <w:noProof/>
+                <w:webHidden/>
+              </w:rPr>
+              <w:tab/>
+            </w:r>
+            <w:r>
+              <w:rPr>
+                <w:noProof/>
+                <w:webHidden/>
+              </w:rPr>
+              <w:fldChar w:fldCharType="begin"/>
+            </w:r>
+            <w:r>
+              <w:rPr>
+                <w:noProof/>
+                <w:webHidden/>
+              </w:rPr>
+              <w:instrText xml:space="preserve"> PAGEREF _Toc214998280 \h </w:instrText>
+            </w:r>
+            <w:r>
+              <w:rPr>
+                <w:noProof/>
+                <w:webHidden/>
+              </w:rPr>
+            </w:r>
+            <w:r>
+              <w:rPr>
+                <w:noProof/>
+                <w:webHidden/>
+              </w:rPr>
+              <w:fldChar w:fldCharType="separate"/>
+            </w:r>
+            <w:r>
+              <w:rPr>
+                <w:noProof/>
+                <w:webHidden/>
+              </w:rPr>
+              <w:t>19</w:t>
             </w:r>
             <w:r>
               <w:rPr>
@@ -1609,14 +2137,13 @@
           <w:color w:val="000000" w:themeColor="text1"/>
         </w:rPr>
       </w:pPr>
-      <w:bookmarkStart w:id="0" w:name="_Toc213781223"/>
+      <w:bookmarkStart w:id="0" w:name="_Toc214998268"/>
       <w:r>
         <w:rPr>
           <w:rFonts w:ascii="Times New Roman" w:hAnsi="Times New Roman" w:cs="Times New Roman"/>
           <w:b/>
           <w:color w:val="000000" w:themeColor="text1"/>
         </w:rPr>
-        <w:lastRenderedPageBreak/>
         <w:t>Wstęp</w:t>
       </w:r>
       <w:bookmarkEnd w:id="0"/>
@@ -1681,7 +2208,16 @@
           <w:sz w:val="24"/>
           <w:lang w:eastAsia="pl-PL"/>
         </w:rPr>
-        <w:t xml:space="preserve"> specjalizuje się w zaawansowanym planowaniu tras, oferując funkcjonalność nawigacji oraz importu i eksportu plików z danymi geolokalizacyjnymi, przy mniejszym nacisku na rozbudowaną analizę wyników sportowych [2]. Z kolei </w:t>
+        <w:t xml:space="preserve"> specjalizuje się w zaawansowanym planowaniu tras, oferując funkcjonalność nawigacji oraz importu i eksportu plików z danymi geolokalizacyjnymi, przy mniejszym nacisku na rozbudowaną analizę wyników sportowych </w:t>
+      </w:r>
+      <w:bookmarkStart w:id="1" w:name="_GoBack"/>
+      <w:bookmarkEnd w:id="1"/>
+      <w:r>
+        <w:rPr>
+          <w:sz w:val="24"/>
+          <w:lang w:eastAsia="pl-PL"/>
+        </w:rPr>
+        <w:t xml:space="preserve">[2]. Z kolei </w:t>
       </w:r>
       <w:proofErr w:type="spellStart"/>
       <w:r>
@@ -2102,17 +2638,16 @@
           <w:color w:val="000000" w:themeColor="text1"/>
         </w:rPr>
       </w:pPr>
-      <w:bookmarkStart w:id="1" w:name="_Toc213781224"/>
+      <w:bookmarkStart w:id="2" w:name="_Toc214998269"/>
       <w:r>
         <w:rPr>
           <w:rFonts w:ascii="Times New Roman" w:hAnsi="Times New Roman" w:cs="Times New Roman"/>
           <w:b/>
           <w:color w:val="000000" w:themeColor="text1"/>
         </w:rPr>
-        <w:lastRenderedPageBreak/>
         <w:t>Charakterystyka porównawcza istniejących na rynku rozwiązań do analizy danych geolokalizacyjnych</w:t>
       </w:r>
-      <w:bookmarkEnd w:id="1"/>
+      <w:bookmarkEnd w:id="2"/>
     </w:p>
     <w:p>
       <w:pPr>
@@ -2163,7 +2698,7 @@
           <w:sz w:val="28"/>
         </w:rPr>
       </w:pPr>
-      <w:bookmarkStart w:id="2" w:name="_Toc213781225"/>
+      <w:bookmarkStart w:id="3" w:name="_Toc214998270"/>
       <w:proofErr w:type="spellStart"/>
       <w:r>
         <w:rPr>
@@ -2184,7 +2719,7 @@
         </w:rPr>
         <w:t xml:space="preserve"> – sieć społecznościowa dla sportowców</w:t>
       </w:r>
-      <w:bookmarkEnd w:id="2"/>
+      <w:bookmarkEnd w:id="3"/>
     </w:p>
     <w:p>
       <w:pPr>
@@ -2262,7 +2797,7 @@
           <w:sz w:val="28"/>
         </w:rPr>
       </w:pPr>
-      <w:bookmarkStart w:id="3" w:name="_Toc213781226"/>
+      <w:bookmarkStart w:id="4" w:name="_Toc214998271"/>
       <w:r>
         <w:rPr>
           <w:rFonts w:ascii="Times New Roman" w:hAnsi="Times New Roman" w:cs="Times New Roman"/>
@@ -2292,7 +2827,7 @@
         </w:rPr>
         <w:t xml:space="preserve"> – zaawansowane narzędzie do planowania oraz nawigacji</w:t>
       </w:r>
-      <w:bookmarkEnd w:id="3"/>
+      <w:bookmarkEnd w:id="4"/>
     </w:p>
     <w:p>
       <w:pPr>
@@ -2479,7 +3014,11 @@
       </w:r>
       <w:proofErr w:type="spellEnd"/>
       <w:r>
-        <w:t xml:space="preserve"> oferuje również standardowe możliwości rejestrowania aktywności, monitorowania bieżącej prędkości i wysokości oraz importu i eksportu plików w formacie GPX. Aplikacja mobilna udostępnia funkcję nawigacji głosowej </w:t>
+        <w:t xml:space="preserve"> oferuje również standardowe możliwości rejestrowania aktywności, monitorowania bieżącej prędkości i wysokości oraz importu i eksportu plików w formacie GPX. Aplikacja mobilna udostępnia funkcję nawigacji </w:t>
+      </w:r>
+      <w:r>
+        <w:lastRenderedPageBreak/>
+        <w:t xml:space="preserve">głosowej </w:t>
       </w:r>
       <w:proofErr w:type="spellStart"/>
       <w:r>
@@ -2525,7 +3064,7 @@
           <w:sz w:val="28"/>
         </w:rPr>
       </w:pPr>
-      <w:bookmarkStart w:id="4" w:name="_Toc213781227"/>
+      <w:bookmarkStart w:id="5" w:name="_Toc214998272"/>
       <w:r>
         <w:rPr>
           <w:rFonts w:ascii="Times New Roman" w:hAnsi="Times New Roman" w:cs="Times New Roman"/>
@@ -2533,7 +3072,6 @@
           <w:color w:val="000000" w:themeColor="text1"/>
           <w:sz w:val="28"/>
         </w:rPr>
-        <w:lastRenderedPageBreak/>
         <w:t xml:space="preserve">1.3 </w:t>
       </w:r>
       <w:proofErr w:type="spellStart"/>
@@ -2566,7 +3104,7 @@
         </w:rPr>
         <w:t>Garmin</w:t>
       </w:r>
-      <w:bookmarkEnd w:id="4"/>
+      <w:bookmarkEnd w:id="5"/>
       <w:proofErr w:type="spellEnd"/>
     </w:p>
     <w:p>
@@ -2732,7 +3270,7 @@
           <w:sz w:val="28"/>
         </w:rPr>
       </w:pPr>
-      <w:bookmarkStart w:id="5" w:name="_Toc213781228"/>
+      <w:bookmarkStart w:id="6" w:name="_Toc214998273"/>
       <w:r>
         <w:rPr>
           <w:rFonts w:ascii="Times New Roman" w:hAnsi="Times New Roman" w:cs="Times New Roman"/>
@@ -2742,7 +3280,7 @@
         </w:rPr>
         <w:t>1.4 Podsumowanie analizy i uzasadnienie potrzeby stworzenia własnego produktu.</w:t>
       </w:r>
-      <w:bookmarkEnd w:id="5"/>
+      <w:bookmarkEnd w:id="6"/>
     </w:p>
     <w:p>
       <w:pPr>
@@ -2895,7 +3433,6 @@
           <w:b/>
           <w:color w:val="000000" w:themeColor="text1"/>
         </w:rPr>
-        <w:lastRenderedPageBreak/>
         <w:t>Tabela 1.1. Zestawienie funkcjonalności analizowanych aplikacji</w:t>
       </w:r>
     </w:p>
@@ -3775,13 +4312,13 @@
           <w:color w:val="000000" w:themeColor="text1"/>
         </w:rPr>
       </w:pPr>
+      <w:bookmarkStart w:id="7" w:name="_Toc214998274"/>
       <w:r>
         <w:rPr>
           <w:rFonts w:ascii="Times New Roman" w:hAnsi="Times New Roman" w:cs="Times New Roman"/>
           <w:b/>
           <w:color w:val="000000" w:themeColor="text1"/>
         </w:rPr>
-        <w:lastRenderedPageBreak/>
         <w:t xml:space="preserve">Architektura i projekt autorskiej aplikacji </w:t>
       </w:r>
       <w:proofErr w:type="spellStart"/>
@@ -3793,6 +4330,7 @@
         </w:rPr>
         <w:t>GeoLog</w:t>
       </w:r>
+      <w:bookmarkEnd w:id="7"/>
       <w:proofErr w:type="spellEnd"/>
     </w:p>
     <w:p>
@@ -3806,6 +4344,7 @@
           <w:sz w:val="28"/>
         </w:rPr>
       </w:pPr>
+      <w:bookmarkStart w:id="8" w:name="_Toc214998275"/>
       <w:r>
         <w:rPr>
           <w:rFonts w:ascii="Times New Roman" w:hAnsi="Times New Roman" w:cs="Times New Roman"/>
@@ -3815,6 +4354,7 @@
         </w:rPr>
         <w:t>2.1. Założenia projektowe i funkcjonalne</w:t>
       </w:r>
+      <w:bookmarkEnd w:id="8"/>
     </w:p>
     <w:p>
       <w:pPr>
@@ -4051,6 +4591,7 @@
         <w:jc w:val="both"/>
       </w:pPr>
       <w:r>
+        <w:lastRenderedPageBreak/>
         <w:t>System musi udostępniać publiczny panel (widok "Odkrywaj"), na którym prezentowane są wszystkie trasy oznaczone</w:t>
       </w:r>
       <w:r>
@@ -4074,6 +4615,7 @@
           <w:sz w:val="28"/>
         </w:rPr>
       </w:pPr>
+      <w:bookmarkStart w:id="9" w:name="_Toc214998276"/>
       <w:r>
         <w:rPr>
           <w:rFonts w:ascii="Times New Roman" w:hAnsi="Times New Roman" w:cs="Times New Roman"/>
@@ -4081,9 +4623,9 @@
           <w:color w:val="000000" w:themeColor="text1"/>
           <w:sz w:val="28"/>
         </w:rPr>
-        <w:lastRenderedPageBreak/>
         <w:t>2.2. Architektura systemu.</w:t>
       </w:r>
+      <w:bookmarkEnd w:id="9"/>
     </w:p>
     <w:p>
       <w:pPr>
@@ -4103,7 +4645,7 @@
         <w:rPr>
           <w:color w:val="000000" w:themeColor="text1"/>
         </w:rPr>
-        <w:t xml:space="preserve">Zaprojektowana aplikacja </w:t>
+        <w:t xml:space="preserve">Projektując architekturę oprogramowania, dąży się do stworzenia struktury, która nie tylko spełnia wymagania funkcjonalne, ale również zapewnia pożądane atrybuty jakościowe, takie jak wydajność, niezawodność i łatwość w modyfikacji [9]. W przypadku aplikacji </w:t>
       </w:r>
       <w:proofErr w:type="spellStart"/>
       <w:r>
@@ -4117,7 +4659,21 @@
         <w:rPr>
           <w:color w:val="000000" w:themeColor="text1"/>
         </w:rPr>
-        <w:t xml:space="preserve"> została zaimplementowana w oparciu o nowoczesną, trójwarstwową architekturę Klient-Serwer, która jest standardem w budowie skalowalnych i elastycznych systemów internetowych. Architektura ta rozdziela system na logiczne i fizyczne komponenty, z których każdy jest odpowiedzialny za realizację określonych zadań. Podział ten zapewnia separację warstwy prezentacji od logiki biznesowej i warstwy danych, co ułatwia rozwój, testowanie i utrzymanie aplikacji. Ogólną strukturę systemu przedstawiono na rysunku 2.1.</w:t>
+        <w:t xml:space="preserve">, której zadaniem jest przetwarzanie i wizualizacja danych </w:t>
+      </w:r>
+      <w:proofErr w:type="spellStart"/>
+      <w:r>
+        <w:rPr>
+          <w:color w:val="000000" w:themeColor="text1"/>
+        </w:rPr>
+        <w:t>geoprzestrzennych</w:t>
+      </w:r>
+      <w:proofErr w:type="spellEnd"/>
+      <w:r>
+        <w:rPr>
+          <w:color w:val="000000" w:themeColor="text1"/>
+        </w:rPr>
+        <w:t xml:space="preserve"> w środowisku internetowym, zdecydowano się na implementację wzorca architektonicznego Klient-Serwer w jego klasycznym, trójwarstwowym wariancie. Jak argumentuje Martin Fowler, separacja warstwy prezentacji, logiki biznesowej oraz warstwy dostępu do danych jest fundamentalną zasadą pozwalającą na budowę elastycznych i skalowalnych systemów [10]. Taki podział umożliwia niezależny rozwój i wdrażanie poszczególnych komponentów aplikacji, co jest kluczowe w nowoczesnych procesach inżynierii oprogramowania. Schemat przyjętej architektury przedstawiono na rysunku 2.1.</w:t>
       </w:r>
     </w:p>
     <w:p>
@@ -4153,7 +4709,7 @@
         <w:rPr>
           <w:color w:val="000000" w:themeColor="text1"/>
         </w:rPr>
-        <w:t>&gt; *(W tym miejscu wstaw diagram, który opisuję poniżej</w:t>
+        <w:t>&gt; *(W tym miejscu wstaw diagram, który opisuję poniżej – jego koncepcja pozostaje taka sama, ale możesz go uzupełnić o nazwy protokołów</w:t>
       </w:r>
       <w:proofErr w:type="gramStart"/>
       <w:r>
@@ -4247,377 +4803,3654 @@
         <w:rPr>
           <w:color w:val="000000" w:themeColor="text1"/>
         </w:rPr>
-        <w:t xml:space="preserve">        System składa się z następujących trzech głównych warstw:</w:t>
-      </w:r>
-      <w:bookmarkStart w:id="6" w:name="_GoBack"/>
-      <w:bookmarkEnd w:id="6"/>
+        <w:t xml:space="preserve">        System został podzielony na następujące, logicznie odseparowane warstwy:</w:t>
+      </w:r>
+    </w:p>
+    <w:p>
+      <w:pPr>
+        <w:pStyle w:val="Akapitzlist"/>
+        <w:numPr>
+          <w:ilvl w:val="0"/>
+          <w:numId w:val="14"/>
+        </w:numPr>
+        <w:jc w:val="both"/>
+        <w:rPr>
+          <w:color w:val="000000" w:themeColor="text1"/>
+        </w:rPr>
+      </w:pPr>
+      <w:r>
+        <w:rPr>
+          <w:rFonts w:cs="Times New Roman"/>
+          <w:color w:val="000000" w:themeColor="text1"/>
+        </w:rPr>
+        <w:t>Warstwa prezentacji (Klient): Jest to komponent front-</w:t>
+      </w:r>
+      <w:proofErr w:type="spellStart"/>
+      <w:r>
+        <w:rPr>
+          <w:rFonts w:cs="Times New Roman"/>
+          <w:color w:val="000000" w:themeColor="text1"/>
+        </w:rPr>
+        <w:t>endowy</w:t>
+      </w:r>
+      <w:proofErr w:type="spellEnd"/>
+      <w:r>
+        <w:rPr>
+          <w:rFonts w:cs="Times New Roman"/>
+          <w:color w:val="000000" w:themeColor="text1"/>
+        </w:rPr>
+        <w:t xml:space="preserve"> zrealizowany w modelu Aplikacji Jednostronicowej (ang. Single-</w:t>
+      </w:r>
+      <w:proofErr w:type="spellStart"/>
+      <w:r>
+        <w:rPr>
+          <w:rFonts w:cs="Times New Roman"/>
+          <w:color w:val="000000" w:themeColor="text1"/>
+        </w:rPr>
+        <w:t>Page</w:t>
+      </w:r>
+      <w:proofErr w:type="spellEnd"/>
+      <w:r>
+        <w:rPr>
+          <w:rFonts w:cs="Times New Roman"/>
+          <w:color w:val="000000" w:themeColor="text1"/>
+        </w:rPr>
+        <w:t xml:space="preserve"> Application, SPA). W przeciwieństwie do tradycyjnych aplikacji wielostronicowych, gdzie każde żądanie skutkuje przeładowaniem całej strony, model SPA ładuje początkowy zasób HTML, a następnie dynamicznie aktualizuje zawartość strony przy użyciu języka </w:t>
+      </w:r>
+      <w:proofErr w:type="spellStart"/>
+      <w:r>
+        <w:rPr>
+          <w:rFonts w:cs="Times New Roman"/>
+          <w:color w:val="000000" w:themeColor="text1"/>
+        </w:rPr>
+        <w:t>JavaScript</w:t>
+      </w:r>
+      <w:proofErr w:type="spellEnd"/>
+      <w:r>
+        <w:rPr>
+          <w:rFonts w:cs="Times New Roman"/>
+          <w:color w:val="000000" w:themeColor="text1"/>
+        </w:rPr>
+        <w:t xml:space="preserve"> [11]. Takie podejście, zaimplementowane przy użyciu biblioteki React, zapewnia użytkownikowi płynne i </w:t>
+      </w:r>
+      <w:proofErr w:type="spellStart"/>
+      <w:r>
+        <w:rPr>
+          <w:rFonts w:cs="Times New Roman"/>
+          <w:color w:val="000000" w:themeColor="text1"/>
+        </w:rPr>
+        <w:t>responsywne</w:t>
+      </w:r>
+      <w:proofErr w:type="spellEnd"/>
+      <w:r>
+        <w:rPr>
+          <w:rFonts w:cs="Times New Roman"/>
+          <w:color w:val="000000" w:themeColor="text1"/>
+        </w:rPr>
+        <w:t xml:space="preserve"> doświadczenie, zbliżone do aplikacji desktopowych. Warstwa ta jest w całości odpowiedzialna za </w:t>
+      </w:r>
+      <w:proofErr w:type="spellStart"/>
+      <w:r>
+        <w:rPr>
+          <w:rFonts w:cs="Times New Roman"/>
+          <w:color w:val="000000" w:themeColor="text1"/>
+        </w:rPr>
+        <w:t>renderowanie</w:t>
+      </w:r>
+      <w:proofErr w:type="spellEnd"/>
+      <w:r>
+        <w:rPr>
+          <w:rFonts w:cs="Times New Roman"/>
+          <w:color w:val="000000" w:themeColor="text1"/>
+        </w:rPr>
+        <w:t xml:space="preserve"> interfejsu użytkownika, w tym interaktywnych map i wykresów, oraz za komunikację z warstwą serwerową.</w:t>
+      </w:r>
+    </w:p>
+    <w:p>
+      <w:pPr>
+        <w:jc w:val="both"/>
+        <w:rPr>
+          <w:rFonts w:cs="Times New Roman"/>
+          <w:color w:val="000000" w:themeColor="text1"/>
+        </w:rPr>
+      </w:pPr>
+    </w:p>
+    <w:p>
+      <w:pPr>
+        <w:pStyle w:val="Akapitzlist"/>
+        <w:numPr>
+          <w:ilvl w:val="0"/>
+          <w:numId w:val="14"/>
+        </w:numPr>
+        <w:jc w:val="both"/>
+        <w:rPr>
+          <w:rFonts w:cs="Times New Roman"/>
+          <w:color w:val="000000" w:themeColor="text1"/>
+        </w:rPr>
+      </w:pPr>
+      <w:r>
+        <w:rPr>
+          <w:rFonts w:cs="Times New Roman"/>
+          <w:color w:val="000000" w:themeColor="text1"/>
+        </w:rPr>
+        <w:t xml:space="preserve">Warstwa logiki biznesowej (Serwer): Stanowi centralny komponent systemu, zaimplementowany w technologii ASP.NET </w:t>
+      </w:r>
+      <w:proofErr w:type="spellStart"/>
+      <w:r>
+        <w:rPr>
+          <w:rFonts w:cs="Times New Roman"/>
+          <w:color w:val="000000" w:themeColor="text1"/>
+        </w:rPr>
+        <w:t>Core</w:t>
+      </w:r>
+      <w:proofErr w:type="spellEnd"/>
+      <w:r>
+        <w:rPr>
+          <w:rFonts w:cs="Times New Roman"/>
+          <w:color w:val="000000" w:themeColor="text1"/>
+        </w:rPr>
+        <w:t>. Jego głównym zadaniem jest udostępnienie usług poprzez interfejs programistyczny aplikacji (API), zaprojektowany zgodnie ze stylem architektonicznym REST (</w:t>
+      </w:r>
+      <w:proofErr w:type="spellStart"/>
+      <w:r>
+        <w:rPr>
+          <w:rFonts w:cs="Times New Roman"/>
+          <w:color w:val="000000" w:themeColor="text1"/>
+        </w:rPr>
+        <w:t>Representational</w:t>
+      </w:r>
+      <w:proofErr w:type="spellEnd"/>
+      <w:r>
+        <w:rPr>
+          <w:rFonts w:cs="Times New Roman"/>
+          <w:color w:val="000000" w:themeColor="text1"/>
+        </w:rPr>
+        <w:t xml:space="preserve"> </w:t>
+      </w:r>
+      <w:proofErr w:type="spellStart"/>
+      <w:r>
+        <w:rPr>
+          <w:rFonts w:cs="Times New Roman"/>
+          <w:color w:val="000000" w:themeColor="text1"/>
+        </w:rPr>
+        <w:t>State</w:t>
+      </w:r>
+      <w:proofErr w:type="spellEnd"/>
+      <w:r>
+        <w:rPr>
+          <w:rFonts w:cs="Times New Roman"/>
+          <w:color w:val="000000" w:themeColor="text1"/>
+        </w:rPr>
+        <w:t xml:space="preserve"> Transfer). Zgodnie z pryncypiami REST, zdefiniowanymi w dysertacji Roya Fieldinga, komunikacja opiera się na bezstanowej wymianie komunikatów i operacjach na zasobach identyfikowanych przez unikalne adresy URI [12]. Warstwa serwerowa jest odpowiedzialna za całą logikę biznesową: od uwierzytelniania i autoryzacji użytkowników, poprzez walidację danych, aż po skomplikowane operacje przetwarzania plików GPX i agregacji statystyk.</w:t>
+      </w:r>
+    </w:p>
+    <w:p>
+      <w:pPr>
+        <w:jc w:val="both"/>
+        <w:rPr>
+          <w:rFonts w:cs="Times New Roman"/>
+          <w:color w:val="000000" w:themeColor="text1"/>
+        </w:rPr>
+      </w:pPr>
+    </w:p>
+    <w:p>
+      <w:pPr>
+        <w:pStyle w:val="Akapitzlist"/>
+        <w:numPr>
+          <w:ilvl w:val="0"/>
+          <w:numId w:val="14"/>
+        </w:numPr>
+        <w:jc w:val="both"/>
+        <w:rPr>
+          <w:rFonts w:cs="Times New Roman"/>
+          <w:color w:val="000000" w:themeColor="text1"/>
+        </w:rPr>
+      </w:pPr>
+      <w:r>
+        <w:rPr>
+          <w:rFonts w:cs="Times New Roman"/>
+          <w:color w:val="000000" w:themeColor="text1"/>
+        </w:rPr>
+        <w:t xml:space="preserve">Warstwa danych: Została zrealizowana przy użyciu obiektowo-relacyjnego systemu zarządzania bazą danych (SZBD) PostgreSQL. Wybór ten podyktowany był jego zgodnością ze standardem SQL, wysoką wydajnością oraz, co kluczowe dla tego </w:t>
+      </w:r>
+      <w:r>
+        <w:rPr>
+          <w:rFonts w:cs="Times New Roman"/>
+          <w:color w:val="000000" w:themeColor="text1"/>
+        </w:rPr>
+        <w:lastRenderedPageBreak/>
+        <w:t xml:space="preserve">projektu, dostępnością rozszerzenia </w:t>
+      </w:r>
+      <w:proofErr w:type="spellStart"/>
+      <w:r>
+        <w:rPr>
+          <w:rFonts w:cs="Times New Roman"/>
+          <w:color w:val="000000" w:themeColor="text1"/>
+        </w:rPr>
+        <w:t>PostGIS</w:t>
+      </w:r>
+      <w:proofErr w:type="spellEnd"/>
+      <w:r>
+        <w:rPr>
+          <w:rFonts w:cs="Times New Roman"/>
+          <w:color w:val="000000" w:themeColor="text1"/>
+        </w:rPr>
+        <w:t xml:space="preserve">. </w:t>
+      </w:r>
+      <w:proofErr w:type="spellStart"/>
+      <w:r>
+        <w:rPr>
+          <w:rFonts w:cs="Times New Roman"/>
+          <w:color w:val="000000" w:themeColor="text1"/>
+        </w:rPr>
+        <w:t>PostGIS</w:t>
+      </w:r>
+      <w:proofErr w:type="spellEnd"/>
+      <w:r>
+        <w:rPr>
+          <w:rFonts w:cs="Times New Roman"/>
+          <w:color w:val="000000" w:themeColor="text1"/>
+        </w:rPr>
+        <w:t xml:space="preserve"> przekształca PostgreSQL w potężną </w:t>
+      </w:r>
+      <w:proofErr w:type="spellStart"/>
+      <w:r>
+        <w:rPr>
+          <w:rFonts w:cs="Times New Roman"/>
+          <w:color w:val="000000" w:themeColor="text1"/>
+        </w:rPr>
+        <w:t>geobazę</w:t>
+      </w:r>
+      <w:proofErr w:type="spellEnd"/>
+      <w:r>
+        <w:rPr>
+          <w:rFonts w:cs="Times New Roman"/>
+          <w:color w:val="000000" w:themeColor="text1"/>
+        </w:rPr>
+        <w:t xml:space="preserve"> danych, dostarczając typy danych i funkcje przestrzenne zgodne ze specyfikacjami Open </w:t>
+      </w:r>
+      <w:proofErr w:type="spellStart"/>
+      <w:r>
+        <w:rPr>
+          <w:rFonts w:cs="Times New Roman"/>
+          <w:color w:val="000000" w:themeColor="text1"/>
+        </w:rPr>
+        <w:t>Geospatial</w:t>
+      </w:r>
+      <w:proofErr w:type="spellEnd"/>
+      <w:r>
+        <w:rPr>
+          <w:rFonts w:cs="Times New Roman"/>
+          <w:color w:val="000000" w:themeColor="text1"/>
+        </w:rPr>
+        <w:t xml:space="preserve"> Consortium (OGC), co umożliwia efektywne przechowywanie i wykonywanie zapytań na danych geograficznych [13].</w:t>
+      </w:r>
+    </w:p>
+    <w:p>
+      <w:pPr>
+        <w:jc w:val="both"/>
+        <w:rPr>
+          <w:rFonts w:cs="Times New Roman"/>
+          <w:color w:val="000000" w:themeColor="text1"/>
+        </w:rPr>
+      </w:pPr>
+    </w:p>
+    <w:p>
+      <w:pPr>
+        <w:jc w:val="both"/>
+        <w:rPr>
+          <w:rFonts w:cs="Times New Roman"/>
+          <w:color w:val="000000" w:themeColor="text1"/>
+        </w:rPr>
+      </w:pPr>
+      <w:r>
+        <w:rPr>
+          <w:rFonts w:cs="Times New Roman"/>
+          <w:color w:val="000000" w:themeColor="text1"/>
+        </w:rPr>
+        <w:t xml:space="preserve">        Komunikacja pomiędzy warstwą klienta a serwera odbywa się za pomocą protokołu HTTP, a dane przesyłane są w formacie JSON (</w:t>
+      </w:r>
+      <w:proofErr w:type="spellStart"/>
+      <w:r>
+        <w:rPr>
+          <w:rFonts w:cs="Times New Roman"/>
+          <w:color w:val="000000" w:themeColor="text1"/>
+        </w:rPr>
+        <w:t>JavaScript</w:t>
+      </w:r>
+      <w:proofErr w:type="spellEnd"/>
+      <w:r>
+        <w:rPr>
+          <w:rFonts w:cs="Times New Roman"/>
+          <w:color w:val="000000" w:themeColor="text1"/>
+        </w:rPr>
+        <w:t xml:space="preserve"> Object </w:t>
+      </w:r>
+      <w:proofErr w:type="spellStart"/>
+      <w:r>
+        <w:rPr>
+          <w:rFonts w:cs="Times New Roman"/>
+          <w:color w:val="000000" w:themeColor="text1"/>
+        </w:rPr>
+        <w:t>Notation</w:t>
+      </w:r>
+      <w:proofErr w:type="spellEnd"/>
+      <w:r>
+        <w:rPr>
+          <w:rFonts w:cs="Times New Roman"/>
+          <w:color w:val="000000" w:themeColor="text1"/>
+        </w:rPr>
+        <w:t xml:space="preserve">), który ze względu na swoją prostotę i czytelność stał się de facto standardem w nowoczesnych aplikacjach webowych. W celu zabezpieczenia dostępu do zasobów API zaimplementowano mechanizm autoryzacji oparty na standardzie JSON Web </w:t>
+      </w:r>
+      <w:proofErr w:type="spellStart"/>
+      <w:r>
+        <w:rPr>
+          <w:rFonts w:cs="Times New Roman"/>
+          <w:color w:val="000000" w:themeColor="text1"/>
+        </w:rPr>
+        <w:t>Tokens</w:t>
+      </w:r>
+      <w:proofErr w:type="spellEnd"/>
+      <w:r>
+        <w:rPr>
+          <w:rFonts w:cs="Times New Roman"/>
+          <w:color w:val="000000" w:themeColor="text1"/>
+        </w:rPr>
+        <w:t xml:space="preserve"> (JWT), opisanym w dokumencie RFC 7519 [14]. Po pomyślnym uwierzytelnieniu, serwer wystawia cyfrowo podpisany </w:t>
+      </w:r>
+      <w:proofErr w:type="spellStart"/>
+      <w:r>
+        <w:rPr>
+          <w:rFonts w:cs="Times New Roman"/>
+          <w:color w:val="000000" w:themeColor="text1"/>
+        </w:rPr>
+        <w:t>token</w:t>
+      </w:r>
+      <w:proofErr w:type="spellEnd"/>
+      <w:r>
+        <w:rPr>
+          <w:rFonts w:cs="Times New Roman"/>
+          <w:color w:val="000000" w:themeColor="text1"/>
+        </w:rPr>
+        <w:t>, który klient dołącza do kolejnych żądań, co pozwala serwerowi na weryfikację tożsamości użytkownika bez konieczności odwoływania się do bazy danych przy każdym zapytaniu.</w:t>
+      </w:r>
+    </w:p>
+    <w:p>
+      <w:pPr>
+        <w:jc w:val="both"/>
+        <w:rPr>
+          <w:rFonts w:cs="Times New Roman"/>
+          <w:color w:val="000000" w:themeColor="text1"/>
+        </w:rPr>
+      </w:pPr>
     </w:p>
     <w:p>
       <w:pPr>
         <w:ind w:left="709" w:hanging="709"/>
-        <w:rPr>
-          <w:color w:val="000000" w:themeColor="text1"/>
-          <w:sz w:val="32"/>
-        </w:rPr>
-      </w:pPr>
+        <w:jc w:val="both"/>
+        <w:rPr>
+          <w:rFonts w:cs="Times New Roman"/>
+          <w:color w:val="000000" w:themeColor="text1"/>
+        </w:rPr>
+      </w:pPr>
+    </w:p>
+    <w:p>
+      <w:pPr>
+        <w:pStyle w:val="Nagwek1"/>
+        <w:rPr>
+          <w:rFonts w:ascii="Times New Roman" w:hAnsi="Times New Roman" w:cs="Times New Roman"/>
+          <w:b/>
+          <w:color w:val="000000" w:themeColor="text1"/>
+          <w:sz w:val="28"/>
+        </w:rPr>
+      </w:pPr>
+      <w:bookmarkStart w:id="10" w:name="_Toc214998277"/>
+      <w:r>
+        <w:rPr>
+          <w:rFonts w:ascii="Times New Roman" w:hAnsi="Times New Roman" w:cs="Times New Roman"/>
+          <w:b/>
+          <w:color w:val="000000" w:themeColor="text1"/>
+          <w:sz w:val="28"/>
+        </w:rPr>
+        <w:t>2.3</w:t>
+      </w:r>
+      <w:r>
+        <w:rPr>
+          <w:rFonts w:ascii="Times New Roman" w:hAnsi="Times New Roman" w:cs="Times New Roman"/>
+          <w:b/>
+          <w:color w:val="000000" w:themeColor="text1"/>
+          <w:sz w:val="28"/>
+        </w:rPr>
+        <w:t xml:space="preserve">. </w:t>
+      </w:r>
+      <w:r>
+        <w:rPr>
+          <w:rFonts w:ascii="Times New Roman" w:hAnsi="Times New Roman" w:cs="Times New Roman"/>
+          <w:b/>
+          <w:color w:val="000000" w:themeColor="text1"/>
+          <w:sz w:val="28"/>
+        </w:rPr>
+        <w:t>Projekt bazy danych</w:t>
+      </w:r>
+      <w:r>
+        <w:rPr>
+          <w:rFonts w:ascii="Times New Roman" w:hAnsi="Times New Roman" w:cs="Times New Roman"/>
+          <w:b/>
+          <w:color w:val="000000" w:themeColor="text1"/>
+          <w:sz w:val="28"/>
+        </w:rPr>
+        <w:t>.</w:t>
+      </w:r>
+      <w:bookmarkEnd w:id="10"/>
     </w:p>
     <w:p>
       <w:pPr>
         <w:ind w:left="709" w:hanging="709"/>
-        <w:rPr>
-          <w:color w:val="000000" w:themeColor="text1"/>
-          <w:sz w:val="32"/>
+        <w:jc w:val="both"/>
+        <w:rPr>
+          <w:rFonts w:cs="Times New Roman"/>
+          <w:color w:val="000000" w:themeColor="text1"/>
         </w:rPr>
       </w:pPr>
     </w:p>
     <w:p>
       <w:pPr>
         <w:ind w:left="709" w:hanging="709"/>
-        <w:rPr>
-          <w:color w:val="000000" w:themeColor="text1"/>
-          <w:sz w:val="32"/>
-        </w:rPr>
-      </w:pPr>
+        <w:jc w:val="both"/>
+        <w:rPr>
+          <w:rFonts w:cs="Times New Roman"/>
+          <w:color w:val="000000" w:themeColor="text1"/>
+        </w:rPr>
+      </w:pPr>
+      <w:r>
+        <w:rPr>
+          <w:rFonts w:cs="Times New Roman"/>
+          <w:color w:val="000000" w:themeColor="text1"/>
+        </w:rPr>
+        <w:t xml:space="preserve">Warstwa danych stanowi fundament każdej aplikacji opartej na danych, a jej prawidłowe zaprojektowanie ma kluczowy wpływ na integralność, wydajność i skalowalność całego systemu. W projekcie aplikacji </w:t>
+      </w:r>
+      <w:proofErr w:type="spellStart"/>
+      <w:r>
+        <w:rPr>
+          <w:rFonts w:cs="Times New Roman"/>
+          <w:color w:val="000000" w:themeColor="text1"/>
+        </w:rPr>
+        <w:t>GeoLog</w:t>
+      </w:r>
+      <w:proofErr w:type="spellEnd"/>
+      <w:r>
+        <w:rPr>
+          <w:rFonts w:cs="Times New Roman"/>
+          <w:color w:val="000000" w:themeColor="text1"/>
+        </w:rPr>
+        <w:t xml:space="preserve"> zastosowano relacyjny model danych, który, jak opisuje Thomas </w:t>
+      </w:r>
+      <w:proofErr w:type="spellStart"/>
+      <w:r>
+        <w:rPr>
+          <w:rFonts w:cs="Times New Roman"/>
+          <w:color w:val="000000" w:themeColor="text1"/>
+        </w:rPr>
+        <w:t>Connolly</w:t>
+      </w:r>
+      <w:proofErr w:type="spellEnd"/>
+      <w:r>
+        <w:rPr>
+          <w:rFonts w:cs="Times New Roman"/>
+          <w:color w:val="000000" w:themeColor="text1"/>
+        </w:rPr>
+        <w:t xml:space="preserve"> w pracy „Database Systems: A </w:t>
+      </w:r>
+      <w:proofErr w:type="spellStart"/>
+      <w:r>
+        <w:rPr>
+          <w:rFonts w:cs="Times New Roman"/>
+          <w:color w:val="000000" w:themeColor="text1"/>
+        </w:rPr>
+        <w:t>Practical</w:t>
+      </w:r>
+      <w:proofErr w:type="spellEnd"/>
+      <w:r>
+        <w:rPr>
+          <w:rFonts w:cs="Times New Roman"/>
+          <w:color w:val="000000" w:themeColor="text1"/>
+        </w:rPr>
+        <w:t xml:space="preserve"> </w:t>
+      </w:r>
+      <w:proofErr w:type="spellStart"/>
+      <w:r>
+        <w:rPr>
+          <w:rFonts w:cs="Times New Roman"/>
+          <w:color w:val="000000" w:themeColor="text1"/>
+        </w:rPr>
+        <w:t>Approach</w:t>
+      </w:r>
+      <w:proofErr w:type="spellEnd"/>
+      <w:r>
+        <w:rPr>
+          <w:rFonts w:cs="Times New Roman"/>
+          <w:color w:val="000000" w:themeColor="text1"/>
+        </w:rPr>
+        <w:t xml:space="preserve"> to Design, </w:t>
+      </w:r>
+      <w:proofErr w:type="spellStart"/>
+      <w:r>
+        <w:rPr>
+          <w:rFonts w:cs="Times New Roman"/>
+          <w:color w:val="000000" w:themeColor="text1"/>
+        </w:rPr>
+        <w:t>Implementation</w:t>
+      </w:r>
+      <w:proofErr w:type="spellEnd"/>
+      <w:r>
+        <w:rPr>
+          <w:rFonts w:cs="Times New Roman"/>
+          <w:color w:val="000000" w:themeColor="text1"/>
+        </w:rPr>
+        <w:t xml:space="preserve">, and Management”, zapewnia rygorystyczną strukturę i spójność danych poprzez wykorzystanie mechanizmów kluczy głównych, obcych oraz więzów integralności [15]. Proces projektowania logicznego oparto na modelu encji-związków (ang. </w:t>
+      </w:r>
+      <w:proofErr w:type="spellStart"/>
+      <w:r>
+        <w:rPr>
+          <w:rFonts w:cs="Times New Roman"/>
+          <w:color w:val="000000" w:themeColor="text1"/>
+        </w:rPr>
+        <w:t>Entity-Relationship</w:t>
+      </w:r>
+      <w:proofErr w:type="spellEnd"/>
+      <w:r>
+        <w:rPr>
+          <w:rFonts w:cs="Times New Roman"/>
+          <w:color w:val="000000" w:themeColor="text1"/>
+        </w:rPr>
+        <w:t xml:space="preserve"> Model), co pozwoliło na formalne zidentyfikowanie podstawowych obiektów (encji), ich właściwości (atrybutów) oraz wzajemnych powiązań (relacji) [16].</w:t>
+      </w:r>
     </w:p>
     <w:p>
       <w:pPr>
         <w:ind w:left="709" w:hanging="709"/>
-        <w:rPr>
-          <w:color w:val="000000" w:themeColor="text1"/>
-          <w:sz w:val="32"/>
+        <w:jc w:val="both"/>
+        <w:rPr>
+          <w:rFonts w:cs="Times New Roman"/>
+          <w:color w:val="000000" w:themeColor="text1"/>
         </w:rPr>
       </w:pPr>
     </w:p>
     <w:p>
       <w:pPr>
         <w:ind w:left="709" w:hanging="709"/>
-        <w:rPr>
-          <w:color w:val="000000" w:themeColor="text1"/>
-          <w:sz w:val="32"/>
-        </w:rPr>
-      </w:pPr>
+        <w:jc w:val="both"/>
+        <w:rPr>
+          <w:rFonts w:cs="Times New Roman"/>
+          <w:color w:val="000000" w:themeColor="text1"/>
+        </w:rPr>
+      </w:pPr>
+      <w:r>
+        <w:rPr>
+          <w:rFonts w:cs="Times New Roman"/>
+          <w:color w:val="000000" w:themeColor="text1"/>
+        </w:rPr>
+        <w:t xml:space="preserve">        Logiczny schemat bazy danych został następnie zaimplementowany w systemie zarządzania bazą danych (SZBD) PostgreSQL, który jest ceniony za swoją niezawodność, zgodność ze standardem ACID (</w:t>
+      </w:r>
+      <w:proofErr w:type="spellStart"/>
+      <w:r>
+        <w:rPr>
+          <w:rFonts w:cs="Times New Roman"/>
+          <w:color w:val="000000" w:themeColor="text1"/>
+        </w:rPr>
+        <w:t>Atomicity</w:t>
+      </w:r>
+      <w:proofErr w:type="spellEnd"/>
+      <w:r>
+        <w:rPr>
+          <w:rFonts w:cs="Times New Roman"/>
+          <w:color w:val="000000" w:themeColor="text1"/>
+        </w:rPr>
+        <w:t xml:space="preserve">, </w:t>
+      </w:r>
+      <w:proofErr w:type="spellStart"/>
+      <w:r>
+        <w:rPr>
+          <w:rFonts w:cs="Times New Roman"/>
+          <w:color w:val="000000" w:themeColor="text1"/>
+        </w:rPr>
+        <w:t>Consistency</w:t>
+      </w:r>
+      <w:proofErr w:type="spellEnd"/>
+      <w:r>
+        <w:rPr>
+          <w:rFonts w:cs="Times New Roman"/>
+          <w:color w:val="000000" w:themeColor="text1"/>
+        </w:rPr>
+        <w:t xml:space="preserve">, </w:t>
+      </w:r>
+      <w:proofErr w:type="spellStart"/>
+      <w:r>
+        <w:rPr>
+          <w:rFonts w:cs="Times New Roman"/>
+          <w:color w:val="000000" w:themeColor="text1"/>
+        </w:rPr>
+        <w:t>Isolation</w:t>
+      </w:r>
+      <w:proofErr w:type="spellEnd"/>
+      <w:r>
+        <w:rPr>
+          <w:rFonts w:cs="Times New Roman"/>
+          <w:color w:val="000000" w:themeColor="text1"/>
+        </w:rPr>
+        <w:t xml:space="preserve">, </w:t>
+      </w:r>
+      <w:proofErr w:type="spellStart"/>
+      <w:r>
+        <w:rPr>
+          <w:rFonts w:cs="Times New Roman"/>
+          <w:color w:val="000000" w:themeColor="text1"/>
+        </w:rPr>
+        <w:t>Durability</w:t>
+      </w:r>
+      <w:proofErr w:type="spellEnd"/>
+      <w:r>
+        <w:rPr>
+          <w:rFonts w:cs="Times New Roman"/>
+          <w:color w:val="000000" w:themeColor="text1"/>
+        </w:rPr>
+        <w:t xml:space="preserve">) oraz zaawansowane możliwości rozszerzania funkcjonalności [17]. Kluczowym elementem implementacji było wykorzystanie rozszerzenia </w:t>
+      </w:r>
+      <w:proofErr w:type="spellStart"/>
+      <w:r>
+        <w:rPr>
+          <w:rFonts w:cs="Times New Roman"/>
+          <w:color w:val="000000" w:themeColor="text1"/>
+        </w:rPr>
+        <w:t>PostGIS</w:t>
+      </w:r>
+      <w:proofErr w:type="spellEnd"/>
+      <w:r>
+        <w:rPr>
+          <w:rFonts w:cs="Times New Roman"/>
+          <w:color w:val="000000" w:themeColor="text1"/>
+        </w:rPr>
+        <w:t xml:space="preserve">, które wprowadza obsługę typów i funkcji </w:t>
+      </w:r>
+      <w:proofErr w:type="spellStart"/>
+      <w:r>
+        <w:rPr>
+          <w:rFonts w:cs="Times New Roman"/>
+          <w:color w:val="000000" w:themeColor="text1"/>
+        </w:rPr>
+        <w:t>geoprzestrzennych</w:t>
+      </w:r>
+      <w:proofErr w:type="spellEnd"/>
+      <w:r>
+        <w:rPr>
+          <w:rFonts w:cs="Times New Roman"/>
+          <w:color w:val="000000" w:themeColor="text1"/>
+        </w:rPr>
+        <w:t xml:space="preserve">, zgodnych ze standardem Simple </w:t>
+      </w:r>
+      <w:proofErr w:type="spellStart"/>
+      <w:r>
+        <w:rPr>
+          <w:rFonts w:cs="Times New Roman"/>
+          <w:color w:val="000000" w:themeColor="text1"/>
+        </w:rPr>
+        <w:t>Feature</w:t>
+      </w:r>
+      <w:proofErr w:type="spellEnd"/>
+      <w:r>
+        <w:rPr>
+          <w:rFonts w:cs="Times New Roman"/>
+          <w:color w:val="000000" w:themeColor="text1"/>
+        </w:rPr>
+        <w:t xml:space="preserve"> Access zdefiniowanym przez Open </w:t>
+      </w:r>
+      <w:proofErr w:type="spellStart"/>
+      <w:r>
+        <w:rPr>
+          <w:rFonts w:cs="Times New Roman"/>
+          <w:color w:val="000000" w:themeColor="text1"/>
+        </w:rPr>
+        <w:t>Geospatial</w:t>
+      </w:r>
+      <w:proofErr w:type="spellEnd"/>
+      <w:r>
+        <w:rPr>
+          <w:rFonts w:cs="Times New Roman"/>
+          <w:color w:val="000000" w:themeColor="text1"/>
+        </w:rPr>
+        <w:t xml:space="preserve"> Consortium (OGC). Umożliwiło to natywne i wydajne przechowywanie danych geograficznych, co jest fundamentalne dla głównego celu aplikacji [13]. Szczegółową strukturę bazy danych przedstawiono na diagramie encji-związków (rys. 2.2).</w:t>
+      </w:r>
     </w:p>
     <w:p>
       <w:pPr>
         <w:ind w:left="709" w:hanging="709"/>
-        <w:rPr>
-          <w:color w:val="000000" w:themeColor="text1"/>
-          <w:sz w:val="32"/>
+        <w:jc w:val="both"/>
+        <w:rPr>
+          <w:rFonts w:cs="Times New Roman"/>
+          <w:color w:val="000000" w:themeColor="text1"/>
         </w:rPr>
       </w:pPr>
     </w:p>
     <w:p>
       <w:pPr>
         <w:ind w:left="709" w:hanging="709"/>
-        <w:rPr>
-          <w:color w:val="000000" w:themeColor="text1"/>
-          <w:sz w:val="32"/>
-        </w:rPr>
-      </w:pPr>
+        <w:jc w:val="both"/>
+        <w:rPr>
+          <w:rFonts w:cs="Times New Roman"/>
+          <w:color w:val="000000" w:themeColor="text1"/>
+        </w:rPr>
+      </w:pPr>
+      <w:r>
+        <w:rPr>
+          <w:rFonts w:cs="Times New Roman"/>
+          <w:color w:val="000000" w:themeColor="text1"/>
+        </w:rPr>
+        <w:t>&lt;</w:t>
+      </w:r>
+      <w:proofErr w:type="spellStart"/>
+      <w:r>
+        <w:rPr>
+          <w:rFonts w:cs="Times New Roman"/>
+          <w:color w:val="000000" w:themeColor="text1"/>
+        </w:rPr>
+        <w:t>br</w:t>
+      </w:r>
+      <w:proofErr w:type="spellEnd"/>
+      <w:r>
+        <w:rPr>
+          <w:rFonts w:cs="Times New Roman"/>
+          <w:color w:val="000000" w:themeColor="text1"/>
+        </w:rPr>
+        <w:t>&gt; *(W tym miejscu wstaw diagram ERD, który opisywałem wcześniej. Musi on pokazywać cztery tabele i relacje między nimi</w:t>
+      </w:r>
+      <w:proofErr w:type="gramStart"/>
+      <w:r>
+        <w:rPr>
+          <w:rFonts w:cs="Times New Roman"/>
+          <w:color w:val="000000" w:themeColor="text1"/>
+        </w:rPr>
+        <w:t>)* &lt;</w:t>
+      </w:r>
+      <w:proofErr w:type="spellStart"/>
+      <w:r>
+        <w:rPr>
+          <w:rFonts w:cs="Times New Roman"/>
+          <w:color w:val="000000" w:themeColor="text1"/>
+        </w:rPr>
+        <w:t>br</w:t>
+      </w:r>
+      <w:proofErr w:type="spellEnd"/>
+      <w:proofErr w:type="gramEnd"/>
+      <w:r>
+        <w:rPr>
+          <w:rFonts w:cs="Times New Roman"/>
+          <w:color w:val="000000" w:themeColor="text1"/>
+        </w:rPr>
+        <w:t>&gt;</w:t>
+      </w:r>
     </w:p>
     <w:p>
       <w:pPr>
         <w:ind w:left="709" w:hanging="709"/>
-        <w:rPr>
-          <w:color w:val="000000" w:themeColor="text1"/>
-          <w:sz w:val="32"/>
-        </w:rPr>
-      </w:pPr>
+        <w:jc w:val="both"/>
+        <w:rPr>
+          <w:rFonts w:cs="Times New Roman"/>
+          <w:color w:val="000000" w:themeColor="text1"/>
+        </w:rPr>
+      </w:pPr>
+      <w:r>
+        <w:rPr>
+          <w:rFonts w:cs="Times New Roman"/>
+          <w:color w:val="000000" w:themeColor="text1"/>
+        </w:rPr>
+        <w:t xml:space="preserve">Rys. 2.2. Diagram encji-związków (ERD) bazy danych aplikacji </w:t>
+      </w:r>
+      <w:proofErr w:type="spellStart"/>
+      <w:r>
+        <w:rPr>
+          <w:rFonts w:cs="Times New Roman"/>
+          <w:color w:val="000000" w:themeColor="text1"/>
+        </w:rPr>
+        <w:t>GeoLog</w:t>
+      </w:r>
+      <w:proofErr w:type="spellEnd"/>
     </w:p>
     <w:p>
       <w:pPr>
         <w:ind w:left="709" w:hanging="709"/>
-        <w:rPr>
-          <w:color w:val="000000" w:themeColor="text1"/>
-          <w:sz w:val="32"/>
+        <w:jc w:val="both"/>
+        <w:rPr>
+          <w:rFonts w:cs="Times New Roman"/>
+          <w:color w:val="000000" w:themeColor="text1"/>
         </w:rPr>
       </w:pPr>
     </w:p>
     <w:p>
       <w:pPr>
         <w:ind w:left="709" w:hanging="709"/>
-        <w:rPr>
-          <w:color w:val="000000" w:themeColor="text1"/>
-          <w:sz w:val="32"/>
-        </w:rPr>
-      </w:pPr>
+        <w:jc w:val="both"/>
+        <w:rPr>
+          <w:rFonts w:cs="Times New Roman"/>
+          <w:color w:val="000000" w:themeColor="text1"/>
+        </w:rPr>
+      </w:pPr>
+      <w:r>
+        <w:rPr>
+          <w:rFonts w:cs="Times New Roman"/>
+          <w:color w:val="000000" w:themeColor="text1"/>
+        </w:rPr>
+        <w:t>&lt;</w:t>
+      </w:r>
+      <w:proofErr w:type="spellStart"/>
+      <w:r>
+        <w:rPr>
+          <w:rFonts w:cs="Times New Roman"/>
+          <w:color w:val="000000" w:themeColor="text1"/>
+        </w:rPr>
+        <w:t>br</w:t>
+      </w:r>
+      <w:proofErr w:type="spellEnd"/>
+      <w:r>
+        <w:rPr>
+          <w:rFonts w:cs="Times New Roman"/>
+          <w:color w:val="000000" w:themeColor="text1"/>
+        </w:rPr>
+        <w:t>&gt;</w:t>
+      </w:r>
     </w:p>
     <w:p>
       <w:pPr>
         <w:ind w:left="709" w:hanging="709"/>
-        <w:rPr>
-          <w:color w:val="000000" w:themeColor="text1"/>
-          <w:sz w:val="32"/>
-        </w:rPr>
-      </w:pPr>
+        <w:jc w:val="both"/>
+        <w:rPr>
+          <w:rFonts w:cs="Times New Roman"/>
+          <w:color w:val="000000" w:themeColor="text1"/>
+        </w:rPr>
+      </w:pPr>
+      <w:r>
+        <w:rPr>
+          <w:rFonts w:cs="Times New Roman"/>
+          <w:color w:val="000000" w:themeColor="text1"/>
+        </w:rPr>
+        <w:t xml:space="preserve">        Baza danych składa się z czterech głównych tabel, których struktura i przeznaczenie zostały opisane poniżej:</w:t>
+      </w:r>
     </w:p>
     <w:p>
       <w:pPr>
         <w:ind w:left="709" w:hanging="709"/>
-        <w:rPr>
-          <w:color w:val="000000" w:themeColor="text1"/>
-          <w:sz w:val="32"/>
-        </w:rPr>
-      </w:pPr>
+        <w:jc w:val="both"/>
+        <w:rPr>
+          <w:rFonts w:cs="Times New Roman"/>
+          <w:color w:val="000000" w:themeColor="text1"/>
+        </w:rPr>
+      </w:pPr>
+      <w:r>
+        <w:rPr>
+          <w:rFonts w:cs="Times New Roman"/>
+          <w:color w:val="000000" w:themeColor="text1"/>
+        </w:rPr>
+        <w:t xml:space="preserve">Tabela </w:t>
+      </w:r>
+      <w:proofErr w:type="spellStart"/>
+      <w:r>
+        <w:rPr>
+          <w:rFonts w:cs="Times New Roman"/>
+          <w:color w:val="000000" w:themeColor="text1"/>
+        </w:rPr>
+        <w:t>Users</w:t>
+      </w:r>
+      <w:proofErr w:type="spellEnd"/>
+      <w:r>
+        <w:rPr>
+          <w:rFonts w:cs="Times New Roman"/>
+          <w:color w:val="000000" w:themeColor="text1"/>
+        </w:rPr>
+        <w:t xml:space="preserve"> – przechowuje informacje o kontach użytkowników. Każdy rekord jest jednoznacznie identyfikowany przez klucz główny Id typu UUID. W tabeli znajdują się dane niezbędne do procesu uwierzytelniania, takie jak </w:t>
+      </w:r>
+      <w:proofErr w:type="spellStart"/>
+      <w:r>
+        <w:rPr>
+          <w:rFonts w:cs="Times New Roman"/>
+          <w:color w:val="000000" w:themeColor="text1"/>
+        </w:rPr>
+        <w:t>HashedPassword</w:t>
+      </w:r>
+      <w:proofErr w:type="spellEnd"/>
+      <w:r>
+        <w:rPr>
+          <w:rFonts w:cs="Times New Roman"/>
+          <w:color w:val="000000" w:themeColor="text1"/>
+        </w:rPr>
+        <w:t xml:space="preserve"> (skrót </w:t>
+      </w:r>
+      <w:r>
+        <w:rPr>
+          <w:rFonts w:cs="Times New Roman"/>
+          <w:color w:val="000000" w:themeColor="text1"/>
+        </w:rPr>
+        <w:lastRenderedPageBreak/>
+        <w:t xml:space="preserve">hasła wygenerowany jednostronną funkcją </w:t>
+      </w:r>
+      <w:proofErr w:type="spellStart"/>
+      <w:r>
+        <w:rPr>
+          <w:rFonts w:cs="Times New Roman"/>
+          <w:color w:val="000000" w:themeColor="text1"/>
+        </w:rPr>
+        <w:t>BCrypt</w:t>
+      </w:r>
+      <w:proofErr w:type="spellEnd"/>
+      <w:r>
+        <w:rPr>
+          <w:rFonts w:cs="Times New Roman"/>
+          <w:color w:val="000000" w:themeColor="text1"/>
+        </w:rPr>
+        <w:t xml:space="preserve">) i Email, a także dane profilowe. Zastosowanie algorytmu </w:t>
+      </w:r>
+      <w:proofErr w:type="spellStart"/>
+      <w:r>
+        <w:rPr>
+          <w:rFonts w:cs="Times New Roman"/>
+          <w:color w:val="000000" w:themeColor="text1"/>
+        </w:rPr>
+        <w:t>BCrypt</w:t>
+      </w:r>
+      <w:proofErr w:type="spellEnd"/>
+      <w:r>
+        <w:rPr>
+          <w:rFonts w:cs="Times New Roman"/>
+          <w:color w:val="000000" w:themeColor="text1"/>
+        </w:rPr>
+        <w:t xml:space="preserve"> jest zgodne z najlepszymi praktykami bezpieczeństwa, ponieważ jego adaptacyjny charakter znacząco utrudnia ataki typu </w:t>
+      </w:r>
+      <w:proofErr w:type="spellStart"/>
+      <w:r>
+        <w:rPr>
+          <w:rFonts w:cs="Times New Roman"/>
+          <w:color w:val="000000" w:themeColor="text1"/>
+        </w:rPr>
+        <w:t>brute-force</w:t>
+      </w:r>
+      <w:proofErr w:type="spellEnd"/>
+      <w:r>
+        <w:rPr>
+          <w:rFonts w:cs="Times New Roman"/>
+          <w:color w:val="000000" w:themeColor="text1"/>
+        </w:rPr>
+        <w:t xml:space="preserve"> [18].</w:t>
+      </w:r>
     </w:p>
     <w:p>
       <w:pPr>
         <w:ind w:left="709" w:hanging="709"/>
-        <w:rPr>
-          <w:color w:val="000000" w:themeColor="text1"/>
-          <w:sz w:val="32"/>
+        <w:jc w:val="both"/>
+        <w:rPr>
+          <w:rFonts w:cs="Times New Roman"/>
+          <w:color w:val="000000" w:themeColor="text1"/>
         </w:rPr>
       </w:pPr>
     </w:p>
     <w:p>
       <w:pPr>
         <w:ind w:left="709" w:hanging="709"/>
-        <w:rPr>
-          <w:color w:val="000000" w:themeColor="text1"/>
-          <w:sz w:val="32"/>
-        </w:rPr>
-      </w:pPr>
+        <w:jc w:val="both"/>
+        <w:rPr>
+          <w:rFonts w:cs="Times New Roman"/>
+          <w:color w:val="000000" w:themeColor="text1"/>
+        </w:rPr>
+      </w:pPr>
+      <w:r>
+        <w:rPr>
+          <w:rFonts w:cs="Times New Roman"/>
+          <w:color w:val="000000" w:themeColor="text1"/>
+        </w:rPr>
+        <w:t xml:space="preserve">Tabela </w:t>
+      </w:r>
+      <w:proofErr w:type="spellStart"/>
+      <w:r>
+        <w:rPr>
+          <w:rFonts w:cs="Times New Roman"/>
+          <w:color w:val="000000" w:themeColor="text1"/>
+        </w:rPr>
+        <w:t>GeoRoutes</w:t>
+      </w:r>
+      <w:proofErr w:type="spellEnd"/>
+      <w:r>
+        <w:rPr>
+          <w:rFonts w:cs="Times New Roman"/>
+          <w:color w:val="000000" w:themeColor="text1"/>
+        </w:rPr>
+        <w:t xml:space="preserve"> – reprezentuje centralną encję aplikacji, agregującą metadane każdej zapisanej trasy. Tabela ta jest połączona z tabelą </w:t>
+      </w:r>
+      <w:proofErr w:type="spellStart"/>
+      <w:r>
+        <w:rPr>
+          <w:rFonts w:cs="Times New Roman"/>
+          <w:color w:val="000000" w:themeColor="text1"/>
+        </w:rPr>
+        <w:t>Users</w:t>
+      </w:r>
+      <w:proofErr w:type="spellEnd"/>
+      <w:r>
+        <w:rPr>
+          <w:rFonts w:cs="Times New Roman"/>
+          <w:color w:val="000000" w:themeColor="text1"/>
+        </w:rPr>
+        <w:t xml:space="preserve"> relacją jeden-do-wielu, gdzie jeden użytkownik może być autorem wielu tras. Integralność referencyjną zapewnia klucz obcy </w:t>
+      </w:r>
+      <w:proofErr w:type="spellStart"/>
+      <w:r>
+        <w:rPr>
+          <w:rFonts w:cs="Times New Roman"/>
+          <w:color w:val="000000" w:themeColor="text1"/>
+        </w:rPr>
+        <w:t>UserId</w:t>
+      </w:r>
+      <w:proofErr w:type="spellEnd"/>
+      <w:r>
+        <w:rPr>
+          <w:rFonts w:cs="Times New Roman"/>
+          <w:color w:val="000000" w:themeColor="text1"/>
+        </w:rPr>
+        <w:t xml:space="preserve">. Atrybut </w:t>
+      </w:r>
+      <w:proofErr w:type="spellStart"/>
+      <w:r>
+        <w:rPr>
+          <w:rFonts w:cs="Times New Roman"/>
+          <w:color w:val="000000" w:themeColor="text1"/>
+        </w:rPr>
+        <w:t>Visibility</w:t>
+      </w:r>
+      <w:proofErr w:type="spellEnd"/>
+      <w:r>
+        <w:rPr>
+          <w:rFonts w:cs="Times New Roman"/>
+          <w:color w:val="000000" w:themeColor="text1"/>
+        </w:rPr>
+        <w:t xml:space="preserve"> przechowuje poziom widoczności trasy, co jest kluczowe dla logiki autoryzacji dostępu do zasobu.</w:t>
+      </w:r>
     </w:p>
     <w:p>
       <w:pPr>
         <w:ind w:left="709" w:hanging="709"/>
-        <w:rPr>
-          <w:color w:val="000000" w:themeColor="text1"/>
-          <w:sz w:val="32"/>
+        <w:jc w:val="both"/>
+        <w:rPr>
+          <w:rFonts w:cs="Times New Roman"/>
+          <w:color w:val="000000" w:themeColor="text1"/>
         </w:rPr>
       </w:pPr>
     </w:p>
     <w:p>
       <w:pPr>
         <w:ind w:left="709" w:hanging="709"/>
-        <w:rPr>
-          <w:color w:val="000000" w:themeColor="text1"/>
-          <w:sz w:val="32"/>
-        </w:rPr>
-      </w:pPr>
+        <w:jc w:val="both"/>
+        <w:rPr>
+          <w:rFonts w:cs="Times New Roman"/>
+          <w:color w:val="000000" w:themeColor="text1"/>
+        </w:rPr>
+      </w:pPr>
+      <w:r>
+        <w:rPr>
+          <w:rFonts w:cs="Times New Roman"/>
+          <w:color w:val="000000" w:themeColor="text1"/>
+        </w:rPr>
+        <w:t xml:space="preserve">Tabela </w:t>
+      </w:r>
+      <w:proofErr w:type="spellStart"/>
+      <w:r>
+        <w:rPr>
+          <w:rFonts w:cs="Times New Roman"/>
+          <w:color w:val="000000" w:themeColor="text1"/>
+        </w:rPr>
+        <w:t>RoutePoints</w:t>
+      </w:r>
+      <w:proofErr w:type="spellEnd"/>
+      <w:r>
+        <w:rPr>
+          <w:rFonts w:cs="Times New Roman"/>
+          <w:color w:val="000000" w:themeColor="text1"/>
+        </w:rPr>
+        <w:t xml:space="preserve"> – zawiera sekwencję punktów geograficznych dla każdej trasy. Jest połączona z tabelą </w:t>
+      </w:r>
+      <w:proofErr w:type="spellStart"/>
+      <w:r>
+        <w:rPr>
+          <w:rFonts w:cs="Times New Roman"/>
+          <w:color w:val="000000" w:themeColor="text1"/>
+        </w:rPr>
+        <w:t>GeoRoutes</w:t>
+      </w:r>
+      <w:proofErr w:type="spellEnd"/>
+      <w:r>
+        <w:rPr>
+          <w:rFonts w:cs="Times New Roman"/>
+          <w:color w:val="000000" w:themeColor="text1"/>
+        </w:rPr>
+        <w:t xml:space="preserve"> relacją jeden-do-wielu poprzez klucz obcy </w:t>
+      </w:r>
+      <w:proofErr w:type="spellStart"/>
+      <w:r>
+        <w:rPr>
+          <w:rFonts w:cs="Times New Roman"/>
+          <w:color w:val="000000" w:themeColor="text1"/>
+        </w:rPr>
+        <w:t>RouteId</w:t>
+      </w:r>
+      <w:proofErr w:type="spellEnd"/>
+      <w:r>
+        <w:rPr>
+          <w:rFonts w:cs="Times New Roman"/>
+          <w:color w:val="000000" w:themeColor="text1"/>
+        </w:rPr>
+        <w:t xml:space="preserve">. Kluczowym atrybutem jest kolumna </w:t>
+      </w:r>
+      <w:proofErr w:type="spellStart"/>
+      <w:r>
+        <w:rPr>
+          <w:rFonts w:cs="Times New Roman"/>
+          <w:color w:val="000000" w:themeColor="text1"/>
+        </w:rPr>
+        <w:t>Location</w:t>
+      </w:r>
+      <w:proofErr w:type="spellEnd"/>
+      <w:r>
+        <w:rPr>
+          <w:rFonts w:cs="Times New Roman"/>
+          <w:color w:val="000000" w:themeColor="text1"/>
+        </w:rPr>
+        <w:t xml:space="preserve">, </w:t>
+      </w:r>
+      <w:proofErr w:type="gramStart"/>
+      <w:r>
+        <w:rPr>
+          <w:rFonts w:cs="Times New Roman"/>
+          <w:color w:val="000000" w:themeColor="text1"/>
+        </w:rPr>
+        <w:t>zdefiniowana jako</w:t>
+      </w:r>
+      <w:proofErr w:type="gramEnd"/>
+      <w:r>
+        <w:rPr>
+          <w:rFonts w:cs="Times New Roman"/>
+          <w:color w:val="000000" w:themeColor="text1"/>
+        </w:rPr>
+        <w:t xml:space="preserve"> typ </w:t>
+      </w:r>
+      <w:proofErr w:type="spellStart"/>
+      <w:r>
+        <w:rPr>
+          <w:rFonts w:cs="Times New Roman"/>
+          <w:color w:val="000000" w:themeColor="text1"/>
+        </w:rPr>
+        <w:t>geography</w:t>
+      </w:r>
+      <w:proofErr w:type="spellEnd"/>
+      <w:r>
+        <w:rPr>
+          <w:rFonts w:cs="Times New Roman"/>
+          <w:color w:val="000000" w:themeColor="text1"/>
+        </w:rPr>
+        <w:t>(</w:t>
+      </w:r>
+      <w:proofErr w:type="spellStart"/>
+      <w:r>
+        <w:rPr>
+          <w:rFonts w:cs="Times New Roman"/>
+          <w:color w:val="000000" w:themeColor="text1"/>
+        </w:rPr>
+        <w:t>PointZ</w:t>
+      </w:r>
+      <w:proofErr w:type="spellEnd"/>
+      <w:r>
+        <w:rPr>
+          <w:rFonts w:cs="Times New Roman"/>
+          <w:color w:val="000000" w:themeColor="text1"/>
+        </w:rPr>
+        <w:t xml:space="preserve">, 4326). Wybór typu GEOGRAPHY (zamiast GEOMETRY) był świadomą decyzją projektową, podyktowaną potrzebą wykonywania precyzyjnych obliczeń odległości na sferoidzie ziemskiej, a nie na płaskiej płaszczyźnie kartezjańskiej [13]. Komponent Z umożliwia przechowywanie wysokości n.p.m., a identyfikator SRID 4326 jednoznacznie określa system odniesienia </w:t>
+      </w:r>
+      <w:proofErr w:type="gramStart"/>
+      <w:r>
+        <w:rPr>
+          <w:rFonts w:cs="Times New Roman"/>
+          <w:color w:val="000000" w:themeColor="text1"/>
+        </w:rPr>
+        <w:t>przestrzennego jako</w:t>
+      </w:r>
+      <w:proofErr w:type="gramEnd"/>
+      <w:r>
+        <w:rPr>
+          <w:rFonts w:cs="Times New Roman"/>
+          <w:color w:val="000000" w:themeColor="text1"/>
+        </w:rPr>
+        <w:t xml:space="preserve"> WGS 84, który jest globalnym standardem dla danych GPS.</w:t>
+      </w:r>
     </w:p>
     <w:p>
       <w:pPr>
         <w:ind w:left="709" w:hanging="709"/>
-        <w:rPr>
-          <w:color w:val="000000" w:themeColor="text1"/>
-          <w:sz w:val="32"/>
+        <w:jc w:val="both"/>
+        <w:rPr>
+          <w:rFonts w:cs="Times New Roman"/>
+          <w:color w:val="000000" w:themeColor="text1"/>
         </w:rPr>
       </w:pPr>
     </w:p>
     <w:p>
       <w:pPr>
         <w:ind w:left="709" w:hanging="709"/>
-        <w:rPr>
-          <w:color w:val="000000" w:themeColor="text1"/>
-          <w:sz w:val="32"/>
-        </w:rPr>
-      </w:pPr>
+        <w:jc w:val="both"/>
+        <w:rPr>
+          <w:rFonts w:cs="Times New Roman"/>
+          <w:color w:val="000000" w:themeColor="text1"/>
+        </w:rPr>
+      </w:pPr>
+      <w:r>
+        <w:rPr>
+          <w:rFonts w:cs="Times New Roman"/>
+          <w:color w:val="000000" w:themeColor="text1"/>
+        </w:rPr>
+        <w:t xml:space="preserve">Tabela </w:t>
+      </w:r>
+      <w:proofErr w:type="spellStart"/>
+      <w:r>
+        <w:rPr>
+          <w:rFonts w:cs="Times New Roman"/>
+          <w:color w:val="000000" w:themeColor="text1"/>
+        </w:rPr>
+        <w:t>RouteStats</w:t>
+      </w:r>
+      <w:proofErr w:type="spellEnd"/>
+      <w:r>
+        <w:rPr>
+          <w:rFonts w:cs="Times New Roman"/>
+          <w:color w:val="000000" w:themeColor="text1"/>
+        </w:rPr>
+        <w:t xml:space="preserve"> – przechowuje obliczone statystyki dla każdej trasy, takie jak całkowity dystans, czas trwania czy suma przewyższeń. Połączona jest z tabelą </w:t>
+      </w:r>
+      <w:proofErr w:type="spellStart"/>
+      <w:r>
+        <w:rPr>
+          <w:rFonts w:cs="Times New Roman"/>
+          <w:color w:val="000000" w:themeColor="text1"/>
+        </w:rPr>
+        <w:t>GeoRoutes</w:t>
+      </w:r>
+      <w:proofErr w:type="spellEnd"/>
+      <w:r>
+        <w:rPr>
+          <w:rFonts w:cs="Times New Roman"/>
+          <w:color w:val="000000" w:themeColor="text1"/>
+        </w:rPr>
+        <w:t xml:space="preserve"> relacją jeden-do-jednego. Wyodrębnienie tych danych do osobnej tabeli jest formą celowej denormalizacji. Taka struktura pozwala na niezwykle szybkie pobieranie zagregowanych statystyk bez konieczności ponownego, kosztownego obliczania ich na podstawie potencjalnie tysięcy punktów przy każdym żądaniu, co znacząco poprawia wydajność aplikacji, zwłaszcza w widokach listujących wiele tras.</w:t>
+      </w:r>
     </w:p>
     <w:p>
       <w:pPr>
         <w:ind w:left="709" w:hanging="709"/>
-        <w:rPr>
-          <w:color w:val="000000" w:themeColor="text1"/>
-          <w:sz w:val="32"/>
-        </w:rPr>
-      </w:pPr>
+        <w:jc w:val="both"/>
+        <w:rPr>
+          <w:rFonts w:cs="Times New Roman"/>
+          <w:color w:val="000000" w:themeColor="text1"/>
+        </w:rPr>
+      </w:pPr>
+    </w:p>
+    <w:p>
+      <w:pPr>
+        <w:pStyle w:val="Nagwek1"/>
+        <w:rPr>
+          <w:rFonts w:ascii="Times New Roman" w:hAnsi="Times New Roman" w:cs="Times New Roman"/>
+          <w:b/>
+          <w:color w:val="000000" w:themeColor="text1"/>
+          <w:sz w:val="28"/>
+        </w:rPr>
+      </w:pPr>
+      <w:bookmarkStart w:id="11" w:name="_Toc214998278"/>
+      <w:r>
+        <w:rPr>
+          <w:rFonts w:ascii="Times New Roman" w:hAnsi="Times New Roman" w:cs="Times New Roman"/>
+          <w:b/>
+          <w:color w:val="000000" w:themeColor="text1"/>
+          <w:sz w:val="28"/>
+        </w:rPr>
+        <w:t>2.4</w:t>
+      </w:r>
+      <w:r>
+        <w:rPr>
+          <w:rFonts w:ascii="Times New Roman" w:hAnsi="Times New Roman" w:cs="Times New Roman"/>
+          <w:b/>
+          <w:color w:val="000000" w:themeColor="text1"/>
+          <w:sz w:val="28"/>
+        </w:rPr>
+        <w:t>.</w:t>
+      </w:r>
+      <w:r>
+        <w:rPr>
+          <w:rFonts w:ascii="Times New Roman" w:hAnsi="Times New Roman" w:cs="Times New Roman"/>
+          <w:b/>
+          <w:color w:val="000000" w:themeColor="text1"/>
+          <w:sz w:val="28"/>
+        </w:rPr>
+        <w:t>Projekt interfejsu programistycznego aplikacji (API)</w:t>
+      </w:r>
+      <w:r>
+        <w:rPr>
+          <w:rFonts w:ascii="Times New Roman" w:hAnsi="Times New Roman" w:cs="Times New Roman"/>
+          <w:b/>
+          <w:color w:val="000000" w:themeColor="text1"/>
+          <w:sz w:val="28"/>
+        </w:rPr>
+        <w:t>.</w:t>
+      </w:r>
+      <w:bookmarkEnd w:id="11"/>
     </w:p>
     <w:p>
       <w:pPr>
         <w:ind w:left="709" w:hanging="709"/>
-        <w:rPr>
-          <w:color w:val="000000" w:themeColor="text1"/>
-          <w:sz w:val="32"/>
-        </w:rPr>
-      </w:pPr>
+        <w:jc w:val="both"/>
+        <w:rPr>
+          <w:rFonts w:cs="Times New Roman"/>
+          <w:color w:val="000000" w:themeColor="text1"/>
+        </w:rPr>
+      </w:pPr>
+      <w:r>
+        <w:rPr>
+          <w:rFonts w:cs="Times New Roman"/>
+          <w:color w:val="000000" w:themeColor="text1"/>
+        </w:rPr>
+        <w:t>Komunikacja pomiędzy warstwą klienta (aplikacją SPA) a warstwą serwera odbywa się za pośrednictwem interfejsu programistycznego aplikacji (API), który został zaprojektowany zgodnie ze stylem architektonicznym REST (</w:t>
+      </w:r>
+      <w:proofErr w:type="spellStart"/>
+      <w:r>
+        <w:rPr>
+          <w:rFonts w:cs="Times New Roman"/>
+          <w:color w:val="000000" w:themeColor="text1"/>
+        </w:rPr>
+        <w:t>Representational</w:t>
+      </w:r>
+      <w:proofErr w:type="spellEnd"/>
+      <w:r>
+        <w:rPr>
+          <w:rFonts w:cs="Times New Roman"/>
+          <w:color w:val="000000" w:themeColor="text1"/>
+        </w:rPr>
+        <w:t xml:space="preserve"> </w:t>
+      </w:r>
+      <w:proofErr w:type="spellStart"/>
+      <w:r>
+        <w:rPr>
+          <w:rFonts w:cs="Times New Roman"/>
+          <w:color w:val="000000" w:themeColor="text1"/>
+        </w:rPr>
+        <w:t>State</w:t>
+      </w:r>
+      <w:proofErr w:type="spellEnd"/>
+      <w:r>
+        <w:rPr>
+          <w:rFonts w:cs="Times New Roman"/>
+          <w:color w:val="000000" w:themeColor="text1"/>
+        </w:rPr>
+        <w:t xml:space="preserve"> Transfer). Zgodnie z pryncypiami REST, interfejs jest zorientowany na zasoby (np. użytkownicy, trasy), a operacje na nich wykonywane są za pomocą standardowych metod protokołu HTTP, takich jak GET, POST, PUT i DELETE [12]. Takie podejście zapewnia jednolity i przewidywalny sposób interakcji, co znacząco ułatwia rozwój i integrację komponentów systemu. Wszystkie dane wymieniane pomiędzy klientem a serwerem są </w:t>
+      </w:r>
+      <w:proofErr w:type="spellStart"/>
+      <w:r>
+        <w:rPr>
+          <w:rFonts w:cs="Times New Roman"/>
+          <w:color w:val="000000" w:themeColor="text1"/>
+        </w:rPr>
+        <w:t>serializowane</w:t>
+      </w:r>
+      <w:proofErr w:type="spellEnd"/>
+      <w:r>
+        <w:rPr>
+          <w:rFonts w:cs="Times New Roman"/>
+          <w:color w:val="000000" w:themeColor="text1"/>
+        </w:rPr>
+        <w:t xml:space="preserve"> do formatu JSON.</w:t>
+      </w:r>
     </w:p>
     <w:p>
       <w:pPr>
         <w:ind w:left="709" w:hanging="709"/>
-        <w:rPr>
-          <w:color w:val="000000" w:themeColor="text1"/>
-          <w:sz w:val="32"/>
+        <w:jc w:val="both"/>
+        <w:rPr>
+          <w:rFonts w:cs="Times New Roman"/>
+          <w:color w:val="000000" w:themeColor="text1"/>
         </w:rPr>
       </w:pPr>
     </w:p>
     <w:p>
       <w:pPr>
         <w:ind w:left="709" w:hanging="709"/>
-        <w:rPr>
-          <w:color w:val="000000" w:themeColor="text1"/>
-          <w:sz w:val="32"/>
-        </w:rPr>
-      </w:pPr>
+        <w:jc w:val="both"/>
+        <w:rPr>
+          <w:rFonts w:cs="Times New Roman"/>
+          <w:color w:val="000000" w:themeColor="text1"/>
+        </w:rPr>
+      </w:pPr>
+      <w:r>
+        <w:rPr>
+          <w:rFonts w:cs="Times New Roman"/>
+          <w:color w:val="000000" w:themeColor="text1"/>
+        </w:rPr>
+        <w:t xml:space="preserve">        Interfejs API został podzielony na dwa główne kontrolery, grupujące operacje związane z poszczególnymi zasobami: </w:t>
+      </w:r>
+      <w:proofErr w:type="spellStart"/>
+      <w:r>
+        <w:rPr>
+          <w:rFonts w:cs="Times New Roman"/>
+          <w:color w:val="000000" w:themeColor="text1"/>
+        </w:rPr>
+        <w:t>UsersController</w:t>
+      </w:r>
+      <w:proofErr w:type="spellEnd"/>
+      <w:r>
+        <w:rPr>
+          <w:rFonts w:cs="Times New Roman"/>
+          <w:color w:val="000000" w:themeColor="text1"/>
+        </w:rPr>
+        <w:t xml:space="preserve"> do zarządzania użytkownikami i uwierzytelnianiem oraz </w:t>
+      </w:r>
+      <w:proofErr w:type="spellStart"/>
+      <w:r>
+        <w:rPr>
+          <w:rFonts w:cs="Times New Roman"/>
+          <w:color w:val="000000" w:themeColor="text1"/>
+        </w:rPr>
+        <w:t>RoutesController</w:t>
+      </w:r>
+      <w:proofErr w:type="spellEnd"/>
+      <w:r>
+        <w:rPr>
+          <w:rFonts w:cs="Times New Roman"/>
+          <w:color w:val="000000" w:themeColor="text1"/>
+        </w:rPr>
+        <w:t xml:space="preserve"> do obsługi wszystkich operacji na trasach. Dostęp do części zasobów jest publiczny (anonimowy), natomiast operacje modyfikujące dane lub dotyczące informacji prywatnych są chronione i wymagają od klienta przedstawienia ważnego </w:t>
+      </w:r>
+      <w:proofErr w:type="spellStart"/>
+      <w:r>
+        <w:rPr>
+          <w:rFonts w:cs="Times New Roman"/>
+          <w:color w:val="000000" w:themeColor="text1"/>
+        </w:rPr>
+        <w:t>tokena</w:t>
+      </w:r>
+      <w:proofErr w:type="spellEnd"/>
+      <w:r>
+        <w:rPr>
+          <w:rFonts w:cs="Times New Roman"/>
+          <w:color w:val="000000" w:themeColor="text1"/>
+        </w:rPr>
+        <w:t xml:space="preserve"> JWT w nagłówku autoryzacyjnym. Szczegółowy wykaz głównych punktów końcowych (ang. </w:t>
+      </w:r>
+      <w:proofErr w:type="spellStart"/>
+      <w:r>
+        <w:rPr>
+          <w:rFonts w:cs="Times New Roman"/>
+          <w:color w:val="000000" w:themeColor="text1"/>
+        </w:rPr>
+        <w:t>endpoints</w:t>
+      </w:r>
+      <w:proofErr w:type="spellEnd"/>
+      <w:r>
+        <w:rPr>
+          <w:rFonts w:cs="Times New Roman"/>
+          <w:color w:val="000000" w:themeColor="text1"/>
+        </w:rPr>
+        <w:t xml:space="preserve">) API, wraz z ich metodami, opisem i wymogami autoryzacji, przedstawiono w tabelach 2.1 </w:t>
+      </w:r>
+      <w:proofErr w:type="gramStart"/>
+      <w:r>
+        <w:rPr>
+          <w:rFonts w:cs="Times New Roman"/>
+          <w:color w:val="000000" w:themeColor="text1"/>
+        </w:rPr>
+        <w:t>i</w:t>
+      </w:r>
+      <w:proofErr w:type="gramEnd"/>
+      <w:r>
+        <w:rPr>
+          <w:rFonts w:cs="Times New Roman"/>
+          <w:color w:val="000000" w:themeColor="text1"/>
+        </w:rPr>
+        <w:t xml:space="preserve"> 2.2.</w:t>
+      </w:r>
     </w:p>
     <w:p>
       <w:pPr>
         <w:ind w:left="709" w:hanging="709"/>
-        <w:rPr>
-          <w:color w:val="000000" w:themeColor="text1"/>
-          <w:sz w:val="32"/>
+        <w:jc w:val="both"/>
+        <w:rPr>
+          <w:rFonts w:cs="Times New Roman"/>
+          <w:color w:val="000000" w:themeColor="text1"/>
         </w:rPr>
       </w:pPr>
     </w:p>
     <w:p>
       <w:pPr>
         <w:ind w:left="709" w:hanging="709"/>
-        <w:rPr>
-          <w:color w:val="000000" w:themeColor="text1"/>
-          <w:sz w:val="32"/>
-        </w:rPr>
-      </w:pPr>
+        <w:jc w:val="both"/>
+        <w:rPr>
+          <w:rFonts w:cs="Times New Roman"/>
+          <w:color w:val="000000" w:themeColor="text1"/>
+        </w:rPr>
+      </w:pPr>
+      <w:r>
+        <w:rPr>
+          <w:rFonts w:cs="Times New Roman"/>
+          <w:color w:val="000000" w:themeColor="text1"/>
+        </w:rPr>
+        <w:t>&lt;</w:t>
+      </w:r>
+      <w:proofErr w:type="spellStart"/>
+      <w:r>
+        <w:rPr>
+          <w:rFonts w:cs="Times New Roman"/>
+          <w:color w:val="000000" w:themeColor="text1"/>
+        </w:rPr>
+        <w:t>br</w:t>
+      </w:r>
+      <w:proofErr w:type="spellEnd"/>
+      <w:r>
+        <w:rPr>
+          <w:rFonts w:cs="Times New Roman"/>
+          <w:color w:val="000000" w:themeColor="text1"/>
+        </w:rPr>
+        <w:t>&gt;</w:t>
+      </w:r>
     </w:p>
     <w:p>
       <w:pPr>
         <w:ind w:left="709" w:hanging="709"/>
-        <w:rPr>
-          <w:color w:val="000000" w:themeColor="text1"/>
-          <w:sz w:val="32"/>
-        </w:rPr>
-      </w:pPr>
+        <w:jc w:val="both"/>
+        <w:rPr>
+          <w:rFonts w:cs="Times New Roman"/>
+          <w:color w:val="000000" w:themeColor="text1"/>
+        </w:rPr>
+      </w:pPr>
+      <w:r>
+        <w:rPr>
+          <w:rFonts w:cs="Times New Roman"/>
+          <w:color w:val="000000" w:themeColor="text1"/>
+        </w:rPr>
+        <w:t xml:space="preserve">Tabela 2.1. Główne punkty końcowe API dla zasobu </w:t>
+      </w:r>
+      <w:proofErr w:type="spellStart"/>
+      <w:r>
+        <w:rPr>
+          <w:rFonts w:cs="Times New Roman"/>
+          <w:color w:val="000000" w:themeColor="text1"/>
+        </w:rPr>
+        <w:t>Users</w:t>
+      </w:r>
+      <w:proofErr w:type="spellEnd"/>
     </w:p>
     <w:p>
       <w:pPr>
         <w:ind w:left="709" w:hanging="709"/>
-        <w:rPr>
-          <w:color w:val="000000" w:themeColor="text1"/>
-          <w:sz w:val="32"/>
-        </w:rPr>
-      </w:pPr>
+        <w:jc w:val="both"/>
+        <w:rPr>
+          <w:rFonts w:cs="Times New Roman"/>
+          <w:color w:val="000000" w:themeColor="text1"/>
+        </w:rPr>
+      </w:pPr>
+      <w:r>
+        <w:rPr>
+          <w:rFonts w:cs="Times New Roman"/>
+          <w:color w:val="000000" w:themeColor="text1"/>
+        </w:rPr>
+        <w:lastRenderedPageBreak/>
+        <w:t>(Wstaw tę tabelę wyśrodkowaną, zgodnie z wytycznymi formatowania tabel)</w:t>
+      </w:r>
     </w:p>
     <w:p>
       <w:pPr>
         <w:ind w:left="709" w:hanging="709"/>
-        <w:rPr>
-          <w:color w:val="000000" w:themeColor="text1"/>
-          <w:sz w:val="32"/>
+        <w:jc w:val="both"/>
+        <w:rPr>
+          <w:rFonts w:cs="Times New Roman"/>
+          <w:color w:val="000000" w:themeColor="text1"/>
         </w:rPr>
       </w:pPr>
     </w:p>
     <w:p>
       <w:pPr>
         <w:ind w:left="709" w:hanging="709"/>
-        <w:rPr>
-          <w:color w:val="000000" w:themeColor="text1"/>
-          <w:sz w:val="32"/>
+        <w:jc w:val="both"/>
+        <w:rPr>
+          <w:rFonts w:cs="Times New Roman"/>
+          <w:color w:val="000000" w:themeColor="text1"/>
         </w:rPr>
       </w:pPr>
     </w:p>
     <w:p>
       <w:pPr>
         <w:ind w:left="709" w:hanging="709"/>
-        <w:rPr>
-          <w:color w:val="000000" w:themeColor="text1"/>
-          <w:sz w:val="32"/>
+        <w:jc w:val="both"/>
+        <w:rPr>
+          <w:rFonts w:cs="Times New Roman"/>
+          <w:color w:val="000000" w:themeColor="text1"/>
         </w:rPr>
       </w:pPr>
     </w:p>
     <w:p>
       <w:pPr>
         <w:ind w:left="709" w:hanging="709"/>
-        <w:rPr>
-          <w:color w:val="000000" w:themeColor="text1"/>
-          <w:sz w:val="32"/>
+        <w:jc w:val="both"/>
+        <w:rPr>
+          <w:rFonts w:cs="Times New Roman"/>
+          <w:color w:val="000000" w:themeColor="text1"/>
         </w:rPr>
       </w:pPr>
     </w:p>
     <w:p>
       <w:pPr>
         <w:ind w:left="709" w:hanging="709"/>
-        <w:rPr>
-          <w:color w:val="000000" w:themeColor="text1"/>
-          <w:sz w:val="32"/>
+        <w:jc w:val="both"/>
+        <w:rPr>
+          <w:rFonts w:cs="Times New Roman"/>
+          <w:color w:val="000000" w:themeColor="text1"/>
         </w:rPr>
       </w:pPr>
     </w:p>
     <w:p>
       <w:pPr>
         <w:ind w:left="709" w:hanging="709"/>
-        <w:rPr>
-          <w:color w:val="000000" w:themeColor="text1"/>
-          <w:sz w:val="32"/>
-        </w:rPr>
-      </w:pPr>
-    </w:p>
+        <w:jc w:val="both"/>
+        <w:rPr>
+          <w:rFonts w:cs="Times New Roman"/>
+          <w:color w:val="000000" w:themeColor="text1"/>
+        </w:rPr>
+      </w:pPr>
+    </w:p>
+    <w:tbl>
+      <w:tblPr>
+        <w:tblStyle w:val="Tabela-Siatka"/>
+        <w:tblW w:w="9639" w:type="dxa"/>
+        <w:tblInd w:w="-5" w:type="dxa"/>
+        <w:tblLook w:val="04A0" w:firstRow="1" w:lastRow="0" w:firstColumn="1" w:lastColumn="0" w:noHBand="0" w:noVBand="1"/>
+      </w:tblPr>
+      <w:tblGrid>
+        <w:gridCol w:w="1418"/>
+        <w:gridCol w:w="3527"/>
+        <w:gridCol w:w="3277"/>
+        <w:gridCol w:w="1417"/>
+      </w:tblGrid>
+      <w:tr>
+        <w:tc>
+          <w:tcPr>
+            <w:tcW w:w="1418" w:type="dxa"/>
+          </w:tcPr>
+          <w:p>
+            <w:pPr>
+              <w:jc w:val="both"/>
+              <w:rPr>
+                <w:rFonts w:ascii="Calibri" w:hAnsi="Calibri" w:cs="Calibri"/>
+                <w:color w:val="000000" w:themeColor="text1"/>
+              </w:rPr>
+            </w:pPr>
+            <w:r>
+              <w:rPr>
+                <w:rFonts w:ascii="Calibri" w:hAnsi="Calibri" w:cs="Calibri"/>
+                <w:color w:val="000000" w:themeColor="text1"/>
+              </w:rPr>
+              <w:t>Model HTTP</w:t>
+            </w:r>
+          </w:p>
+        </w:tc>
+        <w:tc>
+          <w:tcPr>
+            <w:tcW w:w="3527" w:type="dxa"/>
+          </w:tcPr>
+          <w:p>
+            <w:pPr>
+              <w:jc w:val="both"/>
+              <w:rPr>
+                <w:rFonts w:ascii="Calibri" w:hAnsi="Calibri" w:cs="Calibri"/>
+                <w:color w:val="000000" w:themeColor="text1"/>
+              </w:rPr>
+            </w:pPr>
+            <w:r>
+              <w:rPr>
+                <w:rFonts w:ascii="Calibri" w:hAnsi="Calibri" w:cs="Calibri"/>
+                <w:color w:val="000000" w:themeColor="text1"/>
+              </w:rPr>
+              <w:t>Ścieżka URL</w:t>
+            </w:r>
+          </w:p>
+        </w:tc>
+        <w:tc>
+          <w:tcPr>
+            <w:tcW w:w="3277" w:type="dxa"/>
+          </w:tcPr>
+          <w:p>
+            <w:pPr>
+              <w:jc w:val="both"/>
+              <w:rPr>
+                <w:rFonts w:ascii="Calibri" w:hAnsi="Calibri" w:cs="Calibri"/>
+                <w:color w:val="000000" w:themeColor="text1"/>
+              </w:rPr>
+            </w:pPr>
+            <w:r>
+              <w:rPr>
+                <w:rFonts w:ascii="Calibri" w:hAnsi="Calibri" w:cs="Calibri"/>
+                <w:color w:val="000000" w:themeColor="text1"/>
+              </w:rPr>
+              <w:t>Opis działania</w:t>
+            </w:r>
+          </w:p>
+        </w:tc>
+        <w:tc>
+          <w:tcPr>
+            <w:tcW w:w="1417" w:type="dxa"/>
+          </w:tcPr>
+          <w:p>
+            <w:pPr>
+              <w:jc w:val="both"/>
+              <w:rPr>
+                <w:rFonts w:ascii="Calibri" w:hAnsi="Calibri" w:cs="Calibri"/>
+                <w:color w:val="000000" w:themeColor="text1"/>
+              </w:rPr>
+            </w:pPr>
+            <w:r>
+              <w:rPr>
+                <w:rFonts w:ascii="Calibri" w:hAnsi="Calibri" w:cs="Calibri"/>
+                <w:color w:val="000000" w:themeColor="text1"/>
+              </w:rPr>
+              <w:t>Wymaga autoryzacji</w:t>
+            </w:r>
+          </w:p>
+        </w:tc>
+      </w:tr>
+      <w:tr>
+        <w:tc>
+          <w:tcPr>
+            <w:tcW w:w="1418" w:type="dxa"/>
+            <w:shd w:val="clear" w:color="auto" w:fill="auto"/>
+          </w:tcPr>
+          <w:p>
+            <w:pPr>
+              <w:rPr>
+                <w:color w:val="000000" w:themeColor="text1"/>
+              </w:rPr>
+            </w:pPr>
+            <w:r>
+              <w:rPr>
+                <w:color w:val="000000" w:themeColor="text1"/>
+              </w:rPr>
+              <w:t>POST</w:t>
+            </w:r>
+          </w:p>
+        </w:tc>
+        <w:tc>
+          <w:tcPr>
+            <w:tcW w:w="3527" w:type="dxa"/>
+            <w:shd w:val="clear" w:color="auto" w:fill="auto"/>
+          </w:tcPr>
+          <w:p>
+            <w:pPr>
+              <w:rPr>
+                <w:color w:val="000000" w:themeColor="text1"/>
+              </w:rPr>
+            </w:pPr>
+            <w:r>
+              <w:rPr>
+                <w:color w:val="000000" w:themeColor="text1"/>
+              </w:rPr>
+              <w:t>/</w:t>
+            </w:r>
+            <w:proofErr w:type="spellStart"/>
+            <w:r>
+              <w:rPr>
+                <w:color w:val="000000" w:themeColor="text1"/>
+              </w:rPr>
+              <w:t>api</w:t>
+            </w:r>
+            <w:proofErr w:type="spellEnd"/>
+            <w:r>
+              <w:rPr>
+                <w:color w:val="000000" w:themeColor="text1"/>
+              </w:rPr>
+              <w:t>/</w:t>
+            </w:r>
+            <w:proofErr w:type="spellStart"/>
+            <w:r>
+              <w:rPr>
+                <w:color w:val="000000" w:themeColor="text1"/>
+              </w:rPr>
+              <w:t>users</w:t>
+            </w:r>
+            <w:proofErr w:type="spellEnd"/>
+            <w:r>
+              <w:rPr>
+                <w:color w:val="000000" w:themeColor="text1"/>
+              </w:rPr>
+              <w:t>/register</w:t>
+            </w:r>
+            <w:r>
+              <w:rPr>
+                <w:color w:val="000000" w:themeColor="text1"/>
+              </w:rPr>
+              <w:tab/>
+              <w:t>.</w:t>
+            </w:r>
+          </w:p>
+        </w:tc>
+        <w:tc>
+          <w:tcPr>
+            <w:tcW w:w="3277" w:type="dxa"/>
+            <w:shd w:val="clear" w:color="auto" w:fill="auto"/>
+          </w:tcPr>
+          <w:p>
+            <w:pPr>
+              <w:rPr>
+                <w:color w:val="000000" w:themeColor="text1"/>
+              </w:rPr>
+            </w:pPr>
+            <w:r>
+              <w:rPr>
+                <w:color w:val="000000" w:themeColor="text1"/>
+              </w:rPr>
+              <w:t>Rejestracja nowego użytkownika</w:t>
+            </w:r>
+          </w:p>
+        </w:tc>
+        <w:tc>
+          <w:tcPr>
+            <w:tcW w:w="1417" w:type="dxa"/>
+            <w:shd w:val="clear" w:color="auto" w:fill="auto"/>
+          </w:tcPr>
+          <w:p>
+            <w:pPr>
+              <w:rPr>
+                <w:color w:val="000000" w:themeColor="text1"/>
+              </w:rPr>
+            </w:pPr>
+            <w:r>
+              <w:rPr>
+                <w:color w:val="000000" w:themeColor="text1"/>
+              </w:rPr>
+              <w:t>Nie</w:t>
+            </w:r>
+          </w:p>
+        </w:tc>
+      </w:tr>
+      <w:tr>
+        <w:tc>
+          <w:tcPr>
+            <w:tcW w:w="1418" w:type="dxa"/>
+            <w:shd w:val="clear" w:color="auto" w:fill="auto"/>
+          </w:tcPr>
+          <w:p>
+            <w:pPr>
+              <w:rPr>
+                <w:color w:val="000000" w:themeColor="text1"/>
+              </w:rPr>
+            </w:pPr>
+            <w:r>
+              <w:rPr>
+                <w:color w:val="000000" w:themeColor="text1"/>
+              </w:rPr>
+              <w:t>POST</w:t>
+            </w:r>
+          </w:p>
+        </w:tc>
+        <w:tc>
+          <w:tcPr>
+            <w:tcW w:w="3527" w:type="dxa"/>
+            <w:shd w:val="clear" w:color="auto" w:fill="auto"/>
+          </w:tcPr>
+          <w:p>
+            <w:pPr>
+              <w:rPr>
+                <w:color w:val="000000" w:themeColor="text1"/>
+              </w:rPr>
+            </w:pPr>
+            <w:r>
+              <w:rPr>
+                <w:color w:val="000000" w:themeColor="text1"/>
+              </w:rPr>
+              <w:t>/</w:t>
+            </w:r>
+            <w:proofErr w:type="spellStart"/>
+            <w:r>
+              <w:rPr>
+                <w:color w:val="000000" w:themeColor="text1"/>
+              </w:rPr>
+              <w:t>api</w:t>
+            </w:r>
+            <w:proofErr w:type="spellEnd"/>
+            <w:r>
+              <w:rPr>
+                <w:color w:val="000000" w:themeColor="text1"/>
+              </w:rPr>
+              <w:t>/</w:t>
+            </w:r>
+            <w:proofErr w:type="spellStart"/>
+            <w:r>
+              <w:rPr>
+                <w:color w:val="000000" w:themeColor="text1"/>
+              </w:rPr>
+              <w:t>users</w:t>
+            </w:r>
+            <w:proofErr w:type="spellEnd"/>
+            <w:r>
+              <w:rPr>
+                <w:color w:val="000000" w:themeColor="text1"/>
+              </w:rPr>
+              <w:t>/login</w:t>
+            </w:r>
+            <w:r>
+              <w:rPr>
+                <w:color w:val="000000" w:themeColor="text1"/>
+              </w:rPr>
+              <w:tab/>
+            </w:r>
+          </w:p>
+        </w:tc>
+        <w:tc>
+          <w:tcPr>
+            <w:tcW w:w="3277" w:type="dxa"/>
+            <w:shd w:val="clear" w:color="auto" w:fill="auto"/>
+          </w:tcPr>
+          <w:p>
+            <w:pPr>
+              <w:rPr>
+                <w:color w:val="000000" w:themeColor="text1"/>
+              </w:rPr>
+            </w:pPr>
+            <w:r>
+              <w:rPr>
+                <w:color w:val="000000" w:themeColor="text1"/>
+              </w:rPr>
+              <w:t xml:space="preserve">Uwierzytelnienie użytkownika i zwrot </w:t>
+            </w:r>
+            <w:proofErr w:type="spellStart"/>
+            <w:r>
+              <w:rPr>
+                <w:color w:val="000000" w:themeColor="text1"/>
+              </w:rPr>
+              <w:t>tokena</w:t>
+            </w:r>
+            <w:proofErr w:type="spellEnd"/>
+            <w:r>
+              <w:rPr>
+                <w:color w:val="000000" w:themeColor="text1"/>
+              </w:rPr>
+              <w:t xml:space="preserve"> JWT.</w:t>
+            </w:r>
+          </w:p>
+        </w:tc>
+        <w:tc>
+          <w:tcPr>
+            <w:tcW w:w="1417" w:type="dxa"/>
+            <w:shd w:val="clear" w:color="auto" w:fill="auto"/>
+          </w:tcPr>
+          <w:p>
+            <w:pPr>
+              <w:rPr>
+                <w:color w:val="000000" w:themeColor="text1"/>
+              </w:rPr>
+            </w:pPr>
+            <w:r>
+              <w:rPr>
+                <w:color w:val="000000" w:themeColor="text1"/>
+              </w:rPr>
+              <w:t>Nie</w:t>
+            </w:r>
+          </w:p>
+        </w:tc>
+      </w:tr>
+      <w:tr>
+        <w:tc>
+          <w:tcPr>
+            <w:tcW w:w="1418" w:type="dxa"/>
+            <w:shd w:val="clear" w:color="auto" w:fill="auto"/>
+          </w:tcPr>
+          <w:p>
+            <w:pPr>
+              <w:rPr>
+                <w:color w:val="000000" w:themeColor="text1"/>
+              </w:rPr>
+            </w:pPr>
+            <w:r>
+              <w:rPr>
+                <w:color w:val="000000" w:themeColor="text1"/>
+              </w:rPr>
+              <w:t>POST</w:t>
+            </w:r>
+          </w:p>
+        </w:tc>
+        <w:tc>
+          <w:tcPr>
+            <w:tcW w:w="3527" w:type="dxa"/>
+            <w:shd w:val="clear" w:color="auto" w:fill="auto"/>
+          </w:tcPr>
+          <w:p>
+            <w:pPr>
+              <w:rPr>
+                <w:color w:val="000000" w:themeColor="text1"/>
+              </w:rPr>
+            </w:pPr>
+            <w:r>
+              <w:rPr>
+                <w:rFonts w:ascii="Courier New" w:hAnsi="Courier New" w:cs="Courier New"/>
+                <w:color w:val="000000" w:themeColor="text1"/>
+                <w:szCs w:val="19"/>
+                <w:bdr w:val="single" w:sz="2" w:space="0" w:color="E5E7EB" w:frame="1"/>
+                <w:shd w:val="clear" w:color="auto" w:fill="292A2E"/>
+              </w:rPr>
+              <w:br/>
+            </w:r>
+            <w:r>
+              <w:rPr>
+                <w:color w:val="000000" w:themeColor="text1"/>
+              </w:rPr>
+              <w:t>/</w:t>
+            </w:r>
+            <w:proofErr w:type="spellStart"/>
+            <w:r>
+              <w:rPr>
+                <w:color w:val="000000" w:themeColor="text1"/>
+              </w:rPr>
+              <w:t>api</w:t>
+            </w:r>
+            <w:proofErr w:type="spellEnd"/>
+            <w:r>
+              <w:rPr>
+                <w:color w:val="000000" w:themeColor="text1"/>
+              </w:rPr>
+              <w:t>/</w:t>
+            </w:r>
+            <w:proofErr w:type="spellStart"/>
+            <w:r>
+              <w:rPr>
+                <w:color w:val="000000" w:themeColor="text1"/>
+              </w:rPr>
+              <w:t>users</w:t>
+            </w:r>
+            <w:proofErr w:type="spellEnd"/>
+            <w:r>
+              <w:rPr>
+                <w:color w:val="000000" w:themeColor="text1"/>
+              </w:rPr>
+              <w:t>/</w:t>
+            </w:r>
+            <w:proofErr w:type="spellStart"/>
+            <w:r>
+              <w:rPr>
+                <w:color w:val="000000" w:themeColor="text1"/>
+              </w:rPr>
+              <w:t>verify</w:t>
+            </w:r>
+            <w:proofErr w:type="spellEnd"/>
+            <w:r>
+              <w:rPr>
+                <w:color w:val="000000" w:themeColor="text1"/>
+              </w:rPr>
+              <w:t>-email</w:t>
+            </w:r>
+          </w:p>
+          <w:p>
+            <w:pPr>
+              <w:rPr>
+                <w:color w:val="000000" w:themeColor="text1"/>
+              </w:rPr>
+            </w:pPr>
+            <w:r>
+              <w:rPr>
+                <w:color w:val="000000" w:themeColor="text1"/>
+              </w:rPr>
+              <w:tab/>
+            </w:r>
+          </w:p>
+        </w:tc>
+        <w:tc>
+          <w:tcPr>
+            <w:tcW w:w="3277" w:type="dxa"/>
+            <w:shd w:val="clear" w:color="auto" w:fill="auto"/>
+          </w:tcPr>
+          <w:p>
+            <w:pPr>
+              <w:rPr>
+                <w:color w:val="000000" w:themeColor="text1"/>
+              </w:rPr>
+            </w:pPr>
+            <w:r>
+              <w:rPr>
+                <w:color w:val="000000" w:themeColor="text1"/>
+              </w:rPr>
+              <w:t xml:space="preserve">Weryfikacja adresu e-mail na podstawie </w:t>
+            </w:r>
+            <w:proofErr w:type="spellStart"/>
+            <w:r>
+              <w:rPr>
+                <w:color w:val="000000" w:themeColor="text1"/>
+              </w:rPr>
+              <w:t>tokena</w:t>
+            </w:r>
+            <w:proofErr w:type="spellEnd"/>
+            <w:r>
+              <w:rPr>
+                <w:color w:val="000000" w:themeColor="text1"/>
+              </w:rPr>
+              <w:t>.</w:t>
+            </w:r>
+          </w:p>
+        </w:tc>
+        <w:tc>
+          <w:tcPr>
+            <w:tcW w:w="1417" w:type="dxa"/>
+            <w:shd w:val="clear" w:color="auto" w:fill="auto"/>
+          </w:tcPr>
+          <w:p>
+            <w:pPr>
+              <w:rPr>
+                <w:color w:val="000000" w:themeColor="text1"/>
+              </w:rPr>
+            </w:pPr>
+            <w:r>
+              <w:rPr>
+                <w:color w:val="000000" w:themeColor="text1"/>
+              </w:rPr>
+              <w:t>Nie</w:t>
+            </w:r>
+          </w:p>
+        </w:tc>
+      </w:tr>
+      <w:tr>
+        <w:tc>
+          <w:tcPr>
+            <w:tcW w:w="1418" w:type="dxa"/>
+            <w:shd w:val="clear" w:color="auto" w:fill="auto"/>
+          </w:tcPr>
+          <w:p>
+            <w:pPr>
+              <w:rPr>
+                <w:color w:val="000000" w:themeColor="text1"/>
+              </w:rPr>
+            </w:pPr>
+            <w:r>
+              <w:rPr>
+                <w:color w:val="000000" w:themeColor="text1"/>
+              </w:rPr>
+              <w:t>GET</w:t>
+            </w:r>
+          </w:p>
+        </w:tc>
+        <w:tc>
+          <w:tcPr>
+            <w:tcW w:w="3527" w:type="dxa"/>
+            <w:shd w:val="clear" w:color="auto" w:fill="auto"/>
+          </w:tcPr>
+          <w:p>
+            <w:pPr>
+              <w:rPr>
+                <w:color w:val="000000" w:themeColor="text1"/>
+              </w:rPr>
+            </w:pPr>
+            <w:r>
+              <w:rPr>
+                <w:color w:val="000000" w:themeColor="text1"/>
+              </w:rPr>
+              <w:t>/</w:t>
+            </w:r>
+            <w:proofErr w:type="spellStart"/>
+            <w:r>
+              <w:rPr>
+                <w:color w:val="000000" w:themeColor="text1"/>
+              </w:rPr>
+              <w:t>api</w:t>
+            </w:r>
+            <w:proofErr w:type="spellEnd"/>
+            <w:r>
+              <w:rPr>
+                <w:color w:val="000000" w:themeColor="text1"/>
+              </w:rPr>
+              <w:t>/</w:t>
+            </w:r>
+            <w:proofErr w:type="spellStart"/>
+            <w:r>
+              <w:rPr>
+                <w:color w:val="000000" w:themeColor="text1"/>
+              </w:rPr>
+              <w:t>users</w:t>
+            </w:r>
+            <w:proofErr w:type="spellEnd"/>
+            <w:r>
+              <w:rPr>
+                <w:color w:val="000000" w:themeColor="text1"/>
+              </w:rPr>
+              <w:t>/</w:t>
+            </w:r>
+            <w:proofErr w:type="spellStart"/>
+            <w:r>
+              <w:rPr>
+                <w:color w:val="000000" w:themeColor="text1"/>
+              </w:rPr>
+              <w:t>GetUserId</w:t>
+            </w:r>
+            <w:proofErr w:type="spellEnd"/>
+          </w:p>
+          <w:p>
+            <w:pPr>
+              <w:rPr>
+                <w:color w:val="000000" w:themeColor="text1"/>
+              </w:rPr>
+            </w:pPr>
+            <w:r>
+              <w:rPr>
+                <w:color w:val="000000" w:themeColor="text1"/>
+              </w:rPr>
+              <w:tab/>
+            </w:r>
+          </w:p>
+        </w:tc>
+        <w:tc>
+          <w:tcPr>
+            <w:tcW w:w="3277" w:type="dxa"/>
+            <w:shd w:val="clear" w:color="auto" w:fill="auto"/>
+          </w:tcPr>
+          <w:p>
+            <w:pPr>
+              <w:rPr>
+                <w:color w:val="000000" w:themeColor="text1"/>
+              </w:rPr>
+            </w:pPr>
+            <w:r>
+              <w:rPr>
+                <w:color w:val="000000" w:themeColor="text1"/>
+              </w:rPr>
+              <w:t>Pobranie danych zalogowanego użytkownika.</w:t>
+            </w:r>
+          </w:p>
+        </w:tc>
+        <w:tc>
+          <w:tcPr>
+            <w:tcW w:w="1417" w:type="dxa"/>
+            <w:shd w:val="clear" w:color="auto" w:fill="auto"/>
+          </w:tcPr>
+          <w:p>
+            <w:pPr>
+              <w:rPr>
+                <w:color w:val="000000" w:themeColor="text1"/>
+              </w:rPr>
+            </w:pPr>
+            <w:r>
+              <w:rPr>
+                <w:color w:val="000000" w:themeColor="text1"/>
+              </w:rPr>
+              <w:t>Tak</w:t>
+            </w:r>
+          </w:p>
+        </w:tc>
+      </w:tr>
+      <w:tr>
+        <w:tc>
+          <w:tcPr>
+            <w:tcW w:w="1418" w:type="dxa"/>
+            <w:shd w:val="clear" w:color="auto" w:fill="auto"/>
+          </w:tcPr>
+          <w:p>
+            <w:pPr>
+              <w:rPr>
+                <w:color w:val="000000" w:themeColor="text1"/>
+              </w:rPr>
+            </w:pPr>
+            <w:r>
+              <w:rPr>
+                <w:color w:val="000000" w:themeColor="text1"/>
+              </w:rPr>
+              <w:t>POST</w:t>
+            </w:r>
+          </w:p>
+        </w:tc>
+        <w:tc>
+          <w:tcPr>
+            <w:tcW w:w="3527" w:type="dxa"/>
+            <w:shd w:val="clear" w:color="auto" w:fill="auto"/>
+          </w:tcPr>
+          <w:p>
+            <w:pPr>
+              <w:rPr>
+                <w:color w:val="000000" w:themeColor="text1"/>
+              </w:rPr>
+            </w:pPr>
+            <w:r>
+              <w:rPr>
+                <w:color w:val="000000" w:themeColor="text1"/>
+              </w:rPr>
+              <w:t>/</w:t>
+            </w:r>
+            <w:proofErr w:type="spellStart"/>
+            <w:r>
+              <w:rPr>
+                <w:color w:val="000000" w:themeColor="text1"/>
+              </w:rPr>
+              <w:t>api</w:t>
+            </w:r>
+            <w:proofErr w:type="spellEnd"/>
+            <w:r>
+              <w:rPr>
+                <w:color w:val="000000" w:themeColor="text1"/>
+              </w:rPr>
+              <w:t>/</w:t>
+            </w:r>
+            <w:proofErr w:type="spellStart"/>
+            <w:r>
+              <w:rPr>
+                <w:color w:val="000000" w:themeColor="text1"/>
+              </w:rPr>
+              <w:t>users</w:t>
+            </w:r>
+            <w:proofErr w:type="spellEnd"/>
+            <w:r>
+              <w:rPr>
+                <w:color w:val="000000" w:themeColor="text1"/>
+              </w:rPr>
+              <w:t>/</w:t>
+            </w:r>
+            <w:proofErr w:type="spellStart"/>
+            <w:r>
+              <w:rPr>
+                <w:color w:val="000000" w:themeColor="text1"/>
+              </w:rPr>
+              <w:t>avatar</w:t>
+            </w:r>
+            <w:proofErr w:type="spellEnd"/>
+            <w:r>
+              <w:rPr>
+                <w:color w:val="000000" w:themeColor="text1"/>
+              </w:rPr>
+              <w:tab/>
+            </w:r>
+          </w:p>
+        </w:tc>
+        <w:tc>
+          <w:tcPr>
+            <w:tcW w:w="3277" w:type="dxa"/>
+            <w:shd w:val="clear" w:color="auto" w:fill="auto"/>
+          </w:tcPr>
+          <w:p>
+            <w:pPr>
+              <w:rPr>
+                <w:color w:val="000000" w:themeColor="text1"/>
+              </w:rPr>
+            </w:pPr>
+            <w:r>
+              <w:rPr>
+                <w:color w:val="000000" w:themeColor="text1"/>
+              </w:rPr>
+              <w:t>Przesłanie i aktualizacja awatara użytkownika.</w:t>
+            </w:r>
+          </w:p>
+        </w:tc>
+        <w:tc>
+          <w:tcPr>
+            <w:tcW w:w="1417" w:type="dxa"/>
+            <w:shd w:val="clear" w:color="auto" w:fill="auto"/>
+          </w:tcPr>
+          <w:p>
+            <w:pPr>
+              <w:rPr>
+                <w:color w:val="000000" w:themeColor="text1"/>
+              </w:rPr>
+            </w:pPr>
+            <w:r>
+              <w:rPr>
+                <w:color w:val="000000" w:themeColor="text1"/>
+              </w:rPr>
+              <w:t>Tak</w:t>
+            </w:r>
+          </w:p>
+        </w:tc>
+      </w:tr>
+      <w:tr>
+        <w:tc>
+          <w:tcPr>
+            <w:tcW w:w="1418" w:type="dxa"/>
+            <w:shd w:val="clear" w:color="auto" w:fill="auto"/>
+          </w:tcPr>
+          <w:p>
+            <w:r>
+              <w:t>POST</w:t>
+            </w:r>
+          </w:p>
+        </w:tc>
+        <w:tc>
+          <w:tcPr>
+            <w:tcW w:w="3527" w:type="dxa"/>
+            <w:shd w:val="clear" w:color="auto" w:fill="auto"/>
+          </w:tcPr>
+          <w:p>
+            <w:pPr>
+              <w:rPr>
+                <w:color w:val="000000" w:themeColor="text1"/>
+              </w:rPr>
+            </w:pPr>
+            <w:r>
+              <w:rPr>
+                <w:rFonts w:ascii="Courier New" w:hAnsi="Courier New" w:cs="Courier New"/>
+                <w:color w:val="000000" w:themeColor="text1"/>
+                <w:szCs w:val="19"/>
+                <w:bdr w:val="single" w:sz="2" w:space="0" w:color="E5E7EB" w:frame="1"/>
+                <w:shd w:val="clear" w:color="auto" w:fill="292A2E"/>
+              </w:rPr>
+              <w:br/>
+            </w:r>
+            <w:r>
+              <w:rPr>
+                <w:color w:val="000000" w:themeColor="text1"/>
+              </w:rPr>
+              <w:t>/</w:t>
+            </w:r>
+            <w:proofErr w:type="spellStart"/>
+            <w:r>
+              <w:rPr>
+                <w:color w:val="000000" w:themeColor="text1"/>
+              </w:rPr>
+              <w:t>api</w:t>
+            </w:r>
+            <w:proofErr w:type="spellEnd"/>
+            <w:r>
+              <w:rPr>
+                <w:color w:val="000000" w:themeColor="text1"/>
+              </w:rPr>
+              <w:t>/</w:t>
+            </w:r>
+            <w:proofErr w:type="spellStart"/>
+            <w:r>
+              <w:rPr>
+                <w:color w:val="000000" w:themeColor="text1"/>
+              </w:rPr>
+              <w:t>users</w:t>
+            </w:r>
+            <w:proofErr w:type="spellEnd"/>
+            <w:r>
+              <w:rPr>
+                <w:color w:val="000000" w:themeColor="text1"/>
+              </w:rPr>
+              <w:t>/</w:t>
+            </w:r>
+            <w:proofErr w:type="spellStart"/>
+            <w:r>
+              <w:rPr>
+                <w:color w:val="000000" w:themeColor="text1"/>
+              </w:rPr>
+              <w:t>change-password</w:t>
+            </w:r>
+            <w:proofErr w:type="spellEnd"/>
+          </w:p>
+          <w:p>
+            <w:pPr>
+              <w:rPr>
+                <w:color w:val="000000" w:themeColor="text1"/>
+              </w:rPr>
+            </w:pPr>
+            <w:r>
+              <w:rPr>
+                <w:color w:val="000000" w:themeColor="text1"/>
+              </w:rPr>
+              <w:tab/>
+            </w:r>
+          </w:p>
+        </w:tc>
+        <w:tc>
+          <w:tcPr>
+            <w:tcW w:w="3277" w:type="dxa"/>
+            <w:shd w:val="clear" w:color="auto" w:fill="auto"/>
+          </w:tcPr>
+          <w:p>
+            <w:pPr>
+              <w:rPr>
+                <w:color w:val="000000" w:themeColor="text1"/>
+              </w:rPr>
+            </w:pPr>
+            <w:r>
+              <w:rPr>
+                <w:color w:val="000000" w:themeColor="text1"/>
+              </w:rPr>
+              <w:t>Zmiana hasła zalogowanego użytkownika.</w:t>
+            </w:r>
+          </w:p>
+        </w:tc>
+        <w:tc>
+          <w:tcPr>
+            <w:tcW w:w="1417" w:type="dxa"/>
+            <w:shd w:val="clear" w:color="auto" w:fill="auto"/>
+          </w:tcPr>
+          <w:p>
+            <w:pPr>
+              <w:rPr>
+                <w:color w:val="000000" w:themeColor="text1"/>
+              </w:rPr>
+            </w:pPr>
+            <w:r>
+              <w:rPr>
+                <w:color w:val="000000" w:themeColor="text1"/>
+              </w:rPr>
+              <w:t>Tak</w:t>
+            </w:r>
+          </w:p>
+        </w:tc>
+      </w:tr>
+    </w:tbl>
     <w:p>
       <w:pPr>
         <w:ind w:left="709" w:hanging="709"/>
-        <w:rPr>
-          <w:color w:val="000000" w:themeColor="text1"/>
-          <w:sz w:val="32"/>
+        <w:jc w:val="both"/>
+        <w:rPr>
+          <w:rFonts w:ascii="Calibri" w:hAnsi="Calibri" w:cs="Calibri"/>
+          <w:color w:val="000000" w:themeColor="text1"/>
         </w:rPr>
       </w:pPr>
     </w:p>
     <w:p>
       <w:pPr>
         <w:ind w:left="709" w:hanging="709"/>
-        <w:rPr>
-          <w:color w:val="000000" w:themeColor="text1"/>
-          <w:sz w:val="32"/>
+        <w:jc w:val="both"/>
+        <w:rPr>
+          <w:rFonts w:ascii="Calibri" w:hAnsi="Calibri" w:cs="Calibri"/>
+          <w:color w:val="000000" w:themeColor="text1"/>
         </w:rPr>
       </w:pPr>
     </w:p>
     <w:p>
       <w:pPr>
         <w:ind w:left="709" w:hanging="709"/>
-        <w:rPr>
-          <w:color w:val="000000" w:themeColor="text1"/>
-          <w:sz w:val="32"/>
-        </w:rPr>
-      </w:pPr>
+        <w:jc w:val="both"/>
+        <w:rPr>
+          <w:rFonts w:ascii="Calibri" w:hAnsi="Calibri" w:cs="Calibri"/>
+          <w:color w:val="000000" w:themeColor="text1"/>
+        </w:rPr>
+      </w:pPr>
+      <w:r>
+        <w:rPr>
+          <w:rFonts w:ascii="Calibri" w:hAnsi="Calibri" w:cs="Calibri"/>
+          <w:color w:val="000000" w:themeColor="text1"/>
+        </w:rPr>
+        <w:t>&lt;</w:t>
+      </w:r>
+      <w:proofErr w:type="spellStart"/>
+      <w:r>
+        <w:rPr>
+          <w:rFonts w:ascii="Calibri" w:hAnsi="Calibri" w:cs="Calibri"/>
+          <w:color w:val="000000" w:themeColor="text1"/>
+        </w:rPr>
+        <w:t>br</w:t>
+      </w:r>
+      <w:proofErr w:type="spellEnd"/>
+      <w:r>
+        <w:rPr>
+          <w:rFonts w:ascii="Calibri" w:hAnsi="Calibri" w:cs="Calibri"/>
+          <w:color w:val="000000" w:themeColor="text1"/>
+        </w:rPr>
+        <w:t>&gt;</w:t>
+      </w:r>
     </w:p>
     <w:p>
       <w:pPr>
         <w:ind w:left="709" w:hanging="709"/>
-        <w:rPr>
-          <w:color w:val="000000" w:themeColor="text1"/>
-          <w:sz w:val="32"/>
-        </w:rPr>
-      </w:pPr>
+        <w:jc w:val="both"/>
+        <w:rPr>
+          <w:rFonts w:ascii="Calibri" w:hAnsi="Calibri" w:cs="Calibri"/>
+          <w:color w:val="000000" w:themeColor="text1"/>
+        </w:rPr>
+      </w:pPr>
+      <w:r>
+        <w:rPr>
+          <w:rFonts w:ascii="Calibri" w:hAnsi="Calibri" w:cs="Calibri"/>
+          <w:color w:val="000000" w:themeColor="text1"/>
+        </w:rPr>
+        <w:t xml:space="preserve">Tabela 2.2. Główne punkty końcowe API dla zasobu </w:t>
+      </w:r>
+      <w:proofErr w:type="spellStart"/>
+      <w:r>
+        <w:rPr>
+          <w:rFonts w:ascii="Calibri" w:hAnsi="Calibri" w:cs="Calibri"/>
+          <w:color w:val="000000" w:themeColor="text1"/>
+        </w:rPr>
+        <w:t>Routes</w:t>
+      </w:r>
+      <w:proofErr w:type="spellEnd"/>
     </w:p>
     <w:p>
       <w:pPr>
         <w:ind w:left="709" w:hanging="709"/>
-        <w:rPr>
-          <w:color w:val="000000" w:themeColor="text1"/>
-          <w:sz w:val="32"/>
-        </w:rPr>
-      </w:pPr>
-    </w:p>
+        <w:jc w:val="both"/>
+        <w:rPr>
+          <w:rFonts w:ascii="Calibri" w:hAnsi="Calibri" w:cs="Calibri"/>
+          <w:color w:val="000000" w:themeColor="text1"/>
+        </w:rPr>
+      </w:pPr>
+      <w:r>
+        <w:rPr>
+          <w:rFonts w:ascii="Calibri" w:hAnsi="Calibri" w:cs="Calibri"/>
+          <w:color w:val="000000" w:themeColor="text1"/>
+        </w:rPr>
+        <w:t>(Wstaw tę tabelę wyśrodkowaną, zgodnie z wytycznymi formatowania tabel)</w:t>
+      </w:r>
+    </w:p>
+    <w:tbl>
+      <w:tblPr>
+        <w:tblW w:w="0" w:type="auto"/>
+        <w:tblBorders>
+          <w:top w:val="single" w:sz="4" w:space="0" w:color="auto"/>
+          <w:left w:val="single" w:sz="4" w:space="0" w:color="auto"/>
+          <w:bottom w:val="single" w:sz="4" w:space="0" w:color="auto"/>
+          <w:right w:val="single" w:sz="4" w:space="0" w:color="auto"/>
+          <w:insideH w:val="single" w:sz="4" w:space="0" w:color="auto"/>
+          <w:insideV w:val="single" w:sz="4" w:space="0" w:color="auto"/>
+        </w:tblBorders>
+        <w:tblLook w:val="04A0" w:firstRow="1" w:lastRow="0" w:firstColumn="1" w:lastColumn="0" w:noHBand="0" w:noVBand="1"/>
+      </w:tblPr>
+      <w:tblGrid>
+        <w:gridCol w:w="2127"/>
+        <w:gridCol w:w="2367"/>
+        <w:gridCol w:w="2146"/>
+        <w:gridCol w:w="2137"/>
+      </w:tblGrid>
+      <w:tr>
+        <w:tc>
+          <w:tcPr>
+            <w:tcW w:w="2160" w:type="dxa"/>
+          </w:tcPr>
+          <w:p>
+            <w:r>
+              <w:rPr>
+                <w:color w:val="000000"/>
+              </w:rPr>
+              <w:t>Metoda HTTP</w:t>
+            </w:r>
+          </w:p>
+        </w:tc>
+        <w:tc>
+          <w:tcPr>
+            <w:tcW w:w="2160" w:type="dxa"/>
+          </w:tcPr>
+          <w:p>
+            <w:r>
+              <w:rPr>
+                <w:color w:val="000000"/>
+              </w:rPr>
+              <w:t>Ścieżka URI</w:t>
+            </w:r>
+          </w:p>
+        </w:tc>
+        <w:tc>
+          <w:tcPr>
+            <w:tcW w:w="2160" w:type="dxa"/>
+          </w:tcPr>
+          <w:p>
+            <w:r>
+              <w:rPr>
+                <w:color w:val="000000"/>
+              </w:rPr>
+              <w:t>Opis działania</w:t>
+            </w:r>
+          </w:p>
+        </w:tc>
+        <w:tc>
+          <w:tcPr>
+            <w:tcW w:w="2160" w:type="dxa"/>
+          </w:tcPr>
+          <w:p>
+            <w:r>
+              <w:rPr>
+                <w:color w:val="000000"/>
+              </w:rPr>
+              <w:t>Wymaga autoryzacji</w:t>
+            </w:r>
+          </w:p>
+        </w:tc>
+      </w:tr>
+      <w:tr>
+        <w:tc>
+          <w:tcPr>
+            <w:tcW w:w="2160" w:type="dxa"/>
+          </w:tcPr>
+          <w:p>
+            <w:r>
+              <w:rPr>
+                <w:color w:val="000000"/>
+              </w:rPr>
+              <w:t>POST</w:t>
+            </w:r>
+          </w:p>
+        </w:tc>
+        <w:tc>
+          <w:tcPr>
+            <w:tcW w:w="2160" w:type="dxa"/>
+          </w:tcPr>
+          <w:p>
+            <w:r>
+              <w:rPr>
+                <w:color w:val="000000"/>
+              </w:rPr>
+              <w:t>/</w:t>
+            </w:r>
+            <w:proofErr w:type="spellStart"/>
+            <w:r>
+              <w:rPr>
+                <w:color w:val="000000"/>
+              </w:rPr>
+              <w:t>api</w:t>
+            </w:r>
+            <w:proofErr w:type="spellEnd"/>
+            <w:r>
+              <w:rPr>
+                <w:color w:val="000000"/>
+              </w:rPr>
+              <w:t>/</w:t>
+            </w:r>
+            <w:proofErr w:type="spellStart"/>
+            <w:r>
+              <w:rPr>
+                <w:color w:val="000000"/>
+              </w:rPr>
+              <w:t>routes</w:t>
+            </w:r>
+            <w:proofErr w:type="spellEnd"/>
+            <w:r>
+              <w:rPr>
+                <w:color w:val="000000"/>
+              </w:rPr>
+              <w:t>/</w:t>
+            </w:r>
+            <w:proofErr w:type="spellStart"/>
+            <w:r>
+              <w:rPr>
+                <w:color w:val="000000"/>
+              </w:rPr>
+              <w:t>upload</w:t>
+            </w:r>
+            <w:proofErr w:type="spellEnd"/>
+          </w:p>
+        </w:tc>
+        <w:tc>
+          <w:tcPr>
+            <w:tcW w:w="2160" w:type="dxa"/>
+          </w:tcPr>
+          <w:p>
+            <w:r>
+              <w:rPr>
+                <w:color w:val="000000"/>
+              </w:rPr>
+              <w:t>Przesłanie i przetworzenie trasy z pliku GPX.</w:t>
+            </w:r>
+          </w:p>
+        </w:tc>
+        <w:tc>
+          <w:tcPr>
+            <w:tcW w:w="2160" w:type="dxa"/>
+          </w:tcPr>
+          <w:p>
+            <w:r>
+              <w:rPr>
+                <w:color w:val="000000"/>
+              </w:rPr>
+              <w:t>Tak</w:t>
+            </w:r>
+          </w:p>
+        </w:tc>
+      </w:tr>
+      <w:tr>
+        <w:tc>
+          <w:tcPr>
+            <w:tcW w:w="2160" w:type="dxa"/>
+          </w:tcPr>
+          <w:p>
+            <w:r>
+              <w:rPr>
+                <w:color w:val="000000"/>
+              </w:rPr>
+              <w:t>POST</w:t>
+            </w:r>
+          </w:p>
+        </w:tc>
+        <w:tc>
+          <w:tcPr>
+            <w:tcW w:w="2160" w:type="dxa"/>
+          </w:tcPr>
+          <w:p>
+            <w:r>
+              <w:rPr>
+                <w:color w:val="000000"/>
+              </w:rPr>
+              <w:t>/</w:t>
+            </w:r>
+            <w:proofErr w:type="spellStart"/>
+            <w:r>
+              <w:rPr>
+                <w:color w:val="000000"/>
+              </w:rPr>
+              <w:t>api</w:t>
+            </w:r>
+            <w:proofErr w:type="spellEnd"/>
+            <w:r>
+              <w:rPr>
+                <w:color w:val="000000"/>
+              </w:rPr>
+              <w:t>/</w:t>
+            </w:r>
+            <w:proofErr w:type="spellStart"/>
+            <w:r>
+              <w:rPr>
+                <w:color w:val="000000"/>
+              </w:rPr>
+              <w:t>routes</w:t>
+            </w:r>
+            <w:proofErr w:type="spellEnd"/>
+            <w:r>
+              <w:rPr>
+                <w:color w:val="000000"/>
+              </w:rPr>
+              <w:t>/</w:t>
+            </w:r>
+            <w:proofErr w:type="spellStart"/>
+            <w:r>
+              <w:rPr>
+                <w:color w:val="000000"/>
+              </w:rPr>
+              <w:t>create</w:t>
+            </w:r>
+            <w:proofErr w:type="spellEnd"/>
+          </w:p>
+        </w:tc>
+        <w:tc>
+          <w:tcPr>
+            <w:tcW w:w="2160" w:type="dxa"/>
+          </w:tcPr>
+          <w:p>
+            <w:r>
+              <w:rPr>
+                <w:color w:val="000000"/>
+              </w:rPr>
+              <w:t>Utworzenie nowej trasy na podstawie punktów z kreatora.</w:t>
+            </w:r>
+          </w:p>
+        </w:tc>
+        <w:tc>
+          <w:tcPr>
+            <w:tcW w:w="2160" w:type="dxa"/>
+          </w:tcPr>
+          <w:p>
+            <w:r>
+              <w:rPr>
+                <w:color w:val="000000"/>
+              </w:rPr>
+              <w:t>Tak</w:t>
+            </w:r>
+          </w:p>
+        </w:tc>
+      </w:tr>
+      <w:tr>
+        <w:tc>
+          <w:tcPr>
+            <w:tcW w:w="2160" w:type="dxa"/>
+          </w:tcPr>
+          <w:p>
+            <w:r>
+              <w:rPr>
+                <w:color w:val="000000"/>
+              </w:rPr>
+              <w:t>GET</w:t>
+            </w:r>
+          </w:p>
+        </w:tc>
+        <w:tc>
+          <w:tcPr>
+            <w:tcW w:w="2160" w:type="dxa"/>
+          </w:tcPr>
+          <w:p>
+            <w:r>
+              <w:rPr>
+                <w:color w:val="000000"/>
+              </w:rPr>
+              <w:t>/</w:t>
+            </w:r>
+            <w:proofErr w:type="spellStart"/>
+            <w:r>
+              <w:rPr>
+                <w:color w:val="000000"/>
+              </w:rPr>
+              <w:t>api</w:t>
+            </w:r>
+            <w:proofErr w:type="spellEnd"/>
+            <w:r>
+              <w:rPr>
+                <w:color w:val="000000"/>
+              </w:rPr>
+              <w:t>/</w:t>
+            </w:r>
+            <w:proofErr w:type="spellStart"/>
+            <w:r>
+              <w:rPr>
+                <w:color w:val="000000"/>
+              </w:rPr>
+              <w:t>routes</w:t>
+            </w:r>
+            <w:proofErr w:type="spellEnd"/>
+          </w:p>
+        </w:tc>
+        <w:tc>
+          <w:tcPr>
+            <w:tcW w:w="2160" w:type="dxa"/>
+          </w:tcPr>
+          <w:p>
+            <w:r>
+              <w:rPr>
+                <w:color w:val="000000"/>
+              </w:rPr>
+              <w:t>Pobranie listy tras należących do zalogowanego użytkownika.</w:t>
+            </w:r>
+          </w:p>
+        </w:tc>
+        <w:tc>
+          <w:tcPr>
+            <w:tcW w:w="2160" w:type="dxa"/>
+          </w:tcPr>
+          <w:p>
+            <w:r>
+              <w:rPr>
+                <w:color w:val="000000"/>
+              </w:rPr>
+              <w:t>Tak</w:t>
+            </w:r>
+          </w:p>
+        </w:tc>
+      </w:tr>
+      <w:tr>
+        <w:tc>
+          <w:tcPr>
+            <w:tcW w:w="2160" w:type="dxa"/>
+          </w:tcPr>
+          <w:p>
+            <w:r>
+              <w:rPr>
+                <w:color w:val="000000"/>
+              </w:rPr>
+              <w:t>GET</w:t>
+            </w:r>
+          </w:p>
+        </w:tc>
+        <w:tc>
+          <w:tcPr>
+            <w:tcW w:w="2160" w:type="dxa"/>
+          </w:tcPr>
+          <w:p>
+            <w:r>
+              <w:rPr>
+                <w:color w:val="000000"/>
+              </w:rPr>
+              <w:t>/</w:t>
+            </w:r>
+            <w:proofErr w:type="spellStart"/>
+            <w:r>
+              <w:rPr>
+                <w:color w:val="000000"/>
+              </w:rPr>
+              <w:t>api</w:t>
+            </w:r>
+            <w:proofErr w:type="spellEnd"/>
+            <w:r>
+              <w:rPr>
+                <w:color w:val="000000"/>
+              </w:rPr>
+              <w:t>/</w:t>
+            </w:r>
+            <w:proofErr w:type="spellStart"/>
+            <w:r>
+              <w:rPr>
+                <w:color w:val="000000"/>
+              </w:rPr>
+              <w:t>routes</w:t>
+            </w:r>
+            <w:proofErr w:type="spellEnd"/>
+            <w:r>
+              <w:rPr>
+                <w:color w:val="000000"/>
+              </w:rPr>
+              <w:t>/public</w:t>
+            </w:r>
+          </w:p>
+        </w:tc>
+        <w:tc>
+          <w:tcPr>
+            <w:tcW w:w="2160" w:type="dxa"/>
+          </w:tcPr>
+          <w:p>
+            <w:r>
+              <w:rPr>
+                <w:color w:val="000000"/>
+              </w:rPr>
+              <w:t>Pobranie listy wszystkich tras publicznych, z opcją wyszukiwania i sortowania.</w:t>
+            </w:r>
+          </w:p>
+        </w:tc>
+        <w:tc>
+          <w:tcPr>
+            <w:tcW w:w="2160" w:type="dxa"/>
+          </w:tcPr>
+          <w:p>
+            <w:r>
+              <w:rPr>
+                <w:color w:val="000000"/>
+              </w:rPr>
+              <w:t>Nie</w:t>
+            </w:r>
+          </w:p>
+        </w:tc>
+      </w:tr>
+      <w:tr>
+        <w:tc>
+          <w:tcPr>
+            <w:tcW w:w="2160" w:type="dxa"/>
+          </w:tcPr>
+          <w:p>
+            <w:r>
+              <w:rPr>
+                <w:color w:val="000000"/>
+              </w:rPr>
+              <w:t>GET</w:t>
+            </w:r>
+          </w:p>
+        </w:tc>
+        <w:tc>
+          <w:tcPr>
+            <w:tcW w:w="2160" w:type="dxa"/>
+          </w:tcPr>
+          <w:p>
+            <w:r>
+              <w:rPr>
+                <w:color w:val="000000"/>
+              </w:rPr>
+              <w:t>/</w:t>
+            </w:r>
+            <w:proofErr w:type="spellStart"/>
+            <w:r>
+              <w:rPr>
+                <w:color w:val="000000"/>
+              </w:rPr>
+              <w:t>api</w:t>
+            </w:r>
+            <w:proofErr w:type="spellEnd"/>
+            <w:r>
+              <w:rPr>
+                <w:color w:val="000000"/>
+              </w:rPr>
+              <w:t>/</w:t>
+            </w:r>
+            <w:proofErr w:type="spellStart"/>
+            <w:r>
+              <w:rPr>
+                <w:color w:val="000000"/>
+              </w:rPr>
+              <w:t>routes</w:t>
+            </w:r>
+            <w:proofErr w:type="spellEnd"/>
+            <w:r>
+              <w:rPr>
+                <w:color w:val="000000"/>
+              </w:rPr>
+              <w:t>/{id}</w:t>
+            </w:r>
+          </w:p>
+        </w:tc>
+        <w:tc>
+          <w:tcPr>
+            <w:tcW w:w="2160" w:type="dxa"/>
+          </w:tcPr>
+          <w:p>
+            <w:r>
+              <w:rPr>
+                <w:color w:val="000000"/>
+              </w:rPr>
+              <w:t>Pobranie szczegółowych danych pojedynczej trasy.</w:t>
+            </w:r>
+          </w:p>
+        </w:tc>
+        <w:tc>
+          <w:tcPr>
+            <w:tcW w:w="2160" w:type="dxa"/>
+          </w:tcPr>
+          <w:p>
+            <w:r>
+              <w:rPr>
+                <w:color w:val="000000"/>
+              </w:rPr>
+              <w:t>Zależnie od widoczności</w:t>
+            </w:r>
+          </w:p>
+        </w:tc>
+      </w:tr>
+      <w:tr>
+        <w:tc>
+          <w:tcPr>
+            <w:tcW w:w="2160" w:type="dxa"/>
+          </w:tcPr>
+          <w:p>
+            <w:r>
+              <w:rPr>
+                <w:color w:val="000000"/>
+              </w:rPr>
+              <w:lastRenderedPageBreak/>
+              <w:t>GET</w:t>
+            </w:r>
+          </w:p>
+        </w:tc>
+        <w:tc>
+          <w:tcPr>
+            <w:tcW w:w="2160" w:type="dxa"/>
+          </w:tcPr>
+          <w:p>
+            <w:r>
+              <w:rPr>
+                <w:color w:val="000000"/>
+              </w:rPr>
+              <w:t>/</w:t>
+            </w:r>
+            <w:proofErr w:type="spellStart"/>
+            <w:r>
+              <w:rPr>
+                <w:color w:val="000000"/>
+              </w:rPr>
+              <w:t>api</w:t>
+            </w:r>
+            <w:proofErr w:type="spellEnd"/>
+            <w:r>
+              <w:rPr>
+                <w:color w:val="000000"/>
+              </w:rPr>
+              <w:t>/</w:t>
+            </w:r>
+            <w:proofErr w:type="spellStart"/>
+            <w:r>
+              <w:rPr>
+                <w:color w:val="000000"/>
+              </w:rPr>
+              <w:t>routes</w:t>
+            </w:r>
+            <w:proofErr w:type="spellEnd"/>
+            <w:r>
+              <w:rPr>
+                <w:color w:val="000000"/>
+              </w:rPr>
+              <w:t>/{id</w:t>
+            </w:r>
+            <w:proofErr w:type="gramStart"/>
+            <w:r>
+              <w:rPr>
+                <w:color w:val="000000"/>
+              </w:rPr>
+              <w:t>}/</w:t>
+            </w:r>
+            <w:proofErr w:type="spellStart"/>
+            <w:r>
+              <w:rPr>
+                <w:color w:val="000000"/>
+              </w:rPr>
+              <w:t>points</w:t>
+            </w:r>
+            <w:proofErr w:type="spellEnd"/>
+            <w:proofErr w:type="gramEnd"/>
+          </w:p>
+        </w:tc>
+        <w:tc>
+          <w:tcPr>
+            <w:tcW w:w="2160" w:type="dxa"/>
+          </w:tcPr>
+          <w:p>
+            <w:r>
+              <w:rPr>
+                <w:color w:val="000000"/>
+              </w:rPr>
+              <w:t>Pobranie punktów geograficznych dla pojedynczej trasy.</w:t>
+            </w:r>
+          </w:p>
+        </w:tc>
+        <w:tc>
+          <w:tcPr>
+            <w:tcW w:w="2160" w:type="dxa"/>
+          </w:tcPr>
+          <w:p>
+            <w:r>
+              <w:rPr>
+                <w:color w:val="000000"/>
+              </w:rPr>
+              <w:t>Zależnie od widoczności</w:t>
+            </w:r>
+          </w:p>
+        </w:tc>
+      </w:tr>
+      <w:tr>
+        <w:tc>
+          <w:tcPr>
+            <w:tcW w:w="2160" w:type="dxa"/>
+          </w:tcPr>
+          <w:p>
+            <w:r>
+              <w:rPr>
+                <w:color w:val="000000"/>
+              </w:rPr>
+              <w:t>PUT</w:t>
+            </w:r>
+          </w:p>
+        </w:tc>
+        <w:tc>
+          <w:tcPr>
+            <w:tcW w:w="2160" w:type="dxa"/>
+          </w:tcPr>
+          <w:p>
+            <w:r>
+              <w:rPr>
+                <w:color w:val="000000"/>
+              </w:rPr>
+              <w:t>/</w:t>
+            </w:r>
+            <w:proofErr w:type="spellStart"/>
+            <w:r>
+              <w:rPr>
+                <w:color w:val="000000"/>
+              </w:rPr>
+              <w:t>api</w:t>
+            </w:r>
+            <w:proofErr w:type="spellEnd"/>
+            <w:r>
+              <w:rPr>
+                <w:color w:val="000000"/>
+              </w:rPr>
+              <w:t>/</w:t>
+            </w:r>
+            <w:proofErr w:type="spellStart"/>
+            <w:r>
+              <w:rPr>
+                <w:color w:val="000000"/>
+              </w:rPr>
+              <w:t>routes</w:t>
+            </w:r>
+            <w:proofErr w:type="spellEnd"/>
+            <w:r>
+              <w:rPr>
+                <w:color w:val="000000"/>
+              </w:rPr>
+              <w:t>/{id}</w:t>
+            </w:r>
+          </w:p>
+        </w:tc>
+        <w:tc>
+          <w:tcPr>
+            <w:tcW w:w="2160" w:type="dxa"/>
+          </w:tcPr>
+          <w:p>
+            <w:r>
+              <w:rPr>
+                <w:color w:val="000000"/>
+              </w:rPr>
+              <w:t>Aktualizacja metadanych (nazwa, opis) trasy.</w:t>
+            </w:r>
+          </w:p>
+        </w:tc>
+        <w:tc>
+          <w:tcPr>
+            <w:tcW w:w="2160" w:type="dxa"/>
+          </w:tcPr>
+          <w:p>
+            <w:r>
+              <w:rPr>
+                <w:color w:val="000000"/>
+              </w:rPr>
+              <w:t>Tak (tylko właściciel)</w:t>
+            </w:r>
+          </w:p>
+        </w:tc>
+      </w:tr>
+      <w:tr>
+        <w:tc>
+          <w:tcPr>
+            <w:tcW w:w="2160" w:type="dxa"/>
+          </w:tcPr>
+          <w:p>
+            <w:r>
+              <w:rPr>
+                <w:color w:val="000000"/>
+              </w:rPr>
+              <w:t>DELETE</w:t>
+            </w:r>
+          </w:p>
+        </w:tc>
+        <w:tc>
+          <w:tcPr>
+            <w:tcW w:w="2160" w:type="dxa"/>
+          </w:tcPr>
+          <w:p>
+            <w:r>
+              <w:rPr>
+                <w:color w:val="000000"/>
+              </w:rPr>
+              <w:t>/</w:t>
+            </w:r>
+            <w:proofErr w:type="spellStart"/>
+            <w:r>
+              <w:rPr>
+                <w:color w:val="000000"/>
+              </w:rPr>
+              <w:t>api</w:t>
+            </w:r>
+            <w:proofErr w:type="spellEnd"/>
+            <w:r>
+              <w:rPr>
+                <w:color w:val="000000"/>
+              </w:rPr>
+              <w:t>/</w:t>
+            </w:r>
+            <w:proofErr w:type="spellStart"/>
+            <w:r>
+              <w:rPr>
+                <w:color w:val="000000"/>
+              </w:rPr>
+              <w:t>routes</w:t>
+            </w:r>
+            <w:proofErr w:type="spellEnd"/>
+            <w:r>
+              <w:rPr>
+                <w:color w:val="000000"/>
+              </w:rPr>
+              <w:t>/{id}</w:t>
+            </w:r>
+          </w:p>
+        </w:tc>
+        <w:tc>
+          <w:tcPr>
+            <w:tcW w:w="2160" w:type="dxa"/>
+          </w:tcPr>
+          <w:p>
+            <w:r>
+              <w:rPr>
+                <w:color w:val="000000"/>
+              </w:rPr>
+              <w:t>Usunięcie trasy.</w:t>
+            </w:r>
+          </w:p>
+        </w:tc>
+        <w:tc>
+          <w:tcPr>
+            <w:tcW w:w="2160" w:type="dxa"/>
+          </w:tcPr>
+          <w:p>
+            <w:r>
+              <w:rPr>
+                <w:color w:val="000000"/>
+              </w:rPr>
+              <w:t>Tak (tylko właściciel)</w:t>
+            </w:r>
+          </w:p>
+        </w:tc>
+      </w:tr>
+    </w:tbl>
     <w:p>
       <w:pPr>
         <w:ind w:left="709" w:hanging="709"/>
-        <w:rPr>
-          <w:color w:val="000000" w:themeColor="text1"/>
-          <w:sz w:val="32"/>
+        <w:jc w:val="both"/>
+        <w:rPr>
+          <w:rFonts w:ascii="Calibri" w:hAnsi="Calibri" w:cs="Calibri"/>
+          <w:color w:val="000000" w:themeColor="text1"/>
         </w:rPr>
       </w:pPr>
     </w:p>
     <w:p>
       <w:pPr>
         <w:ind w:left="709" w:hanging="709"/>
-        <w:rPr>
-          <w:color w:val="000000" w:themeColor="text1"/>
-          <w:sz w:val="32"/>
+        <w:jc w:val="both"/>
+        <w:rPr>
+          <w:rFonts w:ascii="Calibri" w:hAnsi="Calibri" w:cs="Calibri"/>
+          <w:color w:val="000000" w:themeColor="text1"/>
         </w:rPr>
       </w:pPr>
     </w:p>
     <w:p>
       <w:pPr>
         <w:ind w:left="709" w:hanging="709"/>
-        <w:rPr>
-          <w:color w:val="000000" w:themeColor="text1"/>
-          <w:sz w:val="32"/>
+        <w:jc w:val="both"/>
+        <w:rPr>
+          <w:rFonts w:ascii="Calibri" w:hAnsi="Calibri" w:cs="Calibri"/>
+          <w:color w:val="000000" w:themeColor="text1"/>
         </w:rPr>
       </w:pPr>
     </w:p>
     <w:p>
       <w:pPr>
         <w:ind w:left="709" w:hanging="709"/>
-        <w:rPr>
-          <w:color w:val="000000" w:themeColor="text1"/>
-          <w:sz w:val="32"/>
+        <w:jc w:val="both"/>
+        <w:rPr>
+          <w:rFonts w:ascii="Calibri" w:hAnsi="Calibri" w:cs="Calibri"/>
+          <w:color w:val="000000" w:themeColor="text1"/>
+        </w:rPr>
+      </w:pPr>
+    </w:p>
+    <w:p>
+      <w:pPr>
+        <w:ind w:left="709" w:hanging="709"/>
+        <w:jc w:val="both"/>
+        <w:rPr>
+          <w:rFonts w:ascii="Calibri" w:hAnsi="Calibri" w:cs="Calibri"/>
+          <w:color w:val="000000" w:themeColor="text1"/>
+        </w:rPr>
+      </w:pPr>
+    </w:p>
+    <w:p>
+      <w:pPr>
+        <w:ind w:left="709" w:hanging="709"/>
+        <w:jc w:val="both"/>
+        <w:rPr>
+          <w:rFonts w:ascii="Calibri" w:hAnsi="Calibri" w:cs="Calibri"/>
+          <w:color w:val="000000" w:themeColor="text1"/>
+        </w:rPr>
+      </w:pPr>
+    </w:p>
+    <w:p>
+      <w:pPr>
+        <w:ind w:left="709" w:hanging="709"/>
+        <w:jc w:val="both"/>
+        <w:rPr>
+          <w:rFonts w:ascii="Calibri" w:hAnsi="Calibri" w:cs="Calibri"/>
+          <w:color w:val="000000" w:themeColor="text1"/>
+        </w:rPr>
+      </w:pPr>
+    </w:p>
+    <w:p>
+      <w:pPr>
+        <w:ind w:left="709" w:hanging="709"/>
+        <w:jc w:val="both"/>
+        <w:rPr>
+          <w:rFonts w:cs="Times New Roman"/>
+          <w:color w:val="000000" w:themeColor="text1"/>
+        </w:rPr>
+      </w:pPr>
+    </w:p>
+    <w:p>
+      <w:pPr>
+        <w:ind w:left="709" w:hanging="709"/>
+        <w:jc w:val="both"/>
+        <w:rPr>
+          <w:rFonts w:cs="Times New Roman"/>
+          <w:color w:val="000000" w:themeColor="text1"/>
+        </w:rPr>
+      </w:pPr>
+    </w:p>
+    <w:p>
+      <w:pPr>
+        <w:ind w:left="709" w:hanging="709"/>
+        <w:jc w:val="both"/>
+        <w:rPr>
+          <w:rFonts w:cs="Times New Roman"/>
+          <w:color w:val="000000" w:themeColor="text1"/>
+        </w:rPr>
+      </w:pPr>
+    </w:p>
+    <w:p>
+      <w:pPr>
+        <w:ind w:left="709" w:hanging="709"/>
+        <w:jc w:val="both"/>
+        <w:rPr>
+          <w:rFonts w:cs="Times New Roman"/>
+          <w:color w:val="000000" w:themeColor="text1"/>
+        </w:rPr>
+      </w:pPr>
+    </w:p>
+    <w:p>
+      <w:pPr>
+        <w:ind w:left="709" w:hanging="709"/>
+        <w:jc w:val="both"/>
+        <w:rPr>
+          <w:rFonts w:cs="Times New Roman"/>
+          <w:color w:val="000000" w:themeColor="text1"/>
+        </w:rPr>
+      </w:pPr>
+    </w:p>
+    <w:p>
+      <w:pPr>
+        <w:ind w:left="709" w:hanging="709"/>
+        <w:jc w:val="both"/>
+        <w:rPr>
+          <w:rFonts w:cs="Times New Roman"/>
+          <w:color w:val="000000" w:themeColor="text1"/>
+        </w:rPr>
+      </w:pPr>
+    </w:p>
+    <w:p>
+      <w:pPr>
+        <w:ind w:left="709" w:hanging="709"/>
+        <w:jc w:val="both"/>
+        <w:rPr>
+          <w:rFonts w:cs="Times New Roman"/>
+          <w:color w:val="000000" w:themeColor="text1"/>
+        </w:rPr>
+      </w:pPr>
+    </w:p>
+    <w:p>
+      <w:pPr>
+        <w:ind w:left="709" w:hanging="709"/>
+        <w:jc w:val="both"/>
+        <w:rPr>
+          <w:rFonts w:cs="Times New Roman"/>
+          <w:color w:val="000000" w:themeColor="text1"/>
+        </w:rPr>
+      </w:pPr>
+    </w:p>
+    <w:p>
+      <w:pPr>
+        <w:ind w:left="709" w:hanging="709"/>
+        <w:jc w:val="both"/>
+        <w:rPr>
+          <w:rFonts w:cs="Times New Roman"/>
+          <w:color w:val="000000" w:themeColor="text1"/>
+        </w:rPr>
+      </w:pPr>
+    </w:p>
+    <w:p>
+      <w:pPr>
+        <w:ind w:left="709" w:hanging="709"/>
+        <w:jc w:val="both"/>
+        <w:rPr>
+          <w:rFonts w:cs="Times New Roman"/>
+          <w:color w:val="000000" w:themeColor="text1"/>
+        </w:rPr>
+      </w:pPr>
+    </w:p>
+    <w:p>
+      <w:pPr>
+        <w:ind w:left="709" w:hanging="709"/>
+        <w:jc w:val="both"/>
+        <w:rPr>
+          <w:rFonts w:cs="Times New Roman"/>
+          <w:color w:val="000000" w:themeColor="text1"/>
+        </w:rPr>
+      </w:pPr>
+    </w:p>
+    <w:p>
+      <w:pPr>
+        <w:ind w:left="709" w:hanging="709"/>
+        <w:jc w:val="both"/>
+        <w:rPr>
+          <w:rFonts w:cs="Times New Roman"/>
+          <w:color w:val="000000" w:themeColor="text1"/>
+        </w:rPr>
+      </w:pPr>
+    </w:p>
+    <w:p>
+      <w:pPr>
+        <w:ind w:left="709" w:hanging="709"/>
+        <w:jc w:val="both"/>
+        <w:rPr>
+          <w:rFonts w:cs="Times New Roman"/>
+          <w:color w:val="000000" w:themeColor="text1"/>
+        </w:rPr>
+      </w:pPr>
+    </w:p>
+    <w:p>
+      <w:pPr>
+        <w:ind w:left="709" w:hanging="709"/>
+        <w:jc w:val="both"/>
+        <w:rPr>
+          <w:rFonts w:cs="Times New Roman"/>
+          <w:color w:val="000000" w:themeColor="text1"/>
+        </w:rPr>
+      </w:pPr>
+    </w:p>
+    <w:p>
+      <w:pPr>
+        <w:ind w:left="709" w:hanging="709"/>
+        <w:jc w:val="both"/>
+        <w:rPr>
+          <w:rFonts w:cs="Times New Roman"/>
+          <w:color w:val="000000" w:themeColor="text1"/>
+        </w:rPr>
+      </w:pPr>
+    </w:p>
+    <w:p>
+      <w:pPr>
+        <w:ind w:left="709" w:hanging="709"/>
+        <w:jc w:val="both"/>
+        <w:rPr>
+          <w:rFonts w:cs="Times New Roman"/>
+          <w:color w:val="000000" w:themeColor="text1"/>
+        </w:rPr>
+      </w:pPr>
+    </w:p>
+    <w:p>
+      <w:pPr>
+        <w:ind w:left="709" w:hanging="709"/>
+        <w:jc w:val="both"/>
+        <w:rPr>
+          <w:rFonts w:cs="Times New Roman"/>
+          <w:color w:val="000000" w:themeColor="text1"/>
+        </w:rPr>
+      </w:pPr>
+    </w:p>
+    <w:p>
+      <w:pPr>
+        <w:ind w:left="709" w:hanging="709"/>
+        <w:jc w:val="both"/>
+        <w:rPr>
+          <w:rFonts w:cs="Times New Roman"/>
+          <w:color w:val="000000" w:themeColor="text1"/>
+        </w:rPr>
+      </w:pPr>
+    </w:p>
+    <w:p>
+      <w:pPr>
+        <w:ind w:left="709" w:hanging="709"/>
+        <w:rPr>
+          <w:color w:val="000000" w:themeColor="text1"/>
+        </w:rPr>
+      </w:pPr>
+    </w:p>
+    <w:p>
+      <w:pPr>
+        <w:ind w:left="709" w:hanging="709"/>
+        <w:rPr>
+          <w:color w:val="000000" w:themeColor="text1"/>
         </w:rPr>
       </w:pPr>
     </w:p>
@@ -4718,6 +8551,7 @@
         <w:pStyle w:val="Tekstakapitu"/>
       </w:pPr>
       <w:r>
+        <w:lastRenderedPageBreak/>
         <w:t>Tekst akapitu.</w:t>
       </w:r>
     </w:p>
@@ -4848,7 +8682,6 @@
               <w:pStyle w:val="Nagwektabeli"/>
             </w:pPr>
             <w:r>
-              <w:lastRenderedPageBreak/>
               <w:t>Nagłówek</w:t>
             </w:r>
             <w:r>
@@ -5100,6 +8933,7 @@
         <w:pStyle w:val="Tekstakapitu"/>
       </w:pPr>
       <w:r>
+        <w:lastRenderedPageBreak/>
         <w:t>Tekst akapitu.</w:t>
       </w:r>
     </w:p>
@@ -5439,6 +9273,7 @@
           <w:color w:val="000000" w:themeColor="text1"/>
           <w:lang w:eastAsia="pl-PL"/>
         </w:rPr>
+        <w:lastRenderedPageBreak/>
         <w:drawing>
           <wp:inline distT="0" distB="0" distL="0" distR="0" wp14:anchorId="0C911730" wp14:editId="353336FF">
             <wp:extent cx="2250440" cy="1233000"/>
@@ -5614,7 +9449,6 @@
         <w:pStyle w:val="Wzrmatematyczny"/>
       </w:pPr>
       <w:r>
-        <w:lastRenderedPageBreak/>
         <w:tab/>
       </w:r>
       <m:oMath>
@@ -6658,6 +10492,7 @@
         <w:rPr>
           <w:rFonts w:eastAsia="Times New Roman" w:cs="Times New Roman"/>
         </w:rPr>
+        <w:lastRenderedPageBreak/>
         <w:t xml:space="preserve">[7] </w:t>
       </w:r>
       <w:hyperlink r:id="rId15" w:history="1">
@@ -6679,57 +10514,936 @@
         <w:ind w:left="425" w:hanging="425"/>
         <w:jc w:val="both"/>
         <w:rPr>
-          <w:color w:val="000000" w:themeColor="text1"/>
-        </w:rPr>
-      </w:pPr>
-      <w:r>
-        <w:rPr>
           <w:rFonts w:eastAsia="Times New Roman" w:cs="Times New Roman"/>
         </w:rPr>
+      </w:pPr>
+      <w:r>
+        <w:rPr>
+          <w:rFonts w:eastAsia="Times New Roman" w:cs="Times New Roman"/>
+        </w:rPr>
         <w:t xml:space="preserve">[8] </w:t>
       </w:r>
-      <w:r>
+      <w:hyperlink r:id="rId16" w:history="1">
+        <w:r>
+          <w:rPr>
+            <w:rStyle w:val="Hipercze"/>
+            <w:rFonts w:eastAsia="Times New Roman" w:cs="Times New Roman"/>
+          </w:rPr>
+          <w:t>https://connect.garmin.com</w:t>
+        </w:r>
+      </w:hyperlink>
+    </w:p>
+    <w:p>
+      <w:pPr>
+        <w:tabs>
+          <w:tab w:val="left" w:pos="425"/>
+        </w:tabs>
+        <w:spacing w:line="360" w:lineRule="auto"/>
+        <w:ind w:left="425" w:hanging="425"/>
+        <w:jc w:val="both"/>
         <w:rPr>
           <w:rFonts w:eastAsia="Times New Roman" w:cs="Times New Roman"/>
         </w:rPr>
-        <w:t>https</w:t>
-      </w:r>
-      <w:proofErr w:type="gramStart"/>
+      </w:pPr>
       <w:r>
         <w:rPr>
           <w:rFonts w:eastAsia="Times New Roman" w:cs="Times New Roman"/>
         </w:rPr>
-        <w:t>://connect</w:t>
-      </w:r>
-      <w:proofErr w:type="gramEnd"/>
-      <w:r>
-        <w:rPr>
-          <w:rFonts w:eastAsia="Times New Roman" w:cs="Times New Roman"/>
-        </w:rPr>
-        <w:t>.</w:t>
-      </w:r>
-      <w:proofErr w:type="gramStart"/>
-      <w:r>
-        <w:rPr>
-          <w:rFonts w:eastAsia="Times New Roman" w:cs="Times New Roman"/>
-        </w:rPr>
-        <w:t>garmin</w:t>
-      </w:r>
-      <w:proofErr w:type="gramEnd"/>
-      <w:r>
-        <w:rPr>
-          <w:rFonts w:eastAsia="Times New Roman" w:cs="Times New Roman"/>
-        </w:rPr>
-        <w:t>.</w:t>
-      </w:r>
-      <w:proofErr w:type="gramStart"/>
-      <w:r>
-        <w:rPr>
-          <w:rFonts w:eastAsia="Times New Roman" w:cs="Times New Roman"/>
-        </w:rPr>
-        <w:t>com</w:t>
-      </w:r>
-      <w:proofErr w:type="gramEnd"/>
+        <w:t xml:space="preserve">Dla 2.2 </w:t>
+      </w:r>
+    </w:p>
+    <w:p>
+      <w:pPr>
+        <w:pStyle w:val="Nagwek3"/>
+        <w:pBdr>
+          <w:top w:val="single" w:sz="2" w:space="0" w:color="E5E7EB"/>
+          <w:left w:val="single" w:sz="2" w:space="0" w:color="E5E7EB"/>
+          <w:bottom w:val="single" w:sz="2" w:space="0" w:color="E5E7EB"/>
+          <w:right w:val="single" w:sz="2" w:space="0" w:color="E5E7EB"/>
+        </w:pBdr>
+        <w:shd w:val="clear" w:color="auto" w:fill="1D1D20"/>
+        <w:spacing w:before="0" w:after="107"/>
+        <w:rPr>
+          <w:rFonts w:ascii="Arial" w:hAnsi="Arial" w:cs="Arial"/>
+          <w:color w:val="F4F4F6"/>
+          <w:sz w:val="31"/>
+          <w:szCs w:val="31"/>
+        </w:rPr>
+      </w:pPr>
+      <w:bookmarkStart w:id="12" w:name="_Toc214998279"/>
+      <w:r>
+        <w:rPr>
+          <w:rFonts w:ascii="Arial" w:hAnsi="Arial" w:cs="Arial"/>
+          <w:color w:val="F4F4F6"/>
+          <w:sz w:val="31"/>
+          <w:szCs w:val="31"/>
+        </w:rPr>
+        <w:t>Proponowane pozycje do bibliografii:</w:t>
+      </w:r>
+      <w:bookmarkEnd w:id="12"/>
+    </w:p>
+    <w:p>
+      <w:pPr>
+        <w:pStyle w:val="NormalnyWeb"/>
+        <w:pBdr>
+          <w:top w:val="single" w:sz="2" w:space="0" w:color="E5E7EB"/>
+          <w:left w:val="single" w:sz="2" w:space="0" w:color="E5E7EB"/>
+          <w:bottom w:val="single" w:sz="2" w:space="0" w:color="E5E7EB"/>
+          <w:right w:val="single" w:sz="2" w:space="0" w:color="E5E7EB"/>
+        </w:pBdr>
+        <w:shd w:val="clear" w:color="auto" w:fill="1D1D20"/>
+        <w:spacing w:before="0" w:beforeAutospacing="0" w:after="274" w:afterAutospacing="0"/>
+        <w:rPr>
+          <w:rFonts w:ascii="Arial" w:hAnsi="Arial" w:cs="Arial"/>
+          <w:color w:val="EFEFF1"/>
+          <w:sz w:val="21"/>
+          <w:szCs w:val="21"/>
+        </w:rPr>
+      </w:pPr>
+      <w:r>
+        <w:rPr>
+          <w:rFonts w:ascii="Arial" w:hAnsi="Arial" w:cs="Arial"/>
+          <w:color w:val="EFEFF1"/>
+          <w:sz w:val="21"/>
+          <w:szCs w:val="21"/>
+        </w:rPr>
+        <w:t>Wprowadziłem nowe źródła, aby uniknąć powtórzeń i wzmocnić argumentację.</w:t>
+      </w:r>
+    </w:p>
+    <w:p>
+      <w:pPr>
+        <w:pStyle w:val="NormalnyWeb"/>
+        <w:pBdr>
+          <w:top w:val="single" w:sz="2" w:space="0" w:color="E5E7EB"/>
+          <w:left w:val="single" w:sz="2" w:space="0" w:color="E5E7EB"/>
+          <w:bottom w:val="single" w:sz="2" w:space="0" w:color="E5E7EB"/>
+          <w:right w:val="single" w:sz="2" w:space="0" w:color="E5E7EB"/>
+        </w:pBdr>
+        <w:shd w:val="clear" w:color="auto" w:fill="1D1D20"/>
+        <w:spacing w:before="274" w:beforeAutospacing="0" w:after="274" w:afterAutospacing="0"/>
+        <w:rPr>
+          <w:rFonts w:ascii="Arial" w:hAnsi="Arial" w:cs="Arial"/>
+          <w:color w:val="EFEFF1"/>
+          <w:sz w:val="21"/>
+          <w:szCs w:val="21"/>
+        </w:rPr>
+      </w:pPr>
+      <w:r>
+        <w:rPr>
+          <w:rFonts w:ascii="Arial" w:hAnsi="Arial" w:cs="Arial"/>
+          <w:color w:val="EFEFF1"/>
+          <w:sz w:val="21"/>
+          <w:szCs w:val="21"/>
+          <w:lang w:val="en-US"/>
+        </w:rPr>
+        <w:t xml:space="preserve">[9] Bass L., Clements P., </w:t>
+      </w:r>
+      <w:proofErr w:type="spellStart"/>
+      <w:r>
+        <w:rPr>
+          <w:rFonts w:ascii="Arial" w:hAnsi="Arial" w:cs="Arial"/>
+          <w:color w:val="EFEFF1"/>
+          <w:sz w:val="21"/>
+          <w:szCs w:val="21"/>
+          <w:lang w:val="en-US"/>
+        </w:rPr>
+        <w:t>Kazman</w:t>
+      </w:r>
+      <w:proofErr w:type="spellEnd"/>
+      <w:r>
+        <w:rPr>
+          <w:rFonts w:ascii="Arial" w:hAnsi="Arial" w:cs="Arial"/>
+          <w:color w:val="EFEFF1"/>
+          <w:sz w:val="21"/>
+          <w:szCs w:val="21"/>
+          <w:lang w:val="en-US"/>
+        </w:rPr>
+        <w:t xml:space="preserve"> R.: </w:t>
+      </w:r>
+      <w:r>
+        <w:rPr>
+          <w:rStyle w:val="Uwydatnienie"/>
+          <w:rFonts w:ascii="Arial" w:hAnsi="Arial" w:cs="Arial"/>
+          <w:color w:val="EFEFF1"/>
+          <w:sz w:val="21"/>
+          <w:szCs w:val="21"/>
+          <w:bdr w:val="single" w:sz="2" w:space="0" w:color="E5E7EB" w:frame="1"/>
+          <w:lang w:val="en-US"/>
+        </w:rPr>
+        <w:t>Software Architecture in Practice</w:t>
+      </w:r>
+      <w:r>
+        <w:rPr>
+          <w:rFonts w:ascii="Arial" w:hAnsi="Arial" w:cs="Arial"/>
+          <w:color w:val="EFEFF1"/>
+          <w:sz w:val="21"/>
+          <w:szCs w:val="21"/>
+          <w:lang w:val="en-US"/>
+        </w:rPr>
+        <w:t>. 3rd ed., Addison-Wesley Professional, 2012.</w:t>
+      </w:r>
+      <w:r>
+        <w:rPr>
+          <w:rFonts w:ascii="Arial" w:hAnsi="Arial" w:cs="Arial"/>
+          <w:color w:val="EFEFF1"/>
+          <w:sz w:val="21"/>
+          <w:szCs w:val="21"/>
+          <w:lang w:val="en-US"/>
+        </w:rPr>
+        <w:br/>
+        <w:t>[10] Fowler M.: </w:t>
+      </w:r>
+      <w:r>
+        <w:rPr>
+          <w:rStyle w:val="Uwydatnienie"/>
+          <w:rFonts w:ascii="Arial" w:hAnsi="Arial" w:cs="Arial"/>
+          <w:color w:val="EFEFF1"/>
+          <w:sz w:val="21"/>
+          <w:szCs w:val="21"/>
+          <w:bdr w:val="single" w:sz="2" w:space="0" w:color="E5E7EB" w:frame="1"/>
+          <w:lang w:val="en-US"/>
+        </w:rPr>
+        <w:t>Patterns of Enterprise Application Architecture</w:t>
+      </w:r>
+      <w:r>
+        <w:rPr>
+          <w:rFonts w:ascii="Arial" w:hAnsi="Arial" w:cs="Arial"/>
+          <w:color w:val="EFEFF1"/>
+          <w:sz w:val="21"/>
+          <w:szCs w:val="21"/>
+          <w:lang w:val="en-US"/>
+        </w:rPr>
+        <w:t>. Addison-Wesley, 2002.</w:t>
+      </w:r>
+      <w:r>
+        <w:rPr>
+          <w:rFonts w:ascii="Arial" w:hAnsi="Arial" w:cs="Arial"/>
+          <w:color w:val="EFEFF1"/>
+          <w:sz w:val="21"/>
+          <w:szCs w:val="21"/>
+          <w:lang w:val="en-US"/>
+        </w:rPr>
+        <w:br/>
+        <w:t>[11] Haber, C.: </w:t>
+      </w:r>
+      <w:r>
+        <w:rPr>
+          <w:rStyle w:val="Uwydatnienie"/>
+          <w:rFonts w:ascii="Arial" w:hAnsi="Arial" w:cs="Arial"/>
+          <w:color w:val="EFEFF1"/>
+          <w:sz w:val="21"/>
+          <w:szCs w:val="21"/>
+          <w:bdr w:val="single" w:sz="2" w:space="0" w:color="E5E7EB" w:frame="1"/>
+          <w:lang w:val="en-US"/>
+        </w:rPr>
+        <w:t>Single Page Application (SPA)</w:t>
+      </w:r>
+      <w:r>
+        <w:rPr>
+          <w:rFonts w:ascii="Arial" w:hAnsi="Arial" w:cs="Arial"/>
+          <w:color w:val="EFEFF1"/>
+          <w:sz w:val="21"/>
+          <w:szCs w:val="21"/>
+          <w:lang w:val="en-US"/>
+        </w:rPr>
+        <w:t>. W: "Learning React: Modern Patterns for Developing React Apps", 2nd ed., O'Reilly Media, 2020.</w:t>
+      </w:r>
+      <w:r>
+        <w:rPr>
+          <w:rFonts w:ascii="Arial" w:hAnsi="Arial" w:cs="Arial"/>
+          <w:color w:val="EFEFF1"/>
+          <w:sz w:val="21"/>
+          <w:szCs w:val="21"/>
+          <w:lang w:val="en-US"/>
+        </w:rPr>
+        <w:br/>
+        <w:t>[12] Fielding R. T.: </w:t>
+      </w:r>
+      <w:r>
+        <w:rPr>
+          <w:rStyle w:val="Uwydatnienie"/>
+          <w:rFonts w:ascii="Arial" w:hAnsi="Arial" w:cs="Arial"/>
+          <w:color w:val="EFEFF1"/>
+          <w:sz w:val="21"/>
+          <w:szCs w:val="21"/>
+          <w:bdr w:val="single" w:sz="2" w:space="0" w:color="E5E7EB" w:frame="1"/>
+          <w:lang w:val="en-US"/>
+        </w:rPr>
+        <w:t>Architectural Styles and the Design of Network-based Software Architectures</w:t>
+      </w:r>
+      <w:r>
+        <w:rPr>
+          <w:rFonts w:ascii="Arial" w:hAnsi="Arial" w:cs="Arial"/>
+          <w:color w:val="EFEFF1"/>
+          <w:sz w:val="21"/>
+          <w:szCs w:val="21"/>
+          <w:lang w:val="en-US"/>
+        </w:rPr>
+        <w:t xml:space="preserve">. </w:t>
+      </w:r>
+      <w:proofErr w:type="spellStart"/>
+      <w:r>
+        <w:rPr>
+          <w:rFonts w:ascii="Arial" w:hAnsi="Arial" w:cs="Arial"/>
+          <w:color w:val="EFEFF1"/>
+          <w:sz w:val="21"/>
+          <w:szCs w:val="21"/>
+          <w:lang w:val="en-US"/>
+        </w:rPr>
+        <w:t>Rozdział</w:t>
+      </w:r>
+      <w:proofErr w:type="spellEnd"/>
+      <w:r>
+        <w:rPr>
+          <w:rFonts w:ascii="Arial" w:hAnsi="Arial" w:cs="Arial"/>
+          <w:color w:val="EFEFF1"/>
+          <w:sz w:val="21"/>
+          <w:szCs w:val="21"/>
+          <w:lang w:val="en-US"/>
+        </w:rPr>
+        <w:t xml:space="preserve"> 5: "Representational State Transfer (REST)". </w:t>
+      </w:r>
+      <w:proofErr w:type="spellStart"/>
+      <w:r>
+        <w:rPr>
+          <w:rFonts w:ascii="Arial" w:hAnsi="Arial" w:cs="Arial"/>
+          <w:color w:val="EFEFF1"/>
+          <w:sz w:val="21"/>
+          <w:szCs w:val="21"/>
+          <w:lang w:val="en-US"/>
+        </w:rPr>
+        <w:t>Dysertacja</w:t>
+      </w:r>
+      <w:proofErr w:type="spellEnd"/>
+      <w:r>
+        <w:rPr>
+          <w:rFonts w:ascii="Arial" w:hAnsi="Arial" w:cs="Arial"/>
+          <w:color w:val="EFEFF1"/>
+          <w:sz w:val="21"/>
+          <w:szCs w:val="21"/>
+          <w:lang w:val="en-US"/>
+        </w:rPr>
+        <w:t xml:space="preserve"> </w:t>
+      </w:r>
+      <w:proofErr w:type="spellStart"/>
+      <w:r>
+        <w:rPr>
+          <w:rFonts w:ascii="Arial" w:hAnsi="Arial" w:cs="Arial"/>
+          <w:color w:val="EFEFF1"/>
+          <w:sz w:val="21"/>
+          <w:szCs w:val="21"/>
+          <w:lang w:val="en-US"/>
+        </w:rPr>
+        <w:t>doktorska</w:t>
+      </w:r>
+      <w:proofErr w:type="spellEnd"/>
+      <w:r>
+        <w:rPr>
+          <w:rFonts w:ascii="Arial" w:hAnsi="Arial" w:cs="Arial"/>
+          <w:color w:val="EFEFF1"/>
+          <w:sz w:val="21"/>
+          <w:szCs w:val="21"/>
+          <w:lang w:val="en-US"/>
+        </w:rPr>
+        <w:t>, University of California, Irvine, 2000.</w:t>
+      </w:r>
+      <w:r>
+        <w:rPr>
+          <w:rFonts w:ascii="Arial" w:hAnsi="Arial" w:cs="Arial"/>
+          <w:color w:val="EFEFF1"/>
+          <w:sz w:val="21"/>
+          <w:szCs w:val="21"/>
+          <w:lang w:val="en-US"/>
+        </w:rPr>
+        <w:br/>
+        <w:t xml:space="preserve">[13] </w:t>
+      </w:r>
+      <w:proofErr w:type="spellStart"/>
+      <w:r>
+        <w:rPr>
+          <w:rFonts w:ascii="Arial" w:hAnsi="Arial" w:cs="Arial"/>
+          <w:color w:val="EFEFF1"/>
+          <w:sz w:val="21"/>
+          <w:szCs w:val="21"/>
+          <w:lang w:val="en-US"/>
+        </w:rPr>
+        <w:t>Obe</w:t>
+      </w:r>
+      <w:proofErr w:type="spellEnd"/>
+      <w:r>
+        <w:rPr>
+          <w:rFonts w:ascii="Arial" w:hAnsi="Arial" w:cs="Arial"/>
+          <w:color w:val="EFEFF1"/>
+          <w:sz w:val="21"/>
+          <w:szCs w:val="21"/>
+          <w:lang w:val="en-US"/>
+        </w:rPr>
+        <w:t xml:space="preserve"> R. O., Hsu L. S.: </w:t>
+      </w:r>
+      <w:proofErr w:type="spellStart"/>
+      <w:r>
+        <w:rPr>
+          <w:rStyle w:val="Uwydatnienie"/>
+          <w:rFonts w:ascii="Arial" w:hAnsi="Arial" w:cs="Arial"/>
+          <w:color w:val="EFEFF1"/>
+          <w:sz w:val="21"/>
+          <w:szCs w:val="21"/>
+          <w:bdr w:val="single" w:sz="2" w:space="0" w:color="E5E7EB" w:frame="1"/>
+          <w:lang w:val="en-US"/>
+        </w:rPr>
+        <w:t>PostGIS</w:t>
+      </w:r>
+      <w:proofErr w:type="spellEnd"/>
+      <w:r>
+        <w:rPr>
+          <w:rStyle w:val="Uwydatnienie"/>
+          <w:rFonts w:ascii="Arial" w:hAnsi="Arial" w:cs="Arial"/>
+          <w:color w:val="EFEFF1"/>
+          <w:sz w:val="21"/>
+          <w:szCs w:val="21"/>
+          <w:bdr w:val="single" w:sz="2" w:space="0" w:color="E5E7EB" w:frame="1"/>
+          <w:lang w:val="en-US"/>
+        </w:rPr>
+        <w:t xml:space="preserve"> in Action</w:t>
+      </w:r>
+      <w:r>
+        <w:rPr>
+          <w:rFonts w:ascii="Arial" w:hAnsi="Arial" w:cs="Arial"/>
+          <w:color w:val="EFEFF1"/>
+          <w:sz w:val="21"/>
+          <w:szCs w:val="21"/>
+          <w:lang w:val="en-US"/>
+        </w:rPr>
+        <w:t>. 3rd ed., Manning Publications, 2021.</w:t>
+      </w:r>
+      <w:r>
+        <w:rPr>
+          <w:rFonts w:ascii="Arial" w:hAnsi="Arial" w:cs="Arial"/>
+          <w:color w:val="EFEFF1"/>
+          <w:sz w:val="21"/>
+          <w:szCs w:val="21"/>
+          <w:lang w:val="en-US"/>
+        </w:rPr>
+        <w:br/>
+        <w:t xml:space="preserve">[14] Jones M., Bradley J., </w:t>
+      </w:r>
+      <w:proofErr w:type="spellStart"/>
+      <w:r>
+        <w:rPr>
+          <w:rFonts w:ascii="Arial" w:hAnsi="Arial" w:cs="Arial"/>
+          <w:color w:val="EFEFF1"/>
+          <w:sz w:val="21"/>
+          <w:szCs w:val="21"/>
+          <w:lang w:val="en-US"/>
+        </w:rPr>
+        <w:t>Sakimura</w:t>
+      </w:r>
+      <w:proofErr w:type="spellEnd"/>
+      <w:r>
+        <w:rPr>
+          <w:rFonts w:ascii="Arial" w:hAnsi="Arial" w:cs="Arial"/>
+          <w:color w:val="EFEFF1"/>
+          <w:sz w:val="21"/>
+          <w:szCs w:val="21"/>
+          <w:lang w:val="en-US"/>
+        </w:rPr>
+        <w:t xml:space="preserve"> N.: </w:t>
+      </w:r>
+      <w:r>
+        <w:rPr>
+          <w:rStyle w:val="Uwydatnienie"/>
+          <w:rFonts w:ascii="Arial" w:hAnsi="Arial" w:cs="Arial"/>
+          <w:color w:val="EFEFF1"/>
+          <w:sz w:val="21"/>
+          <w:szCs w:val="21"/>
+          <w:bdr w:val="single" w:sz="2" w:space="0" w:color="E5E7EB" w:frame="1"/>
+          <w:lang w:val="en-US"/>
+        </w:rPr>
+        <w:t>JSON Web Token (JWT)</w:t>
+      </w:r>
+      <w:r>
+        <w:rPr>
+          <w:rFonts w:ascii="Arial" w:hAnsi="Arial" w:cs="Arial"/>
+          <w:color w:val="EFEFF1"/>
+          <w:sz w:val="21"/>
+          <w:szCs w:val="21"/>
+          <w:lang w:val="en-US"/>
+        </w:rPr>
+        <w:t xml:space="preserve">. </w:t>
+      </w:r>
+      <w:r>
+        <w:rPr>
+          <w:rFonts w:ascii="Arial" w:hAnsi="Arial" w:cs="Arial"/>
+          <w:color w:val="EFEFF1"/>
+          <w:sz w:val="21"/>
+          <w:szCs w:val="21"/>
+        </w:rPr>
+        <w:t xml:space="preserve">RFC 7519, Internet Engineering </w:t>
+      </w:r>
+      <w:proofErr w:type="spellStart"/>
+      <w:r>
+        <w:rPr>
+          <w:rFonts w:ascii="Arial" w:hAnsi="Arial" w:cs="Arial"/>
+          <w:color w:val="EFEFF1"/>
+          <w:sz w:val="21"/>
+          <w:szCs w:val="21"/>
+        </w:rPr>
+        <w:t>Task</w:t>
+      </w:r>
+      <w:proofErr w:type="spellEnd"/>
+      <w:r>
+        <w:rPr>
+          <w:rFonts w:ascii="Arial" w:hAnsi="Arial" w:cs="Arial"/>
+          <w:color w:val="EFEFF1"/>
+          <w:sz w:val="21"/>
+          <w:szCs w:val="21"/>
+        </w:rPr>
+        <w:t xml:space="preserve"> Force (IETF), 2015.</w:t>
+      </w:r>
+    </w:p>
+    <w:p>
+      <w:pPr>
+        <w:tabs>
+          <w:tab w:val="left" w:pos="425"/>
+        </w:tabs>
+        <w:spacing w:line="360" w:lineRule="auto"/>
+        <w:ind w:left="425" w:hanging="425"/>
+        <w:jc w:val="both"/>
+        <w:rPr>
+          <w:color w:val="000000" w:themeColor="text1"/>
+        </w:rPr>
+      </w:pPr>
+    </w:p>
+    <w:p>
+      <w:pPr>
+        <w:rPr>
+          <w:color w:val="000000" w:themeColor="text1"/>
+        </w:rPr>
+      </w:pPr>
+      <w:r>
+        <w:rPr>
+          <w:color w:val="000000" w:themeColor="text1"/>
+        </w:rPr>
+        <w:t xml:space="preserve">Dla 2.3 </w:t>
+      </w:r>
+    </w:p>
+    <w:p>
+      <w:pPr>
+        <w:pStyle w:val="Nagwek3"/>
+        <w:pBdr>
+          <w:top w:val="single" w:sz="2" w:space="0" w:color="E5E7EB"/>
+          <w:left w:val="single" w:sz="2" w:space="0" w:color="E5E7EB"/>
+          <w:bottom w:val="single" w:sz="2" w:space="0" w:color="E5E7EB"/>
+          <w:right w:val="single" w:sz="2" w:space="0" w:color="E5E7EB"/>
+        </w:pBdr>
+        <w:shd w:val="clear" w:color="auto" w:fill="1D1D20"/>
+        <w:spacing w:before="0" w:after="107"/>
+        <w:rPr>
+          <w:rFonts w:ascii="Arial" w:hAnsi="Arial" w:cs="Arial"/>
+          <w:color w:val="F4F4F6"/>
+          <w:sz w:val="31"/>
+          <w:szCs w:val="31"/>
+        </w:rPr>
+      </w:pPr>
+      <w:bookmarkStart w:id="13" w:name="_Toc214998280"/>
+      <w:r>
+        <w:rPr>
+          <w:rFonts w:ascii="Arial" w:hAnsi="Arial" w:cs="Arial"/>
+          <w:color w:val="F4F4F6"/>
+          <w:sz w:val="31"/>
+          <w:szCs w:val="31"/>
+        </w:rPr>
+        <w:t>Proponowane pozycje do bibliografii:</w:t>
+      </w:r>
+      <w:bookmarkEnd w:id="13"/>
+    </w:p>
+    <w:p>
+      <w:pPr>
+        <w:pStyle w:val="NormalnyWeb"/>
+        <w:pBdr>
+          <w:top w:val="single" w:sz="2" w:space="0" w:color="E5E7EB"/>
+          <w:left w:val="single" w:sz="2" w:space="0" w:color="E5E7EB"/>
+          <w:bottom w:val="single" w:sz="2" w:space="0" w:color="E5E7EB"/>
+          <w:right w:val="single" w:sz="2" w:space="0" w:color="E5E7EB"/>
+        </w:pBdr>
+        <w:shd w:val="clear" w:color="auto" w:fill="1D1D20"/>
+        <w:spacing w:before="0" w:beforeAutospacing="0" w:after="274" w:afterAutospacing="0"/>
+        <w:rPr>
+          <w:rFonts w:ascii="Arial" w:hAnsi="Arial" w:cs="Arial"/>
+          <w:color w:val="EFEFF1"/>
+          <w:sz w:val="21"/>
+          <w:szCs w:val="21"/>
+        </w:rPr>
+      </w:pPr>
+      <w:r>
+        <w:rPr>
+          <w:rFonts w:ascii="Arial" w:hAnsi="Arial" w:cs="Arial"/>
+          <w:color w:val="EFEFF1"/>
+          <w:sz w:val="21"/>
+          <w:szCs w:val="21"/>
+        </w:rPr>
+        <w:t>Wprowadziłem nowe źródła, aby utrzymać wysoki standard i unikalność pracy.</w:t>
+      </w:r>
+    </w:p>
+    <w:p>
+      <w:pPr>
+        <w:pStyle w:val="NormalnyWeb"/>
+        <w:pBdr>
+          <w:top w:val="single" w:sz="2" w:space="0" w:color="E5E7EB"/>
+          <w:left w:val="single" w:sz="2" w:space="0" w:color="E5E7EB"/>
+          <w:bottom w:val="single" w:sz="2" w:space="0" w:color="E5E7EB"/>
+          <w:right w:val="single" w:sz="2" w:space="0" w:color="E5E7EB"/>
+        </w:pBdr>
+        <w:shd w:val="clear" w:color="auto" w:fill="1D1D20"/>
+        <w:spacing w:before="274" w:beforeAutospacing="0" w:after="274" w:afterAutospacing="0"/>
+        <w:rPr>
+          <w:rFonts w:ascii="Arial" w:hAnsi="Arial" w:cs="Arial"/>
+          <w:color w:val="EFEFF1"/>
+          <w:sz w:val="21"/>
+          <w:szCs w:val="21"/>
+        </w:rPr>
+      </w:pPr>
+      <w:r>
+        <w:rPr>
+          <w:rFonts w:ascii="Arial" w:hAnsi="Arial" w:cs="Arial"/>
+          <w:color w:val="EFEFF1"/>
+          <w:sz w:val="21"/>
+          <w:szCs w:val="21"/>
+          <w:lang w:val="en-US"/>
+        </w:rPr>
+        <w:t xml:space="preserve">[13] </w:t>
+      </w:r>
+      <w:proofErr w:type="spellStart"/>
+      <w:r>
+        <w:rPr>
+          <w:rFonts w:ascii="Arial" w:hAnsi="Arial" w:cs="Arial"/>
+          <w:color w:val="EFEFF1"/>
+          <w:sz w:val="21"/>
+          <w:szCs w:val="21"/>
+          <w:lang w:val="en-US"/>
+        </w:rPr>
+        <w:t>Obe</w:t>
+      </w:r>
+      <w:proofErr w:type="spellEnd"/>
+      <w:r>
+        <w:rPr>
+          <w:rFonts w:ascii="Arial" w:hAnsi="Arial" w:cs="Arial"/>
+          <w:color w:val="EFEFF1"/>
+          <w:sz w:val="21"/>
+          <w:szCs w:val="21"/>
+          <w:lang w:val="en-US"/>
+        </w:rPr>
+        <w:t xml:space="preserve"> R. O., Hsu L. S.: </w:t>
+      </w:r>
+      <w:proofErr w:type="spellStart"/>
+      <w:r>
+        <w:rPr>
+          <w:rStyle w:val="Uwydatnienie"/>
+          <w:rFonts w:ascii="Arial" w:hAnsi="Arial" w:cs="Arial"/>
+          <w:color w:val="EFEFF1"/>
+          <w:sz w:val="21"/>
+          <w:szCs w:val="21"/>
+          <w:bdr w:val="single" w:sz="2" w:space="0" w:color="E5E7EB" w:frame="1"/>
+          <w:lang w:val="en-US"/>
+        </w:rPr>
+        <w:t>PostGIS</w:t>
+      </w:r>
+      <w:proofErr w:type="spellEnd"/>
+      <w:r>
+        <w:rPr>
+          <w:rStyle w:val="Uwydatnienie"/>
+          <w:rFonts w:ascii="Arial" w:hAnsi="Arial" w:cs="Arial"/>
+          <w:color w:val="EFEFF1"/>
+          <w:sz w:val="21"/>
+          <w:szCs w:val="21"/>
+          <w:bdr w:val="single" w:sz="2" w:space="0" w:color="E5E7EB" w:frame="1"/>
+          <w:lang w:val="en-US"/>
+        </w:rPr>
+        <w:t xml:space="preserve"> in Action</w:t>
+      </w:r>
+      <w:r>
+        <w:rPr>
+          <w:rFonts w:ascii="Arial" w:hAnsi="Arial" w:cs="Arial"/>
+          <w:color w:val="EFEFF1"/>
+          <w:sz w:val="21"/>
+          <w:szCs w:val="21"/>
+          <w:lang w:val="en-US"/>
+        </w:rPr>
+        <w:t>. 3rd ed., Manning Publications, 2021.</w:t>
+      </w:r>
+      <w:r>
+        <w:rPr>
+          <w:rFonts w:ascii="Arial" w:hAnsi="Arial" w:cs="Arial"/>
+          <w:color w:val="EFEFF1"/>
+          <w:sz w:val="21"/>
+          <w:szCs w:val="21"/>
+          <w:lang w:val="en-US"/>
+        </w:rPr>
+        <w:br/>
+        <w:t xml:space="preserve">[15] Connolly T., </w:t>
+      </w:r>
+      <w:proofErr w:type="spellStart"/>
+      <w:r>
+        <w:rPr>
+          <w:rFonts w:ascii="Arial" w:hAnsi="Arial" w:cs="Arial"/>
+          <w:color w:val="EFEFF1"/>
+          <w:sz w:val="21"/>
+          <w:szCs w:val="21"/>
+          <w:lang w:val="en-US"/>
+        </w:rPr>
+        <w:t>Begg</w:t>
+      </w:r>
+      <w:proofErr w:type="spellEnd"/>
+      <w:r>
+        <w:rPr>
+          <w:rFonts w:ascii="Arial" w:hAnsi="Arial" w:cs="Arial"/>
+          <w:color w:val="EFEFF1"/>
+          <w:sz w:val="21"/>
+          <w:szCs w:val="21"/>
+          <w:lang w:val="en-US"/>
+        </w:rPr>
+        <w:t xml:space="preserve"> C.: </w:t>
+      </w:r>
+      <w:r>
+        <w:rPr>
+          <w:rStyle w:val="Uwydatnienie"/>
+          <w:rFonts w:ascii="Arial" w:hAnsi="Arial" w:cs="Arial"/>
+          <w:color w:val="EFEFF1"/>
+          <w:sz w:val="21"/>
+          <w:szCs w:val="21"/>
+          <w:bdr w:val="single" w:sz="2" w:space="0" w:color="E5E7EB" w:frame="1"/>
+          <w:lang w:val="en-US"/>
+        </w:rPr>
+        <w:t>Database Systems: A Practical Approach to Design, Implementation, and Management</w:t>
+      </w:r>
+      <w:r>
+        <w:rPr>
+          <w:rFonts w:ascii="Arial" w:hAnsi="Arial" w:cs="Arial"/>
+          <w:color w:val="EFEFF1"/>
+          <w:sz w:val="21"/>
+          <w:szCs w:val="21"/>
+          <w:lang w:val="en-US"/>
+        </w:rPr>
+        <w:t>. 6th ed., Pearson, 2015.</w:t>
+      </w:r>
+      <w:r>
+        <w:rPr>
+          <w:rFonts w:ascii="Arial" w:hAnsi="Arial" w:cs="Arial"/>
+          <w:color w:val="EFEFF1"/>
+          <w:sz w:val="21"/>
+          <w:szCs w:val="21"/>
+          <w:lang w:val="en-US"/>
+        </w:rPr>
+        <w:br/>
+        <w:t>[16] Chen P.: </w:t>
+      </w:r>
+      <w:r>
+        <w:rPr>
+          <w:rStyle w:val="Uwydatnienie"/>
+          <w:rFonts w:ascii="Arial" w:hAnsi="Arial" w:cs="Arial"/>
+          <w:color w:val="EFEFF1"/>
+          <w:sz w:val="21"/>
+          <w:szCs w:val="21"/>
+          <w:bdr w:val="single" w:sz="2" w:space="0" w:color="E5E7EB" w:frame="1"/>
+          <w:lang w:val="en-US"/>
+        </w:rPr>
+        <w:t>The Entity-Relationship Model—Toward a Unified View of Data</w:t>
+      </w:r>
+      <w:r>
+        <w:rPr>
+          <w:rFonts w:ascii="Arial" w:hAnsi="Arial" w:cs="Arial"/>
+          <w:color w:val="EFEFF1"/>
+          <w:sz w:val="21"/>
+          <w:szCs w:val="21"/>
+          <w:lang w:val="en-US"/>
+        </w:rPr>
+        <w:t>. ACM Transactions on Database Systems, Vol. 1, No. 1, 1976, str. 9-36.</w:t>
+      </w:r>
+      <w:r>
+        <w:rPr>
+          <w:rFonts w:ascii="Arial" w:hAnsi="Arial" w:cs="Arial"/>
+          <w:color w:val="EFEFF1"/>
+          <w:sz w:val="21"/>
+          <w:szCs w:val="21"/>
+          <w:lang w:val="en-US"/>
+        </w:rPr>
+        <w:br/>
+        <w:t>[17] PostgreSQL Global Development Group: </w:t>
+      </w:r>
+      <w:r>
+        <w:rPr>
+          <w:rStyle w:val="Uwydatnienie"/>
+          <w:rFonts w:ascii="Arial" w:hAnsi="Arial" w:cs="Arial"/>
+          <w:color w:val="EFEFF1"/>
+          <w:sz w:val="21"/>
+          <w:szCs w:val="21"/>
+          <w:bdr w:val="single" w:sz="2" w:space="0" w:color="E5E7EB" w:frame="1"/>
+          <w:lang w:val="en-US"/>
+        </w:rPr>
+        <w:t>PostgreSQL 16.3 Documentation</w:t>
+      </w:r>
+      <w:r>
+        <w:rPr>
+          <w:rFonts w:ascii="Arial" w:hAnsi="Arial" w:cs="Arial"/>
+          <w:color w:val="EFEFF1"/>
+          <w:sz w:val="21"/>
+          <w:szCs w:val="21"/>
+          <w:lang w:val="en-US"/>
+        </w:rPr>
+        <w:t xml:space="preserve">. </w:t>
+      </w:r>
+      <w:proofErr w:type="spellStart"/>
+      <w:r>
+        <w:rPr>
+          <w:rFonts w:ascii="Arial" w:hAnsi="Arial" w:cs="Arial"/>
+          <w:color w:val="EFEFF1"/>
+          <w:sz w:val="21"/>
+          <w:szCs w:val="21"/>
+          <w:lang w:val="en-US"/>
+        </w:rPr>
+        <w:t>Dostęp</w:t>
+      </w:r>
+      <w:proofErr w:type="spellEnd"/>
+      <w:r>
+        <w:rPr>
+          <w:rFonts w:ascii="Arial" w:hAnsi="Arial" w:cs="Arial"/>
+          <w:color w:val="EFEFF1"/>
+          <w:sz w:val="21"/>
+          <w:szCs w:val="21"/>
+          <w:lang w:val="en-US"/>
+        </w:rPr>
+        <w:t>: </w:t>
+      </w:r>
+      <w:hyperlink r:id="rId17" w:history="1">
+        <w:r>
+          <w:rPr>
+            <w:rStyle w:val="Hipercze"/>
+            <w:rFonts w:ascii="Arial" w:hAnsi="Arial" w:cs="Arial"/>
+            <w:color w:val="94B4FF"/>
+            <w:sz w:val="21"/>
+            <w:szCs w:val="21"/>
+            <w:bdr w:val="single" w:sz="2" w:space="0" w:color="E5E7EB" w:frame="1"/>
+            <w:lang w:val="en-US"/>
+          </w:rPr>
+          <w:t>https://www.postgresql.org/docs/16/index.html</w:t>
+        </w:r>
+      </w:hyperlink>
+      <w:r>
+        <w:rPr>
+          <w:rFonts w:ascii="Arial" w:hAnsi="Arial" w:cs="Arial"/>
+          <w:color w:val="EFEFF1"/>
+          <w:sz w:val="21"/>
+          <w:szCs w:val="21"/>
+          <w:lang w:val="en-US"/>
+        </w:rPr>
+        <w:t>, 2024.</w:t>
+      </w:r>
+      <w:r>
+        <w:rPr>
+          <w:rFonts w:ascii="Arial" w:hAnsi="Arial" w:cs="Arial"/>
+          <w:color w:val="EFEFF1"/>
+          <w:sz w:val="21"/>
+          <w:szCs w:val="21"/>
+          <w:lang w:val="en-US"/>
+        </w:rPr>
+        <w:br/>
+        <w:t xml:space="preserve">[18] </w:t>
+      </w:r>
+      <w:proofErr w:type="spellStart"/>
+      <w:r>
+        <w:rPr>
+          <w:rFonts w:ascii="Arial" w:hAnsi="Arial" w:cs="Arial"/>
+          <w:color w:val="EFEFF1"/>
+          <w:sz w:val="21"/>
+          <w:szCs w:val="21"/>
+          <w:lang w:val="en-US"/>
+        </w:rPr>
+        <w:t>Provos</w:t>
+      </w:r>
+      <w:proofErr w:type="spellEnd"/>
+      <w:r>
+        <w:rPr>
+          <w:rFonts w:ascii="Arial" w:hAnsi="Arial" w:cs="Arial"/>
+          <w:color w:val="EFEFF1"/>
+          <w:sz w:val="21"/>
+          <w:szCs w:val="21"/>
+          <w:lang w:val="en-US"/>
+        </w:rPr>
+        <w:t xml:space="preserve"> N., </w:t>
+      </w:r>
+      <w:proofErr w:type="spellStart"/>
+      <w:r>
+        <w:rPr>
+          <w:rFonts w:ascii="Arial" w:hAnsi="Arial" w:cs="Arial"/>
+          <w:color w:val="EFEFF1"/>
+          <w:sz w:val="21"/>
+          <w:szCs w:val="21"/>
+          <w:lang w:val="en-US"/>
+        </w:rPr>
+        <w:t>Mazières</w:t>
+      </w:r>
+      <w:proofErr w:type="spellEnd"/>
+      <w:r>
+        <w:rPr>
+          <w:rFonts w:ascii="Arial" w:hAnsi="Arial" w:cs="Arial"/>
+          <w:color w:val="EFEFF1"/>
+          <w:sz w:val="21"/>
+          <w:szCs w:val="21"/>
+          <w:lang w:val="en-US"/>
+        </w:rPr>
+        <w:t xml:space="preserve"> D.: </w:t>
+      </w:r>
+      <w:r>
+        <w:rPr>
+          <w:rStyle w:val="Uwydatnienie"/>
+          <w:rFonts w:ascii="Arial" w:hAnsi="Arial" w:cs="Arial"/>
+          <w:color w:val="EFEFF1"/>
+          <w:sz w:val="21"/>
+          <w:szCs w:val="21"/>
+          <w:bdr w:val="single" w:sz="2" w:space="0" w:color="E5E7EB" w:frame="1"/>
+          <w:lang w:val="en-US"/>
+        </w:rPr>
+        <w:t>A Future-Adaptable Password Scheme</w:t>
+      </w:r>
+      <w:r>
+        <w:rPr>
+          <w:rFonts w:ascii="Arial" w:hAnsi="Arial" w:cs="Arial"/>
+          <w:color w:val="EFEFF1"/>
+          <w:sz w:val="21"/>
+          <w:szCs w:val="21"/>
+          <w:lang w:val="en-US"/>
+        </w:rPr>
+        <w:t xml:space="preserve">. </w:t>
+      </w:r>
+      <w:r>
+        <w:rPr>
+          <w:rFonts w:ascii="Arial" w:hAnsi="Arial" w:cs="Arial"/>
+          <w:color w:val="EFEFF1"/>
+          <w:sz w:val="21"/>
+          <w:szCs w:val="21"/>
+        </w:rPr>
+        <w:t xml:space="preserve">W: "1999 USENIX </w:t>
+      </w:r>
+      <w:proofErr w:type="spellStart"/>
+      <w:r>
+        <w:rPr>
+          <w:rFonts w:ascii="Arial" w:hAnsi="Arial" w:cs="Arial"/>
+          <w:color w:val="EFEFF1"/>
+          <w:sz w:val="21"/>
+          <w:szCs w:val="21"/>
+        </w:rPr>
+        <w:t>Annual</w:t>
+      </w:r>
+      <w:proofErr w:type="spellEnd"/>
+      <w:r>
+        <w:rPr>
+          <w:rFonts w:ascii="Arial" w:hAnsi="Arial" w:cs="Arial"/>
+          <w:color w:val="EFEFF1"/>
+          <w:sz w:val="21"/>
+          <w:szCs w:val="21"/>
+        </w:rPr>
+        <w:t xml:space="preserve"> Technical Conference", 1999.</w:t>
+      </w:r>
     </w:p>
     <w:p>
       <w:pPr>
@@ -8008,6 +12722,7 @@
           <w:noProof/>
           <w:lang w:eastAsia="pl-PL"/>
         </w:rPr>
+        <w:lastRenderedPageBreak/>
         <mc:AlternateContent>
           <mc:Choice Requires="wps">
             <w:drawing>
@@ -8802,7 +13517,7 @@
           <w:rPr>
             <w:noProof/>
           </w:rPr>
-          <w:t>17</w:t>
+          <w:t>21</w:t>
         </w:r>
         <w:r>
           <w:fldChar w:fldCharType="end"/>
@@ -9202,16 +13917,16 @@
     </w:lvl>
   </w:abstractNum>
   <w:abstractNum w:abstractNumId="3">
-    <w:nsid w:val="288942F6"/>
+    <w:nsid w:val="2530586E"/>
     <w:multiLevelType w:val="hybridMultilevel"/>
-    <w:tmpl w:val="333E2068"/>
+    <w:tmpl w:val="697AEFE4"/>
     <w:lvl w:ilvl="0" w:tplc="04150001">
       <w:start w:val="1"/>
       <w:numFmt w:val="bullet"/>
       <w:lvlText w:val=""/>
       <w:lvlJc w:val="left"/>
       <w:pPr>
-        <w:ind w:left="1152" w:hanging="360"/>
+        <w:ind w:left="720" w:hanging="360"/>
       </w:pPr>
       <w:rPr>
         <w:rFonts w:ascii="Symbol" w:hAnsi="Symbol" w:hint="default"/>
@@ -9223,7 +13938,7 @@
       <w:lvlText w:val="o"/>
       <w:lvlJc w:val="left"/>
       <w:pPr>
-        <w:ind w:left="1872" w:hanging="360"/>
+        <w:ind w:left="1440" w:hanging="360"/>
       </w:pPr>
       <w:rPr>
         <w:rFonts w:ascii="Courier New" w:hAnsi="Courier New" w:cs="Courier New" w:hint="default"/>
@@ -9235,7 +13950,7 @@
       <w:lvlText w:val=""/>
       <w:lvlJc w:val="left"/>
       <w:pPr>
-        <w:ind w:left="2592" w:hanging="360"/>
+        <w:ind w:left="2160" w:hanging="360"/>
       </w:pPr>
       <w:rPr>
         <w:rFonts w:ascii="Wingdings" w:hAnsi="Wingdings" w:hint="default"/>
@@ -9247,7 +13962,7 @@
       <w:lvlText w:val=""/>
       <w:lvlJc w:val="left"/>
       <w:pPr>
-        <w:ind w:left="3312" w:hanging="360"/>
+        <w:ind w:left="2880" w:hanging="360"/>
       </w:pPr>
       <w:rPr>
         <w:rFonts w:ascii="Symbol" w:hAnsi="Symbol" w:hint="default"/>
@@ -9259,7 +13974,7 @@
       <w:lvlText w:val="o"/>
       <w:lvlJc w:val="left"/>
       <w:pPr>
-        <w:ind w:left="4032" w:hanging="360"/>
+        <w:ind w:left="3600" w:hanging="360"/>
       </w:pPr>
       <w:rPr>
         <w:rFonts w:ascii="Courier New" w:hAnsi="Courier New" w:cs="Courier New" w:hint="default"/>
@@ -9271,7 +13986,7 @@
       <w:lvlText w:val=""/>
       <w:lvlJc w:val="left"/>
       <w:pPr>
-        <w:ind w:left="4752" w:hanging="360"/>
+        <w:ind w:left="4320" w:hanging="360"/>
       </w:pPr>
       <w:rPr>
         <w:rFonts w:ascii="Wingdings" w:hAnsi="Wingdings" w:hint="default"/>
@@ -9283,7 +13998,7 @@
       <w:lvlText w:val=""/>
       <w:lvlJc w:val="left"/>
       <w:pPr>
-        <w:ind w:left="5472" w:hanging="360"/>
+        <w:ind w:left="5040" w:hanging="360"/>
       </w:pPr>
       <w:rPr>
         <w:rFonts w:ascii="Symbol" w:hAnsi="Symbol" w:hint="default"/>
@@ -9295,7 +14010,7 @@
       <w:lvlText w:val="o"/>
       <w:lvlJc w:val="left"/>
       <w:pPr>
-        <w:ind w:left="6192" w:hanging="360"/>
+        <w:ind w:left="5760" w:hanging="360"/>
       </w:pPr>
       <w:rPr>
         <w:rFonts w:ascii="Courier New" w:hAnsi="Courier New" w:cs="Courier New" w:hint="default"/>
@@ -9307,7 +14022,7 @@
       <w:lvlText w:val=""/>
       <w:lvlJc w:val="left"/>
       <w:pPr>
-        <w:ind w:left="6912" w:hanging="360"/>
+        <w:ind w:left="6480" w:hanging="360"/>
       </w:pPr>
       <w:rPr>
         <w:rFonts w:ascii="Wingdings" w:hAnsi="Wingdings" w:hint="default"/>
@@ -9315,16 +14030,16 @@
     </w:lvl>
   </w:abstractNum>
   <w:abstractNum w:abstractNumId="4">
-    <w:nsid w:val="34630A14"/>
+    <w:nsid w:val="288942F6"/>
     <w:multiLevelType w:val="hybridMultilevel"/>
-    <w:tmpl w:val="C018EBA2"/>
+    <w:tmpl w:val="333E2068"/>
     <w:lvl w:ilvl="0" w:tplc="04150001">
       <w:start w:val="1"/>
       <w:numFmt w:val="bullet"/>
       <w:lvlText w:val=""/>
       <w:lvlJc w:val="left"/>
       <w:pPr>
-        <w:ind w:left="720" w:hanging="360"/>
+        <w:ind w:left="1152" w:hanging="360"/>
       </w:pPr>
       <w:rPr>
         <w:rFonts w:ascii="Symbol" w:hAnsi="Symbol" w:hint="default"/>
@@ -9336,7 +14051,7 @@
       <w:lvlText w:val="o"/>
       <w:lvlJc w:val="left"/>
       <w:pPr>
-        <w:ind w:left="1440" w:hanging="360"/>
+        <w:ind w:left="1872" w:hanging="360"/>
       </w:pPr>
       <w:rPr>
         <w:rFonts w:ascii="Courier New" w:hAnsi="Courier New" w:cs="Courier New" w:hint="default"/>
@@ -9348,7 +14063,7 @@
       <w:lvlText w:val=""/>
       <w:lvlJc w:val="left"/>
       <w:pPr>
-        <w:ind w:left="2160" w:hanging="360"/>
+        <w:ind w:left="2592" w:hanging="360"/>
       </w:pPr>
       <w:rPr>
         <w:rFonts w:ascii="Wingdings" w:hAnsi="Wingdings" w:hint="default"/>
@@ -9360,7 +14075,7 @@
       <w:lvlText w:val=""/>
       <w:lvlJc w:val="left"/>
       <w:pPr>
-        <w:ind w:left="2880" w:hanging="360"/>
+        <w:ind w:left="3312" w:hanging="360"/>
       </w:pPr>
       <w:rPr>
         <w:rFonts w:ascii="Symbol" w:hAnsi="Symbol" w:hint="default"/>
@@ -9372,7 +14087,7 @@
       <w:lvlText w:val="o"/>
       <w:lvlJc w:val="left"/>
       <w:pPr>
-        <w:ind w:left="3600" w:hanging="360"/>
+        <w:ind w:left="4032" w:hanging="360"/>
       </w:pPr>
       <w:rPr>
         <w:rFonts w:ascii="Courier New" w:hAnsi="Courier New" w:cs="Courier New" w:hint="default"/>
@@ -9384,7 +14099,7 @@
       <w:lvlText w:val=""/>
       <w:lvlJc w:val="left"/>
       <w:pPr>
-        <w:ind w:left="4320" w:hanging="360"/>
+        <w:ind w:left="4752" w:hanging="360"/>
       </w:pPr>
       <w:rPr>
         <w:rFonts w:ascii="Wingdings" w:hAnsi="Wingdings" w:hint="default"/>
@@ -9396,7 +14111,7 @@
       <w:lvlText w:val=""/>
       <w:lvlJc w:val="left"/>
       <w:pPr>
-        <w:ind w:left="5040" w:hanging="360"/>
+        <w:ind w:left="5472" w:hanging="360"/>
       </w:pPr>
       <w:rPr>
         <w:rFonts w:ascii="Symbol" w:hAnsi="Symbol" w:hint="default"/>
@@ -9408,7 +14123,7 @@
       <w:lvlText w:val="o"/>
       <w:lvlJc w:val="left"/>
       <w:pPr>
-        <w:ind w:left="5760" w:hanging="360"/>
+        <w:ind w:left="6192" w:hanging="360"/>
       </w:pPr>
       <w:rPr>
         <w:rFonts w:ascii="Courier New" w:hAnsi="Courier New" w:cs="Courier New" w:hint="default"/>
@@ -9420,7 +14135,7 @@
       <w:lvlText w:val=""/>
       <w:lvlJc w:val="left"/>
       <w:pPr>
-        <w:ind w:left="6480" w:hanging="360"/>
+        <w:ind w:left="6912" w:hanging="360"/>
       </w:pPr>
       <w:rPr>
         <w:rFonts w:ascii="Wingdings" w:hAnsi="Wingdings" w:hint="default"/>
@@ -9428,16 +14143,16 @@
     </w:lvl>
   </w:abstractNum>
   <w:abstractNum w:abstractNumId="5">
-    <w:nsid w:val="3F986DE7"/>
+    <w:nsid w:val="34630A14"/>
     <w:multiLevelType w:val="hybridMultilevel"/>
-    <w:tmpl w:val="2BC69E18"/>
+    <w:tmpl w:val="C018EBA2"/>
     <w:lvl w:ilvl="0" w:tplc="04150001">
       <w:start w:val="1"/>
       <w:numFmt w:val="bullet"/>
       <w:lvlText w:val=""/>
       <w:lvlJc w:val="left"/>
       <w:pPr>
-        <w:ind w:left="1152" w:hanging="360"/>
+        <w:ind w:left="720" w:hanging="360"/>
       </w:pPr>
       <w:rPr>
         <w:rFonts w:ascii="Symbol" w:hAnsi="Symbol" w:hint="default"/>
@@ -9449,7 +14164,7 @@
       <w:lvlText w:val="o"/>
       <w:lvlJc w:val="left"/>
       <w:pPr>
-        <w:ind w:left="1872" w:hanging="360"/>
+        <w:ind w:left="1440" w:hanging="360"/>
       </w:pPr>
       <w:rPr>
         <w:rFonts w:ascii="Courier New" w:hAnsi="Courier New" w:cs="Courier New" w:hint="default"/>
@@ -9461,7 +14176,7 @@
       <w:lvlText w:val=""/>
       <w:lvlJc w:val="left"/>
       <w:pPr>
-        <w:ind w:left="2592" w:hanging="360"/>
+        <w:ind w:left="2160" w:hanging="360"/>
       </w:pPr>
       <w:rPr>
         <w:rFonts w:ascii="Wingdings" w:hAnsi="Wingdings" w:hint="default"/>
@@ -9473,7 +14188,7 @@
       <w:lvlText w:val=""/>
       <w:lvlJc w:val="left"/>
       <w:pPr>
-        <w:ind w:left="3312" w:hanging="360"/>
+        <w:ind w:left="2880" w:hanging="360"/>
       </w:pPr>
       <w:rPr>
         <w:rFonts w:ascii="Symbol" w:hAnsi="Symbol" w:hint="default"/>
@@ -9485,7 +14200,7 @@
       <w:lvlText w:val="o"/>
       <w:lvlJc w:val="left"/>
       <w:pPr>
-        <w:ind w:left="4032" w:hanging="360"/>
+        <w:ind w:left="3600" w:hanging="360"/>
       </w:pPr>
       <w:rPr>
         <w:rFonts w:ascii="Courier New" w:hAnsi="Courier New" w:cs="Courier New" w:hint="default"/>
@@ -9497,7 +14212,7 @@
       <w:lvlText w:val=""/>
       <w:lvlJc w:val="left"/>
       <w:pPr>
-        <w:ind w:left="4752" w:hanging="360"/>
+        <w:ind w:left="4320" w:hanging="360"/>
       </w:pPr>
       <w:rPr>
         <w:rFonts w:ascii="Wingdings" w:hAnsi="Wingdings" w:hint="default"/>
@@ -9509,7 +14224,7 @@
       <w:lvlText w:val=""/>
       <w:lvlJc w:val="left"/>
       <w:pPr>
-        <w:ind w:left="5472" w:hanging="360"/>
+        <w:ind w:left="5040" w:hanging="360"/>
       </w:pPr>
       <w:rPr>
         <w:rFonts w:ascii="Symbol" w:hAnsi="Symbol" w:hint="default"/>
@@ -9521,7 +14236,7 @@
       <w:lvlText w:val="o"/>
       <w:lvlJc w:val="left"/>
       <w:pPr>
-        <w:ind w:left="6192" w:hanging="360"/>
+        <w:ind w:left="5760" w:hanging="360"/>
       </w:pPr>
       <w:rPr>
         <w:rFonts w:ascii="Courier New" w:hAnsi="Courier New" w:cs="Courier New" w:hint="default"/>
@@ -9533,7 +14248,7 @@
       <w:lvlText w:val=""/>
       <w:lvlJc w:val="left"/>
       <w:pPr>
-        <w:ind w:left="6912" w:hanging="360"/>
+        <w:ind w:left="6480" w:hanging="360"/>
       </w:pPr>
       <w:rPr>
         <w:rFonts w:ascii="Wingdings" w:hAnsi="Wingdings" w:hint="default"/>
@@ -9541,16 +14256,16 @@
     </w:lvl>
   </w:abstractNum>
   <w:abstractNum w:abstractNumId="6">
-    <w:nsid w:val="4A5B38A4"/>
+    <w:nsid w:val="3F986DE7"/>
     <w:multiLevelType w:val="hybridMultilevel"/>
-    <w:tmpl w:val="57B052A2"/>
+    <w:tmpl w:val="2BC69E18"/>
     <w:lvl w:ilvl="0" w:tplc="04150001">
       <w:start w:val="1"/>
       <w:numFmt w:val="bullet"/>
       <w:lvlText w:val=""/>
       <w:lvlJc w:val="left"/>
       <w:pPr>
-        <w:ind w:left="1428" w:hanging="360"/>
+        <w:ind w:left="1152" w:hanging="360"/>
       </w:pPr>
       <w:rPr>
         <w:rFonts w:ascii="Symbol" w:hAnsi="Symbol" w:hint="default"/>
@@ -9562,7 +14277,7 @@
       <w:lvlText w:val="o"/>
       <w:lvlJc w:val="left"/>
       <w:pPr>
-        <w:ind w:left="2148" w:hanging="360"/>
+        <w:ind w:left="1872" w:hanging="360"/>
       </w:pPr>
       <w:rPr>
         <w:rFonts w:ascii="Courier New" w:hAnsi="Courier New" w:cs="Courier New" w:hint="default"/>
@@ -9574,7 +14289,7 @@
       <w:lvlText w:val=""/>
       <w:lvlJc w:val="left"/>
       <w:pPr>
-        <w:ind w:left="2868" w:hanging="360"/>
+        <w:ind w:left="2592" w:hanging="360"/>
       </w:pPr>
       <w:rPr>
         <w:rFonts w:ascii="Wingdings" w:hAnsi="Wingdings" w:hint="default"/>
@@ -9586,7 +14301,7 @@
       <w:lvlText w:val=""/>
       <w:lvlJc w:val="left"/>
       <w:pPr>
-        <w:ind w:left="3588" w:hanging="360"/>
+        <w:ind w:left="3312" w:hanging="360"/>
       </w:pPr>
       <w:rPr>
         <w:rFonts w:ascii="Symbol" w:hAnsi="Symbol" w:hint="default"/>
@@ -9598,7 +14313,7 @@
       <w:lvlText w:val="o"/>
       <w:lvlJc w:val="left"/>
       <w:pPr>
-        <w:ind w:left="4308" w:hanging="360"/>
+        <w:ind w:left="4032" w:hanging="360"/>
       </w:pPr>
       <w:rPr>
         <w:rFonts w:ascii="Courier New" w:hAnsi="Courier New" w:cs="Courier New" w:hint="default"/>
@@ -9610,7 +14325,7 @@
       <w:lvlText w:val=""/>
       <w:lvlJc w:val="left"/>
       <w:pPr>
-        <w:ind w:left="5028" w:hanging="360"/>
+        <w:ind w:left="4752" w:hanging="360"/>
       </w:pPr>
       <w:rPr>
         <w:rFonts w:ascii="Wingdings" w:hAnsi="Wingdings" w:hint="default"/>
@@ -9622,7 +14337,7 @@
       <w:lvlText w:val=""/>
       <w:lvlJc w:val="left"/>
       <w:pPr>
-        <w:ind w:left="5748" w:hanging="360"/>
+        <w:ind w:left="5472" w:hanging="360"/>
       </w:pPr>
       <w:rPr>
         <w:rFonts w:ascii="Symbol" w:hAnsi="Symbol" w:hint="default"/>
@@ -9634,7 +14349,7 @@
       <w:lvlText w:val="o"/>
       <w:lvlJc w:val="left"/>
       <w:pPr>
-        <w:ind w:left="6468" w:hanging="360"/>
+        <w:ind w:left="6192" w:hanging="360"/>
       </w:pPr>
       <w:rPr>
         <w:rFonts w:ascii="Courier New" w:hAnsi="Courier New" w:cs="Courier New" w:hint="default"/>
@@ -9646,7 +14361,7 @@
       <w:lvlText w:val=""/>
       <w:lvlJc w:val="left"/>
       <w:pPr>
-        <w:ind w:left="7188" w:hanging="360"/>
+        <w:ind w:left="6912" w:hanging="360"/>
       </w:pPr>
       <w:rPr>
         <w:rFonts w:ascii="Wingdings" w:hAnsi="Wingdings" w:hint="default"/>
@@ -9654,16 +14369,16 @@
     </w:lvl>
   </w:abstractNum>
   <w:abstractNum w:abstractNumId="7">
-    <w:nsid w:val="615A14BA"/>
+    <w:nsid w:val="4A5B38A4"/>
     <w:multiLevelType w:val="hybridMultilevel"/>
-    <w:tmpl w:val="8D0EEC48"/>
+    <w:tmpl w:val="57B052A2"/>
     <w:lvl w:ilvl="0" w:tplc="04150001">
       <w:start w:val="1"/>
       <w:numFmt w:val="bullet"/>
       <w:lvlText w:val=""/>
       <w:lvlJc w:val="left"/>
       <w:pPr>
-        <w:ind w:left="1069" w:hanging="360"/>
+        <w:ind w:left="1428" w:hanging="360"/>
       </w:pPr>
       <w:rPr>
         <w:rFonts w:ascii="Symbol" w:hAnsi="Symbol" w:hint="default"/>
@@ -9675,7 +14390,7 @@
       <w:lvlText w:val="o"/>
       <w:lvlJc w:val="left"/>
       <w:pPr>
-        <w:ind w:left="1789" w:hanging="360"/>
+        <w:ind w:left="2148" w:hanging="360"/>
       </w:pPr>
       <w:rPr>
         <w:rFonts w:ascii="Courier New" w:hAnsi="Courier New" w:cs="Courier New" w:hint="default"/>
@@ -9687,7 +14402,7 @@
       <w:lvlText w:val=""/>
       <w:lvlJc w:val="left"/>
       <w:pPr>
-        <w:ind w:left="2509" w:hanging="360"/>
+        <w:ind w:left="2868" w:hanging="360"/>
       </w:pPr>
       <w:rPr>
         <w:rFonts w:ascii="Wingdings" w:hAnsi="Wingdings" w:hint="default"/>
@@ -9699,7 +14414,7 @@
       <w:lvlText w:val=""/>
       <w:lvlJc w:val="left"/>
       <w:pPr>
-        <w:ind w:left="3229" w:hanging="360"/>
+        <w:ind w:left="3588" w:hanging="360"/>
       </w:pPr>
       <w:rPr>
         <w:rFonts w:ascii="Symbol" w:hAnsi="Symbol" w:hint="default"/>
@@ -9711,7 +14426,7 @@
       <w:lvlText w:val="o"/>
       <w:lvlJc w:val="left"/>
       <w:pPr>
-        <w:ind w:left="3949" w:hanging="360"/>
+        <w:ind w:left="4308" w:hanging="360"/>
       </w:pPr>
       <w:rPr>
         <w:rFonts w:ascii="Courier New" w:hAnsi="Courier New" w:cs="Courier New" w:hint="default"/>
@@ -9723,7 +14438,7 @@
       <w:lvlText w:val=""/>
       <w:lvlJc w:val="left"/>
       <w:pPr>
-        <w:ind w:left="4669" w:hanging="360"/>
+        <w:ind w:left="5028" w:hanging="360"/>
       </w:pPr>
       <w:rPr>
         <w:rFonts w:ascii="Wingdings" w:hAnsi="Wingdings" w:hint="default"/>
@@ -9735,7 +14450,7 @@
       <w:lvlText w:val=""/>
       <w:lvlJc w:val="left"/>
       <w:pPr>
-        <w:ind w:left="5389" w:hanging="360"/>
+        <w:ind w:left="5748" w:hanging="360"/>
       </w:pPr>
       <w:rPr>
         <w:rFonts w:ascii="Symbol" w:hAnsi="Symbol" w:hint="default"/>
@@ -9747,7 +14462,7 @@
       <w:lvlText w:val="o"/>
       <w:lvlJc w:val="left"/>
       <w:pPr>
-        <w:ind w:left="6109" w:hanging="360"/>
+        <w:ind w:left="6468" w:hanging="360"/>
       </w:pPr>
       <w:rPr>
         <w:rFonts w:ascii="Courier New" w:hAnsi="Courier New" w:cs="Courier New" w:hint="default"/>
@@ -9759,7 +14474,7 @@
       <w:lvlText w:val=""/>
       <w:lvlJc w:val="left"/>
       <w:pPr>
-        <w:ind w:left="6829" w:hanging="360"/>
+        <w:ind w:left="7188" w:hanging="360"/>
       </w:pPr>
       <w:rPr>
         <w:rFonts w:ascii="Wingdings" w:hAnsi="Wingdings" w:hint="default"/>
@@ -9767,6 +14482,119 @@
     </w:lvl>
   </w:abstractNum>
   <w:abstractNum w:abstractNumId="8">
+    <w:nsid w:val="615A14BA"/>
+    <w:multiLevelType w:val="hybridMultilevel"/>
+    <w:tmpl w:val="8D0EEC48"/>
+    <w:lvl w:ilvl="0" w:tplc="04150001">
+      <w:start w:val="1"/>
+      <w:numFmt w:val="bullet"/>
+      <w:lvlText w:val=""/>
+      <w:lvlJc w:val="left"/>
+      <w:pPr>
+        <w:ind w:left="1069" w:hanging="360"/>
+      </w:pPr>
+      <w:rPr>
+        <w:rFonts w:ascii="Symbol" w:hAnsi="Symbol" w:hint="default"/>
+      </w:rPr>
+    </w:lvl>
+    <w:lvl w:ilvl="1" w:tplc="04150003" w:tentative="1">
+      <w:start w:val="1"/>
+      <w:numFmt w:val="bullet"/>
+      <w:lvlText w:val="o"/>
+      <w:lvlJc w:val="left"/>
+      <w:pPr>
+        <w:ind w:left="1789" w:hanging="360"/>
+      </w:pPr>
+      <w:rPr>
+        <w:rFonts w:ascii="Courier New" w:hAnsi="Courier New" w:cs="Courier New" w:hint="default"/>
+      </w:rPr>
+    </w:lvl>
+    <w:lvl w:ilvl="2" w:tplc="04150005" w:tentative="1">
+      <w:start w:val="1"/>
+      <w:numFmt w:val="bullet"/>
+      <w:lvlText w:val=""/>
+      <w:lvlJc w:val="left"/>
+      <w:pPr>
+        <w:ind w:left="2509" w:hanging="360"/>
+      </w:pPr>
+      <w:rPr>
+        <w:rFonts w:ascii="Wingdings" w:hAnsi="Wingdings" w:hint="default"/>
+      </w:rPr>
+    </w:lvl>
+    <w:lvl w:ilvl="3" w:tplc="04150001" w:tentative="1">
+      <w:start w:val="1"/>
+      <w:numFmt w:val="bullet"/>
+      <w:lvlText w:val=""/>
+      <w:lvlJc w:val="left"/>
+      <w:pPr>
+        <w:ind w:left="3229" w:hanging="360"/>
+      </w:pPr>
+      <w:rPr>
+        <w:rFonts w:ascii="Symbol" w:hAnsi="Symbol" w:hint="default"/>
+      </w:rPr>
+    </w:lvl>
+    <w:lvl w:ilvl="4" w:tplc="04150003" w:tentative="1">
+      <w:start w:val="1"/>
+      <w:numFmt w:val="bullet"/>
+      <w:lvlText w:val="o"/>
+      <w:lvlJc w:val="left"/>
+      <w:pPr>
+        <w:ind w:left="3949" w:hanging="360"/>
+      </w:pPr>
+      <w:rPr>
+        <w:rFonts w:ascii="Courier New" w:hAnsi="Courier New" w:cs="Courier New" w:hint="default"/>
+      </w:rPr>
+    </w:lvl>
+    <w:lvl w:ilvl="5" w:tplc="04150005" w:tentative="1">
+      <w:start w:val="1"/>
+      <w:numFmt w:val="bullet"/>
+      <w:lvlText w:val=""/>
+      <w:lvlJc w:val="left"/>
+      <w:pPr>
+        <w:ind w:left="4669" w:hanging="360"/>
+      </w:pPr>
+      <w:rPr>
+        <w:rFonts w:ascii="Wingdings" w:hAnsi="Wingdings" w:hint="default"/>
+      </w:rPr>
+    </w:lvl>
+    <w:lvl w:ilvl="6" w:tplc="04150001" w:tentative="1">
+      <w:start w:val="1"/>
+      <w:numFmt w:val="bullet"/>
+      <w:lvlText w:val=""/>
+      <w:lvlJc w:val="left"/>
+      <w:pPr>
+        <w:ind w:left="5389" w:hanging="360"/>
+      </w:pPr>
+      <w:rPr>
+        <w:rFonts w:ascii="Symbol" w:hAnsi="Symbol" w:hint="default"/>
+      </w:rPr>
+    </w:lvl>
+    <w:lvl w:ilvl="7" w:tplc="04150003" w:tentative="1">
+      <w:start w:val="1"/>
+      <w:numFmt w:val="bullet"/>
+      <w:lvlText w:val="o"/>
+      <w:lvlJc w:val="left"/>
+      <w:pPr>
+        <w:ind w:left="6109" w:hanging="360"/>
+      </w:pPr>
+      <w:rPr>
+        <w:rFonts w:ascii="Courier New" w:hAnsi="Courier New" w:cs="Courier New" w:hint="default"/>
+      </w:rPr>
+    </w:lvl>
+    <w:lvl w:ilvl="8" w:tplc="04150005" w:tentative="1">
+      <w:start w:val="1"/>
+      <w:numFmt w:val="bullet"/>
+      <w:lvlText w:val=""/>
+      <w:lvlJc w:val="left"/>
+      <w:pPr>
+        <w:ind w:left="6829" w:hanging="360"/>
+      </w:pPr>
+      <w:rPr>
+        <w:rFonts w:ascii="Wingdings" w:hAnsi="Wingdings" w:hint="default"/>
+      </w:rPr>
+    </w:lvl>
+  </w:abstractNum>
+  <w:abstractNum w:abstractNumId="9">
     <w:nsid w:val="677B219E"/>
     <w:multiLevelType w:val="hybridMultilevel"/>
     <w:tmpl w:val="38FEF052"/>
@@ -9892,7 +14720,7 @@
       </w:pPr>
     </w:lvl>
   </w:abstractNum>
-  <w:abstractNum w:abstractNumId="9">
+  <w:abstractNum w:abstractNumId="10">
     <w:nsid w:val="688162E6"/>
     <w:multiLevelType w:val="multilevel"/>
     <w:tmpl w:val="A9EC6674"/>
@@ -10013,7 +14841,7 @@
       </w:rPr>
     </w:lvl>
   </w:abstractNum>
-  <w:abstractNum w:abstractNumId="10">
+  <w:abstractNum w:abstractNumId="11">
     <w:nsid w:val="6E916DC1"/>
     <w:multiLevelType w:val="hybridMultilevel"/>
     <w:tmpl w:val="9B84B9BA"/>
@@ -10126,7 +14954,120 @@
       </w:rPr>
     </w:lvl>
   </w:abstractNum>
-  <w:abstractNum w:abstractNumId="11">
+  <w:abstractNum w:abstractNumId="12">
+    <w:nsid w:val="70442EA1"/>
+    <w:multiLevelType w:val="hybridMultilevel"/>
+    <w:tmpl w:val="497EDBDA"/>
+    <w:lvl w:ilvl="0" w:tplc="04150001">
+      <w:start w:val="1"/>
+      <w:numFmt w:val="bullet"/>
+      <w:lvlText w:val=""/>
+      <w:lvlJc w:val="left"/>
+      <w:pPr>
+        <w:ind w:left="720" w:hanging="360"/>
+      </w:pPr>
+      <w:rPr>
+        <w:rFonts w:ascii="Symbol" w:hAnsi="Symbol" w:hint="default"/>
+      </w:rPr>
+    </w:lvl>
+    <w:lvl w:ilvl="1" w:tplc="04150003" w:tentative="1">
+      <w:start w:val="1"/>
+      <w:numFmt w:val="bullet"/>
+      <w:lvlText w:val="o"/>
+      <w:lvlJc w:val="left"/>
+      <w:pPr>
+        <w:ind w:left="1440" w:hanging="360"/>
+      </w:pPr>
+      <w:rPr>
+        <w:rFonts w:ascii="Courier New" w:hAnsi="Courier New" w:cs="Courier New" w:hint="default"/>
+      </w:rPr>
+    </w:lvl>
+    <w:lvl w:ilvl="2" w:tplc="04150005" w:tentative="1">
+      <w:start w:val="1"/>
+      <w:numFmt w:val="bullet"/>
+      <w:lvlText w:val=""/>
+      <w:lvlJc w:val="left"/>
+      <w:pPr>
+        <w:ind w:left="2160" w:hanging="360"/>
+      </w:pPr>
+      <w:rPr>
+        <w:rFonts w:ascii="Wingdings" w:hAnsi="Wingdings" w:hint="default"/>
+      </w:rPr>
+    </w:lvl>
+    <w:lvl w:ilvl="3" w:tplc="04150001" w:tentative="1">
+      <w:start w:val="1"/>
+      <w:numFmt w:val="bullet"/>
+      <w:lvlText w:val=""/>
+      <w:lvlJc w:val="left"/>
+      <w:pPr>
+        <w:ind w:left="2880" w:hanging="360"/>
+      </w:pPr>
+      <w:rPr>
+        <w:rFonts w:ascii="Symbol" w:hAnsi="Symbol" w:hint="default"/>
+      </w:rPr>
+    </w:lvl>
+    <w:lvl w:ilvl="4" w:tplc="04150003" w:tentative="1">
+      <w:start w:val="1"/>
+      <w:numFmt w:val="bullet"/>
+      <w:lvlText w:val="o"/>
+      <w:lvlJc w:val="left"/>
+      <w:pPr>
+        <w:ind w:left="3600" w:hanging="360"/>
+      </w:pPr>
+      <w:rPr>
+        <w:rFonts w:ascii="Courier New" w:hAnsi="Courier New" w:cs="Courier New" w:hint="default"/>
+      </w:rPr>
+    </w:lvl>
+    <w:lvl w:ilvl="5" w:tplc="04150005" w:tentative="1">
+      <w:start w:val="1"/>
+      <w:numFmt w:val="bullet"/>
+      <w:lvlText w:val=""/>
+      <w:lvlJc w:val="left"/>
+      <w:pPr>
+        <w:ind w:left="4320" w:hanging="360"/>
+      </w:pPr>
+      <w:rPr>
+        <w:rFonts w:ascii="Wingdings" w:hAnsi="Wingdings" w:hint="default"/>
+      </w:rPr>
+    </w:lvl>
+    <w:lvl w:ilvl="6" w:tplc="04150001" w:tentative="1">
+      <w:start w:val="1"/>
+      <w:numFmt w:val="bullet"/>
+      <w:lvlText w:val=""/>
+      <w:lvlJc w:val="left"/>
+      <w:pPr>
+        <w:ind w:left="5040" w:hanging="360"/>
+      </w:pPr>
+      <w:rPr>
+        <w:rFonts w:ascii="Symbol" w:hAnsi="Symbol" w:hint="default"/>
+      </w:rPr>
+    </w:lvl>
+    <w:lvl w:ilvl="7" w:tplc="04150003" w:tentative="1">
+      <w:start w:val="1"/>
+      <w:numFmt w:val="bullet"/>
+      <w:lvlText w:val="o"/>
+      <w:lvlJc w:val="left"/>
+      <w:pPr>
+        <w:ind w:left="5760" w:hanging="360"/>
+      </w:pPr>
+      <w:rPr>
+        <w:rFonts w:ascii="Courier New" w:hAnsi="Courier New" w:cs="Courier New" w:hint="default"/>
+      </w:rPr>
+    </w:lvl>
+    <w:lvl w:ilvl="8" w:tplc="04150005" w:tentative="1">
+      <w:start w:val="1"/>
+      <w:numFmt w:val="bullet"/>
+      <w:lvlText w:val=""/>
+      <w:lvlJc w:val="left"/>
+      <w:pPr>
+        <w:ind w:left="6480" w:hanging="360"/>
+      </w:pPr>
+      <w:rPr>
+        <w:rFonts w:ascii="Wingdings" w:hAnsi="Wingdings" w:hint="default"/>
+      </w:rPr>
+    </w:lvl>
+  </w:abstractNum>
+  <w:abstractNum w:abstractNumId="13">
     <w:nsid w:val="707E6E11"/>
     <w:multiLevelType w:val="multilevel"/>
     <w:tmpl w:val="AF2A9400"/>
@@ -10276,40 +15217,46 @@
     </w:lvl>
   </w:abstractNum>
   <w:num w:numId="1">
-    <w:abstractNumId w:val="8"/>
+    <w:abstractNumId w:val="9"/>
   </w:num>
   <w:num w:numId="2">
-    <w:abstractNumId w:val="11"/>
+    <w:abstractNumId w:val="13"/>
   </w:num>
   <w:num w:numId="3">
-    <w:abstractNumId w:val="4"/>
+    <w:abstractNumId w:val="5"/>
   </w:num>
   <w:num w:numId="4">
-    <w:abstractNumId w:val="9"/>
+    <w:abstractNumId w:val="10"/>
   </w:num>
   <w:num w:numId="5">
     <w:abstractNumId w:val="2"/>
   </w:num>
   <w:num w:numId="6">
-    <w:abstractNumId w:val="3"/>
+    <w:abstractNumId w:val="4"/>
   </w:num>
   <w:num w:numId="7">
-    <w:abstractNumId w:val="10"/>
+    <w:abstractNumId w:val="11"/>
   </w:num>
   <w:num w:numId="8">
     <w:abstractNumId w:val="1"/>
   </w:num>
   <w:num w:numId="9">
-    <w:abstractNumId w:val="6"/>
+    <w:abstractNumId w:val="7"/>
   </w:num>
   <w:num w:numId="10">
-    <w:abstractNumId w:val="7"/>
+    <w:abstractNumId w:val="8"/>
   </w:num>
   <w:num w:numId="11">
     <w:abstractNumId w:val="0"/>
   </w:num>
   <w:num w:numId="12">
-    <w:abstractNumId w:val="5"/>
+    <w:abstractNumId w:val="6"/>
+  </w:num>
+  <w:num w:numId="13">
+    <w:abstractNumId w:val="12"/>
+  </w:num>
+  <w:num w:numId="14">
+    <w:abstractNumId w:val="3"/>
   </w:num>
 </w:numbering>
 </file>
@@ -10724,6 +15671,27 @@
       <w:color w:val="2F5496" w:themeColor="accent1" w:themeShade="BF"/>
       <w:sz w:val="32"/>
       <w:szCs w:val="32"/>
+    </w:rPr>
+  </w:style>
+  <w:style w:type="paragraph" w:styleId="Nagwek3">
+    <w:name w:val="heading 3"/>
+    <w:basedOn w:val="Normalny"/>
+    <w:next w:val="Normalny"/>
+    <w:link w:val="Nagwek3Znak"/>
+    <w:uiPriority w:val="9"/>
+    <w:semiHidden/>
+    <w:unhideWhenUsed/>
+    <w:qFormat/>
+    <w:rsid w:val="0077224B"/>
+    <w:pPr>
+      <w:keepNext/>
+      <w:keepLines/>
+      <w:spacing w:before="40"/>
+      <w:outlineLvl w:val="2"/>
+    </w:pPr>
+    <w:rPr>
+      <w:rFonts w:asciiTheme="majorHAnsi" w:eastAsiaTheme="majorEastAsia" w:hAnsiTheme="majorHAnsi" w:cstheme="majorBidi"/>
+      <w:color w:val="1F3763" w:themeColor="accent1" w:themeShade="7F"/>
     </w:rPr>
   </w:style>
   <w:style w:type="character" w:default="1" w:styleId="Domylnaczcionkaakapitu">
@@ -11261,6 +16229,55 @@
       </w:tblCellMar>
     </w:tblPr>
   </w:style>
+  <w:style w:type="character" w:customStyle="1" w:styleId="Nagwek3Znak">
+    <w:name w:val="Nagłówek 3 Znak"/>
+    <w:basedOn w:val="Domylnaczcionkaakapitu"/>
+    <w:link w:val="Nagwek3"/>
+    <w:uiPriority w:val="9"/>
+    <w:semiHidden/>
+    <w:rsid w:val="0077224B"/>
+    <w:rPr>
+      <w:rFonts w:asciiTheme="majorHAnsi" w:eastAsiaTheme="majorEastAsia" w:hAnsiTheme="majorHAnsi" w:cstheme="majorBidi"/>
+      <w:color w:val="1F3763" w:themeColor="accent1" w:themeShade="7F"/>
+    </w:rPr>
+  </w:style>
+  <w:style w:type="character" w:styleId="Uwydatnienie">
+    <w:name w:val="Emphasis"/>
+    <w:basedOn w:val="Domylnaczcionkaakapitu"/>
+    <w:uiPriority w:val="20"/>
+    <w:qFormat/>
+    <w:rsid w:val="0077224B"/>
+    <w:rPr>
+      <w:i/>
+      <w:iCs/>
+    </w:rPr>
+  </w:style>
+  <w:style w:type="character" w:styleId="HTML-kod">
+    <w:name w:val="HTML Code"/>
+    <w:basedOn w:val="Domylnaczcionkaakapitu"/>
+    <w:uiPriority w:val="99"/>
+    <w:semiHidden/>
+    <w:unhideWhenUsed/>
+    <w:rsid w:val="00CB1D41"/>
+    <w:rPr>
+      <w:rFonts w:ascii="Courier New" w:eastAsia="Times New Roman" w:hAnsi="Courier New" w:cs="Courier New"/>
+      <w:sz w:val="20"/>
+      <w:szCs w:val="20"/>
+    </w:rPr>
+  </w:style>
+  <w:style w:type="paragraph" w:styleId="Spistreci3">
+    <w:name w:val="toc 3"/>
+    <w:basedOn w:val="Normalny"/>
+    <w:next w:val="Normalny"/>
+    <w:autoRedefine/>
+    <w:uiPriority w:val="39"/>
+    <w:unhideWhenUsed/>
+    <w:rsid w:val="00F83473"/>
+    <w:pPr>
+      <w:spacing w:after="100"/>
+      <w:ind w:left="480"/>
+    </w:pPr>
+  </w:style>
 </w:styles>
 </file>
 
@@ -11409,6 +16426,13 @@
     <w:pitch w:val="variable"/>
     <w:sig w:usb0="E00006FF" w:usb1="420024FF" w:usb2="02000000" w:usb3="00000000" w:csb0="0000019F" w:csb1="00000000"/>
   </w:font>
+  <w:font w:name="Arial">
+    <w:panose1 w:val="020B0604020202020204"/>
+    <w:charset w:val="EE"/>
+    <w:family w:val="swiss"/>
+    <w:pitch w:val="variable"/>
+    <w:sig w:usb0="E0002EFF" w:usb1="C000785B" w:usb2="00000009" w:usb3="00000000" w:csb0="000001FF" w:csb1="00000000"/>
+  </w:font>
 </w:fonts>
 </file>
 
@@ -11431,6 +16455,7 @@
     <w:rsid w:val="001975A8"/>
     <w:rsid w:val="00767B3F"/>
     <w:rsid w:val="00A65E9C"/>
+    <w:rsid w:val="00C023A4"/>
     <w:rsid w:val="00FE1DB3"/>
   </w:rsids>
   <m:mathPr>
@@ -12206,7 +17231,7 @@
 </file>
 
 <file path=customXml/itemProps1.xml><?xml version="1.0" encoding="utf-8"?>
-<ds:datastoreItem xmlns:ds="http://schemas.openxmlformats.org/officeDocument/2006/customXml" ds:itemID="{34D0CC39-0345-43C5-9232-39543C17DA79}">
+<ds:datastoreItem xmlns:ds="http://schemas.openxmlformats.org/officeDocument/2006/customXml" ds:itemID="{C14A97AB-3228-4F14-8143-F93A283B95D5}">
   <ds:schemaRefs>
     <ds:schemaRef ds:uri="http://schemas.openxmlformats.org/officeDocument/2006/bibliography"/>
   </ds:schemaRefs>

--- a/Arkadiusz Kot.docx
+++ b/Arkadiusz Kot.docx
@@ -872,11 +872,13 @@
           <w:pPr>
             <w:pStyle w:val="Nagwekspisutreci"/>
             <w:rPr>
+              <w:b/>
               <w:color w:val="000000" w:themeColor="text1"/>
             </w:rPr>
           </w:pPr>
           <w:r>
             <w:rPr>
+              <w:b/>
               <w:color w:val="000000" w:themeColor="text1"/>
             </w:rPr>
             <w:t>Spis treści</w:t>
@@ -905,7 +907,7 @@
           <w:r>
             <w:fldChar w:fldCharType="separate"/>
           </w:r>
-          <w:hyperlink w:anchor="_Toc215333444" w:history="1">
+          <w:hyperlink w:anchor="_Toc215606646" w:history="1">
             <w:r>
               <w:rPr>
                 <w:rStyle w:val="Hipercze"/>
@@ -934,7 +936,7 @@
                 <w:noProof/>
                 <w:webHidden/>
               </w:rPr>
-              <w:instrText xml:space="preserve"> PAGEREF _Toc215333444 \h </w:instrText>
+              <w:instrText xml:space="preserve"> PAGEREF _Toc215606646 \h </w:instrText>
             </w:r>
             <w:r>
               <w:rPr>
@@ -980,7 +982,7 @@
               <w:lang w:eastAsia="pl-PL"/>
             </w:rPr>
           </w:pPr>
-          <w:hyperlink w:anchor="_Toc215333445" w:history="1">
+          <w:hyperlink w:anchor="_Toc215606647" w:history="1">
             <w:r>
               <w:rPr>
                 <w:rStyle w:val="Hipercze"/>
@@ -1028,7 +1030,7 @@
                 <w:noProof/>
                 <w:webHidden/>
               </w:rPr>
-              <w:instrText xml:space="preserve"> PAGEREF _Toc215333445 \h </w:instrText>
+              <w:instrText xml:space="preserve"> PAGEREF _Toc215606647 \h </w:instrText>
             </w:r>
             <w:r>
               <w:rPr>
@@ -1074,7 +1076,7 @@
               <w:lang w:eastAsia="pl-PL"/>
             </w:rPr>
           </w:pPr>
-          <w:hyperlink w:anchor="_Toc215333446" w:history="1">
+          <w:hyperlink w:anchor="_Toc215606648" w:history="1">
             <w:r>
               <w:rPr>
                 <w:rStyle w:val="Hipercze"/>
@@ -1122,7 +1124,7 @@
                 <w:noProof/>
                 <w:webHidden/>
               </w:rPr>
-              <w:instrText xml:space="preserve"> PAGEREF _Toc215333446 \h </w:instrText>
+              <w:instrText xml:space="preserve"> PAGEREF _Toc215606648 \h </w:instrText>
             </w:r>
             <w:r>
               <w:rPr>
@@ -1168,7 +1170,7 @@
               <w:lang w:eastAsia="pl-PL"/>
             </w:rPr>
           </w:pPr>
-          <w:hyperlink w:anchor="_Toc215333447" w:history="1">
+          <w:hyperlink w:anchor="_Toc215606649" w:history="1">
             <w:r>
               <w:rPr>
                 <w:rStyle w:val="Hipercze"/>
@@ -1216,7 +1218,7 @@
                 <w:noProof/>
                 <w:webHidden/>
               </w:rPr>
-              <w:instrText xml:space="preserve"> PAGEREF _Toc215333447 \h </w:instrText>
+              <w:instrText xml:space="preserve"> PAGEREF _Toc215606649 \h </w:instrText>
             </w:r>
             <w:r>
               <w:rPr>
@@ -1262,7 +1264,7 @@
               <w:lang w:eastAsia="pl-PL"/>
             </w:rPr>
           </w:pPr>
-          <w:hyperlink w:anchor="_Toc215333448" w:history="1">
+          <w:hyperlink w:anchor="_Toc215606650" w:history="1">
             <w:r>
               <w:rPr>
                 <w:rStyle w:val="Hipercze"/>
@@ -1310,7 +1312,7 @@
                 <w:noProof/>
                 <w:webHidden/>
               </w:rPr>
-              <w:instrText xml:space="preserve"> PAGEREF _Toc215333448 \h </w:instrText>
+              <w:instrText xml:space="preserve"> PAGEREF _Toc215606650 \h </w:instrText>
             </w:r>
             <w:r>
               <w:rPr>
@@ -1356,7 +1358,7 @@
               <w:lang w:eastAsia="pl-PL"/>
             </w:rPr>
           </w:pPr>
-          <w:hyperlink w:anchor="_Toc215333449" w:history="1">
+          <w:hyperlink w:anchor="_Toc215606651" w:history="1">
             <w:r>
               <w:rPr>
                 <w:rStyle w:val="Hipercze"/>
@@ -1404,7 +1406,7 @@
                 <w:noProof/>
                 <w:webHidden/>
               </w:rPr>
-              <w:instrText xml:space="preserve"> PAGEREF _Toc215333449 \h </w:instrText>
+              <w:instrText xml:space="preserve"> PAGEREF _Toc215606651 \h </w:instrText>
             </w:r>
             <w:r>
               <w:rPr>
@@ -1450,7 +1452,7 @@
               <w:lang w:eastAsia="pl-PL"/>
             </w:rPr>
           </w:pPr>
-          <w:hyperlink w:anchor="_Toc215333450" w:history="1">
+          <w:hyperlink w:anchor="_Toc215606652" w:history="1">
             <w:r>
               <w:rPr>
                 <w:rStyle w:val="Hipercze"/>
@@ -1498,7 +1500,7 @@
                 <w:noProof/>
                 <w:webHidden/>
               </w:rPr>
-              <w:instrText xml:space="preserve"> PAGEREF _Toc215333450 \h </w:instrText>
+              <w:instrText xml:space="preserve"> PAGEREF _Toc215606652 \h </w:instrText>
             </w:r>
             <w:r>
               <w:rPr>
@@ -1544,7 +1546,7 @@
               <w:lang w:eastAsia="pl-PL"/>
             </w:rPr>
           </w:pPr>
-          <w:hyperlink w:anchor="_Toc215333451" w:history="1">
+          <w:hyperlink w:anchor="_Toc215606653" w:history="1">
             <w:r>
               <w:rPr>
                 <w:rStyle w:val="Hipercze"/>
@@ -1592,7 +1594,7 @@
                 <w:noProof/>
                 <w:webHidden/>
               </w:rPr>
-              <w:instrText xml:space="preserve"> PAGEREF _Toc215333451 \h </w:instrText>
+              <w:instrText xml:space="preserve"> PAGEREF _Toc215606653 \h </w:instrText>
             </w:r>
             <w:r>
               <w:rPr>
@@ -1638,7 +1640,7 @@
               <w:lang w:eastAsia="pl-PL"/>
             </w:rPr>
           </w:pPr>
-          <w:hyperlink w:anchor="_Toc215333452" w:history="1">
+          <w:hyperlink w:anchor="_Toc215606654" w:history="1">
             <w:r>
               <w:rPr>
                 <w:rStyle w:val="Hipercze"/>
@@ -1686,7 +1688,7 @@
                 <w:noProof/>
                 <w:webHidden/>
               </w:rPr>
-              <w:instrText xml:space="preserve"> PAGEREF _Toc215333452 \h </w:instrText>
+              <w:instrText xml:space="preserve"> PAGEREF _Toc215606654 \h </w:instrText>
             </w:r>
             <w:r>
               <w:rPr>
@@ -1732,7 +1734,7 @@
               <w:lang w:eastAsia="pl-PL"/>
             </w:rPr>
           </w:pPr>
-          <w:hyperlink w:anchor="_Toc215333453" w:history="1">
+          <w:hyperlink w:anchor="_Toc215606655" w:history="1">
             <w:r>
               <w:rPr>
                 <w:rStyle w:val="Hipercze"/>
@@ -1780,7 +1782,7 @@
                 <w:noProof/>
                 <w:webHidden/>
               </w:rPr>
-              <w:instrText xml:space="preserve"> PAGEREF _Toc215333453 \h </w:instrText>
+              <w:instrText xml:space="preserve"> PAGEREF _Toc215606655 \h </w:instrText>
             </w:r>
             <w:r>
               <w:rPr>
@@ -1826,7 +1828,7 @@
               <w:lang w:eastAsia="pl-PL"/>
             </w:rPr>
           </w:pPr>
-          <w:hyperlink w:anchor="_Toc215333454" w:history="1">
+          <w:hyperlink w:anchor="_Toc215606656" w:history="1">
             <w:r>
               <w:rPr>
                 <w:rStyle w:val="Hipercze"/>
@@ -1874,7 +1876,7 @@
                 <w:noProof/>
                 <w:webHidden/>
               </w:rPr>
-              <w:instrText xml:space="preserve"> PAGEREF _Toc215333454 \h </w:instrText>
+              <w:instrText xml:space="preserve"> PAGEREF _Toc215606656 \h </w:instrText>
             </w:r>
             <w:r>
               <w:rPr>
@@ -1920,7 +1922,7 @@
               <w:lang w:eastAsia="pl-PL"/>
             </w:rPr>
           </w:pPr>
-          <w:hyperlink w:anchor="_Toc215333455" w:history="1">
+          <w:hyperlink w:anchor="_Toc215606657" w:history="1">
             <w:r>
               <w:rPr>
                 <w:rStyle w:val="Hipercze"/>
@@ -1968,7 +1970,7 @@
                 <w:noProof/>
                 <w:webHidden/>
               </w:rPr>
-              <w:instrText xml:space="preserve"> PAGEREF _Toc215333455 \h </w:instrText>
+              <w:instrText xml:space="preserve"> PAGEREF _Toc215606657 \h </w:instrText>
             </w:r>
             <w:r>
               <w:rPr>
@@ -2014,7 +2016,7 @@
               <w:lang w:eastAsia="pl-PL"/>
             </w:rPr>
           </w:pPr>
-          <w:hyperlink w:anchor="_Toc215333456" w:history="1">
+          <w:hyperlink w:anchor="_Toc215606658" w:history="1">
             <w:r>
               <w:rPr>
                 <w:rStyle w:val="Hipercze"/>
@@ -2062,7 +2064,7 @@
                 <w:noProof/>
                 <w:webHidden/>
               </w:rPr>
-              <w:instrText xml:space="preserve"> PAGEREF _Toc215333456 \h </w:instrText>
+              <w:instrText xml:space="preserve"> PAGEREF _Toc215606658 \h </w:instrText>
             </w:r>
             <w:r>
               <w:rPr>
@@ -2108,7 +2110,7 @@
               <w:lang w:eastAsia="pl-PL"/>
             </w:rPr>
           </w:pPr>
-          <w:hyperlink w:anchor="_Toc215333457" w:history="1">
+          <w:hyperlink w:anchor="_Toc215606659" w:history="1">
             <w:r>
               <w:rPr>
                 <w:rStyle w:val="Hipercze"/>
@@ -2156,7 +2158,7 @@
                 <w:noProof/>
                 <w:webHidden/>
               </w:rPr>
-              <w:instrText xml:space="preserve"> PAGEREF _Toc215333457 \h </w:instrText>
+              <w:instrText xml:space="preserve"> PAGEREF _Toc215606659 \h </w:instrText>
             </w:r>
             <w:r>
               <w:rPr>
@@ -2202,7 +2204,7 @@
               <w:lang w:eastAsia="pl-PL"/>
             </w:rPr>
           </w:pPr>
-          <w:hyperlink w:anchor="_Toc215333458" w:history="1">
+          <w:hyperlink w:anchor="_Toc215606660" w:history="1">
             <w:r>
               <w:rPr>
                 <w:rStyle w:val="Hipercze"/>
@@ -2250,7 +2252,7 @@
                 <w:noProof/>
                 <w:webHidden/>
               </w:rPr>
-              <w:instrText xml:space="preserve"> PAGEREF _Toc215333458 \h </w:instrText>
+              <w:instrText xml:space="preserve"> PAGEREF _Toc215606660 \h </w:instrText>
             </w:r>
             <w:r>
               <w:rPr>
@@ -2270,7 +2272,7 @@
                 <w:noProof/>
                 <w:webHidden/>
               </w:rPr>
-              <w:t>14</w:t>
+              <w:t>15</w:t>
             </w:r>
             <w:r>
               <w:rPr>
@@ -2296,7 +2298,7 @@
               <w:lang w:eastAsia="pl-PL"/>
             </w:rPr>
           </w:pPr>
-          <w:hyperlink w:anchor="_Toc215333459" w:history="1">
+          <w:hyperlink w:anchor="_Toc215606661" w:history="1">
             <w:r>
               <w:rPr>
                 <w:rStyle w:val="Hipercze"/>
@@ -2344,7 +2346,7 @@
                 <w:noProof/>
                 <w:webHidden/>
               </w:rPr>
-              <w:instrText xml:space="preserve"> PAGEREF _Toc215333459 \h </w:instrText>
+              <w:instrText xml:space="preserve"> PAGEREF _Toc215606661 \h </w:instrText>
             </w:r>
             <w:r>
               <w:rPr>
@@ -2364,7 +2366,81 @@
                 <w:noProof/>
                 <w:webHidden/>
               </w:rPr>
-              <w:t>15</w:t>
+              <w:t>16</w:t>
+            </w:r>
+            <w:r>
+              <w:rPr>
+                <w:noProof/>
+                <w:webHidden/>
+              </w:rPr>
+              <w:fldChar w:fldCharType="end"/>
+            </w:r>
+          </w:hyperlink>
+        </w:p>
+        <w:p>
+          <w:pPr>
+            <w:pStyle w:val="Spistreci1"/>
+            <w:tabs>
+              <w:tab w:val="right" w:leader="dot" w:pos="8777"/>
+            </w:tabs>
+            <w:rPr>
+              <w:rFonts w:asciiTheme="minorHAnsi" w:eastAsiaTheme="minorEastAsia" w:hAnsiTheme="minorHAnsi"/>
+              <w:noProof/>
+              <w:sz w:val="22"/>
+              <w:szCs w:val="22"/>
+              <w:lang w:eastAsia="pl-PL"/>
+            </w:rPr>
+          </w:pPr>
+          <w:hyperlink w:anchor="_Toc215606662" w:history="1">
+            <w:r>
+              <w:rPr>
+                <w:rStyle w:val="Hipercze"/>
+                <w:rFonts w:cs="Times New Roman"/>
+                <w:b/>
+                <w:noProof/>
+              </w:rPr>
+              <w:t>Literatura</w:t>
+            </w:r>
+            <w:r>
+              <w:rPr>
+                <w:noProof/>
+                <w:webHidden/>
+              </w:rPr>
+              <w:tab/>
+            </w:r>
+            <w:r>
+              <w:rPr>
+                <w:noProof/>
+                <w:webHidden/>
+              </w:rPr>
+              <w:fldChar w:fldCharType="begin"/>
+            </w:r>
+            <w:r>
+              <w:rPr>
+                <w:noProof/>
+                <w:webHidden/>
+              </w:rPr>
+              <w:instrText xml:space="preserve"> PAGEREF _Toc215606662 \h </w:instrText>
+            </w:r>
+            <w:r>
+              <w:rPr>
+                <w:noProof/>
+                <w:webHidden/>
+              </w:rPr>
+            </w:r>
+            <w:r>
+              <w:rPr>
+                <w:noProof/>
+                <w:webHidden/>
+              </w:rPr>
+              <w:fldChar w:fldCharType="separate"/>
+            </w:r>
+            <w:r>
+              <w:rPr>
+                <w:noProof/>
+                <w:webHidden/>
+              </w:rPr>
+              <w:t>18</w:t>
             </w:r>
             <w:r>
               <w:rPr>
@@ -2609,7 +2685,7 @@
           <w:color w:val="000000" w:themeColor="text1"/>
         </w:rPr>
       </w:pPr>
-      <w:bookmarkStart w:id="0" w:name="_Toc215333444"/>
+      <w:bookmarkStart w:id="0" w:name="_Toc215606646"/>
       <w:r>
         <w:rPr>
           <w:rFonts w:ascii="Times New Roman" w:hAnsi="Times New Roman" w:cs="Times New Roman"/>
@@ -2634,21 +2710,117 @@
           <w:sz w:val="24"/>
           <w:lang w:eastAsia="pl-PL"/>
         </w:rPr>
-        <w:t>Współczesny rynek aplikacji mobilnych i internetowych oferuje szeroki wachlarz narzędzi przeznaczonych do rejestracji i analizy aktywności fizycznej. Wśród nich wyróżnić można kilka dominujących platform. Aplikacja Strava pozycjonowana jest</w:t>
-      </w:r>
+        <w:t xml:space="preserve">Współczesny rynek aplikacji mobilnych i internetowych oferuje szeroki wachlarz narzędzi przeznaczonych do rejestracji i analizy aktywności fizycznej. Wśród nich wyróżnić można kilka dominujących platform. Aplikacja </w:t>
+      </w:r>
+      <w:proofErr w:type="spellStart"/>
       <w:r>
         <w:rPr>
           <w:sz w:val="24"/>
           <w:lang w:eastAsia="pl-PL"/>
         </w:rPr>
-        <w:t>,</w:t>
-      </w:r>
+        <w:t>Strava</w:t>
+      </w:r>
+      <w:proofErr w:type="spellEnd"/>
       <w:r>
         <w:rPr>
           <w:sz w:val="24"/>
           <w:lang w:eastAsia="pl-PL"/>
         </w:rPr>
-        <w:t xml:space="preserve"> jako sieć społecznościowa dla sportowców, umożliwiając szczegółową analizę treningów, wizualizację statystyk oraz rywalizację z innymi użytkownikami poprzez integrację z urządzeniami monitorującymi [1]. Platforma Komoot specjalizuje się w zaawansowanym planowaniu tras, oferując funkcjonalność nawigacji oraz importu i eksportu plików z danymi geolokalizacyjnymi, przy mniejszym nacisku na rozbudowaną analizę wyników sportowych [2]. Z kolei Garmin Connect stanowi zamknięty ekosystem dla użytkowników urządzeń marki Garmin, dostarczając najbardziej dogłębną na rynku analizę parametrów treningowych i danych biometrycznych, takich jak tętno czy jakość snu [3]. Ofertę uzupełnia AllTrails, aplikacja skoncentrowana na aspekcie społecznościowym i odkrywaniu nowych szlaków, która udostępnia rozbudowaną bazę tras ocenianych przez użytkowników, jednak nie oferuje zaawansowanych narzędzi analitycznych [4].</w:t>
+        <w:t xml:space="preserve"> pozycjonowana jest</w:t>
+      </w:r>
+      <w:r>
+        <w:rPr>
+          <w:sz w:val="24"/>
+          <w:lang w:eastAsia="pl-PL"/>
+        </w:rPr>
+        <w:t>,</w:t>
+      </w:r>
+      <w:r>
+        <w:rPr>
+          <w:sz w:val="24"/>
+          <w:lang w:eastAsia="pl-PL"/>
+        </w:rPr>
+        <w:t xml:space="preserve"> jako sieć społecznościowa dla sportowców, umożliwiając szczegółową analizę treningów, wizualizację statystyk oraz rywalizację z innymi użytkownikami poprzez integrację z urządzeniami monitorującymi [1]. Platforma </w:t>
+      </w:r>
+      <w:proofErr w:type="spellStart"/>
+      <w:r>
+        <w:rPr>
+          <w:sz w:val="24"/>
+          <w:lang w:eastAsia="pl-PL"/>
+        </w:rPr>
+        <w:t>Komoot</w:t>
+      </w:r>
+      <w:proofErr w:type="spellEnd"/>
+      <w:r>
+        <w:rPr>
+          <w:sz w:val="24"/>
+          <w:lang w:eastAsia="pl-PL"/>
+        </w:rPr>
+        <w:t xml:space="preserve"> specjalizuje się w zaawansowanym planowaniu tras, oferując funkcjonalność nawigacji oraz importu i eksportu plików z danymi geolokalizacyjnymi, przy mniejszym nacisku na rozbudowaną analizę wyników sportowych [2]. Z kolei </w:t>
+      </w:r>
+      <w:proofErr w:type="spellStart"/>
+      <w:r>
+        <w:rPr>
+          <w:sz w:val="24"/>
+          <w:lang w:eastAsia="pl-PL"/>
+        </w:rPr>
+        <w:t>Garmin</w:t>
+      </w:r>
+      <w:proofErr w:type="spellEnd"/>
+      <w:r>
+        <w:rPr>
+          <w:sz w:val="24"/>
+          <w:lang w:eastAsia="pl-PL"/>
+        </w:rPr>
+        <w:t xml:space="preserve"> Connect stanowi zamknięty ekosystem dla użytkowników urządzeń marki </w:t>
+      </w:r>
+      <w:proofErr w:type="spellStart"/>
+      <w:r>
+        <w:rPr>
+          <w:sz w:val="24"/>
+          <w:lang w:eastAsia="pl-PL"/>
+        </w:rPr>
+        <w:t>Garmin</w:t>
+      </w:r>
+      <w:proofErr w:type="spellEnd"/>
+      <w:r>
+        <w:rPr>
+          <w:sz w:val="24"/>
+          <w:lang w:eastAsia="pl-PL"/>
+        </w:rPr>
+        <w:t xml:space="preserve">, dostarczając najbardziej dogłębną na rynku analizę parametrów treningowych i danych biometrycznych, takich jak tętno czy jakość snu [3]. Ofertę uzupełnia </w:t>
+      </w:r>
+      <w:proofErr w:type="spellStart"/>
+      <w:r>
+        <w:rPr>
+          <w:sz w:val="24"/>
+          <w:lang w:eastAsia="pl-PL"/>
+        </w:rPr>
+        <w:t>AllTrails</w:t>
+      </w:r>
+      <w:proofErr w:type="spellEnd"/>
+      <w:r>
+        <w:rPr>
+          <w:sz w:val="24"/>
+          <w:lang w:eastAsia="pl-PL"/>
+        </w:rPr>
+        <w:t xml:space="preserve">, aplikacja skoncentrowana na aspekcie </w:t>
+      </w:r>
+      <w:proofErr w:type="spellStart"/>
+      <w:r>
+        <w:rPr>
+          <w:sz w:val="24"/>
+          <w:lang w:eastAsia="pl-PL"/>
+        </w:rPr>
+        <w:t>społecznościowym</w:t>
+      </w:r>
+      <w:proofErr w:type="spellEnd"/>
+      <w:r>
+        <w:rPr>
+          <w:sz w:val="24"/>
+          <w:lang w:eastAsia="pl-PL"/>
+        </w:rPr>
+        <w:t xml:space="preserve"> i odkrywaniu nowych szlaków, która udostępnia rozbudowaną bazę tras ocenianych przez użytkowników, jednak nie oferuje zaawansowanych narzędzi analitycznych [4].</w:t>
       </w:r>
     </w:p>
     <w:p>
@@ -3005,7 +3177,7 @@
           <w:color w:val="000000" w:themeColor="text1"/>
         </w:rPr>
       </w:pPr>
-      <w:bookmarkStart w:id="1" w:name="_Toc215333445"/>
+      <w:bookmarkStart w:id="1" w:name="_Toc215606647"/>
       <w:r>
         <w:rPr>
           <w:rFonts w:ascii="Times New Roman" w:hAnsi="Times New Roman" w:cs="Times New Roman"/>
@@ -3022,7 +3194,31 @@
         <w:jc w:val="both"/>
       </w:pPr>
       <w:r>
-        <w:t>W niniejszym rozdziale szczegółowo opisano aplikacje służące do analizy i edycji danych geolokalizacyjnych. Należą do nich Strava [1], Komoot [2] oraz Garmin Connect [3]</w:t>
+        <w:t xml:space="preserve">W niniejszym rozdziale szczegółowo opisano aplikacje służące do analizy i edycji danych geolokalizacyjnych. Należą do nich </w:t>
+      </w:r>
+      <w:proofErr w:type="spellStart"/>
+      <w:r>
+        <w:t>Strava</w:t>
+      </w:r>
+      <w:proofErr w:type="spellEnd"/>
+      <w:r>
+        <w:t xml:space="preserve"> [1], </w:t>
+      </w:r>
+      <w:proofErr w:type="spellStart"/>
+      <w:r>
+        <w:t>Komoot</w:t>
+      </w:r>
+      <w:proofErr w:type="spellEnd"/>
+      <w:r>
+        <w:t xml:space="preserve"> [2] oraz </w:t>
+      </w:r>
+      <w:proofErr w:type="spellStart"/>
+      <w:r>
+        <w:t>Garmin</w:t>
+      </w:r>
+      <w:proofErr w:type="spellEnd"/>
+      <w:r>
+        <w:t xml:space="preserve"> Connect [3]</w:t>
       </w:r>
     </w:p>
     <w:p>
@@ -3039,7 +3235,8 @@
           <w:sz w:val="28"/>
         </w:rPr>
       </w:pPr>
-      <w:bookmarkStart w:id="2" w:name="_Toc215333446"/>
+      <w:bookmarkStart w:id="2" w:name="_Toc215606648"/>
+      <w:proofErr w:type="spellStart"/>
       <w:r>
         <w:rPr>
           <w:rFonts w:ascii="Times New Roman" w:hAnsi="Times New Roman" w:cs="Times New Roman"/>
@@ -3047,7 +3244,17 @@
           <w:color w:val="000000" w:themeColor="text1"/>
           <w:sz w:val="28"/>
         </w:rPr>
-        <w:t>Strava – sieć społecznościowa dla sportowców</w:t>
+        <w:t>Strava</w:t>
+      </w:r>
+      <w:proofErr w:type="spellEnd"/>
+      <w:r>
+        <w:rPr>
+          <w:rFonts w:ascii="Times New Roman" w:hAnsi="Times New Roman" w:cs="Times New Roman"/>
+          <w:b/>
+          <w:color w:val="000000" w:themeColor="text1"/>
+          <w:sz w:val="28"/>
+        </w:rPr>
+        <w:t xml:space="preserve"> – sieć społecznościowa dla sportowców</w:t>
       </w:r>
       <w:bookmarkEnd w:id="2"/>
     </w:p>
@@ -3060,7 +3267,31 @@
         <w:tab/>
       </w:r>
       <w:r>
-        <w:t>Platforma Strava, stworzona w 2009 roku przez Marka Gaineya i Michaela Horvatha, jest aplikacją internetową i mobilną służącą do monitorowania aktywności fizycznej, z silnym naciskiem na aspekty społecznościowe [4]. Kluczową funkcjonalnością aplikacji jest możliwość precyzyjnego śledzenia i analizy treningów, obejmująca takie parametry jak pokonany dystans, czas, prędkość oraz sumę przewyższeń. Zebrane dane są następnie wizualizowane w formie czytelnych statystyk i wykresów (rys. 1.1).</w:t>
+        <w:t xml:space="preserve">Platforma </w:t>
+      </w:r>
+      <w:proofErr w:type="spellStart"/>
+      <w:r>
+        <w:t>Strava</w:t>
+      </w:r>
+      <w:proofErr w:type="spellEnd"/>
+      <w:r>
+        <w:t xml:space="preserve">, stworzona w 2009 roku przez Marka </w:t>
+      </w:r>
+      <w:proofErr w:type="spellStart"/>
+      <w:r>
+        <w:t>Gaineya</w:t>
+      </w:r>
+      <w:proofErr w:type="spellEnd"/>
+      <w:r>
+        <w:t xml:space="preserve"> i Michaela </w:t>
+      </w:r>
+      <w:proofErr w:type="spellStart"/>
+      <w:r>
+        <w:t>Horvatha</w:t>
+      </w:r>
+      <w:proofErr w:type="spellEnd"/>
+      <w:r>
+        <w:t>, jest aplikacją internetową i mobilną służącą do monitorowania aktywności fizycznej, z silnym naciskiem na aspekty społecznościowe [4]. Kluczową funkcjonalnością aplikacji jest możliwość precyzyjnego śledzenia i analizy treningów, obejmująca takie parametry jak pokonany dystans, czas, prędkość oraz sumę przewyższeń. Zebrane dane są następnie wizualizowane w formie czytelnych statystyk i wykresów (rys. 1.1).</w:t>
       </w:r>
     </w:p>
     <w:p>
@@ -3075,7 +3306,15 @@
         <w:jc w:val="both"/>
       </w:pPr>
       <w:r>
-        <w:t xml:space="preserve"> Istotnym elementem, który wyróżnia Stravę na tle konkurencji, jest rozbudowany moduł społecznościowy. Umożliwia on użytkownikom dodawanie znajomych, wzajemne porównywanie wyników oraz publiczne udostępnianie zarejestrowanych aktywności. Platforma wspiera ponad 30 różnych dyscyplin sportowych, co czyni ją uniwersalnym narzędziem dla szerokiego grona sportowców. Pełny dostęp do zaawansowanych funkcji, takich jak szczegółowe planowanie treningów czy analiza segmentów, wymaga jednak aktywnej subskrypcji, co może stanowić barierę dla części użytkowników [5].</w:t>
+        <w:t xml:space="preserve"> Istotnym elementem, który wyróżnia </w:t>
+      </w:r>
+      <w:proofErr w:type="spellStart"/>
+      <w:r>
+        <w:t>Stravę</w:t>
+      </w:r>
+      <w:proofErr w:type="spellEnd"/>
+      <w:r>
+        <w:t xml:space="preserve"> na tle konkurencji, jest rozbudowany moduł społecznościowy. Umożliwia on użytkownikom dodawanie znajomych, wzajemne porównywanie wyników oraz publiczne udostępnianie zarejestrowanych aktywności. Platforma wspiera ponad 30 różnych dyscyplin sportowych, co czyni ją uniwersalnym narzędziem dla szerokiego grona sportowców. Pełny dostęp do zaawansowanych funkcji, takich jak szczegółowe planowanie treningów czy analiza segmentów, wymaga jednak aktywnej subskrypcji, co może stanowić barierę dla części użytkowników [5].</w:t>
       </w:r>
     </w:p>
     <w:p>
@@ -3098,7 +3337,8 @@
           <w:sz w:val="28"/>
         </w:rPr>
       </w:pPr>
-      <w:bookmarkStart w:id="3" w:name="_Toc215333447"/>
+      <w:bookmarkStart w:id="3" w:name="_Toc215606649"/>
+      <w:proofErr w:type="spellStart"/>
       <w:r>
         <w:rPr>
           <w:rFonts w:ascii="Times New Roman" w:hAnsi="Times New Roman" w:cs="Times New Roman"/>
@@ -3106,7 +3346,17 @@
           <w:color w:val="000000" w:themeColor="text1"/>
           <w:sz w:val="28"/>
         </w:rPr>
-        <w:t>Komoot – zaawansowane narzędzie do planowania oraz nawigacji</w:t>
+        <w:t>Komoot</w:t>
+      </w:r>
+      <w:proofErr w:type="spellEnd"/>
+      <w:r>
+        <w:rPr>
+          <w:rFonts w:ascii="Times New Roman" w:hAnsi="Times New Roman" w:cs="Times New Roman"/>
+          <w:b/>
+          <w:color w:val="000000" w:themeColor="text1"/>
+          <w:sz w:val="28"/>
+        </w:rPr>
+        <w:t xml:space="preserve"> – zaawansowane narzędzie do planowania oraz nawigacji</w:t>
       </w:r>
       <w:bookmarkEnd w:id="3"/>
     </w:p>
@@ -3122,7 +3372,15 @@
         <w:jc w:val="both"/>
       </w:pPr>
       <w:r>
-        <w:t xml:space="preserve">Aplikacja Komoot, wprowadzona na rynek w 2013 roku, została </w:t>
+        <w:t xml:space="preserve">Aplikacja </w:t>
+      </w:r>
+      <w:proofErr w:type="spellStart"/>
+      <w:r>
+        <w:t>Komoot</w:t>
+      </w:r>
+      <w:proofErr w:type="spellEnd"/>
+      <w:r>
+        <w:t xml:space="preserve">, wprowadzona na rynek w 2013 roku, została </w:t>
       </w:r>
       <w:proofErr w:type="gramStart"/>
       <w:r>
@@ -3130,7 +3388,31 @@
       </w:r>
       <w:proofErr w:type="gramEnd"/>
       <w:r>
-        <w:t xml:space="preserve"> specjalistyczne narzędzie do planowania i nawigacji podczas aktywności na świeżym powietrzu, takich jak turystyka piesza, kolarstwo górskie i szosowe oraz bieganie [6]. Głównym wyróżnikiem platformy jest zaawansowany planer tras, który umożliwia użytkownikom precyzyjne wyznaczanie przebiegu wycieczki "od punktu do punktu". Algorytmy planowania uwzględniają specyfikę wybranej dyscypliny, optymalizując trasę pod kątem profilu wysokościowego oraz, co jest unikalną cechą, rodzaju nawierzchni (asfalt, szuter, ścieżki leśne). Interfejs planera (rys. 1.2) pozwala na dynamiczne modyfikowanie trasy poprzez przeciąganie punktów oraz dodawanie tzw. "Atrakcji" (ang. Highlights) – interesujących miejsc polecanych przez społeczność.</w:t>
+        <w:t xml:space="preserve"> specjalistyczne narzędzie do planowania i nawigacji podczas aktywności na świeżym powietrzu, takich jak turystyka piesza, kolarstwo górskie i szosowe oraz bieganie [6]. Głównym wyróżnikiem platformy jest zaawansowany </w:t>
+      </w:r>
+      <w:proofErr w:type="spellStart"/>
+      <w:r>
+        <w:t>planer</w:t>
+      </w:r>
+      <w:proofErr w:type="spellEnd"/>
+      <w:r>
+        <w:t xml:space="preserve"> tras, który umożliwia użytkownikom precyzyjne wyznaczanie przebiegu wycieczki "od punktu do punktu". Algorytmy planowania uwzględniają specyfikę wybranej dyscypliny, optymalizując trasę pod kątem profilu wysokościowego oraz, co jest unikalną cechą, rodzaju nawierzchni (asfalt, szuter, ścieżki leśne). Interfejs </w:t>
+      </w:r>
+      <w:proofErr w:type="spellStart"/>
+      <w:r>
+        <w:t>planera</w:t>
+      </w:r>
+      <w:proofErr w:type="spellEnd"/>
+      <w:r>
+        <w:t xml:space="preserve"> (rys. 1.2) pozwala na dynamiczne modyfikowanie trasy poprzez przeciąganie punktów oraz dodawanie tzw. "Atrakcji" (ang. </w:t>
+      </w:r>
+      <w:proofErr w:type="spellStart"/>
+      <w:r>
+        <w:t>Highlights</w:t>
+      </w:r>
+      <w:proofErr w:type="spellEnd"/>
+      <w:r>
+        <w:t>) – interesujących miejsc polecanych przez społeczność.</w:t>
       </w:r>
     </w:p>
     <w:p>
@@ -3168,12 +3450,41 @@
     </w:p>
     <w:p>
       <w:r>
-        <w:t>&lt;br&gt; *(W tym miejscu wstaw zrzut ekranu przedstawiający interfejs planera tras w Komoot, z widoczną mapą, wykresem wysokości i informacjami o nawierzchni</w:t>
+        <w:t>&lt;</w:t>
+      </w:r>
+      <w:proofErr w:type="spellStart"/>
+      <w:r>
+        <w:t>br</w:t>
+      </w:r>
+      <w:proofErr w:type="spellEnd"/>
+      <w:r>
+        <w:t xml:space="preserve">&gt; *(W tym miejscu wstaw zrzut ekranu przedstawiający interfejs </w:t>
+      </w:r>
+      <w:proofErr w:type="spellStart"/>
+      <w:r>
+        <w:t>planera</w:t>
+      </w:r>
+      <w:proofErr w:type="spellEnd"/>
+      <w:r>
+        <w:t xml:space="preserve"> tras w </w:t>
+      </w:r>
+      <w:proofErr w:type="spellStart"/>
+      <w:r>
+        <w:t>Komoot</w:t>
+      </w:r>
+      <w:proofErr w:type="spellEnd"/>
+      <w:r>
+        <w:t>, z widoczną mapą, wykresem wysokości i informacjami o nawierzchni</w:t>
       </w:r>
       <w:proofErr w:type="gramStart"/>
       <w:r>
-        <w:t>)* &lt;br</w:t>
-      </w:r>
+        <w:t>)* &lt;</w:t>
+      </w:r>
+      <w:proofErr w:type="spellStart"/>
+      <w:r>
+        <w:t>br</w:t>
+      </w:r>
+      <w:proofErr w:type="spellEnd"/>
       <w:proofErr w:type="gramEnd"/>
       <w:r>
         <w:t>&gt;</w:t>
@@ -3181,12 +3492,45 @@
     </w:p>
     <w:p>
       <w:r>
-        <w:t>Rys. 1.2. Interfejs planera tras w aplikacji Komoot [numer_źródła_rysunku]</w:t>
-      </w:r>
-    </w:p>
-    <w:p>
-      <w:r>
-        <w:t>&lt;br&gt;</w:t>
+        <w:t xml:space="preserve">Rys. 1.2. Interfejs </w:t>
+      </w:r>
+      <w:proofErr w:type="spellStart"/>
+      <w:r>
+        <w:t>planera</w:t>
+      </w:r>
+      <w:proofErr w:type="spellEnd"/>
+      <w:r>
+        <w:t xml:space="preserve"> tras w aplikacji </w:t>
+      </w:r>
+      <w:proofErr w:type="spellStart"/>
+      <w:r>
+        <w:t>Komoot</w:t>
+      </w:r>
+      <w:proofErr w:type="spellEnd"/>
+      <w:r>
+        <w:t xml:space="preserve"> [</w:t>
+      </w:r>
+      <w:proofErr w:type="spellStart"/>
+      <w:r>
+        <w:t>numer_źródła_rysunku</w:t>
+      </w:r>
+      <w:proofErr w:type="spellEnd"/>
+      <w:r>
+        <w:t>]</w:t>
+      </w:r>
+    </w:p>
+    <w:p>
+      <w:r>
+        <w:lastRenderedPageBreak/>
+        <w:t>&lt;</w:t>
+      </w:r>
+      <w:proofErr w:type="spellStart"/>
+      <w:r>
+        <w:t>br</w:t>
+      </w:r>
+      <w:proofErr w:type="spellEnd"/>
+      <w:r>
+        <w:t>&gt;</w:t>
       </w:r>
     </w:p>
     <w:p>
@@ -3194,8 +3538,47 @@
         <w:jc w:val="both"/>
       </w:pPr>
       <w:r>
-        <w:lastRenderedPageBreak/>
-        <w:t xml:space="preserve">        Oprócz funkcji planistycznych, Komoot oferuje również standardowe możliwości rejestrowania aktywności, monitorowania bieżącej prędkości i wysokości oraz importu i eksportu plików w formacie GPX. Aplikacja mobilna udostępnia funkcję nawigacji głosowej turn-by-turn oraz możliwość pobierania map do użytku w trybie offline, co jest kluczowe w terenach o ograniczonym zasięgu sieci komórkowej. Choć Komoot posiada elementy społecznościowe, takie jak udostępnianie zrealizowanych tras, jego główny nacisk położony jest na funkcjonalność eksploracyjną i nawigacyjną, a nie na rywalizację i analizę sportową [7].</w:t>
+        <w:t xml:space="preserve">        Oprócz funkcji planistycznych, </w:t>
+      </w:r>
+      <w:proofErr w:type="spellStart"/>
+      <w:r>
+        <w:t>Komoot</w:t>
+      </w:r>
+      <w:proofErr w:type="spellEnd"/>
+      <w:r>
+        <w:t xml:space="preserve"> oferuje również standardowe możliwości rejestrowania aktywności, monitorowania bieżącej prędkości i wysokości oraz importu i eksportu plików w formacie GPX. Aplikacja mobilna udostępnia funkcję nawigacji głosowej </w:t>
+      </w:r>
+      <w:proofErr w:type="spellStart"/>
+      <w:r>
+        <w:t>turn</w:t>
+      </w:r>
+      <w:proofErr w:type="spellEnd"/>
+      <w:r>
+        <w:t>-by-</w:t>
+      </w:r>
+      <w:proofErr w:type="spellStart"/>
+      <w:r>
+        <w:t>turn</w:t>
+      </w:r>
+      <w:proofErr w:type="spellEnd"/>
+      <w:r>
+        <w:t xml:space="preserve"> oraz możliwość pobierania map do użytku w trybie </w:t>
+      </w:r>
+      <w:proofErr w:type="spellStart"/>
+      <w:r>
+        <w:t>offline</w:t>
+      </w:r>
+      <w:proofErr w:type="spellEnd"/>
+      <w:r>
+        <w:t xml:space="preserve">, co jest kluczowe w terenach o ograniczonym zasięgu sieci komórkowej. Choć </w:t>
+      </w:r>
+      <w:proofErr w:type="spellStart"/>
+      <w:r>
+        <w:t>Komoot</w:t>
+      </w:r>
+      <w:proofErr w:type="spellEnd"/>
+      <w:r>
+        <w:t xml:space="preserve"> posiada elementy społecznościowe, takie jak udostępnianie zrealizowanych tras, jego główny nacisk położony jest na funkcjonalność eksploracyjną i nawigacyjną, a nie na rywalizację i analizę sportową [7].</w:t>
       </w:r>
     </w:p>
     <w:p>
@@ -3212,7 +3595,8 @@
           <w:sz w:val="28"/>
         </w:rPr>
       </w:pPr>
-      <w:bookmarkStart w:id="4" w:name="_Toc215333448"/>
+      <w:bookmarkStart w:id="4" w:name="_Toc215606650"/>
+      <w:proofErr w:type="spellStart"/>
       <w:r>
         <w:rPr>
           <w:rFonts w:ascii="Times New Roman" w:hAnsi="Times New Roman" w:cs="Times New Roman"/>
@@ -3220,9 +3604,30 @@
           <w:color w:val="000000" w:themeColor="text1"/>
           <w:sz w:val="28"/>
         </w:rPr>
-        <w:t>Garmin Connect - Ekosystem izolowany dla użytkowników urządzeń marki Garmin</w:t>
+        <w:t>Garmin</w:t>
+      </w:r>
+      <w:proofErr w:type="spellEnd"/>
+      <w:r>
+        <w:rPr>
+          <w:rFonts w:ascii="Times New Roman" w:hAnsi="Times New Roman" w:cs="Times New Roman"/>
+          <w:b/>
+          <w:color w:val="000000" w:themeColor="text1"/>
+          <w:sz w:val="28"/>
+        </w:rPr>
+        <w:t xml:space="preserve"> Connect - Ekosystem izolowany dla użytkowników urządzeń marki </w:t>
+      </w:r>
+      <w:proofErr w:type="spellStart"/>
+      <w:r>
+        <w:rPr>
+          <w:rFonts w:ascii="Times New Roman" w:hAnsi="Times New Roman" w:cs="Times New Roman"/>
+          <w:b/>
+          <w:color w:val="000000" w:themeColor="text1"/>
+          <w:sz w:val="28"/>
+        </w:rPr>
+        <w:t>Garmin</w:t>
       </w:r>
       <w:bookmarkEnd w:id="4"/>
+      <w:proofErr w:type="spellEnd"/>
     </w:p>
     <w:p>
       <w:pPr>
@@ -3230,7 +3635,31 @@
       </w:pPr>
       <w:r>
         <w:tab/>
-        <w:t>Platforma Garmin Connect stanowi integralną część ekosystemu urządzeń firmy Garmin, pełniąc funkcję centralnego repozytorium do gromadzenia i zaawansowanej analizy danych. W odróżnieniu od platform uniwersalnych, jej działanie jest ściśle powiązane z posiadaniem dedykowanego sprzętu, takiego jak zegarki sportowe czy liczniki rowerowe. Główną siłą Garmin Connect jest głębia analizy danych, która wykracza poza podstawowe statystyki trasy. System przetwarza i prezentuje szeroki zakres wskaźników fizjologicznych i wydajnościowych, takich jak pułap tlenowy (VO2 max), obciążenie treningowe, czas regeneracji, jakość snu czy poziom stresu (rys. 1.3).</w:t>
+        <w:t xml:space="preserve">Platforma </w:t>
+      </w:r>
+      <w:proofErr w:type="spellStart"/>
+      <w:r>
+        <w:t>Garmin</w:t>
+      </w:r>
+      <w:proofErr w:type="spellEnd"/>
+      <w:r>
+        <w:t xml:space="preserve"> Connect stanowi integralną część ekosystemu urządzeń firmy </w:t>
+      </w:r>
+      <w:proofErr w:type="spellStart"/>
+      <w:r>
+        <w:t>Garmin</w:t>
+      </w:r>
+      <w:proofErr w:type="spellEnd"/>
+      <w:r>
+        <w:t xml:space="preserve">, pełniąc funkcję centralnego repozytorium do gromadzenia i zaawansowanej analizy danych. W odróżnieniu od platform uniwersalnych, jej działanie jest ściśle powiązane z posiadaniem dedykowanego sprzętu, takiego jak zegarki sportowe czy liczniki rowerowe. Główną siłą </w:t>
+      </w:r>
+      <w:proofErr w:type="spellStart"/>
+      <w:r>
+        <w:t>Garmin</w:t>
+      </w:r>
+      <w:proofErr w:type="spellEnd"/>
+      <w:r>
+        <w:t xml:space="preserve"> Connect jest głębia analizy danych, która wykracza poza podstawowe statystyki trasy. System przetwarza i prezentuje szeroki zakres wskaźników fizjologicznych i wydajnościowych, takich jak pułap tlenowy (VO2 max), obciążenie treningowe, czas regeneracji, jakość snu czy poziom stresu (rys. 1.3).</w:t>
       </w:r>
     </w:p>
     <w:p>
@@ -3243,12 +3672,41 @@
         <w:jc w:val="both"/>
       </w:pPr>
       <w:r>
-        <w:t>&lt;br&gt; *(W tym miejscu wstaw zrzut ekranu przedstawiający dashboard lub szczegółowy widok aktywności w Garmin Connect, pokazujący zaawansowane metryki</w:t>
+        <w:t>&lt;</w:t>
+      </w:r>
+      <w:proofErr w:type="spellStart"/>
+      <w:r>
+        <w:t>br</w:t>
+      </w:r>
+      <w:proofErr w:type="spellEnd"/>
+      <w:r>
+        <w:t xml:space="preserve">&gt; *(W tym miejscu wstaw zrzut ekranu przedstawiający </w:t>
+      </w:r>
+      <w:proofErr w:type="spellStart"/>
+      <w:r>
+        <w:t>dashboard</w:t>
+      </w:r>
+      <w:proofErr w:type="spellEnd"/>
+      <w:r>
+        <w:t xml:space="preserve"> lub szczegółowy widok aktywności w </w:t>
+      </w:r>
+      <w:proofErr w:type="spellStart"/>
+      <w:r>
+        <w:t>Garmin</w:t>
+      </w:r>
+      <w:proofErr w:type="spellEnd"/>
+      <w:r>
+        <w:t xml:space="preserve"> Connect, pokazujący zaawansowane metryki</w:t>
       </w:r>
       <w:proofErr w:type="gramStart"/>
       <w:r>
-        <w:t>)* &lt;br</w:t>
-      </w:r>
+        <w:t>)* &lt;</w:t>
+      </w:r>
+      <w:proofErr w:type="spellStart"/>
+      <w:r>
+        <w:t>br</w:t>
+      </w:r>
+      <w:proofErr w:type="spellEnd"/>
       <w:proofErr w:type="gramEnd"/>
       <w:r>
         <w:t>&gt;</w:t>
@@ -3259,7 +3717,23 @@
         <w:jc w:val="both"/>
       </w:pPr>
       <w:r>
-        <w:t>Rys. 1.3. Panel analizy danych fizjologicznych w aplikacji Garmin Connect [numer_źródła_rysunku]</w:t>
+        <w:t xml:space="preserve">Rys. 1.3. Panel analizy danych fizjologicznych w aplikacji </w:t>
+      </w:r>
+      <w:proofErr w:type="spellStart"/>
+      <w:r>
+        <w:t>Garmin</w:t>
+      </w:r>
+      <w:proofErr w:type="spellEnd"/>
+      <w:r>
+        <w:t xml:space="preserve"> Connect [</w:t>
+      </w:r>
+      <w:proofErr w:type="spellStart"/>
+      <w:r>
+        <w:t>numer_źródła_rysunku</w:t>
+      </w:r>
+      <w:proofErr w:type="spellEnd"/>
+      <w:r>
+        <w:t>]</w:t>
       </w:r>
     </w:p>
     <w:p>
@@ -3272,7 +3746,15 @@
         <w:jc w:val="both"/>
       </w:pPr>
       <w:r>
-        <w:t>&lt;br&gt;</w:t>
+        <w:t>&lt;</w:t>
+      </w:r>
+      <w:proofErr w:type="spellStart"/>
+      <w:r>
+        <w:t>br</w:t>
+      </w:r>
+      <w:proofErr w:type="spellEnd"/>
+      <w:r>
+        <w:t>&gt;</w:t>
       </w:r>
     </w:p>
     <w:p>
@@ -3280,7 +3762,23 @@
         <w:jc w:val="both"/>
       </w:pPr>
       <w:r>
-        <w:t xml:space="preserve">        Aplikacja udostępnia również narzędzia do planowania tras oraz moduł społecznościowy, pozwalający na dzielenie się aktywnościami. Funkcjonalności te mają jednak charakter uzupełniający i często są postrzegane, jako mniej rozbudowane w porównaniu do wyspecjalizowanych liderów rynku, takich jak Komoot czy Strava. Wartość platformy leży przede wszystkim w kompleksowej integracji ze sprzętem i możliwości długoterminowego monitorowania postępów treningowych oraz ogólnego stanu zdrowia użytkownika [8].</w:t>
+        <w:t xml:space="preserve">        Aplikacja udostępnia również narzędzia do planowania tras oraz moduł społecznościowy, pozwalający na dzielenie się aktywnościami. Funkcjonalności te mają jednak charakter uzupełniający i często są postrzegane, jako mniej rozbudowane w porównaniu do wyspecjalizowanych liderów rynku, takich jak </w:t>
+      </w:r>
+      <w:proofErr w:type="spellStart"/>
+      <w:r>
+        <w:t>Komoot</w:t>
+      </w:r>
+      <w:proofErr w:type="spellEnd"/>
+      <w:r>
+        <w:t xml:space="preserve"> czy </w:t>
+      </w:r>
+      <w:proofErr w:type="spellStart"/>
+      <w:r>
+        <w:t>Strava</w:t>
+      </w:r>
+      <w:proofErr w:type="spellEnd"/>
+      <w:r>
+        <w:t>. Wartość platformy leży przede wszystkim w kompleksowej integracji ze sprzętem i możliwości długoterminowego monitorowania postępów treningowych oraz ogólnego stanu zdrowia użytkownika [8].</w:t>
       </w:r>
     </w:p>
     <w:p>
@@ -3297,7 +3795,7 @@
           <w:sz w:val="28"/>
         </w:rPr>
       </w:pPr>
-      <w:bookmarkStart w:id="5" w:name="_Toc215333449"/>
+      <w:bookmarkStart w:id="5" w:name="_Toc215606651"/>
       <w:r>
         <w:rPr>
           <w:rFonts w:ascii="Times New Roman" w:hAnsi="Times New Roman" w:cs="Times New Roman"/>
@@ -3315,7 +3813,39 @@
         <w:jc w:val="both"/>
       </w:pPr>
       <w:r>
-        <w:t>Przeprowadzona analiza porównawcza wiodących na rynku aplikacji do zarządzania danymi geolokalizacyjnymi pozwala na zidentyfikowanie wyraźnej specjalizacji poszczególnych platform. Strava dominuje w segmencie społecznościowo-sportowym, kładąc nacisk na rywalizację i interakcje. Komoot jest niezastąpionym narzędziem do precyzyjnego planowania tras, szczególnie w nieznanym terenie. Z kolei Garmin Connect oferuje najgłębszą analizę danych, jednak jest nierozerwalnie związany z ekosystemem sprzętowym jednego producenta. W celu lepszego zobrazowania różnic, kluczowe funkcjonalności analizowanych aplikacji zestawiono w tabeli 1.1.</w:t>
+        <w:t xml:space="preserve">Przeprowadzona analiza porównawcza wiodących na rynku aplikacji do zarządzania danymi geolokalizacyjnymi pozwala na zidentyfikowanie wyraźnej specjalizacji poszczególnych platform. </w:t>
+      </w:r>
+      <w:proofErr w:type="spellStart"/>
+      <w:r>
+        <w:t>Strava</w:t>
+      </w:r>
+      <w:proofErr w:type="spellEnd"/>
+      <w:r>
+        <w:t xml:space="preserve"> dominuje w segmencie </w:t>
+      </w:r>
+      <w:proofErr w:type="spellStart"/>
+      <w:r>
+        <w:t>społecznościowo</w:t>
+      </w:r>
+      <w:proofErr w:type="spellEnd"/>
+      <w:r>
+        <w:t xml:space="preserve">-sportowym, kładąc nacisk na rywalizację i interakcje. </w:t>
+      </w:r>
+      <w:proofErr w:type="spellStart"/>
+      <w:r>
+        <w:t>Komoot</w:t>
+      </w:r>
+      <w:proofErr w:type="spellEnd"/>
+      <w:r>
+        <w:t xml:space="preserve"> jest niezastąpionym narzędziem do precyzyjnego planowania tras, szczególnie w nieznanym terenie. Z kolei </w:t>
+      </w:r>
+      <w:proofErr w:type="spellStart"/>
+      <w:r>
+        <w:t>Garmin</w:t>
+      </w:r>
+      <w:proofErr w:type="spellEnd"/>
+      <w:r>
+        <w:t xml:space="preserve"> Connect oferuje najgłębszą analizę danych, jednak jest nierozerwalnie związany z ekosystemem sprzętowym jednego producenta. W celu lepszego zobrazowania różnic, kluczowe funkcjonalności analizowanych aplikacji zestawiono w tabeli 1.1.</w:t>
       </w:r>
     </w:p>
     <w:p>
@@ -3482,12 +4012,14 @@
                 <w:color w:val="000000" w:themeColor="text1"/>
               </w:rPr>
             </w:pPr>
+            <w:proofErr w:type="spellStart"/>
             <w:r>
               <w:rPr>
                 <w:color w:val="000000" w:themeColor="text1"/>
               </w:rPr>
               <w:t>Strava</w:t>
             </w:r>
+            <w:proofErr w:type="spellEnd"/>
           </w:p>
         </w:tc>
         <w:tc>
@@ -3500,12 +4032,14 @@
                 <w:color w:val="000000" w:themeColor="text1"/>
               </w:rPr>
             </w:pPr>
+            <w:proofErr w:type="spellStart"/>
             <w:r>
               <w:rPr>
                 <w:color w:val="000000" w:themeColor="text1"/>
               </w:rPr>
               <w:t>Komoot</w:t>
             </w:r>
+            <w:proofErr w:type="spellEnd"/>
           </w:p>
         </w:tc>
         <w:tc>
@@ -3518,12 +4052,28 @@
                 <w:color w:val="000000" w:themeColor="text1"/>
               </w:rPr>
             </w:pPr>
+            <w:proofErr w:type="spellStart"/>
             <w:r>
               <w:rPr>
                 <w:color w:val="000000" w:themeColor="text1"/>
               </w:rPr>
-              <w:t>Garmin Conect</w:t>
-            </w:r>
+              <w:t>Garmin</w:t>
+            </w:r>
+            <w:proofErr w:type="spellEnd"/>
+            <w:r>
+              <w:rPr>
+                <w:color w:val="000000" w:themeColor="text1"/>
+              </w:rPr>
+              <w:t xml:space="preserve"> </w:t>
+            </w:r>
+            <w:proofErr w:type="spellStart"/>
+            <w:r>
+              <w:rPr>
+                <w:color w:val="000000" w:themeColor="text1"/>
+              </w:rPr>
+              <w:t>Conect</w:t>
+            </w:r>
+            <w:proofErr w:type="spellEnd"/>
           </w:p>
         </w:tc>
       </w:tr>
@@ -3850,8 +4400,30 @@
               <w:rPr>
                 <w:color w:val="000000" w:themeColor="text1"/>
               </w:rPr>
-              <w:t>Nawigacja turn-by-turn</w:t>
-            </w:r>
+              <w:t xml:space="preserve">Nawigacja </w:t>
+            </w:r>
+            <w:proofErr w:type="spellStart"/>
+            <w:r>
+              <w:rPr>
+                <w:color w:val="000000" w:themeColor="text1"/>
+              </w:rPr>
+              <w:t>turn</w:t>
+            </w:r>
+            <w:proofErr w:type="spellEnd"/>
+            <w:r>
+              <w:rPr>
+                <w:color w:val="000000" w:themeColor="text1"/>
+              </w:rPr>
+              <w:t>-by-</w:t>
+            </w:r>
+            <w:proofErr w:type="spellStart"/>
+            <w:r>
+              <w:rPr>
+                <w:color w:val="000000" w:themeColor="text1"/>
+              </w:rPr>
+              <w:t>turn</w:t>
+            </w:r>
+            <w:proofErr w:type="spellEnd"/>
           </w:p>
         </w:tc>
         <w:tc>
@@ -4265,16 +4837,26 @@
           <w:color w:val="000000" w:themeColor="text1"/>
         </w:rPr>
       </w:pPr>
-      <w:bookmarkStart w:id="6" w:name="_Toc215333450"/>
+      <w:bookmarkStart w:id="6" w:name="_Toc215606652"/>
       <w:r>
         <w:rPr>
           <w:rFonts w:ascii="Times New Roman" w:hAnsi="Times New Roman" w:cs="Times New Roman"/>
           <w:b/>
           <w:color w:val="000000" w:themeColor="text1"/>
         </w:rPr>
-        <w:t>Architektura i projekt autorskiej aplikacji GeoLog</w:t>
+        <w:t xml:space="preserve">Architektura i projekt autorskiej aplikacji </w:t>
+      </w:r>
+      <w:proofErr w:type="spellStart"/>
+      <w:r>
+        <w:rPr>
+          <w:rFonts w:ascii="Times New Roman" w:hAnsi="Times New Roman" w:cs="Times New Roman"/>
+          <w:b/>
+          <w:color w:val="000000" w:themeColor="text1"/>
+        </w:rPr>
+        <w:t>GeoLog</w:t>
       </w:r>
       <w:bookmarkEnd w:id="6"/>
+      <w:proofErr w:type="spellEnd"/>
     </w:p>
     <w:p>
       <w:pPr>
@@ -4297,7 +4879,7 @@
         </w:rPr>
         <w:t xml:space="preserve"> </w:t>
       </w:r>
-      <w:bookmarkStart w:id="7" w:name="_Toc215333451"/>
+      <w:bookmarkStart w:id="7" w:name="_Toc215606653"/>
       <w:r>
         <w:rPr>
           <w:rFonts w:ascii="Times New Roman" w:hAnsi="Times New Roman" w:cs="Times New Roman"/>
@@ -4315,7 +4897,15 @@
         <w:jc w:val="both"/>
       </w:pPr>
       <w:r>
-        <w:t>Proces projektowy aplikacji GeoLog oparto na zbiorze precyzyjnie zdefiniowanych założeń funkcjonalnych i niefunkcjonalnych. Celem było stworzenie kompletnego, niezawodnego i intuicyjnego w obsłudze systemu do zarządzania danymi geolokalizacyjnymi. Poniżej przedstawiono kluczowe wymagania, które zostały zrealizowane w ramach projektu.</w:t>
+        <w:t xml:space="preserve">Proces projektowy aplikacji </w:t>
+      </w:r>
+      <w:proofErr w:type="spellStart"/>
+      <w:r>
+        <w:t>GeoLog</w:t>
+      </w:r>
+      <w:proofErr w:type="spellEnd"/>
+      <w:r>
+        <w:t xml:space="preserve"> oparto na zbiorze precyzyjnie zdefiniowanych założeń funkcjonalnych i niefunkcjonalnych. Celem było stworzenie kompletnego, niezawodnego i intuicyjnego w obsłudze systemu do zarządzania danymi geolokalizacyjnymi. Poniżej przedstawiono kluczowe wymagania, które zostały zrealizowane w ramach projektu.</w:t>
       </w:r>
     </w:p>
     <w:p>
@@ -4573,7 +5163,7 @@
         </w:rPr>
         <w:t xml:space="preserve"> </w:t>
       </w:r>
-      <w:bookmarkStart w:id="8" w:name="_Toc215333452"/>
+      <w:bookmarkStart w:id="8" w:name="_Toc215606654"/>
       <w:r>
         <w:rPr>
           <w:rFonts w:ascii="Times New Roman" w:hAnsi="Times New Roman" w:cs="Times New Roman"/>
@@ -4603,7 +5193,35 @@
         <w:rPr>
           <w:color w:val="000000" w:themeColor="text1"/>
         </w:rPr>
-        <w:t>Projektując architekturę oprogramowania, dąży się do stworzenia struktury, która nie tylko spełnia wymagania funkcjonalne, ale również zapewnia pożądane atrybuty jakościowe, takie jak wydajność, niezawodność i łatwość w modyfikacji [9]. W przypadku aplikacji GeoLog, której zadaniem jest przetwarzanie i wizualizacja danych geoprzestrzennych w środowisku internetowym, zdecydowano się na implementację wzorca architektonicznego Klient-Serwer w jego klasycznym, trójwarstwowym wariancie. Jak argumentuje Martin Fowler, separacja warstwy prezentacji, logiki biznesowej oraz warstwy dostępu do danych jest fundamentalną zasadą pozwalającą na budowę elastycznych i skalowalnych systemów [10]. Taki podział umożliwia niezależny rozwój i wdrażanie poszczególnych komponentów aplikacji, co jest kluczowe w nowoczesnych procesach inżynierii oprogramowania. Schemat przyjętej architektury przedstawiono na rysunku 2.1.</w:t>
+        <w:t xml:space="preserve">Projektując architekturę oprogramowania, dąży się do stworzenia struktury, która nie tylko spełnia wymagania funkcjonalne, ale również zapewnia pożądane atrybuty jakościowe, takie jak wydajność, niezawodność i łatwość w modyfikacji [9]. W przypadku aplikacji </w:t>
+      </w:r>
+      <w:proofErr w:type="spellStart"/>
+      <w:r>
+        <w:rPr>
+          <w:color w:val="000000" w:themeColor="text1"/>
+        </w:rPr>
+        <w:t>GeoLog</w:t>
+      </w:r>
+      <w:proofErr w:type="spellEnd"/>
+      <w:r>
+        <w:rPr>
+          <w:color w:val="000000" w:themeColor="text1"/>
+        </w:rPr>
+        <w:t xml:space="preserve">, której zadaniem jest przetwarzanie i wizualizacja danych </w:t>
+      </w:r>
+      <w:proofErr w:type="spellStart"/>
+      <w:r>
+        <w:rPr>
+          <w:color w:val="000000" w:themeColor="text1"/>
+        </w:rPr>
+        <w:t>geoprzestrzennych</w:t>
+      </w:r>
+      <w:proofErr w:type="spellEnd"/>
+      <w:r>
+        <w:rPr>
+          <w:color w:val="000000" w:themeColor="text1"/>
+        </w:rPr>
+        <w:t xml:space="preserve"> w środowisku internetowym, zdecydowano się na implementację wzorca architektonicznego Klient-Serwer w jego klasycznym, trójwarstwowym wariancie. Jak argumentuje Martin Fowler, separacja warstwy prezentacji, logiki biznesowej oraz warstwy dostępu do danych jest fundamentalną zasadą pozwalającą na budowę elastycznych i skalowalnych systemów [10]. Taki podział umożliwia niezależny rozwój i wdrażanie poszczególnych komponentów aplikacji, co jest kluczowe w nowoczesnych procesach inżynierii oprogramowania. Schemat przyjętej architektury przedstawiono na rysunku 2.1.</w:t>
       </w:r>
     </w:p>
     <w:p>
@@ -4625,15 +5243,37 @@
         <w:rPr>
           <w:color w:val="000000" w:themeColor="text1"/>
         </w:rPr>
-        <w:t>&lt;br&gt; *(W tym miejscu wstaw diagram, który opisuję poniżej – jego koncepcja pozostaje taka sama, ale możesz go uzupełnić o nazwy protokołów</w:t>
+        <w:t>&lt;</w:t>
+      </w:r>
+      <w:proofErr w:type="spellStart"/>
+      <w:r>
+        <w:rPr>
+          <w:color w:val="000000" w:themeColor="text1"/>
+        </w:rPr>
+        <w:t>br</w:t>
+      </w:r>
+      <w:proofErr w:type="spellEnd"/>
+      <w:r>
+        <w:rPr>
+          <w:color w:val="000000" w:themeColor="text1"/>
+        </w:rPr>
+        <w:t>&gt; *(W tym miejscu wstaw diagram, który opisuję poniżej – jego koncepcja pozostaje taka sama, ale możesz go uzupełnić o nazwy protokołów</w:t>
       </w:r>
       <w:proofErr w:type="gramStart"/>
       <w:r>
         <w:rPr>
           <w:color w:val="000000" w:themeColor="text1"/>
         </w:rPr>
-        <w:t>)* &lt;br</w:t>
-      </w:r>
+        <w:t>)* &lt;</w:t>
+      </w:r>
+      <w:proofErr w:type="spellStart"/>
+      <w:r>
+        <w:rPr>
+          <w:color w:val="000000" w:themeColor="text1"/>
+        </w:rPr>
+        <w:t>br</w:t>
+      </w:r>
+      <w:proofErr w:type="spellEnd"/>
       <w:proofErr w:type="gramEnd"/>
       <w:r>
         <w:rPr>
@@ -4653,8 +5293,16 @@
         <w:rPr>
           <w:color w:val="000000" w:themeColor="text1"/>
         </w:rPr>
-        <w:t>Rys. 2.1. Ogólny schemat architektury aplikacji GeoLog</w:t>
-      </w:r>
+        <w:t xml:space="preserve">Rys. 2.1. Ogólny schemat architektury aplikacji </w:t>
+      </w:r>
+      <w:proofErr w:type="spellStart"/>
+      <w:r>
+        <w:rPr>
+          <w:color w:val="000000" w:themeColor="text1"/>
+        </w:rPr>
+        <w:t>GeoLog</w:t>
+      </w:r>
+      <w:proofErr w:type="spellEnd"/>
     </w:p>
     <w:p>
       <w:pPr>
@@ -4675,7 +5323,21 @@
         <w:rPr>
           <w:color w:val="000000" w:themeColor="text1"/>
         </w:rPr>
-        <w:t>&lt;br&gt;</w:t>
+        <w:t>&lt;</w:t>
+      </w:r>
+      <w:proofErr w:type="spellStart"/>
+      <w:r>
+        <w:rPr>
+          <w:color w:val="000000" w:themeColor="text1"/>
+        </w:rPr>
+        <w:t>br</w:t>
+      </w:r>
+      <w:proofErr w:type="spellEnd"/>
+      <w:r>
+        <w:rPr>
+          <w:color w:val="000000" w:themeColor="text1"/>
+        </w:rPr>
+        <w:t>&gt;</w:t>
       </w:r>
     </w:p>
     <w:p>
@@ -4709,7 +5371,87 @@
           <w:rFonts w:cs="Times New Roman"/>
           <w:color w:val="000000" w:themeColor="text1"/>
         </w:rPr>
-        <w:t>Warstwa prezentacji (Klient): Jest to komponent front-endowy zrealizowany w modelu Aplikacji Jednostronicowej (ang. Single-Page Application, SPA). W przeciwieństwie do tradycyjnych aplikacji wielostronicowych, gdzie każde żądanie skutkuje przeładowaniem całej strony, model SPA ładuje początkowy zasób HTML, a następnie dynamicznie aktualizuje zawartość strony przy użyciu języka JavaScript [11]. Takie podejście, zaimplementowane przy użyciu biblioteki React, zapewnia użytkownikowi płynne i responsywne doświadczenie, zbliżone do aplikacji desktopowych. Warstwa ta jest w całości odpowiedzialna za renderowanie interfejsu użytkownika, w tym interaktywnych map i wykresów, oraz za komunikację z warstwą serwerową.</w:t>
+        <w:t>Warstwa prezentacji (Klient): Jest to komponent front-</w:t>
+      </w:r>
+      <w:proofErr w:type="spellStart"/>
+      <w:r>
+        <w:rPr>
+          <w:rFonts w:cs="Times New Roman"/>
+          <w:color w:val="000000" w:themeColor="text1"/>
+        </w:rPr>
+        <w:t>endowy</w:t>
+      </w:r>
+      <w:proofErr w:type="spellEnd"/>
+      <w:r>
+        <w:rPr>
+          <w:rFonts w:cs="Times New Roman"/>
+          <w:color w:val="000000" w:themeColor="text1"/>
+        </w:rPr>
+        <w:t xml:space="preserve"> zrealizowany w modelu Aplikacji Jednostronicowej (ang. Single-</w:t>
+      </w:r>
+      <w:proofErr w:type="spellStart"/>
+      <w:r>
+        <w:rPr>
+          <w:rFonts w:cs="Times New Roman"/>
+          <w:color w:val="000000" w:themeColor="text1"/>
+        </w:rPr>
+        <w:t>Page</w:t>
+      </w:r>
+      <w:proofErr w:type="spellEnd"/>
+      <w:r>
+        <w:rPr>
+          <w:rFonts w:cs="Times New Roman"/>
+          <w:color w:val="000000" w:themeColor="text1"/>
+        </w:rPr>
+        <w:t xml:space="preserve"> Application, SPA). W przeciwieństwie do tradycyjnych aplikacji wielostronicowych, gdzie każde żądanie skutkuje przeładowaniem całej strony, model SPA ładuje początkowy zasób HTML, a następnie dynamicznie aktualizuje zawartość strony przy użyciu języka </w:t>
+      </w:r>
+      <w:proofErr w:type="spellStart"/>
+      <w:r>
+        <w:rPr>
+          <w:rFonts w:cs="Times New Roman"/>
+          <w:color w:val="000000" w:themeColor="text1"/>
+        </w:rPr>
+        <w:t>JavaScript</w:t>
+      </w:r>
+      <w:proofErr w:type="spellEnd"/>
+      <w:r>
+        <w:rPr>
+          <w:rFonts w:cs="Times New Roman"/>
+          <w:color w:val="000000" w:themeColor="text1"/>
+        </w:rPr>
+        <w:t xml:space="preserve"> [11]. Takie podejście, zaimplementowane przy użyciu biblioteki React, zapewnia użytkownikowi płynne i </w:t>
+      </w:r>
+      <w:proofErr w:type="spellStart"/>
+      <w:r>
+        <w:rPr>
+          <w:rFonts w:cs="Times New Roman"/>
+          <w:color w:val="000000" w:themeColor="text1"/>
+        </w:rPr>
+        <w:t>responsywne</w:t>
+      </w:r>
+      <w:proofErr w:type="spellEnd"/>
+      <w:r>
+        <w:rPr>
+          <w:rFonts w:cs="Times New Roman"/>
+          <w:color w:val="000000" w:themeColor="text1"/>
+        </w:rPr>
+        <w:t xml:space="preserve"> doświadczenie, zbliżone do aplikacji desktopowych. Warstwa ta jest w całości odpowiedzialna za </w:t>
+      </w:r>
+      <w:proofErr w:type="spellStart"/>
+      <w:r>
+        <w:rPr>
+          <w:rFonts w:cs="Times New Roman"/>
+          <w:color w:val="000000" w:themeColor="text1"/>
+        </w:rPr>
+        <w:t>renderowanie</w:t>
+      </w:r>
+      <w:proofErr w:type="spellEnd"/>
+      <w:r>
+        <w:rPr>
+          <w:rFonts w:cs="Times New Roman"/>
+          <w:color w:val="000000" w:themeColor="text1"/>
+        </w:rPr>
+        <w:t xml:space="preserve"> interfejsu użytkownika, w tym interaktywnych map i wykresów, oraz za komunikację z warstwą serwerową.</w:t>
       </w:r>
     </w:p>
     <w:p>
@@ -4739,7 +5481,55 @@
           <w:rFonts w:cs="Times New Roman"/>
           <w:color w:val="000000" w:themeColor="text1"/>
         </w:rPr>
-        <w:t>Warstwa logiki biznesowej (Serwer): Stanowi centralny komponent systemu, zaimplementowany w technologii ASP.NET Core. Jego głównym zadaniem jest udostępnienie usług poprzez interfejs programistyczny aplikacji (API), zaprojektowany zgodnie ze stylem architektonicznym REST (Representational State Transfer). Zgodnie z pryncypiami REST, zdefiniowanymi w dysertacji Roya Fieldinga, komunikacja opiera się na bezstanowej wymianie komunikatów i operacjach na zasobach identyfikowanych przez unikalne adresy URI [12]. Warstwa serwerowa jest odpowiedzialna za całą logikę biznesową: od uwierzytelniania i autoryzacji użytkowników, poprzez walidację danych, aż po skomplikowane operacje przetwarzania plików GPX i agregacji statystyk.</w:t>
+        <w:t xml:space="preserve">Warstwa logiki biznesowej (Serwer): Stanowi centralny komponent systemu, zaimplementowany w technologii ASP.NET </w:t>
+      </w:r>
+      <w:proofErr w:type="spellStart"/>
+      <w:r>
+        <w:rPr>
+          <w:rFonts w:cs="Times New Roman"/>
+          <w:color w:val="000000" w:themeColor="text1"/>
+        </w:rPr>
+        <w:t>Core</w:t>
+      </w:r>
+      <w:proofErr w:type="spellEnd"/>
+      <w:r>
+        <w:rPr>
+          <w:rFonts w:cs="Times New Roman"/>
+          <w:color w:val="000000" w:themeColor="text1"/>
+        </w:rPr>
+        <w:t>. Jego głównym zadaniem jest udostępnienie usług poprzez interfejs programistyczny aplikacji (API), zaprojektowany zgodnie ze stylem architektonicznym REST (</w:t>
+      </w:r>
+      <w:proofErr w:type="spellStart"/>
+      <w:r>
+        <w:rPr>
+          <w:rFonts w:cs="Times New Roman"/>
+          <w:color w:val="000000" w:themeColor="text1"/>
+        </w:rPr>
+        <w:t>Representational</w:t>
+      </w:r>
+      <w:proofErr w:type="spellEnd"/>
+      <w:r>
+        <w:rPr>
+          <w:rFonts w:cs="Times New Roman"/>
+          <w:color w:val="000000" w:themeColor="text1"/>
+        </w:rPr>
+        <w:t xml:space="preserve"> </w:t>
+      </w:r>
+      <w:proofErr w:type="spellStart"/>
+      <w:r>
+        <w:rPr>
+          <w:rFonts w:cs="Times New Roman"/>
+          <w:color w:val="000000" w:themeColor="text1"/>
+        </w:rPr>
+        <w:t>State</w:t>
+      </w:r>
+      <w:proofErr w:type="spellEnd"/>
+      <w:r>
+        <w:rPr>
+          <w:rFonts w:cs="Times New Roman"/>
+          <w:color w:val="000000" w:themeColor="text1"/>
+        </w:rPr>
+        <w:t xml:space="preserve"> Transfer). Zgodnie z pryncypiami REST, zdefiniowanymi w dysertacji Roya Fieldinga, komunikacja opiera się na bezstanowej wymianie komunikatów i operacjach na zasobach identyfikowanych przez unikalne adresy URI [12]. Warstwa serwerowa jest odpowiedzialna za całą logikę biznesową: od uwierzytelniania i autoryzacji użytkowników, poprzez walidację danych, aż po skomplikowane operacje przetwarzania plików GPX i agregacji statystyk.</w:t>
       </w:r>
     </w:p>
     <w:p>
@@ -4777,7 +5567,71 @@
           <w:color w:val="000000" w:themeColor="text1"/>
         </w:rPr>
         <w:lastRenderedPageBreak/>
-        <w:t>projektu, dostępnością rozszerzenia PostGIS. PostGIS przekształca PostgreSQL w potężną geobazę danych, dostarczając typy danych i funkcje przestrzenne zgodne ze specyfikacjami Open Geospatial Consortium (OGC), co umożliwia efektywne przechowywanie i wykonywanie zapytań na danych geograficznych [13].</w:t>
+        <w:t xml:space="preserve">projektu, dostępnością rozszerzenia </w:t>
+      </w:r>
+      <w:proofErr w:type="spellStart"/>
+      <w:r>
+        <w:rPr>
+          <w:rFonts w:cs="Times New Roman"/>
+          <w:color w:val="000000" w:themeColor="text1"/>
+        </w:rPr>
+        <w:t>PostGIS</w:t>
+      </w:r>
+      <w:proofErr w:type="spellEnd"/>
+      <w:r>
+        <w:rPr>
+          <w:rFonts w:cs="Times New Roman"/>
+          <w:color w:val="000000" w:themeColor="text1"/>
+        </w:rPr>
+        <w:t xml:space="preserve">. </w:t>
+      </w:r>
+      <w:proofErr w:type="spellStart"/>
+      <w:r>
+        <w:rPr>
+          <w:rFonts w:cs="Times New Roman"/>
+          <w:color w:val="000000" w:themeColor="text1"/>
+        </w:rPr>
+        <w:t>PostGIS</w:t>
+      </w:r>
+      <w:proofErr w:type="spellEnd"/>
+      <w:r>
+        <w:rPr>
+          <w:rFonts w:cs="Times New Roman"/>
+          <w:color w:val="000000" w:themeColor="text1"/>
+        </w:rPr>
+        <w:t xml:space="preserve"> przekształca PostgreSQL w potężną </w:t>
+      </w:r>
+      <w:proofErr w:type="spellStart"/>
+      <w:r>
+        <w:rPr>
+          <w:rFonts w:cs="Times New Roman"/>
+          <w:color w:val="000000" w:themeColor="text1"/>
+        </w:rPr>
+        <w:t>geobazę</w:t>
+      </w:r>
+      <w:proofErr w:type="spellEnd"/>
+      <w:r>
+        <w:rPr>
+          <w:rFonts w:cs="Times New Roman"/>
+          <w:color w:val="000000" w:themeColor="text1"/>
+        </w:rPr>
+        <w:t xml:space="preserve"> danych, dostarczając typy danych i funkcje przestrzenne zgodne ze specyfikacjami Open </w:t>
+      </w:r>
+      <w:proofErr w:type="spellStart"/>
+      <w:r>
+        <w:rPr>
+          <w:rFonts w:cs="Times New Roman"/>
+          <w:color w:val="000000" w:themeColor="text1"/>
+        </w:rPr>
+        <w:t>Geospatial</w:t>
+      </w:r>
+      <w:proofErr w:type="spellEnd"/>
+      <w:r>
+        <w:rPr>
+          <w:rFonts w:cs="Times New Roman"/>
+          <w:color w:val="000000" w:themeColor="text1"/>
+        </w:rPr>
+        <w:t xml:space="preserve"> Consortium (OGC), co umożliwia efektywne przechowywanie i wykonywanie zapytań na danych geograficznych [13].</w:t>
       </w:r>
     </w:p>
     <w:p>
@@ -4802,7 +5656,71 @@
           <w:rFonts w:cs="Times New Roman"/>
           <w:color w:val="000000" w:themeColor="text1"/>
         </w:rPr>
-        <w:t xml:space="preserve">        Komunikacja pomiędzy warstwą klienta a serwera odbywa się za pomocą protokołu HTTP, a dane przesyłane są w formacie JSON (JavaScript Object Notation), który ze względu na swoją prostotę i czytelność stał się de facto standardem w nowoczesnych aplikacjach webowych. W celu zabezpieczenia dostępu do zasobów API zaimplementowano mechanizm autoryzacji oparty na standardzie JSON Web Tokens (JWT), opisanym w dokumencie RFC 7519 [14]. Po pomyślnym uwierzytelnieniu, serwer wystawia cyfrowo podpisany token, który klient dołącza do kolejnych żądań, co pozwala serwerowi na weryfikację tożsamości użytkownika bez konieczności odwoływania się do bazy danych przy każdym zapytaniu.</w:t>
+        <w:t xml:space="preserve">        Komunikacja pomiędzy warstwą klienta a serwera odbywa się za pomocą protokołu HTTP, a dane przesyłane są w formacie JSON (</w:t>
+      </w:r>
+      <w:proofErr w:type="spellStart"/>
+      <w:r>
+        <w:rPr>
+          <w:rFonts w:cs="Times New Roman"/>
+          <w:color w:val="000000" w:themeColor="text1"/>
+        </w:rPr>
+        <w:t>JavaScript</w:t>
+      </w:r>
+      <w:proofErr w:type="spellEnd"/>
+      <w:r>
+        <w:rPr>
+          <w:rFonts w:cs="Times New Roman"/>
+          <w:color w:val="000000" w:themeColor="text1"/>
+        </w:rPr>
+        <w:t xml:space="preserve"> Object </w:t>
+      </w:r>
+      <w:proofErr w:type="spellStart"/>
+      <w:r>
+        <w:rPr>
+          <w:rFonts w:cs="Times New Roman"/>
+          <w:color w:val="000000" w:themeColor="text1"/>
+        </w:rPr>
+        <w:t>Notation</w:t>
+      </w:r>
+      <w:proofErr w:type="spellEnd"/>
+      <w:r>
+        <w:rPr>
+          <w:rFonts w:cs="Times New Roman"/>
+          <w:color w:val="000000" w:themeColor="text1"/>
+        </w:rPr>
+        <w:t xml:space="preserve">), który ze względu na swoją prostotę i czytelność stał się de facto standardem w nowoczesnych aplikacjach webowych. W celu zabezpieczenia dostępu do zasobów API zaimplementowano mechanizm autoryzacji oparty na standardzie JSON Web </w:t>
+      </w:r>
+      <w:proofErr w:type="spellStart"/>
+      <w:r>
+        <w:rPr>
+          <w:rFonts w:cs="Times New Roman"/>
+          <w:color w:val="000000" w:themeColor="text1"/>
+        </w:rPr>
+        <w:t>Tokens</w:t>
+      </w:r>
+      <w:proofErr w:type="spellEnd"/>
+      <w:r>
+        <w:rPr>
+          <w:rFonts w:cs="Times New Roman"/>
+          <w:color w:val="000000" w:themeColor="text1"/>
+        </w:rPr>
+        <w:t xml:space="preserve"> (JWT), opisanym w dokumencie RFC 7519 [14]. Po pomyślnym uwierzytelnieniu, serwer wystawia cyfrowo podpisany </w:t>
+      </w:r>
+      <w:proofErr w:type="spellStart"/>
+      <w:r>
+        <w:rPr>
+          <w:rFonts w:cs="Times New Roman"/>
+          <w:color w:val="000000" w:themeColor="text1"/>
+        </w:rPr>
+        <w:t>token</w:t>
+      </w:r>
+      <w:proofErr w:type="spellEnd"/>
+      <w:r>
+        <w:rPr>
+          <w:rFonts w:cs="Times New Roman"/>
+          <w:color w:val="000000" w:themeColor="text1"/>
+        </w:rPr>
+        <w:t>, który klient dołącza do kolejnych żądań, co pozwala serwerowi na weryfikację tożsamości użytkownika bez konieczności odwoływania się do bazy danych przy każdym zapytaniu.</w:t>
       </w:r>
     </w:p>
     <w:p>
@@ -4836,7 +5754,7 @@
           <w:b/>
         </w:rPr>
       </w:pPr>
-      <w:bookmarkStart w:id="9" w:name="_Toc215333453"/>
+      <w:bookmarkStart w:id="9" w:name="_Toc215606655"/>
       <w:r>
         <w:rPr>
           <w:rFonts w:ascii="Times New Roman" w:hAnsi="Times New Roman" w:cs="Times New Roman"/>
@@ -4872,7 +5790,103 @@
           <w:rFonts w:cs="Times New Roman"/>
           <w:color w:val="000000" w:themeColor="text1"/>
         </w:rPr>
-        <w:t>Warstwa danych stanowi fundament każdej aplikacji opartej na danych, a jej prawidłowe zaprojektowanie ma kluczowy wpływ na integralność, wydajność i skalowalność całego systemu. W projekcie aplikacji GeoLog zastosowano relacyjny model danych, który, jak opisuje Thomas Connolly w pracy „Database Systems: A Practical Approach to Design, Implementation, and Management”, zapewnia rygorystyczną strukturę i spójność danych poprzez wykorzystanie mechanizmów kluczy głównych, obcych oraz więzów integralności [15]. Proces projektowania logicznego oparto na modelu encji-związków (ang. Entity-Relationship Model), co pozwoliło na formalne zidentyfikowanie podstawowych obiektów (encji), ich właściwości (atrybutów) oraz wzajemnych powiązań (relacji) [16].</w:t>
+        <w:t xml:space="preserve">Warstwa danych stanowi fundament każdej aplikacji opartej na danych, a jej prawidłowe zaprojektowanie ma kluczowy wpływ na integralność, wydajność i skalowalność całego systemu. W projekcie aplikacji </w:t>
+      </w:r>
+      <w:proofErr w:type="spellStart"/>
+      <w:r>
+        <w:rPr>
+          <w:rFonts w:cs="Times New Roman"/>
+          <w:color w:val="000000" w:themeColor="text1"/>
+        </w:rPr>
+        <w:t>GeoLog</w:t>
+      </w:r>
+      <w:proofErr w:type="spellEnd"/>
+      <w:r>
+        <w:rPr>
+          <w:rFonts w:cs="Times New Roman"/>
+          <w:color w:val="000000" w:themeColor="text1"/>
+        </w:rPr>
+        <w:t xml:space="preserve"> zastosowano relacyjny model danych, który, jak opisuje Thomas </w:t>
+      </w:r>
+      <w:proofErr w:type="spellStart"/>
+      <w:r>
+        <w:rPr>
+          <w:rFonts w:cs="Times New Roman"/>
+          <w:color w:val="000000" w:themeColor="text1"/>
+        </w:rPr>
+        <w:t>Connolly</w:t>
+      </w:r>
+      <w:proofErr w:type="spellEnd"/>
+      <w:r>
+        <w:rPr>
+          <w:rFonts w:cs="Times New Roman"/>
+          <w:color w:val="000000" w:themeColor="text1"/>
+        </w:rPr>
+        <w:t xml:space="preserve"> w pracy „Database Systems: A </w:t>
+      </w:r>
+      <w:proofErr w:type="spellStart"/>
+      <w:r>
+        <w:rPr>
+          <w:rFonts w:cs="Times New Roman"/>
+          <w:color w:val="000000" w:themeColor="text1"/>
+        </w:rPr>
+        <w:t>Practical</w:t>
+      </w:r>
+      <w:proofErr w:type="spellEnd"/>
+      <w:r>
+        <w:rPr>
+          <w:rFonts w:cs="Times New Roman"/>
+          <w:color w:val="000000" w:themeColor="text1"/>
+        </w:rPr>
+        <w:t xml:space="preserve"> </w:t>
+      </w:r>
+      <w:proofErr w:type="spellStart"/>
+      <w:r>
+        <w:rPr>
+          <w:rFonts w:cs="Times New Roman"/>
+          <w:color w:val="000000" w:themeColor="text1"/>
+        </w:rPr>
+        <w:t>Approach</w:t>
+      </w:r>
+      <w:proofErr w:type="spellEnd"/>
+      <w:r>
+        <w:rPr>
+          <w:rFonts w:cs="Times New Roman"/>
+          <w:color w:val="000000" w:themeColor="text1"/>
+        </w:rPr>
+        <w:t xml:space="preserve"> to Design, </w:t>
+      </w:r>
+      <w:proofErr w:type="spellStart"/>
+      <w:r>
+        <w:rPr>
+          <w:rFonts w:cs="Times New Roman"/>
+          <w:color w:val="000000" w:themeColor="text1"/>
+        </w:rPr>
+        <w:t>Implementation</w:t>
+      </w:r>
+      <w:proofErr w:type="spellEnd"/>
+      <w:r>
+        <w:rPr>
+          <w:rFonts w:cs="Times New Roman"/>
+          <w:color w:val="000000" w:themeColor="text1"/>
+        </w:rPr>
+        <w:t xml:space="preserve">, and Management”, zapewnia rygorystyczną strukturę i spójność danych poprzez wykorzystanie mechanizmów kluczy głównych, obcych oraz więzów integralności [15]. Proces projektowania logicznego oparto na modelu encji-związków (ang. </w:t>
+      </w:r>
+      <w:proofErr w:type="spellStart"/>
+      <w:r>
+        <w:rPr>
+          <w:rFonts w:cs="Times New Roman"/>
+          <w:color w:val="000000" w:themeColor="text1"/>
+        </w:rPr>
+        <w:t>Entity-Relationship</w:t>
+      </w:r>
+      <w:proofErr w:type="spellEnd"/>
+      <w:r>
+        <w:rPr>
+          <w:rFonts w:cs="Times New Roman"/>
+          <w:color w:val="000000" w:themeColor="text1"/>
+        </w:rPr>
+        <w:t xml:space="preserve"> Model), co pozwoliło na formalne zidentyfikowanie podstawowych obiektów (encji), ich właściwości (atrybutów) oraz wzajemnych powiązań (relacji) [16].</w:t>
       </w:r>
     </w:p>
     <w:p>
@@ -4899,7 +5913,135 @@
           <w:rFonts w:cs="Times New Roman"/>
           <w:color w:val="000000" w:themeColor="text1"/>
         </w:rPr>
-        <w:t xml:space="preserve">        Logiczny schemat bazy danych został następnie zaimplementowany w systemie zarządzania bazą danych (SZBD) PostgreSQL, który jest ceniony za swoją niezawodność, zgodność ze standardem ACID (Atomicity, Consistency, Isolation, Durability) oraz zaawansowane możliwości rozszerzania funkcjonalności [17]. Kluczowym elementem implementacji było wykorzystanie rozszerzenia PostGIS, które wprowadza obsługę typów i funkcji geoprzestrzennych, zgodnych ze standardem Simple Feature Access zdefiniowanym przez Open Geospatial Consortium (OGC). Umożliwiło to natywne i wydajne przechowywanie danych geograficznych, co jest fundamentalne dla głównego celu aplikacji [13]. Szczegółową strukturę bazy danych przedstawiono na diagramie encji-związków (rys. 2.2).</w:t>
+        <w:t xml:space="preserve">        Logiczny schemat bazy danych został następnie zaimplementowany w systemie zarządzania bazą danych (SZBD) PostgreSQL, który jest ceniony za swoją niezawodność, zgodność ze standardem ACID (</w:t>
+      </w:r>
+      <w:proofErr w:type="spellStart"/>
+      <w:r>
+        <w:rPr>
+          <w:rFonts w:cs="Times New Roman"/>
+          <w:color w:val="000000" w:themeColor="text1"/>
+        </w:rPr>
+        <w:t>Atomicity</w:t>
+      </w:r>
+      <w:proofErr w:type="spellEnd"/>
+      <w:r>
+        <w:rPr>
+          <w:rFonts w:cs="Times New Roman"/>
+          <w:color w:val="000000" w:themeColor="text1"/>
+        </w:rPr>
+        <w:t xml:space="preserve">, </w:t>
+      </w:r>
+      <w:proofErr w:type="spellStart"/>
+      <w:r>
+        <w:rPr>
+          <w:rFonts w:cs="Times New Roman"/>
+          <w:color w:val="000000" w:themeColor="text1"/>
+        </w:rPr>
+        <w:t>Consistency</w:t>
+      </w:r>
+      <w:proofErr w:type="spellEnd"/>
+      <w:r>
+        <w:rPr>
+          <w:rFonts w:cs="Times New Roman"/>
+          <w:color w:val="000000" w:themeColor="text1"/>
+        </w:rPr>
+        <w:t xml:space="preserve">, </w:t>
+      </w:r>
+      <w:proofErr w:type="spellStart"/>
+      <w:r>
+        <w:rPr>
+          <w:rFonts w:cs="Times New Roman"/>
+          <w:color w:val="000000" w:themeColor="text1"/>
+        </w:rPr>
+        <w:t>Isolation</w:t>
+      </w:r>
+      <w:proofErr w:type="spellEnd"/>
+      <w:r>
+        <w:rPr>
+          <w:rFonts w:cs="Times New Roman"/>
+          <w:color w:val="000000" w:themeColor="text1"/>
+        </w:rPr>
+        <w:t xml:space="preserve">, </w:t>
+      </w:r>
+      <w:proofErr w:type="spellStart"/>
+      <w:r>
+        <w:rPr>
+          <w:rFonts w:cs="Times New Roman"/>
+          <w:color w:val="000000" w:themeColor="text1"/>
+        </w:rPr>
+        <w:t>Durability</w:t>
+      </w:r>
+      <w:proofErr w:type="spellEnd"/>
+      <w:r>
+        <w:rPr>
+          <w:rFonts w:cs="Times New Roman"/>
+          <w:color w:val="000000" w:themeColor="text1"/>
+        </w:rPr>
+        <w:t xml:space="preserve">) oraz zaawansowane możliwości rozszerzania funkcjonalności [17]. Kluczowym elementem implementacji było wykorzystanie rozszerzenia </w:t>
+      </w:r>
+      <w:proofErr w:type="spellStart"/>
+      <w:r>
+        <w:rPr>
+          <w:rFonts w:cs="Times New Roman"/>
+          <w:color w:val="000000" w:themeColor="text1"/>
+        </w:rPr>
+        <w:t>PostGIS</w:t>
+      </w:r>
+      <w:proofErr w:type="spellEnd"/>
+      <w:r>
+        <w:rPr>
+          <w:rFonts w:cs="Times New Roman"/>
+          <w:color w:val="000000" w:themeColor="text1"/>
+        </w:rPr>
+        <w:t xml:space="preserve">, które wprowadza obsługę typów i funkcji </w:t>
+      </w:r>
+      <w:proofErr w:type="spellStart"/>
+      <w:r>
+        <w:rPr>
+          <w:rFonts w:cs="Times New Roman"/>
+          <w:color w:val="000000" w:themeColor="text1"/>
+        </w:rPr>
+        <w:t>geoprzestrzennych</w:t>
+      </w:r>
+      <w:proofErr w:type="spellEnd"/>
+      <w:r>
+        <w:rPr>
+          <w:rFonts w:cs="Times New Roman"/>
+          <w:color w:val="000000" w:themeColor="text1"/>
+        </w:rPr>
+        <w:t xml:space="preserve">, zgodnych ze standardem Simple </w:t>
+      </w:r>
+      <w:proofErr w:type="spellStart"/>
+      <w:r>
+        <w:rPr>
+          <w:rFonts w:cs="Times New Roman"/>
+          <w:color w:val="000000" w:themeColor="text1"/>
+        </w:rPr>
+        <w:t>Feature</w:t>
+      </w:r>
+      <w:proofErr w:type="spellEnd"/>
+      <w:r>
+        <w:rPr>
+          <w:rFonts w:cs="Times New Roman"/>
+          <w:color w:val="000000" w:themeColor="text1"/>
+        </w:rPr>
+        <w:t xml:space="preserve"> Access zdefiniowanym przez Open </w:t>
+      </w:r>
+      <w:proofErr w:type="spellStart"/>
+      <w:r>
+        <w:rPr>
+          <w:rFonts w:cs="Times New Roman"/>
+          <w:color w:val="000000" w:themeColor="text1"/>
+        </w:rPr>
+        <w:t>Geospatial</w:t>
+      </w:r>
+      <w:proofErr w:type="spellEnd"/>
+      <w:r>
+        <w:rPr>
+          <w:rFonts w:cs="Times New Roman"/>
+          <w:color w:val="000000" w:themeColor="text1"/>
+        </w:rPr>
+        <w:t xml:space="preserve"> Consortium (OGC). Umożliwiło to natywne i wydajne przechowywanie danych geograficznych, co jest fundamentalne dla głównego celu aplikacji [13]. Szczegółową strukturę bazy danych przedstawiono na diagramie encji-związków (rys. 2.2).</w:t>
       </w:r>
     </w:p>
     <w:p>
@@ -4914,6 +6056,66 @@
     </w:p>
     <w:p>
       <w:pPr>
+        <w:pStyle w:val="NormalnyWeb"/>
+        <w:jc w:val="center"/>
+      </w:pPr>
+      <w:r>
+        <w:rPr>
+          <w:noProof/>
+        </w:rPr>
+        <w:lastRenderedPageBreak/>
+        <w:drawing>
+          <wp:inline distT="0" distB="0" distL="0" distR="0">
+            <wp:extent cx="4202173" cy="4457635"/>
+            <wp:effectExtent l="0" t="0" r="8255" b="635"/>
+            <wp:docPr id="2" name="Obraz 2" descr="C:\Users\arekk\Downloads\Untitled.png"/>
+            <wp:cNvGraphicFramePr>
+              <a:graphicFrameLocks xmlns:a="http://schemas.openxmlformats.org/drawingml/2006/main" noChangeAspect="1"/>
+            </wp:cNvGraphicFramePr>
+            <a:graphic xmlns:a="http://schemas.openxmlformats.org/drawingml/2006/main">
+              <a:graphicData uri="http://schemas.openxmlformats.org/drawingml/2006/picture">
+                <pic:pic xmlns:pic="http://schemas.openxmlformats.org/drawingml/2006/picture">
+                  <pic:nvPicPr>
+                    <pic:cNvPr id="0" name="Picture 1" descr="C:\Users\arekk\Downloads\Untitled.png"/>
+                    <pic:cNvPicPr>
+                      <a:picLocks noChangeAspect="1" noChangeArrowheads="1"/>
+                    </pic:cNvPicPr>
+                  </pic:nvPicPr>
+                  <pic:blipFill>
+                    <a:blip r:embed="rId11">
+                      <a:extLst>
+                        <a:ext uri="{28A0092B-C50C-407E-A947-70E740481C1C}">
+                          <a14:useLocalDpi xmlns:a14="http://schemas.microsoft.com/office/drawing/2010/main" val="0"/>
+                        </a:ext>
+                      </a:extLst>
+                    </a:blip>
+                    <a:srcRect/>
+                    <a:stretch>
+                      <a:fillRect/>
+                    </a:stretch>
+                  </pic:blipFill>
+                  <pic:spPr bwMode="auto">
+                    <a:xfrm>
+                      <a:off x="0" y="0"/>
+                      <a:ext cx="4217598" cy="4473998"/>
+                    </a:xfrm>
+                    <a:prstGeom prst="rect">
+                      <a:avLst/>
+                    </a:prstGeom>
+                    <a:noFill/>
+                    <a:ln>
+                      <a:noFill/>
+                    </a:ln>
+                  </pic:spPr>
+                </pic:pic>
+              </a:graphicData>
+            </a:graphic>
+          </wp:inline>
+        </w:drawing>
+      </w:r>
+    </w:p>
+    <w:p>
+      <w:pPr>
         <w:ind w:left="709" w:hanging="709"/>
         <w:jc w:val="both"/>
         <w:rPr>
@@ -4921,29 +6123,6 @@
           <w:color w:val="000000" w:themeColor="text1"/>
         </w:rPr>
       </w:pPr>
-      <w:r>
-        <w:rPr>
-          <w:rFonts w:cs="Times New Roman"/>
-          <w:color w:val="000000" w:themeColor="text1"/>
-        </w:rPr>
-        <w:t>&lt;br&gt; *(W tym miejscu wstaw diagram ERD, który opisywałem wcześniej. Musi on pokazywać cztery tabele i relacje między nimi</w:t>
-      </w:r>
-      <w:proofErr w:type="gramStart"/>
-      <w:r>
-        <w:rPr>
-          <w:rFonts w:cs="Times New Roman"/>
-          <w:color w:val="000000" w:themeColor="text1"/>
-        </w:rPr>
-        <w:t>)* &lt;br</w:t>
-      </w:r>
-      <w:proofErr w:type="gramEnd"/>
-      <w:r>
-        <w:rPr>
-          <w:rFonts w:cs="Times New Roman"/>
-          <w:color w:val="000000" w:themeColor="text1"/>
-        </w:rPr>
-        <w:t>&gt;</w:t>
-      </w:r>
     </w:p>
     <w:p>
       <w:pPr>
@@ -4959,7 +6138,7 @@
           <w:rFonts w:cs="Times New Roman"/>
           <w:color w:val="000000" w:themeColor="text1"/>
         </w:rPr>
-        <w:t>Rys. 2.2. Diagram encji-związków (ERD) bazy danych aplikacji GeoLog</w:t>
+        <w:t xml:space="preserve">        Baza danych składa się z czterech głównych tabel, których struktura i przeznaczenie zostały opisane poniżej:</w:t>
       </w:r>
     </w:p>
     <w:p>
@@ -4971,6 +6150,93 @@
           <w:color w:val="000000" w:themeColor="text1"/>
         </w:rPr>
       </w:pPr>
+      <w:r>
+        <w:rPr>
+          <w:rFonts w:cs="Times New Roman"/>
+          <w:color w:val="000000" w:themeColor="text1"/>
+        </w:rPr>
+        <w:t xml:space="preserve">Tabela </w:t>
+      </w:r>
+      <w:proofErr w:type="spellStart"/>
+      <w:r>
+        <w:rPr>
+          <w:rFonts w:cs="Times New Roman"/>
+          <w:color w:val="000000" w:themeColor="text1"/>
+        </w:rPr>
+        <w:t>Users</w:t>
+      </w:r>
+      <w:proofErr w:type="spellEnd"/>
+      <w:r>
+        <w:rPr>
+          <w:rFonts w:cs="Times New Roman"/>
+          <w:color w:val="000000" w:themeColor="text1"/>
+        </w:rPr>
+        <w:t xml:space="preserve"> – przechowuje informacje o kontach użytkowników. Każdy rekord jest jednoznacznie identyfikowany przez klucz główny Id typu UUID. W tabeli znajdują się dane niezbędne do procesu uwierzytelniania, takie jak </w:t>
+      </w:r>
+      <w:proofErr w:type="spellStart"/>
+      <w:r>
+        <w:rPr>
+          <w:rFonts w:cs="Times New Roman"/>
+          <w:color w:val="000000" w:themeColor="text1"/>
+        </w:rPr>
+        <w:t>HashedPassword</w:t>
+      </w:r>
+      <w:proofErr w:type="spellEnd"/>
+      <w:r>
+        <w:rPr>
+          <w:rFonts w:cs="Times New Roman"/>
+          <w:color w:val="000000" w:themeColor="text1"/>
+        </w:rPr>
+        <w:t xml:space="preserve"> (skrót hasła wygenerowany jednostronną funkcją </w:t>
+      </w:r>
+      <w:proofErr w:type="spellStart"/>
+      <w:r>
+        <w:rPr>
+          <w:rFonts w:cs="Times New Roman"/>
+          <w:color w:val="000000" w:themeColor="text1"/>
+        </w:rPr>
+        <w:t>BCrypt</w:t>
+      </w:r>
+      <w:proofErr w:type="spellEnd"/>
+      <w:r>
+        <w:rPr>
+          <w:rFonts w:cs="Times New Roman"/>
+          <w:color w:val="000000" w:themeColor="text1"/>
+        </w:rPr>
+        <w:t xml:space="preserve">) i Email, a także dane profilowe. Zastosowanie algorytmu </w:t>
+      </w:r>
+      <w:proofErr w:type="spellStart"/>
+      <w:r>
+        <w:rPr>
+          <w:rFonts w:cs="Times New Roman"/>
+          <w:color w:val="000000" w:themeColor="text1"/>
+        </w:rPr>
+        <w:t>BCrypt</w:t>
+      </w:r>
+      <w:proofErr w:type="spellEnd"/>
+      <w:r>
+        <w:rPr>
+          <w:rFonts w:cs="Times New Roman"/>
+          <w:color w:val="000000" w:themeColor="text1"/>
+        </w:rPr>
+        <w:t xml:space="preserve"> jest zgodne z najlepszymi praktykami bezpieczeństwa, ponieważ jego adaptacyjny charakter znacząco utrudnia ataki typu </w:t>
+      </w:r>
+      <w:proofErr w:type="spellStart"/>
+      <w:r>
+        <w:rPr>
+          <w:rFonts w:cs="Times New Roman"/>
+          <w:color w:val="000000" w:themeColor="text1"/>
+        </w:rPr>
+        <w:t>brute-force</w:t>
+      </w:r>
+      <w:proofErr w:type="spellEnd"/>
+      <w:r>
+        <w:rPr>
+          <w:rFonts w:cs="Times New Roman"/>
+          <w:color w:val="000000" w:themeColor="text1"/>
+        </w:rPr>
+        <w:t xml:space="preserve"> [18].</w:t>
+      </w:r>
     </w:p>
     <w:p>
       <w:pPr>
@@ -4981,13 +6247,6 @@
           <w:color w:val="000000" w:themeColor="text1"/>
         </w:rPr>
       </w:pPr>
-      <w:r>
-        <w:rPr>
-          <w:rFonts w:cs="Times New Roman"/>
-          <w:color w:val="000000" w:themeColor="text1"/>
-        </w:rPr>
-        <w:t>&lt;br&gt;</w:t>
-      </w:r>
     </w:p>
     <w:p>
       <w:pPr>
@@ -5003,7 +6262,71 @@
           <w:rFonts w:cs="Times New Roman"/>
           <w:color w:val="000000" w:themeColor="text1"/>
         </w:rPr>
-        <w:t xml:space="preserve">        Baza danych składa się z czterech głównych tabel, których struktura i przeznaczenie zostały opisane poniżej:</w:t>
+        <w:t xml:space="preserve">Tabela </w:t>
+      </w:r>
+      <w:proofErr w:type="spellStart"/>
+      <w:r>
+        <w:rPr>
+          <w:rFonts w:cs="Times New Roman"/>
+          <w:color w:val="000000" w:themeColor="text1"/>
+        </w:rPr>
+        <w:t>GeoRoutes</w:t>
+      </w:r>
+      <w:proofErr w:type="spellEnd"/>
+      <w:r>
+        <w:rPr>
+          <w:rFonts w:cs="Times New Roman"/>
+          <w:color w:val="000000" w:themeColor="text1"/>
+        </w:rPr>
+        <w:t xml:space="preserve"> – reprezentuje centralną encję aplikacji, agregującą metadane każdej zapisanej trasy. Tabela ta jest połączona z tabelą </w:t>
+      </w:r>
+      <w:proofErr w:type="spellStart"/>
+      <w:r>
+        <w:rPr>
+          <w:rFonts w:cs="Times New Roman"/>
+          <w:color w:val="000000" w:themeColor="text1"/>
+        </w:rPr>
+        <w:t>Users</w:t>
+      </w:r>
+      <w:proofErr w:type="spellEnd"/>
+      <w:r>
+        <w:rPr>
+          <w:rFonts w:cs="Times New Roman"/>
+          <w:color w:val="000000" w:themeColor="text1"/>
+        </w:rPr>
+        <w:t xml:space="preserve"> relacją jeden-do-wielu, gdzie jeden użytkownik może być autorem wielu tras. Integralność referencyjną zapewnia klucz obcy </w:t>
+      </w:r>
+      <w:proofErr w:type="spellStart"/>
+      <w:r>
+        <w:rPr>
+          <w:rFonts w:cs="Times New Roman"/>
+          <w:color w:val="000000" w:themeColor="text1"/>
+        </w:rPr>
+        <w:t>UserId</w:t>
+      </w:r>
+      <w:proofErr w:type="spellEnd"/>
+      <w:r>
+        <w:rPr>
+          <w:rFonts w:cs="Times New Roman"/>
+          <w:color w:val="000000" w:themeColor="text1"/>
+        </w:rPr>
+        <w:t xml:space="preserve">. Atrybut </w:t>
+      </w:r>
+      <w:proofErr w:type="spellStart"/>
+      <w:r>
+        <w:rPr>
+          <w:rFonts w:cs="Times New Roman"/>
+          <w:color w:val="000000" w:themeColor="text1"/>
+        </w:rPr>
+        <w:t>Visibility</w:t>
+      </w:r>
+      <w:proofErr w:type="spellEnd"/>
+      <w:r>
+        <w:rPr>
+          <w:rFonts w:cs="Times New Roman"/>
+          <w:color w:val="000000" w:themeColor="text1"/>
+        </w:rPr>
+        <w:t xml:space="preserve"> przechowuje poziom widoczności trasy, co jest kluczowe dla logiki autoryzacji dostępu do zasobu.</w:t>
       </w:r>
     </w:p>
     <w:p>
@@ -5015,21 +6338,6 @@
           <w:color w:val="000000" w:themeColor="text1"/>
         </w:rPr>
       </w:pPr>
-      <w:r>
-        <w:rPr>
-          <w:rFonts w:cs="Times New Roman"/>
-          <w:color w:val="000000" w:themeColor="text1"/>
-        </w:rPr>
-        <w:t xml:space="preserve">Tabela Users – przechowuje informacje o kontach użytkowników. Każdy rekord jest jednoznacznie identyfikowany przez klucz główny Id typu UUID. W tabeli znajdują się dane niezbędne do procesu uwierzytelniania, takie jak HashedPassword (skrót hasła wygenerowany jednostronną funkcją BCrypt) i Email, a także dane profilowe. </w:t>
-      </w:r>
-      <w:r>
-        <w:rPr>
-          <w:rFonts w:cs="Times New Roman"/>
-          <w:color w:val="000000" w:themeColor="text1"/>
-        </w:rPr>
-        <w:lastRenderedPageBreak/>
-        <w:t>Zastosowanie algorytmu BCrypt jest zgodne z najlepszymi praktykami bezpieczeństwa, ponieważ jego adaptacyjny charakter znacząco utrudnia ataki typu brute-force [18].</w:t>
-      </w:r>
     </w:p>
     <w:p>
       <w:pPr>
@@ -5040,6 +6348,149 @@
           <w:color w:val="000000" w:themeColor="text1"/>
         </w:rPr>
       </w:pPr>
+      <w:r>
+        <w:rPr>
+          <w:rFonts w:cs="Times New Roman"/>
+          <w:color w:val="000000" w:themeColor="text1"/>
+        </w:rPr>
+        <w:t xml:space="preserve">Tabela </w:t>
+      </w:r>
+      <w:proofErr w:type="spellStart"/>
+      <w:r>
+        <w:rPr>
+          <w:rFonts w:cs="Times New Roman"/>
+          <w:color w:val="000000" w:themeColor="text1"/>
+        </w:rPr>
+        <w:t>RoutePoints</w:t>
+      </w:r>
+      <w:proofErr w:type="spellEnd"/>
+      <w:r>
+        <w:rPr>
+          <w:rFonts w:cs="Times New Roman"/>
+          <w:color w:val="000000" w:themeColor="text1"/>
+        </w:rPr>
+        <w:t xml:space="preserve"> – zawiera sekwencję punktów geograficznych dla każdej trasy. Jest połączona z tabelą </w:t>
+      </w:r>
+      <w:proofErr w:type="spellStart"/>
+      <w:r>
+        <w:rPr>
+          <w:rFonts w:cs="Times New Roman"/>
+          <w:color w:val="000000" w:themeColor="text1"/>
+        </w:rPr>
+        <w:t>GeoRoutes</w:t>
+      </w:r>
+      <w:proofErr w:type="spellEnd"/>
+      <w:r>
+        <w:rPr>
+          <w:rFonts w:cs="Times New Roman"/>
+          <w:color w:val="000000" w:themeColor="text1"/>
+        </w:rPr>
+        <w:t xml:space="preserve"> relacją jeden-do-wielu poprzez klucz obcy </w:t>
+      </w:r>
+      <w:proofErr w:type="spellStart"/>
+      <w:r>
+        <w:rPr>
+          <w:rFonts w:cs="Times New Roman"/>
+          <w:color w:val="000000" w:themeColor="text1"/>
+        </w:rPr>
+        <w:t>RouteId</w:t>
+      </w:r>
+      <w:proofErr w:type="spellEnd"/>
+      <w:r>
+        <w:rPr>
+          <w:rFonts w:cs="Times New Roman"/>
+          <w:color w:val="000000" w:themeColor="text1"/>
+        </w:rPr>
+        <w:t xml:space="preserve">. Kluczowym atrybutem jest kolumna </w:t>
+      </w:r>
+      <w:proofErr w:type="spellStart"/>
+      <w:r>
+        <w:rPr>
+          <w:rFonts w:cs="Times New Roman"/>
+          <w:color w:val="000000" w:themeColor="text1"/>
+        </w:rPr>
+        <w:t>Location</w:t>
+      </w:r>
+      <w:proofErr w:type="spellEnd"/>
+      <w:r>
+        <w:rPr>
+          <w:rFonts w:cs="Times New Roman"/>
+          <w:color w:val="000000" w:themeColor="text1"/>
+        </w:rPr>
+        <w:t xml:space="preserve">, </w:t>
+      </w:r>
+      <w:proofErr w:type="gramStart"/>
+      <w:r>
+        <w:rPr>
+          <w:rFonts w:cs="Times New Roman"/>
+          <w:color w:val="000000" w:themeColor="text1"/>
+        </w:rPr>
+        <w:t>zdefiniowana jako</w:t>
+      </w:r>
+      <w:proofErr w:type="gramEnd"/>
+      <w:r>
+        <w:rPr>
+          <w:rFonts w:cs="Times New Roman"/>
+          <w:color w:val="000000" w:themeColor="text1"/>
+        </w:rPr>
+        <w:t xml:space="preserve"> typ </w:t>
+      </w:r>
+      <w:proofErr w:type="spellStart"/>
+      <w:r>
+        <w:rPr>
+          <w:rFonts w:cs="Times New Roman"/>
+          <w:color w:val="000000" w:themeColor="text1"/>
+        </w:rPr>
+        <w:t>geography</w:t>
+      </w:r>
+      <w:proofErr w:type="spellEnd"/>
+      <w:r>
+        <w:rPr>
+          <w:rFonts w:cs="Times New Roman"/>
+          <w:color w:val="000000" w:themeColor="text1"/>
+        </w:rPr>
+        <w:t>(</w:t>
+      </w:r>
+      <w:proofErr w:type="spellStart"/>
+      <w:r>
+        <w:rPr>
+          <w:rFonts w:cs="Times New Roman"/>
+          <w:color w:val="000000" w:themeColor="text1"/>
+        </w:rPr>
+        <w:t>PointZ</w:t>
+      </w:r>
+      <w:proofErr w:type="spellEnd"/>
+      <w:r>
+        <w:rPr>
+          <w:rFonts w:cs="Times New Roman"/>
+          <w:color w:val="000000" w:themeColor="text1"/>
+        </w:rPr>
+        <w:t xml:space="preserve">, 4326). Wybór typu GEOGRAPHY (zamiast GEOMETRY) był świadomą decyzją projektową, podyktowaną potrzebą wykonywania precyzyjnych obliczeń odległości na sferoidzie ziemskiej, a nie na płaskiej płaszczyźnie kartezjańskiej [13]. Komponent Z umożliwia przechowywanie wysokości n.p.m., a </w:t>
+      </w:r>
+      <w:r>
+        <w:rPr>
+          <w:rFonts w:cs="Times New Roman"/>
+          <w:color w:val="000000" w:themeColor="text1"/>
+        </w:rPr>
+        <w:lastRenderedPageBreak/>
+        <w:t xml:space="preserve">identyfikator SRID 4326 jednoznacznie określa system odniesienia </w:t>
+      </w:r>
+      <w:proofErr w:type="gramStart"/>
+      <w:r>
+        <w:rPr>
+          <w:rFonts w:cs="Times New Roman"/>
+          <w:color w:val="000000" w:themeColor="text1"/>
+        </w:rPr>
+        <w:t>przestrzennego jako</w:t>
+      </w:r>
+      <w:proofErr w:type="gramEnd"/>
+      <w:r>
+        <w:rPr>
+          <w:rFonts w:cs="Times New Roman"/>
+          <w:color w:val="000000" w:themeColor="text1"/>
+        </w:rPr>
+        <w:t xml:space="preserve"> WGS 84, który jest globalnym standardem dla danych GPS.</w:t>
+      </w:r>
     </w:p>
     <w:p>
       <w:pPr>
@@ -5050,13 +6501,6 @@
           <w:color w:val="000000" w:themeColor="text1"/>
         </w:rPr>
       </w:pPr>
-      <w:r>
-        <w:rPr>
-          <w:rFonts w:cs="Times New Roman"/>
-          <w:color w:val="000000" w:themeColor="text1"/>
-        </w:rPr>
-        <w:t>Tabela GeoRoutes – reprezentuje centralną encję aplikacji, agregującą metadane każdej zapisanej trasy. Tabela ta jest połączona z tabelą Users relacją jeden-do-wielu, gdzie jeden użytkownik może być autorem wielu tras. Integralność referencyjną zapewnia klucz obcy UserId. Atrybut Visibility przechowuje poziom widoczności trasy, co jest kluczowe dla logiki autoryzacji dostępu do zasobu.</w:t>
-      </w:r>
     </w:p>
     <w:p>
       <w:pPr>
@@ -5067,81 +6511,44 @@
           <w:color w:val="000000" w:themeColor="text1"/>
         </w:rPr>
       </w:pPr>
-    </w:p>
-    <w:p>
-      <w:pPr>
-        <w:ind w:left="709" w:hanging="709"/>
-        <w:jc w:val="both"/>
-        <w:rPr>
-          <w:rFonts w:cs="Times New Roman"/>
-          <w:color w:val="000000" w:themeColor="text1"/>
-        </w:rPr>
-      </w:pPr>
-      <w:r>
-        <w:rPr>
-          <w:rFonts w:cs="Times New Roman"/>
-          <w:color w:val="000000" w:themeColor="text1"/>
-        </w:rPr>
-        <w:t xml:space="preserve">Tabela RoutePoints – zawiera sekwencję punktów geograficznych dla każdej trasy. Jest połączona z tabelą GeoRoutes relacją jeden-do-wielu poprzez klucz obcy RouteId. Kluczowym atrybutem jest kolumna Location, </w:t>
-      </w:r>
-      <w:proofErr w:type="gramStart"/>
-      <w:r>
-        <w:rPr>
-          <w:rFonts w:cs="Times New Roman"/>
-          <w:color w:val="000000" w:themeColor="text1"/>
-        </w:rPr>
-        <w:t>zdefiniowana jako</w:t>
-      </w:r>
-      <w:proofErr w:type="gramEnd"/>
-      <w:r>
-        <w:rPr>
-          <w:rFonts w:cs="Times New Roman"/>
-          <w:color w:val="000000" w:themeColor="text1"/>
-        </w:rPr>
-        <w:t xml:space="preserve"> typ geography(PointZ, 4326). Wybór typu GEOGRAPHY (zamiast GEOMETRY) był świadomą decyzją projektową, podyktowaną potrzebą wykonywania precyzyjnych obliczeń odległości na sferoidzie ziemskiej, a nie na płaskiej płaszczyźnie kartezjańskiej [13]. Komponent Z umożliwia przechowywanie wysokości n.p.m., a identyfikator SRID 4326 jednoznacznie określa system odniesienia </w:t>
-      </w:r>
-      <w:proofErr w:type="gramStart"/>
-      <w:r>
-        <w:rPr>
-          <w:rFonts w:cs="Times New Roman"/>
-          <w:color w:val="000000" w:themeColor="text1"/>
-        </w:rPr>
-        <w:t>przestrzennego jako</w:t>
-      </w:r>
-      <w:proofErr w:type="gramEnd"/>
-      <w:r>
-        <w:rPr>
-          <w:rFonts w:cs="Times New Roman"/>
-          <w:color w:val="000000" w:themeColor="text1"/>
-        </w:rPr>
-        <w:t xml:space="preserve"> WGS 84, który jest globalnym standardem dla danych GPS.</w:t>
-      </w:r>
-    </w:p>
-    <w:p>
-      <w:pPr>
-        <w:ind w:left="709" w:hanging="709"/>
-        <w:jc w:val="both"/>
-        <w:rPr>
-          <w:rFonts w:cs="Times New Roman"/>
-          <w:color w:val="000000" w:themeColor="text1"/>
-        </w:rPr>
-      </w:pPr>
-    </w:p>
-    <w:p>
-      <w:pPr>
-        <w:ind w:left="709" w:hanging="709"/>
-        <w:jc w:val="both"/>
-        <w:rPr>
-          <w:rFonts w:cs="Times New Roman"/>
-          <w:color w:val="000000" w:themeColor="text1"/>
-        </w:rPr>
-      </w:pPr>
-      <w:r>
-        <w:rPr>
-          <w:rFonts w:cs="Times New Roman"/>
-          <w:color w:val="000000" w:themeColor="text1"/>
-        </w:rPr>
-        <w:t>Tabela RouteStats – przechowuje obliczone statystyki dla każdej trasy, takie jak całkowity dystans, czas trwania czy suma przewyższeń. Połączona jest z tabelą GeoRoutes relacją jeden-do-jednego. Wyodrębnienie tych danych do osobnej tabeli jest formą celowej denormalizacji. Taka struktura pozwala na niezwykle szybkie pobieranie zagregowanych statystyk bez konieczności ponownego, kosztownego obliczania ich na podstawie potencjalnie tysięcy punktów przy każdym żądaniu, co znacząco poprawia wydajność aplikacji, zwłaszcza w widokach listujących wiele tras.</w:t>
+      <w:r>
+        <w:rPr>
+          <w:rFonts w:cs="Times New Roman"/>
+          <w:color w:val="000000" w:themeColor="text1"/>
+        </w:rPr>
+        <w:t xml:space="preserve">Tabela </w:t>
+      </w:r>
+      <w:proofErr w:type="spellStart"/>
+      <w:r>
+        <w:rPr>
+          <w:rFonts w:cs="Times New Roman"/>
+          <w:color w:val="000000" w:themeColor="text1"/>
+        </w:rPr>
+        <w:t>RouteStats</w:t>
+      </w:r>
+      <w:proofErr w:type="spellEnd"/>
+      <w:r>
+        <w:rPr>
+          <w:rFonts w:cs="Times New Roman"/>
+          <w:color w:val="000000" w:themeColor="text1"/>
+        </w:rPr>
+        <w:t xml:space="preserve"> – przechowuje obliczone statystyki dla każdej trasy, takie jak całkowity dystans, czas trwania czy suma przewyższeń. Połączona jest z tabelą </w:t>
+      </w:r>
+      <w:proofErr w:type="spellStart"/>
+      <w:r>
+        <w:rPr>
+          <w:rFonts w:cs="Times New Roman"/>
+          <w:color w:val="000000" w:themeColor="text1"/>
+        </w:rPr>
+        <w:t>GeoRoutes</w:t>
+      </w:r>
+      <w:proofErr w:type="spellEnd"/>
+      <w:r>
+        <w:rPr>
+          <w:rFonts w:cs="Times New Roman"/>
+          <w:color w:val="000000" w:themeColor="text1"/>
+        </w:rPr>
+        <w:t xml:space="preserve"> relacją jeden-do-jednego. Wyodrębnienie tych danych do osobnej tabeli jest formą celowej denormalizacji. Taka struktura pozwala na niezwykle szybkie pobieranie zagregowanych statystyk bez konieczności ponownego, kosztownego obliczania ich na podstawie potencjalnie tysięcy punktów przy każdym żądaniu, co znacząco poprawia wydajność aplikacji, zwłaszcza w widokach listujących wiele tras.</w:t>
       </w:r>
     </w:p>
     <w:p>
@@ -5168,7 +6575,7 @@
           <w:sz w:val="28"/>
         </w:rPr>
       </w:pPr>
-      <w:bookmarkStart w:id="10" w:name="_Toc215333454"/>
+      <w:bookmarkStart w:id="10" w:name="_Toc215606656"/>
       <w:r>
         <w:rPr>
           <w:rFonts w:ascii="Times New Roman" w:hAnsi="Times New Roman" w:cs="Times New Roman"/>
@@ -5194,7 +6601,55 @@
           <w:rFonts w:cs="Times New Roman"/>
           <w:color w:val="000000" w:themeColor="text1"/>
         </w:rPr>
-        <w:t>Komunikacja pomiędzy warstwą klienta (aplikacją SPA) a warstwą serwera odbywa się za pośrednictwem interfejsu programistycznego aplikacji (API), który został zaprojektowany zgodnie ze stylem architektonicznym REST (Representational State Transfer). Zgodnie z pryncypiami REST, interfejs jest zorientowany na zasoby (np. użytkownicy, trasy), a operacje na nich wykonywane są za pomocą standardowych metod protokołu HTTP, takich jak GET, POST, PUT i DELETE [12]. Takie podejście zapewnia jednolity i przewidywalny sposób interakcji, co znacząco ułatwia rozwój i integrację komponentów systemu. Wszystkie dane wymieniane pomiędzy klientem a serwerem są serializowane do formatu JSON.</w:t>
+        <w:t>Komunikacja pomiędzy warstwą klienta (aplikacją SPA) a warstwą serwera odbywa się za pośrednictwem interfejsu programistycznego aplikacji (API), który został zaprojektowany zgodnie ze stylem architektonicznym REST (</w:t>
+      </w:r>
+      <w:proofErr w:type="spellStart"/>
+      <w:r>
+        <w:rPr>
+          <w:rFonts w:cs="Times New Roman"/>
+          <w:color w:val="000000" w:themeColor="text1"/>
+        </w:rPr>
+        <w:t>Representational</w:t>
+      </w:r>
+      <w:proofErr w:type="spellEnd"/>
+      <w:r>
+        <w:rPr>
+          <w:rFonts w:cs="Times New Roman"/>
+          <w:color w:val="000000" w:themeColor="text1"/>
+        </w:rPr>
+        <w:t xml:space="preserve"> </w:t>
+      </w:r>
+      <w:proofErr w:type="spellStart"/>
+      <w:r>
+        <w:rPr>
+          <w:rFonts w:cs="Times New Roman"/>
+          <w:color w:val="000000" w:themeColor="text1"/>
+        </w:rPr>
+        <w:t>State</w:t>
+      </w:r>
+      <w:proofErr w:type="spellEnd"/>
+      <w:r>
+        <w:rPr>
+          <w:rFonts w:cs="Times New Roman"/>
+          <w:color w:val="000000" w:themeColor="text1"/>
+        </w:rPr>
+        <w:t xml:space="preserve"> Transfer). Zgodnie z pryncypiami REST, interfejs jest zorientowany na zasoby (np. użytkownicy, trasy), a operacje na nich wykonywane są za pomocą standardowych metod protokołu HTTP, takich jak GET, POST, PUT i DELETE [12]. Takie podejście zapewnia jednolity i przewidywalny sposób interakcji, co znacząco ułatwia rozwój i integrację komponentów systemu. Wszystkie dane wymieniane pomiędzy klientem a serwerem są </w:t>
+      </w:r>
+      <w:proofErr w:type="spellStart"/>
+      <w:r>
+        <w:rPr>
+          <w:rFonts w:cs="Times New Roman"/>
+          <w:color w:val="000000" w:themeColor="text1"/>
+        </w:rPr>
+        <w:t>serializowane</w:t>
+      </w:r>
+      <w:proofErr w:type="spellEnd"/>
+      <w:r>
+        <w:rPr>
+          <w:rFonts w:cs="Times New Roman"/>
+          <w:color w:val="000000" w:themeColor="text1"/>
+        </w:rPr>
+        <w:t xml:space="preserve"> do formatu JSON.</w:t>
       </w:r>
     </w:p>
     <w:p>
@@ -5221,7 +6676,71 @@
           <w:rFonts w:cs="Times New Roman"/>
           <w:color w:val="000000" w:themeColor="text1"/>
         </w:rPr>
-        <w:t xml:space="preserve">        Interfejs API został podzielony na dwa główne kontrolery, grupujące operacje związane z poszczególnymi zasobami: UsersController do zarządzania użytkownikami i uwierzytelnianiem oraz RoutesController do obsługi wszystkich operacji na trasach. Dostęp do części zasobów jest publiczny (anonimowy), natomiast operacje modyfikujące dane lub dotyczące informacji prywatnych są chronione i wymagają od klienta przedstawienia ważnego tokena JWT w nagłówku autoryzacyjnym. Szczegółowy wykaz głównych punktów końcowych (ang. endpoints) API, wraz z ich metodami, opisem i wymogami autoryzacji, przedstawiono w tabelach 2.1 </w:t>
+        <w:t xml:space="preserve">        Interfejs API został podzielony na dwa główne kontrolery, grupujące operacje związane z poszczególnymi zasobami: </w:t>
+      </w:r>
+      <w:proofErr w:type="spellStart"/>
+      <w:r>
+        <w:rPr>
+          <w:rFonts w:cs="Times New Roman"/>
+          <w:color w:val="000000" w:themeColor="text1"/>
+        </w:rPr>
+        <w:t>UsersController</w:t>
+      </w:r>
+      <w:proofErr w:type="spellEnd"/>
+      <w:r>
+        <w:rPr>
+          <w:rFonts w:cs="Times New Roman"/>
+          <w:color w:val="000000" w:themeColor="text1"/>
+        </w:rPr>
+        <w:t xml:space="preserve"> do zarządzania użytkownikami i uwierzytelnianiem oraz </w:t>
+      </w:r>
+      <w:proofErr w:type="spellStart"/>
+      <w:r>
+        <w:rPr>
+          <w:rFonts w:cs="Times New Roman"/>
+          <w:color w:val="000000" w:themeColor="text1"/>
+        </w:rPr>
+        <w:t>RoutesController</w:t>
+      </w:r>
+      <w:proofErr w:type="spellEnd"/>
+      <w:r>
+        <w:rPr>
+          <w:rFonts w:cs="Times New Roman"/>
+          <w:color w:val="000000" w:themeColor="text1"/>
+        </w:rPr>
+        <w:t xml:space="preserve"> do obsługi wszystkich operacji na trasach. Dostęp do części zasobów jest publiczny (anonimowy), natomiast operacje modyfikujące dane lub dotyczące informacji prywatnych są chronione i wymagają od klienta przedstawienia ważnego </w:t>
+      </w:r>
+      <w:proofErr w:type="spellStart"/>
+      <w:r>
+        <w:rPr>
+          <w:rFonts w:cs="Times New Roman"/>
+          <w:color w:val="000000" w:themeColor="text1"/>
+        </w:rPr>
+        <w:t>tokena</w:t>
+      </w:r>
+      <w:proofErr w:type="spellEnd"/>
+      <w:r>
+        <w:rPr>
+          <w:rFonts w:cs="Times New Roman"/>
+          <w:color w:val="000000" w:themeColor="text1"/>
+        </w:rPr>
+        <w:t xml:space="preserve"> JWT w nagłówku autoryzacyjnym. Szczegółowy wykaz głównych punktów końcowych (ang. </w:t>
+      </w:r>
+      <w:proofErr w:type="spellStart"/>
+      <w:r>
+        <w:rPr>
+          <w:rFonts w:cs="Times New Roman"/>
+          <w:color w:val="000000" w:themeColor="text1"/>
+        </w:rPr>
+        <w:t>endpoints</w:t>
+      </w:r>
+      <w:proofErr w:type="spellEnd"/>
+      <w:r>
+        <w:rPr>
+          <w:rFonts w:cs="Times New Roman"/>
+          <w:color w:val="000000" w:themeColor="text1"/>
+        </w:rPr>
+        <w:t xml:space="preserve">) API, wraz z ich metodami, opisem i wymogami autoryzacji, przedstawiono w tabelach 2.1 </w:t>
       </w:r>
       <w:proofErr w:type="gramStart"/>
       <w:r>
@@ -5239,6 +6758,15 @@
         </w:rPr>
         <w:t xml:space="preserve"> 2.2.</w:t>
       </w:r>
+    </w:p>
+    <w:p>
+      <w:pPr>
+        <w:jc w:val="both"/>
+        <w:rPr>
+          <w:rFonts w:cs="Times New Roman"/>
+          <w:color w:val="000000" w:themeColor="text1"/>
+        </w:rPr>
+      </w:pPr>
     </w:p>
     <w:p>
       <w:pPr>
@@ -5249,107 +6777,22 @@
           <w:color w:val="000000" w:themeColor="text1"/>
         </w:rPr>
       </w:pPr>
-    </w:p>
-    <w:p>
-      <w:pPr>
-        <w:ind w:left="709" w:hanging="709"/>
-        <w:jc w:val="both"/>
-        <w:rPr>
-          <w:rFonts w:cs="Times New Roman"/>
-          <w:color w:val="000000" w:themeColor="text1"/>
-        </w:rPr>
-      </w:pPr>
-      <w:r>
-        <w:rPr>
-          <w:rFonts w:cs="Times New Roman"/>
-          <w:color w:val="000000" w:themeColor="text1"/>
-        </w:rPr>
-        <w:t>&lt;br&gt;</w:t>
-      </w:r>
-    </w:p>
-    <w:p>
-      <w:pPr>
-        <w:ind w:left="709" w:hanging="709"/>
-        <w:jc w:val="both"/>
-        <w:rPr>
-          <w:rFonts w:cs="Times New Roman"/>
-          <w:color w:val="000000" w:themeColor="text1"/>
-        </w:rPr>
-      </w:pPr>
-      <w:r>
-        <w:rPr>
-          <w:rFonts w:cs="Times New Roman"/>
-          <w:color w:val="000000" w:themeColor="text1"/>
-        </w:rPr>
-        <w:t>Tabela 2.1. Główne punkty końcowe API dla zasobu Users</w:t>
-      </w:r>
-    </w:p>
-    <w:p>
-      <w:pPr>
-        <w:ind w:left="709" w:hanging="709"/>
-        <w:jc w:val="both"/>
-        <w:rPr>
-          <w:rFonts w:cs="Times New Roman"/>
-          <w:color w:val="000000" w:themeColor="text1"/>
-        </w:rPr>
-      </w:pPr>
-      <w:r>
-        <w:rPr>
-          <w:rFonts w:cs="Times New Roman"/>
-          <w:color w:val="000000" w:themeColor="text1"/>
-        </w:rPr>
-        <w:t>(Wstaw tę tabelę wyśrodkowaną, zgodnie z wytycznymi formatowania tabel)</w:t>
-      </w:r>
-    </w:p>
-    <w:p>
-      <w:pPr>
-        <w:ind w:left="709" w:hanging="709"/>
-        <w:jc w:val="both"/>
-        <w:rPr>
-          <w:rFonts w:cs="Times New Roman"/>
-          <w:color w:val="000000" w:themeColor="text1"/>
-        </w:rPr>
-      </w:pPr>
-    </w:p>
-    <w:p>
-      <w:pPr>
-        <w:ind w:left="709" w:hanging="709"/>
-        <w:jc w:val="both"/>
-        <w:rPr>
-          <w:rFonts w:cs="Times New Roman"/>
-          <w:color w:val="000000" w:themeColor="text1"/>
-        </w:rPr>
-      </w:pPr>
-    </w:p>
-    <w:p>
-      <w:pPr>
-        <w:ind w:left="709" w:hanging="709"/>
-        <w:jc w:val="both"/>
-        <w:rPr>
-          <w:rFonts w:cs="Times New Roman"/>
-          <w:color w:val="000000" w:themeColor="text1"/>
-        </w:rPr>
-      </w:pPr>
-    </w:p>
-    <w:p>
-      <w:pPr>
-        <w:ind w:left="709" w:hanging="709"/>
-        <w:jc w:val="both"/>
-        <w:rPr>
-          <w:rFonts w:cs="Times New Roman"/>
-          <w:color w:val="000000" w:themeColor="text1"/>
-        </w:rPr>
-      </w:pPr>
-    </w:p>
-    <w:p>
-      <w:pPr>
-        <w:ind w:left="709" w:hanging="709"/>
-        <w:jc w:val="both"/>
-        <w:rPr>
-          <w:rFonts w:cs="Times New Roman"/>
-          <w:color w:val="000000" w:themeColor="text1"/>
-        </w:rPr>
-      </w:pPr>
+      <w:r>
+        <w:rPr>
+          <w:rFonts w:cs="Times New Roman"/>
+          <w:color w:val="000000" w:themeColor="text1"/>
+        </w:rPr>
+        <w:t xml:space="preserve">Tabela 2.1. Główne punkty końcowe API dla zasobu </w:t>
+      </w:r>
+      <w:proofErr w:type="spellStart"/>
+      <w:r>
+        <w:rPr>
+          <w:rFonts w:cs="Times New Roman"/>
+          <w:color w:val="000000" w:themeColor="text1"/>
+        </w:rPr>
+        <w:t>Users</w:t>
+      </w:r>
+      <w:proofErr w:type="spellEnd"/>
     </w:p>
     <w:p>
       <w:pPr>
@@ -5495,7 +6938,35 @@
               <w:rPr>
                 <w:color w:val="000000" w:themeColor="text1"/>
               </w:rPr>
-              <w:t>/api/users/register</w:t>
+              <w:t>/</w:t>
+            </w:r>
+            <w:proofErr w:type="spellStart"/>
+            <w:r>
+              <w:rPr>
+                <w:color w:val="000000" w:themeColor="text1"/>
+              </w:rPr>
+              <w:t>api</w:t>
+            </w:r>
+            <w:proofErr w:type="spellEnd"/>
+            <w:r>
+              <w:rPr>
+                <w:color w:val="000000" w:themeColor="text1"/>
+              </w:rPr>
+              <w:t>/</w:t>
+            </w:r>
+            <w:proofErr w:type="spellStart"/>
+            <w:r>
+              <w:rPr>
+                <w:color w:val="000000" w:themeColor="text1"/>
+              </w:rPr>
+              <w:t>users</w:t>
+            </w:r>
+            <w:proofErr w:type="spellEnd"/>
+            <w:r>
+              <w:rPr>
+                <w:color w:val="000000" w:themeColor="text1"/>
+              </w:rPr>
+              <w:t>/register</w:t>
             </w:r>
             <w:r>
               <w:rPr>
@@ -5580,7 +7051,35 @@
               <w:rPr>
                 <w:color w:val="000000" w:themeColor="text1"/>
               </w:rPr>
-              <w:t>/api/users/login</w:t>
+              <w:t>/</w:t>
+            </w:r>
+            <w:proofErr w:type="spellStart"/>
+            <w:r>
+              <w:rPr>
+                <w:color w:val="000000" w:themeColor="text1"/>
+              </w:rPr>
+              <w:t>api</w:t>
+            </w:r>
+            <w:proofErr w:type="spellEnd"/>
+            <w:r>
+              <w:rPr>
+                <w:color w:val="000000" w:themeColor="text1"/>
+              </w:rPr>
+              <w:t>/</w:t>
+            </w:r>
+            <w:proofErr w:type="spellStart"/>
+            <w:r>
+              <w:rPr>
+                <w:color w:val="000000" w:themeColor="text1"/>
+              </w:rPr>
+              <w:t>users</w:t>
+            </w:r>
+            <w:proofErr w:type="spellEnd"/>
+            <w:r>
+              <w:rPr>
+                <w:color w:val="000000" w:themeColor="text1"/>
+              </w:rPr>
+              <w:t>/login</w:t>
             </w:r>
             <w:r>
               <w:rPr>
@@ -5605,7 +7104,21 @@
               <w:rPr>
                 <w:color w:val="000000" w:themeColor="text1"/>
               </w:rPr>
-              <w:t>Uwierzytelnienie użytkownika i zwrot tokena JWT.</w:t>
+              <w:t xml:space="preserve">Uwierzytelnienie użytkownika i zwrot </w:t>
+            </w:r>
+            <w:proofErr w:type="spellStart"/>
+            <w:r>
+              <w:rPr>
+                <w:color w:val="000000" w:themeColor="text1"/>
+              </w:rPr>
+              <w:t>tokena</w:t>
+            </w:r>
+            <w:proofErr w:type="spellEnd"/>
+            <w:r>
+              <w:rPr>
+                <w:color w:val="000000" w:themeColor="text1"/>
+              </w:rPr>
+              <w:t xml:space="preserve"> JWT.</w:t>
             </w:r>
           </w:p>
         </w:tc>
@@ -5674,7 +7187,49 @@
               <w:rPr>
                 <w:color w:val="000000" w:themeColor="text1"/>
               </w:rPr>
-              <w:t>/api/users/verify-email</w:t>
+              <w:t>/</w:t>
+            </w:r>
+            <w:proofErr w:type="spellStart"/>
+            <w:r>
+              <w:rPr>
+                <w:color w:val="000000" w:themeColor="text1"/>
+              </w:rPr>
+              <w:t>api</w:t>
+            </w:r>
+            <w:proofErr w:type="spellEnd"/>
+            <w:r>
+              <w:rPr>
+                <w:color w:val="000000" w:themeColor="text1"/>
+              </w:rPr>
+              <w:t>/</w:t>
+            </w:r>
+            <w:proofErr w:type="spellStart"/>
+            <w:r>
+              <w:rPr>
+                <w:color w:val="000000" w:themeColor="text1"/>
+              </w:rPr>
+              <w:t>users</w:t>
+            </w:r>
+            <w:proofErr w:type="spellEnd"/>
+            <w:r>
+              <w:rPr>
+                <w:color w:val="000000" w:themeColor="text1"/>
+              </w:rPr>
+              <w:t>/</w:t>
+            </w:r>
+            <w:proofErr w:type="spellStart"/>
+            <w:r>
+              <w:rPr>
+                <w:color w:val="000000" w:themeColor="text1"/>
+              </w:rPr>
+              <w:t>verify</w:t>
+            </w:r>
+            <w:proofErr w:type="spellEnd"/>
+            <w:r>
+              <w:rPr>
+                <w:color w:val="000000" w:themeColor="text1"/>
+              </w:rPr>
+              <w:t>-email</w:t>
             </w:r>
           </w:p>
           <w:p>
@@ -5706,7 +7261,21 @@
               <w:rPr>
                 <w:color w:val="000000" w:themeColor="text1"/>
               </w:rPr>
-              <w:t>Weryfikacja adresu e-mail na podstawie tokena.</w:t>
+              <w:t xml:space="preserve">Weryfikacja adresu e-mail na podstawie </w:t>
+            </w:r>
+            <w:proofErr w:type="spellStart"/>
+            <w:r>
+              <w:rPr>
+                <w:color w:val="000000" w:themeColor="text1"/>
+              </w:rPr>
+              <w:t>tokena</w:t>
+            </w:r>
+            <w:proofErr w:type="spellEnd"/>
+            <w:r>
+              <w:rPr>
+                <w:color w:val="000000" w:themeColor="text1"/>
+              </w:rPr>
+              <w:t>.</w:t>
             </w:r>
           </w:p>
         </w:tc>
@@ -5765,8 +7334,44 @@
               <w:rPr>
                 <w:color w:val="000000" w:themeColor="text1"/>
               </w:rPr>
-              <w:t>/api/users/GetUserId</w:t>
-            </w:r>
+              <w:t>/</w:t>
+            </w:r>
+            <w:proofErr w:type="spellStart"/>
+            <w:r>
+              <w:rPr>
+                <w:color w:val="000000" w:themeColor="text1"/>
+              </w:rPr>
+              <w:t>api</w:t>
+            </w:r>
+            <w:proofErr w:type="spellEnd"/>
+            <w:r>
+              <w:rPr>
+                <w:color w:val="000000" w:themeColor="text1"/>
+              </w:rPr>
+              <w:t>/</w:t>
+            </w:r>
+            <w:proofErr w:type="spellStart"/>
+            <w:r>
+              <w:rPr>
+                <w:color w:val="000000" w:themeColor="text1"/>
+              </w:rPr>
+              <w:t>users</w:t>
+            </w:r>
+            <w:proofErr w:type="spellEnd"/>
+            <w:r>
+              <w:rPr>
+                <w:color w:val="000000" w:themeColor="text1"/>
+              </w:rPr>
+              <w:t>/</w:t>
+            </w:r>
+            <w:proofErr w:type="spellStart"/>
+            <w:r>
+              <w:rPr>
+                <w:color w:val="000000" w:themeColor="text1"/>
+              </w:rPr>
+              <w:t>GetUserId</w:t>
+            </w:r>
+            <w:proofErr w:type="spellEnd"/>
           </w:p>
           <w:p>
             <w:pPr>
@@ -5856,8 +7461,44 @@
               <w:rPr>
                 <w:color w:val="000000" w:themeColor="text1"/>
               </w:rPr>
-              <w:t>/api/users/avatar</w:t>
-            </w:r>
+              <w:t>/</w:t>
+            </w:r>
+            <w:proofErr w:type="spellStart"/>
+            <w:r>
+              <w:rPr>
+                <w:color w:val="000000" w:themeColor="text1"/>
+              </w:rPr>
+              <w:t>api</w:t>
+            </w:r>
+            <w:proofErr w:type="spellEnd"/>
+            <w:r>
+              <w:rPr>
+                <w:color w:val="000000" w:themeColor="text1"/>
+              </w:rPr>
+              <w:t>/</w:t>
+            </w:r>
+            <w:proofErr w:type="spellStart"/>
+            <w:r>
+              <w:rPr>
+                <w:color w:val="000000" w:themeColor="text1"/>
+              </w:rPr>
+              <w:t>users</w:t>
+            </w:r>
+            <w:proofErr w:type="spellEnd"/>
+            <w:r>
+              <w:rPr>
+                <w:color w:val="000000" w:themeColor="text1"/>
+              </w:rPr>
+              <w:t>/</w:t>
+            </w:r>
+            <w:proofErr w:type="spellStart"/>
+            <w:r>
+              <w:rPr>
+                <w:color w:val="000000" w:themeColor="text1"/>
+              </w:rPr>
+              <w:t>avatar</w:t>
+            </w:r>
+            <w:proofErr w:type="spellEnd"/>
             <w:r>
               <w:rPr>
                 <w:color w:val="000000" w:themeColor="text1"/>
@@ -5942,8 +7583,44 @@
               <w:rPr>
                 <w:color w:val="000000" w:themeColor="text1"/>
               </w:rPr>
-              <w:t>/api/users/change-password</w:t>
-            </w:r>
+              <w:t>/</w:t>
+            </w:r>
+            <w:proofErr w:type="spellStart"/>
+            <w:r>
+              <w:rPr>
+                <w:color w:val="000000" w:themeColor="text1"/>
+              </w:rPr>
+              <w:t>api</w:t>
+            </w:r>
+            <w:proofErr w:type="spellEnd"/>
+            <w:r>
+              <w:rPr>
+                <w:color w:val="000000" w:themeColor="text1"/>
+              </w:rPr>
+              <w:t>/</w:t>
+            </w:r>
+            <w:proofErr w:type="spellStart"/>
+            <w:r>
+              <w:rPr>
+                <w:color w:val="000000" w:themeColor="text1"/>
+              </w:rPr>
+              <w:t>users</w:t>
+            </w:r>
+            <w:proofErr w:type="spellEnd"/>
+            <w:r>
+              <w:rPr>
+                <w:color w:val="000000" w:themeColor="text1"/>
+              </w:rPr>
+              <w:t>/</w:t>
+            </w:r>
+            <w:proofErr w:type="spellStart"/>
+            <w:r>
+              <w:rPr>
+                <w:color w:val="000000" w:themeColor="text1"/>
+              </w:rPr>
+              <w:t>change-password</w:t>
+            </w:r>
+            <w:proofErr w:type="spellEnd"/>
           </w:p>
           <w:p>
             <w:pPr>
@@ -6011,6 +7688,15 @@
     </w:p>
     <w:p>
       <w:pPr>
+        <w:jc w:val="both"/>
+        <w:rPr>
+          <w:rFonts w:ascii="Calibri" w:hAnsi="Calibri" w:cs="Calibri"/>
+          <w:color w:val="000000" w:themeColor="text1"/>
+        </w:rPr>
+      </w:pPr>
+    </w:p>
+    <w:p>
+      <w:pPr>
         <w:ind w:left="709" w:hanging="709"/>
         <w:jc w:val="both"/>
         <w:rPr>
@@ -6018,57 +7704,32 @@
           <w:color w:val="000000" w:themeColor="text1"/>
         </w:rPr>
       </w:pPr>
-    </w:p>
-    <w:p>
-      <w:pPr>
-        <w:ind w:left="709" w:hanging="709"/>
+      <w:r>
+        <w:rPr>
+          <w:rFonts w:ascii="Calibri" w:hAnsi="Calibri" w:cs="Calibri"/>
+          <w:color w:val="000000" w:themeColor="text1"/>
+        </w:rPr>
+        <w:lastRenderedPageBreak/>
+        <w:t xml:space="preserve">Tabela 2.2. Główne punkty końcowe API dla zasobu </w:t>
+      </w:r>
+      <w:proofErr w:type="spellStart"/>
+      <w:r>
+        <w:rPr>
+          <w:rFonts w:ascii="Calibri" w:hAnsi="Calibri" w:cs="Calibri"/>
+          <w:color w:val="000000" w:themeColor="text1"/>
+        </w:rPr>
+        <w:t>Routes</w:t>
+      </w:r>
+      <w:proofErr w:type="spellEnd"/>
+    </w:p>
+    <w:p>
+      <w:pPr>
         <w:jc w:val="both"/>
         <w:rPr>
           <w:rFonts w:ascii="Calibri" w:hAnsi="Calibri" w:cs="Calibri"/>
           <w:color w:val="000000" w:themeColor="text1"/>
         </w:rPr>
       </w:pPr>
-      <w:r>
-        <w:rPr>
-          <w:rFonts w:ascii="Calibri" w:hAnsi="Calibri" w:cs="Calibri"/>
-          <w:color w:val="000000" w:themeColor="text1"/>
-        </w:rPr>
-        <w:t>&lt;br&gt;</w:t>
-      </w:r>
-    </w:p>
-    <w:p>
-      <w:pPr>
-        <w:ind w:left="709" w:hanging="709"/>
-        <w:jc w:val="both"/>
-        <w:rPr>
-          <w:rFonts w:ascii="Calibri" w:hAnsi="Calibri" w:cs="Calibri"/>
-          <w:color w:val="000000" w:themeColor="text1"/>
-        </w:rPr>
-      </w:pPr>
-      <w:r>
-        <w:rPr>
-          <w:rFonts w:ascii="Calibri" w:hAnsi="Calibri" w:cs="Calibri"/>
-          <w:color w:val="000000" w:themeColor="text1"/>
-        </w:rPr>
-        <w:t>Tabela 2.2. Główne punkty końcowe API dla zasobu Routes</w:t>
-      </w:r>
-    </w:p>
-    <w:p>
-      <w:pPr>
-        <w:ind w:left="709" w:hanging="709"/>
-        <w:jc w:val="both"/>
-        <w:rPr>
-          <w:rFonts w:ascii="Calibri" w:hAnsi="Calibri" w:cs="Calibri"/>
-          <w:color w:val="000000" w:themeColor="text1"/>
-        </w:rPr>
-      </w:pPr>
-      <w:r>
-        <w:rPr>
-          <w:rFonts w:ascii="Calibri" w:hAnsi="Calibri" w:cs="Calibri"/>
-          <w:color w:val="000000" w:themeColor="text1"/>
-        </w:rPr>
-        <w:t>(Wstaw tę tabelę wyśrodkowaną, zgodnie z wytycznymi formatowania tabel)</w:t>
-      </w:r>
     </w:p>
     <w:tbl>
       <w:tblPr>
@@ -6166,8 +7827,44 @@
               <w:rPr>
                 <w:color w:val="000000"/>
               </w:rPr>
-              <w:t>/api/routes/upload</w:t>
-            </w:r>
+              <w:t>/</w:t>
+            </w:r>
+            <w:proofErr w:type="spellStart"/>
+            <w:r>
+              <w:rPr>
+                <w:color w:val="000000"/>
+              </w:rPr>
+              <w:t>api</w:t>
+            </w:r>
+            <w:proofErr w:type="spellEnd"/>
+            <w:r>
+              <w:rPr>
+                <w:color w:val="000000"/>
+              </w:rPr>
+              <w:t>/</w:t>
+            </w:r>
+            <w:proofErr w:type="spellStart"/>
+            <w:r>
+              <w:rPr>
+                <w:color w:val="000000"/>
+              </w:rPr>
+              <w:t>routes</w:t>
+            </w:r>
+            <w:proofErr w:type="spellEnd"/>
+            <w:r>
+              <w:rPr>
+                <w:color w:val="000000"/>
+              </w:rPr>
+              <w:t>/</w:t>
+            </w:r>
+            <w:proofErr w:type="spellStart"/>
+            <w:r>
+              <w:rPr>
+                <w:color w:val="000000"/>
+              </w:rPr>
+              <w:t>upload</w:t>
+            </w:r>
+            <w:proofErr w:type="spellEnd"/>
           </w:p>
         </w:tc>
         <w:tc>
@@ -6220,8 +7917,44 @@
               <w:rPr>
                 <w:color w:val="000000"/>
               </w:rPr>
-              <w:t>/api/routes/create</w:t>
-            </w:r>
+              <w:t>/</w:t>
+            </w:r>
+            <w:proofErr w:type="spellStart"/>
+            <w:r>
+              <w:rPr>
+                <w:color w:val="000000"/>
+              </w:rPr>
+              <w:t>api</w:t>
+            </w:r>
+            <w:proofErr w:type="spellEnd"/>
+            <w:r>
+              <w:rPr>
+                <w:color w:val="000000"/>
+              </w:rPr>
+              <w:t>/</w:t>
+            </w:r>
+            <w:proofErr w:type="spellStart"/>
+            <w:r>
+              <w:rPr>
+                <w:color w:val="000000"/>
+              </w:rPr>
+              <w:t>routes</w:t>
+            </w:r>
+            <w:proofErr w:type="spellEnd"/>
+            <w:r>
+              <w:rPr>
+                <w:color w:val="000000"/>
+              </w:rPr>
+              <w:t>/</w:t>
+            </w:r>
+            <w:proofErr w:type="spellStart"/>
+            <w:r>
+              <w:rPr>
+                <w:color w:val="000000"/>
+              </w:rPr>
+              <w:t>create</w:t>
+            </w:r>
+            <w:proofErr w:type="spellEnd"/>
           </w:p>
         </w:tc>
         <w:tc>
@@ -6274,8 +8007,30 @@
               <w:rPr>
                 <w:color w:val="000000"/>
               </w:rPr>
-              <w:t>/api/routes</w:t>
-            </w:r>
+              <w:t>/</w:t>
+            </w:r>
+            <w:proofErr w:type="spellStart"/>
+            <w:r>
+              <w:rPr>
+                <w:color w:val="000000"/>
+              </w:rPr>
+              <w:t>api</w:t>
+            </w:r>
+            <w:proofErr w:type="spellEnd"/>
+            <w:r>
+              <w:rPr>
+                <w:color w:val="000000"/>
+              </w:rPr>
+              <w:t>/</w:t>
+            </w:r>
+            <w:proofErr w:type="spellStart"/>
+            <w:r>
+              <w:rPr>
+                <w:color w:val="000000"/>
+              </w:rPr>
+              <w:t>routes</w:t>
+            </w:r>
+            <w:proofErr w:type="spellEnd"/>
           </w:p>
         </w:tc>
         <w:tc>
@@ -6328,7 +8083,35 @@
               <w:rPr>
                 <w:color w:val="000000"/>
               </w:rPr>
-              <w:t>/api/routes/public</w:t>
+              <w:t>/</w:t>
+            </w:r>
+            <w:proofErr w:type="spellStart"/>
+            <w:r>
+              <w:rPr>
+                <w:color w:val="000000"/>
+              </w:rPr>
+              <w:t>api</w:t>
+            </w:r>
+            <w:proofErr w:type="spellEnd"/>
+            <w:r>
+              <w:rPr>
+                <w:color w:val="000000"/>
+              </w:rPr>
+              <w:t>/</w:t>
+            </w:r>
+            <w:proofErr w:type="spellStart"/>
+            <w:r>
+              <w:rPr>
+                <w:color w:val="000000"/>
+              </w:rPr>
+              <w:t>routes</w:t>
+            </w:r>
+            <w:proofErr w:type="spellEnd"/>
+            <w:r>
+              <w:rPr>
+                <w:color w:val="000000"/>
+              </w:rPr>
+              <w:t>/public</w:t>
             </w:r>
           </w:p>
         </w:tc>
@@ -6382,7 +8165,35 @@
               <w:rPr>
                 <w:color w:val="000000"/>
               </w:rPr>
-              <w:t>/api/routes/{id}</w:t>
+              <w:t>/</w:t>
+            </w:r>
+            <w:proofErr w:type="spellStart"/>
+            <w:r>
+              <w:rPr>
+                <w:color w:val="000000"/>
+              </w:rPr>
+              <w:t>api</w:t>
+            </w:r>
+            <w:proofErr w:type="spellEnd"/>
+            <w:r>
+              <w:rPr>
+                <w:color w:val="000000"/>
+              </w:rPr>
+              <w:t>/</w:t>
+            </w:r>
+            <w:proofErr w:type="spellStart"/>
+            <w:r>
+              <w:rPr>
+                <w:color w:val="000000"/>
+              </w:rPr>
+              <w:t>routes</w:t>
+            </w:r>
+            <w:proofErr w:type="spellEnd"/>
+            <w:r>
+              <w:rPr>
+                <w:color w:val="000000"/>
+              </w:rPr>
+              <w:t>/{id}</w:t>
             </w:r>
           </w:p>
         </w:tc>
@@ -6436,15 +8247,51 @@
               <w:rPr>
                 <w:color w:val="000000"/>
               </w:rPr>
-              <w:t>/api/routes/{id</w:t>
+              <w:t>/</w:t>
+            </w:r>
+            <w:proofErr w:type="spellStart"/>
+            <w:r>
+              <w:rPr>
+                <w:color w:val="000000"/>
+              </w:rPr>
+              <w:t>api</w:t>
+            </w:r>
+            <w:proofErr w:type="spellEnd"/>
+            <w:r>
+              <w:rPr>
+                <w:color w:val="000000"/>
+              </w:rPr>
+              <w:t>/</w:t>
+            </w:r>
+            <w:proofErr w:type="spellStart"/>
+            <w:r>
+              <w:rPr>
+                <w:color w:val="000000"/>
+              </w:rPr>
+              <w:t>routes</w:t>
+            </w:r>
+            <w:proofErr w:type="spellEnd"/>
+            <w:r>
+              <w:rPr>
+                <w:color w:val="000000"/>
+              </w:rPr>
+              <w:t>/{id</w:t>
             </w:r>
             <w:proofErr w:type="gramStart"/>
             <w:r>
               <w:rPr>
                 <w:color w:val="000000"/>
               </w:rPr>
-              <w:t>}/points</w:t>
-            </w:r>
+              <w:t>}/</w:t>
+            </w:r>
+            <w:proofErr w:type="spellStart"/>
+            <w:r>
+              <w:rPr>
+                <w:color w:val="000000"/>
+              </w:rPr>
+              <w:t>points</w:t>
+            </w:r>
+            <w:proofErr w:type="spellEnd"/>
             <w:proofErr w:type="gramEnd"/>
           </w:p>
         </w:tc>
@@ -6485,7 +8332,6 @@
               <w:rPr>
                 <w:color w:val="000000"/>
               </w:rPr>
-              <w:lastRenderedPageBreak/>
               <w:t>PUT</w:t>
             </w:r>
           </w:p>
@@ -6499,7 +8345,35 @@
               <w:rPr>
                 <w:color w:val="000000"/>
               </w:rPr>
-              <w:t>/api/routes/{id}</w:t>
+              <w:t>/</w:t>
+            </w:r>
+            <w:proofErr w:type="spellStart"/>
+            <w:r>
+              <w:rPr>
+                <w:color w:val="000000"/>
+              </w:rPr>
+              <w:t>api</w:t>
+            </w:r>
+            <w:proofErr w:type="spellEnd"/>
+            <w:r>
+              <w:rPr>
+                <w:color w:val="000000"/>
+              </w:rPr>
+              <w:t>/</w:t>
+            </w:r>
+            <w:proofErr w:type="spellStart"/>
+            <w:r>
+              <w:rPr>
+                <w:color w:val="000000"/>
+              </w:rPr>
+              <w:t>routes</w:t>
+            </w:r>
+            <w:proofErr w:type="spellEnd"/>
+            <w:r>
+              <w:rPr>
+                <w:color w:val="000000"/>
+              </w:rPr>
+              <w:t>/{id}</w:t>
             </w:r>
           </w:p>
         </w:tc>
@@ -6553,7 +8427,35 @@
               <w:rPr>
                 <w:color w:val="000000"/>
               </w:rPr>
-              <w:t>/api/routes/{id}</w:t>
+              <w:t>/</w:t>
+            </w:r>
+            <w:proofErr w:type="spellStart"/>
+            <w:r>
+              <w:rPr>
+                <w:color w:val="000000"/>
+              </w:rPr>
+              <w:t>api</w:t>
+            </w:r>
+            <w:proofErr w:type="spellEnd"/>
+            <w:r>
+              <w:rPr>
+                <w:color w:val="000000"/>
+              </w:rPr>
+              <w:t>/</w:t>
+            </w:r>
+            <w:proofErr w:type="spellStart"/>
+            <w:r>
+              <w:rPr>
+                <w:color w:val="000000"/>
+              </w:rPr>
+              <w:t>routes</w:t>
+            </w:r>
+            <w:proofErr w:type="spellEnd"/>
+            <w:r>
+              <w:rPr>
+                <w:color w:val="000000"/>
+              </w:rPr>
+              <w:t>/{id}</w:t>
             </w:r>
           </w:p>
         </w:tc>
@@ -6628,7 +8530,7 @@
           <w:color w:val="000000" w:themeColor="text1"/>
         </w:rPr>
       </w:pPr>
-      <w:bookmarkStart w:id="11" w:name="_Toc215333455"/>
+      <w:bookmarkStart w:id="11" w:name="_Toc215606657"/>
       <w:r>
         <w:rPr>
           <w:rFonts w:ascii="Times New Roman" w:hAnsi="Times New Roman" w:cs="Times New Roman"/>
@@ -6654,7 +8556,7 @@
           <w:szCs w:val="28"/>
         </w:rPr>
       </w:pPr>
-      <w:bookmarkStart w:id="12" w:name="_Toc215333456"/>
+      <w:bookmarkStart w:id="12" w:name="_Toc215606658"/>
       <w:r>
         <w:rPr>
           <w:rFonts w:ascii="Times New Roman" w:hAnsi="Times New Roman" w:cs="Times New Roman"/>
@@ -6703,7 +8605,55 @@
           <w:rFonts w:cs="Times New Roman"/>
           <w:color w:val="000000" w:themeColor="text1"/>
         </w:rPr>
-        <w:t xml:space="preserve">    Dobór odpowiedniego stosu technologicznego jest jednym z kluczowych czynników decydujących o sukcesie projektu informatycznego. Wpływa on nie tylko na proces implementacji, ale również na przyszłe możliwości rozwoju, skalowalność i łatwość utrzymania systemu. W ramach realizacji aplikacji GeoLog postawiono na zbiór nowoczesnych, sprawdzonych i dobrze udokumentowanych technologii typu open-source, które tworzą spójny i wydajny ekosystem do budowy aplikacji internetowych. W niniejszym podrozdziale przedstawiono szczegółową charakterystykę wykorzystanych narzędzi, bibliotek i frameworków, wraz z uzasadnieniem ich wyboru w kontekście wymagań projektowych.</w:t>
+        <w:t xml:space="preserve">    Dobór odpowiedniego stosu technologicznego jest jednym z kluczowych czynników decydujących o sukcesie projektu informatycznego. Wpływa on nie tylko na proces implementacji, ale również na przyszłe możliwości rozwoju, skalowalność i łatwość utrzymania systemu. W ramach realizacji aplikacji </w:t>
+      </w:r>
+      <w:proofErr w:type="spellStart"/>
+      <w:r>
+        <w:rPr>
+          <w:rFonts w:cs="Times New Roman"/>
+          <w:color w:val="000000" w:themeColor="text1"/>
+        </w:rPr>
+        <w:t>GeoLog</w:t>
+      </w:r>
+      <w:proofErr w:type="spellEnd"/>
+      <w:r>
+        <w:rPr>
+          <w:rFonts w:cs="Times New Roman"/>
+          <w:color w:val="000000" w:themeColor="text1"/>
+        </w:rPr>
+        <w:t xml:space="preserve"> postawiono na zbiór nowoczesnych, sprawdzonych i dobrze udokumentowanych technologii typu open-</w:t>
+      </w:r>
+      <w:proofErr w:type="spellStart"/>
+      <w:r>
+        <w:rPr>
+          <w:rFonts w:cs="Times New Roman"/>
+          <w:color w:val="000000" w:themeColor="text1"/>
+        </w:rPr>
+        <w:t>source</w:t>
+      </w:r>
+      <w:proofErr w:type="spellEnd"/>
+      <w:r>
+        <w:rPr>
+          <w:rFonts w:cs="Times New Roman"/>
+          <w:color w:val="000000" w:themeColor="text1"/>
+        </w:rPr>
+        <w:t xml:space="preserve">, które tworzą spójny i wydajny ekosystem do budowy aplikacji internetowych. W niniejszym podrozdziale przedstawiono szczegółową charakterystykę wykorzystanych narzędzi, bibliotek i </w:t>
+      </w:r>
+      <w:proofErr w:type="spellStart"/>
+      <w:r>
+        <w:rPr>
+          <w:rFonts w:cs="Times New Roman"/>
+          <w:color w:val="000000" w:themeColor="text1"/>
+        </w:rPr>
+        <w:t>frameworków</w:t>
+      </w:r>
+      <w:proofErr w:type="spellEnd"/>
+      <w:r>
+        <w:rPr>
+          <w:rFonts w:cs="Times New Roman"/>
+          <w:color w:val="000000" w:themeColor="text1"/>
+        </w:rPr>
+        <w:t>, wraz z uzasadnieniem ich wyboru w kontekście wymagań projektowych.</w:t>
       </w:r>
     </w:p>
     <w:p>
@@ -6715,6 +8665,18 @@
           <w:color w:val="000000" w:themeColor="text1"/>
         </w:rPr>
       </w:pPr>
+    </w:p>
+    <w:p>
+      <w:pPr>
+        <w:ind w:left="709" w:hanging="709"/>
+        <w:jc w:val="both"/>
+        <w:rPr>
+          <w:rFonts w:cs="Times New Roman"/>
+          <w:color w:val="000000" w:themeColor="text1"/>
+        </w:rPr>
+      </w:pPr>
+      <w:bookmarkStart w:id="13" w:name="_GoBack"/>
+      <w:bookmarkEnd w:id="13"/>
     </w:p>
     <w:p>
       <w:pPr>
@@ -6730,16 +8692,35 @@
           <w:color w:val="000000" w:themeColor="text1"/>
         </w:rPr>
       </w:pPr>
-      <w:bookmarkStart w:id="13" w:name="_Toc215333457"/>
+      <w:bookmarkStart w:id="14" w:name="_Toc215606659"/>
       <w:r>
         <w:rPr>
           <w:rFonts w:ascii="Times New Roman" w:hAnsi="Times New Roman" w:cs="Times New Roman"/>
           <w:b/>
           <w:color w:val="000000" w:themeColor="text1"/>
         </w:rPr>
-        <w:t>Technologie warstwy serwerowej (backend)</w:t>
-      </w:r>
-      <w:bookmarkEnd w:id="13"/>
+        <w:lastRenderedPageBreak/>
+        <w:t>Technologie warstwy serwerowej (</w:t>
+      </w:r>
+      <w:proofErr w:type="spellStart"/>
+      <w:r>
+        <w:rPr>
+          <w:rFonts w:ascii="Times New Roman" w:hAnsi="Times New Roman" w:cs="Times New Roman"/>
+          <w:b/>
+          <w:color w:val="000000" w:themeColor="text1"/>
+        </w:rPr>
+        <w:t>backend</w:t>
+      </w:r>
+      <w:proofErr w:type="spellEnd"/>
+      <w:r>
+        <w:rPr>
+          <w:rFonts w:ascii="Times New Roman" w:hAnsi="Times New Roman" w:cs="Times New Roman"/>
+          <w:b/>
+          <w:color w:val="000000" w:themeColor="text1"/>
+        </w:rPr>
+        <w:t>)</w:t>
+      </w:r>
+      <w:bookmarkEnd w:id="14"/>
     </w:p>
     <w:p>
       <w:pPr>
@@ -6780,11 +8761,7 @@
     </w:p>
     <w:p>
       <w:pPr>
-        <w:pStyle w:val="Akapitzlist"/>
-        <w:numPr>
-          <w:ilvl w:val="0"/>
-          <w:numId w:val="30"/>
-        </w:numPr>
+        <w:ind w:firstLine="709"/>
         <w:jc w:val="both"/>
         <w:rPr>
           <w:rFonts w:cs="Times New Roman"/>
@@ -6805,21 +8782,7 @@
           <w:rFonts w:cs="Times New Roman"/>
           <w:color w:val="000000" w:themeColor="text1"/>
         </w:rPr>
-        <w:t>NET 8</w:t>
-      </w:r>
-      <w:r>
-        <w:rPr>
-          <w:rFonts w:cs="Times New Roman"/>
-          <w:color w:val="000000" w:themeColor="text1"/>
-        </w:rPr>
-        <w:t xml:space="preserve"> i język C#: Jako fundament ap</w:t>
-      </w:r>
-      <w:r>
-        <w:rPr>
-          <w:rFonts w:cs="Times New Roman"/>
-          <w:color w:val="000000" w:themeColor="text1"/>
-        </w:rPr>
-        <w:t xml:space="preserve">likacji wybrano </w:t>
+        <w:t xml:space="preserve">NET 8 i język C#: Jako fundament wykonawczy aplikacji serwerowej wybrano </w:t>
       </w:r>
       <w:proofErr w:type="gramStart"/>
       <w:r>
@@ -6835,14 +8798,39 @@
           <w:rFonts w:cs="Times New Roman"/>
           <w:color w:val="000000" w:themeColor="text1"/>
         </w:rPr>
-        <w:t>NET 8</w:t>
-      </w:r>
-      <w:r>
-        <w:rPr>
-          <w:rFonts w:cs="Times New Roman"/>
-          <w:color w:val="000000" w:themeColor="text1"/>
-        </w:rPr>
-        <w:t xml:space="preserve">, która jest nowoczesnym, wydajnym i wieloplatformowym środowiskiem uruchomieniowym. Jej wybór podyktowany był wysoką wydajnością, silnym typowaniem języka C# minimalizującym ryzyko błędów w czasie wykonania oraz bogatym zestawem wbudowanych bibliotek [10]. Język C# w </w:t>
+        <w:t xml:space="preserve">NET 8, która jest kompletnym, </w:t>
+      </w:r>
+      <w:proofErr w:type="spellStart"/>
+      <w:r>
+        <w:rPr>
+          <w:rFonts w:cs="Times New Roman"/>
+          <w:color w:val="000000" w:themeColor="text1"/>
+        </w:rPr>
+        <w:t>otwartoźródłowym</w:t>
+      </w:r>
+      <w:proofErr w:type="spellEnd"/>
+      <w:r>
+        <w:rPr>
+          <w:rFonts w:cs="Times New Roman"/>
+          <w:color w:val="000000" w:themeColor="text1"/>
+        </w:rPr>
+        <w:t xml:space="preserve"> ekosystemem deweloperskim firmy Microsoft. Wybór ten podyktowany był jej kluczowymi atrybutami, takimi jak wysoka wydajność, bezpieczeństwo i </w:t>
+      </w:r>
+      <w:proofErr w:type="spellStart"/>
+      <w:r>
+        <w:rPr>
+          <w:rFonts w:cs="Times New Roman"/>
+          <w:color w:val="000000" w:themeColor="text1"/>
+        </w:rPr>
+        <w:t>wieloplatformowość</w:t>
+      </w:r>
+      <w:proofErr w:type="spellEnd"/>
+      <w:r>
+        <w:rPr>
+          <w:rFonts w:cs="Times New Roman"/>
+          <w:color w:val="000000" w:themeColor="text1"/>
+        </w:rPr>
+        <w:t xml:space="preserve">, umożliwiająca uruchomienie aplikacji na systemach Windows, Linux oraz macOS bez modyfikacji kodu źródłowego. Wydajność </w:t>
       </w:r>
       <w:proofErr w:type="gramStart"/>
       <w:r>
@@ -6850,21 +8838,7 @@
           <w:rFonts w:cs="Times New Roman"/>
           <w:color w:val="000000" w:themeColor="text1"/>
         </w:rPr>
-        <w:t xml:space="preserve">wersji </w:t>
-      </w:r>
-      <w:r>
-        <w:rPr>
-          <w:rFonts w:cs="Times New Roman"/>
-          <w:color w:val="000000" w:themeColor="text1"/>
-        </w:rPr>
-        <w:t>???</w:t>
-      </w:r>
-      <w:r>
-        <w:rPr>
-          <w:rFonts w:cs="Times New Roman"/>
-          <w:color w:val="000000" w:themeColor="text1"/>
-        </w:rPr>
-        <w:t>, dzięki</w:t>
+        <w:t>platformy .</w:t>
       </w:r>
       <w:proofErr w:type="gramEnd"/>
       <w:r>
@@ -6872,7 +8846,298 @@
           <w:rFonts w:cs="Times New Roman"/>
           <w:color w:val="000000" w:themeColor="text1"/>
         </w:rPr>
-        <w:t xml:space="preserve"> swoim zaawansowanym funkcjom, takim jak programowanie asynchroniczne (async/await), umożliwił implementację nieblokujących operacji wejścia-wyjścia, co jest kluczowe dla responsywności aplikacji obsługującej wiele jednoczesnych żądań.</w:t>
+        <w:t>NET wynika z zastosowania zaawansowanego kompilatora JIT (Just-In-Time), który w czasie rzeczywistym tłumaczy kod pośredni (</w:t>
+      </w:r>
+      <w:proofErr w:type="spellStart"/>
+      <w:r>
+        <w:rPr>
+          <w:rFonts w:cs="Times New Roman"/>
+          <w:color w:val="000000" w:themeColor="text1"/>
+        </w:rPr>
+        <w:t>Intermediate</w:t>
+      </w:r>
+      <w:proofErr w:type="spellEnd"/>
+      <w:r>
+        <w:rPr>
+          <w:rFonts w:cs="Times New Roman"/>
+          <w:color w:val="000000" w:themeColor="text1"/>
+        </w:rPr>
+        <w:t xml:space="preserve"> Language) na zoptymalizowany kod maszynowy, oraz z wydajnego mechanizmu automatycznego zarządzania pamięcią, znanego</w:t>
+      </w:r>
+      <w:r>
+        <w:rPr>
+          <w:rFonts w:cs="Times New Roman"/>
+          <w:color w:val="000000" w:themeColor="text1"/>
+        </w:rPr>
+        <w:t>,</w:t>
+      </w:r>
+      <w:r>
+        <w:rPr>
+          <w:rFonts w:cs="Times New Roman"/>
+          <w:color w:val="000000" w:themeColor="text1"/>
+        </w:rPr>
+        <w:t xml:space="preserve"> jako </w:t>
+      </w:r>
+      <w:proofErr w:type="spellStart"/>
+      <w:r>
+        <w:rPr>
+          <w:rFonts w:cs="Times New Roman"/>
+          <w:color w:val="000000" w:themeColor="text1"/>
+        </w:rPr>
+        <w:t>Garbage</w:t>
+      </w:r>
+      <w:proofErr w:type="spellEnd"/>
+      <w:r>
+        <w:rPr>
+          <w:rFonts w:cs="Times New Roman"/>
+          <w:color w:val="000000" w:themeColor="text1"/>
+        </w:rPr>
+        <w:t xml:space="preserve"> </w:t>
+      </w:r>
+      <w:proofErr w:type="spellStart"/>
+      <w:r>
+        <w:rPr>
+          <w:rFonts w:cs="Times New Roman"/>
+          <w:color w:val="000000" w:themeColor="text1"/>
+        </w:rPr>
+        <w:t>Collector</w:t>
+      </w:r>
+      <w:proofErr w:type="spellEnd"/>
+      <w:r>
+        <w:rPr>
+          <w:rFonts w:cs="Times New Roman"/>
+          <w:color w:val="000000" w:themeColor="text1"/>
+        </w:rPr>
+        <w:t xml:space="preserve"> (GC) [20]. Platforma dostarcza również bogaty zbiór bibliotek bazowych (Base Class Library), które oferują gotowe implementacje dla szerokiego spektrum zadań, od operacji na plikach po obsługę protokołów sieciowych.</w:t>
+      </w:r>
+    </w:p>
+    <w:p>
+      <w:pPr>
+        <w:jc w:val="both"/>
+        <w:rPr>
+          <w:rFonts w:cs="Times New Roman"/>
+          <w:color w:val="000000" w:themeColor="text1"/>
+        </w:rPr>
+      </w:pPr>
+    </w:p>
+    <w:p>
+      <w:pPr>
+        <w:ind w:firstLine="709"/>
+        <w:jc w:val="both"/>
+        <w:rPr>
+          <w:rFonts w:cs="Times New Roman"/>
+          <w:color w:val="000000" w:themeColor="text1"/>
+        </w:rPr>
+      </w:pPr>
+      <w:r>
+        <w:rPr>
+          <w:rFonts w:cs="Times New Roman"/>
+          <w:color w:val="000000" w:themeColor="text1"/>
+        </w:rPr>
+        <w:t>Język C# w wersji 12, użyty do implementacji całej logik</w:t>
+      </w:r>
+      <w:r>
+        <w:rPr>
+          <w:rFonts w:cs="Times New Roman"/>
+          <w:color w:val="000000" w:themeColor="text1"/>
+        </w:rPr>
+        <w:t xml:space="preserve">i biznesowej, jest nowoczesnym, </w:t>
+      </w:r>
+      <w:r>
+        <w:rPr>
+          <w:rFonts w:cs="Times New Roman"/>
+          <w:color w:val="000000" w:themeColor="text1"/>
+        </w:rPr>
+        <w:t xml:space="preserve">obiektowym językiem programowania o statycznym i silnym typowaniu. Ta ostatnia cecha jest niezwykle istotna z perspektywy niezawodności oprogramowania, ponieważ wymusza weryfikację poprawności typów już na etapie kompilacji, co pozwala na wyeliminowanie całej klasy błędów, które w językach o typowaniu dynamicznym mogłyby ujawnić się dopiero w środowisku produkcyjnym [21]. Szczególnie istotną cechą języka, kluczową dla zaimplementowanego systemu, jest wbudowany model programowania asynchronicznego, oparty na słowach kluczowych `async` i `await`. Pozwala on na implementację nieblokujących operacji wejścia-wyjścia (I/O), takich jak zapytania do bazy danych czy odczyt plików. W kontekście aplikacji serwerowej, mechanizm ten zwalnia wątek obsługujący żądanie na czas oczekiwania na zakończenie operacji I/O, umożliwiając mu w tym czasie obsługę innych, przychodzących zapytań. Taki model zarządzania zasobami jest fundamentalny dla osiągnięcia wysokiej skalowalności i </w:t>
+      </w:r>
+      <w:proofErr w:type="spellStart"/>
+      <w:r>
+        <w:rPr>
+          <w:rFonts w:cs="Times New Roman"/>
+          <w:color w:val="000000" w:themeColor="text1"/>
+        </w:rPr>
+        <w:t>responsywności</w:t>
+      </w:r>
+      <w:proofErr w:type="spellEnd"/>
+      <w:r>
+        <w:rPr>
+          <w:rFonts w:cs="Times New Roman"/>
+          <w:color w:val="000000" w:themeColor="text1"/>
+        </w:rPr>
+        <w:t xml:space="preserve"> systemu pod dużym obciążeniem [22].</w:t>
+      </w:r>
+    </w:p>
+    <w:p>
+      <w:pPr>
+        <w:ind w:left="709" w:firstLine="709"/>
+        <w:jc w:val="both"/>
+        <w:rPr>
+          <w:rFonts w:cs="Times New Roman"/>
+          <w:color w:val="000000" w:themeColor="text1"/>
+        </w:rPr>
+      </w:pPr>
+    </w:p>
+    <w:p>
+      <w:pPr>
+        <w:ind w:firstLine="709"/>
+        <w:jc w:val="both"/>
+        <w:rPr>
+          <w:rFonts w:cs="Times New Roman"/>
+          <w:color w:val="000000" w:themeColor="text1"/>
+        </w:rPr>
+      </w:pPr>
+      <w:r>
+        <w:rPr>
+          <w:rFonts w:cs="Times New Roman"/>
+          <w:color w:val="000000" w:themeColor="text1"/>
+        </w:rPr>
+        <w:t xml:space="preserve">Framework ASP.NET </w:t>
+      </w:r>
+      <w:proofErr w:type="spellStart"/>
+      <w:r>
+        <w:rPr>
+          <w:rFonts w:cs="Times New Roman"/>
+          <w:color w:val="000000" w:themeColor="text1"/>
+        </w:rPr>
+        <w:t>Core</w:t>
+      </w:r>
+      <w:proofErr w:type="spellEnd"/>
+      <w:r>
+        <w:rPr>
+          <w:rFonts w:cs="Times New Roman"/>
+          <w:color w:val="000000" w:themeColor="text1"/>
+        </w:rPr>
+        <w:t xml:space="preserve">: Do budowy interfejsu API wykorzystano </w:t>
+      </w:r>
+      <w:proofErr w:type="spellStart"/>
+      <w:r>
+        <w:rPr>
+          <w:rFonts w:cs="Times New Roman"/>
+          <w:color w:val="000000" w:themeColor="text1"/>
+        </w:rPr>
+        <w:t>framework</w:t>
+      </w:r>
+      <w:proofErr w:type="spellEnd"/>
+      <w:r>
+        <w:rPr>
+          <w:rFonts w:cs="Times New Roman"/>
+          <w:color w:val="000000" w:themeColor="text1"/>
+        </w:rPr>
+        <w:t xml:space="preserve"> ASP.NET </w:t>
+      </w:r>
+      <w:proofErr w:type="spellStart"/>
+      <w:r>
+        <w:rPr>
+          <w:rFonts w:cs="Times New Roman"/>
+          <w:color w:val="000000" w:themeColor="text1"/>
+        </w:rPr>
+        <w:t>Core</w:t>
+      </w:r>
+      <w:proofErr w:type="spellEnd"/>
+      <w:r>
+        <w:rPr>
+          <w:rFonts w:cs="Times New Roman"/>
+          <w:color w:val="000000" w:themeColor="text1"/>
+        </w:rPr>
+        <w:t>, który cechuje się lekką i modularną architekturą. Jego centralnym elementem jest potok przetwarzania żądań (ang. *</w:t>
+      </w:r>
+      <w:proofErr w:type="spellStart"/>
+      <w:r>
+        <w:rPr>
+          <w:rFonts w:cs="Times New Roman"/>
+          <w:color w:val="000000" w:themeColor="text1"/>
+        </w:rPr>
+        <w:t>middleware</w:t>
+      </w:r>
+      <w:proofErr w:type="spellEnd"/>
+      <w:r>
+        <w:rPr>
+          <w:rFonts w:cs="Times New Roman"/>
+          <w:color w:val="000000" w:themeColor="text1"/>
+        </w:rPr>
+        <w:t xml:space="preserve"> </w:t>
+      </w:r>
+      <w:proofErr w:type="spellStart"/>
+      <w:r>
+        <w:rPr>
+          <w:rFonts w:cs="Times New Roman"/>
+          <w:color w:val="000000" w:themeColor="text1"/>
+        </w:rPr>
+        <w:t>pipeline</w:t>
+      </w:r>
+      <w:proofErr w:type="spellEnd"/>
+      <w:r>
+        <w:rPr>
+          <w:rFonts w:cs="Times New Roman"/>
+          <w:color w:val="000000" w:themeColor="text1"/>
+        </w:rPr>
+        <w:t>*), pozwalający na sekwencyjną obsługę przychodzących zapytań HTTP przez konfigurowalne komponenty, takie jak routing, uwierzytelnianie czy autoryzacja. Framework posiada również wbudowany kontener wstrzykiwania zależności (DI), który jest kluczowy dla budowy luźno powiązanych i łatwych w testowaniu systemów. Mechanizm ten, oparty na zasadzie odwrócenia sterowania (</w:t>
+      </w:r>
+      <w:proofErr w:type="spellStart"/>
+      <w:r>
+        <w:rPr>
+          <w:rFonts w:cs="Times New Roman"/>
+          <w:color w:val="000000" w:themeColor="text1"/>
+        </w:rPr>
+        <w:t>IoC</w:t>
+      </w:r>
+      <w:proofErr w:type="spellEnd"/>
+      <w:r>
+        <w:rPr>
+          <w:rFonts w:cs="Times New Roman"/>
+          <w:color w:val="000000" w:themeColor="text1"/>
+        </w:rPr>
+        <w:t>), pozwolił na automatyczne dostarczanie instancji serwisów, takich jak `</w:t>
+      </w:r>
+      <w:proofErr w:type="spellStart"/>
+      <w:r>
+        <w:rPr>
+          <w:rFonts w:cs="Times New Roman"/>
+          <w:color w:val="000000" w:themeColor="text1"/>
+        </w:rPr>
+        <w:t>GeoLogDbContext</w:t>
+      </w:r>
+      <w:proofErr w:type="spellEnd"/>
+      <w:r>
+        <w:rPr>
+          <w:rFonts w:cs="Times New Roman"/>
+          <w:color w:val="000000" w:themeColor="text1"/>
+        </w:rPr>
+        <w:t>`, do konstruktorów kontrolerów, co znacząco uprościło zarządzanie cyklem życia obiektów. Całość uzupełnia zaawansowany system routingu, który przy użyciu atrybutów (`[</w:t>
+      </w:r>
+      <w:proofErr w:type="spellStart"/>
+      <w:r>
+        <w:rPr>
+          <w:rFonts w:cs="Times New Roman"/>
+          <w:color w:val="000000" w:themeColor="text1"/>
+        </w:rPr>
+        <w:t>HttpGet</w:t>
+      </w:r>
+      <w:proofErr w:type="spellEnd"/>
+      <w:proofErr w:type="gramStart"/>
+      <w:r>
+        <w:rPr>
+          <w:rFonts w:cs="Times New Roman"/>
+          <w:color w:val="000000" w:themeColor="text1"/>
+        </w:rPr>
+        <w:t>]`, `[</w:t>
+      </w:r>
+      <w:proofErr w:type="spellStart"/>
+      <w:r>
+        <w:rPr>
+          <w:rFonts w:cs="Times New Roman"/>
+          <w:color w:val="000000" w:themeColor="text1"/>
+        </w:rPr>
+        <w:t>HttpPost</w:t>
+      </w:r>
+      <w:proofErr w:type="spellEnd"/>
+      <w:proofErr w:type="gramEnd"/>
+      <w:r>
+        <w:rPr>
+          <w:rFonts w:cs="Times New Roman"/>
+          <w:color w:val="000000" w:themeColor="text1"/>
+        </w:rPr>
+        <w:t>]`) umożliwił intuicyjne mapowanie żądań na odpowiednie metody akcji w kontrolerach [10].</w:t>
       </w:r>
     </w:p>
     <w:p>
@@ -6887,62 +9152,61 @@
     </w:p>
     <w:p>
       <w:pPr>
-        <w:pStyle w:val="Akapitzlist"/>
-        <w:numPr>
-          <w:ilvl w:val="0"/>
-          <w:numId w:val="30"/>
-        </w:numPr>
+        <w:ind w:firstLine="709"/>
         <w:jc w:val="both"/>
         <w:rPr>
           <w:rFonts w:cs="Times New Roman"/>
           <w:color w:val="000000" w:themeColor="text1"/>
         </w:rPr>
       </w:pPr>
-      <w:r>
-        <w:rPr>
-          <w:rFonts w:cs="Times New Roman"/>
-          <w:color w:val="000000" w:themeColor="text1"/>
-        </w:rPr>
-        <w:t>Framework ASP.NET Core: Do budowy interfejsu API wykorzystano framework ASP.NET Core. Zapewnia on lekką i modularną architekturę, wbudowany mechanizm wstrzykiwania zależności (Dependency Injection), który ułatwia zarządzanie komponentami aplikacji, oraz zaawansowany system routingu do definicji punktów końcowych API.</w:t>
-      </w:r>
-    </w:p>
-    <w:p>
-      <w:pPr>
-        <w:ind w:left="709" w:hanging="709"/>
-        <w:jc w:val="both"/>
-        <w:rPr>
-          <w:rFonts w:cs="Times New Roman"/>
-          <w:color w:val="000000" w:themeColor="text1"/>
-        </w:rPr>
-      </w:pPr>
-    </w:p>
-    <w:p>
-      <w:pPr>
-        <w:pStyle w:val="Akapitzlist"/>
-        <w:numPr>
-          <w:ilvl w:val="0"/>
-          <w:numId w:val="30"/>
-        </w:numPr>
-        <w:jc w:val="both"/>
-        <w:rPr>
-          <w:rFonts w:cs="Times New Roman"/>
-          <w:color w:val="000000" w:themeColor="text1"/>
-        </w:rPr>
-      </w:pPr>
-      <w:r>
-        <w:rPr>
-          <w:rFonts w:cs="Times New Roman"/>
-          <w:color w:val="000000" w:themeColor="text1"/>
-        </w:rPr>
-        <w:t xml:space="preserve">Entity Framework Core (EF </w:t>
-      </w:r>
+      <w:proofErr w:type="spellStart"/>
+      <w:r>
+        <w:rPr>
+          <w:rFonts w:cs="Times New Roman"/>
+          <w:color w:val="000000" w:themeColor="text1"/>
+        </w:rPr>
+        <w:t>Entity</w:t>
+      </w:r>
+      <w:proofErr w:type="spellEnd"/>
+      <w:r>
+        <w:rPr>
+          <w:rFonts w:cs="Times New Roman"/>
+          <w:color w:val="000000" w:themeColor="text1"/>
+        </w:rPr>
+        <w:t xml:space="preserve"> Framework </w:t>
+      </w:r>
+      <w:proofErr w:type="spellStart"/>
+      <w:r>
+        <w:rPr>
+          <w:rFonts w:cs="Times New Roman"/>
+          <w:color w:val="000000" w:themeColor="text1"/>
+        </w:rPr>
+        <w:t>Core</w:t>
+      </w:r>
+      <w:proofErr w:type="spellEnd"/>
+      <w:r>
+        <w:rPr>
+          <w:rFonts w:cs="Times New Roman"/>
+          <w:color w:val="000000" w:themeColor="text1"/>
+        </w:rPr>
+        <w:t xml:space="preserve"> (EF </w:t>
+      </w:r>
+      <w:proofErr w:type="spellStart"/>
       <w:proofErr w:type="gramStart"/>
       <w:r>
         <w:rPr>
           <w:rFonts w:cs="Times New Roman"/>
           <w:color w:val="000000" w:themeColor="text1"/>
         </w:rPr>
-        <w:t>Core): Jako</w:t>
+        <w:t>Core</w:t>
+      </w:r>
+      <w:proofErr w:type="spellEnd"/>
+      <w:r>
+        <w:rPr>
+          <w:rFonts w:cs="Times New Roman"/>
+          <w:color w:val="000000" w:themeColor="text1"/>
+        </w:rPr>
+        <w:t>): Jako</w:t>
       </w:r>
       <w:proofErr w:type="gramEnd"/>
       <w:r>
@@ -6950,78 +9214,200 @@
           <w:rFonts w:cs="Times New Roman"/>
           <w:color w:val="000000" w:themeColor="text1"/>
         </w:rPr>
-        <w:t xml:space="preserve"> warstwę dostępu do danych zastosowano maper obiektowo-relacyjny (ORM) Entity Framework Core. Umożliwił on interakcję z bazą danych za pomocą silnie typizowanych obiektów języka C#, co znacząco przyspieszyło proces programowania i wyeliminowało potrzebę pisania podatnych na błędy, surowych zapytań SQL. Wykorzystanie mechanizmu migracji w EF Core pozwoliło na wersjonowanie schematu bazy danych i jego spójne aktualizowanie wraz z rozwojem modelu danych w kodzie [20].</w:t>
-      </w:r>
-    </w:p>
-    <w:p>
-      <w:pPr>
-        <w:ind w:left="709" w:hanging="709"/>
-        <w:jc w:val="both"/>
-        <w:rPr>
-          <w:rFonts w:cs="Times New Roman"/>
-          <w:color w:val="000000" w:themeColor="text1"/>
-        </w:rPr>
-      </w:pPr>
-    </w:p>
-    <w:p>
-      <w:pPr>
-        <w:pStyle w:val="Akapitzlist"/>
-        <w:numPr>
-          <w:ilvl w:val="0"/>
-          <w:numId w:val="30"/>
-        </w:numPr>
-        <w:jc w:val="both"/>
-        <w:rPr>
-          <w:rFonts w:cs="Times New Roman"/>
-          <w:color w:val="000000" w:themeColor="text1"/>
-        </w:rPr>
-      </w:pPr>
+        <w:t xml:space="preserve"> warstwę dostępu do danych zastosowano </w:t>
+      </w:r>
+      <w:proofErr w:type="spellStart"/>
+      <w:r>
+        <w:rPr>
+          <w:rFonts w:cs="Times New Roman"/>
+          <w:color w:val="000000" w:themeColor="text1"/>
+        </w:rPr>
+        <w:t>maper</w:t>
+      </w:r>
+      <w:proofErr w:type="spellEnd"/>
+      <w:r>
+        <w:rPr>
+          <w:rFonts w:cs="Times New Roman"/>
+          <w:color w:val="000000" w:themeColor="text1"/>
+        </w:rPr>
+        <w:t xml:space="preserve"> obiektowo-relacyjny (ORM) </w:t>
+      </w:r>
+      <w:proofErr w:type="spellStart"/>
+      <w:r>
+        <w:rPr>
+          <w:rFonts w:cs="Times New Roman"/>
+          <w:color w:val="000000" w:themeColor="text1"/>
+        </w:rPr>
+        <w:t>Entity</w:t>
+      </w:r>
+      <w:proofErr w:type="spellEnd"/>
+      <w:r>
+        <w:rPr>
+          <w:rFonts w:cs="Times New Roman"/>
+          <w:color w:val="000000" w:themeColor="text1"/>
+        </w:rPr>
+        <w:t xml:space="preserve"> Framework </w:t>
+      </w:r>
+      <w:proofErr w:type="spellStart"/>
+      <w:r>
+        <w:rPr>
+          <w:rFonts w:cs="Times New Roman"/>
+          <w:color w:val="000000" w:themeColor="text1"/>
+        </w:rPr>
+        <w:t>Core</w:t>
+      </w:r>
+      <w:proofErr w:type="spellEnd"/>
+      <w:r>
+        <w:rPr>
+          <w:rFonts w:cs="Times New Roman"/>
+          <w:color w:val="000000" w:themeColor="text1"/>
+        </w:rPr>
+        <w:t>. Technologia ta stanowi pomost pomiędzy obiektowym kodem aplikacji a relacyjnym modelem bazy danych, umożliwiając interakcję z danymi za pomocą zapytań w składni LINQ (Language-</w:t>
+      </w:r>
+      <w:proofErr w:type="spellStart"/>
+      <w:r>
+        <w:rPr>
+          <w:rFonts w:cs="Times New Roman"/>
+          <w:color w:val="000000" w:themeColor="text1"/>
+        </w:rPr>
+        <w:t>Integrated</w:t>
+      </w:r>
+      <w:proofErr w:type="spellEnd"/>
+      <w:r>
+        <w:rPr>
+          <w:rFonts w:cs="Times New Roman"/>
+          <w:color w:val="000000" w:themeColor="text1"/>
+        </w:rPr>
+        <w:t xml:space="preserve"> Query) zamiast pisania surowych zapytań SQL. EF </w:t>
+      </w:r>
+      <w:proofErr w:type="spellStart"/>
+      <w:r>
+        <w:rPr>
+          <w:rFonts w:cs="Times New Roman"/>
+          <w:color w:val="000000" w:themeColor="text1"/>
+        </w:rPr>
+        <w:t>Core</w:t>
+      </w:r>
+      <w:proofErr w:type="spellEnd"/>
+      <w:r>
+        <w:rPr>
+          <w:rFonts w:cs="Times New Roman"/>
+          <w:color w:val="000000" w:themeColor="text1"/>
+        </w:rPr>
+        <w:t xml:space="preserve"> automatycznie tłumaczy te operacje na zoptymalizowany dialekt SQL, co przyspiesza proces programowania i minimalizuje ryzyko </w:t>
+      </w:r>
       <w:r>
         <w:rPr>
           <w:rFonts w:cs="Times New Roman"/>
           <w:color w:val="000000" w:themeColor="text1"/>
         </w:rPr>
         <w:lastRenderedPageBreak/>
-        <w:t>PostgreSQL i rozszerzenie PostGIS: Na system zarządzania bazą danych wybrano PostgreSQL. Jest to zaawansowany, obiektowo-relacyjny SZBD, ceniony za swoją niezawodność i zgodność ze standardami. Kluczowym argumentem za jego wyborem była dostępność rozszerzenia PostGIS, które przekształca PostgreSQL w potężny serwer danych geoprzestrzennych. PostGIS dostarcza typy danych (np. GEOGRAPHY) i setki funkcji do wykonywania złożonych zapytań przestrzennych, co było fundamentalne dla realizacji głównych założeń projektu [13].</w:t>
-      </w:r>
-    </w:p>
-    <w:p>
-      <w:pPr>
-        <w:ind w:left="709" w:hanging="709"/>
-        <w:jc w:val="both"/>
-        <w:rPr>
-          <w:rFonts w:cs="Times New Roman"/>
-          <w:color w:val="000000" w:themeColor="text1"/>
-        </w:rPr>
-      </w:pPr>
-    </w:p>
-    <w:p>
-      <w:pPr>
-        <w:pStyle w:val="Akapitzlist"/>
-        <w:numPr>
-          <w:ilvl w:val="0"/>
-          <w:numId w:val="30"/>
-        </w:numPr>
-        <w:jc w:val="both"/>
-        <w:rPr>
-          <w:rFonts w:cs="Times New Roman"/>
-          <w:color w:val="000000" w:themeColor="text1"/>
-        </w:rPr>
-      </w:pPr>
-      <w:r>
-        <w:rPr>
-          <w:rFonts w:cs="Times New Roman"/>
-          <w:color w:val="000000" w:themeColor="text1"/>
-        </w:rPr>
-        <w:t xml:space="preserve">Biblioteka NetTopologySuite: Stanowi ona pomost pomiędzy </w:t>
-      </w:r>
+        <w:t xml:space="preserve">błędów, w tym podatności na ataki typu SQL </w:t>
+      </w:r>
+      <w:proofErr w:type="spellStart"/>
+      <w:r>
+        <w:rPr>
+          <w:rFonts w:cs="Times New Roman"/>
+          <w:color w:val="000000" w:themeColor="text1"/>
+        </w:rPr>
+        <w:t>Injection</w:t>
+      </w:r>
+      <w:proofErr w:type="spellEnd"/>
+      <w:r>
+        <w:rPr>
+          <w:rFonts w:cs="Times New Roman"/>
+          <w:color w:val="000000" w:themeColor="text1"/>
+        </w:rPr>
+        <w:t xml:space="preserve"> [23]. Kluczowym mechanizmem wykorzystanym w projekcie jest śledzenie zmian (ang. *</w:t>
+      </w:r>
+      <w:proofErr w:type="spellStart"/>
+      <w:r>
+        <w:rPr>
+          <w:rFonts w:cs="Times New Roman"/>
+          <w:color w:val="000000" w:themeColor="text1"/>
+        </w:rPr>
+        <w:t>Change</w:t>
+      </w:r>
+      <w:proofErr w:type="spellEnd"/>
+      <w:r>
+        <w:rPr>
+          <w:rFonts w:cs="Times New Roman"/>
+          <w:color w:val="000000" w:themeColor="text1"/>
+        </w:rPr>
+        <w:t xml:space="preserve"> </w:t>
+      </w:r>
+      <w:proofErr w:type="spellStart"/>
+      <w:r>
+        <w:rPr>
+          <w:rFonts w:cs="Times New Roman"/>
+          <w:color w:val="000000" w:themeColor="text1"/>
+        </w:rPr>
+        <w:t>Tracking</w:t>
+      </w:r>
+      <w:proofErr w:type="spellEnd"/>
+      <w:r>
+        <w:rPr>
+          <w:rFonts w:cs="Times New Roman"/>
+          <w:color w:val="000000" w:themeColor="text1"/>
+        </w:rPr>
+        <w:t>*), dzięki któremu kontekst bazy danych (`</w:t>
+      </w:r>
+      <w:proofErr w:type="spellStart"/>
+      <w:r>
+        <w:rPr>
+          <w:rFonts w:cs="Times New Roman"/>
+          <w:color w:val="000000" w:themeColor="text1"/>
+        </w:rPr>
+        <w:t>DbContext</w:t>
+      </w:r>
+      <w:proofErr w:type="spellEnd"/>
+      <w:r>
+        <w:rPr>
+          <w:rFonts w:cs="Times New Roman"/>
+          <w:color w:val="000000" w:themeColor="text1"/>
+        </w:rPr>
+        <w:t>`) automatycznie generuje niezbędne instrukcje `INSERT`, `UPDATE` lub `DELETE` na podstawie modyfikacji dokonanych na obiektach w pamięci. Ponadto, wbudowane narzędzie migracji pozwoliło na wersjonowanie schematu bazy danych w podejściu *Code-First*, zapewniając spójność modelu danych w kodzie ze strukturą bazy na każdym etapie rozwoju aplikacji [20].</w:t>
+      </w:r>
+    </w:p>
+    <w:p>
+      <w:pPr>
+        <w:rPr>
+          <w:rFonts w:cs="Times New Roman"/>
+          <w:color w:val="000000" w:themeColor="text1"/>
+        </w:rPr>
+      </w:pPr>
+    </w:p>
+    <w:p>
+      <w:pPr>
+        <w:ind w:firstLine="709"/>
+        <w:rPr>
+          <w:rFonts w:cs="Times New Roman"/>
+          <w:color w:val="000000" w:themeColor="text1"/>
+        </w:rPr>
+      </w:pPr>
+      <w:r>
+        <w:rPr>
+          <w:rFonts w:cs="Times New Roman"/>
+          <w:color w:val="000000" w:themeColor="text1"/>
+        </w:rPr>
+        <w:t xml:space="preserve">PostgreSQL i rozszerzenie </w:t>
+      </w:r>
+      <w:proofErr w:type="spellStart"/>
       <w:proofErr w:type="gramStart"/>
       <w:r>
         <w:rPr>
           <w:rFonts w:cs="Times New Roman"/>
           <w:color w:val="000000" w:themeColor="text1"/>
         </w:rPr>
-        <w:t>światem .</w:t>
+        <w:t>PostGIS</w:t>
+      </w:r>
+      <w:proofErr w:type="spellEnd"/>
+      <w:r>
+        <w:rPr>
+          <w:rFonts w:cs="Times New Roman"/>
+          <w:color w:val="000000" w:themeColor="text1"/>
+        </w:rPr>
+        <w:t>: Jako</w:t>
       </w:r>
       <w:proofErr w:type="gramEnd"/>
       <w:r>
@@ -7029,7 +9415,239 @@
           <w:rFonts w:cs="Times New Roman"/>
           <w:color w:val="000000" w:themeColor="text1"/>
         </w:rPr>
-        <w:t xml:space="preserve">NET a standardami OGC, implementując w języku C# modele geometryczne (np. Point, LineString). Jest to de facto standardowa biblioteka do pracy z danymi przestrzennymi w </w:t>
+        <w:t xml:space="preserve"> system zarządzania bazą danych (SZBD) wybrano PostgreSQL, który jest zaawansowanym, obiektowo-relacyjnym systemem typu open-</w:t>
+      </w:r>
+      <w:proofErr w:type="spellStart"/>
+      <w:r>
+        <w:rPr>
+          <w:rFonts w:cs="Times New Roman"/>
+          <w:color w:val="000000" w:themeColor="text1"/>
+        </w:rPr>
+        <w:t>source</w:t>
+      </w:r>
+      <w:proofErr w:type="spellEnd"/>
+      <w:r>
+        <w:rPr>
+          <w:rFonts w:cs="Times New Roman"/>
+          <w:color w:val="000000" w:themeColor="text1"/>
+        </w:rPr>
+        <w:t xml:space="preserve">, znanym z wysokiej wydajności, niezawodności i ścisłej zgodności ze standardem SQL. Jego architektura pozwala na łatwe rozszerzanie funkcjonalności, co było kluczowe w kontekście wymagań projektu. Najważniejszym rozszerzeniem wykorzystanym w aplikacji jest </w:t>
+      </w:r>
+      <w:proofErr w:type="spellStart"/>
+      <w:r>
+        <w:rPr>
+          <w:rFonts w:cs="Times New Roman"/>
+          <w:color w:val="000000" w:themeColor="text1"/>
+        </w:rPr>
+        <w:t>PostGIS</w:t>
+      </w:r>
+      <w:proofErr w:type="spellEnd"/>
+      <w:r>
+        <w:rPr>
+          <w:rFonts w:cs="Times New Roman"/>
+          <w:color w:val="000000" w:themeColor="text1"/>
+        </w:rPr>
+        <w:t xml:space="preserve">, które przekształca PostgreSQL w potężny serwer danych </w:t>
+      </w:r>
+      <w:proofErr w:type="spellStart"/>
+      <w:r>
+        <w:rPr>
+          <w:rFonts w:cs="Times New Roman"/>
+          <w:color w:val="000000" w:themeColor="text1"/>
+        </w:rPr>
+        <w:t>geoprzestrzennych</w:t>
+      </w:r>
+      <w:proofErr w:type="spellEnd"/>
+      <w:r>
+        <w:rPr>
+          <w:rFonts w:cs="Times New Roman"/>
+          <w:color w:val="000000" w:themeColor="text1"/>
+        </w:rPr>
+        <w:t xml:space="preserve">, w pełni zgodny ze specyfikacją Simple </w:t>
+      </w:r>
+      <w:proofErr w:type="spellStart"/>
+      <w:r>
+        <w:rPr>
+          <w:rFonts w:cs="Times New Roman"/>
+          <w:color w:val="000000" w:themeColor="text1"/>
+        </w:rPr>
+        <w:t>Feature</w:t>
+      </w:r>
+      <w:proofErr w:type="spellEnd"/>
+      <w:r>
+        <w:rPr>
+          <w:rFonts w:cs="Times New Roman"/>
+          <w:color w:val="000000" w:themeColor="text1"/>
+        </w:rPr>
+        <w:t xml:space="preserve"> Access zdefiniowaną przez Open </w:t>
+      </w:r>
+      <w:proofErr w:type="spellStart"/>
+      <w:r>
+        <w:rPr>
+          <w:rFonts w:cs="Times New Roman"/>
+          <w:color w:val="000000" w:themeColor="text1"/>
+        </w:rPr>
+        <w:t>Geospatial</w:t>
+      </w:r>
+      <w:proofErr w:type="spellEnd"/>
+      <w:r>
+        <w:rPr>
+          <w:rFonts w:cs="Times New Roman"/>
+          <w:color w:val="000000" w:themeColor="text1"/>
+        </w:rPr>
+        <w:t xml:space="preserve"> Consortium (OGC). </w:t>
+      </w:r>
+      <w:proofErr w:type="spellStart"/>
+      <w:r>
+        <w:rPr>
+          <w:rFonts w:cs="Times New Roman"/>
+          <w:color w:val="000000" w:themeColor="text1"/>
+        </w:rPr>
+        <w:t>PostGIS</w:t>
+      </w:r>
+      <w:proofErr w:type="spellEnd"/>
+      <w:r>
+        <w:rPr>
+          <w:rFonts w:cs="Times New Roman"/>
+          <w:color w:val="000000" w:themeColor="text1"/>
+        </w:rPr>
+        <w:t xml:space="preserve"> wprowadza nie tylko dedykowane typy danych, takie jak `GEOGRAPHY` (do obliczeń na sferoidzie) i `GEOMETRY` (do obliczeń na płaszczyźnie), ale również bogaty zestaw zoptymalizowanych funkcji przestrzennych (np. do obliczania odległości, buforowania czy analizy przecięć). Co więcej, </w:t>
+      </w:r>
+      <w:proofErr w:type="spellStart"/>
+      <w:r>
+        <w:rPr>
+          <w:rFonts w:cs="Times New Roman"/>
+          <w:color w:val="000000" w:themeColor="text1"/>
+        </w:rPr>
+        <w:t>PostGIS</w:t>
+      </w:r>
+      <w:proofErr w:type="spellEnd"/>
+      <w:r>
+        <w:rPr>
+          <w:rFonts w:cs="Times New Roman"/>
+          <w:color w:val="000000" w:themeColor="text1"/>
+        </w:rPr>
+        <w:t xml:space="preserve"> umożliwia tworzenie specjalistycznych indeksów przestrzennych, takich jak </w:t>
+      </w:r>
+      <w:proofErr w:type="spellStart"/>
+      <w:r>
+        <w:rPr>
+          <w:rFonts w:cs="Times New Roman"/>
+          <w:color w:val="000000" w:themeColor="text1"/>
+        </w:rPr>
+        <w:t>GiST</w:t>
+      </w:r>
+      <w:proofErr w:type="spellEnd"/>
+      <w:r>
+        <w:rPr>
+          <w:rFonts w:cs="Times New Roman"/>
+          <w:color w:val="000000" w:themeColor="text1"/>
+        </w:rPr>
+        <w:t xml:space="preserve"> (</w:t>
+      </w:r>
+      <w:proofErr w:type="spellStart"/>
+      <w:r>
+        <w:rPr>
+          <w:rFonts w:cs="Times New Roman"/>
+          <w:color w:val="000000" w:themeColor="text1"/>
+        </w:rPr>
+        <w:t>Generalized</w:t>
+      </w:r>
+      <w:proofErr w:type="spellEnd"/>
+      <w:r>
+        <w:rPr>
+          <w:rFonts w:cs="Times New Roman"/>
+          <w:color w:val="000000" w:themeColor="text1"/>
+        </w:rPr>
+        <w:t xml:space="preserve"> </w:t>
+      </w:r>
+      <w:proofErr w:type="spellStart"/>
+      <w:r>
+        <w:rPr>
+          <w:rFonts w:cs="Times New Roman"/>
+          <w:color w:val="000000" w:themeColor="text1"/>
+        </w:rPr>
+        <w:t>Search</w:t>
+      </w:r>
+      <w:proofErr w:type="spellEnd"/>
+      <w:r>
+        <w:rPr>
+          <w:rFonts w:cs="Times New Roman"/>
+          <w:color w:val="000000" w:themeColor="text1"/>
+        </w:rPr>
+        <w:t xml:space="preserve"> </w:t>
+      </w:r>
+      <w:proofErr w:type="spellStart"/>
+      <w:r>
+        <w:rPr>
+          <w:rFonts w:cs="Times New Roman"/>
+          <w:color w:val="000000" w:themeColor="text1"/>
+        </w:rPr>
+        <w:t>Tree</w:t>
+      </w:r>
+      <w:proofErr w:type="spellEnd"/>
+      <w:r>
+        <w:rPr>
+          <w:rFonts w:cs="Times New Roman"/>
+          <w:color w:val="000000" w:themeColor="text1"/>
+        </w:rPr>
+        <w:t>), które drastycznie przyspieszają wykonywanie zapytań filtrujących dane na podstawie ich położenia geograficznego, co jest fundamentalne dla wydajności aplikacji [13].</w:t>
+      </w:r>
+    </w:p>
+    <w:p>
+      <w:pPr>
+        <w:rPr>
+          <w:rFonts w:cs="Times New Roman"/>
+          <w:color w:val="000000" w:themeColor="text1"/>
+        </w:rPr>
+      </w:pPr>
+    </w:p>
+    <w:p>
+      <w:pPr>
+        <w:ind w:firstLine="709"/>
+        <w:rPr>
+          <w:rFonts w:cs="Times New Roman"/>
+          <w:color w:val="000000" w:themeColor="text1"/>
+        </w:rPr>
+      </w:pPr>
+      <w:r>
+        <w:rPr>
+          <w:rFonts w:cs="Times New Roman"/>
+          <w:color w:val="000000" w:themeColor="text1"/>
+        </w:rPr>
+        <w:t xml:space="preserve">Biblioteka </w:t>
+      </w:r>
+      <w:proofErr w:type="spellStart"/>
+      <w:r>
+        <w:rPr>
+          <w:rFonts w:cs="Times New Roman"/>
+          <w:color w:val="000000" w:themeColor="text1"/>
+        </w:rPr>
+        <w:t>NetTopologySuite</w:t>
+      </w:r>
+      <w:proofErr w:type="spellEnd"/>
+      <w:r>
+        <w:rPr>
+          <w:rFonts w:cs="Times New Roman"/>
+          <w:color w:val="000000" w:themeColor="text1"/>
+        </w:rPr>
+        <w:t xml:space="preserve">: W celu umożliwienia operacji na danych </w:t>
+      </w:r>
+      <w:proofErr w:type="spellStart"/>
+      <w:r>
+        <w:rPr>
+          <w:rFonts w:cs="Times New Roman"/>
+          <w:color w:val="000000" w:themeColor="text1"/>
+        </w:rPr>
+        <w:t>geoprzestrzennych</w:t>
+      </w:r>
+      <w:proofErr w:type="spellEnd"/>
+      <w:r>
+        <w:rPr>
+          <w:rFonts w:cs="Times New Roman"/>
+          <w:color w:val="000000" w:themeColor="text1"/>
+        </w:rPr>
+        <w:t xml:space="preserve"> w ramach </w:t>
       </w:r>
       <w:proofErr w:type="gramStart"/>
       <w:r>
@@ -7037,7 +9655,7 @@
           <w:rFonts w:cs="Times New Roman"/>
           <w:color w:val="000000" w:themeColor="text1"/>
         </w:rPr>
-        <w:t>ekosystemie .</w:t>
+        <w:t>aplikacji .</w:t>
       </w:r>
       <w:proofErr w:type="gramEnd"/>
       <w:r>
@@ -7045,43 +9663,323 @@
           <w:rFonts w:cs="Times New Roman"/>
           <w:color w:val="000000" w:themeColor="text1"/>
         </w:rPr>
-        <w:t>NET i umożliwiła płynną integrację aplikacji z bazą danych PostGIS.</w:t>
-      </w:r>
-    </w:p>
-    <w:p>
-      <w:pPr>
-        <w:ind w:left="709" w:hanging="709"/>
-        <w:jc w:val="both"/>
-        <w:rPr>
-          <w:rFonts w:cs="Times New Roman"/>
-          <w:color w:val="000000" w:themeColor="text1"/>
-        </w:rPr>
-      </w:pPr>
-    </w:p>
-    <w:p>
-      <w:pPr>
-        <w:pStyle w:val="Akapitzlist"/>
-        <w:numPr>
-          <w:ilvl w:val="0"/>
-          <w:numId w:val="30"/>
-        </w:numPr>
-        <w:jc w:val="both"/>
-        <w:rPr>
-          <w:rFonts w:cs="Times New Roman"/>
-          <w:color w:val="000000" w:themeColor="text1"/>
-        </w:rPr>
-      </w:pPr>
-      <w:r>
-        <w:rPr>
-          <w:rFonts w:cs="Times New Roman"/>
-          <w:color w:val="000000" w:themeColor="text1"/>
-        </w:rPr>
-        <w:t>Biblioteka AutoMapper: W celu zachowania czystej architektury i separacji modelu domeny od obiektów transferu danych (DTO), wykorzystano bibliotekę AutoMapper. Zautomatyzowała ona proces konwersji pomiędzy tymi warstwami, redukując ilość powtarzalnego i podatnego na błędy kodu.</w:t>
-      </w:r>
-    </w:p>
-    <w:p>
-      <w:pPr>
-        <w:pStyle w:val="Akapitzlist"/>
+        <w:t xml:space="preserve">NET, wykorzystano bibliotekę </w:t>
+      </w:r>
+      <w:proofErr w:type="spellStart"/>
+      <w:r>
+        <w:rPr>
+          <w:rFonts w:cs="Times New Roman"/>
+          <w:color w:val="000000" w:themeColor="text1"/>
+        </w:rPr>
+        <w:t>NetTopologySuite</w:t>
+      </w:r>
+      <w:proofErr w:type="spellEnd"/>
+      <w:r>
+        <w:rPr>
+          <w:rFonts w:cs="Times New Roman"/>
+          <w:color w:val="000000" w:themeColor="text1"/>
+        </w:rPr>
+        <w:t xml:space="preserve">. Pełni ona rolę kluczowego pomostu pomiędzy obiektowym kodem C# a standardami OGC, implementując w zarządzanym </w:t>
+      </w:r>
+      <w:proofErr w:type="gramStart"/>
+      <w:r>
+        <w:rPr>
+          <w:rFonts w:cs="Times New Roman"/>
+          <w:color w:val="000000" w:themeColor="text1"/>
+        </w:rPr>
+        <w:t>środowisku .</w:t>
+      </w:r>
+      <w:proofErr w:type="gramEnd"/>
+      <w:r>
+        <w:rPr>
+          <w:rFonts w:cs="Times New Roman"/>
+          <w:color w:val="000000" w:themeColor="text1"/>
+        </w:rPr>
+        <w:t>NET hierarchię typów geometrycznych, takich jak `Point`, `</w:t>
+      </w:r>
+      <w:proofErr w:type="spellStart"/>
+      <w:r>
+        <w:rPr>
+          <w:rFonts w:cs="Times New Roman"/>
+          <w:color w:val="000000" w:themeColor="text1"/>
+        </w:rPr>
+        <w:t>LineString</w:t>
+      </w:r>
+      <w:proofErr w:type="spellEnd"/>
+      <w:r>
+        <w:rPr>
+          <w:rFonts w:cs="Times New Roman"/>
+          <w:color w:val="000000" w:themeColor="text1"/>
+        </w:rPr>
+        <w:t>` czy `</w:t>
+      </w:r>
+      <w:proofErr w:type="spellStart"/>
+      <w:r>
+        <w:rPr>
+          <w:rFonts w:cs="Times New Roman"/>
+          <w:color w:val="000000" w:themeColor="text1"/>
+        </w:rPr>
+        <w:t>Polygon</w:t>
+      </w:r>
+      <w:proofErr w:type="spellEnd"/>
+      <w:r>
+        <w:rPr>
+          <w:rFonts w:cs="Times New Roman"/>
+          <w:color w:val="000000" w:themeColor="text1"/>
+        </w:rPr>
+        <w:t xml:space="preserve">`. Jest to de facto standardowa biblioteka do pracy z danymi przestrzennymi w tym ekosystemie. Jej zastosowanie było niezbędne do tworzenia i manipulowania obiektami geometrii przed ich zapisaniem do bazy danych, a także do interpretowania danych odczytanych z </w:t>
+      </w:r>
+      <w:proofErr w:type="spellStart"/>
+      <w:r>
+        <w:rPr>
+          <w:rFonts w:cs="Times New Roman"/>
+          <w:color w:val="000000" w:themeColor="text1"/>
+        </w:rPr>
+        <w:t>PostGIS</w:t>
+      </w:r>
+      <w:proofErr w:type="spellEnd"/>
+      <w:r>
+        <w:rPr>
+          <w:rFonts w:cs="Times New Roman"/>
+          <w:color w:val="000000" w:themeColor="text1"/>
+        </w:rPr>
+        <w:t xml:space="preserve">. Co istotne, dostawca bazy danych </w:t>
+      </w:r>
+      <w:proofErr w:type="spellStart"/>
+      <w:r>
+        <w:rPr>
+          <w:rFonts w:cs="Times New Roman"/>
+          <w:color w:val="000000" w:themeColor="text1"/>
+        </w:rPr>
+        <w:t>Entity</w:t>
+      </w:r>
+      <w:proofErr w:type="spellEnd"/>
+      <w:r>
+        <w:rPr>
+          <w:rFonts w:cs="Times New Roman"/>
+          <w:color w:val="000000" w:themeColor="text1"/>
+        </w:rPr>
+        <w:t xml:space="preserve"> Framework </w:t>
+      </w:r>
+      <w:proofErr w:type="spellStart"/>
+      <w:r>
+        <w:rPr>
+          <w:rFonts w:cs="Times New Roman"/>
+          <w:color w:val="000000" w:themeColor="text1"/>
+        </w:rPr>
+        <w:t>Core</w:t>
+      </w:r>
+      <w:proofErr w:type="spellEnd"/>
+      <w:r>
+        <w:rPr>
+          <w:rFonts w:cs="Times New Roman"/>
+          <w:color w:val="000000" w:themeColor="text1"/>
+        </w:rPr>
+        <w:t xml:space="preserve"> dla PostgreSQL (`</w:t>
+      </w:r>
+      <w:proofErr w:type="spellStart"/>
+      <w:r>
+        <w:rPr>
+          <w:rFonts w:cs="Times New Roman"/>
+          <w:color w:val="000000" w:themeColor="text1"/>
+        </w:rPr>
+        <w:t>Npgsql.EntityFrameworkCore.PostgreSQL</w:t>
+      </w:r>
+      <w:proofErr w:type="spellEnd"/>
+      <w:r>
+        <w:rPr>
+          <w:rFonts w:cs="Times New Roman"/>
+          <w:color w:val="000000" w:themeColor="text1"/>
+        </w:rPr>
+        <w:t xml:space="preserve">`) posiada wbudowaną, natywną integrację z </w:t>
+      </w:r>
+      <w:proofErr w:type="spellStart"/>
+      <w:r>
+        <w:rPr>
+          <w:rFonts w:cs="Times New Roman"/>
+          <w:color w:val="000000" w:themeColor="text1"/>
+        </w:rPr>
+        <w:t>NetTopologySuite</w:t>
+      </w:r>
+      <w:proofErr w:type="spellEnd"/>
+      <w:r>
+        <w:rPr>
+          <w:rFonts w:cs="Times New Roman"/>
+          <w:color w:val="000000" w:themeColor="text1"/>
+        </w:rPr>
+        <w:t xml:space="preserve">, co umożliwiło płynne i transparentne mapowanie typów geometrycznych z C# na typy </w:t>
+      </w:r>
+      <w:proofErr w:type="spellStart"/>
+      <w:r>
+        <w:rPr>
+          <w:rFonts w:cs="Times New Roman"/>
+          <w:color w:val="000000" w:themeColor="text1"/>
+        </w:rPr>
+        <w:t>PostGIS</w:t>
+      </w:r>
+      <w:proofErr w:type="spellEnd"/>
+      <w:r>
+        <w:rPr>
+          <w:rFonts w:cs="Times New Roman"/>
+          <w:color w:val="000000" w:themeColor="text1"/>
+        </w:rPr>
+        <w:t xml:space="preserve"> bez konieczności pisania ręcznych konwerterów. Dzięki temu zapytania LINQ mogły zawierać operacje przestrzenne, które EF </w:t>
+      </w:r>
+      <w:proofErr w:type="spellStart"/>
+      <w:r>
+        <w:rPr>
+          <w:rFonts w:cs="Times New Roman"/>
+          <w:color w:val="000000" w:themeColor="text1"/>
+        </w:rPr>
+        <w:t>Core</w:t>
+      </w:r>
+      <w:proofErr w:type="spellEnd"/>
+      <w:r>
+        <w:rPr>
+          <w:rFonts w:cs="Times New Roman"/>
+          <w:color w:val="000000" w:themeColor="text1"/>
+        </w:rPr>
+        <w:t xml:space="preserve"> potrafił przetłumaczyć na odpowiednie funkcje SQL w dialekcie </w:t>
+      </w:r>
+      <w:proofErr w:type="spellStart"/>
+      <w:r>
+        <w:rPr>
+          <w:rFonts w:cs="Times New Roman"/>
+          <w:color w:val="000000" w:themeColor="text1"/>
+        </w:rPr>
+        <w:t>PostGIS</w:t>
+      </w:r>
+      <w:proofErr w:type="spellEnd"/>
+      <w:r>
+        <w:rPr>
+          <w:rFonts w:cs="Times New Roman"/>
+          <w:color w:val="000000" w:themeColor="text1"/>
+        </w:rPr>
+        <w:t xml:space="preserve"> [24].</w:t>
+      </w:r>
+    </w:p>
+    <w:p>
+      <w:pPr>
+        <w:rPr>
+          <w:rFonts w:cs="Times New Roman"/>
+          <w:color w:val="000000" w:themeColor="text1"/>
+        </w:rPr>
+      </w:pPr>
+    </w:p>
+    <w:p>
+      <w:pPr>
+        <w:ind w:firstLine="709"/>
+        <w:rPr>
+          <w:rFonts w:cs="Times New Roman"/>
+          <w:color w:val="000000" w:themeColor="text1"/>
+        </w:rPr>
+      </w:pPr>
+      <w:r>
+        <w:rPr>
+          <w:rFonts w:cs="Times New Roman"/>
+          <w:color w:val="000000" w:themeColor="text1"/>
+        </w:rPr>
+        <w:t xml:space="preserve">Biblioteka </w:t>
+      </w:r>
+      <w:proofErr w:type="spellStart"/>
+      <w:r>
+        <w:rPr>
+          <w:rFonts w:cs="Times New Roman"/>
+          <w:color w:val="000000" w:themeColor="text1"/>
+        </w:rPr>
+        <w:t>AutoMapper</w:t>
+      </w:r>
+      <w:proofErr w:type="spellEnd"/>
+      <w:r>
+        <w:rPr>
+          <w:rFonts w:cs="Times New Roman"/>
+          <w:color w:val="000000" w:themeColor="text1"/>
+        </w:rPr>
+        <w:t xml:space="preserve">: W celu zachowania czystej architektury i ścisłej separacji pomiędzy modelem domeny (encjami bazodanowymi) a obiektami transferu danych (DTO), wykorzystano bibliotekę </w:t>
+      </w:r>
+      <w:proofErr w:type="spellStart"/>
+      <w:r>
+        <w:rPr>
+          <w:rFonts w:cs="Times New Roman"/>
+          <w:color w:val="000000" w:themeColor="text1"/>
+        </w:rPr>
+        <w:t>AutoMapper</w:t>
+      </w:r>
+      <w:proofErr w:type="spellEnd"/>
+      <w:r>
+        <w:rPr>
+          <w:rFonts w:cs="Times New Roman"/>
+          <w:color w:val="000000" w:themeColor="text1"/>
+        </w:rPr>
+        <w:t xml:space="preserve">. W </w:t>
+      </w:r>
+      <w:proofErr w:type="spellStart"/>
+      <w:r>
+        <w:rPr>
+          <w:rFonts w:cs="Times New Roman"/>
+          <w:color w:val="000000" w:themeColor="text1"/>
+        </w:rPr>
+        <w:t>architekturach</w:t>
+      </w:r>
+      <w:proofErr w:type="spellEnd"/>
+      <w:r>
+        <w:rPr>
+          <w:rFonts w:cs="Times New Roman"/>
+          <w:color w:val="000000" w:themeColor="text1"/>
+        </w:rPr>
+        <w:t xml:space="preserve"> wielowarstwowych, takich jak zaimplementowana w projekcie, konieczność konwersji obiektów pomiędzy warstwami jest częstym i powtarzalnym zadaniem. Ręczne przepisywanie wartości z pól jednego obiektu do drugiego jest nie tylko czasochłonne, ale również podatne na błędy i trudne w utrzymaniu, zwłaszcza przy rozbudowanych modelach. </w:t>
+      </w:r>
+      <w:proofErr w:type="spellStart"/>
+      <w:r>
+        <w:rPr>
+          <w:rFonts w:cs="Times New Roman"/>
+          <w:color w:val="000000" w:themeColor="text1"/>
+        </w:rPr>
+        <w:t>AutoMapper</w:t>
+      </w:r>
+      <w:proofErr w:type="spellEnd"/>
+      <w:r>
+        <w:rPr>
+          <w:rFonts w:cs="Times New Roman"/>
+          <w:color w:val="000000" w:themeColor="text1"/>
+        </w:rPr>
+        <w:t xml:space="preserve"> rozwiązuje ten problem poprzez konwencję nad konfiguracją (ang. *</w:t>
+      </w:r>
+      <w:proofErr w:type="spellStart"/>
+      <w:r>
+        <w:rPr>
+          <w:rFonts w:cs="Times New Roman"/>
+          <w:color w:val="000000" w:themeColor="text1"/>
+        </w:rPr>
+        <w:t>convention-over-configuration</w:t>
+      </w:r>
+      <w:proofErr w:type="spellEnd"/>
+      <w:r>
+        <w:rPr>
+          <w:rFonts w:cs="Times New Roman"/>
+          <w:color w:val="000000" w:themeColor="text1"/>
+        </w:rPr>
+        <w:t xml:space="preserve">*). Biblioteka automatycznie mapuje właściwości o tych samych nazwach, a jednocześnie pozwala na definiowanie niestandardowych, złożonych reguł transformacji dla bardziej skomplikowanych przypadków. W projekcie </w:t>
+      </w:r>
+      <w:proofErr w:type="spellStart"/>
+      <w:r>
+        <w:rPr>
+          <w:rFonts w:cs="Times New Roman"/>
+          <w:color w:val="000000" w:themeColor="text1"/>
+        </w:rPr>
+        <w:t>GeoLog</w:t>
+      </w:r>
+      <w:proofErr w:type="spellEnd"/>
+      <w:r>
+        <w:rPr>
+          <w:rFonts w:cs="Times New Roman"/>
+          <w:color w:val="000000" w:themeColor="text1"/>
+        </w:rPr>
+        <w:t xml:space="preserve"> pozwoliło to na zdefiniowanie profili mapowań w jednym miejscu, co znacząco zredukowało ilość powtarzalnego kodu w kontrolerach i zwiększyło czytelność logiki biznesowej [25].</w:t>
+      </w:r>
+    </w:p>
+    <w:p>
+      <w:pPr>
         <w:rPr>
           <w:rFonts w:cs="Times New Roman"/>
           <w:color w:val="000000" w:themeColor="text1"/>
@@ -7102,7 +10000,7 @@
           <w:color w:val="000000" w:themeColor="text1"/>
         </w:rPr>
       </w:pPr>
-      <w:bookmarkStart w:id="14" w:name="_Toc215333458"/>
+      <w:bookmarkStart w:id="15" w:name="_Toc215606660"/>
       <w:r>
         <w:rPr>
           <w:rFonts w:ascii="Times New Roman" w:hAnsi="Times New Roman" w:cs="Times New Roman"/>
@@ -7111,7 +10009,7 @@
         </w:rPr>
         <w:t>Technologie warstwy klienckiej (frontend)</w:t>
       </w:r>
-      <w:bookmarkEnd w:id="14"/>
+      <w:bookmarkEnd w:id="15"/>
     </w:p>
     <w:p>
       <w:pPr>
@@ -7127,23 +10025,37 @@
           <w:rFonts w:cs="Times New Roman"/>
           <w:color w:val="000000" w:themeColor="text1"/>
         </w:rPr>
-        <w:t xml:space="preserve">Interfejs użytkownika został </w:t>
-      </w:r>
-      <w:proofErr w:type="gramStart"/>
-      <w:r>
-        <w:rPr>
-          <w:rFonts w:cs="Times New Roman"/>
-          <w:color w:val="000000" w:themeColor="text1"/>
-        </w:rPr>
-        <w:t>zrealizowany jako</w:t>
-      </w:r>
-      <w:proofErr w:type="gramEnd"/>
-      <w:r>
-        <w:rPr>
-          <w:rFonts w:cs="Times New Roman"/>
-          <w:color w:val="000000" w:themeColor="text1"/>
-        </w:rPr>
-        <w:t xml:space="preserve"> Aplikacja Jednostronicowa (SPA) z wykorzystaniem popularnych bibliotek ekosystemu JavaScript.</w:t>
+        <w:t>Interfejs użytkownika został zrealizowany</w:t>
+      </w:r>
+      <w:r>
+        <w:rPr>
+          <w:rFonts w:cs="Times New Roman"/>
+          <w:color w:val="000000" w:themeColor="text1"/>
+        </w:rPr>
+        <w:t>,</w:t>
+      </w:r>
+      <w:r>
+        <w:rPr>
+          <w:rFonts w:cs="Times New Roman"/>
+          <w:color w:val="000000" w:themeColor="text1"/>
+        </w:rPr>
+        <w:t xml:space="preserve"> jako Aplikacja Jednostronicowa (SPA) z wykorzystaniem popularnych bibliotek ekosystemu </w:t>
+      </w:r>
+      <w:proofErr w:type="spellStart"/>
+      <w:r>
+        <w:rPr>
+          <w:rFonts w:cs="Times New Roman"/>
+          <w:color w:val="000000" w:themeColor="text1"/>
+        </w:rPr>
+        <w:t>JavaScript</w:t>
+      </w:r>
+      <w:proofErr w:type="spellEnd"/>
+      <w:r>
+        <w:rPr>
+          <w:rFonts w:cs="Times New Roman"/>
+          <w:color w:val="000000" w:themeColor="text1"/>
+        </w:rPr>
+        <w:t>.</w:t>
       </w:r>
     </w:p>
     <w:p>
@@ -7158,11 +10070,7 @@
     </w:p>
     <w:p>
       <w:pPr>
-        <w:pStyle w:val="Akapitzlist"/>
-        <w:numPr>
-          <w:ilvl w:val="0"/>
-          <w:numId w:val="31"/>
-        </w:numPr>
+        <w:ind w:firstLine="360"/>
         <w:jc w:val="both"/>
         <w:rPr>
           <w:rFonts w:cs="Times New Roman"/>
@@ -7174,21 +10082,135 @@
           <w:rFonts w:cs="Times New Roman"/>
           <w:color w:val="000000" w:themeColor="text1"/>
         </w:rPr>
-        <w:t>Jako główną technologię do budowy interfejsu użytkownika wybrano bibliotekę React. Jej popularność wynika z deklaratywnego podejścia do tworzenia UI oraz architektury opartej na komponentach. Pozwala to na dekompozycję złożonych interfejsów na małe, niezależne i reużywalne części. Kluczowym mechanizmem optymalizacyjnym Reacta jest wykorzystanie wirtualnego DOM (Virtual DOM), czyli reprezentacji rzeczywistej struktury dokumentu w pamięci. Dzięki niemu, zamiast dokonywać kosztownych manipulacji bezpośrednio na drzewie DOM przeglądarki, React oblicza minimalny zestaw zmian, a następnie efektywnie je aplikuje, co zapewnia wysoką wydajność renderowania, szczególnie w przypadku dynamicznych widoków, takich jak interaktywna mapa [11]. Filozofia Reacta celowo odchodzi od tradycyjnego paradygmatu separacji technologii (HTML, CSS, JavaScript) na rzecz separacji odpowiedzialn</w:t>
-      </w:r>
-      <w:r>
-        <w:rPr>
-          <w:rFonts w:cs="Times New Roman"/>
-          <w:color w:val="000000" w:themeColor="text1"/>
-        </w:rPr>
-        <w:t>ości (ang. separation of concerns</w:t>
-      </w:r>
-      <w:r>
-        <w:rPr>
-          <w:rFonts w:cs="Times New Roman"/>
-          <w:color w:val="000000" w:themeColor="text1"/>
-        </w:rPr>
-        <w:t>). Zamiast oddzielnych plików dla struktury, logiki i stylów, React promuje organizację kodu w oparciu o komponenty, które hermetyzują wszystkie te aspekty w jednym miejscu. Umożliwia to składnia JSX, która jest rozszerzeniem języka JavaScript pozwalającym na deklaratywne opisywanie struktury interfejsu przy użyciu znaczników przypominających HTML bezpośrednio w kodzie. Takie podejście nie tylko poprawia czytelność i łatwość utrzymania kodu, ale również otwiera zaawansowane możliwości, takie jak renderowanie po stronie serwera (SSR), co pozwala na tworzenie uniwersalnych aplikacji o zoptymalizowanym czasie pierwszego ładowania.</w:t>
+        <w:t xml:space="preserve">Jako główną technologię do budowy interfejsu użytkownika wybrano bibliotekę React. Jej popularność wynika z deklaratywnego podejścia do tworzenia UI oraz architektury opartej na komponentach. Pozwala to na dekompozycję złożonych interfejsów na małe, niezależne i </w:t>
+      </w:r>
+      <w:proofErr w:type="spellStart"/>
+      <w:r>
+        <w:rPr>
+          <w:rFonts w:cs="Times New Roman"/>
+          <w:color w:val="000000" w:themeColor="text1"/>
+        </w:rPr>
+        <w:t>reużywalne</w:t>
+      </w:r>
+      <w:proofErr w:type="spellEnd"/>
+      <w:r>
+        <w:rPr>
+          <w:rFonts w:cs="Times New Roman"/>
+          <w:color w:val="000000" w:themeColor="text1"/>
+        </w:rPr>
+        <w:t xml:space="preserve"> części. Kluczowym mechanizmem optymalizacyjnym </w:t>
+      </w:r>
+      <w:proofErr w:type="spellStart"/>
+      <w:r>
+        <w:rPr>
+          <w:rFonts w:cs="Times New Roman"/>
+          <w:color w:val="000000" w:themeColor="text1"/>
+        </w:rPr>
+        <w:t>Reacta</w:t>
+      </w:r>
+      <w:proofErr w:type="spellEnd"/>
+      <w:r>
+        <w:rPr>
+          <w:rFonts w:cs="Times New Roman"/>
+          <w:color w:val="000000" w:themeColor="text1"/>
+        </w:rPr>
+        <w:t xml:space="preserve"> jest wykorzystanie wirtualnego DOM (Virtual DOM), czyli reprezentacji rzeczywistej struktury dokumentu w pamięci. Dzięki niemu, zamiast dokonywać kosztownych manipulacji bezpośrednio na drzewie DOM przeglądarki, React oblicza minimalny zestaw zmian, a następnie efektywnie je aplikuje, co zapewnia wysoką wydajność renderowania, szczególnie w przypadku dynamicznych widoków, takich jak interaktywna mapa [11]. Filozofia </w:t>
+      </w:r>
+      <w:proofErr w:type="spellStart"/>
+      <w:r>
+        <w:rPr>
+          <w:rFonts w:cs="Times New Roman"/>
+          <w:color w:val="000000" w:themeColor="text1"/>
+        </w:rPr>
+        <w:t>Reacta</w:t>
+      </w:r>
+      <w:proofErr w:type="spellEnd"/>
+      <w:r>
+        <w:rPr>
+          <w:rFonts w:cs="Times New Roman"/>
+          <w:color w:val="000000" w:themeColor="text1"/>
+        </w:rPr>
+        <w:t xml:space="preserve"> celowo odchodzi od tradycyjnego paradygmatu separacji technologii (HTML, CSS, </w:t>
+      </w:r>
+      <w:proofErr w:type="spellStart"/>
+      <w:r>
+        <w:rPr>
+          <w:rFonts w:cs="Times New Roman"/>
+          <w:color w:val="000000" w:themeColor="text1"/>
+        </w:rPr>
+        <w:t>JavaScript</w:t>
+      </w:r>
+      <w:proofErr w:type="spellEnd"/>
+      <w:r>
+        <w:rPr>
+          <w:rFonts w:cs="Times New Roman"/>
+          <w:color w:val="000000" w:themeColor="text1"/>
+        </w:rPr>
+        <w:t xml:space="preserve">) na rzecz separacji odpowiedzialności (ang. </w:t>
+      </w:r>
+      <w:proofErr w:type="spellStart"/>
+      <w:r>
+        <w:rPr>
+          <w:rFonts w:cs="Times New Roman"/>
+          <w:color w:val="000000" w:themeColor="text1"/>
+        </w:rPr>
+        <w:t>separation</w:t>
+      </w:r>
+      <w:proofErr w:type="spellEnd"/>
+      <w:r>
+        <w:rPr>
+          <w:rFonts w:cs="Times New Roman"/>
+          <w:color w:val="000000" w:themeColor="text1"/>
+        </w:rPr>
+        <w:t xml:space="preserve"> of </w:t>
+      </w:r>
+      <w:proofErr w:type="spellStart"/>
+      <w:r>
+        <w:rPr>
+          <w:rFonts w:cs="Times New Roman"/>
+          <w:color w:val="000000" w:themeColor="text1"/>
+        </w:rPr>
+        <w:t>concerns</w:t>
+      </w:r>
+      <w:proofErr w:type="spellEnd"/>
+      <w:r>
+        <w:rPr>
+          <w:rFonts w:cs="Times New Roman"/>
+          <w:color w:val="000000" w:themeColor="text1"/>
+        </w:rPr>
+        <w:t xml:space="preserve">). Zamiast oddzielnych plików dla struktury, logiki i stylów, React promuje organizację kodu w oparciu o komponenty, które hermetyzują wszystkie te aspekty w jednym miejscu. Umożliwia to składnia JSX, która jest rozszerzeniem języka </w:t>
+      </w:r>
+      <w:proofErr w:type="spellStart"/>
+      <w:r>
+        <w:rPr>
+          <w:rFonts w:cs="Times New Roman"/>
+          <w:color w:val="000000" w:themeColor="text1"/>
+        </w:rPr>
+        <w:t>JavaScript</w:t>
+      </w:r>
+      <w:proofErr w:type="spellEnd"/>
+      <w:r>
+        <w:rPr>
+          <w:rFonts w:cs="Times New Roman"/>
+          <w:color w:val="000000" w:themeColor="text1"/>
+        </w:rPr>
+        <w:t xml:space="preserve"> pozwalającym na deklaratywne opisywanie struktury interfejsu przy użyciu znaczników przypominających HTML bezpośrednio w kodzie. Takie podejście nie tylko poprawia czytelność i łatwość utrzymania kodu, ale również otwiera zaawansowane możliwości, takie jak </w:t>
+      </w:r>
+      <w:proofErr w:type="spellStart"/>
+      <w:r>
+        <w:rPr>
+          <w:rFonts w:cs="Times New Roman"/>
+          <w:color w:val="000000" w:themeColor="text1"/>
+        </w:rPr>
+        <w:t>renderowanie</w:t>
+      </w:r>
+      <w:proofErr w:type="spellEnd"/>
+      <w:r>
+        <w:rPr>
+          <w:rFonts w:cs="Times New Roman"/>
+          <w:color w:val="000000" w:themeColor="text1"/>
+        </w:rPr>
+        <w:t xml:space="preserve"> po stronie serwera (SSR), co pozwala na tworzenie uniwersalnych aplikacji o zoptymalizowanym czasie pierwszego ładowania.</w:t>
       </w:r>
       <w:r>
         <w:t>[101]</w:t>
@@ -7196,76 +10218,273 @@
     </w:p>
     <w:p>
       <w:pPr>
-        <w:pStyle w:val="Akapitzlist"/>
-        <w:numPr>
-          <w:ilvl w:val="0"/>
-          <w:numId w:val="31"/>
-        </w:numPr>
         <w:jc w:val="both"/>
         <w:rPr>
           <w:rFonts w:cs="Times New Roman"/>
           <w:color w:val="000000" w:themeColor="text1"/>
         </w:rPr>
       </w:pPr>
-      <w:r>
-        <w:rPr>
-          <w:rFonts w:cs="Times New Roman"/>
-          <w:color w:val="000000" w:themeColor="text1"/>
-        </w:rPr>
-        <w:t>Material-UI (MUI): W celu zapewnienia spójnego i estetycznego wyglądu aplikacji, zastosowano bibliotekę komponentów Material-UI. Dostarcza ona gotowy, w pełni konfigurowalny zestaw elementów interfejsu (przyciski, formularze, menu), implementujących zasady projektowania Material Design, co znacząco przyspieszyło pracę nad warstwą wizualną.</w:t>
-      </w:r>
-    </w:p>
-    <w:p>
-      <w:pPr>
-        <w:ind w:left="709" w:hanging="709"/>
+    </w:p>
+    <w:p>
+      <w:pPr>
+        <w:ind w:firstLine="360"/>
         <w:jc w:val="both"/>
         <w:rPr>
           <w:rFonts w:cs="Times New Roman"/>
           <w:color w:val="000000" w:themeColor="text1"/>
         </w:rPr>
       </w:pPr>
-    </w:p>
-    <w:p>
-      <w:pPr>
-        <w:pStyle w:val="Akapitzlist"/>
-        <w:numPr>
-          <w:ilvl w:val="0"/>
-          <w:numId w:val="31"/>
-        </w:numPr>
+      <w:proofErr w:type="spellStart"/>
+      <w:r>
+        <w:rPr>
+          <w:rFonts w:cs="Times New Roman"/>
+          <w:color w:val="000000" w:themeColor="text1"/>
+        </w:rPr>
+        <w:t>Material</w:t>
+      </w:r>
+      <w:proofErr w:type="spellEnd"/>
+      <w:r>
+        <w:rPr>
+          <w:rFonts w:cs="Times New Roman"/>
+          <w:color w:val="000000" w:themeColor="text1"/>
+        </w:rPr>
+        <w:t xml:space="preserve">-UI (MUI): W celu zapewnienia spójności wizualnej, </w:t>
+      </w:r>
+      <w:proofErr w:type="spellStart"/>
+      <w:r>
+        <w:rPr>
+          <w:rFonts w:cs="Times New Roman"/>
+          <w:color w:val="000000" w:themeColor="text1"/>
+        </w:rPr>
+        <w:t>responsywności</w:t>
+      </w:r>
+      <w:proofErr w:type="spellEnd"/>
+      <w:r>
+        <w:rPr>
+          <w:rFonts w:cs="Times New Roman"/>
+          <w:color w:val="000000" w:themeColor="text1"/>
+        </w:rPr>
+        <w:t xml:space="preserve"> oraz przyspieszenia procesu tworzenia interfejsu użytkownika, zdecydowano o zastosowaniu biblioteki komponentów </w:t>
+      </w:r>
+      <w:proofErr w:type="spellStart"/>
+      <w:r>
+        <w:rPr>
+          <w:rFonts w:cs="Times New Roman"/>
+          <w:color w:val="000000" w:themeColor="text1"/>
+        </w:rPr>
+        <w:t>Material</w:t>
+      </w:r>
+      <w:proofErr w:type="spellEnd"/>
+      <w:r>
+        <w:rPr>
+          <w:rFonts w:cs="Times New Roman"/>
+          <w:color w:val="000000" w:themeColor="text1"/>
+        </w:rPr>
+        <w:t xml:space="preserve">-UI. Jest to rozbudowany, </w:t>
+      </w:r>
+      <w:proofErr w:type="spellStart"/>
+      <w:r>
+        <w:rPr>
+          <w:rFonts w:cs="Times New Roman"/>
+          <w:color w:val="000000" w:themeColor="text1"/>
+        </w:rPr>
+        <w:t>otwartoźródłowy</w:t>
+      </w:r>
+      <w:proofErr w:type="spellEnd"/>
+      <w:r>
+        <w:rPr>
+          <w:rFonts w:cs="Times New Roman"/>
+          <w:color w:val="000000" w:themeColor="text1"/>
+        </w:rPr>
+        <w:t xml:space="preserve"> zestaw gotowych do użycia komponentów dla React, który implementuje zasady i wytyczne systemu projektowania </w:t>
+      </w:r>
+      <w:proofErr w:type="spellStart"/>
+      <w:r>
+        <w:rPr>
+          <w:rFonts w:cs="Times New Roman"/>
+          <w:color w:val="000000" w:themeColor="text1"/>
+        </w:rPr>
+        <w:t>Material</w:t>
+      </w:r>
+      <w:proofErr w:type="spellEnd"/>
+      <w:r>
+        <w:rPr>
+          <w:rFonts w:cs="Times New Roman"/>
+          <w:color w:val="000000" w:themeColor="text1"/>
+        </w:rPr>
+        <w:t xml:space="preserve"> Design, opracowanego przez firmę Google [21]. Wybór tej biblioteki nie był podyktowany jedynie dostępnością szerokiej gamy predefiniowanych elementów (takich jak przyciski, pola formularzy, karty czy okna dialogowe), ale przede wszystkim zaawansowanymi mechanizmami, które standaryzują i upraszczają złożone aspekty tworzenia warstwy wizualnej. Kluczową zaletą MUI jest zaawansowany system </w:t>
+      </w:r>
+      <w:proofErr w:type="gramStart"/>
+      <w:r>
+        <w:rPr>
+          <w:rFonts w:cs="Times New Roman"/>
+          <w:color w:val="000000" w:themeColor="text1"/>
+        </w:rPr>
+        <w:t>stylizacji</w:t>
+      </w:r>
+      <w:proofErr w:type="gramEnd"/>
+      <w:r>
+        <w:rPr>
+          <w:rFonts w:cs="Times New Roman"/>
+          <w:color w:val="000000" w:themeColor="text1"/>
+        </w:rPr>
+        <w:t xml:space="preserve">, domyślnie oparty na podejściu CSS-in-JS z wykorzystaniem biblioteki </w:t>
+      </w:r>
+      <w:proofErr w:type="spellStart"/>
+      <w:r>
+        <w:rPr>
+          <w:rFonts w:cs="Times New Roman"/>
+          <w:color w:val="000000" w:themeColor="text1"/>
+        </w:rPr>
+        <w:t>Emotion</w:t>
+      </w:r>
+      <w:proofErr w:type="spellEnd"/>
+      <w:r>
+        <w:rPr>
+          <w:rFonts w:cs="Times New Roman"/>
+          <w:color w:val="000000" w:themeColor="text1"/>
+        </w:rPr>
+        <w:t xml:space="preserve">. Pozwala on na definiowanie stylów komponentów bezpośrednio w kodzie </w:t>
+      </w:r>
+      <w:proofErr w:type="spellStart"/>
+      <w:r>
+        <w:rPr>
+          <w:rFonts w:cs="Times New Roman"/>
+          <w:color w:val="000000" w:themeColor="text1"/>
+        </w:rPr>
+        <w:t>JavaScript</w:t>
+      </w:r>
+      <w:proofErr w:type="spellEnd"/>
+      <w:r>
+        <w:rPr>
+          <w:rFonts w:cs="Times New Roman"/>
+          <w:color w:val="000000" w:themeColor="text1"/>
+        </w:rPr>
+        <w:t>, co umożliwia ich dynamiczne modyfikowanie w zależności od przekazanych właściwości (</w:t>
+      </w:r>
+      <w:proofErr w:type="spellStart"/>
+      <w:r>
+        <w:rPr>
+          <w:rFonts w:cs="Times New Roman"/>
+          <w:color w:val="000000" w:themeColor="text1"/>
+        </w:rPr>
+        <w:t>props</w:t>
+      </w:r>
+      <w:proofErr w:type="spellEnd"/>
+      <w:r>
+        <w:rPr>
+          <w:rFonts w:cs="Times New Roman"/>
+          <w:color w:val="000000" w:themeColor="text1"/>
+        </w:rPr>
+        <w:t xml:space="preserve">) lub globalnego motywu aplikacji. Takie podejście, w przeciwieństwie do tradycyjnych, statycznych arkuszy CSS, ułatwia tworzenie w pełni hermetyzowanych i </w:t>
+      </w:r>
+      <w:proofErr w:type="spellStart"/>
+      <w:r>
+        <w:rPr>
+          <w:rFonts w:cs="Times New Roman"/>
+          <w:color w:val="000000" w:themeColor="text1"/>
+        </w:rPr>
+        <w:t>reużywalnych</w:t>
+      </w:r>
+      <w:proofErr w:type="spellEnd"/>
+      <w:r>
+        <w:rPr>
+          <w:rFonts w:cs="Times New Roman"/>
+          <w:color w:val="000000" w:themeColor="text1"/>
+        </w:rPr>
+        <w:t xml:space="preserve"> komponentów o zmiennym wyglądzie [22]. Ponadto, MUI dostarcza zestaw tzw. komponentów systemowych, które stanowią fundament do budowania złożonych i </w:t>
+      </w:r>
+      <w:proofErr w:type="spellStart"/>
+      <w:r>
+        <w:rPr>
+          <w:rFonts w:cs="Times New Roman"/>
+          <w:color w:val="000000" w:themeColor="text1"/>
+        </w:rPr>
+        <w:t>responsywnych</w:t>
+      </w:r>
+      <w:proofErr w:type="spellEnd"/>
+      <w:r>
+        <w:rPr>
+          <w:rFonts w:cs="Times New Roman"/>
+          <w:color w:val="000000" w:themeColor="text1"/>
+        </w:rPr>
+        <w:t xml:space="preserve"> układów strony. Zastosowanie biblioteki pozwoliło skrócić czas potrzebny na tworzenie warstwy wizualnej i poświęcenie większej ilości nakładu pracy na stworzenie logiki biznesowej.</w:t>
+      </w:r>
+    </w:p>
+    <w:p>
+      <w:pPr>
+        <w:ind w:firstLine="360"/>
         <w:jc w:val="both"/>
         <w:rPr>
           <w:rFonts w:cs="Times New Roman"/>
           <w:color w:val="000000" w:themeColor="text1"/>
         </w:rPr>
       </w:pPr>
+    </w:p>
+    <w:p>
+      <w:pPr>
+        <w:ind w:firstLine="360"/>
+        <w:jc w:val="both"/>
+        <w:rPr>
+          <w:rFonts w:cs="Times New Roman"/>
+          <w:color w:val="000000" w:themeColor="text1"/>
+        </w:rPr>
+      </w:pPr>
+      <w:r>
+        <w:rPr>
+          <w:rFonts w:cs="Times New Roman"/>
+          <w:color w:val="000000" w:themeColor="text1"/>
+        </w:rPr>
+        <w:t>Do implementacji interaktywnej mapy, która jest centralnym elementem wizualizacji tras, wykorzystano bibliotekę React Leaflet. Jest to popularny zestaw komponentów React, który stanowi warstwę abstrakcji nad potężną, otwartoźródłową biblioteką mapową Leaflet.</w:t>
+      </w:r>
+      <w:proofErr w:type="gramStart"/>
+      <w:r>
+        <w:rPr>
+          <w:rFonts w:cs="Times New Roman"/>
+          <w:color w:val="000000" w:themeColor="text1"/>
+        </w:rPr>
+        <w:t>js</w:t>
+      </w:r>
+      <w:proofErr w:type="gramEnd"/>
+      <w:r>
+        <w:rPr>
+          <w:rFonts w:cs="Times New Roman"/>
+          <w:color w:val="000000" w:themeColor="text1"/>
+        </w:rPr>
+        <w:t xml:space="preserve"> [23]. Wybór tej technologii był podyktowany jej deklaratywnym podejściem: zamiast imperatywnie manipulować obiektem mapy, React Leaflet pozwala na definiowanie warstw mapy (takich jak kafelki, polilinie</w:t>
+      </w:r>
+      <w:r>
+        <w:rPr>
+          <w:rFonts w:cs="Times New Roman"/>
+          <w:color w:val="000000" w:themeColor="text1"/>
+        </w:rPr>
+        <w:t xml:space="preserve">, </w:t>
+      </w:r>
+      <w:r>
+        <w:rPr>
+          <w:rFonts w:cs="Times New Roman"/>
+          <w:color w:val="000000" w:themeColor="text1"/>
+        </w:rPr>
+        <w:t xml:space="preserve">czy znaczniki), jako komponentów React. Taka architektura idealnie wpisuje się w model działania całej aplikacji, umożliwiając łatwą </w:t>
+      </w:r>
       <w:r>
         <w:rPr>
           <w:rFonts w:cs="Times New Roman"/>
           <w:color w:val="000000" w:themeColor="text1"/>
         </w:rPr>
         <w:lastRenderedPageBreak/>
-        <w:t>Biblioteka React Leaflet: Do implementacji interaktywnej mapy wykorzystano bibliotekę React Leaflet. Stanowi ona zestaw komponentów React, które w sposób deklaratywny opakowują funkcjonalność popularnej biblioteki mapowej Leaflet.</w:t>
-      </w:r>
-      <w:proofErr w:type="gramStart"/>
-      <w:r>
-        <w:rPr>
-          <w:rFonts w:cs="Times New Roman"/>
-          <w:color w:val="000000" w:themeColor="text1"/>
-        </w:rPr>
-        <w:t>js</w:t>
-      </w:r>
-      <w:proofErr w:type="gramEnd"/>
-      <w:r>
-        <w:rPr>
-          <w:rFonts w:cs="Times New Roman"/>
-          <w:color w:val="000000" w:themeColor="text1"/>
-        </w:rPr>
-        <w:t>. Umożliwiło to łatwą integrację mapy z logiką aplikacji React, w tym dynamiczne rysowanie tras (polilinii) i znaczników.</w:t>
-      </w:r>
-    </w:p>
-    <w:p>
-      <w:pPr>
-        <w:ind w:left="709" w:hanging="709"/>
+        <w:t>integrację stanu aplikacji (np. listy punktów trasy) z elementami wyświetlanymi na mapie. W projekcie wykorzystano darmowe kafelki mapowe dostarczane przez projekt OpenStreetMap, które stanowią domyślne źródło danych dla biblioteki Leaflet</w:t>
+      </w:r>
+      <w:r>
+        <w:rPr>
+          <w:rFonts w:cs="Times New Roman"/>
+          <w:color w:val="000000" w:themeColor="text1"/>
+        </w:rPr>
+        <w:t>.</w:t>
+      </w:r>
+    </w:p>
+    <w:p>
+      <w:pPr>
         <w:jc w:val="both"/>
         <w:rPr>
           <w:rFonts w:cs="Times New Roman"/>
@@ -7275,11 +10494,7 @@
     </w:p>
     <w:p>
       <w:pPr>
-        <w:pStyle w:val="Akapitzlist"/>
-        <w:numPr>
-          <w:ilvl w:val="0"/>
-          <w:numId w:val="31"/>
-        </w:numPr>
+        <w:ind w:firstLine="360"/>
         <w:jc w:val="both"/>
         <w:rPr>
           <w:rFonts w:cs="Times New Roman"/>
@@ -7291,8 +10506,95 @@
           <w:rFonts w:cs="Times New Roman"/>
           <w:color w:val="000000" w:themeColor="text1"/>
         </w:rPr>
-        <w:t>Biblioteka Recharts: Do wizualizacji danych statystycznych, takich jak profil wysokościowy trasy, użyto biblioteki Recharts. Jej główną zaletą jest komponentowe podejście do budowy wykresów, co idealnie wpisuje się w architekturę aplikacji React.</w:t>
-      </w:r>
+        <w:t>Biblioteka Recharts: Do wizualizacji danych statystycznych, takich jak profil wysokościowy i wykres prędkości trasy, wykorzystano bibliotekę Recharts. Jest to kompozycyjna biblioteka do tworzenia wykresów, zbudowana w całości na komponentach React [24]. Jej kluczową zaletą jest deklaratywne podejście, które idealnie wpisuje się w architekturę aplikacji. Zamiast imperatywnie manipulować elementami DOM, wykres jest budowany poprzez komponowanie gotowych elementów, takich jak `&lt;</w:t>
+      </w:r>
+      <w:proofErr w:type="spellStart"/>
+      <w:r>
+        <w:rPr>
+          <w:rFonts w:cs="Times New Roman"/>
+          <w:color w:val="000000" w:themeColor="text1"/>
+        </w:rPr>
+        <w:t>LineChart</w:t>
+      </w:r>
+      <w:proofErr w:type="spellEnd"/>
+      <w:r>
+        <w:rPr>
+          <w:rFonts w:cs="Times New Roman"/>
+          <w:color w:val="000000" w:themeColor="text1"/>
+        </w:rPr>
+        <w:t>&gt;`, `&lt;</w:t>
+      </w:r>
+      <w:proofErr w:type="spellStart"/>
+      <w:r>
+        <w:rPr>
+          <w:rFonts w:cs="Times New Roman"/>
+          <w:color w:val="000000" w:themeColor="text1"/>
+        </w:rPr>
+        <w:t>XAxis</w:t>
+      </w:r>
+      <w:proofErr w:type="spellEnd"/>
+      <w:r>
+        <w:rPr>
+          <w:rFonts w:cs="Times New Roman"/>
+          <w:color w:val="000000" w:themeColor="text1"/>
+        </w:rPr>
+        <w:t>&gt;` czy `&lt;</w:t>
+      </w:r>
+      <w:proofErr w:type="spellStart"/>
+      <w:r>
+        <w:rPr>
+          <w:rFonts w:cs="Times New Roman"/>
+          <w:color w:val="000000" w:themeColor="text1"/>
+        </w:rPr>
+        <w:t>Tooltip</w:t>
+      </w:r>
+      <w:proofErr w:type="spellEnd"/>
+      <w:r>
+        <w:rPr>
+          <w:rFonts w:cs="Times New Roman"/>
+          <w:color w:val="000000" w:themeColor="text1"/>
+        </w:rPr>
+        <w:t>&gt;`. Dane do wizualizacji są przekazywane</w:t>
+      </w:r>
+      <w:r>
+        <w:rPr>
+          <w:rFonts w:cs="Times New Roman"/>
+          <w:color w:val="000000" w:themeColor="text1"/>
+        </w:rPr>
+        <w:t>,</w:t>
+      </w:r>
+      <w:r>
+        <w:rPr>
+          <w:rFonts w:cs="Times New Roman"/>
+          <w:color w:val="000000" w:themeColor="text1"/>
+        </w:rPr>
+        <w:t xml:space="preserve"> jako właściwość (</w:t>
+      </w:r>
+      <w:proofErr w:type="spellStart"/>
+      <w:r>
+        <w:rPr>
+          <w:rFonts w:cs="Times New Roman"/>
+          <w:color w:val="000000" w:themeColor="text1"/>
+        </w:rPr>
+        <w:t>prop</w:t>
+      </w:r>
+      <w:proofErr w:type="spellEnd"/>
+      <w:r>
+        <w:rPr>
+          <w:rFonts w:cs="Times New Roman"/>
+          <w:color w:val="000000" w:themeColor="text1"/>
+        </w:rPr>
+        <w:t>), a biblioteka sama zarządza procesem renderowania. Taka architektura pozwoliła na ścisłą integrację wykresów ze stanem aplikacji i umożliwiła szybkie stworzenie interaktywnych wizualizacji przy zachowaniu czystości i czytelności kodu.</w:t>
+      </w:r>
+    </w:p>
+    <w:p>
+      <w:pPr>
+        <w:jc w:val="both"/>
+        <w:rPr>
+          <w:rFonts w:cs="Times New Roman"/>
+          <w:color w:val="000000" w:themeColor="text1"/>
+        </w:rPr>
+      </w:pPr>
     </w:p>
     <w:p>
       <w:pPr>
@@ -7307,7 +10609,7 @@
           <w:color w:val="000000" w:themeColor="text1"/>
         </w:rPr>
       </w:pPr>
-      <w:bookmarkStart w:id="15" w:name="_Toc215333459"/>
+      <w:bookmarkStart w:id="16" w:name="_Toc215606661"/>
       <w:r>
         <w:rPr>
           <w:rFonts w:ascii="Times New Roman" w:hAnsi="Times New Roman" w:cs="Times New Roman"/>
@@ -7316,7 +10618,7 @@
         </w:rPr>
         <w:t>Środowisko pracy i narzędzia deweloperskie</w:t>
       </w:r>
-      <w:bookmarkEnd w:id="15"/>
+      <w:bookmarkEnd w:id="16"/>
     </w:p>
     <w:p>
       <w:pPr>
@@ -7427,7 +10729,55 @@
           <w:rFonts w:cs="Times New Roman"/>
           <w:color w:val="000000" w:themeColor="text1"/>
         </w:rPr>
-        <w:t>NET, co przejawiało się w zaawansowanych narzędziach do debugowania kodu, profilowania wydajności oraz wbudowanym menedżerze pakietów NuGet. Menedżer ten umożliwił łatwe wyszukiwanie, instalowanie i zarządzanie zależnościami projektu, takimi jak biblioteki Entity Framework Core czy NetTopologySuite, co znacząco uprościło konfigurację środowiska.</w:t>
+        <w:t xml:space="preserve">NET, co przejawiało się w zaawansowanych narzędziach do debugowania kodu, profilowania wydajności oraz wbudowanym menedżerze pakietów NuGet. Menedżer ten umożliwił łatwe wyszukiwanie, instalowanie i zarządzanie zależnościami projektu, takimi jak biblioteki </w:t>
+      </w:r>
+      <w:proofErr w:type="spellStart"/>
+      <w:r>
+        <w:rPr>
+          <w:rFonts w:cs="Times New Roman"/>
+          <w:color w:val="000000" w:themeColor="text1"/>
+        </w:rPr>
+        <w:t>Entity</w:t>
+      </w:r>
+      <w:proofErr w:type="spellEnd"/>
+      <w:r>
+        <w:rPr>
+          <w:rFonts w:cs="Times New Roman"/>
+          <w:color w:val="000000" w:themeColor="text1"/>
+        </w:rPr>
+        <w:t xml:space="preserve"> Framework </w:t>
+      </w:r>
+      <w:proofErr w:type="spellStart"/>
+      <w:r>
+        <w:rPr>
+          <w:rFonts w:cs="Times New Roman"/>
+          <w:color w:val="000000" w:themeColor="text1"/>
+        </w:rPr>
+        <w:t>Core</w:t>
+      </w:r>
+      <w:proofErr w:type="spellEnd"/>
+      <w:r>
+        <w:rPr>
+          <w:rFonts w:cs="Times New Roman"/>
+          <w:color w:val="000000" w:themeColor="text1"/>
+        </w:rPr>
+        <w:t xml:space="preserve"> czy </w:t>
+      </w:r>
+      <w:proofErr w:type="spellStart"/>
+      <w:r>
+        <w:rPr>
+          <w:rFonts w:cs="Times New Roman"/>
+          <w:color w:val="000000" w:themeColor="text1"/>
+        </w:rPr>
+        <w:t>NetTopologySuite</w:t>
+      </w:r>
+      <w:proofErr w:type="spellEnd"/>
+      <w:r>
+        <w:rPr>
+          <w:rFonts w:cs="Times New Roman"/>
+          <w:color w:val="000000" w:themeColor="text1"/>
+        </w:rPr>
+        <w:t>, co znacząco uprościło konfigurację środowiska.</w:t>
       </w:r>
     </w:p>
     <w:p>
@@ -7475,7 +10825,55 @@
           <w:rFonts w:cs="Times New Roman"/>
           <w:color w:val="000000" w:themeColor="text1"/>
         </w:rPr>
-        <w:t>Z kolei do tworzenia warstwy klienckiej (frontend) wykorzystano edytor kodu Visual Studio Code. Jest to lekkie, lecz potężne narzędzie, które dzięki rozbudowanemu systemowi wtyczek i rozszerzeń zapewnia doskonałe wsparcie dla nowoczesnych technologii webowych, w tym języka JavaScript i biblioteki React. Elastyczność konfiguracji oraz terminal zintegrowany z edytorem ułatwiły pracę z menedżerem pakietów npm oraz innymi narzędziami ekosystemu JavaScript.</w:t>
+        <w:t xml:space="preserve">Z kolei do tworzenia warstwy klienckiej (frontend) wykorzystano edytor kodu Visual Studio Code. Jest to lekkie, lecz potężne narzędzie, które dzięki rozbudowanemu systemowi wtyczek i rozszerzeń zapewnia doskonałe wsparcie dla nowoczesnych technologii webowych, w tym języka </w:t>
+      </w:r>
+      <w:proofErr w:type="spellStart"/>
+      <w:r>
+        <w:rPr>
+          <w:rFonts w:cs="Times New Roman"/>
+          <w:color w:val="000000" w:themeColor="text1"/>
+        </w:rPr>
+        <w:t>JavaScript</w:t>
+      </w:r>
+      <w:proofErr w:type="spellEnd"/>
+      <w:r>
+        <w:rPr>
+          <w:rFonts w:cs="Times New Roman"/>
+          <w:color w:val="000000" w:themeColor="text1"/>
+        </w:rPr>
+        <w:t xml:space="preserve"> i biblioteki React. Elastyczność konfiguracji oraz terminal zintegrowany z edytorem ułatwiły pracę z menedżerem pakietów </w:t>
+      </w:r>
+      <w:proofErr w:type="spellStart"/>
+      <w:r>
+        <w:rPr>
+          <w:rFonts w:cs="Times New Roman"/>
+          <w:color w:val="000000" w:themeColor="text1"/>
+        </w:rPr>
+        <w:t>npm</w:t>
+      </w:r>
+      <w:proofErr w:type="spellEnd"/>
+      <w:r>
+        <w:rPr>
+          <w:rFonts w:cs="Times New Roman"/>
+          <w:color w:val="000000" w:themeColor="text1"/>
+        </w:rPr>
+        <w:t xml:space="preserve"> oraz innymi narzędziami ekosystemu </w:t>
+      </w:r>
+      <w:proofErr w:type="spellStart"/>
+      <w:r>
+        <w:rPr>
+          <w:rFonts w:cs="Times New Roman"/>
+          <w:color w:val="000000" w:themeColor="text1"/>
+        </w:rPr>
+        <w:t>JavaScript</w:t>
+      </w:r>
+      <w:proofErr w:type="spellEnd"/>
+      <w:r>
+        <w:rPr>
+          <w:rFonts w:cs="Times New Roman"/>
+          <w:color w:val="000000" w:themeColor="text1"/>
+        </w:rPr>
+        <w:t>.</w:t>
       </w:r>
     </w:p>
     <w:p>
@@ -7523,7 +10921,39 @@
           <w:rFonts w:cs="Times New Roman"/>
           <w:color w:val="000000" w:themeColor="text1"/>
         </w:rPr>
-        <w:t>Do zarządzania bazą danych PostgreSQL wykorzystano narzędzie administracyjne pgAdmin 4. Umożliwiło ono nie tylko tworzenie i modyfikację schematu bazy danych w sposób graficzny, ale również podgląd przechowywanych danych, w tym wizualizację obiektów geometrycznych zapisanych przy użyciu PostGIS. Było to nieocenione wsparcie w procesie debugowania operacji na danych geoprzestrzennych, pozwalając na szybką weryfikację poprawności zapisywanych współrzędnych.</w:t>
+        <w:t xml:space="preserve">Do zarządzania bazą danych PostgreSQL wykorzystano narzędzie administracyjne pgAdmin 4. Umożliwiło ono nie tylko tworzenie i modyfikację schematu bazy danych w sposób graficzny, ale również podgląd przechowywanych danych, w tym wizualizację obiektów geometrycznych zapisanych przy użyciu </w:t>
+      </w:r>
+      <w:proofErr w:type="spellStart"/>
+      <w:r>
+        <w:rPr>
+          <w:rFonts w:cs="Times New Roman"/>
+          <w:color w:val="000000" w:themeColor="text1"/>
+        </w:rPr>
+        <w:t>PostGIS</w:t>
+      </w:r>
+      <w:proofErr w:type="spellEnd"/>
+      <w:r>
+        <w:rPr>
+          <w:rFonts w:cs="Times New Roman"/>
+          <w:color w:val="000000" w:themeColor="text1"/>
+        </w:rPr>
+        <w:t xml:space="preserve">. Było to nieocenione wsparcie w procesie debugowania operacji na danych </w:t>
+      </w:r>
+      <w:proofErr w:type="spellStart"/>
+      <w:r>
+        <w:rPr>
+          <w:rFonts w:cs="Times New Roman"/>
+          <w:color w:val="000000" w:themeColor="text1"/>
+        </w:rPr>
+        <w:t>geoprzestrzennych</w:t>
+      </w:r>
+      <w:proofErr w:type="spellEnd"/>
+      <w:r>
+        <w:rPr>
+          <w:rFonts w:cs="Times New Roman"/>
+          <w:color w:val="000000" w:themeColor="text1"/>
+        </w:rPr>
+        <w:t>, pozwalając na szybką weryfikację poprawności zapisywanych współrzędnych.</w:t>
       </w:r>
     </w:p>
     <w:p>
@@ -7578,8 +11008,17 @@
           <w:rFonts w:cs="Times New Roman"/>
           <w:color w:val="000000" w:themeColor="text1"/>
         </w:rPr>
-        <w:t>w tym przypadku GitHub</w:t>
-      </w:r>
+        <w:t xml:space="preserve">w tym przypadku </w:t>
+      </w:r>
+      <w:proofErr w:type="spellStart"/>
+      <w:r>
+        <w:rPr>
+          <w:rFonts w:cs="Times New Roman"/>
+          <w:color w:val="000000" w:themeColor="text1"/>
+        </w:rPr>
+        <w:t>GitHub</w:t>
+      </w:r>
+      <w:proofErr w:type="spellEnd"/>
       <w:r>
         <w:rPr>
           <w:rFonts w:cs="Times New Roman"/>
@@ -7594,8 +11033,6 @@
         </w:rPr>
         <w:t xml:space="preserve"> </w:t>
       </w:r>
-      <w:bookmarkStart w:id="16" w:name="_GoBack"/>
-      <w:bookmarkEnd w:id="16"/>
     </w:p>
     <w:p>
       <w:pPr>
@@ -7614,6 +11051,7 @@
           <w:rFonts w:cs="Times New Roman"/>
           <w:color w:val="000000" w:themeColor="text1"/>
         </w:rPr>
+        <w:lastRenderedPageBreak/>
         <w:tab/>
       </w:r>
       <w:r>
@@ -7982,11 +11420,23 @@
     </w:p>
     <w:p>
       <w:pPr>
-        <w:pStyle w:val="Tyturozdziau"/>
-      </w:pPr>
-      <w:r>
+        <w:pStyle w:val="Nagwek1"/>
+        <w:rPr>
+          <w:rFonts w:ascii="Times New Roman" w:hAnsi="Times New Roman" w:cs="Times New Roman"/>
+          <w:b/>
+          <w:color w:val="000000" w:themeColor="text1"/>
+        </w:rPr>
+      </w:pPr>
+      <w:bookmarkStart w:id="17" w:name="_Toc215606662"/>
+      <w:r>
+        <w:rPr>
+          <w:rFonts w:ascii="Times New Roman" w:hAnsi="Times New Roman" w:cs="Times New Roman"/>
+          <w:b/>
+          <w:color w:val="000000" w:themeColor="text1"/>
+        </w:rPr>
         <w:t>Literatura</w:t>
       </w:r>
+      <w:bookmarkEnd w:id="17"/>
     </w:p>
     <w:p>
       <w:pPr>
@@ -8076,7 +11526,7 @@
         </w:rPr>
         <w:t xml:space="preserve">[4] </w:t>
       </w:r>
-      <w:hyperlink r:id="rId11" w:history="1">
+      <w:hyperlink r:id="rId12" w:history="1">
         <w:r>
           <w:rPr>
             <w:rStyle w:val="Hipercze"/>
@@ -8104,7 +11554,7 @@
         </w:rPr>
         <w:t xml:space="preserve">[5] </w:t>
       </w:r>
-      <w:hyperlink r:id="rId12" w:history="1">
+      <w:hyperlink r:id="rId13" w:history="1">
         <w:r>
           <w:rPr>
             <w:rStyle w:val="Hipercze"/>
@@ -8132,7 +11582,7 @@
         </w:rPr>
         <w:t xml:space="preserve">[6] </w:t>
       </w:r>
-      <w:hyperlink r:id="rId13" w:history="1">
+      <w:hyperlink r:id="rId14" w:history="1">
         <w:r>
           <w:rPr>
             <w:rStyle w:val="Hipercze"/>
@@ -8160,7 +11610,7 @@
         </w:rPr>
         <w:t xml:space="preserve">[7] </w:t>
       </w:r>
-      <w:hyperlink r:id="rId14" w:history="1">
+      <w:hyperlink r:id="rId15" w:history="1">
         <w:r>
           <w:rPr>
             <w:rStyle w:val="Hipercze"/>
@@ -8189,7 +11639,7 @@
         </w:rPr>
         <w:t xml:space="preserve">[8] </w:t>
       </w:r>
-      <w:hyperlink r:id="rId15" w:history="1">
+      <w:hyperlink r:id="rId16" w:history="1">
         <w:r>
           <w:rPr>
             <w:rStyle w:val="Hipercze"/>
@@ -8211,6 +11661,7 @@
           <w:rFonts w:eastAsia="Times New Roman" w:cs="Times New Roman"/>
           <w:color w:val="000000" w:themeColor="text1"/>
         </w:rPr>
+        <w:lastRenderedPageBreak/>
         <w:t>[101] react-17-wzorce-projektowe-i-najlepsze-praktyki-projektowanie-i-rozwijanie-nowoczesnych-aplikacji-carlos-santana-roldan</w:t>
       </w:r>
     </w:p>
@@ -8260,7 +11711,6 @@
           <w:sz w:val="21"/>
           <w:szCs w:val="21"/>
         </w:rPr>
-        <w:lastRenderedPageBreak/>
         <w:t>Wprowadziłem nowe źródła, aby uniknąć powtórzeń i wzmocnić argumentację.</w:t>
       </w:r>
     </w:p>
@@ -8279,7 +11729,27 @@
           <w:szCs w:val="21"/>
           <w:lang w:val="en-US"/>
         </w:rPr>
-        <w:t>[9] Bass L., Clements P., Kazman R.: </w:t>
+        <w:t xml:space="preserve">[9] Bass L., Clements P., </w:t>
+      </w:r>
+      <w:proofErr w:type="spellStart"/>
+      <w:r>
+        <w:rPr>
+          <w:color w:val="000000" w:themeColor="text1"/>
+          <w:sz w:val="21"/>
+          <w:szCs w:val="21"/>
+          <w:lang w:val="en-US"/>
+        </w:rPr>
+        <w:t>Kazman</w:t>
+      </w:r>
+      <w:proofErr w:type="spellEnd"/>
+      <w:r>
+        <w:rPr>
+          <w:color w:val="000000" w:themeColor="text1"/>
+          <w:sz w:val="21"/>
+          <w:szCs w:val="21"/>
+          <w:lang w:val="en-US"/>
+        </w:rPr>
+        <w:t xml:space="preserve"> R.: </w:t>
       </w:r>
       <w:r>
         <w:rPr>
@@ -8393,8 +11863,9 @@
           <w:szCs w:val="21"/>
           <w:lang w:val="en-US"/>
         </w:rPr>
-        <w:t>. Rozdział 5: "Representational State Transfer (REST)". Dysertacja doktorska, University of California, Irvine, 2000.</w:t>
-      </w:r>
+        <w:t xml:space="preserve">. </w:t>
+      </w:r>
+      <w:proofErr w:type="spellStart"/>
       <w:r>
         <w:rPr>
           <w:color w:val="000000" w:themeColor="text1"/>
@@ -8402,9 +11873,89 @@
           <w:szCs w:val="21"/>
           <w:lang w:val="en-US"/>
         </w:rPr>
+        <w:t>Rozdział</w:t>
+      </w:r>
+      <w:proofErr w:type="spellEnd"/>
+      <w:r>
+        <w:rPr>
+          <w:color w:val="000000" w:themeColor="text1"/>
+          <w:sz w:val="21"/>
+          <w:szCs w:val="21"/>
+          <w:lang w:val="en-US"/>
+        </w:rPr>
+        <w:t xml:space="preserve"> 5: "Representational State Transfer (REST)". </w:t>
+      </w:r>
+      <w:proofErr w:type="spellStart"/>
+      <w:r>
+        <w:rPr>
+          <w:color w:val="000000" w:themeColor="text1"/>
+          <w:sz w:val="21"/>
+          <w:szCs w:val="21"/>
+          <w:lang w:val="en-US"/>
+        </w:rPr>
+        <w:t>Dysertacja</w:t>
+      </w:r>
+      <w:proofErr w:type="spellEnd"/>
+      <w:r>
+        <w:rPr>
+          <w:color w:val="000000" w:themeColor="text1"/>
+          <w:sz w:val="21"/>
+          <w:szCs w:val="21"/>
+          <w:lang w:val="en-US"/>
+        </w:rPr>
+        <w:t xml:space="preserve"> </w:t>
+      </w:r>
+      <w:proofErr w:type="spellStart"/>
+      <w:r>
+        <w:rPr>
+          <w:color w:val="000000" w:themeColor="text1"/>
+          <w:sz w:val="21"/>
+          <w:szCs w:val="21"/>
+          <w:lang w:val="en-US"/>
+        </w:rPr>
+        <w:t>doktorska</w:t>
+      </w:r>
+      <w:proofErr w:type="spellEnd"/>
+      <w:r>
+        <w:rPr>
+          <w:color w:val="000000" w:themeColor="text1"/>
+          <w:sz w:val="21"/>
+          <w:szCs w:val="21"/>
+          <w:lang w:val="en-US"/>
+        </w:rPr>
+        <w:t>, University of California, Irvine, 2000.</w:t>
+      </w:r>
+      <w:r>
+        <w:rPr>
+          <w:color w:val="000000" w:themeColor="text1"/>
+          <w:sz w:val="21"/>
+          <w:szCs w:val="21"/>
+          <w:lang w:val="en-US"/>
+        </w:rPr>
         <w:br/>
-        <w:t>[13] Obe R. O., Hsu L. S.: </w:t>
-      </w:r>
+        <w:t xml:space="preserve">[13] </w:t>
+      </w:r>
+      <w:proofErr w:type="spellStart"/>
+      <w:r>
+        <w:rPr>
+          <w:color w:val="000000" w:themeColor="text1"/>
+          <w:sz w:val="21"/>
+          <w:szCs w:val="21"/>
+          <w:lang w:val="en-US"/>
+        </w:rPr>
+        <w:t>Obe</w:t>
+      </w:r>
+      <w:proofErr w:type="spellEnd"/>
+      <w:r>
+        <w:rPr>
+          <w:color w:val="000000" w:themeColor="text1"/>
+          <w:sz w:val="21"/>
+          <w:szCs w:val="21"/>
+          <w:lang w:val="en-US"/>
+        </w:rPr>
+        <w:t xml:space="preserve"> R. O., Hsu L. S.: </w:t>
+      </w:r>
+      <w:proofErr w:type="spellStart"/>
       <w:r>
         <w:rPr>
           <w:rStyle w:val="Uwydatnienie"/>
@@ -8415,27 +11966,9 @@
           <w:bdr w:val="single" w:sz="2" w:space="0" w:color="E5E7EB" w:frame="1"/>
           <w:lang w:val="en-US"/>
         </w:rPr>
-        <w:t>PostGIS in Action</w:t>
-      </w:r>
-      <w:r>
-        <w:rPr>
-          <w:color w:val="000000" w:themeColor="text1"/>
-          <w:sz w:val="21"/>
-          <w:szCs w:val="21"/>
-          <w:lang w:val="en-US"/>
-        </w:rPr>
-        <w:t>. 3rd ed., Manning Publications, 2021.</w:t>
-      </w:r>
-      <w:r>
-        <w:rPr>
-          <w:color w:val="000000" w:themeColor="text1"/>
-          <w:sz w:val="21"/>
-          <w:szCs w:val="21"/>
-          <w:lang w:val="en-US"/>
-        </w:rPr>
-        <w:br/>
-        <w:t>[14] Jones M., Bradley J., Sakimura N.: </w:t>
-      </w:r>
+        <w:t>PostGIS</w:t>
+      </w:r>
+      <w:proofErr w:type="spellEnd"/>
       <w:r>
         <w:rPr>
           <w:rStyle w:val="Uwydatnienie"/>
@@ -8446,7 +11979,7 @@
           <w:bdr w:val="single" w:sz="2" w:space="0" w:color="E5E7EB" w:frame="1"/>
           <w:lang w:val="en-US"/>
         </w:rPr>
-        <w:t>JSON Web Token (JWT)</w:t>
+        <w:t xml:space="preserve"> in Action</w:t>
       </w:r>
       <w:r>
         <w:rPr>
@@ -8455,75 +11988,8 @@
           <w:szCs w:val="21"/>
           <w:lang w:val="en-US"/>
         </w:rPr>
-        <w:t xml:space="preserve">. </w:t>
-      </w:r>
-      <w:r>
-        <w:rPr>
-          <w:color w:val="000000" w:themeColor="text1"/>
-          <w:sz w:val="21"/>
-          <w:szCs w:val="21"/>
-        </w:rPr>
-        <w:t>RFC 7519, Internet Engineering Task Force (IETF), 2015.</w:t>
-      </w:r>
-    </w:p>
-    <w:p>
-      <w:pPr>
-        <w:rPr>
-          <w:color w:val="000000" w:themeColor="text1"/>
-        </w:rPr>
-      </w:pPr>
-    </w:p>
-    <w:p>
-      <w:pPr>
-        <w:rPr>
-          <w:color w:val="000000" w:themeColor="text1"/>
-        </w:rPr>
-      </w:pPr>
-      <w:r>
-        <w:rPr>
-          <w:color w:val="000000" w:themeColor="text1"/>
-        </w:rPr>
-        <w:t xml:space="preserve">Dla 2.3 </w:t>
-      </w:r>
-    </w:p>
-    <w:p>
-      <w:pPr>
-        <w:rPr>
-          <w:color w:val="000000" w:themeColor="text1"/>
-        </w:rPr>
-      </w:pPr>
-      <w:r>
-        <w:rPr>
-          <w:color w:val="000000" w:themeColor="text1"/>
-        </w:rPr>
-        <w:t>Proponowane pozycje do bibliografii:</w:t>
-      </w:r>
-    </w:p>
-    <w:p>
-      <w:pPr>
-        <w:rPr>
-          <w:color w:val="000000" w:themeColor="text1"/>
-          <w:sz w:val="21"/>
-          <w:szCs w:val="21"/>
-        </w:rPr>
-      </w:pPr>
-      <w:r>
-        <w:rPr>
-          <w:color w:val="000000" w:themeColor="text1"/>
-          <w:sz w:val="21"/>
-          <w:szCs w:val="21"/>
-        </w:rPr>
-        <w:t>Wprowadziłem nowe źródła, aby utrzymać wysoki standard i unikalność pracy.</w:t>
-      </w:r>
-    </w:p>
-    <w:p>
-      <w:pPr>
-        <w:rPr>
-          <w:color w:val="000000" w:themeColor="text1"/>
-          <w:sz w:val="21"/>
-          <w:szCs w:val="21"/>
-        </w:rPr>
-      </w:pPr>
+        <w:t>. 3rd ed., Manning Publications, 2021.</w:t>
+      </w:r>
       <w:r>
         <w:rPr>
           <w:color w:val="000000" w:themeColor="text1"/>
@@ -8531,7 +11997,28 @@
           <w:szCs w:val="21"/>
           <w:lang w:val="en-US"/>
         </w:rPr>
-        <w:t>[13] Obe R. O., Hsu L. S.: </w:t>
+        <w:br/>
+        <w:t xml:space="preserve">[14] Jones M., Bradley J., </w:t>
+      </w:r>
+      <w:proofErr w:type="spellStart"/>
+      <w:r>
+        <w:rPr>
+          <w:color w:val="000000" w:themeColor="text1"/>
+          <w:sz w:val="21"/>
+          <w:szCs w:val="21"/>
+          <w:lang w:val="en-US"/>
+        </w:rPr>
+        <w:t>Sakimura</w:t>
+      </w:r>
+      <w:proofErr w:type="spellEnd"/>
+      <w:r>
+        <w:rPr>
+          <w:color w:val="000000" w:themeColor="text1"/>
+          <w:sz w:val="21"/>
+          <w:szCs w:val="21"/>
+          <w:lang w:val="en-US"/>
+        </w:rPr>
+        <w:t xml:space="preserve"> N.: </w:t>
       </w:r>
       <w:r>
         <w:rPr>
@@ -8543,7 +12030,7 @@
           <w:bdr w:val="single" w:sz="2" w:space="0" w:color="E5E7EB" w:frame="1"/>
           <w:lang w:val="en-US"/>
         </w:rPr>
-        <w:t>PostGIS in Action</w:t>
+        <w:t>JSON Web Token (JWT)</w:t>
       </w:r>
       <w:r>
         <w:rPr>
@@ -8552,8 +12039,93 @@
           <w:szCs w:val="21"/>
           <w:lang w:val="en-US"/>
         </w:rPr>
-        <w:t>. 3rd ed., Manning Publications, 2021.</w:t>
-      </w:r>
+        <w:t xml:space="preserve">. </w:t>
+      </w:r>
+      <w:r>
+        <w:rPr>
+          <w:color w:val="000000" w:themeColor="text1"/>
+          <w:sz w:val="21"/>
+          <w:szCs w:val="21"/>
+        </w:rPr>
+        <w:t xml:space="preserve">RFC 7519, Internet Engineering </w:t>
+      </w:r>
+      <w:proofErr w:type="spellStart"/>
+      <w:r>
+        <w:rPr>
+          <w:color w:val="000000" w:themeColor="text1"/>
+          <w:sz w:val="21"/>
+          <w:szCs w:val="21"/>
+        </w:rPr>
+        <w:t>Task</w:t>
+      </w:r>
+      <w:proofErr w:type="spellEnd"/>
+      <w:r>
+        <w:rPr>
+          <w:color w:val="000000" w:themeColor="text1"/>
+          <w:sz w:val="21"/>
+          <w:szCs w:val="21"/>
+        </w:rPr>
+        <w:t xml:space="preserve"> Force (IETF), 2015.</w:t>
+      </w:r>
+    </w:p>
+    <w:p>
+      <w:pPr>
+        <w:rPr>
+          <w:color w:val="000000" w:themeColor="text1"/>
+        </w:rPr>
+      </w:pPr>
+    </w:p>
+    <w:p>
+      <w:pPr>
+        <w:rPr>
+          <w:color w:val="000000" w:themeColor="text1"/>
+        </w:rPr>
+      </w:pPr>
+      <w:r>
+        <w:rPr>
+          <w:color w:val="000000" w:themeColor="text1"/>
+        </w:rPr>
+        <w:t xml:space="preserve">Dla 2.3 </w:t>
+      </w:r>
+    </w:p>
+    <w:p>
+      <w:pPr>
+        <w:rPr>
+          <w:color w:val="000000" w:themeColor="text1"/>
+        </w:rPr>
+      </w:pPr>
+      <w:r>
+        <w:rPr>
+          <w:color w:val="000000" w:themeColor="text1"/>
+        </w:rPr>
+        <w:t>Proponowane pozycje do bibliografii:</w:t>
+      </w:r>
+    </w:p>
+    <w:p>
+      <w:pPr>
+        <w:rPr>
+          <w:color w:val="000000" w:themeColor="text1"/>
+          <w:sz w:val="21"/>
+          <w:szCs w:val="21"/>
+        </w:rPr>
+      </w:pPr>
+      <w:r>
+        <w:rPr>
+          <w:color w:val="000000" w:themeColor="text1"/>
+          <w:sz w:val="21"/>
+          <w:szCs w:val="21"/>
+        </w:rPr>
+        <w:t>Wprowadziłem nowe źródła, aby utrzymać wysoki standard i unikalność pracy.</w:t>
+      </w:r>
+    </w:p>
+    <w:p>
+      <w:pPr>
+        <w:rPr>
+          <w:color w:val="000000" w:themeColor="text1"/>
+          <w:sz w:val="21"/>
+          <w:szCs w:val="21"/>
+        </w:rPr>
+      </w:pPr>
       <w:r>
         <w:rPr>
           <w:color w:val="000000" w:themeColor="text1"/>
@@ -8561,9 +12133,29 @@
           <w:szCs w:val="21"/>
           <w:lang w:val="en-US"/>
         </w:rPr>
-        <w:br/>
-        <w:t>[15] Connolly T., Begg C.: </w:t>
-      </w:r>
+        <w:t xml:space="preserve">[13] </w:t>
+      </w:r>
+      <w:proofErr w:type="spellStart"/>
+      <w:r>
+        <w:rPr>
+          <w:color w:val="000000" w:themeColor="text1"/>
+          <w:sz w:val="21"/>
+          <w:szCs w:val="21"/>
+          <w:lang w:val="en-US"/>
+        </w:rPr>
+        <w:t>Obe</w:t>
+      </w:r>
+      <w:proofErr w:type="spellEnd"/>
+      <w:r>
+        <w:rPr>
+          <w:color w:val="000000" w:themeColor="text1"/>
+          <w:sz w:val="21"/>
+          <w:szCs w:val="21"/>
+          <w:lang w:val="en-US"/>
+        </w:rPr>
+        <w:t xml:space="preserve"> R. O., Hsu L. S.: </w:t>
+      </w:r>
+      <w:proofErr w:type="spellStart"/>
       <w:r>
         <w:rPr>
           <w:rStyle w:val="Uwydatnienie"/>
@@ -8574,27 +12166,9 @@
           <w:bdr w:val="single" w:sz="2" w:space="0" w:color="E5E7EB" w:frame="1"/>
           <w:lang w:val="en-US"/>
         </w:rPr>
-        <w:t>Database Systems: A Practical Approach to Design, Implementation, and Management</w:t>
-      </w:r>
-      <w:r>
-        <w:rPr>
-          <w:color w:val="000000" w:themeColor="text1"/>
-          <w:sz w:val="21"/>
-          <w:szCs w:val="21"/>
-          <w:lang w:val="en-US"/>
-        </w:rPr>
-        <w:t>. 6th ed., Pearson, 2015.</w:t>
-      </w:r>
-      <w:r>
-        <w:rPr>
-          <w:color w:val="000000" w:themeColor="text1"/>
-          <w:sz w:val="21"/>
-          <w:szCs w:val="21"/>
-          <w:lang w:val="en-US"/>
-        </w:rPr>
-        <w:br/>
-        <w:t>[16] Chen P.: </w:t>
-      </w:r>
+        <w:t>PostGIS</w:t>
+      </w:r>
+      <w:proofErr w:type="spellEnd"/>
       <w:r>
         <w:rPr>
           <w:rStyle w:val="Uwydatnienie"/>
@@ -8605,7 +12179,7 @@
           <w:bdr w:val="single" w:sz="2" w:space="0" w:color="E5E7EB" w:frame="1"/>
           <w:lang w:val="en-US"/>
         </w:rPr>
-        <w:t>The Entity-Relationship Model—Toward a Unified View of Data</w:t>
+        <w:t xml:space="preserve"> in Action</w:t>
       </w:r>
       <w:r>
         <w:rPr>
@@ -8614,7 +12188,7 @@
           <w:szCs w:val="21"/>
           <w:lang w:val="en-US"/>
         </w:rPr>
-        <w:t>. ACM Transactions on Database Systems, Vol. 1, No. 1, 1976, str. 9-36.</w:t>
+        <w:t>. 3rd ed., Manning Publications, 2021.</w:t>
       </w:r>
       <w:r>
         <w:rPr>
@@ -8624,7 +12198,27 @@
           <w:lang w:val="en-US"/>
         </w:rPr>
         <w:br/>
-        <w:t>[17] PostgreSQL Global Development Group: </w:t>
+        <w:t xml:space="preserve">[15] Connolly T., </w:t>
+      </w:r>
+      <w:proofErr w:type="spellStart"/>
+      <w:r>
+        <w:rPr>
+          <w:color w:val="000000" w:themeColor="text1"/>
+          <w:sz w:val="21"/>
+          <w:szCs w:val="21"/>
+          <w:lang w:val="en-US"/>
+        </w:rPr>
+        <w:t>Begg</w:t>
+      </w:r>
+      <w:proofErr w:type="spellEnd"/>
+      <w:r>
+        <w:rPr>
+          <w:color w:val="000000" w:themeColor="text1"/>
+          <w:sz w:val="21"/>
+          <w:szCs w:val="21"/>
+          <w:lang w:val="en-US"/>
+        </w:rPr>
+        <w:t xml:space="preserve"> C.: </w:t>
       </w:r>
       <w:r>
         <w:rPr>
@@ -8636,7 +12230,7 @@
           <w:bdr w:val="single" w:sz="2" w:space="0" w:color="E5E7EB" w:frame="1"/>
           <w:lang w:val="en-US"/>
         </w:rPr>
-        <w:t>PostgreSQL 16.3 Documentation</w:t>
+        <w:t>Database Systems: A Practical Approach to Design, Implementation, and Management</w:t>
       </w:r>
       <w:r>
         <w:rPr>
@@ -8645,9 +12239,91 @@
           <w:szCs w:val="21"/>
           <w:lang w:val="en-US"/>
         </w:rPr>
-        <w:t>. Dostęp: </w:t>
-      </w:r>
-      <w:hyperlink r:id="rId16" w:history="1">
+        <w:t>. 6th ed., Pearson, 2015.</w:t>
+      </w:r>
+      <w:r>
+        <w:rPr>
+          <w:color w:val="000000" w:themeColor="text1"/>
+          <w:sz w:val="21"/>
+          <w:szCs w:val="21"/>
+          <w:lang w:val="en-US"/>
+        </w:rPr>
+        <w:br/>
+        <w:t>[16] Chen P.: </w:t>
+      </w:r>
+      <w:r>
+        <w:rPr>
+          <w:rStyle w:val="Uwydatnienie"/>
+          <w:rFonts w:ascii="Arial" w:hAnsi="Arial" w:cs="Arial"/>
+          <w:color w:val="000000" w:themeColor="text1"/>
+          <w:sz w:val="21"/>
+          <w:szCs w:val="21"/>
+          <w:bdr w:val="single" w:sz="2" w:space="0" w:color="E5E7EB" w:frame="1"/>
+          <w:lang w:val="en-US"/>
+        </w:rPr>
+        <w:t>The Entity-Relationship Model—Toward a Unified View of Data</w:t>
+      </w:r>
+      <w:r>
+        <w:rPr>
+          <w:color w:val="000000" w:themeColor="text1"/>
+          <w:sz w:val="21"/>
+          <w:szCs w:val="21"/>
+          <w:lang w:val="en-US"/>
+        </w:rPr>
+        <w:t>. ACM Transactions on Database Systems, Vol. 1, No. 1, 1976, str. 9-36.</w:t>
+      </w:r>
+      <w:r>
+        <w:rPr>
+          <w:color w:val="000000" w:themeColor="text1"/>
+          <w:sz w:val="21"/>
+          <w:szCs w:val="21"/>
+          <w:lang w:val="en-US"/>
+        </w:rPr>
+        <w:br/>
+        <w:t>[17] PostgreSQL Global Development Group: </w:t>
+      </w:r>
+      <w:r>
+        <w:rPr>
+          <w:rStyle w:val="Uwydatnienie"/>
+          <w:rFonts w:ascii="Arial" w:hAnsi="Arial" w:cs="Arial"/>
+          <w:color w:val="000000" w:themeColor="text1"/>
+          <w:sz w:val="21"/>
+          <w:szCs w:val="21"/>
+          <w:bdr w:val="single" w:sz="2" w:space="0" w:color="E5E7EB" w:frame="1"/>
+          <w:lang w:val="en-US"/>
+        </w:rPr>
+        <w:t>PostgreSQL 16.3 Documentation</w:t>
+      </w:r>
+      <w:r>
+        <w:rPr>
+          <w:color w:val="000000" w:themeColor="text1"/>
+          <w:sz w:val="21"/>
+          <w:szCs w:val="21"/>
+          <w:lang w:val="en-US"/>
+        </w:rPr>
+        <w:t xml:space="preserve">. </w:t>
+      </w:r>
+      <w:proofErr w:type="spellStart"/>
+      <w:r>
+        <w:rPr>
+          <w:color w:val="000000" w:themeColor="text1"/>
+          <w:sz w:val="21"/>
+          <w:szCs w:val="21"/>
+          <w:lang w:val="en-US"/>
+        </w:rPr>
+        <w:t>Dostęp</w:t>
+      </w:r>
+      <w:proofErr w:type="spellEnd"/>
+      <w:r>
+        <w:rPr>
+          <w:color w:val="000000" w:themeColor="text1"/>
+          <w:sz w:val="21"/>
+          <w:szCs w:val="21"/>
+          <w:lang w:val="en-US"/>
+        </w:rPr>
+        <w:t>: </w:t>
+      </w:r>
+      <w:hyperlink r:id="rId17" w:history="1">
         <w:r>
           <w:rPr>
             <w:rStyle w:val="Hipercze"/>
@@ -8678,7 +12354,47 @@
           <w:lang w:val="en-US"/>
         </w:rPr>
         <w:br/>
-        <w:t>[18] Provos N., Mazières D.: </w:t>
+        <w:t xml:space="preserve">[18] </w:t>
+      </w:r>
+      <w:proofErr w:type="spellStart"/>
+      <w:r>
+        <w:rPr>
+          <w:color w:val="000000" w:themeColor="text1"/>
+          <w:sz w:val="21"/>
+          <w:szCs w:val="21"/>
+          <w:lang w:val="en-US"/>
+        </w:rPr>
+        <w:t>Provos</w:t>
+      </w:r>
+      <w:proofErr w:type="spellEnd"/>
+      <w:r>
+        <w:rPr>
+          <w:color w:val="000000" w:themeColor="text1"/>
+          <w:sz w:val="21"/>
+          <w:szCs w:val="21"/>
+          <w:lang w:val="en-US"/>
+        </w:rPr>
+        <w:t xml:space="preserve"> N., </w:t>
+      </w:r>
+      <w:proofErr w:type="spellStart"/>
+      <w:r>
+        <w:rPr>
+          <w:color w:val="000000" w:themeColor="text1"/>
+          <w:sz w:val="21"/>
+          <w:szCs w:val="21"/>
+          <w:lang w:val="en-US"/>
+        </w:rPr>
+        <w:t>Mazières</w:t>
+      </w:r>
+      <w:proofErr w:type="spellEnd"/>
+      <w:r>
+        <w:rPr>
+          <w:color w:val="000000" w:themeColor="text1"/>
+          <w:sz w:val="21"/>
+          <w:szCs w:val="21"/>
+          <w:lang w:val="en-US"/>
+        </w:rPr>
+        <w:t xml:space="preserve"> D.: </w:t>
       </w:r>
       <w:r>
         <w:rPr>
@@ -8707,7 +12423,25 @@
           <w:sz w:val="21"/>
           <w:szCs w:val="21"/>
         </w:rPr>
-        <w:t>W: "1999 USENIX Annual Technical Conference", 1999.</w:t>
+        <w:t xml:space="preserve">W: "1999 USENIX </w:t>
+      </w:r>
+      <w:proofErr w:type="spellStart"/>
+      <w:r>
+        <w:rPr>
+          <w:color w:val="000000" w:themeColor="text1"/>
+          <w:sz w:val="21"/>
+          <w:szCs w:val="21"/>
+        </w:rPr>
+        <w:t>Annual</w:t>
+      </w:r>
+      <w:proofErr w:type="spellEnd"/>
+      <w:r>
+        <w:rPr>
+          <w:color w:val="000000" w:themeColor="text1"/>
+          <w:sz w:val="21"/>
+          <w:szCs w:val="21"/>
+        </w:rPr>
+        <w:t xml:space="preserve"> Technical Conference", 1999.</w:t>
       </w:r>
     </w:p>
     <w:p>
@@ -8775,21 +12509,37 @@
           <w:color w:val="000000" w:themeColor="text1"/>
           <w:lang w:val="en-US"/>
         </w:rPr>
-        <w:t>[10] Freeman A.: Pro ASP.NET Core 6. 10th ed., Apress, 2022.</w:t>
-      </w:r>
-    </w:p>
-    <w:p>
-      <w:pPr>
+        <w:t xml:space="preserve">[10] Freeman A.: Pro ASP.NET Core 6. 10th ed., </w:t>
+      </w:r>
+      <w:proofErr w:type="spellStart"/>
+      <w:r>
         <w:rPr>
           <w:color w:val="000000" w:themeColor="text1"/>
           <w:lang w:val="en-US"/>
         </w:rPr>
-      </w:pPr>
+        <w:t>Apress</w:t>
+      </w:r>
+      <w:proofErr w:type="spellEnd"/>
       <w:r>
         <w:rPr>
           <w:color w:val="000000" w:themeColor="text1"/>
           <w:lang w:val="en-US"/>
         </w:rPr>
+        <w:t>, 2022.</w:t>
+      </w:r>
+    </w:p>
+    <w:p>
+      <w:pPr>
+        <w:rPr>
+          <w:color w:val="000000" w:themeColor="text1"/>
+          <w:lang w:val="en-US"/>
+        </w:rPr>
+      </w:pPr>
+      <w:r>
+        <w:rPr>
+          <w:color w:val="000000" w:themeColor="text1"/>
+          <w:lang w:val="en-US"/>
+        </w:rPr>
         <w:t>[11] Baer, T., et al.: Learning React: Modern Patterns for Developing React Apps. 2nd ed., O'Reilly Media, 2020.</w:t>
       </w:r>
     </w:p>
@@ -8805,13 +12555,45 @@
           <w:color w:val="000000" w:themeColor="text1"/>
           <w:lang w:val="en-US"/>
         </w:rPr>
-        <w:t xml:space="preserve">[13] Obe R. O., Hsu L. S.: PostGIS in Action. </w:t>
-      </w:r>
+        <w:t xml:space="preserve">[13] </w:t>
+      </w:r>
+      <w:proofErr w:type="spellStart"/>
       <w:r>
         <w:rPr>
           <w:color w:val="000000" w:themeColor="text1"/>
           <w:lang w:val="en-US"/>
         </w:rPr>
+        <w:t>Obe</w:t>
+      </w:r>
+      <w:proofErr w:type="spellEnd"/>
+      <w:r>
+        <w:rPr>
+          <w:color w:val="000000" w:themeColor="text1"/>
+          <w:lang w:val="en-US"/>
+        </w:rPr>
+        <w:t xml:space="preserve"> R. O., Hsu L. S.: </w:t>
+      </w:r>
+      <w:proofErr w:type="spellStart"/>
+      <w:r>
+        <w:rPr>
+          <w:color w:val="000000" w:themeColor="text1"/>
+          <w:lang w:val="en-US"/>
+        </w:rPr>
+        <w:t>PostGIS</w:t>
+      </w:r>
+      <w:proofErr w:type="spellEnd"/>
+      <w:r>
+        <w:rPr>
+          <w:color w:val="000000" w:themeColor="text1"/>
+          <w:lang w:val="en-US"/>
+        </w:rPr>
+        <w:t xml:space="preserve"> in Action. </w:t>
+      </w:r>
+      <w:r>
+        <w:rPr>
+          <w:color w:val="000000" w:themeColor="text1"/>
+          <w:lang w:val="en-US"/>
+        </w:rPr>
         <w:t>3rd ed., Manning Publications, 2021.</w:t>
       </w:r>
     </w:p>
@@ -8826,84 +12608,795 @@
           <w:color w:val="000000" w:themeColor="text1"/>
           <w:lang w:val="en-US"/>
         </w:rPr>
-        <w:t xml:space="preserve">[20] Lerman, J., Miller, R.: Programming Entity Framework Core. </w:t>
-      </w:r>
-      <w:r>
-        <w:rPr>
-          <w:color w:val="000000" w:themeColor="text1"/>
-        </w:rPr>
-        <w:t>O'Reilly Media, 2016.</w:t>
-      </w:r>
-    </w:p>
-    <w:p>
-      <w:pPr>
-        <w:rPr>
-          <w:color w:val="000000" w:themeColor="text1"/>
-        </w:rPr>
-      </w:pPr>
-    </w:p>
-    <w:p>
-      <w:pPr>
-        <w:rPr>
-          <w:color w:val="000000" w:themeColor="text1"/>
-        </w:rPr>
-      </w:pPr>
-    </w:p>
-    <w:p>
-      <w:pPr>
-        <w:rPr>
-          <w:color w:val="000000" w:themeColor="text1"/>
-        </w:rPr>
-      </w:pPr>
-    </w:p>
-    <w:p>
-      <w:pPr>
-        <w:rPr>
-          <w:color w:val="000000" w:themeColor="text1"/>
-        </w:rPr>
-      </w:pPr>
-    </w:p>
-    <w:p>
-      <w:pPr>
-        <w:rPr>
-          <w:color w:val="000000" w:themeColor="text1"/>
-        </w:rPr>
-      </w:pPr>
-    </w:p>
-    <w:p>
-      <w:pPr>
-        <w:rPr>
-          <w:color w:val="000000" w:themeColor="text1"/>
-        </w:rPr>
-      </w:pPr>
-    </w:p>
-    <w:p>
-      <w:pPr>
-        <w:rPr>
-          <w:color w:val="000000" w:themeColor="text1"/>
-        </w:rPr>
-      </w:pPr>
-    </w:p>
-    <w:p>
-      <w:pPr>
-        <w:rPr>
-          <w:color w:val="000000" w:themeColor="text1"/>
-        </w:rPr>
-      </w:pPr>
-    </w:p>
-    <w:p>
-      <w:pPr>
-        <w:rPr>
-          <w:color w:val="000000" w:themeColor="text1"/>
-        </w:rPr>
-      </w:pPr>
-    </w:p>
-    <w:p>
-      <w:pPr>
-        <w:rPr>
-          <w:color w:val="000000" w:themeColor="text1"/>
-        </w:rPr>
-      </w:pPr>
+        <w:t xml:space="preserve">[20] </w:t>
+      </w:r>
+      <w:proofErr w:type="spellStart"/>
+      <w:r>
+        <w:rPr>
+          <w:color w:val="000000" w:themeColor="text1"/>
+          <w:lang w:val="en-US"/>
+        </w:rPr>
+        <w:t>Lerman</w:t>
+      </w:r>
+      <w:proofErr w:type="spellEnd"/>
+      <w:r>
+        <w:rPr>
+          <w:color w:val="000000" w:themeColor="text1"/>
+          <w:lang w:val="en-US"/>
+        </w:rPr>
+        <w:t xml:space="preserve">, J., Miller, R.: Programming Entity Framework Core. </w:t>
+      </w:r>
+      <w:proofErr w:type="spellStart"/>
+      <w:r>
+        <w:rPr>
+          <w:color w:val="000000" w:themeColor="text1"/>
+        </w:rPr>
+        <w:t>O'Reilly</w:t>
+      </w:r>
+      <w:proofErr w:type="spellEnd"/>
+      <w:r>
+        <w:rPr>
+          <w:color w:val="000000" w:themeColor="text1"/>
+        </w:rPr>
+        <w:t xml:space="preserve"> Media, 2016.</w:t>
+      </w:r>
+    </w:p>
+    <w:p>
+      <w:pPr>
+        <w:rPr>
+          <w:color w:val="000000" w:themeColor="text1"/>
+        </w:rPr>
+      </w:pPr>
+    </w:p>
+    <w:p>
+      <w:pPr>
+        <w:rPr>
+          <w:color w:val="000000" w:themeColor="text1"/>
+          <w:lang w:val="en-US"/>
+        </w:rPr>
+      </w:pPr>
+      <w:r>
+        <w:rPr>
+          <w:color w:val="000000" w:themeColor="text1"/>
+          <w:lang w:val="en-US"/>
+        </w:rPr>
+        <w:t xml:space="preserve">[21] Google: Material Design 3 Documentation. </w:t>
+      </w:r>
+      <w:proofErr w:type="spellStart"/>
+      <w:r>
+        <w:rPr>
+          <w:color w:val="000000" w:themeColor="text1"/>
+          <w:lang w:val="en-US"/>
+        </w:rPr>
+        <w:t>Dostęp</w:t>
+      </w:r>
+      <w:proofErr w:type="spellEnd"/>
+      <w:r>
+        <w:rPr>
+          <w:color w:val="000000" w:themeColor="text1"/>
+          <w:lang w:val="en-US"/>
+        </w:rPr>
+        <w:t xml:space="preserve">: https://m3.material.io/, 2024. </w:t>
+      </w:r>
+    </w:p>
+    <w:p>
+      <w:pPr>
+        <w:rPr>
+          <w:color w:val="000000" w:themeColor="text1"/>
+        </w:rPr>
+      </w:pPr>
+      <w:r>
+        <w:rPr>
+          <w:color w:val="000000" w:themeColor="text1"/>
+          <w:lang w:val="en-US"/>
+        </w:rPr>
+        <w:t xml:space="preserve">[22] Chan, M.: A Thorough Analysis of CSS-in-JS. W: "CSS-Tricks", 2022. </w:t>
+      </w:r>
+      <w:r>
+        <w:rPr>
+          <w:color w:val="000000" w:themeColor="text1"/>
+        </w:rPr>
+        <w:t>Dostęp: https</w:t>
+      </w:r>
+      <w:proofErr w:type="gramStart"/>
+      <w:r>
+        <w:rPr>
+          <w:color w:val="000000" w:themeColor="text1"/>
+        </w:rPr>
+        <w:t>://css-tricks</w:t>
+      </w:r>
+      <w:proofErr w:type="gramEnd"/>
+      <w:r>
+        <w:rPr>
+          <w:color w:val="000000" w:themeColor="text1"/>
+        </w:rPr>
+        <w:t>.</w:t>
+      </w:r>
+      <w:proofErr w:type="gramStart"/>
+      <w:r>
+        <w:rPr>
+          <w:color w:val="000000" w:themeColor="text1"/>
+        </w:rPr>
+        <w:t>com</w:t>
+      </w:r>
+      <w:proofErr w:type="gramEnd"/>
+      <w:r>
+        <w:rPr>
+          <w:color w:val="000000" w:themeColor="text1"/>
+        </w:rPr>
+        <w:t>/a-thorough-analysis-of-css-in-js/</w:t>
+      </w:r>
+    </w:p>
+    <w:p>
+      <w:pPr>
+        <w:rPr>
+          <w:color w:val="000000" w:themeColor="text1"/>
+        </w:rPr>
+      </w:pPr>
+    </w:p>
+    <w:p>
+      <w:pPr>
+        <w:rPr>
+          <w:color w:val="000000" w:themeColor="text1"/>
+        </w:rPr>
+      </w:pPr>
+      <w:r>
+        <w:rPr>
+          <w:color w:val="000000" w:themeColor="text1"/>
+          <w:lang w:val="en-US"/>
+        </w:rPr>
+        <w:t xml:space="preserve">[23] </w:t>
+      </w:r>
+      <w:proofErr w:type="spellStart"/>
+      <w:r>
+        <w:rPr>
+          <w:color w:val="000000" w:themeColor="text1"/>
+          <w:lang w:val="en-US"/>
+        </w:rPr>
+        <w:t>Agafonkin</w:t>
+      </w:r>
+      <w:proofErr w:type="spellEnd"/>
+      <w:r>
+        <w:rPr>
+          <w:color w:val="000000" w:themeColor="text1"/>
+          <w:lang w:val="en-US"/>
+        </w:rPr>
+        <w:t xml:space="preserve">, V.: Leaflet - an Open-Source JavaScript Library for Interactive Maps. </w:t>
+      </w:r>
+      <w:r>
+        <w:rPr>
+          <w:color w:val="000000" w:themeColor="text1"/>
+        </w:rPr>
+        <w:t>Dokumentacja. Dostęp: https</w:t>
+      </w:r>
+      <w:proofErr w:type="gramStart"/>
+      <w:r>
+        <w:rPr>
+          <w:color w:val="000000" w:themeColor="text1"/>
+        </w:rPr>
+        <w:t>://leafletjs</w:t>
+      </w:r>
+      <w:proofErr w:type="gramEnd"/>
+      <w:r>
+        <w:rPr>
+          <w:color w:val="000000" w:themeColor="text1"/>
+        </w:rPr>
+        <w:t>.</w:t>
+      </w:r>
+      <w:proofErr w:type="gramStart"/>
+      <w:r>
+        <w:rPr>
+          <w:color w:val="000000" w:themeColor="text1"/>
+        </w:rPr>
+        <w:t>com</w:t>
+      </w:r>
+      <w:proofErr w:type="gramEnd"/>
+      <w:r>
+        <w:rPr>
+          <w:color w:val="000000" w:themeColor="text1"/>
+        </w:rPr>
+        <w:t>/, 2024.</w:t>
+      </w:r>
+    </w:p>
+    <w:p>
+      <w:pPr>
+        <w:rPr>
+          <w:color w:val="000000" w:themeColor="text1"/>
+        </w:rPr>
+      </w:pPr>
+      <w:r>
+        <w:rPr>
+          <w:color w:val="000000" w:themeColor="text1"/>
+          <w:lang w:val="en-US"/>
+        </w:rPr>
+        <w:t xml:space="preserve">[24] Recharts Development Team: Recharts - A </w:t>
+      </w:r>
+      <w:proofErr w:type="spellStart"/>
+      <w:r>
+        <w:rPr>
+          <w:color w:val="000000" w:themeColor="text1"/>
+          <w:lang w:val="en-US"/>
+        </w:rPr>
+        <w:t>composable</w:t>
+      </w:r>
+      <w:proofErr w:type="spellEnd"/>
+      <w:r>
+        <w:rPr>
+          <w:color w:val="000000" w:themeColor="text1"/>
+          <w:lang w:val="en-US"/>
+        </w:rPr>
+        <w:t xml:space="preserve"> charting library built on React components. </w:t>
+      </w:r>
+      <w:r>
+        <w:rPr>
+          <w:color w:val="000000" w:themeColor="text1"/>
+        </w:rPr>
+        <w:t>Dokumentacja. Dostęp: https</w:t>
+      </w:r>
+      <w:proofErr w:type="gramStart"/>
+      <w:r>
+        <w:rPr>
+          <w:color w:val="000000" w:themeColor="text1"/>
+        </w:rPr>
+        <w:t>://recharts</w:t>
+      </w:r>
+      <w:proofErr w:type="gramEnd"/>
+      <w:r>
+        <w:rPr>
+          <w:color w:val="000000" w:themeColor="text1"/>
+        </w:rPr>
+        <w:t>.</w:t>
+      </w:r>
+      <w:proofErr w:type="gramStart"/>
+      <w:r>
+        <w:rPr>
+          <w:color w:val="000000" w:themeColor="text1"/>
+        </w:rPr>
+        <w:t>org</w:t>
+      </w:r>
+      <w:proofErr w:type="gramEnd"/>
+      <w:r>
+        <w:rPr>
+          <w:color w:val="000000" w:themeColor="text1"/>
+        </w:rPr>
+        <w:t>/, 2024.</w:t>
+      </w:r>
+    </w:p>
+    <w:p>
+      <w:pPr>
+        <w:rPr>
+          <w:color w:val="000000" w:themeColor="text1"/>
+        </w:rPr>
+      </w:pPr>
+    </w:p>
+    <w:p>
+      <w:pPr>
+        <w:rPr>
+          <w:color w:val="000000" w:themeColor="text1"/>
+        </w:rPr>
+      </w:pPr>
+    </w:p>
+    <w:p>
+      <w:pPr>
+        <w:rPr>
+          <w:color w:val="000000" w:themeColor="text1"/>
+        </w:rPr>
+      </w:pPr>
+    </w:p>
+    <w:p>
+      <w:pPr>
+        <w:rPr>
+          <w:b/>
+          <w:color w:val="000000" w:themeColor="text1"/>
+          <w:lang w:val="en-US"/>
+        </w:rPr>
+      </w:pPr>
+      <w:proofErr w:type="spellStart"/>
+      <w:r>
+        <w:rPr>
+          <w:b/>
+          <w:color w:val="000000" w:themeColor="text1"/>
+          <w:lang w:val="en-US"/>
+        </w:rPr>
+        <w:t>Dla</w:t>
+      </w:r>
+      <w:proofErr w:type="spellEnd"/>
+      <w:r>
+        <w:rPr>
+          <w:b/>
+          <w:color w:val="000000" w:themeColor="text1"/>
+          <w:lang w:val="en-US"/>
+        </w:rPr>
+        <w:t xml:space="preserve"> 3.1.1</w:t>
+      </w:r>
+    </w:p>
+    <w:p>
+      <w:pPr>
+        <w:rPr>
+          <w:color w:val="000000" w:themeColor="text1"/>
+          <w:lang w:val="en-US"/>
+        </w:rPr>
+      </w:pPr>
+      <w:r>
+        <w:rPr>
+          <w:color w:val="000000" w:themeColor="text1"/>
+          <w:lang w:val="en-US"/>
+        </w:rPr>
+        <w:t xml:space="preserve">[20] </w:t>
+      </w:r>
+      <w:proofErr w:type="spellStart"/>
+      <w:r>
+        <w:rPr>
+          <w:color w:val="000000" w:themeColor="text1"/>
+          <w:lang w:val="en-US"/>
+        </w:rPr>
+        <w:t>Troelsen</w:t>
+      </w:r>
+      <w:proofErr w:type="spellEnd"/>
+      <w:r>
+        <w:rPr>
+          <w:color w:val="000000" w:themeColor="text1"/>
+          <w:lang w:val="en-US"/>
+        </w:rPr>
+        <w:t xml:space="preserve">, A., </w:t>
+      </w:r>
+      <w:proofErr w:type="spellStart"/>
+      <w:r>
+        <w:rPr>
+          <w:color w:val="000000" w:themeColor="text1"/>
+          <w:lang w:val="en-US"/>
+        </w:rPr>
+        <w:t>Japikse</w:t>
+      </w:r>
+      <w:proofErr w:type="spellEnd"/>
+      <w:r>
+        <w:rPr>
+          <w:color w:val="000000" w:themeColor="text1"/>
+          <w:lang w:val="en-US"/>
+        </w:rPr>
+        <w:t xml:space="preserve">, P.: Pro C# 12 with .NET 8. 12th ed., </w:t>
+      </w:r>
+      <w:proofErr w:type="spellStart"/>
+      <w:r>
+        <w:rPr>
+          <w:color w:val="000000" w:themeColor="text1"/>
+          <w:lang w:val="en-US"/>
+        </w:rPr>
+        <w:t>Apress</w:t>
+      </w:r>
+      <w:proofErr w:type="spellEnd"/>
+      <w:r>
+        <w:rPr>
+          <w:color w:val="000000" w:themeColor="text1"/>
+          <w:lang w:val="en-US"/>
+        </w:rPr>
+        <w:t>, 2024.</w:t>
+      </w:r>
+    </w:p>
+    <w:p>
+      <w:pPr>
+        <w:rPr>
+          <w:color w:val="000000" w:themeColor="text1"/>
+        </w:rPr>
+      </w:pPr>
+      <w:r>
+        <w:rPr>
+          <w:color w:val="000000" w:themeColor="text1"/>
+          <w:lang w:val="en-US"/>
+        </w:rPr>
+        <w:lastRenderedPageBreak/>
+        <w:t xml:space="preserve">[21] </w:t>
+      </w:r>
+      <w:proofErr w:type="spellStart"/>
+      <w:r>
+        <w:rPr>
+          <w:color w:val="000000" w:themeColor="text1"/>
+          <w:lang w:val="en-US"/>
+        </w:rPr>
+        <w:t>Michaelis</w:t>
+      </w:r>
+      <w:proofErr w:type="spellEnd"/>
+      <w:r>
+        <w:rPr>
+          <w:color w:val="000000" w:themeColor="text1"/>
+          <w:lang w:val="en-US"/>
+        </w:rPr>
+        <w:t xml:space="preserve">, M., Tour de Nuts, K.: Essential C# 12. </w:t>
+      </w:r>
+      <w:r>
+        <w:rPr>
+          <w:color w:val="000000" w:themeColor="text1"/>
+        </w:rPr>
+        <w:t>Addison-Wesley Professional, 2024.</w:t>
+      </w:r>
+    </w:p>
+    <w:p>
+      <w:pPr>
+        <w:rPr>
+          <w:color w:val="000000" w:themeColor="text1"/>
+          <w:lang w:val="en-US"/>
+        </w:rPr>
+      </w:pPr>
+      <w:r>
+        <w:rPr>
+          <w:color w:val="000000" w:themeColor="text1"/>
+          <w:lang w:val="en-US"/>
+        </w:rPr>
+        <w:t xml:space="preserve">[22] </w:t>
+      </w:r>
+      <w:proofErr w:type="spellStart"/>
+      <w:r>
+        <w:rPr>
+          <w:color w:val="000000" w:themeColor="text1"/>
+          <w:lang w:val="en-US"/>
+        </w:rPr>
+        <w:t>Albahari</w:t>
+      </w:r>
+      <w:proofErr w:type="spellEnd"/>
+      <w:r>
+        <w:rPr>
+          <w:color w:val="000000" w:themeColor="text1"/>
+          <w:lang w:val="en-US"/>
+        </w:rPr>
+        <w:t xml:space="preserve">, J.: Concurrency in C# Cookbook. </w:t>
+      </w:r>
+      <w:r>
+        <w:rPr>
+          <w:color w:val="000000" w:themeColor="text1"/>
+          <w:lang w:val="en-US"/>
+        </w:rPr>
+        <w:t>2nd ed., O'Reilly Media, 2019.</w:t>
+      </w:r>
+    </w:p>
+    <w:p>
+      <w:pPr>
+        <w:rPr>
+          <w:color w:val="000000" w:themeColor="text1"/>
+          <w:lang w:val="en-US"/>
+        </w:rPr>
+      </w:pPr>
+    </w:p>
+    <w:p>
+      <w:pPr>
+        <w:rPr>
+          <w:color w:val="000000" w:themeColor="text1"/>
+          <w:lang w:val="en-US"/>
+        </w:rPr>
+      </w:pPr>
+    </w:p>
+    <w:p>
+      <w:pPr>
+        <w:rPr>
+          <w:color w:val="000000" w:themeColor="text1"/>
+          <w:lang w:val="en-US"/>
+        </w:rPr>
+      </w:pPr>
+    </w:p>
+    <w:p>
+      <w:pPr>
+        <w:rPr>
+          <w:color w:val="000000" w:themeColor="text1"/>
+          <w:lang w:val="en-US"/>
+        </w:rPr>
+      </w:pPr>
+      <w:r>
+        <w:rPr>
+          <w:color w:val="000000" w:themeColor="text1"/>
+          <w:lang w:val="en-US"/>
+        </w:rPr>
+        <w:t xml:space="preserve">[13] </w:t>
+      </w:r>
+      <w:proofErr w:type="spellStart"/>
+      <w:r>
+        <w:rPr>
+          <w:color w:val="000000" w:themeColor="text1"/>
+          <w:lang w:val="en-US"/>
+        </w:rPr>
+        <w:t>Obe</w:t>
+      </w:r>
+      <w:proofErr w:type="spellEnd"/>
+      <w:r>
+        <w:rPr>
+          <w:color w:val="000000" w:themeColor="text1"/>
+          <w:lang w:val="en-US"/>
+        </w:rPr>
+        <w:t xml:space="preserve"> R. O., Hsu L. S.: </w:t>
+      </w:r>
+      <w:proofErr w:type="spellStart"/>
+      <w:r>
+        <w:rPr>
+          <w:color w:val="000000" w:themeColor="text1"/>
+          <w:lang w:val="en-US"/>
+        </w:rPr>
+        <w:t>PostGIS</w:t>
+      </w:r>
+      <w:proofErr w:type="spellEnd"/>
+      <w:r>
+        <w:rPr>
+          <w:color w:val="000000" w:themeColor="text1"/>
+          <w:lang w:val="en-US"/>
+        </w:rPr>
+        <w:t xml:space="preserve"> in Action. 3rd ed., Manning Publications, 2021.</w:t>
+      </w:r>
+    </w:p>
+    <w:p>
+      <w:pPr>
+        <w:rPr>
+          <w:color w:val="000000" w:themeColor="text1"/>
+          <w:lang w:val="en-US"/>
+        </w:rPr>
+      </w:pPr>
+      <w:r>
+        <w:rPr>
+          <w:color w:val="000000" w:themeColor="text1"/>
+          <w:lang w:val="en-US"/>
+        </w:rPr>
+        <w:t xml:space="preserve">[24] </w:t>
+      </w:r>
+      <w:proofErr w:type="spellStart"/>
+      <w:r>
+        <w:rPr>
+          <w:color w:val="000000" w:themeColor="text1"/>
+          <w:lang w:val="en-US"/>
+        </w:rPr>
+        <w:t>NetTopologySuite</w:t>
+      </w:r>
+      <w:proofErr w:type="spellEnd"/>
+      <w:r>
+        <w:rPr>
+          <w:color w:val="000000" w:themeColor="text1"/>
+          <w:lang w:val="en-US"/>
+        </w:rPr>
+        <w:t xml:space="preserve"> Development Team: </w:t>
+      </w:r>
+      <w:proofErr w:type="spellStart"/>
+      <w:r>
+        <w:rPr>
+          <w:color w:val="000000" w:themeColor="text1"/>
+          <w:lang w:val="en-US"/>
+        </w:rPr>
+        <w:t>NetTopologySuite</w:t>
+      </w:r>
+      <w:proofErr w:type="spellEnd"/>
+      <w:r>
+        <w:rPr>
+          <w:color w:val="000000" w:themeColor="text1"/>
+          <w:lang w:val="en-US"/>
+        </w:rPr>
+        <w:t xml:space="preserve"> Documentation. </w:t>
+      </w:r>
+      <w:proofErr w:type="spellStart"/>
+      <w:r>
+        <w:rPr>
+          <w:color w:val="000000" w:themeColor="text1"/>
+          <w:lang w:val="en-US"/>
+        </w:rPr>
+        <w:t>Dostęp</w:t>
+      </w:r>
+      <w:proofErr w:type="spellEnd"/>
+      <w:r>
+        <w:rPr>
+          <w:color w:val="000000" w:themeColor="text1"/>
+          <w:lang w:val="en-US"/>
+        </w:rPr>
+        <w:t>: https://nettopologysuite.github.io/NetTopologySuite/, 2024.</w:t>
+      </w:r>
+    </w:p>
+    <w:p>
+      <w:pPr>
+        <w:rPr>
+          <w:color w:val="000000" w:themeColor="text1"/>
+          <w:lang w:val="en-US"/>
+        </w:rPr>
+      </w:pPr>
+      <w:r>
+        <w:rPr>
+          <w:color w:val="000000" w:themeColor="text1"/>
+          <w:lang w:val="en-US"/>
+        </w:rPr>
+        <w:t xml:space="preserve">[25] </w:t>
+      </w:r>
+      <w:proofErr w:type="spellStart"/>
+      <w:r>
+        <w:rPr>
+          <w:color w:val="000000" w:themeColor="text1"/>
+          <w:lang w:val="en-US"/>
+        </w:rPr>
+        <w:t>Bogard</w:t>
+      </w:r>
+      <w:proofErr w:type="spellEnd"/>
+      <w:r>
+        <w:rPr>
+          <w:color w:val="000000" w:themeColor="text1"/>
+          <w:lang w:val="en-US"/>
+        </w:rPr>
+        <w:t xml:space="preserve">, J.: </w:t>
+      </w:r>
+      <w:proofErr w:type="spellStart"/>
+      <w:r>
+        <w:rPr>
+          <w:color w:val="000000" w:themeColor="text1"/>
+          <w:lang w:val="en-US"/>
+        </w:rPr>
+        <w:t>AutoMapper</w:t>
+      </w:r>
+      <w:proofErr w:type="spellEnd"/>
+      <w:r>
+        <w:rPr>
+          <w:color w:val="000000" w:themeColor="text1"/>
+          <w:lang w:val="en-US"/>
+        </w:rPr>
+        <w:t xml:space="preserve"> Documentation. </w:t>
+      </w:r>
+      <w:proofErr w:type="spellStart"/>
+      <w:r>
+        <w:rPr>
+          <w:color w:val="000000" w:themeColor="text1"/>
+          <w:lang w:val="en-US"/>
+        </w:rPr>
+        <w:t>Dostęp</w:t>
+      </w:r>
+      <w:proofErr w:type="spellEnd"/>
+      <w:r>
+        <w:rPr>
+          <w:color w:val="000000" w:themeColor="text1"/>
+          <w:lang w:val="en-US"/>
+        </w:rPr>
+        <w:t>: https://automapper.org/, 2024.</w:t>
+      </w:r>
+    </w:p>
+    <w:p>
+      <w:pPr>
+        <w:rPr>
+          <w:color w:val="000000" w:themeColor="text1"/>
+          <w:lang w:val="en-US"/>
+        </w:rPr>
+      </w:pPr>
+      <w:r>
+        <w:rPr>
+          <w:color w:val="000000" w:themeColor="text1"/>
+          <w:lang w:val="en-US"/>
+        </w:rPr>
+        <w:t xml:space="preserve">10] Freeman A.: Pro ASP.NET Core 6. 10th ed., </w:t>
+      </w:r>
+      <w:proofErr w:type="spellStart"/>
+      <w:r>
+        <w:rPr>
+          <w:color w:val="000000" w:themeColor="text1"/>
+          <w:lang w:val="en-US"/>
+        </w:rPr>
+        <w:t>Apress</w:t>
+      </w:r>
+      <w:proofErr w:type="spellEnd"/>
+      <w:r>
+        <w:rPr>
+          <w:color w:val="000000" w:themeColor="text1"/>
+          <w:lang w:val="en-US"/>
+        </w:rPr>
+        <w:t>, 2022.</w:t>
+      </w:r>
+    </w:p>
+    <w:p>
+      <w:pPr>
+        <w:rPr>
+          <w:color w:val="000000" w:themeColor="text1"/>
+        </w:rPr>
+      </w:pPr>
+      <w:r>
+        <w:rPr>
+          <w:color w:val="000000" w:themeColor="text1"/>
+          <w:lang w:val="en-US"/>
+        </w:rPr>
+        <w:t xml:space="preserve">[20] </w:t>
+      </w:r>
+      <w:proofErr w:type="spellStart"/>
+      <w:r>
+        <w:rPr>
+          <w:color w:val="000000" w:themeColor="text1"/>
+          <w:lang w:val="en-US"/>
+        </w:rPr>
+        <w:t>Lerman</w:t>
+      </w:r>
+      <w:proofErr w:type="spellEnd"/>
+      <w:r>
+        <w:rPr>
+          <w:color w:val="000000" w:themeColor="text1"/>
+          <w:lang w:val="en-US"/>
+        </w:rPr>
+        <w:t xml:space="preserve">, J., Miller, R.: Programming Entity Framework Core. </w:t>
+      </w:r>
+      <w:proofErr w:type="spellStart"/>
+      <w:r>
+        <w:rPr>
+          <w:color w:val="000000" w:themeColor="text1"/>
+        </w:rPr>
+        <w:t>O'Reilly</w:t>
+      </w:r>
+      <w:proofErr w:type="spellEnd"/>
+      <w:r>
+        <w:rPr>
+          <w:color w:val="000000" w:themeColor="text1"/>
+        </w:rPr>
+        <w:t xml:space="preserve"> Media, 2016.</w:t>
+      </w:r>
+    </w:p>
+    <w:p>
+      <w:pPr>
+        <w:rPr>
+          <w:color w:val="000000" w:themeColor="text1"/>
+        </w:rPr>
+      </w:pPr>
+      <w:r>
+        <w:rPr>
+          <w:color w:val="000000" w:themeColor="text1"/>
+          <w:lang w:val="en-US"/>
+        </w:rPr>
+        <w:t xml:space="preserve">[23] De </w:t>
+      </w:r>
+      <w:proofErr w:type="spellStart"/>
+      <w:r>
+        <w:rPr>
+          <w:color w:val="000000" w:themeColor="text1"/>
+          <w:lang w:val="en-US"/>
+        </w:rPr>
+        <w:t>Smet</w:t>
+      </w:r>
+      <w:proofErr w:type="spellEnd"/>
+      <w:r>
+        <w:rPr>
+          <w:color w:val="000000" w:themeColor="text1"/>
+          <w:lang w:val="en-US"/>
+        </w:rPr>
+        <w:t xml:space="preserve">, B.: C# 12 and .NET 8 – Modern Cross-Platform Development Fundamentals. </w:t>
+      </w:r>
+      <w:r>
+        <w:rPr>
+          <w:color w:val="000000" w:themeColor="text1"/>
+        </w:rPr>
+        <w:t xml:space="preserve">8th ed., </w:t>
+      </w:r>
+      <w:proofErr w:type="spellStart"/>
+      <w:r>
+        <w:rPr>
+          <w:color w:val="000000" w:themeColor="text1"/>
+        </w:rPr>
+        <w:t>Packt</w:t>
+      </w:r>
+      <w:proofErr w:type="spellEnd"/>
+      <w:r>
+        <w:rPr>
+          <w:color w:val="000000" w:themeColor="text1"/>
+        </w:rPr>
+        <w:t xml:space="preserve"> Publishing, 2023. (Książki </w:t>
+      </w:r>
+      <w:proofErr w:type="gramStart"/>
+      <w:r>
+        <w:rPr>
+          <w:color w:val="000000" w:themeColor="text1"/>
+        </w:rPr>
+        <w:t>o .</w:t>
+      </w:r>
+      <w:proofErr w:type="gramEnd"/>
+      <w:r>
+        <w:rPr>
+          <w:color w:val="000000" w:themeColor="text1"/>
+        </w:rPr>
+        <w:t xml:space="preserve">NET często zawierają rozdziały o EF </w:t>
+      </w:r>
+      <w:proofErr w:type="spellStart"/>
+      <w:r>
+        <w:rPr>
+          <w:color w:val="000000" w:themeColor="text1"/>
+        </w:rPr>
+        <w:t>Core</w:t>
+      </w:r>
+      <w:proofErr w:type="spellEnd"/>
+      <w:r>
+        <w:rPr>
+          <w:color w:val="000000" w:themeColor="text1"/>
+        </w:rPr>
+        <w:t xml:space="preserve"> i LINQ).</w:t>
+      </w:r>
     </w:p>
     <w:p>
       <w:pPr>
@@ -9262,6 +13755,7 @@
                 <w:sz w:val="26"/>
                 <w:szCs w:val="26"/>
               </w:rPr>
+              <w:lastRenderedPageBreak/>
               <w:t>POLITECHNIKA RZESZOWSKA im. I. Łukasiewicza</w:t>
             </w:r>
           </w:p>
@@ -10201,7 +14695,6 @@
           <w:sz w:val="26"/>
           <w:szCs w:val="26"/>
         </w:rPr>
-        <w:lastRenderedPageBreak/>
         <w:t xml:space="preserve"> </w:t>
       </w:r>
       <w:r>
@@ -10235,7 +14728,24 @@
           <w:szCs w:val="26"/>
         </w:rPr>
         <w:tab/>
-        <w:t xml:space="preserve">Rzeszow, </w:t>
+      </w:r>
+      <w:proofErr w:type="spellStart"/>
+      <w:r>
+        <w:rPr>
+          <w:rFonts w:cs="Times New Roman"/>
+          <w:sz w:val="26"/>
+          <w:szCs w:val="26"/>
+        </w:rPr>
+        <w:t>Rzeszow</w:t>
+      </w:r>
+      <w:proofErr w:type="spellEnd"/>
+      <w:r>
+        <w:rPr>
+          <w:rFonts w:cs="Times New Roman"/>
+          <w:sz w:val="26"/>
+          <w:szCs w:val="26"/>
+        </w:rPr>
+        <w:t xml:space="preserve">, </w:t>
       </w:r>
       <w:sdt>
         <w:sdtPr>
@@ -10474,7 +14984,25 @@
           <w:sz w:val="23"/>
           <w:szCs w:val="23"/>
         </w:rPr>
-        <w:t xml:space="preserve">Author: Imię Nazwisko, code: </w:t>
+        <w:t xml:space="preserve">Author: Imię Nazwisko, </w:t>
+      </w:r>
+      <w:proofErr w:type="spellStart"/>
+      <w:r>
+        <w:rPr>
+          <w:rFonts w:cs="Times New Roman"/>
+          <w:sz w:val="23"/>
+          <w:szCs w:val="23"/>
+        </w:rPr>
+        <w:t>code</w:t>
+      </w:r>
+      <w:proofErr w:type="spellEnd"/>
+      <w:r>
+        <w:rPr>
+          <w:rFonts w:cs="Times New Roman"/>
+          <w:sz w:val="23"/>
+          <w:szCs w:val="23"/>
+        </w:rPr>
+        <w:t xml:space="preserve">: </w:t>
       </w:r>
       <w:sdt>
         <w:sdtPr>
@@ -10536,8 +15064,18 @@
           <w:sz w:val="23"/>
           <w:szCs w:val="23"/>
         </w:rPr>
-        <w:t xml:space="preserve"> -123456 Supervisor</w:t>
-      </w:r>
+        <w:t xml:space="preserve"> -123456 </w:t>
+      </w:r>
+      <w:proofErr w:type="spellStart"/>
+      <w:r>
+        <w:rPr>
+          <w:rFonts w:cs="Times New Roman"/>
+          <w:sz w:val="23"/>
+          <w:szCs w:val="23"/>
+        </w:rPr>
+        <w:t>Supervisor</w:t>
+      </w:r>
+      <w:proofErr w:type="spellEnd"/>
       <w:proofErr w:type="gramEnd"/>
       <w:r>
         <w:rPr>
@@ -10631,7 +15169,21 @@
         <w:rPr>
           <w:rFonts w:cs="Times New Roman"/>
         </w:rPr>
-        <w:t>Key words: (max. 5 słów kluczowych w 2 wierszach, oddzielanych przecinkami)</w:t>
+        <w:t xml:space="preserve">Key </w:t>
+      </w:r>
+      <w:proofErr w:type="spellStart"/>
+      <w:r>
+        <w:rPr>
+          <w:rFonts w:cs="Times New Roman"/>
+        </w:rPr>
+        <w:t>words</w:t>
+      </w:r>
+      <w:proofErr w:type="spellEnd"/>
+      <w:r>
+        <w:rPr>
+          <w:rFonts w:cs="Times New Roman"/>
+        </w:rPr>
+        <w:t>: (max. 5 słów kluczowych w 2 wierszach, oddzielanych przecinkami)</w:t>
       </w:r>
     </w:p>
     <w:p>
@@ -10848,7 +15400,7 @@
           <w:rPr>
             <w:noProof/>
           </w:rPr>
-          <w:t>16</w:t>
+          <w:t>17</w:t>
         </w:r>
         <w:r>
           <w:fldChar w:fldCharType="end"/>
@@ -13016,7 +17568,7 @@
   <w:abstractNum w:abstractNumId="20">
     <w:nsid w:val="51A61F44"/>
     <w:multiLevelType w:val="hybridMultilevel"/>
-    <w:tmpl w:val="7C2C0D44"/>
+    <w:tmpl w:val="9858D2A2"/>
     <w:lvl w:ilvl="0" w:tplc="04150001">
       <w:start w:val="1"/>
       <w:numFmt w:val="bullet"/>
@@ -15339,7 +19891,6 @@
     <w:name w:val="Normal (Web)"/>
     <w:basedOn w:val="Normalny"/>
     <w:uiPriority w:val="99"/>
-    <w:semiHidden/>
     <w:unhideWhenUsed/>
     <w:rsid w:val="00EB7AAF"/>
     <w:pPr>
@@ -15656,6 +20207,12 @@
       <w:szCs w:val="18"/>
     </w:rPr>
   </w:style>
+  <w:style w:type="paragraph" w:styleId="Bezodstpw">
+    <w:name w:val="No Spacing"/>
+    <w:uiPriority w:val="1"/>
+    <w:qFormat/>
+    <w:rsid w:val="0084176A"/>
+  </w:style>
 </w:styles>
 </file>
 
@@ -15806,11 +20363,10 @@
   </w:font>
   <w:font w:name="Segoe UI">
     <w:panose1 w:val="020B0502040204020203"/>
-    <w:charset w:val="00"/>
+    <w:charset w:val="EE"/>
     <w:family w:val="swiss"/>
-    <w:notTrueType/>
     <w:pitch w:val="variable"/>
-    <w:sig w:usb0="00000003" w:usb1="00000000" w:usb2="00000000" w:usb3="00000000" w:csb0="00000001" w:csb1="00000000"/>
+    <w:sig w:usb0="E4002EFF" w:usb1="C000E47F" w:usb2="00000009" w:usb3="00000000" w:csb0="000001FF" w:csb1="00000000"/>
   </w:font>
   <w:font w:name="Arial">
     <w:panose1 w:val="020B0604020202020204"/>
@@ -15844,6 +20400,7 @@
     <w:rsid w:val="00A65E9C"/>
     <w:rsid w:val="00BA2457"/>
     <w:rsid w:val="00C023A4"/>
+    <w:rsid w:val="00F66581"/>
     <w:rsid w:val="00F81251"/>
     <w:rsid w:val="00FE1DB3"/>
   </w:rsids>
@@ -16620,7 +21177,7 @@
 </file>
 
 <file path=customXml/itemProps1.xml><?xml version="1.0" encoding="utf-8"?>
-<ds:datastoreItem xmlns:ds="http://schemas.openxmlformats.org/officeDocument/2006/customXml" ds:itemID="{569ADA97-F9A5-4DB6-BF0C-BE08B772E594}">
+<ds:datastoreItem xmlns:ds="http://schemas.openxmlformats.org/officeDocument/2006/customXml" ds:itemID="{E2FF42EC-DBD9-4E99-A007-EA99F5CE999D}">
   <ds:schemaRefs>
     <ds:schemaRef ds:uri="http://schemas.openxmlformats.org/officeDocument/2006/bibliography"/>
   </ds:schemaRefs>

--- a/Arkadiusz Kot.docx
+++ b/Arkadiusz Kot.docx
@@ -287,7 +287,6 @@
             <w:listItem w:displayText="Projekt inżynierski" w:value="Projekt inżynierski"/>
           </w:dropDownList>
         </w:sdtPr>
-        <w:sdtEndPr/>
         <w:sdtContent>
           <w:r>
             <w:rPr>
@@ -358,7 +357,6 @@
             <w:listItem w:displayText="mgr" w:value="mgr"/>
           </w:dropDownList>
         </w:sdtPr>
-        <w:sdtEndPr/>
         <w:sdtContent>
           <w:r>
             <w:rPr>
@@ -412,7 +410,6 @@
             <w:listItem w:displayText=", prof. PRz" w:value=", prof. PRz"/>
           </w:dropDownList>
         </w:sdtPr>
-        <w:sdtEndPr/>
         <w:sdtContent>
           <w:r>
             <w:rPr>
@@ -845,6 +842,8 @@
       <w:r>
         <w:t>Uwaga – nazwy styli formatowania, wykorzystane w niniejszym szablonie pracy dyplomowej, rozpoczynają się gwiazdką „*”.</w:t>
       </w:r>
+      <w:bookmarkStart w:id="0" w:name="_GoBack"/>
+      <w:bookmarkEnd w:id="0"/>
     </w:p>
     <w:sdt>
       <w:sdtPr>
@@ -907,7 +906,7 @@
           <w:r>
             <w:fldChar w:fldCharType="separate"/>
           </w:r>
-          <w:hyperlink w:anchor="_Toc215606646" w:history="1">
+          <w:hyperlink w:anchor="_Toc215681369" w:history="1">
             <w:r>
               <w:rPr>
                 <w:rStyle w:val="Hipercze"/>
@@ -936,7 +935,7 @@
                 <w:noProof/>
                 <w:webHidden/>
               </w:rPr>
-              <w:instrText xml:space="preserve"> PAGEREF _Toc215606646 \h </w:instrText>
+              <w:instrText xml:space="preserve"> PAGEREF _Toc215681369 \h </w:instrText>
             </w:r>
             <w:r>
               <w:rPr>
@@ -982,7 +981,7 @@
               <w:lang w:eastAsia="pl-PL"/>
             </w:rPr>
           </w:pPr>
-          <w:hyperlink w:anchor="_Toc215606647" w:history="1">
+          <w:hyperlink w:anchor="_Toc215681370" w:history="1">
             <w:r>
               <w:rPr>
                 <w:rStyle w:val="Hipercze"/>
@@ -1030,7 +1029,7 @@
                 <w:noProof/>
                 <w:webHidden/>
               </w:rPr>
-              <w:instrText xml:space="preserve"> PAGEREF _Toc215606647 \h </w:instrText>
+              <w:instrText xml:space="preserve"> PAGEREF _Toc215681370 \h </w:instrText>
             </w:r>
             <w:r>
               <w:rPr>
@@ -1076,7 +1075,7 @@
               <w:lang w:eastAsia="pl-PL"/>
             </w:rPr>
           </w:pPr>
-          <w:hyperlink w:anchor="_Toc215606648" w:history="1">
+          <w:hyperlink w:anchor="_Toc215681371" w:history="1">
             <w:r>
               <w:rPr>
                 <w:rStyle w:val="Hipercze"/>
@@ -1124,7 +1123,7 @@
                 <w:noProof/>
                 <w:webHidden/>
               </w:rPr>
-              <w:instrText xml:space="preserve"> PAGEREF _Toc215606648 \h </w:instrText>
+              <w:instrText xml:space="preserve"> PAGEREF _Toc215681371 \h </w:instrText>
             </w:r>
             <w:r>
               <w:rPr>
@@ -1170,7 +1169,7 @@
               <w:lang w:eastAsia="pl-PL"/>
             </w:rPr>
           </w:pPr>
-          <w:hyperlink w:anchor="_Toc215606649" w:history="1">
+          <w:hyperlink w:anchor="_Toc215681372" w:history="1">
             <w:r>
               <w:rPr>
                 <w:rStyle w:val="Hipercze"/>
@@ -1218,7 +1217,7 @@
                 <w:noProof/>
                 <w:webHidden/>
               </w:rPr>
-              <w:instrText xml:space="preserve"> PAGEREF _Toc215606649 \h </w:instrText>
+              <w:instrText xml:space="preserve"> PAGEREF _Toc215681372 \h </w:instrText>
             </w:r>
             <w:r>
               <w:rPr>
@@ -1238,7 +1237,7 @@
                 <w:noProof/>
                 <w:webHidden/>
               </w:rPr>
-              <w:t>5</w:t>
+              <w:t>6</w:t>
             </w:r>
             <w:r>
               <w:rPr>
@@ -1264,7 +1263,7 @@
               <w:lang w:eastAsia="pl-PL"/>
             </w:rPr>
           </w:pPr>
-          <w:hyperlink w:anchor="_Toc215606650" w:history="1">
+          <w:hyperlink w:anchor="_Toc215681373" w:history="1">
             <w:r>
               <w:rPr>
                 <w:rStyle w:val="Hipercze"/>
@@ -1291,7 +1290,7 @@
                 <w:b/>
                 <w:noProof/>
               </w:rPr>
-              <w:t>Garmin Connect - Ekosystem izolowany dla użytkowników urządzeń marki Garmin</w:t>
+              <w:t>Garmin Connect - ekosystem analityczny producenta sprzętu</w:t>
             </w:r>
             <w:r>
               <w:rPr>
@@ -1312,7 +1311,7 @@
                 <w:noProof/>
                 <w:webHidden/>
               </w:rPr>
-              <w:instrText xml:space="preserve"> PAGEREF _Toc215606650 \h </w:instrText>
+              <w:instrText xml:space="preserve"> PAGEREF _Toc215681373 \h </w:instrText>
             </w:r>
             <w:r>
               <w:rPr>
@@ -1332,7 +1331,7 @@
                 <w:noProof/>
                 <w:webHidden/>
               </w:rPr>
-              <w:t>6</w:t>
+              <w:t>7</w:t>
             </w:r>
             <w:r>
               <w:rPr>
@@ -1358,7 +1357,7 @@
               <w:lang w:eastAsia="pl-PL"/>
             </w:rPr>
           </w:pPr>
-          <w:hyperlink w:anchor="_Toc215606651" w:history="1">
+          <w:hyperlink w:anchor="_Toc215681374" w:history="1">
             <w:r>
               <w:rPr>
                 <w:rStyle w:val="Hipercze"/>
@@ -1406,7 +1405,7 @@
                 <w:noProof/>
                 <w:webHidden/>
               </w:rPr>
-              <w:instrText xml:space="preserve"> PAGEREF _Toc215606651 \h </w:instrText>
+              <w:instrText xml:space="preserve"> PAGEREF _Toc215681374 \h </w:instrText>
             </w:r>
             <w:r>
               <w:rPr>
@@ -1426,7 +1425,7 @@
                 <w:noProof/>
                 <w:webHidden/>
               </w:rPr>
-              <w:t>6</w:t>
+              <w:t>8</w:t>
             </w:r>
             <w:r>
               <w:rPr>
@@ -1452,7 +1451,7 @@
               <w:lang w:eastAsia="pl-PL"/>
             </w:rPr>
           </w:pPr>
-          <w:hyperlink w:anchor="_Toc215606652" w:history="1">
+          <w:hyperlink w:anchor="_Toc215681375" w:history="1">
             <w:r>
               <w:rPr>
                 <w:rStyle w:val="Hipercze"/>
@@ -1500,7 +1499,7 @@
                 <w:noProof/>
                 <w:webHidden/>
               </w:rPr>
-              <w:instrText xml:space="preserve"> PAGEREF _Toc215606652 \h </w:instrText>
+              <w:instrText xml:space="preserve"> PAGEREF _Toc215681375 \h </w:instrText>
             </w:r>
             <w:r>
               <w:rPr>
@@ -1520,7 +1519,7 @@
                 <w:noProof/>
                 <w:webHidden/>
               </w:rPr>
-              <w:t>8</w:t>
+              <w:t>9</w:t>
             </w:r>
             <w:r>
               <w:rPr>
@@ -1546,7 +1545,7 @@
               <w:lang w:eastAsia="pl-PL"/>
             </w:rPr>
           </w:pPr>
-          <w:hyperlink w:anchor="_Toc215606653" w:history="1">
+          <w:hyperlink w:anchor="_Toc215681376" w:history="1">
             <w:r>
               <w:rPr>
                 <w:rStyle w:val="Hipercze"/>
@@ -1594,7 +1593,7 @@
                 <w:noProof/>
                 <w:webHidden/>
               </w:rPr>
-              <w:instrText xml:space="preserve"> PAGEREF _Toc215606653 \h </w:instrText>
+              <w:instrText xml:space="preserve"> PAGEREF _Toc215681376 \h </w:instrText>
             </w:r>
             <w:r>
               <w:rPr>
@@ -1614,7 +1613,7 @@
                 <w:noProof/>
                 <w:webHidden/>
               </w:rPr>
-              <w:t>8</w:t>
+              <w:t>9</w:t>
             </w:r>
             <w:r>
               <w:rPr>
@@ -1640,7 +1639,7 @@
               <w:lang w:eastAsia="pl-PL"/>
             </w:rPr>
           </w:pPr>
-          <w:hyperlink w:anchor="_Toc215606654" w:history="1">
+          <w:hyperlink w:anchor="_Toc215681377" w:history="1">
             <w:r>
               <w:rPr>
                 <w:rStyle w:val="Hipercze"/>
@@ -1688,7 +1687,7 @@
                 <w:noProof/>
                 <w:webHidden/>
               </w:rPr>
-              <w:instrText xml:space="preserve"> PAGEREF _Toc215606654 \h </w:instrText>
+              <w:instrText xml:space="preserve"> PAGEREF _Toc215681377 \h </w:instrText>
             </w:r>
             <w:r>
               <w:rPr>
@@ -1708,7 +1707,7 @@
                 <w:noProof/>
                 <w:webHidden/>
               </w:rPr>
-              <w:t>9</w:t>
+              <w:t>10</w:t>
             </w:r>
             <w:r>
               <w:rPr>
@@ -1734,7 +1733,7 @@
               <w:lang w:eastAsia="pl-PL"/>
             </w:rPr>
           </w:pPr>
-          <w:hyperlink w:anchor="_Toc215606655" w:history="1">
+          <w:hyperlink w:anchor="_Toc215681378" w:history="1">
             <w:r>
               <w:rPr>
                 <w:rStyle w:val="Hipercze"/>
@@ -1782,7 +1781,7 @@
                 <w:noProof/>
                 <w:webHidden/>
               </w:rPr>
-              <w:instrText xml:space="preserve"> PAGEREF _Toc215606655 \h </w:instrText>
+              <w:instrText xml:space="preserve"> PAGEREF _Toc215681378 \h </w:instrText>
             </w:r>
             <w:r>
               <w:rPr>
@@ -1802,7 +1801,7 @@
                 <w:noProof/>
                 <w:webHidden/>
               </w:rPr>
-              <w:t>10</w:t>
+              <w:t>11</w:t>
             </w:r>
             <w:r>
               <w:rPr>
@@ -1828,7 +1827,7 @@
               <w:lang w:eastAsia="pl-PL"/>
             </w:rPr>
           </w:pPr>
-          <w:hyperlink w:anchor="_Toc215606656" w:history="1">
+          <w:hyperlink w:anchor="_Toc215681379" w:history="1">
             <w:r>
               <w:rPr>
                 <w:rStyle w:val="Hipercze"/>
@@ -1876,7 +1875,7 @@
                 <w:noProof/>
                 <w:webHidden/>
               </w:rPr>
-              <w:instrText xml:space="preserve"> PAGEREF _Toc215606656 \h </w:instrText>
+              <w:instrText xml:space="preserve"> PAGEREF _Toc215681379 \h </w:instrText>
             </w:r>
             <w:r>
               <w:rPr>
@@ -1896,7 +1895,7 @@
                 <w:noProof/>
                 <w:webHidden/>
               </w:rPr>
-              <w:t>11</w:t>
+              <w:t>13</w:t>
             </w:r>
             <w:r>
               <w:rPr>
@@ -1922,7 +1921,7 @@
               <w:lang w:eastAsia="pl-PL"/>
             </w:rPr>
           </w:pPr>
-          <w:hyperlink w:anchor="_Toc215606657" w:history="1">
+          <w:hyperlink w:anchor="_Toc215681380" w:history="1">
             <w:r>
               <w:rPr>
                 <w:rStyle w:val="Hipercze"/>
@@ -1970,7 +1969,7 @@
                 <w:noProof/>
                 <w:webHidden/>
               </w:rPr>
-              <w:instrText xml:space="preserve"> PAGEREF _Toc215606657 \h </w:instrText>
+              <w:instrText xml:space="preserve"> PAGEREF _Toc215681380 \h </w:instrText>
             </w:r>
             <w:r>
               <w:rPr>
@@ -1990,7 +1989,7 @@
                 <w:noProof/>
                 <w:webHidden/>
               </w:rPr>
-              <w:t>13</w:t>
+              <w:t>15</w:t>
             </w:r>
             <w:r>
               <w:rPr>
@@ -2016,7 +2015,7 @@
               <w:lang w:eastAsia="pl-PL"/>
             </w:rPr>
           </w:pPr>
-          <w:hyperlink w:anchor="_Toc215606658" w:history="1">
+          <w:hyperlink w:anchor="_Toc215681381" w:history="1">
             <w:r>
               <w:rPr>
                 <w:rStyle w:val="Hipercze"/>
@@ -2064,7 +2063,7 @@
                 <w:noProof/>
                 <w:webHidden/>
               </w:rPr>
-              <w:instrText xml:space="preserve"> PAGEREF _Toc215606658 \h </w:instrText>
+              <w:instrText xml:space="preserve"> PAGEREF _Toc215681381 \h </w:instrText>
             </w:r>
             <w:r>
               <w:rPr>
@@ -2084,7 +2083,7 @@
                 <w:noProof/>
                 <w:webHidden/>
               </w:rPr>
-              <w:t>13</w:t>
+              <w:t>15</w:t>
             </w:r>
             <w:r>
               <w:rPr>
@@ -2110,7 +2109,7 @@
               <w:lang w:eastAsia="pl-PL"/>
             </w:rPr>
           </w:pPr>
-          <w:hyperlink w:anchor="_Toc215606659" w:history="1">
+          <w:hyperlink w:anchor="_Toc215681382" w:history="1">
             <w:r>
               <w:rPr>
                 <w:rStyle w:val="Hipercze"/>
@@ -2158,7 +2157,7 @@
                 <w:noProof/>
                 <w:webHidden/>
               </w:rPr>
-              <w:instrText xml:space="preserve"> PAGEREF _Toc215606659 \h </w:instrText>
+              <w:instrText xml:space="preserve"> PAGEREF _Toc215681382 \h </w:instrText>
             </w:r>
             <w:r>
               <w:rPr>
@@ -2178,7 +2177,7 @@
                 <w:noProof/>
                 <w:webHidden/>
               </w:rPr>
-              <w:t>13</w:t>
+              <w:t>15</w:t>
             </w:r>
             <w:r>
               <w:rPr>
@@ -2204,7 +2203,7 @@
               <w:lang w:eastAsia="pl-PL"/>
             </w:rPr>
           </w:pPr>
-          <w:hyperlink w:anchor="_Toc215606660" w:history="1">
+          <w:hyperlink w:anchor="_Toc215681383" w:history="1">
             <w:r>
               <w:rPr>
                 <w:rStyle w:val="Hipercze"/>
@@ -2252,7 +2251,7 @@
                 <w:noProof/>
                 <w:webHidden/>
               </w:rPr>
-              <w:instrText xml:space="preserve"> PAGEREF _Toc215606660 \h </w:instrText>
+              <w:instrText xml:space="preserve"> PAGEREF _Toc215681383 \h </w:instrText>
             </w:r>
             <w:r>
               <w:rPr>
@@ -2272,7 +2271,7 @@
                 <w:noProof/>
                 <w:webHidden/>
               </w:rPr>
-              <w:t>15</w:t>
+              <w:t>17</w:t>
             </w:r>
             <w:r>
               <w:rPr>
@@ -2298,7 +2297,7 @@
               <w:lang w:eastAsia="pl-PL"/>
             </w:rPr>
           </w:pPr>
-          <w:hyperlink w:anchor="_Toc215606661" w:history="1">
+          <w:hyperlink w:anchor="_Toc215681384" w:history="1">
             <w:r>
               <w:rPr>
                 <w:rStyle w:val="Hipercze"/>
@@ -2346,7 +2345,7 @@
                 <w:noProof/>
                 <w:webHidden/>
               </w:rPr>
-              <w:instrText xml:space="preserve"> PAGEREF _Toc215606661 \h </w:instrText>
+              <w:instrText xml:space="preserve"> PAGEREF _Toc215681384 \h </w:instrText>
             </w:r>
             <w:r>
               <w:rPr>
@@ -2366,7 +2365,7 @@
                 <w:noProof/>
                 <w:webHidden/>
               </w:rPr>
-              <w:t>16</w:t>
+              <w:t>18</w:t>
             </w:r>
             <w:r>
               <w:rPr>
@@ -2391,7 +2390,7 @@
               <w:lang w:eastAsia="pl-PL"/>
             </w:rPr>
           </w:pPr>
-          <w:hyperlink w:anchor="_Toc215606662" w:history="1">
+          <w:hyperlink w:anchor="_Toc215681385" w:history="1">
             <w:r>
               <w:rPr>
                 <w:rStyle w:val="Hipercze"/>
@@ -2420,7 +2419,7 @@
                 <w:noProof/>
                 <w:webHidden/>
               </w:rPr>
-              <w:instrText xml:space="preserve"> PAGEREF _Toc215606662 \h </w:instrText>
+              <w:instrText xml:space="preserve"> PAGEREF _Toc215681385 \h </w:instrText>
             </w:r>
             <w:r>
               <w:rPr>
@@ -2440,7 +2439,7 @@
                 <w:noProof/>
                 <w:webHidden/>
               </w:rPr>
-              <w:t>18</w:t>
+              <w:t>20</w:t>
             </w:r>
             <w:r>
               <w:rPr>
@@ -2685,7 +2684,7 @@
           <w:color w:val="000000" w:themeColor="text1"/>
         </w:rPr>
       </w:pPr>
-      <w:bookmarkStart w:id="0" w:name="_Toc215606646"/>
+      <w:bookmarkStart w:id="1" w:name="_Toc215681369"/>
       <w:r>
         <w:rPr>
           <w:rFonts w:ascii="Times New Roman" w:hAnsi="Times New Roman" w:cs="Times New Roman"/>
@@ -2694,7 +2693,7 @@
         </w:rPr>
         <w:t>Wstęp</w:t>
       </w:r>
-      <w:bookmarkEnd w:id="0"/>
+      <w:bookmarkEnd w:id="1"/>
     </w:p>
     <w:p>
       <w:pPr>
@@ -2710,85 +2709,37 @@
           <w:sz w:val="24"/>
           <w:lang w:eastAsia="pl-PL"/>
         </w:rPr>
-        <w:t xml:space="preserve">Współczesny rynek aplikacji mobilnych i internetowych oferuje szeroki wachlarz narzędzi przeznaczonych do rejestracji i analizy aktywności fizycznej. Wśród nich wyróżnić można kilka dominujących platform. Aplikacja </w:t>
-      </w:r>
-      <w:proofErr w:type="spellStart"/>
+        <w:t>Współczesny rynek aplikacji mobilnych i internetowych oferuje szeroki wachlarz narzędzi przeznaczonych do rejestracji i analizy aktywności fizycznej. Wśród nich wyróżnić można kilka dominujących platform. Aplikacja Strava pozycjonowana jest</w:t>
+      </w:r>
       <w:r>
         <w:rPr>
           <w:sz w:val="24"/>
           <w:lang w:eastAsia="pl-PL"/>
         </w:rPr>
-        <w:t>Strava</w:t>
-      </w:r>
-      <w:proofErr w:type="spellEnd"/>
+        <w:t>,</w:t>
+      </w:r>
       <w:r>
         <w:rPr>
           <w:sz w:val="24"/>
           <w:lang w:eastAsia="pl-PL"/>
         </w:rPr>
-        <w:t xml:space="preserve"> pozycjonowana jest</w:t>
-      </w:r>
+        <w:t xml:space="preserve"> jako sieć społecznościowa dla sportowców, umożliwiając szczegółową analizę treningów, wizualizację statystyk oraz rywalizację z innymi użytkownikami poprzez integrację z urządzeniami monitorującymi [1]. Platforma </w:t>
+      </w:r>
+      <w:proofErr w:type="spellStart"/>
       <w:r>
         <w:rPr>
           <w:sz w:val="24"/>
           <w:lang w:eastAsia="pl-PL"/>
         </w:rPr>
-        <w:t>,</w:t>
-      </w:r>
+        <w:t>Komoot</w:t>
+      </w:r>
+      <w:proofErr w:type="spellEnd"/>
       <w:r>
         <w:rPr>
           <w:sz w:val="24"/>
           <w:lang w:eastAsia="pl-PL"/>
         </w:rPr>
-        <w:t xml:space="preserve"> jako sieć społecznościowa dla sportowców, umożliwiając szczegółową analizę treningów, wizualizację statystyk oraz rywalizację z innymi użytkownikami poprzez integrację z urządzeniami monitorującymi [1]. Platforma </w:t>
-      </w:r>
-      <w:proofErr w:type="spellStart"/>
-      <w:r>
-        <w:rPr>
-          <w:sz w:val="24"/>
-          <w:lang w:eastAsia="pl-PL"/>
-        </w:rPr>
-        <w:t>Komoot</w:t>
-      </w:r>
-      <w:proofErr w:type="spellEnd"/>
-      <w:r>
-        <w:rPr>
-          <w:sz w:val="24"/>
-          <w:lang w:eastAsia="pl-PL"/>
-        </w:rPr>
-        <w:t xml:space="preserve"> specjalizuje się w zaawansowanym planowaniu tras, oferując funkcjonalność nawigacji oraz importu i eksportu plików z danymi geolokalizacyjnymi, przy mniejszym nacisku na rozbudowaną analizę wyników sportowych [2]. Z kolei </w:t>
-      </w:r>
-      <w:proofErr w:type="spellStart"/>
-      <w:r>
-        <w:rPr>
-          <w:sz w:val="24"/>
-          <w:lang w:eastAsia="pl-PL"/>
-        </w:rPr>
-        <w:t>Garmin</w:t>
-      </w:r>
-      <w:proofErr w:type="spellEnd"/>
-      <w:r>
-        <w:rPr>
-          <w:sz w:val="24"/>
-          <w:lang w:eastAsia="pl-PL"/>
-        </w:rPr>
-        <w:t xml:space="preserve"> Connect stanowi zamknięty ekosystem dla użytkowników urządzeń marki </w:t>
-      </w:r>
-      <w:proofErr w:type="spellStart"/>
-      <w:r>
-        <w:rPr>
-          <w:sz w:val="24"/>
-          <w:lang w:eastAsia="pl-PL"/>
-        </w:rPr>
-        <w:t>Garmin</w:t>
-      </w:r>
-      <w:proofErr w:type="spellEnd"/>
-      <w:r>
-        <w:rPr>
-          <w:sz w:val="24"/>
-          <w:lang w:eastAsia="pl-PL"/>
-        </w:rPr>
-        <w:t xml:space="preserve">, dostarczając najbardziej dogłębną na rynku analizę parametrów treningowych i danych biometrycznych, takich jak tętno czy jakość snu [3]. Ofertę uzupełnia </w:t>
+        <w:t xml:space="preserve"> specjalizuje się w zaawansowanym planowaniu tras, oferując funkcjonalność nawigacji oraz importu i eksportu plików z danymi geolokalizacyjnymi, przy mniejszym nacisku na rozbudowaną analizę wyników sportowych [2]. Z kolei Garmin Connect stanowi zamknięty ekosystem dla użytkowników urządzeń marki Garmin, dostarczając najbardziej dogłębną na rynku analizę parametrów treningowych i danych biometrycznych, takich jak tętno czy jakość snu [3]. Ofertę uzupełnia </w:t>
       </w:r>
       <w:proofErr w:type="spellStart"/>
       <w:r>
@@ -3177,7 +3128,7 @@
           <w:color w:val="000000" w:themeColor="text1"/>
         </w:rPr>
       </w:pPr>
-      <w:bookmarkStart w:id="1" w:name="_Toc215606647"/>
+      <w:bookmarkStart w:id="2" w:name="_Toc215681370"/>
       <w:r>
         <w:rPr>
           <w:rFonts w:ascii="Times New Roman" w:hAnsi="Times New Roman" w:cs="Times New Roman"/>
@@ -3186,23 +3137,16 @@
         </w:rPr>
         <w:t>Charakterystyka porównawcza istniejących na rynku rozwiązań do analizy danych geolokalizacyjnych</w:t>
       </w:r>
-      <w:bookmarkEnd w:id="1"/>
-    </w:p>
+      <w:bookmarkEnd w:id="2"/>
+    </w:p>
+    <w:p/>
     <w:p>
       <w:pPr>
         <w:ind w:firstLine="360"/>
         <w:jc w:val="both"/>
       </w:pPr>
       <w:r>
-        <w:t xml:space="preserve">W niniejszym rozdziale szczegółowo opisano aplikacje służące do analizy i edycji danych geolokalizacyjnych. Należą do nich </w:t>
-      </w:r>
-      <w:proofErr w:type="spellStart"/>
-      <w:r>
-        <w:t>Strava</w:t>
-      </w:r>
-      <w:proofErr w:type="spellEnd"/>
-      <w:r>
-        <w:t xml:space="preserve"> [1], </w:t>
+        <w:t xml:space="preserve">W niniejszym rozdziale szczegółowo opisano aplikacje służące do analizy i edycji danych geolokalizacyjnych. Należą do nich Strava [1], </w:t>
       </w:r>
       <w:proofErr w:type="spellStart"/>
       <w:r>
@@ -3210,15 +3154,7 @@
       </w:r>
       <w:proofErr w:type="spellEnd"/>
       <w:r>
-        <w:t xml:space="preserve"> [2] oraz </w:t>
-      </w:r>
-      <w:proofErr w:type="spellStart"/>
-      <w:r>
-        <w:t>Garmin</w:t>
-      </w:r>
-      <w:proofErr w:type="spellEnd"/>
-      <w:r>
-        <w:t xml:space="preserve"> Connect [3]</w:t>
+        <w:t xml:space="preserve"> [2] oraz Garmin Connect [3]</w:t>
       </w:r>
     </w:p>
     <w:p>
@@ -3235,8 +3171,7 @@
           <w:sz w:val="28"/>
         </w:rPr>
       </w:pPr>
-      <w:bookmarkStart w:id="2" w:name="_Toc215606648"/>
-      <w:proofErr w:type="spellStart"/>
+      <w:bookmarkStart w:id="3" w:name="_Toc215681371"/>
       <w:r>
         <w:rPr>
           <w:rFonts w:ascii="Times New Roman" w:hAnsi="Times New Roman" w:cs="Times New Roman"/>
@@ -3244,69 +3179,158 @@
           <w:color w:val="000000" w:themeColor="text1"/>
           <w:sz w:val="28"/>
         </w:rPr>
-        <w:t>Strava</w:t>
-      </w:r>
-      <w:proofErr w:type="spellEnd"/>
-      <w:r>
-        <w:rPr>
-          <w:rFonts w:ascii="Times New Roman" w:hAnsi="Times New Roman" w:cs="Times New Roman"/>
+        <w:t>Strava – sieć społecznościowa dla sportowców</w:t>
+      </w:r>
+      <w:bookmarkEnd w:id="3"/>
+    </w:p>
+    <w:p/>
+    <w:p>
+      <w:pPr>
+        <w:ind w:left="360" w:firstLine="349"/>
+        <w:jc w:val="both"/>
+      </w:pPr>
+      <w:r>
+        <w:t xml:space="preserve">Platforma Strava, stworzona w 2009 roku przez Marka </w:t>
+      </w:r>
+      <w:proofErr w:type="spellStart"/>
+      <w:r>
+        <w:t>Gaineya</w:t>
+      </w:r>
+      <w:proofErr w:type="spellEnd"/>
+      <w:r>
+        <w:t xml:space="preserve"> i Michaela </w:t>
+      </w:r>
+      <w:proofErr w:type="spellStart"/>
+      <w:r>
+        <w:t>Horvatha</w:t>
+      </w:r>
+      <w:proofErr w:type="spellEnd"/>
+      <w:r>
+        <w:t>, jest aplikacją internetową i mobilną służącą do monitorowania aktywności fizycznej, z silnym naciskiem na aspekty społecznościowe [4]. Kluczową funkcjonalnością aplikacji jest możliwość precyzyjnego śledzenia i analizy treningów, obejmująca takie parametry jak pokonany dystans, czas, prędkość, a także sumę przewyższeń i kadencję. Zebrane dane są następnie wizualizowane w formie czytelnych statystyk, interaktywnych map oraz wykresów profilu trasy (rys. 1.1).</w:t>
+      </w:r>
+    </w:p>
+    <w:p>
+      <w:pPr>
+        <w:ind w:left="360" w:firstLine="349"/>
+        <w:jc w:val="both"/>
+      </w:pPr>
+    </w:p>
+    <w:p>
+      <w:pPr>
+        <w:ind w:left="709" w:hanging="709"/>
+        <w:jc w:val="center"/>
+        <w:rPr>
           <w:b/>
           <w:color w:val="000000" w:themeColor="text1"/>
-          <w:sz w:val="28"/>
-        </w:rPr>
-        <w:t xml:space="preserve"> – sieć społecznościowa dla sportowców</w:t>
-      </w:r>
-      <w:bookmarkEnd w:id="2"/>
+        </w:rPr>
+      </w:pPr>
+      <w:r>
+        <w:rPr>
+          <w:b/>
+          <w:color w:val="000000" w:themeColor="text1"/>
+        </w:rPr>
+        <w:t>Rysunek</w:t>
+      </w:r>
+      <w:r>
+        <w:rPr>
+          <w:b/>
+          <w:color w:val="000000" w:themeColor="text1"/>
+        </w:rPr>
+        <w:t xml:space="preserve"> 1.1. </w:t>
+      </w:r>
+      <w:r>
+        <w:rPr>
+          <w:b/>
+          <w:color w:val="000000" w:themeColor="text1"/>
+        </w:rPr>
+        <w:t>Interfejs</w:t>
+      </w:r>
+      <w:r>
+        <w:rPr>
+          <w:b/>
+          <w:color w:val="000000" w:themeColor="text1"/>
+        </w:rPr>
+        <w:t xml:space="preserve"> aplikacji Strava z analizą aktywności</w:t>
+      </w:r>
+    </w:p>
+    <w:p>
+      <w:pPr>
+        <w:pStyle w:val="NormalnyWeb"/>
+        <w:jc w:val="center"/>
+      </w:pPr>
+      <w:r>
+        <w:rPr>
+          <w:noProof/>
+        </w:rPr>
+        <w:drawing>
+          <wp:inline distT="0" distB="0" distL="0" distR="0">
+            <wp:extent cx="4958080" cy="3718560"/>
+            <wp:effectExtent l="0" t="0" r="0" b="0"/>
+            <wp:docPr id="9" name="Obraz 9" descr="C:\Users\arekk\Downloads\Carbon-press__1_.jpg"/>
+            <wp:cNvGraphicFramePr>
+              <a:graphicFrameLocks xmlns:a="http://schemas.openxmlformats.org/drawingml/2006/main" noChangeAspect="1"/>
+            </wp:cNvGraphicFramePr>
+            <a:graphic xmlns:a="http://schemas.openxmlformats.org/drawingml/2006/main">
+              <a:graphicData uri="http://schemas.openxmlformats.org/drawingml/2006/picture">
+                <pic:pic xmlns:pic="http://schemas.openxmlformats.org/drawingml/2006/picture">
+                  <pic:nvPicPr>
+                    <pic:cNvPr id="0" name="Picture 3" descr="C:\Users\arekk\Downloads\Carbon-press__1_.jpg"/>
+                    <pic:cNvPicPr>
+                      <a:picLocks noChangeAspect="1" noChangeArrowheads="1"/>
+                    </pic:cNvPicPr>
+                  </pic:nvPicPr>
+                  <pic:blipFill>
+                    <a:blip r:embed="rId11">
+                      <a:extLst>
+                        <a:ext uri="{28A0092B-C50C-407E-A947-70E740481C1C}">
+                          <a14:useLocalDpi xmlns:a14="http://schemas.microsoft.com/office/drawing/2010/main" val="0"/>
+                        </a:ext>
+                      </a:extLst>
+                    </a:blip>
+                    <a:srcRect/>
+                    <a:stretch>
+                      <a:fillRect/>
+                    </a:stretch>
+                  </pic:blipFill>
+                  <pic:spPr bwMode="auto">
+                    <a:xfrm>
+                      <a:off x="0" y="0"/>
+                      <a:ext cx="4958080" cy="3718560"/>
+                    </a:xfrm>
+                    <a:prstGeom prst="rect">
+                      <a:avLst/>
+                    </a:prstGeom>
+                    <a:noFill/>
+                    <a:ln>
+                      <a:noFill/>
+                    </a:ln>
+                  </pic:spPr>
+                </pic:pic>
+              </a:graphicData>
+            </a:graphic>
+          </wp:inline>
+        </w:drawing>
+      </w:r>
+    </w:p>
+    <w:p>
+      <w:pPr>
+        <w:ind w:left="360" w:firstLine="349"/>
+        <w:jc w:val="center"/>
+      </w:pPr>
     </w:p>
     <w:p>
       <w:pPr>
         <w:ind w:left="360"/>
         <w:jc w:val="both"/>
       </w:pPr>
-      <w:r>
-        <w:tab/>
-      </w:r>
-      <w:r>
-        <w:t xml:space="preserve">Platforma </w:t>
-      </w:r>
-      <w:proofErr w:type="spellStart"/>
-      <w:r>
-        <w:t>Strava</w:t>
-      </w:r>
-      <w:proofErr w:type="spellEnd"/>
-      <w:r>
-        <w:t xml:space="preserve">, stworzona w 2009 roku przez Marka </w:t>
-      </w:r>
-      <w:proofErr w:type="spellStart"/>
-      <w:r>
-        <w:t>Gaineya</w:t>
-      </w:r>
-      <w:proofErr w:type="spellEnd"/>
-      <w:r>
-        <w:t xml:space="preserve"> i Michaela </w:t>
-      </w:r>
-      <w:proofErr w:type="spellStart"/>
-      <w:r>
-        <w:t>Horvatha</w:t>
-      </w:r>
-      <w:proofErr w:type="spellEnd"/>
-      <w:r>
-        <w:t>, jest aplikacją internetową i mobilną służącą do monitorowania aktywności fizycznej, z silnym naciskiem na aspekty społecznościowe [4]. Kluczową funkcjonalnością aplikacji jest możliwość precyzyjnego śledzenia i analizy treningów, obejmująca takie parametry jak pokonany dystans, czas, prędkość oraz sumę przewyższeń. Zebrane dane są następnie wizualizowane w formie czytelnych statystyk i wykresów (rys. 1.1).</w:t>
-      </w:r>
     </w:p>
     <w:p>
       <w:pPr>
         <w:ind w:left="360"/>
         <w:jc w:val="both"/>
       </w:pPr>
-    </w:p>
-    <w:p>
-      <w:pPr>
-        <w:ind w:left="360"/>
-        <w:jc w:val="both"/>
-      </w:pPr>
-      <w:r>
-        <w:t xml:space="preserve"> Istotnym elementem, który wyróżnia </w:t>
+      <w:r>
+        <w:t xml:space="preserve">        Istotnym elementem, który wyróżnia </w:t>
       </w:r>
       <w:proofErr w:type="spellStart"/>
       <w:r>
@@ -3314,7 +3338,31 @@
       </w:r>
       <w:proofErr w:type="spellEnd"/>
       <w:r>
-        <w:t xml:space="preserve"> na tle konkurencji, jest rozbudowany moduł społecznościowy. Umożliwia on użytkownikom dodawanie znajomych, wzajemne porównywanie wyników oraz publiczne udostępnianie zarejestrowanych aktywności. Platforma wspiera ponad 30 różnych dyscyplin sportowych, co czyni ją uniwersalnym narzędziem dla szerokiego grona sportowców. Pełny dostęp do zaawansowanych funkcji, takich jak szczegółowe planowanie treningów czy analiza segmentów, wymaga jednak aktywnej subskrypcji, co może stanowić barierę dla części użytkowników [5].</w:t>
+        <w:t xml:space="preserve"> na tle konkurencji, jest rozbudowany moduł społecznościowy. Umożliwia on użytkownikom nie tylko dodawanie znajomych i publiczne udostępnianie zarejestrowanych aktywności, ale również komentowanie i przyznawanie wirtualnych wyróżnień (</w:t>
+      </w:r>
+      <w:proofErr w:type="spellStart"/>
+      <w:r>
+        <w:t>kudos</w:t>
+      </w:r>
+      <w:proofErr w:type="spellEnd"/>
+      <w:r>
+        <w:t xml:space="preserve">). Platforma wprowadza także silne elementy </w:t>
+      </w:r>
+      <w:proofErr w:type="spellStart"/>
+      <w:r>
+        <w:t>grywalizacji</w:t>
+      </w:r>
+      <w:proofErr w:type="spellEnd"/>
+      <w:r>
+        <w:t xml:space="preserve">, z których najbardziej znaną są Segmenty – predefiniowane odcinki dróg lub szlaków, na których użytkownicy mogą automatycznie rywalizować o jak najlepszy czas. Platforma wspiera ponad 30 różnych dyscyplin sportowych, co czyni ją uniwersalnym narzędziem dla szerokiego grona sportowców. Pełny dostęp do zaawansowanych funkcji, takich jak szczegółowe planowanie treningów, analiza mocy czy funkcja bezpieczeństwa </w:t>
+      </w:r>
+      <w:proofErr w:type="spellStart"/>
+      <w:r>
+        <w:t>Beacon</w:t>
+      </w:r>
+      <w:proofErr w:type="spellEnd"/>
+      <w:r>
+        <w:t xml:space="preserve"> (udostępnianie lokalizacji w czasie rzeczywistym), wymaga jednak aktywnej subskrypcji, co może stanowić barierę dla części użytkowników [5].</w:t>
       </w:r>
     </w:p>
     <w:p>
@@ -3337,7 +3385,7 @@
           <w:sz w:val="28"/>
         </w:rPr>
       </w:pPr>
-      <w:bookmarkStart w:id="3" w:name="_Toc215606649"/>
+      <w:bookmarkStart w:id="4" w:name="_Toc215681372"/>
       <w:proofErr w:type="spellStart"/>
       <w:r>
         <w:rPr>
@@ -3358,228 +3406,211 @@
         </w:rPr>
         <w:t xml:space="preserve"> – zaawansowane narzędzie do planowania oraz nawigacji</w:t>
       </w:r>
-      <w:bookmarkEnd w:id="3"/>
+      <w:bookmarkEnd w:id="4"/>
+    </w:p>
+    <w:p/>
+    <w:p>
+      <w:pPr>
+        <w:ind w:firstLine="432"/>
+      </w:pPr>
+      <w:r>
+        <w:t xml:space="preserve">Aplikacja </w:t>
+      </w:r>
+      <w:proofErr w:type="spellStart"/>
+      <w:r>
+        <w:t>Komoot</w:t>
+      </w:r>
+      <w:proofErr w:type="spellEnd"/>
+      <w:r>
+        <w:t xml:space="preserve">, wprowadzona na rynek w 2013 roku, została </w:t>
+      </w:r>
+      <w:proofErr w:type="gramStart"/>
+      <w:r>
+        <w:t>zaprojektowana jako</w:t>
+      </w:r>
+      <w:proofErr w:type="gramEnd"/>
+      <w:r>
+        <w:t xml:space="preserve"> specjalistyczne narzędzie do planowania i nawigacji podczas aktywności na świeżym powietrzu, takich jak turystyka piesza, kolarstwo górskie i szosowe oraz bieganie [6]. Głównym wyróżnikiem platformy jest zaawansowany </w:t>
+      </w:r>
+      <w:proofErr w:type="spellStart"/>
+      <w:r>
+        <w:t>planer</w:t>
+      </w:r>
+      <w:proofErr w:type="spellEnd"/>
+      <w:r>
+        <w:t xml:space="preserve"> tras, który umożliwia użytkownikom precyzyjne wyznaczanie przebiegu wycieczki "od punktu do punktu". Algorytmy planowania, określane przez </w:t>
+      </w:r>
+      <w:proofErr w:type="gramStart"/>
+      <w:r>
+        <w:t>twórców jako</w:t>
+      </w:r>
+      <w:proofErr w:type="gramEnd"/>
+      <w:r>
+        <w:t xml:space="preserve"> "planowanie pod kątem przygody", optymalizują trasę nie tylko pod kątem najkrótszej drogi, ale również z uwzględnieniem specyfiki wybranej dyscypliny, profilu wysokościowego oraz, co jest unikalną cechą, rodzaju nawierzchni (asfalt, szuter, ścieżki leśne). Interfejs planera (rys. 1.2) pozwala na dynamiczne modyfikowanie trasy poprzez przeciąganie punktów oraz dodawanie tzw. "Atrakcji" (ang. </w:t>
+      </w:r>
+      <w:proofErr w:type="spellStart"/>
+      <w:r>
+        <w:t>Highlights</w:t>
+      </w:r>
+      <w:proofErr w:type="spellEnd"/>
+      <w:r>
+        <w:t>) – interesujących miejsc polecanych przez społeczność.</w:t>
+      </w:r>
+    </w:p>
+    <w:p/>
+    <w:p>
+      <w:pPr>
+        <w:jc w:val="center"/>
+      </w:pPr>
+      <w:r>
+        <w:rPr>
+          <w:b/>
+          <w:color w:val="000000" w:themeColor="text1"/>
+        </w:rPr>
+        <w:t>Rysunek 1.2</w:t>
+      </w:r>
+      <w:r>
+        <w:rPr>
+          <w:b/>
+          <w:color w:val="000000" w:themeColor="text1"/>
+        </w:rPr>
+        <w:t xml:space="preserve">. </w:t>
+      </w:r>
+      <w:r>
+        <w:rPr>
+          <w:b/>
+          <w:color w:val="000000" w:themeColor="text1"/>
+        </w:rPr>
+        <w:t xml:space="preserve">Interfejs planera tras w aplikacji </w:t>
+      </w:r>
+      <w:proofErr w:type="spellStart"/>
+      <w:r>
+        <w:rPr>
+          <w:b/>
+          <w:color w:val="000000" w:themeColor="text1"/>
+        </w:rPr>
+        <w:t>Komoot</w:t>
+      </w:r>
+      <w:proofErr w:type="spellEnd"/>
+    </w:p>
+    <w:p>
+      <w:pPr>
+        <w:jc w:val="center"/>
+      </w:pPr>
+    </w:p>
+    <w:p>
+      <w:pPr>
+        <w:jc w:val="center"/>
+      </w:pPr>
+      <w:r>
+        <w:drawing>
+          <wp:inline distT="0" distB="0" distL="0" distR="0" wp14:anchorId="3BC38B45" wp14:editId="131D7C26">
+            <wp:extent cx="6299532" cy="2867660"/>
+            <wp:effectExtent l="0" t="0" r="6350" b="8890"/>
+            <wp:docPr id="10" name="Obraz 10"/>
+            <wp:cNvGraphicFramePr>
+              <a:graphicFrameLocks xmlns:a="http://schemas.openxmlformats.org/drawingml/2006/main" noChangeAspect="1"/>
+            </wp:cNvGraphicFramePr>
+            <a:graphic xmlns:a="http://schemas.openxmlformats.org/drawingml/2006/main">
+              <a:graphicData uri="http://schemas.openxmlformats.org/drawingml/2006/picture">
+                <pic:pic xmlns:pic="http://schemas.openxmlformats.org/drawingml/2006/picture">
+                  <pic:nvPicPr>
+                    <pic:cNvPr id="1" name=""/>
+                    <pic:cNvPicPr/>
+                  </pic:nvPicPr>
+                  <pic:blipFill>
+                    <a:blip r:embed="rId12"/>
+                    <a:stretch>
+                      <a:fillRect/>
+                    </a:stretch>
+                  </pic:blipFill>
+                  <pic:spPr>
+                    <a:xfrm>
+                      <a:off x="0" y="0"/>
+                      <a:ext cx="6309066" cy="2872000"/>
+                    </a:xfrm>
+                    <a:prstGeom prst="rect">
+                      <a:avLst/>
+                    </a:prstGeom>
+                  </pic:spPr>
+                </pic:pic>
+              </a:graphicData>
+            </a:graphic>
+          </wp:inline>
+        </w:drawing>
+      </w:r>
+    </w:p>
+    <w:p/>
+    <w:p>
+      <w:r>
+        <w:t xml:space="preserve">        Oprócz funkcji planistycznych, </w:t>
+      </w:r>
+      <w:proofErr w:type="spellStart"/>
+      <w:r>
+        <w:t>Komoot</w:t>
+      </w:r>
+      <w:proofErr w:type="spellEnd"/>
+      <w:r>
+        <w:t xml:space="preserve"> oferuje również standardowe możliwości rejestrowania aktywności, monitorowania bieżącej prędkości i wysokości oraz importu i eksportu plików w formacie GPX. Aplikacja mobilna udostępnia funkcję nawigacji </w:t>
+      </w:r>
+      <w:r>
+        <w:lastRenderedPageBreak/>
+        <w:t xml:space="preserve">głosowej </w:t>
+      </w:r>
+      <w:proofErr w:type="spellStart"/>
+      <w:r>
+        <w:t>turn</w:t>
+      </w:r>
+      <w:proofErr w:type="spellEnd"/>
+      <w:r>
+        <w:t>-by-</w:t>
+      </w:r>
+      <w:proofErr w:type="spellStart"/>
+      <w:r>
+        <w:t>turn</w:t>
+      </w:r>
+      <w:proofErr w:type="spellEnd"/>
+      <w:r>
+        <w:t xml:space="preserve"> oraz możliwość pobierania map do użytku w trybie </w:t>
+      </w:r>
+      <w:proofErr w:type="spellStart"/>
+      <w:r>
+        <w:t>offline</w:t>
+      </w:r>
+      <w:proofErr w:type="spellEnd"/>
+      <w:r>
+        <w:t xml:space="preserve">. Model biznesowy </w:t>
+      </w:r>
+      <w:proofErr w:type="spellStart"/>
+      <w:r>
+        <w:t>Komoot</w:t>
+      </w:r>
+      <w:proofErr w:type="spellEnd"/>
+      <w:r>
+        <w:t xml:space="preserve"> różni się od subskrypcyjnego – opiera się on na jednorazowych opłatach za odblokowanie dostępu do map </w:t>
+      </w:r>
+      <w:proofErr w:type="spellStart"/>
+      <w:r>
+        <w:t>offline</w:t>
+      </w:r>
+      <w:proofErr w:type="spellEnd"/>
+      <w:r>
+        <w:t xml:space="preserve"> dla poszczególnych regionów lub całego świata. Choć </w:t>
+      </w:r>
+      <w:proofErr w:type="spellStart"/>
+      <w:r>
+        <w:t>Komoot</w:t>
+      </w:r>
+      <w:proofErr w:type="spellEnd"/>
+      <w:r>
+        <w:t xml:space="preserve"> posiada elementy społecznościowe, takie jak udostępnianie zrealizowanych tras, jego główny nacisk położony jest na funkcjonalność eksploracyjną i nawigacyjną, a nie na rywalizację i analizę sportową [7].</w:t>
+      </w:r>
     </w:p>
     <w:p>
       <w:pPr>
         <w:ind w:left="360" w:firstLine="709"/>
         <w:jc w:val="both"/>
       </w:pPr>
-    </w:p>
-    <w:p>
-      <w:pPr>
-        <w:ind w:left="360" w:firstLine="709"/>
-        <w:jc w:val="both"/>
-      </w:pPr>
-      <w:r>
-        <w:t xml:space="preserve">Aplikacja </w:t>
-      </w:r>
-      <w:proofErr w:type="spellStart"/>
-      <w:r>
-        <w:t>Komoot</w:t>
-      </w:r>
-      <w:proofErr w:type="spellEnd"/>
-      <w:r>
-        <w:t xml:space="preserve">, wprowadzona na rynek w 2013 roku, została </w:t>
-      </w:r>
-      <w:proofErr w:type="gramStart"/>
-      <w:r>
-        <w:t>zaprojektowana jako</w:t>
-      </w:r>
-      <w:proofErr w:type="gramEnd"/>
-      <w:r>
-        <w:t xml:space="preserve"> specjalistyczne narzędzie do planowania i nawigacji podczas aktywności na świeżym powietrzu, takich jak turystyka piesza, kolarstwo górskie i szosowe oraz bieganie [6]. Głównym wyróżnikiem platformy jest zaawansowany </w:t>
-      </w:r>
-      <w:proofErr w:type="spellStart"/>
-      <w:r>
-        <w:t>planer</w:t>
-      </w:r>
-      <w:proofErr w:type="spellEnd"/>
-      <w:r>
-        <w:t xml:space="preserve"> tras, który umożliwia użytkownikom precyzyjne wyznaczanie przebiegu wycieczki "od punktu do punktu". Algorytmy planowania uwzględniają specyfikę wybranej dyscypliny, optymalizując trasę pod kątem profilu wysokościowego oraz, co jest unikalną cechą, rodzaju nawierzchni (asfalt, szuter, ścieżki leśne). Interfejs </w:t>
-      </w:r>
-      <w:proofErr w:type="spellStart"/>
-      <w:r>
-        <w:t>planera</w:t>
-      </w:r>
-      <w:proofErr w:type="spellEnd"/>
-      <w:r>
-        <w:t xml:space="preserve"> (rys. 1.2) pozwala na dynamiczne modyfikowanie trasy poprzez przeciąganie punktów oraz dodawanie tzw. "Atrakcji" (ang. </w:t>
-      </w:r>
-      <w:proofErr w:type="spellStart"/>
-      <w:r>
-        <w:t>Highlights</w:t>
-      </w:r>
-      <w:proofErr w:type="spellEnd"/>
-      <w:r>
-        <w:t>) – interesujących miejsc polecanych przez społeczność.</w:t>
-      </w:r>
-    </w:p>
-    <w:p>
-      <w:pPr>
-        <w:ind w:left="360" w:firstLine="709"/>
-        <w:jc w:val="both"/>
-        <w:rPr>
-          <w:rFonts w:cs="Times New Roman"/>
-          <w:color w:val="202122"/>
-          <w:shd w:val="clear" w:color="auto" w:fill="FFFFFF"/>
-        </w:rPr>
-      </w:pPr>
-    </w:p>
-    <w:p>
-      <w:pPr>
-        <w:ind w:left="360" w:firstLine="709"/>
-        <w:jc w:val="both"/>
-        <w:rPr>
-          <w:rFonts w:cs="Times New Roman"/>
-          <w:color w:val="202122"/>
-          <w:shd w:val="clear" w:color="auto" w:fill="FFFFFF"/>
-        </w:rPr>
-      </w:pPr>
-    </w:p>
-    <w:p>
-      <w:pPr>
-        <w:ind w:left="360" w:firstLine="709"/>
-        <w:jc w:val="both"/>
-        <w:rPr>
-          <w:rFonts w:cs="Times New Roman"/>
-          <w:color w:val="202122"/>
-          <w:shd w:val="clear" w:color="auto" w:fill="FFFFFF"/>
-        </w:rPr>
-      </w:pPr>
-    </w:p>
-    <w:p>
-      <w:r>
-        <w:t>&lt;</w:t>
-      </w:r>
-      <w:proofErr w:type="spellStart"/>
-      <w:r>
-        <w:t>br</w:t>
-      </w:r>
-      <w:proofErr w:type="spellEnd"/>
-      <w:r>
-        <w:t xml:space="preserve">&gt; *(W tym miejscu wstaw zrzut ekranu przedstawiający interfejs </w:t>
-      </w:r>
-      <w:proofErr w:type="spellStart"/>
-      <w:r>
-        <w:t>planera</w:t>
-      </w:r>
-      <w:proofErr w:type="spellEnd"/>
-      <w:r>
-        <w:t xml:space="preserve"> tras w </w:t>
-      </w:r>
-      <w:proofErr w:type="spellStart"/>
-      <w:r>
-        <w:t>Komoot</w:t>
-      </w:r>
-      <w:proofErr w:type="spellEnd"/>
-      <w:r>
-        <w:t>, z widoczną mapą, wykresem wysokości i informacjami o nawierzchni</w:t>
-      </w:r>
-      <w:proofErr w:type="gramStart"/>
-      <w:r>
-        <w:t>)* &lt;</w:t>
-      </w:r>
-      <w:proofErr w:type="spellStart"/>
-      <w:r>
-        <w:t>br</w:t>
-      </w:r>
-      <w:proofErr w:type="spellEnd"/>
-      <w:proofErr w:type="gramEnd"/>
-      <w:r>
-        <w:t>&gt;</w:t>
-      </w:r>
-    </w:p>
-    <w:p>
-      <w:r>
-        <w:t xml:space="preserve">Rys. 1.2. Interfejs </w:t>
-      </w:r>
-      <w:proofErr w:type="spellStart"/>
-      <w:r>
-        <w:t>planera</w:t>
-      </w:r>
-      <w:proofErr w:type="spellEnd"/>
-      <w:r>
-        <w:t xml:space="preserve"> tras w aplikacji </w:t>
-      </w:r>
-      <w:proofErr w:type="spellStart"/>
-      <w:r>
-        <w:t>Komoot</w:t>
-      </w:r>
-      <w:proofErr w:type="spellEnd"/>
-      <w:r>
-        <w:t xml:space="preserve"> [</w:t>
-      </w:r>
-      <w:proofErr w:type="spellStart"/>
-      <w:r>
-        <w:t>numer_źródła_rysunku</w:t>
-      </w:r>
-      <w:proofErr w:type="spellEnd"/>
-      <w:r>
-        <w:t>]</w:t>
-      </w:r>
-    </w:p>
-    <w:p>
-      <w:r>
-        <w:lastRenderedPageBreak/>
-        <w:t>&lt;</w:t>
-      </w:r>
-      <w:proofErr w:type="spellStart"/>
-      <w:r>
-        <w:t>br</w:t>
-      </w:r>
-      <w:proofErr w:type="spellEnd"/>
-      <w:r>
-        <w:t>&gt;</w:t>
-      </w:r>
-    </w:p>
-    <w:p>
-      <w:pPr>
-        <w:jc w:val="both"/>
-      </w:pPr>
-      <w:r>
-        <w:t xml:space="preserve">        Oprócz funkcji planistycznych, </w:t>
-      </w:r>
-      <w:proofErr w:type="spellStart"/>
-      <w:r>
-        <w:t>Komoot</w:t>
-      </w:r>
-      <w:proofErr w:type="spellEnd"/>
-      <w:r>
-        <w:t xml:space="preserve"> oferuje również standardowe możliwości rejestrowania aktywności, monitorowania bieżącej prędkości i wysokości oraz importu i eksportu plików w formacie GPX. Aplikacja mobilna udostępnia funkcję nawigacji głosowej </w:t>
-      </w:r>
-      <w:proofErr w:type="spellStart"/>
-      <w:r>
-        <w:t>turn</w:t>
-      </w:r>
-      <w:proofErr w:type="spellEnd"/>
-      <w:r>
-        <w:t>-by-</w:t>
-      </w:r>
-      <w:proofErr w:type="spellStart"/>
-      <w:r>
-        <w:t>turn</w:t>
-      </w:r>
-      <w:proofErr w:type="spellEnd"/>
-      <w:r>
-        <w:t xml:space="preserve"> oraz możliwość pobierania map do użytku w trybie </w:t>
-      </w:r>
-      <w:proofErr w:type="spellStart"/>
-      <w:r>
-        <w:t>offline</w:t>
-      </w:r>
-      <w:proofErr w:type="spellEnd"/>
-      <w:r>
-        <w:t xml:space="preserve">, co jest kluczowe w terenach o ograniczonym zasięgu sieci komórkowej. Choć </w:t>
-      </w:r>
-      <w:proofErr w:type="spellStart"/>
-      <w:r>
-        <w:t>Komoot</w:t>
-      </w:r>
-      <w:proofErr w:type="spellEnd"/>
-      <w:r>
-        <w:t xml:space="preserve"> posiada elementy społecznościowe, takie jak udostępnianie zrealizowanych tras, jego główny nacisk położony jest na funkcjonalność eksploracyjną i nawigacyjną, a nie na rywalizację i analizę sportową [7].</w:t>
-      </w:r>
     </w:p>
     <w:p>
       <w:pPr>
@@ -3595,8 +3626,7 @@
           <w:sz w:val="28"/>
         </w:rPr>
       </w:pPr>
-      <w:bookmarkStart w:id="4" w:name="_Toc215606650"/>
-      <w:proofErr w:type="spellStart"/>
+      <w:bookmarkStart w:id="5" w:name="_Toc215681373"/>
       <w:r>
         <w:rPr>
           <w:rFonts w:ascii="Times New Roman" w:hAnsi="Times New Roman" w:cs="Times New Roman"/>
@@ -3604,9 +3634,8 @@
           <w:color w:val="000000" w:themeColor="text1"/>
           <w:sz w:val="28"/>
         </w:rPr>
-        <w:t>Garmin</w:t>
-      </w:r>
-      <w:proofErr w:type="spellEnd"/>
+        <w:t xml:space="preserve">Garmin Connect - </w:t>
+      </w:r>
       <w:r>
         <w:rPr>
           <w:rFonts w:ascii="Times New Roman" w:hAnsi="Times New Roman" w:cs="Times New Roman"/>
@@ -3614,155 +3643,137 @@
           <w:color w:val="000000" w:themeColor="text1"/>
           <w:sz w:val="28"/>
         </w:rPr>
-        <w:t xml:space="preserve"> Connect - Ekosystem izolowany dla użytkowników urządzeń marki </w:t>
-      </w:r>
-      <w:proofErr w:type="spellStart"/>
-      <w:r>
-        <w:rPr>
-          <w:rFonts w:ascii="Times New Roman" w:hAnsi="Times New Roman" w:cs="Times New Roman"/>
+        <w:t>ekosystem analityczny producenta sprzętu</w:t>
+      </w:r>
+      <w:bookmarkEnd w:id="5"/>
+    </w:p>
+    <w:p/>
+    <w:p>
+      <w:pPr>
+        <w:ind w:firstLine="432"/>
+      </w:pPr>
+      <w:r>
+        <w:t xml:space="preserve">Platforma Garmin Connect stanowi integralną część ekosystemu urządzeń firmy Garmin, pełniąc funkcję centralnego repozytorium do gromadzenia i zaawansowanej analizy danych. W odróżnieniu od platform uniwersalnych, jej pełne wykorzystanie jest ściśle powiązane z posiadaniem dedykowanego sprzętu, takiego jak zegarki sportowe z serii </w:t>
+      </w:r>
+      <w:proofErr w:type="spellStart"/>
+      <w:r>
+        <w:t>Forerunner</w:t>
+      </w:r>
+      <w:proofErr w:type="spellEnd"/>
+      <w:r>
+        <w:t xml:space="preserve"> czy Fenix, lub liczników rowerowych z serii </w:t>
+      </w:r>
+      <w:proofErr w:type="spellStart"/>
+      <w:r>
+        <w:t>Edge</w:t>
+      </w:r>
+      <w:proofErr w:type="spellEnd"/>
+      <w:r>
+        <w:t>. Główną siłą Garmin Connect jest głębia analizy danych, która wykracza poza podstawowe statystyki trasy. System przetwarza i prezentuje szeroki zakres wskaźników fizjologicznych i wydajnościowych, takich jak pułap tlenowy (VO2 max), próg mleczanowy (dla biegania i kolarstwa), obciążenie treningowe, czas regeneracji, a także całodobowe dane biometryczne, jak jakość snu, poziom stresu czy Body Battery (rys. 1.3).</w:t>
+      </w:r>
+    </w:p>
+    <w:p>
+      <w:pPr>
+        <w:ind w:firstLine="432"/>
+      </w:pPr>
+    </w:p>
+    <w:p>
+      <w:pPr>
+        <w:jc w:val="center"/>
+      </w:pPr>
+      <w:r>
+        <w:rPr>
           <w:b/>
           <w:color w:val="000000" w:themeColor="text1"/>
-          <w:sz w:val="28"/>
-        </w:rPr>
-        <w:t>Garmin</w:t>
-      </w:r>
-      <w:bookmarkEnd w:id="4"/>
-      <w:proofErr w:type="spellEnd"/>
-    </w:p>
-    <w:p>
-      <w:pPr>
-        <w:jc w:val="both"/>
-      </w:pPr>
-      <w:r>
-        <w:tab/>
-        <w:t xml:space="preserve">Platforma </w:t>
-      </w:r>
-      <w:proofErr w:type="spellStart"/>
-      <w:r>
-        <w:t>Garmin</w:t>
-      </w:r>
-      <w:proofErr w:type="spellEnd"/>
-      <w:r>
-        <w:t xml:space="preserve"> Connect stanowi integralną część ekosystemu urządzeń firmy </w:t>
-      </w:r>
-      <w:proofErr w:type="spellStart"/>
-      <w:r>
-        <w:t>Garmin</w:t>
-      </w:r>
-      <w:proofErr w:type="spellEnd"/>
-      <w:r>
-        <w:t xml:space="preserve">, pełniąc funkcję centralnego repozytorium do gromadzenia i zaawansowanej analizy danych. W odróżnieniu od platform uniwersalnych, jej działanie jest ściśle powiązane z posiadaniem dedykowanego sprzętu, takiego jak zegarki sportowe czy liczniki rowerowe. Główną siłą </w:t>
-      </w:r>
-      <w:proofErr w:type="spellStart"/>
-      <w:r>
-        <w:t>Garmin</w:t>
-      </w:r>
-      <w:proofErr w:type="spellEnd"/>
-      <w:r>
-        <w:t xml:space="preserve"> Connect jest głębia analizy danych, która wykracza poza podstawowe statystyki trasy. System przetwarza i prezentuje szeroki zakres wskaźników fizjologicznych i wydajnościowych, takich jak pułap tlenowy (VO2 max), obciążenie treningowe, czas regeneracji, jakość snu czy poziom stresu (rys. 1.3).</w:t>
-      </w:r>
-    </w:p>
-    <w:p>
-      <w:pPr>
-        <w:jc w:val="both"/>
-      </w:pPr>
-    </w:p>
-    <w:p>
-      <w:pPr>
-        <w:jc w:val="both"/>
-      </w:pPr>
-      <w:r>
-        <w:t>&lt;</w:t>
-      </w:r>
-      <w:proofErr w:type="spellStart"/>
-      <w:r>
-        <w:t>br</w:t>
-      </w:r>
-      <w:proofErr w:type="spellEnd"/>
-      <w:r>
-        <w:t xml:space="preserve">&gt; *(W tym miejscu wstaw zrzut ekranu przedstawiający </w:t>
-      </w:r>
-      <w:proofErr w:type="spellStart"/>
-      <w:r>
-        <w:t>dashboard</w:t>
-      </w:r>
-      <w:proofErr w:type="spellEnd"/>
-      <w:r>
-        <w:t xml:space="preserve"> lub szczegółowy widok aktywności w </w:t>
-      </w:r>
-      <w:proofErr w:type="spellStart"/>
-      <w:r>
-        <w:t>Garmin</w:t>
-      </w:r>
-      <w:proofErr w:type="spellEnd"/>
-      <w:r>
-        <w:t xml:space="preserve"> Connect, pokazujący zaawansowane metryki</w:t>
+        </w:rPr>
+        <w:t>Rysunek 1.3</w:t>
+      </w:r>
+      <w:r>
+        <w:rPr>
+          <w:b/>
+          <w:color w:val="000000" w:themeColor="text1"/>
+        </w:rPr>
+        <w:t xml:space="preserve">. </w:t>
+      </w:r>
+      <w:r>
+        <w:rPr>
+          <w:b/>
+          <w:color w:val="000000" w:themeColor="text1"/>
+        </w:rPr>
+        <w:t>Wybrane analizy w aplikacji Garmin Connect</w:t>
+      </w:r>
+    </w:p>
+    <w:p>
+      <w:pPr>
+        <w:pStyle w:val="NormalnyWeb"/>
+        <w:jc w:val="center"/>
+      </w:pPr>
+      <w:r>
+        <w:rPr>
+          <w:noProof/>
+        </w:rPr>
+        <w:drawing>
+          <wp:inline distT="0" distB="0" distL="0" distR="0">
+            <wp:extent cx="4358181" cy="5142598"/>
+            <wp:effectExtent l="0" t="0" r="4445" b="1270"/>
+            <wp:docPr id="11" name="Obraz 11" descr="C:\Users\arekk\Downloads\0_mCRnJeZb98wnJCnx.jpg"/>
+            <wp:cNvGraphicFramePr>
+              <a:graphicFrameLocks xmlns:a="http://schemas.openxmlformats.org/drawingml/2006/main" noChangeAspect="1"/>
+            </wp:cNvGraphicFramePr>
+            <a:graphic xmlns:a="http://schemas.openxmlformats.org/drawingml/2006/main">
+              <a:graphicData uri="http://schemas.openxmlformats.org/drawingml/2006/picture">
+                <pic:pic xmlns:pic="http://schemas.openxmlformats.org/drawingml/2006/picture">
+                  <pic:nvPicPr>
+                    <pic:cNvPr id="0" name="Picture 5" descr="C:\Users\arekk\Downloads\0_mCRnJeZb98wnJCnx.jpg"/>
+                    <pic:cNvPicPr>
+                      <a:picLocks noChangeAspect="1" noChangeArrowheads="1"/>
+                    </pic:cNvPicPr>
+                  </pic:nvPicPr>
+                  <pic:blipFill>
+                    <a:blip r:embed="rId13" cstate="print">
+                      <a:extLst>
+                        <a:ext uri="{28A0092B-C50C-407E-A947-70E740481C1C}">
+                          <a14:useLocalDpi xmlns:a14="http://schemas.microsoft.com/office/drawing/2010/main" val="0"/>
+                        </a:ext>
+                      </a:extLst>
+                    </a:blip>
+                    <a:srcRect/>
+                    <a:stretch>
+                      <a:fillRect/>
+                    </a:stretch>
+                  </pic:blipFill>
+                  <pic:spPr bwMode="auto">
+                    <a:xfrm>
+                      <a:off x="0" y="0"/>
+                      <a:ext cx="4366162" cy="5152016"/>
+                    </a:xfrm>
+                    <a:prstGeom prst="rect">
+                      <a:avLst/>
+                    </a:prstGeom>
+                    <a:noFill/>
+                    <a:ln>
+                      <a:noFill/>
+                    </a:ln>
+                  </pic:spPr>
+                </pic:pic>
+              </a:graphicData>
+            </a:graphic>
+          </wp:inline>
+        </w:drawing>
+      </w:r>
+    </w:p>
+    <w:p/>
+    <w:p>
+      <w:r>
+        <w:t xml:space="preserve">        Aplikacja udostępnia również narzędzia do planowania tras oraz moduł społecznościowy, pozwalający na dzielenie się aktywnościami z innymi użytkownikami platformy. Funkcjonalności te mają jednak charakter uzupełniający i często są </w:t>
       </w:r>
       <w:proofErr w:type="gramStart"/>
       <w:r>
-        <w:t>)* &lt;</w:t>
-      </w:r>
-      <w:proofErr w:type="spellStart"/>
-      <w:r>
-        <w:t>br</w:t>
-      </w:r>
-      <w:proofErr w:type="spellEnd"/>
+        <w:t>postrzegane jako</w:t>
+      </w:r>
       <w:proofErr w:type="gramEnd"/>
       <w:r>
-        <w:t>&gt;</w:t>
-      </w:r>
-    </w:p>
-    <w:p>
-      <w:pPr>
-        <w:jc w:val="both"/>
-      </w:pPr>
-      <w:r>
-        <w:t xml:space="preserve">Rys. 1.3. Panel analizy danych fizjologicznych w aplikacji </w:t>
-      </w:r>
-      <w:proofErr w:type="spellStart"/>
-      <w:r>
-        <w:t>Garmin</w:t>
-      </w:r>
-      <w:proofErr w:type="spellEnd"/>
-      <w:r>
-        <w:t xml:space="preserve"> Connect [</w:t>
-      </w:r>
-      <w:proofErr w:type="spellStart"/>
-      <w:r>
-        <w:t>numer_źródła_rysunku</w:t>
-      </w:r>
-      <w:proofErr w:type="spellEnd"/>
-      <w:r>
-        <w:t>]</w:t>
-      </w:r>
-    </w:p>
-    <w:p>
-      <w:pPr>
-        <w:jc w:val="both"/>
-      </w:pPr>
-    </w:p>
-    <w:p>
-      <w:pPr>
-        <w:jc w:val="both"/>
-      </w:pPr>
-      <w:r>
-        <w:t>&lt;</w:t>
-      </w:r>
-      <w:proofErr w:type="spellStart"/>
-      <w:r>
-        <w:t>br</w:t>
-      </w:r>
-      <w:proofErr w:type="spellEnd"/>
-      <w:r>
-        <w:t>&gt;</w:t>
-      </w:r>
-    </w:p>
-    <w:p>
-      <w:pPr>
-        <w:jc w:val="both"/>
-      </w:pPr>
-      <w:r>
-        <w:t xml:space="preserve">        Aplikacja udostępnia również narzędzia do planowania tras oraz moduł społecznościowy, pozwalający na dzielenie się aktywnościami. Funkcjonalności te mają jednak charakter uzupełniający i często są postrzegane, jako mniej rozbudowane w porównaniu do wyspecjalizowanych liderów rynku, takich jak </w:t>
+        <w:t xml:space="preserve"> mniej intuicyjne i rozbudowane w porównaniu do wyspecjalizowanych liderów rynku, takich jak </w:t>
       </w:r>
       <w:proofErr w:type="spellStart"/>
       <w:r>
@@ -3770,17 +3781,10 @@
       </w:r>
       <w:proofErr w:type="spellEnd"/>
       <w:r>
-        <w:t xml:space="preserve"> czy </w:t>
-      </w:r>
-      <w:proofErr w:type="spellStart"/>
-      <w:r>
-        <w:t>Strava</w:t>
-      </w:r>
-      <w:proofErr w:type="spellEnd"/>
-      <w:r>
-        <w:t>. Wartość platformy leży przede wszystkim w kompleksowej integracji ze sprzętem i możliwości długoterminowego monitorowania postępów treningowych oraz ogólnego stanu zdrowia użytkownika [8].</w:t>
-      </w:r>
-    </w:p>
+        <w:t xml:space="preserve"> czy Strava. Wartość platformy leży przede wszystkim w kompleksowej integracji ze sprzętem i możliwości długoterminowego monitorowania postępów treningowych oraz ogólnego stanu zdrowia użytkownika w ramach jednego, spójnego ekosystemu [8].</w:t>
+      </w:r>
+    </w:p>
+    <w:p/>
     <w:p>
       <w:pPr>
         <w:pStyle w:val="Nagwek2"/>
@@ -3795,7 +3799,7 @@
           <w:sz w:val="28"/>
         </w:rPr>
       </w:pPr>
-      <w:bookmarkStart w:id="5" w:name="_Toc215606651"/>
+      <w:bookmarkStart w:id="6" w:name="_Toc215681374"/>
       <w:r>
         <w:rPr>
           <w:rFonts w:ascii="Times New Roman" w:hAnsi="Times New Roman" w:cs="Times New Roman"/>
@@ -3805,7 +3809,7 @@
         </w:rPr>
         <w:t>Podsumowanie analizy i uzasadnienie potrzeby stworzenia własnego produktu.</w:t>
       </w:r>
-      <w:bookmarkEnd w:id="5"/>
+      <w:bookmarkEnd w:id="6"/>
     </w:p>
     <w:p>
       <w:pPr>
@@ -3813,15 +3817,7 @@
         <w:jc w:val="both"/>
       </w:pPr>
       <w:r>
-        <w:t xml:space="preserve">Przeprowadzona analiza porównawcza wiodących na rynku aplikacji do zarządzania danymi geolokalizacyjnymi pozwala na zidentyfikowanie wyraźnej specjalizacji poszczególnych platform. </w:t>
-      </w:r>
-      <w:proofErr w:type="spellStart"/>
-      <w:r>
-        <w:t>Strava</w:t>
-      </w:r>
-      <w:proofErr w:type="spellEnd"/>
-      <w:r>
-        <w:t xml:space="preserve"> dominuje w segmencie </w:t>
+        <w:t xml:space="preserve">Przeprowadzona analiza porównawcza wiodących na rynku aplikacji do zarządzania danymi geolokalizacyjnymi pozwala na zidentyfikowanie wyraźnej specjalizacji poszczególnych platform. Strava dominuje w segmencie </w:t>
       </w:r>
       <w:proofErr w:type="spellStart"/>
       <w:r>
@@ -3837,104 +3833,11 @@
       </w:r>
       <w:proofErr w:type="spellEnd"/>
       <w:r>
-        <w:t xml:space="preserve"> jest niezastąpionym narzędziem do precyzyjnego planowania tras, szczególnie w nieznanym terenie. Z kolei </w:t>
-      </w:r>
-      <w:proofErr w:type="spellStart"/>
-      <w:r>
-        <w:t>Garmin</w:t>
-      </w:r>
-      <w:proofErr w:type="spellEnd"/>
-      <w:r>
-        <w:t xml:space="preserve"> Connect oferuje najgłębszą analizę danych, jednak jest nierozerwalnie związany z ekosystemem sprzętowym jednego producenta. W celu lepszego zobrazowania różnic, kluczowe funkcjonalności analizowanych aplikacji zestawiono w tabeli 1.1.</w:t>
-      </w:r>
-    </w:p>
-    <w:p>
-      <w:pPr>
-        <w:ind w:firstLine="709"/>
-        <w:jc w:val="both"/>
-      </w:pPr>
-    </w:p>
-    <w:p>
-      <w:pPr>
-        <w:ind w:firstLine="709"/>
-        <w:jc w:val="both"/>
-      </w:pPr>
-    </w:p>
-    <w:p>
-      <w:pPr>
-        <w:ind w:firstLine="709"/>
-        <w:jc w:val="both"/>
-      </w:pPr>
-    </w:p>
-    <w:p>
-      <w:pPr>
-        <w:ind w:firstLine="709"/>
-        <w:jc w:val="both"/>
-      </w:pPr>
-    </w:p>
-    <w:p>
-      <w:pPr>
-        <w:ind w:firstLine="709"/>
-        <w:jc w:val="both"/>
-      </w:pPr>
-    </w:p>
-    <w:p>
-      <w:pPr>
-        <w:ind w:firstLine="709"/>
-        <w:jc w:val="both"/>
-      </w:pPr>
-    </w:p>
-    <w:p>
-      <w:pPr>
-        <w:ind w:firstLine="709"/>
-        <w:jc w:val="both"/>
-      </w:pPr>
-    </w:p>
-    <w:p>
-      <w:pPr>
-        <w:ind w:firstLine="709"/>
-        <w:jc w:val="both"/>
-      </w:pPr>
-    </w:p>
-    <w:p>
-      <w:pPr>
-        <w:ind w:firstLine="709"/>
-        <w:jc w:val="both"/>
-      </w:pPr>
-    </w:p>
-    <w:p>
-      <w:pPr>
-        <w:ind w:firstLine="709"/>
-        <w:jc w:val="both"/>
-      </w:pPr>
-    </w:p>
-    <w:p>
-      <w:pPr>
-        <w:ind w:firstLine="709"/>
-        <w:jc w:val="both"/>
-      </w:pPr>
-    </w:p>
-    <w:p>
-      <w:pPr>
-        <w:ind w:firstLine="709"/>
-        <w:jc w:val="both"/>
-      </w:pPr>
-    </w:p>
-    <w:p>
-      <w:pPr>
-        <w:ind w:firstLine="709"/>
-        <w:jc w:val="both"/>
-      </w:pPr>
-    </w:p>
-    <w:p>
-      <w:pPr>
-        <w:ind w:firstLine="709"/>
-        <w:jc w:val="both"/>
-      </w:pPr>
-    </w:p>
-    <w:p>
-      <w:pPr>
-        <w:ind w:firstLine="709"/>
+        <w:t xml:space="preserve"> jest niezastąpionym narzędziem do precyzyjnego planowania tras, szczególnie w nieznanym terenie. Z kolei Garmin Connect oferuje najgłębszą analizę danych, jednak jest nierozerwalnie związany z ekosystemem sprzętowym jednego producenta. W celu lepszego zobrazowania różnic, kluczowe funkcjonalności analizowanych aplikacji zestawiono w tabeli 1.1.</w:t>
+      </w:r>
+    </w:p>
+    <w:p>
+      <w:pPr>
         <w:jc w:val="both"/>
       </w:pPr>
     </w:p>
@@ -4012,14 +3915,12 @@
                 <w:color w:val="000000" w:themeColor="text1"/>
               </w:rPr>
             </w:pPr>
-            <w:proofErr w:type="spellStart"/>
             <w:r>
               <w:rPr>
                 <w:color w:val="000000" w:themeColor="text1"/>
               </w:rPr>
               <w:t>Strava</w:t>
             </w:r>
-            <w:proofErr w:type="spellEnd"/>
           </w:p>
         </w:tc>
         <w:tc>
@@ -4052,19 +3953,11 @@
                 <w:color w:val="000000" w:themeColor="text1"/>
               </w:rPr>
             </w:pPr>
-            <w:proofErr w:type="spellStart"/>
             <w:r>
               <w:rPr>
                 <w:color w:val="000000" w:themeColor="text1"/>
               </w:rPr>
-              <w:t>Garmin</w:t>
-            </w:r>
-            <w:proofErr w:type="spellEnd"/>
-            <w:r>
-              <w:rPr>
-                <w:color w:val="000000" w:themeColor="text1"/>
-              </w:rPr>
-              <w:t xml:space="preserve"> </w:t>
+              <w:t xml:space="preserve">Garmin </w:t>
             </w:r>
             <w:proofErr w:type="spellStart"/>
             <w:r>
@@ -4686,143 +4579,15 @@
         <w:rPr>
           <w:color w:val="000000" w:themeColor="text1"/>
         </w:rPr>
-        <w:t>Analiza wykazała, że na rynku brakuje rozwiązania, które byłoby w pełni skoncentrowane na jednej, kluczowej potrzebie: prostym, lecz potężnym narzędziu do zarządzania, analizy i wizualizacji własnych plików GPX, bez konieczności angażowania się w rozbudowane funkcje społecznościowe czy ekosystemy sprzętowe. Istniejące platformy często wymagają subskrypcji dla dostępu do zaawansowanych analiz lub narzucają użytkownikowi określony sposób interakcji. Zidentyfikowana nisza stała się podstawą do sformułowania założeń dla autorskiego projektu. Celem stało się stworzenie lekkiej, wydajnej i niezależnej aplikacji internetowej, która da użytkownikowi pełną kontrolę nad jego danymi geolokalizacyjnymi, oferując zaawansowane możliwości wizualizacji i analizy, przy jednoczesnym zachowaniu prostoty i intuicyjności obsługi.</w:t>
-      </w:r>
-    </w:p>
-    <w:p>
-      <w:pPr>
-        <w:ind w:left="709" w:hanging="709"/>
-        <w:rPr>
-          <w:color w:val="000000" w:themeColor="text1"/>
-          <w:sz w:val="32"/>
-        </w:rPr>
-      </w:pPr>
-    </w:p>
-    <w:p>
-      <w:pPr>
-        <w:ind w:left="709" w:hanging="709"/>
-        <w:rPr>
-          <w:color w:val="000000" w:themeColor="text1"/>
-          <w:sz w:val="32"/>
-        </w:rPr>
-      </w:pPr>
-    </w:p>
-    <w:p>
-      <w:pPr>
-        <w:ind w:left="709" w:hanging="709"/>
-        <w:rPr>
-          <w:color w:val="000000" w:themeColor="text1"/>
-          <w:sz w:val="32"/>
-        </w:rPr>
-      </w:pPr>
-    </w:p>
-    <w:p>
-      <w:pPr>
-        <w:ind w:left="709" w:hanging="709"/>
-        <w:rPr>
-          <w:color w:val="000000" w:themeColor="text1"/>
-          <w:sz w:val="32"/>
-        </w:rPr>
-      </w:pPr>
-    </w:p>
-    <w:p>
-      <w:pPr>
-        <w:ind w:left="709" w:hanging="709"/>
-        <w:rPr>
-          <w:color w:val="000000" w:themeColor="text1"/>
-          <w:sz w:val="32"/>
-        </w:rPr>
-      </w:pPr>
-    </w:p>
-    <w:p>
-      <w:pPr>
-        <w:ind w:left="709" w:hanging="709"/>
-        <w:rPr>
-          <w:color w:val="000000" w:themeColor="text1"/>
-          <w:sz w:val="32"/>
-        </w:rPr>
-      </w:pPr>
-    </w:p>
-    <w:p>
-      <w:pPr>
-        <w:ind w:left="709" w:hanging="709"/>
-        <w:rPr>
-          <w:color w:val="000000" w:themeColor="text1"/>
-          <w:sz w:val="32"/>
-        </w:rPr>
-      </w:pPr>
-    </w:p>
-    <w:p>
-      <w:pPr>
-        <w:ind w:left="709" w:hanging="709"/>
-        <w:rPr>
-          <w:color w:val="000000" w:themeColor="text1"/>
-          <w:sz w:val="32"/>
-        </w:rPr>
-      </w:pPr>
-    </w:p>
-    <w:p>
-      <w:pPr>
-        <w:ind w:left="709" w:hanging="709"/>
-        <w:rPr>
-          <w:color w:val="000000" w:themeColor="text1"/>
-          <w:sz w:val="32"/>
-        </w:rPr>
-      </w:pPr>
-    </w:p>
-    <w:p>
-      <w:pPr>
-        <w:ind w:left="709" w:hanging="709"/>
-        <w:rPr>
-          <w:color w:val="000000" w:themeColor="text1"/>
-          <w:sz w:val="32"/>
-        </w:rPr>
-      </w:pPr>
-    </w:p>
-    <w:p>
-      <w:pPr>
-        <w:ind w:left="709" w:hanging="709"/>
-        <w:rPr>
-          <w:color w:val="000000" w:themeColor="text1"/>
-          <w:sz w:val="32"/>
-        </w:rPr>
-      </w:pPr>
-    </w:p>
-    <w:p>
-      <w:pPr>
-        <w:ind w:left="709" w:hanging="709"/>
-        <w:rPr>
-          <w:color w:val="000000" w:themeColor="text1"/>
-          <w:sz w:val="32"/>
-        </w:rPr>
-      </w:pPr>
-    </w:p>
-    <w:p>
-      <w:pPr>
-        <w:ind w:left="709" w:hanging="709"/>
-        <w:rPr>
-          <w:color w:val="000000" w:themeColor="text1"/>
-          <w:sz w:val="32"/>
-        </w:rPr>
-      </w:pPr>
-    </w:p>
-    <w:p>
-      <w:pPr>
-        <w:ind w:left="709" w:hanging="709"/>
-        <w:rPr>
-          <w:color w:val="000000" w:themeColor="text1"/>
-          <w:sz w:val="32"/>
-        </w:rPr>
-      </w:pPr>
-    </w:p>
-    <w:p>
-      <w:pPr>
-        <w:ind w:left="709" w:hanging="709"/>
-        <w:rPr>
-          <w:color w:val="000000" w:themeColor="text1"/>
-          <w:sz w:val="32"/>
-        </w:rPr>
-      </w:pPr>
+        <w:t xml:space="preserve">Analiza wykazała, że na rynku brakuje rozwiązania, które byłoby w pełni skoncentrowane na jednej, kluczowej potrzebie: prostym, lecz potężnym narzędziu do zarządzania, analizy i wizualizacji własnych plików GPX, bez konieczności angażowania się w rozbudowane funkcje społecznościowe czy ekosystemy sprzętowe. Istniejące platformy często wymagają subskrypcji dla dostępu do zaawansowanych analiz lub narzucają użytkownikowi określony sposób interakcji. Zidentyfikowana nisza stała się podstawą do sformułowania założeń dla autorskiego projektu. Celem stało się stworzenie lekkiej, wydajnej i niezależnej aplikacji internetowej, która da użytkownikowi pełną </w:t>
+      </w:r>
+      <w:r>
+        <w:rPr>
+          <w:color w:val="000000" w:themeColor="text1"/>
+        </w:rPr>
+        <w:lastRenderedPageBreak/>
+        <w:t>kontrolę nad jego danymi geolokalizacyjnymi, oferując zaawansowane możliwości wizualizacji i analizy, przy jednoczesnym zachowaniu prostoty i intuicyjności obsługi.</w:t>
+      </w:r>
     </w:p>
     <w:p>
       <w:pPr>
@@ -4837,7 +4602,7 @@
           <w:color w:val="000000" w:themeColor="text1"/>
         </w:rPr>
       </w:pPr>
-      <w:bookmarkStart w:id="6" w:name="_Toc215606652"/>
+      <w:bookmarkStart w:id="7" w:name="_Toc215681375"/>
       <w:r>
         <w:rPr>
           <w:rFonts w:ascii="Times New Roman" w:hAnsi="Times New Roman" w:cs="Times New Roman"/>
@@ -4855,7 +4620,7 @@
         </w:rPr>
         <w:t>GeoLog</w:t>
       </w:r>
-      <w:bookmarkEnd w:id="6"/>
+      <w:bookmarkEnd w:id="7"/>
       <w:proofErr w:type="spellEnd"/>
     </w:p>
     <w:p>
@@ -4879,7 +4644,7 @@
         </w:rPr>
         <w:t xml:space="preserve"> </w:t>
       </w:r>
-      <w:bookmarkStart w:id="7" w:name="_Toc215606653"/>
+      <w:bookmarkStart w:id="8" w:name="_Toc215681376"/>
       <w:r>
         <w:rPr>
           <w:rFonts w:ascii="Times New Roman" w:hAnsi="Times New Roman" w:cs="Times New Roman"/>
@@ -4889,7 +4654,7 @@
         </w:rPr>
         <w:t>Założenia projektowe i funkcjonalne</w:t>
       </w:r>
-      <w:bookmarkEnd w:id="7"/>
+      <w:bookmarkEnd w:id="8"/>
     </w:p>
     <w:p>
       <w:pPr>
@@ -5126,7 +4891,6 @@
         <w:jc w:val="both"/>
       </w:pPr>
       <w:r>
-        <w:lastRenderedPageBreak/>
         <w:t>System musi udostępniać publiczny panel (widok "Odkrywaj"), na którym prezentowane są wszystkie trasy oznaczone</w:t>
       </w:r>
       <w:r>
@@ -5136,7 +4900,6 @@
         <w:t xml:space="preserve"> jako publiczne, z możliwością ich wyszukiwania i sortowania.</w:t>
       </w:r>
     </w:p>
-    <w:p/>
     <w:p/>
     <w:p/>
     <w:p/>
@@ -5161,9 +4924,10 @@
           <w:color w:val="000000" w:themeColor="text1"/>
           <w:sz w:val="28"/>
         </w:rPr>
+        <w:lastRenderedPageBreak/>
         <w:t xml:space="preserve"> </w:t>
       </w:r>
-      <w:bookmarkStart w:id="8" w:name="_Toc215606654"/>
+      <w:bookmarkStart w:id="9" w:name="_Toc215681377"/>
       <w:r>
         <w:rPr>
           <w:rFonts w:ascii="Times New Roman" w:hAnsi="Times New Roman" w:cs="Times New Roman"/>
@@ -5173,31 +4937,36 @@
         </w:rPr>
         <w:t>Architektura systemu.</w:t>
       </w:r>
-      <w:bookmarkEnd w:id="8"/>
+      <w:bookmarkEnd w:id="9"/>
     </w:p>
     <w:p>
       <w:pPr>
         <w:jc w:val="both"/>
         <w:rPr>
-          <w:color w:val="000000" w:themeColor="text1"/>
-        </w:rPr>
-      </w:pPr>
-      <w:r>
-        <w:rPr>
-          <w:color w:val="000000" w:themeColor="text1"/>
-          <w:sz w:val="32"/>
-        </w:rPr>
-        <w:tab/>
-      </w:r>
-      <w:r>
-        <w:rPr>
-          <w:color w:val="000000" w:themeColor="text1"/>
-        </w:rPr>
-        <w:t xml:space="preserve">Projektując architekturę oprogramowania, dąży się do stworzenia struktury, która nie tylko spełnia wymagania funkcjonalne, ale również zapewnia pożądane atrybuty jakościowe, takie jak wydajność, niezawodność i łatwość w modyfikacji [9]. W przypadku aplikacji </w:t>
-      </w:r>
-      <w:proofErr w:type="spellStart"/>
-      <w:r>
-        <w:rPr>
+          <w:rFonts w:cs="Times New Roman"/>
+          <w:color w:val="000000" w:themeColor="text1"/>
+        </w:rPr>
+      </w:pPr>
+    </w:p>
+    <w:p>
+      <w:pPr>
+        <w:jc w:val="both"/>
+        <w:rPr>
+          <w:rFonts w:cs="Times New Roman"/>
+          <w:color w:val="000000" w:themeColor="text1"/>
+        </w:rPr>
+      </w:pPr>
+      <w:r>
+        <w:rPr>
+          <w:rFonts w:cs="Times New Roman"/>
+          <w:color w:val="000000" w:themeColor="text1"/>
+        </w:rPr>
+        <w:t xml:space="preserve">        Projektując architekturę oprogramowania, dąży się do stworzenia struktury, która nie tylko spełnia wymagania funkcjonalne, ale również zapewnia pożądane atrybuty jakościowe, takie jak wydajność, niezawodność i łatwość w modyfikacji [9]. W przypadku aplikacji </w:t>
+      </w:r>
+      <w:proofErr w:type="spellStart"/>
+      <w:r>
+        <w:rPr>
+          <w:rFonts w:cs="Times New Roman"/>
           <w:color w:val="000000" w:themeColor="text1"/>
         </w:rPr>
         <w:t>GeoLog</w:t>
@@ -5205,6 +4974,7 @@
       <w:proofErr w:type="spellEnd"/>
       <w:r>
         <w:rPr>
+          <w:rFonts w:cs="Times New Roman"/>
           <w:color w:val="000000" w:themeColor="text1"/>
         </w:rPr>
         <w:t xml:space="preserve">, której zadaniem jest przetwarzanie i wizualizacja danych </w:t>
@@ -5212,6 +4982,7 @@
       <w:proofErr w:type="spellStart"/>
       <w:r>
         <w:rPr>
+          <w:rFonts w:cs="Times New Roman"/>
           <w:color w:val="000000" w:themeColor="text1"/>
         </w:rPr>
         <w:t>geoprzestrzennych</w:t>
@@ -5219,15 +4990,127 @@
       <w:proofErr w:type="spellEnd"/>
       <w:r>
         <w:rPr>
-          <w:color w:val="000000" w:themeColor="text1"/>
-        </w:rPr>
-        <w:t xml:space="preserve"> w środowisku internetowym, zdecydowano się na implementację wzorca architektonicznego Klient-Serwer w jego klasycznym, trójwarstwowym wariancie. Jak argumentuje Martin Fowler, separacja warstwy prezentacji, logiki biznesowej oraz warstwy dostępu do danych jest fundamentalną zasadą pozwalającą na budowę elastycznych i skalowalnych systemów [10]. Taki podział umożliwia niezależny rozwój i wdrażanie poszczególnych komponentów aplikacji, co jest kluczowe w nowoczesnych procesach inżynierii oprogramowania. Schemat przyjętej architektury przedstawiono na rysunku 2.1.</w:t>
+          <w:rFonts w:cs="Times New Roman"/>
+          <w:color w:val="000000" w:themeColor="text1"/>
+        </w:rPr>
+        <w:t xml:space="preserve"> w środowisku internetowym, zdecydowano się na implementację sprawdzonego wzorca architektonicznego Klient-Serwer w jego klasycznym, trójwarstwowym wariancie. Jak argumentuje Martin Fowler, separacja warstwy prezentacji, logiki biznesowej oraz warstwy dostępu do danych jest fundamentalną zasadą pozwalającą na budowę elastycznych i skalowalnych systemów [10]. Taki podział umożliwia niezależny rozwój i wdrażanie poszczególnych komponentów aplikacji, co jest kluczowe w nowoczesnych procesach inżynierii oprogramowania. Schemat przyjętej architektury przedstawiono na rysunku 2.1.</w:t>
       </w:r>
     </w:p>
     <w:p>
       <w:pPr>
         <w:jc w:val="both"/>
         <w:rPr>
+          <w:rFonts w:cs="Times New Roman"/>
+          <w:color w:val="000000" w:themeColor="text1"/>
+        </w:rPr>
+      </w:pPr>
+    </w:p>
+    <w:p>
+      <w:pPr>
+        <w:tabs>
+          <w:tab w:val="left" w:pos="5832"/>
+        </w:tabs>
+        <w:jc w:val="center"/>
+        <w:rPr>
+          <w:rFonts w:cs="Times New Roman"/>
+          <w:b/>
+          <w:color w:val="000000" w:themeColor="text1"/>
+        </w:rPr>
+      </w:pPr>
+      <w:r>
+        <w:rPr>
+          <w:rFonts w:cs="Times New Roman"/>
+          <w:b/>
+          <w:color w:val="000000" w:themeColor="text1"/>
+        </w:rPr>
+        <w:drawing>
+          <wp:anchor distT="0" distB="0" distL="114300" distR="114300" simplePos="0" relativeHeight="251666432" behindDoc="1" locked="0" layoutInCell="1" allowOverlap="1" wp14:anchorId="677FB7ED" wp14:editId="29BFF1D1">
+            <wp:simplePos x="0" y="0"/>
+            <wp:positionH relativeFrom="page">
+              <wp:align>center</wp:align>
+            </wp:positionH>
+            <wp:positionV relativeFrom="paragraph">
+              <wp:posOffset>287020</wp:posOffset>
+            </wp:positionV>
+            <wp:extent cx="6555394" cy="2065020"/>
+            <wp:effectExtent l="0" t="0" r="0" b="0"/>
+            <wp:wrapTight wrapText="bothSides">
+              <wp:wrapPolygon edited="0">
+                <wp:start x="0" y="0"/>
+                <wp:lineTo x="0" y="21321"/>
+                <wp:lineTo x="21531" y="21321"/>
+                <wp:lineTo x="21531" y="0"/>
+                <wp:lineTo x="0" y="0"/>
+              </wp:wrapPolygon>
+            </wp:wrapTight>
+            <wp:docPr id="12" name="Obraz 12"/>
+            <wp:cNvGraphicFramePr>
+              <a:graphicFrameLocks xmlns:a="http://schemas.openxmlformats.org/drawingml/2006/main" noChangeAspect="1"/>
+            </wp:cNvGraphicFramePr>
+            <a:graphic xmlns:a="http://schemas.openxmlformats.org/drawingml/2006/main">
+              <a:graphicData uri="http://schemas.openxmlformats.org/drawingml/2006/picture">
+                <pic:pic xmlns:pic="http://schemas.openxmlformats.org/drawingml/2006/picture">
+                  <pic:nvPicPr>
+                    <pic:cNvPr id="1" name=""/>
+                    <pic:cNvPicPr/>
+                  </pic:nvPicPr>
+                  <pic:blipFill>
+                    <a:blip r:embed="rId14">
+                      <a:extLst>
+                        <a:ext uri="{28A0092B-C50C-407E-A947-70E740481C1C}">
+                          <a14:useLocalDpi xmlns:a14="http://schemas.microsoft.com/office/drawing/2010/main" val="0"/>
+                        </a:ext>
+                      </a:extLst>
+                    </a:blip>
+                    <a:stretch>
+                      <a:fillRect/>
+                    </a:stretch>
+                  </pic:blipFill>
+                  <pic:spPr>
+                    <a:xfrm>
+                      <a:off x="0" y="0"/>
+                      <a:ext cx="6555394" cy="2065020"/>
+                    </a:xfrm>
+                    <a:prstGeom prst="rect">
+                      <a:avLst/>
+                    </a:prstGeom>
+                  </pic:spPr>
+                </pic:pic>
+              </a:graphicData>
+            </a:graphic>
+            <wp14:sizeRelH relativeFrom="page">
+              <wp14:pctWidth>0</wp14:pctWidth>
+            </wp14:sizeRelH>
+            <wp14:sizeRelV relativeFrom="page">
+              <wp14:pctHeight>0</wp14:pctHeight>
+            </wp14:sizeRelV>
+          </wp:anchor>
+        </w:drawing>
+      </w:r>
+      <w:r>
+        <w:rPr>
+          <w:rFonts w:cs="Times New Roman"/>
+          <w:b/>
+          <w:color w:val="000000" w:themeColor="text1"/>
+        </w:rPr>
+        <w:t xml:space="preserve">Rys. 2.1. Ogólny schemat architektury aplikacji </w:t>
+      </w:r>
+      <w:proofErr w:type="spellStart"/>
+      <w:r>
+        <w:rPr>
+          <w:rFonts w:cs="Times New Roman"/>
+          <w:b/>
+          <w:color w:val="000000" w:themeColor="text1"/>
+        </w:rPr>
+        <w:t>GeoLog</w:t>
+      </w:r>
+      <w:proofErr w:type="spellEnd"/>
+    </w:p>
+    <w:p>
+      <w:pPr>
+        <w:jc w:val="center"/>
+        <w:rPr>
+          <w:rFonts w:cs="Times New Roman"/>
           <w:color w:val="000000" w:themeColor="text1"/>
         </w:rPr>
       </w:pPr>
@@ -5236,78 +5119,96 @@
       <w:pPr>
         <w:jc w:val="both"/>
         <w:rPr>
-          <w:color w:val="000000" w:themeColor="text1"/>
-        </w:rPr>
-      </w:pPr>
-      <w:r>
-        <w:rPr>
-          <w:color w:val="000000" w:themeColor="text1"/>
-        </w:rPr>
-        <w:t>&lt;</w:t>
-      </w:r>
-      <w:proofErr w:type="spellStart"/>
-      <w:r>
-        <w:rPr>
-          <w:color w:val="000000" w:themeColor="text1"/>
-        </w:rPr>
-        <w:t>br</w:t>
-      </w:r>
-      <w:proofErr w:type="spellEnd"/>
-      <w:r>
-        <w:rPr>
-          <w:color w:val="000000" w:themeColor="text1"/>
-        </w:rPr>
-        <w:t>&gt; *(W tym miejscu wstaw diagram, który opisuję poniżej – jego koncepcja pozostaje taka sama, ale możesz go uzupełnić o nazwy protokołów</w:t>
-      </w:r>
-      <w:proofErr w:type="gramStart"/>
-      <w:r>
-        <w:rPr>
-          <w:color w:val="000000" w:themeColor="text1"/>
-        </w:rPr>
-        <w:t>)* &lt;</w:t>
-      </w:r>
-      <w:proofErr w:type="spellStart"/>
-      <w:r>
-        <w:rPr>
-          <w:color w:val="000000" w:themeColor="text1"/>
-        </w:rPr>
-        <w:t>br</w:t>
-      </w:r>
-      <w:proofErr w:type="spellEnd"/>
-      <w:proofErr w:type="gramEnd"/>
-      <w:r>
-        <w:rPr>
-          <w:color w:val="000000" w:themeColor="text1"/>
-        </w:rPr>
-        <w:t>&gt;</w:t>
-      </w:r>
+          <w:rFonts w:cs="Times New Roman"/>
+          <w:color w:val="000000" w:themeColor="text1"/>
+        </w:rPr>
+      </w:pPr>
     </w:p>
     <w:p>
       <w:pPr>
         <w:jc w:val="both"/>
         <w:rPr>
-          <w:color w:val="000000" w:themeColor="text1"/>
-        </w:rPr>
-      </w:pPr>
-      <w:r>
-        <w:rPr>
-          <w:color w:val="000000" w:themeColor="text1"/>
-        </w:rPr>
-        <w:t xml:space="preserve">Rys. 2.1. Ogólny schemat architektury aplikacji </w:t>
-      </w:r>
-      <w:proofErr w:type="spellStart"/>
-      <w:r>
-        <w:rPr>
-          <w:color w:val="000000" w:themeColor="text1"/>
-        </w:rPr>
-        <w:t>GeoLog</w:t>
-      </w:r>
-      <w:proofErr w:type="spellEnd"/>
+          <w:rFonts w:cs="Times New Roman"/>
+          <w:color w:val="000000" w:themeColor="text1"/>
+        </w:rPr>
+      </w:pPr>
+      <w:r>
+        <w:rPr>
+          <w:rFonts w:cs="Times New Roman"/>
+          <w:color w:val="000000" w:themeColor="text1"/>
+        </w:rPr>
+        <w:t xml:space="preserve">        Pierwszym komponentem systemu jest warstwa prezentacji (klient), zrealizowana w modelu Aplikacji Jednostronicowej (ang. Single-</w:t>
+      </w:r>
+      <w:proofErr w:type="spellStart"/>
+      <w:r>
+        <w:rPr>
+          <w:rFonts w:cs="Times New Roman"/>
+          <w:color w:val="000000" w:themeColor="text1"/>
+        </w:rPr>
+        <w:t>Page</w:t>
+      </w:r>
+      <w:proofErr w:type="spellEnd"/>
+      <w:r>
+        <w:rPr>
+          <w:rFonts w:cs="Times New Roman"/>
+          <w:color w:val="000000" w:themeColor="text1"/>
+        </w:rPr>
+        <w:t xml:space="preserve"> Application, SPA). W przeciwieństwie do tradycyjnych aplikacji wielostronicowych, gdzie każda interakcja użytkownika może skutkować przeładowaniem całej strony, model SPA ładuje początkowy zasób HTML tylko raz, a następnie dynamicznie aktualizuje widoki przy użyciu języka </w:t>
+      </w:r>
+      <w:proofErr w:type="spellStart"/>
+      <w:r>
+        <w:rPr>
+          <w:rFonts w:cs="Times New Roman"/>
+          <w:color w:val="000000" w:themeColor="text1"/>
+        </w:rPr>
+        <w:t>JavaScript</w:t>
+      </w:r>
+      <w:proofErr w:type="spellEnd"/>
+      <w:r>
+        <w:rPr>
+          <w:rFonts w:cs="Times New Roman"/>
+          <w:color w:val="000000" w:themeColor="text1"/>
+        </w:rPr>
+        <w:t xml:space="preserve"> [11]. Takie podejście, zaimplementowane w projekcie przy użyciu biblioteki React, zapewnia użytkownikowi płynne i </w:t>
+      </w:r>
+      <w:proofErr w:type="spellStart"/>
+      <w:r>
+        <w:rPr>
+          <w:rFonts w:cs="Times New Roman"/>
+          <w:color w:val="000000" w:themeColor="text1"/>
+        </w:rPr>
+        <w:t>responsywne</w:t>
+      </w:r>
+      <w:proofErr w:type="spellEnd"/>
+      <w:r>
+        <w:rPr>
+          <w:rFonts w:cs="Times New Roman"/>
+          <w:color w:val="000000" w:themeColor="text1"/>
+        </w:rPr>
+        <w:t xml:space="preserve"> doświadczenie, zbliżone do aplikacji desktopowych. Warstwa ta jest w całości odpowiedzialna za </w:t>
+      </w:r>
+      <w:proofErr w:type="spellStart"/>
+      <w:r>
+        <w:rPr>
+          <w:rFonts w:cs="Times New Roman"/>
+          <w:color w:val="000000" w:themeColor="text1"/>
+        </w:rPr>
+        <w:t>renderowanie</w:t>
+      </w:r>
+      <w:proofErr w:type="spellEnd"/>
+      <w:r>
+        <w:rPr>
+          <w:rFonts w:cs="Times New Roman"/>
+          <w:color w:val="000000" w:themeColor="text1"/>
+        </w:rPr>
+        <w:t xml:space="preserve"> interfejsu użytkownika, w tym interaktywnych map i wykresów, oraz za całą komunikację z serwerem.</w:t>
+      </w:r>
     </w:p>
     <w:p>
       <w:pPr>
         <w:jc w:val="both"/>
         <w:rPr>
+          <w:rFonts w:cs="Times New Roman"/>
           <w:color w:val="000000" w:themeColor="text1"/>
         </w:rPr>
       </w:pPr>
@@ -5316,94 +5217,195 @@
       <w:pPr>
         <w:jc w:val="both"/>
         <w:rPr>
-          <w:color w:val="000000" w:themeColor="text1"/>
-        </w:rPr>
-      </w:pPr>
-      <w:r>
-        <w:rPr>
-          <w:color w:val="000000" w:themeColor="text1"/>
-        </w:rPr>
-        <w:t>&lt;</w:t>
-      </w:r>
-      <w:proofErr w:type="spellStart"/>
-      <w:r>
-        <w:rPr>
-          <w:color w:val="000000" w:themeColor="text1"/>
-        </w:rPr>
-        <w:t>br</w:t>
-      </w:r>
-      <w:proofErr w:type="spellEnd"/>
-      <w:r>
-        <w:rPr>
-          <w:color w:val="000000" w:themeColor="text1"/>
-        </w:rPr>
-        <w:t>&gt;</w:t>
+          <w:rFonts w:cs="Times New Roman"/>
+          <w:color w:val="000000" w:themeColor="text1"/>
+        </w:rPr>
+      </w:pPr>
+      <w:r>
+        <w:rPr>
+          <w:rFonts w:cs="Times New Roman"/>
+          <w:color w:val="000000" w:themeColor="text1"/>
+        </w:rPr>
+        <w:t xml:space="preserve">        Centralnym elementem systemu jest warstwa logiki biznesowej (serwer), zaimplementowana w technologii ASP.NET </w:t>
+      </w:r>
+      <w:proofErr w:type="spellStart"/>
+      <w:r>
+        <w:rPr>
+          <w:rFonts w:cs="Times New Roman"/>
+          <w:color w:val="000000" w:themeColor="text1"/>
+        </w:rPr>
+        <w:t>Core</w:t>
+      </w:r>
+      <w:proofErr w:type="spellEnd"/>
+      <w:r>
+        <w:rPr>
+          <w:rFonts w:cs="Times New Roman"/>
+          <w:color w:val="000000" w:themeColor="text1"/>
+        </w:rPr>
+        <w:t>. Jej głównym zadaniem jest udostępnienie usług poprzez interfejs programistyczny aplikacji (API), zaprojektowany zgodnie ze stylem architektonicznym REST (</w:t>
+      </w:r>
+      <w:proofErr w:type="spellStart"/>
+      <w:r>
+        <w:rPr>
+          <w:rFonts w:cs="Times New Roman"/>
+          <w:color w:val="000000" w:themeColor="text1"/>
+        </w:rPr>
+        <w:t>Representational</w:t>
+      </w:r>
+      <w:proofErr w:type="spellEnd"/>
+      <w:r>
+        <w:rPr>
+          <w:rFonts w:cs="Times New Roman"/>
+          <w:color w:val="000000" w:themeColor="text1"/>
+        </w:rPr>
+        <w:t xml:space="preserve"> </w:t>
+      </w:r>
+      <w:proofErr w:type="spellStart"/>
+      <w:r>
+        <w:rPr>
+          <w:rFonts w:cs="Times New Roman"/>
+          <w:color w:val="000000" w:themeColor="text1"/>
+        </w:rPr>
+        <w:t>State</w:t>
+      </w:r>
+      <w:proofErr w:type="spellEnd"/>
+      <w:r>
+        <w:rPr>
+          <w:rFonts w:cs="Times New Roman"/>
+          <w:color w:val="000000" w:themeColor="text1"/>
+        </w:rPr>
+        <w:t xml:space="preserve"> Transfer). Zgodnie z pryncypiami REST, zdefiniowanymi w dysertacji Roya Fieldinga, komunikacja opiera się na bezstanowej wymianie komunikatów i operacjach na zasobach identyfikowanych przez unikalne adresy URI [12]. Warstwa serwerowa jest w pełni odpowiedzialna za realizację całej logiki biznesowej: od uwierzytelniania i autoryzacji użytkowników, poprzez walidację danych wejściowych, aż po skomplikowane operacje </w:t>
+      </w:r>
+      <w:proofErr w:type="spellStart"/>
+      <w:r>
+        <w:rPr>
+          <w:rFonts w:cs="Times New Roman"/>
+          <w:color w:val="000000" w:themeColor="text1"/>
+        </w:rPr>
+        <w:t>parsowania</w:t>
+      </w:r>
+      <w:proofErr w:type="spellEnd"/>
+      <w:r>
+        <w:rPr>
+          <w:rFonts w:cs="Times New Roman"/>
+          <w:color w:val="000000" w:themeColor="text1"/>
+        </w:rPr>
+        <w:t xml:space="preserve"> plików GPX i agregacji statystyk trasy.</w:t>
       </w:r>
     </w:p>
     <w:p>
       <w:pPr>
         <w:jc w:val="both"/>
         <w:rPr>
-          <w:color w:val="000000" w:themeColor="text1"/>
-        </w:rPr>
-      </w:pPr>
-      <w:r>
-        <w:rPr>
-          <w:color w:val="000000" w:themeColor="text1"/>
-        </w:rPr>
-        <w:t xml:space="preserve">        System został podzielony na następujące, logicznie odseparowane warstwy:</w:t>
-      </w:r>
-    </w:p>
-    <w:p>
-      <w:pPr>
-        <w:pStyle w:val="Akapitzlist"/>
-        <w:numPr>
-          <w:ilvl w:val="0"/>
-          <w:numId w:val="14"/>
-        </w:numPr>
+          <w:rFonts w:cs="Times New Roman"/>
+          <w:color w:val="000000" w:themeColor="text1"/>
+        </w:rPr>
+      </w:pPr>
+    </w:p>
+    <w:p>
+      <w:pPr>
         <w:jc w:val="both"/>
         <w:rPr>
-          <w:color w:val="000000" w:themeColor="text1"/>
-        </w:rPr>
-      </w:pPr>
-      <w:r>
-        <w:rPr>
-          <w:rFonts w:cs="Times New Roman"/>
-          <w:color w:val="000000" w:themeColor="text1"/>
-        </w:rPr>
-        <w:t>Warstwa prezentacji (Klient): Jest to komponent front-</w:t>
-      </w:r>
-      <w:proofErr w:type="spellStart"/>
-      <w:r>
-        <w:rPr>
-          <w:rFonts w:cs="Times New Roman"/>
-          <w:color w:val="000000" w:themeColor="text1"/>
-        </w:rPr>
-        <w:t>endowy</w:t>
-      </w:r>
-      <w:proofErr w:type="spellEnd"/>
-      <w:r>
-        <w:rPr>
-          <w:rFonts w:cs="Times New Roman"/>
-          <w:color w:val="000000" w:themeColor="text1"/>
-        </w:rPr>
-        <w:t xml:space="preserve"> zrealizowany w modelu Aplikacji Jednostronicowej (ang. Single-</w:t>
-      </w:r>
-      <w:proofErr w:type="spellStart"/>
-      <w:r>
-        <w:rPr>
-          <w:rFonts w:cs="Times New Roman"/>
-          <w:color w:val="000000" w:themeColor="text1"/>
-        </w:rPr>
-        <w:t>Page</w:t>
-      </w:r>
-      <w:proofErr w:type="spellEnd"/>
-      <w:r>
-        <w:rPr>
-          <w:rFonts w:cs="Times New Roman"/>
-          <w:color w:val="000000" w:themeColor="text1"/>
-        </w:rPr>
-        <w:t xml:space="preserve"> Application, SPA). W przeciwieństwie do tradycyjnych aplikacji wielostronicowych, gdzie każde żądanie skutkuje przeładowaniem całej strony, model SPA ładuje początkowy zasób HTML, a następnie dynamicznie aktualizuje zawartość strony przy użyciu języka </w:t>
+          <w:rFonts w:cs="Times New Roman"/>
+          <w:color w:val="000000" w:themeColor="text1"/>
+        </w:rPr>
+      </w:pPr>
+      <w:r>
+        <w:rPr>
+          <w:rFonts w:cs="Times New Roman"/>
+          <w:color w:val="000000" w:themeColor="text1"/>
+        </w:rPr>
+        <w:lastRenderedPageBreak/>
+        <w:t xml:space="preserve">        Fundamentem architektury jest warstwa danych, zrealizowana przy użyciu obiektowo-relacyjnego systemu zarządzania bazą danych (SZBD) PostgreSQL. Wybór ten podyktowany był jego zgodnością ze standardem SQL, wysoką wydajnością oraz, co kluczowe dla tego projektu, dostępnością rozszerzenia </w:t>
+      </w:r>
+      <w:proofErr w:type="spellStart"/>
+      <w:r>
+        <w:rPr>
+          <w:rFonts w:cs="Times New Roman"/>
+          <w:color w:val="000000" w:themeColor="text1"/>
+        </w:rPr>
+        <w:t>PostGIS</w:t>
+      </w:r>
+      <w:proofErr w:type="spellEnd"/>
+      <w:r>
+        <w:rPr>
+          <w:rFonts w:cs="Times New Roman"/>
+          <w:color w:val="000000" w:themeColor="text1"/>
+        </w:rPr>
+        <w:t xml:space="preserve">. </w:t>
+      </w:r>
+      <w:proofErr w:type="spellStart"/>
+      <w:r>
+        <w:rPr>
+          <w:rFonts w:cs="Times New Roman"/>
+          <w:color w:val="000000" w:themeColor="text1"/>
+        </w:rPr>
+        <w:t>PostGIS</w:t>
+      </w:r>
+      <w:proofErr w:type="spellEnd"/>
+      <w:r>
+        <w:rPr>
+          <w:rFonts w:cs="Times New Roman"/>
+          <w:color w:val="000000" w:themeColor="text1"/>
+        </w:rPr>
+        <w:t xml:space="preserve"> przekształca PostgreSQL w potężną </w:t>
+      </w:r>
+      <w:proofErr w:type="spellStart"/>
+      <w:r>
+        <w:rPr>
+          <w:rFonts w:cs="Times New Roman"/>
+          <w:color w:val="000000" w:themeColor="text1"/>
+        </w:rPr>
+        <w:t>geobazę</w:t>
+      </w:r>
+      <w:proofErr w:type="spellEnd"/>
+      <w:r>
+        <w:rPr>
+          <w:rFonts w:cs="Times New Roman"/>
+          <w:color w:val="000000" w:themeColor="text1"/>
+        </w:rPr>
+        <w:t xml:space="preserve"> danych, dostarczając typy danych i funkcje przestrzenne zgodne ze specyfikacjami Open </w:t>
+      </w:r>
+      <w:proofErr w:type="spellStart"/>
+      <w:r>
+        <w:rPr>
+          <w:rFonts w:cs="Times New Roman"/>
+          <w:color w:val="000000" w:themeColor="text1"/>
+        </w:rPr>
+        <w:t>Geospatial</w:t>
+      </w:r>
+      <w:proofErr w:type="spellEnd"/>
+      <w:r>
+        <w:rPr>
+          <w:rFonts w:cs="Times New Roman"/>
+          <w:color w:val="000000" w:themeColor="text1"/>
+        </w:rPr>
+        <w:t xml:space="preserve"> Consortium (OGC), co umożliwia efektywne przechowywanie i wykonywanie zapytań na danych geograficznych [13].</w:t>
+      </w:r>
+    </w:p>
+    <w:p>
+      <w:pPr>
+        <w:jc w:val="both"/>
+        <w:rPr>
+          <w:rFonts w:cs="Times New Roman"/>
+          <w:color w:val="000000" w:themeColor="text1"/>
+        </w:rPr>
+      </w:pPr>
+    </w:p>
+    <w:p>
+      <w:pPr>
+        <w:jc w:val="both"/>
+        <w:rPr>
+          <w:rFonts w:cs="Times New Roman"/>
+          <w:color w:val="000000" w:themeColor="text1"/>
+        </w:rPr>
+      </w:pPr>
+      <w:r>
+        <w:rPr>
+          <w:rFonts w:cs="Times New Roman"/>
+          <w:color w:val="000000" w:themeColor="text1"/>
+        </w:rPr>
+        <w:t xml:space="preserve">        Komunikacja pomiędzy warstwą klienta a serwera odbywa się za pomocą protokołu HTTP, a dane przesyłane są w formacie JSON (</w:t>
       </w:r>
       <w:proofErr w:type="spellStart"/>
       <w:r>
@@ -5419,259 +5421,6 @@
           <w:rFonts w:cs="Times New Roman"/>
           <w:color w:val="000000" w:themeColor="text1"/>
         </w:rPr>
-        <w:t xml:space="preserve"> [11]. Takie podejście, zaimplementowane przy użyciu biblioteki React, zapewnia użytkownikowi płynne i </w:t>
-      </w:r>
-      <w:proofErr w:type="spellStart"/>
-      <w:r>
-        <w:rPr>
-          <w:rFonts w:cs="Times New Roman"/>
-          <w:color w:val="000000" w:themeColor="text1"/>
-        </w:rPr>
-        <w:t>responsywne</w:t>
-      </w:r>
-      <w:proofErr w:type="spellEnd"/>
-      <w:r>
-        <w:rPr>
-          <w:rFonts w:cs="Times New Roman"/>
-          <w:color w:val="000000" w:themeColor="text1"/>
-        </w:rPr>
-        <w:t xml:space="preserve"> doświadczenie, zbliżone do aplikacji desktopowych. Warstwa ta jest w całości odpowiedzialna za </w:t>
-      </w:r>
-      <w:proofErr w:type="spellStart"/>
-      <w:r>
-        <w:rPr>
-          <w:rFonts w:cs="Times New Roman"/>
-          <w:color w:val="000000" w:themeColor="text1"/>
-        </w:rPr>
-        <w:t>renderowanie</w:t>
-      </w:r>
-      <w:proofErr w:type="spellEnd"/>
-      <w:r>
-        <w:rPr>
-          <w:rFonts w:cs="Times New Roman"/>
-          <w:color w:val="000000" w:themeColor="text1"/>
-        </w:rPr>
-        <w:t xml:space="preserve"> interfejsu użytkownika, w tym interaktywnych map i wykresów, oraz za komunikację z warstwą serwerową.</w:t>
-      </w:r>
-    </w:p>
-    <w:p>
-      <w:pPr>
-        <w:jc w:val="both"/>
-        <w:rPr>
-          <w:rFonts w:cs="Times New Roman"/>
-          <w:color w:val="000000" w:themeColor="text1"/>
-        </w:rPr>
-      </w:pPr>
-    </w:p>
-    <w:p>
-      <w:pPr>
-        <w:pStyle w:val="Akapitzlist"/>
-        <w:numPr>
-          <w:ilvl w:val="0"/>
-          <w:numId w:val="14"/>
-        </w:numPr>
-        <w:jc w:val="both"/>
-        <w:rPr>
-          <w:rFonts w:cs="Times New Roman"/>
-          <w:color w:val="000000" w:themeColor="text1"/>
-        </w:rPr>
-      </w:pPr>
-      <w:r>
-        <w:rPr>
-          <w:rFonts w:cs="Times New Roman"/>
-          <w:color w:val="000000" w:themeColor="text1"/>
-        </w:rPr>
-        <w:t xml:space="preserve">Warstwa logiki biznesowej (Serwer): Stanowi centralny komponent systemu, zaimplementowany w technologii ASP.NET </w:t>
-      </w:r>
-      <w:proofErr w:type="spellStart"/>
-      <w:r>
-        <w:rPr>
-          <w:rFonts w:cs="Times New Roman"/>
-          <w:color w:val="000000" w:themeColor="text1"/>
-        </w:rPr>
-        <w:t>Core</w:t>
-      </w:r>
-      <w:proofErr w:type="spellEnd"/>
-      <w:r>
-        <w:rPr>
-          <w:rFonts w:cs="Times New Roman"/>
-          <w:color w:val="000000" w:themeColor="text1"/>
-        </w:rPr>
-        <w:t>. Jego głównym zadaniem jest udostępnienie usług poprzez interfejs programistyczny aplikacji (API), zaprojektowany zgodnie ze stylem architektonicznym REST (</w:t>
-      </w:r>
-      <w:proofErr w:type="spellStart"/>
-      <w:r>
-        <w:rPr>
-          <w:rFonts w:cs="Times New Roman"/>
-          <w:color w:val="000000" w:themeColor="text1"/>
-        </w:rPr>
-        <w:t>Representational</w:t>
-      </w:r>
-      <w:proofErr w:type="spellEnd"/>
-      <w:r>
-        <w:rPr>
-          <w:rFonts w:cs="Times New Roman"/>
-          <w:color w:val="000000" w:themeColor="text1"/>
-        </w:rPr>
-        <w:t xml:space="preserve"> </w:t>
-      </w:r>
-      <w:proofErr w:type="spellStart"/>
-      <w:r>
-        <w:rPr>
-          <w:rFonts w:cs="Times New Roman"/>
-          <w:color w:val="000000" w:themeColor="text1"/>
-        </w:rPr>
-        <w:t>State</w:t>
-      </w:r>
-      <w:proofErr w:type="spellEnd"/>
-      <w:r>
-        <w:rPr>
-          <w:rFonts w:cs="Times New Roman"/>
-          <w:color w:val="000000" w:themeColor="text1"/>
-        </w:rPr>
-        <w:t xml:space="preserve"> Transfer). Zgodnie z pryncypiami REST, zdefiniowanymi w dysertacji Roya Fieldinga, komunikacja opiera się na bezstanowej wymianie komunikatów i operacjach na zasobach identyfikowanych przez unikalne adresy URI [12]. Warstwa serwerowa jest odpowiedzialna za całą logikę biznesową: od uwierzytelniania i autoryzacji użytkowników, poprzez walidację danych, aż po skomplikowane operacje przetwarzania plików GPX i agregacji statystyk.</w:t>
-      </w:r>
-    </w:p>
-    <w:p>
-      <w:pPr>
-        <w:jc w:val="both"/>
-        <w:rPr>
-          <w:rFonts w:cs="Times New Roman"/>
-          <w:color w:val="000000" w:themeColor="text1"/>
-        </w:rPr>
-      </w:pPr>
-    </w:p>
-    <w:p>
-      <w:pPr>
-        <w:pStyle w:val="Akapitzlist"/>
-        <w:numPr>
-          <w:ilvl w:val="0"/>
-          <w:numId w:val="14"/>
-        </w:numPr>
-        <w:jc w:val="both"/>
-        <w:rPr>
-          <w:rFonts w:cs="Times New Roman"/>
-          <w:color w:val="000000" w:themeColor="text1"/>
-        </w:rPr>
-      </w:pPr>
-      <w:r>
-        <w:rPr>
-          <w:rFonts w:cs="Times New Roman"/>
-          <w:color w:val="000000" w:themeColor="text1"/>
-        </w:rPr>
-        <w:t xml:space="preserve">Warstwa danych: Została zrealizowana przy użyciu obiektowo-relacyjnego systemu zarządzania bazą danych (SZBD) PostgreSQL. Wybór ten podyktowany był jego zgodnością ze standardem SQL, wysoką wydajnością oraz, co kluczowe dla tego </w:t>
-      </w:r>
-      <w:r>
-        <w:rPr>
-          <w:rFonts w:cs="Times New Roman"/>
-          <w:color w:val="000000" w:themeColor="text1"/>
-        </w:rPr>
-        <w:lastRenderedPageBreak/>
-        <w:t xml:space="preserve">projektu, dostępnością rozszerzenia </w:t>
-      </w:r>
-      <w:proofErr w:type="spellStart"/>
-      <w:r>
-        <w:rPr>
-          <w:rFonts w:cs="Times New Roman"/>
-          <w:color w:val="000000" w:themeColor="text1"/>
-        </w:rPr>
-        <w:t>PostGIS</w:t>
-      </w:r>
-      <w:proofErr w:type="spellEnd"/>
-      <w:r>
-        <w:rPr>
-          <w:rFonts w:cs="Times New Roman"/>
-          <w:color w:val="000000" w:themeColor="text1"/>
-        </w:rPr>
-        <w:t xml:space="preserve">. </w:t>
-      </w:r>
-      <w:proofErr w:type="spellStart"/>
-      <w:r>
-        <w:rPr>
-          <w:rFonts w:cs="Times New Roman"/>
-          <w:color w:val="000000" w:themeColor="text1"/>
-        </w:rPr>
-        <w:t>PostGIS</w:t>
-      </w:r>
-      <w:proofErr w:type="spellEnd"/>
-      <w:r>
-        <w:rPr>
-          <w:rFonts w:cs="Times New Roman"/>
-          <w:color w:val="000000" w:themeColor="text1"/>
-        </w:rPr>
-        <w:t xml:space="preserve"> przekształca PostgreSQL w potężną </w:t>
-      </w:r>
-      <w:proofErr w:type="spellStart"/>
-      <w:r>
-        <w:rPr>
-          <w:rFonts w:cs="Times New Roman"/>
-          <w:color w:val="000000" w:themeColor="text1"/>
-        </w:rPr>
-        <w:t>geobazę</w:t>
-      </w:r>
-      <w:proofErr w:type="spellEnd"/>
-      <w:r>
-        <w:rPr>
-          <w:rFonts w:cs="Times New Roman"/>
-          <w:color w:val="000000" w:themeColor="text1"/>
-        </w:rPr>
-        <w:t xml:space="preserve"> danych, dostarczając typy danych i funkcje przestrzenne zgodne ze specyfikacjami Open </w:t>
-      </w:r>
-      <w:proofErr w:type="spellStart"/>
-      <w:r>
-        <w:rPr>
-          <w:rFonts w:cs="Times New Roman"/>
-          <w:color w:val="000000" w:themeColor="text1"/>
-        </w:rPr>
-        <w:t>Geospatial</w:t>
-      </w:r>
-      <w:proofErr w:type="spellEnd"/>
-      <w:r>
-        <w:rPr>
-          <w:rFonts w:cs="Times New Roman"/>
-          <w:color w:val="000000" w:themeColor="text1"/>
-        </w:rPr>
-        <w:t xml:space="preserve"> Consortium (OGC), co umożliwia efektywne przechowywanie i wykonywanie zapytań na danych geograficznych [13].</w:t>
-      </w:r>
-    </w:p>
-    <w:p>
-      <w:pPr>
-        <w:jc w:val="both"/>
-        <w:rPr>
-          <w:rFonts w:cs="Times New Roman"/>
-          <w:color w:val="000000" w:themeColor="text1"/>
-        </w:rPr>
-      </w:pPr>
-    </w:p>
-    <w:p>
-      <w:pPr>
-        <w:jc w:val="both"/>
-        <w:rPr>
-          <w:rFonts w:cs="Times New Roman"/>
-          <w:color w:val="000000" w:themeColor="text1"/>
-        </w:rPr>
-      </w:pPr>
-      <w:r>
-        <w:rPr>
-          <w:rFonts w:cs="Times New Roman"/>
-          <w:color w:val="000000" w:themeColor="text1"/>
-        </w:rPr>
-        <w:t xml:space="preserve">        Komunikacja pomiędzy warstwą klienta a serwera odbywa się za pomocą protokołu HTTP, a dane przesyłane są w formacie JSON (</w:t>
-      </w:r>
-      <w:proofErr w:type="spellStart"/>
-      <w:r>
-        <w:rPr>
-          <w:rFonts w:cs="Times New Roman"/>
-          <w:color w:val="000000" w:themeColor="text1"/>
-        </w:rPr>
-        <w:t>JavaScript</w:t>
-      </w:r>
-      <w:proofErr w:type="spellEnd"/>
-      <w:r>
-        <w:rPr>
-          <w:rFonts w:cs="Times New Roman"/>
-          <w:color w:val="000000" w:themeColor="text1"/>
-        </w:rPr>
         <w:t xml:space="preserve"> Object </w:t>
       </w:r>
       <w:proofErr w:type="spellStart"/>
@@ -5722,15 +5471,6 @@
         </w:rPr>
         <w:t>, który klient dołącza do kolejnych żądań, co pozwala serwerowi na weryfikację tożsamości użytkownika bez konieczności odwoływania się do bazy danych przy każdym zapytaniu.</w:t>
       </w:r>
-    </w:p>
-    <w:p>
-      <w:pPr>
-        <w:jc w:val="both"/>
-        <w:rPr>
-          <w:rFonts w:cs="Times New Roman"/>
-          <w:color w:val="000000" w:themeColor="text1"/>
-        </w:rPr>
-      </w:pPr>
     </w:p>
     <w:p>
       <w:pPr>
@@ -5754,7 +5494,7 @@
           <w:b/>
         </w:rPr>
       </w:pPr>
-      <w:bookmarkStart w:id="9" w:name="_Toc215606655"/>
+      <w:bookmarkStart w:id="10" w:name="_Toc215681378"/>
       <w:r>
         <w:rPr>
           <w:rFonts w:ascii="Times New Roman" w:hAnsi="Times New Roman" w:cs="Times New Roman"/>
@@ -5764,7 +5504,7 @@
         </w:rPr>
         <w:t>Projekt bazy danych.</w:t>
       </w:r>
-      <w:bookmarkEnd w:id="9"/>
+      <w:bookmarkEnd w:id="10"/>
     </w:p>
     <w:p>
       <w:pPr>
@@ -5778,6 +5518,133 @@
     </w:p>
     <w:p>
       <w:pPr>
+        <w:ind w:firstLine="432"/>
+        <w:jc w:val="both"/>
+        <w:rPr>
+          <w:rFonts w:cs="Times New Roman"/>
+          <w:color w:val="000000" w:themeColor="text1"/>
+        </w:rPr>
+      </w:pPr>
+      <w:r>
+        <w:rPr>
+          <w:rFonts w:cs="Times New Roman"/>
+          <w:color w:val="000000" w:themeColor="text1"/>
+        </w:rPr>
+        <w:t>Warstwa danych stanowi fundament każdej aplikacji opar</w:t>
+      </w:r>
+      <w:r>
+        <w:rPr>
+          <w:rFonts w:cs="Times New Roman"/>
+          <w:color w:val="000000" w:themeColor="text1"/>
+        </w:rPr>
+        <w:t xml:space="preserve">tej na danych, a jej prawidłowe </w:t>
+      </w:r>
+      <w:r>
+        <w:rPr>
+          <w:rFonts w:cs="Times New Roman"/>
+          <w:color w:val="000000" w:themeColor="text1"/>
+        </w:rPr>
+        <w:t xml:space="preserve">zaprojektowanie ma kluczowy wpływ na integralność, wydajność i skalowalność całego systemu. W projekcie aplikacji </w:t>
+      </w:r>
+      <w:proofErr w:type="spellStart"/>
+      <w:r>
+        <w:rPr>
+          <w:rFonts w:cs="Times New Roman"/>
+          <w:color w:val="000000" w:themeColor="text1"/>
+        </w:rPr>
+        <w:t>GeoLog</w:t>
+      </w:r>
+      <w:proofErr w:type="spellEnd"/>
+      <w:r>
+        <w:rPr>
+          <w:rFonts w:cs="Times New Roman"/>
+          <w:color w:val="000000" w:themeColor="text1"/>
+        </w:rPr>
+        <w:t xml:space="preserve"> zastosowano relacyjny model danych, który, jak opisuje Thomas </w:t>
+      </w:r>
+      <w:proofErr w:type="spellStart"/>
+      <w:r>
+        <w:rPr>
+          <w:rFonts w:cs="Times New Roman"/>
+          <w:color w:val="000000" w:themeColor="text1"/>
+        </w:rPr>
+        <w:t>Connolly</w:t>
+      </w:r>
+      <w:proofErr w:type="spellEnd"/>
+      <w:r>
+        <w:rPr>
+          <w:rFonts w:cs="Times New Roman"/>
+          <w:color w:val="000000" w:themeColor="text1"/>
+        </w:rPr>
+        <w:t xml:space="preserve"> w pracy „Database Systems: A </w:t>
+      </w:r>
+      <w:proofErr w:type="spellStart"/>
+      <w:r>
+        <w:rPr>
+          <w:rFonts w:cs="Times New Roman"/>
+          <w:color w:val="000000" w:themeColor="text1"/>
+        </w:rPr>
+        <w:t>Practical</w:t>
+      </w:r>
+      <w:proofErr w:type="spellEnd"/>
+      <w:r>
+        <w:rPr>
+          <w:rFonts w:cs="Times New Roman"/>
+          <w:color w:val="000000" w:themeColor="text1"/>
+        </w:rPr>
+        <w:t xml:space="preserve"> </w:t>
+      </w:r>
+      <w:proofErr w:type="spellStart"/>
+      <w:r>
+        <w:rPr>
+          <w:rFonts w:cs="Times New Roman"/>
+          <w:color w:val="000000" w:themeColor="text1"/>
+        </w:rPr>
+        <w:t>Approach</w:t>
+      </w:r>
+      <w:proofErr w:type="spellEnd"/>
+      <w:r>
+        <w:rPr>
+          <w:rFonts w:cs="Times New Roman"/>
+          <w:color w:val="000000" w:themeColor="text1"/>
+        </w:rPr>
+        <w:t xml:space="preserve"> to Design, </w:t>
+      </w:r>
+      <w:proofErr w:type="spellStart"/>
+      <w:r>
+        <w:rPr>
+          <w:rFonts w:cs="Times New Roman"/>
+          <w:color w:val="000000" w:themeColor="text1"/>
+        </w:rPr>
+        <w:t>Implementation</w:t>
+      </w:r>
+      <w:proofErr w:type="spellEnd"/>
+      <w:r>
+        <w:rPr>
+          <w:rFonts w:cs="Times New Roman"/>
+          <w:color w:val="000000" w:themeColor="text1"/>
+        </w:rPr>
+        <w:t xml:space="preserve">, and Management”, zapewnia rygorystyczną strukturę i spójność danych poprzez wykorzystanie mechanizmów kluczy głównych, obcych oraz więzów integralności [15]. Proces projektowania logicznego oparto na modelu encji-związków (ang. </w:t>
+      </w:r>
+      <w:proofErr w:type="spellStart"/>
+      <w:r>
+        <w:rPr>
+          <w:rFonts w:cs="Times New Roman"/>
+          <w:color w:val="000000" w:themeColor="text1"/>
+        </w:rPr>
+        <w:t>Entity-Relationship</w:t>
+      </w:r>
+      <w:proofErr w:type="spellEnd"/>
+      <w:r>
+        <w:rPr>
+          <w:rFonts w:cs="Times New Roman"/>
+          <w:color w:val="000000" w:themeColor="text1"/>
+        </w:rPr>
+        <w:t xml:space="preserve"> Model), co pozwoliło na formalne zidentyfikowanie podstawowych obiektów (encji), ich właściwości (atrybutów) oraz wzajemnych powiązań (relacji) [16].</w:t>
+      </w:r>
+    </w:p>
+    <w:p>
+      <w:pPr>
         <w:ind w:left="709" w:hanging="709"/>
         <w:jc w:val="both"/>
         <w:rPr>
@@ -5785,108 +5652,150 @@
           <w:color w:val="000000" w:themeColor="text1"/>
         </w:rPr>
       </w:pPr>
-      <w:r>
-        <w:rPr>
-          <w:rFonts w:cs="Times New Roman"/>
-          <w:color w:val="000000" w:themeColor="text1"/>
-        </w:rPr>
-        <w:t xml:space="preserve">Warstwa danych stanowi fundament każdej aplikacji opartej na danych, a jej prawidłowe zaprojektowanie ma kluczowy wpływ na integralność, wydajność i skalowalność całego systemu. W projekcie aplikacji </w:t>
-      </w:r>
-      <w:proofErr w:type="spellStart"/>
-      <w:r>
-        <w:rPr>
-          <w:rFonts w:cs="Times New Roman"/>
-          <w:color w:val="000000" w:themeColor="text1"/>
-        </w:rPr>
-        <w:t>GeoLog</w:t>
-      </w:r>
-      <w:proofErr w:type="spellEnd"/>
-      <w:r>
-        <w:rPr>
-          <w:rFonts w:cs="Times New Roman"/>
-          <w:color w:val="000000" w:themeColor="text1"/>
-        </w:rPr>
-        <w:t xml:space="preserve"> zastosowano relacyjny model danych, który, jak opisuje Thomas </w:t>
-      </w:r>
-      <w:proofErr w:type="spellStart"/>
-      <w:r>
-        <w:rPr>
-          <w:rFonts w:cs="Times New Roman"/>
-          <w:color w:val="000000" w:themeColor="text1"/>
-        </w:rPr>
-        <w:t>Connolly</w:t>
-      </w:r>
-      <w:proofErr w:type="spellEnd"/>
-      <w:r>
-        <w:rPr>
-          <w:rFonts w:cs="Times New Roman"/>
-          <w:color w:val="000000" w:themeColor="text1"/>
-        </w:rPr>
-        <w:t xml:space="preserve"> w pracy „Database Systems: A </w:t>
-      </w:r>
-      <w:proofErr w:type="spellStart"/>
-      <w:r>
-        <w:rPr>
-          <w:rFonts w:cs="Times New Roman"/>
-          <w:color w:val="000000" w:themeColor="text1"/>
-        </w:rPr>
-        <w:t>Practical</w:t>
-      </w:r>
-      <w:proofErr w:type="spellEnd"/>
-      <w:r>
-        <w:rPr>
-          <w:rFonts w:cs="Times New Roman"/>
-          <w:color w:val="000000" w:themeColor="text1"/>
-        </w:rPr>
-        <w:t xml:space="preserve"> </w:t>
-      </w:r>
-      <w:proofErr w:type="spellStart"/>
-      <w:r>
-        <w:rPr>
-          <w:rFonts w:cs="Times New Roman"/>
-          <w:color w:val="000000" w:themeColor="text1"/>
-        </w:rPr>
-        <w:t>Approach</w:t>
-      </w:r>
-      <w:proofErr w:type="spellEnd"/>
-      <w:r>
-        <w:rPr>
-          <w:rFonts w:cs="Times New Roman"/>
-          <w:color w:val="000000" w:themeColor="text1"/>
-        </w:rPr>
-        <w:t xml:space="preserve"> to Design, </w:t>
-      </w:r>
-      <w:proofErr w:type="spellStart"/>
-      <w:r>
-        <w:rPr>
-          <w:rFonts w:cs="Times New Roman"/>
-          <w:color w:val="000000" w:themeColor="text1"/>
-        </w:rPr>
-        <w:t>Implementation</w:t>
-      </w:r>
-      <w:proofErr w:type="spellEnd"/>
-      <w:r>
-        <w:rPr>
-          <w:rFonts w:cs="Times New Roman"/>
-          <w:color w:val="000000" w:themeColor="text1"/>
-        </w:rPr>
-        <w:t xml:space="preserve">, and Management”, zapewnia rygorystyczną strukturę i spójność danych poprzez wykorzystanie mechanizmów kluczy głównych, obcych oraz więzów integralności [15]. Proces projektowania logicznego oparto na modelu encji-związków (ang. </w:t>
-      </w:r>
-      <w:proofErr w:type="spellStart"/>
-      <w:r>
-        <w:rPr>
-          <w:rFonts w:cs="Times New Roman"/>
-          <w:color w:val="000000" w:themeColor="text1"/>
-        </w:rPr>
-        <w:t>Entity-Relationship</w:t>
-      </w:r>
-      <w:proofErr w:type="spellEnd"/>
-      <w:r>
-        <w:rPr>
-          <w:rFonts w:cs="Times New Roman"/>
-          <w:color w:val="000000" w:themeColor="text1"/>
-        </w:rPr>
-        <w:t xml:space="preserve"> Model), co pozwoliło na formalne zidentyfikowanie podstawowych obiektów (encji), ich właściwości (atrybutów) oraz wzajemnych powiązań (relacji) [16].</w:t>
+    </w:p>
+    <w:p>
+      <w:pPr>
+        <w:ind w:firstLine="432"/>
+        <w:jc w:val="both"/>
+        <w:rPr>
+          <w:rFonts w:cs="Times New Roman"/>
+          <w:color w:val="000000" w:themeColor="text1"/>
+        </w:rPr>
+      </w:pPr>
+      <w:r>
+        <w:rPr>
+          <w:rFonts w:cs="Times New Roman"/>
+          <w:color w:val="000000" w:themeColor="text1"/>
+        </w:rPr>
+        <w:t>Logiczny schemat bazy danych został następnie zaimplementowany w systemie zarządzania bazą danych (SZBD) PostgreSQL, który jest ceniony za swoją niezawodność, zgodność ze standardem ACID (</w:t>
+      </w:r>
+      <w:proofErr w:type="spellStart"/>
+      <w:r>
+        <w:rPr>
+          <w:rFonts w:cs="Times New Roman"/>
+          <w:color w:val="000000" w:themeColor="text1"/>
+        </w:rPr>
+        <w:t>Atomicity</w:t>
+      </w:r>
+      <w:proofErr w:type="spellEnd"/>
+      <w:r>
+        <w:rPr>
+          <w:rFonts w:cs="Times New Roman"/>
+          <w:color w:val="000000" w:themeColor="text1"/>
+        </w:rPr>
+        <w:t xml:space="preserve">, </w:t>
+      </w:r>
+      <w:proofErr w:type="spellStart"/>
+      <w:r>
+        <w:rPr>
+          <w:rFonts w:cs="Times New Roman"/>
+          <w:color w:val="000000" w:themeColor="text1"/>
+        </w:rPr>
+        <w:t>Consistency</w:t>
+      </w:r>
+      <w:proofErr w:type="spellEnd"/>
+      <w:r>
+        <w:rPr>
+          <w:rFonts w:cs="Times New Roman"/>
+          <w:color w:val="000000" w:themeColor="text1"/>
+        </w:rPr>
+        <w:t xml:space="preserve">, </w:t>
+      </w:r>
+      <w:proofErr w:type="spellStart"/>
+      <w:r>
+        <w:rPr>
+          <w:rFonts w:cs="Times New Roman"/>
+          <w:color w:val="000000" w:themeColor="text1"/>
+        </w:rPr>
+        <w:t>Isolation</w:t>
+      </w:r>
+      <w:proofErr w:type="spellEnd"/>
+      <w:r>
+        <w:rPr>
+          <w:rFonts w:cs="Times New Roman"/>
+          <w:color w:val="000000" w:themeColor="text1"/>
+        </w:rPr>
+        <w:t xml:space="preserve">, </w:t>
+      </w:r>
+      <w:proofErr w:type="spellStart"/>
+      <w:r>
+        <w:rPr>
+          <w:rFonts w:cs="Times New Roman"/>
+          <w:color w:val="000000" w:themeColor="text1"/>
+        </w:rPr>
+        <w:t>Durability</w:t>
+      </w:r>
+      <w:proofErr w:type="spellEnd"/>
+      <w:r>
+        <w:rPr>
+          <w:rFonts w:cs="Times New Roman"/>
+          <w:color w:val="000000" w:themeColor="text1"/>
+        </w:rPr>
+        <w:t xml:space="preserve">) oraz zaawansowane możliwości rozszerzania funkcjonalności [17]. Kluczowym elementem implementacji było wykorzystanie rozszerzenia </w:t>
+      </w:r>
+      <w:proofErr w:type="spellStart"/>
+      <w:r>
+        <w:rPr>
+          <w:rFonts w:cs="Times New Roman"/>
+          <w:color w:val="000000" w:themeColor="text1"/>
+        </w:rPr>
+        <w:t>PostGIS</w:t>
+      </w:r>
+      <w:proofErr w:type="spellEnd"/>
+      <w:r>
+        <w:rPr>
+          <w:rFonts w:cs="Times New Roman"/>
+          <w:color w:val="000000" w:themeColor="text1"/>
+        </w:rPr>
+        <w:t xml:space="preserve">, które wprowadza obsługę typów i funkcji </w:t>
+      </w:r>
+      <w:proofErr w:type="spellStart"/>
+      <w:r>
+        <w:rPr>
+          <w:rFonts w:cs="Times New Roman"/>
+          <w:color w:val="000000" w:themeColor="text1"/>
+        </w:rPr>
+        <w:t>geoprzestrzennych</w:t>
+      </w:r>
+      <w:proofErr w:type="spellEnd"/>
+      <w:r>
+        <w:rPr>
+          <w:rFonts w:cs="Times New Roman"/>
+          <w:color w:val="000000" w:themeColor="text1"/>
+        </w:rPr>
+        <w:t xml:space="preserve">, zgodnych ze standardem Simple </w:t>
+      </w:r>
+      <w:proofErr w:type="spellStart"/>
+      <w:r>
+        <w:rPr>
+          <w:rFonts w:cs="Times New Roman"/>
+          <w:color w:val="000000" w:themeColor="text1"/>
+        </w:rPr>
+        <w:t>Feature</w:t>
+      </w:r>
+      <w:proofErr w:type="spellEnd"/>
+      <w:r>
+        <w:rPr>
+          <w:rFonts w:cs="Times New Roman"/>
+          <w:color w:val="000000" w:themeColor="text1"/>
+        </w:rPr>
+        <w:t xml:space="preserve"> Access zdefiniowanym przez Open </w:t>
+      </w:r>
+      <w:proofErr w:type="spellStart"/>
+      <w:r>
+        <w:rPr>
+          <w:rFonts w:cs="Times New Roman"/>
+          <w:color w:val="000000" w:themeColor="text1"/>
+        </w:rPr>
+        <w:t>Geospatial</w:t>
+      </w:r>
+      <w:proofErr w:type="spellEnd"/>
+      <w:r>
+        <w:rPr>
+          <w:rFonts w:cs="Times New Roman"/>
+          <w:color w:val="000000" w:themeColor="text1"/>
+        </w:rPr>
+        <w:t xml:space="preserve"> Consortium (OGC). Umożliwiło to natywne i wydajne przechowywanie danych geograficznych, co jest fundamentalne dla głównego celu aplikacji [13]. Szczegółową strukturę bazy danych przedstawiono na diagramie encji-związków (rys. 2.2).</w:t>
       </w:r>
     </w:p>
     <w:p>
@@ -5908,141 +5817,6 @@
           <w:color w:val="000000" w:themeColor="text1"/>
         </w:rPr>
       </w:pPr>
-      <w:r>
-        <w:rPr>
-          <w:rFonts w:cs="Times New Roman"/>
-          <w:color w:val="000000" w:themeColor="text1"/>
-        </w:rPr>
-        <w:t xml:space="preserve">        Logiczny schemat bazy danych został następnie zaimplementowany w systemie zarządzania bazą danych (SZBD) PostgreSQL, który jest ceniony za swoją niezawodność, zgodność ze standardem ACID (</w:t>
-      </w:r>
-      <w:proofErr w:type="spellStart"/>
-      <w:r>
-        <w:rPr>
-          <w:rFonts w:cs="Times New Roman"/>
-          <w:color w:val="000000" w:themeColor="text1"/>
-        </w:rPr>
-        <w:t>Atomicity</w:t>
-      </w:r>
-      <w:proofErr w:type="spellEnd"/>
-      <w:r>
-        <w:rPr>
-          <w:rFonts w:cs="Times New Roman"/>
-          <w:color w:val="000000" w:themeColor="text1"/>
-        </w:rPr>
-        <w:t xml:space="preserve">, </w:t>
-      </w:r>
-      <w:proofErr w:type="spellStart"/>
-      <w:r>
-        <w:rPr>
-          <w:rFonts w:cs="Times New Roman"/>
-          <w:color w:val="000000" w:themeColor="text1"/>
-        </w:rPr>
-        <w:t>Consistency</w:t>
-      </w:r>
-      <w:proofErr w:type="spellEnd"/>
-      <w:r>
-        <w:rPr>
-          <w:rFonts w:cs="Times New Roman"/>
-          <w:color w:val="000000" w:themeColor="text1"/>
-        </w:rPr>
-        <w:t xml:space="preserve">, </w:t>
-      </w:r>
-      <w:proofErr w:type="spellStart"/>
-      <w:r>
-        <w:rPr>
-          <w:rFonts w:cs="Times New Roman"/>
-          <w:color w:val="000000" w:themeColor="text1"/>
-        </w:rPr>
-        <w:t>Isolation</w:t>
-      </w:r>
-      <w:proofErr w:type="spellEnd"/>
-      <w:r>
-        <w:rPr>
-          <w:rFonts w:cs="Times New Roman"/>
-          <w:color w:val="000000" w:themeColor="text1"/>
-        </w:rPr>
-        <w:t xml:space="preserve">, </w:t>
-      </w:r>
-      <w:proofErr w:type="spellStart"/>
-      <w:r>
-        <w:rPr>
-          <w:rFonts w:cs="Times New Roman"/>
-          <w:color w:val="000000" w:themeColor="text1"/>
-        </w:rPr>
-        <w:t>Durability</w:t>
-      </w:r>
-      <w:proofErr w:type="spellEnd"/>
-      <w:r>
-        <w:rPr>
-          <w:rFonts w:cs="Times New Roman"/>
-          <w:color w:val="000000" w:themeColor="text1"/>
-        </w:rPr>
-        <w:t xml:space="preserve">) oraz zaawansowane możliwości rozszerzania funkcjonalności [17]. Kluczowym elementem implementacji było wykorzystanie rozszerzenia </w:t>
-      </w:r>
-      <w:proofErr w:type="spellStart"/>
-      <w:r>
-        <w:rPr>
-          <w:rFonts w:cs="Times New Roman"/>
-          <w:color w:val="000000" w:themeColor="text1"/>
-        </w:rPr>
-        <w:t>PostGIS</w:t>
-      </w:r>
-      <w:proofErr w:type="spellEnd"/>
-      <w:r>
-        <w:rPr>
-          <w:rFonts w:cs="Times New Roman"/>
-          <w:color w:val="000000" w:themeColor="text1"/>
-        </w:rPr>
-        <w:t xml:space="preserve">, które wprowadza obsługę typów i funkcji </w:t>
-      </w:r>
-      <w:proofErr w:type="spellStart"/>
-      <w:r>
-        <w:rPr>
-          <w:rFonts w:cs="Times New Roman"/>
-          <w:color w:val="000000" w:themeColor="text1"/>
-        </w:rPr>
-        <w:t>geoprzestrzennych</w:t>
-      </w:r>
-      <w:proofErr w:type="spellEnd"/>
-      <w:r>
-        <w:rPr>
-          <w:rFonts w:cs="Times New Roman"/>
-          <w:color w:val="000000" w:themeColor="text1"/>
-        </w:rPr>
-        <w:t xml:space="preserve">, zgodnych ze standardem Simple </w:t>
-      </w:r>
-      <w:proofErr w:type="spellStart"/>
-      <w:r>
-        <w:rPr>
-          <w:rFonts w:cs="Times New Roman"/>
-          <w:color w:val="000000" w:themeColor="text1"/>
-        </w:rPr>
-        <w:t>Feature</w:t>
-      </w:r>
-      <w:proofErr w:type="spellEnd"/>
-      <w:r>
-        <w:rPr>
-          <w:rFonts w:cs="Times New Roman"/>
-          <w:color w:val="000000" w:themeColor="text1"/>
-        </w:rPr>
-        <w:t xml:space="preserve"> Access zdefiniowanym przez Open </w:t>
-      </w:r>
-      <w:proofErr w:type="spellStart"/>
-      <w:r>
-        <w:rPr>
-          <w:rFonts w:cs="Times New Roman"/>
-          <w:color w:val="000000" w:themeColor="text1"/>
-        </w:rPr>
-        <w:t>Geospatial</w:t>
-      </w:r>
-      <w:proofErr w:type="spellEnd"/>
-      <w:r>
-        <w:rPr>
-          <w:rFonts w:cs="Times New Roman"/>
-          <w:color w:val="000000" w:themeColor="text1"/>
-        </w:rPr>
-        <w:t xml:space="preserve"> Consortium (OGC). Umożliwiło to natywne i wydajne przechowywanie danych geograficznych, co jest fundamentalne dla głównego celu aplikacji [13]. Szczegółową strukturę bazy danych przedstawiono na diagramie encji-związków (rys. 2.2).</w:t>
-      </w:r>
     </w:p>
     <w:p>
       <w:pPr>
@@ -6056,6 +5830,106 @@
     </w:p>
     <w:p>
       <w:pPr>
+        <w:ind w:left="709" w:hanging="709"/>
+        <w:jc w:val="both"/>
+        <w:rPr>
+          <w:rFonts w:cs="Times New Roman"/>
+          <w:color w:val="000000" w:themeColor="text1"/>
+        </w:rPr>
+      </w:pPr>
+    </w:p>
+    <w:p>
+      <w:pPr>
+        <w:ind w:left="709" w:hanging="709"/>
+        <w:jc w:val="both"/>
+        <w:rPr>
+          <w:rFonts w:cs="Times New Roman"/>
+          <w:color w:val="000000" w:themeColor="text1"/>
+        </w:rPr>
+      </w:pPr>
+    </w:p>
+    <w:p>
+      <w:pPr>
+        <w:ind w:left="709" w:hanging="709"/>
+        <w:jc w:val="both"/>
+        <w:rPr>
+          <w:rFonts w:cs="Times New Roman"/>
+          <w:color w:val="000000" w:themeColor="text1"/>
+        </w:rPr>
+      </w:pPr>
+    </w:p>
+    <w:p>
+      <w:pPr>
+        <w:ind w:left="709" w:hanging="709"/>
+        <w:jc w:val="both"/>
+        <w:rPr>
+          <w:rFonts w:cs="Times New Roman"/>
+          <w:color w:val="000000" w:themeColor="text1"/>
+        </w:rPr>
+      </w:pPr>
+    </w:p>
+    <w:p>
+      <w:pPr>
+        <w:ind w:left="709" w:hanging="709"/>
+        <w:jc w:val="both"/>
+        <w:rPr>
+          <w:rFonts w:cs="Times New Roman"/>
+          <w:color w:val="000000" w:themeColor="text1"/>
+        </w:rPr>
+      </w:pPr>
+    </w:p>
+    <w:p>
+      <w:pPr>
+        <w:ind w:left="709" w:hanging="709"/>
+        <w:jc w:val="both"/>
+        <w:rPr>
+          <w:rFonts w:cs="Times New Roman"/>
+          <w:color w:val="000000" w:themeColor="text1"/>
+        </w:rPr>
+      </w:pPr>
+    </w:p>
+    <w:p>
+      <w:pPr>
+        <w:ind w:left="709" w:hanging="709"/>
+        <w:jc w:val="both"/>
+        <w:rPr>
+          <w:rFonts w:cs="Times New Roman"/>
+          <w:color w:val="000000" w:themeColor="text1"/>
+        </w:rPr>
+      </w:pPr>
+    </w:p>
+    <w:p>
+      <w:pPr>
+        <w:ind w:left="709" w:hanging="709"/>
+        <w:jc w:val="both"/>
+        <w:rPr>
+          <w:rFonts w:cs="Times New Roman"/>
+          <w:color w:val="000000" w:themeColor="text1"/>
+        </w:rPr>
+      </w:pPr>
+    </w:p>
+    <w:p>
+      <w:pPr>
+        <w:ind w:left="709" w:hanging="709"/>
+        <w:jc w:val="center"/>
+        <w:rPr>
+          <w:rFonts w:cs="Times New Roman"/>
+          <w:b/>
+          <w:color w:val="000000" w:themeColor="text1"/>
+        </w:rPr>
+      </w:pPr>
+      <w:r>
+        <w:rPr>
+          <w:rFonts w:cs="Times New Roman"/>
+          <w:b/>
+          <w:color w:val="000000" w:themeColor="text1"/>
+        </w:rPr>
+        <w:lastRenderedPageBreak/>
+        <w:t>Rys 2.1 Diagram ERD bazy danych</w:t>
+      </w:r>
+    </w:p>
+    <w:p>
+      <w:pPr>
         <w:pStyle w:val="NormalnyWeb"/>
         <w:jc w:val="center"/>
       </w:pPr>
@@ -6063,11 +5937,10 @@
         <w:rPr>
           <w:noProof/>
         </w:rPr>
-        <w:lastRenderedPageBreak/>
         <w:drawing>
           <wp:inline distT="0" distB="0" distL="0" distR="0">
-            <wp:extent cx="4202173" cy="4457635"/>
-            <wp:effectExtent l="0" t="0" r="8255" b="635"/>
+            <wp:extent cx="5387340" cy="5714853"/>
+            <wp:effectExtent l="0" t="0" r="3810" b="635"/>
             <wp:docPr id="2" name="Obraz 2" descr="C:\Users\arekk\Downloads\Untitled.png"/>
             <wp:cNvGraphicFramePr>
               <a:graphicFrameLocks xmlns:a="http://schemas.openxmlformats.org/drawingml/2006/main" noChangeAspect="1"/>
@@ -6082,7 +5955,7 @@
                     </pic:cNvPicPr>
                   </pic:nvPicPr>
                   <pic:blipFill>
-                    <a:blip r:embed="rId11">
+                    <a:blip r:embed="rId15">
                       <a:extLst>
                         <a:ext uri="{28A0092B-C50C-407E-A947-70E740481C1C}">
                           <a14:useLocalDpi xmlns:a14="http://schemas.microsoft.com/office/drawing/2010/main" val="0"/>
@@ -6097,7 +5970,7 @@
                   <pic:spPr bwMode="auto">
                     <a:xfrm>
                       <a:off x="0" y="0"/>
-                      <a:ext cx="4217598" cy="4473998"/>
+                      <a:ext cx="5425294" cy="5755114"/>
                     </a:xfrm>
                     <a:prstGeom prst="rect">
                       <a:avLst/>
@@ -6465,15 +6338,7 @@
           <w:rFonts w:cs="Times New Roman"/>
           <w:color w:val="000000" w:themeColor="text1"/>
         </w:rPr>
-        <w:t xml:space="preserve">, 4326). Wybór typu GEOGRAPHY (zamiast GEOMETRY) był świadomą decyzją projektową, podyktowaną potrzebą wykonywania precyzyjnych obliczeń odległości na sferoidzie ziemskiej, a nie na płaskiej płaszczyźnie kartezjańskiej [13]. Komponent Z umożliwia przechowywanie wysokości n.p.m., a </w:t>
-      </w:r>
-      <w:r>
-        <w:rPr>
-          <w:rFonts w:cs="Times New Roman"/>
-          <w:color w:val="000000" w:themeColor="text1"/>
-        </w:rPr>
-        <w:lastRenderedPageBreak/>
-        <w:t xml:space="preserve">identyfikator SRID 4326 jednoznacznie określa system odniesienia </w:t>
+        <w:t xml:space="preserve">, 4326). Wybór typu GEOGRAPHY (zamiast GEOMETRY) był świadomą decyzją projektową, podyktowaną potrzebą wykonywania precyzyjnych obliczeń odległości na sferoidzie ziemskiej, a nie na płaskiej płaszczyźnie kartezjańskiej [13]. Komponent Z umożliwia przechowywanie wysokości n.p.m., a identyfikator SRID 4326 jednoznacznie określa system odniesienia </w:t>
       </w:r>
       <w:proofErr w:type="gramStart"/>
       <w:r>
@@ -6575,7 +6440,7 @@
           <w:sz w:val="28"/>
         </w:rPr>
       </w:pPr>
-      <w:bookmarkStart w:id="10" w:name="_Toc215606656"/>
+      <w:bookmarkStart w:id="11" w:name="_Toc215681379"/>
       <w:r>
         <w:rPr>
           <w:rFonts w:ascii="Times New Roman" w:hAnsi="Times New Roman" w:cs="Times New Roman"/>
@@ -6585,7 +6450,7 @@
         </w:rPr>
         <w:t>Projekt interfejsu programistycznego aplikacji (API).</w:t>
       </w:r>
-      <w:bookmarkEnd w:id="10"/>
+      <w:bookmarkEnd w:id="11"/>
     </w:p>
     <w:p>
       <w:pPr>
@@ -6770,24 +6635,145 @@
     </w:p>
     <w:p>
       <w:pPr>
+        <w:jc w:val="both"/>
+        <w:rPr>
+          <w:rFonts w:cs="Times New Roman"/>
+          <w:color w:val="000000" w:themeColor="text1"/>
+        </w:rPr>
+      </w:pPr>
+    </w:p>
+    <w:p>
+      <w:pPr>
+        <w:jc w:val="both"/>
+        <w:rPr>
+          <w:rFonts w:cs="Times New Roman"/>
+          <w:color w:val="000000" w:themeColor="text1"/>
+        </w:rPr>
+      </w:pPr>
+    </w:p>
+    <w:p>
+      <w:pPr>
+        <w:jc w:val="both"/>
+        <w:rPr>
+          <w:rFonts w:cs="Times New Roman"/>
+          <w:color w:val="000000" w:themeColor="text1"/>
+        </w:rPr>
+      </w:pPr>
+    </w:p>
+    <w:p>
+      <w:pPr>
+        <w:jc w:val="both"/>
+        <w:rPr>
+          <w:rFonts w:cs="Times New Roman"/>
+          <w:color w:val="000000" w:themeColor="text1"/>
+        </w:rPr>
+      </w:pPr>
+    </w:p>
+    <w:p>
+      <w:pPr>
+        <w:jc w:val="both"/>
+        <w:rPr>
+          <w:rFonts w:cs="Times New Roman"/>
+          <w:color w:val="000000" w:themeColor="text1"/>
+        </w:rPr>
+      </w:pPr>
+    </w:p>
+    <w:p>
+      <w:pPr>
+        <w:jc w:val="both"/>
+        <w:rPr>
+          <w:rFonts w:cs="Times New Roman"/>
+          <w:color w:val="000000" w:themeColor="text1"/>
+        </w:rPr>
+      </w:pPr>
+    </w:p>
+    <w:p>
+      <w:pPr>
+        <w:jc w:val="both"/>
+        <w:rPr>
+          <w:rFonts w:cs="Times New Roman"/>
+          <w:color w:val="000000" w:themeColor="text1"/>
+        </w:rPr>
+      </w:pPr>
+    </w:p>
+    <w:p>
+      <w:pPr>
+        <w:jc w:val="both"/>
+        <w:rPr>
+          <w:rFonts w:cs="Times New Roman"/>
+          <w:color w:val="000000" w:themeColor="text1"/>
+        </w:rPr>
+      </w:pPr>
+    </w:p>
+    <w:p>
+      <w:pPr>
+        <w:jc w:val="both"/>
+        <w:rPr>
+          <w:rFonts w:cs="Times New Roman"/>
+          <w:color w:val="000000" w:themeColor="text1"/>
+        </w:rPr>
+      </w:pPr>
+    </w:p>
+    <w:p>
+      <w:pPr>
+        <w:jc w:val="both"/>
+        <w:rPr>
+          <w:rFonts w:cs="Times New Roman"/>
+          <w:color w:val="000000" w:themeColor="text1"/>
+        </w:rPr>
+      </w:pPr>
+    </w:p>
+    <w:p>
+      <w:pPr>
+        <w:jc w:val="both"/>
+        <w:rPr>
+          <w:rFonts w:cs="Times New Roman"/>
+          <w:color w:val="000000" w:themeColor="text1"/>
+        </w:rPr>
+      </w:pPr>
+    </w:p>
+    <w:p>
+      <w:pPr>
+        <w:jc w:val="both"/>
+        <w:rPr>
+          <w:rFonts w:cs="Times New Roman"/>
+          <w:color w:val="000000" w:themeColor="text1"/>
+        </w:rPr>
+      </w:pPr>
+    </w:p>
+    <w:p>
+      <w:pPr>
+        <w:jc w:val="both"/>
+        <w:rPr>
+          <w:rFonts w:cs="Times New Roman"/>
+          <w:color w:val="000000" w:themeColor="text1"/>
+        </w:rPr>
+      </w:pPr>
+    </w:p>
+    <w:p>
+      <w:pPr>
         <w:ind w:left="709" w:hanging="709"/>
-        <w:jc w:val="both"/>
-        <w:rPr>
-          <w:rFonts w:cs="Times New Roman"/>
-          <w:color w:val="000000" w:themeColor="text1"/>
-        </w:rPr>
-      </w:pPr>
-      <w:r>
-        <w:rPr>
-          <w:rFonts w:cs="Times New Roman"/>
-          <w:color w:val="000000" w:themeColor="text1"/>
-        </w:rPr>
+        <w:jc w:val="center"/>
+        <w:rPr>
+          <w:rFonts w:cs="Times New Roman"/>
+          <w:b/>
+          <w:color w:val="000000" w:themeColor="text1"/>
+        </w:rPr>
+      </w:pPr>
+      <w:r>
+        <w:rPr>
+          <w:rFonts w:cs="Times New Roman"/>
+          <w:b/>
+          <w:color w:val="000000" w:themeColor="text1"/>
+        </w:rPr>
+        <w:lastRenderedPageBreak/>
         <w:t xml:space="preserve">Tabela 2.1. Główne punkty końcowe API dla zasobu </w:t>
       </w:r>
       <w:proofErr w:type="spellStart"/>
       <w:r>
         <w:rPr>
           <w:rFonts w:cs="Times New Roman"/>
+          <w:b/>
           <w:color w:val="000000" w:themeColor="text1"/>
         </w:rPr>
         <w:t>Users</w:t>
@@ -7698,24 +7684,26 @@
     <w:p>
       <w:pPr>
         <w:ind w:left="709" w:hanging="709"/>
-        <w:jc w:val="both"/>
-        <w:rPr>
-          <w:rFonts w:ascii="Calibri" w:hAnsi="Calibri" w:cs="Calibri"/>
-          <w:color w:val="000000" w:themeColor="text1"/>
-        </w:rPr>
-      </w:pPr>
-      <w:r>
-        <w:rPr>
-          <w:rFonts w:ascii="Calibri" w:hAnsi="Calibri" w:cs="Calibri"/>
-          <w:color w:val="000000" w:themeColor="text1"/>
-        </w:rPr>
-        <w:lastRenderedPageBreak/>
+        <w:jc w:val="center"/>
+        <w:rPr>
+          <w:rFonts w:cs="Times New Roman"/>
+          <w:b/>
+          <w:color w:val="000000" w:themeColor="text1"/>
+        </w:rPr>
+      </w:pPr>
+      <w:r>
+        <w:rPr>
+          <w:rFonts w:cs="Times New Roman"/>
+          <w:b/>
+          <w:color w:val="000000" w:themeColor="text1"/>
+        </w:rPr>
         <w:t xml:space="preserve">Tabela 2.2. Główne punkty końcowe API dla zasobu </w:t>
       </w:r>
       <w:proofErr w:type="spellStart"/>
       <w:r>
         <w:rPr>
-          <w:rFonts w:ascii="Calibri" w:hAnsi="Calibri" w:cs="Calibri"/>
+          <w:rFonts w:cs="Times New Roman"/>
+          <w:b/>
           <w:color w:val="000000" w:themeColor="text1"/>
         </w:rPr>
         <w:t>Routes</w:t>
@@ -8414,6 +8402,7 @@
               <w:rPr>
                 <w:color w:val="000000"/>
               </w:rPr>
+              <w:lastRenderedPageBreak/>
               <w:t>DELETE</w:t>
             </w:r>
           </w:p>
@@ -8530,7 +8519,7 @@
           <w:color w:val="000000" w:themeColor="text1"/>
         </w:rPr>
       </w:pPr>
-      <w:bookmarkStart w:id="11" w:name="_Toc215606657"/>
+      <w:bookmarkStart w:id="12" w:name="_Toc215681380"/>
       <w:r>
         <w:rPr>
           <w:rFonts w:ascii="Times New Roman" w:hAnsi="Times New Roman" w:cs="Times New Roman"/>
@@ -8539,7 +8528,7 @@
         </w:rPr>
         <w:t>Technologie i implementacje kluczowych etapów</w:t>
       </w:r>
-      <w:bookmarkEnd w:id="11"/>
+      <w:bookmarkEnd w:id="12"/>
     </w:p>
     <w:p>
       <w:pPr>
@@ -8556,7 +8545,7 @@
           <w:szCs w:val="28"/>
         </w:rPr>
       </w:pPr>
-      <w:bookmarkStart w:id="12" w:name="_Toc215606658"/>
+      <w:bookmarkStart w:id="13" w:name="_Toc215681381"/>
       <w:r>
         <w:rPr>
           <w:rFonts w:ascii="Times New Roman" w:hAnsi="Times New Roman" w:cs="Times New Roman"/>
@@ -8588,7 +8577,7 @@
         </w:rPr>
         <w:t>ne technologie i środowisko programistyczne</w:t>
       </w:r>
-      <w:bookmarkEnd w:id="12"/>
+      <w:bookmarkEnd w:id="13"/>
     </w:p>
     <w:p/>
     <w:p>
@@ -8675,8 +8664,6 @@
           <w:color w:val="000000" w:themeColor="text1"/>
         </w:rPr>
       </w:pPr>
-      <w:bookmarkStart w:id="13" w:name="_GoBack"/>
-      <w:bookmarkEnd w:id="13"/>
     </w:p>
     <w:p>
       <w:pPr>
@@ -8692,14 +8679,13 @@
           <w:color w:val="000000" w:themeColor="text1"/>
         </w:rPr>
       </w:pPr>
-      <w:bookmarkStart w:id="14" w:name="_Toc215606659"/>
+      <w:bookmarkStart w:id="14" w:name="_Toc215681382"/>
       <w:r>
         <w:rPr>
           <w:rFonts w:ascii="Times New Roman" w:hAnsi="Times New Roman" w:cs="Times New Roman"/>
           <w:b/>
           <w:color w:val="000000" w:themeColor="text1"/>
         </w:rPr>
-        <w:lastRenderedPageBreak/>
         <w:t>Technologie warstwy serwerowej (</w:t>
       </w:r>
       <w:proofErr w:type="spellStart"/>
@@ -8948,7 +8934,15 @@
           <w:rFonts w:cs="Times New Roman"/>
           <w:color w:val="000000" w:themeColor="text1"/>
         </w:rPr>
-        <w:t xml:space="preserve">obiektowym językiem programowania o statycznym i silnym typowaniu. Ta ostatnia cecha jest niezwykle istotna z perspektywy niezawodności oprogramowania, ponieważ wymusza weryfikację poprawności typów już na etapie kompilacji, co pozwala na wyeliminowanie całej klasy błędów, które w językach o typowaniu dynamicznym mogłyby ujawnić się dopiero w środowisku produkcyjnym [21]. Szczególnie istotną cechą języka, kluczową dla zaimplementowanego systemu, jest wbudowany model programowania asynchronicznego, oparty na słowach kluczowych `async` i `await`. Pozwala on na implementację nieblokujących operacji wejścia-wyjścia (I/O), takich jak zapytania do bazy danych czy odczyt plików. W kontekście aplikacji serwerowej, mechanizm ten zwalnia wątek obsługujący żądanie na czas oczekiwania na zakończenie operacji I/O, umożliwiając mu w tym czasie obsługę innych, przychodzących zapytań. Taki model zarządzania zasobami jest fundamentalny dla osiągnięcia wysokiej skalowalności i </w:t>
+        <w:t xml:space="preserve">obiektowym językiem programowania o statycznym i silnym typowaniu. Ta ostatnia cecha jest niezwykle istotna z perspektywy niezawodności oprogramowania, ponieważ wymusza weryfikację poprawności typów już na etapie kompilacji, co pozwala na wyeliminowanie całej klasy błędów, które w językach o typowaniu dynamicznym mogłyby ujawnić się dopiero w środowisku produkcyjnym [21]. Szczególnie istotną cechą języka, kluczową dla zaimplementowanego systemu, jest wbudowany model programowania asynchronicznego, oparty na słowach kluczowych `async` i `await`. Pozwala on na implementację nieblokujących operacji wejścia-wyjścia (I/O), takich jak zapytania do bazy danych czy odczyt plików. W kontekście aplikacji serwerowej, mechanizm ten zwalnia wątek obsługujący żądanie na czas oczekiwania na zakończenie operacji I/O, umożliwiając mu w tym czasie obsługę innych, przychodzących zapytań. Taki model zarządzania </w:t>
+      </w:r>
+      <w:r>
+        <w:rPr>
+          <w:rFonts w:cs="Times New Roman"/>
+          <w:color w:val="000000" w:themeColor="text1"/>
+        </w:rPr>
+        <w:lastRenderedPageBreak/>
+        <w:t xml:space="preserve">zasobami jest fundamentalny dla osiągnięcia wysokiej skalowalności i </w:t>
       </w:r>
       <w:proofErr w:type="spellStart"/>
       <w:r>
@@ -9294,7 +9288,432 @@
           <w:rFonts w:cs="Times New Roman"/>
           <w:color w:val="000000" w:themeColor="text1"/>
         </w:rPr>
-        <w:t xml:space="preserve"> automatycznie tłumaczy te operacje na zoptymalizowany dialekt SQL, co przyspiesza proces programowania i minimalizuje ryzyko </w:t>
+        <w:t xml:space="preserve"> automatycznie tłumaczy te operacje na zoptymalizowany dialekt SQL, co przyspiesza proces programowania i minimalizuje ryzyko błędów, w tym podatności na ataki typu SQL </w:t>
+      </w:r>
+      <w:proofErr w:type="spellStart"/>
+      <w:r>
+        <w:rPr>
+          <w:rFonts w:cs="Times New Roman"/>
+          <w:color w:val="000000" w:themeColor="text1"/>
+        </w:rPr>
+        <w:t>Injection</w:t>
+      </w:r>
+      <w:proofErr w:type="spellEnd"/>
+      <w:r>
+        <w:rPr>
+          <w:rFonts w:cs="Times New Roman"/>
+          <w:color w:val="000000" w:themeColor="text1"/>
+        </w:rPr>
+        <w:t xml:space="preserve"> [23]. Kluczowym mechanizmem wykorzystanym w projekcie jest śledzenie zmian (ang. *</w:t>
+      </w:r>
+      <w:proofErr w:type="spellStart"/>
+      <w:r>
+        <w:rPr>
+          <w:rFonts w:cs="Times New Roman"/>
+          <w:color w:val="000000" w:themeColor="text1"/>
+        </w:rPr>
+        <w:t>Change</w:t>
+      </w:r>
+      <w:proofErr w:type="spellEnd"/>
+      <w:r>
+        <w:rPr>
+          <w:rFonts w:cs="Times New Roman"/>
+          <w:color w:val="000000" w:themeColor="text1"/>
+        </w:rPr>
+        <w:t xml:space="preserve"> </w:t>
+      </w:r>
+      <w:proofErr w:type="spellStart"/>
+      <w:r>
+        <w:rPr>
+          <w:rFonts w:cs="Times New Roman"/>
+          <w:color w:val="000000" w:themeColor="text1"/>
+        </w:rPr>
+        <w:t>Tracking</w:t>
+      </w:r>
+      <w:proofErr w:type="spellEnd"/>
+      <w:r>
+        <w:rPr>
+          <w:rFonts w:cs="Times New Roman"/>
+          <w:color w:val="000000" w:themeColor="text1"/>
+        </w:rPr>
+        <w:t>*), dzięki któremu kontekst bazy danych (`</w:t>
+      </w:r>
+      <w:proofErr w:type="spellStart"/>
+      <w:r>
+        <w:rPr>
+          <w:rFonts w:cs="Times New Roman"/>
+          <w:color w:val="000000" w:themeColor="text1"/>
+        </w:rPr>
+        <w:t>DbContext</w:t>
+      </w:r>
+      <w:proofErr w:type="spellEnd"/>
+      <w:r>
+        <w:rPr>
+          <w:rFonts w:cs="Times New Roman"/>
+          <w:color w:val="000000" w:themeColor="text1"/>
+        </w:rPr>
+        <w:t>`) automatycznie generuje niezbędne instrukcje `INSERT`, `UPDATE` lub `DELETE` na podstawie modyfikacji dokonanych na obiektach w pamięci. Ponadto, wbudowane narzędzie migracji pozwoliło na wersjonowanie schematu bazy danych w podejściu *Code-First*, zapewniając spójność modelu danych w kodzie ze strukturą bazy na każdym etapie rozwoju aplikacji [20].</w:t>
+      </w:r>
+    </w:p>
+    <w:p>
+      <w:pPr>
+        <w:rPr>
+          <w:rFonts w:cs="Times New Roman"/>
+          <w:color w:val="000000" w:themeColor="text1"/>
+        </w:rPr>
+      </w:pPr>
+    </w:p>
+    <w:p>
+      <w:pPr>
+        <w:ind w:firstLine="709"/>
+        <w:rPr>
+          <w:rFonts w:cs="Times New Roman"/>
+          <w:color w:val="000000" w:themeColor="text1"/>
+        </w:rPr>
+      </w:pPr>
+      <w:r>
+        <w:rPr>
+          <w:rFonts w:cs="Times New Roman"/>
+          <w:color w:val="000000" w:themeColor="text1"/>
+        </w:rPr>
+        <w:t xml:space="preserve">PostgreSQL i rozszerzenie </w:t>
+      </w:r>
+      <w:proofErr w:type="spellStart"/>
+      <w:proofErr w:type="gramStart"/>
+      <w:r>
+        <w:rPr>
+          <w:rFonts w:cs="Times New Roman"/>
+          <w:color w:val="000000" w:themeColor="text1"/>
+        </w:rPr>
+        <w:t>PostGIS</w:t>
+      </w:r>
+      <w:proofErr w:type="spellEnd"/>
+      <w:r>
+        <w:rPr>
+          <w:rFonts w:cs="Times New Roman"/>
+          <w:color w:val="000000" w:themeColor="text1"/>
+        </w:rPr>
+        <w:t>: Jako</w:t>
+      </w:r>
+      <w:proofErr w:type="gramEnd"/>
+      <w:r>
+        <w:rPr>
+          <w:rFonts w:cs="Times New Roman"/>
+          <w:color w:val="000000" w:themeColor="text1"/>
+        </w:rPr>
+        <w:t xml:space="preserve"> system zarządzania bazą danych (SZBD) wybrano PostgreSQL, który jest zaawansowanym, obiektowo-relacyjnym systemem typu open-</w:t>
+      </w:r>
+      <w:proofErr w:type="spellStart"/>
+      <w:r>
+        <w:rPr>
+          <w:rFonts w:cs="Times New Roman"/>
+          <w:color w:val="000000" w:themeColor="text1"/>
+        </w:rPr>
+        <w:t>source</w:t>
+      </w:r>
+      <w:proofErr w:type="spellEnd"/>
+      <w:r>
+        <w:rPr>
+          <w:rFonts w:cs="Times New Roman"/>
+          <w:color w:val="000000" w:themeColor="text1"/>
+        </w:rPr>
+        <w:t xml:space="preserve">, znanym z wysokiej wydajności, niezawodności i ścisłej zgodności ze standardem SQL. Jego architektura pozwala na łatwe rozszerzanie funkcjonalności, co było kluczowe w kontekście wymagań projektu. Najważniejszym rozszerzeniem wykorzystanym w aplikacji jest </w:t>
+      </w:r>
+      <w:proofErr w:type="spellStart"/>
+      <w:r>
+        <w:rPr>
+          <w:rFonts w:cs="Times New Roman"/>
+          <w:color w:val="000000" w:themeColor="text1"/>
+        </w:rPr>
+        <w:t>PostGIS</w:t>
+      </w:r>
+      <w:proofErr w:type="spellEnd"/>
+      <w:r>
+        <w:rPr>
+          <w:rFonts w:cs="Times New Roman"/>
+          <w:color w:val="000000" w:themeColor="text1"/>
+        </w:rPr>
+        <w:t xml:space="preserve">, które przekształca PostgreSQL w potężny serwer danych </w:t>
+      </w:r>
+      <w:proofErr w:type="spellStart"/>
+      <w:r>
+        <w:rPr>
+          <w:rFonts w:cs="Times New Roman"/>
+          <w:color w:val="000000" w:themeColor="text1"/>
+        </w:rPr>
+        <w:t>geoprzestrzennych</w:t>
+      </w:r>
+      <w:proofErr w:type="spellEnd"/>
+      <w:r>
+        <w:rPr>
+          <w:rFonts w:cs="Times New Roman"/>
+          <w:color w:val="000000" w:themeColor="text1"/>
+        </w:rPr>
+        <w:t xml:space="preserve">, w pełni zgodny ze specyfikacją Simple </w:t>
+      </w:r>
+      <w:proofErr w:type="spellStart"/>
+      <w:r>
+        <w:rPr>
+          <w:rFonts w:cs="Times New Roman"/>
+          <w:color w:val="000000" w:themeColor="text1"/>
+        </w:rPr>
+        <w:t>Feature</w:t>
+      </w:r>
+      <w:proofErr w:type="spellEnd"/>
+      <w:r>
+        <w:rPr>
+          <w:rFonts w:cs="Times New Roman"/>
+          <w:color w:val="000000" w:themeColor="text1"/>
+        </w:rPr>
+        <w:t xml:space="preserve"> Access zdefiniowaną przez Open </w:t>
+      </w:r>
+      <w:proofErr w:type="spellStart"/>
+      <w:r>
+        <w:rPr>
+          <w:rFonts w:cs="Times New Roman"/>
+          <w:color w:val="000000" w:themeColor="text1"/>
+        </w:rPr>
+        <w:t>Geospatial</w:t>
+      </w:r>
+      <w:proofErr w:type="spellEnd"/>
+      <w:r>
+        <w:rPr>
+          <w:rFonts w:cs="Times New Roman"/>
+          <w:color w:val="000000" w:themeColor="text1"/>
+        </w:rPr>
+        <w:t xml:space="preserve"> Consortium (OGC). </w:t>
+      </w:r>
+      <w:proofErr w:type="spellStart"/>
+      <w:r>
+        <w:rPr>
+          <w:rFonts w:cs="Times New Roman"/>
+          <w:color w:val="000000" w:themeColor="text1"/>
+        </w:rPr>
+        <w:t>PostGIS</w:t>
+      </w:r>
+      <w:proofErr w:type="spellEnd"/>
+      <w:r>
+        <w:rPr>
+          <w:rFonts w:cs="Times New Roman"/>
+          <w:color w:val="000000" w:themeColor="text1"/>
+        </w:rPr>
+        <w:t xml:space="preserve"> wprowadza nie tylko dedykowane typy danych, takie jak `GEOGRAPHY` (do obliczeń na sferoidzie) i `GEOMETRY` (do obliczeń na płaszczyźnie), ale również bogaty zestaw zoptymalizowanych funkcji przestrzennych (np. do obliczania odległości, buforowania czy analizy przecięć). Co więcej, </w:t>
+      </w:r>
+      <w:proofErr w:type="spellStart"/>
+      <w:r>
+        <w:rPr>
+          <w:rFonts w:cs="Times New Roman"/>
+          <w:color w:val="000000" w:themeColor="text1"/>
+        </w:rPr>
+        <w:t>PostGIS</w:t>
+      </w:r>
+      <w:proofErr w:type="spellEnd"/>
+      <w:r>
+        <w:rPr>
+          <w:rFonts w:cs="Times New Roman"/>
+          <w:color w:val="000000" w:themeColor="text1"/>
+        </w:rPr>
+        <w:t xml:space="preserve"> umożliwia tworzenie specjalistycznych indeksów przestrzennych, takich jak </w:t>
+      </w:r>
+      <w:proofErr w:type="spellStart"/>
+      <w:r>
+        <w:rPr>
+          <w:rFonts w:cs="Times New Roman"/>
+          <w:color w:val="000000" w:themeColor="text1"/>
+        </w:rPr>
+        <w:t>GiST</w:t>
+      </w:r>
+      <w:proofErr w:type="spellEnd"/>
+      <w:r>
+        <w:rPr>
+          <w:rFonts w:cs="Times New Roman"/>
+          <w:color w:val="000000" w:themeColor="text1"/>
+        </w:rPr>
+        <w:t xml:space="preserve"> (</w:t>
+      </w:r>
+      <w:proofErr w:type="spellStart"/>
+      <w:r>
+        <w:rPr>
+          <w:rFonts w:cs="Times New Roman"/>
+          <w:color w:val="000000" w:themeColor="text1"/>
+        </w:rPr>
+        <w:t>Generalized</w:t>
+      </w:r>
+      <w:proofErr w:type="spellEnd"/>
+      <w:r>
+        <w:rPr>
+          <w:rFonts w:cs="Times New Roman"/>
+          <w:color w:val="000000" w:themeColor="text1"/>
+        </w:rPr>
+        <w:t xml:space="preserve"> </w:t>
+      </w:r>
+      <w:proofErr w:type="spellStart"/>
+      <w:r>
+        <w:rPr>
+          <w:rFonts w:cs="Times New Roman"/>
+          <w:color w:val="000000" w:themeColor="text1"/>
+        </w:rPr>
+        <w:t>Search</w:t>
+      </w:r>
+      <w:proofErr w:type="spellEnd"/>
+      <w:r>
+        <w:rPr>
+          <w:rFonts w:cs="Times New Roman"/>
+          <w:color w:val="000000" w:themeColor="text1"/>
+        </w:rPr>
+        <w:t xml:space="preserve"> </w:t>
+      </w:r>
+      <w:proofErr w:type="spellStart"/>
+      <w:r>
+        <w:rPr>
+          <w:rFonts w:cs="Times New Roman"/>
+          <w:color w:val="000000" w:themeColor="text1"/>
+        </w:rPr>
+        <w:t>Tree</w:t>
+      </w:r>
+      <w:proofErr w:type="spellEnd"/>
+      <w:r>
+        <w:rPr>
+          <w:rFonts w:cs="Times New Roman"/>
+          <w:color w:val="000000" w:themeColor="text1"/>
+        </w:rPr>
+        <w:t>), które drastycznie przyspieszają wykonywanie zapytań filtrujących dane na podstawie ich położenia geograficznego, co jest fundamentalne dla wydajności aplikacji [13].</w:t>
+      </w:r>
+    </w:p>
+    <w:p>
+      <w:pPr>
+        <w:rPr>
+          <w:rFonts w:cs="Times New Roman"/>
+          <w:color w:val="000000" w:themeColor="text1"/>
+        </w:rPr>
+      </w:pPr>
+    </w:p>
+    <w:p>
+      <w:pPr>
+        <w:ind w:firstLine="709"/>
+        <w:rPr>
+          <w:rFonts w:cs="Times New Roman"/>
+          <w:color w:val="000000" w:themeColor="text1"/>
+        </w:rPr>
+      </w:pPr>
+      <w:r>
+        <w:rPr>
+          <w:rFonts w:cs="Times New Roman"/>
+          <w:color w:val="000000" w:themeColor="text1"/>
+        </w:rPr>
+        <w:t xml:space="preserve">Biblioteka </w:t>
+      </w:r>
+      <w:proofErr w:type="spellStart"/>
+      <w:r>
+        <w:rPr>
+          <w:rFonts w:cs="Times New Roman"/>
+          <w:color w:val="000000" w:themeColor="text1"/>
+        </w:rPr>
+        <w:t>NetTopologySuite</w:t>
+      </w:r>
+      <w:proofErr w:type="spellEnd"/>
+      <w:r>
+        <w:rPr>
+          <w:rFonts w:cs="Times New Roman"/>
+          <w:color w:val="000000" w:themeColor="text1"/>
+        </w:rPr>
+        <w:t xml:space="preserve">: W celu umożliwienia operacji na danych </w:t>
+      </w:r>
+      <w:proofErr w:type="spellStart"/>
+      <w:r>
+        <w:rPr>
+          <w:rFonts w:cs="Times New Roman"/>
+          <w:color w:val="000000" w:themeColor="text1"/>
+        </w:rPr>
+        <w:t>geoprzestrzennych</w:t>
+      </w:r>
+      <w:proofErr w:type="spellEnd"/>
+      <w:r>
+        <w:rPr>
+          <w:rFonts w:cs="Times New Roman"/>
+          <w:color w:val="000000" w:themeColor="text1"/>
+        </w:rPr>
+        <w:t xml:space="preserve"> w ramach </w:t>
+      </w:r>
+      <w:proofErr w:type="gramStart"/>
+      <w:r>
+        <w:rPr>
+          <w:rFonts w:cs="Times New Roman"/>
+          <w:color w:val="000000" w:themeColor="text1"/>
+        </w:rPr>
+        <w:t>aplikacji .</w:t>
+      </w:r>
+      <w:proofErr w:type="gramEnd"/>
+      <w:r>
+        <w:rPr>
+          <w:rFonts w:cs="Times New Roman"/>
+          <w:color w:val="000000" w:themeColor="text1"/>
+        </w:rPr>
+        <w:t xml:space="preserve">NET, wykorzystano bibliotekę </w:t>
+      </w:r>
+      <w:proofErr w:type="spellStart"/>
+      <w:r>
+        <w:rPr>
+          <w:rFonts w:cs="Times New Roman"/>
+          <w:color w:val="000000" w:themeColor="text1"/>
+        </w:rPr>
+        <w:t>NetTopologySuite</w:t>
+      </w:r>
+      <w:proofErr w:type="spellEnd"/>
+      <w:r>
+        <w:rPr>
+          <w:rFonts w:cs="Times New Roman"/>
+          <w:color w:val="000000" w:themeColor="text1"/>
+        </w:rPr>
+        <w:t xml:space="preserve">. Pełni ona rolę kluczowego pomostu pomiędzy obiektowym kodem C# a standardami OGC, implementując w zarządzanym </w:t>
+      </w:r>
+      <w:proofErr w:type="gramStart"/>
+      <w:r>
+        <w:rPr>
+          <w:rFonts w:cs="Times New Roman"/>
+          <w:color w:val="000000" w:themeColor="text1"/>
+        </w:rPr>
+        <w:t>środowisku .</w:t>
+      </w:r>
+      <w:proofErr w:type="gramEnd"/>
+      <w:r>
+        <w:rPr>
+          <w:rFonts w:cs="Times New Roman"/>
+          <w:color w:val="000000" w:themeColor="text1"/>
+        </w:rPr>
+        <w:t>NET hierarchię typów geometrycznych, takich jak `Point`, `</w:t>
+      </w:r>
+      <w:proofErr w:type="spellStart"/>
+      <w:r>
+        <w:rPr>
+          <w:rFonts w:cs="Times New Roman"/>
+          <w:color w:val="000000" w:themeColor="text1"/>
+        </w:rPr>
+        <w:t>LineString</w:t>
+      </w:r>
+      <w:proofErr w:type="spellEnd"/>
+      <w:r>
+        <w:rPr>
+          <w:rFonts w:cs="Times New Roman"/>
+          <w:color w:val="000000" w:themeColor="text1"/>
+        </w:rPr>
+        <w:t>` czy `</w:t>
+      </w:r>
+      <w:proofErr w:type="spellStart"/>
+      <w:r>
+        <w:rPr>
+          <w:rFonts w:cs="Times New Roman"/>
+          <w:color w:val="000000" w:themeColor="text1"/>
+        </w:rPr>
+        <w:t>Polygon</w:t>
+      </w:r>
+      <w:proofErr w:type="spellEnd"/>
+      <w:r>
+        <w:rPr>
+          <w:rFonts w:cs="Times New Roman"/>
+          <w:color w:val="000000" w:themeColor="text1"/>
+        </w:rPr>
+        <w:t xml:space="preserve">`. Jest to de facto standardowa biblioteka do pracy z danymi przestrzennymi w tym ekosystemie. Jej zastosowanie było niezbędne do tworzenia </w:t>
       </w:r>
       <w:r>
         <w:rPr>
@@ -9302,432 +9721,7 @@
           <w:color w:val="000000" w:themeColor="text1"/>
         </w:rPr>
         <w:lastRenderedPageBreak/>
-        <w:t xml:space="preserve">błędów, w tym podatności na ataki typu SQL </w:t>
-      </w:r>
-      <w:proofErr w:type="spellStart"/>
-      <w:r>
-        <w:rPr>
-          <w:rFonts w:cs="Times New Roman"/>
-          <w:color w:val="000000" w:themeColor="text1"/>
-        </w:rPr>
-        <w:t>Injection</w:t>
-      </w:r>
-      <w:proofErr w:type="spellEnd"/>
-      <w:r>
-        <w:rPr>
-          <w:rFonts w:cs="Times New Roman"/>
-          <w:color w:val="000000" w:themeColor="text1"/>
-        </w:rPr>
-        <w:t xml:space="preserve"> [23]. Kluczowym mechanizmem wykorzystanym w projekcie jest śledzenie zmian (ang. *</w:t>
-      </w:r>
-      <w:proofErr w:type="spellStart"/>
-      <w:r>
-        <w:rPr>
-          <w:rFonts w:cs="Times New Roman"/>
-          <w:color w:val="000000" w:themeColor="text1"/>
-        </w:rPr>
-        <w:t>Change</w:t>
-      </w:r>
-      <w:proofErr w:type="spellEnd"/>
-      <w:r>
-        <w:rPr>
-          <w:rFonts w:cs="Times New Roman"/>
-          <w:color w:val="000000" w:themeColor="text1"/>
-        </w:rPr>
-        <w:t xml:space="preserve"> </w:t>
-      </w:r>
-      <w:proofErr w:type="spellStart"/>
-      <w:r>
-        <w:rPr>
-          <w:rFonts w:cs="Times New Roman"/>
-          <w:color w:val="000000" w:themeColor="text1"/>
-        </w:rPr>
-        <w:t>Tracking</w:t>
-      </w:r>
-      <w:proofErr w:type="spellEnd"/>
-      <w:r>
-        <w:rPr>
-          <w:rFonts w:cs="Times New Roman"/>
-          <w:color w:val="000000" w:themeColor="text1"/>
-        </w:rPr>
-        <w:t>*), dzięki któremu kontekst bazy danych (`</w:t>
-      </w:r>
-      <w:proofErr w:type="spellStart"/>
-      <w:r>
-        <w:rPr>
-          <w:rFonts w:cs="Times New Roman"/>
-          <w:color w:val="000000" w:themeColor="text1"/>
-        </w:rPr>
-        <w:t>DbContext</w:t>
-      </w:r>
-      <w:proofErr w:type="spellEnd"/>
-      <w:r>
-        <w:rPr>
-          <w:rFonts w:cs="Times New Roman"/>
-          <w:color w:val="000000" w:themeColor="text1"/>
-        </w:rPr>
-        <w:t>`) automatycznie generuje niezbędne instrukcje `INSERT`, `UPDATE` lub `DELETE` na podstawie modyfikacji dokonanych na obiektach w pamięci. Ponadto, wbudowane narzędzie migracji pozwoliło na wersjonowanie schematu bazy danych w podejściu *Code-First*, zapewniając spójność modelu danych w kodzie ze strukturą bazy na każdym etapie rozwoju aplikacji [20].</w:t>
-      </w:r>
-    </w:p>
-    <w:p>
-      <w:pPr>
-        <w:rPr>
-          <w:rFonts w:cs="Times New Roman"/>
-          <w:color w:val="000000" w:themeColor="text1"/>
-        </w:rPr>
-      </w:pPr>
-    </w:p>
-    <w:p>
-      <w:pPr>
-        <w:ind w:firstLine="709"/>
-        <w:rPr>
-          <w:rFonts w:cs="Times New Roman"/>
-          <w:color w:val="000000" w:themeColor="text1"/>
-        </w:rPr>
-      </w:pPr>
-      <w:r>
-        <w:rPr>
-          <w:rFonts w:cs="Times New Roman"/>
-          <w:color w:val="000000" w:themeColor="text1"/>
-        </w:rPr>
-        <w:t xml:space="preserve">PostgreSQL i rozszerzenie </w:t>
-      </w:r>
-      <w:proofErr w:type="spellStart"/>
-      <w:proofErr w:type="gramStart"/>
-      <w:r>
-        <w:rPr>
-          <w:rFonts w:cs="Times New Roman"/>
-          <w:color w:val="000000" w:themeColor="text1"/>
-        </w:rPr>
-        <w:t>PostGIS</w:t>
-      </w:r>
-      <w:proofErr w:type="spellEnd"/>
-      <w:r>
-        <w:rPr>
-          <w:rFonts w:cs="Times New Roman"/>
-          <w:color w:val="000000" w:themeColor="text1"/>
-        </w:rPr>
-        <w:t>: Jako</w:t>
-      </w:r>
-      <w:proofErr w:type="gramEnd"/>
-      <w:r>
-        <w:rPr>
-          <w:rFonts w:cs="Times New Roman"/>
-          <w:color w:val="000000" w:themeColor="text1"/>
-        </w:rPr>
-        <w:t xml:space="preserve"> system zarządzania bazą danych (SZBD) wybrano PostgreSQL, który jest zaawansowanym, obiektowo-relacyjnym systemem typu open-</w:t>
-      </w:r>
-      <w:proofErr w:type="spellStart"/>
-      <w:r>
-        <w:rPr>
-          <w:rFonts w:cs="Times New Roman"/>
-          <w:color w:val="000000" w:themeColor="text1"/>
-        </w:rPr>
-        <w:t>source</w:t>
-      </w:r>
-      <w:proofErr w:type="spellEnd"/>
-      <w:r>
-        <w:rPr>
-          <w:rFonts w:cs="Times New Roman"/>
-          <w:color w:val="000000" w:themeColor="text1"/>
-        </w:rPr>
-        <w:t xml:space="preserve">, znanym z wysokiej wydajności, niezawodności i ścisłej zgodności ze standardem SQL. Jego architektura pozwala na łatwe rozszerzanie funkcjonalności, co było kluczowe w kontekście wymagań projektu. Najważniejszym rozszerzeniem wykorzystanym w aplikacji jest </w:t>
-      </w:r>
-      <w:proofErr w:type="spellStart"/>
-      <w:r>
-        <w:rPr>
-          <w:rFonts w:cs="Times New Roman"/>
-          <w:color w:val="000000" w:themeColor="text1"/>
-        </w:rPr>
-        <w:t>PostGIS</w:t>
-      </w:r>
-      <w:proofErr w:type="spellEnd"/>
-      <w:r>
-        <w:rPr>
-          <w:rFonts w:cs="Times New Roman"/>
-          <w:color w:val="000000" w:themeColor="text1"/>
-        </w:rPr>
-        <w:t xml:space="preserve">, które przekształca PostgreSQL w potężny serwer danych </w:t>
-      </w:r>
-      <w:proofErr w:type="spellStart"/>
-      <w:r>
-        <w:rPr>
-          <w:rFonts w:cs="Times New Roman"/>
-          <w:color w:val="000000" w:themeColor="text1"/>
-        </w:rPr>
-        <w:t>geoprzestrzennych</w:t>
-      </w:r>
-      <w:proofErr w:type="spellEnd"/>
-      <w:r>
-        <w:rPr>
-          <w:rFonts w:cs="Times New Roman"/>
-          <w:color w:val="000000" w:themeColor="text1"/>
-        </w:rPr>
-        <w:t xml:space="preserve">, w pełni zgodny ze specyfikacją Simple </w:t>
-      </w:r>
-      <w:proofErr w:type="spellStart"/>
-      <w:r>
-        <w:rPr>
-          <w:rFonts w:cs="Times New Roman"/>
-          <w:color w:val="000000" w:themeColor="text1"/>
-        </w:rPr>
-        <w:t>Feature</w:t>
-      </w:r>
-      <w:proofErr w:type="spellEnd"/>
-      <w:r>
-        <w:rPr>
-          <w:rFonts w:cs="Times New Roman"/>
-          <w:color w:val="000000" w:themeColor="text1"/>
-        </w:rPr>
-        <w:t xml:space="preserve"> Access zdefiniowaną przez Open </w:t>
-      </w:r>
-      <w:proofErr w:type="spellStart"/>
-      <w:r>
-        <w:rPr>
-          <w:rFonts w:cs="Times New Roman"/>
-          <w:color w:val="000000" w:themeColor="text1"/>
-        </w:rPr>
-        <w:t>Geospatial</w:t>
-      </w:r>
-      <w:proofErr w:type="spellEnd"/>
-      <w:r>
-        <w:rPr>
-          <w:rFonts w:cs="Times New Roman"/>
-          <w:color w:val="000000" w:themeColor="text1"/>
-        </w:rPr>
-        <w:t xml:space="preserve"> Consortium (OGC). </w:t>
-      </w:r>
-      <w:proofErr w:type="spellStart"/>
-      <w:r>
-        <w:rPr>
-          <w:rFonts w:cs="Times New Roman"/>
-          <w:color w:val="000000" w:themeColor="text1"/>
-        </w:rPr>
-        <w:t>PostGIS</w:t>
-      </w:r>
-      <w:proofErr w:type="spellEnd"/>
-      <w:r>
-        <w:rPr>
-          <w:rFonts w:cs="Times New Roman"/>
-          <w:color w:val="000000" w:themeColor="text1"/>
-        </w:rPr>
-        <w:t xml:space="preserve"> wprowadza nie tylko dedykowane typy danych, takie jak `GEOGRAPHY` (do obliczeń na sferoidzie) i `GEOMETRY` (do obliczeń na płaszczyźnie), ale również bogaty zestaw zoptymalizowanych funkcji przestrzennych (np. do obliczania odległości, buforowania czy analizy przecięć). Co więcej, </w:t>
-      </w:r>
-      <w:proofErr w:type="spellStart"/>
-      <w:r>
-        <w:rPr>
-          <w:rFonts w:cs="Times New Roman"/>
-          <w:color w:val="000000" w:themeColor="text1"/>
-        </w:rPr>
-        <w:t>PostGIS</w:t>
-      </w:r>
-      <w:proofErr w:type="spellEnd"/>
-      <w:r>
-        <w:rPr>
-          <w:rFonts w:cs="Times New Roman"/>
-          <w:color w:val="000000" w:themeColor="text1"/>
-        </w:rPr>
-        <w:t xml:space="preserve"> umożliwia tworzenie specjalistycznych indeksów przestrzennych, takich jak </w:t>
-      </w:r>
-      <w:proofErr w:type="spellStart"/>
-      <w:r>
-        <w:rPr>
-          <w:rFonts w:cs="Times New Roman"/>
-          <w:color w:val="000000" w:themeColor="text1"/>
-        </w:rPr>
-        <w:t>GiST</w:t>
-      </w:r>
-      <w:proofErr w:type="spellEnd"/>
-      <w:r>
-        <w:rPr>
-          <w:rFonts w:cs="Times New Roman"/>
-          <w:color w:val="000000" w:themeColor="text1"/>
-        </w:rPr>
-        <w:t xml:space="preserve"> (</w:t>
-      </w:r>
-      <w:proofErr w:type="spellStart"/>
-      <w:r>
-        <w:rPr>
-          <w:rFonts w:cs="Times New Roman"/>
-          <w:color w:val="000000" w:themeColor="text1"/>
-        </w:rPr>
-        <w:t>Generalized</w:t>
-      </w:r>
-      <w:proofErr w:type="spellEnd"/>
-      <w:r>
-        <w:rPr>
-          <w:rFonts w:cs="Times New Roman"/>
-          <w:color w:val="000000" w:themeColor="text1"/>
-        </w:rPr>
-        <w:t xml:space="preserve"> </w:t>
-      </w:r>
-      <w:proofErr w:type="spellStart"/>
-      <w:r>
-        <w:rPr>
-          <w:rFonts w:cs="Times New Roman"/>
-          <w:color w:val="000000" w:themeColor="text1"/>
-        </w:rPr>
-        <w:t>Search</w:t>
-      </w:r>
-      <w:proofErr w:type="spellEnd"/>
-      <w:r>
-        <w:rPr>
-          <w:rFonts w:cs="Times New Roman"/>
-          <w:color w:val="000000" w:themeColor="text1"/>
-        </w:rPr>
-        <w:t xml:space="preserve"> </w:t>
-      </w:r>
-      <w:proofErr w:type="spellStart"/>
-      <w:r>
-        <w:rPr>
-          <w:rFonts w:cs="Times New Roman"/>
-          <w:color w:val="000000" w:themeColor="text1"/>
-        </w:rPr>
-        <w:t>Tree</w:t>
-      </w:r>
-      <w:proofErr w:type="spellEnd"/>
-      <w:r>
-        <w:rPr>
-          <w:rFonts w:cs="Times New Roman"/>
-          <w:color w:val="000000" w:themeColor="text1"/>
-        </w:rPr>
-        <w:t>), które drastycznie przyspieszają wykonywanie zapytań filtrujących dane na podstawie ich położenia geograficznego, co jest fundamentalne dla wydajności aplikacji [13].</w:t>
-      </w:r>
-    </w:p>
-    <w:p>
-      <w:pPr>
-        <w:rPr>
-          <w:rFonts w:cs="Times New Roman"/>
-          <w:color w:val="000000" w:themeColor="text1"/>
-        </w:rPr>
-      </w:pPr>
-    </w:p>
-    <w:p>
-      <w:pPr>
-        <w:ind w:firstLine="709"/>
-        <w:rPr>
-          <w:rFonts w:cs="Times New Roman"/>
-          <w:color w:val="000000" w:themeColor="text1"/>
-        </w:rPr>
-      </w:pPr>
-      <w:r>
-        <w:rPr>
-          <w:rFonts w:cs="Times New Roman"/>
-          <w:color w:val="000000" w:themeColor="text1"/>
-        </w:rPr>
-        <w:t xml:space="preserve">Biblioteka </w:t>
-      </w:r>
-      <w:proofErr w:type="spellStart"/>
-      <w:r>
-        <w:rPr>
-          <w:rFonts w:cs="Times New Roman"/>
-          <w:color w:val="000000" w:themeColor="text1"/>
-        </w:rPr>
-        <w:t>NetTopologySuite</w:t>
-      </w:r>
-      <w:proofErr w:type="spellEnd"/>
-      <w:r>
-        <w:rPr>
-          <w:rFonts w:cs="Times New Roman"/>
-          <w:color w:val="000000" w:themeColor="text1"/>
-        </w:rPr>
-        <w:t xml:space="preserve">: W celu umożliwienia operacji na danych </w:t>
-      </w:r>
-      <w:proofErr w:type="spellStart"/>
-      <w:r>
-        <w:rPr>
-          <w:rFonts w:cs="Times New Roman"/>
-          <w:color w:val="000000" w:themeColor="text1"/>
-        </w:rPr>
-        <w:t>geoprzestrzennych</w:t>
-      </w:r>
-      <w:proofErr w:type="spellEnd"/>
-      <w:r>
-        <w:rPr>
-          <w:rFonts w:cs="Times New Roman"/>
-          <w:color w:val="000000" w:themeColor="text1"/>
-        </w:rPr>
-        <w:t xml:space="preserve"> w ramach </w:t>
-      </w:r>
-      <w:proofErr w:type="gramStart"/>
-      <w:r>
-        <w:rPr>
-          <w:rFonts w:cs="Times New Roman"/>
-          <w:color w:val="000000" w:themeColor="text1"/>
-        </w:rPr>
-        <w:t>aplikacji .</w:t>
-      </w:r>
-      <w:proofErr w:type="gramEnd"/>
-      <w:r>
-        <w:rPr>
-          <w:rFonts w:cs="Times New Roman"/>
-          <w:color w:val="000000" w:themeColor="text1"/>
-        </w:rPr>
-        <w:t xml:space="preserve">NET, wykorzystano bibliotekę </w:t>
-      </w:r>
-      <w:proofErr w:type="spellStart"/>
-      <w:r>
-        <w:rPr>
-          <w:rFonts w:cs="Times New Roman"/>
-          <w:color w:val="000000" w:themeColor="text1"/>
-        </w:rPr>
-        <w:t>NetTopologySuite</w:t>
-      </w:r>
-      <w:proofErr w:type="spellEnd"/>
-      <w:r>
-        <w:rPr>
-          <w:rFonts w:cs="Times New Roman"/>
-          <w:color w:val="000000" w:themeColor="text1"/>
-        </w:rPr>
-        <w:t xml:space="preserve">. Pełni ona rolę kluczowego pomostu pomiędzy obiektowym kodem C# a standardami OGC, implementując w zarządzanym </w:t>
-      </w:r>
-      <w:proofErr w:type="gramStart"/>
-      <w:r>
-        <w:rPr>
-          <w:rFonts w:cs="Times New Roman"/>
-          <w:color w:val="000000" w:themeColor="text1"/>
-        </w:rPr>
-        <w:t>środowisku .</w:t>
-      </w:r>
-      <w:proofErr w:type="gramEnd"/>
-      <w:r>
-        <w:rPr>
-          <w:rFonts w:cs="Times New Roman"/>
-          <w:color w:val="000000" w:themeColor="text1"/>
-        </w:rPr>
-        <w:t>NET hierarchię typów geometrycznych, takich jak `Point`, `</w:t>
-      </w:r>
-      <w:proofErr w:type="spellStart"/>
-      <w:r>
-        <w:rPr>
-          <w:rFonts w:cs="Times New Roman"/>
-          <w:color w:val="000000" w:themeColor="text1"/>
-        </w:rPr>
-        <w:t>LineString</w:t>
-      </w:r>
-      <w:proofErr w:type="spellEnd"/>
-      <w:r>
-        <w:rPr>
-          <w:rFonts w:cs="Times New Roman"/>
-          <w:color w:val="000000" w:themeColor="text1"/>
-        </w:rPr>
-        <w:t>` czy `</w:t>
-      </w:r>
-      <w:proofErr w:type="spellStart"/>
-      <w:r>
-        <w:rPr>
-          <w:rFonts w:cs="Times New Roman"/>
-          <w:color w:val="000000" w:themeColor="text1"/>
-        </w:rPr>
-        <w:t>Polygon</w:t>
-      </w:r>
-      <w:proofErr w:type="spellEnd"/>
-      <w:r>
-        <w:rPr>
-          <w:rFonts w:cs="Times New Roman"/>
-          <w:color w:val="000000" w:themeColor="text1"/>
-        </w:rPr>
-        <w:t xml:space="preserve">`. Jest to de facto standardowa biblioteka do pracy z danymi przestrzennymi w tym ekosystemie. Jej zastosowanie było niezbędne do tworzenia i manipulowania obiektami geometrii przed ich zapisaniem do bazy danych, a także do interpretowania danych odczytanych z </w:t>
+        <w:t xml:space="preserve">i manipulowania obiektami geometrii przed ich zapisaniem do bazy danych, a także do interpretowania danych odczytanych z </w:t>
       </w:r>
       <w:proofErr w:type="spellStart"/>
       <w:r>
@@ -10000,7 +9994,7 @@
           <w:color w:val="000000" w:themeColor="text1"/>
         </w:rPr>
       </w:pPr>
-      <w:bookmarkStart w:id="15" w:name="_Toc215606660"/>
+      <w:bookmarkStart w:id="15" w:name="_Toc215681383"/>
       <w:r>
         <w:rPr>
           <w:rFonts w:ascii="Times New Roman" w:hAnsi="Times New Roman" w:cs="Times New Roman"/>
@@ -10312,23 +10306,15 @@
           <w:rFonts w:cs="Times New Roman"/>
           <w:color w:val="000000" w:themeColor="text1"/>
         </w:rPr>
-        <w:t xml:space="preserve"> Design, opracowanego przez firmę Google [21]. Wybór tej biblioteki nie był podyktowany jedynie dostępnością szerokiej gamy predefiniowanych elementów (takich jak przyciski, pola formularzy, karty czy okna dialogowe), ale przede wszystkim zaawansowanymi mechanizmami, które standaryzują i upraszczają złożone aspekty tworzenia warstwy wizualnej. Kluczową zaletą MUI jest zaawansowany system </w:t>
-      </w:r>
-      <w:proofErr w:type="gramStart"/>
-      <w:r>
-        <w:rPr>
-          <w:rFonts w:cs="Times New Roman"/>
-          <w:color w:val="000000" w:themeColor="text1"/>
-        </w:rPr>
-        <w:t>stylizacji</w:t>
-      </w:r>
-      <w:proofErr w:type="gramEnd"/>
-      <w:r>
-        <w:rPr>
-          <w:rFonts w:cs="Times New Roman"/>
-          <w:color w:val="000000" w:themeColor="text1"/>
-        </w:rPr>
-        <w:t xml:space="preserve">, domyślnie oparty na podejściu CSS-in-JS z wykorzystaniem biblioteki </w:t>
+        <w:t xml:space="preserve"> Design, opracowanego przez firmę Google [21]. Wybór tej </w:t>
+      </w:r>
+      <w:r>
+        <w:rPr>
+          <w:rFonts w:cs="Times New Roman"/>
+          <w:color w:val="000000" w:themeColor="text1"/>
+        </w:rPr>
+        <w:lastRenderedPageBreak/>
+        <w:t xml:space="preserve">biblioteki nie był podyktowany jedynie dostępnością szerokiej gamy predefiniowanych elementów (takich jak przyciski, pola formularzy, karty czy okna dialogowe), ale przede wszystkim zaawansowanymi mechanizmami, które standaryzują i upraszczają złożone aspekty tworzenia warstwy wizualnej. Kluczową zaletą MUI jest zaawansowany system stylizacji, domyślnie oparty na podejściu CSS-in-JS z wykorzystaniem biblioteki </w:t>
       </w:r>
       <w:proofErr w:type="spellStart"/>
       <w:r>
@@ -10465,15 +10451,7 @@
           <w:rFonts w:cs="Times New Roman"/>
           <w:color w:val="000000" w:themeColor="text1"/>
         </w:rPr>
-        <w:t xml:space="preserve">czy znaczniki), jako komponentów React. Taka architektura idealnie wpisuje się w model działania całej aplikacji, umożliwiając łatwą </w:t>
-      </w:r>
-      <w:r>
-        <w:rPr>
-          <w:rFonts w:cs="Times New Roman"/>
-          <w:color w:val="000000" w:themeColor="text1"/>
-        </w:rPr>
-        <w:lastRenderedPageBreak/>
-        <w:t>integrację stanu aplikacji (np. listy punktów trasy) z elementami wyświetlanymi na mapie. W projekcie wykorzystano darmowe kafelki mapowe dostarczane przez projekt OpenStreetMap, które stanowią domyślne źródło danych dla biblioteki Leaflet</w:t>
+        <w:t>czy znaczniki), jako komponentów React. Taka architektura idealnie wpisuje się w model działania całej aplikacji, umożliwiając łatwą integrację stanu aplikacji (np. listy punktów trasy) z elementami wyświetlanymi na mapie. W projekcie wykorzystano darmowe kafelki mapowe dostarczane przez projekt OpenStreetMap, które stanowią domyślne źródło danych dla biblioteki Leaflet</w:t>
       </w:r>
       <w:r>
         <w:rPr>
@@ -10609,7 +10587,7 @@
           <w:color w:val="000000" w:themeColor="text1"/>
         </w:rPr>
       </w:pPr>
-      <w:bookmarkStart w:id="16" w:name="_Toc215606661"/>
+      <w:bookmarkStart w:id="16" w:name="_Toc215681384"/>
       <w:r>
         <w:rPr>
           <w:rFonts w:ascii="Times New Roman" w:hAnsi="Times New Roman" w:cs="Times New Roman"/>
@@ -10804,6 +10782,7 @@
           <w:rFonts w:cs="Times New Roman"/>
           <w:color w:val="000000" w:themeColor="text1"/>
         </w:rPr>
+        <w:lastRenderedPageBreak/>
         <w:t xml:space="preserve">        </w:t>
       </w:r>
       <w:r>
@@ -11051,7 +11030,6 @@
           <w:rFonts w:cs="Times New Roman"/>
           <w:color w:val="000000" w:themeColor="text1"/>
         </w:rPr>
-        <w:lastRenderedPageBreak/>
         <w:tab/>
       </w:r>
       <w:r>
@@ -11427,7 +11405,7 @@
           <w:color w:val="000000" w:themeColor="text1"/>
         </w:rPr>
       </w:pPr>
-      <w:bookmarkStart w:id="17" w:name="_Toc215606662"/>
+      <w:bookmarkStart w:id="17" w:name="_Toc215681385"/>
       <w:r>
         <w:rPr>
           <w:rFonts w:ascii="Times New Roman" w:hAnsi="Times New Roman" w:cs="Times New Roman"/>
@@ -11526,7 +11504,7 @@
         </w:rPr>
         <w:t xml:space="preserve">[4] </w:t>
       </w:r>
-      <w:hyperlink r:id="rId12" w:history="1">
+      <w:hyperlink r:id="rId16" w:history="1">
         <w:r>
           <w:rPr>
             <w:rStyle w:val="Hipercze"/>
@@ -11554,7 +11532,7 @@
         </w:rPr>
         <w:t xml:space="preserve">[5] </w:t>
       </w:r>
-      <w:hyperlink r:id="rId13" w:history="1">
+      <w:hyperlink r:id="rId17" w:history="1">
         <w:r>
           <w:rPr>
             <w:rStyle w:val="Hipercze"/>
@@ -11582,7 +11560,7 @@
         </w:rPr>
         <w:t xml:space="preserve">[6] </w:t>
       </w:r>
-      <w:hyperlink r:id="rId14" w:history="1">
+      <w:hyperlink r:id="rId18" w:history="1">
         <w:r>
           <w:rPr>
             <w:rStyle w:val="Hipercze"/>
@@ -11610,7 +11588,7 @@
         </w:rPr>
         <w:t xml:space="preserve">[7] </w:t>
       </w:r>
-      <w:hyperlink r:id="rId15" w:history="1">
+      <w:hyperlink r:id="rId19" w:history="1">
         <w:r>
           <w:rPr>
             <w:rStyle w:val="Hipercze"/>
@@ -11639,7 +11617,7 @@
         </w:rPr>
         <w:t xml:space="preserve">[8] </w:t>
       </w:r>
-      <w:hyperlink r:id="rId16" w:history="1">
+      <w:hyperlink r:id="rId20" w:history="1">
         <w:r>
           <w:rPr>
             <w:rStyle w:val="Hipercze"/>
@@ -11661,7 +11639,6 @@
           <w:rFonts w:eastAsia="Times New Roman" w:cs="Times New Roman"/>
           <w:color w:val="000000" w:themeColor="text1"/>
         </w:rPr>
-        <w:lastRenderedPageBreak/>
         <w:t>[101] react-17-wzorce-projektowe-i-najlepsze-praktyki-projektowanie-i-rozwijanie-nowoczesnych-aplikacji-carlos-santana-roldan</w:t>
       </w:r>
     </w:p>
@@ -12323,7 +12300,7 @@
         </w:rPr>
         <w:t>: </w:t>
       </w:r>
-      <w:hyperlink r:id="rId17" w:history="1">
+      <w:hyperlink r:id="rId21" w:history="1">
         <w:r>
           <w:rPr>
             <w:rStyle w:val="Hipercze"/>
@@ -12474,6 +12451,7 @@
         <w:rPr>
           <w:color w:val="000000" w:themeColor="text1"/>
         </w:rPr>
+        <w:lastRenderedPageBreak/>
         <w:t>Proponowane pozycje do bibliografii:</w:t>
       </w:r>
     </w:p>
@@ -12601,13 +12579,14 @@
       <w:pPr>
         <w:rPr>
           <w:color w:val="000000" w:themeColor="text1"/>
-        </w:rPr>
-      </w:pPr>
-      <w:r>
-        <w:rPr>
-          <w:color w:val="000000" w:themeColor="text1"/>
           <w:lang w:val="en-US"/>
         </w:rPr>
+      </w:pPr>
+      <w:r>
+        <w:rPr>
+          <w:color w:val="000000" w:themeColor="text1"/>
+          <w:lang w:val="en-US"/>
+        </w:rPr>
         <w:t xml:space="preserve">[20] </w:t>
       </w:r>
       <w:proofErr w:type="spellStart"/>
@@ -12626,48 +12605,90 @@
         </w:rPr>
         <w:t xml:space="preserve">, J., Miller, R.: Programming Entity Framework Core. </w:t>
       </w:r>
-      <w:proofErr w:type="spellStart"/>
-      <w:r>
-        <w:rPr>
-          <w:color w:val="000000" w:themeColor="text1"/>
-        </w:rPr>
-        <w:t>O'Reilly</w:t>
-      </w:r>
-      <w:proofErr w:type="spellEnd"/>
-      <w:r>
-        <w:rPr>
-          <w:color w:val="000000" w:themeColor="text1"/>
-        </w:rPr>
-        <w:t xml:space="preserve"> Media, 2016.</w:t>
-      </w:r>
-    </w:p>
-    <w:p>
-      <w:pPr>
-        <w:rPr>
-          <w:color w:val="000000" w:themeColor="text1"/>
-        </w:rPr>
-      </w:pPr>
-    </w:p>
-    <w:p>
-      <w:pPr>
+      <w:r>
         <w:rPr>
           <w:color w:val="000000" w:themeColor="text1"/>
           <w:lang w:val="en-US"/>
         </w:rPr>
-      </w:pPr>
-      <w:r>
+        <w:t>O'Reilly Media, 2016.</w:t>
+      </w:r>
+    </w:p>
+    <w:p>
+      <w:pPr>
         <w:rPr>
           <w:color w:val="000000" w:themeColor="text1"/>
           <w:lang w:val="en-US"/>
         </w:rPr>
+      </w:pPr>
+    </w:p>
+    <w:p>
+      <w:pPr>
+        <w:rPr>
+          <w:color w:val="000000" w:themeColor="text1"/>
+        </w:rPr>
+      </w:pPr>
+      <w:r>
+        <w:rPr>
+          <w:color w:val="000000" w:themeColor="text1"/>
+          <w:lang w:val="en-US"/>
+        </w:rPr>
         <w:t xml:space="preserve">[21] Google: Material Design 3 Documentation. </w:t>
       </w:r>
-      <w:proofErr w:type="spellStart"/>
-      <w:r>
+      <w:r>
+        <w:rPr>
+          <w:color w:val="000000" w:themeColor="text1"/>
+        </w:rPr>
+        <w:t>Dostęp: https</w:t>
+      </w:r>
+      <w:proofErr w:type="gramStart"/>
+      <w:r>
+        <w:rPr>
+          <w:color w:val="000000" w:themeColor="text1"/>
+        </w:rPr>
+        <w:t>://m</w:t>
+      </w:r>
+      <w:proofErr w:type="gramEnd"/>
+      <w:r>
+        <w:rPr>
+          <w:color w:val="000000" w:themeColor="text1"/>
+        </w:rPr>
+        <w:t>3.material.</w:t>
+      </w:r>
+      <w:proofErr w:type="gramStart"/>
+      <w:r>
+        <w:rPr>
+          <w:color w:val="000000" w:themeColor="text1"/>
+        </w:rPr>
+        <w:t>io</w:t>
+      </w:r>
+      <w:proofErr w:type="gramEnd"/>
+      <w:r>
+        <w:rPr>
+          <w:color w:val="000000" w:themeColor="text1"/>
+        </w:rPr>
+        <w:t xml:space="preserve">/, 2024. </w:t>
+      </w:r>
+    </w:p>
+    <w:p>
+      <w:pPr>
         <w:rPr>
           <w:color w:val="000000" w:themeColor="text1"/>
           <w:lang w:val="en-US"/>
         </w:rPr>
+      </w:pPr>
+      <w:r>
+        <w:rPr>
+          <w:color w:val="000000" w:themeColor="text1"/>
+          <w:lang w:val="en-US"/>
+        </w:rPr>
+        <w:t xml:space="preserve">[22] Chan, M.: A Thorough Analysis of CSS-in-JS. W: "CSS-Tricks", 2022. </w:t>
+      </w:r>
+      <w:proofErr w:type="spellStart"/>
+      <w:r>
+        <w:rPr>
+          <w:color w:val="000000" w:themeColor="text1"/>
+          <w:lang w:val="en-US"/>
+        </w:rPr>
         <w:t>Dostęp</w:t>
       </w:r>
       <w:proofErr w:type="spellEnd"/>
@@ -12676,34 +12697,121 @@
           <w:color w:val="000000" w:themeColor="text1"/>
           <w:lang w:val="en-US"/>
         </w:rPr>
-        <w:t xml:space="preserve">: https://m3.material.io/, 2024. </w:t>
-      </w:r>
-    </w:p>
-    <w:p>
-      <w:pPr>
-        <w:rPr>
-          <w:color w:val="000000" w:themeColor="text1"/>
-        </w:rPr>
-      </w:pPr>
-      <w:r>
+        <w:t>: https://css-tricks.com/a-thorough-analysis-of-css-in-js/</w:t>
+      </w:r>
+    </w:p>
+    <w:p>
+      <w:pPr>
         <w:rPr>
           <w:color w:val="000000" w:themeColor="text1"/>
           <w:lang w:val="en-US"/>
         </w:rPr>
-        <w:t xml:space="preserve">[22] Chan, M.: A Thorough Analysis of CSS-in-JS. W: "CSS-Tricks", 2022. </w:t>
-      </w:r>
-      <w:r>
-        <w:rPr>
-          <w:color w:val="000000" w:themeColor="text1"/>
-        </w:rPr>
-        <w:t>Dostęp: https</w:t>
+      </w:pPr>
+    </w:p>
+    <w:p>
+      <w:pPr>
+        <w:rPr>
+          <w:color w:val="000000" w:themeColor="text1"/>
+          <w:lang w:val="en-US"/>
+        </w:rPr>
+      </w:pPr>
+      <w:r>
+        <w:rPr>
+          <w:color w:val="000000" w:themeColor="text1"/>
+          <w:lang w:val="en-US"/>
+        </w:rPr>
+        <w:t xml:space="preserve">[23] </w:t>
+      </w:r>
+      <w:proofErr w:type="spellStart"/>
+      <w:r>
+        <w:rPr>
+          <w:color w:val="000000" w:themeColor="text1"/>
+          <w:lang w:val="en-US"/>
+        </w:rPr>
+        <w:t>Agafonkin</w:t>
+      </w:r>
+      <w:proofErr w:type="spellEnd"/>
+      <w:r>
+        <w:rPr>
+          <w:color w:val="000000" w:themeColor="text1"/>
+          <w:lang w:val="en-US"/>
+        </w:rPr>
+        <w:t xml:space="preserve">, V.: Leaflet - an Open-Source JavaScript Library for Interactive Maps. </w:t>
+      </w:r>
+      <w:proofErr w:type="spellStart"/>
+      <w:r>
+        <w:rPr>
+          <w:color w:val="000000" w:themeColor="text1"/>
+          <w:lang w:val="en-US"/>
+        </w:rPr>
+        <w:t>Dokumentacja</w:t>
+      </w:r>
+      <w:proofErr w:type="spellEnd"/>
+      <w:r>
+        <w:rPr>
+          <w:color w:val="000000" w:themeColor="text1"/>
+          <w:lang w:val="en-US"/>
+        </w:rPr>
+        <w:t xml:space="preserve">. </w:t>
+      </w:r>
+      <w:proofErr w:type="spellStart"/>
+      <w:r>
+        <w:rPr>
+          <w:color w:val="000000" w:themeColor="text1"/>
+          <w:lang w:val="en-US"/>
+        </w:rPr>
+        <w:t>Dostęp</w:t>
+      </w:r>
+      <w:proofErr w:type="spellEnd"/>
+      <w:r>
+        <w:rPr>
+          <w:color w:val="000000" w:themeColor="text1"/>
+          <w:lang w:val="en-US"/>
+        </w:rPr>
+        <w:t>: https://leafletjs.com/, 2024.</w:t>
+      </w:r>
+    </w:p>
+    <w:p>
+      <w:pPr>
+        <w:rPr>
+          <w:color w:val="000000" w:themeColor="text1"/>
+        </w:rPr>
+      </w:pPr>
+      <w:r>
+        <w:rPr>
+          <w:color w:val="000000" w:themeColor="text1"/>
+          <w:lang w:val="en-US"/>
+        </w:rPr>
+        <w:t xml:space="preserve">[24] Recharts Development Team: Recharts - A </w:t>
+      </w:r>
+      <w:proofErr w:type="spellStart"/>
+      <w:r>
+        <w:rPr>
+          <w:color w:val="000000" w:themeColor="text1"/>
+          <w:lang w:val="en-US"/>
+        </w:rPr>
+        <w:t>composable</w:t>
+      </w:r>
+      <w:proofErr w:type="spellEnd"/>
+      <w:r>
+        <w:rPr>
+          <w:color w:val="000000" w:themeColor="text1"/>
+          <w:lang w:val="en-US"/>
+        </w:rPr>
+        <w:t xml:space="preserve"> charting library built on React components. </w:t>
+      </w:r>
+      <w:r>
+        <w:rPr>
+          <w:color w:val="000000" w:themeColor="text1"/>
+        </w:rPr>
+        <w:t>Dokumentacja. Dostęp: https</w:t>
       </w:r>
       <w:proofErr w:type="gramStart"/>
       <w:r>
         <w:rPr>
           <w:color w:val="000000" w:themeColor="text1"/>
         </w:rPr>
-        <w:t>://css-tricks</w:t>
+        <w:t>://recharts</w:t>
       </w:r>
       <w:proofErr w:type="gramEnd"/>
       <w:r>
@@ -12717,295 +12825,165 @@
         <w:rPr>
           <w:color w:val="000000" w:themeColor="text1"/>
         </w:rPr>
-        <w:t>com</w:t>
+        <w:t>org</w:t>
       </w:r>
       <w:proofErr w:type="gramEnd"/>
       <w:r>
         <w:rPr>
           <w:color w:val="000000" w:themeColor="text1"/>
         </w:rPr>
-        <w:t>/a-thorough-analysis-of-css-in-js/</w:t>
-      </w:r>
-    </w:p>
-    <w:p>
-      <w:pPr>
-        <w:rPr>
-          <w:color w:val="000000" w:themeColor="text1"/>
-        </w:rPr>
-      </w:pPr>
-    </w:p>
-    <w:p>
-      <w:pPr>
-        <w:rPr>
-          <w:color w:val="000000" w:themeColor="text1"/>
-        </w:rPr>
-      </w:pPr>
-      <w:r>
+        <w:t>/, 2024.</w:t>
+      </w:r>
+    </w:p>
+    <w:p>
+      <w:pPr>
+        <w:rPr>
+          <w:color w:val="000000" w:themeColor="text1"/>
+        </w:rPr>
+      </w:pPr>
+    </w:p>
+    <w:p>
+      <w:pPr>
+        <w:rPr>
+          <w:color w:val="000000" w:themeColor="text1"/>
+        </w:rPr>
+      </w:pPr>
+    </w:p>
+    <w:p>
+      <w:pPr>
+        <w:rPr>
+          <w:color w:val="000000" w:themeColor="text1"/>
+        </w:rPr>
+      </w:pPr>
+    </w:p>
+    <w:p>
+      <w:pPr>
+        <w:rPr>
+          <w:b/>
+          <w:color w:val="000000" w:themeColor="text1"/>
+        </w:rPr>
+      </w:pPr>
+      <w:r>
+        <w:rPr>
+          <w:b/>
+          <w:color w:val="000000" w:themeColor="text1"/>
+        </w:rPr>
+        <w:t>Dla 3.1.1</w:t>
+      </w:r>
+    </w:p>
+    <w:p>
+      <w:pPr>
         <w:rPr>
           <w:color w:val="000000" w:themeColor="text1"/>
           <w:lang w:val="en-US"/>
         </w:rPr>
-        <w:t xml:space="preserve">[23] </w:t>
-      </w:r>
-      <w:proofErr w:type="spellStart"/>
+      </w:pPr>
+      <w:r>
+        <w:rPr>
+          <w:color w:val="000000" w:themeColor="text1"/>
+        </w:rPr>
+        <w:t xml:space="preserve">[20] </w:t>
+      </w:r>
+      <w:proofErr w:type="spellStart"/>
+      <w:r>
+        <w:rPr>
+          <w:color w:val="000000" w:themeColor="text1"/>
+        </w:rPr>
+        <w:t>Troelsen</w:t>
+      </w:r>
+      <w:proofErr w:type="spellEnd"/>
+      <w:r>
+        <w:rPr>
+          <w:color w:val="000000" w:themeColor="text1"/>
+        </w:rPr>
+        <w:t xml:space="preserve">, A., </w:t>
+      </w:r>
+      <w:proofErr w:type="spellStart"/>
+      <w:r>
+        <w:rPr>
+          <w:color w:val="000000" w:themeColor="text1"/>
+        </w:rPr>
+        <w:t>Japikse</w:t>
+      </w:r>
+      <w:proofErr w:type="spellEnd"/>
+      <w:r>
+        <w:rPr>
+          <w:color w:val="000000" w:themeColor="text1"/>
+        </w:rPr>
+        <w:t xml:space="preserve">, P.: Pro C# 12 </w:t>
+      </w:r>
+      <w:proofErr w:type="gramStart"/>
+      <w:r>
+        <w:rPr>
+          <w:color w:val="000000" w:themeColor="text1"/>
+        </w:rPr>
+        <w:t>with .</w:t>
+      </w:r>
+      <w:proofErr w:type="gramEnd"/>
+      <w:r>
+        <w:rPr>
+          <w:color w:val="000000" w:themeColor="text1"/>
+        </w:rPr>
+        <w:t xml:space="preserve">NET 8. </w:t>
+      </w:r>
       <w:r>
         <w:rPr>
           <w:color w:val="000000" w:themeColor="text1"/>
           <w:lang w:val="en-US"/>
         </w:rPr>
-        <w:t>Agafonkin</w:t>
-      </w:r>
-      <w:proofErr w:type="spellEnd"/>
+        <w:t xml:space="preserve">12th ed., </w:t>
+      </w:r>
+      <w:proofErr w:type="spellStart"/>
       <w:r>
         <w:rPr>
           <w:color w:val="000000" w:themeColor="text1"/>
           <w:lang w:val="en-US"/>
         </w:rPr>
-        <w:t xml:space="preserve">, V.: Leaflet - an Open-Source JavaScript Library for Interactive Maps. </w:t>
-      </w:r>
-      <w:r>
-        <w:rPr>
-          <w:color w:val="000000" w:themeColor="text1"/>
-        </w:rPr>
-        <w:t>Dokumentacja. Dostęp: https</w:t>
-      </w:r>
-      <w:proofErr w:type="gramStart"/>
-      <w:r>
-        <w:rPr>
-          <w:color w:val="000000" w:themeColor="text1"/>
-        </w:rPr>
-        <w:t>://leafletjs</w:t>
-      </w:r>
-      <w:proofErr w:type="gramEnd"/>
-      <w:r>
-        <w:rPr>
-          <w:color w:val="000000" w:themeColor="text1"/>
-        </w:rPr>
-        <w:t>.</w:t>
-      </w:r>
-      <w:proofErr w:type="gramStart"/>
-      <w:r>
-        <w:rPr>
-          <w:color w:val="000000" w:themeColor="text1"/>
-        </w:rPr>
-        <w:t>com</w:t>
-      </w:r>
-      <w:proofErr w:type="gramEnd"/>
-      <w:r>
-        <w:rPr>
-          <w:color w:val="000000" w:themeColor="text1"/>
-        </w:rPr>
-        <w:t>/, 2024.</w:t>
-      </w:r>
-    </w:p>
-    <w:p>
-      <w:pPr>
-        <w:rPr>
-          <w:color w:val="000000" w:themeColor="text1"/>
-        </w:rPr>
-      </w:pPr>
+        <w:t>Apress</w:t>
+      </w:r>
+      <w:proofErr w:type="spellEnd"/>
       <w:r>
         <w:rPr>
           <w:color w:val="000000" w:themeColor="text1"/>
           <w:lang w:val="en-US"/>
         </w:rPr>
-        <w:t xml:space="preserve">[24] Recharts Development Team: Recharts - A </w:t>
-      </w:r>
-      <w:proofErr w:type="spellStart"/>
-      <w:r>
+        <w:t>, 2024.</w:t>
+      </w:r>
+    </w:p>
+    <w:p>
+      <w:pPr>
         <w:rPr>
           <w:color w:val="000000" w:themeColor="text1"/>
           <w:lang w:val="en-US"/>
         </w:rPr>
-        <w:t>composable</w:t>
-      </w:r>
-      <w:proofErr w:type="spellEnd"/>
+      </w:pPr>
       <w:r>
         <w:rPr>
           <w:color w:val="000000" w:themeColor="text1"/>
           <w:lang w:val="en-US"/>
         </w:rPr>
-        <w:t xml:space="preserve"> charting library built on React components. </w:t>
-      </w:r>
-      <w:r>
-        <w:rPr>
-          <w:color w:val="000000" w:themeColor="text1"/>
-        </w:rPr>
-        <w:t>Dokumentacja. Dostęp: https</w:t>
-      </w:r>
-      <w:proofErr w:type="gramStart"/>
-      <w:r>
-        <w:rPr>
-          <w:color w:val="000000" w:themeColor="text1"/>
-        </w:rPr>
-        <w:t>://recharts</w:t>
-      </w:r>
-      <w:proofErr w:type="gramEnd"/>
-      <w:r>
-        <w:rPr>
-          <w:color w:val="000000" w:themeColor="text1"/>
-        </w:rPr>
-        <w:t>.</w:t>
-      </w:r>
-      <w:proofErr w:type="gramStart"/>
-      <w:r>
-        <w:rPr>
-          <w:color w:val="000000" w:themeColor="text1"/>
-        </w:rPr>
-        <w:t>org</w:t>
-      </w:r>
-      <w:proofErr w:type="gramEnd"/>
-      <w:r>
-        <w:rPr>
-          <w:color w:val="000000" w:themeColor="text1"/>
-        </w:rPr>
-        <w:t>/, 2024.</w:t>
-      </w:r>
-    </w:p>
-    <w:p>
-      <w:pPr>
-        <w:rPr>
-          <w:color w:val="000000" w:themeColor="text1"/>
-        </w:rPr>
-      </w:pPr>
-    </w:p>
-    <w:p>
-      <w:pPr>
-        <w:rPr>
-          <w:color w:val="000000" w:themeColor="text1"/>
-        </w:rPr>
-      </w:pPr>
-    </w:p>
-    <w:p>
-      <w:pPr>
-        <w:rPr>
-          <w:color w:val="000000" w:themeColor="text1"/>
-        </w:rPr>
-      </w:pPr>
-    </w:p>
-    <w:p>
-      <w:pPr>
-        <w:rPr>
-          <w:b/>
+        <w:t xml:space="preserve">[21] </w:t>
+      </w:r>
+      <w:proofErr w:type="spellStart"/>
+      <w:r>
+        <w:rPr>
           <w:color w:val="000000" w:themeColor="text1"/>
           <w:lang w:val="en-US"/>
         </w:rPr>
-      </w:pPr>
-      <w:proofErr w:type="spellStart"/>
-      <w:r>
-        <w:rPr>
-          <w:b/>
+        <w:t>Michaelis</w:t>
+      </w:r>
+      <w:proofErr w:type="spellEnd"/>
+      <w:r>
+        <w:rPr>
           <w:color w:val="000000" w:themeColor="text1"/>
           <w:lang w:val="en-US"/>
         </w:rPr>
-        <w:t>Dla</w:t>
-      </w:r>
-      <w:proofErr w:type="spellEnd"/>
-      <w:r>
-        <w:rPr>
-          <w:b/>
+        <w:t xml:space="preserve">, M., Tour de Nuts, K.: Essential C# 12. </w:t>
+      </w:r>
+      <w:r>
+        <w:rPr>
           <w:color w:val="000000" w:themeColor="text1"/>
           <w:lang w:val="en-US"/>
-        </w:rPr>
-        <w:t xml:space="preserve"> 3.1.1</w:t>
-      </w:r>
-    </w:p>
-    <w:p>
-      <w:pPr>
-        <w:rPr>
-          <w:color w:val="000000" w:themeColor="text1"/>
-          <w:lang w:val="en-US"/>
-        </w:rPr>
-      </w:pPr>
-      <w:r>
-        <w:rPr>
-          <w:color w:val="000000" w:themeColor="text1"/>
-          <w:lang w:val="en-US"/>
-        </w:rPr>
-        <w:t xml:space="preserve">[20] </w:t>
-      </w:r>
-      <w:proofErr w:type="spellStart"/>
-      <w:r>
-        <w:rPr>
-          <w:color w:val="000000" w:themeColor="text1"/>
-          <w:lang w:val="en-US"/>
-        </w:rPr>
-        <w:t>Troelsen</w:t>
-      </w:r>
-      <w:proofErr w:type="spellEnd"/>
-      <w:r>
-        <w:rPr>
-          <w:color w:val="000000" w:themeColor="text1"/>
-          <w:lang w:val="en-US"/>
-        </w:rPr>
-        <w:t xml:space="preserve">, A., </w:t>
-      </w:r>
-      <w:proofErr w:type="spellStart"/>
-      <w:r>
-        <w:rPr>
-          <w:color w:val="000000" w:themeColor="text1"/>
-          <w:lang w:val="en-US"/>
-        </w:rPr>
-        <w:t>Japikse</w:t>
-      </w:r>
-      <w:proofErr w:type="spellEnd"/>
-      <w:r>
-        <w:rPr>
-          <w:color w:val="000000" w:themeColor="text1"/>
-          <w:lang w:val="en-US"/>
-        </w:rPr>
-        <w:t xml:space="preserve">, P.: Pro C# 12 with .NET 8. 12th ed., </w:t>
-      </w:r>
-      <w:proofErr w:type="spellStart"/>
-      <w:r>
-        <w:rPr>
-          <w:color w:val="000000" w:themeColor="text1"/>
-          <w:lang w:val="en-US"/>
-        </w:rPr>
-        <w:t>Apress</w:t>
-      </w:r>
-      <w:proofErr w:type="spellEnd"/>
-      <w:r>
-        <w:rPr>
-          <w:color w:val="000000" w:themeColor="text1"/>
-          <w:lang w:val="en-US"/>
-        </w:rPr>
-        <w:t>, 2024.</w:t>
-      </w:r>
-    </w:p>
-    <w:p>
-      <w:pPr>
-        <w:rPr>
-          <w:color w:val="000000" w:themeColor="text1"/>
-        </w:rPr>
-      </w:pPr>
-      <w:r>
-        <w:rPr>
-          <w:color w:val="000000" w:themeColor="text1"/>
-          <w:lang w:val="en-US"/>
-        </w:rPr>
-        <w:lastRenderedPageBreak/>
-        <w:t xml:space="preserve">[21] </w:t>
-      </w:r>
-      <w:proofErr w:type="spellStart"/>
-      <w:r>
-        <w:rPr>
-          <w:color w:val="000000" w:themeColor="text1"/>
-          <w:lang w:val="en-US"/>
-        </w:rPr>
-        <w:t>Michaelis</w:t>
-      </w:r>
-      <w:proofErr w:type="spellEnd"/>
-      <w:r>
-        <w:rPr>
-          <w:color w:val="000000" w:themeColor="text1"/>
-          <w:lang w:val="en-US"/>
-        </w:rPr>
-        <w:t xml:space="preserve">, M., Tour de Nuts, K.: Essential C# 12. </w:t>
-      </w:r>
-      <w:r>
-        <w:rPr>
-          <w:color w:val="000000" w:themeColor="text1"/>
         </w:rPr>
         <w:t>Addison-Wesley Professional, 2024.</w:t>
       </w:r>
@@ -13755,7 +13733,6 @@
                 <w:sz w:val="26"/>
                 <w:szCs w:val="26"/>
               </w:rPr>
-              <w:lastRenderedPageBreak/>
               <w:t>POLITECHNIKA RZESZOWSKA im. I. Łukasiewicza</w:t>
             </w:r>
           </w:p>
@@ -13808,7 +13785,6 @@
                   <w:listItem w:displayText="2022" w:value="2022"/>
                 </w:dropDownList>
               </w:sdtPr>
-              <w:sdtEndPr/>
               <w:sdtContent>
                 <w:r>
                   <w:rPr>
@@ -14205,7 +14181,6 @@
             <w:listItem w:displayText="PROJEKTU INŻYNIERSKIEGO" w:value="PROJEKTU INŻYNIERSKIEGO"/>
           </w:comboBox>
         </w:sdtPr>
-        <w:sdtEndPr/>
         <w:sdtContent>
           <w:r>
             <w:rPr>
@@ -14316,7 +14291,6 @@
             <w:listItem w:displayText="EF-ZUI" w:value="EF-ZUI"/>
           </w:dropDownList>
         </w:sdtPr>
-        <w:sdtEndPr/>
         <w:sdtContent>
           <w:r>
             <w:rPr>
@@ -14374,7 +14348,6 @@
             <w:listItem w:displayText="mgr" w:value="mgr"/>
           </w:dropDownList>
         </w:sdtPr>
-        <w:sdtEndPr/>
         <w:sdtContent>
           <w:r>
             <w:rPr>
@@ -14408,7 +14381,6 @@
             <w:listItem w:displayText=", prof. PRz" w:value=", prof. PRz"/>
           </w:dropDownList>
         </w:sdtPr>
-        <w:sdtEndPr/>
         <w:sdtContent>
           <w:r>
             <w:rPr>
@@ -14764,7 +14736,6 @@
             <w:listItem w:displayText="2022" w:value="2022"/>
           </w:dropDownList>
         </w:sdtPr>
-        <w:sdtEndPr/>
         <w:sdtContent>
           <w:r>
             <w:rPr>
@@ -14890,7 +14861,6 @@
             <w:listItem w:displayText="(BS)" w:value="(BS)"/>
           </w:dropDownList>
         </w:sdtPr>
-        <w:sdtEndPr/>
         <w:sdtContent>
           <w:r>
             <w:rPr>
@@ -14950,6 +14920,7 @@
           <w:b/>
           <w:bCs/>
         </w:rPr>
+        <w:lastRenderedPageBreak/>
         <w:t>TYTUŁ PRACY W WERSJI ANGIELSKIEJ</w:t>
       </w:r>
     </w:p>
@@ -15037,7 +15008,6 @@
             <w:listItem w:displayText="EF-ZUI" w:value="EF-ZUI"/>
           </w:dropDownList>
         </w:sdtPr>
-        <w:sdtEndPr/>
         <w:sdtContent>
           <w:r>
             <w:rPr>
@@ -15099,7 +15069,6 @@
             <w:listItem w:displayText="Prof. " w:value="Prof. "/>
           </w:dropDownList>
         </w:sdtPr>
-        <w:sdtEndPr/>
         <w:sdtContent>
           <w:r>
             <w:rPr>
@@ -15140,7 +15109,6 @@
             <w:listItem w:displayText=", Msc" w:value=", Msc"/>
           </w:dropDownList>
         </w:sdtPr>
-        <w:sdtEndPr/>
         <w:sdtContent>
           <w:r>
             <w:rPr>
@@ -15380,7 +15348,6 @@
         <w:docPartUnique/>
       </w:docPartObj>
     </w:sdtPr>
-    <w:sdtEndPr/>
     <w:sdtContent>
       <w:p>
         <w:pPr>
@@ -15400,7 +15367,7 @@
           <w:rPr>
             <w:noProof/>
           </w:rPr>
-          <w:t>17</w:t>
+          <w:t>21</w:t>
         </w:r>
         <w:r>
           <w:fldChar w:fldCharType="end"/>
@@ -15426,7 +15393,6 @@
         <w:docPartUnique/>
       </w:docPartObj>
     </w:sdtPr>
-    <w:sdtEndPr/>
     <w:sdtContent>
       <w:p>
         <w:pPr>
@@ -19442,7 +19408,7 @@
   <w:style w:type="paragraph" w:default="1" w:styleId="Normalny">
     <w:name w:val="Normal"/>
     <w:qFormat/>
-    <w:rsid w:val="0047022B"/>
+    <w:rsid w:val="00293C82"/>
   </w:style>
   <w:style w:type="paragraph" w:styleId="Nagwek1">
     <w:name w:val="heading 1"/>
@@ -20394,6 +20360,7 @@
   </w:compat>
   <w:rsids>
     <w:rsidRoot w:val="00767B3F"/>
+    <w:rsid w:val="000D541A"/>
     <w:rsid w:val="001975A8"/>
     <w:rsid w:val="00640F83"/>
     <w:rsid w:val="00767B3F"/>
@@ -21177,7 +21144,7 @@
 </file>
 
 <file path=customXml/itemProps1.xml><?xml version="1.0" encoding="utf-8"?>
-<ds:datastoreItem xmlns:ds="http://schemas.openxmlformats.org/officeDocument/2006/customXml" ds:itemID="{E2FF42EC-DBD9-4E99-A007-EA99F5CE999D}">
+<ds:datastoreItem xmlns:ds="http://schemas.openxmlformats.org/officeDocument/2006/customXml" ds:itemID="{366C5FF3-4A60-4A47-810F-5307B5A52D60}">
   <ds:schemaRefs>
     <ds:schemaRef ds:uri="http://schemas.openxmlformats.org/officeDocument/2006/bibliography"/>
   </ds:schemaRefs>

--- a/Arkadiusz Kot.docx
+++ b/Arkadiusz Kot.docx
@@ -287,6 +287,7 @@
             <w:listItem w:displayText="Projekt inżynierski" w:value="Projekt inżynierski"/>
           </w:dropDownList>
         </w:sdtPr>
+        <w:sdtEndPr/>
         <w:sdtContent>
           <w:r>
             <w:rPr>
@@ -357,6 +358,7 @@
             <w:listItem w:displayText="mgr" w:value="mgr"/>
           </w:dropDownList>
         </w:sdtPr>
+        <w:sdtEndPr/>
         <w:sdtContent>
           <w:r>
             <w:rPr>
@@ -410,6 +412,7 @@
             <w:listItem w:displayText=", prof. PRz" w:value=", prof. PRz"/>
           </w:dropDownList>
         </w:sdtPr>
+        <w:sdtEndPr/>
         <w:sdtContent>
           <w:r>
             <w:rPr>
@@ -842,8 +845,6 @@
       <w:r>
         <w:t>Uwaga – nazwy styli formatowania, wykorzystane w niniejszym szablonie pracy dyplomowej, rozpoczynają się gwiazdką „*”.</w:t>
       </w:r>
-      <w:bookmarkStart w:id="0" w:name="_GoBack"/>
-      <w:bookmarkEnd w:id="0"/>
     </w:p>
     <w:sdt>
       <w:sdtPr>
@@ -883,6 +884,8 @@
             <w:t>Spis treści</w:t>
           </w:r>
         </w:p>
+        <w:bookmarkStart w:id="0" w:name="_GoBack"/>
+        <w:bookmarkEnd w:id="0"/>
         <w:p>
           <w:pPr>
             <w:pStyle w:val="Spistreci1"/>
@@ -906,7 +909,7 @@
           <w:r>
             <w:fldChar w:fldCharType="separate"/>
           </w:r>
-          <w:hyperlink w:anchor="_Toc215681369" w:history="1">
+          <w:hyperlink w:anchor="_Toc215766864" w:history="1">
             <w:r>
               <w:rPr>
                 <w:rStyle w:val="Hipercze"/>
@@ -935,7 +938,7 @@
                 <w:noProof/>
                 <w:webHidden/>
               </w:rPr>
-              <w:instrText xml:space="preserve"> PAGEREF _Toc215681369 \h </w:instrText>
+              <w:instrText xml:space="preserve"> PAGEREF _Toc215766864 \h </w:instrText>
             </w:r>
             <w:r>
               <w:rPr>
@@ -981,7 +984,7 @@
               <w:lang w:eastAsia="pl-PL"/>
             </w:rPr>
           </w:pPr>
-          <w:hyperlink w:anchor="_Toc215681370" w:history="1">
+          <w:hyperlink w:anchor="_Toc215766865" w:history="1">
             <w:r>
               <w:rPr>
                 <w:rStyle w:val="Hipercze"/>
@@ -1029,7 +1032,7 @@
                 <w:noProof/>
                 <w:webHidden/>
               </w:rPr>
-              <w:instrText xml:space="preserve"> PAGEREF _Toc215681370 \h </w:instrText>
+              <w:instrText xml:space="preserve"> PAGEREF _Toc215766865 \h </w:instrText>
             </w:r>
             <w:r>
               <w:rPr>
@@ -1075,7 +1078,7 @@
               <w:lang w:eastAsia="pl-PL"/>
             </w:rPr>
           </w:pPr>
-          <w:hyperlink w:anchor="_Toc215681371" w:history="1">
+          <w:hyperlink w:anchor="_Toc215766866" w:history="1">
             <w:r>
               <w:rPr>
                 <w:rStyle w:val="Hipercze"/>
@@ -1123,7 +1126,7 @@
                 <w:noProof/>
                 <w:webHidden/>
               </w:rPr>
-              <w:instrText xml:space="preserve"> PAGEREF _Toc215681371 \h </w:instrText>
+              <w:instrText xml:space="preserve"> PAGEREF _Toc215766866 \h </w:instrText>
             </w:r>
             <w:r>
               <w:rPr>
@@ -1169,7 +1172,7 @@
               <w:lang w:eastAsia="pl-PL"/>
             </w:rPr>
           </w:pPr>
-          <w:hyperlink w:anchor="_Toc215681372" w:history="1">
+          <w:hyperlink w:anchor="_Toc215766867" w:history="1">
             <w:r>
               <w:rPr>
                 <w:rStyle w:val="Hipercze"/>
@@ -1217,7 +1220,7 @@
                 <w:noProof/>
                 <w:webHidden/>
               </w:rPr>
-              <w:instrText xml:space="preserve"> PAGEREF _Toc215681372 \h </w:instrText>
+              <w:instrText xml:space="preserve"> PAGEREF _Toc215766867 \h </w:instrText>
             </w:r>
             <w:r>
               <w:rPr>
@@ -1263,7 +1266,7 @@
               <w:lang w:eastAsia="pl-PL"/>
             </w:rPr>
           </w:pPr>
-          <w:hyperlink w:anchor="_Toc215681373" w:history="1">
+          <w:hyperlink w:anchor="_Toc215766868" w:history="1">
             <w:r>
               <w:rPr>
                 <w:rStyle w:val="Hipercze"/>
@@ -1311,7 +1314,7 @@
                 <w:noProof/>
                 <w:webHidden/>
               </w:rPr>
-              <w:instrText xml:space="preserve"> PAGEREF _Toc215681373 \h </w:instrText>
+              <w:instrText xml:space="preserve"> PAGEREF _Toc215766868 \h </w:instrText>
             </w:r>
             <w:r>
               <w:rPr>
@@ -1357,7 +1360,7 @@
               <w:lang w:eastAsia="pl-PL"/>
             </w:rPr>
           </w:pPr>
-          <w:hyperlink w:anchor="_Toc215681374" w:history="1">
+          <w:hyperlink w:anchor="_Toc215766869" w:history="1">
             <w:r>
               <w:rPr>
                 <w:rStyle w:val="Hipercze"/>
@@ -1405,7 +1408,7 @@
                 <w:noProof/>
                 <w:webHidden/>
               </w:rPr>
-              <w:instrText xml:space="preserve"> PAGEREF _Toc215681374 \h </w:instrText>
+              <w:instrText xml:space="preserve"> PAGEREF _Toc215766869 \h </w:instrText>
             </w:r>
             <w:r>
               <w:rPr>
@@ -1451,7 +1454,7 @@
               <w:lang w:eastAsia="pl-PL"/>
             </w:rPr>
           </w:pPr>
-          <w:hyperlink w:anchor="_Toc215681375" w:history="1">
+          <w:hyperlink w:anchor="_Toc215766870" w:history="1">
             <w:r>
               <w:rPr>
                 <w:rStyle w:val="Hipercze"/>
@@ -1499,7 +1502,7 @@
                 <w:noProof/>
                 <w:webHidden/>
               </w:rPr>
-              <w:instrText xml:space="preserve"> PAGEREF _Toc215681375 \h </w:instrText>
+              <w:instrText xml:space="preserve"> PAGEREF _Toc215766870 \h </w:instrText>
             </w:r>
             <w:r>
               <w:rPr>
@@ -1545,7 +1548,7 @@
               <w:lang w:eastAsia="pl-PL"/>
             </w:rPr>
           </w:pPr>
-          <w:hyperlink w:anchor="_Toc215681376" w:history="1">
+          <w:hyperlink w:anchor="_Toc215766871" w:history="1">
             <w:r>
               <w:rPr>
                 <w:rStyle w:val="Hipercze"/>
@@ -1593,7 +1596,7 @@
                 <w:noProof/>
                 <w:webHidden/>
               </w:rPr>
-              <w:instrText xml:space="preserve"> PAGEREF _Toc215681376 \h </w:instrText>
+              <w:instrText xml:space="preserve"> PAGEREF _Toc215766871 \h </w:instrText>
             </w:r>
             <w:r>
               <w:rPr>
@@ -1639,7 +1642,7 @@
               <w:lang w:eastAsia="pl-PL"/>
             </w:rPr>
           </w:pPr>
-          <w:hyperlink w:anchor="_Toc215681377" w:history="1">
+          <w:hyperlink w:anchor="_Toc215766872" w:history="1">
             <w:r>
               <w:rPr>
                 <w:rStyle w:val="Hipercze"/>
@@ -1687,7 +1690,7 @@
                 <w:noProof/>
                 <w:webHidden/>
               </w:rPr>
-              <w:instrText xml:space="preserve"> PAGEREF _Toc215681377 \h </w:instrText>
+              <w:instrText xml:space="preserve"> PAGEREF _Toc215766872 \h </w:instrText>
             </w:r>
             <w:r>
               <w:rPr>
@@ -1733,7 +1736,7 @@
               <w:lang w:eastAsia="pl-PL"/>
             </w:rPr>
           </w:pPr>
-          <w:hyperlink w:anchor="_Toc215681378" w:history="1">
+          <w:hyperlink w:anchor="_Toc215766873" w:history="1">
             <w:r>
               <w:rPr>
                 <w:rStyle w:val="Hipercze"/>
@@ -1781,7 +1784,7 @@
                 <w:noProof/>
                 <w:webHidden/>
               </w:rPr>
-              <w:instrText xml:space="preserve"> PAGEREF _Toc215681378 \h </w:instrText>
+              <w:instrText xml:space="preserve"> PAGEREF _Toc215766873 \h </w:instrText>
             </w:r>
             <w:r>
               <w:rPr>
@@ -1827,7 +1830,7 @@
               <w:lang w:eastAsia="pl-PL"/>
             </w:rPr>
           </w:pPr>
-          <w:hyperlink w:anchor="_Toc215681379" w:history="1">
+          <w:hyperlink w:anchor="_Toc215766874" w:history="1">
             <w:r>
               <w:rPr>
                 <w:rStyle w:val="Hipercze"/>
@@ -1875,7 +1878,7 @@
                 <w:noProof/>
                 <w:webHidden/>
               </w:rPr>
-              <w:instrText xml:space="preserve"> PAGEREF _Toc215681379 \h </w:instrText>
+              <w:instrText xml:space="preserve"> PAGEREF _Toc215766874 \h </w:instrText>
             </w:r>
             <w:r>
               <w:rPr>
@@ -1921,7 +1924,7 @@
               <w:lang w:eastAsia="pl-PL"/>
             </w:rPr>
           </w:pPr>
-          <w:hyperlink w:anchor="_Toc215681380" w:history="1">
+          <w:hyperlink w:anchor="_Toc215766875" w:history="1">
             <w:r>
               <w:rPr>
                 <w:rStyle w:val="Hipercze"/>
@@ -1969,7 +1972,7 @@
                 <w:noProof/>
                 <w:webHidden/>
               </w:rPr>
-              <w:instrText xml:space="preserve"> PAGEREF _Toc215681380 \h </w:instrText>
+              <w:instrText xml:space="preserve"> PAGEREF _Toc215766875 \h </w:instrText>
             </w:r>
             <w:r>
               <w:rPr>
@@ -2015,7 +2018,7 @@
               <w:lang w:eastAsia="pl-PL"/>
             </w:rPr>
           </w:pPr>
-          <w:hyperlink w:anchor="_Toc215681381" w:history="1">
+          <w:hyperlink w:anchor="_Toc215766876" w:history="1">
             <w:r>
               <w:rPr>
                 <w:rStyle w:val="Hipercze"/>
@@ -2063,7 +2066,7 @@
                 <w:noProof/>
                 <w:webHidden/>
               </w:rPr>
-              <w:instrText xml:space="preserve"> PAGEREF _Toc215681381 \h </w:instrText>
+              <w:instrText xml:space="preserve"> PAGEREF _Toc215766876 \h </w:instrText>
             </w:r>
             <w:r>
               <w:rPr>
@@ -2109,7 +2112,7 @@
               <w:lang w:eastAsia="pl-PL"/>
             </w:rPr>
           </w:pPr>
-          <w:hyperlink w:anchor="_Toc215681382" w:history="1">
+          <w:hyperlink w:anchor="_Toc215766877" w:history="1">
             <w:r>
               <w:rPr>
                 <w:rStyle w:val="Hipercze"/>
@@ -2157,7 +2160,7 @@
                 <w:noProof/>
                 <w:webHidden/>
               </w:rPr>
-              <w:instrText xml:space="preserve"> PAGEREF _Toc215681382 \h </w:instrText>
+              <w:instrText xml:space="preserve"> PAGEREF _Toc215766877 \h </w:instrText>
             </w:r>
             <w:r>
               <w:rPr>
@@ -2177,7 +2180,7 @@
                 <w:noProof/>
                 <w:webHidden/>
               </w:rPr>
-              <w:t>15</w:t>
+              <w:t>16</w:t>
             </w:r>
             <w:r>
               <w:rPr>
@@ -2203,7 +2206,7 @@
               <w:lang w:eastAsia="pl-PL"/>
             </w:rPr>
           </w:pPr>
-          <w:hyperlink w:anchor="_Toc215681383" w:history="1">
+          <w:hyperlink w:anchor="_Toc215766878" w:history="1">
             <w:r>
               <w:rPr>
                 <w:rStyle w:val="Hipercze"/>
@@ -2251,7 +2254,7 @@
                 <w:noProof/>
                 <w:webHidden/>
               </w:rPr>
-              <w:instrText xml:space="preserve"> PAGEREF _Toc215681383 \h </w:instrText>
+              <w:instrText xml:space="preserve"> PAGEREF _Toc215766878 \h </w:instrText>
             </w:r>
             <w:r>
               <w:rPr>
@@ -2271,7 +2274,7 @@
                 <w:noProof/>
                 <w:webHidden/>
               </w:rPr>
-              <w:t>17</w:t>
+              <w:t>18</w:t>
             </w:r>
             <w:r>
               <w:rPr>
@@ -2297,7 +2300,7 @@
               <w:lang w:eastAsia="pl-PL"/>
             </w:rPr>
           </w:pPr>
-          <w:hyperlink w:anchor="_Toc215681384" w:history="1">
+          <w:hyperlink w:anchor="_Toc215766879" w:history="1">
             <w:r>
               <w:rPr>
                 <w:rStyle w:val="Hipercze"/>
@@ -2345,7 +2348,7 @@
                 <w:noProof/>
                 <w:webHidden/>
               </w:rPr>
-              <w:instrText xml:space="preserve"> PAGEREF _Toc215681384 \h </w:instrText>
+              <w:instrText xml:space="preserve"> PAGEREF _Toc215766879 \h </w:instrText>
             </w:r>
             <w:r>
               <w:rPr>
@@ -2365,7 +2368,7 @@
                 <w:noProof/>
                 <w:webHidden/>
               </w:rPr>
-              <w:t>18</w:t>
+              <w:t>19</w:t>
             </w:r>
             <w:r>
               <w:rPr>
@@ -2390,7 +2393,7 @@
               <w:lang w:eastAsia="pl-PL"/>
             </w:rPr>
           </w:pPr>
-          <w:hyperlink w:anchor="_Toc215681385" w:history="1">
+          <w:hyperlink w:anchor="_Toc215766880" w:history="1">
             <w:r>
               <w:rPr>
                 <w:rStyle w:val="Hipercze"/>
@@ -2419,7 +2422,7 @@
                 <w:noProof/>
                 <w:webHidden/>
               </w:rPr>
-              <w:instrText xml:space="preserve"> PAGEREF _Toc215681385 \h </w:instrText>
+              <w:instrText xml:space="preserve"> PAGEREF _Toc215766880 \h </w:instrText>
             </w:r>
             <w:r>
               <w:rPr>
@@ -2684,7 +2687,7 @@
           <w:color w:val="000000" w:themeColor="text1"/>
         </w:rPr>
       </w:pPr>
-      <w:bookmarkStart w:id="1" w:name="_Toc215681369"/>
+      <w:bookmarkStart w:id="1" w:name="_Toc215766864"/>
       <w:r>
         <w:rPr>
           <w:rFonts w:ascii="Times New Roman" w:hAnsi="Times New Roman" w:cs="Times New Roman"/>
@@ -2697,422 +2700,325 @@
     </w:p>
     <w:p>
       <w:pPr>
-        <w:pStyle w:val="Danaliczbowatabeli"/>
-        <w:jc w:val="both"/>
-        <w:rPr>
-          <w:sz w:val="24"/>
+        <w:ind w:firstLine="709"/>
+        <w:rPr>
+          <w:color w:val="000000" w:themeColor="text1"/>
           <w:lang w:eastAsia="pl-PL"/>
         </w:rPr>
       </w:pPr>
       <w:r>
         <w:rPr>
-          <w:sz w:val="24"/>
+          <w:color w:val="000000" w:themeColor="text1"/>
           <w:lang w:eastAsia="pl-PL"/>
         </w:rPr>
-        <w:t>Współczesny rynek aplikacji mobilnych i internetowych oferuje szeroki wachlarz narzędzi przeznaczonych do rejestracji i analizy aktywności fizycznej. Wśród nich wyróżnić można kilka dominujących platform. Aplikacja Strava pozycjonowana jest</w:t>
-      </w:r>
-      <w:r>
-        <w:rPr>
-          <w:sz w:val="24"/>
+        <w:t xml:space="preserve">Dynamiczny rozwój technologii geolokalizacyjnych oraz wszechobecność urządzeń wyposażonych w odbiorniki GPS zrewolucjonizowały sposób, w jaki ludzie rejestrują i analizują swoją aktywność fizyczną. W odpowiedzi na te trendy, na rynku oprogramowania powstał szeroki wachlarz zaawansowanych aplikacji internetowych i mobilnych. Wśród nich wyróżnić można kilka dominujących platform, z których każda skupia się na innej grupie docelowej i zestawie funkcjonalności. Aplikacja </w:t>
+      </w:r>
+      <w:proofErr w:type="spellStart"/>
+      <w:r>
+        <w:rPr>
+          <w:color w:val="000000" w:themeColor="text1"/>
           <w:lang w:eastAsia="pl-PL"/>
         </w:rPr>
-        <w:t>,</w:t>
-      </w:r>
-      <w:r>
-        <w:rPr>
-          <w:sz w:val="24"/>
+        <w:t>Strava</w:t>
+      </w:r>
+      <w:proofErr w:type="spellEnd"/>
+      <w:r>
+        <w:rPr>
+          <w:color w:val="000000" w:themeColor="text1"/>
           <w:lang w:eastAsia="pl-PL"/>
         </w:rPr>
-        <w:t xml:space="preserve"> jako sieć społecznościowa dla sportowców, umożliwiając szczegółową analizę treningów, wizualizację statystyk oraz rywalizację z innymi użytkownikami poprzez integrację z urządzeniami monitorującymi [1]. Platforma </w:t>
-      </w:r>
-      <w:proofErr w:type="spellStart"/>
-      <w:r>
-        <w:rPr>
-          <w:sz w:val="24"/>
+        <w:t xml:space="preserve"> pozycjonowana </w:t>
+      </w:r>
+      <w:proofErr w:type="gramStart"/>
+      <w:r>
+        <w:rPr>
+          <w:color w:val="000000" w:themeColor="text1"/>
           <w:lang w:eastAsia="pl-PL"/>
         </w:rPr>
+        <w:t>jest jako</w:t>
+      </w:r>
+      <w:proofErr w:type="gramEnd"/>
+      <w:r>
+        <w:rPr>
+          <w:color w:val="000000" w:themeColor="text1"/>
+          <w:lang w:eastAsia="pl-PL"/>
+        </w:rPr>
+        <w:t xml:space="preserve"> globalna sieć społecznościowa dla sportowców, która umożliwia szczegółową analizę treningów i rywalizację poprzez integrację z urządzeniami monitorującymi [1]. Z kolei platforma </w:t>
+      </w:r>
+      <w:proofErr w:type="spellStart"/>
+      <w:r>
+        <w:rPr>
+          <w:color w:val="000000" w:themeColor="text1"/>
+          <w:lang w:eastAsia="pl-PL"/>
+        </w:rPr>
         <w:t>Komoot</w:t>
       </w:r>
       <w:proofErr w:type="spellEnd"/>
       <w:r>
         <w:rPr>
-          <w:sz w:val="24"/>
+          <w:color w:val="000000" w:themeColor="text1"/>
           <w:lang w:eastAsia="pl-PL"/>
         </w:rPr>
-        <w:t xml:space="preserve"> specjalizuje się w zaawansowanym planowaniu tras, oferując funkcjonalność nawigacji oraz importu i eksportu plików z danymi geolokalizacyjnymi, przy mniejszym nacisku na rozbudowaną analizę wyników sportowych [2]. Z kolei Garmin Connect stanowi zamknięty ekosystem dla użytkowników urządzeń marki Garmin, dostarczając najbardziej dogłębną na rynku analizę parametrów treningowych i danych biometrycznych, takich jak tętno czy jakość snu [3]. Ofertę uzupełnia </w:t>
-      </w:r>
-      <w:proofErr w:type="spellStart"/>
-      <w:r>
-        <w:rPr>
-          <w:sz w:val="24"/>
+        <w:t xml:space="preserve"> specjalizuje się w zaawansowanym planowaniu tras, oferując funkcjonalność nawigacji oraz importu i eksportu danych, przy mniejszym nacisku na analizę wyników sportowych [2]. Trzecim filarem rynku jest </w:t>
+      </w:r>
+      <w:proofErr w:type="spellStart"/>
+      <w:r>
+        <w:rPr>
+          <w:color w:val="000000" w:themeColor="text1"/>
           <w:lang w:eastAsia="pl-PL"/>
         </w:rPr>
-        <w:t>AllTrails</w:t>
-      </w:r>
-      <w:proofErr w:type="spellEnd"/>
-      <w:r>
-        <w:rPr>
-          <w:sz w:val="24"/>
+        <w:t>Garmin</w:t>
+      </w:r>
+      <w:proofErr w:type="spellEnd"/>
+      <w:r>
+        <w:rPr>
+          <w:color w:val="000000" w:themeColor="text1"/>
           <w:lang w:eastAsia="pl-PL"/>
         </w:rPr>
-        <w:t xml:space="preserve">, aplikacja skoncentrowana na aspekcie </w:t>
-      </w:r>
-      <w:proofErr w:type="spellStart"/>
-      <w:r>
-        <w:rPr>
-          <w:sz w:val="24"/>
+        <w:t xml:space="preserve"> Connect, stanowiący zamknięty ekosystem dla użytkowników urządzeń marki </w:t>
+      </w:r>
+      <w:proofErr w:type="spellStart"/>
+      <w:r>
+        <w:rPr>
+          <w:color w:val="000000" w:themeColor="text1"/>
           <w:lang w:eastAsia="pl-PL"/>
         </w:rPr>
-        <w:t>społecznościowym</w:t>
-      </w:r>
-      <w:proofErr w:type="spellEnd"/>
-      <w:r>
-        <w:rPr>
-          <w:sz w:val="24"/>
+        <w:t>Garmin</w:t>
+      </w:r>
+      <w:proofErr w:type="spellEnd"/>
+      <w:r>
+        <w:rPr>
+          <w:color w:val="000000" w:themeColor="text1"/>
           <w:lang w:eastAsia="pl-PL"/>
         </w:rPr>
-        <w:t xml:space="preserve"> i odkrywaniu nowych szlaków, która udostępnia rozbudowaną bazę tras ocenianych przez użytkowników, jednak nie oferuje zaawansowanych narzędzi analitycznych [4].</w:t>
-      </w:r>
-    </w:p>
-    <w:p>
-      <w:pPr>
-        <w:pStyle w:val="Danaliczbowatabeli"/>
-        <w:jc w:val="both"/>
-        <w:rPr>
-          <w:sz w:val="24"/>
+        <w:t>, który dostarcza najbardziej dogłębną na rynku analizę parametrów treningowych i danych biometrycznych [3].</w:t>
+      </w:r>
+    </w:p>
+    <w:p>
+      <w:pPr>
+        <w:ind w:left="709" w:hanging="709"/>
+        <w:rPr>
+          <w:color w:val="000000" w:themeColor="text1"/>
           <w:lang w:eastAsia="pl-PL"/>
         </w:rPr>
       </w:pPr>
-      <w:r>
-        <w:rPr>
-          <w:sz w:val="24"/>
+    </w:p>
+    <w:p>
+      <w:pPr>
+        <w:ind w:firstLine="709"/>
+        <w:rPr>
+          <w:color w:val="000000" w:themeColor="text1"/>
           <w:lang w:eastAsia="pl-PL"/>
         </w:rPr>
-        <w:t>        Głównym celem niniejszej pracy było zaprojektowanie i zaimplementowanie aplikacji internetowej, która pozwala na import, analizę, wizualizację</w:t>
-      </w:r>
-      <w:r>
-        <w:rPr>
-          <w:sz w:val="24"/>
+      </w:pPr>
+      <w:r>
+        <w:rPr>
+          <w:color w:val="000000" w:themeColor="text1"/>
           <w:lang w:eastAsia="pl-PL"/>
         </w:rPr>
-        <w:t>, modyfikowanie punktów trasy</w:t>
-      </w:r>
-      <w:r>
-        <w:rPr>
-          <w:sz w:val="24"/>
+        <w:t>Głównym celem niniejszej pracy inżynierskiej było zaprojektowanie i zaimplementowanie kompletnej aplikacji internetowej typu Full-</w:t>
+      </w:r>
+      <w:proofErr w:type="spellStart"/>
+      <w:r>
+        <w:rPr>
+          <w:color w:val="000000" w:themeColor="text1"/>
           <w:lang w:eastAsia="pl-PL"/>
         </w:rPr>
-        <w:t xml:space="preserve"> i eksport danych geolokalizacyjnych zapisanych w formacie GPX. Do szczegółowych celów zrealizowanych w ramach projektu należą:</w:t>
-      </w:r>
-    </w:p>
-    <w:p>
-      <w:pPr>
-        <w:pStyle w:val="Danaliczbowatabeli"/>
+        <w:t>Stack</w:t>
+      </w:r>
+      <w:proofErr w:type="spellEnd"/>
+      <w:r>
+        <w:rPr>
+          <w:color w:val="000000" w:themeColor="text1"/>
+          <w:lang w:eastAsia="pl-PL"/>
+        </w:rPr>
+        <w:t>, noszącej nazwę GeoLog, która pełniłaby rolę wszechstronnego edytora i analizatora danych geolokalizacyjnych. W przeciwieństwie do istniejących, często wyspecjalizowanych rozwiązań, celem było stworzenie uniwersalnego narzędzia, które łączyłoby w sobie zarówno możliwość importu istniejących tras, jak i tworzenia nowych od podstaw w intuicyjnym kreatorze wizualnym.</w:t>
+      </w:r>
+    </w:p>
+    <w:p>
+      <w:pPr>
+        <w:ind w:left="709" w:hanging="709"/>
+        <w:rPr>
+          <w:color w:val="000000" w:themeColor="text1"/>
+          <w:lang w:eastAsia="pl-PL"/>
+        </w:rPr>
+      </w:pPr>
+    </w:p>
+    <w:p>
+      <w:pPr>
+        <w:rPr>
+          <w:color w:val="000000" w:themeColor="text1"/>
+          <w:lang w:eastAsia="pl-PL"/>
+        </w:rPr>
+      </w:pPr>
+      <w:r>
+        <w:rPr>
+          <w:color w:val="000000" w:themeColor="text1"/>
+          <w:lang w:eastAsia="pl-PL"/>
+        </w:rPr>
+        <w:t>Aby zrealizować główny cel pracy, postawion</w:t>
+      </w:r>
+      <w:r>
+        <w:rPr>
+          <w:color w:val="000000" w:themeColor="text1"/>
+          <w:lang w:eastAsia="pl-PL"/>
+        </w:rPr>
+        <w:t>o następujące cele szczegółowe:</w:t>
+      </w:r>
+    </w:p>
+    <w:p>
+      <w:pPr>
+        <w:rPr>
+          <w:color w:val="000000" w:themeColor="text1"/>
+          <w:lang w:eastAsia="pl-PL"/>
+        </w:rPr>
+      </w:pPr>
+    </w:p>
+    <w:p>
+      <w:pPr>
+        <w:pStyle w:val="Akapitzlist"/>
         <w:numPr>
           <w:ilvl w:val="0"/>
-          <w:numId w:val="3"/>
+          <w:numId w:val="33"/>
         </w:numPr>
-        <w:jc w:val="both"/>
-        <w:rPr>
-          <w:sz w:val="24"/>
+        <w:rPr>
+          <w:color w:val="000000" w:themeColor="text1"/>
           <w:lang w:eastAsia="pl-PL"/>
         </w:rPr>
       </w:pPr>
-      <w:proofErr w:type="gramStart"/>
-      <w:r>
-        <w:rPr>
-          <w:sz w:val="24"/>
+      <w:r>
+        <w:rPr>
+          <w:color w:val="000000" w:themeColor="text1"/>
           <w:lang w:eastAsia="pl-PL"/>
         </w:rPr>
-        <w:t>stworzenie</w:t>
-      </w:r>
-      <w:proofErr w:type="gramEnd"/>
-      <w:r>
-        <w:rPr>
-          <w:sz w:val="24"/>
-          <w:lang w:eastAsia="pl-PL"/>
-        </w:rPr>
-        <w:t xml:space="preserve"> bezpiecznego systemu rejestracji i uwierzytelniania użytkowników,</w:t>
-      </w:r>
-    </w:p>
-    <w:p>
-      <w:pPr>
-        <w:pStyle w:val="Danaliczbowatabeli"/>
+        <w:t>Zaprojektowanie i implementacja bezpiecznego systemu rejestracji i uwierzytelniania użytkowników, zabezpieczonego mechanizmem weryfikacji adresów e-mail.</w:t>
+      </w:r>
+    </w:p>
+    <w:p>
+      <w:pPr>
+        <w:pStyle w:val="Akapitzlist"/>
         <w:numPr>
           <w:ilvl w:val="0"/>
-          <w:numId w:val="3"/>
+          <w:numId w:val="33"/>
         </w:numPr>
-        <w:jc w:val="both"/>
-        <w:rPr>
-          <w:sz w:val="24"/>
+        <w:rPr>
+          <w:color w:val="000000" w:themeColor="text1"/>
           <w:lang w:eastAsia="pl-PL"/>
         </w:rPr>
       </w:pPr>
-      <w:proofErr w:type="gramStart"/>
-      <w:r>
-        <w:rPr>
-          <w:sz w:val="24"/>
+      <w:r>
+        <w:rPr>
+          <w:color w:val="000000" w:themeColor="text1"/>
           <w:lang w:eastAsia="pl-PL"/>
         </w:rPr>
-        <w:t>opracowanie</w:t>
-      </w:r>
-      <w:proofErr w:type="gramEnd"/>
-      <w:r>
-        <w:rPr>
-          <w:sz w:val="24"/>
-          <w:lang w:eastAsia="pl-PL"/>
-        </w:rPr>
-        <w:t xml:space="preserve"> mechanizmu importu plików w formacie GPX oraz ich eksportu,</w:t>
-      </w:r>
-    </w:p>
-    <w:p>
-      <w:pPr>
-        <w:pStyle w:val="Danaliczbowatabeli"/>
+        <w:t>Opracowanie modułu do importu tras z plików w standardowym formacie GPX oraz ich eksportu.</w:t>
+      </w:r>
+    </w:p>
+    <w:p>
+      <w:pPr>
+        <w:pStyle w:val="Akapitzlist"/>
         <w:numPr>
           <w:ilvl w:val="0"/>
-          <w:numId w:val="3"/>
+          <w:numId w:val="33"/>
         </w:numPr>
-        <w:jc w:val="both"/>
-        <w:rPr>
-          <w:sz w:val="24"/>
+        <w:rPr>
+          <w:color w:val="000000" w:themeColor="text1"/>
           <w:lang w:eastAsia="pl-PL"/>
         </w:rPr>
       </w:pPr>
-      <w:proofErr w:type="gramStart"/>
-      <w:r>
-        <w:rPr>
-          <w:sz w:val="24"/>
+      <w:r>
+        <w:rPr>
+          <w:color w:val="000000" w:themeColor="text1"/>
           <w:lang w:eastAsia="pl-PL"/>
         </w:rPr>
-        <w:t>implementacja</w:t>
-      </w:r>
-      <w:proofErr w:type="gramEnd"/>
-      <w:r>
-        <w:rPr>
-          <w:sz w:val="24"/>
-          <w:lang w:eastAsia="pl-PL"/>
-        </w:rPr>
-        <w:t xml:space="preserve"> algorytmów do automatycznego obliczania podstawowych statystyk trasy, takich jak dystans, czas trwania, prędkość czy przewyższenia,</w:t>
-      </w:r>
-    </w:p>
-    <w:p>
-      <w:pPr>
-        <w:pStyle w:val="Danaliczbowatabeli"/>
+        <w:t>Implementacja algorytmów do automatycznego obliczania kluczowych statystyk trasy, takich jak dystans, suma przewyższeń i spadków, a w przypadku danych z pliku GPX, również czas trwania i prędkość.</w:t>
+      </w:r>
+    </w:p>
+    <w:p>
+      <w:pPr>
+        <w:pStyle w:val="Akapitzlist"/>
         <w:numPr>
           <w:ilvl w:val="0"/>
-          <w:numId w:val="3"/>
+          <w:numId w:val="33"/>
         </w:numPr>
-        <w:jc w:val="both"/>
-        <w:rPr>
-          <w:sz w:val="24"/>
+        <w:rPr>
+          <w:color w:val="000000" w:themeColor="text1"/>
           <w:lang w:eastAsia="pl-PL"/>
         </w:rPr>
       </w:pPr>
-      <w:proofErr w:type="gramStart"/>
-      <w:r>
-        <w:rPr>
-          <w:sz w:val="24"/>
+      <w:r>
+        <w:rPr>
+          <w:color w:val="000000" w:themeColor="text1"/>
           <w:lang w:eastAsia="pl-PL"/>
         </w:rPr>
-        <w:t>zaimplementowanie</w:t>
-      </w:r>
-      <w:proofErr w:type="gramEnd"/>
-      <w:r>
-        <w:rPr>
-          <w:sz w:val="24"/>
-          <w:lang w:eastAsia="pl-PL"/>
-        </w:rPr>
-        <w:t xml:space="preserve"> modułu do wizualizacji przebiegu trasy na interaktywnej mapie,</w:t>
-      </w:r>
-    </w:p>
-    <w:p>
-      <w:pPr>
-        <w:pStyle w:val="Danaliczbowatabeli"/>
+        <w:t>Stworzenie interaktywnego kreatora tras, który umożliwia użytkownikowi projektowanie ścieżki poprzez manualne dodawanie punktów na mapie.</w:t>
+      </w:r>
+    </w:p>
+    <w:p>
+      <w:pPr>
+        <w:pStyle w:val="Akapitzlist"/>
         <w:numPr>
           <w:ilvl w:val="0"/>
-          <w:numId w:val="3"/>
+          <w:numId w:val="33"/>
         </w:numPr>
-        <w:jc w:val="both"/>
-        <w:rPr>
-          <w:sz w:val="24"/>
+        <w:rPr>
+          <w:color w:val="000000" w:themeColor="text1"/>
           <w:lang w:eastAsia="pl-PL"/>
         </w:rPr>
       </w:pPr>
-      <w:proofErr w:type="gramStart"/>
-      <w:r>
-        <w:rPr>
-          <w:sz w:val="24"/>
+      <w:r>
+        <w:rPr>
+          <w:color w:val="000000" w:themeColor="text1"/>
           <w:lang w:eastAsia="pl-PL"/>
         </w:rPr>
-        <w:t>umożliwienie</w:t>
-      </w:r>
-      <w:proofErr w:type="gramEnd"/>
-      <w:r>
-        <w:rPr>
-          <w:sz w:val="24"/>
-          <w:lang w:eastAsia="pl-PL"/>
-        </w:rPr>
-        <w:t xml:space="preserve"> edycji metadanych trasy, takich jak jej nazwa i opis,</w:t>
-      </w:r>
-    </w:p>
-    <w:p>
-      <w:pPr>
-        <w:pStyle w:val="Danaliczbowatabeli"/>
+        <w:lastRenderedPageBreak/>
+        <w:t>Zaimplementowanie modułu do zaawansowanej wizualizacji przebiegu trasy na mapie oraz prezentacji jej profilu wysokościowego na dynamicznym wykresie.</w:t>
+      </w:r>
+    </w:p>
+    <w:p>
+      <w:pPr>
+        <w:pStyle w:val="Akapitzlist"/>
         <w:numPr>
           <w:ilvl w:val="0"/>
-          <w:numId w:val="3"/>
+          <w:numId w:val="33"/>
         </w:numPr>
-        <w:jc w:val="both"/>
-        <w:rPr>
-          <w:sz w:val="24"/>
+        <w:rPr>
+          <w:color w:val="000000" w:themeColor="text1"/>
           <w:lang w:eastAsia="pl-PL"/>
         </w:rPr>
       </w:pPr>
-      <w:proofErr w:type="gramStart"/>
-      <w:r>
-        <w:rPr>
-          <w:sz w:val="24"/>
+      <w:r>
+        <w:rPr>
+          <w:color w:val="000000" w:themeColor="text1"/>
           <w:lang w:eastAsia="pl-PL"/>
         </w:rPr>
-        <w:t>edycja</w:t>
-      </w:r>
-      <w:proofErr w:type="gramEnd"/>
-      <w:r>
-        <w:rPr>
-          <w:sz w:val="24"/>
+        <w:t>Umożliwienie użytkownikom zarządzania swoimi trasami, w tym edycji metadanych (nazwa, opis) oraz udostępniania ich publicznie innym członkom społeczności.</w:t>
+      </w:r>
+    </w:p>
+    <w:p>
+      <w:pPr>
+        <w:ind w:left="709" w:hanging="709"/>
+        <w:rPr>
+          <w:color w:val="000000" w:themeColor="text1"/>
           <w:lang w:eastAsia="pl-PL"/>
         </w:rPr>
-        <w:t xml:space="preserve"> położenia punktów, dodawani i usuwanie punktów.</w:t>
-      </w:r>
-    </w:p>
-    <w:p>
-      <w:pPr>
-        <w:pStyle w:val="Danaliczbowatabeli"/>
-        <w:numPr>
-          <w:ilvl w:val="0"/>
-          <w:numId w:val="3"/>
-        </w:numPr>
-        <w:jc w:val="both"/>
-        <w:rPr>
-          <w:sz w:val="24"/>
+      </w:pPr>
+    </w:p>
+    <w:p>
+      <w:pPr>
+        <w:ind w:firstLine="360"/>
+        <w:rPr>
+          <w:color w:val="000000" w:themeColor="text1"/>
+          <w:sz w:val="32"/>
+        </w:rPr>
+      </w:pPr>
+      <w:r>
+        <w:rPr>
+          <w:color w:val="000000" w:themeColor="text1"/>
           <w:lang w:eastAsia="pl-PL"/>
         </w:rPr>
-      </w:pPr>
-      <w:proofErr w:type="gramStart"/>
-      <w:r>
-        <w:rPr>
-          <w:sz w:val="24"/>
-          <w:lang w:eastAsia="pl-PL"/>
-        </w:rPr>
-        <w:t>stworzenie</w:t>
-      </w:r>
-      <w:proofErr w:type="gramEnd"/>
-      <w:r>
-        <w:rPr>
-          <w:sz w:val="24"/>
-          <w:lang w:eastAsia="pl-PL"/>
-        </w:rPr>
-        <w:t xml:space="preserve"> publicznego panelu pozwalającego na udostępnianie i odkrywanie tras innych użytkowników.</w:t>
-      </w:r>
-    </w:p>
-    <w:p>
-      <w:pPr>
-        <w:pStyle w:val="Danaliczbowatabeli"/>
-        <w:jc w:val="both"/>
-        <w:rPr>
-          <w:sz w:val="24"/>
-          <w:lang w:eastAsia="pl-PL"/>
-        </w:rPr>
-      </w:pPr>
-      <w:r>
-        <w:rPr>
-          <w:sz w:val="24"/>
-          <w:lang w:eastAsia="pl-PL"/>
-        </w:rPr>
-        <w:t>        Struktura pracy jest następująca: w Rozdziale 1 dokonano charakterystyki porównawczej istniejących na rynku rozwiązań. Rozdział 2 zawiera szczegółowy opis architektury i projektu aplikacji stworzonej w ramach pracy inżynierskiej. W Rozdziale 3 omówiono technologie wykorzystane podczas tworzenia projektu oraz zaimplementowane algorytmy i moduły. Pracę zamyka rozdział ostatni, przedstawiający podsumowanie oraz wnioski końcowe.</w:t>
-      </w:r>
-    </w:p>
-    <w:p>
-      <w:pPr>
-        <w:ind w:left="709" w:hanging="709"/>
-        <w:rPr>
-          <w:color w:val="000000" w:themeColor="text1"/>
-          <w:sz w:val="32"/>
-        </w:rPr>
-      </w:pPr>
-    </w:p>
-    <w:p>
-      <w:pPr>
-        <w:ind w:left="709" w:hanging="709"/>
-        <w:rPr>
-          <w:color w:val="000000" w:themeColor="text1"/>
-          <w:sz w:val="32"/>
-        </w:rPr>
-      </w:pPr>
-    </w:p>
-    <w:p>
-      <w:pPr>
-        <w:rPr>
-          <w:color w:val="000000" w:themeColor="text1"/>
-          <w:sz w:val="32"/>
-        </w:rPr>
-      </w:pPr>
-    </w:p>
-    <w:p>
-      <w:pPr>
-        <w:rPr>
-          <w:color w:val="000000" w:themeColor="text1"/>
-          <w:sz w:val="32"/>
-        </w:rPr>
-      </w:pPr>
-    </w:p>
-    <w:p>
-      <w:pPr>
-        <w:rPr>
-          <w:color w:val="000000" w:themeColor="text1"/>
-          <w:sz w:val="32"/>
-        </w:rPr>
-      </w:pPr>
-    </w:p>
-    <w:p>
-      <w:pPr>
-        <w:rPr>
-          <w:color w:val="000000" w:themeColor="text1"/>
-          <w:sz w:val="32"/>
-        </w:rPr>
-      </w:pPr>
-    </w:p>
-    <w:p>
-      <w:pPr>
-        <w:rPr>
-          <w:color w:val="000000" w:themeColor="text1"/>
-          <w:sz w:val="32"/>
-        </w:rPr>
-      </w:pPr>
-    </w:p>
-    <w:p>
-      <w:pPr>
-        <w:rPr>
-          <w:color w:val="000000" w:themeColor="text1"/>
-          <w:sz w:val="32"/>
-        </w:rPr>
-      </w:pPr>
-    </w:p>
-    <w:p>
-      <w:pPr>
-        <w:rPr>
-          <w:color w:val="000000" w:themeColor="text1"/>
-          <w:sz w:val="32"/>
-        </w:rPr>
-      </w:pPr>
-    </w:p>
-    <w:p>
-      <w:pPr>
-        <w:rPr>
-          <w:color w:val="000000" w:themeColor="text1"/>
-          <w:sz w:val="32"/>
-        </w:rPr>
-      </w:pPr>
+        <w:t>Struktura niniejszej pracy została podporządkowana procesowi realizacji postawionych celów. W Rozdziale 1 dokonano szczegółowej charakterystyki porównawczej istniejących na rynku rozwiązań. Rozdział 2 zawiera kompleksowy opis architektury i projektu aplikacji GeoLog. W Rozdziale 3 omówiono wykorzystane technologie oraz przedstawiono implementację kluczowych algorytmów i modułów. Pracę zamyka rozdział zawierający podsumowanie, weryfikację osiągniętych celów oraz wnioski końcowe.</w:t>
+      </w:r>
     </w:p>
     <w:p>
       <w:pPr>
@@ -3128,7 +3034,7 @@
           <w:color w:val="000000" w:themeColor="text1"/>
         </w:rPr>
       </w:pPr>
-      <w:bookmarkStart w:id="2" w:name="_Toc215681370"/>
+      <w:bookmarkStart w:id="2" w:name="_Toc215766865"/>
       <w:r>
         <w:rPr>
           <w:rFonts w:ascii="Times New Roman" w:hAnsi="Times New Roman" w:cs="Times New Roman"/>
@@ -3146,7 +3052,15 @@
         <w:jc w:val="both"/>
       </w:pPr>
       <w:r>
-        <w:t xml:space="preserve">W niniejszym rozdziale szczegółowo opisano aplikacje służące do analizy i edycji danych geolokalizacyjnych. Należą do nich Strava [1], </w:t>
+        <w:t xml:space="preserve">W niniejszym rozdziale szczegółowo opisano aplikacje służące do analizy i edycji danych geolokalizacyjnych. Należą do nich </w:t>
+      </w:r>
+      <w:proofErr w:type="spellStart"/>
+      <w:r>
+        <w:t>Strava</w:t>
+      </w:r>
+      <w:proofErr w:type="spellEnd"/>
+      <w:r>
+        <w:t xml:space="preserve"> [1], </w:t>
       </w:r>
       <w:proofErr w:type="spellStart"/>
       <w:r>
@@ -3154,7 +3068,15 @@
       </w:r>
       <w:proofErr w:type="spellEnd"/>
       <w:r>
-        <w:t xml:space="preserve"> [2] oraz Garmin Connect [3]</w:t>
+        <w:t xml:space="preserve"> [2] oraz </w:t>
+      </w:r>
+      <w:proofErr w:type="spellStart"/>
+      <w:r>
+        <w:t>Garmin</w:t>
+      </w:r>
+      <w:proofErr w:type="spellEnd"/>
+      <w:r>
+        <w:t xml:space="preserve"> Connect [3]</w:t>
       </w:r>
     </w:p>
     <w:p>
@@ -3171,7 +3093,7 @@
           <w:sz w:val="28"/>
         </w:rPr>
       </w:pPr>
-      <w:bookmarkStart w:id="3" w:name="_Toc215681371"/>
+      <w:bookmarkStart w:id="3" w:name="_Toc215766866"/>
       <w:r>
         <w:rPr>
           <w:rFonts w:ascii="Times New Roman" w:hAnsi="Times New Roman" w:cs="Times New Roman"/>
@@ -3385,7 +3307,7 @@
           <w:sz w:val="28"/>
         </w:rPr>
       </w:pPr>
-      <w:bookmarkStart w:id="4" w:name="_Toc215681372"/>
+      <w:bookmarkStart w:id="4" w:name="_Toc215766867"/>
       <w:proofErr w:type="spellStart"/>
       <w:r>
         <w:rPr>
@@ -3503,6 +3425,10 @@
         <w:jc w:val="center"/>
       </w:pPr>
       <w:r>
+        <w:rPr>
+          <w:noProof/>
+          <w:lang w:eastAsia="pl-PL"/>
+        </w:rPr>
         <w:drawing>
           <wp:inline distT="0" distB="0" distL="0" distR="0" wp14:anchorId="3BC38B45" wp14:editId="131D7C26">
             <wp:extent cx="6299532" cy="2867660"/>
@@ -3626,7 +3552,7 @@
           <w:sz w:val="28"/>
         </w:rPr>
       </w:pPr>
-      <w:bookmarkStart w:id="5" w:name="_Toc215681373"/>
+      <w:bookmarkStart w:id="5" w:name="_Toc215766868"/>
       <w:r>
         <w:rPr>
           <w:rFonts w:ascii="Times New Roman" w:hAnsi="Times New Roman" w:cs="Times New Roman"/>
@@ -3781,7 +3707,15 @@
       </w:r>
       <w:proofErr w:type="spellEnd"/>
       <w:r>
-        <w:t xml:space="preserve"> czy Strava. Wartość platformy leży przede wszystkim w kompleksowej integracji ze sprzętem i możliwości długoterminowego monitorowania postępów treningowych oraz ogólnego stanu zdrowia użytkownika w ramach jednego, spójnego ekosystemu [8].</w:t>
+        <w:t xml:space="preserve"> czy </w:t>
+      </w:r>
+      <w:proofErr w:type="spellStart"/>
+      <w:r>
+        <w:t>Strava</w:t>
+      </w:r>
+      <w:proofErr w:type="spellEnd"/>
+      <w:r>
+        <w:t>. Wartość platformy leży przede wszystkim w kompleksowej integracji ze sprzętem i możliwości długoterminowego monitorowania postępów treningowych oraz ogólnego stanu zdrowia użytkownika w ramach jednego, spójnego ekosystemu [8].</w:t>
       </w:r>
     </w:p>
     <w:p/>
@@ -3799,7 +3733,7 @@
           <w:sz w:val="28"/>
         </w:rPr>
       </w:pPr>
-      <w:bookmarkStart w:id="6" w:name="_Toc215681374"/>
+      <w:bookmarkStart w:id="6" w:name="_Toc215766869"/>
       <w:r>
         <w:rPr>
           <w:rFonts w:ascii="Times New Roman" w:hAnsi="Times New Roman" w:cs="Times New Roman"/>
@@ -3813,11 +3747,19 @@
     </w:p>
     <w:p>
       <w:pPr>
-        <w:ind w:firstLine="709"/>
+        <w:ind w:firstLine="432"/>
         <w:jc w:val="both"/>
       </w:pPr>
       <w:r>
-        <w:t xml:space="preserve">Przeprowadzona analiza porównawcza wiodących na rynku aplikacji do zarządzania danymi geolokalizacyjnymi pozwala na zidentyfikowanie wyraźnej specjalizacji poszczególnych platform. Strava dominuje w segmencie </w:t>
+        <w:t xml:space="preserve">Przeprowadzona w niniejszym rozdziale analiza porównawcza wiodących na rynku aplikacji do zarządzania danymi geolokalizacyjnymi pozwala na zidentyfikowanie wyraźnej specjalizacji poszczególnych platform. Z jednej strony rynku znajduje się </w:t>
+      </w:r>
+      <w:proofErr w:type="spellStart"/>
+      <w:r>
+        <w:t>Strava</w:t>
+      </w:r>
+      <w:proofErr w:type="spellEnd"/>
+      <w:r>
+        <w:t xml:space="preserve">, która zdominowała segment </w:t>
       </w:r>
       <w:proofErr w:type="spellStart"/>
       <w:r>
@@ -3825,7 +3767,7 @@
       </w:r>
       <w:proofErr w:type="spellEnd"/>
       <w:r>
-        <w:t xml:space="preserve">-sportowym, kładąc nacisk na rywalizację i interakcje. </w:t>
+        <w:t xml:space="preserve">-sportowy, budując swoją wartość na mechanizmach rywalizacji i interakcji między użytkownikami. Z drugiej strony, </w:t>
       </w:r>
       <w:proofErr w:type="spellStart"/>
       <w:r>
@@ -3833,13 +3775,24 @@
       </w:r>
       <w:proofErr w:type="spellEnd"/>
       <w:r>
-        <w:t xml:space="preserve"> jest niezastąpionym narzędziem do precyzyjnego planowania tras, szczególnie w nieznanym terenie. Z kolei Garmin Connect oferuje najgłębszą analizę danych, jednak jest nierozerwalnie związany z ekosystemem sprzętowym jednego producenta. W celu lepszego zobrazowania różnic, kluczowe funkcjonalności analizowanych aplikacji zestawiono w tabeli 1.1.</w:t>
-      </w:r>
-    </w:p>
-    <w:p>
-      <w:pPr>
-        <w:jc w:val="both"/>
-      </w:pPr>
+        <w:t xml:space="preserve"> pozycjonuje </w:t>
+      </w:r>
+      <w:proofErr w:type="gramStart"/>
+      <w:r>
+        <w:t>się jako</w:t>
+      </w:r>
+      <w:proofErr w:type="gramEnd"/>
+      <w:r>
+        <w:t xml:space="preserve"> niezastąpione narzędzie do precyzyjnego, zautomatyzowanego planowania tras w nieznanym terenie, skupiając się na aspekcie eksploracyjnym. Trzeci model reprezentuje </w:t>
+      </w:r>
+      <w:proofErr w:type="spellStart"/>
+      <w:r>
+        <w:t>Garmin</w:t>
+      </w:r>
+      <w:proofErr w:type="spellEnd"/>
+      <w:r>
+        <w:t xml:space="preserve"> Connect, oferujący najgłębszą na rynku analizę danych fizjologicznych, jednak jego funkcjonalność jest nierozerwalnie związana z zamkniętym ekosystemem sprzętowym jednego producenta. W celu syntetycznego zobrazowania tych różnic, kluczowe funkcjonalności analizowanych aplikacji zestawiono w tabeli 1.1.</w:t>
+      </w:r>
     </w:p>
     <w:p>
       <w:pPr>
@@ -3953,11 +3906,19 @@
                 <w:color w:val="000000" w:themeColor="text1"/>
               </w:rPr>
             </w:pPr>
+            <w:proofErr w:type="spellStart"/>
             <w:r>
               <w:rPr>
                 <w:color w:val="000000" w:themeColor="text1"/>
               </w:rPr>
-              <w:t xml:space="preserve">Garmin </w:t>
+              <w:t>Garmin</w:t>
+            </w:r>
+            <w:proofErr w:type="spellEnd"/>
+            <w:r>
+              <w:rPr>
+                <w:color w:val="000000" w:themeColor="text1"/>
+              </w:rPr>
+              <w:t xml:space="preserve"> </w:t>
             </w:r>
             <w:proofErr w:type="spellStart"/>
             <w:r>
@@ -4563,31 +4524,72 @@
         <w:ind w:left="709" w:hanging="709"/>
         <w:rPr>
           <w:color w:val="000000" w:themeColor="text1"/>
-          <w:sz w:val="32"/>
         </w:rPr>
       </w:pPr>
     </w:p>
     <w:p>
       <w:pPr>
         <w:ind w:firstLine="709"/>
-        <w:jc w:val="both"/>
-        <w:rPr>
-          <w:color w:val="000000" w:themeColor="text1"/>
-        </w:rPr>
-      </w:pPr>
-      <w:r>
-        <w:rPr>
-          <w:color w:val="000000" w:themeColor="text1"/>
-        </w:rPr>
-        <w:t xml:space="preserve">Analiza wykazała, że na rynku brakuje rozwiązania, które byłoby w pełni skoncentrowane na jednej, kluczowej potrzebie: prostym, lecz potężnym narzędziu do zarządzania, analizy i wizualizacji własnych plików GPX, bez konieczności angażowania się w rozbudowane funkcje społecznościowe czy ekosystemy sprzętowe. Istniejące platformy często wymagają subskrypcji dla dostępu do zaawansowanych analiz lub narzucają użytkownikowi określony sposób interakcji. Zidentyfikowana nisza stała się podstawą do sformułowania założeń dla autorskiego projektu. Celem stało się stworzenie lekkiej, wydajnej i niezależnej aplikacji internetowej, która da użytkownikowi pełną </w:t>
+        <w:rPr>
+          <w:color w:val="000000" w:themeColor="text1"/>
+        </w:rPr>
+      </w:pPr>
+      <w:r>
+        <w:rPr>
+          <w:color w:val="000000" w:themeColor="text1"/>
+        </w:rPr>
+        <w:t xml:space="preserve">Szczegółowa analiza wykazała, że choć każda z platform oferuje możliwość importu plików GPX, funkcja ta jest często </w:t>
+      </w:r>
+      <w:proofErr w:type="gramStart"/>
+      <w:r>
+        <w:rPr>
+          <w:color w:val="000000" w:themeColor="text1"/>
+        </w:rPr>
+        <w:t>traktowana jako</w:t>
+      </w:r>
+      <w:proofErr w:type="gramEnd"/>
+      <w:r>
+        <w:rPr>
+          <w:color w:val="000000" w:themeColor="text1"/>
+        </w:rPr>
+        <w:t xml:space="preserve"> dodatek do głównego modelu biznesowego – czy to subskrypcji, sprzedaży sprzętu, czy opłat za dostęp do map. Na rynku zidentyfikowano niszę dla rozwiązania, które byłoby w pełni skoncentrowane na jednej, kluczowej potrzebie: dostarczeniu prostego, lecz potężnego narzędzia do zarządzania, analizy i wizualizacji własnych plików GPX, bez konieczności angażowania </w:t>
       </w:r>
       <w:r>
         <w:rPr>
           <w:color w:val="000000" w:themeColor="text1"/>
         </w:rPr>
         <w:lastRenderedPageBreak/>
-        <w:t>kontrolę nad jego danymi geolokalizacyjnymi, oferując zaawansowane możliwości wizualizacji i analizy, przy jednoczesnym zachowaniu prostoty i intuicyjności obsługi.</w:t>
-      </w:r>
+        <w:t>się w rozbudowane funkcje społecznościowe czy zamknięte ekosystemy sprzętowe. Istniejące platformy często wymagają płatnej subskrypcji dla dostępu do zaawansowanych analiz lub narzucają użytkownikowi określony sposób interakcji, co może być barierą dla entuzjastów danych i osób ceniących sobie pełną kontrolę nad swoimi informacjami.</w:t>
+      </w:r>
+    </w:p>
+    <w:p>
+      <w:pPr>
+        <w:rPr>
+          <w:color w:val="000000" w:themeColor="text1"/>
+        </w:rPr>
+      </w:pPr>
+    </w:p>
+    <w:p>
+      <w:pPr>
+        <w:ind w:firstLine="432"/>
+        <w:rPr>
+          <w:color w:val="000000" w:themeColor="text1"/>
+        </w:rPr>
+      </w:pPr>
+      <w:r>
+        <w:rPr>
+          <w:color w:val="000000" w:themeColor="text1"/>
+        </w:rPr>
+        <w:t>Zidentyfikowana nisza rynkowa stała się podstawą do sformułowania założeń dla autorskiego projektu aplikacji GeoLog. Głównym celem stało się stworzenie lekkiej, wydajnej i niezależnej aplikacji internetowej, która da użytkownikowi pełną kontrolę nad jego danymi geolokalizacyjnymi. Założono, że aplikacja powinna oferować nie tylko zaawansowane możliwości wizualizacji i analizy zaimportowanych tras, ale także udostępnić intuicyjny kreator do manualnego projektowania nowych ścieżek od podstaw. Takie połączenie funkcjonalności, przy jednoczesnym zachowaniu prostoty obsługi i braku barier finansowych, stanowi o unikalnej propozycji wartości projektu i uzasadnia potrzebę jego realizacji.</w:t>
+      </w:r>
+    </w:p>
+    <w:p>
+      <w:pPr>
+        <w:ind w:left="709" w:hanging="709"/>
+        <w:rPr>
+          <w:color w:val="000000" w:themeColor="text1"/>
+        </w:rPr>
+      </w:pPr>
     </w:p>
     <w:p>
       <w:pPr>
@@ -4602,26 +4604,16 @@
           <w:color w:val="000000" w:themeColor="text1"/>
         </w:rPr>
       </w:pPr>
-      <w:bookmarkStart w:id="7" w:name="_Toc215681375"/>
+      <w:bookmarkStart w:id="7" w:name="_Toc215766870"/>
       <w:r>
         <w:rPr>
           <w:rFonts w:ascii="Times New Roman" w:hAnsi="Times New Roman" w:cs="Times New Roman"/>
           <w:b/>
           <w:color w:val="000000" w:themeColor="text1"/>
         </w:rPr>
-        <w:t xml:space="preserve">Architektura i projekt autorskiej aplikacji </w:t>
-      </w:r>
-      <w:proofErr w:type="spellStart"/>
-      <w:r>
-        <w:rPr>
-          <w:rFonts w:ascii="Times New Roman" w:hAnsi="Times New Roman" w:cs="Times New Roman"/>
-          <w:b/>
-          <w:color w:val="000000" w:themeColor="text1"/>
-        </w:rPr>
-        <w:t>GeoLog</w:t>
+        <w:t>Architektura i projekt autorskiej aplikacji GeoLog</w:t>
       </w:r>
       <w:bookmarkEnd w:id="7"/>
-      <w:proofErr w:type="spellEnd"/>
     </w:p>
     <w:p>
       <w:pPr>
@@ -4633,6 +4625,8 @@
         <w:rPr>
           <w:rFonts w:ascii="Times New Roman" w:hAnsi="Times New Roman" w:cs="Times New Roman"/>
           <w:b/>
+          <w:color w:val="000000" w:themeColor="text1"/>
+          <w:sz w:val="28"/>
         </w:rPr>
       </w:pPr>
       <w:r>
@@ -4644,7 +4638,7 @@
         </w:rPr>
         <w:t xml:space="preserve"> </w:t>
       </w:r>
-      <w:bookmarkStart w:id="8" w:name="_Toc215681376"/>
+      <w:bookmarkStart w:id="8" w:name="_Toc215766871"/>
       <w:r>
         <w:rPr>
           <w:rFonts w:ascii="Times New Roman" w:hAnsi="Times New Roman" w:cs="Times New Roman"/>
@@ -4656,251 +4650,88 @@
       </w:r>
       <w:bookmarkEnd w:id="8"/>
     </w:p>
-    <w:p>
-      <w:pPr>
-        <w:ind w:firstLine="432"/>
-        <w:jc w:val="both"/>
-      </w:pPr>
-      <w:r>
-        <w:t xml:space="preserve">Proces projektowy aplikacji </w:t>
-      </w:r>
-      <w:proofErr w:type="spellStart"/>
-      <w:r>
-        <w:t>GeoLog</w:t>
-      </w:r>
-      <w:proofErr w:type="spellEnd"/>
-      <w:r>
-        <w:t xml:space="preserve"> oparto na zbiorze precyzyjnie zdefiniowanych założeń funkcjonalnych i niefunkcjonalnych. Celem było stworzenie kompletnego, niezawodnego i intuicyjnego w obsłudze systemu do zarządzania danymi geolokalizacyjnymi. Poniżej przedstawiono kluczowe wymagania, które zostały zrealizowane w ramach projektu.</w:t>
-      </w:r>
-    </w:p>
-    <w:p>
-      <w:pPr>
-        <w:ind w:firstLine="432"/>
-        <w:jc w:val="both"/>
-        <w:rPr>
-          <w:b/>
-        </w:rPr>
-      </w:pPr>
-      <w:r>
-        <w:rPr>
-          <w:b/>
-        </w:rPr>
-        <w:t>Wymagania funkcjonalne dotyczące użytkownika:</w:t>
-      </w:r>
-    </w:p>
-    <w:p>
-      <w:pPr>
-        <w:pStyle w:val="Akapitzlist"/>
-        <w:numPr>
-          <w:ilvl w:val="0"/>
-          <w:numId w:val="6"/>
-        </w:numPr>
-        <w:jc w:val="both"/>
-      </w:pPr>
-      <w:r>
-        <w:t>System musi zapewniać możliwość rejestracji nowego użytkownika za pomocą adresu e-mail, unikalnej nazwy użytkownika i hasła.</w:t>
-      </w:r>
-    </w:p>
-    <w:p>
-      <w:pPr>
-        <w:pStyle w:val="Akapitzlist"/>
-        <w:numPr>
-          <w:ilvl w:val="0"/>
-          <w:numId w:val="6"/>
-        </w:numPr>
-        <w:jc w:val="both"/>
-      </w:pPr>
-      <w:r>
-        <w:t>Proces rejestracji musi być zabezpieczony poprzez mechanizm weryfikacji adresu e-mail. Użytkownik po rejestracji otrzymuje wiadomość z unikalnym linkiem aktywacyjnym.</w:t>
-      </w:r>
-    </w:p>
-    <w:p>
-      <w:pPr>
-        <w:pStyle w:val="Akapitzlist"/>
-        <w:numPr>
-          <w:ilvl w:val="0"/>
-          <w:numId w:val="6"/>
-        </w:numPr>
-        <w:jc w:val="both"/>
-      </w:pPr>
-      <w:r>
-        <w:t>Zarejestrowany i zweryfikowany użytkownik musi mieć możliwość zalogowania się do systemu.</w:t>
-      </w:r>
-    </w:p>
-    <w:p>
-      <w:pPr>
-        <w:pStyle w:val="Akapitzlist"/>
-        <w:numPr>
-          <w:ilvl w:val="0"/>
-          <w:numId w:val="6"/>
-        </w:numPr>
-        <w:jc w:val="both"/>
-      </w:pPr>
-      <w:r>
-        <w:t>System musi umożliwiać zalogowanemu użytkownikowi zmianę hasła po uprzednim podaniu bieżącego hasła.</w:t>
-      </w:r>
-    </w:p>
-    <w:p>
-      <w:pPr>
-        <w:pStyle w:val="Akapitzlist"/>
-        <w:numPr>
-          <w:ilvl w:val="0"/>
-          <w:numId w:val="6"/>
-        </w:numPr>
-        <w:jc w:val="both"/>
-      </w:pPr>
-      <w:r>
-        <w:t>Użytkownik powinien mieć możliwość personalizacji swojego profilu poprzez wgranie własnego awatara w formacie graficznym.</w:t>
-      </w:r>
-    </w:p>
-    <w:p>
-      <w:pPr>
-        <w:ind w:firstLine="432"/>
-        <w:jc w:val="both"/>
-        <w:rPr>
-          <w:b/>
-        </w:rPr>
-      </w:pPr>
-    </w:p>
-    <w:p>
-      <w:pPr>
-        <w:ind w:firstLine="432"/>
-        <w:jc w:val="both"/>
-        <w:rPr>
-          <w:b/>
-        </w:rPr>
-      </w:pPr>
-      <w:r>
-        <w:rPr>
-          <w:b/>
-        </w:rPr>
-        <w:t>Wymagania funkcjonalne dotyczące zarządzania trasami:</w:t>
-      </w:r>
-    </w:p>
-    <w:p>
-      <w:pPr>
-        <w:pStyle w:val="Akapitzlist"/>
-        <w:numPr>
-          <w:ilvl w:val="0"/>
-          <w:numId w:val="12"/>
-        </w:numPr>
-        <w:jc w:val="both"/>
-      </w:pPr>
-      <w:r>
-        <w:t>Zalogowany użytkownik musi mieć możliwość przesłania na serwer pliku w formacie GPX, zawierającego zapis trasy.</w:t>
-      </w:r>
-    </w:p>
-    <w:p>
-      <w:pPr>
-        <w:pStyle w:val="Akapitzlist"/>
-        <w:numPr>
-          <w:ilvl w:val="0"/>
-          <w:numId w:val="12"/>
-        </w:numPr>
-        <w:jc w:val="both"/>
-      </w:pPr>
-      <w:r>
-        <w:t>Podczas przesyłania pliku użytkownik powinien móc zdefiniować podstawowe metadane trasy, takie jak nazwa, opis oraz poziom widoczności (prywatna, niepubliczna, publiczna).</w:t>
-      </w:r>
-    </w:p>
-    <w:p>
-      <w:pPr>
-        <w:pStyle w:val="Akapitzlist"/>
-        <w:numPr>
-          <w:ilvl w:val="0"/>
-          <w:numId w:val="12"/>
-        </w:numPr>
-        <w:jc w:val="both"/>
-      </w:pPr>
-      <w:r>
-        <w:t>System musi automatycznie przetwarzać przesłany plik GPX, ekstrahując z niego sekwencję punktów (współrzędne i opcjonalnie wysokość oraz znacznik czasu).</w:t>
-      </w:r>
-    </w:p>
-    <w:p>
-      <w:pPr>
-        <w:pStyle w:val="Akapitzlist"/>
-        <w:numPr>
-          <w:ilvl w:val="0"/>
-          <w:numId w:val="12"/>
-        </w:numPr>
-        <w:jc w:val="both"/>
-      </w:pPr>
-      <w:r>
-        <w:t>Na podstawie wyekstrahowanych punktów, aplikacja musi automatycznie obliczać i zapisywać podstawowe statystyki trasy, w tym: całkowity dystans, łączny czas trwania, prędkość średnią i maksymalną, sumę przewyższeń i spadków</w:t>
-      </w:r>
-    </w:p>
-    <w:p>
-      <w:pPr>
-        <w:pStyle w:val="Akapitzlist"/>
-        <w:numPr>
-          <w:ilvl w:val="0"/>
-          <w:numId w:val="12"/>
-        </w:numPr>
-        <w:jc w:val="both"/>
-      </w:pPr>
-      <w:r>
-        <w:t>Aplikacja musi udostępniać szczegółowy widok trasy, prezentujący jej przebieg na interaktywnej mapie.</w:t>
-      </w:r>
-    </w:p>
-    <w:p>
-      <w:pPr>
-        <w:pStyle w:val="Akapitzlist"/>
-        <w:numPr>
-          <w:ilvl w:val="0"/>
-          <w:numId w:val="12"/>
-        </w:numPr>
-        <w:jc w:val="both"/>
-      </w:pPr>
-      <w:r>
-        <w:t>Szczegółowy widok trasy musi zawierać wizualizację jej profilu w postaci wykresów (np. profil wysokości lub prędkości w funkcji dystansu).</w:t>
-      </w:r>
-    </w:p>
-    <w:p>
-      <w:pPr>
-        <w:pStyle w:val="Akapitzlist"/>
-        <w:numPr>
-          <w:ilvl w:val="0"/>
-          <w:numId w:val="12"/>
-        </w:numPr>
-        <w:jc w:val="both"/>
-      </w:pPr>
-      <w:r>
-        <w:t>Użytkownik będący właścicielem trasy musi mieć możliwość edycji jej nazwy i opisu.</w:t>
-      </w:r>
-    </w:p>
-    <w:p>
-      <w:pPr>
-        <w:pStyle w:val="Akapitzlist"/>
-        <w:numPr>
-          <w:ilvl w:val="0"/>
-          <w:numId w:val="12"/>
-        </w:numPr>
-        <w:jc w:val="both"/>
-      </w:pPr>
-      <w:r>
-        <w:t>Użytkownik musi mieć możliwość trwałego usunięcia tras, których jest właścicielem.</w:t>
-      </w:r>
-    </w:p>
-    <w:p>
-      <w:pPr>
-        <w:pStyle w:val="Akapitzlist"/>
-        <w:numPr>
-          <w:ilvl w:val="0"/>
-          <w:numId w:val="12"/>
-        </w:numPr>
-        <w:jc w:val="both"/>
-      </w:pPr>
-      <w:r>
-        <w:t>System musi udostępniać publiczny panel (widok "Odkrywaj"), na którym prezentowane są wszystkie trasy oznaczone</w:t>
-      </w:r>
-      <w:r>
-        <w:t>,</w:t>
-      </w:r>
-      <w:r>
-        <w:t xml:space="preserve"> jako publiczne, z możliwością ich wyszukiwania i sortowania.</w:t>
-      </w:r>
-    </w:p>
     <w:p/>
+    <w:p>
+      <w:r>
+        <w:t xml:space="preserve">        Proces projektowy aplikacji GeoLog oparto na zbiorze precyzyjnie zdefiniowanych założeń, które podzielono na wymagania funkcjonalne i niefunkcjonalne. Celem było stworzenie kompletnego, niezawodnego i intuicyjnego w obsłudze systemu do zarządzania danymi geolokalizacyjnymi. Poniższe akapity szczegółowo opisują kluczowe wymagania, które zostały zrealizowane w ramach projektu.</w:t>
+      </w:r>
+    </w:p>
+    <w:p/>
+    <w:p>
+      <w:r>
+        <w:t xml:space="preserve">        Pierwszą grupę stanowią wymagania funkcjonalne dotyczące zarządzania użytkownikami. Zaimplementowany system musiał zapewniać możliwość bezpiecznej rejestracji nowego użytkownika za pomocą adresu e-mail, unikalnej nazwy użytkownika i hasła. W celu zapewnienia autentyczności podawanych danych, proces ten został zabezpieczony poprzez mechanizm weryfikacji adresu e-mail, polegający na wysłaniu wiadomości z unikalnym linkiem aktywacyjnym. Po pomyślnej weryfikacji, użytkownik uzyskiwał możliwość zalogowania się do systemu. W ramach zarządzania kontem, system musiał również umożliwiać zalogowanemu użytkownikowi zmianę hasła, warunkowaną podaniem bieżącego hasła, oraz personalizację profilu poprzez wgranie własnego awatara w formacie graficznym.</w:t>
+      </w:r>
+    </w:p>
+    <w:p/>
+    <w:p>
+      <w:r>
+        <w:t xml:space="preserve">        Druga, kluczowa grupa wymagań dotyczyła funkcjonalności związanych z zarządzaniem trasami. Aplikacja musiała oferować dwa sposoby tworzenia tras. Pierwszy z nich to możliwość przesłania przez zalogowanego użytkownika istniejącego pliku w formacie GPX, wraz z metadanymi takimi jak nazwa, opis oraz poziom widoczności (prywatna, niepubliczna, publiczna). System został zobligowany do automatycznego przetworzenia takiego pliku, w tym do ekstrakcji sekwencji punktów (współrzędnych, opcjonalnej wysokości i znacznika czasu). Drugim sposobem tworzenia trasy jest interaktywny kreator, który umożliwia użytkownikowi manualne projektowanie nowej ścieżki poprzez wskazywanie kolejnych punktów na mapie.</w:t>
+      </w:r>
+    </w:p>
+    <w:p/>
+    <w:p>
+      <w:r>
+        <w:t xml:space="preserve">        Niezależnie od sposobu utworzenia trasy, aplikacja miała za zadanie automatycznie obliczać i zapisywać jej podstawowe statystyki, w tym całkowity dystans, sumę przewyższeń i spadków, a dla tras importowanych z plików GPX – również łączny czas trwania oraz prędkość średnią i maksymalną. Zrealizowano również wymaganie dotyczące udostępniania szczegółowego widoku trasy, który prezentuje jej przebieg na interaktywnej </w:t>
+      </w:r>
+      <w:r>
+        <w:lastRenderedPageBreak/>
+        <w:t xml:space="preserve">mapie oraz wizualizuje jej profil wysokościowy lub prędkości na dynamicznych wykresach. Użytkownik będący właścicielem trasy musiał otrzymać możliwość edycji jej nazwy i opisu, a także jej trwałego usunięcia. System miał również udostępniać publiczny panel ("Odkrywaj"), na którym prezentowane są wszystkie trasy </w:t>
+      </w:r>
+      <w:proofErr w:type="gramStart"/>
+      <w:r>
+        <w:t>oznaczone jako</w:t>
+      </w:r>
+      <w:proofErr w:type="gramEnd"/>
+      <w:r>
+        <w:t xml:space="preserve"> publiczne, z funkcjonalnością wyszukiwania i sortowania.</w:t>
+      </w:r>
+    </w:p>
+    <w:p/>
+    <w:p>
+      <w:r>
+        <w:t xml:space="preserve">        Oprócz wymagań funkcjonalnych, zdefiniowano również wymagania niefunkcjonalne, które </w:t>
+      </w:r>
+      <w:proofErr w:type="gramStart"/>
+      <w:r>
+        <w:t>określają jakość</w:t>
+      </w:r>
+      <w:proofErr w:type="gramEnd"/>
+      <w:r>
+        <w:t xml:space="preserve"> działania systemu. Do najważniejszych z nich należały: wydajność, </w:t>
+      </w:r>
+      <w:proofErr w:type="gramStart"/>
+      <w:r>
+        <w:t>rozumiana jako</w:t>
+      </w:r>
+      <w:proofErr w:type="gramEnd"/>
+      <w:r>
+        <w:t xml:space="preserve"> szybki czas odpowiedzi serwera na żądania, zwłaszcza podczas przetwarzania dużych plików GPX; bezpieczeństwo, zapewnione przez </w:t>
+      </w:r>
+      <w:proofErr w:type="spellStart"/>
+      <w:r>
+        <w:t>hashowanie</w:t>
+      </w:r>
+      <w:proofErr w:type="spellEnd"/>
+      <w:r>
+        <w:t xml:space="preserve"> haseł i autoryzację opartą na </w:t>
+      </w:r>
+      <w:proofErr w:type="spellStart"/>
+      <w:r>
+        <w:t>tokenach</w:t>
+      </w:r>
+      <w:proofErr w:type="spellEnd"/>
+      <w:r>
+        <w:t xml:space="preserve"> JWT; oraz użyteczność, osiągnięta dzięki zastosowaniu intuicyjnego i </w:t>
+      </w:r>
+      <w:proofErr w:type="spellStart"/>
+      <w:r>
+        <w:t>responsywnego</w:t>
+      </w:r>
+      <w:proofErr w:type="spellEnd"/>
+      <w:r>
+        <w:t xml:space="preserve"> interfejsu użytkownika, który dostosowuje się do różnych rozmiarów ekranu.</w:t>
+      </w:r>
+    </w:p>
     <w:p/>
     <w:p/>
     <w:p>
@@ -4924,10 +4755,9 @@
           <w:color w:val="000000" w:themeColor="text1"/>
           <w:sz w:val="28"/>
         </w:rPr>
-        <w:lastRenderedPageBreak/>
         <w:t xml:space="preserve"> </w:t>
       </w:r>
-      <w:bookmarkStart w:id="9" w:name="_Toc215681377"/>
+      <w:bookmarkStart w:id="9" w:name="_Toc215766872"/>
       <w:r>
         <w:rPr>
           <w:rFonts w:ascii="Times New Roman" w:hAnsi="Times New Roman" w:cs="Times New Roman"/>
@@ -4961,23 +4791,7 @@
           <w:rFonts w:cs="Times New Roman"/>
           <w:color w:val="000000" w:themeColor="text1"/>
         </w:rPr>
-        <w:t xml:space="preserve">        Projektując architekturę oprogramowania, dąży się do stworzenia struktury, która nie tylko spełnia wymagania funkcjonalne, ale również zapewnia pożądane atrybuty jakościowe, takie jak wydajność, niezawodność i łatwość w modyfikacji [9]. W przypadku aplikacji </w:t>
-      </w:r>
-      <w:proofErr w:type="spellStart"/>
-      <w:r>
-        <w:rPr>
-          <w:rFonts w:cs="Times New Roman"/>
-          <w:color w:val="000000" w:themeColor="text1"/>
-        </w:rPr>
-        <w:t>GeoLog</w:t>
-      </w:r>
-      <w:proofErr w:type="spellEnd"/>
-      <w:r>
-        <w:rPr>
-          <w:rFonts w:cs="Times New Roman"/>
-          <w:color w:val="000000" w:themeColor="text1"/>
-        </w:rPr>
-        <w:t xml:space="preserve">, której zadaniem jest przetwarzanie i wizualizacja danych </w:t>
+        <w:t xml:space="preserve">        Projektując architekturę oprogramowania, dąży się do stworzenia struktury, która nie tylko spełnia wymagania funkcjonalne, ale również zapewnia pożądane atrybuty jakościowe, takie jak wydajność, niezawodność i łatwość w modyfikacji [9]. W przypadku aplikacji GeoLog, której zadaniem jest przetwarzanie i wizualizacja danych </w:t>
       </w:r>
       <w:proofErr w:type="spellStart"/>
       <w:r>
@@ -5021,7 +4835,9 @@
         <w:rPr>
           <w:rFonts w:cs="Times New Roman"/>
           <w:b/>
-          <w:color w:val="000000" w:themeColor="text1"/>
+          <w:noProof/>
+          <w:color w:val="000000" w:themeColor="text1"/>
+          <w:lang w:eastAsia="pl-PL"/>
         </w:rPr>
         <w:drawing>
           <wp:anchor distT="0" distB="0" distL="114300" distR="114300" simplePos="0" relativeHeight="251666432" behindDoc="1" locked="0" layoutInCell="1" allowOverlap="1" wp14:anchorId="677FB7ED" wp14:editId="29BFF1D1">
@@ -5093,18 +4909,8 @@
           <w:b/>
           <w:color w:val="000000" w:themeColor="text1"/>
         </w:rPr>
-        <w:t xml:space="preserve">Rys. 2.1. Ogólny schemat architektury aplikacji </w:t>
-      </w:r>
-      <w:proofErr w:type="spellStart"/>
-      <w:r>
-        <w:rPr>
-          <w:rFonts w:cs="Times New Roman"/>
-          <w:b/>
-          <w:color w:val="000000" w:themeColor="text1"/>
-        </w:rPr>
-        <w:t>GeoLog</w:t>
-      </w:r>
-      <w:proofErr w:type="spellEnd"/>
+        <w:t>Rys. 2.1. Ogólny schemat architektury aplikacji GeoLog</w:t>
+      </w:r>
     </w:p>
     <w:p>
       <w:pPr>
@@ -5169,7 +4975,15 @@
           <w:rFonts w:cs="Times New Roman"/>
           <w:color w:val="000000" w:themeColor="text1"/>
         </w:rPr>
-        <w:t xml:space="preserve"> [11]. Takie podejście, zaimplementowane w projekcie przy użyciu biblioteki React, zapewnia użytkownikowi płynne i </w:t>
+        <w:t xml:space="preserve"> [11]. Takie podejście, zaimplementowane w projekcie przy użyciu biblioteki </w:t>
+      </w:r>
+      <w:r>
+        <w:rPr>
+          <w:rFonts w:cs="Times New Roman"/>
+          <w:color w:val="000000" w:themeColor="text1"/>
+        </w:rPr>
+        <w:lastRenderedPageBreak/>
+        <w:t xml:space="preserve">React, zapewnia użytkownikowi płynne i </w:t>
       </w:r>
       <w:proofErr w:type="spellStart"/>
       <w:r>
@@ -5315,7 +5129,6 @@
           <w:rFonts w:cs="Times New Roman"/>
           <w:color w:val="000000" w:themeColor="text1"/>
         </w:rPr>
-        <w:lastRenderedPageBreak/>
         <w:t xml:space="preserve">        Fundamentem architektury jest warstwa danych, zrealizowana przy użyciu obiektowo-relacyjnego systemu zarządzania bazą danych (SZBD) PostgreSQL. Wybór ten podyktowany był jego zgodnością ze standardem SQL, wysoką wydajnością oraz, co kluczowe dla tego projektu, dostępnością rozszerzenia </w:t>
       </w:r>
       <w:proofErr w:type="spellStart"/>
@@ -5494,7 +5307,7 @@
           <w:b/>
         </w:rPr>
       </w:pPr>
-      <w:bookmarkStart w:id="10" w:name="_Toc215681378"/>
+      <w:bookmarkStart w:id="10" w:name="_Toc215766873"/>
       <w:r>
         <w:rPr>
           <w:rFonts w:ascii="Times New Roman" w:hAnsi="Times New Roman" w:cs="Times New Roman"/>
@@ -5530,37 +5343,7 @@
           <w:rFonts w:cs="Times New Roman"/>
           <w:color w:val="000000" w:themeColor="text1"/>
         </w:rPr>
-        <w:t>Warstwa danych stanowi fundament każdej aplikacji opar</w:t>
-      </w:r>
-      <w:r>
-        <w:rPr>
-          <w:rFonts w:cs="Times New Roman"/>
-          <w:color w:val="000000" w:themeColor="text1"/>
-        </w:rPr>
-        <w:t xml:space="preserve">tej na danych, a jej prawidłowe </w:t>
-      </w:r>
-      <w:r>
-        <w:rPr>
-          <w:rFonts w:cs="Times New Roman"/>
-          <w:color w:val="000000" w:themeColor="text1"/>
-        </w:rPr>
-        <w:t xml:space="preserve">zaprojektowanie ma kluczowy wpływ na integralność, wydajność i skalowalność całego systemu. W projekcie aplikacji </w:t>
-      </w:r>
-      <w:proofErr w:type="spellStart"/>
-      <w:r>
-        <w:rPr>
-          <w:rFonts w:cs="Times New Roman"/>
-          <w:color w:val="000000" w:themeColor="text1"/>
-        </w:rPr>
-        <w:t>GeoLog</w:t>
-      </w:r>
-      <w:proofErr w:type="spellEnd"/>
-      <w:r>
-        <w:rPr>
-          <w:rFonts w:cs="Times New Roman"/>
-          <w:color w:val="000000" w:themeColor="text1"/>
-        </w:rPr>
-        <w:t xml:space="preserve"> zastosowano relacyjny model danych, który, jak opisuje Thomas </w:t>
+        <w:t xml:space="preserve">Warstwa danych stanowi fundament każdej aplikacji opartej na danych, a jej prawidłowe zaprojektowanie ma kluczowy wpływ na integralność, wydajność i skalowalność całego systemu. W projekcie aplikacji GeoLog zastosowano relacyjny model danych, który, jak opisuje Thomas </w:t>
       </w:r>
       <w:proofErr w:type="spellStart"/>
       <w:r>
@@ -5731,23 +5514,39 @@
           <w:rFonts w:cs="Times New Roman"/>
           <w:color w:val="000000" w:themeColor="text1"/>
         </w:rPr>
-        <w:t xml:space="preserve">) oraz zaawansowane możliwości rozszerzania funkcjonalności [17]. Kluczowym elementem implementacji było wykorzystanie rozszerzenia </w:t>
-      </w:r>
-      <w:proofErr w:type="spellStart"/>
-      <w:r>
-        <w:rPr>
-          <w:rFonts w:cs="Times New Roman"/>
-          <w:color w:val="000000" w:themeColor="text1"/>
-        </w:rPr>
-        <w:t>PostGIS</w:t>
-      </w:r>
-      <w:proofErr w:type="spellEnd"/>
-      <w:r>
-        <w:rPr>
-          <w:rFonts w:cs="Times New Roman"/>
-          <w:color w:val="000000" w:themeColor="text1"/>
-        </w:rPr>
-        <w:t xml:space="preserve">, które wprowadza obsługę typów i funkcji </w:t>
+        <w:t xml:space="preserve">) oraz zaawansowane możliwości rozszerzania funkcjonalności [17]. Kluczowym elementem implementacji było wykorzystanie rozszerzeń </w:t>
+      </w:r>
+      <w:proofErr w:type="spellStart"/>
+      <w:r>
+        <w:rPr>
+          <w:rFonts w:cs="Times New Roman"/>
+          <w:color w:val="000000" w:themeColor="text1"/>
+        </w:rPr>
+        <w:t>postgis</w:t>
+      </w:r>
+      <w:proofErr w:type="spellEnd"/>
+      <w:r>
+        <w:rPr>
+          <w:rFonts w:cs="Times New Roman"/>
+          <w:color w:val="000000" w:themeColor="text1"/>
+        </w:rPr>
+        <w:t xml:space="preserve"> oraz </w:t>
+      </w:r>
+      <w:proofErr w:type="spellStart"/>
+      <w:r>
+        <w:rPr>
+          <w:rFonts w:cs="Times New Roman"/>
+          <w:color w:val="000000" w:themeColor="text1"/>
+        </w:rPr>
+        <w:t>uuid-ossp</w:t>
+      </w:r>
+      <w:proofErr w:type="spellEnd"/>
+      <w:r>
+        <w:rPr>
+          <w:rFonts w:cs="Times New Roman"/>
+          <w:color w:val="000000" w:themeColor="text1"/>
+        </w:rPr>
+        <w:t xml:space="preserve">. Pierwsze z nich wprowadza obsługę typów i funkcji </w:t>
       </w:r>
       <w:proofErr w:type="spellStart"/>
       <w:r>
@@ -5771,6 +5570,7 @@
           <w:rFonts w:cs="Times New Roman"/>
           <w:color w:val="000000" w:themeColor="text1"/>
         </w:rPr>
+        <w:lastRenderedPageBreak/>
         <w:t>Feature</w:t>
       </w:r>
       <w:proofErr w:type="spellEnd"/>
@@ -5795,112 +5595,28 @@
           <w:rFonts w:cs="Times New Roman"/>
           <w:color w:val="000000" w:themeColor="text1"/>
         </w:rPr>
-        <w:t xml:space="preserve"> Consortium (OGC). Umożliwiło to natywne i wydajne przechowywanie danych geograficznych, co jest fundamentalne dla głównego celu aplikacji [13]. Szczegółową strukturę bazy danych przedstawiono na diagramie encji-związków (rys. 2.2).</w:t>
-      </w:r>
-    </w:p>
-    <w:p>
-      <w:pPr>
-        <w:ind w:left="709" w:hanging="709"/>
-        <w:jc w:val="both"/>
-        <w:rPr>
-          <w:rFonts w:cs="Times New Roman"/>
-          <w:color w:val="000000" w:themeColor="text1"/>
-        </w:rPr>
-      </w:pPr>
-    </w:p>
-    <w:p>
-      <w:pPr>
-        <w:ind w:left="709" w:hanging="709"/>
-        <w:jc w:val="both"/>
-        <w:rPr>
-          <w:rFonts w:cs="Times New Roman"/>
-          <w:color w:val="000000" w:themeColor="text1"/>
-        </w:rPr>
-      </w:pPr>
-    </w:p>
-    <w:p>
-      <w:pPr>
-        <w:ind w:left="709" w:hanging="709"/>
-        <w:jc w:val="both"/>
-        <w:rPr>
-          <w:rFonts w:cs="Times New Roman"/>
-          <w:color w:val="000000" w:themeColor="text1"/>
-        </w:rPr>
-      </w:pPr>
-    </w:p>
-    <w:p>
-      <w:pPr>
-        <w:ind w:left="709" w:hanging="709"/>
-        <w:jc w:val="both"/>
-        <w:rPr>
-          <w:rFonts w:cs="Times New Roman"/>
-          <w:color w:val="000000" w:themeColor="text1"/>
-        </w:rPr>
-      </w:pPr>
-    </w:p>
-    <w:p>
-      <w:pPr>
-        <w:ind w:left="709" w:hanging="709"/>
-        <w:jc w:val="both"/>
-        <w:rPr>
-          <w:rFonts w:cs="Times New Roman"/>
-          <w:color w:val="000000" w:themeColor="text1"/>
-        </w:rPr>
-      </w:pPr>
-    </w:p>
-    <w:p>
-      <w:pPr>
-        <w:ind w:left="709" w:hanging="709"/>
-        <w:jc w:val="both"/>
-        <w:rPr>
-          <w:rFonts w:cs="Times New Roman"/>
-          <w:color w:val="000000" w:themeColor="text1"/>
-        </w:rPr>
-      </w:pPr>
-    </w:p>
-    <w:p>
-      <w:pPr>
-        <w:ind w:left="709" w:hanging="709"/>
-        <w:jc w:val="both"/>
-        <w:rPr>
-          <w:rFonts w:cs="Times New Roman"/>
-          <w:color w:val="000000" w:themeColor="text1"/>
-        </w:rPr>
-      </w:pPr>
-    </w:p>
-    <w:p>
-      <w:pPr>
-        <w:ind w:left="709" w:hanging="709"/>
-        <w:jc w:val="both"/>
-        <w:rPr>
-          <w:rFonts w:cs="Times New Roman"/>
-          <w:color w:val="000000" w:themeColor="text1"/>
-        </w:rPr>
-      </w:pPr>
-    </w:p>
-    <w:p>
-      <w:pPr>
-        <w:ind w:left="709" w:hanging="709"/>
-        <w:jc w:val="both"/>
-        <w:rPr>
-          <w:rFonts w:cs="Times New Roman"/>
-          <w:color w:val="000000" w:themeColor="text1"/>
-        </w:rPr>
-      </w:pPr>
-    </w:p>
-    <w:p>
-      <w:pPr>
-        <w:ind w:left="709" w:hanging="709"/>
-        <w:jc w:val="both"/>
-        <w:rPr>
-          <w:rFonts w:cs="Times New Roman"/>
-          <w:color w:val="000000" w:themeColor="text1"/>
-        </w:rPr>
-      </w:pPr>
-    </w:p>
-    <w:p>
-      <w:pPr>
-        <w:ind w:left="709" w:hanging="709"/>
+        <w:t xml:space="preserve"> Consortium (OGC), co jest fundamentalne dla głównego celu aplikacji [13]. Drugie natomiast dostarcza funkcje do generowania uniwersalnie unikalnych identyfikatorów (UUID), które </w:t>
+      </w:r>
+      <w:proofErr w:type="gramStart"/>
+      <w:r>
+        <w:rPr>
+          <w:rFonts w:cs="Times New Roman"/>
+          <w:color w:val="000000" w:themeColor="text1"/>
+        </w:rPr>
+        <w:t>zastosowano jako</w:t>
+      </w:r>
+      <w:proofErr w:type="gramEnd"/>
+      <w:r>
+        <w:rPr>
+          <w:rFonts w:cs="Times New Roman"/>
+          <w:color w:val="000000" w:themeColor="text1"/>
+        </w:rPr>
+        <w:t xml:space="preserve"> klucze główne w głównych tabelach. Szczegółową strukturę bazy danych przedstawiono na diagramie encji-związków (rys. 2.2).</w:t>
+      </w:r>
+    </w:p>
+    <w:p>
+      <w:pPr>
+        <w:ind w:firstLine="432"/>
         <w:jc w:val="both"/>
         <w:rPr>
           <w:rFonts w:cs="Times New Roman"/>
@@ -5924,7 +5640,6 @@
           <w:b/>
           <w:color w:val="000000" w:themeColor="text1"/>
         </w:rPr>
-        <w:lastRenderedPageBreak/>
         <w:t>Rys 2.1 Diagram ERD bazy danych</w:t>
       </w:r>
     </w:p>
@@ -5999,6 +5714,175 @@
     </w:p>
     <w:p>
       <w:pPr>
+        <w:ind w:firstLine="709"/>
+        <w:jc w:val="both"/>
+        <w:rPr>
+          <w:rFonts w:cs="Times New Roman"/>
+          <w:color w:val="000000" w:themeColor="text1"/>
+        </w:rPr>
+      </w:pPr>
+      <w:r>
+        <w:rPr>
+          <w:rFonts w:cs="Times New Roman"/>
+          <w:color w:val="000000" w:themeColor="text1"/>
+        </w:rPr>
+        <w:t xml:space="preserve">Tabela </w:t>
+      </w:r>
+      <w:proofErr w:type="spellStart"/>
+      <w:proofErr w:type="gramStart"/>
+      <w:r>
+        <w:rPr>
+          <w:rFonts w:cs="Times New Roman"/>
+          <w:color w:val="000000" w:themeColor="text1"/>
+        </w:rPr>
+        <w:t>users</w:t>
+      </w:r>
+      <w:proofErr w:type="spellEnd"/>
+      <w:r>
+        <w:rPr>
+          <w:rFonts w:cs="Times New Roman"/>
+          <w:color w:val="000000" w:themeColor="text1"/>
+        </w:rPr>
+        <w:t xml:space="preserve"> </w:t>
+      </w:r>
+      <w:r>
+        <w:rPr>
+          <w:rFonts w:cs="Times New Roman"/>
+          <w:color w:val="000000" w:themeColor="text1"/>
+        </w:rPr>
+        <w:t xml:space="preserve"> jest</w:t>
+      </w:r>
+      <w:proofErr w:type="gramEnd"/>
+      <w:r>
+        <w:rPr>
+          <w:rFonts w:cs="Times New Roman"/>
+          <w:color w:val="000000" w:themeColor="text1"/>
+        </w:rPr>
+        <w:t xml:space="preserve"> odpowiedzialna za przechowywanie informacji o kontach użytkowników. Każdy rekord jest jednoznacznie identyfikowany przez klucz główny id typu </w:t>
+      </w:r>
+      <w:proofErr w:type="spellStart"/>
+      <w:r>
+        <w:rPr>
+          <w:rFonts w:cs="Times New Roman"/>
+          <w:color w:val="000000" w:themeColor="text1"/>
+        </w:rPr>
+        <w:t>uuid</w:t>
+      </w:r>
+      <w:proofErr w:type="spellEnd"/>
+      <w:r>
+        <w:rPr>
+          <w:rFonts w:cs="Times New Roman"/>
+          <w:color w:val="000000" w:themeColor="text1"/>
+        </w:rPr>
+        <w:t xml:space="preserve">, którego wartość jest automatycznie generowana przy tworzeniu nowego rekordu. W tabeli znajdują się dane niezbędne do procesu uwierzytelniania, takie jak email oraz </w:t>
+      </w:r>
+      <w:proofErr w:type="spellStart"/>
+      <w:r>
+        <w:rPr>
+          <w:rFonts w:cs="Times New Roman"/>
+          <w:color w:val="000000" w:themeColor="text1"/>
+        </w:rPr>
+        <w:t>username</w:t>
+      </w:r>
+      <w:proofErr w:type="spellEnd"/>
+      <w:r>
+        <w:rPr>
+          <w:rFonts w:cs="Times New Roman"/>
+          <w:color w:val="000000" w:themeColor="text1"/>
+        </w:rPr>
+        <w:t xml:space="preserve">, dla których zdefiniowano więzy unikalności (UNIQUE), aby zapobiec duplikacji kont. Kolumna </w:t>
+      </w:r>
+      <w:proofErr w:type="spellStart"/>
+      <w:r>
+        <w:rPr>
+          <w:rFonts w:cs="Times New Roman"/>
+          <w:color w:val="000000" w:themeColor="text1"/>
+        </w:rPr>
+        <w:t>hashed_password</w:t>
+      </w:r>
+      <w:proofErr w:type="spellEnd"/>
+      <w:r>
+        <w:rPr>
+          <w:rFonts w:cs="Times New Roman"/>
+          <w:color w:val="000000" w:themeColor="text1"/>
+        </w:rPr>
+        <w:t xml:space="preserve"> przechowuje skrót hasła użytkownika, wygenerowany jednostronną funkcją kryptograficzną </w:t>
+      </w:r>
+      <w:proofErr w:type="spellStart"/>
+      <w:r>
+        <w:rPr>
+          <w:rFonts w:cs="Times New Roman"/>
+          <w:color w:val="000000" w:themeColor="text1"/>
+        </w:rPr>
+        <w:t>BCrypt</w:t>
+      </w:r>
+      <w:proofErr w:type="spellEnd"/>
+      <w:r>
+        <w:rPr>
+          <w:rFonts w:cs="Times New Roman"/>
+          <w:color w:val="000000" w:themeColor="text1"/>
+        </w:rPr>
+        <w:t xml:space="preserve">, co jest zgodne z najlepszymi praktykami bezpieczeństwa w zakresie przechowywania danych uwierzytelniających [18]. Tabela </w:t>
+      </w:r>
+      <w:r>
+        <w:rPr>
+          <w:rFonts w:cs="Times New Roman"/>
+          <w:color w:val="000000" w:themeColor="text1"/>
+        </w:rPr>
+        <w:lastRenderedPageBreak/>
+        <w:t>zawiera również pola wspierające proces weryfikacji konta (</w:t>
+      </w:r>
+      <w:proofErr w:type="spellStart"/>
+      <w:r>
+        <w:rPr>
+          <w:rFonts w:cs="Times New Roman"/>
+          <w:color w:val="000000" w:themeColor="text1"/>
+        </w:rPr>
+        <w:t>verification_token</w:t>
+      </w:r>
+      <w:proofErr w:type="spellEnd"/>
+      <w:r>
+        <w:rPr>
+          <w:rFonts w:cs="Times New Roman"/>
+          <w:color w:val="000000" w:themeColor="text1"/>
+        </w:rPr>
+        <w:t xml:space="preserve">, </w:t>
+      </w:r>
+      <w:proofErr w:type="spellStart"/>
+      <w:r>
+        <w:rPr>
+          <w:rFonts w:cs="Times New Roman"/>
+          <w:color w:val="000000" w:themeColor="text1"/>
+        </w:rPr>
+        <w:t>verified_at</w:t>
+      </w:r>
+      <w:proofErr w:type="spellEnd"/>
+      <w:r>
+        <w:rPr>
+          <w:rFonts w:cs="Times New Roman"/>
+          <w:color w:val="000000" w:themeColor="text1"/>
+        </w:rPr>
+        <w:t>) oraz personalizację profilu (</w:t>
+      </w:r>
+      <w:proofErr w:type="spellStart"/>
+      <w:r>
+        <w:rPr>
+          <w:rFonts w:cs="Times New Roman"/>
+          <w:color w:val="000000" w:themeColor="text1"/>
+        </w:rPr>
+        <w:t>avatar_url</w:t>
+      </w:r>
+      <w:proofErr w:type="spellEnd"/>
+      <w:r>
+        <w:rPr>
+          <w:rFonts w:cs="Times New Roman"/>
+          <w:color w:val="000000" w:themeColor="text1"/>
+        </w:rPr>
+        <w:t>).</w:t>
+      </w:r>
+    </w:p>
+    <w:p>
+      <w:pPr>
         <w:ind w:left="709" w:hanging="709"/>
         <w:jc w:val="both"/>
         <w:rPr>
@@ -6006,12 +5890,125 @@
           <w:color w:val="000000" w:themeColor="text1"/>
         </w:rPr>
       </w:pPr>
-      <w:r>
-        <w:rPr>
-          <w:rFonts w:cs="Times New Roman"/>
-          <w:color w:val="000000" w:themeColor="text1"/>
-        </w:rPr>
-        <w:t xml:space="preserve">        Baza danych składa się z czterech głównych tabel, których struktura i przeznaczenie zostały opisane poniżej:</w:t>
+    </w:p>
+    <w:p>
+      <w:pPr>
+        <w:ind w:firstLine="709"/>
+        <w:jc w:val="both"/>
+        <w:rPr>
+          <w:rFonts w:cs="Times New Roman"/>
+          <w:color w:val="000000" w:themeColor="text1"/>
+        </w:rPr>
+      </w:pPr>
+      <w:r>
+        <w:rPr>
+          <w:rFonts w:cs="Times New Roman"/>
+          <w:color w:val="000000" w:themeColor="text1"/>
+        </w:rPr>
+        <w:t xml:space="preserve">Tabela </w:t>
+      </w:r>
+      <w:proofErr w:type="spellStart"/>
+      <w:r>
+        <w:rPr>
+          <w:rFonts w:cs="Times New Roman"/>
+          <w:color w:val="000000" w:themeColor="text1"/>
+        </w:rPr>
+        <w:t>routes</w:t>
+      </w:r>
+      <w:proofErr w:type="spellEnd"/>
+      <w:r>
+        <w:rPr>
+          <w:rFonts w:cs="Times New Roman"/>
+          <w:color w:val="000000" w:themeColor="text1"/>
+        </w:rPr>
+        <w:t xml:space="preserve"> </w:t>
+      </w:r>
+      <w:r>
+        <w:rPr>
+          <w:rFonts w:cs="Times New Roman"/>
+          <w:color w:val="000000" w:themeColor="text1"/>
+        </w:rPr>
+        <w:t xml:space="preserve">to centralna encja aplikacji, agregująca metadane każdej zapisanej trasy. Tabela połączona jest z tabelą </w:t>
+      </w:r>
+      <w:proofErr w:type="spellStart"/>
+      <w:r>
+        <w:rPr>
+          <w:rFonts w:cs="Times New Roman"/>
+          <w:color w:val="000000" w:themeColor="text1"/>
+        </w:rPr>
+        <w:t>users</w:t>
+      </w:r>
+      <w:proofErr w:type="spellEnd"/>
+      <w:r>
+        <w:rPr>
+          <w:rFonts w:cs="Times New Roman"/>
+          <w:color w:val="000000" w:themeColor="text1"/>
+        </w:rPr>
+        <w:t xml:space="preserve"> relacją jeden-do-wielu za pośrednictwem klucza obcego </w:t>
+      </w:r>
+      <w:proofErr w:type="spellStart"/>
+      <w:r>
+        <w:rPr>
+          <w:rFonts w:cs="Times New Roman"/>
+          <w:color w:val="000000" w:themeColor="text1"/>
+        </w:rPr>
+        <w:t>user_id</w:t>
+      </w:r>
+      <w:proofErr w:type="spellEnd"/>
+      <w:r>
+        <w:rPr>
+          <w:rFonts w:cs="Times New Roman"/>
+          <w:color w:val="000000" w:themeColor="text1"/>
+        </w:rPr>
+        <w:t xml:space="preserve">, co gwarantuje, że każda trasa musi być przypisana do istniejącego użytkownika. Integralność referencyjna jest wzmocniona przez zastosowanie klauzuli ON DELETE CASCADE, co oznacza, że usunięcie rekordu użytkownika automatycznie spowoduje usunięcie wszystkich powiązanych z nim tras. W tabeli znajdują się takie atrybuty jak </w:t>
+      </w:r>
+      <w:proofErr w:type="spellStart"/>
+      <w:r>
+        <w:rPr>
+          <w:rFonts w:cs="Times New Roman"/>
+          <w:color w:val="000000" w:themeColor="text1"/>
+        </w:rPr>
+        <w:t>name</w:t>
+      </w:r>
+      <w:proofErr w:type="spellEnd"/>
+      <w:r>
+        <w:rPr>
+          <w:rFonts w:cs="Times New Roman"/>
+          <w:color w:val="000000" w:themeColor="text1"/>
+        </w:rPr>
+        <w:t xml:space="preserve"> (nazwa trasy), </w:t>
+      </w:r>
+      <w:proofErr w:type="spellStart"/>
+      <w:r>
+        <w:rPr>
+          <w:rFonts w:cs="Times New Roman"/>
+          <w:color w:val="000000" w:themeColor="text1"/>
+        </w:rPr>
+        <w:t>description</w:t>
+      </w:r>
+      <w:proofErr w:type="spellEnd"/>
+      <w:r>
+        <w:rPr>
+          <w:rFonts w:cs="Times New Roman"/>
+          <w:color w:val="000000" w:themeColor="text1"/>
+        </w:rPr>
+        <w:t xml:space="preserve"> (opis) oraz </w:t>
+      </w:r>
+      <w:proofErr w:type="spellStart"/>
+      <w:r>
+        <w:rPr>
+          <w:rFonts w:cs="Times New Roman"/>
+          <w:color w:val="000000" w:themeColor="text1"/>
+        </w:rPr>
+        <w:t>visibility</w:t>
+      </w:r>
+      <w:proofErr w:type="spellEnd"/>
+      <w:r>
+        <w:rPr>
+          <w:rFonts w:cs="Times New Roman"/>
+          <w:color w:val="000000" w:themeColor="text1"/>
+        </w:rPr>
+        <w:t xml:space="preserve"> (poziom widoczności), który jest kluczowy dla logiki autoryzacji dostępu do zasobu.</w:t>
       </w:r>
     </w:p>
     <w:p>
@@ -6023,6 +6020,16 @@
           <w:color w:val="000000" w:themeColor="text1"/>
         </w:rPr>
       </w:pPr>
+    </w:p>
+    <w:p>
+      <w:pPr>
+        <w:ind w:firstLine="709"/>
+        <w:jc w:val="both"/>
+        <w:rPr>
+          <w:rFonts w:cs="Times New Roman"/>
+          <w:color w:val="000000" w:themeColor="text1"/>
+        </w:rPr>
+      </w:pPr>
       <w:r>
         <w:rPr>
           <w:rFonts w:cs="Times New Roman"/>
@@ -6036,79 +6043,230 @@
           <w:rFonts w:cs="Times New Roman"/>
           <w:color w:val="000000" w:themeColor="text1"/>
         </w:rPr>
-        <w:t>Users</w:t>
-      </w:r>
-      <w:proofErr w:type="spellEnd"/>
-      <w:r>
-        <w:rPr>
-          <w:rFonts w:cs="Times New Roman"/>
-          <w:color w:val="000000" w:themeColor="text1"/>
-        </w:rPr>
-        <w:t xml:space="preserve"> – przechowuje informacje o kontach użytkowników. Każdy rekord jest jednoznacznie identyfikowany przez klucz główny Id typu UUID. W tabeli znajdują się dane niezbędne do procesu uwierzytelniania, takie jak </w:t>
-      </w:r>
-      <w:proofErr w:type="spellStart"/>
-      <w:r>
-        <w:rPr>
-          <w:rFonts w:cs="Times New Roman"/>
-          <w:color w:val="000000" w:themeColor="text1"/>
-        </w:rPr>
-        <w:t>HashedPassword</w:t>
-      </w:r>
-      <w:proofErr w:type="spellEnd"/>
-      <w:r>
-        <w:rPr>
-          <w:rFonts w:cs="Times New Roman"/>
-          <w:color w:val="000000" w:themeColor="text1"/>
-        </w:rPr>
-        <w:t xml:space="preserve"> (skrót hasła wygenerowany jednostronną funkcją </w:t>
-      </w:r>
-      <w:proofErr w:type="spellStart"/>
-      <w:r>
-        <w:rPr>
-          <w:rFonts w:cs="Times New Roman"/>
-          <w:color w:val="000000" w:themeColor="text1"/>
-        </w:rPr>
-        <w:t>BCrypt</w:t>
-      </w:r>
-      <w:proofErr w:type="spellEnd"/>
-      <w:r>
-        <w:rPr>
-          <w:rFonts w:cs="Times New Roman"/>
-          <w:color w:val="000000" w:themeColor="text1"/>
-        </w:rPr>
-        <w:t xml:space="preserve">) i Email, a także dane profilowe. Zastosowanie algorytmu </w:t>
-      </w:r>
-      <w:proofErr w:type="spellStart"/>
-      <w:r>
-        <w:rPr>
-          <w:rFonts w:cs="Times New Roman"/>
-          <w:color w:val="000000" w:themeColor="text1"/>
-        </w:rPr>
-        <w:t>BCrypt</w:t>
-      </w:r>
-      <w:proofErr w:type="spellEnd"/>
-      <w:r>
-        <w:rPr>
-          <w:rFonts w:cs="Times New Roman"/>
-          <w:color w:val="000000" w:themeColor="text1"/>
-        </w:rPr>
-        <w:t xml:space="preserve"> jest zgodne z najlepszymi praktykami bezpieczeństwa, ponieważ jego adaptacyjny charakter znacząco utrudnia ataki typu </w:t>
-      </w:r>
-      <w:proofErr w:type="spellStart"/>
-      <w:r>
-        <w:rPr>
-          <w:rFonts w:cs="Times New Roman"/>
-          <w:color w:val="000000" w:themeColor="text1"/>
-        </w:rPr>
-        <w:t>brute-force</w:t>
-      </w:r>
-      <w:proofErr w:type="spellEnd"/>
-      <w:r>
-        <w:rPr>
-          <w:rFonts w:cs="Times New Roman"/>
-          <w:color w:val="000000" w:themeColor="text1"/>
-        </w:rPr>
-        <w:t xml:space="preserve"> [18].</w:t>
+        <w:t>route_points</w:t>
+      </w:r>
+      <w:proofErr w:type="spellEnd"/>
+      <w:r>
+        <w:rPr>
+          <w:rFonts w:cs="Times New Roman"/>
+          <w:color w:val="000000" w:themeColor="text1"/>
+        </w:rPr>
+        <w:t xml:space="preserve"> </w:t>
+      </w:r>
+      <w:r>
+        <w:rPr>
+          <w:rFonts w:cs="Times New Roman"/>
+          <w:color w:val="000000" w:themeColor="text1"/>
+        </w:rPr>
+        <w:t xml:space="preserve">zawiera sekwencję punktów geograficznych dla każdej trasy i jest połączona z tabelą </w:t>
+      </w:r>
+      <w:proofErr w:type="spellStart"/>
+      <w:r>
+        <w:rPr>
+          <w:rFonts w:cs="Times New Roman"/>
+          <w:color w:val="000000" w:themeColor="text1"/>
+        </w:rPr>
+        <w:t>routes</w:t>
+      </w:r>
+      <w:proofErr w:type="spellEnd"/>
+      <w:r>
+        <w:rPr>
+          <w:rFonts w:cs="Times New Roman"/>
+          <w:color w:val="000000" w:themeColor="text1"/>
+        </w:rPr>
+        <w:t xml:space="preserve"> relacją jeden-do-wielu poprzez klucz obcy </w:t>
+      </w:r>
+      <w:proofErr w:type="spellStart"/>
+      <w:r>
+        <w:rPr>
+          <w:rFonts w:cs="Times New Roman"/>
+          <w:color w:val="000000" w:themeColor="text1"/>
+        </w:rPr>
+        <w:t>route_id</w:t>
+      </w:r>
+      <w:proofErr w:type="spellEnd"/>
+      <w:r>
+        <w:rPr>
+          <w:rFonts w:cs="Times New Roman"/>
+          <w:color w:val="000000" w:themeColor="text1"/>
+        </w:rPr>
+        <w:t xml:space="preserve">, również z opcją kaskadowego usuwania. Kluczowym atrybutem jest kolumna </w:t>
+      </w:r>
+      <w:proofErr w:type="spellStart"/>
+      <w:r>
+        <w:rPr>
+          <w:rFonts w:cs="Times New Roman"/>
+          <w:color w:val="000000" w:themeColor="text1"/>
+        </w:rPr>
+        <w:t>location</w:t>
+      </w:r>
+      <w:proofErr w:type="spellEnd"/>
+      <w:r>
+        <w:rPr>
+          <w:rFonts w:cs="Times New Roman"/>
+          <w:color w:val="000000" w:themeColor="text1"/>
+        </w:rPr>
+        <w:t xml:space="preserve">, </w:t>
+      </w:r>
+      <w:proofErr w:type="gramStart"/>
+      <w:r>
+        <w:rPr>
+          <w:rFonts w:cs="Times New Roman"/>
+          <w:color w:val="000000" w:themeColor="text1"/>
+        </w:rPr>
+        <w:t>zdefiniowana jako</w:t>
+      </w:r>
+      <w:proofErr w:type="gramEnd"/>
+      <w:r>
+        <w:rPr>
+          <w:rFonts w:cs="Times New Roman"/>
+          <w:color w:val="000000" w:themeColor="text1"/>
+        </w:rPr>
+        <w:t xml:space="preserve"> typ </w:t>
+      </w:r>
+      <w:proofErr w:type="spellStart"/>
+      <w:r>
+        <w:rPr>
+          <w:rFonts w:cs="Times New Roman"/>
+          <w:color w:val="000000" w:themeColor="text1"/>
+        </w:rPr>
+        <w:t>geography</w:t>
+      </w:r>
+      <w:proofErr w:type="spellEnd"/>
+      <w:r>
+        <w:rPr>
+          <w:rFonts w:cs="Times New Roman"/>
+          <w:color w:val="000000" w:themeColor="text1"/>
+        </w:rPr>
+        <w:t>(</w:t>
+      </w:r>
+      <w:proofErr w:type="spellStart"/>
+      <w:r>
+        <w:rPr>
+          <w:rFonts w:cs="Times New Roman"/>
+          <w:color w:val="000000" w:themeColor="text1"/>
+        </w:rPr>
+        <w:t>PointZ</w:t>
+      </w:r>
+      <w:proofErr w:type="spellEnd"/>
+      <w:r>
+        <w:rPr>
+          <w:rFonts w:cs="Times New Roman"/>
+          <w:color w:val="000000" w:themeColor="text1"/>
+        </w:rPr>
+        <w:t xml:space="preserve">, 4326). Wybór typu GEOGRAPHY był świadomą decyzją projektową, podyktowaną potrzebą wykonywania precyzyjnych obliczeń odległości na sferoidzie ziemskiej [13]. Komponent Z umożliwia przechowywanie wysokości n.p.m., a identyfikator SRID 4326 jednoznacznie określa system odniesienia </w:t>
+      </w:r>
+      <w:proofErr w:type="gramStart"/>
+      <w:r>
+        <w:rPr>
+          <w:rFonts w:cs="Times New Roman"/>
+          <w:color w:val="000000" w:themeColor="text1"/>
+        </w:rPr>
+        <w:t>przestrzennego jako</w:t>
+      </w:r>
+      <w:proofErr w:type="gramEnd"/>
+      <w:r>
+        <w:rPr>
+          <w:rFonts w:cs="Times New Roman"/>
+          <w:color w:val="000000" w:themeColor="text1"/>
+        </w:rPr>
+        <w:t xml:space="preserve"> WGS 84. W celu optymalizacji zapytań przestrzennych, na tej kolumnie został założony specjalistyczny indeks typu </w:t>
+      </w:r>
+      <w:proofErr w:type="spellStart"/>
+      <w:r>
+        <w:rPr>
+          <w:rFonts w:cs="Times New Roman"/>
+          <w:color w:val="000000" w:themeColor="text1"/>
+        </w:rPr>
+        <w:t>GiST</w:t>
+      </w:r>
+      <w:proofErr w:type="spellEnd"/>
+      <w:r>
+        <w:rPr>
+          <w:rFonts w:cs="Times New Roman"/>
+          <w:color w:val="000000" w:themeColor="text1"/>
+        </w:rPr>
+        <w:t xml:space="preserve"> (</w:t>
+      </w:r>
+      <w:proofErr w:type="spellStart"/>
+      <w:r>
+        <w:rPr>
+          <w:rFonts w:cs="Times New Roman"/>
+          <w:color w:val="000000" w:themeColor="text1"/>
+        </w:rPr>
+        <w:t>Generalized</w:t>
+      </w:r>
+      <w:proofErr w:type="spellEnd"/>
+      <w:r>
+        <w:rPr>
+          <w:rFonts w:cs="Times New Roman"/>
+          <w:color w:val="000000" w:themeColor="text1"/>
+        </w:rPr>
+        <w:t xml:space="preserve"> </w:t>
+      </w:r>
+      <w:proofErr w:type="spellStart"/>
+      <w:r>
+        <w:rPr>
+          <w:rFonts w:cs="Times New Roman"/>
+          <w:color w:val="000000" w:themeColor="text1"/>
+        </w:rPr>
+        <w:t>Search</w:t>
+      </w:r>
+      <w:proofErr w:type="spellEnd"/>
+      <w:r>
+        <w:rPr>
+          <w:rFonts w:cs="Times New Roman"/>
+          <w:color w:val="000000" w:themeColor="text1"/>
+        </w:rPr>
+        <w:t xml:space="preserve"> </w:t>
+      </w:r>
+      <w:proofErr w:type="spellStart"/>
+      <w:r>
+        <w:rPr>
+          <w:rFonts w:cs="Times New Roman"/>
+          <w:color w:val="000000" w:themeColor="text1"/>
+        </w:rPr>
+        <w:t>Tree</w:t>
+      </w:r>
+      <w:proofErr w:type="spellEnd"/>
+      <w:r>
+        <w:rPr>
+          <w:rFonts w:cs="Times New Roman"/>
+          <w:color w:val="000000" w:themeColor="text1"/>
+        </w:rPr>
+        <w:t>). Integralność sekwencji punktów w ramach jednej trasy jest zapewniona przez więzy unikalności na parze kolumn (</w:t>
+      </w:r>
+      <w:proofErr w:type="spellStart"/>
+      <w:r>
+        <w:rPr>
+          <w:rFonts w:cs="Times New Roman"/>
+          <w:color w:val="000000" w:themeColor="text1"/>
+        </w:rPr>
+        <w:t>route_id</w:t>
+      </w:r>
+      <w:proofErr w:type="spellEnd"/>
+      <w:r>
+        <w:rPr>
+          <w:rFonts w:cs="Times New Roman"/>
+          <w:color w:val="000000" w:themeColor="text1"/>
+        </w:rPr>
+        <w:t xml:space="preserve">, </w:t>
+      </w:r>
+      <w:proofErr w:type="spellStart"/>
+      <w:r>
+        <w:rPr>
+          <w:rFonts w:cs="Times New Roman"/>
+          <w:color w:val="000000" w:themeColor="text1"/>
+        </w:rPr>
+        <w:t>sequence</w:t>
+      </w:r>
+      <w:proofErr w:type="spellEnd"/>
+      <w:r>
+        <w:rPr>
+          <w:rFonts w:cs="Times New Roman"/>
+          <w:color w:val="000000" w:themeColor="text1"/>
+        </w:rPr>
+        <w:t>).</w:t>
       </w:r>
     </w:p>
     <w:p>
@@ -6123,7 +6281,7 @@
     </w:p>
     <w:p>
       <w:pPr>
-        <w:ind w:left="709" w:hanging="709"/>
+        <w:ind w:firstLine="432"/>
         <w:jc w:val="both"/>
         <w:rPr>
           <w:rFonts w:cs="Times New Roman"/>
@@ -6135,285 +6293,55 @@
           <w:rFonts w:cs="Times New Roman"/>
           <w:color w:val="000000" w:themeColor="text1"/>
         </w:rPr>
-        <w:t xml:space="preserve">Tabela </w:t>
-      </w:r>
-      <w:proofErr w:type="spellStart"/>
-      <w:r>
-        <w:rPr>
-          <w:rFonts w:cs="Times New Roman"/>
-          <w:color w:val="000000" w:themeColor="text1"/>
-        </w:rPr>
-        <w:t>GeoRoutes</w:t>
-      </w:r>
-      <w:proofErr w:type="spellEnd"/>
-      <w:r>
-        <w:rPr>
-          <w:rFonts w:cs="Times New Roman"/>
-          <w:color w:val="000000" w:themeColor="text1"/>
-        </w:rPr>
-        <w:t xml:space="preserve"> – reprezentuje centralną encję aplikacji, agregującą metadane każdej zapisanej trasy. Tabela ta jest połączona z tabelą </w:t>
-      </w:r>
-      <w:proofErr w:type="spellStart"/>
-      <w:r>
-        <w:rPr>
-          <w:rFonts w:cs="Times New Roman"/>
-          <w:color w:val="000000" w:themeColor="text1"/>
-        </w:rPr>
-        <w:t>Users</w:t>
-      </w:r>
-      <w:proofErr w:type="spellEnd"/>
-      <w:r>
-        <w:rPr>
-          <w:rFonts w:cs="Times New Roman"/>
-          <w:color w:val="000000" w:themeColor="text1"/>
-        </w:rPr>
-        <w:t xml:space="preserve"> relacją jeden-do-wielu, gdzie jeden użytkownik może być autorem wielu tras. Integralność referencyjną zapewnia klucz obcy </w:t>
-      </w:r>
-      <w:proofErr w:type="spellStart"/>
-      <w:r>
-        <w:rPr>
-          <w:rFonts w:cs="Times New Roman"/>
-          <w:color w:val="000000" w:themeColor="text1"/>
-        </w:rPr>
-        <w:t>UserId</w:t>
-      </w:r>
-      <w:proofErr w:type="spellEnd"/>
-      <w:r>
-        <w:rPr>
-          <w:rFonts w:cs="Times New Roman"/>
-          <w:color w:val="000000" w:themeColor="text1"/>
-        </w:rPr>
-        <w:t xml:space="preserve">. Atrybut </w:t>
-      </w:r>
-      <w:proofErr w:type="spellStart"/>
-      <w:r>
-        <w:rPr>
-          <w:rFonts w:cs="Times New Roman"/>
-          <w:color w:val="000000" w:themeColor="text1"/>
-        </w:rPr>
-        <w:t>Visibility</w:t>
-      </w:r>
-      <w:proofErr w:type="spellEnd"/>
-      <w:r>
-        <w:rPr>
-          <w:rFonts w:cs="Times New Roman"/>
-          <w:color w:val="000000" w:themeColor="text1"/>
-        </w:rPr>
-        <w:t xml:space="preserve"> przechowuje poziom widoczności trasy, co jest kluczowe dla logiki autoryzacji dostępu do zasobu.</w:t>
-      </w:r>
-    </w:p>
-    <w:p>
-      <w:pPr>
-        <w:ind w:left="709" w:hanging="709"/>
-        <w:jc w:val="both"/>
-        <w:rPr>
-          <w:rFonts w:cs="Times New Roman"/>
-          <w:color w:val="000000" w:themeColor="text1"/>
-        </w:rPr>
-      </w:pPr>
-    </w:p>
-    <w:p>
-      <w:pPr>
-        <w:ind w:left="709" w:hanging="709"/>
-        <w:jc w:val="both"/>
-        <w:rPr>
-          <w:rFonts w:cs="Times New Roman"/>
-          <w:color w:val="000000" w:themeColor="text1"/>
-        </w:rPr>
-      </w:pPr>
-      <w:r>
-        <w:rPr>
-          <w:rFonts w:cs="Times New Roman"/>
-          <w:color w:val="000000" w:themeColor="text1"/>
-        </w:rPr>
-        <w:t xml:space="preserve">Tabela </w:t>
-      </w:r>
-      <w:proofErr w:type="spellStart"/>
-      <w:r>
-        <w:rPr>
-          <w:rFonts w:cs="Times New Roman"/>
-          <w:color w:val="000000" w:themeColor="text1"/>
-        </w:rPr>
-        <w:t>RoutePoints</w:t>
-      </w:r>
-      <w:proofErr w:type="spellEnd"/>
-      <w:r>
-        <w:rPr>
-          <w:rFonts w:cs="Times New Roman"/>
-          <w:color w:val="000000" w:themeColor="text1"/>
-        </w:rPr>
-        <w:t xml:space="preserve"> – zawiera sekwencję punktów geograficznych dla każdej trasy. Jest połączona z tabelą </w:t>
-      </w:r>
-      <w:proofErr w:type="spellStart"/>
-      <w:r>
-        <w:rPr>
-          <w:rFonts w:cs="Times New Roman"/>
-          <w:color w:val="000000" w:themeColor="text1"/>
-        </w:rPr>
-        <w:t>GeoRoutes</w:t>
-      </w:r>
-      <w:proofErr w:type="spellEnd"/>
-      <w:r>
-        <w:rPr>
-          <w:rFonts w:cs="Times New Roman"/>
-          <w:color w:val="000000" w:themeColor="text1"/>
-        </w:rPr>
-        <w:t xml:space="preserve"> relacją jeden-do-wielu poprzez klucz obcy </w:t>
-      </w:r>
-      <w:proofErr w:type="spellStart"/>
-      <w:r>
-        <w:rPr>
-          <w:rFonts w:cs="Times New Roman"/>
-          <w:color w:val="000000" w:themeColor="text1"/>
-        </w:rPr>
-        <w:t>RouteId</w:t>
-      </w:r>
-      <w:proofErr w:type="spellEnd"/>
-      <w:r>
-        <w:rPr>
-          <w:rFonts w:cs="Times New Roman"/>
-          <w:color w:val="000000" w:themeColor="text1"/>
-        </w:rPr>
-        <w:t xml:space="preserve">. Kluczowym atrybutem jest kolumna </w:t>
-      </w:r>
-      <w:proofErr w:type="spellStart"/>
-      <w:r>
-        <w:rPr>
-          <w:rFonts w:cs="Times New Roman"/>
-          <w:color w:val="000000" w:themeColor="text1"/>
-        </w:rPr>
-        <w:t>Location</w:t>
-      </w:r>
-      <w:proofErr w:type="spellEnd"/>
-      <w:r>
-        <w:rPr>
-          <w:rFonts w:cs="Times New Roman"/>
-          <w:color w:val="000000" w:themeColor="text1"/>
-        </w:rPr>
-        <w:t xml:space="preserve">, </w:t>
-      </w:r>
-      <w:proofErr w:type="gramStart"/>
-      <w:r>
-        <w:rPr>
-          <w:rFonts w:cs="Times New Roman"/>
-          <w:color w:val="000000" w:themeColor="text1"/>
-        </w:rPr>
-        <w:t>zdefiniowana jako</w:t>
-      </w:r>
-      <w:proofErr w:type="gramEnd"/>
-      <w:r>
-        <w:rPr>
-          <w:rFonts w:cs="Times New Roman"/>
-          <w:color w:val="000000" w:themeColor="text1"/>
-        </w:rPr>
-        <w:t xml:space="preserve"> typ </w:t>
-      </w:r>
-      <w:proofErr w:type="spellStart"/>
-      <w:r>
-        <w:rPr>
-          <w:rFonts w:cs="Times New Roman"/>
-          <w:color w:val="000000" w:themeColor="text1"/>
-        </w:rPr>
-        <w:t>geography</w:t>
-      </w:r>
-      <w:proofErr w:type="spellEnd"/>
-      <w:r>
-        <w:rPr>
-          <w:rFonts w:cs="Times New Roman"/>
-          <w:color w:val="000000" w:themeColor="text1"/>
-        </w:rPr>
-        <w:t>(</w:t>
-      </w:r>
-      <w:proofErr w:type="spellStart"/>
-      <w:r>
-        <w:rPr>
-          <w:rFonts w:cs="Times New Roman"/>
-          <w:color w:val="000000" w:themeColor="text1"/>
-        </w:rPr>
-        <w:t>PointZ</w:t>
-      </w:r>
-      <w:proofErr w:type="spellEnd"/>
-      <w:r>
-        <w:rPr>
-          <w:rFonts w:cs="Times New Roman"/>
-          <w:color w:val="000000" w:themeColor="text1"/>
-        </w:rPr>
-        <w:t xml:space="preserve">, 4326). Wybór typu GEOGRAPHY (zamiast GEOMETRY) był świadomą decyzją projektową, podyktowaną potrzebą wykonywania precyzyjnych obliczeń odległości na sferoidzie ziemskiej, a nie na płaskiej płaszczyźnie kartezjańskiej [13]. Komponent Z umożliwia przechowywanie wysokości n.p.m., a identyfikator SRID 4326 jednoznacznie określa system odniesienia </w:t>
-      </w:r>
-      <w:proofErr w:type="gramStart"/>
-      <w:r>
-        <w:rPr>
-          <w:rFonts w:cs="Times New Roman"/>
-          <w:color w:val="000000" w:themeColor="text1"/>
-        </w:rPr>
-        <w:t>przestrzennego jako</w:t>
-      </w:r>
-      <w:proofErr w:type="gramEnd"/>
-      <w:r>
-        <w:rPr>
-          <w:rFonts w:cs="Times New Roman"/>
-          <w:color w:val="000000" w:themeColor="text1"/>
-        </w:rPr>
-        <w:t xml:space="preserve"> WGS 84, który jest globalnym standardem dla danych GPS.</w:t>
-      </w:r>
-    </w:p>
-    <w:p>
-      <w:pPr>
-        <w:ind w:left="709" w:hanging="709"/>
-        <w:jc w:val="both"/>
-        <w:rPr>
-          <w:rFonts w:cs="Times New Roman"/>
-          <w:color w:val="000000" w:themeColor="text1"/>
-        </w:rPr>
-      </w:pPr>
-    </w:p>
-    <w:p>
-      <w:pPr>
-        <w:ind w:left="709" w:hanging="709"/>
-        <w:jc w:val="both"/>
-        <w:rPr>
-          <w:rFonts w:cs="Times New Roman"/>
-          <w:color w:val="000000" w:themeColor="text1"/>
-        </w:rPr>
-      </w:pPr>
-      <w:r>
-        <w:rPr>
-          <w:rFonts w:cs="Times New Roman"/>
-          <w:color w:val="000000" w:themeColor="text1"/>
-        </w:rPr>
-        <w:t xml:space="preserve">Tabela </w:t>
-      </w:r>
-      <w:proofErr w:type="spellStart"/>
-      <w:r>
-        <w:rPr>
-          <w:rFonts w:cs="Times New Roman"/>
-          <w:color w:val="000000" w:themeColor="text1"/>
-        </w:rPr>
-        <w:t>RouteStats</w:t>
-      </w:r>
-      <w:proofErr w:type="spellEnd"/>
-      <w:r>
-        <w:rPr>
-          <w:rFonts w:cs="Times New Roman"/>
-          <w:color w:val="000000" w:themeColor="text1"/>
-        </w:rPr>
-        <w:t xml:space="preserve"> – przechowuje obliczone statystyki dla każdej trasy, takie jak całkowity dystans, czas trwania czy suma przewyższeń. Połączona jest z tabelą </w:t>
-      </w:r>
-      <w:proofErr w:type="spellStart"/>
-      <w:r>
-        <w:rPr>
-          <w:rFonts w:cs="Times New Roman"/>
-          <w:color w:val="000000" w:themeColor="text1"/>
-        </w:rPr>
-        <w:t>GeoRoutes</w:t>
-      </w:r>
-      <w:proofErr w:type="spellEnd"/>
-      <w:r>
-        <w:rPr>
-          <w:rFonts w:cs="Times New Roman"/>
-          <w:color w:val="000000" w:themeColor="text1"/>
-        </w:rPr>
-        <w:t xml:space="preserve"> relacją jeden-do-jednego. Wyodrębnienie tych danych do osobnej tabeli jest formą celowej denormalizacji. Taka struktura pozwala na niezwykle szybkie pobieranie zagregowanych statystyk bez konieczności ponownego, kosztownego obliczania ich na podstawie potencjalnie tysięcy punktów przy każdym żądaniu, co znacząco poprawia wydajność aplikacji, zwłaszcza w widokach listujących wiele tras.</w:t>
+        <w:t xml:space="preserve">Ostatnia z głównych tabel, </w:t>
+      </w:r>
+      <w:proofErr w:type="spellStart"/>
+      <w:r>
+        <w:rPr>
+          <w:rFonts w:cs="Times New Roman"/>
+          <w:color w:val="000000" w:themeColor="text1"/>
+        </w:rPr>
+        <w:t>route_stats</w:t>
+      </w:r>
+      <w:proofErr w:type="spellEnd"/>
+      <w:r>
+        <w:rPr>
+          <w:rFonts w:cs="Times New Roman"/>
+          <w:color w:val="000000" w:themeColor="text1"/>
+        </w:rPr>
+        <w:t xml:space="preserve">, przechowuje zagregowane statystyki dla każdej trasy, takie jak całkowity dystans, czas trwania czy suma przewyższeń. Jest ona połączona z tabelą </w:t>
+      </w:r>
+      <w:proofErr w:type="spellStart"/>
+      <w:r>
+        <w:rPr>
+          <w:rFonts w:cs="Times New Roman"/>
+          <w:color w:val="000000" w:themeColor="text1"/>
+        </w:rPr>
+        <w:t>routes</w:t>
+      </w:r>
+      <w:proofErr w:type="spellEnd"/>
+      <w:r>
+        <w:rPr>
+          <w:rFonts w:cs="Times New Roman"/>
+          <w:color w:val="000000" w:themeColor="text1"/>
+        </w:rPr>
+        <w:t xml:space="preserve"> relacją jeden-do-jednego, gdzie klucz główny </w:t>
+      </w:r>
+      <w:proofErr w:type="spellStart"/>
+      <w:r>
+        <w:rPr>
+          <w:rFonts w:cs="Times New Roman"/>
+          <w:color w:val="000000" w:themeColor="text1"/>
+        </w:rPr>
+        <w:t>route_id</w:t>
+      </w:r>
+      <w:proofErr w:type="spellEnd"/>
+      <w:r>
+        <w:rPr>
+          <w:rFonts w:cs="Times New Roman"/>
+          <w:color w:val="000000" w:themeColor="text1"/>
+        </w:rPr>
+        <w:t xml:space="preserve"> jest jednocześnie kluczem obcym. Wyodrębnienie tych danych do osobnej tabeli jest formą celowej denormalizacji. Taka struktura pozwala na niezwykle szybkie pobieranie zagregowanych statystyk bez konieczności ponownego, kosztownego obliczania ich na podstawie potencjalnie tysięcy punktów przy każdym żądaniu, co znacząco poprawia wydajność aplikacji, zwłaszcza w widokach listujących wiele tras.</w:t>
       </w:r>
     </w:p>
     <w:p>
@@ -6440,7 +6368,7 @@
           <w:sz w:val="28"/>
         </w:rPr>
       </w:pPr>
-      <w:bookmarkStart w:id="11" w:name="_Toc215681379"/>
+      <w:bookmarkStart w:id="11" w:name="_Toc215766874"/>
       <w:r>
         <w:rPr>
           <w:rFonts w:ascii="Times New Roman" w:hAnsi="Times New Roman" w:cs="Times New Roman"/>
@@ -6461,12 +6389,22 @@
           <w:color w:val="000000" w:themeColor="text1"/>
         </w:rPr>
       </w:pPr>
-      <w:r>
-        <w:rPr>
-          <w:rFonts w:cs="Times New Roman"/>
-          <w:color w:val="000000" w:themeColor="text1"/>
-        </w:rPr>
-        <w:t>Komunikacja pomiędzy warstwą klienta (aplikacją SPA) a warstwą serwera odbywa się za pośrednictwem interfejsu programistycznego aplikacji (API), który został zaprojektowany zgodnie ze stylem architektonicznym REST (</w:t>
+    </w:p>
+    <w:p>
+      <w:pPr>
+        <w:ind w:firstLine="432"/>
+        <w:jc w:val="both"/>
+        <w:rPr>
+          <w:rFonts w:cs="Times New Roman"/>
+          <w:color w:val="000000" w:themeColor="text1"/>
+        </w:rPr>
+      </w:pPr>
+      <w:r>
+        <w:rPr>
+          <w:rFonts w:cs="Times New Roman"/>
+          <w:color w:val="000000" w:themeColor="text1"/>
+        </w:rPr>
+        <w:t>Komunikacja pomiędzy oddzielonymi od siebie warstwami klienta i serwera odbywa się za pośrednictwem precyzyjnie zdefiniowanego kontraktu, którym jest interfejs programistyczny aplikacji (API). W projekcie GeoLog został on zaprojektowany zgodnie z architektonicznym stylem REST (</w:t>
       </w:r>
       <w:proofErr w:type="spellStart"/>
       <w:r>
@@ -6498,23 +6436,7 @@
           <w:rFonts w:cs="Times New Roman"/>
           <w:color w:val="000000" w:themeColor="text1"/>
         </w:rPr>
-        <w:t xml:space="preserve"> Transfer). Zgodnie z pryncypiami REST, interfejs jest zorientowany na zasoby (np. użytkownicy, trasy), a operacje na nich wykonywane są za pomocą standardowych metod protokołu HTTP, takich jak GET, POST, PUT i DELETE [12]. Takie podejście zapewnia jednolity i przewidywalny sposób interakcji, co znacząco ułatwia rozwój i integrację komponentów systemu. Wszystkie dane wymieniane pomiędzy klientem a serwerem są </w:t>
-      </w:r>
-      <w:proofErr w:type="spellStart"/>
-      <w:r>
-        <w:rPr>
-          <w:rFonts w:cs="Times New Roman"/>
-          <w:color w:val="000000" w:themeColor="text1"/>
-        </w:rPr>
-        <w:t>serializowane</w:t>
-      </w:r>
-      <w:proofErr w:type="spellEnd"/>
-      <w:r>
-        <w:rPr>
-          <w:rFonts w:cs="Times New Roman"/>
-          <w:color w:val="000000" w:themeColor="text1"/>
-        </w:rPr>
-        <w:t xml:space="preserve"> do formatu JSON.</w:t>
+        <w:t xml:space="preserve"> Transfer), który stał się de facto standardem w budowie nowoczesnych systemów rozproszonych. Zgodnie z pryncypiami REST, zdefiniowanymi przez Roya Fieldinga, interfejs jest zorientowany na zasoby (w tym przypadku np. użytkownicy, trasy), a nie na zdalne wywoływanie procedur [12]. Każdy zasób posiada unikalny identyfikator (URI), a operacje na nim wykonywane są za pomocą standardowych i semantycznie jednoznacznych metod protokołu HTTP (GET, POST, PUT, DELETE). Takie podejście, w połączeniu z zasadą bezstanowości serwera (każde żądanie od klienta musi zawierać wszystkie informacje niezbędne do jego przetworzenia), zapewnia jednolity i przewidywalny sposób interakcji, co znacząco ułatwia rozwój i integrację komponentów systemu.</w:t>
       </w:r>
     </w:p>
     <w:p>
@@ -6529,6 +6451,111 @@
     </w:p>
     <w:p>
       <w:pPr>
+        <w:ind w:firstLine="432"/>
+        <w:jc w:val="both"/>
+        <w:rPr>
+          <w:rFonts w:cs="Times New Roman"/>
+          <w:color w:val="000000" w:themeColor="text1"/>
+        </w:rPr>
+      </w:pPr>
+      <w:r>
+        <w:rPr>
+          <w:rFonts w:cs="Times New Roman"/>
+          <w:color w:val="000000" w:themeColor="text1"/>
+        </w:rPr>
+        <w:t xml:space="preserve">Wszystkie dane wymieniane pomiędzy klientem a serwerem są </w:t>
+      </w:r>
+      <w:proofErr w:type="spellStart"/>
+      <w:r>
+        <w:rPr>
+          <w:rFonts w:cs="Times New Roman"/>
+          <w:color w:val="000000" w:themeColor="text1"/>
+        </w:rPr>
+        <w:t>serializowane</w:t>
+      </w:r>
+      <w:proofErr w:type="spellEnd"/>
+      <w:r>
+        <w:rPr>
+          <w:rFonts w:cs="Times New Roman"/>
+          <w:color w:val="000000" w:themeColor="text1"/>
+        </w:rPr>
+        <w:t xml:space="preserve"> do formatu JSON (</w:t>
+      </w:r>
+      <w:proofErr w:type="spellStart"/>
+      <w:r>
+        <w:rPr>
+          <w:rFonts w:cs="Times New Roman"/>
+          <w:color w:val="000000" w:themeColor="text1"/>
+        </w:rPr>
+        <w:t>JavaScript</w:t>
+      </w:r>
+      <w:proofErr w:type="spellEnd"/>
+      <w:r>
+        <w:rPr>
+          <w:rFonts w:cs="Times New Roman"/>
+          <w:color w:val="000000" w:themeColor="text1"/>
+        </w:rPr>
+        <w:t xml:space="preserve"> Object </w:t>
+      </w:r>
+      <w:proofErr w:type="spellStart"/>
+      <w:r>
+        <w:rPr>
+          <w:rFonts w:cs="Times New Roman"/>
+          <w:color w:val="000000" w:themeColor="text1"/>
+        </w:rPr>
+        <w:t>Notation</w:t>
+      </w:r>
+      <w:proofErr w:type="spellEnd"/>
+      <w:r>
+        <w:rPr>
+          <w:rFonts w:cs="Times New Roman"/>
+          <w:color w:val="000000" w:themeColor="text1"/>
+        </w:rPr>
+        <w:t xml:space="preserve">). Wybór ten był podyktowany jego lekkością, czytelnością dla człowieka oraz natywnym wsparciem w środowiskach </w:t>
+      </w:r>
+      <w:proofErr w:type="spellStart"/>
+      <w:r>
+        <w:rPr>
+          <w:rFonts w:cs="Times New Roman"/>
+          <w:color w:val="000000" w:themeColor="text1"/>
+        </w:rPr>
+        <w:t>JavaScript</w:t>
+      </w:r>
+      <w:proofErr w:type="spellEnd"/>
+      <w:r>
+        <w:rPr>
+          <w:rFonts w:cs="Times New Roman"/>
+          <w:color w:val="000000" w:themeColor="text1"/>
+        </w:rPr>
+        <w:t xml:space="preserve">, co </w:t>
+      </w:r>
+      <w:r>
+        <w:rPr>
+          <w:rFonts w:cs="Times New Roman"/>
+          <w:color w:val="000000" w:themeColor="text1"/>
+        </w:rPr>
+        <w:lastRenderedPageBreak/>
+        <w:t xml:space="preserve">eliminuje potrzebę skomplikowanego </w:t>
+      </w:r>
+      <w:proofErr w:type="spellStart"/>
+      <w:r>
+        <w:rPr>
+          <w:rFonts w:cs="Times New Roman"/>
+          <w:color w:val="000000" w:themeColor="text1"/>
+        </w:rPr>
+        <w:t>parsowania</w:t>
+      </w:r>
+      <w:proofErr w:type="spellEnd"/>
+      <w:r>
+        <w:rPr>
+          <w:rFonts w:cs="Times New Roman"/>
+          <w:color w:val="000000" w:themeColor="text1"/>
+        </w:rPr>
+        <w:t xml:space="preserve"> po stronie klienta. Struktura przesyłanych danych została zdefiniowana za pomocą obiektów transferu danych (DTO), co pozwoliło na oddzielenie wewnętrznego modelu domeny aplikacji od kontraktu publicznego API.</w:t>
+      </w:r>
+    </w:p>
+    <w:p>
+      <w:pPr>
         <w:ind w:left="709" w:hanging="709"/>
         <w:jc w:val="both"/>
         <w:rPr>
@@ -6536,12 +6563,22 @@
           <w:color w:val="000000" w:themeColor="text1"/>
         </w:rPr>
       </w:pPr>
-      <w:r>
-        <w:rPr>
-          <w:rFonts w:cs="Times New Roman"/>
-          <w:color w:val="000000" w:themeColor="text1"/>
-        </w:rPr>
-        <w:t xml:space="preserve">        Interfejs API został podzielony na dwa główne kontrolery, grupujące operacje związane z poszczególnymi zasobami: </w:t>
+    </w:p>
+    <w:p>
+      <w:pPr>
+        <w:ind w:firstLine="432"/>
+        <w:jc w:val="both"/>
+        <w:rPr>
+          <w:rFonts w:cs="Times New Roman"/>
+          <w:color w:val="000000" w:themeColor="text1"/>
+        </w:rPr>
+      </w:pPr>
+      <w:r>
+        <w:rPr>
+          <w:rFonts w:cs="Times New Roman"/>
+          <w:color w:val="000000" w:themeColor="text1"/>
+        </w:rPr>
+        <w:t xml:space="preserve">Interfejs API został logicznie podzielony na dwa główne kontrolery, które grupują operacje związane z poszczególnymi zasobami: </w:t>
       </w:r>
       <w:proofErr w:type="spellStart"/>
       <w:r>
@@ -6573,7 +6610,7 @@
           <w:rFonts w:cs="Times New Roman"/>
           <w:color w:val="000000" w:themeColor="text1"/>
         </w:rPr>
-        <w:t xml:space="preserve"> do obsługi wszystkich operacji na trasach. Dostęp do części zasobów jest publiczny (anonimowy), natomiast operacje modyfikujące dane lub dotyczące informacji prywatnych są chronione i wymagają od klienta przedstawienia ważnego </w:t>
+        <w:t xml:space="preserve"> do obsługi wszystkich operacji na trasach. Dostęp do części zasobów jest publiczny (anonimowy), na przykład w celu przeglądania tras publicznych. Jednakże operacje modyfikujące dane (np. tworzenie, edycja, usuwanie) lub dotyczące informacji prywatnych są chronione i wymagają od klienta przedstawienia ważnego </w:t>
       </w:r>
       <w:proofErr w:type="spellStart"/>
       <w:r>
@@ -6589,7 +6626,39 @@
           <w:rFonts w:cs="Times New Roman"/>
           <w:color w:val="000000" w:themeColor="text1"/>
         </w:rPr>
-        <w:t xml:space="preserve"> JWT w nagłówku autoryzacyjnym. Szczegółowy wykaz głównych punktów końcowych (ang. </w:t>
+        <w:t xml:space="preserve"> JWT (JSON Web </w:t>
+      </w:r>
+      <w:proofErr w:type="spellStart"/>
+      <w:r>
+        <w:rPr>
+          <w:rFonts w:cs="Times New Roman"/>
+          <w:color w:val="000000" w:themeColor="text1"/>
+        </w:rPr>
+        <w:t>Token</w:t>
+      </w:r>
+      <w:proofErr w:type="spellEnd"/>
+      <w:r>
+        <w:rPr>
+          <w:rFonts w:cs="Times New Roman"/>
+          <w:color w:val="000000" w:themeColor="text1"/>
+        </w:rPr>
+        <w:t xml:space="preserve">) w nagłówku </w:t>
+      </w:r>
+      <w:proofErr w:type="spellStart"/>
+      <w:r>
+        <w:rPr>
+          <w:rFonts w:cs="Times New Roman"/>
+          <w:color w:val="000000" w:themeColor="text1"/>
+        </w:rPr>
+        <w:t>Authorization</w:t>
+      </w:r>
+      <w:proofErr w:type="spellEnd"/>
+      <w:r>
+        <w:rPr>
+          <w:rFonts w:cs="Times New Roman"/>
+          <w:color w:val="000000" w:themeColor="text1"/>
+        </w:rPr>
+        <w:t xml:space="preserve"> każdego żądania HTTP. Mechanizm ten, opisany w dokumencie RFC 7519, pozwala na bezpieczną i bezstanową autoryzację, gdzie serwer po jednorazowym uwierzytelnieniu użytkownika nie musi przechowywać informacji o jego sesji [14]. Szczegółowy wykaz głównych punktów końcowych (ang. </w:t>
       </w:r>
       <w:proofErr w:type="spellStart"/>
       <w:r>
@@ -6626,123 +6695,7 @@
     </w:p>
     <w:p>
       <w:pPr>
-        <w:jc w:val="both"/>
-        <w:rPr>
-          <w:rFonts w:cs="Times New Roman"/>
-          <w:color w:val="000000" w:themeColor="text1"/>
-        </w:rPr>
-      </w:pPr>
-    </w:p>
-    <w:p>
-      <w:pPr>
-        <w:jc w:val="both"/>
-        <w:rPr>
-          <w:rFonts w:cs="Times New Roman"/>
-          <w:color w:val="000000" w:themeColor="text1"/>
-        </w:rPr>
-      </w:pPr>
-    </w:p>
-    <w:p>
-      <w:pPr>
-        <w:jc w:val="both"/>
-        <w:rPr>
-          <w:rFonts w:cs="Times New Roman"/>
-          <w:color w:val="000000" w:themeColor="text1"/>
-        </w:rPr>
-      </w:pPr>
-    </w:p>
-    <w:p>
-      <w:pPr>
-        <w:jc w:val="both"/>
-        <w:rPr>
-          <w:rFonts w:cs="Times New Roman"/>
-          <w:color w:val="000000" w:themeColor="text1"/>
-        </w:rPr>
-      </w:pPr>
-    </w:p>
-    <w:p>
-      <w:pPr>
-        <w:jc w:val="both"/>
-        <w:rPr>
-          <w:rFonts w:cs="Times New Roman"/>
-          <w:color w:val="000000" w:themeColor="text1"/>
-        </w:rPr>
-      </w:pPr>
-    </w:p>
-    <w:p>
-      <w:pPr>
-        <w:jc w:val="both"/>
-        <w:rPr>
-          <w:rFonts w:cs="Times New Roman"/>
-          <w:color w:val="000000" w:themeColor="text1"/>
-        </w:rPr>
-      </w:pPr>
-    </w:p>
-    <w:p>
-      <w:pPr>
-        <w:jc w:val="both"/>
-        <w:rPr>
-          <w:rFonts w:cs="Times New Roman"/>
-          <w:color w:val="000000" w:themeColor="text1"/>
-        </w:rPr>
-      </w:pPr>
-    </w:p>
-    <w:p>
-      <w:pPr>
-        <w:jc w:val="both"/>
-        <w:rPr>
-          <w:rFonts w:cs="Times New Roman"/>
-          <w:color w:val="000000" w:themeColor="text1"/>
-        </w:rPr>
-      </w:pPr>
-    </w:p>
-    <w:p>
-      <w:pPr>
-        <w:jc w:val="both"/>
-        <w:rPr>
-          <w:rFonts w:cs="Times New Roman"/>
-          <w:color w:val="000000" w:themeColor="text1"/>
-        </w:rPr>
-      </w:pPr>
-    </w:p>
-    <w:p>
-      <w:pPr>
-        <w:jc w:val="both"/>
-        <w:rPr>
-          <w:rFonts w:cs="Times New Roman"/>
-          <w:color w:val="000000" w:themeColor="text1"/>
-        </w:rPr>
-      </w:pPr>
-    </w:p>
-    <w:p>
-      <w:pPr>
-        <w:jc w:val="both"/>
-        <w:rPr>
-          <w:rFonts w:cs="Times New Roman"/>
-          <w:color w:val="000000" w:themeColor="text1"/>
-        </w:rPr>
-      </w:pPr>
-    </w:p>
-    <w:p>
-      <w:pPr>
-        <w:jc w:val="both"/>
-        <w:rPr>
-          <w:rFonts w:cs="Times New Roman"/>
-          <w:color w:val="000000" w:themeColor="text1"/>
-        </w:rPr>
-      </w:pPr>
-    </w:p>
-    <w:p>
-      <w:pPr>
-        <w:jc w:val="both"/>
-        <w:rPr>
-          <w:rFonts w:cs="Times New Roman"/>
-          <w:color w:val="000000" w:themeColor="text1"/>
-        </w:rPr>
-      </w:pPr>
-    </w:p>
-    <w:p>
-      <w:pPr>
+        <w:ind w:firstLine="432"/>
         <w:jc w:val="both"/>
         <w:rPr>
           <w:rFonts w:cs="Times New Roman"/>
@@ -6766,7 +6719,6 @@
           <w:b/>
           <w:color w:val="000000" w:themeColor="text1"/>
         </w:rPr>
-        <w:lastRenderedPageBreak/>
         <w:t xml:space="preserve">Tabela 2.1. Główne punkty końcowe API dla zasobu </w:t>
       </w:r>
       <w:proofErr w:type="spellStart"/>
@@ -7665,6 +7617,132 @@
     <w:p>
       <w:pPr>
         <w:ind w:left="709" w:hanging="709"/>
+        <w:jc w:val="both"/>
+        <w:rPr>
+          <w:rFonts w:ascii="Calibri" w:hAnsi="Calibri" w:cs="Calibri"/>
+          <w:color w:val="000000" w:themeColor="text1"/>
+        </w:rPr>
+      </w:pPr>
+    </w:p>
+    <w:p>
+      <w:pPr>
+        <w:jc w:val="both"/>
+        <w:rPr>
+          <w:rFonts w:ascii="Calibri" w:hAnsi="Calibri" w:cs="Calibri"/>
+          <w:color w:val="000000" w:themeColor="text1"/>
+        </w:rPr>
+      </w:pPr>
+    </w:p>
+    <w:p>
+      <w:pPr>
+        <w:jc w:val="both"/>
+        <w:rPr>
+          <w:rFonts w:ascii="Calibri" w:hAnsi="Calibri" w:cs="Calibri"/>
+          <w:color w:val="000000" w:themeColor="text1"/>
+        </w:rPr>
+      </w:pPr>
+    </w:p>
+    <w:p>
+      <w:pPr>
+        <w:jc w:val="both"/>
+        <w:rPr>
+          <w:rFonts w:ascii="Calibri" w:hAnsi="Calibri" w:cs="Calibri"/>
+          <w:color w:val="000000" w:themeColor="text1"/>
+        </w:rPr>
+      </w:pPr>
+    </w:p>
+    <w:p>
+      <w:pPr>
+        <w:jc w:val="both"/>
+        <w:rPr>
+          <w:rFonts w:ascii="Calibri" w:hAnsi="Calibri" w:cs="Calibri"/>
+          <w:color w:val="000000" w:themeColor="text1"/>
+        </w:rPr>
+      </w:pPr>
+    </w:p>
+    <w:p>
+      <w:pPr>
+        <w:jc w:val="both"/>
+        <w:rPr>
+          <w:rFonts w:ascii="Calibri" w:hAnsi="Calibri" w:cs="Calibri"/>
+          <w:color w:val="000000" w:themeColor="text1"/>
+        </w:rPr>
+      </w:pPr>
+    </w:p>
+    <w:p>
+      <w:pPr>
+        <w:jc w:val="both"/>
+        <w:rPr>
+          <w:rFonts w:ascii="Calibri" w:hAnsi="Calibri" w:cs="Calibri"/>
+          <w:color w:val="000000" w:themeColor="text1"/>
+        </w:rPr>
+      </w:pPr>
+    </w:p>
+    <w:p>
+      <w:pPr>
+        <w:jc w:val="both"/>
+        <w:rPr>
+          <w:rFonts w:ascii="Calibri" w:hAnsi="Calibri" w:cs="Calibri"/>
+          <w:color w:val="000000" w:themeColor="text1"/>
+        </w:rPr>
+      </w:pPr>
+    </w:p>
+    <w:p>
+      <w:pPr>
+        <w:jc w:val="both"/>
+        <w:rPr>
+          <w:rFonts w:ascii="Calibri" w:hAnsi="Calibri" w:cs="Calibri"/>
+          <w:color w:val="000000" w:themeColor="text1"/>
+        </w:rPr>
+      </w:pPr>
+    </w:p>
+    <w:p>
+      <w:pPr>
+        <w:jc w:val="both"/>
+        <w:rPr>
+          <w:rFonts w:ascii="Calibri" w:hAnsi="Calibri" w:cs="Calibri"/>
+          <w:color w:val="000000" w:themeColor="text1"/>
+        </w:rPr>
+      </w:pPr>
+    </w:p>
+    <w:p>
+      <w:pPr>
+        <w:jc w:val="both"/>
+        <w:rPr>
+          <w:rFonts w:ascii="Calibri" w:hAnsi="Calibri" w:cs="Calibri"/>
+          <w:color w:val="000000" w:themeColor="text1"/>
+        </w:rPr>
+      </w:pPr>
+    </w:p>
+    <w:p>
+      <w:pPr>
+        <w:jc w:val="both"/>
+        <w:rPr>
+          <w:rFonts w:ascii="Calibri" w:hAnsi="Calibri" w:cs="Calibri"/>
+          <w:color w:val="000000" w:themeColor="text1"/>
+        </w:rPr>
+      </w:pPr>
+    </w:p>
+    <w:p>
+      <w:pPr>
+        <w:jc w:val="both"/>
+        <w:rPr>
+          <w:rFonts w:ascii="Calibri" w:hAnsi="Calibri" w:cs="Calibri"/>
+          <w:color w:val="000000" w:themeColor="text1"/>
+        </w:rPr>
+      </w:pPr>
+    </w:p>
+    <w:p>
+      <w:pPr>
+        <w:jc w:val="both"/>
+        <w:rPr>
+          <w:rFonts w:ascii="Calibri" w:hAnsi="Calibri" w:cs="Calibri"/>
+          <w:color w:val="000000" w:themeColor="text1"/>
+        </w:rPr>
+      </w:pPr>
+    </w:p>
+    <w:p>
+      <w:pPr>
         <w:jc w:val="both"/>
         <w:rPr>
           <w:rFonts w:ascii="Calibri" w:hAnsi="Calibri" w:cs="Calibri"/>
@@ -8402,7 +8480,6 @@
               <w:rPr>
                 <w:color w:val="000000"/>
               </w:rPr>
-              <w:lastRenderedPageBreak/>
               <w:t>DELETE</w:t>
             </w:r>
           </w:p>
@@ -8519,7 +8596,7 @@
           <w:color w:val="000000" w:themeColor="text1"/>
         </w:rPr>
       </w:pPr>
-      <w:bookmarkStart w:id="12" w:name="_Toc215681380"/>
+      <w:bookmarkStart w:id="12" w:name="_Toc215766875"/>
       <w:r>
         <w:rPr>
           <w:rFonts w:ascii="Times New Roman" w:hAnsi="Times New Roman" w:cs="Times New Roman"/>
@@ -8545,7 +8622,7 @@
           <w:szCs w:val="28"/>
         </w:rPr>
       </w:pPr>
-      <w:bookmarkStart w:id="13" w:name="_Toc215681381"/>
+      <w:bookmarkStart w:id="13" w:name="_Toc215766876"/>
       <w:r>
         <w:rPr>
           <w:rFonts w:ascii="Times New Roman" w:hAnsi="Times New Roman" w:cs="Times New Roman"/>
@@ -8582,7 +8659,7 @@
     <w:p/>
     <w:p>
       <w:pPr>
-        <w:ind w:left="709" w:hanging="709"/>
+        <w:ind w:firstLine="432"/>
         <w:jc w:val="both"/>
         <w:rPr>
           <w:rFonts w:cs="Times New Roman"/>
@@ -8594,23 +8671,7 @@
           <w:rFonts w:cs="Times New Roman"/>
           <w:color w:val="000000" w:themeColor="text1"/>
         </w:rPr>
-        <w:t xml:space="preserve">    Dobór odpowiedniego stosu technologicznego jest jednym z kluczowych czynników decydujących o sukcesie projektu informatycznego. Wpływa on nie tylko na proces implementacji, ale również na przyszłe możliwości rozwoju, skalowalność i łatwość utrzymania systemu. W ramach realizacji aplikacji </w:t>
-      </w:r>
-      <w:proofErr w:type="spellStart"/>
-      <w:r>
-        <w:rPr>
-          <w:rFonts w:cs="Times New Roman"/>
-          <w:color w:val="000000" w:themeColor="text1"/>
-        </w:rPr>
-        <w:t>GeoLog</w:t>
-      </w:r>
-      <w:proofErr w:type="spellEnd"/>
-      <w:r>
-        <w:rPr>
-          <w:rFonts w:cs="Times New Roman"/>
-          <w:color w:val="000000" w:themeColor="text1"/>
-        </w:rPr>
-        <w:t xml:space="preserve"> postawiono na zbiór nowoczesnych, sprawdzonych i dobrze udokumentowanych technologii typu open-</w:t>
+        <w:t>Dobór odpowiedniego stosu technologicznego jest jednym z kluczowych czynników decydujących o sukcesie projektu informatycznego. Wpływa on nie tylko na proces implementacji, ale również na przyszłe możliwości rozwoju, skalowalność i łatwość utrzymania systemu. W ramach realizacji aplikacji GeoLog postawiono na zbiór nowoczesnych, sprawdzonych i dobrze udokumentowanych technologii typu open-</w:t>
       </w:r>
       <w:proofErr w:type="spellStart"/>
       <w:r>
@@ -8647,17 +8708,6 @@
     </w:p>
     <w:p>
       <w:pPr>
-        <w:ind w:left="709" w:hanging="709"/>
-        <w:jc w:val="both"/>
-        <w:rPr>
-          <w:rFonts w:cs="Times New Roman"/>
-          <w:color w:val="000000" w:themeColor="text1"/>
-        </w:rPr>
-      </w:pPr>
-    </w:p>
-    <w:p>
-      <w:pPr>
-        <w:ind w:left="709" w:hanging="709"/>
         <w:jc w:val="both"/>
         <w:rPr>
           <w:rFonts w:cs="Times New Roman"/>
@@ -8679,13 +8729,14 @@
           <w:color w:val="000000" w:themeColor="text1"/>
         </w:rPr>
       </w:pPr>
-      <w:bookmarkStart w:id="14" w:name="_Toc215681382"/>
+      <w:bookmarkStart w:id="14" w:name="_Toc215766877"/>
       <w:r>
         <w:rPr>
           <w:rFonts w:ascii="Times New Roman" w:hAnsi="Times New Roman" w:cs="Times New Roman"/>
           <w:b/>
           <w:color w:val="000000" w:themeColor="text1"/>
         </w:rPr>
+        <w:lastRenderedPageBreak/>
         <w:t>Technologie warstwy serwerowej (</w:t>
       </w:r>
       <w:proofErr w:type="spellStart"/>
@@ -8720,6 +8771,23 @@
     </w:p>
     <w:p>
       <w:pPr>
+        <w:ind w:firstLine="709"/>
+        <w:jc w:val="both"/>
+        <w:rPr>
+          <w:rFonts w:cs="Times New Roman"/>
+          <w:color w:val="000000" w:themeColor="text1"/>
+        </w:rPr>
+      </w:pPr>
+      <w:r>
+        <w:rPr>
+          <w:rFonts w:cs="Times New Roman"/>
+          <w:color w:val="000000" w:themeColor="text1"/>
+        </w:rPr>
+        <w:t>Aplikacja serwerowa, stanowiąca serce systemu, została zaimplementowana z wykorzystaniem ekosystemu firmy Microsoft.</w:t>
+      </w:r>
+    </w:p>
+    <w:p>
+      <w:pPr>
         <w:ind w:left="709" w:hanging="709"/>
         <w:jc w:val="both"/>
         <w:rPr>
@@ -8727,12 +8795,386 @@
           <w:color w:val="000000" w:themeColor="text1"/>
         </w:rPr>
       </w:pPr>
-      <w:r>
-        <w:rPr>
-          <w:rFonts w:cs="Times New Roman"/>
-          <w:color w:val="000000" w:themeColor="text1"/>
-        </w:rPr>
-        <w:t>Aplikacja serwerowa, stanowiąca serce systemu, została zaimplementowana z wykorzystaniem ekosystemu firmy Microsoft.</w:t>
+    </w:p>
+    <w:p>
+      <w:pPr>
+        <w:ind w:firstLine="709"/>
+        <w:jc w:val="both"/>
+        <w:rPr>
+          <w:rFonts w:cs="Times New Roman"/>
+          <w:color w:val="000000" w:themeColor="text1"/>
+        </w:rPr>
+      </w:pPr>
+      <w:proofErr w:type="gramStart"/>
+      <w:r>
+        <w:rPr>
+          <w:rFonts w:cs="Times New Roman"/>
+          <w:color w:val="000000" w:themeColor="text1"/>
+        </w:rPr>
+        <w:t>Platforma .</w:t>
+      </w:r>
+      <w:proofErr w:type="gramEnd"/>
+      <w:r>
+        <w:rPr>
+          <w:rFonts w:cs="Times New Roman"/>
+          <w:color w:val="000000" w:themeColor="text1"/>
+        </w:rPr>
+        <w:t xml:space="preserve">NET 8 i język C#: Jako fundament wykonawczy aplikacji serwerowej wybrano </w:t>
+      </w:r>
+      <w:proofErr w:type="gramStart"/>
+      <w:r>
+        <w:rPr>
+          <w:rFonts w:cs="Times New Roman"/>
+          <w:color w:val="000000" w:themeColor="text1"/>
+        </w:rPr>
+        <w:t>platformę .</w:t>
+      </w:r>
+      <w:proofErr w:type="gramEnd"/>
+      <w:r>
+        <w:rPr>
+          <w:rFonts w:cs="Times New Roman"/>
+          <w:color w:val="000000" w:themeColor="text1"/>
+        </w:rPr>
+        <w:t xml:space="preserve">NET 8, która jest kompletnym, </w:t>
+      </w:r>
+      <w:proofErr w:type="spellStart"/>
+      <w:r>
+        <w:rPr>
+          <w:rFonts w:cs="Times New Roman"/>
+          <w:color w:val="000000" w:themeColor="text1"/>
+        </w:rPr>
+        <w:t>otwartoźródłowym</w:t>
+      </w:r>
+      <w:proofErr w:type="spellEnd"/>
+      <w:r>
+        <w:rPr>
+          <w:rFonts w:cs="Times New Roman"/>
+          <w:color w:val="000000" w:themeColor="text1"/>
+        </w:rPr>
+        <w:t xml:space="preserve"> ekosystemem deweloperskim firmy Microsoft. Wybór ten podyktowany był jej kluczowymi atrybutami, takimi jak wysoka wydajność, bezpieczeństwo i </w:t>
+      </w:r>
+      <w:proofErr w:type="spellStart"/>
+      <w:r>
+        <w:rPr>
+          <w:rFonts w:cs="Times New Roman"/>
+          <w:color w:val="000000" w:themeColor="text1"/>
+        </w:rPr>
+        <w:t>wieloplatformowość</w:t>
+      </w:r>
+      <w:proofErr w:type="spellEnd"/>
+      <w:r>
+        <w:rPr>
+          <w:rFonts w:cs="Times New Roman"/>
+          <w:color w:val="000000" w:themeColor="text1"/>
+        </w:rPr>
+        <w:t xml:space="preserve">, umożliwiająca uruchomienie aplikacji na systemach Windows, Linux oraz macOS bez modyfikacji kodu źródłowego. Wydajność </w:t>
+      </w:r>
+      <w:proofErr w:type="gramStart"/>
+      <w:r>
+        <w:rPr>
+          <w:rFonts w:cs="Times New Roman"/>
+          <w:color w:val="000000" w:themeColor="text1"/>
+        </w:rPr>
+        <w:t>platformy .</w:t>
+      </w:r>
+      <w:proofErr w:type="gramEnd"/>
+      <w:r>
+        <w:rPr>
+          <w:rFonts w:cs="Times New Roman"/>
+          <w:color w:val="000000" w:themeColor="text1"/>
+        </w:rPr>
+        <w:t>NET wynika z zastosowania zaawansowanego kompilatora JIT (Just-In-Time), który w czasie rzeczywistym tłumaczy kod pośredni (</w:t>
+      </w:r>
+      <w:proofErr w:type="spellStart"/>
+      <w:r>
+        <w:rPr>
+          <w:rFonts w:cs="Times New Roman"/>
+          <w:color w:val="000000" w:themeColor="text1"/>
+        </w:rPr>
+        <w:t>Intermediate</w:t>
+      </w:r>
+      <w:proofErr w:type="spellEnd"/>
+      <w:r>
+        <w:rPr>
+          <w:rFonts w:cs="Times New Roman"/>
+          <w:color w:val="000000" w:themeColor="text1"/>
+        </w:rPr>
+        <w:t xml:space="preserve"> Language) na zoptymalizowany kod maszynowy, oraz z wydajnego mechanizmu automatycznego zarządzania pamięcią, znanego</w:t>
+      </w:r>
+      <w:r>
+        <w:rPr>
+          <w:rFonts w:cs="Times New Roman"/>
+          <w:color w:val="000000" w:themeColor="text1"/>
+        </w:rPr>
+        <w:t>,</w:t>
+      </w:r>
+      <w:r>
+        <w:rPr>
+          <w:rFonts w:cs="Times New Roman"/>
+          <w:color w:val="000000" w:themeColor="text1"/>
+        </w:rPr>
+        <w:t xml:space="preserve"> jako </w:t>
+      </w:r>
+      <w:proofErr w:type="spellStart"/>
+      <w:r>
+        <w:rPr>
+          <w:rFonts w:cs="Times New Roman"/>
+          <w:color w:val="000000" w:themeColor="text1"/>
+        </w:rPr>
+        <w:t>Garbage</w:t>
+      </w:r>
+      <w:proofErr w:type="spellEnd"/>
+      <w:r>
+        <w:rPr>
+          <w:rFonts w:cs="Times New Roman"/>
+          <w:color w:val="000000" w:themeColor="text1"/>
+        </w:rPr>
+        <w:t xml:space="preserve"> </w:t>
+      </w:r>
+      <w:proofErr w:type="spellStart"/>
+      <w:r>
+        <w:rPr>
+          <w:rFonts w:cs="Times New Roman"/>
+          <w:color w:val="000000" w:themeColor="text1"/>
+        </w:rPr>
+        <w:t>Collector</w:t>
+      </w:r>
+      <w:proofErr w:type="spellEnd"/>
+      <w:r>
+        <w:rPr>
+          <w:rFonts w:cs="Times New Roman"/>
+          <w:color w:val="000000" w:themeColor="text1"/>
+        </w:rPr>
+        <w:t xml:space="preserve"> (GC) [20]. Platforma dostarcza również bogaty zbiór bibliotek bazowych (Base Class Library), które oferują gotowe implementacje dla szerokiego spektrum zadań, od operacji na plikach po obsługę protokołów sieciowych.</w:t>
+      </w:r>
+    </w:p>
+    <w:p>
+      <w:pPr>
+        <w:jc w:val="both"/>
+        <w:rPr>
+          <w:rFonts w:cs="Times New Roman"/>
+          <w:color w:val="000000" w:themeColor="text1"/>
+        </w:rPr>
+      </w:pPr>
+    </w:p>
+    <w:p>
+      <w:pPr>
+        <w:ind w:firstLine="709"/>
+        <w:jc w:val="both"/>
+        <w:rPr>
+          <w:rFonts w:cs="Times New Roman"/>
+          <w:color w:val="000000" w:themeColor="text1"/>
+        </w:rPr>
+      </w:pPr>
+      <w:r>
+        <w:rPr>
+          <w:rFonts w:cs="Times New Roman"/>
+          <w:color w:val="000000" w:themeColor="text1"/>
+        </w:rPr>
+        <w:t>Język C# w wersji 12, użyty do implementacji całej logik</w:t>
+      </w:r>
+      <w:r>
+        <w:rPr>
+          <w:rFonts w:cs="Times New Roman"/>
+          <w:color w:val="000000" w:themeColor="text1"/>
+        </w:rPr>
+        <w:t xml:space="preserve">i biznesowej, jest nowoczesnym, </w:t>
+      </w:r>
+      <w:r>
+        <w:rPr>
+          <w:rFonts w:cs="Times New Roman"/>
+          <w:color w:val="000000" w:themeColor="text1"/>
+        </w:rPr>
+        <w:t xml:space="preserve">obiektowym językiem programowania o statycznym i silnym typowaniu. Ta ostatnia cecha jest niezwykle istotna z perspektywy niezawodności oprogramowania, ponieważ wymusza weryfikację poprawności typów już na etapie kompilacji, co pozwala na wyeliminowanie całej klasy błędów, które w językach o typowaniu dynamicznym mogłyby ujawnić się dopiero w środowisku produkcyjnym [21]. Szczególnie istotną cechą języka, kluczową dla zaimplementowanego systemu, jest wbudowany model programowania asynchronicznego, oparty na słowach kluczowych `async` i `await`. Pozwala on na implementację nieblokujących operacji wejścia-wyjścia (I/O), takich jak zapytania do bazy danych czy odczyt plików. W kontekście aplikacji serwerowej, mechanizm ten zwalnia wątek obsługujący żądanie na czas oczekiwania na zakończenie operacji I/O, umożliwiając mu w tym czasie obsługę innych, przychodzących zapytań. Taki model zarządzania zasobami jest fundamentalny dla osiągnięcia wysokiej skalowalności i </w:t>
+      </w:r>
+      <w:proofErr w:type="spellStart"/>
+      <w:r>
+        <w:rPr>
+          <w:rFonts w:cs="Times New Roman"/>
+          <w:color w:val="000000" w:themeColor="text1"/>
+        </w:rPr>
+        <w:t>responsywności</w:t>
+      </w:r>
+      <w:proofErr w:type="spellEnd"/>
+      <w:r>
+        <w:rPr>
+          <w:rFonts w:cs="Times New Roman"/>
+          <w:color w:val="000000" w:themeColor="text1"/>
+        </w:rPr>
+        <w:t xml:space="preserve"> systemu pod dużym obciążeniem [22].</w:t>
+      </w:r>
+    </w:p>
+    <w:p>
+      <w:pPr>
+        <w:ind w:left="709" w:firstLine="709"/>
+        <w:jc w:val="both"/>
+        <w:rPr>
+          <w:rFonts w:cs="Times New Roman"/>
+          <w:color w:val="000000" w:themeColor="text1"/>
+        </w:rPr>
+      </w:pPr>
+    </w:p>
+    <w:p>
+      <w:pPr>
+        <w:ind w:firstLine="709"/>
+        <w:jc w:val="both"/>
+        <w:rPr>
+          <w:rFonts w:cs="Times New Roman"/>
+          <w:color w:val="000000" w:themeColor="text1"/>
+        </w:rPr>
+      </w:pPr>
+      <w:r>
+        <w:rPr>
+          <w:rFonts w:cs="Times New Roman"/>
+          <w:color w:val="000000" w:themeColor="text1"/>
+        </w:rPr>
+        <w:t xml:space="preserve">Framework ASP.NET </w:t>
+      </w:r>
+      <w:proofErr w:type="spellStart"/>
+      <w:r>
+        <w:rPr>
+          <w:rFonts w:cs="Times New Roman"/>
+          <w:color w:val="000000" w:themeColor="text1"/>
+        </w:rPr>
+        <w:t>Core</w:t>
+      </w:r>
+      <w:proofErr w:type="spellEnd"/>
+      <w:r>
+        <w:rPr>
+          <w:rFonts w:cs="Times New Roman"/>
+          <w:color w:val="000000" w:themeColor="text1"/>
+        </w:rPr>
+        <w:t xml:space="preserve">: Do budowy interfejsu API wykorzystano </w:t>
+      </w:r>
+      <w:proofErr w:type="spellStart"/>
+      <w:r>
+        <w:rPr>
+          <w:rFonts w:cs="Times New Roman"/>
+          <w:color w:val="000000" w:themeColor="text1"/>
+        </w:rPr>
+        <w:t>framework</w:t>
+      </w:r>
+      <w:proofErr w:type="spellEnd"/>
+      <w:r>
+        <w:rPr>
+          <w:rFonts w:cs="Times New Roman"/>
+          <w:color w:val="000000" w:themeColor="text1"/>
+        </w:rPr>
+        <w:t xml:space="preserve"> ASP.NET </w:t>
+      </w:r>
+      <w:proofErr w:type="spellStart"/>
+      <w:r>
+        <w:rPr>
+          <w:rFonts w:cs="Times New Roman"/>
+          <w:color w:val="000000" w:themeColor="text1"/>
+        </w:rPr>
+        <w:t>Core</w:t>
+      </w:r>
+      <w:proofErr w:type="spellEnd"/>
+      <w:r>
+        <w:rPr>
+          <w:rFonts w:cs="Times New Roman"/>
+          <w:color w:val="000000" w:themeColor="text1"/>
+        </w:rPr>
+        <w:t>, który cechuje się lekką i modularną architekturą. Jego centralnym elementem jest potok przetwarzania żądań (ang. *</w:t>
+      </w:r>
+      <w:proofErr w:type="spellStart"/>
+      <w:r>
+        <w:rPr>
+          <w:rFonts w:cs="Times New Roman"/>
+          <w:color w:val="000000" w:themeColor="text1"/>
+        </w:rPr>
+        <w:t>middleware</w:t>
+      </w:r>
+      <w:proofErr w:type="spellEnd"/>
+      <w:r>
+        <w:rPr>
+          <w:rFonts w:cs="Times New Roman"/>
+          <w:color w:val="000000" w:themeColor="text1"/>
+        </w:rPr>
+        <w:t xml:space="preserve"> </w:t>
+      </w:r>
+      <w:proofErr w:type="spellStart"/>
+      <w:r>
+        <w:rPr>
+          <w:rFonts w:cs="Times New Roman"/>
+          <w:color w:val="000000" w:themeColor="text1"/>
+        </w:rPr>
+        <w:t>pipeline</w:t>
+      </w:r>
+      <w:proofErr w:type="spellEnd"/>
+      <w:r>
+        <w:rPr>
+          <w:rFonts w:cs="Times New Roman"/>
+          <w:color w:val="000000" w:themeColor="text1"/>
+        </w:rPr>
+        <w:t>*), pozwalający na sekwencyjną obsługę przychodzących zapytań HTTP przez konfigurowalne komponenty, takie jak routing, uwierzytelnianie czy autoryzacja. Framework posiada również wbudowany kontener wstrzykiwania zależności (DI), który jest kluczowy dla budowy luźno powiązanych i łatwych w testowaniu systemów. Mechanizm ten, oparty na zasadzie odwrócenia sterowania (</w:t>
+      </w:r>
+      <w:proofErr w:type="spellStart"/>
+      <w:r>
+        <w:rPr>
+          <w:rFonts w:cs="Times New Roman"/>
+          <w:color w:val="000000" w:themeColor="text1"/>
+        </w:rPr>
+        <w:t>IoC</w:t>
+      </w:r>
+      <w:proofErr w:type="spellEnd"/>
+      <w:r>
+        <w:rPr>
+          <w:rFonts w:cs="Times New Roman"/>
+          <w:color w:val="000000" w:themeColor="text1"/>
+        </w:rPr>
+        <w:t>), pozwolił na automatyczne dostarczanie instancji serwisów, takich jak `</w:t>
+      </w:r>
+      <w:proofErr w:type="spellStart"/>
+      <w:r>
+        <w:rPr>
+          <w:rFonts w:cs="Times New Roman"/>
+          <w:color w:val="000000" w:themeColor="text1"/>
+        </w:rPr>
+        <w:t>GeoLogDbContext</w:t>
+      </w:r>
+      <w:proofErr w:type="spellEnd"/>
+      <w:r>
+        <w:rPr>
+          <w:rFonts w:cs="Times New Roman"/>
+          <w:color w:val="000000" w:themeColor="text1"/>
+        </w:rPr>
+        <w:t>`, do konstruktorów kontrolerów, co znacząco uprościło zarządzanie cyklem życia obiektów. Całość uzupełnia zaawansowany system routingu, który przy użyciu atrybutów (`[</w:t>
+      </w:r>
+      <w:proofErr w:type="spellStart"/>
+      <w:r>
+        <w:rPr>
+          <w:rFonts w:cs="Times New Roman"/>
+          <w:color w:val="000000" w:themeColor="text1"/>
+        </w:rPr>
+        <w:t>HttpGet</w:t>
+      </w:r>
+      <w:proofErr w:type="spellEnd"/>
+      <w:proofErr w:type="gramStart"/>
+      <w:r>
+        <w:rPr>
+          <w:rFonts w:cs="Times New Roman"/>
+          <w:color w:val="000000" w:themeColor="text1"/>
+        </w:rPr>
+        <w:t>]`, `[</w:t>
+      </w:r>
+      <w:proofErr w:type="spellStart"/>
+      <w:r>
+        <w:rPr>
+          <w:rFonts w:cs="Times New Roman"/>
+          <w:color w:val="000000" w:themeColor="text1"/>
+        </w:rPr>
+        <w:t>HttpPost</w:t>
+      </w:r>
+      <w:proofErr w:type="spellEnd"/>
+      <w:proofErr w:type="gramEnd"/>
+      <w:r>
+        <w:rPr>
+          <w:rFonts w:cs="Times New Roman"/>
+          <w:color w:val="000000" w:themeColor="text1"/>
+        </w:rPr>
+        <w:t>]`) umożliwił intuicyjne mapowanie żądań na odpowiednie metody akcji w kontrolerach [10].</w:t>
       </w:r>
     </w:p>
     <w:p>
@@ -8754,13 +9196,54 @@
           <w:color w:val="000000" w:themeColor="text1"/>
         </w:rPr>
       </w:pPr>
+      <w:proofErr w:type="spellStart"/>
+      <w:r>
+        <w:rPr>
+          <w:rFonts w:cs="Times New Roman"/>
+          <w:color w:val="000000" w:themeColor="text1"/>
+        </w:rPr>
+        <w:t>Entity</w:t>
+      </w:r>
+      <w:proofErr w:type="spellEnd"/>
+      <w:r>
+        <w:rPr>
+          <w:rFonts w:cs="Times New Roman"/>
+          <w:color w:val="000000" w:themeColor="text1"/>
+        </w:rPr>
+        <w:t xml:space="preserve"> Framework </w:t>
+      </w:r>
+      <w:proofErr w:type="spellStart"/>
+      <w:r>
+        <w:rPr>
+          <w:rFonts w:cs="Times New Roman"/>
+          <w:color w:val="000000" w:themeColor="text1"/>
+        </w:rPr>
+        <w:t>Core</w:t>
+      </w:r>
+      <w:proofErr w:type="spellEnd"/>
+      <w:r>
+        <w:rPr>
+          <w:rFonts w:cs="Times New Roman"/>
+          <w:color w:val="000000" w:themeColor="text1"/>
+        </w:rPr>
+        <w:t xml:space="preserve"> (EF </w:t>
+      </w:r>
+      <w:proofErr w:type="spellStart"/>
       <w:proofErr w:type="gramStart"/>
       <w:r>
         <w:rPr>
           <w:rFonts w:cs="Times New Roman"/>
           <w:color w:val="000000" w:themeColor="text1"/>
         </w:rPr>
-        <w:t>Platforma .</w:t>
+        <w:t>Core</w:t>
+      </w:r>
+      <w:proofErr w:type="spellEnd"/>
+      <w:r>
+        <w:rPr>
+          <w:rFonts w:cs="Times New Roman"/>
+          <w:color w:val="000000" w:themeColor="text1"/>
+        </w:rPr>
+        <w:t>): Jako</w:t>
       </w:r>
       <w:proofErr w:type="gramEnd"/>
       <w:r>
@@ -8768,15 +9251,200 @@
           <w:rFonts w:cs="Times New Roman"/>
           <w:color w:val="000000" w:themeColor="text1"/>
         </w:rPr>
-        <w:t xml:space="preserve">NET 8 i język C#: Jako fundament wykonawczy aplikacji serwerowej wybrano </w:t>
-      </w:r>
+        <w:t xml:space="preserve"> warstwę dostępu do danych zastosowano </w:t>
+      </w:r>
+      <w:proofErr w:type="spellStart"/>
+      <w:r>
+        <w:rPr>
+          <w:rFonts w:cs="Times New Roman"/>
+          <w:color w:val="000000" w:themeColor="text1"/>
+        </w:rPr>
+        <w:t>maper</w:t>
+      </w:r>
+      <w:proofErr w:type="spellEnd"/>
+      <w:r>
+        <w:rPr>
+          <w:rFonts w:cs="Times New Roman"/>
+          <w:color w:val="000000" w:themeColor="text1"/>
+        </w:rPr>
+        <w:t xml:space="preserve"> obiektowo-relacyjny (ORM) </w:t>
+      </w:r>
+      <w:proofErr w:type="spellStart"/>
+      <w:r>
+        <w:rPr>
+          <w:rFonts w:cs="Times New Roman"/>
+          <w:color w:val="000000" w:themeColor="text1"/>
+        </w:rPr>
+        <w:t>Entity</w:t>
+      </w:r>
+      <w:proofErr w:type="spellEnd"/>
+      <w:r>
+        <w:rPr>
+          <w:rFonts w:cs="Times New Roman"/>
+          <w:color w:val="000000" w:themeColor="text1"/>
+        </w:rPr>
+        <w:t xml:space="preserve"> Framework </w:t>
+      </w:r>
+      <w:proofErr w:type="spellStart"/>
+      <w:r>
+        <w:rPr>
+          <w:rFonts w:cs="Times New Roman"/>
+          <w:color w:val="000000" w:themeColor="text1"/>
+        </w:rPr>
+        <w:t>Core</w:t>
+      </w:r>
+      <w:proofErr w:type="spellEnd"/>
+      <w:r>
+        <w:rPr>
+          <w:rFonts w:cs="Times New Roman"/>
+          <w:color w:val="000000" w:themeColor="text1"/>
+        </w:rPr>
+        <w:t>. Technologia ta stanowi pomost pomiędzy obiektowym kodem aplikacji a relacyjnym modelem bazy danych, umożliwiając interakcję z danymi za pomocą zapytań w składni LINQ (Language-</w:t>
+      </w:r>
+      <w:proofErr w:type="spellStart"/>
+      <w:r>
+        <w:rPr>
+          <w:rFonts w:cs="Times New Roman"/>
+          <w:color w:val="000000" w:themeColor="text1"/>
+        </w:rPr>
+        <w:t>Integrated</w:t>
+      </w:r>
+      <w:proofErr w:type="spellEnd"/>
+      <w:r>
+        <w:rPr>
+          <w:rFonts w:cs="Times New Roman"/>
+          <w:color w:val="000000" w:themeColor="text1"/>
+        </w:rPr>
+        <w:t xml:space="preserve"> Query) zamiast pisania surowych zapytań SQL. EF </w:t>
+      </w:r>
+      <w:proofErr w:type="spellStart"/>
+      <w:r>
+        <w:rPr>
+          <w:rFonts w:cs="Times New Roman"/>
+          <w:color w:val="000000" w:themeColor="text1"/>
+        </w:rPr>
+        <w:t>Core</w:t>
+      </w:r>
+      <w:proofErr w:type="spellEnd"/>
+      <w:r>
+        <w:rPr>
+          <w:rFonts w:cs="Times New Roman"/>
+          <w:color w:val="000000" w:themeColor="text1"/>
+        </w:rPr>
+        <w:t xml:space="preserve"> automatycznie tłumaczy te operacje na zoptymalizowany dialekt SQL, co przyspiesza proces programowania i minimalizuje ryzyko </w:t>
+      </w:r>
+      <w:r>
+        <w:rPr>
+          <w:rFonts w:cs="Times New Roman"/>
+          <w:color w:val="000000" w:themeColor="text1"/>
+        </w:rPr>
+        <w:lastRenderedPageBreak/>
+        <w:t xml:space="preserve">błędów, w tym podatności na ataki typu SQL </w:t>
+      </w:r>
+      <w:proofErr w:type="spellStart"/>
+      <w:r>
+        <w:rPr>
+          <w:rFonts w:cs="Times New Roman"/>
+          <w:color w:val="000000" w:themeColor="text1"/>
+        </w:rPr>
+        <w:t>Injection</w:t>
+      </w:r>
+      <w:proofErr w:type="spellEnd"/>
+      <w:r>
+        <w:rPr>
+          <w:rFonts w:cs="Times New Roman"/>
+          <w:color w:val="000000" w:themeColor="text1"/>
+        </w:rPr>
+        <w:t xml:space="preserve"> [23]. Kluczowym mechanizmem wykorzystanym w projekcie jest śledzenie zmian (ang. *</w:t>
+      </w:r>
+      <w:proofErr w:type="spellStart"/>
+      <w:r>
+        <w:rPr>
+          <w:rFonts w:cs="Times New Roman"/>
+          <w:color w:val="000000" w:themeColor="text1"/>
+        </w:rPr>
+        <w:t>Change</w:t>
+      </w:r>
+      <w:proofErr w:type="spellEnd"/>
+      <w:r>
+        <w:rPr>
+          <w:rFonts w:cs="Times New Roman"/>
+          <w:color w:val="000000" w:themeColor="text1"/>
+        </w:rPr>
+        <w:t xml:space="preserve"> </w:t>
+      </w:r>
+      <w:proofErr w:type="spellStart"/>
+      <w:r>
+        <w:rPr>
+          <w:rFonts w:cs="Times New Roman"/>
+          <w:color w:val="000000" w:themeColor="text1"/>
+        </w:rPr>
+        <w:t>Tracking</w:t>
+      </w:r>
+      <w:proofErr w:type="spellEnd"/>
+      <w:r>
+        <w:rPr>
+          <w:rFonts w:cs="Times New Roman"/>
+          <w:color w:val="000000" w:themeColor="text1"/>
+        </w:rPr>
+        <w:t>*), dzięki któremu kontekst bazy danych (`</w:t>
+      </w:r>
+      <w:proofErr w:type="spellStart"/>
+      <w:r>
+        <w:rPr>
+          <w:rFonts w:cs="Times New Roman"/>
+          <w:color w:val="000000" w:themeColor="text1"/>
+        </w:rPr>
+        <w:t>DbContext</w:t>
+      </w:r>
+      <w:proofErr w:type="spellEnd"/>
+      <w:r>
+        <w:rPr>
+          <w:rFonts w:cs="Times New Roman"/>
+          <w:color w:val="000000" w:themeColor="text1"/>
+        </w:rPr>
+        <w:t>`) automatycznie generuje niezbędne instrukcje `INSERT`, `UPDATE` lub `DELETE` na podstawie modyfikacji dokonanych na obiektach w pamięci. Ponadto, wbudowane narzędzie migracji pozwoliło na wersjonowanie schematu bazy danych w podejściu *Code-First*, zapewniając spójność modelu danych w kodzie ze strukturą bazy na każdym etapie rozwoju aplikacji [20].</w:t>
+      </w:r>
+    </w:p>
+    <w:p>
+      <w:pPr>
+        <w:rPr>
+          <w:rFonts w:cs="Times New Roman"/>
+          <w:color w:val="000000" w:themeColor="text1"/>
+        </w:rPr>
+      </w:pPr>
+    </w:p>
+    <w:p>
+      <w:pPr>
+        <w:ind w:firstLine="709"/>
+        <w:rPr>
+          <w:rFonts w:cs="Times New Roman"/>
+          <w:color w:val="000000" w:themeColor="text1"/>
+        </w:rPr>
+      </w:pPr>
+      <w:r>
+        <w:rPr>
+          <w:rFonts w:cs="Times New Roman"/>
+          <w:color w:val="000000" w:themeColor="text1"/>
+        </w:rPr>
+        <w:t xml:space="preserve">PostgreSQL i rozszerzenie </w:t>
+      </w:r>
+      <w:proofErr w:type="spellStart"/>
       <w:proofErr w:type="gramStart"/>
       <w:r>
         <w:rPr>
           <w:rFonts w:cs="Times New Roman"/>
           <w:color w:val="000000" w:themeColor="text1"/>
         </w:rPr>
-        <w:t>platformę .</w:t>
+        <w:t>PostGIS</w:t>
+      </w:r>
+      <w:proofErr w:type="spellEnd"/>
+      <w:r>
+        <w:rPr>
+          <w:rFonts w:cs="Times New Roman"/>
+          <w:color w:val="000000" w:themeColor="text1"/>
+        </w:rPr>
+        <w:t>: Jako</w:t>
       </w:r>
       <w:proofErr w:type="gramEnd"/>
       <w:r>
@@ -8784,39 +9452,239 @@
           <w:rFonts w:cs="Times New Roman"/>
           <w:color w:val="000000" w:themeColor="text1"/>
         </w:rPr>
-        <w:t xml:space="preserve">NET 8, która jest kompletnym, </w:t>
-      </w:r>
-      <w:proofErr w:type="spellStart"/>
-      <w:r>
-        <w:rPr>
-          <w:rFonts w:cs="Times New Roman"/>
-          <w:color w:val="000000" w:themeColor="text1"/>
-        </w:rPr>
-        <w:t>otwartoźródłowym</w:t>
-      </w:r>
-      <w:proofErr w:type="spellEnd"/>
-      <w:r>
-        <w:rPr>
-          <w:rFonts w:cs="Times New Roman"/>
-          <w:color w:val="000000" w:themeColor="text1"/>
-        </w:rPr>
-        <w:t xml:space="preserve"> ekosystemem deweloperskim firmy Microsoft. Wybór ten podyktowany był jej kluczowymi atrybutami, takimi jak wysoka wydajność, bezpieczeństwo i </w:t>
-      </w:r>
-      <w:proofErr w:type="spellStart"/>
-      <w:r>
-        <w:rPr>
-          <w:rFonts w:cs="Times New Roman"/>
-          <w:color w:val="000000" w:themeColor="text1"/>
-        </w:rPr>
-        <w:t>wieloplatformowość</w:t>
-      </w:r>
-      <w:proofErr w:type="spellEnd"/>
-      <w:r>
-        <w:rPr>
-          <w:rFonts w:cs="Times New Roman"/>
-          <w:color w:val="000000" w:themeColor="text1"/>
-        </w:rPr>
-        <w:t xml:space="preserve">, umożliwiająca uruchomienie aplikacji na systemach Windows, Linux oraz macOS bez modyfikacji kodu źródłowego. Wydajność </w:t>
+        <w:t xml:space="preserve"> system zarządzania bazą danych (SZBD) wybrano PostgreSQL, który jest zaawansowanym, obiektowo-relacyjnym systemem typu open-</w:t>
+      </w:r>
+      <w:proofErr w:type="spellStart"/>
+      <w:r>
+        <w:rPr>
+          <w:rFonts w:cs="Times New Roman"/>
+          <w:color w:val="000000" w:themeColor="text1"/>
+        </w:rPr>
+        <w:t>source</w:t>
+      </w:r>
+      <w:proofErr w:type="spellEnd"/>
+      <w:r>
+        <w:rPr>
+          <w:rFonts w:cs="Times New Roman"/>
+          <w:color w:val="000000" w:themeColor="text1"/>
+        </w:rPr>
+        <w:t xml:space="preserve">, znanym z wysokiej wydajności, niezawodności i ścisłej zgodności ze standardem SQL. Jego architektura pozwala na łatwe rozszerzanie funkcjonalności, co było kluczowe w kontekście wymagań projektu. Najważniejszym rozszerzeniem wykorzystanym w aplikacji jest </w:t>
+      </w:r>
+      <w:proofErr w:type="spellStart"/>
+      <w:r>
+        <w:rPr>
+          <w:rFonts w:cs="Times New Roman"/>
+          <w:color w:val="000000" w:themeColor="text1"/>
+        </w:rPr>
+        <w:t>PostGIS</w:t>
+      </w:r>
+      <w:proofErr w:type="spellEnd"/>
+      <w:r>
+        <w:rPr>
+          <w:rFonts w:cs="Times New Roman"/>
+          <w:color w:val="000000" w:themeColor="text1"/>
+        </w:rPr>
+        <w:t xml:space="preserve">, które przekształca PostgreSQL w potężny serwer danych </w:t>
+      </w:r>
+      <w:proofErr w:type="spellStart"/>
+      <w:r>
+        <w:rPr>
+          <w:rFonts w:cs="Times New Roman"/>
+          <w:color w:val="000000" w:themeColor="text1"/>
+        </w:rPr>
+        <w:t>geoprzestrzennych</w:t>
+      </w:r>
+      <w:proofErr w:type="spellEnd"/>
+      <w:r>
+        <w:rPr>
+          <w:rFonts w:cs="Times New Roman"/>
+          <w:color w:val="000000" w:themeColor="text1"/>
+        </w:rPr>
+        <w:t xml:space="preserve">, w pełni zgodny ze specyfikacją Simple </w:t>
+      </w:r>
+      <w:proofErr w:type="spellStart"/>
+      <w:r>
+        <w:rPr>
+          <w:rFonts w:cs="Times New Roman"/>
+          <w:color w:val="000000" w:themeColor="text1"/>
+        </w:rPr>
+        <w:t>Feature</w:t>
+      </w:r>
+      <w:proofErr w:type="spellEnd"/>
+      <w:r>
+        <w:rPr>
+          <w:rFonts w:cs="Times New Roman"/>
+          <w:color w:val="000000" w:themeColor="text1"/>
+        </w:rPr>
+        <w:t xml:space="preserve"> Access zdefiniowaną przez Open </w:t>
+      </w:r>
+      <w:proofErr w:type="spellStart"/>
+      <w:r>
+        <w:rPr>
+          <w:rFonts w:cs="Times New Roman"/>
+          <w:color w:val="000000" w:themeColor="text1"/>
+        </w:rPr>
+        <w:t>Geospatial</w:t>
+      </w:r>
+      <w:proofErr w:type="spellEnd"/>
+      <w:r>
+        <w:rPr>
+          <w:rFonts w:cs="Times New Roman"/>
+          <w:color w:val="000000" w:themeColor="text1"/>
+        </w:rPr>
+        <w:t xml:space="preserve"> Consortium (OGC). </w:t>
+      </w:r>
+      <w:proofErr w:type="spellStart"/>
+      <w:r>
+        <w:rPr>
+          <w:rFonts w:cs="Times New Roman"/>
+          <w:color w:val="000000" w:themeColor="text1"/>
+        </w:rPr>
+        <w:t>PostGIS</w:t>
+      </w:r>
+      <w:proofErr w:type="spellEnd"/>
+      <w:r>
+        <w:rPr>
+          <w:rFonts w:cs="Times New Roman"/>
+          <w:color w:val="000000" w:themeColor="text1"/>
+        </w:rPr>
+        <w:t xml:space="preserve"> wprowadza nie tylko dedykowane typy danych, takie jak `GEOGRAPHY` (do obliczeń na sferoidzie) i `GEOMETRY` (do obliczeń na płaszczyźnie), ale również bogaty zestaw zoptymalizowanych funkcji przestrzennych (np. do obliczania odległości, buforowania czy analizy przecięć). Co więcej, </w:t>
+      </w:r>
+      <w:proofErr w:type="spellStart"/>
+      <w:r>
+        <w:rPr>
+          <w:rFonts w:cs="Times New Roman"/>
+          <w:color w:val="000000" w:themeColor="text1"/>
+        </w:rPr>
+        <w:t>PostGIS</w:t>
+      </w:r>
+      <w:proofErr w:type="spellEnd"/>
+      <w:r>
+        <w:rPr>
+          <w:rFonts w:cs="Times New Roman"/>
+          <w:color w:val="000000" w:themeColor="text1"/>
+        </w:rPr>
+        <w:t xml:space="preserve"> umożliwia tworzenie specjalistycznych indeksów przestrzennych, takich jak </w:t>
+      </w:r>
+      <w:proofErr w:type="spellStart"/>
+      <w:r>
+        <w:rPr>
+          <w:rFonts w:cs="Times New Roman"/>
+          <w:color w:val="000000" w:themeColor="text1"/>
+        </w:rPr>
+        <w:t>GiST</w:t>
+      </w:r>
+      <w:proofErr w:type="spellEnd"/>
+      <w:r>
+        <w:rPr>
+          <w:rFonts w:cs="Times New Roman"/>
+          <w:color w:val="000000" w:themeColor="text1"/>
+        </w:rPr>
+        <w:t xml:space="preserve"> (</w:t>
+      </w:r>
+      <w:proofErr w:type="spellStart"/>
+      <w:r>
+        <w:rPr>
+          <w:rFonts w:cs="Times New Roman"/>
+          <w:color w:val="000000" w:themeColor="text1"/>
+        </w:rPr>
+        <w:t>Generalized</w:t>
+      </w:r>
+      <w:proofErr w:type="spellEnd"/>
+      <w:r>
+        <w:rPr>
+          <w:rFonts w:cs="Times New Roman"/>
+          <w:color w:val="000000" w:themeColor="text1"/>
+        </w:rPr>
+        <w:t xml:space="preserve"> </w:t>
+      </w:r>
+      <w:proofErr w:type="spellStart"/>
+      <w:r>
+        <w:rPr>
+          <w:rFonts w:cs="Times New Roman"/>
+          <w:color w:val="000000" w:themeColor="text1"/>
+        </w:rPr>
+        <w:t>Search</w:t>
+      </w:r>
+      <w:proofErr w:type="spellEnd"/>
+      <w:r>
+        <w:rPr>
+          <w:rFonts w:cs="Times New Roman"/>
+          <w:color w:val="000000" w:themeColor="text1"/>
+        </w:rPr>
+        <w:t xml:space="preserve"> </w:t>
+      </w:r>
+      <w:proofErr w:type="spellStart"/>
+      <w:r>
+        <w:rPr>
+          <w:rFonts w:cs="Times New Roman"/>
+          <w:color w:val="000000" w:themeColor="text1"/>
+        </w:rPr>
+        <w:t>Tree</w:t>
+      </w:r>
+      <w:proofErr w:type="spellEnd"/>
+      <w:r>
+        <w:rPr>
+          <w:rFonts w:cs="Times New Roman"/>
+          <w:color w:val="000000" w:themeColor="text1"/>
+        </w:rPr>
+        <w:t>), które drastycznie przyspieszają wykonywanie zapytań filtrujących dane na podstawie ich położenia geograficznego, co jest fundamentalne dla wydajności aplikacji [13].</w:t>
+      </w:r>
+    </w:p>
+    <w:p>
+      <w:pPr>
+        <w:rPr>
+          <w:rFonts w:cs="Times New Roman"/>
+          <w:color w:val="000000" w:themeColor="text1"/>
+        </w:rPr>
+      </w:pPr>
+    </w:p>
+    <w:p>
+      <w:pPr>
+        <w:ind w:firstLine="709"/>
+        <w:rPr>
+          <w:rFonts w:cs="Times New Roman"/>
+          <w:color w:val="000000" w:themeColor="text1"/>
+        </w:rPr>
+      </w:pPr>
+      <w:r>
+        <w:rPr>
+          <w:rFonts w:cs="Times New Roman"/>
+          <w:color w:val="000000" w:themeColor="text1"/>
+        </w:rPr>
+        <w:t xml:space="preserve">Biblioteka </w:t>
+      </w:r>
+      <w:proofErr w:type="spellStart"/>
+      <w:r>
+        <w:rPr>
+          <w:rFonts w:cs="Times New Roman"/>
+          <w:color w:val="000000" w:themeColor="text1"/>
+        </w:rPr>
+        <w:t>NetTopologySuite</w:t>
+      </w:r>
+      <w:proofErr w:type="spellEnd"/>
+      <w:r>
+        <w:rPr>
+          <w:rFonts w:cs="Times New Roman"/>
+          <w:color w:val="000000" w:themeColor="text1"/>
+        </w:rPr>
+        <w:t xml:space="preserve">: W celu umożliwienia operacji na danych </w:t>
+      </w:r>
+      <w:proofErr w:type="spellStart"/>
+      <w:r>
+        <w:rPr>
+          <w:rFonts w:cs="Times New Roman"/>
+          <w:color w:val="000000" w:themeColor="text1"/>
+        </w:rPr>
+        <w:t>geoprzestrzennych</w:t>
+      </w:r>
+      <w:proofErr w:type="spellEnd"/>
+      <w:r>
+        <w:rPr>
+          <w:rFonts w:cs="Times New Roman"/>
+          <w:color w:val="000000" w:themeColor="text1"/>
+        </w:rPr>
+        <w:t xml:space="preserve"> w ramach </w:t>
       </w:r>
       <w:proofErr w:type="gramStart"/>
       <w:r>
@@ -8824,7 +9692,7 @@
           <w:rFonts w:cs="Times New Roman"/>
           <w:color w:val="000000" w:themeColor="text1"/>
         </w:rPr>
-        <w:t>platformy .</w:t>
+        <w:t>aplikacji .</w:t>
       </w:r>
       <w:proofErr w:type="gramEnd"/>
       <w:r>
@@ -8832,74 +9700,203 @@
           <w:rFonts w:cs="Times New Roman"/>
           <w:color w:val="000000" w:themeColor="text1"/>
         </w:rPr>
-        <w:t>NET wynika z zastosowania zaawansowanego kompilatora JIT (Just-In-Time), który w czasie rzeczywistym tłumaczy kod pośredni (</w:t>
-      </w:r>
-      <w:proofErr w:type="spellStart"/>
-      <w:r>
-        <w:rPr>
-          <w:rFonts w:cs="Times New Roman"/>
-          <w:color w:val="000000" w:themeColor="text1"/>
-        </w:rPr>
-        <w:t>Intermediate</w:t>
-      </w:r>
-      <w:proofErr w:type="spellEnd"/>
-      <w:r>
-        <w:rPr>
-          <w:rFonts w:cs="Times New Roman"/>
-          <w:color w:val="000000" w:themeColor="text1"/>
-        </w:rPr>
-        <w:t xml:space="preserve"> Language) na zoptymalizowany kod maszynowy, oraz z wydajnego mechanizmu automatycznego zarządzania pamięcią, znanego</w:t>
-      </w:r>
-      <w:r>
-        <w:rPr>
-          <w:rFonts w:cs="Times New Roman"/>
-          <w:color w:val="000000" w:themeColor="text1"/>
-        </w:rPr>
-        <w:t>,</w:t>
-      </w:r>
-      <w:r>
-        <w:rPr>
-          <w:rFonts w:cs="Times New Roman"/>
-          <w:color w:val="000000" w:themeColor="text1"/>
-        </w:rPr>
-        <w:t xml:space="preserve"> jako </w:t>
-      </w:r>
-      <w:proofErr w:type="spellStart"/>
-      <w:r>
-        <w:rPr>
-          <w:rFonts w:cs="Times New Roman"/>
-          <w:color w:val="000000" w:themeColor="text1"/>
-        </w:rPr>
-        <w:t>Garbage</w:t>
-      </w:r>
-      <w:proofErr w:type="spellEnd"/>
-      <w:r>
-        <w:rPr>
-          <w:rFonts w:cs="Times New Roman"/>
-          <w:color w:val="000000" w:themeColor="text1"/>
-        </w:rPr>
-        <w:t xml:space="preserve"> </w:t>
-      </w:r>
-      <w:proofErr w:type="spellStart"/>
-      <w:r>
-        <w:rPr>
-          <w:rFonts w:cs="Times New Roman"/>
-          <w:color w:val="000000" w:themeColor="text1"/>
-        </w:rPr>
-        <w:t>Collector</w:t>
-      </w:r>
-      <w:proofErr w:type="spellEnd"/>
-      <w:r>
-        <w:rPr>
-          <w:rFonts w:cs="Times New Roman"/>
-          <w:color w:val="000000" w:themeColor="text1"/>
-        </w:rPr>
-        <w:t xml:space="preserve"> (GC) [20]. Platforma dostarcza również bogaty zbiór bibliotek bazowych (Base Class Library), które oferują gotowe implementacje dla szerokiego spektrum zadań, od operacji na plikach po obsługę protokołów sieciowych.</w:t>
-      </w:r>
-    </w:p>
-    <w:p>
-      <w:pPr>
-        <w:jc w:val="both"/>
+        <w:t xml:space="preserve">NET, wykorzystano bibliotekę </w:t>
+      </w:r>
+      <w:proofErr w:type="spellStart"/>
+      <w:r>
+        <w:rPr>
+          <w:rFonts w:cs="Times New Roman"/>
+          <w:color w:val="000000" w:themeColor="text1"/>
+        </w:rPr>
+        <w:t>NetTopologySuite</w:t>
+      </w:r>
+      <w:proofErr w:type="spellEnd"/>
+      <w:r>
+        <w:rPr>
+          <w:rFonts w:cs="Times New Roman"/>
+          <w:color w:val="000000" w:themeColor="text1"/>
+        </w:rPr>
+        <w:t xml:space="preserve">. Pełni ona rolę kluczowego pomostu pomiędzy obiektowym kodem C# a standardami OGC, implementując w zarządzanym </w:t>
+      </w:r>
+      <w:proofErr w:type="gramStart"/>
+      <w:r>
+        <w:rPr>
+          <w:rFonts w:cs="Times New Roman"/>
+          <w:color w:val="000000" w:themeColor="text1"/>
+        </w:rPr>
+        <w:t>środowisku .</w:t>
+      </w:r>
+      <w:proofErr w:type="gramEnd"/>
+      <w:r>
+        <w:rPr>
+          <w:rFonts w:cs="Times New Roman"/>
+          <w:color w:val="000000" w:themeColor="text1"/>
+        </w:rPr>
+        <w:t>NET hierarchię typów geometrycznych, takich jak `Point`, `</w:t>
+      </w:r>
+      <w:proofErr w:type="spellStart"/>
+      <w:r>
+        <w:rPr>
+          <w:rFonts w:cs="Times New Roman"/>
+          <w:color w:val="000000" w:themeColor="text1"/>
+        </w:rPr>
+        <w:t>LineString</w:t>
+      </w:r>
+      <w:proofErr w:type="spellEnd"/>
+      <w:r>
+        <w:rPr>
+          <w:rFonts w:cs="Times New Roman"/>
+          <w:color w:val="000000" w:themeColor="text1"/>
+        </w:rPr>
+        <w:t>` czy `</w:t>
+      </w:r>
+      <w:proofErr w:type="spellStart"/>
+      <w:r>
+        <w:rPr>
+          <w:rFonts w:cs="Times New Roman"/>
+          <w:color w:val="000000" w:themeColor="text1"/>
+        </w:rPr>
+        <w:t>Polygon</w:t>
+      </w:r>
+      <w:proofErr w:type="spellEnd"/>
+      <w:r>
+        <w:rPr>
+          <w:rFonts w:cs="Times New Roman"/>
+          <w:color w:val="000000" w:themeColor="text1"/>
+        </w:rPr>
+        <w:t xml:space="preserve">`. Jest to de facto standardowa biblioteka do pracy z danymi przestrzennymi w tym ekosystemie. Jej zastosowanie było niezbędne do tworzenia i manipulowania obiektami geometrii przed ich zapisaniem do bazy danych, a także do interpretowania danych odczytanych z </w:t>
+      </w:r>
+      <w:proofErr w:type="spellStart"/>
+      <w:r>
+        <w:rPr>
+          <w:rFonts w:cs="Times New Roman"/>
+          <w:color w:val="000000" w:themeColor="text1"/>
+        </w:rPr>
+        <w:t>PostGIS</w:t>
+      </w:r>
+      <w:proofErr w:type="spellEnd"/>
+      <w:r>
+        <w:rPr>
+          <w:rFonts w:cs="Times New Roman"/>
+          <w:color w:val="000000" w:themeColor="text1"/>
+        </w:rPr>
+        <w:t xml:space="preserve">. Co istotne, dostawca bazy danych </w:t>
+      </w:r>
+      <w:proofErr w:type="spellStart"/>
+      <w:r>
+        <w:rPr>
+          <w:rFonts w:cs="Times New Roman"/>
+          <w:color w:val="000000" w:themeColor="text1"/>
+        </w:rPr>
+        <w:t>Entity</w:t>
+      </w:r>
+      <w:proofErr w:type="spellEnd"/>
+      <w:r>
+        <w:rPr>
+          <w:rFonts w:cs="Times New Roman"/>
+          <w:color w:val="000000" w:themeColor="text1"/>
+        </w:rPr>
+        <w:t xml:space="preserve"> Framework </w:t>
+      </w:r>
+      <w:proofErr w:type="spellStart"/>
+      <w:r>
+        <w:rPr>
+          <w:rFonts w:cs="Times New Roman"/>
+          <w:color w:val="000000" w:themeColor="text1"/>
+        </w:rPr>
+        <w:t>Core</w:t>
+      </w:r>
+      <w:proofErr w:type="spellEnd"/>
+      <w:r>
+        <w:rPr>
+          <w:rFonts w:cs="Times New Roman"/>
+          <w:color w:val="000000" w:themeColor="text1"/>
+        </w:rPr>
+        <w:t xml:space="preserve"> dla PostgreSQL (`</w:t>
+      </w:r>
+      <w:proofErr w:type="spellStart"/>
+      <w:r>
+        <w:rPr>
+          <w:rFonts w:cs="Times New Roman"/>
+          <w:color w:val="000000" w:themeColor="text1"/>
+        </w:rPr>
+        <w:t>Npgsql.EntityFrameworkCore.PostgreSQL</w:t>
+      </w:r>
+      <w:proofErr w:type="spellEnd"/>
+      <w:r>
+        <w:rPr>
+          <w:rFonts w:cs="Times New Roman"/>
+          <w:color w:val="000000" w:themeColor="text1"/>
+        </w:rPr>
+        <w:t xml:space="preserve">`) posiada wbudowaną, natywną integrację z </w:t>
+      </w:r>
+      <w:proofErr w:type="spellStart"/>
+      <w:r>
+        <w:rPr>
+          <w:rFonts w:cs="Times New Roman"/>
+          <w:color w:val="000000" w:themeColor="text1"/>
+        </w:rPr>
+        <w:t>NetTopologySuite</w:t>
+      </w:r>
+      <w:proofErr w:type="spellEnd"/>
+      <w:r>
+        <w:rPr>
+          <w:rFonts w:cs="Times New Roman"/>
+          <w:color w:val="000000" w:themeColor="text1"/>
+        </w:rPr>
+        <w:t xml:space="preserve">, co umożliwiło płynne i transparentne mapowanie typów geometrycznych z C# na typy </w:t>
+      </w:r>
+      <w:proofErr w:type="spellStart"/>
+      <w:r>
+        <w:rPr>
+          <w:rFonts w:cs="Times New Roman"/>
+          <w:color w:val="000000" w:themeColor="text1"/>
+        </w:rPr>
+        <w:t>PostGIS</w:t>
+      </w:r>
+      <w:proofErr w:type="spellEnd"/>
+      <w:r>
+        <w:rPr>
+          <w:rFonts w:cs="Times New Roman"/>
+          <w:color w:val="000000" w:themeColor="text1"/>
+        </w:rPr>
+        <w:t xml:space="preserve"> bez konieczności pisania ręcznych konwerterów. Dzięki temu zapytania LINQ mogły zawierać operacje przestrzenne, które EF </w:t>
+      </w:r>
+      <w:proofErr w:type="spellStart"/>
+      <w:r>
+        <w:rPr>
+          <w:rFonts w:cs="Times New Roman"/>
+          <w:color w:val="000000" w:themeColor="text1"/>
+        </w:rPr>
+        <w:t>Core</w:t>
+      </w:r>
+      <w:proofErr w:type="spellEnd"/>
+      <w:r>
+        <w:rPr>
+          <w:rFonts w:cs="Times New Roman"/>
+          <w:color w:val="000000" w:themeColor="text1"/>
+        </w:rPr>
+        <w:t xml:space="preserve"> potrafił przetłumaczyć na odpowiednie funkcje SQL w dialekcie </w:t>
+      </w:r>
+      <w:proofErr w:type="spellStart"/>
+      <w:r>
+        <w:rPr>
+          <w:rFonts w:cs="Times New Roman"/>
+          <w:color w:val="000000" w:themeColor="text1"/>
+        </w:rPr>
+        <w:t>PostGIS</w:t>
+      </w:r>
+      <w:proofErr w:type="spellEnd"/>
+      <w:r>
+        <w:rPr>
+          <w:rFonts w:cs="Times New Roman"/>
+          <w:color w:val="000000" w:themeColor="text1"/>
+        </w:rPr>
+        <w:t xml:space="preserve"> [24].</w:t>
+      </w:r>
+    </w:p>
+    <w:p>
+      <w:pPr>
         <w:rPr>
           <w:rFonts w:cs="Times New Roman"/>
           <w:color w:val="000000" w:themeColor="text1"/>
@@ -8909,688 +9906,6 @@
     <w:p>
       <w:pPr>
         <w:ind w:firstLine="709"/>
-        <w:jc w:val="both"/>
-        <w:rPr>
-          <w:rFonts w:cs="Times New Roman"/>
-          <w:color w:val="000000" w:themeColor="text1"/>
-        </w:rPr>
-      </w:pPr>
-      <w:r>
-        <w:rPr>
-          <w:rFonts w:cs="Times New Roman"/>
-          <w:color w:val="000000" w:themeColor="text1"/>
-        </w:rPr>
-        <w:t>Język C# w wersji 12, użyty do implementacji całej logik</w:t>
-      </w:r>
-      <w:r>
-        <w:rPr>
-          <w:rFonts w:cs="Times New Roman"/>
-          <w:color w:val="000000" w:themeColor="text1"/>
-        </w:rPr>
-        <w:t xml:space="preserve">i biznesowej, jest nowoczesnym, </w:t>
-      </w:r>
-      <w:r>
-        <w:rPr>
-          <w:rFonts w:cs="Times New Roman"/>
-          <w:color w:val="000000" w:themeColor="text1"/>
-        </w:rPr>
-        <w:t xml:space="preserve">obiektowym językiem programowania o statycznym i silnym typowaniu. Ta ostatnia cecha jest niezwykle istotna z perspektywy niezawodności oprogramowania, ponieważ wymusza weryfikację poprawności typów już na etapie kompilacji, co pozwala na wyeliminowanie całej klasy błędów, które w językach o typowaniu dynamicznym mogłyby ujawnić się dopiero w środowisku produkcyjnym [21]. Szczególnie istotną cechą języka, kluczową dla zaimplementowanego systemu, jest wbudowany model programowania asynchronicznego, oparty na słowach kluczowych `async` i `await`. Pozwala on na implementację nieblokujących operacji wejścia-wyjścia (I/O), takich jak zapytania do bazy danych czy odczyt plików. W kontekście aplikacji serwerowej, mechanizm ten zwalnia wątek obsługujący żądanie na czas oczekiwania na zakończenie operacji I/O, umożliwiając mu w tym czasie obsługę innych, przychodzących zapytań. Taki model zarządzania </w:t>
-      </w:r>
-      <w:r>
-        <w:rPr>
-          <w:rFonts w:cs="Times New Roman"/>
-          <w:color w:val="000000" w:themeColor="text1"/>
-        </w:rPr>
-        <w:lastRenderedPageBreak/>
-        <w:t xml:space="preserve">zasobami jest fundamentalny dla osiągnięcia wysokiej skalowalności i </w:t>
-      </w:r>
-      <w:proofErr w:type="spellStart"/>
-      <w:r>
-        <w:rPr>
-          <w:rFonts w:cs="Times New Roman"/>
-          <w:color w:val="000000" w:themeColor="text1"/>
-        </w:rPr>
-        <w:t>responsywności</w:t>
-      </w:r>
-      <w:proofErr w:type="spellEnd"/>
-      <w:r>
-        <w:rPr>
-          <w:rFonts w:cs="Times New Roman"/>
-          <w:color w:val="000000" w:themeColor="text1"/>
-        </w:rPr>
-        <w:t xml:space="preserve"> systemu pod dużym obciążeniem [22].</w:t>
-      </w:r>
-    </w:p>
-    <w:p>
-      <w:pPr>
-        <w:ind w:left="709" w:firstLine="709"/>
-        <w:jc w:val="both"/>
-        <w:rPr>
-          <w:rFonts w:cs="Times New Roman"/>
-          <w:color w:val="000000" w:themeColor="text1"/>
-        </w:rPr>
-      </w:pPr>
-    </w:p>
-    <w:p>
-      <w:pPr>
-        <w:ind w:firstLine="709"/>
-        <w:jc w:val="both"/>
-        <w:rPr>
-          <w:rFonts w:cs="Times New Roman"/>
-          <w:color w:val="000000" w:themeColor="text1"/>
-        </w:rPr>
-      </w:pPr>
-      <w:r>
-        <w:rPr>
-          <w:rFonts w:cs="Times New Roman"/>
-          <w:color w:val="000000" w:themeColor="text1"/>
-        </w:rPr>
-        <w:t xml:space="preserve">Framework ASP.NET </w:t>
-      </w:r>
-      <w:proofErr w:type="spellStart"/>
-      <w:r>
-        <w:rPr>
-          <w:rFonts w:cs="Times New Roman"/>
-          <w:color w:val="000000" w:themeColor="text1"/>
-        </w:rPr>
-        <w:t>Core</w:t>
-      </w:r>
-      <w:proofErr w:type="spellEnd"/>
-      <w:r>
-        <w:rPr>
-          <w:rFonts w:cs="Times New Roman"/>
-          <w:color w:val="000000" w:themeColor="text1"/>
-        </w:rPr>
-        <w:t xml:space="preserve">: Do budowy interfejsu API wykorzystano </w:t>
-      </w:r>
-      <w:proofErr w:type="spellStart"/>
-      <w:r>
-        <w:rPr>
-          <w:rFonts w:cs="Times New Roman"/>
-          <w:color w:val="000000" w:themeColor="text1"/>
-        </w:rPr>
-        <w:t>framework</w:t>
-      </w:r>
-      <w:proofErr w:type="spellEnd"/>
-      <w:r>
-        <w:rPr>
-          <w:rFonts w:cs="Times New Roman"/>
-          <w:color w:val="000000" w:themeColor="text1"/>
-        </w:rPr>
-        <w:t xml:space="preserve"> ASP.NET </w:t>
-      </w:r>
-      <w:proofErr w:type="spellStart"/>
-      <w:r>
-        <w:rPr>
-          <w:rFonts w:cs="Times New Roman"/>
-          <w:color w:val="000000" w:themeColor="text1"/>
-        </w:rPr>
-        <w:t>Core</w:t>
-      </w:r>
-      <w:proofErr w:type="spellEnd"/>
-      <w:r>
-        <w:rPr>
-          <w:rFonts w:cs="Times New Roman"/>
-          <w:color w:val="000000" w:themeColor="text1"/>
-        </w:rPr>
-        <w:t>, który cechuje się lekką i modularną architekturą. Jego centralnym elementem jest potok przetwarzania żądań (ang. *</w:t>
-      </w:r>
-      <w:proofErr w:type="spellStart"/>
-      <w:r>
-        <w:rPr>
-          <w:rFonts w:cs="Times New Roman"/>
-          <w:color w:val="000000" w:themeColor="text1"/>
-        </w:rPr>
-        <w:t>middleware</w:t>
-      </w:r>
-      <w:proofErr w:type="spellEnd"/>
-      <w:r>
-        <w:rPr>
-          <w:rFonts w:cs="Times New Roman"/>
-          <w:color w:val="000000" w:themeColor="text1"/>
-        </w:rPr>
-        <w:t xml:space="preserve"> </w:t>
-      </w:r>
-      <w:proofErr w:type="spellStart"/>
-      <w:r>
-        <w:rPr>
-          <w:rFonts w:cs="Times New Roman"/>
-          <w:color w:val="000000" w:themeColor="text1"/>
-        </w:rPr>
-        <w:t>pipeline</w:t>
-      </w:r>
-      <w:proofErr w:type="spellEnd"/>
-      <w:r>
-        <w:rPr>
-          <w:rFonts w:cs="Times New Roman"/>
-          <w:color w:val="000000" w:themeColor="text1"/>
-        </w:rPr>
-        <w:t>*), pozwalający na sekwencyjną obsługę przychodzących zapytań HTTP przez konfigurowalne komponenty, takie jak routing, uwierzytelnianie czy autoryzacja. Framework posiada również wbudowany kontener wstrzykiwania zależności (DI), który jest kluczowy dla budowy luźno powiązanych i łatwych w testowaniu systemów. Mechanizm ten, oparty na zasadzie odwrócenia sterowania (</w:t>
-      </w:r>
-      <w:proofErr w:type="spellStart"/>
-      <w:r>
-        <w:rPr>
-          <w:rFonts w:cs="Times New Roman"/>
-          <w:color w:val="000000" w:themeColor="text1"/>
-        </w:rPr>
-        <w:t>IoC</w:t>
-      </w:r>
-      <w:proofErr w:type="spellEnd"/>
-      <w:r>
-        <w:rPr>
-          <w:rFonts w:cs="Times New Roman"/>
-          <w:color w:val="000000" w:themeColor="text1"/>
-        </w:rPr>
-        <w:t>), pozwolił na automatyczne dostarczanie instancji serwisów, takich jak `</w:t>
-      </w:r>
-      <w:proofErr w:type="spellStart"/>
-      <w:r>
-        <w:rPr>
-          <w:rFonts w:cs="Times New Roman"/>
-          <w:color w:val="000000" w:themeColor="text1"/>
-        </w:rPr>
-        <w:t>GeoLogDbContext</w:t>
-      </w:r>
-      <w:proofErr w:type="spellEnd"/>
-      <w:r>
-        <w:rPr>
-          <w:rFonts w:cs="Times New Roman"/>
-          <w:color w:val="000000" w:themeColor="text1"/>
-        </w:rPr>
-        <w:t>`, do konstruktorów kontrolerów, co znacząco uprościło zarządzanie cyklem życia obiektów. Całość uzupełnia zaawansowany system routingu, który przy użyciu atrybutów (`[</w:t>
-      </w:r>
-      <w:proofErr w:type="spellStart"/>
-      <w:r>
-        <w:rPr>
-          <w:rFonts w:cs="Times New Roman"/>
-          <w:color w:val="000000" w:themeColor="text1"/>
-        </w:rPr>
-        <w:t>HttpGet</w:t>
-      </w:r>
-      <w:proofErr w:type="spellEnd"/>
-      <w:proofErr w:type="gramStart"/>
-      <w:r>
-        <w:rPr>
-          <w:rFonts w:cs="Times New Roman"/>
-          <w:color w:val="000000" w:themeColor="text1"/>
-        </w:rPr>
-        <w:t>]`, `[</w:t>
-      </w:r>
-      <w:proofErr w:type="spellStart"/>
-      <w:r>
-        <w:rPr>
-          <w:rFonts w:cs="Times New Roman"/>
-          <w:color w:val="000000" w:themeColor="text1"/>
-        </w:rPr>
-        <w:t>HttpPost</w:t>
-      </w:r>
-      <w:proofErr w:type="spellEnd"/>
-      <w:proofErr w:type="gramEnd"/>
-      <w:r>
-        <w:rPr>
-          <w:rFonts w:cs="Times New Roman"/>
-          <w:color w:val="000000" w:themeColor="text1"/>
-        </w:rPr>
-        <w:t>]`) umożliwił intuicyjne mapowanie żądań na odpowiednie metody akcji w kontrolerach [10].</w:t>
-      </w:r>
-    </w:p>
-    <w:p>
-      <w:pPr>
-        <w:ind w:left="709" w:hanging="709"/>
-        <w:jc w:val="both"/>
-        <w:rPr>
-          <w:rFonts w:cs="Times New Roman"/>
-          <w:color w:val="000000" w:themeColor="text1"/>
-        </w:rPr>
-      </w:pPr>
-    </w:p>
-    <w:p>
-      <w:pPr>
-        <w:ind w:firstLine="709"/>
-        <w:jc w:val="both"/>
-        <w:rPr>
-          <w:rFonts w:cs="Times New Roman"/>
-          <w:color w:val="000000" w:themeColor="text1"/>
-        </w:rPr>
-      </w:pPr>
-      <w:proofErr w:type="spellStart"/>
-      <w:r>
-        <w:rPr>
-          <w:rFonts w:cs="Times New Roman"/>
-          <w:color w:val="000000" w:themeColor="text1"/>
-        </w:rPr>
-        <w:t>Entity</w:t>
-      </w:r>
-      <w:proofErr w:type="spellEnd"/>
-      <w:r>
-        <w:rPr>
-          <w:rFonts w:cs="Times New Roman"/>
-          <w:color w:val="000000" w:themeColor="text1"/>
-        </w:rPr>
-        <w:t xml:space="preserve"> Framework </w:t>
-      </w:r>
-      <w:proofErr w:type="spellStart"/>
-      <w:r>
-        <w:rPr>
-          <w:rFonts w:cs="Times New Roman"/>
-          <w:color w:val="000000" w:themeColor="text1"/>
-        </w:rPr>
-        <w:t>Core</w:t>
-      </w:r>
-      <w:proofErr w:type="spellEnd"/>
-      <w:r>
-        <w:rPr>
-          <w:rFonts w:cs="Times New Roman"/>
-          <w:color w:val="000000" w:themeColor="text1"/>
-        </w:rPr>
-        <w:t xml:space="preserve"> (EF </w:t>
-      </w:r>
-      <w:proofErr w:type="spellStart"/>
-      <w:proofErr w:type="gramStart"/>
-      <w:r>
-        <w:rPr>
-          <w:rFonts w:cs="Times New Roman"/>
-          <w:color w:val="000000" w:themeColor="text1"/>
-        </w:rPr>
-        <w:t>Core</w:t>
-      </w:r>
-      <w:proofErr w:type="spellEnd"/>
-      <w:r>
-        <w:rPr>
-          <w:rFonts w:cs="Times New Roman"/>
-          <w:color w:val="000000" w:themeColor="text1"/>
-        </w:rPr>
-        <w:t>): Jako</w:t>
-      </w:r>
-      <w:proofErr w:type="gramEnd"/>
-      <w:r>
-        <w:rPr>
-          <w:rFonts w:cs="Times New Roman"/>
-          <w:color w:val="000000" w:themeColor="text1"/>
-        </w:rPr>
-        <w:t xml:space="preserve"> warstwę dostępu do danych zastosowano </w:t>
-      </w:r>
-      <w:proofErr w:type="spellStart"/>
-      <w:r>
-        <w:rPr>
-          <w:rFonts w:cs="Times New Roman"/>
-          <w:color w:val="000000" w:themeColor="text1"/>
-        </w:rPr>
-        <w:t>maper</w:t>
-      </w:r>
-      <w:proofErr w:type="spellEnd"/>
-      <w:r>
-        <w:rPr>
-          <w:rFonts w:cs="Times New Roman"/>
-          <w:color w:val="000000" w:themeColor="text1"/>
-        </w:rPr>
-        <w:t xml:space="preserve"> obiektowo-relacyjny (ORM) </w:t>
-      </w:r>
-      <w:proofErr w:type="spellStart"/>
-      <w:r>
-        <w:rPr>
-          <w:rFonts w:cs="Times New Roman"/>
-          <w:color w:val="000000" w:themeColor="text1"/>
-        </w:rPr>
-        <w:t>Entity</w:t>
-      </w:r>
-      <w:proofErr w:type="spellEnd"/>
-      <w:r>
-        <w:rPr>
-          <w:rFonts w:cs="Times New Roman"/>
-          <w:color w:val="000000" w:themeColor="text1"/>
-        </w:rPr>
-        <w:t xml:space="preserve"> Framework </w:t>
-      </w:r>
-      <w:proofErr w:type="spellStart"/>
-      <w:r>
-        <w:rPr>
-          <w:rFonts w:cs="Times New Roman"/>
-          <w:color w:val="000000" w:themeColor="text1"/>
-        </w:rPr>
-        <w:t>Core</w:t>
-      </w:r>
-      <w:proofErr w:type="spellEnd"/>
-      <w:r>
-        <w:rPr>
-          <w:rFonts w:cs="Times New Roman"/>
-          <w:color w:val="000000" w:themeColor="text1"/>
-        </w:rPr>
-        <w:t>. Technologia ta stanowi pomost pomiędzy obiektowym kodem aplikacji a relacyjnym modelem bazy danych, umożliwiając interakcję z danymi za pomocą zapytań w składni LINQ (Language-</w:t>
-      </w:r>
-      <w:proofErr w:type="spellStart"/>
-      <w:r>
-        <w:rPr>
-          <w:rFonts w:cs="Times New Roman"/>
-          <w:color w:val="000000" w:themeColor="text1"/>
-        </w:rPr>
-        <w:t>Integrated</w:t>
-      </w:r>
-      <w:proofErr w:type="spellEnd"/>
-      <w:r>
-        <w:rPr>
-          <w:rFonts w:cs="Times New Roman"/>
-          <w:color w:val="000000" w:themeColor="text1"/>
-        </w:rPr>
-        <w:t xml:space="preserve"> Query) zamiast pisania surowych zapytań SQL. EF </w:t>
-      </w:r>
-      <w:proofErr w:type="spellStart"/>
-      <w:r>
-        <w:rPr>
-          <w:rFonts w:cs="Times New Roman"/>
-          <w:color w:val="000000" w:themeColor="text1"/>
-        </w:rPr>
-        <w:t>Core</w:t>
-      </w:r>
-      <w:proofErr w:type="spellEnd"/>
-      <w:r>
-        <w:rPr>
-          <w:rFonts w:cs="Times New Roman"/>
-          <w:color w:val="000000" w:themeColor="text1"/>
-        </w:rPr>
-        <w:t xml:space="preserve"> automatycznie tłumaczy te operacje na zoptymalizowany dialekt SQL, co przyspiesza proces programowania i minimalizuje ryzyko błędów, w tym podatności na ataki typu SQL </w:t>
-      </w:r>
-      <w:proofErr w:type="spellStart"/>
-      <w:r>
-        <w:rPr>
-          <w:rFonts w:cs="Times New Roman"/>
-          <w:color w:val="000000" w:themeColor="text1"/>
-        </w:rPr>
-        <w:t>Injection</w:t>
-      </w:r>
-      <w:proofErr w:type="spellEnd"/>
-      <w:r>
-        <w:rPr>
-          <w:rFonts w:cs="Times New Roman"/>
-          <w:color w:val="000000" w:themeColor="text1"/>
-        </w:rPr>
-        <w:t xml:space="preserve"> [23]. Kluczowym mechanizmem wykorzystanym w projekcie jest śledzenie zmian (ang. *</w:t>
-      </w:r>
-      <w:proofErr w:type="spellStart"/>
-      <w:r>
-        <w:rPr>
-          <w:rFonts w:cs="Times New Roman"/>
-          <w:color w:val="000000" w:themeColor="text1"/>
-        </w:rPr>
-        <w:t>Change</w:t>
-      </w:r>
-      <w:proofErr w:type="spellEnd"/>
-      <w:r>
-        <w:rPr>
-          <w:rFonts w:cs="Times New Roman"/>
-          <w:color w:val="000000" w:themeColor="text1"/>
-        </w:rPr>
-        <w:t xml:space="preserve"> </w:t>
-      </w:r>
-      <w:proofErr w:type="spellStart"/>
-      <w:r>
-        <w:rPr>
-          <w:rFonts w:cs="Times New Roman"/>
-          <w:color w:val="000000" w:themeColor="text1"/>
-        </w:rPr>
-        <w:t>Tracking</w:t>
-      </w:r>
-      <w:proofErr w:type="spellEnd"/>
-      <w:r>
-        <w:rPr>
-          <w:rFonts w:cs="Times New Roman"/>
-          <w:color w:val="000000" w:themeColor="text1"/>
-        </w:rPr>
-        <w:t>*), dzięki któremu kontekst bazy danych (`</w:t>
-      </w:r>
-      <w:proofErr w:type="spellStart"/>
-      <w:r>
-        <w:rPr>
-          <w:rFonts w:cs="Times New Roman"/>
-          <w:color w:val="000000" w:themeColor="text1"/>
-        </w:rPr>
-        <w:t>DbContext</w:t>
-      </w:r>
-      <w:proofErr w:type="spellEnd"/>
-      <w:r>
-        <w:rPr>
-          <w:rFonts w:cs="Times New Roman"/>
-          <w:color w:val="000000" w:themeColor="text1"/>
-        </w:rPr>
-        <w:t>`) automatycznie generuje niezbędne instrukcje `INSERT`, `UPDATE` lub `DELETE` na podstawie modyfikacji dokonanych na obiektach w pamięci. Ponadto, wbudowane narzędzie migracji pozwoliło na wersjonowanie schematu bazy danych w podejściu *Code-First*, zapewniając spójność modelu danych w kodzie ze strukturą bazy na każdym etapie rozwoju aplikacji [20].</w:t>
-      </w:r>
-    </w:p>
-    <w:p>
-      <w:pPr>
-        <w:rPr>
-          <w:rFonts w:cs="Times New Roman"/>
-          <w:color w:val="000000" w:themeColor="text1"/>
-        </w:rPr>
-      </w:pPr>
-    </w:p>
-    <w:p>
-      <w:pPr>
-        <w:ind w:firstLine="709"/>
-        <w:rPr>
-          <w:rFonts w:cs="Times New Roman"/>
-          <w:color w:val="000000" w:themeColor="text1"/>
-        </w:rPr>
-      </w:pPr>
-      <w:r>
-        <w:rPr>
-          <w:rFonts w:cs="Times New Roman"/>
-          <w:color w:val="000000" w:themeColor="text1"/>
-        </w:rPr>
-        <w:t xml:space="preserve">PostgreSQL i rozszerzenie </w:t>
-      </w:r>
-      <w:proofErr w:type="spellStart"/>
-      <w:proofErr w:type="gramStart"/>
-      <w:r>
-        <w:rPr>
-          <w:rFonts w:cs="Times New Roman"/>
-          <w:color w:val="000000" w:themeColor="text1"/>
-        </w:rPr>
-        <w:t>PostGIS</w:t>
-      </w:r>
-      <w:proofErr w:type="spellEnd"/>
-      <w:r>
-        <w:rPr>
-          <w:rFonts w:cs="Times New Roman"/>
-          <w:color w:val="000000" w:themeColor="text1"/>
-        </w:rPr>
-        <w:t>: Jako</w:t>
-      </w:r>
-      <w:proofErr w:type="gramEnd"/>
-      <w:r>
-        <w:rPr>
-          <w:rFonts w:cs="Times New Roman"/>
-          <w:color w:val="000000" w:themeColor="text1"/>
-        </w:rPr>
-        <w:t xml:space="preserve"> system zarządzania bazą danych (SZBD) wybrano PostgreSQL, który jest zaawansowanym, obiektowo-relacyjnym systemem typu open-</w:t>
-      </w:r>
-      <w:proofErr w:type="spellStart"/>
-      <w:r>
-        <w:rPr>
-          <w:rFonts w:cs="Times New Roman"/>
-          <w:color w:val="000000" w:themeColor="text1"/>
-        </w:rPr>
-        <w:t>source</w:t>
-      </w:r>
-      <w:proofErr w:type="spellEnd"/>
-      <w:r>
-        <w:rPr>
-          <w:rFonts w:cs="Times New Roman"/>
-          <w:color w:val="000000" w:themeColor="text1"/>
-        </w:rPr>
-        <w:t xml:space="preserve">, znanym z wysokiej wydajności, niezawodności i ścisłej zgodności ze standardem SQL. Jego architektura pozwala na łatwe rozszerzanie funkcjonalności, co było kluczowe w kontekście wymagań projektu. Najważniejszym rozszerzeniem wykorzystanym w aplikacji jest </w:t>
-      </w:r>
-      <w:proofErr w:type="spellStart"/>
-      <w:r>
-        <w:rPr>
-          <w:rFonts w:cs="Times New Roman"/>
-          <w:color w:val="000000" w:themeColor="text1"/>
-        </w:rPr>
-        <w:t>PostGIS</w:t>
-      </w:r>
-      <w:proofErr w:type="spellEnd"/>
-      <w:r>
-        <w:rPr>
-          <w:rFonts w:cs="Times New Roman"/>
-          <w:color w:val="000000" w:themeColor="text1"/>
-        </w:rPr>
-        <w:t xml:space="preserve">, które przekształca PostgreSQL w potężny serwer danych </w:t>
-      </w:r>
-      <w:proofErr w:type="spellStart"/>
-      <w:r>
-        <w:rPr>
-          <w:rFonts w:cs="Times New Roman"/>
-          <w:color w:val="000000" w:themeColor="text1"/>
-        </w:rPr>
-        <w:t>geoprzestrzennych</w:t>
-      </w:r>
-      <w:proofErr w:type="spellEnd"/>
-      <w:r>
-        <w:rPr>
-          <w:rFonts w:cs="Times New Roman"/>
-          <w:color w:val="000000" w:themeColor="text1"/>
-        </w:rPr>
-        <w:t xml:space="preserve">, w pełni zgodny ze specyfikacją Simple </w:t>
-      </w:r>
-      <w:proofErr w:type="spellStart"/>
-      <w:r>
-        <w:rPr>
-          <w:rFonts w:cs="Times New Roman"/>
-          <w:color w:val="000000" w:themeColor="text1"/>
-        </w:rPr>
-        <w:t>Feature</w:t>
-      </w:r>
-      <w:proofErr w:type="spellEnd"/>
-      <w:r>
-        <w:rPr>
-          <w:rFonts w:cs="Times New Roman"/>
-          <w:color w:val="000000" w:themeColor="text1"/>
-        </w:rPr>
-        <w:t xml:space="preserve"> Access zdefiniowaną przez Open </w:t>
-      </w:r>
-      <w:proofErr w:type="spellStart"/>
-      <w:r>
-        <w:rPr>
-          <w:rFonts w:cs="Times New Roman"/>
-          <w:color w:val="000000" w:themeColor="text1"/>
-        </w:rPr>
-        <w:t>Geospatial</w:t>
-      </w:r>
-      <w:proofErr w:type="spellEnd"/>
-      <w:r>
-        <w:rPr>
-          <w:rFonts w:cs="Times New Roman"/>
-          <w:color w:val="000000" w:themeColor="text1"/>
-        </w:rPr>
-        <w:t xml:space="preserve"> Consortium (OGC). </w:t>
-      </w:r>
-      <w:proofErr w:type="spellStart"/>
-      <w:r>
-        <w:rPr>
-          <w:rFonts w:cs="Times New Roman"/>
-          <w:color w:val="000000" w:themeColor="text1"/>
-        </w:rPr>
-        <w:t>PostGIS</w:t>
-      </w:r>
-      <w:proofErr w:type="spellEnd"/>
-      <w:r>
-        <w:rPr>
-          <w:rFonts w:cs="Times New Roman"/>
-          <w:color w:val="000000" w:themeColor="text1"/>
-        </w:rPr>
-        <w:t xml:space="preserve"> wprowadza nie tylko dedykowane typy danych, takie jak `GEOGRAPHY` (do obliczeń na sferoidzie) i `GEOMETRY` (do obliczeń na płaszczyźnie), ale również bogaty zestaw zoptymalizowanych funkcji przestrzennych (np. do obliczania odległości, buforowania czy analizy przecięć). Co więcej, </w:t>
-      </w:r>
-      <w:proofErr w:type="spellStart"/>
-      <w:r>
-        <w:rPr>
-          <w:rFonts w:cs="Times New Roman"/>
-          <w:color w:val="000000" w:themeColor="text1"/>
-        </w:rPr>
-        <w:t>PostGIS</w:t>
-      </w:r>
-      <w:proofErr w:type="spellEnd"/>
-      <w:r>
-        <w:rPr>
-          <w:rFonts w:cs="Times New Roman"/>
-          <w:color w:val="000000" w:themeColor="text1"/>
-        </w:rPr>
-        <w:t xml:space="preserve"> umożliwia tworzenie specjalistycznych indeksów przestrzennych, takich jak </w:t>
-      </w:r>
-      <w:proofErr w:type="spellStart"/>
-      <w:r>
-        <w:rPr>
-          <w:rFonts w:cs="Times New Roman"/>
-          <w:color w:val="000000" w:themeColor="text1"/>
-        </w:rPr>
-        <w:t>GiST</w:t>
-      </w:r>
-      <w:proofErr w:type="spellEnd"/>
-      <w:r>
-        <w:rPr>
-          <w:rFonts w:cs="Times New Roman"/>
-          <w:color w:val="000000" w:themeColor="text1"/>
-        </w:rPr>
-        <w:t xml:space="preserve"> (</w:t>
-      </w:r>
-      <w:proofErr w:type="spellStart"/>
-      <w:r>
-        <w:rPr>
-          <w:rFonts w:cs="Times New Roman"/>
-          <w:color w:val="000000" w:themeColor="text1"/>
-        </w:rPr>
-        <w:t>Generalized</w:t>
-      </w:r>
-      <w:proofErr w:type="spellEnd"/>
-      <w:r>
-        <w:rPr>
-          <w:rFonts w:cs="Times New Roman"/>
-          <w:color w:val="000000" w:themeColor="text1"/>
-        </w:rPr>
-        <w:t xml:space="preserve"> </w:t>
-      </w:r>
-      <w:proofErr w:type="spellStart"/>
-      <w:r>
-        <w:rPr>
-          <w:rFonts w:cs="Times New Roman"/>
-          <w:color w:val="000000" w:themeColor="text1"/>
-        </w:rPr>
-        <w:t>Search</w:t>
-      </w:r>
-      <w:proofErr w:type="spellEnd"/>
-      <w:r>
-        <w:rPr>
-          <w:rFonts w:cs="Times New Roman"/>
-          <w:color w:val="000000" w:themeColor="text1"/>
-        </w:rPr>
-        <w:t xml:space="preserve"> </w:t>
-      </w:r>
-      <w:proofErr w:type="spellStart"/>
-      <w:r>
-        <w:rPr>
-          <w:rFonts w:cs="Times New Roman"/>
-          <w:color w:val="000000" w:themeColor="text1"/>
-        </w:rPr>
-        <w:t>Tree</w:t>
-      </w:r>
-      <w:proofErr w:type="spellEnd"/>
-      <w:r>
-        <w:rPr>
-          <w:rFonts w:cs="Times New Roman"/>
-          <w:color w:val="000000" w:themeColor="text1"/>
-        </w:rPr>
-        <w:t>), które drastycznie przyspieszają wykonywanie zapytań filtrujących dane na podstawie ich położenia geograficznego, co jest fundamentalne dla wydajności aplikacji [13].</w:t>
-      </w:r>
-    </w:p>
-    <w:p>
-      <w:pPr>
-        <w:rPr>
-          <w:rFonts w:cs="Times New Roman"/>
-          <w:color w:val="000000" w:themeColor="text1"/>
-        </w:rPr>
-      </w:pPr>
-    </w:p>
-    <w:p>
-      <w:pPr>
-        <w:ind w:firstLine="709"/>
         <w:rPr>
           <w:rFonts w:cs="Times New Roman"/>
           <w:color w:val="000000" w:themeColor="text1"/>
@@ -9609,278 +9924,6 @@
           <w:rFonts w:cs="Times New Roman"/>
           <w:color w:val="000000" w:themeColor="text1"/>
         </w:rPr>
-        <w:t>NetTopologySuite</w:t>
-      </w:r>
-      <w:proofErr w:type="spellEnd"/>
-      <w:r>
-        <w:rPr>
-          <w:rFonts w:cs="Times New Roman"/>
-          <w:color w:val="000000" w:themeColor="text1"/>
-        </w:rPr>
-        <w:t xml:space="preserve">: W celu umożliwienia operacji na danych </w:t>
-      </w:r>
-      <w:proofErr w:type="spellStart"/>
-      <w:r>
-        <w:rPr>
-          <w:rFonts w:cs="Times New Roman"/>
-          <w:color w:val="000000" w:themeColor="text1"/>
-        </w:rPr>
-        <w:t>geoprzestrzennych</w:t>
-      </w:r>
-      <w:proofErr w:type="spellEnd"/>
-      <w:r>
-        <w:rPr>
-          <w:rFonts w:cs="Times New Roman"/>
-          <w:color w:val="000000" w:themeColor="text1"/>
-        </w:rPr>
-        <w:t xml:space="preserve"> w ramach </w:t>
-      </w:r>
-      <w:proofErr w:type="gramStart"/>
-      <w:r>
-        <w:rPr>
-          <w:rFonts w:cs="Times New Roman"/>
-          <w:color w:val="000000" w:themeColor="text1"/>
-        </w:rPr>
-        <w:t>aplikacji .</w:t>
-      </w:r>
-      <w:proofErr w:type="gramEnd"/>
-      <w:r>
-        <w:rPr>
-          <w:rFonts w:cs="Times New Roman"/>
-          <w:color w:val="000000" w:themeColor="text1"/>
-        </w:rPr>
-        <w:t xml:space="preserve">NET, wykorzystano bibliotekę </w:t>
-      </w:r>
-      <w:proofErr w:type="spellStart"/>
-      <w:r>
-        <w:rPr>
-          <w:rFonts w:cs="Times New Roman"/>
-          <w:color w:val="000000" w:themeColor="text1"/>
-        </w:rPr>
-        <w:t>NetTopologySuite</w:t>
-      </w:r>
-      <w:proofErr w:type="spellEnd"/>
-      <w:r>
-        <w:rPr>
-          <w:rFonts w:cs="Times New Roman"/>
-          <w:color w:val="000000" w:themeColor="text1"/>
-        </w:rPr>
-        <w:t xml:space="preserve">. Pełni ona rolę kluczowego pomostu pomiędzy obiektowym kodem C# a standardami OGC, implementując w zarządzanym </w:t>
-      </w:r>
-      <w:proofErr w:type="gramStart"/>
-      <w:r>
-        <w:rPr>
-          <w:rFonts w:cs="Times New Roman"/>
-          <w:color w:val="000000" w:themeColor="text1"/>
-        </w:rPr>
-        <w:t>środowisku .</w:t>
-      </w:r>
-      <w:proofErr w:type="gramEnd"/>
-      <w:r>
-        <w:rPr>
-          <w:rFonts w:cs="Times New Roman"/>
-          <w:color w:val="000000" w:themeColor="text1"/>
-        </w:rPr>
-        <w:t>NET hierarchię typów geometrycznych, takich jak `Point`, `</w:t>
-      </w:r>
-      <w:proofErr w:type="spellStart"/>
-      <w:r>
-        <w:rPr>
-          <w:rFonts w:cs="Times New Roman"/>
-          <w:color w:val="000000" w:themeColor="text1"/>
-        </w:rPr>
-        <w:t>LineString</w:t>
-      </w:r>
-      <w:proofErr w:type="spellEnd"/>
-      <w:r>
-        <w:rPr>
-          <w:rFonts w:cs="Times New Roman"/>
-          <w:color w:val="000000" w:themeColor="text1"/>
-        </w:rPr>
-        <w:t>` czy `</w:t>
-      </w:r>
-      <w:proofErr w:type="spellStart"/>
-      <w:r>
-        <w:rPr>
-          <w:rFonts w:cs="Times New Roman"/>
-          <w:color w:val="000000" w:themeColor="text1"/>
-        </w:rPr>
-        <w:t>Polygon</w:t>
-      </w:r>
-      <w:proofErr w:type="spellEnd"/>
-      <w:r>
-        <w:rPr>
-          <w:rFonts w:cs="Times New Roman"/>
-          <w:color w:val="000000" w:themeColor="text1"/>
-        </w:rPr>
-        <w:t xml:space="preserve">`. Jest to de facto standardowa biblioteka do pracy z danymi przestrzennymi w tym ekosystemie. Jej zastosowanie było niezbędne do tworzenia </w:t>
-      </w:r>
-      <w:r>
-        <w:rPr>
-          <w:rFonts w:cs="Times New Roman"/>
-          <w:color w:val="000000" w:themeColor="text1"/>
-        </w:rPr>
-        <w:lastRenderedPageBreak/>
-        <w:t xml:space="preserve">i manipulowania obiektami geometrii przed ich zapisaniem do bazy danych, a także do interpretowania danych odczytanych z </w:t>
-      </w:r>
-      <w:proofErr w:type="spellStart"/>
-      <w:r>
-        <w:rPr>
-          <w:rFonts w:cs="Times New Roman"/>
-          <w:color w:val="000000" w:themeColor="text1"/>
-        </w:rPr>
-        <w:t>PostGIS</w:t>
-      </w:r>
-      <w:proofErr w:type="spellEnd"/>
-      <w:r>
-        <w:rPr>
-          <w:rFonts w:cs="Times New Roman"/>
-          <w:color w:val="000000" w:themeColor="text1"/>
-        </w:rPr>
-        <w:t xml:space="preserve">. Co istotne, dostawca bazy danych </w:t>
-      </w:r>
-      <w:proofErr w:type="spellStart"/>
-      <w:r>
-        <w:rPr>
-          <w:rFonts w:cs="Times New Roman"/>
-          <w:color w:val="000000" w:themeColor="text1"/>
-        </w:rPr>
-        <w:t>Entity</w:t>
-      </w:r>
-      <w:proofErr w:type="spellEnd"/>
-      <w:r>
-        <w:rPr>
-          <w:rFonts w:cs="Times New Roman"/>
-          <w:color w:val="000000" w:themeColor="text1"/>
-        </w:rPr>
-        <w:t xml:space="preserve"> Framework </w:t>
-      </w:r>
-      <w:proofErr w:type="spellStart"/>
-      <w:r>
-        <w:rPr>
-          <w:rFonts w:cs="Times New Roman"/>
-          <w:color w:val="000000" w:themeColor="text1"/>
-        </w:rPr>
-        <w:t>Core</w:t>
-      </w:r>
-      <w:proofErr w:type="spellEnd"/>
-      <w:r>
-        <w:rPr>
-          <w:rFonts w:cs="Times New Roman"/>
-          <w:color w:val="000000" w:themeColor="text1"/>
-        </w:rPr>
-        <w:t xml:space="preserve"> dla PostgreSQL (`</w:t>
-      </w:r>
-      <w:proofErr w:type="spellStart"/>
-      <w:r>
-        <w:rPr>
-          <w:rFonts w:cs="Times New Roman"/>
-          <w:color w:val="000000" w:themeColor="text1"/>
-        </w:rPr>
-        <w:t>Npgsql.EntityFrameworkCore.PostgreSQL</w:t>
-      </w:r>
-      <w:proofErr w:type="spellEnd"/>
-      <w:r>
-        <w:rPr>
-          <w:rFonts w:cs="Times New Roman"/>
-          <w:color w:val="000000" w:themeColor="text1"/>
-        </w:rPr>
-        <w:t xml:space="preserve">`) posiada wbudowaną, natywną integrację z </w:t>
-      </w:r>
-      <w:proofErr w:type="spellStart"/>
-      <w:r>
-        <w:rPr>
-          <w:rFonts w:cs="Times New Roman"/>
-          <w:color w:val="000000" w:themeColor="text1"/>
-        </w:rPr>
-        <w:t>NetTopologySuite</w:t>
-      </w:r>
-      <w:proofErr w:type="spellEnd"/>
-      <w:r>
-        <w:rPr>
-          <w:rFonts w:cs="Times New Roman"/>
-          <w:color w:val="000000" w:themeColor="text1"/>
-        </w:rPr>
-        <w:t xml:space="preserve">, co umożliwiło płynne i transparentne mapowanie typów geometrycznych z C# na typy </w:t>
-      </w:r>
-      <w:proofErr w:type="spellStart"/>
-      <w:r>
-        <w:rPr>
-          <w:rFonts w:cs="Times New Roman"/>
-          <w:color w:val="000000" w:themeColor="text1"/>
-        </w:rPr>
-        <w:t>PostGIS</w:t>
-      </w:r>
-      <w:proofErr w:type="spellEnd"/>
-      <w:r>
-        <w:rPr>
-          <w:rFonts w:cs="Times New Roman"/>
-          <w:color w:val="000000" w:themeColor="text1"/>
-        </w:rPr>
-        <w:t xml:space="preserve"> bez konieczności pisania ręcznych konwerterów. Dzięki temu zapytania LINQ mogły zawierać operacje przestrzenne, które EF </w:t>
-      </w:r>
-      <w:proofErr w:type="spellStart"/>
-      <w:r>
-        <w:rPr>
-          <w:rFonts w:cs="Times New Roman"/>
-          <w:color w:val="000000" w:themeColor="text1"/>
-        </w:rPr>
-        <w:t>Core</w:t>
-      </w:r>
-      <w:proofErr w:type="spellEnd"/>
-      <w:r>
-        <w:rPr>
-          <w:rFonts w:cs="Times New Roman"/>
-          <w:color w:val="000000" w:themeColor="text1"/>
-        </w:rPr>
-        <w:t xml:space="preserve"> potrafił przetłumaczyć na odpowiednie funkcje SQL w dialekcie </w:t>
-      </w:r>
-      <w:proofErr w:type="spellStart"/>
-      <w:r>
-        <w:rPr>
-          <w:rFonts w:cs="Times New Roman"/>
-          <w:color w:val="000000" w:themeColor="text1"/>
-        </w:rPr>
-        <w:t>PostGIS</w:t>
-      </w:r>
-      <w:proofErr w:type="spellEnd"/>
-      <w:r>
-        <w:rPr>
-          <w:rFonts w:cs="Times New Roman"/>
-          <w:color w:val="000000" w:themeColor="text1"/>
-        </w:rPr>
-        <w:t xml:space="preserve"> [24].</w:t>
-      </w:r>
-    </w:p>
-    <w:p>
-      <w:pPr>
-        <w:rPr>
-          <w:rFonts w:cs="Times New Roman"/>
-          <w:color w:val="000000" w:themeColor="text1"/>
-        </w:rPr>
-      </w:pPr>
-    </w:p>
-    <w:p>
-      <w:pPr>
-        <w:ind w:firstLine="709"/>
-        <w:rPr>
-          <w:rFonts w:cs="Times New Roman"/>
-          <w:color w:val="000000" w:themeColor="text1"/>
-        </w:rPr>
-      </w:pPr>
-      <w:r>
-        <w:rPr>
-          <w:rFonts w:cs="Times New Roman"/>
-          <w:color w:val="000000" w:themeColor="text1"/>
-        </w:rPr>
-        <w:t xml:space="preserve">Biblioteka </w:t>
-      </w:r>
-      <w:proofErr w:type="spellStart"/>
-      <w:r>
-        <w:rPr>
-          <w:rFonts w:cs="Times New Roman"/>
-          <w:color w:val="000000" w:themeColor="text1"/>
-        </w:rPr>
         <w:t>AutoMapper</w:t>
       </w:r>
       <w:proofErr w:type="spellEnd"/>
@@ -9953,32 +9996,15 @@
           <w:rFonts w:cs="Times New Roman"/>
           <w:color w:val="000000" w:themeColor="text1"/>
         </w:rPr>
-        <w:t xml:space="preserve">*). Biblioteka automatycznie mapuje właściwości o tych samych nazwach, a jednocześnie pozwala na definiowanie niestandardowych, złożonych reguł transformacji dla bardziej skomplikowanych przypadków. W projekcie </w:t>
-      </w:r>
-      <w:proofErr w:type="spellStart"/>
-      <w:r>
-        <w:rPr>
-          <w:rFonts w:cs="Times New Roman"/>
-          <w:color w:val="000000" w:themeColor="text1"/>
-        </w:rPr>
-        <w:t>GeoLog</w:t>
-      </w:r>
-      <w:proofErr w:type="spellEnd"/>
-      <w:r>
-        <w:rPr>
-          <w:rFonts w:cs="Times New Roman"/>
-          <w:color w:val="000000" w:themeColor="text1"/>
-        </w:rPr>
-        <w:t xml:space="preserve"> pozwoliło to na zdefiniowanie profili mapowań w jednym miejscu, co znacząco zredukowało ilość powtarzalnego kodu w kontrolerach i zwiększyło czytelność logiki biznesowej [25].</w:t>
-      </w:r>
-    </w:p>
-    <w:p>
-      <w:pPr>
-        <w:rPr>
-          <w:rFonts w:cs="Times New Roman"/>
-          <w:color w:val="000000" w:themeColor="text1"/>
-        </w:rPr>
-      </w:pPr>
+        <w:t>*). Biblioteka automatycznie mapuje właściwości o tych samych nazwach, a jednocześnie pozwala na definiowanie niestandardowych, złożonych reguł transformacji dla bardziej skomplikowanych przypadków. W projekcie GeoLog pozwoliło to na zdefiniowanie profili mapowań w jednym miejscu, co znacząco zredukowało ilość powtarzalnego kodu w kontrolerach i zwiększyło cz</w:t>
+      </w:r>
+      <w:r>
+        <w:rPr>
+          <w:rFonts w:cs="Times New Roman"/>
+          <w:color w:val="000000" w:themeColor="text1"/>
+        </w:rPr>
+        <w:t>ytelność logiki biznesowej [25]</w:t>
+      </w:r>
     </w:p>
     <w:p>
       <w:pPr>
@@ -9994,13 +10020,14 @@
           <w:color w:val="000000" w:themeColor="text1"/>
         </w:rPr>
       </w:pPr>
-      <w:bookmarkStart w:id="15" w:name="_Toc215681383"/>
+      <w:bookmarkStart w:id="15" w:name="_Toc215766878"/>
       <w:r>
         <w:rPr>
           <w:rFonts w:ascii="Times New Roman" w:hAnsi="Times New Roman" w:cs="Times New Roman"/>
           <w:b/>
           <w:color w:val="000000" w:themeColor="text1"/>
         </w:rPr>
+        <w:lastRenderedPageBreak/>
         <w:t>Technologie warstwy klienckiej (frontend)</w:t>
       </w:r>
       <w:bookmarkEnd w:id="15"/>
@@ -10306,15 +10333,7 @@
           <w:rFonts w:cs="Times New Roman"/>
           <w:color w:val="000000" w:themeColor="text1"/>
         </w:rPr>
-        <w:t xml:space="preserve"> Design, opracowanego przez firmę Google [21]. Wybór tej </w:t>
-      </w:r>
-      <w:r>
-        <w:rPr>
-          <w:rFonts w:cs="Times New Roman"/>
-          <w:color w:val="000000" w:themeColor="text1"/>
-        </w:rPr>
-        <w:lastRenderedPageBreak/>
-        <w:t xml:space="preserve">biblioteki nie był podyktowany jedynie dostępnością szerokiej gamy predefiniowanych elementów (takich jak przyciski, pola formularzy, karty czy okna dialogowe), ale przede wszystkim zaawansowanymi mechanizmami, które standaryzują i upraszczają złożone aspekty tworzenia warstwy wizualnej. Kluczową zaletą MUI jest zaawansowany system stylizacji, domyślnie oparty na podejściu CSS-in-JS z wykorzystaniem biblioteki </w:t>
+        <w:t xml:space="preserve"> Design, opracowanego przez firmę Google [21]. Wybór tej biblioteki nie był podyktowany jedynie dostępnością szerokiej gamy predefiniowanych elementów (takich jak przyciski, pola formularzy, karty czy okna dialogowe), ale przede wszystkim zaawansowanymi mechanizmami, które standaryzują i upraszczają złożone aspekty tworzenia warstwy wizualnej. Kluczową zaletą MUI jest zaawansowany system stylizacji, domyślnie oparty na podejściu CSS-in-JS z wykorzystaniem biblioteki </w:t>
       </w:r>
       <w:proofErr w:type="spellStart"/>
       <w:r>
@@ -10451,7 +10470,15 @@
           <w:rFonts w:cs="Times New Roman"/>
           <w:color w:val="000000" w:themeColor="text1"/>
         </w:rPr>
-        <w:t>czy znaczniki), jako komponentów React. Taka architektura idealnie wpisuje się w model działania całej aplikacji, umożliwiając łatwą integrację stanu aplikacji (np. listy punktów trasy) z elementami wyświetlanymi na mapie. W projekcie wykorzystano darmowe kafelki mapowe dostarczane przez projekt OpenStreetMap, które stanowią domyślne źródło danych dla biblioteki Leaflet</w:t>
+        <w:t xml:space="preserve">czy znaczniki), jako komponentów React. Taka architektura idealnie wpisuje się w model działania całej aplikacji, umożliwiając łatwą integrację stanu aplikacji (np. listy punktów trasy) z elementami wyświetlanymi na mapie. </w:t>
+      </w:r>
+      <w:r>
+        <w:rPr>
+          <w:rFonts w:cs="Times New Roman"/>
+          <w:color w:val="000000" w:themeColor="text1"/>
+        </w:rPr>
+        <w:lastRenderedPageBreak/>
+        <w:t>W projekcie wykorzystano darmowe kafelki mapowe dostarczane przez projekt OpenStreetMap, które stanowią domyślne źródło danych dla biblioteki Leaflet</w:t>
       </w:r>
       <w:r>
         <w:rPr>
@@ -10587,7 +10614,7 @@
           <w:color w:val="000000" w:themeColor="text1"/>
         </w:rPr>
       </w:pPr>
-      <w:bookmarkStart w:id="16" w:name="_Toc215681384"/>
+      <w:bookmarkStart w:id="16" w:name="_Toc215766879"/>
       <w:r>
         <w:rPr>
           <w:rFonts w:ascii="Times New Roman" w:hAnsi="Times New Roman" w:cs="Times New Roman"/>
@@ -10782,7 +10809,6 @@
           <w:rFonts w:cs="Times New Roman"/>
           <w:color w:val="000000" w:themeColor="text1"/>
         </w:rPr>
-        <w:lastRenderedPageBreak/>
         <w:t xml:space="preserve">        </w:t>
       </w:r>
       <w:r>
@@ -11405,7 +11431,7 @@
           <w:color w:val="000000" w:themeColor="text1"/>
         </w:rPr>
       </w:pPr>
-      <w:bookmarkStart w:id="17" w:name="_Toc215681385"/>
+      <w:bookmarkStart w:id="17" w:name="_Toc215766880"/>
       <w:r>
         <w:rPr>
           <w:rFonts w:ascii="Times New Roman" w:hAnsi="Times New Roman" w:cs="Times New Roman"/>
@@ -11639,6 +11665,7 @@
           <w:rFonts w:eastAsia="Times New Roman" w:cs="Times New Roman"/>
           <w:color w:val="000000" w:themeColor="text1"/>
         </w:rPr>
+        <w:lastRenderedPageBreak/>
         <w:t>[101] react-17-wzorce-projektowe-i-najlepsze-praktyki-projektowanie-i-rozwijanie-nowoczesnych-aplikacji-carlos-santana-roldan</w:t>
       </w:r>
     </w:p>
@@ -12451,517 +12478,517 @@
         <w:rPr>
           <w:color w:val="000000" w:themeColor="text1"/>
         </w:rPr>
+        <w:t>Proponowane pozycje do bibliografii:</w:t>
+      </w:r>
+    </w:p>
+    <w:p>
+      <w:pPr>
+        <w:rPr>
+          <w:color w:val="000000" w:themeColor="text1"/>
+        </w:rPr>
+      </w:pPr>
+      <w:r>
+        <w:rPr>
+          <w:color w:val="000000" w:themeColor="text1"/>
+        </w:rPr>
+        <w:t>W tej wersji użyłem bardziej szczegółowych i trafnych źródeł.</w:t>
+      </w:r>
+    </w:p>
+    <w:p>
+      <w:pPr>
+        <w:rPr>
+          <w:color w:val="000000" w:themeColor="text1"/>
+        </w:rPr>
+      </w:pPr>
+    </w:p>
+    <w:p>
+      <w:pPr>
+        <w:rPr>
+          <w:color w:val="000000" w:themeColor="text1"/>
+          <w:lang w:val="en-US"/>
+        </w:rPr>
+      </w:pPr>
+      <w:r>
+        <w:rPr>
+          <w:color w:val="000000" w:themeColor="text1"/>
+          <w:lang w:val="en-US"/>
+        </w:rPr>
+        <w:t xml:space="preserve">[10] Freeman A.: Pro ASP.NET Core 6. 10th ed., </w:t>
+      </w:r>
+      <w:proofErr w:type="spellStart"/>
+      <w:r>
+        <w:rPr>
+          <w:color w:val="000000" w:themeColor="text1"/>
+          <w:lang w:val="en-US"/>
+        </w:rPr>
+        <w:t>Apress</w:t>
+      </w:r>
+      <w:proofErr w:type="spellEnd"/>
+      <w:r>
+        <w:rPr>
+          <w:color w:val="000000" w:themeColor="text1"/>
+          <w:lang w:val="en-US"/>
+        </w:rPr>
+        <w:t>, 2022.</w:t>
+      </w:r>
+    </w:p>
+    <w:p>
+      <w:pPr>
+        <w:rPr>
+          <w:color w:val="000000" w:themeColor="text1"/>
+          <w:lang w:val="en-US"/>
+        </w:rPr>
+      </w:pPr>
+      <w:r>
+        <w:rPr>
+          <w:color w:val="000000" w:themeColor="text1"/>
+          <w:lang w:val="en-US"/>
+        </w:rPr>
+        <w:t>[11] Baer, T., et al.: Learning React: Modern Patterns for Developing React Apps. 2nd ed., O'Reilly Media, 2020.</w:t>
+      </w:r>
+    </w:p>
+    <w:p>
+      <w:pPr>
+        <w:rPr>
+          <w:color w:val="000000" w:themeColor="text1"/>
+          <w:lang w:val="en-US"/>
+        </w:rPr>
+      </w:pPr>
+      <w:r>
+        <w:rPr>
+          <w:color w:val="000000" w:themeColor="text1"/>
+          <w:lang w:val="en-US"/>
+        </w:rPr>
+        <w:t xml:space="preserve">[13] </w:t>
+      </w:r>
+      <w:proofErr w:type="spellStart"/>
+      <w:r>
+        <w:rPr>
+          <w:color w:val="000000" w:themeColor="text1"/>
+          <w:lang w:val="en-US"/>
+        </w:rPr>
+        <w:t>Obe</w:t>
+      </w:r>
+      <w:proofErr w:type="spellEnd"/>
+      <w:r>
+        <w:rPr>
+          <w:color w:val="000000" w:themeColor="text1"/>
+          <w:lang w:val="en-US"/>
+        </w:rPr>
+        <w:t xml:space="preserve"> R. O., Hsu L. S.: </w:t>
+      </w:r>
+      <w:proofErr w:type="spellStart"/>
+      <w:r>
+        <w:rPr>
+          <w:color w:val="000000" w:themeColor="text1"/>
+          <w:lang w:val="en-US"/>
+        </w:rPr>
+        <w:t>PostGIS</w:t>
+      </w:r>
+      <w:proofErr w:type="spellEnd"/>
+      <w:r>
+        <w:rPr>
+          <w:color w:val="000000" w:themeColor="text1"/>
+          <w:lang w:val="en-US"/>
+        </w:rPr>
+        <w:t xml:space="preserve"> in Action. </w:t>
+      </w:r>
+      <w:r>
+        <w:rPr>
+          <w:color w:val="000000" w:themeColor="text1"/>
+          <w:lang w:val="en-US"/>
+        </w:rPr>
+        <w:t>3rd ed., Manning Publications, 2021.</w:t>
+      </w:r>
+    </w:p>
+    <w:p>
+      <w:pPr>
+        <w:rPr>
+          <w:color w:val="000000" w:themeColor="text1"/>
+          <w:lang w:val="en-US"/>
+        </w:rPr>
+      </w:pPr>
+      <w:r>
+        <w:rPr>
+          <w:color w:val="000000" w:themeColor="text1"/>
+          <w:lang w:val="en-US"/>
+        </w:rPr>
+        <w:t xml:space="preserve">[20] </w:t>
+      </w:r>
+      <w:proofErr w:type="spellStart"/>
+      <w:r>
+        <w:rPr>
+          <w:color w:val="000000" w:themeColor="text1"/>
+          <w:lang w:val="en-US"/>
+        </w:rPr>
+        <w:t>Lerman</w:t>
+      </w:r>
+      <w:proofErr w:type="spellEnd"/>
+      <w:r>
+        <w:rPr>
+          <w:color w:val="000000" w:themeColor="text1"/>
+          <w:lang w:val="en-US"/>
+        </w:rPr>
+        <w:t xml:space="preserve">, J., Miller, R.: Programming Entity Framework Core. </w:t>
+      </w:r>
+      <w:r>
+        <w:rPr>
+          <w:color w:val="000000" w:themeColor="text1"/>
+          <w:lang w:val="en-US"/>
+        </w:rPr>
+        <w:t>O'Reilly Media, 2016.</w:t>
+      </w:r>
+    </w:p>
+    <w:p>
+      <w:pPr>
+        <w:rPr>
+          <w:color w:val="000000" w:themeColor="text1"/>
+          <w:lang w:val="en-US"/>
+        </w:rPr>
+      </w:pPr>
+    </w:p>
+    <w:p>
+      <w:pPr>
+        <w:rPr>
+          <w:color w:val="000000" w:themeColor="text1"/>
+        </w:rPr>
+      </w:pPr>
+      <w:r>
+        <w:rPr>
+          <w:color w:val="000000" w:themeColor="text1"/>
+          <w:lang w:val="en-US"/>
+        </w:rPr>
+        <w:t xml:space="preserve">[21] Google: Material Design 3 Documentation. </w:t>
+      </w:r>
+      <w:r>
+        <w:rPr>
+          <w:color w:val="000000" w:themeColor="text1"/>
+        </w:rPr>
+        <w:t>Dostęp: https</w:t>
+      </w:r>
+      <w:proofErr w:type="gramStart"/>
+      <w:r>
+        <w:rPr>
+          <w:color w:val="000000" w:themeColor="text1"/>
+        </w:rPr>
+        <w:t>://m</w:t>
+      </w:r>
+      <w:proofErr w:type="gramEnd"/>
+      <w:r>
+        <w:rPr>
+          <w:color w:val="000000" w:themeColor="text1"/>
+        </w:rPr>
+        <w:t>3.material.</w:t>
+      </w:r>
+      <w:proofErr w:type="gramStart"/>
+      <w:r>
+        <w:rPr>
+          <w:color w:val="000000" w:themeColor="text1"/>
+        </w:rPr>
+        <w:t>io</w:t>
+      </w:r>
+      <w:proofErr w:type="gramEnd"/>
+      <w:r>
+        <w:rPr>
+          <w:color w:val="000000" w:themeColor="text1"/>
+        </w:rPr>
+        <w:t xml:space="preserve">/, 2024. </w:t>
+      </w:r>
+    </w:p>
+    <w:p>
+      <w:pPr>
+        <w:rPr>
+          <w:color w:val="000000" w:themeColor="text1"/>
+          <w:lang w:val="en-US"/>
+        </w:rPr>
+      </w:pPr>
+      <w:r>
+        <w:rPr>
+          <w:color w:val="000000" w:themeColor="text1"/>
+          <w:lang w:val="en-US"/>
+        </w:rPr>
+        <w:t xml:space="preserve">[22] Chan, M.: A Thorough Analysis of CSS-in-JS. W: "CSS-Tricks", 2022. </w:t>
+      </w:r>
+      <w:proofErr w:type="spellStart"/>
+      <w:r>
+        <w:rPr>
+          <w:color w:val="000000" w:themeColor="text1"/>
+          <w:lang w:val="en-US"/>
+        </w:rPr>
+        <w:t>Dostęp</w:t>
+      </w:r>
+      <w:proofErr w:type="spellEnd"/>
+      <w:r>
+        <w:rPr>
+          <w:color w:val="000000" w:themeColor="text1"/>
+          <w:lang w:val="en-US"/>
+        </w:rPr>
+        <w:t>: https://css-tricks.com/a-thorough-analysis-of-css-in-js/</w:t>
+      </w:r>
+    </w:p>
+    <w:p>
+      <w:pPr>
+        <w:rPr>
+          <w:color w:val="000000" w:themeColor="text1"/>
+          <w:lang w:val="en-US"/>
+        </w:rPr>
+      </w:pPr>
+    </w:p>
+    <w:p>
+      <w:pPr>
+        <w:rPr>
+          <w:color w:val="000000" w:themeColor="text1"/>
+          <w:lang w:val="en-US"/>
+        </w:rPr>
+      </w:pPr>
+      <w:r>
+        <w:rPr>
+          <w:color w:val="000000" w:themeColor="text1"/>
+          <w:lang w:val="en-US"/>
+        </w:rPr>
+        <w:t xml:space="preserve">[23] </w:t>
+      </w:r>
+      <w:proofErr w:type="spellStart"/>
+      <w:r>
+        <w:rPr>
+          <w:color w:val="000000" w:themeColor="text1"/>
+          <w:lang w:val="en-US"/>
+        </w:rPr>
+        <w:t>Agafonkin</w:t>
+      </w:r>
+      <w:proofErr w:type="spellEnd"/>
+      <w:r>
+        <w:rPr>
+          <w:color w:val="000000" w:themeColor="text1"/>
+          <w:lang w:val="en-US"/>
+        </w:rPr>
+        <w:t xml:space="preserve">, V.: Leaflet - an Open-Source JavaScript Library for Interactive Maps. </w:t>
+      </w:r>
+      <w:proofErr w:type="spellStart"/>
+      <w:r>
+        <w:rPr>
+          <w:color w:val="000000" w:themeColor="text1"/>
+          <w:lang w:val="en-US"/>
+        </w:rPr>
+        <w:t>Dokumentacja</w:t>
+      </w:r>
+      <w:proofErr w:type="spellEnd"/>
+      <w:r>
+        <w:rPr>
+          <w:color w:val="000000" w:themeColor="text1"/>
+          <w:lang w:val="en-US"/>
+        </w:rPr>
+        <w:t xml:space="preserve">. </w:t>
+      </w:r>
+      <w:proofErr w:type="spellStart"/>
+      <w:r>
+        <w:rPr>
+          <w:color w:val="000000" w:themeColor="text1"/>
+          <w:lang w:val="en-US"/>
+        </w:rPr>
+        <w:t>Dostęp</w:t>
+      </w:r>
+      <w:proofErr w:type="spellEnd"/>
+      <w:r>
+        <w:rPr>
+          <w:color w:val="000000" w:themeColor="text1"/>
+          <w:lang w:val="en-US"/>
+        </w:rPr>
+        <w:t>: https://leafletjs.com/, 2024.</w:t>
+      </w:r>
+    </w:p>
+    <w:p>
+      <w:pPr>
+        <w:rPr>
+          <w:color w:val="000000" w:themeColor="text1"/>
+        </w:rPr>
+      </w:pPr>
+      <w:r>
+        <w:rPr>
+          <w:color w:val="000000" w:themeColor="text1"/>
+          <w:lang w:val="en-US"/>
+        </w:rPr>
+        <w:t xml:space="preserve">[24] Recharts Development Team: Recharts - A </w:t>
+      </w:r>
+      <w:proofErr w:type="spellStart"/>
+      <w:r>
+        <w:rPr>
+          <w:color w:val="000000" w:themeColor="text1"/>
+          <w:lang w:val="en-US"/>
+        </w:rPr>
+        <w:t>composable</w:t>
+      </w:r>
+      <w:proofErr w:type="spellEnd"/>
+      <w:r>
+        <w:rPr>
+          <w:color w:val="000000" w:themeColor="text1"/>
+          <w:lang w:val="en-US"/>
+        </w:rPr>
+        <w:t xml:space="preserve"> charting library built on React components. </w:t>
+      </w:r>
+      <w:r>
+        <w:rPr>
+          <w:color w:val="000000" w:themeColor="text1"/>
+        </w:rPr>
+        <w:t>Dokumentacja. Dostęp: https</w:t>
+      </w:r>
+      <w:proofErr w:type="gramStart"/>
+      <w:r>
+        <w:rPr>
+          <w:color w:val="000000" w:themeColor="text1"/>
+        </w:rPr>
+        <w:t>://recharts</w:t>
+      </w:r>
+      <w:proofErr w:type="gramEnd"/>
+      <w:r>
+        <w:rPr>
+          <w:color w:val="000000" w:themeColor="text1"/>
+        </w:rPr>
+        <w:t>.</w:t>
+      </w:r>
+      <w:proofErr w:type="gramStart"/>
+      <w:r>
+        <w:rPr>
+          <w:color w:val="000000" w:themeColor="text1"/>
+        </w:rPr>
+        <w:t>org</w:t>
+      </w:r>
+      <w:proofErr w:type="gramEnd"/>
+      <w:r>
+        <w:rPr>
+          <w:color w:val="000000" w:themeColor="text1"/>
+        </w:rPr>
+        <w:t>/, 2024.</w:t>
+      </w:r>
+    </w:p>
+    <w:p>
+      <w:pPr>
+        <w:rPr>
+          <w:color w:val="000000" w:themeColor="text1"/>
+        </w:rPr>
+      </w:pPr>
+    </w:p>
+    <w:p>
+      <w:pPr>
+        <w:rPr>
+          <w:color w:val="000000" w:themeColor="text1"/>
+        </w:rPr>
+      </w:pPr>
+    </w:p>
+    <w:p>
+      <w:pPr>
+        <w:rPr>
+          <w:color w:val="000000" w:themeColor="text1"/>
+        </w:rPr>
+      </w:pPr>
+    </w:p>
+    <w:p>
+      <w:pPr>
+        <w:rPr>
+          <w:b/>
+          <w:color w:val="000000" w:themeColor="text1"/>
+        </w:rPr>
+      </w:pPr>
+      <w:r>
+        <w:rPr>
+          <w:b/>
+          <w:color w:val="000000" w:themeColor="text1"/>
+        </w:rPr>
+        <w:t>Dla 3.1.1</w:t>
+      </w:r>
+    </w:p>
+    <w:p>
+      <w:pPr>
+        <w:rPr>
+          <w:color w:val="000000" w:themeColor="text1"/>
+          <w:lang w:val="en-US"/>
+        </w:rPr>
+      </w:pPr>
+      <w:r>
+        <w:rPr>
+          <w:color w:val="000000" w:themeColor="text1"/>
+        </w:rPr>
+        <w:t xml:space="preserve">[20] </w:t>
+      </w:r>
+      <w:proofErr w:type="spellStart"/>
+      <w:r>
+        <w:rPr>
+          <w:color w:val="000000" w:themeColor="text1"/>
+        </w:rPr>
+        <w:t>Troelsen</w:t>
+      </w:r>
+      <w:proofErr w:type="spellEnd"/>
+      <w:r>
+        <w:rPr>
+          <w:color w:val="000000" w:themeColor="text1"/>
+        </w:rPr>
+        <w:t xml:space="preserve">, A., </w:t>
+      </w:r>
+      <w:proofErr w:type="spellStart"/>
+      <w:r>
+        <w:rPr>
+          <w:color w:val="000000" w:themeColor="text1"/>
+        </w:rPr>
+        <w:t>Japikse</w:t>
+      </w:r>
+      <w:proofErr w:type="spellEnd"/>
+      <w:r>
+        <w:rPr>
+          <w:color w:val="000000" w:themeColor="text1"/>
+        </w:rPr>
+        <w:t xml:space="preserve">, P.: Pro C# 12 </w:t>
+      </w:r>
+      <w:proofErr w:type="gramStart"/>
+      <w:r>
+        <w:rPr>
+          <w:color w:val="000000" w:themeColor="text1"/>
+        </w:rPr>
+        <w:t>with .</w:t>
+      </w:r>
+      <w:proofErr w:type="gramEnd"/>
+      <w:r>
+        <w:rPr>
+          <w:color w:val="000000" w:themeColor="text1"/>
+        </w:rPr>
+        <w:t xml:space="preserve">NET 8. </w:t>
+      </w:r>
+      <w:r>
+        <w:rPr>
+          <w:color w:val="000000" w:themeColor="text1"/>
+          <w:lang w:val="en-US"/>
+        </w:rPr>
+        <w:t xml:space="preserve">12th ed., </w:t>
+      </w:r>
+      <w:proofErr w:type="spellStart"/>
+      <w:r>
+        <w:rPr>
+          <w:color w:val="000000" w:themeColor="text1"/>
+          <w:lang w:val="en-US"/>
+        </w:rPr>
+        <w:t>Apress</w:t>
+      </w:r>
+      <w:proofErr w:type="spellEnd"/>
+      <w:r>
+        <w:rPr>
+          <w:color w:val="000000" w:themeColor="text1"/>
+          <w:lang w:val="en-US"/>
+        </w:rPr>
+        <w:t>, 2024.</w:t>
+      </w:r>
+    </w:p>
+    <w:p>
+      <w:pPr>
+        <w:rPr>
+          <w:color w:val="000000" w:themeColor="text1"/>
+          <w:lang w:val="en-US"/>
+        </w:rPr>
+      </w:pPr>
+      <w:r>
+        <w:rPr>
+          <w:color w:val="000000" w:themeColor="text1"/>
+          <w:lang w:val="en-US"/>
+        </w:rPr>
         <w:lastRenderedPageBreak/>
-        <w:t>Proponowane pozycje do bibliografii:</w:t>
-      </w:r>
-    </w:p>
-    <w:p>
-      <w:pPr>
-        <w:rPr>
-          <w:color w:val="000000" w:themeColor="text1"/>
-        </w:rPr>
-      </w:pPr>
-      <w:r>
-        <w:rPr>
-          <w:color w:val="000000" w:themeColor="text1"/>
-        </w:rPr>
-        <w:t>W tej wersji użyłem bardziej szczegółowych i trafnych źródeł.</w:t>
-      </w:r>
-    </w:p>
-    <w:p>
-      <w:pPr>
-        <w:rPr>
-          <w:color w:val="000000" w:themeColor="text1"/>
-        </w:rPr>
-      </w:pPr>
-    </w:p>
-    <w:p>
-      <w:pPr>
-        <w:rPr>
-          <w:color w:val="000000" w:themeColor="text1"/>
-          <w:lang w:val="en-US"/>
-        </w:rPr>
-      </w:pPr>
-      <w:r>
-        <w:rPr>
-          <w:color w:val="000000" w:themeColor="text1"/>
-          <w:lang w:val="en-US"/>
-        </w:rPr>
-        <w:t xml:space="preserve">[10] Freeman A.: Pro ASP.NET Core 6. 10th ed., </w:t>
-      </w:r>
-      <w:proofErr w:type="spellStart"/>
-      <w:r>
-        <w:rPr>
-          <w:color w:val="000000" w:themeColor="text1"/>
-          <w:lang w:val="en-US"/>
-        </w:rPr>
-        <w:t>Apress</w:t>
-      </w:r>
-      <w:proofErr w:type="spellEnd"/>
-      <w:r>
-        <w:rPr>
-          <w:color w:val="000000" w:themeColor="text1"/>
-          <w:lang w:val="en-US"/>
-        </w:rPr>
-        <w:t>, 2022.</w:t>
-      </w:r>
-    </w:p>
-    <w:p>
-      <w:pPr>
-        <w:rPr>
-          <w:color w:val="000000" w:themeColor="text1"/>
-          <w:lang w:val="en-US"/>
-        </w:rPr>
-      </w:pPr>
-      <w:r>
-        <w:rPr>
-          <w:color w:val="000000" w:themeColor="text1"/>
-          <w:lang w:val="en-US"/>
-        </w:rPr>
-        <w:t>[11] Baer, T., et al.: Learning React: Modern Patterns for Developing React Apps. 2nd ed., O'Reilly Media, 2020.</w:t>
-      </w:r>
-    </w:p>
-    <w:p>
-      <w:pPr>
-        <w:rPr>
-          <w:color w:val="000000" w:themeColor="text1"/>
-          <w:lang w:val="en-US"/>
-        </w:rPr>
-      </w:pPr>
-      <w:r>
-        <w:rPr>
-          <w:color w:val="000000" w:themeColor="text1"/>
-          <w:lang w:val="en-US"/>
-        </w:rPr>
-        <w:t xml:space="preserve">[13] </w:t>
-      </w:r>
-      <w:proofErr w:type="spellStart"/>
-      <w:r>
-        <w:rPr>
-          <w:color w:val="000000" w:themeColor="text1"/>
-          <w:lang w:val="en-US"/>
-        </w:rPr>
-        <w:t>Obe</w:t>
-      </w:r>
-      <w:proofErr w:type="spellEnd"/>
-      <w:r>
-        <w:rPr>
-          <w:color w:val="000000" w:themeColor="text1"/>
-          <w:lang w:val="en-US"/>
-        </w:rPr>
-        <w:t xml:space="preserve"> R. O., Hsu L. S.: </w:t>
-      </w:r>
-      <w:proofErr w:type="spellStart"/>
-      <w:r>
-        <w:rPr>
-          <w:color w:val="000000" w:themeColor="text1"/>
-          <w:lang w:val="en-US"/>
-        </w:rPr>
-        <w:t>PostGIS</w:t>
-      </w:r>
-      <w:proofErr w:type="spellEnd"/>
-      <w:r>
-        <w:rPr>
-          <w:color w:val="000000" w:themeColor="text1"/>
-          <w:lang w:val="en-US"/>
-        </w:rPr>
-        <w:t xml:space="preserve"> in Action. </w:t>
-      </w:r>
-      <w:r>
-        <w:rPr>
-          <w:color w:val="000000" w:themeColor="text1"/>
-          <w:lang w:val="en-US"/>
-        </w:rPr>
-        <w:t>3rd ed., Manning Publications, 2021.</w:t>
-      </w:r>
-    </w:p>
-    <w:p>
-      <w:pPr>
-        <w:rPr>
-          <w:color w:val="000000" w:themeColor="text1"/>
-          <w:lang w:val="en-US"/>
-        </w:rPr>
-      </w:pPr>
-      <w:r>
-        <w:rPr>
-          <w:color w:val="000000" w:themeColor="text1"/>
-          <w:lang w:val="en-US"/>
-        </w:rPr>
-        <w:t xml:space="preserve">[20] </w:t>
-      </w:r>
-      <w:proofErr w:type="spellStart"/>
-      <w:r>
-        <w:rPr>
-          <w:color w:val="000000" w:themeColor="text1"/>
-          <w:lang w:val="en-US"/>
-        </w:rPr>
-        <w:t>Lerman</w:t>
-      </w:r>
-      <w:proofErr w:type="spellEnd"/>
-      <w:r>
-        <w:rPr>
-          <w:color w:val="000000" w:themeColor="text1"/>
-          <w:lang w:val="en-US"/>
-        </w:rPr>
-        <w:t xml:space="preserve">, J., Miller, R.: Programming Entity Framework Core. </w:t>
-      </w:r>
-      <w:r>
-        <w:rPr>
-          <w:color w:val="000000" w:themeColor="text1"/>
-          <w:lang w:val="en-US"/>
-        </w:rPr>
-        <w:t>O'Reilly Media, 2016.</w:t>
-      </w:r>
-    </w:p>
-    <w:p>
-      <w:pPr>
-        <w:rPr>
-          <w:color w:val="000000" w:themeColor="text1"/>
-          <w:lang w:val="en-US"/>
-        </w:rPr>
-      </w:pPr>
-    </w:p>
-    <w:p>
-      <w:pPr>
-        <w:rPr>
-          <w:color w:val="000000" w:themeColor="text1"/>
-        </w:rPr>
-      </w:pPr>
-      <w:r>
-        <w:rPr>
-          <w:color w:val="000000" w:themeColor="text1"/>
-          <w:lang w:val="en-US"/>
-        </w:rPr>
-        <w:t xml:space="preserve">[21] Google: Material Design 3 Documentation. </w:t>
-      </w:r>
-      <w:r>
-        <w:rPr>
-          <w:color w:val="000000" w:themeColor="text1"/>
-        </w:rPr>
-        <w:t>Dostęp: https</w:t>
-      </w:r>
-      <w:proofErr w:type="gramStart"/>
-      <w:r>
-        <w:rPr>
-          <w:color w:val="000000" w:themeColor="text1"/>
-        </w:rPr>
-        <w:t>://m</w:t>
-      </w:r>
-      <w:proofErr w:type="gramEnd"/>
-      <w:r>
-        <w:rPr>
-          <w:color w:val="000000" w:themeColor="text1"/>
-        </w:rPr>
-        <w:t>3.material.</w:t>
-      </w:r>
-      <w:proofErr w:type="gramStart"/>
-      <w:r>
-        <w:rPr>
-          <w:color w:val="000000" w:themeColor="text1"/>
-        </w:rPr>
-        <w:t>io</w:t>
-      </w:r>
-      <w:proofErr w:type="gramEnd"/>
-      <w:r>
-        <w:rPr>
-          <w:color w:val="000000" w:themeColor="text1"/>
-        </w:rPr>
-        <w:t xml:space="preserve">/, 2024. </w:t>
-      </w:r>
-    </w:p>
-    <w:p>
-      <w:pPr>
-        <w:rPr>
-          <w:color w:val="000000" w:themeColor="text1"/>
-          <w:lang w:val="en-US"/>
-        </w:rPr>
-      </w:pPr>
-      <w:r>
-        <w:rPr>
-          <w:color w:val="000000" w:themeColor="text1"/>
-          <w:lang w:val="en-US"/>
-        </w:rPr>
-        <w:t xml:space="preserve">[22] Chan, M.: A Thorough Analysis of CSS-in-JS. W: "CSS-Tricks", 2022. </w:t>
-      </w:r>
-      <w:proofErr w:type="spellStart"/>
-      <w:r>
-        <w:rPr>
-          <w:color w:val="000000" w:themeColor="text1"/>
-          <w:lang w:val="en-US"/>
-        </w:rPr>
-        <w:t>Dostęp</w:t>
-      </w:r>
-      <w:proofErr w:type="spellEnd"/>
-      <w:r>
-        <w:rPr>
-          <w:color w:val="000000" w:themeColor="text1"/>
-          <w:lang w:val="en-US"/>
-        </w:rPr>
-        <w:t>: https://css-tricks.com/a-thorough-analysis-of-css-in-js/</w:t>
-      </w:r>
-    </w:p>
-    <w:p>
-      <w:pPr>
-        <w:rPr>
-          <w:color w:val="000000" w:themeColor="text1"/>
-          <w:lang w:val="en-US"/>
-        </w:rPr>
-      </w:pPr>
-    </w:p>
-    <w:p>
-      <w:pPr>
-        <w:rPr>
-          <w:color w:val="000000" w:themeColor="text1"/>
-          <w:lang w:val="en-US"/>
-        </w:rPr>
-      </w:pPr>
-      <w:r>
-        <w:rPr>
-          <w:color w:val="000000" w:themeColor="text1"/>
-          <w:lang w:val="en-US"/>
-        </w:rPr>
-        <w:t xml:space="preserve">[23] </w:t>
-      </w:r>
-      <w:proofErr w:type="spellStart"/>
-      <w:r>
-        <w:rPr>
-          <w:color w:val="000000" w:themeColor="text1"/>
-          <w:lang w:val="en-US"/>
-        </w:rPr>
-        <w:t>Agafonkin</w:t>
-      </w:r>
-      <w:proofErr w:type="spellEnd"/>
-      <w:r>
-        <w:rPr>
-          <w:color w:val="000000" w:themeColor="text1"/>
-          <w:lang w:val="en-US"/>
-        </w:rPr>
-        <w:t xml:space="preserve">, V.: Leaflet - an Open-Source JavaScript Library for Interactive Maps. </w:t>
-      </w:r>
-      <w:proofErr w:type="spellStart"/>
-      <w:r>
-        <w:rPr>
-          <w:color w:val="000000" w:themeColor="text1"/>
-          <w:lang w:val="en-US"/>
-        </w:rPr>
-        <w:t>Dokumentacja</w:t>
-      </w:r>
-      <w:proofErr w:type="spellEnd"/>
-      <w:r>
-        <w:rPr>
-          <w:color w:val="000000" w:themeColor="text1"/>
-          <w:lang w:val="en-US"/>
-        </w:rPr>
-        <w:t xml:space="preserve">. </w:t>
-      </w:r>
-      <w:proofErr w:type="spellStart"/>
-      <w:r>
-        <w:rPr>
-          <w:color w:val="000000" w:themeColor="text1"/>
-          <w:lang w:val="en-US"/>
-        </w:rPr>
-        <w:t>Dostęp</w:t>
-      </w:r>
-      <w:proofErr w:type="spellEnd"/>
-      <w:r>
-        <w:rPr>
-          <w:color w:val="000000" w:themeColor="text1"/>
-          <w:lang w:val="en-US"/>
-        </w:rPr>
-        <w:t>: https://leafletjs.com/, 2024.</w:t>
-      </w:r>
-    </w:p>
-    <w:p>
-      <w:pPr>
-        <w:rPr>
-          <w:color w:val="000000" w:themeColor="text1"/>
-        </w:rPr>
-      </w:pPr>
-      <w:r>
-        <w:rPr>
-          <w:color w:val="000000" w:themeColor="text1"/>
-          <w:lang w:val="en-US"/>
-        </w:rPr>
-        <w:t xml:space="preserve">[24] Recharts Development Team: Recharts - A </w:t>
-      </w:r>
-      <w:proofErr w:type="spellStart"/>
-      <w:r>
-        <w:rPr>
-          <w:color w:val="000000" w:themeColor="text1"/>
-          <w:lang w:val="en-US"/>
-        </w:rPr>
-        <w:t>composable</w:t>
-      </w:r>
-      <w:proofErr w:type="spellEnd"/>
-      <w:r>
-        <w:rPr>
-          <w:color w:val="000000" w:themeColor="text1"/>
-          <w:lang w:val="en-US"/>
-        </w:rPr>
-        <w:t xml:space="preserve"> charting library built on React components. </w:t>
-      </w:r>
-      <w:r>
-        <w:rPr>
-          <w:color w:val="000000" w:themeColor="text1"/>
-        </w:rPr>
-        <w:t>Dokumentacja. Dostęp: https</w:t>
-      </w:r>
-      <w:proofErr w:type="gramStart"/>
-      <w:r>
-        <w:rPr>
-          <w:color w:val="000000" w:themeColor="text1"/>
-        </w:rPr>
-        <w:t>://recharts</w:t>
-      </w:r>
-      <w:proofErr w:type="gramEnd"/>
-      <w:r>
-        <w:rPr>
-          <w:color w:val="000000" w:themeColor="text1"/>
-        </w:rPr>
-        <w:t>.</w:t>
-      </w:r>
-      <w:proofErr w:type="gramStart"/>
-      <w:r>
-        <w:rPr>
-          <w:color w:val="000000" w:themeColor="text1"/>
-        </w:rPr>
-        <w:t>org</w:t>
-      </w:r>
-      <w:proofErr w:type="gramEnd"/>
-      <w:r>
-        <w:rPr>
-          <w:color w:val="000000" w:themeColor="text1"/>
-        </w:rPr>
-        <w:t>/, 2024.</w:t>
-      </w:r>
-    </w:p>
-    <w:p>
-      <w:pPr>
-        <w:rPr>
-          <w:color w:val="000000" w:themeColor="text1"/>
-        </w:rPr>
-      </w:pPr>
-    </w:p>
-    <w:p>
-      <w:pPr>
-        <w:rPr>
-          <w:color w:val="000000" w:themeColor="text1"/>
-        </w:rPr>
-      </w:pPr>
-    </w:p>
-    <w:p>
-      <w:pPr>
-        <w:rPr>
-          <w:color w:val="000000" w:themeColor="text1"/>
-        </w:rPr>
-      </w:pPr>
-    </w:p>
-    <w:p>
-      <w:pPr>
-        <w:rPr>
-          <w:b/>
-          <w:color w:val="000000" w:themeColor="text1"/>
-        </w:rPr>
-      </w:pPr>
-      <w:r>
-        <w:rPr>
-          <w:b/>
-          <w:color w:val="000000" w:themeColor="text1"/>
-        </w:rPr>
-        <w:t>Dla 3.1.1</w:t>
-      </w:r>
-    </w:p>
-    <w:p>
-      <w:pPr>
-        <w:rPr>
-          <w:color w:val="000000" w:themeColor="text1"/>
-          <w:lang w:val="en-US"/>
-        </w:rPr>
-      </w:pPr>
-      <w:r>
-        <w:rPr>
-          <w:color w:val="000000" w:themeColor="text1"/>
-        </w:rPr>
-        <w:t xml:space="preserve">[20] </w:t>
-      </w:r>
-      <w:proofErr w:type="spellStart"/>
-      <w:r>
-        <w:rPr>
-          <w:color w:val="000000" w:themeColor="text1"/>
-        </w:rPr>
-        <w:t>Troelsen</w:t>
-      </w:r>
-      <w:proofErr w:type="spellEnd"/>
-      <w:r>
-        <w:rPr>
-          <w:color w:val="000000" w:themeColor="text1"/>
-        </w:rPr>
-        <w:t xml:space="preserve">, A., </w:t>
-      </w:r>
-      <w:proofErr w:type="spellStart"/>
-      <w:r>
-        <w:rPr>
-          <w:color w:val="000000" w:themeColor="text1"/>
-        </w:rPr>
-        <w:t>Japikse</w:t>
-      </w:r>
-      <w:proofErr w:type="spellEnd"/>
-      <w:r>
-        <w:rPr>
-          <w:color w:val="000000" w:themeColor="text1"/>
-        </w:rPr>
-        <w:t xml:space="preserve">, P.: Pro C# 12 </w:t>
-      </w:r>
-      <w:proofErr w:type="gramStart"/>
-      <w:r>
-        <w:rPr>
-          <w:color w:val="000000" w:themeColor="text1"/>
-        </w:rPr>
-        <w:t>with .</w:t>
-      </w:r>
-      <w:proofErr w:type="gramEnd"/>
-      <w:r>
-        <w:rPr>
-          <w:color w:val="000000" w:themeColor="text1"/>
-        </w:rPr>
-        <w:t xml:space="preserve">NET 8. </w:t>
-      </w:r>
-      <w:r>
-        <w:rPr>
-          <w:color w:val="000000" w:themeColor="text1"/>
-          <w:lang w:val="en-US"/>
-        </w:rPr>
-        <w:t xml:space="preserve">12th ed., </w:t>
-      </w:r>
-      <w:proofErr w:type="spellStart"/>
-      <w:r>
-        <w:rPr>
-          <w:color w:val="000000" w:themeColor="text1"/>
-          <w:lang w:val="en-US"/>
-        </w:rPr>
-        <w:t>Apress</w:t>
-      </w:r>
-      <w:proofErr w:type="spellEnd"/>
-      <w:r>
-        <w:rPr>
-          <w:color w:val="000000" w:themeColor="text1"/>
-          <w:lang w:val="en-US"/>
-        </w:rPr>
-        <w:t>, 2024.</w:t>
-      </w:r>
-    </w:p>
-    <w:p>
-      <w:pPr>
-        <w:rPr>
-          <w:color w:val="000000" w:themeColor="text1"/>
-          <w:lang w:val="en-US"/>
-        </w:rPr>
-      </w:pPr>
-      <w:r>
-        <w:rPr>
-          <w:color w:val="000000" w:themeColor="text1"/>
-          <w:lang w:val="en-US"/>
-        </w:rPr>
         <w:t xml:space="preserve">[21] </w:t>
       </w:r>
       <w:proofErr w:type="spellStart"/>
@@ -13733,6 +13760,7 @@
                 <w:sz w:val="26"/>
                 <w:szCs w:val="26"/>
               </w:rPr>
+              <w:lastRenderedPageBreak/>
               <w:t>POLITECHNIKA RZESZOWSKA im. I. Łukasiewicza</w:t>
             </w:r>
           </w:p>
@@ -13785,6 +13813,7 @@
                   <w:listItem w:displayText="2022" w:value="2022"/>
                 </w:dropDownList>
               </w:sdtPr>
+              <w:sdtEndPr/>
               <w:sdtContent>
                 <w:r>
                   <w:rPr>
@@ -14181,6 +14210,7 @@
             <w:listItem w:displayText="PROJEKTU INŻYNIERSKIEGO" w:value="PROJEKTU INŻYNIERSKIEGO"/>
           </w:comboBox>
         </w:sdtPr>
+        <w:sdtEndPr/>
         <w:sdtContent>
           <w:r>
             <w:rPr>
@@ -14291,6 +14321,7 @@
             <w:listItem w:displayText="EF-ZUI" w:value="EF-ZUI"/>
           </w:dropDownList>
         </w:sdtPr>
+        <w:sdtEndPr/>
         <w:sdtContent>
           <w:r>
             <w:rPr>
@@ -14348,6 +14379,7 @@
             <w:listItem w:displayText="mgr" w:value="mgr"/>
           </w:dropDownList>
         </w:sdtPr>
+        <w:sdtEndPr/>
         <w:sdtContent>
           <w:r>
             <w:rPr>
@@ -14381,6 +14413,7 @@
             <w:listItem w:displayText=", prof. PRz" w:value=", prof. PRz"/>
           </w:dropDownList>
         </w:sdtPr>
+        <w:sdtEndPr/>
         <w:sdtContent>
           <w:r>
             <w:rPr>
@@ -14736,6 +14769,7 @@
             <w:listItem w:displayText="2022" w:value="2022"/>
           </w:dropDownList>
         </w:sdtPr>
+        <w:sdtEndPr/>
         <w:sdtContent>
           <w:r>
             <w:rPr>
@@ -14861,6 +14895,7 @@
             <w:listItem w:displayText="(BS)" w:value="(BS)"/>
           </w:dropDownList>
         </w:sdtPr>
+        <w:sdtEndPr/>
         <w:sdtContent>
           <w:r>
             <w:rPr>
@@ -14920,7 +14955,6 @@
           <w:b/>
           <w:bCs/>
         </w:rPr>
-        <w:lastRenderedPageBreak/>
         <w:t>TYTUŁ PRACY W WERSJI ANGIELSKIEJ</w:t>
       </w:r>
     </w:p>
@@ -15008,6 +15042,7 @@
             <w:listItem w:displayText="EF-ZUI" w:value="EF-ZUI"/>
           </w:dropDownList>
         </w:sdtPr>
+        <w:sdtEndPr/>
         <w:sdtContent>
           <w:r>
             <w:rPr>
@@ -15069,6 +15104,7 @@
             <w:listItem w:displayText="Prof. " w:value="Prof. "/>
           </w:dropDownList>
         </w:sdtPr>
+        <w:sdtEndPr/>
         <w:sdtContent>
           <w:r>
             <w:rPr>
@@ -15109,6 +15145,7 @@
             <w:listItem w:displayText=", Msc" w:value=", Msc"/>
           </w:dropDownList>
         </w:sdtPr>
+        <w:sdtEndPr/>
         <w:sdtContent>
           <w:r>
             <w:rPr>
@@ -15348,6 +15385,7 @@
         <w:docPartUnique/>
       </w:docPartObj>
     </w:sdtPr>
+    <w:sdtEndPr/>
     <w:sdtContent>
       <w:p>
         <w:pPr>
@@ -15393,6 +15431,7 @@
         <w:docPartUnique/>
       </w:docPartObj>
     </w:sdtPr>
+    <w:sdtEndPr/>
     <w:sdtContent>
       <w:p>
         <w:pPr>
@@ -18918,6 +18957,92 @@
       <w:rPr>
         <w:rFonts w:ascii="Wingdings" w:hAnsi="Wingdings" w:hint="default"/>
       </w:rPr>
+    </w:lvl>
+  </w:abstractNum>
+  <w:abstractNum w:abstractNumId="32">
+    <w:nsid w:val="7D5753D0"/>
+    <w:multiLevelType w:val="hybridMultilevel"/>
+    <w:tmpl w:val="1DE2D5CC"/>
+    <w:lvl w:ilvl="0" w:tplc="0415000F">
+      <w:start w:val="1"/>
+      <w:numFmt w:val="decimal"/>
+      <w:lvlText w:val="%1."/>
+      <w:lvlJc w:val="left"/>
+      <w:pPr>
+        <w:ind w:left="720" w:hanging="360"/>
+      </w:pPr>
+    </w:lvl>
+    <w:lvl w:ilvl="1" w:tplc="04150019" w:tentative="1">
+      <w:start w:val="1"/>
+      <w:numFmt w:val="lowerLetter"/>
+      <w:lvlText w:val="%2."/>
+      <w:lvlJc w:val="left"/>
+      <w:pPr>
+        <w:ind w:left="1440" w:hanging="360"/>
+      </w:pPr>
+    </w:lvl>
+    <w:lvl w:ilvl="2" w:tplc="0415001B" w:tentative="1">
+      <w:start w:val="1"/>
+      <w:numFmt w:val="lowerRoman"/>
+      <w:lvlText w:val="%3."/>
+      <w:lvlJc w:val="right"/>
+      <w:pPr>
+        <w:ind w:left="2160" w:hanging="180"/>
+      </w:pPr>
+    </w:lvl>
+    <w:lvl w:ilvl="3" w:tplc="0415000F" w:tentative="1">
+      <w:start w:val="1"/>
+      <w:numFmt w:val="decimal"/>
+      <w:lvlText w:val="%4."/>
+      <w:lvlJc w:val="left"/>
+      <w:pPr>
+        <w:ind w:left="2880" w:hanging="360"/>
+      </w:pPr>
+    </w:lvl>
+    <w:lvl w:ilvl="4" w:tplc="04150019" w:tentative="1">
+      <w:start w:val="1"/>
+      <w:numFmt w:val="lowerLetter"/>
+      <w:lvlText w:val="%5."/>
+      <w:lvlJc w:val="left"/>
+      <w:pPr>
+        <w:ind w:left="3600" w:hanging="360"/>
+      </w:pPr>
+    </w:lvl>
+    <w:lvl w:ilvl="5" w:tplc="0415001B" w:tentative="1">
+      <w:start w:val="1"/>
+      <w:numFmt w:val="lowerRoman"/>
+      <w:lvlText w:val="%6."/>
+      <w:lvlJc w:val="right"/>
+      <w:pPr>
+        <w:ind w:left="4320" w:hanging="180"/>
+      </w:pPr>
+    </w:lvl>
+    <w:lvl w:ilvl="6" w:tplc="0415000F" w:tentative="1">
+      <w:start w:val="1"/>
+      <w:numFmt w:val="decimal"/>
+      <w:lvlText w:val="%7."/>
+      <w:lvlJc w:val="left"/>
+      <w:pPr>
+        <w:ind w:left="5040" w:hanging="360"/>
+      </w:pPr>
+    </w:lvl>
+    <w:lvl w:ilvl="7" w:tplc="04150019" w:tentative="1">
+      <w:start w:val="1"/>
+      <w:numFmt w:val="lowerLetter"/>
+      <w:lvlText w:val="%8."/>
+      <w:lvlJc w:val="left"/>
+      <w:pPr>
+        <w:ind w:left="5760" w:hanging="360"/>
+      </w:pPr>
+    </w:lvl>
+    <w:lvl w:ilvl="8" w:tplc="0415001B" w:tentative="1">
+      <w:start w:val="1"/>
+      <w:numFmt w:val="lowerRoman"/>
+      <w:lvlText w:val="%9."/>
+      <w:lvlJc w:val="right"/>
+      <w:pPr>
+        <w:ind w:left="6480" w:hanging="180"/>
+      </w:pPr>
     </w:lvl>
   </w:abstractNum>
   <w:num w:numId="1">
@@ -19015,6 +19140,9 @@
   </w:num>
   <w:num w:numId="32">
     <w:abstractNumId w:val="22"/>
+  </w:num>
+  <w:num w:numId="33">
+    <w:abstractNumId w:val="32"/>
   </w:num>
 </w:numbering>
 </file>
@@ -20362,8 +20490,10 @@
     <w:rsidRoot w:val="00767B3F"/>
     <w:rsid w:val="000D541A"/>
     <w:rsid w:val="001975A8"/>
+    <w:rsid w:val="003D4F15"/>
     <w:rsid w:val="00640F83"/>
     <w:rsid w:val="00767B3F"/>
+    <w:rsid w:val="009469A9"/>
     <w:rsid w:val="00A65E9C"/>
     <w:rsid w:val="00BA2457"/>
     <w:rsid w:val="00C023A4"/>
@@ -21144,7 +21274,7 @@
 </file>
 
 <file path=customXml/itemProps1.xml><?xml version="1.0" encoding="utf-8"?>
-<ds:datastoreItem xmlns:ds="http://schemas.openxmlformats.org/officeDocument/2006/customXml" ds:itemID="{366C5FF3-4A60-4A47-810F-5307B5A52D60}">
+<ds:datastoreItem xmlns:ds="http://schemas.openxmlformats.org/officeDocument/2006/customXml" ds:itemID="{7FE89AE1-7245-4525-BABB-82BDFA28377A}">
   <ds:schemaRefs>
     <ds:schemaRef ds:uri="http://schemas.openxmlformats.org/officeDocument/2006/bibliography"/>
   </ds:schemaRefs>

--- a/Arkadiusz Kot.docx
+++ b/Arkadiusz Kot.docx
@@ -909,7 +909,7 @@
           <w:r>
             <w:fldChar w:fldCharType="separate"/>
           </w:r>
-          <w:hyperlink w:anchor="_Toc215766864" w:history="1">
+          <w:hyperlink w:anchor="_Toc216020410" w:history="1">
             <w:r>
               <w:rPr>
                 <w:rStyle w:val="Hipercze"/>
@@ -938,7 +938,7 @@
                 <w:noProof/>
                 <w:webHidden/>
               </w:rPr>
-              <w:instrText xml:space="preserve"> PAGEREF _Toc215766864 \h </w:instrText>
+              <w:instrText xml:space="preserve"> PAGEREF _Toc216020410 \h </w:instrText>
             </w:r>
             <w:r>
               <w:rPr>
@@ -984,7 +984,7 @@
               <w:lang w:eastAsia="pl-PL"/>
             </w:rPr>
           </w:pPr>
-          <w:hyperlink w:anchor="_Toc215766865" w:history="1">
+          <w:hyperlink w:anchor="_Toc216020411" w:history="1">
             <w:r>
               <w:rPr>
                 <w:rStyle w:val="Hipercze"/>
@@ -1032,7 +1032,7 @@
                 <w:noProof/>
                 <w:webHidden/>
               </w:rPr>
-              <w:instrText xml:space="preserve"> PAGEREF _Toc215766865 \h </w:instrText>
+              <w:instrText xml:space="preserve"> PAGEREF _Toc216020411 \h </w:instrText>
             </w:r>
             <w:r>
               <w:rPr>
@@ -1078,7 +1078,7 @@
               <w:lang w:eastAsia="pl-PL"/>
             </w:rPr>
           </w:pPr>
-          <w:hyperlink w:anchor="_Toc215766866" w:history="1">
+          <w:hyperlink w:anchor="_Toc216020412" w:history="1">
             <w:r>
               <w:rPr>
                 <w:rStyle w:val="Hipercze"/>
@@ -1126,7 +1126,7 @@
                 <w:noProof/>
                 <w:webHidden/>
               </w:rPr>
-              <w:instrText xml:space="preserve"> PAGEREF _Toc215766866 \h </w:instrText>
+              <w:instrText xml:space="preserve"> PAGEREF _Toc216020412 \h </w:instrText>
             </w:r>
             <w:r>
               <w:rPr>
@@ -1172,7 +1172,7 @@
               <w:lang w:eastAsia="pl-PL"/>
             </w:rPr>
           </w:pPr>
-          <w:hyperlink w:anchor="_Toc215766867" w:history="1">
+          <w:hyperlink w:anchor="_Toc216020413" w:history="1">
             <w:r>
               <w:rPr>
                 <w:rStyle w:val="Hipercze"/>
@@ -1220,7 +1220,7 @@
                 <w:noProof/>
                 <w:webHidden/>
               </w:rPr>
-              <w:instrText xml:space="preserve"> PAGEREF _Toc215766867 \h </w:instrText>
+              <w:instrText xml:space="preserve"> PAGEREF _Toc216020413 \h </w:instrText>
             </w:r>
             <w:r>
               <w:rPr>
@@ -1266,7 +1266,7 @@
               <w:lang w:eastAsia="pl-PL"/>
             </w:rPr>
           </w:pPr>
-          <w:hyperlink w:anchor="_Toc215766868" w:history="1">
+          <w:hyperlink w:anchor="_Toc216020414" w:history="1">
             <w:r>
               <w:rPr>
                 <w:rStyle w:val="Hipercze"/>
@@ -1314,7 +1314,7 @@
                 <w:noProof/>
                 <w:webHidden/>
               </w:rPr>
-              <w:instrText xml:space="preserve"> PAGEREF _Toc215766868 \h </w:instrText>
+              <w:instrText xml:space="preserve"> PAGEREF _Toc216020414 \h </w:instrText>
             </w:r>
             <w:r>
               <w:rPr>
@@ -1360,7 +1360,7 @@
               <w:lang w:eastAsia="pl-PL"/>
             </w:rPr>
           </w:pPr>
-          <w:hyperlink w:anchor="_Toc215766869" w:history="1">
+          <w:hyperlink w:anchor="_Toc216020415" w:history="1">
             <w:r>
               <w:rPr>
                 <w:rStyle w:val="Hipercze"/>
@@ -1408,7 +1408,7 @@
                 <w:noProof/>
                 <w:webHidden/>
               </w:rPr>
-              <w:instrText xml:space="preserve"> PAGEREF _Toc215766869 \h </w:instrText>
+              <w:instrText xml:space="preserve"> PAGEREF _Toc216020415 \h </w:instrText>
             </w:r>
             <w:r>
               <w:rPr>
@@ -1454,7 +1454,7 @@
               <w:lang w:eastAsia="pl-PL"/>
             </w:rPr>
           </w:pPr>
-          <w:hyperlink w:anchor="_Toc215766870" w:history="1">
+          <w:hyperlink w:anchor="_Toc216020416" w:history="1">
             <w:r>
               <w:rPr>
                 <w:rStyle w:val="Hipercze"/>
@@ -1502,7 +1502,7 @@
                 <w:noProof/>
                 <w:webHidden/>
               </w:rPr>
-              <w:instrText xml:space="preserve"> PAGEREF _Toc215766870 \h </w:instrText>
+              <w:instrText xml:space="preserve"> PAGEREF _Toc216020416 \h </w:instrText>
             </w:r>
             <w:r>
               <w:rPr>
@@ -1548,7 +1548,7 @@
               <w:lang w:eastAsia="pl-PL"/>
             </w:rPr>
           </w:pPr>
-          <w:hyperlink w:anchor="_Toc215766871" w:history="1">
+          <w:hyperlink w:anchor="_Toc216020417" w:history="1">
             <w:r>
               <w:rPr>
                 <w:rStyle w:val="Hipercze"/>
@@ -1596,7 +1596,7 @@
                 <w:noProof/>
                 <w:webHidden/>
               </w:rPr>
-              <w:instrText xml:space="preserve"> PAGEREF _Toc215766871 \h </w:instrText>
+              <w:instrText xml:space="preserve"> PAGEREF _Toc216020417 \h </w:instrText>
             </w:r>
             <w:r>
               <w:rPr>
@@ -1642,7 +1642,7 @@
               <w:lang w:eastAsia="pl-PL"/>
             </w:rPr>
           </w:pPr>
-          <w:hyperlink w:anchor="_Toc215766872" w:history="1">
+          <w:hyperlink w:anchor="_Toc216020418" w:history="1">
             <w:r>
               <w:rPr>
                 <w:rStyle w:val="Hipercze"/>
@@ -1690,7 +1690,7 @@
                 <w:noProof/>
                 <w:webHidden/>
               </w:rPr>
-              <w:instrText xml:space="preserve"> PAGEREF _Toc215766872 \h </w:instrText>
+              <w:instrText xml:space="preserve"> PAGEREF _Toc216020418 \h </w:instrText>
             </w:r>
             <w:r>
               <w:rPr>
@@ -1736,7 +1736,7 @@
               <w:lang w:eastAsia="pl-PL"/>
             </w:rPr>
           </w:pPr>
-          <w:hyperlink w:anchor="_Toc215766873" w:history="1">
+          <w:hyperlink w:anchor="_Toc216020419" w:history="1">
             <w:r>
               <w:rPr>
                 <w:rStyle w:val="Hipercze"/>
@@ -1784,7 +1784,7 @@
                 <w:noProof/>
                 <w:webHidden/>
               </w:rPr>
-              <w:instrText xml:space="preserve"> PAGEREF _Toc215766873 \h </w:instrText>
+              <w:instrText xml:space="preserve"> PAGEREF _Toc216020419 \h </w:instrText>
             </w:r>
             <w:r>
               <w:rPr>
@@ -1830,7 +1830,7 @@
               <w:lang w:eastAsia="pl-PL"/>
             </w:rPr>
           </w:pPr>
-          <w:hyperlink w:anchor="_Toc215766874" w:history="1">
+          <w:hyperlink w:anchor="_Toc216020420" w:history="1">
             <w:r>
               <w:rPr>
                 <w:rStyle w:val="Hipercze"/>
@@ -1878,7 +1878,7 @@
                 <w:noProof/>
                 <w:webHidden/>
               </w:rPr>
-              <w:instrText xml:space="preserve"> PAGEREF _Toc215766874 \h </w:instrText>
+              <w:instrText xml:space="preserve"> PAGEREF _Toc216020420 \h </w:instrText>
             </w:r>
             <w:r>
               <w:rPr>
@@ -1924,7 +1924,7 @@
               <w:lang w:eastAsia="pl-PL"/>
             </w:rPr>
           </w:pPr>
-          <w:hyperlink w:anchor="_Toc215766875" w:history="1">
+          <w:hyperlink w:anchor="_Toc216020421" w:history="1">
             <w:r>
               <w:rPr>
                 <w:rStyle w:val="Hipercze"/>
@@ -1972,7 +1972,7 @@
                 <w:noProof/>
                 <w:webHidden/>
               </w:rPr>
-              <w:instrText xml:space="preserve"> PAGEREF _Toc215766875 \h </w:instrText>
+              <w:instrText xml:space="preserve"> PAGEREF _Toc216020421 \h </w:instrText>
             </w:r>
             <w:r>
               <w:rPr>
@@ -2018,7 +2018,7 @@
               <w:lang w:eastAsia="pl-PL"/>
             </w:rPr>
           </w:pPr>
-          <w:hyperlink w:anchor="_Toc215766876" w:history="1">
+          <w:hyperlink w:anchor="_Toc216020422" w:history="1">
             <w:r>
               <w:rPr>
                 <w:rStyle w:val="Hipercze"/>
@@ -2066,7 +2066,7 @@
                 <w:noProof/>
                 <w:webHidden/>
               </w:rPr>
-              <w:instrText xml:space="preserve"> PAGEREF _Toc215766876 \h </w:instrText>
+              <w:instrText xml:space="preserve"> PAGEREF _Toc216020422 \h </w:instrText>
             </w:r>
             <w:r>
               <w:rPr>
@@ -2112,7 +2112,7 @@
               <w:lang w:eastAsia="pl-PL"/>
             </w:rPr>
           </w:pPr>
-          <w:hyperlink w:anchor="_Toc215766877" w:history="1">
+          <w:hyperlink w:anchor="_Toc216020423" w:history="1">
             <w:r>
               <w:rPr>
                 <w:rStyle w:val="Hipercze"/>
@@ -2160,7 +2160,7 @@
                 <w:noProof/>
                 <w:webHidden/>
               </w:rPr>
-              <w:instrText xml:space="preserve"> PAGEREF _Toc215766877 \h </w:instrText>
+              <w:instrText xml:space="preserve"> PAGEREF _Toc216020423 \h </w:instrText>
             </w:r>
             <w:r>
               <w:rPr>
@@ -2206,7 +2206,7 @@
               <w:lang w:eastAsia="pl-PL"/>
             </w:rPr>
           </w:pPr>
-          <w:hyperlink w:anchor="_Toc215766878" w:history="1">
+          <w:hyperlink w:anchor="_Toc216020424" w:history="1">
             <w:r>
               <w:rPr>
                 <w:rStyle w:val="Hipercze"/>
@@ -2254,7 +2254,7 @@
                 <w:noProof/>
                 <w:webHidden/>
               </w:rPr>
-              <w:instrText xml:space="preserve"> PAGEREF _Toc215766878 \h </w:instrText>
+              <w:instrText xml:space="preserve"> PAGEREF _Toc216020424 \h </w:instrText>
             </w:r>
             <w:r>
               <w:rPr>
@@ -2300,7 +2300,7 @@
               <w:lang w:eastAsia="pl-PL"/>
             </w:rPr>
           </w:pPr>
-          <w:hyperlink w:anchor="_Toc215766879" w:history="1">
+          <w:hyperlink w:anchor="_Toc216020425" w:history="1">
             <w:r>
               <w:rPr>
                 <w:rStyle w:val="Hipercze"/>
@@ -2348,7 +2348,7 @@
                 <w:noProof/>
                 <w:webHidden/>
               </w:rPr>
-              <w:instrText xml:space="preserve"> PAGEREF _Toc215766879 \h </w:instrText>
+              <w:instrText xml:space="preserve"> PAGEREF _Toc216020425 \h </w:instrText>
             </w:r>
             <w:r>
               <w:rPr>
@@ -2393,13 +2393,14 @@
               <w:lang w:eastAsia="pl-PL"/>
             </w:rPr>
           </w:pPr>
-          <w:hyperlink w:anchor="_Toc215766880" w:history="1">
+          <w:hyperlink w:anchor="_Toc216020426" w:history="1">
             <w:r>
               <w:rPr>
                 <w:rStyle w:val="Hipercze"/>
                 <w:rFonts w:cs="Times New Roman"/>
                 <w:b/>
                 <w:noProof/>
+                <w:lang w:val="en-US"/>
               </w:rPr>
               <w:t>Literatura</w:t>
             </w:r>
@@ -2422,7 +2423,7 @@
                 <w:noProof/>
                 <w:webHidden/>
               </w:rPr>
-              <w:instrText xml:space="preserve"> PAGEREF _Toc215766880 \h </w:instrText>
+              <w:instrText xml:space="preserve"> PAGEREF _Toc216020426 \h </w:instrText>
             </w:r>
             <w:r>
               <w:rPr>
@@ -2442,7 +2443,7 @@
                 <w:noProof/>
                 <w:webHidden/>
               </w:rPr>
-              <w:t>20</w:t>
+              <w:t>21</w:t>
             </w:r>
             <w:r>
               <w:rPr>
@@ -2687,7 +2688,7 @@
           <w:color w:val="000000" w:themeColor="text1"/>
         </w:rPr>
       </w:pPr>
-      <w:bookmarkStart w:id="1" w:name="_Toc215766864"/>
+      <w:bookmarkStart w:id="1" w:name="_Toc216020410"/>
       <w:r>
         <w:rPr>
           <w:rFonts w:ascii="Times New Roman" w:hAnsi="Times New Roman" w:cs="Times New Roman"/>
@@ -2832,7 +2833,23 @@
           <w:color w:val="000000" w:themeColor="text1"/>
           <w:lang w:eastAsia="pl-PL"/>
         </w:rPr>
-        <w:t>, noszącej nazwę GeoLog, która pełniłaby rolę wszechstronnego edytora i analizatora danych geolokalizacyjnych. W przeciwieństwie do istniejących, często wyspecjalizowanych rozwiązań, celem było stworzenie uniwersalnego narzędzia, które łączyłoby w sobie zarówno możliwość importu istniejących tras, jak i tworzenia nowych od podstaw w intuicyjnym kreatorze wizualnym.</w:t>
+        <w:t xml:space="preserve">, noszącej nazwę </w:t>
+      </w:r>
+      <w:proofErr w:type="spellStart"/>
+      <w:r>
+        <w:rPr>
+          <w:color w:val="000000" w:themeColor="text1"/>
+          <w:lang w:eastAsia="pl-PL"/>
+        </w:rPr>
+        <w:t>GeoLog</w:t>
+      </w:r>
+      <w:proofErr w:type="spellEnd"/>
+      <w:r>
+        <w:rPr>
+          <w:color w:val="000000" w:themeColor="text1"/>
+          <w:lang w:eastAsia="pl-PL"/>
+        </w:rPr>
+        <w:t>, która pełniłaby rolę wszechstronnego edytora i analizatora danych geolokalizacyjnych. W przeciwieństwie do istniejących, często wyspecjalizowanych rozwiązań, celem było stworzenie uniwersalnego narzędzia, które łączyłoby w sobie zarówno możliwość importu istniejących tras, jak i tworzenia nowych od podstaw w intuicyjnym kreatorze wizualnym.</w:t>
       </w:r>
     </w:p>
     <w:p>
@@ -3034,7 +3051,7 @@
           <w:color w:val="000000" w:themeColor="text1"/>
         </w:rPr>
       </w:pPr>
-      <w:bookmarkStart w:id="2" w:name="_Toc215766865"/>
+      <w:bookmarkStart w:id="2" w:name="_Toc216020411"/>
       <w:r>
         <w:rPr>
           <w:rFonts w:ascii="Times New Roman" w:hAnsi="Times New Roman" w:cs="Times New Roman"/>
@@ -3093,7 +3110,7 @@
           <w:sz w:val="28"/>
         </w:rPr>
       </w:pPr>
-      <w:bookmarkStart w:id="3" w:name="_Toc215766866"/>
+      <w:bookmarkStart w:id="3" w:name="_Toc216020412"/>
       <w:r>
         <w:rPr>
           <w:rFonts w:ascii="Times New Roman" w:hAnsi="Times New Roman" w:cs="Times New Roman"/>
@@ -3307,7 +3324,7 @@
           <w:sz w:val="28"/>
         </w:rPr>
       </w:pPr>
-      <w:bookmarkStart w:id="4" w:name="_Toc215766867"/>
+      <w:bookmarkStart w:id="4" w:name="_Toc216020413"/>
       <w:proofErr w:type="spellStart"/>
       <w:r>
         <w:rPr>
@@ -3529,7 +3546,15 @@
       </w:r>
       <w:proofErr w:type="spellEnd"/>
       <w:r>
-        <w:t xml:space="preserve"> posiada elementy społecznościowe, takie jak udostępnianie zrealizowanych tras, jego główny nacisk położony jest na funkcjonalność eksploracyjną i nawigacyjną, a nie na rywalizację i analizę sportową [7].</w:t>
+        <w:t xml:space="preserve"> posiada elementy </w:t>
+      </w:r>
+      <w:proofErr w:type="spellStart"/>
+      <w:r>
+        <w:t>społecznościowe</w:t>
+      </w:r>
+      <w:proofErr w:type="spellEnd"/>
+      <w:r>
+        <w:t>, takie jak udostępnianie zrealizowanych tras, jego główny nacisk położony jest na funkcjonalność eksploracyjną i nawigacyjną, a nie na rywalizację i analizę sportową [7].</w:t>
       </w:r>
     </w:p>
     <w:p>
@@ -3552,7 +3577,7 @@
           <w:sz w:val="28"/>
         </w:rPr>
       </w:pPr>
-      <w:bookmarkStart w:id="5" w:name="_Toc215766868"/>
+      <w:bookmarkStart w:id="5" w:name="_Toc216020414"/>
       <w:r>
         <w:rPr>
           <w:rFonts w:ascii="Times New Roman" w:hAnsi="Times New Roman" w:cs="Times New Roman"/>
@@ -3733,7 +3758,7 @@
           <w:sz w:val="28"/>
         </w:rPr>
       </w:pPr>
-      <w:bookmarkStart w:id="6" w:name="_Toc215766869"/>
+      <w:bookmarkStart w:id="6" w:name="_Toc216020415"/>
       <w:r>
         <w:rPr>
           <w:rFonts w:ascii="Times New Roman" w:hAnsi="Times New Roman" w:cs="Times New Roman"/>
@@ -4604,7 +4629,7 @@
           <w:color w:val="000000" w:themeColor="text1"/>
         </w:rPr>
       </w:pPr>
-      <w:bookmarkStart w:id="7" w:name="_Toc215766870"/>
+      <w:bookmarkStart w:id="7" w:name="_Toc216020416"/>
       <w:r>
         <w:rPr>
           <w:rFonts w:ascii="Times New Roman" w:hAnsi="Times New Roman" w:cs="Times New Roman"/>
@@ -4638,7 +4663,7 @@
         </w:rPr>
         <w:t xml:space="preserve"> </w:t>
       </w:r>
-      <w:bookmarkStart w:id="8" w:name="_Toc215766871"/>
+      <w:bookmarkStart w:id="8" w:name="_Toc216020417"/>
       <w:r>
         <w:rPr>
           <w:rFonts w:ascii="Times New Roman" w:hAnsi="Times New Roman" w:cs="Times New Roman"/>
@@ -4757,7 +4782,7 @@
         </w:rPr>
         <w:t xml:space="preserve"> </w:t>
       </w:r>
-      <w:bookmarkStart w:id="9" w:name="_Toc215766872"/>
+      <w:bookmarkStart w:id="9" w:name="_Toc216020418"/>
       <w:r>
         <w:rPr>
           <w:rFonts w:ascii="Times New Roman" w:hAnsi="Times New Roman" w:cs="Times New Roman"/>
@@ -5161,7 +5186,23 @@
           <w:rFonts w:cs="Times New Roman"/>
           <w:color w:val="000000" w:themeColor="text1"/>
         </w:rPr>
-        <w:t xml:space="preserve"> przekształca PostgreSQL w potężną </w:t>
+        <w:t xml:space="preserve"> przekształca </w:t>
+      </w:r>
+      <w:proofErr w:type="spellStart"/>
+      <w:r>
+        <w:rPr>
+          <w:rFonts w:cs="Times New Roman"/>
+          <w:color w:val="000000" w:themeColor="text1"/>
+        </w:rPr>
+        <w:t>PostgreSQL</w:t>
+      </w:r>
+      <w:proofErr w:type="spellEnd"/>
+      <w:r>
+        <w:rPr>
+          <w:rFonts w:cs="Times New Roman"/>
+          <w:color w:val="000000" w:themeColor="text1"/>
+        </w:rPr>
+        <w:t xml:space="preserve"> w potężną </w:t>
       </w:r>
       <w:proofErr w:type="spellStart"/>
       <w:r>
@@ -5307,7 +5348,7 @@
           <w:b/>
         </w:rPr>
       </w:pPr>
-      <w:bookmarkStart w:id="10" w:name="_Toc215766873"/>
+      <w:bookmarkStart w:id="10" w:name="_Toc216020419"/>
       <w:r>
         <w:rPr>
           <w:rFonts w:ascii="Times New Roman" w:hAnsi="Times New Roman" w:cs="Times New Roman"/>
@@ -6368,7 +6409,7 @@
           <w:sz w:val="28"/>
         </w:rPr>
       </w:pPr>
-      <w:bookmarkStart w:id="11" w:name="_Toc215766874"/>
+      <w:bookmarkStart w:id="11" w:name="_Toc216020420"/>
       <w:r>
         <w:rPr>
           <w:rFonts w:ascii="Times New Roman" w:hAnsi="Times New Roman" w:cs="Times New Roman"/>
@@ -8596,7 +8637,7 @@
           <w:color w:val="000000" w:themeColor="text1"/>
         </w:rPr>
       </w:pPr>
-      <w:bookmarkStart w:id="12" w:name="_Toc215766875"/>
+      <w:bookmarkStart w:id="12" w:name="_Toc216020421"/>
       <w:r>
         <w:rPr>
           <w:rFonts w:ascii="Times New Roman" w:hAnsi="Times New Roman" w:cs="Times New Roman"/>
@@ -8622,7 +8663,7 @@
           <w:szCs w:val="28"/>
         </w:rPr>
       </w:pPr>
-      <w:bookmarkStart w:id="13" w:name="_Toc215766876"/>
+      <w:bookmarkStart w:id="13" w:name="_Toc216020422"/>
       <w:r>
         <w:rPr>
           <w:rFonts w:ascii="Times New Roman" w:hAnsi="Times New Roman" w:cs="Times New Roman"/>
@@ -8729,7 +8770,7 @@
           <w:color w:val="000000" w:themeColor="text1"/>
         </w:rPr>
       </w:pPr>
-      <w:bookmarkStart w:id="14" w:name="_Toc215766877"/>
+      <w:bookmarkStart w:id="14" w:name="_Toc216020423"/>
       <w:r>
         <w:rPr>
           <w:rFonts w:ascii="Times New Roman" w:hAnsi="Times New Roman" w:cs="Times New Roman"/>
@@ -8945,7 +8986,14 @@
           <w:rFonts w:cs="Times New Roman"/>
           <w:color w:val="000000" w:themeColor="text1"/>
         </w:rPr>
-        <w:t xml:space="preserve"> (GC) [20]. Platforma dostarcza również bogaty zbiór bibliotek bazowych (Base Class Library), które oferują gotowe implementacje dla szerokiego spektrum zadań, od operacji na plikach po obsługę protokołów sieciowych.</w:t>
+        <w:t xml:space="preserve"> (GC) [19</w:t>
+      </w:r>
+      <w:r>
+        <w:rPr>
+          <w:rFonts w:cs="Times New Roman"/>
+          <w:color w:val="000000" w:themeColor="text1"/>
+        </w:rPr>
+        <w:t>]. Platforma dostarcza również bogaty zbiór bibliotek bazowych (Base Class Library), które oferują gotowe implementacje dla szerokiego spektrum zadań, od operacji na plikach po obsługę protokołów sieciowych.</w:t>
       </w:r>
     </w:p>
     <w:p>
@@ -8985,7 +9033,21 @@
           <w:rFonts w:cs="Times New Roman"/>
           <w:color w:val="000000" w:themeColor="text1"/>
         </w:rPr>
-        <w:t xml:space="preserve">obiektowym językiem programowania o statycznym i silnym typowaniu. Ta ostatnia cecha jest niezwykle istotna z perspektywy niezawodności oprogramowania, ponieważ wymusza weryfikację poprawności typów już na etapie kompilacji, co pozwala na wyeliminowanie całej klasy błędów, które w językach o typowaniu dynamicznym mogłyby ujawnić się dopiero w środowisku produkcyjnym [21]. Szczególnie istotną cechą języka, kluczową dla zaimplementowanego systemu, jest wbudowany model programowania asynchronicznego, oparty na słowach kluczowych `async` i `await`. Pozwala on na implementację nieblokujących operacji wejścia-wyjścia (I/O), takich jak zapytania do bazy danych czy odczyt plików. W kontekście aplikacji serwerowej, mechanizm ten zwalnia wątek obsługujący żądanie na czas oczekiwania na zakończenie operacji I/O, umożliwiając mu w tym czasie obsługę innych, przychodzących zapytań. Taki model zarządzania zasobami jest fundamentalny dla osiągnięcia wysokiej skalowalności i </w:t>
+        <w:t>obiektowym językiem programowania o statycznym i silnym typowaniu. Ta ostatnia cecha jest niezwykle istotna z perspektywy niezawodności oprogramowania, ponieważ wymusza weryfikację poprawności typów już na etapie kompilacji, co pozwala na wyeliminowanie całej klasy błędów, które w językach o typowaniu dynamicznym mogłyby ujawnić się dopie</w:t>
+      </w:r>
+      <w:r>
+        <w:rPr>
+          <w:rFonts w:cs="Times New Roman"/>
+          <w:color w:val="000000" w:themeColor="text1"/>
+        </w:rPr>
+        <w:t>ro w środowisku produkcyjnym [20</w:t>
+      </w:r>
+      <w:r>
+        <w:rPr>
+          <w:rFonts w:cs="Times New Roman"/>
+          <w:color w:val="000000" w:themeColor="text1"/>
+        </w:rPr>
+        <w:t xml:space="preserve">]. Szczególnie istotną cechą języka, kluczową dla zaimplementowanego systemu, jest wbudowany model programowania asynchronicznego, oparty na słowach kluczowych `async` i `await`. Pozwala on na implementację nieblokujących operacji wejścia-wyjścia (I/O), takich jak zapytania do bazy danych czy odczyt plików. W kontekście aplikacji serwerowej, mechanizm ten zwalnia wątek obsługujący żądanie na czas oczekiwania na zakończenie operacji I/O, umożliwiając mu w tym czasie obsługę innych, przychodzących zapytań. Taki model zarządzania zasobami jest fundamentalny dla osiągnięcia wysokiej skalowalności i </w:t>
       </w:r>
       <w:proofErr w:type="spellStart"/>
       <w:r>
@@ -9001,7 +9063,21 @@
           <w:rFonts w:cs="Times New Roman"/>
           <w:color w:val="000000" w:themeColor="text1"/>
         </w:rPr>
-        <w:t xml:space="preserve"> systemu pod dużym obciążeniem [22].</w:t>
+        <w:t xml:space="preserve"> s</w:t>
+      </w:r>
+      <w:r>
+        <w:rPr>
+          <w:rFonts w:cs="Times New Roman"/>
+          <w:color w:val="000000" w:themeColor="text1"/>
+        </w:rPr>
+        <w:t>ystemu pod dużym obciążeniem [21</w:t>
+      </w:r>
+      <w:r>
+        <w:rPr>
+          <w:rFonts w:cs="Times New Roman"/>
+          <w:color w:val="000000" w:themeColor="text1"/>
+        </w:rPr>
+        <w:t>].</w:t>
       </w:r>
     </w:p>
     <w:p>
@@ -9174,7 +9250,21 @@
           <w:rFonts w:cs="Times New Roman"/>
           <w:color w:val="000000" w:themeColor="text1"/>
         </w:rPr>
-        <w:t>]`) umożliwił intuicyjne mapowanie żądań na odpowiednie metody akcji w kontrolerach [10].</w:t>
+        <w:t>]`) umożliwił intuicyjne mapowanie żądań na odpowiednie</w:t>
+      </w:r>
+      <w:r>
+        <w:rPr>
+          <w:rFonts w:cs="Times New Roman"/>
+          <w:color w:val="000000" w:themeColor="text1"/>
+        </w:rPr>
+        <w:t xml:space="preserve"> metody akcji w kontrolerach [22</w:t>
+      </w:r>
+      <w:r>
+        <w:rPr>
+          <w:rFonts w:cs="Times New Roman"/>
+          <w:color w:val="000000" w:themeColor="text1"/>
+        </w:rPr>
+        <w:t>].</w:t>
       </w:r>
     </w:p>
     <w:p>
@@ -9339,7 +9429,14 @@
           <w:color w:val="000000" w:themeColor="text1"/>
         </w:rPr>
         <w:lastRenderedPageBreak/>
-        <w:t xml:space="preserve">błędów, w tym podatności na ataki typu SQL </w:t>
+        <w:t>błędów, w tym podatności</w:t>
+      </w:r>
+      <w:r>
+        <w:rPr>
+          <w:rFonts w:cs="Times New Roman"/>
+          <w:color w:val="000000" w:themeColor="text1"/>
+        </w:rPr>
+        <w:t xml:space="preserve"> na ataki typu SQL </w:t>
       </w:r>
       <w:proofErr w:type="spellStart"/>
       <w:r>
@@ -9355,7 +9452,7 @@
           <w:rFonts w:cs="Times New Roman"/>
           <w:color w:val="000000" w:themeColor="text1"/>
         </w:rPr>
-        <w:t xml:space="preserve"> [23]. Kluczowym mechanizmem wykorzystanym w projekcie jest śledzenie zmian (ang. *</w:t>
+        <w:t>. Kluczowym mechanizmem wykorzystanym w projekcie jest śledzenie zmian (ang. *</w:t>
       </w:r>
       <w:proofErr w:type="spellStart"/>
       <w:r>
@@ -9403,7 +9500,21 @@
           <w:rFonts w:cs="Times New Roman"/>
           <w:color w:val="000000" w:themeColor="text1"/>
         </w:rPr>
-        <w:t>`) automatycznie generuje niezbędne instrukcje `INSERT`, `UPDATE` lub `DELETE` na podstawie modyfikacji dokonanych na obiektach w pamięci. Ponadto, wbudowane narzędzie migracji pozwoliło na wersjonowanie schematu bazy danych w podejściu *Code-First*, zapewniając spójność modelu danych w kodzie ze strukturą bazy na każdym etapie rozwoju aplikacji [20].</w:t>
+        <w:t>`) automatycznie generuje niezbędne instrukcje `INSERT`, `UPDATE` lub `DELETE` na podstawie modyfikacji dokonanych na obiektach w pamięci. Ponadto, wbudowane narzędzie migracji pozwoliło na wersjonowanie schematu bazy danych w podejściu *Code-First*, zapewniając spójność modelu danych w kodzie ze strukturą bazy na każ</w:t>
+      </w:r>
+      <w:r>
+        <w:rPr>
+          <w:rFonts w:cs="Times New Roman"/>
+          <w:color w:val="000000" w:themeColor="text1"/>
+        </w:rPr>
+        <w:t>dym etapie rozwoju aplikacji [23</w:t>
+      </w:r>
+      <w:r>
+        <w:rPr>
+          <w:rFonts w:cs="Times New Roman"/>
+          <w:color w:val="000000" w:themeColor="text1"/>
+        </w:rPr>
+        <w:t>].</w:t>
       </w:r>
     </w:p>
     <w:p>
@@ -9422,12 +9533,21 @@
           <w:color w:val="000000" w:themeColor="text1"/>
         </w:rPr>
       </w:pPr>
-      <w:r>
-        <w:rPr>
-          <w:rFonts w:cs="Times New Roman"/>
-          <w:color w:val="000000" w:themeColor="text1"/>
-        </w:rPr>
-        <w:t xml:space="preserve">PostgreSQL i rozszerzenie </w:t>
+      <w:proofErr w:type="spellStart"/>
+      <w:r>
+        <w:rPr>
+          <w:rFonts w:cs="Times New Roman"/>
+          <w:color w:val="000000" w:themeColor="text1"/>
+        </w:rPr>
+        <w:t>PostgreSQL</w:t>
+      </w:r>
+      <w:proofErr w:type="spellEnd"/>
+      <w:r>
+        <w:rPr>
+          <w:rFonts w:cs="Times New Roman"/>
+          <w:color w:val="000000" w:themeColor="text1"/>
+        </w:rPr>
+        <w:t xml:space="preserve"> i rozszerzenie </w:t>
       </w:r>
       <w:proofErr w:type="spellStart"/>
       <w:proofErr w:type="gramStart"/>
@@ -9484,7 +9604,23 @@
           <w:rFonts w:cs="Times New Roman"/>
           <w:color w:val="000000" w:themeColor="text1"/>
         </w:rPr>
-        <w:t xml:space="preserve">, które przekształca PostgreSQL w potężny serwer danych </w:t>
+        <w:t xml:space="preserve">, które przekształca </w:t>
+      </w:r>
+      <w:proofErr w:type="spellStart"/>
+      <w:r>
+        <w:rPr>
+          <w:rFonts w:cs="Times New Roman"/>
+          <w:color w:val="000000" w:themeColor="text1"/>
+        </w:rPr>
+        <w:t>PostgreSQL</w:t>
+      </w:r>
+      <w:proofErr w:type="spellEnd"/>
+      <w:r>
+        <w:rPr>
+          <w:rFonts w:cs="Times New Roman"/>
+          <w:color w:val="000000" w:themeColor="text1"/>
+        </w:rPr>
+        <w:t xml:space="preserve"> w potężny serwer danych </w:t>
       </w:r>
       <w:proofErr w:type="spellStart"/>
       <w:r>
@@ -9812,7 +9948,23 @@
           <w:rFonts w:cs="Times New Roman"/>
           <w:color w:val="000000" w:themeColor="text1"/>
         </w:rPr>
-        <w:t xml:space="preserve"> dla PostgreSQL (`</w:t>
+        <w:t xml:space="preserve"> dla </w:t>
+      </w:r>
+      <w:proofErr w:type="spellStart"/>
+      <w:r>
+        <w:rPr>
+          <w:rFonts w:cs="Times New Roman"/>
+          <w:color w:val="000000" w:themeColor="text1"/>
+        </w:rPr>
+        <w:t>PostgreSQL</w:t>
+      </w:r>
+      <w:proofErr w:type="spellEnd"/>
+      <w:r>
+        <w:rPr>
+          <w:rFonts w:cs="Times New Roman"/>
+          <w:color w:val="000000" w:themeColor="text1"/>
+        </w:rPr>
+        <w:t xml:space="preserve"> (`</w:t>
       </w:r>
       <w:proofErr w:type="spellStart"/>
       <w:r>
@@ -10020,7 +10172,7 @@
           <w:color w:val="000000" w:themeColor="text1"/>
         </w:rPr>
       </w:pPr>
-      <w:bookmarkStart w:id="15" w:name="_Toc215766878"/>
+      <w:bookmarkStart w:id="15" w:name="_Toc216020424"/>
       <w:r>
         <w:rPr>
           <w:rFonts w:ascii="Times New Roman" w:hAnsi="Times New Roman" w:cs="Times New Roman"/>
@@ -10234,7 +10386,10 @@
         <w:t xml:space="preserve"> po stronie serwera (SSR), co pozwala na tworzenie uniwersalnych aplikacji o zoptymalizowanym czasie pierwszego ładowania.</w:t>
       </w:r>
       <w:r>
-        <w:t>[101]</w:t>
+        <w:t>[26</w:t>
+      </w:r>
+      <w:r>
+        <w:t>]</w:t>
       </w:r>
     </w:p>
     <w:p>
@@ -10333,7 +10488,21 @@
           <w:rFonts w:cs="Times New Roman"/>
           <w:color w:val="000000" w:themeColor="text1"/>
         </w:rPr>
-        <w:t xml:space="preserve"> Design, opracowanego przez firmę Google [21]. Wybór tej biblioteki nie był podyktowany jedynie dostępnością szerokiej gamy predefiniowanych elementów (takich jak przyciski, pola formularzy, karty czy okna dialogowe), ale przede wszystkim zaawansowanymi mechanizmami, które standaryzują i upraszczają złożone aspekty tworzenia warstwy wizualnej. Kluczową zaletą MUI jest zaawansowany system stylizacji, domyślnie oparty na podejściu CSS-in-JS z wykorzystaniem biblioteki </w:t>
+        <w:t xml:space="preserve"> Design, opr</w:t>
+      </w:r>
+      <w:r>
+        <w:rPr>
+          <w:rFonts w:cs="Times New Roman"/>
+          <w:color w:val="000000" w:themeColor="text1"/>
+        </w:rPr>
+        <w:t>acowanego przez firmę Google [27</w:t>
+      </w:r>
+      <w:r>
+        <w:rPr>
+          <w:rFonts w:cs="Times New Roman"/>
+          <w:color w:val="000000" w:themeColor="text1"/>
+        </w:rPr>
+        <w:t xml:space="preserve">]. Wybór tej biblioteki nie był podyktowany jedynie dostępnością szerokiej gamy predefiniowanych elementów (takich jak przyciski, pola formularzy, karty czy okna dialogowe), ale przede wszystkim zaawansowanymi mechanizmami, które standaryzują i upraszczają złożone aspekty tworzenia warstwy wizualnej. Kluczową zaletą MUI jest zaawansowany system stylizacji, domyślnie oparty na podejściu CSS-in-JS z wykorzystaniem biblioteki </w:t>
       </w:r>
       <w:proofErr w:type="spellStart"/>
       <w:r>
@@ -10397,7 +10566,21 @@
           <w:rFonts w:cs="Times New Roman"/>
           <w:color w:val="000000" w:themeColor="text1"/>
         </w:rPr>
-        <w:t xml:space="preserve"> komponentów o zmiennym wyglądzie [22]. Ponadto, MUI dostarcza zestaw tzw. komponentów systemowych, które stanowią fundament do budowania złożonych i </w:t>
+        <w:t xml:space="preserve"> komp</w:t>
+      </w:r>
+      <w:r>
+        <w:rPr>
+          <w:rFonts w:cs="Times New Roman"/>
+          <w:color w:val="000000" w:themeColor="text1"/>
+        </w:rPr>
+        <w:t>onentów o zmiennym wyglądzie [28</w:t>
+      </w:r>
+      <w:r>
+        <w:rPr>
+          <w:rFonts w:cs="Times New Roman"/>
+          <w:color w:val="000000" w:themeColor="text1"/>
+        </w:rPr>
+        <w:t xml:space="preserve">]. Ponadto, MUI dostarcza zestaw tzw. komponentów systemowych, które stanowią fundament do budowania złożonych i </w:t>
       </w:r>
       <w:proofErr w:type="spellStart"/>
       <w:r>
@@ -10456,7 +10639,14 @@
           <w:rFonts w:cs="Times New Roman"/>
           <w:color w:val="000000" w:themeColor="text1"/>
         </w:rPr>
-        <w:t xml:space="preserve"> [23]. Wybór tej technologii był podyktowany jej deklaratywnym podejściem: zamiast imperatywnie manipulować obiektem mapy, React Leaflet pozwala na definiowanie warstw mapy (takich jak kafelki, polilinie</w:t>
+        <w:t xml:space="preserve"> [29</w:t>
+      </w:r>
+      <w:r>
+        <w:rPr>
+          <w:rFonts w:cs="Times New Roman"/>
+          <w:color w:val="000000" w:themeColor="text1"/>
+        </w:rPr>
+        <w:t>]. Wybór tej technologii był podyktowany jej deklaratywnym podejściem: zamiast imperatywnie manipulować obiektem mapy, React Leaflet pozwala na definiowanie warstw mapy (takich jak kafelki, polilinie</w:t>
       </w:r>
       <w:r>
         <w:rPr>
@@ -10511,7 +10701,21 @@
           <w:rFonts w:cs="Times New Roman"/>
           <w:color w:val="000000" w:themeColor="text1"/>
         </w:rPr>
-        <w:t>Biblioteka Recharts: Do wizualizacji danych statystycznych, takich jak profil wysokościowy i wykres prędkości trasy, wykorzystano bibliotekę Recharts. Jest to kompozycyjna biblioteka do tworzenia wykresów, zbudowana w całości na komponentach React [24]. Jej kluczową zaletą jest deklaratywne podejście, które idealnie wpisuje się w architekturę aplikacji. Zamiast imperatywnie manipulować elementami DOM, wykres jest budowany poprzez komponowanie gotowych elementów, takich jak `&lt;</w:t>
+        <w:t>Biblioteka Recharts: Do wizualizacji danych statystycznych, takich jak profil wysokościowy i wykres prędkości trasy, wykorzystano bibliotekę Recharts. Jest to kompozycyjna biblioteka do tworzenia wykresów, zbudowana w c</w:t>
+      </w:r>
+      <w:r>
+        <w:rPr>
+          <w:rFonts w:cs="Times New Roman"/>
+          <w:color w:val="000000" w:themeColor="text1"/>
+        </w:rPr>
+        <w:t>ałości na komponentach React [30</w:t>
+      </w:r>
+      <w:r>
+        <w:rPr>
+          <w:rFonts w:cs="Times New Roman"/>
+          <w:color w:val="000000" w:themeColor="text1"/>
+        </w:rPr>
+        <w:t>]. Jej kluczową zaletą jest deklaratywne podejście, które idealnie wpisuje się w architekturę aplikacji. Zamiast imperatywnie manipulować elementami DOM, wykres jest budowany poprzez komponowanie gotowych elementów, takich jak `&lt;</w:t>
       </w:r>
       <w:proofErr w:type="spellStart"/>
       <w:r>
@@ -10614,7 +10818,7 @@
           <w:color w:val="000000" w:themeColor="text1"/>
         </w:rPr>
       </w:pPr>
-      <w:bookmarkStart w:id="16" w:name="_Toc215766879"/>
+      <w:bookmarkStart w:id="16" w:name="_Toc216020425"/>
       <w:r>
         <w:rPr>
           <w:rFonts w:ascii="Times New Roman" w:hAnsi="Times New Roman" w:cs="Times New Roman"/>
@@ -10782,7 +10986,21 @@
           <w:rFonts w:cs="Times New Roman"/>
           <w:color w:val="000000" w:themeColor="text1"/>
         </w:rPr>
-        <w:t>, co znacząco uprościło konfigurację środowiska.</w:t>
+        <w:t>, co znacząco uprościło konfigurację środowiska</w:t>
+      </w:r>
+      <w:r>
+        <w:rPr>
+          <w:rFonts w:cs="Times New Roman"/>
+          <w:color w:val="000000" w:themeColor="text1"/>
+        </w:rPr>
+        <w:t xml:space="preserve"> [31]</w:t>
+      </w:r>
+      <w:r>
+        <w:rPr>
+          <w:rFonts w:cs="Times New Roman"/>
+          <w:color w:val="000000" w:themeColor="text1"/>
+        </w:rPr>
+        <w:t>.</w:t>
       </w:r>
     </w:p>
     <w:p>
@@ -10846,7 +11064,23 @@
           <w:rFonts w:cs="Times New Roman"/>
           <w:color w:val="000000" w:themeColor="text1"/>
         </w:rPr>
-        <w:t xml:space="preserve"> i biblioteki React. Elastyczność konfiguracji oraz terminal zintegrowany z edytorem ułatwiły pracę z menedżerem pakietów </w:t>
+        <w:t xml:space="preserve"> i biblioteki </w:t>
+      </w:r>
+      <w:proofErr w:type="spellStart"/>
+      <w:r>
+        <w:rPr>
+          <w:rFonts w:cs="Times New Roman"/>
+          <w:color w:val="000000" w:themeColor="text1"/>
+        </w:rPr>
+        <w:t>React</w:t>
+      </w:r>
+      <w:proofErr w:type="spellEnd"/>
+      <w:r>
+        <w:rPr>
+          <w:rFonts w:cs="Times New Roman"/>
+          <w:color w:val="000000" w:themeColor="text1"/>
+        </w:rPr>
+        <w:t xml:space="preserve">. Elastyczność konfiguracji oraz terminal zintegrowany z edytorem ułatwiły pracę z menedżerem pakietów </w:t>
       </w:r>
       <w:proofErr w:type="spellStart"/>
       <w:r>
@@ -10873,6 +11107,13 @@
         <w:t>JavaScript</w:t>
       </w:r>
       <w:proofErr w:type="spellEnd"/>
+      <w:r>
+        <w:rPr>
+          <w:rFonts w:cs="Times New Roman"/>
+          <w:color w:val="000000" w:themeColor="text1"/>
+        </w:rPr>
+        <w:t xml:space="preserve"> [32]</w:t>
+      </w:r>
       <w:r>
         <w:rPr>
           <w:rFonts w:cs="Times New Roman"/>
@@ -10958,7 +11199,21 @@
           <w:rFonts w:cs="Times New Roman"/>
           <w:color w:val="000000" w:themeColor="text1"/>
         </w:rPr>
-        <w:t>, pozwalając na szybką weryfikację poprawności zapisywanych współrzędnych.</w:t>
+        <w:t>, pozwalając na szybką weryfikację poprawności zapisywanych współrzędnych</w:t>
+      </w:r>
+      <w:r>
+        <w:rPr>
+          <w:rFonts w:cs="Times New Roman"/>
+          <w:color w:val="000000" w:themeColor="text1"/>
+        </w:rPr>
+        <w:t xml:space="preserve"> [33]</w:t>
+      </w:r>
+      <w:r>
+        <w:rPr>
+          <w:rFonts w:cs="Times New Roman"/>
+          <w:color w:val="000000" w:themeColor="text1"/>
+        </w:rPr>
+        <w:t>.</w:t>
       </w:r>
     </w:p>
     <w:p>
@@ -11029,7 +11284,21 @@
           <w:rFonts w:cs="Times New Roman"/>
           <w:color w:val="000000" w:themeColor="text1"/>
         </w:rPr>
-        <w:t>).</w:t>
+        <w:t>)</w:t>
+      </w:r>
+      <w:r>
+        <w:rPr>
+          <w:rFonts w:cs="Times New Roman"/>
+          <w:color w:val="000000" w:themeColor="text1"/>
+        </w:rPr>
+        <w:t xml:space="preserve"> [34]</w:t>
+      </w:r>
+      <w:r>
+        <w:rPr>
+          <w:rFonts w:cs="Times New Roman"/>
+          <w:color w:val="000000" w:themeColor="text1"/>
+        </w:rPr>
+        <w:t>.</w:t>
       </w:r>
       <w:r>
         <w:rPr>
@@ -11424,2234 +11693,2978 @@
     </w:p>
     <w:p>
       <w:pPr>
+        <w:rPr>
+          <w:color w:val="000000" w:themeColor="text1"/>
+        </w:rPr>
+      </w:pPr>
+    </w:p>
+    <w:p>
+      <w:pPr>
+        <w:rPr>
+          <w:color w:val="000000" w:themeColor="text1"/>
+        </w:rPr>
+      </w:pPr>
+    </w:p>
+    <w:p>
+      <w:pPr>
+        <w:rPr>
+          <w:color w:val="000000" w:themeColor="text1"/>
+        </w:rPr>
+      </w:pPr>
+    </w:p>
+    <w:p>
+      <w:pPr>
+        <w:rPr>
+          <w:color w:val="000000" w:themeColor="text1"/>
+        </w:rPr>
+      </w:pPr>
+    </w:p>
+    <w:p>
+      <w:pPr>
+        <w:rPr>
+          <w:color w:val="000000" w:themeColor="text1"/>
+        </w:rPr>
+      </w:pPr>
+    </w:p>
+    <w:p>
+      <w:pPr>
+        <w:rPr>
+          <w:color w:val="000000" w:themeColor="text1"/>
+        </w:rPr>
+      </w:pPr>
+    </w:p>
+    <w:p>
+      <w:pPr>
+        <w:rPr>
+          <w:color w:val="000000" w:themeColor="text1"/>
+        </w:rPr>
+      </w:pPr>
+    </w:p>
+    <w:p>
+      <w:pPr>
+        <w:rPr>
+          <w:color w:val="000000" w:themeColor="text1"/>
+        </w:rPr>
+      </w:pPr>
+    </w:p>
+    <w:p>
+      <w:pPr>
+        <w:rPr>
+          <w:color w:val="000000" w:themeColor="text1"/>
+        </w:rPr>
+      </w:pPr>
+    </w:p>
+    <w:p>
+      <w:pPr>
+        <w:rPr>
+          <w:color w:val="000000" w:themeColor="text1"/>
+        </w:rPr>
+      </w:pPr>
+    </w:p>
+    <w:p>
+      <w:pPr>
+        <w:rPr>
+          <w:color w:val="000000" w:themeColor="text1"/>
+        </w:rPr>
+      </w:pPr>
+    </w:p>
+    <w:p>
+      <w:pPr>
+        <w:rPr>
+          <w:color w:val="000000" w:themeColor="text1"/>
+        </w:rPr>
+      </w:pPr>
+    </w:p>
+    <w:p>
+      <w:pPr>
+        <w:rPr>
+          <w:color w:val="000000" w:themeColor="text1"/>
+        </w:rPr>
+      </w:pPr>
+    </w:p>
+    <w:p>
+      <w:pPr>
         <w:pStyle w:val="Nagwek1"/>
         <w:rPr>
           <w:rFonts w:ascii="Times New Roman" w:hAnsi="Times New Roman" w:cs="Times New Roman"/>
           <w:b/>
           <w:color w:val="000000" w:themeColor="text1"/>
-        </w:rPr>
-      </w:pPr>
-      <w:bookmarkStart w:id="17" w:name="_Toc215766880"/>
+          <w:lang w:val="en-US"/>
+        </w:rPr>
+      </w:pPr>
+      <w:bookmarkStart w:id="17" w:name="_Toc216020426"/>
+      <w:proofErr w:type="spellStart"/>
       <w:r>
         <w:rPr>
           <w:rFonts w:ascii="Times New Roman" w:hAnsi="Times New Roman" w:cs="Times New Roman"/>
           <w:b/>
           <w:color w:val="000000" w:themeColor="text1"/>
-        </w:rPr>
+          <w:lang w:val="en-US"/>
+        </w:rPr>
+        <w:lastRenderedPageBreak/>
         <w:t>Literatura</w:t>
       </w:r>
       <w:bookmarkEnd w:id="17"/>
-    </w:p>
-    <w:p>
-      <w:pPr>
-        <w:pStyle w:val="Literatura"/>
-      </w:pPr>
+      <w:proofErr w:type="spellEnd"/>
+    </w:p>
+    <w:p>
+      <w:pPr>
+        <w:rPr>
+          <w:rStyle w:val="Hipercze"/>
+          <w:rFonts w:eastAsia="Times New Roman" w:cs="Times New Roman"/>
+          <w:color w:val="000000" w:themeColor="text1"/>
+          <w:u w:val="none"/>
+        </w:rPr>
+      </w:pPr>
+      <w:r>
+        <w:rPr>
+          <w:rStyle w:val="Hipercze"/>
+          <w:rFonts w:eastAsia="Times New Roman" w:cs="Times New Roman"/>
+          <w:color w:val="000000" w:themeColor="text1"/>
+          <w:u w:val="none"/>
+        </w:rPr>
+        <w:t xml:space="preserve">[1] </w:t>
+      </w:r>
+      <w:proofErr w:type="spellStart"/>
+      <w:r>
+        <w:rPr>
+          <w:rStyle w:val="Hipercze"/>
+          <w:rFonts w:eastAsia="Times New Roman" w:cs="Times New Roman"/>
+          <w:color w:val="000000" w:themeColor="text1"/>
+          <w:u w:val="none"/>
+        </w:rPr>
+        <w:t>Strava</w:t>
+      </w:r>
+      <w:proofErr w:type="spellEnd"/>
+      <w:r>
+        <w:rPr>
+          <w:rStyle w:val="Hipercze"/>
+          <w:rFonts w:eastAsia="Times New Roman" w:cs="Times New Roman"/>
+          <w:color w:val="000000" w:themeColor="text1"/>
+          <w:u w:val="none"/>
+        </w:rPr>
+        <w:t xml:space="preserve"> Inc.: Oficjalna strona internetowa. Dostęp: https</w:t>
+      </w:r>
       <w:proofErr w:type="gramStart"/>
       <w:r>
-        <w:t>[1]</w:t>
-      </w:r>
-      <w:r>
-        <w:tab/>
-        <w:t>Pozycja</w:t>
+        <w:rPr>
+          <w:rStyle w:val="Hipercze"/>
+          <w:rFonts w:eastAsia="Times New Roman" w:cs="Times New Roman"/>
+          <w:color w:val="000000" w:themeColor="text1"/>
+          <w:u w:val="none"/>
+        </w:rPr>
+        <w:t>://www</w:t>
       </w:r>
       <w:proofErr w:type="gramEnd"/>
       <w:r>
-        <w:t xml:space="preserve"> literatury</w:t>
-      </w:r>
-    </w:p>
-    <w:p>
-      <w:pPr>
-        <w:tabs>
-          <w:tab w:val="left" w:pos="425"/>
-        </w:tabs>
-        <w:spacing w:line="360" w:lineRule="auto"/>
-        <w:ind w:left="425" w:hanging="425"/>
-        <w:jc w:val="both"/>
-        <w:rPr>
-          <w:rFonts w:eastAsia="Times New Roman" w:cs="Times New Roman"/>
-        </w:rPr>
-      </w:pPr>
+        <w:rPr>
+          <w:rStyle w:val="Hipercze"/>
+          <w:rFonts w:eastAsia="Times New Roman" w:cs="Times New Roman"/>
+          <w:color w:val="000000" w:themeColor="text1"/>
+          <w:u w:val="none"/>
+        </w:rPr>
+        <w:t>.</w:t>
+      </w:r>
       <w:proofErr w:type="gramStart"/>
       <w:r>
         <w:rPr>
-          <w:rFonts w:eastAsia="Times New Roman" w:cs="Times New Roman"/>
-        </w:rPr>
-        <w:t>[2]</w:t>
-      </w:r>
-      <w:r>
-        <w:rPr>
-          <w:rFonts w:eastAsia="Times New Roman" w:cs="Times New Roman"/>
-        </w:rPr>
-        <w:tab/>
-        <w:t>Pozycja</w:t>
+          <w:rStyle w:val="Hipercze"/>
+          <w:rFonts w:eastAsia="Times New Roman" w:cs="Times New Roman"/>
+          <w:color w:val="000000" w:themeColor="text1"/>
+          <w:u w:val="none"/>
+        </w:rPr>
+        <w:t>strava</w:t>
       </w:r>
       <w:proofErr w:type="gramEnd"/>
       <w:r>
         <w:rPr>
-          <w:rFonts w:eastAsia="Times New Roman" w:cs="Times New Roman"/>
-        </w:rPr>
-        <w:t xml:space="preserve"> literatury</w:t>
-      </w:r>
-    </w:p>
-    <w:p>
-      <w:pPr>
-        <w:tabs>
-          <w:tab w:val="left" w:pos="425"/>
-        </w:tabs>
-        <w:spacing w:line="360" w:lineRule="auto"/>
-        <w:ind w:left="425" w:hanging="425"/>
-        <w:jc w:val="both"/>
-        <w:rPr>
-          <w:rFonts w:eastAsia="Times New Roman" w:cs="Times New Roman"/>
-        </w:rPr>
-      </w:pPr>
-      <w:r>
-        <w:rPr>
-          <w:rFonts w:eastAsia="Times New Roman" w:cs="Times New Roman"/>
+          <w:rStyle w:val="Hipercze"/>
+          <w:rFonts w:eastAsia="Times New Roman" w:cs="Times New Roman"/>
+          <w:color w:val="000000" w:themeColor="text1"/>
+          <w:u w:val="none"/>
+        </w:rPr>
+        <w:t>.</w:t>
+      </w:r>
+      <w:proofErr w:type="gramStart"/>
+      <w:r>
+        <w:rPr>
+          <w:rStyle w:val="Hipercze"/>
+          <w:rFonts w:eastAsia="Times New Roman" w:cs="Times New Roman"/>
+          <w:color w:val="000000" w:themeColor="text1"/>
+          <w:u w:val="none"/>
+        </w:rPr>
+        <w:t>com</w:t>
+      </w:r>
+      <w:proofErr w:type="gramEnd"/>
+      <w:r>
+        <w:rPr>
+          <w:rStyle w:val="Hipercze"/>
+          <w:rFonts w:eastAsia="Times New Roman" w:cs="Times New Roman"/>
+          <w:color w:val="000000" w:themeColor="text1"/>
+          <w:u w:val="none"/>
+        </w:rPr>
+        <w:t>/, 2025.</w:t>
+      </w:r>
+    </w:p>
+    <w:p>
+      <w:pPr>
+        <w:rPr>
+          <w:rStyle w:val="Hipercze"/>
+          <w:rFonts w:eastAsia="Times New Roman" w:cs="Times New Roman"/>
+          <w:color w:val="000000" w:themeColor="text1"/>
+          <w:u w:val="none"/>
+        </w:rPr>
+      </w:pPr>
+      <w:r>
+        <w:rPr>
+          <w:rStyle w:val="Hipercze"/>
+          <w:rFonts w:eastAsia="Times New Roman" w:cs="Times New Roman"/>
+          <w:color w:val="000000" w:themeColor="text1"/>
+          <w:u w:val="none"/>
+        </w:rPr>
+        <w:t xml:space="preserve">[2] </w:t>
+      </w:r>
+      <w:proofErr w:type="spellStart"/>
+      <w:r>
+        <w:rPr>
+          <w:rStyle w:val="Hipercze"/>
+          <w:rFonts w:eastAsia="Times New Roman" w:cs="Times New Roman"/>
+          <w:color w:val="000000" w:themeColor="text1"/>
+          <w:u w:val="none"/>
+        </w:rPr>
+        <w:t>Komoot</w:t>
+      </w:r>
+      <w:proofErr w:type="spellEnd"/>
+      <w:r>
+        <w:rPr>
+          <w:rStyle w:val="Hipercze"/>
+          <w:rFonts w:eastAsia="Times New Roman" w:cs="Times New Roman"/>
+          <w:color w:val="000000" w:themeColor="text1"/>
+          <w:u w:val="none"/>
+        </w:rPr>
+        <w:t xml:space="preserve"> GmbH: Oficjalna strona internetowa. Dostęp: https</w:t>
+      </w:r>
+      <w:proofErr w:type="gramStart"/>
+      <w:r>
+        <w:rPr>
+          <w:rStyle w:val="Hipercze"/>
+          <w:rFonts w:eastAsia="Times New Roman" w:cs="Times New Roman"/>
+          <w:color w:val="000000" w:themeColor="text1"/>
+          <w:u w:val="none"/>
+        </w:rPr>
+        <w:t>://www</w:t>
+      </w:r>
+      <w:proofErr w:type="gramEnd"/>
+      <w:r>
+        <w:rPr>
+          <w:rStyle w:val="Hipercze"/>
+          <w:rFonts w:eastAsia="Times New Roman" w:cs="Times New Roman"/>
+          <w:color w:val="000000" w:themeColor="text1"/>
+          <w:u w:val="none"/>
+        </w:rPr>
+        <w:t>.</w:t>
+      </w:r>
+      <w:proofErr w:type="gramStart"/>
+      <w:r>
+        <w:rPr>
+          <w:rStyle w:val="Hipercze"/>
+          <w:rFonts w:eastAsia="Times New Roman" w:cs="Times New Roman"/>
+          <w:color w:val="000000" w:themeColor="text1"/>
+          <w:u w:val="none"/>
+        </w:rPr>
+        <w:t>komoot</w:t>
+      </w:r>
+      <w:proofErr w:type="gramEnd"/>
+      <w:r>
+        <w:rPr>
+          <w:rStyle w:val="Hipercze"/>
+          <w:rFonts w:eastAsia="Times New Roman" w:cs="Times New Roman"/>
+          <w:color w:val="000000" w:themeColor="text1"/>
+          <w:u w:val="none"/>
+        </w:rPr>
+        <w:t>.</w:t>
+      </w:r>
+      <w:proofErr w:type="gramStart"/>
+      <w:r>
+        <w:rPr>
+          <w:rStyle w:val="Hipercze"/>
+          <w:rFonts w:eastAsia="Times New Roman" w:cs="Times New Roman"/>
+          <w:color w:val="000000" w:themeColor="text1"/>
+          <w:u w:val="none"/>
+        </w:rPr>
+        <w:t>com</w:t>
+      </w:r>
+      <w:proofErr w:type="gramEnd"/>
+      <w:r>
+        <w:rPr>
+          <w:rStyle w:val="Hipercze"/>
+          <w:rFonts w:eastAsia="Times New Roman" w:cs="Times New Roman"/>
+          <w:color w:val="000000" w:themeColor="text1"/>
+          <w:u w:val="none"/>
+        </w:rPr>
+        <w:t>/, 2025.</w:t>
+      </w:r>
+    </w:p>
+    <w:p>
+      <w:pPr>
+        <w:rPr>
+          <w:rStyle w:val="Hipercze"/>
+          <w:rFonts w:eastAsia="Times New Roman" w:cs="Times New Roman"/>
+          <w:color w:val="000000" w:themeColor="text1"/>
+          <w:u w:val="none"/>
+        </w:rPr>
+      </w:pPr>
+      <w:r>
+        <w:rPr>
+          <w:rStyle w:val="Hipercze"/>
+          <w:rFonts w:eastAsia="Times New Roman" w:cs="Times New Roman"/>
+          <w:color w:val="000000" w:themeColor="text1"/>
+          <w:u w:val="none"/>
         </w:rPr>
         <w:t xml:space="preserve">[3] </w:t>
       </w:r>
-    </w:p>
-    <w:p>
-      <w:pPr>
-        <w:tabs>
-          <w:tab w:val="left" w:pos="425"/>
-        </w:tabs>
-        <w:spacing w:line="360" w:lineRule="auto"/>
-        <w:ind w:left="425" w:hanging="425"/>
-        <w:jc w:val="both"/>
-        <w:rPr>
-          <w:rFonts w:eastAsia="Times New Roman" w:cs="Times New Roman"/>
-        </w:rPr>
-      </w:pPr>
-      <w:r>
-        <w:rPr>
-          <w:rFonts w:eastAsia="Times New Roman" w:cs="Times New Roman"/>
-        </w:rPr>
-        <w:t xml:space="preserve">[4] </w:t>
-      </w:r>
-      <w:hyperlink r:id="rId16" w:history="1">
-        <w:r>
-          <w:rPr>
-            <w:rStyle w:val="Hipercze"/>
-            <w:rFonts w:eastAsia="Times New Roman" w:cs="Times New Roman"/>
-          </w:rPr>
-          <w:t>https://pl.wikipedia.org/wiki/Strava</w:t>
-        </w:r>
-      </w:hyperlink>
-    </w:p>
-    <w:p>
-      <w:pPr>
-        <w:tabs>
-          <w:tab w:val="left" w:pos="425"/>
-        </w:tabs>
-        <w:spacing w:line="360" w:lineRule="auto"/>
-        <w:ind w:left="425" w:hanging="425"/>
-        <w:jc w:val="both"/>
-        <w:rPr>
-          <w:rFonts w:eastAsia="Times New Roman" w:cs="Times New Roman"/>
-        </w:rPr>
-      </w:pPr>
-      <w:r>
-        <w:rPr>
-          <w:rFonts w:eastAsia="Times New Roman" w:cs="Times New Roman"/>
+      <w:proofErr w:type="spellStart"/>
+      <w:r>
+        <w:rPr>
+          <w:rStyle w:val="Hipercze"/>
+          <w:rFonts w:eastAsia="Times New Roman" w:cs="Times New Roman"/>
+          <w:color w:val="000000" w:themeColor="text1"/>
+          <w:u w:val="none"/>
+        </w:rPr>
+        <w:t>Garmin</w:t>
+      </w:r>
+      <w:proofErr w:type="spellEnd"/>
+      <w:r>
+        <w:rPr>
+          <w:rStyle w:val="Hipercze"/>
+          <w:rFonts w:eastAsia="Times New Roman" w:cs="Times New Roman"/>
+          <w:color w:val="000000" w:themeColor="text1"/>
+          <w:u w:val="none"/>
+        </w:rPr>
+        <w:t xml:space="preserve"> Ltd.: </w:t>
+      </w:r>
+      <w:proofErr w:type="spellStart"/>
+      <w:r>
+        <w:rPr>
+          <w:rStyle w:val="Hipercze"/>
+          <w:rFonts w:eastAsia="Times New Roman" w:cs="Times New Roman"/>
+          <w:color w:val="000000" w:themeColor="text1"/>
+          <w:u w:val="none"/>
+        </w:rPr>
+        <w:t>Garmin</w:t>
+      </w:r>
+      <w:proofErr w:type="spellEnd"/>
+      <w:r>
+        <w:rPr>
+          <w:rStyle w:val="Hipercze"/>
+          <w:rFonts w:eastAsia="Times New Roman" w:cs="Times New Roman"/>
+          <w:color w:val="000000" w:themeColor="text1"/>
+          <w:u w:val="none"/>
+        </w:rPr>
+        <w:t xml:space="preserve"> Connect - Oficjalna strona internetowa. Dostęp: https</w:t>
+      </w:r>
+      <w:proofErr w:type="gramStart"/>
+      <w:r>
+        <w:rPr>
+          <w:rStyle w:val="Hipercze"/>
+          <w:rFonts w:eastAsia="Times New Roman" w:cs="Times New Roman"/>
+          <w:color w:val="000000" w:themeColor="text1"/>
+          <w:u w:val="none"/>
+        </w:rPr>
+        <w:t>://connect</w:t>
+      </w:r>
+      <w:proofErr w:type="gramEnd"/>
+      <w:r>
+        <w:rPr>
+          <w:rStyle w:val="Hipercze"/>
+          <w:rFonts w:eastAsia="Times New Roman" w:cs="Times New Roman"/>
+          <w:color w:val="000000" w:themeColor="text1"/>
+          <w:u w:val="none"/>
+        </w:rPr>
+        <w:t>.</w:t>
+      </w:r>
+      <w:proofErr w:type="gramStart"/>
+      <w:r>
+        <w:rPr>
+          <w:rStyle w:val="Hipercze"/>
+          <w:rFonts w:eastAsia="Times New Roman" w:cs="Times New Roman"/>
+          <w:color w:val="000000" w:themeColor="text1"/>
+          <w:u w:val="none"/>
+        </w:rPr>
+        <w:t>garmin</w:t>
+      </w:r>
+      <w:proofErr w:type="gramEnd"/>
+      <w:r>
+        <w:rPr>
+          <w:rStyle w:val="Hipercze"/>
+          <w:rFonts w:eastAsia="Times New Roman" w:cs="Times New Roman"/>
+          <w:color w:val="000000" w:themeColor="text1"/>
+          <w:u w:val="none"/>
+        </w:rPr>
+        <w:t>.</w:t>
+      </w:r>
+      <w:proofErr w:type="gramStart"/>
+      <w:r>
+        <w:rPr>
+          <w:rStyle w:val="Hipercze"/>
+          <w:rFonts w:eastAsia="Times New Roman" w:cs="Times New Roman"/>
+          <w:color w:val="000000" w:themeColor="text1"/>
+          <w:u w:val="none"/>
+        </w:rPr>
+        <w:t>com</w:t>
+      </w:r>
+      <w:proofErr w:type="gramEnd"/>
+      <w:r>
+        <w:rPr>
+          <w:rStyle w:val="Hipercze"/>
+          <w:rFonts w:eastAsia="Times New Roman" w:cs="Times New Roman"/>
+          <w:color w:val="000000" w:themeColor="text1"/>
+          <w:u w:val="none"/>
+        </w:rPr>
+        <w:t>/, 2025.</w:t>
+      </w:r>
+    </w:p>
+    <w:p>
+      <w:pPr>
+        <w:rPr>
+          <w:rStyle w:val="Hipercze"/>
+          <w:rFonts w:eastAsia="Times New Roman" w:cs="Times New Roman"/>
+          <w:color w:val="000000" w:themeColor="text1"/>
+          <w:u w:val="none"/>
+        </w:rPr>
+      </w:pPr>
+      <w:r>
+        <w:rPr>
+          <w:rStyle w:val="Hipercze"/>
+          <w:rFonts w:eastAsia="Times New Roman" w:cs="Times New Roman"/>
+          <w:color w:val="000000" w:themeColor="text1"/>
+          <w:u w:val="none"/>
+        </w:rPr>
+        <w:t xml:space="preserve">[4] Wikipedia: </w:t>
+      </w:r>
+      <w:proofErr w:type="spellStart"/>
+      <w:r>
+        <w:rPr>
+          <w:rStyle w:val="Hipercze"/>
+          <w:rFonts w:eastAsia="Times New Roman" w:cs="Times New Roman"/>
+          <w:color w:val="000000" w:themeColor="text1"/>
+          <w:u w:val="none"/>
+        </w:rPr>
+        <w:t>Strava</w:t>
+      </w:r>
+      <w:proofErr w:type="spellEnd"/>
+      <w:r>
+        <w:rPr>
+          <w:rStyle w:val="Hipercze"/>
+          <w:rFonts w:eastAsia="Times New Roman" w:cs="Times New Roman"/>
+          <w:color w:val="000000" w:themeColor="text1"/>
+          <w:u w:val="none"/>
+        </w:rPr>
+        <w:t>. Dostęp: https</w:t>
+      </w:r>
+      <w:proofErr w:type="gramStart"/>
+      <w:r>
+        <w:rPr>
+          <w:rStyle w:val="Hipercze"/>
+          <w:rFonts w:eastAsia="Times New Roman" w:cs="Times New Roman"/>
+          <w:color w:val="000000" w:themeColor="text1"/>
+          <w:u w:val="none"/>
+        </w:rPr>
+        <w:t>://pl</w:t>
+      </w:r>
+      <w:proofErr w:type="gramEnd"/>
+      <w:r>
+        <w:rPr>
+          <w:rStyle w:val="Hipercze"/>
+          <w:rFonts w:eastAsia="Times New Roman" w:cs="Times New Roman"/>
+          <w:color w:val="000000" w:themeColor="text1"/>
+          <w:u w:val="none"/>
+        </w:rPr>
+        <w:t>.wikipedia.</w:t>
+      </w:r>
+      <w:proofErr w:type="gramStart"/>
+      <w:r>
+        <w:rPr>
+          <w:rStyle w:val="Hipercze"/>
+          <w:rFonts w:eastAsia="Times New Roman" w:cs="Times New Roman"/>
+          <w:color w:val="000000" w:themeColor="text1"/>
+          <w:u w:val="none"/>
+        </w:rPr>
+        <w:t>org</w:t>
+      </w:r>
+      <w:proofErr w:type="gramEnd"/>
+      <w:r>
+        <w:rPr>
+          <w:rStyle w:val="Hipercze"/>
+          <w:rFonts w:eastAsia="Times New Roman" w:cs="Times New Roman"/>
+          <w:color w:val="000000" w:themeColor="text1"/>
+          <w:u w:val="none"/>
+        </w:rPr>
+        <w:t>/wiki/Strava, 2025.</w:t>
+      </w:r>
+    </w:p>
+    <w:p>
+      <w:pPr>
+        <w:rPr>
+          <w:rStyle w:val="Hipercze"/>
+          <w:rFonts w:eastAsia="Times New Roman" w:cs="Times New Roman"/>
+          <w:color w:val="000000" w:themeColor="text1"/>
+          <w:u w:val="none"/>
+        </w:rPr>
+      </w:pPr>
+      <w:r>
+        <w:rPr>
+          <w:rStyle w:val="Hipercze"/>
+          <w:rFonts w:eastAsia="Times New Roman" w:cs="Times New Roman"/>
+          <w:color w:val="000000" w:themeColor="text1"/>
+          <w:u w:val="none"/>
         </w:rPr>
         <w:t xml:space="preserve">[5] </w:t>
       </w:r>
-      <w:hyperlink r:id="rId17" w:history="1">
-        <w:r>
-          <w:rPr>
-            <w:rStyle w:val="Hipercze"/>
-            <w:rFonts w:eastAsia="Times New Roman" w:cs="Times New Roman"/>
-          </w:rPr>
-          <w:t>https://www.strava.com/onboarding</w:t>
-        </w:r>
-      </w:hyperlink>
-    </w:p>
-    <w:p>
-      <w:pPr>
-        <w:tabs>
-          <w:tab w:val="left" w:pos="425"/>
-        </w:tabs>
-        <w:spacing w:line="360" w:lineRule="auto"/>
-        <w:ind w:left="425" w:hanging="425"/>
-        <w:jc w:val="both"/>
-        <w:rPr>
-          <w:rFonts w:eastAsia="Times New Roman" w:cs="Times New Roman"/>
-        </w:rPr>
-      </w:pPr>
-      <w:r>
-        <w:rPr>
-          <w:rFonts w:eastAsia="Times New Roman" w:cs="Times New Roman"/>
-        </w:rPr>
-        <w:t xml:space="preserve">[6] </w:t>
-      </w:r>
-      <w:hyperlink r:id="rId18" w:history="1">
-        <w:r>
-          <w:rPr>
-            <w:rStyle w:val="Hipercze"/>
-            <w:rFonts w:eastAsia="Times New Roman" w:cs="Times New Roman"/>
-          </w:rPr>
-          <w:t>https://en.wikipedia.org/wiki/Komoot</w:t>
-        </w:r>
-      </w:hyperlink>
-    </w:p>
-    <w:p>
-      <w:pPr>
-        <w:tabs>
-          <w:tab w:val="left" w:pos="425"/>
-        </w:tabs>
-        <w:spacing w:line="360" w:lineRule="auto"/>
-        <w:ind w:left="425" w:hanging="425"/>
-        <w:jc w:val="both"/>
-        <w:rPr>
-          <w:rFonts w:eastAsia="Times New Roman" w:cs="Times New Roman"/>
-        </w:rPr>
-      </w:pPr>
-      <w:r>
-        <w:rPr>
-          <w:rFonts w:eastAsia="Times New Roman" w:cs="Times New Roman"/>
-        </w:rPr>
-        <w:t xml:space="preserve">[7] </w:t>
-      </w:r>
-      <w:hyperlink r:id="rId19" w:history="1">
-        <w:r>
-          <w:rPr>
-            <w:rStyle w:val="Hipercze"/>
-            <w:rFonts w:eastAsia="Times New Roman" w:cs="Times New Roman"/>
-          </w:rPr>
-          <w:t>https://wiki.openstreetmap.org/wiki/Komoot</w:t>
-        </w:r>
-      </w:hyperlink>
-    </w:p>
-    <w:p>
-      <w:pPr>
-        <w:tabs>
-          <w:tab w:val="left" w:pos="425"/>
-        </w:tabs>
-        <w:spacing w:line="360" w:lineRule="auto"/>
-        <w:ind w:left="425" w:hanging="425"/>
-        <w:jc w:val="both"/>
-        <w:rPr>
-          <w:rStyle w:val="Hipercze"/>
-          <w:rFonts w:eastAsia="Times New Roman" w:cs="Times New Roman"/>
-        </w:rPr>
-      </w:pPr>
-      <w:r>
-        <w:rPr>
-          <w:rFonts w:eastAsia="Times New Roman" w:cs="Times New Roman"/>
-        </w:rPr>
-        <w:t xml:space="preserve">[8] </w:t>
-      </w:r>
-      <w:hyperlink r:id="rId20" w:history="1">
-        <w:r>
-          <w:rPr>
-            <w:rStyle w:val="Hipercze"/>
-            <w:rFonts w:eastAsia="Times New Roman" w:cs="Times New Roman"/>
-          </w:rPr>
-          <w:t>https://connect.garmin.com</w:t>
-        </w:r>
-      </w:hyperlink>
-    </w:p>
-    <w:p>
-      <w:pPr>
-        <w:rPr>
-          <w:color w:val="000000" w:themeColor="text1"/>
-        </w:rPr>
-      </w:pPr>
-      <w:r>
-        <w:rPr>
-          <w:rStyle w:val="Hipercze"/>
-          <w:rFonts w:eastAsia="Times New Roman" w:cs="Times New Roman"/>
-          <w:color w:val="000000" w:themeColor="text1"/>
+      <w:proofErr w:type="spellStart"/>
+      <w:r>
+        <w:rPr>
+          <w:rStyle w:val="Hipercze"/>
+          <w:rFonts w:eastAsia="Times New Roman" w:cs="Times New Roman"/>
+          <w:color w:val="000000" w:themeColor="text1"/>
+          <w:u w:val="none"/>
+        </w:rPr>
+        <w:t>Strava</w:t>
+      </w:r>
+      <w:proofErr w:type="spellEnd"/>
+      <w:r>
+        <w:rPr>
+          <w:rStyle w:val="Hipercze"/>
+          <w:rFonts w:eastAsia="Times New Roman" w:cs="Times New Roman"/>
+          <w:color w:val="000000" w:themeColor="text1"/>
+          <w:u w:val="none"/>
+        </w:rPr>
+        <w:t xml:space="preserve"> Inc.: Dołącz do milionów sportowców i poszukiwaczy przygód. Dostęp: https</w:t>
+      </w:r>
+      <w:proofErr w:type="gramStart"/>
+      <w:r>
+        <w:rPr>
+          <w:rStyle w:val="Hipercze"/>
+          <w:rFonts w:eastAsia="Times New Roman" w:cs="Times New Roman"/>
+          <w:color w:val="000000" w:themeColor="text1"/>
+          <w:u w:val="none"/>
+        </w:rPr>
+        <w:t>://www</w:t>
+      </w:r>
+      <w:proofErr w:type="gramEnd"/>
+      <w:r>
+        <w:rPr>
+          <w:rStyle w:val="Hipercze"/>
+          <w:rFonts w:eastAsia="Times New Roman" w:cs="Times New Roman"/>
+          <w:color w:val="000000" w:themeColor="text1"/>
+          <w:u w:val="none"/>
+        </w:rPr>
+        <w:t>.</w:t>
+      </w:r>
+      <w:proofErr w:type="gramStart"/>
+      <w:r>
+        <w:rPr>
+          <w:rStyle w:val="Hipercze"/>
+          <w:rFonts w:eastAsia="Times New Roman" w:cs="Times New Roman"/>
+          <w:color w:val="000000" w:themeColor="text1"/>
+          <w:u w:val="none"/>
+        </w:rPr>
+        <w:t>strava</w:t>
+      </w:r>
+      <w:proofErr w:type="gramEnd"/>
+      <w:r>
+        <w:rPr>
+          <w:rStyle w:val="Hipercze"/>
+          <w:rFonts w:eastAsia="Times New Roman" w:cs="Times New Roman"/>
+          <w:color w:val="000000" w:themeColor="text1"/>
+          <w:u w:val="none"/>
+        </w:rPr>
+        <w:t>.</w:t>
+      </w:r>
+      <w:proofErr w:type="gramStart"/>
+      <w:r>
+        <w:rPr>
+          <w:rStyle w:val="Hipercze"/>
+          <w:rFonts w:eastAsia="Times New Roman" w:cs="Times New Roman"/>
+          <w:color w:val="000000" w:themeColor="text1"/>
+          <w:u w:val="none"/>
+        </w:rPr>
+        <w:t>com</w:t>
+      </w:r>
+      <w:proofErr w:type="gramEnd"/>
+      <w:r>
+        <w:rPr>
+          <w:rStyle w:val="Hipercze"/>
+          <w:rFonts w:eastAsia="Times New Roman" w:cs="Times New Roman"/>
+          <w:color w:val="000000" w:themeColor="text1"/>
+          <w:u w:val="none"/>
+        </w:rPr>
+        <w:t>/onboarding, 2025.</w:t>
+      </w:r>
+    </w:p>
+    <w:p>
+      <w:pPr>
+        <w:rPr>
+          <w:rStyle w:val="Hipercze"/>
+          <w:rFonts w:eastAsia="Times New Roman" w:cs="Times New Roman"/>
+          <w:color w:val="000000" w:themeColor="text1"/>
+          <w:u w:val="none"/>
+        </w:rPr>
+      </w:pPr>
+      <w:r>
+        <w:rPr>
+          <w:rStyle w:val="Hipercze"/>
+          <w:rFonts w:eastAsia="Times New Roman" w:cs="Times New Roman"/>
+          <w:color w:val="000000" w:themeColor="text1"/>
+          <w:u w:val="none"/>
+        </w:rPr>
+        <w:t xml:space="preserve">[6] Wikipedia: </w:t>
+      </w:r>
+      <w:proofErr w:type="spellStart"/>
+      <w:r>
+        <w:rPr>
+          <w:rStyle w:val="Hipercze"/>
+          <w:rFonts w:eastAsia="Times New Roman" w:cs="Times New Roman"/>
+          <w:color w:val="000000" w:themeColor="text1"/>
+          <w:u w:val="none"/>
+        </w:rPr>
+        <w:t>Komoot</w:t>
+      </w:r>
+      <w:proofErr w:type="spellEnd"/>
+      <w:r>
+        <w:rPr>
+          <w:rStyle w:val="Hipercze"/>
+          <w:rFonts w:eastAsia="Times New Roman" w:cs="Times New Roman"/>
+          <w:color w:val="000000" w:themeColor="text1"/>
+          <w:u w:val="none"/>
+        </w:rPr>
+        <w:t>. Dostęp: https</w:t>
+      </w:r>
+      <w:proofErr w:type="gramStart"/>
+      <w:r>
+        <w:rPr>
+          <w:rStyle w:val="Hipercze"/>
+          <w:rFonts w:eastAsia="Times New Roman" w:cs="Times New Roman"/>
+          <w:color w:val="000000" w:themeColor="text1"/>
+          <w:u w:val="none"/>
+        </w:rPr>
+        <w:t>://en</w:t>
+      </w:r>
+      <w:proofErr w:type="gramEnd"/>
+      <w:r>
+        <w:rPr>
+          <w:rStyle w:val="Hipercze"/>
+          <w:rFonts w:eastAsia="Times New Roman" w:cs="Times New Roman"/>
+          <w:color w:val="000000" w:themeColor="text1"/>
+          <w:u w:val="none"/>
+        </w:rPr>
+        <w:t>.</w:t>
+      </w:r>
+      <w:proofErr w:type="gramStart"/>
+      <w:r>
+        <w:rPr>
+          <w:rStyle w:val="Hipercze"/>
+          <w:rFonts w:eastAsia="Times New Roman" w:cs="Times New Roman"/>
+          <w:color w:val="000000" w:themeColor="text1"/>
+          <w:u w:val="none"/>
+        </w:rPr>
+        <w:t>wikipedia</w:t>
+      </w:r>
+      <w:proofErr w:type="gramEnd"/>
+      <w:r>
+        <w:rPr>
+          <w:rStyle w:val="Hipercze"/>
+          <w:rFonts w:eastAsia="Times New Roman" w:cs="Times New Roman"/>
+          <w:color w:val="000000" w:themeColor="text1"/>
+          <w:u w:val="none"/>
+        </w:rPr>
+        <w:t>.</w:t>
+      </w:r>
+      <w:proofErr w:type="gramStart"/>
+      <w:r>
+        <w:rPr>
+          <w:rStyle w:val="Hipercze"/>
+          <w:rFonts w:eastAsia="Times New Roman" w:cs="Times New Roman"/>
+          <w:color w:val="000000" w:themeColor="text1"/>
+          <w:u w:val="none"/>
+        </w:rPr>
+        <w:t>org</w:t>
+      </w:r>
+      <w:proofErr w:type="gramEnd"/>
+      <w:r>
+        <w:rPr>
+          <w:rStyle w:val="Hipercze"/>
+          <w:rFonts w:eastAsia="Times New Roman" w:cs="Times New Roman"/>
+          <w:color w:val="000000" w:themeColor="text1"/>
+          <w:u w:val="none"/>
+        </w:rPr>
+        <w:t>/wiki/Komoot, 2025.</w:t>
+      </w:r>
+    </w:p>
+    <w:p>
+      <w:pPr>
+        <w:rPr>
+          <w:rStyle w:val="Hipercze"/>
+          <w:rFonts w:eastAsia="Times New Roman" w:cs="Times New Roman"/>
+          <w:color w:val="000000" w:themeColor="text1"/>
+          <w:u w:val="none"/>
+          <w:lang w:val="en-US"/>
+        </w:rPr>
+      </w:pPr>
+      <w:r>
+        <w:rPr>
+          <w:rStyle w:val="Hipercze"/>
+          <w:rFonts w:eastAsia="Times New Roman" w:cs="Times New Roman"/>
+          <w:color w:val="000000" w:themeColor="text1"/>
+          <w:u w:val="none"/>
+          <w:lang w:val="en-US"/>
+        </w:rPr>
+        <w:t xml:space="preserve">[7] OpenStreetMap Wiki: </w:t>
+      </w:r>
+      <w:proofErr w:type="spellStart"/>
+      <w:r>
+        <w:rPr>
+          <w:rStyle w:val="Hipercze"/>
+          <w:rFonts w:eastAsia="Times New Roman" w:cs="Times New Roman"/>
+          <w:color w:val="000000" w:themeColor="text1"/>
+          <w:u w:val="none"/>
+          <w:lang w:val="en-US"/>
+        </w:rPr>
+        <w:t>Komoot</w:t>
+      </w:r>
+      <w:proofErr w:type="spellEnd"/>
+      <w:r>
+        <w:rPr>
+          <w:rStyle w:val="Hipercze"/>
+          <w:rFonts w:eastAsia="Times New Roman" w:cs="Times New Roman"/>
+          <w:color w:val="000000" w:themeColor="text1"/>
+          <w:u w:val="none"/>
+          <w:lang w:val="en-US"/>
+        </w:rPr>
+        <w:t xml:space="preserve">. </w:t>
+      </w:r>
+      <w:proofErr w:type="spellStart"/>
+      <w:r>
+        <w:rPr>
+          <w:rStyle w:val="Hipercze"/>
+          <w:rFonts w:eastAsia="Times New Roman" w:cs="Times New Roman"/>
+          <w:color w:val="000000" w:themeColor="text1"/>
+          <w:u w:val="none"/>
+          <w:lang w:val="en-US"/>
+        </w:rPr>
+        <w:t>Dostęp</w:t>
+      </w:r>
+      <w:proofErr w:type="spellEnd"/>
+      <w:r>
+        <w:rPr>
+          <w:rStyle w:val="Hipercze"/>
+          <w:rFonts w:eastAsia="Times New Roman" w:cs="Times New Roman"/>
+          <w:color w:val="000000" w:themeColor="text1"/>
+          <w:u w:val="none"/>
+          <w:lang w:val="en-US"/>
+        </w:rPr>
+        <w:t>: https://wiki.openstreetmap.org/wiki/Komoot, 2025.</w:t>
+      </w:r>
+    </w:p>
+    <w:p>
+      <w:pPr>
+        <w:rPr>
+          <w:rStyle w:val="Hipercze"/>
+          <w:rFonts w:eastAsia="Times New Roman" w:cs="Times New Roman"/>
+          <w:color w:val="000000" w:themeColor="text1"/>
+          <w:u w:val="none"/>
+          <w:lang w:val="en-US"/>
+        </w:rPr>
+      </w:pPr>
+      <w:r>
+        <w:rPr>
+          <w:rStyle w:val="Hipercze"/>
+          <w:rFonts w:eastAsia="Times New Roman" w:cs="Times New Roman"/>
+          <w:color w:val="000000" w:themeColor="text1"/>
+          <w:u w:val="none"/>
+          <w:lang w:val="en-US"/>
+        </w:rPr>
+        <w:t xml:space="preserve">[8] Garmin Ltd.: Garmin Connect: All Your Health and Fitness Stats, All in One Place. </w:t>
+      </w:r>
+      <w:proofErr w:type="spellStart"/>
+      <w:r>
+        <w:rPr>
+          <w:rStyle w:val="Hipercze"/>
+          <w:rFonts w:eastAsia="Times New Roman" w:cs="Times New Roman"/>
+          <w:color w:val="000000" w:themeColor="text1"/>
+          <w:u w:val="none"/>
+          <w:lang w:val="en-US"/>
+        </w:rPr>
+        <w:t>Dostęp</w:t>
+      </w:r>
+      <w:proofErr w:type="spellEnd"/>
+      <w:r>
+        <w:rPr>
+          <w:rStyle w:val="Hipercze"/>
+          <w:rFonts w:eastAsia="Times New Roman" w:cs="Times New Roman"/>
+          <w:color w:val="000000" w:themeColor="text1"/>
+          <w:u w:val="none"/>
+          <w:lang w:val="en-US"/>
+        </w:rPr>
+        <w:t>: https://connect.garmin.com/, 2025.</w:t>
+      </w:r>
+    </w:p>
+    <w:p>
+      <w:pPr>
+        <w:rPr>
+          <w:rStyle w:val="Hipercze"/>
+          <w:rFonts w:eastAsia="Times New Roman" w:cs="Times New Roman"/>
+          <w:color w:val="000000" w:themeColor="text1"/>
+          <w:u w:val="none"/>
+          <w:lang w:val="en-US"/>
+        </w:rPr>
+      </w:pPr>
+      <w:r>
+        <w:rPr>
+          <w:rStyle w:val="Hipercze"/>
+          <w:rFonts w:eastAsia="Times New Roman" w:cs="Times New Roman"/>
+          <w:color w:val="000000" w:themeColor="text1"/>
+          <w:u w:val="none"/>
+          <w:lang w:val="en-US"/>
+        </w:rPr>
+        <w:t xml:space="preserve">[9] Bass L., Clements P., </w:t>
+      </w:r>
+      <w:proofErr w:type="spellStart"/>
+      <w:r>
+        <w:rPr>
+          <w:rStyle w:val="Hipercze"/>
+          <w:rFonts w:eastAsia="Times New Roman" w:cs="Times New Roman"/>
+          <w:color w:val="000000" w:themeColor="text1"/>
+          <w:u w:val="none"/>
+          <w:lang w:val="en-US"/>
+        </w:rPr>
+        <w:t>Kazman</w:t>
+      </w:r>
+      <w:proofErr w:type="spellEnd"/>
+      <w:r>
+        <w:rPr>
+          <w:rStyle w:val="Hipercze"/>
+          <w:rFonts w:eastAsia="Times New Roman" w:cs="Times New Roman"/>
+          <w:color w:val="000000" w:themeColor="text1"/>
+          <w:u w:val="none"/>
+          <w:lang w:val="en-US"/>
+        </w:rPr>
+        <w:t xml:space="preserve"> R.: Software Architecture in Practice. 3rd ed., Addison-Wesley Professional, 2012.</w:t>
+      </w:r>
+    </w:p>
+    <w:p>
+      <w:pPr>
+        <w:rPr>
+          <w:rStyle w:val="Hipercze"/>
+          <w:rFonts w:eastAsia="Times New Roman" w:cs="Times New Roman"/>
+          <w:color w:val="000000" w:themeColor="text1"/>
+          <w:u w:val="none"/>
+          <w:lang w:val="en-US"/>
+        </w:rPr>
+      </w:pPr>
+      <w:r>
+        <w:rPr>
+          <w:rStyle w:val="Hipercze"/>
+          <w:rFonts w:eastAsia="Times New Roman" w:cs="Times New Roman"/>
+          <w:color w:val="000000" w:themeColor="text1"/>
+          <w:u w:val="none"/>
+          <w:lang w:val="en-US"/>
+        </w:rPr>
+        <w:t>[10] Fowler M.: Patterns of Enterprise Application Architecture. Addison-Wesley, 2002.</w:t>
+      </w:r>
+    </w:p>
+    <w:p>
+      <w:pPr>
+        <w:rPr>
+          <w:rStyle w:val="Hipercze"/>
+          <w:rFonts w:eastAsia="Times New Roman" w:cs="Times New Roman"/>
+          <w:color w:val="000000" w:themeColor="text1"/>
+          <w:u w:val="none"/>
+          <w:lang w:val="en-US"/>
+        </w:rPr>
+      </w:pPr>
+      <w:r>
+        <w:rPr>
+          <w:rStyle w:val="Hipercze"/>
+          <w:rFonts w:eastAsia="Times New Roman" w:cs="Times New Roman"/>
+          <w:color w:val="000000" w:themeColor="text1"/>
+          <w:u w:val="none"/>
+          <w:lang w:val="en-US"/>
+        </w:rPr>
+        <w:t>[11] Haber, C.: Single Page Application (SPA). W: "Learning React: Modern Patterns for Developing React Apps", 2nd ed., O'Reilly Media, 2020.</w:t>
+      </w:r>
+    </w:p>
+    <w:p>
+      <w:pPr>
+        <w:rPr>
+          <w:rStyle w:val="Hipercze"/>
+          <w:rFonts w:eastAsia="Times New Roman" w:cs="Times New Roman"/>
+          <w:color w:val="000000" w:themeColor="text1"/>
+          <w:u w:val="none"/>
+          <w:lang w:val="en-US"/>
+        </w:rPr>
+      </w:pPr>
+      <w:r>
+        <w:rPr>
+          <w:rStyle w:val="Hipercze"/>
+          <w:rFonts w:eastAsia="Times New Roman" w:cs="Times New Roman"/>
+          <w:color w:val="000000" w:themeColor="text1"/>
+          <w:u w:val="none"/>
+          <w:lang w:val="en-US"/>
+        </w:rPr>
+        <w:t xml:space="preserve">[12] Fielding R. T.: Architectural Styles and the Design of Network-based Software Architectures. </w:t>
+      </w:r>
+      <w:proofErr w:type="spellStart"/>
+      <w:r>
+        <w:rPr>
+          <w:rStyle w:val="Hipercze"/>
+          <w:rFonts w:eastAsia="Times New Roman" w:cs="Times New Roman"/>
+          <w:color w:val="000000" w:themeColor="text1"/>
+          <w:u w:val="none"/>
+          <w:lang w:val="en-US"/>
+        </w:rPr>
+        <w:t>Rozdział</w:t>
+      </w:r>
+      <w:proofErr w:type="spellEnd"/>
+      <w:r>
+        <w:rPr>
+          <w:rStyle w:val="Hipercze"/>
+          <w:rFonts w:eastAsia="Times New Roman" w:cs="Times New Roman"/>
+          <w:color w:val="000000" w:themeColor="text1"/>
+          <w:u w:val="none"/>
+          <w:lang w:val="en-US"/>
+        </w:rPr>
+        <w:t xml:space="preserve"> 5: "Representational State Transfer (REST)". </w:t>
+      </w:r>
+      <w:proofErr w:type="spellStart"/>
+      <w:r>
+        <w:rPr>
+          <w:rStyle w:val="Hipercze"/>
+          <w:rFonts w:eastAsia="Times New Roman" w:cs="Times New Roman"/>
+          <w:color w:val="000000" w:themeColor="text1"/>
+          <w:u w:val="none"/>
+          <w:lang w:val="en-US"/>
+        </w:rPr>
+        <w:t>Dysertacja</w:t>
+      </w:r>
+      <w:proofErr w:type="spellEnd"/>
+      <w:r>
+        <w:rPr>
+          <w:rStyle w:val="Hipercze"/>
+          <w:rFonts w:eastAsia="Times New Roman" w:cs="Times New Roman"/>
+          <w:color w:val="000000" w:themeColor="text1"/>
+          <w:u w:val="none"/>
+          <w:lang w:val="en-US"/>
+        </w:rPr>
+        <w:t xml:space="preserve"> </w:t>
+      </w:r>
+      <w:proofErr w:type="spellStart"/>
+      <w:r>
+        <w:rPr>
+          <w:rStyle w:val="Hipercze"/>
+          <w:rFonts w:eastAsia="Times New Roman" w:cs="Times New Roman"/>
+          <w:color w:val="000000" w:themeColor="text1"/>
+          <w:u w:val="none"/>
+          <w:lang w:val="en-US"/>
+        </w:rPr>
+        <w:t>doktorska</w:t>
+      </w:r>
+      <w:proofErr w:type="spellEnd"/>
+      <w:r>
+        <w:rPr>
+          <w:rStyle w:val="Hipercze"/>
+          <w:rFonts w:eastAsia="Times New Roman" w:cs="Times New Roman"/>
+          <w:color w:val="000000" w:themeColor="text1"/>
+          <w:u w:val="none"/>
+          <w:lang w:val="en-US"/>
+        </w:rPr>
+        <w:t>, University of California, Irvine, 2000.</w:t>
+      </w:r>
+    </w:p>
+    <w:p>
+      <w:pPr>
+        <w:rPr>
+          <w:rStyle w:val="Hipercze"/>
+          <w:rFonts w:eastAsia="Times New Roman" w:cs="Times New Roman"/>
+          <w:color w:val="000000" w:themeColor="text1"/>
+          <w:u w:val="none"/>
+          <w:lang w:val="en-US"/>
+        </w:rPr>
+      </w:pPr>
+      <w:r>
+        <w:rPr>
+          <w:rStyle w:val="Hipercze"/>
+          <w:rFonts w:eastAsia="Times New Roman" w:cs="Times New Roman"/>
+          <w:color w:val="000000" w:themeColor="text1"/>
+          <w:u w:val="none"/>
+          <w:lang w:val="en-US"/>
+        </w:rPr>
+        <w:t xml:space="preserve">[13] </w:t>
+      </w:r>
+      <w:proofErr w:type="spellStart"/>
+      <w:r>
+        <w:rPr>
+          <w:rStyle w:val="Hipercze"/>
+          <w:rFonts w:eastAsia="Times New Roman" w:cs="Times New Roman"/>
+          <w:color w:val="000000" w:themeColor="text1"/>
+          <w:u w:val="none"/>
+          <w:lang w:val="en-US"/>
+        </w:rPr>
+        <w:t>Obe</w:t>
+      </w:r>
+      <w:proofErr w:type="spellEnd"/>
+      <w:r>
+        <w:rPr>
+          <w:rStyle w:val="Hipercze"/>
+          <w:rFonts w:eastAsia="Times New Roman" w:cs="Times New Roman"/>
+          <w:color w:val="000000" w:themeColor="text1"/>
+          <w:u w:val="none"/>
+          <w:lang w:val="en-US"/>
+        </w:rPr>
+        <w:t xml:space="preserve"> R. O., Hsu L. S.: </w:t>
+      </w:r>
+      <w:proofErr w:type="spellStart"/>
+      <w:r>
+        <w:rPr>
+          <w:rStyle w:val="Hipercze"/>
+          <w:rFonts w:eastAsia="Times New Roman" w:cs="Times New Roman"/>
+          <w:color w:val="000000" w:themeColor="text1"/>
+          <w:u w:val="none"/>
+          <w:lang w:val="en-US"/>
+        </w:rPr>
+        <w:t>PostGIS</w:t>
+      </w:r>
+      <w:proofErr w:type="spellEnd"/>
+      <w:r>
+        <w:rPr>
+          <w:rStyle w:val="Hipercze"/>
+          <w:rFonts w:eastAsia="Times New Roman" w:cs="Times New Roman"/>
+          <w:color w:val="000000" w:themeColor="text1"/>
+          <w:u w:val="none"/>
+          <w:lang w:val="en-US"/>
+        </w:rPr>
+        <w:t xml:space="preserve"> in Action. 3rd ed., Manning Publications, 2021.</w:t>
+      </w:r>
+    </w:p>
+    <w:p>
+      <w:pPr>
+        <w:rPr>
+          <w:rStyle w:val="Hipercze"/>
+          <w:rFonts w:eastAsia="Times New Roman" w:cs="Times New Roman"/>
+          <w:color w:val="000000" w:themeColor="text1"/>
+          <w:u w:val="none"/>
+          <w:lang w:val="en-US"/>
+        </w:rPr>
+      </w:pPr>
+      <w:r>
+        <w:rPr>
+          <w:rStyle w:val="Hipercze"/>
+          <w:rFonts w:eastAsia="Times New Roman" w:cs="Times New Roman"/>
+          <w:color w:val="000000" w:themeColor="text1"/>
+          <w:u w:val="none"/>
+          <w:lang w:val="en-US"/>
+        </w:rPr>
+        <w:t xml:space="preserve">[14] Jones M., Bradley J., </w:t>
+      </w:r>
+      <w:proofErr w:type="spellStart"/>
+      <w:r>
+        <w:rPr>
+          <w:rStyle w:val="Hipercze"/>
+          <w:rFonts w:eastAsia="Times New Roman" w:cs="Times New Roman"/>
+          <w:color w:val="000000" w:themeColor="text1"/>
+          <w:u w:val="none"/>
+          <w:lang w:val="en-US"/>
+        </w:rPr>
+        <w:t>Sakimura</w:t>
+      </w:r>
+      <w:proofErr w:type="spellEnd"/>
+      <w:r>
+        <w:rPr>
+          <w:rStyle w:val="Hipercze"/>
+          <w:rFonts w:eastAsia="Times New Roman" w:cs="Times New Roman"/>
+          <w:color w:val="000000" w:themeColor="text1"/>
+          <w:u w:val="none"/>
+          <w:lang w:val="en-US"/>
+        </w:rPr>
+        <w:t xml:space="preserve"> N.: JSON Web Token (JWT). RFC 7519, Internet Engineering Task Force (IETF), 2015.</w:t>
+      </w:r>
+    </w:p>
+    <w:p>
+      <w:pPr>
+        <w:rPr>
+          <w:rStyle w:val="Hipercze"/>
+          <w:rFonts w:eastAsia="Times New Roman" w:cs="Times New Roman"/>
+          <w:color w:val="000000" w:themeColor="text1"/>
+          <w:u w:val="none"/>
+          <w:lang w:val="en-US"/>
+        </w:rPr>
+      </w:pPr>
+      <w:r>
+        <w:rPr>
+          <w:rStyle w:val="Hipercze"/>
+          <w:rFonts w:eastAsia="Times New Roman" w:cs="Times New Roman"/>
+          <w:color w:val="000000" w:themeColor="text1"/>
+          <w:u w:val="none"/>
+          <w:lang w:val="en-US"/>
+        </w:rPr>
+        <w:t xml:space="preserve">[15] Connolly T., </w:t>
+      </w:r>
+      <w:proofErr w:type="spellStart"/>
+      <w:r>
+        <w:rPr>
+          <w:rStyle w:val="Hipercze"/>
+          <w:rFonts w:eastAsia="Times New Roman" w:cs="Times New Roman"/>
+          <w:color w:val="000000" w:themeColor="text1"/>
+          <w:u w:val="none"/>
+          <w:lang w:val="en-US"/>
+        </w:rPr>
+        <w:t>Begg</w:t>
+      </w:r>
+      <w:proofErr w:type="spellEnd"/>
+      <w:r>
+        <w:rPr>
+          <w:rStyle w:val="Hipercze"/>
+          <w:rFonts w:eastAsia="Times New Roman" w:cs="Times New Roman"/>
+          <w:color w:val="000000" w:themeColor="text1"/>
+          <w:u w:val="none"/>
+          <w:lang w:val="en-US"/>
+        </w:rPr>
+        <w:t xml:space="preserve"> C.: Database Systems: A Practical Approach to Design, Implementation, and Management. 6th ed., Pearson, 2015.</w:t>
+      </w:r>
+    </w:p>
+    <w:p>
+      <w:pPr>
+        <w:rPr>
+          <w:rStyle w:val="Hipercze"/>
+          <w:rFonts w:eastAsia="Times New Roman" w:cs="Times New Roman"/>
+          <w:color w:val="000000" w:themeColor="text1"/>
+          <w:u w:val="none"/>
+          <w:lang w:val="en-US"/>
+        </w:rPr>
+      </w:pPr>
+      <w:r>
+        <w:rPr>
+          <w:rStyle w:val="Hipercze"/>
+          <w:rFonts w:eastAsia="Times New Roman" w:cs="Times New Roman"/>
+          <w:color w:val="000000" w:themeColor="text1"/>
+          <w:u w:val="none"/>
+          <w:lang w:val="en-US"/>
+        </w:rPr>
+        <w:t>[16] Chen P.: The Entity-Relationship Model—Toward a Unified View of Data. ACM Transactions on Database Systems, Vol. 1, No. 1, 1976, str. 9-36.</w:t>
+      </w:r>
+    </w:p>
+    <w:p>
+      <w:pPr>
+        <w:rPr>
+          <w:rStyle w:val="Hipercze"/>
+          <w:rFonts w:eastAsia="Times New Roman" w:cs="Times New Roman"/>
+          <w:color w:val="000000" w:themeColor="text1"/>
+          <w:u w:val="none"/>
+          <w:lang w:val="en-US"/>
+        </w:rPr>
+      </w:pPr>
+      <w:r>
+        <w:rPr>
+          <w:rStyle w:val="Hipercze"/>
+          <w:rFonts w:eastAsia="Times New Roman" w:cs="Times New Roman"/>
+          <w:color w:val="000000" w:themeColor="text1"/>
+          <w:u w:val="none"/>
+          <w:lang w:val="en-US"/>
+        </w:rPr>
+        <w:t xml:space="preserve">[17] PostgreSQL Global Development Group: PostgreSQL 16.3 Documentation. </w:t>
+      </w:r>
+      <w:proofErr w:type="spellStart"/>
+      <w:r>
+        <w:rPr>
+          <w:rStyle w:val="Hipercze"/>
+          <w:rFonts w:eastAsia="Times New Roman" w:cs="Times New Roman"/>
+          <w:color w:val="000000" w:themeColor="text1"/>
+          <w:u w:val="none"/>
+          <w:lang w:val="en-US"/>
+        </w:rPr>
+        <w:t>Dostęp</w:t>
+      </w:r>
+      <w:proofErr w:type="spellEnd"/>
+      <w:r>
+        <w:rPr>
+          <w:rStyle w:val="Hipercze"/>
+          <w:rFonts w:eastAsia="Times New Roman" w:cs="Times New Roman"/>
+          <w:color w:val="000000" w:themeColor="text1"/>
+          <w:u w:val="none"/>
+          <w:lang w:val="en-US"/>
+        </w:rPr>
+        <w:t>: https://www.postgre</w:t>
+      </w:r>
+      <w:r>
+        <w:rPr>
+          <w:rStyle w:val="Hipercze"/>
+          <w:rFonts w:eastAsia="Times New Roman" w:cs="Times New Roman"/>
+          <w:color w:val="000000" w:themeColor="text1"/>
+          <w:u w:val="none"/>
+          <w:lang w:val="en-US"/>
+        </w:rPr>
+        <w:t>sql.org/docs/16/index.html, 2025</w:t>
+      </w:r>
+      <w:r>
+        <w:rPr>
+          <w:rStyle w:val="Hipercze"/>
+          <w:rFonts w:eastAsia="Times New Roman" w:cs="Times New Roman"/>
+          <w:color w:val="000000" w:themeColor="text1"/>
+          <w:u w:val="none"/>
+          <w:lang w:val="en-US"/>
+        </w:rPr>
+        <w:t>.</w:t>
+      </w:r>
+    </w:p>
+    <w:p>
+      <w:pPr>
+        <w:rPr>
+          <w:rStyle w:val="Hipercze"/>
+          <w:rFonts w:eastAsia="Times New Roman" w:cs="Times New Roman"/>
+          <w:color w:val="000000" w:themeColor="text1"/>
+          <w:u w:val="none"/>
+          <w:lang w:val="en-US"/>
+        </w:rPr>
+      </w:pPr>
+      <w:r>
+        <w:rPr>
+          <w:rStyle w:val="Hipercze"/>
+          <w:rFonts w:eastAsia="Times New Roman" w:cs="Times New Roman"/>
+          <w:color w:val="000000" w:themeColor="text1"/>
+          <w:u w:val="none"/>
+          <w:lang w:val="en-US"/>
+        </w:rPr>
+        <w:t xml:space="preserve">[18] </w:t>
+      </w:r>
+      <w:proofErr w:type="spellStart"/>
+      <w:r>
+        <w:rPr>
+          <w:rStyle w:val="Hipercze"/>
+          <w:rFonts w:eastAsia="Times New Roman" w:cs="Times New Roman"/>
+          <w:color w:val="000000" w:themeColor="text1"/>
+          <w:u w:val="none"/>
+          <w:lang w:val="en-US"/>
+        </w:rPr>
+        <w:t>Provos</w:t>
+      </w:r>
+      <w:proofErr w:type="spellEnd"/>
+      <w:r>
+        <w:rPr>
+          <w:rStyle w:val="Hipercze"/>
+          <w:rFonts w:eastAsia="Times New Roman" w:cs="Times New Roman"/>
+          <w:color w:val="000000" w:themeColor="text1"/>
+          <w:u w:val="none"/>
+          <w:lang w:val="en-US"/>
+        </w:rPr>
+        <w:t xml:space="preserve"> N., </w:t>
+      </w:r>
+      <w:proofErr w:type="spellStart"/>
+      <w:r>
+        <w:rPr>
+          <w:rStyle w:val="Hipercze"/>
+          <w:rFonts w:eastAsia="Times New Roman" w:cs="Times New Roman"/>
+          <w:color w:val="000000" w:themeColor="text1"/>
+          <w:u w:val="none"/>
+          <w:lang w:val="en-US"/>
+        </w:rPr>
+        <w:t>Mazières</w:t>
+      </w:r>
+      <w:proofErr w:type="spellEnd"/>
+      <w:r>
+        <w:rPr>
+          <w:rStyle w:val="Hipercze"/>
+          <w:rFonts w:eastAsia="Times New Roman" w:cs="Times New Roman"/>
+          <w:color w:val="000000" w:themeColor="text1"/>
+          <w:u w:val="none"/>
+          <w:lang w:val="en-US"/>
+        </w:rPr>
+        <w:t xml:space="preserve"> D.: A Future-Adaptable Password Scheme. W: "1999 USENIX Annual Technical Conference", 1999.</w:t>
+      </w:r>
+    </w:p>
+    <w:p>
+      <w:pPr>
+        <w:rPr>
+          <w:rStyle w:val="Hipercze"/>
+          <w:rFonts w:eastAsia="Times New Roman" w:cs="Times New Roman"/>
+          <w:color w:val="000000" w:themeColor="text1"/>
+          <w:u w:val="none"/>
+          <w:lang w:val="en-US"/>
+        </w:rPr>
+      </w:pPr>
+      <w:r>
+        <w:rPr>
+          <w:rStyle w:val="Hipercze"/>
+          <w:rFonts w:eastAsia="Times New Roman" w:cs="Times New Roman"/>
+          <w:color w:val="000000" w:themeColor="text1"/>
+          <w:u w:val="none"/>
+          <w:lang w:val="en-US"/>
+        </w:rPr>
+        <w:t xml:space="preserve">[18] </w:t>
+      </w:r>
+      <w:proofErr w:type="spellStart"/>
+      <w:r>
+        <w:rPr>
+          <w:rStyle w:val="Hipercze"/>
+          <w:rFonts w:eastAsia="Times New Roman" w:cs="Times New Roman"/>
+          <w:color w:val="000000" w:themeColor="text1"/>
+          <w:u w:val="none"/>
+          <w:lang w:val="en-US"/>
+        </w:rPr>
+        <w:t>Provos</w:t>
+      </w:r>
+      <w:proofErr w:type="spellEnd"/>
+      <w:r>
+        <w:rPr>
+          <w:rStyle w:val="Hipercze"/>
+          <w:rFonts w:eastAsia="Times New Roman" w:cs="Times New Roman"/>
+          <w:color w:val="000000" w:themeColor="text1"/>
+          <w:u w:val="none"/>
+          <w:lang w:val="en-US"/>
+        </w:rPr>
+        <w:t xml:space="preserve"> N., </w:t>
+      </w:r>
+      <w:proofErr w:type="spellStart"/>
+      <w:r>
+        <w:rPr>
+          <w:rStyle w:val="Hipercze"/>
+          <w:rFonts w:eastAsia="Times New Roman" w:cs="Times New Roman"/>
+          <w:color w:val="000000" w:themeColor="text1"/>
+          <w:u w:val="none"/>
+          <w:lang w:val="en-US"/>
+        </w:rPr>
+        <w:t>Mazières</w:t>
+      </w:r>
+      <w:proofErr w:type="spellEnd"/>
+      <w:r>
+        <w:rPr>
+          <w:rStyle w:val="Hipercze"/>
+          <w:rFonts w:eastAsia="Times New Roman" w:cs="Times New Roman"/>
+          <w:color w:val="000000" w:themeColor="text1"/>
+          <w:u w:val="none"/>
+          <w:lang w:val="en-US"/>
+        </w:rPr>
+        <w:t xml:space="preserve"> D.: A Future-Adaptable Password Scheme. W: "1999 USENIX Annual Technical Conference", 1999.</w:t>
+      </w:r>
+    </w:p>
+    <w:p>
+      <w:pPr>
+        <w:rPr>
+          <w:rStyle w:val="Hipercze"/>
+          <w:rFonts w:eastAsia="Times New Roman" w:cs="Times New Roman"/>
+          <w:color w:val="000000" w:themeColor="text1"/>
+          <w:u w:val="none"/>
+          <w:lang w:val="en-US"/>
+        </w:rPr>
+      </w:pPr>
+      <w:r>
+        <w:rPr>
+          <w:rStyle w:val="Hipercze"/>
+          <w:rFonts w:eastAsia="Times New Roman" w:cs="Times New Roman"/>
+          <w:color w:val="000000" w:themeColor="text1"/>
+          <w:u w:val="none"/>
+          <w:lang w:val="en-US"/>
+        </w:rPr>
+        <w:t xml:space="preserve">[19] </w:t>
+      </w:r>
+      <w:proofErr w:type="spellStart"/>
+      <w:r>
+        <w:rPr>
+          <w:rStyle w:val="Hipercze"/>
+          <w:rFonts w:eastAsia="Times New Roman" w:cs="Times New Roman"/>
+          <w:color w:val="000000" w:themeColor="text1"/>
+          <w:u w:val="none"/>
+          <w:lang w:val="en-US"/>
+        </w:rPr>
+        <w:t>Troelsen</w:t>
+      </w:r>
+      <w:proofErr w:type="spellEnd"/>
+      <w:r>
+        <w:rPr>
+          <w:rStyle w:val="Hipercze"/>
+          <w:rFonts w:eastAsia="Times New Roman" w:cs="Times New Roman"/>
+          <w:color w:val="000000" w:themeColor="text1"/>
+          <w:u w:val="none"/>
+          <w:lang w:val="en-US"/>
+        </w:rPr>
+        <w:t xml:space="preserve">, A., </w:t>
+      </w:r>
+      <w:proofErr w:type="spellStart"/>
+      <w:r>
+        <w:rPr>
+          <w:rStyle w:val="Hipercze"/>
+          <w:rFonts w:eastAsia="Times New Roman" w:cs="Times New Roman"/>
+          <w:color w:val="000000" w:themeColor="text1"/>
+          <w:u w:val="none"/>
+          <w:lang w:val="en-US"/>
+        </w:rPr>
+        <w:t>Japikse</w:t>
+      </w:r>
+      <w:proofErr w:type="spellEnd"/>
+      <w:r>
+        <w:rPr>
+          <w:rStyle w:val="Hipercze"/>
+          <w:rFonts w:eastAsia="Times New Roman" w:cs="Times New Roman"/>
+          <w:color w:val="000000" w:themeColor="text1"/>
+          <w:u w:val="none"/>
+          <w:lang w:val="en-US"/>
+        </w:rPr>
+        <w:t xml:space="preserve">, P.: Pro C# 12 with .NET 8. 12th ed., </w:t>
+      </w:r>
+      <w:proofErr w:type="spellStart"/>
+      <w:r>
+        <w:rPr>
+          <w:rStyle w:val="Hipercze"/>
+          <w:rFonts w:eastAsia="Times New Roman" w:cs="Times New Roman"/>
+          <w:color w:val="000000" w:themeColor="text1"/>
+          <w:u w:val="none"/>
+          <w:lang w:val="en-US"/>
+        </w:rPr>
+        <w:t>Apress</w:t>
+      </w:r>
+      <w:proofErr w:type="spellEnd"/>
+      <w:r>
+        <w:rPr>
+          <w:rStyle w:val="Hipercze"/>
+          <w:rFonts w:eastAsia="Times New Roman" w:cs="Times New Roman"/>
+          <w:color w:val="000000" w:themeColor="text1"/>
+          <w:u w:val="none"/>
+          <w:lang w:val="en-US"/>
+        </w:rPr>
+        <w:t>, 2024.</w:t>
+      </w:r>
+    </w:p>
+    <w:p>
+      <w:pPr>
+        <w:rPr>
+          <w:rStyle w:val="Hipercze"/>
+          <w:rFonts w:eastAsia="Times New Roman" w:cs="Times New Roman"/>
+          <w:color w:val="000000" w:themeColor="text1"/>
+          <w:u w:val="none"/>
+          <w:lang w:val="en-US"/>
+        </w:rPr>
+      </w:pPr>
+      <w:r>
+        <w:rPr>
+          <w:rStyle w:val="Hipercze"/>
+          <w:rFonts w:eastAsia="Times New Roman" w:cs="Times New Roman"/>
+          <w:color w:val="000000" w:themeColor="text1"/>
+          <w:u w:val="none"/>
+          <w:lang w:val="en-US"/>
+        </w:rPr>
+        <w:t xml:space="preserve">[20] </w:t>
+      </w:r>
+      <w:proofErr w:type="spellStart"/>
+      <w:r>
+        <w:rPr>
+          <w:rStyle w:val="Hipercze"/>
+          <w:rFonts w:eastAsia="Times New Roman" w:cs="Times New Roman"/>
+          <w:color w:val="000000" w:themeColor="text1"/>
+          <w:u w:val="none"/>
+          <w:lang w:val="en-US"/>
+        </w:rPr>
+        <w:t>Michaelis</w:t>
+      </w:r>
+      <w:proofErr w:type="spellEnd"/>
+      <w:r>
+        <w:rPr>
+          <w:rStyle w:val="Hipercze"/>
+          <w:rFonts w:eastAsia="Times New Roman" w:cs="Times New Roman"/>
+          <w:color w:val="000000" w:themeColor="text1"/>
+          <w:u w:val="none"/>
+          <w:lang w:val="en-US"/>
+        </w:rPr>
+        <w:t>, M., Tour de Nuts, K.: Essential C# 12. Addison-Wesley Professional, 2024.</w:t>
+      </w:r>
+    </w:p>
+    <w:p>
+      <w:pPr>
+        <w:rPr>
+          <w:rStyle w:val="Hipercze"/>
+          <w:rFonts w:eastAsia="Times New Roman" w:cs="Times New Roman"/>
+          <w:color w:val="000000" w:themeColor="text1"/>
+          <w:u w:val="none"/>
+          <w:lang w:val="en-US"/>
+        </w:rPr>
+      </w:pPr>
+      <w:r>
+        <w:rPr>
+          <w:rStyle w:val="Hipercze"/>
+          <w:rFonts w:eastAsia="Times New Roman" w:cs="Times New Roman"/>
+          <w:color w:val="000000" w:themeColor="text1"/>
+          <w:u w:val="none"/>
+          <w:lang w:val="en-US"/>
+        </w:rPr>
+        <w:t xml:space="preserve">[21] </w:t>
+      </w:r>
+      <w:proofErr w:type="spellStart"/>
+      <w:r>
+        <w:rPr>
+          <w:rStyle w:val="Hipercze"/>
+          <w:rFonts w:eastAsia="Times New Roman" w:cs="Times New Roman"/>
+          <w:color w:val="000000" w:themeColor="text1"/>
+          <w:u w:val="none"/>
+          <w:lang w:val="en-US"/>
+        </w:rPr>
+        <w:t>Albahari</w:t>
+      </w:r>
+      <w:proofErr w:type="spellEnd"/>
+      <w:r>
+        <w:rPr>
+          <w:rStyle w:val="Hipercze"/>
+          <w:rFonts w:eastAsia="Times New Roman" w:cs="Times New Roman"/>
+          <w:color w:val="000000" w:themeColor="text1"/>
+          <w:u w:val="none"/>
+          <w:lang w:val="en-US"/>
+        </w:rPr>
+        <w:t>, J.: Concurrency in C# Cookbook. 2nd ed., O'Reilly Media, 2019.</w:t>
+      </w:r>
+    </w:p>
+    <w:p>
+      <w:pPr>
+        <w:rPr>
+          <w:rStyle w:val="Hipercze"/>
+          <w:rFonts w:eastAsia="Times New Roman" w:cs="Times New Roman"/>
+          <w:color w:val="000000" w:themeColor="text1"/>
+          <w:u w:val="none"/>
+          <w:lang w:val="en-US"/>
+        </w:rPr>
+      </w:pPr>
+      <w:r>
+        <w:rPr>
+          <w:rStyle w:val="Hipercze"/>
+          <w:rFonts w:eastAsia="Times New Roman" w:cs="Times New Roman"/>
+          <w:color w:val="000000" w:themeColor="text1"/>
+          <w:u w:val="none"/>
+          <w:lang w:val="en-US"/>
+        </w:rPr>
+        <w:t xml:space="preserve">[22] Freeman A.: Pro ASP.NET Core 6. 10th ed., </w:t>
+      </w:r>
+      <w:proofErr w:type="spellStart"/>
+      <w:r>
+        <w:rPr>
+          <w:rStyle w:val="Hipercze"/>
+          <w:rFonts w:eastAsia="Times New Roman" w:cs="Times New Roman"/>
+          <w:color w:val="000000" w:themeColor="text1"/>
+          <w:u w:val="none"/>
+          <w:lang w:val="en-US"/>
+        </w:rPr>
+        <w:t>Apress</w:t>
+      </w:r>
+      <w:proofErr w:type="spellEnd"/>
+      <w:r>
+        <w:rPr>
+          <w:rStyle w:val="Hipercze"/>
+          <w:rFonts w:eastAsia="Times New Roman" w:cs="Times New Roman"/>
+          <w:color w:val="000000" w:themeColor="text1"/>
+          <w:u w:val="none"/>
+          <w:lang w:val="en-US"/>
+        </w:rPr>
+        <w:t>, 2022.</w:t>
+      </w:r>
+    </w:p>
+    <w:p>
+      <w:pPr>
+        <w:rPr>
+          <w:rStyle w:val="Hipercze"/>
+          <w:rFonts w:eastAsia="Times New Roman" w:cs="Times New Roman"/>
+          <w:color w:val="000000" w:themeColor="text1"/>
+          <w:u w:val="none"/>
+          <w:lang w:val="en-US"/>
+        </w:rPr>
+      </w:pPr>
+      <w:r>
+        <w:rPr>
+          <w:rStyle w:val="Hipercze"/>
+          <w:rFonts w:eastAsia="Times New Roman" w:cs="Times New Roman"/>
+          <w:color w:val="000000" w:themeColor="text1"/>
+          <w:u w:val="none"/>
+          <w:lang w:val="en-US"/>
+        </w:rPr>
+        <w:t xml:space="preserve">[23] </w:t>
+      </w:r>
+      <w:proofErr w:type="spellStart"/>
+      <w:r>
+        <w:rPr>
+          <w:rStyle w:val="Hipercze"/>
+          <w:rFonts w:eastAsia="Times New Roman" w:cs="Times New Roman"/>
+          <w:color w:val="000000" w:themeColor="text1"/>
+          <w:u w:val="none"/>
+          <w:lang w:val="en-US"/>
+        </w:rPr>
+        <w:t>Lerman</w:t>
+      </w:r>
+      <w:proofErr w:type="spellEnd"/>
+      <w:r>
+        <w:rPr>
+          <w:rStyle w:val="Hipercze"/>
+          <w:rFonts w:eastAsia="Times New Roman" w:cs="Times New Roman"/>
+          <w:color w:val="000000" w:themeColor="text1"/>
+          <w:u w:val="none"/>
+          <w:lang w:val="en-US"/>
+        </w:rPr>
+        <w:t>, J., Miller, R.: Programming Entity Framework Core. O'Reilly Media, 2016.</w:t>
+      </w:r>
+    </w:p>
+    <w:p>
+      <w:pPr>
+        <w:rPr>
+          <w:rStyle w:val="Hipercze"/>
+          <w:rFonts w:eastAsia="Times New Roman" w:cs="Times New Roman"/>
+          <w:color w:val="000000" w:themeColor="text1"/>
+          <w:u w:val="none"/>
+          <w:lang w:val="en-US"/>
+        </w:rPr>
+      </w:pPr>
+      <w:r>
+        <w:rPr>
+          <w:rStyle w:val="Hipercze"/>
+          <w:rFonts w:eastAsia="Times New Roman" w:cs="Times New Roman"/>
+          <w:color w:val="000000" w:themeColor="text1"/>
+          <w:u w:val="none"/>
+          <w:lang w:val="en-US"/>
+        </w:rPr>
+        <w:t xml:space="preserve">[24] </w:t>
+      </w:r>
+      <w:proofErr w:type="spellStart"/>
+      <w:r>
+        <w:rPr>
+          <w:rStyle w:val="Hipercze"/>
+          <w:rFonts w:eastAsia="Times New Roman" w:cs="Times New Roman"/>
+          <w:color w:val="000000" w:themeColor="text1"/>
+          <w:u w:val="none"/>
+          <w:lang w:val="en-US"/>
+        </w:rPr>
+        <w:t>NetTopologySuite</w:t>
+      </w:r>
+      <w:proofErr w:type="spellEnd"/>
+      <w:r>
+        <w:rPr>
+          <w:rStyle w:val="Hipercze"/>
+          <w:rFonts w:eastAsia="Times New Roman" w:cs="Times New Roman"/>
+          <w:color w:val="000000" w:themeColor="text1"/>
+          <w:u w:val="none"/>
+          <w:lang w:val="en-US"/>
+        </w:rPr>
+        <w:t xml:space="preserve"> Development Team: </w:t>
+      </w:r>
+      <w:proofErr w:type="spellStart"/>
+      <w:r>
+        <w:rPr>
+          <w:rStyle w:val="Hipercze"/>
+          <w:rFonts w:eastAsia="Times New Roman" w:cs="Times New Roman"/>
+          <w:color w:val="000000" w:themeColor="text1"/>
+          <w:u w:val="none"/>
+          <w:lang w:val="en-US"/>
+        </w:rPr>
+        <w:t>NetTopologySuite</w:t>
+      </w:r>
+      <w:proofErr w:type="spellEnd"/>
+      <w:r>
+        <w:rPr>
+          <w:rStyle w:val="Hipercze"/>
+          <w:rFonts w:eastAsia="Times New Roman" w:cs="Times New Roman"/>
+          <w:color w:val="000000" w:themeColor="text1"/>
+          <w:u w:val="none"/>
+          <w:lang w:val="en-US"/>
+        </w:rPr>
+        <w:t xml:space="preserve"> Documentation. </w:t>
+      </w:r>
+      <w:proofErr w:type="spellStart"/>
+      <w:r>
+        <w:rPr>
+          <w:rStyle w:val="Hipercze"/>
+          <w:rFonts w:eastAsia="Times New Roman" w:cs="Times New Roman"/>
+          <w:color w:val="000000" w:themeColor="text1"/>
+          <w:u w:val="none"/>
+          <w:lang w:val="en-US"/>
+        </w:rPr>
+        <w:t>Dostęp</w:t>
+      </w:r>
+      <w:proofErr w:type="spellEnd"/>
+      <w:r>
+        <w:rPr>
+          <w:rStyle w:val="Hipercze"/>
+          <w:rFonts w:eastAsia="Times New Roman" w:cs="Times New Roman"/>
+          <w:color w:val="000000" w:themeColor="text1"/>
+          <w:u w:val="none"/>
+          <w:lang w:val="en-US"/>
+        </w:rPr>
+        <w:t>: https://nettopologysuite.g</w:t>
+      </w:r>
+      <w:r>
+        <w:rPr>
+          <w:rStyle w:val="Hipercze"/>
+          <w:rFonts w:eastAsia="Times New Roman" w:cs="Times New Roman"/>
+          <w:color w:val="000000" w:themeColor="text1"/>
+          <w:u w:val="none"/>
+          <w:lang w:val="en-US"/>
+        </w:rPr>
+        <w:t>ithub.io/NetTopologySuite/, 2025</w:t>
+      </w:r>
+      <w:r>
+        <w:rPr>
+          <w:rStyle w:val="Hipercze"/>
+          <w:rFonts w:eastAsia="Times New Roman" w:cs="Times New Roman"/>
+          <w:color w:val="000000" w:themeColor="text1"/>
+          <w:u w:val="none"/>
+          <w:lang w:val="en-US"/>
+        </w:rPr>
+        <w:t>.</w:t>
+      </w:r>
+    </w:p>
+    <w:p>
+      <w:pPr>
+        <w:rPr>
+          <w:rStyle w:val="Hipercze"/>
+          <w:rFonts w:eastAsia="Times New Roman" w:cs="Times New Roman"/>
+          <w:color w:val="000000" w:themeColor="text1"/>
+          <w:u w:val="none"/>
+        </w:rPr>
+      </w:pPr>
+      <w:r>
+        <w:rPr>
+          <w:rStyle w:val="Hipercze"/>
+          <w:rFonts w:eastAsia="Times New Roman" w:cs="Times New Roman"/>
+          <w:color w:val="000000" w:themeColor="text1"/>
+          <w:u w:val="none"/>
+          <w:lang w:val="en-US"/>
+        </w:rPr>
+        <w:t xml:space="preserve">[25] </w:t>
+      </w:r>
+      <w:proofErr w:type="spellStart"/>
+      <w:r>
+        <w:rPr>
+          <w:rStyle w:val="Hipercze"/>
+          <w:rFonts w:eastAsia="Times New Roman" w:cs="Times New Roman"/>
+          <w:color w:val="000000" w:themeColor="text1"/>
+          <w:u w:val="none"/>
+          <w:lang w:val="en-US"/>
+        </w:rPr>
+        <w:t>Bogard</w:t>
+      </w:r>
+      <w:proofErr w:type="spellEnd"/>
+      <w:r>
+        <w:rPr>
+          <w:rStyle w:val="Hipercze"/>
+          <w:rFonts w:eastAsia="Times New Roman" w:cs="Times New Roman"/>
+          <w:color w:val="000000" w:themeColor="text1"/>
+          <w:u w:val="none"/>
+          <w:lang w:val="en-US"/>
+        </w:rPr>
+        <w:t xml:space="preserve">, J.: </w:t>
+      </w:r>
+      <w:proofErr w:type="spellStart"/>
+      <w:r>
+        <w:rPr>
+          <w:rStyle w:val="Hipercze"/>
+          <w:rFonts w:eastAsia="Times New Roman" w:cs="Times New Roman"/>
+          <w:color w:val="000000" w:themeColor="text1"/>
+          <w:u w:val="none"/>
+          <w:lang w:val="en-US"/>
+        </w:rPr>
+        <w:t>AutoMapper</w:t>
+      </w:r>
+      <w:proofErr w:type="spellEnd"/>
+      <w:r>
+        <w:rPr>
+          <w:rStyle w:val="Hipercze"/>
+          <w:rFonts w:eastAsia="Times New Roman" w:cs="Times New Roman"/>
+          <w:color w:val="000000" w:themeColor="text1"/>
+          <w:u w:val="none"/>
+          <w:lang w:val="en-US"/>
+        </w:rPr>
+        <w:t xml:space="preserve"> Documentation. </w:t>
+      </w:r>
+      <w:r>
+        <w:rPr>
+          <w:rStyle w:val="Hipercze"/>
+          <w:rFonts w:eastAsia="Times New Roman" w:cs="Times New Roman"/>
+          <w:color w:val="000000" w:themeColor="text1"/>
+          <w:u w:val="none"/>
+        </w:rPr>
+        <w:t>Dostę</w:t>
+      </w:r>
+      <w:r>
+        <w:rPr>
+          <w:rStyle w:val="Hipercze"/>
+          <w:rFonts w:eastAsia="Times New Roman" w:cs="Times New Roman"/>
+          <w:color w:val="000000" w:themeColor="text1"/>
+          <w:u w:val="none"/>
+        </w:rPr>
+        <w:t>p: https</w:t>
+      </w:r>
+      <w:proofErr w:type="gramStart"/>
+      <w:r>
+        <w:rPr>
+          <w:rStyle w:val="Hipercze"/>
+          <w:rFonts w:eastAsia="Times New Roman" w:cs="Times New Roman"/>
+          <w:color w:val="000000" w:themeColor="text1"/>
+          <w:u w:val="none"/>
+        </w:rPr>
+        <w:t>://automapper</w:t>
+      </w:r>
+      <w:proofErr w:type="gramEnd"/>
+      <w:r>
+        <w:rPr>
+          <w:rStyle w:val="Hipercze"/>
+          <w:rFonts w:eastAsia="Times New Roman" w:cs="Times New Roman"/>
+          <w:color w:val="000000" w:themeColor="text1"/>
+          <w:u w:val="none"/>
+        </w:rPr>
+        <w:t>.</w:t>
+      </w:r>
+      <w:proofErr w:type="gramStart"/>
+      <w:r>
+        <w:rPr>
+          <w:rStyle w:val="Hipercze"/>
+          <w:rFonts w:eastAsia="Times New Roman" w:cs="Times New Roman"/>
+          <w:color w:val="000000" w:themeColor="text1"/>
+          <w:u w:val="none"/>
+        </w:rPr>
+        <w:t>org</w:t>
+      </w:r>
+      <w:proofErr w:type="gramEnd"/>
+      <w:r>
+        <w:rPr>
+          <w:rStyle w:val="Hipercze"/>
+          <w:rFonts w:eastAsia="Times New Roman" w:cs="Times New Roman"/>
+          <w:color w:val="000000" w:themeColor="text1"/>
+          <w:u w:val="none"/>
+        </w:rPr>
+        <w:t>/, 2025</w:t>
+      </w:r>
+      <w:r>
+        <w:rPr>
+          <w:rStyle w:val="Hipercze"/>
+          <w:rFonts w:eastAsia="Times New Roman" w:cs="Times New Roman"/>
+          <w:color w:val="000000" w:themeColor="text1"/>
+          <w:u w:val="none"/>
+        </w:rPr>
+        <w:t>.</w:t>
+      </w:r>
+    </w:p>
+    <w:p>
+      <w:pPr>
+        <w:rPr>
+          <w:rStyle w:val="Hipercze"/>
+          <w:rFonts w:eastAsia="Times New Roman" w:cs="Times New Roman"/>
+          <w:color w:val="000000" w:themeColor="text1"/>
+          <w:u w:val="none"/>
+        </w:rPr>
+      </w:pPr>
+      <w:r>
+        <w:rPr>
+          <w:rStyle w:val="Hipercze"/>
+          <w:rFonts w:eastAsia="Times New Roman" w:cs="Times New Roman"/>
+          <w:color w:val="000000" w:themeColor="text1"/>
+          <w:u w:val="none"/>
+        </w:rPr>
+        <w:t xml:space="preserve">[26] Santana </w:t>
+      </w:r>
+      <w:proofErr w:type="spellStart"/>
+      <w:r>
+        <w:rPr>
+          <w:rStyle w:val="Hipercze"/>
+          <w:rFonts w:eastAsia="Times New Roman" w:cs="Times New Roman"/>
+          <w:color w:val="000000" w:themeColor="text1"/>
+          <w:u w:val="none"/>
+        </w:rPr>
+        <w:t>Roldan</w:t>
+      </w:r>
+      <w:proofErr w:type="spellEnd"/>
+      <w:r>
+        <w:rPr>
+          <w:rStyle w:val="Hipercze"/>
+          <w:rFonts w:eastAsia="Times New Roman" w:cs="Times New Roman"/>
+          <w:color w:val="000000" w:themeColor="text1"/>
+          <w:u w:val="none"/>
+        </w:rPr>
+        <w:t>, C.: React 17. Wzorce projektowe i najlepsze praktyki. Projektowanie i rozwijanie nowoczesnych aplikacji. Helion, 2021.</w:t>
+      </w:r>
+    </w:p>
+    <w:p>
+      <w:pPr>
+        <w:rPr>
+          <w:rStyle w:val="Hipercze"/>
+          <w:rFonts w:eastAsia="Times New Roman" w:cs="Times New Roman"/>
+          <w:color w:val="000000" w:themeColor="text1"/>
+          <w:u w:val="none"/>
+        </w:rPr>
+      </w:pPr>
+      <w:r>
+        <w:rPr>
+          <w:rStyle w:val="Hipercze"/>
+          <w:rFonts w:eastAsia="Times New Roman" w:cs="Times New Roman"/>
+          <w:color w:val="000000" w:themeColor="text1"/>
+          <w:u w:val="none"/>
+        </w:rPr>
+        <w:t xml:space="preserve">[27] Google: </w:t>
+      </w:r>
+      <w:proofErr w:type="spellStart"/>
+      <w:r>
+        <w:rPr>
+          <w:rStyle w:val="Hipercze"/>
+          <w:rFonts w:eastAsia="Times New Roman" w:cs="Times New Roman"/>
+          <w:color w:val="000000" w:themeColor="text1"/>
+          <w:u w:val="none"/>
+        </w:rPr>
+        <w:t>Material</w:t>
+      </w:r>
+      <w:proofErr w:type="spellEnd"/>
+      <w:r>
+        <w:rPr>
+          <w:rStyle w:val="Hipercze"/>
+          <w:rFonts w:eastAsia="Times New Roman" w:cs="Times New Roman"/>
+          <w:color w:val="000000" w:themeColor="text1"/>
+          <w:u w:val="none"/>
+        </w:rPr>
+        <w:t xml:space="preserve"> Design 3 </w:t>
+      </w:r>
+      <w:proofErr w:type="spellStart"/>
+      <w:r>
+        <w:rPr>
+          <w:rStyle w:val="Hipercze"/>
+          <w:rFonts w:eastAsia="Times New Roman" w:cs="Times New Roman"/>
+          <w:color w:val="000000" w:themeColor="text1"/>
+          <w:u w:val="none"/>
+        </w:rPr>
+        <w:t>Documentation</w:t>
+      </w:r>
+      <w:proofErr w:type="spellEnd"/>
+      <w:r>
+        <w:rPr>
+          <w:rStyle w:val="Hipercze"/>
+          <w:rFonts w:eastAsia="Times New Roman" w:cs="Times New Roman"/>
+          <w:color w:val="000000" w:themeColor="text1"/>
+          <w:u w:val="none"/>
+        </w:rPr>
+        <w:t>. Dostęp: https</w:t>
+      </w:r>
+      <w:proofErr w:type="gramStart"/>
+      <w:r>
+        <w:rPr>
+          <w:rStyle w:val="Hipercze"/>
+          <w:rFonts w:eastAsia="Times New Roman" w:cs="Times New Roman"/>
+          <w:color w:val="000000" w:themeColor="text1"/>
+          <w:u w:val="none"/>
+        </w:rPr>
+        <w:t>://m</w:t>
+      </w:r>
+      <w:proofErr w:type="gramEnd"/>
+      <w:r>
+        <w:rPr>
+          <w:rStyle w:val="Hipercze"/>
+          <w:rFonts w:eastAsia="Times New Roman" w:cs="Times New Roman"/>
+          <w:color w:val="000000" w:themeColor="text1"/>
+          <w:u w:val="none"/>
+        </w:rPr>
+        <w:t>3.material.</w:t>
+      </w:r>
+      <w:proofErr w:type="gramStart"/>
+      <w:r>
+        <w:rPr>
+          <w:rStyle w:val="Hipercze"/>
+          <w:rFonts w:eastAsia="Times New Roman" w:cs="Times New Roman"/>
+          <w:color w:val="000000" w:themeColor="text1"/>
+          <w:u w:val="none"/>
+        </w:rPr>
+        <w:t>io</w:t>
+      </w:r>
+      <w:proofErr w:type="gramEnd"/>
+      <w:r>
+        <w:rPr>
+          <w:rStyle w:val="Hipercze"/>
+          <w:rFonts w:eastAsia="Times New Roman" w:cs="Times New Roman"/>
+          <w:color w:val="000000" w:themeColor="text1"/>
+          <w:u w:val="none"/>
+        </w:rPr>
+        <w:t>/, 2024.</w:t>
+      </w:r>
+    </w:p>
+    <w:p>
+      <w:pPr>
+        <w:rPr>
+          <w:rStyle w:val="Hipercze"/>
+          <w:rFonts w:eastAsia="Times New Roman" w:cs="Times New Roman"/>
+          <w:color w:val="000000" w:themeColor="text1"/>
+          <w:u w:val="none"/>
+        </w:rPr>
+      </w:pPr>
+      <w:r>
+        <w:rPr>
+          <w:rStyle w:val="Hipercze"/>
+          <w:rFonts w:eastAsia="Times New Roman" w:cs="Times New Roman"/>
+          <w:color w:val="000000" w:themeColor="text1"/>
+          <w:u w:val="none"/>
+          <w:lang w:val="en-US"/>
+        </w:rPr>
+        <w:t xml:space="preserve">[28] Chan, M.: A Thorough Analysis of CSS-in-JS. W: "CSS-Tricks", 2022. </w:t>
+      </w:r>
+      <w:r>
+        <w:rPr>
+          <w:rStyle w:val="Hipercze"/>
+          <w:rFonts w:eastAsia="Times New Roman" w:cs="Times New Roman"/>
+          <w:color w:val="000000" w:themeColor="text1"/>
+          <w:u w:val="none"/>
+        </w:rPr>
+        <w:t>Dostęp: https</w:t>
+      </w:r>
+      <w:proofErr w:type="gramStart"/>
+      <w:r>
+        <w:rPr>
+          <w:rStyle w:val="Hipercze"/>
+          <w:rFonts w:eastAsia="Times New Roman" w:cs="Times New Roman"/>
+          <w:color w:val="000000" w:themeColor="text1"/>
+          <w:u w:val="none"/>
+        </w:rPr>
+        <w:t>://css-tricks</w:t>
+      </w:r>
+      <w:proofErr w:type="gramEnd"/>
+      <w:r>
+        <w:rPr>
+          <w:rStyle w:val="Hipercze"/>
+          <w:rFonts w:eastAsia="Times New Roman" w:cs="Times New Roman"/>
+          <w:color w:val="000000" w:themeColor="text1"/>
+          <w:u w:val="none"/>
+        </w:rPr>
+        <w:t>.</w:t>
+      </w:r>
+      <w:proofErr w:type="gramStart"/>
+      <w:r>
+        <w:rPr>
+          <w:rStyle w:val="Hipercze"/>
+          <w:rFonts w:eastAsia="Times New Roman" w:cs="Times New Roman"/>
+          <w:color w:val="000000" w:themeColor="text1"/>
+          <w:u w:val="none"/>
+        </w:rPr>
+        <w:t>com</w:t>
+      </w:r>
+      <w:proofErr w:type="gramEnd"/>
+      <w:r>
+        <w:rPr>
+          <w:rStyle w:val="Hipercze"/>
+          <w:rFonts w:eastAsia="Times New Roman" w:cs="Times New Roman"/>
+          <w:color w:val="000000" w:themeColor="text1"/>
+          <w:u w:val="none"/>
+        </w:rPr>
+        <w:t>/a-thorough-analysis-of-css-in-js/, 2025.</w:t>
+      </w:r>
+    </w:p>
+    <w:p>
+      <w:pPr>
+        <w:rPr>
+          <w:rStyle w:val="Hipercze"/>
+          <w:rFonts w:eastAsia="Times New Roman" w:cs="Times New Roman"/>
+          <w:color w:val="000000" w:themeColor="text1"/>
+          <w:u w:val="none"/>
+          <w:lang w:val="en-US"/>
+        </w:rPr>
+      </w:pPr>
+      <w:r>
+        <w:rPr>
+          <w:rStyle w:val="Hipercze"/>
+          <w:rFonts w:eastAsia="Times New Roman" w:cs="Times New Roman"/>
+          <w:color w:val="000000" w:themeColor="text1"/>
+          <w:u w:val="none"/>
+          <w:lang w:val="en-US"/>
+        </w:rPr>
+        <w:t xml:space="preserve">[29] </w:t>
+      </w:r>
+      <w:proofErr w:type="spellStart"/>
+      <w:r>
+        <w:rPr>
+          <w:rStyle w:val="Hipercze"/>
+          <w:rFonts w:eastAsia="Times New Roman" w:cs="Times New Roman"/>
+          <w:color w:val="000000" w:themeColor="text1"/>
+          <w:u w:val="none"/>
+          <w:lang w:val="en-US"/>
+        </w:rPr>
+        <w:t>Agafonkin</w:t>
+      </w:r>
+      <w:proofErr w:type="spellEnd"/>
+      <w:r>
+        <w:rPr>
+          <w:rStyle w:val="Hipercze"/>
+          <w:rFonts w:eastAsia="Times New Roman" w:cs="Times New Roman"/>
+          <w:color w:val="000000" w:themeColor="text1"/>
+          <w:u w:val="none"/>
+          <w:lang w:val="en-US"/>
+        </w:rPr>
+        <w:t xml:space="preserve">, V.: Leaflet - an Open-Source JavaScript Library for Interactive Maps. </w:t>
+      </w:r>
+      <w:proofErr w:type="spellStart"/>
+      <w:r>
+        <w:rPr>
+          <w:rStyle w:val="Hipercze"/>
+          <w:rFonts w:eastAsia="Times New Roman" w:cs="Times New Roman"/>
+          <w:color w:val="000000" w:themeColor="text1"/>
+          <w:u w:val="none"/>
+          <w:lang w:val="en-US"/>
+        </w:rPr>
+        <w:t>Dokumentacja</w:t>
+      </w:r>
+      <w:proofErr w:type="spellEnd"/>
+      <w:r>
+        <w:rPr>
+          <w:rStyle w:val="Hipercze"/>
+          <w:rFonts w:eastAsia="Times New Roman" w:cs="Times New Roman"/>
+          <w:color w:val="000000" w:themeColor="text1"/>
+          <w:u w:val="none"/>
+          <w:lang w:val="en-US"/>
+        </w:rPr>
+        <w:t xml:space="preserve">. </w:t>
+      </w:r>
+      <w:proofErr w:type="spellStart"/>
+      <w:r>
+        <w:rPr>
+          <w:rStyle w:val="Hipercze"/>
+          <w:rFonts w:eastAsia="Times New Roman" w:cs="Times New Roman"/>
+          <w:color w:val="000000" w:themeColor="text1"/>
+          <w:u w:val="none"/>
+          <w:lang w:val="en-US"/>
+        </w:rPr>
+        <w:t>Dost</w:t>
+      </w:r>
+      <w:r>
+        <w:rPr>
+          <w:rStyle w:val="Hipercze"/>
+          <w:rFonts w:eastAsia="Times New Roman" w:cs="Times New Roman"/>
+          <w:color w:val="000000" w:themeColor="text1"/>
+          <w:u w:val="none"/>
+          <w:lang w:val="en-US"/>
+        </w:rPr>
+        <w:t>ęp</w:t>
+      </w:r>
+      <w:proofErr w:type="spellEnd"/>
+      <w:r>
+        <w:rPr>
+          <w:rStyle w:val="Hipercze"/>
+          <w:rFonts w:eastAsia="Times New Roman" w:cs="Times New Roman"/>
+          <w:color w:val="000000" w:themeColor="text1"/>
+          <w:u w:val="none"/>
+          <w:lang w:val="en-US"/>
+        </w:rPr>
+        <w:t>: https://leafletjs.com/, 2025</w:t>
+      </w:r>
+      <w:r>
+        <w:rPr>
+          <w:rStyle w:val="Hipercze"/>
+          <w:rFonts w:eastAsia="Times New Roman" w:cs="Times New Roman"/>
+          <w:color w:val="000000" w:themeColor="text1"/>
+          <w:u w:val="none"/>
+          <w:lang w:val="en-US"/>
+        </w:rPr>
+        <w:t>.</w:t>
+      </w:r>
+    </w:p>
+    <w:p>
+      <w:pPr>
+        <w:rPr>
+          <w:rStyle w:val="Hipercze"/>
+          <w:rFonts w:eastAsia="Times New Roman" w:cs="Times New Roman"/>
+          <w:color w:val="000000" w:themeColor="text1"/>
+          <w:u w:val="none"/>
+        </w:rPr>
+      </w:pPr>
+      <w:r>
+        <w:rPr>
+          <w:rStyle w:val="Hipercze"/>
+          <w:rFonts w:eastAsia="Times New Roman" w:cs="Times New Roman"/>
+          <w:color w:val="000000" w:themeColor="text1"/>
+          <w:u w:val="none"/>
+          <w:lang w:val="en-US"/>
         </w:rPr>
         <w:lastRenderedPageBreak/>
-        <w:t>[101] react-17-wzorce-projektowe-i-najlepsze-praktyki-projektowanie-i-rozwijanie-nowoczesnych-aplikacji-carlos-santana-roldan</w:t>
-      </w:r>
-    </w:p>
-    <w:p>
-      <w:pPr>
-        <w:tabs>
-          <w:tab w:val="left" w:pos="425"/>
-        </w:tabs>
-        <w:spacing w:line="360" w:lineRule="auto"/>
-        <w:ind w:left="425" w:hanging="425"/>
-        <w:jc w:val="both"/>
-        <w:rPr>
-          <w:rFonts w:eastAsia="Times New Roman" w:cs="Times New Roman"/>
-        </w:rPr>
-      </w:pPr>
-      <w:r>
-        <w:rPr>
-          <w:rFonts w:eastAsia="Times New Roman" w:cs="Times New Roman"/>
-        </w:rPr>
-        <w:t xml:space="preserve">Dla 2.2 </w:t>
-      </w:r>
-    </w:p>
-    <w:p>
-      <w:pPr>
-        <w:rPr>
-          <w:color w:val="000000" w:themeColor="text1"/>
-        </w:rPr>
-      </w:pPr>
-      <w:r>
-        <w:rPr>
-          <w:color w:val="000000" w:themeColor="text1"/>
-        </w:rPr>
-        <w:t>Proponowane pozycje do bibliografii:</w:t>
-      </w:r>
-    </w:p>
-    <w:p>
-      <w:pPr>
-        <w:rPr>
-          <w:color w:val="000000" w:themeColor="text1"/>
-          <w:sz w:val="21"/>
-          <w:szCs w:val="21"/>
-        </w:rPr>
-      </w:pPr>
-      <w:r>
-        <w:rPr>
-          <w:color w:val="000000" w:themeColor="text1"/>
-          <w:sz w:val="21"/>
-          <w:szCs w:val="21"/>
-        </w:rPr>
-        <w:t>Wprowadziłem nowe źródła, aby uniknąć powtórzeń i wzmocnić argumentację.</w:t>
-      </w:r>
-    </w:p>
-    <w:p>
-      <w:pPr>
-        <w:rPr>
-          <w:color w:val="000000" w:themeColor="text1"/>
-          <w:sz w:val="21"/>
-          <w:szCs w:val="21"/>
-        </w:rPr>
-      </w:pPr>
-      <w:r>
-        <w:rPr>
-          <w:color w:val="000000" w:themeColor="text1"/>
-          <w:sz w:val="21"/>
-          <w:szCs w:val="21"/>
+        <w:t xml:space="preserve">[30] Recharts Development Team: Recharts - A </w:t>
+      </w:r>
+      <w:proofErr w:type="spellStart"/>
+      <w:r>
+        <w:rPr>
+          <w:rStyle w:val="Hipercze"/>
+          <w:rFonts w:eastAsia="Times New Roman" w:cs="Times New Roman"/>
+          <w:color w:val="000000" w:themeColor="text1"/>
+          <w:u w:val="none"/>
           <w:lang w:val="en-US"/>
         </w:rPr>
-        <w:t xml:space="preserve">[9] Bass L., Clements P., </w:t>
-      </w:r>
-      <w:proofErr w:type="spellStart"/>
-      <w:r>
-        <w:rPr>
-          <w:color w:val="000000" w:themeColor="text1"/>
-          <w:sz w:val="21"/>
-          <w:szCs w:val="21"/>
+        <w:t>composable</w:t>
+      </w:r>
+      <w:proofErr w:type="spellEnd"/>
+      <w:r>
+        <w:rPr>
+          <w:rStyle w:val="Hipercze"/>
+          <w:rFonts w:eastAsia="Times New Roman" w:cs="Times New Roman"/>
+          <w:color w:val="000000" w:themeColor="text1"/>
+          <w:u w:val="none"/>
           <w:lang w:val="en-US"/>
         </w:rPr>
-        <w:t>Kazman</w:t>
-      </w:r>
-      <w:proofErr w:type="spellEnd"/>
-      <w:r>
-        <w:rPr>
-          <w:color w:val="000000" w:themeColor="text1"/>
-          <w:sz w:val="21"/>
-          <w:szCs w:val="21"/>
+        <w:t xml:space="preserve"> charting library built on React components. </w:t>
+      </w:r>
+      <w:r>
+        <w:rPr>
+          <w:rStyle w:val="Hipercze"/>
+          <w:rFonts w:eastAsia="Times New Roman" w:cs="Times New Roman"/>
+          <w:color w:val="000000" w:themeColor="text1"/>
+          <w:u w:val="none"/>
+        </w:rPr>
+        <w:t>Dokumentacja. Dos</w:t>
+      </w:r>
+      <w:r>
+        <w:rPr>
+          <w:rStyle w:val="Hipercze"/>
+          <w:rFonts w:eastAsia="Times New Roman" w:cs="Times New Roman"/>
+          <w:color w:val="000000" w:themeColor="text1"/>
+          <w:u w:val="none"/>
+        </w:rPr>
+        <w:t>tęp: https</w:t>
+      </w:r>
+      <w:proofErr w:type="gramStart"/>
+      <w:r>
+        <w:rPr>
+          <w:rStyle w:val="Hipercze"/>
+          <w:rFonts w:eastAsia="Times New Roman" w:cs="Times New Roman"/>
+          <w:color w:val="000000" w:themeColor="text1"/>
+          <w:u w:val="none"/>
+        </w:rPr>
+        <w:t>://recharts</w:t>
+      </w:r>
+      <w:proofErr w:type="gramEnd"/>
+      <w:r>
+        <w:rPr>
+          <w:rStyle w:val="Hipercze"/>
+          <w:rFonts w:eastAsia="Times New Roman" w:cs="Times New Roman"/>
+          <w:color w:val="000000" w:themeColor="text1"/>
+          <w:u w:val="none"/>
+        </w:rPr>
+        <w:t>.</w:t>
+      </w:r>
+      <w:proofErr w:type="gramStart"/>
+      <w:r>
+        <w:rPr>
+          <w:rStyle w:val="Hipercze"/>
+          <w:rFonts w:eastAsia="Times New Roman" w:cs="Times New Roman"/>
+          <w:color w:val="000000" w:themeColor="text1"/>
+          <w:u w:val="none"/>
+        </w:rPr>
+        <w:t>org</w:t>
+      </w:r>
+      <w:proofErr w:type="gramEnd"/>
+      <w:r>
+        <w:rPr>
+          <w:rStyle w:val="Hipercze"/>
+          <w:rFonts w:eastAsia="Times New Roman" w:cs="Times New Roman"/>
+          <w:color w:val="000000" w:themeColor="text1"/>
+          <w:u w:val="none"/>
+        </w:rPr>
+        <w:t>/, 2025</w:t>
+      </w:r>
+      <w:r>
+        <w:rPr>
+          <w:rStyle w:val="Hipercze"/>
+          <w:rFonts w:eastAsia="Times New Roman" w:cs="Times New Roman"/>
+          <w:color w:val="000000" w:themeColor="text1"/>
+          <w:u w:val="none"/>
+        </w:rPr>
+        <w:t>.</w:t>
+      </w:r>
+    </w:p>
+    <w:p>
+      <w:pPr>
+        <w:rPr>
+          <w:rStyle w:val="Hipercze"/>
+          <w:rFonts w:eastAsia="Times New Roman" w:cs="Times New Roman"/>
+          <w:color w:val="000000" w:themeColor="text1"/>
+          <w:u w:val="none"/>
+        </w:rPr>
+      </w:pPr>
+      <w:r>
+        <w:rPr>
+          <w:rStyle w:val="Hipercze"/>
+          <w:rFonts w:eastAsia="Times New Roman" w:cs="Times New Roman"/>
+          <w:color w:val="000000" w:themeColor="text1"/>
+          <w:u w:val="none"/>
+        </w:rPr>
+        <w:t xml:space="preserve">[31] Microsoft: Visual Studio 2022 </w:t>
+      </w:r>
+      <w:proofErr w:type="spellStart"/>
+      <w:r>
+        <w:rPr>
+          <w:rStyle w:val="Hipercze"/>
+          <w:rFonts w:eastAsia="Times New Roman" w:cs="Times New Roman"/>
+          <w:color w:val="000000" w:themeColor="text1"/>
+          <w:u w:val="none"/>
+        </w:rPr>
+        <w:t>Documentation</w:t>
+      </w:r>
+      <w:proofErr w:type="spellEnd"/>
+      <w:r>
+        <w:rPr>
+          <w:rStyle w:val="Hipercze"/>
+          <w:rFonts w:eastAsia="Times New Roman" w:cs="Times New Roman"/>
+          <w:color w:val="000000" w:themeColor="text1"/>
+          <w:u w:val="none"/>
+        </w:rPr>
+        <w:t>. Dostęp: https</w:t>
+      </w:r>
+      <w:proofErr w:type="gramStart"/>
+      <w:r>
+        <w:rPr>
+          <w:rStyle w:val="Hipercze"/>
+          <w:rFonts w:eastAsia="Times New Roman" w:cs="Times New Roman"/>
+          <w:color w:val="000000" w:themeColor="text1"/>
+          <w:u w:val="none"/>
+        </w:rPr>
+        <w:t>://docs</w:t>
+      </w:r>
+      <w:proofErr w:type="gramEnd"/>
+      <w:r>
+        <w:rPr>
+          <w:rStyle w:val="Hipercze"/>
+          <w:rFonts w:eastAsia="Times New Roman" w:cs="Times New Roman"/>
+          <w:color w:val="000000" w:themeColor="text1"/>
+          <w:u w:val="none"/>
+        </w:rPr>
+        <w:t>.</w:t>
+      </w:r>
+      <w:proofErr w:type="gramStart"/>
+      <w:r>
+        <w:rPr>
+          <w:rStyle w:val="Hipercze"/>
+          <w:rFonts w:eastAsia="Times New Roman" w:cs="Times New Roman"/>
+          <w:color w:val="000000" w:themeColor="text1"/>
+          <w:u w:val="none"/>
+        </w:rPr>
+        <w:t>microsoft</w:t>
+      </w:r>
+      <w:proofErr w:type="gramEnd"/>
+      <w:r>
+        <w:rPr>
+          <w:rStyle w:val="Hipercze"/>
+          <w:rFonts w:eastAsia="Times New Roman" w:cs="Times New Roman"/>
+          <w:color w:val="000000" w:themeColor="text1"/>
+          <w:u w:val="none"/>
+        </w:rPr>
+        <w:t>.</w:t>
+      </w:r>
+      <w:proofErr w:type="gramStart"/>
+      <w:r>
+        <w:rPr>
+          <w:rStyle w:val="Hipercze"/>
+          <w:rFonts w:eastAsia="Times New Roman" w:cs="Times New Roman"/>
+          <w:color w:val="000000" w:themeColor="text1"/>
+          <w:u w:val="none"/>
+        </w:rPr>
+        <w:t>com</w:t>
+      </w:r>
+      <w:proofErr w:type="gramEnd"/>
+      <w:r>
+        <w:rPr>
+          <w:rStyle w:val="Hipercze"/>
+          <w:rFonts w:eastAsia="Times New Roman" w:cs="Times New Roman"/>
+          <w:color w:val="000000" w:themeColor="text1"/>
+          <w:u w:val="none"/>
+        </w:rPr>
+        <w:t>/en-us/visualstudio/i</w:t>
+      </w:r>
+      <w:r>
+        <w:rPr>
+          <w:rStyle w:val="Hipercze"/>
+          <w:rFonts w:eastAsia="Times New Roman" w:cs="Times New Roman"/>
+          <w:color w:val="000000" w:themeColor="text1"/>
+          <w:u w:val="none"/>
+        </w:rPr>
+        <w:t>de/, 2025</w:t>
+      </w:r>
+      <w:r>
+        <w:rPr>
+          <w:rStyle w:val="Hipercze"/>
+          <w:rFonts w:eastAsia="Times New Roman" w:cs="Times New Roman"/>
+          <w:color w:val="000000" w:themeColor="text1"/>
+          <w:u w:val="none"/>
+        </w:rPr>
+        <w:t>.</w:t>
+      </w:r>
+    </w:p>
+    <w:p>
+      <w:pPr>
+        <w:rPr>
+          <w:rStyle w:val="Hipercze"/>
+          <w:rFonts w:eastAsia="Times New Roman" w:cs="Times New Roman"/>
+          <w:color w:val="000000" w:themeColor="text1"/>
+          <w:u w:val="none"/>
+        </w:rPr>
+      </w:pPr>
+      <w:r>
+        <w:rPr>
+          <w:rStyle w:val="Hipercze"/>
+          <w:rFonts w:eastAsia="Times New Roman" w:cs="Times New Roman"/>
+          <w:color w:val="000000" w:themeColor="text1"/>
+          <w:u w:val="none"/>
           <w:lang w:val="en-US"/>
         </w:rPr>
-        <w:t xml:space="preserve"> R.: </w:t>
-      </w:r>
-      <w:r>
-        <w:rPr>
-          <w:rStyle w:val="Uwydatnienie"/>
-          <w:rFonts w:ascii="Arial" w:hAnsi="Arial" w:cs="Arial"/>
-          <w:color w:val="000000" w:themeColor="text1"/>
-          <w:sz w:val="21"/>
-          <w:szCs w:val="21"/>
-          <w:bdr w:val="single" w:sz="2" w:space="0" w:color="E5E7EB" w:frame="1"/>
+        <w:t xml:space="preserve">[32] Microsoft: Visual Studio Code Documentation. </w:t>
+      </w:r>
+      <w:r>
+        <w:rPr>
+          <w:rStyle w:val="Hipercze"/>
+          <w:rFonts w:eastAsia="Times New Roman" w:cs="Times New Roman"/>
+          <w:color w:val="000000" w:themeColor="text1"/>
+          <w:u w:val="none"/>
+        </w:rPr>
+        <w:t>Dostęp: https</w:t>
+      </w:r>
+      <w:proofErr w:type="gramStart"/>
+      <w:r>
+        <w:rPr>
+          <w:rStyle w:val="Hipercze"/>
+          <w:rFonts w:eastAsia="Times New Roman" w:cs="Times New Roman"/>
+          <w:color w:val="000000" w:themeColor="text1"/>
+          <w:u w:val="none"/>
+        </w:rPr>
+        <w:t>://</w:t>
+      </w:r>
+      <w:r>
+        <w:rPr>
+          <w:rStyle w:val="Hipercze"/>
+          <w:rFonts w:eastAsia="Times New Roman" w:cs="Times New Roman"/>
+          <w:color w:val="000000" w:themeColor="text1"/>
+          <w:u w:val="none"/>
+        </w:rPr>
+        <w:t>code</w:t>
+      </w:r>
+      <w:proofErr w:type="gramEnd"/>
+      <w:r>
+        <w:rPr>
+          <w:rStyle w:val="Hipercze"/>
+          <w:rFonts w:eastAsia="Times New Roman" w:cs="Times New Roman"/>
+          <w:color w:val="000000" w:themeColor="text1"/>
+          <w:u w:val="none"/>
+        </w:rPr>
+        <w:t>.</w:t>
+      </w:r>
+      <w:proofErr w:type="gramStart"/>
+      <w:r>
+        <w:rPr>
+          <w:rStyle w:val="Hipercze"/>
+          <w:rFonts w:eastAsia="Times New Roman" w:cs="Times New Roman"/>
+          <w:color w:val="000000" w:themeColor="text1"/>
+          <w:u w:val="none"/>
+        </w:rPr>
+        <w:t>visualstudio</w:t>
+      </w:r>
+      <w:proofErr w:type="gramEnd"/>
+      <w:r>
+        <w:rPr>
+          <w:rStyle w:val="Hipercze"/>
+          <w:rFonts w:eastAsia="Times New Roman" w:cs="Times New Roman"/>
+          <w:color w:val="000000" w:themeColor="text1"/>
+          <w:u w:val="none"/>
+        </w:rPr>
+        <w:t>.</w:t>
+      </w:r>
+      <w:proofErr w:type="gramStart"/>
+      <w:r>
+        <w:rPr>
+          <w:rStyle w:val="Hipercze"/>
+          <w:rFonts w:eastAsia="Times New Roman" w:cs="Times New Roman"/>
+          <w:color w:val="000000" w:themeColor="text1"/>
+          <w:u w:val="none"/>
+        </w:rPr>
+        <w:t>com</w:t>
+      </w:r>
+      <w:proofErr w:type="gramEnd"/>
+      <w:r>
+        <w:rPr>
+          <w:rStyle w:val="Hipercze"/>
+          <w:rFonts w:eastAsia="Times New Roman" w:cs="Times New Roman"/>
+          <w:color w:val="000000" w:themeColor="text1"/>
+          <w:u w:val="none"/>
+        </w:rPr>
+        <w:t>/docs, 2025</w:t>
+      </w:r>
+      <w:r>
+        <w:rPr>
+          <w:rStyle w:val="Hipercze"/>
+          <w:rFonts w:eastAsia="Times New Roman" w:cs="Times New Roman"/>
+          <w:color w:val="000000" w:themeColor="text1"/>
+          <w:u w:val="none"/>
+        </w:rPr>
+        <w:t>.</w:t>
+      </w:r>
+    </w:p>
+    <w:p>
+      <w:pPr>
+        <w:rPr>
+          <w:rStyle w:val="Hipercze"/>
+          <w:rFonts w:eastAsia="Times New Roman" w:cs="Times New Roman"/>
+          <w:color w:val="000000" w:themeColor="text1"/>
+          <w:u w:val="none"/>
+        </w:rPr>
+      </w:pPr>
+      <w:r>
+        <w:rPr>
+          <w:rStyle w:val="Hipercze"/>
+          <w:rFonts w:eastAsia="Times New Roman" w:cs="Times New Roman"/>
+          <w:color w:val="000000" w:themeColor="text1"/>
+          <w:u w:val="none"/>
           <w:lang w:val="en-US"/>
         </w:rPr>
-        <w:t>Software Architecture in Practice</w:t>
-      </w:r>
-      <w:r>
-        <w:rPr>
-          <w:color w:val="000000" w:themeColor="text1"/>
-          <w:sz w:val="21"/>
-          <w:szCs w:val="21"/>
+        <w:t xml:space="preserve">[33] The pgAdmin Development Team: pgAdmin 4 Documentation. </w:t>
+      </w:r>
+      <w:r>
+        <w:rPr>
+          <w:rStyle w:val="Hipercze"/>
+          <w:rFonts w:eastAsia="Times New Roman" w:cs="Times New Roman"/>
+          <w:color w:val="000000" w:themeColor="text1"/>
+          <w:u w:val="none"/>
+        </w:rPr>
+        <w:t>Dostęp: https</w:t>
+      </w:r>
+      <w:proofErr w:type="gramStart"/>
+      <w:r>
+        <w:rPr>
+          <w:rStyle w:val="Hipercze"/>
+          <w:rFonts w:eastAsia="Times New Roman" w:cs="Times New Roman"/>
+          <w:color w:val="000000" w:themeColor="text1"/>
+          <w:u w:val="none"/>
+        </w:rPr>
+        <w:t>://www</w:t>
+      </w:r>
+      <w:proofErr w:type="gramEnd"/>
+      <w:r>
+        <w:rPr>
+          <w:rStyle w:val="Hipercze"/>
+          <w:rFonts w:eastAsia="Times New Roman" w:cs="Times New Roman"/>
+          <w:color w:val="000000" w:themeColor="text1"/>
+          <w:u w:val="none"/>
+        </w:rPr>
+        <w:t>.</w:t>
+      </w:r>
+      <w:proofErr w:type="gramStart"/>
+      <w:r>
+        <w:rPr>
+          <w:rStyle w:val="Hipercze"/>
+          <w:rFonts w:eastAsia="Times New Roman" w:cs="Times New Roman"/>
+          <w:color w:val="000000" w:themeColor="text1"/>
+          <w:u w:val="none"/>
+        </w:rPr>
+        <w:t>pgadmin</w:t>
+      </w:r>
+      <w:proofErr w:type="gramEnd"/>
+      <w:r>
+        <w:rPr>
+          <w:rStyle w:val="Hipercze"/>
+          <w:rFonts w:eastAsia="Times New Roman" w:cs="Times New Roman"/>
+          <w:color w:val="000000" w:themeColor="text1"/>
+          <w:u w:val="none"/>
+        </w:rPr>
+        <w:t>.</w:t>
+      </w:r>
+      <w:proofErr w:type="gramStart"/>
+      <w:r>
+        <w:rPr>
+          <w:rStyle w:val="Hipercze"/>
+          <w:rFonts w:eastAsia="Times New Roman" w:cs="Times New Roman"/>
+          <w:color w:val="000000" w:themeColor="text1"/>
+          <w:u w:val="none"/>
+        </w:rPr>
+        <w:t>org</w:t>
+      </w:r>
+      <w:proofErr w:type="gramEnd"/>
+      <w:r>
+        <w:rPr>
+          <w:rStyle w:val="Hipercze"/>
+          <w:rFonts w:eastAsia="Times New Roman" w:cs="Times New Roman"/>
+          <w:color w:val="000000" w:themeColor="text1"/>
+          <w:u w:val="none"/>
+        </w:rPr>
+        <w:t>/docs/</w:t>
+      </w:r>
+      <w:r>
+        <w:rPr>
+          <w:rStyle w:val="Hipercze"/>
+          <w:rFonts w:eastAsia="Times New Roman" w:cs="Times New Roman"/>
+          <w:color w:val="000000" w:themeColor="text1"/>
+          <w:u w:val="none"/>
+        </w:rPr>
+        <w:t>pgadmin4/latest/index.</w:t>
+      </w:r>
+      <w:proofErr w:type="gramStart"/>
+      <w:r>
+        <w:rPr>
+          <w:rStyle w:val="Hipercze"/>
+          <w:rFonts w:eastAsia="Times New Roman" w:cs="Times New Roman"/>
+          <w:color w:val="000000" w:themeColor="text1"/>
+          <w:u w:val="none"/>
+        </w:rPr>
+        <w:t>html</w:t>
+      </w:r>
+      <w:proofErr w:type="gramEnd"/>
+      <w:r>
+        <w:rPr>
+          <w:rStyle w:val="Hipercze"/>
+          <w:rFonts w:eastAsia="Times New Roman" w:cs="Times New Roman"/>
+          <w:color w:val="000000" w:themeColor="text1"/>
+          <w:u w:val="none"/>
+        </w:rPr>
+        <w:t>, 2025</w:t>
+      </w:r>
+      <w:r>
+        <w:rPr>
+          <w:rStyle w:val="Hipercze"/>
+          <w:rFonts w:eastAsia="Times New Roman" w:cs="Times New Roman"/>
+          <w:color w:val="000000" w:themeColor="text1"/>
+          <w:u w:val="none"/>
+        </w:rPr>
+        <w:t>.</w:t>
+      </w:r>
+    </w:p>
+    <w:p>
+      <w:pPr>
+        <w:rPr>
+          <w:color w:val="000000" w:themeColor="text1"/>
           <w:lang w:val="en-US"/>
         </w:rPr>
-        <w:t>. 3rd ed., Addison-Wesley Professional, 2012.</w:t>
-      </w:r>
-      <w:r>
-        <w:rPr>
-          <w:color w:val="000000" w:themeColor="text1"/>
-          <w:sz w:val="21"/>
-          <w:szCs w:val="21"/>
+      </w:pPr>
+      <w:r>
+        <w:rPr>
+          <w:rStyle w:val="Hipercze"/>
+          <w:rFonts w:eastAsia="Times New Roman" w:cs="Times New Roman"/>
+          <w:color w:val="000000" w:themeColor="text1"/>
+          <w:u w:val="none"/>
           <w:lang w:val="en-US"/>
         </w:rPr>
-        <w:br/>
-        <w:t>[10] Fowler M.: </w:t>
-      </w:r>
-      <w:r>
-        <w:rPr>
-          <w:rStyle w:val="Uwydatnienie"/>
-          <w:rFonts w:ascii="Arial" w:hAnsi="Arial" w:cs="Arial"/>
-          <w:color w:val="000000" w:themeColor="text1"/>
-          <w:sz w:val="21"/>
-          <w:szCs w:val="21"/>
-          <w:bdr w:val="single" w:sz="2" w:space="0" w:color="E5E7EB" w:frame="1"/>
+        <w:t xml:space="preserve">[34] Chacon, S., Straub, B.: Pro </w:t>
+      </w:r>
+      <w:proofErr w:type="spellStart"/>
+      <w:r>
+        <w:rPr>
+          <w:rStyle w:val="Hipercze"/>
+          <w:rFonts w:eastAsia="Times New Roman" w:cs="Times New Roman"/>
+          <w:color w:val="000000" w:themeColor="text1"/>
+          <w:u w:val="none"/>
           <w:lang w:val="en-US"/>
         </w:rPr>
-        <w:t>Patterns of Enterprise Application Architecture</w:t>
-      </w:r>
-      <w:r>
-        <w:rPr>
-          <w:color w:val="000000" w:themeColor="text1"/>
-          <w:sz w:val="21"/>
-          <w:szCs w:val="21"/>
+        <w:t>Git</w:t>
+      </w:r>
+      <w:proofErr w:type="spellEnd"/>
+      <w:r>
+        <w:rPr>
+          <w:rStyle w:val="Hipercze"/>
+          <w:rFonts w:eastAsia="Times New Roman" w:cs="Times New Roman"/>
+          <w:color w:val="000000" w:themeColor="text1"/>
+          <w:u w:val="none"/>
           <w:lang w:val="en-US"/>
         </w:rPr>
-        <w:t>. Addison-Wesley, 2002.</w:t>
-      </w:r>
-      <w:r>
-        <w:rPr>
-          <w:color w:val="000000" w:themeColor="text1"/>
-          <w:sz w:val="21"/>
-          <w:szCs w:val="21"/>
+        <w:t xml:space="preserve">. 2nd ed., </w:t>
+      </w:r>
+      <w:proofErr w:type="spellStart"/>
+      <w:r>
+        <w:rPr>
+          <w:rStyle w:val="Hipercze"/>
+          <w:rFonts w:eastAsia="Times New Roman" w:cs="Times New Roman"/>
+          <w:color w:val="000000" w:themeColor="text1"/>
+          <w:u w:val="none"/>
           <w:lang w:val="en-US"/>
         </w:rPr>
-        <w:br/>
-        <w:t>[11] Haber, C.: </w:t>
-      </w:r>
-      <w:r>
-        <w:rPr>
-          <w:rStyle w:val="Uwydatnienie"/>
-          <w:rFonts w:ascii="Arial" w:hAnsi="Arial" w:cs="Arial"/>
-          <w:color w:val="000000" w:themeColor="text1"/>
-          <w:sz w:val="21"/>
-          <w:szCs w:val="21"/>
-          <w:bdr w:val="single" w:sz="2" w:space="0" w:color="E5E7EB" w:frame="1"/>
+        <w:t>Apress</w:t>
+      </w:r>
+      <w:proofErr w:type="spellEnd"/>
+      <w:r>
+        <w:rPr>
+          <w:rStyle w:val="Hipercze"/>
+          <w:rFonts w:eastAsia="Times New Roman" w:cs="Times New Roman"/>
+          <w:color w:val="000000" w:themeColor="text1"/>
+          <w:u w:val="none"/>
           <w:lang w:val="en-US"/>
         </w:rPr>
-        <w:t>Single Page Application (SPA)</w:t>
-      </w:r>
-      <w:r>
-        <w:rPr>
-          <w:color w:val="000000" w:themeColor="text1"/>
-          <w:sz w:val="21"/>
-          <w:szCs w:val="21"/>
+        <w:t>, 2014.</w:t>
+      </w:r>
+    </w:p>
+    <w:p>
+      <w:pPr>
+        <w:rPr>
+          <w:color w:val="000000" w:themeColor="text1"/>
           <w:lang w:val="en-US"/>
         </w:rPr>
-        <w:t>. W: "Learning React: Modern Patterns for Developing React Apps", 2nd ed., O'Reilly Media, 2020.</w:t>
-      </w:r>
-      <w:r>
-        <w:rPr>
-          <w:color w:val="000000" w:themeColor="text1"/>
-          <w:sz w:val="21"/>
-          <w:szCs w:val="21"/>
+      </w:pPr>
+    </w:p>
+    <w:p>
+      <w:pPr>
+        <w:rPr>
+          <w:color w:val="000000" w:themeColor="text1"/>
           <w:lang w:val="en-US"/>
         </w:rPr>
-        <w:br/>
-        <w:t>[12] Fielding R. T.: </w:t>
-      </w:r>
-      <w:r>
-        <w:rPr>
-          <w:rStyle w:val="Uwydatnienie"/>
-          <w:rFonts w:ascii="Arial" w:hAnsi="Arial" w:cs="Arial"/>
-          <w:color w:val="000000" w:themeColor="text1"/>
-          <w:sz w:val="21"/>
-          <w:szCs w:val="21"/>
-          <w:bdr w:val="single" w:sz="2" w:space="0" w:color="E5E7EB" w:frame="1"/>
+      </w:pPr>
+    </w:p>
+    <w:p>
+      <w:pPr>
+        <w:rPr>
+          <w:color w:val="000000" w:themeColor="text1"/>
           <w:lang w:val="en-US"/>
         </w:rPr>
-        <w:t>Architectural Styles and the Design of Network-based Software Architectures</w:t>
-      </w:r>
-      <w:r>
-        <w:rPr>
-          <w:color w:val="000000" w:themeColor="text1"/>
-          <w:sz w:val="21"/>
-          <w:szCs w:val="21"/>
+      </w:pPr>
+    </w:p>
+    <w:p>
+      <w:pPr>
+        <w:rPr>
+          <w:color w:val="000000" w:themeColor="text1"/>
           <w:lang w:val="en-US"/>
         </w:rPr>
-        <w:t xml:space="preserve">. </w:t>
-      </w:r>
-      <w:proofErr w:type="spellStart"/>
-      <w:r>
-        <w:rPr>
-          <w:color w:val="000000" w:themeColor="text1"/>
-          <w:sz w:val="21"/>
-          <w:szCs w:val="21"/>
+      </w:pPr>
+    </w:p>
+    <w:p>
+      <w:pPr>
+        <w:rPr>
+          <w:color w:val="000000" w:themeColor="text1"/>
           <w:lang w:val="en-US"/>
         </w:rPr>
-        <w:t>Rozdział</w:t>
-      </w:r>
-      <w:proofErr w:type="spellEnd"/>
-      <w:r>
-        <w:rPr>
-          <w:color w:val="000000" w:themeColor="text1"/>
-          <w:sz w:val="21"/>
-          <w:szCs w:val="21"/>
+      </w:pPr>
+    </w:p>
+    <w:p>
+      <w:pPr>
+        <w:rPr>
+          <w:color w:val="000000" w:themeColor="text1"/>
           <w:lang w:val="en-US"/>
         </w:rPr>
-        <w:t xml:space="preserve"> 5: "Representational State Transfer (REST)". </w:t>
-      </w:r>
-      <w:proofErr w:type="spellStart"/>
-      <w:r>
-        <w:rPr>
-          <w:color w:val="000000" w:themeColor="text1"/>
-          <w:sz w:val="21"/>
-          <w:szCs w:val="21"/>
+      </w:pPr>
+    </w:p>
+    <w:p>
+      <w:pPr>
+        <w:rPr>
+          <w:color w:val="000000" w:themeColor="text1"/>
           <w:lang w:val="en-US"/>
         </w:rPr>
-        <w:t>Dysertacja</w:t>
-      </w:r>
-      <w:proofErr w:type="spellEnd"/>
-      <w:r>
-        <w:rPr>
-          <w:color w:val="000000" w:themeColor="text1"/>
-          <w:sz w:val="21"/>
-          <w:szCs w:val="21"/>
+      </w:pPr>
+    </w:p>
+    <w:p>
+      <w:pPr>
+        <w:rPr>
+          <w:color w:val="000000" w:themeColor="text1"/>
           <w:lang w:val="en-US"/>
         </w:rPr>
-        <w:t xml:space="preserve"> </w:t>
-      </w:r>
-      <w:proofErr w:type="spellStart"/>
-      <w:r>
-        <w:rPr>
-          <w:color w:val="000000" w:themeColor="text1"/>
-          <w:sz w:val="21"/>
-          <w:szCs w:val="21"/>
+      </w:pPr>
+    </w:p>
+    <w:p>
+      <w:pPr>
+        <w:rPr>
+          <w:color w:val="000000" w:themeColor="text1"/>
           <w:lang w:val="en-US"/>
         </w:rPr>
-        <w:t>doktorska</w:t>
-      </w:r>
-      <w:proofErr w:type="spellEnd"/>
-      <w:r>
-        <w:rPr>
-          <w:color w:val="000000" w:themeColor="text1"/>
-          <w:sz w:val="21"/>
-          <w:szCs w:val="21"/>
+      </w:pPr>
+    </w:p>
+    <w:p>
+      <w:pPr>
+        <w:rPr>
+          <w:color w:val="000000" w:themeColor="text1"/>
           <w:lang w:val="en-US"/>
         </w:rPr>
-        <w:t>, University of California, Irvine, 2000.</w:t>
-      </w:r>
-      <w:r>
-        <w:rPr>
-          <w:color w:val="000000" w:themeColor="text1"/>
-          <w:sz w:val="21"/>
-          <w:szCs w:val="21"/>
+      </w:pPr>
+    </w:p>
+    <w:p>
+      <w:pPr>
+        <w:rPr>
+          <w:color w:val="000000" w:themeColor="text1"/>
           <w:lang w:val="en-US"/>
         </w:rPr>
-        <w:br/>
-        <w:t xml:space="preserve">[13] </w:t>
-      </w:r>
-      <w:proofErr w:type="spellStart"/>
-      <w:r>
-        <w:rPr>
-          <w:color w:val="000000" w:themeColor="text1"/>
-          <w:sz w:val="21"/>
-          <w:szCs w:val="21"/>
+      </w:pPr>
+    </w:p>
+    <w:p>
+      <w:pPr>
+        <w:rPr>
+          <w:color w:val="000000" w:themeColor="text1"/>
           <w:lang w:val="en-US"/>
         </w:rPr>
-        <w:t>Obe</w:t>
-      </w:r>
-      <w:proofErr w:type="spellEnd"/>
-      <w:r>
-        <w:rPr>
-          <w:color w:val="000000" w:themeColor="text1"/>
-          <w:sz w:val="21"/>
-          <w:szCs w:val="21"/>
+      </w:pPr>
+    </w:p>
+    <w:p>
+      <w:pPr>
+        <w:rPr>
+          <w:color w:val="000000" w:themeColor="text1"/>
           <w:lang w:val="en-US"/>
         </w:rPr>
-        <w:t xml:space="preserve"> R. O., Hsu L. S.: </w:t>
-      </w:r>
-      <w:proofErr w:type="spellStart"/>
-      <w:r>
-        <w:rPr>
-          <w:rStyle w:val="Uwydatnienie"/>
-          <w:rFonts w:ascii="Arial" w:hAnsi="Arial" w:cs="Arial"/>
-          <w:color w:val="000000" w:themeColor="text1"/>
-          <w:sz w:val="21"/>
-          <w:szCs w:val="21"/>
-          <w:bdr w:val="single" w:sz="2" w:space="0" w:color="E5E7EB" w:frame="1"/>
+      </w:pPr>
+    </w:p>
+    <w:p>
+      <w:pPr>
+        <w:rPr>
+          <w:color w:val="000000" w:themeColor="text1"/>
           <w:lang w:val="en-US"/>
         </w:rPr>
-        <w:t>PostGIS</w:t>
-      </w:r>
-      <w:proofErr w:type="spellEnd"/>
-      <w:r>
-        <w:rPr>
-          <w:rStyle w:val="Uwydatnienie"/>
-          <w:rFonts w:ascii="Arial" w:hAnsi="Arial" w:cs="Arial"/>
-          <w:color w:val="000000" w:themeColor="text1"/>
-          <w:sz w:val="21"/>
-          <w:szCs w:val="21"/>
-          <w:bdr w:val="single" w:sz="2" w:space="0" w:color="E5E7EB" w:frame="1"/>
+      </w:pPr>
+    </w:p>
+    <w:p>
+      <w:pPr>
+        <w:rPr>
+          <w:color w:val="000000" w:themeColor="text1"/>
           <w:lang w:val="en-US"/>
         </w:rPr>
-        <w:t xml:space="preserve"> in Action</w:t>
-      </w:r>
-      <w:r>
-        <w:rPr>
-          <w:color w:val="000000" w:themeColor="text1"/>
-          <w:sz w:val="21"/>
-          <w:szCs w:val="21"/>
+      </w:pPr>
+    </w:p>
+    <w:p>
+      <w:pPr>
+        <w:rPr>
+          <w:color w:val="000000" w:themeColor="text1"/>
           <w:lang w:val="en-US"/>
         </w:rPr>
-        <w:t>. 3rd ed., Manning Publications, 2021.</w:t>
-      </w:r>
-      <w:r>
-        <w:rPr>
-          <w:color w:val="000000" w:themeColor="text1"/>
-          <w:sz w:val="21"/>
-          <w:szCs w:val="21"/>
+      </w:pPr>
+    </w:p>
+    <w:p>
+      <w:pPr>
+        <w:rPr>
+          <w:color w:val="000000" w:themeColor="text1"/>
           <w:lang w:val="en-US"/>
         </w:rPr>
-        <w:br/>
-        <w:t xml:space="preserve">[14] Jones M., Bradley J., </w:t>
-      </w:r>
-      <w:proofErr w:type="spellStart"/>
-      <w:r>
-        <w:rPr>
-          <w:color w:val="000000" w:themeColor="text1"/>
-          <w:sz w:val="21"/>
-          <w:szCs w:val="21"/>
+      </w:pPr>
+    </w:p>
+    <w:p>
+      <w:pPr>
+        <w:rPr>
+          <w:color w:val="000000" w:themeColor="text1"/>
           <w:lang w:val="en-US"/>
         </w:rPr>
-        <w:t>Sakimura</w:t>
-      </w:r>
-      <w:proofErr w:type="spellEnd"/>
-      <w:r>
-        <w:rPr>
-          <w:color w:val="000000" w:themeColor="text1"/>
-          <w:sz w:val="21"/>
-          <w:szCs w:val="21"/>
+      </w:pPr>
+    </w:p>
+    <w:p>
+      <w:pPr>
+        <w:rPr>
+          <w:color w:val="000000" w:themeColor="text1"/>
           <w:lang w:val="en-US"/>
         </w:rPr>
-        <w:t xml:space="preserve"> N.: </w:t>
-      </w:r>
-      <w:r>
-        <w:rPr>
-          <w:rStyle w:val="Uwydatnienie"/>
-          <w:rFonts w:ascii="Arial" w:hAnsi="Arial" w:cs="Arial"/>
-          <w:color w:val="000000" w:themeColor="text1"/>
-          <w:sz w:val="21"/>
-          <w:szCs w:val="21"/>
-          <w:bdr w:val="single" w:sz="2" w:space="0" w:color="E5E7EB" w:frame="1"/>
+      </w:pPr>
+    </w:p>
+    <w:p>
+      <w:pPr>
+        <w:rPr>
+          <w:color w:val="000000" w:themeColor="text1"/>
           <w:lang w:val="en-US"/>
         </w:rPr>
-        <w:t>JSON Web Token (JWT)</w:t>
-      </w:r>
-      <w:r>
-        <w:rPr>
-          <w:color w:val="000000" w:themeColor="text1"/>
-          <w:sz w:val="21"/>
-          <w:szCs w:val="21"/>
+      </w:pPr>
+    </w:p>
+    <w:p>
+      <w:pPr>
+        <w:rPr>
+          <w:color w:val="000000" w:themeColor="text1"/>
           <w:lang w:val="en-US"/>
         </w:rPr>
-        <w:t xml:space="preserve">. </w:t>
-      </w:r>
-      <w:r>
-        <w:rPr>
-          <w:color w:val="000000" w:themeColor="text1"/>
-          <w:sz w:val="21"/>
-          <w:szCs w:val="21"/>
-        </w:rPr>
-        <w:t xml:space="preserve">RFC 7519, Internet Engineering </w:t>
-      </w:r>
-      <w:proofErr w:type="spellStart"/>
-      <w:r>
-        <w:rPr>
-          <w:color w:val="000000" w:themeColor="text1"/>
-          <w:sz w:val="21"/>
-          <w:szCs w:val="21"/>
-        </w:rPr>
-        <w:t>Task</w:t>
-      </w:r>
-      <w:proofErr w:type="spellEnd"/>
-      <w:r>
-        <w:rPr>
-          <w:color w:val="000000" w:themeColor="text1"/>
-          <w:sz w:val="21"/>
-          <w:szCs w:val="21"/>
-        </w:rPr>
-        <w:t xml:space="preserve"> Force (IETF), 2015.</w:t>
-      </w:r>
-    </w:p>
-    <w:p>
-      <w:pPr>
-        <w:rPr>
-          <w:color w:val="000000" w:themeColor="text1"/>
-        </w:rPr>
-      </w:pPr>
-    </w:p>
-    <w:p>
-      <w:pPr>
-        <w:rPr>
-          <w:color w:val="000000" w:themeColor="text1"/>
-        </w:rPr>
-      </w:pPr>
-      <w:r>
-        <w:rPr>
-          <w:color w:val="000000" w:themeColor="text1"/>
-        </w:rPr>
-        <w:t xml:space="preserve">Dla 2.3 </w:t>
-      </w:r>
-    </w:p>
-    <w:p>
-      <w:pPr>
-        <w:rPr>
-          <w:color w:val="000000" w:themeColor="text1"/>
-        </w:rPr>
-      </w:pPr>
-      <w:r>
-        <w:rPr>
-          <w:color w:val="000000" w:themeColor="text1"/>
-        </w:rPr>
-        <w:t>Proponowane pozycje do bibliografii:</w:t>
-      </w:r>
-    </w:p>
-    <w:p>
-      <w:pPr>
-        <w:rPr>
-          <w:color w:val="000000" w:themeColor="text1"/>
-          <w:sz w:val="21"/>
-          <w:szCs w:val="21"/>
-        </w:rPr>
-      </w:pPr>
-      <w:r>
-        <w:rPr>
-          <w:color w:val="000000" w:themeColor="text1"/>
-          <w:sz w:val="21"/>
-          <w:szCs w:val="21"/>
-        </w:rPr>
-        <w:t>Wprowadziłem nowe źródła, aby utrzymać wysoki standard i unikalność pracy.</w:t>
-      </w:r>
-    </w:p>
-    <w:p>
-      <w:pPr>
-        <w:rPr>
-          <w:color w:val="000000" w:themeColor="text1"/>
-          <w:sz w:val="21"/>
-          <w:szCs w:val="21"/>
-        </w:rPr>
-      </w:pPr>
-      <w:r>
-        <w:rPr>
-          <w:color w:val="000000" w:themeColor="text1"/>
-          <w:sz w:val="21"/>
-          <w:szCs w:val="21"/>
+      </w:pPr>
+    </w:p>
+    <w:p>
+      <w:pPr>
+        <w:rPr>
+          <w:color w:val="000000" w:themeColor="text1"/>
           <w:lang w:val="en-US"/>
         </w:rPr>
-        <w:t xml:space="preserve">[13] </w:t>
-      </w:r>
-      <w:proofErr w:type="spellStart"/>
-      <w:r>
-        <w:rPr>
-          <w:color w:val="000000" w:themeColor="text1"/>
-          <w:sz w:val="21"/>
-          <w:szCs w:val="21"/>
+      </w:pPr>
+    </w:p>
+    <w:p>
+      <w:pPr>
+        <w:rPr>
+          <w:color w:val="000000" w:themeColor="text1"/>
           <w:lang w:val="en-US"/>
         </w:rPr>
-        <w:t>Obe</w:t>
-      </w:r>
-      <w:proofErr w:type="spellEnd"/>
-      <w:r>
-        <w:rPr>
-          <w:color w:val="000000" w:themeColor="text1"/>
-          <w:sz w:val="21"/>
-          <w:szCs w:val="21"/>
+      </w:pPr>
+    </w:p>
+    <w:p>
+      <w:pPr>
+        <w:rPr>
+          <w:color w:val="000000" w:themeColor="text1"/>
           <w:lang w:val="en-US"/>
         </w:rPr>
-        <w:t xml:space="preserve"> R. O., Hsu L. S.: </w:t>
-      </w:r>
-      <w:proofErr w:type="spellStart"/>
-      <w:r>
-        <w:rPr>
-          <w:rStyle w:val="Uwydatnienie"/>
-          <w:rFonts w:ascii="Arial" w:hAnsi="Arial" w:cs="Arial"/>
-          <w:color w:val="000000" w:themeColor="text1"/>
-          <w:sz w:val="21"/>
-          <w:szCs w:val="21"/>
-          <w:bdr w:val="single" w:sz="2" w:space="0" w:color="E5E7EB" w:frame="1"/>
+      </w:pPr>
+    </w:p>
+    <w:p>
+      <w:pPr>
+        <w:rPr>
+          <w:color w:val="000000" w:themeColor="text1"/>
           <w:lang w:val="en-US"/>
         </w:rPr>
-        <w:t>PostGIS</w:t>
-      </w:r>
-      <w:proofErr w:type="spellEnd"/>
-      <w:r>
-        <w:rPr>
-          <w:rStyle w:val="Uwydatnienie"/>
-          <w:rFonts w:ascii="Arial" w:hAnsi="Arial" w:cs="Arial"/>
-          <w:color w:val="000000" w:themeColor="text1"/>
-          <w:sz w:val="21"/>
-          <w:szCs w:val="21"/>
-          <w:bdr w:val="single" w:sz="2" w:space="0" w:color="E5E7EB" w:frame="1"/>
+      </w:pPr>
+    </w:p>
+    <w:p>
+      <w:pPr>
+        <w:rPr>
+          <w:color w:val="000000" w:themeColor="text1"/>
           <w:lang w:val="en-US"/>
         </w:rPr>
-        <w:t xml:space="preserve"> in Action</w:t>
-      </w:r>
-      <w:r>
-        <w:rPr>
-          <w:color w:val="000000" w:themeColor="text1"/>
-          <w:sz w:val="21"/>
-          <w:szCs w:val="21"/>
+      </w:pPr>
+    </w:p>
+    <w:p>
+      <w:pPr>
+        <w:rPr>
+          <w:color w:val="000000" w:themeColor="text1"/>
           <w:lang w:val="en-US"/>
         </w:rPr>
-        <w:t>. 3rd ed., Manning Publications, 2021.</w:t>
-      </w:r>
-      <w:r>
-        <w:rPr>
-          <w:color w:val="000000" w:themeColor="text1"/>
-          <w:sz w:val="21"/>
-          <w:szCs w:val="21"/>
+      </w:pPr>
+    </w:p>
+    <w:p>
+      <w:pPr>
+        <w:rPr>
+          <w:color w:val="000000" w:themeColor="text1"/>
           <w:lang w:val="en-US"/>
         </w:rPr>
-        <w:br/>
-        <w:t xml:space="preserve">[15] Connolly T., </w:t>
-      </w:r>
-      <w:proofErr w:type="spellStart"/>
-      <w:r>
-        <w:rPr>
-          <w:color w:val="000000" w:themeColor="text1"/>
-          <w:sz w:val="21"/>
-          <w:szCs w:val="21"/>
+      </w:pPr>
+    </w:p>
+    <w:p>
+      <w:pPr>
+        <w:rPr>
+          <w:color w:val="000000" w:themeColor="text1"/>
           <w:lang w:val="en-US"/>
         </w:rPr>
-        <w:t>Begg</w:t>
-      </w:r>
-      <w:proofErr w:type="spellEnd"/>
-      <w:r>
-        <w:rPr>
-          <w:color w:val="000000" w:themeColor="text1"/>
-          <w:sz w:val="21"/>
-          <w:szCs w:val="21"/>
+      </w:pPr>
+    </w:p>
+    <w:p>
+      <w:pPr>
+        <w:rPr>
+          <w:color w:val="000000" w:themeColor="text1"/>
           <w:lang w:val="en-US"/>
         </w:rPr>
-        <w:t xml:space="preserve"> C.: </w:t>
-      </w:r>
-      <w:r>
-        <w:rPr>
-          <w:rStyle w:val="Uwydatnienie"/>
-          <w:rFonts w:ascii="Arial" w:hAnsi="Arial" w:cs="Arial"/>
-          <w:color w:val="000000" w:themeColor="text1"/>
-          <w:sz w:val="21"/>
-          <w:szCs w:val="21"/>
-          <w:bdr w:val="single" w:sz="2" w:space="0" w:color="E5E7EB" w:frame="1"/>
+      </w:pPr>
+    </w:p>
+    <w:p>
+      <w:pPr>
+        <w:rPr>
+          <w:color w:val="000000" w:themeColor="text1"/>
           <w:lang w:val="en-US"/>
         </w:rPr>
-        <w:t>Database Systems: A Practical Approach to Design, Implementation, and Management</w:t>
-      </w:r>
-      <w:r>
-        <w:rPr>
-          <w:color w:val="000000" w:themeColor="text1"/>
-          <w:sz w:val="21"/>
-          <w:szCs w:val="21"/>
+      </w:pPr>
+    </w:p>
+    <w:p>
+      <w:pPr>
+        <w:rPr>
+          <w:color w:val="000000" w:themeColor="text1"/>
           <w:lang w:val="en-US"/>
         </w:rPr>
-        <w:t>. 6th ed., Pearson, 2015.</w:t>
-      </w:r>
-      <w:r>
-        <w:rPr>
-          <w:color w:val="000000" w:themeColor="text1"/>
-          <w:sz w:val="21"/>
-          <w:szCs w:val="21"/>
+      </w:pPr>
+    </w:p>
+    <w:p>
+      <w:pPr>
+        <w:rPr>
+          <w:color w:val="000000" w:themeColor="text1"/>
           <w:lang w:val="en-US"/>
         </w:rPr>
-        <w:br/>
-        <w:t>[16] Chen P.: </w:t>
-      </w:r>
-      <w:r>
-        <w:rPr>
-          <w:rStyle w:val="Uwydatnienie"/>
-          <w:rFonts w:ascii="Arial" w:hAnsi="Arial" w:cs="Arial"/>
-          <w:color w:val="000000" w:themeColor="text1"/>
-          <w:sz w:val="21"/>
-          <w:szCs w:val="21"/>
-          <w:bdr w:val="single" w:sz="2" w:space="0" w:color="E5E7EB" w:frame="1"/>
+      </w:pPr>
+    </w:p>
+    <w:p>
+      <w:pPr>
+        <w:rPr>
+          <w:color w:val="000000" w:themeColor="text1"/>
           <w:lang w:val="en-US"/>
         </w:rPr>
-        <w:t>The Entity-Relationship Model—Toward a Unified View of Data</w:t>
-      </w:r>
-      <w:r>
-        <w:rPr>
-          <w:color w:val="000000" w:themeColor="text1"/>
-          <w:sz w:val="21"/>
-          <w:szCs w:val="21"/>
+      </w:pPr>
+    </w:p>
+    <w:p>
+      <w:pPr>
+        <w:rPr>
+          <w:color w:val="000000" w:themeColor="text1"/>
           <w:lang w:val="en-US"/>
         </w:rPr>
-        <w:t>. ACM Transactions on Database Systems, Vol. 1, No. 1, 1976, str. 9-36.</w:t>
-      </w:r>
-      <w:r>
-        <w:rPr>
-          <w:color w:val="000000" w:themeColor="text1"/>
-          <w:sz w:val="21"/>
-          <w:szCs w:val="21"/>
+      </w:pPr>
+    </w:p>
+    <w:p>
+      <w:pPr>
+        <w:rPr>
+          <w:color w:val="000000" w:themeColor="text1"/>
           <w:lang w:val="en-US"/>
-        </w:rPr>
-        <w:br/>
-        <w:t>[17] PostgreSQL Global Development Group: </w:t>
-      </w:r>
-      <w:r>
-        <w:rPr>
-          <w:rStyle w:val="Uwydatnienie"/>
-          <w:rFonts w:ascii="Arial" w:hAnsi="Arial" w:cs="Arial"/>
-          <w:color w:val="000000" w:themeColor="text1"/>
-          <w:sz w:val="21"/>
-          <w:szCs w:val="21"/>
-          <w:bdr w:val="single" w:sz="2" w:space="0" w:color="E5E7EB" w:frame="1"/>
-          <w:lang w:val="en-US"/>
-        </w:rPr>
-        <w:t>PostgreSQL 16.3 Documentation</w:t>
-      </w:r>
-      <w:r>
-        <w:rPr>
-          <w:color w:val="000000" w:themeColor="text1"/>
-          <w:sz w:val="21"/>
-          <w:szCs w:val="21"/>
-          <w:lang w:val="en-US"/>
-        </w:rPr>
-        <w:t xml:space="preserve">. </w:t>
-      </w:r>
-      <w:proofErr w:type="spellStart"/>
-      <w:r>
-        <w:rPr>
-          <w:color w:val="000000" w:themeColor="text1"/>
-          <w:sz w:val="21"/>
-          <w:szCs w:val="21"/>
-          <w:lang w:val="en-US"/>
-        </w:rPr>
-        <w:t>Dostęp</w:t>
-      </w:r>
-      <w:proofErr w:type="spellEnd"/>
-      <w:r>
-        <w:rPr>
-          <w:color w:val="000000" w:themeColor="text1"/>
-          <w:sz w:val="21"/>
-          <w:szCs w:val="21"/>
-          <w:lang w:val="en-US"/>
-        </w:rPr>
-        <w:t>: </w:t>
-      </w:r>
-      <w:hyperlink r:id="rId21" w:history="1">
-        <w:r>
-          <w:rPr>
-            <w:rStyle w:val="Hipercze"/>
-            <w:rFonts w:ascii="Arial" w:hAnsi="Arial" w:cs="Arial"/>
-            <w:color w:val="000000" w:themeColor="text1"/>
-            <w:sz w:val="21"/>
-            <w:szCs w:val="21"/>
-            <w:bdr w:val="single" w:sz="2" w:space="0" w:color="E5E7EB" w:frame="1"/>
-            <w:lang w:val="en-US"/>
-          </w:rPr>
-          <w:t>https://www.postgresql.org/docs/16/index.html</w:t>
-        </w:r>
-      </w:hyperlink>
-      <w:r>
-        <w:rPr>
-          <w:color w:val="000000" w:themeColor="text1"/>
-          <w:sz w:val="21"/>
-          <w:szCs w:val="21"/>
-          <w:lang w:val="en-US"/>
-        </w:rPr>
-        <w:t>, 2024.</w:t>
-      </w:r>
-      <w:r>
-        <w:rPr>
-          <w:color w:val="000000" w:themeColor="text1"/>
-          <w:sz w:val="21"/>
-          <w:szCs w:val="21"/>
-          <w:lang w:val="en-US"/>
-        </w:rPr>
-        <w:br/>
-        <w:t xml:space="preserve">[18] </w:t>
-      </w:r>
-      <w:proofErr w:type="spellStart"/>
-      <w:r>
-        <w:rPr>
-          <w:color w:val="000000" w:themeColor="text1"/>
-          <w:sz w:val="21"/>
-          <w:szCs w:val="21"/>
-          <w:lang w:val="en-US"/>
-        </w:rPr>
-        <w:t>Provos</w:t>
-      </w:r>
-      <w:proofErr w:type="spellEnd"/>
-      <w:r>
-        <w:rPr>
-          <w:color w:val="000000" w:themeColor="text1"/>
-          <w:sz w:val="21"/>
-          <w:szCs w:val="21"/>
-          <w:lang w:val="en-US"/>
-        </w:rPr>
-        <w:t xml:space="preserve"> N., </w:t>
-      </w:r>
-      <w:proofErr w:type="spellStart"/>
-      <w:r>
-        <w:rPr>
-          <w:color w:val="000000" w:themeColor="text1"/>
-          <w:sz w:val="21"/>
-          <w:szCs w:val="21"/>
-          <w:lang w:val="en-US"/>
-        </w:rPr>
-        <w:t>Mazières</w:t>
-      </w:r>
-      <w:proofErr w:type="spellEnd"/>
-      <w:r>
-        <w:rPr>
-          <w:color w:val="000000" w:themeColor="text1"/>
-          <w:sz w:val="21"/>
-          <w:szCs w:val="21"/>
-          <w:lang w:val="en-US"/>
-        </w:rPr>
-        <w:t xml:space="preserve"> D.: </w:t>
-      </w:r>
-      <w:r>
-        <w:rPr>
-          <w:rStyle w:val="Uwydatnienie"/>
-          <w:rFonts w:ascii="Arial" w:hAnsi="Arial" w:cs="Arial"/>
-          <w:color w:val="000000" w:themeColor="text1"/>
-          <w:sz w:val="21"/>
-          <w:szCs w:val="21"/>
-          <w:bdr w:val="single" w:sz="2" w:space="0" w:color="E5E7EB" w:frame="1"/>
-          <w:lang w:val="en-US"/>
-        </w:rPr>
-        <w:t>A Future-Adaptable Password Scheme</w:t>
-      </w:r>
-      <w:r>
-        <w:rPr>
-          <w:color w:val="000000" w:themeColor="text1"/>
-          <w:sz w:val="21"/>
-          <w:szCs w:val="21"/>
-          <w:lang w:val="en-US"/>
-        </w:rPr>
-        <w:t xml:space="preserve">. </w:t>
-      </w:r>
-      <w:r>
-        <w:rPr>
-          <w:color w:val="000000" w:themeColor="text1"/>
-          <w:sz w:val="21"/>
-          <w:szCs w:val="21"/>
-        </w:rPr>
-        <w:t xml:space="preserve">W: "1999 USENIX </w:t>
-      </w:r>
-      <w:proofErr w:type="spellStart"/>
-      <w:r>
-        <w:rPr>
-          <w:color w:val="000000" w:themeColor="text1"/>
-          <w:sz w:val="21"/>
-          <w:szCs w:val="21"/>
-        </w:rPr>
-        <w:t>Annual</w:t>
-      </w:r>
-      <w:proofErr w:type="spellEnd"/>
-      <w:r>
-        <w:rPr>
-          <w:color w:val="000000" w:themeColor="text1"/>
-          <w:sz w:val="21"/>
-          <w:szCs w:val="21"/>
-        </w:rPr>
-        <w:t xml:space="preserve"> Technical Conference", 1999.</w:t>
-      </w:r>
-    </w:p>
-    <w:p>
-      <w:pPr>
-        <w:rPr>
-          <w:color w:val="000000" w:themeColor="text1"/>
-        </w:rPr>
-      </w:pPr>
-    </w:p>
-    <w:p>
-      <w:pPr>
-        <w:rPr>
-          <w:color w:val="000000" w:themeColor="text1"/>
-        </w:rPr>
-      </w:pPr>
-      <w:r>
-        <w:rPr>
-          <w:color w:val="000000" w:themeColor="text1"/>
-        </w:rPr>
-        <w:t>Dla 3.1</w:t>
-      </w:r>
-    </w:p>
-    <w:p>
-      <w:pPr>
-        <w:rPr>
-          <w:color w:val="000000" w:themeColor="text1"/>
-        </w:rPr>
-      </w:pPr>
-      <w:r>
-        <w:rPr>
-          <w:color w:val="000000" w:themeColor="text1"/>
-        </w:rPr>
-        <w:t>Proponowane pozycje do bibliografii:</w:t>
-      </w:r>
-    </w:p>
-    <w:p>
-      <w:pPr>
-        <w:rPr>
-          <w:color w:val="000000" w:themeColor="text1"/>
-        </w:rPr>
-      </w:pPr>
-      <w:r>
-        <w:rPr>
-          <w:color w:val="000000" w:themeColor="text1"/>
-        </w:rPr>
-        <w:t>W tej wersji użyłem bardziej szczegółowych i trafnych źródeł.</w:t>
-      </w:r>
-    </w:p>
-    <w:p>
-      <w:pPr>
-        <w:rPr>
-          <w:color w:val="000000" w:themeColor="text1"/>
-        </w:rPr>
-      </w:pPr>
-    </w:p>
-    <w:p>
-      <w:pPr>
-        <w:rPr>
-          <w:color w:val="000000" w:themeColor="text1"/>
-          <w:lang w:val="en-US"/>
-        </w:rPr>
-      </w:pPr>
-      <w:r>
-        <w:rPr>
-          <w:color w:val="000000" w:themeColor="text1"/>
-          <w:lang w:val="en-US"/>
-        </w:rPr>
-        <w:t xml:space="preserve">[10] Freeman A.: Pro ASP.NET Core 6. 10th ed., </w:t>
-      </w:r>
-      <w:proofErr w:type="spellStart"/>
-      <w:r>
-        <w:rPr>
-          <w:color w:val="000000" w:themeColor="text1"/>
-          <w:lang w:val="en-US"/>
-        </w:rPr>
-        <w:t>Apress</w:t>
-      </w:r>
-      <w:proofErr w:type="spellEnd"/>
-      <w:r>
-        <w:rPr>
-          <w:color w:val="000000" w:themeColor="text1"/>
-          <w:lang w:val="en-US"/>
-        </w:rPr>
-        <w:t>, 2022.</w:t>
-      </w:r>
-    </w:p>
-    <w:p>
-      <w:pPr>
-        <w:rPr>
-          <w:color w:val="000000" w:themeColor="text1"/>
-          <w:lang w:val="en-US"/>
-        </w:rPr>
-      </w:pPr>
-      <w:r>
-        <w:rPr>
-          <w:color w:val="000000" w:themeColor="text1"/>
-          <w:lang w:val="en-US"/>
-        </w:rPr>
-        <w:t>[11] Baer, T., et al.: Learning React: Modern Patterns for Developing React Apps. 2nd ed., O'Reilly Media, 2020.</w:t>
-      </w:r>
-    </w:p>
-    <w:p>
-      <w:pPr>
-        <w:rPr>
-          <w:color w:val="000000" w:themeColor="text1"/>
-          <w:lang w:val="en-US"/>
-        </w:rPr>
-      </w:pPr>
-      <w:r>
-        <w:rPr>
-          <w:color w:val="000000" w:themeColor="text1"/>
-          <w:lang w:val="en-US"/>
-        </w:rPr>
-        <w:t xml:space="preserve">[13] </w:t>
-      </w:r>
-      <w:proofErr w:type="spellStart"/>
-      <w:r>
-        <w:rPr>
-          <w:color w:val="000000" w:themeColor="text1"/>
-          <w:lang w:val="en-US"/>
-        </w:rPr>
-        <w:t>Obe</w:t>
-      </w:r>
-      <w:proofErr w:type="spellEnd"/>
-      <w:r>
-        <w:rPr>
-          <w:color w:val="000000" w:themeColor="text1"/>
-          <w:lang w:val="en-US"/>
-        </w:rPr>
-        <w:t xml:space="preserve"> R. O., Hsu L. S.: </w:t>
-      </w:r>
-      <w:proofErr w:type="spellStart"/>
-      <w:r>
-        <w:rPr>
-          <w:color w:val="000000" w:themeColor="text1"/>
-          <w:lang w:val="en-US"/>
-        </w:rPr>
-        <w:t>PostGIS</w:t>
-      </w:r>
-      <w:proofErr w:type="spellEnd"/>
-      <w:r>
-        <w:rPr>
-          <w:color w:val="000000" w:themeColor="text1"/>
-          <w:lang w:val="en-US"/>
-        </w:rPr>
-        <w:t xml:space="preserve"> in Action. </w:t>
-      </w:r>
-      <w:r>
-        <w:rPr>
-          <w:color w:val="000000" w:themeColor="text1"/>
-          <w:lang w:val="en-US"/>
-        </w:rPr>
-        <w:t>3rd ed., Manning Publications, 2021.</w:t>
-      </w:r>
-    </w:p>
-    <w:p>
-      <w:pPr>
-        <w:rPr>
-          <w:color w:val="000000" w:themeColor="text1"/>
-          <w:lang w:val="en-US"/>
-        </w:rPr>
-      </w:pPr>
-      <w:r>
-        <w:rPr>
-          <w:color w:val="000000" w:themeColor="text1"/>
-          <w:lang w:val="en-US"/>
-        </w:rPr>
-        <w:t xml:space="preserve">[20] </w:t>
-      </w:r>
-      <w:proofErr w:type="spellStart"/>
-      <w:r>
-        <w:rPr>
-          <w:color w:val="000000" w:themeColor="text1"/>
-          <w:lang w:val="en-US"/>
-        </w:rPr>
-        <w:t>Lerman</w:t>
-      </w:r>
-      <w:proofErr w:type="spellEnd"/>
-      <w:r>
-        <w:rPr>
-          <w:color w:val="000000" w:themeColor="text1"/>
-          <w:lang w:val="en-US"/>
-        </w:rPr>
-        <w:t xml:space="preserve">, J., Miller, R.: Programming Entity Framework Core. </w:t>
-      </w:r>
-      <w:r>
-        <w:rPr>
-          <w:color w:val="000000" w:themeColor="text1"/>
-          <w:lang w:val="en-US"/>
-        </w:rPr>
-        <w:t>O'Reilly Media, 2016.</w:t>
-      </w:r>
-    </w:p>
-    <w:p>
-      <w:pPr>
-        <w:rPr>
-          <w:color w:val="000000" w:themeColor="text1"/>
-          <w:lang w:val="en-US"/>
-        </w:rPr>
-      </w:pPr>
-    </w:p>
-    <w:p>
-      <w:pPr>
-        <w:rPr>
-          <w:color w:val="000000" w:themeColor="text1"/>
-        </w:rPr>
-      </w:pPr>
-      <w:r>
-        <w:rPr>
-          <w:color w:val="000000" w:themeColor="text1"/>
-          <w:lang w:val="en-US"/>
-        </w:rPr>
-        <w:t xml:space="preserve">[21] Google: Material Design 3 Documentation. </w:t>
-      </w:r>
-      <w:r>
-        <w:rPr>
-          <w:color w:val="000000" w:themeColor="text1"/>
-        </w:rPr>
-        <w:t>Dostęp: https</w:t>
-      </w:r>
-      <w:proofErr w:type="gramStart"/>
-      <w:r>
-        <w:rPr>
-          <w:color w:val="000000" w:themeColor="text1"/>
-        </w:rPr>
-        <w:t>://m</w:t>
-      </w:r>
-      <w:proofErr w:type="gramEnd"/>
-      <w:r>
-        <w:rPr>
-          <w:color w:val="000000" w:themeColor="text1"/>
-        </w:rPr>
-        <w:t>3.material.</w:t>
-      </w:r>
-      <w:proofErr w:type="gramStart"/>
-      <w:r>
-        <w:rPr>
-          <w:color w:val="000000" w:themeColor="text1"/>
-        </w:rPr>
-        <w:t>io</w:t>
-      </w:r>
-      <w:proofErr w:type="gramEnd"/>
-      <w:r>
-        <w:rPr>
-          <w:color w:val="000000" w:themeColor="text1"/>
-        </w:rPr>
-        <w:t xml:space="preserve">/, 2024. </w:t>
-      </w:r>
-    </w:p>
-    <w:p>
-      <w:pPr>
-        <w:rPr>
-          <w:color w:val="000000" w:themeColor="text1"/>
-          <w:lang w:val="en-US"/>
-        </w:rPr>
-      </w:pPr>
-      <w:r>
-        <w:rPr>
-          <w:color w:val="000000" w:themeColor="text1"/>
-          <w:lang w:val="en-US"/>
-        </w:rPr>
-        <w:t xml:space="preserve">[22] Chan, M.: A Thorough Analysis of CSS-in-JS. W: "CSS-Tricks", 2022. </w:t>
-      </w:r>
-      <w:proofErr w:type="spellStart"/>
-      <w:r>
-        <w:rPr>
-          <w:color w:val="000000" w:themeColor="text1"/>
-          <w:lang w:val="en-US"/>
-        </w:rPr>
-        <w:t>Dostęp</w:t>
-      </w:r>
-      <w:proofErr w:type="spellEnd"/>
-      <w:r>
-        <w:rPr>
-          <w:color w:val="000000" w:themeColor="text1"/>
-          <w:lang w:val="en-US"/>
-        </w:rPr>
-        <w:t>: https://css-tricks.com/a-thorough-analysis-of-css-in-js/</w:t>
-      </w:r>
-    </w:p>
-    <w:p>
-      <w:pPr>
-        <w:rPr>
-          <w:color w:val="000000" w:themeColor="text1"/>
-          <w:lang w:val="en-US"/>
-        </w:rPr>
-      </w:pPr>
-    </w:p>
-    <w:p>
-      <w:pPr>
-        <w:rPr>
-          <w:color w:val="000000" w:themeColor="text1"/>
-          <w:lang w:val="en-US"/>
-        </w:rPr>
-      </w:pPr>
-      <w:r>
-        <w:rPr>
-          <w:color w:val="000000" w:themeColor="text1"/>
-          <w:lang w:val="en-US"/>
-        </w:rPr>
-        <w:t xml:space="preserve">[23] </w:t>
-      </w:r>
-      <w:proofErr w:type="spellStart"/>
-      <w:r>
-        <w:rPr>
-          <w:color w:val="000000" w:themeColor="text1"/>
-          <w:lang w:val="en-US"/>
-        </w:rPr>
-        <w:t>Agafonkin</w:t>
-      </w:r>
-      <w:proofErr w:type="spellEnd"/>
-      <w:r>
-        <w:rPr>
-          <w:color w:val="000000" w:themeColor="text1"/>
-          <w:lang w:val="en-US"/>
-        </w:rPr>
-        <w:t xml:space="preserve">, V.: Leaflet - an Open-Source JavaScript Library for Interactive Maps. </w:t>
-      </w:r>
-      <w:proofErr w:type="spellStart"/>
-      <w:r>
-        <w:rPr>
-          <w:color w:val="000000" w:themeColor="text1"/>
-          <w:lang w:val="en-US"/>
-        </w:rPr>
-        <w:t>Dokumentacja</w:t>
-      </w:r>
-      <w:proofErr w:type="spellEnd"/>
-      <w:r>
-        <w:rPr>
-          <w:color w:val="000000" w:themeColor="text1"/>
-          <w:lang w:val="en-US"/>
-        </w:rPr>
-        <w:t xml:space="preserve">. </w:t>
-      </w:r>
-      <w:proofErr w:type="spellStart"/>
-      <w:r>
-        <w:rPr>
-          <w:color w:val="000000" w:themeColor="text1"/>
-          <w:lang w:val="en-US"/>
-        </w:rPr>
-        <w:t>Dostęp</w:t>
-      </w:r>
-      <w:proofErr w:type="spellEnd"/>
-      <w:r>
-        <w:rPr>
-          <w:color w:val="000000" w:themeColor="text1"/>
-          <w:lang w:val="en-US"/>
-        </w:rPr>
-        <w:t>: https://leafletjs.com/, 2024.</w:t>
-      </w:r>
-    </w:p>
-    <w:p>
-      <w:pPr>
-        <w:rPr>
-          <w:color w:val="000000" w:themeColor="text1"/>
-        </w:rPr>
-      </w:pPr>
-      <w:r>
-        <w:rPr>
-          <w:color w:val="000000" w:themeColor="text1"/>
-          <w:lang w:val="en-US"/>
-        </w:rPr>
-        <w:t xml:space="preserve">[24] Recharts Development Team: Recharts - A </w:t>
-      </w:r>
-      <w:proofErr w:type="spellStart"/>
-      <w:r>
-        <w:rPr>
-          <w:color w:val="000000" w:themeColor="text1"/>
-          <w:lang w:val="en-US"/>
-        </w:rPr>
-        <w:t>composable</w:t>
-      </w:r>
-      <w:proofErr w:type="spellEnd"/>
-      <w:r>
-        <w:rPr>
-          <w:color w:val="000000" w:themeColor="text1"/>
-          <w:lang w:val="en-US"/>
-        </w:rPr>
-        <w:t xml:space="preserve"> charting library built on React components. </w:t>
-      </w:r>
-      <w:r>
-        <w:rPr>
-          <w:color w:val="000000" w:themeColor="text1"/>
-        </w:rPr>
-        <w:t>Dokumentacja. Dostęp: https</w:t>
-      </w:r>
-      <w:proofErr w:type="gramStart"/>
-      <w:r>
-        <w:rPr>
-          <w:color w:val="000000" w:themeColor="text1"/>
-        </w:rPr>
-        <w:t>://recharts</w:t>
-      </w:r>
-      <w:proofErr w:type="gramEnd"/>
-      <w:r>
-        <w:rPr>
-          <w:color w:val="000000" w:themeColor="text1"/>
-        </w:rPr>
-        <w:t>.</w:t>
-      </w:r>
-      <w:proofErr w:type="gramStart"/>
-      <w:r>
-        <w:rPr>
-          <w:color w:val="000000" w:themeColor="text1"/>
-        </w:rPr>
-        <w:t>org</w:t>
-      </w:r>
-      <w:proofErr w:type="gramEnd"/>
-      <w:r>
-        <w:rPr>
-          <w:color w:val="000000" w:themeColor="text1"/>
-        </w:rPr>
-        <w:t>/, 2024.</w:t>
-      </w:r>
-    </w:p>
-    <w:p>
-      <w:pPr>
-        <w:rPr>
-          <w:color w:val="000000" w:themeColor="text1"/>
-        </w:rPr>
-      </w:pPr>
-    </w:p>
-    <w:p>
-      <w:pPr>
-        <w:rPr>
-          <w:color w:val="000000" w:themeColor="text1"/>
-        </w:rPr>
-      </w:pPr>
-    </w:p>
-    <w:p>
-      <w:pPr>
-        <w:rPr>
-          <w:color w:val="000000" w:themeColor="text1"/>
-        </w:rPr>
-      </w:pPr>
-    </w:p>
-    <w:p>
-      <w:pPr>
-        <w:rPr>
-          <w:b/>
-          <w:color w:val="000000" w:themeColor="text1"/>
-        </w:rPr>
-      </w:pPr>
-      <w:r>
-        <w:rPr>
-          <w:b/>
-          <w:color w:val="000000" w:themeColor="text1"/>
-        </w:rPr>
-        <w:t>Dla 3.1.1</w:t>
-      </w:r>
-    </w:p>
-    <w:p>
-      <w:pPr>
-        <w:rPr>
-          <w:color w:val="000000" w:themeColor="text1"/>
-          <w:lang w:val="en-US"/>
-        </w:rPr>
-      </w:pPr>
-      <w:r>
-        <w:rPr>
-          <w:color w:val="000000" w:themeColor="text1"/>
-        </w:rPr>
-        <w:t xml:space="preserve">[20] </w:t>
-      </w:r>
-      <w:proofErr w:type="spellStart"/>
-      <w:r>
-        <w:rPr>
-          <w:color w:val="000000" w:themeColor="text1"/>
-        </w:rPr>
-        <w:t>Troelsen</w:t>
-      </w:r>
-      <w:proofErr w:type="spellEnd"/>
-      <w:r>
-        <w:rPr>
-          <w:color w:val="000000" w:themeColor="text1"/>
-        </w:rPr>
-        <w:t xml:space="preserve">, A., </w:t>
-      </w:r>
-      <w:proofErr w:type="spellStart"/>
-      <w:r>
-        <w:rPr>
-          <w:color w:val="000000" w:themeColor="text1"/>
-        </w:rPr>
-        <w:t>Japikse</w:t>
-      </w:r>
-      <w:proofErr w:type="spellEnd"/>
-      <w:r>
-        <w:rPr>
-          <w:color w:val="000000" w:themeColor="text1"/>
-        </w:rPr>
-        <w:t xml:space="preserve">, P.: Pro C# 12 </w:t>
-      </w:r>
-      <w:proofErr w:type="gramStart"/>
-      <w:r>
-        <w:rPr>
-          <w:color w:val="000000" w:themeColor="text1"/>
-        </w:rPr>
-        <w:t>with .</w:t>
-      </w:r>
-      <w:proofErr w:type="gramEnd"/>
-      <w:r>
-        <w:rPr>
-          <w:color w:val="000000" w:themeColor="text1"/>
-        </w:rPr>
-        <w:t xml:space="preserve">NET 8. </w:t>
-      </w:r>
-      <w:r>
-        <w:rPr>
-          <w:color w:val="000000" w:themeColor="text1"/>
-          <w:lang w:val="en-US"/>
-        </w:rPr>
-        <w:t xml:space="preserve">12th ed., </w:t>
-      </w:r>
-      <w:proofErr w:type="spellStart"/>
-      <w:r>
-        <w:rPr>
-          <w:color w:val="000000" w:themeColor="text1"/>
-          <w:lang w:val="en-US"/>
-        </w:rPr>
-        <w:t>Apress</w:t>
-      </w:r>
-      <w:proofErr w:type="spellEnd"/>
-      <w:r>
-        <w:rPr>
-          <w:color w:val="000000" w:themeColor="text1"/>
-          <w:lang w:val="en-US"/>
-        </w:rPr>
-        <w:t>, 2024.</w:t>
-      </w:r>
-    </w:p>
-    <w:p>
-      <w:pPr>
-        <w:rPr>
-          <w:color w:val="000000" w:themeColor="text1"/>
-          <w:lang w:val="en-US"/>
-        </w:rPr>
-      </w:pPr>
-      <w:r>
-        <w:rPr>
-          <w:color w:val="000000" w:themeColor="text1"/>
-          <w:lang w:val="en-US"/>
-        </w:rPr>
-        <w:lastRenderedPageBreak/>
-        <w:t xml:space="preserve">[21] </w:t>
-      </w:r>
-      <w:proofErr w:type="spellStart"/>
-      <w:r>
-        <w:rPr>
-          <w:color w:val="000000" w:themeColor="text1"/>
-          <w:lang w:val="en-US"/>
-        </w:rPr>
-        <w:t>Michaelis</w:t>
-      </w:r>
-      <w:proofErr w:type="spellEnd"/>
-      <w:r>
-        <w:rPr>
-          <w:color w:val="000000" w:themeColor="text1"/>
-          <w:lang w:val="en-US"/>
-        </w:rPr>
-        <w:t xml:space="preserve">, M., Tour de Nuts, K.: Essential C# 12. </w:t>
-      </w:r>
-      <w:r>
-        <w:rPr>
-          <w:color w:val="000000" w:themeColor="text1"/>
-          <w:lang w:val="en-US"/>
-        </w:rPr>
-        <w:t>Addison-Wesley Professional, 2024.</w:t>
-      </w:r>
-    </w:p>
-    <w:p>
-      <w:pPr>
-        <w:rPr>
-          <w:color w:val="000000" w:themeColor="text1"/>
-          <w:lang w:val="en-US"/>
-        </w:rPr>
-      </w:pPr>
-      <w:r>
-        <w:rPr>
-          <w:color w:val="000000" w:themeColor="text1"/>
-          <w:lang w:val="en-US"/>
-        </w:rPr>
-        <w:t xml:space="preserve">[22] </w:t>
-      </w:r>
-      <w:proofErr w:type="spellStart"/>
-      <w:r>
-        <w:rPr>
-          <w:color w:val="000000" w:themeColor="text1"/>
-          <w:lang w:val="en-US"/>
-        </w:rPr>
-        <w:t>Albahari</w:t>
-      </w:r>
-      <w:proofErr w:type="spellEnd"/>
-      <w:r>
-        <w:rPr>
-          <w:color w:val="000000" w:themeColor="text1"/>
-          <w:lang w:val="en-US"/>
-        </w:rPr>
-        <w:t xml:space="preserve">, J.: Concurrency in C# Cookbook. </w:t>
-      </w:r>
-      <w:r>
-        <w:rPr>
-          <w:color w:val="000000" w:themeColor="text1"/>
-          <w:lang w:val="en-US"/>
-        </w:rPr>
-        <w:t>2nd ed., O'Reilly Media, 2019.</w:t>
-      </w:r>
-    </w:p>
-    <w:p>
-      <w:pPr>
-        <w:rPr>
-          <w:color w:val="000000" w:themeColor="text1"/>
-          <w:lang w:val="en-US"/>
-        </w:rPr>
-      </w:pPr>
-    </w:p>
-    <w:p>
-      <w:pPr>
-        <w:rPr>
-          <w:color w:val="000000" w:themeColor="text1"/>
-          <w:lang w:val="en-US"/>
-        </w:rPr>
-      </w:pPr>
-    </w:p>
-    <w:p>
-      <w:pPr>
-        <w:rPr>
-          <w:color w:val="000000" w:themeColor="text1"/>
-          <w:lang w:val="en-US"/>
-        </w:rPr>
-      </w:pPr>
-    </w:p>
-    <w:p>
-      <w:pPr>
-        <w:rPr>
-          <w:color w:val="000000" w:themeColor="text1"/>
-          <w:lang w:val="en-US"/>
-        </w:rPr>
-      </w:pPr>
-      <w:r>
-        <w:rPr>
-          <w:color w:val="000000" w:themeColor="text1"/>
-          <w:lang w:val="en-US"/>
-        </w:rPr>
-        <w:t xml:space="preserve">[13] </w:t>
-      </w:r>
-      <w:proofErr w:type="spellStart"/>
-      <w:r>
-        <w:rPr>
-          <w:color w:val="000000" w:themeColor="text1"/>
-          <w:lang w:val="en-US"/>
-        </w:rPr>
-        <w:t>Obe</w:t>
-      </w:r>
-      <w:proofErr w:type="spellEnd"/>
-      <w:r>
-        <w:rPr>
-          <w:color w:val="000000" w:themeColor="text1"/>
-          <w:lang w:val="en-US"/>
-        </w:rPr>
-        <w:t xml:space="preserve"> R. O., Hsu L. S.: </w:t>
-      </w:r>
-      <w:proofErr w:type="spellStart"/>
-      <w:r>
-        <w:rPr>
-          <w:color w:val="000000" w:themeColor="text1"/>
-          <w:lang w:val="en-US"/>
-        </w:rPr>
-        <w:t>PostGIS</w:t>
-      </w:r>
-      <w:proofErr w:type="spellEnd"/>
-      <w:r>
-        <w:rPr>
-          <w:color w:val="000000" w:themeColor="text1"/>
-          <w:lang w:val="en-US"/>
-        </w:rPr>
-        <w:t xml:space="preserve"> in Action. 3rd ed., Manning Publications, 2021.</w:t>
-      </w:r>
-    </w:p>
-    <w:p>
-      <w:pPr>
-        <w:rPr>
-          <w:color w:val="000000" w:themeColor="text1"/>
-          <w:lang w:val="en-US"/>
-        </w:rPr>
-      </w:pPr>
-      <w:r>
-        <w:rPr>
-          <w:color w:val="000000" w:themeColor="text1"/>
-          <w:lang w:val="en-US"/>
-        </w:rPr>
-        <w:t xml:space="preserve">[24] </w:t>
-      </w:r>
-      <w:proofErr w:type="spellStart"/>
-      <w:r>
-        <w:rPr>
-          <w:color w:val="000000" w:themeColor="text1"/>
-          <w:lang w:val="en-US"/>
-        </w:rPr>
-        <w:t>NetTopologySuite</w:t>
-      </w:r>
-      <w:proofErr w:type="spellEnd"/>
-      <w:r>
-        <w:rPr>
-          <w:color w:val="000000" w:themeColor="text1"/>
-          <w:lang w:val="en-US"/>
-        </w:rPr>
-        <w:t xml:space="preserve"> Development Team: </w:t>
-      </w:r>
-      <w:proofErr w:type="spellStart"/>
-      <w:r>
-        <w:rPr>
-          <w:color w:val="000000" w:themeColor="text1"/>
-          <w:lang w:val="en-US"/>
-        </w:rPr>
-        <w:t>NetTopologySuite</w:t>
-      </w:r>
-      <w:proofErr w:type="spellEnd"/>
-      <w:r>
-        <w:rPr>
-          <w:color w:val="000000" w:themeColor="text1"/>
-          <w:lang w:val="en-US"/>
-        </w:rPr>
-        <w:t xml:space="preserve"> Documentation. </w:t>
-      </w:r>
-      <w:proofErr w:type="spellStart"/>
-      <w:r>
-        <w:rPr>
-          <w:color w:val="000000" w:themeColor="text1"/>
-          <w:lang w:val="en-US"/>
-        </w:rPr>
-        <w:t>Dostęp</w:t>
-      </w:r>
-      <w:proofErr w:type="spellEnd"/>
-      <w:r>
-        <w:rPr>
-          <w:color w:val="000000" w:themeColor="text1"/>
-          <w:lang w:val="en-US"/>
-        </w:rPr>
-        <w:t>: https://nettopologysuite.github.io/NetTopologySuite/, 2024.</w:t>
-      </w:r>
-    </w:p>
-    <w:p>
-      <w:pPr>
-        <w:rPr>
-          <w:color w:val="000000" w:themeColor="text1"/>
-          <w:lang w:val="en-US"/>
-        </w:rPr>
-      </w:pPr>
-      <w:r>
-        <w:rPr>
-          <w:color w:val="000000" w:themeColor="text1"/>
-          <w:lang w:val="en-US"/>
-        </w:rPr>
-        <w:t xml:space="preserve">[25] </w:t>
-      </w:r>
-      <w:proofErr w:type="spellStart"/>
-      <w:r>
-        <w:rPr>
-          <w:color w:val="000000" w:themeColor="text1"/>
-          <w:lang w:val="en-US"/>
-        </w:rPr>
-        <w:t>Bogard</w:t>
-      </w:r>
-      <w:proofErr w:type="spellEnd"/>
-      <w:r>
-        <w:rPr>
-          <w:color w:val="000000" w:themeColor="text1"/>
-          <w:lang w:val="en-US"/>
-        </w:rPr>
-        <w:t xml:space="preserve">, J.: </w:t>
-      </w:r>
-      <w:proofErr w:type="spellStart"/>
-      <w:r>
-        <w:rPr>
-          <w:color w:val="000000" w:themeColor="text1"/>
-          <w:lang w:val="en-US"/>
-        </w:rPr>
-        <w:t>AutoMapper</w:t>
-      </w:r>
-      <w:proofErr w:type="spellEnd"/>
-      <w:r>
-        <w:rPr>
-          <w:color w:val="000000" w:themeColor="text1"/>
-          <w:lang w:val="en-US"/>
-        </w:rPr>
-        <w:t xml:space="preserve"> Documentation. </w:t>
-      </w:r>
-      <w:proofErr w:type="spellStart"/>
-      <w:r>
-        <w:rPr>
-          <w:color w:val="000000" w:themeColor="text1"/>
-          <w:lang w:val="en-US"/>
-        </w:rPr>
-        <w:t>Dostęp</w:t>
-      </w:r>
-      <w:proofErr w:type="spellEnd"/>
-      <w:r>
-        <w:rPr>
-          <w:color w:val="000000" w:themeColor="text1"/>
-          <w:lang w:val="en-US"/>
-        </w:rPr>
-        <w:t>: https://automapper.org/, 2024.</w:t>
-      </w:r>
-    </w:p>
-    <w:p>
-      <w:pPr>
-        <w:rPr>
-          <w:color w:val="000000" w:themeColor="text1"/>
-          <w:lang w:val="en-US"/>
-        </w:rPr>
-      </w:pPr>
-      <w:r>
-        <w:rPr>
-          <w:color w:val="000000" w:themeColor="text1"/>
-          <w:lang w:val="en-US"/>
-        </w:rPr>
-        <w:t xml:space="preserve">10] Freeman A.: Pro ASP.NET Core 6. 10th ed., </w:t>
-      </w:r>
-      <w:proofErr w:type="spellStart"/>
-      <w:r>
-        <w:rPr>
-          <w:color w:val="000000" w:themeColor="text1"/>
-          <w:lang w:val="en-US"/>
-        </w:rPr>
-        <w:t>Apress</w:t>
-      </w:r>
-      <w:proofErr w:type="spellEnd"/>
-      <w:r>
-        <w:rPr>
-          <w:color w:val="000000" w:themeColor="text1"/>
-          <w:lang w:val="en-US"/>
-        </w:rPr>
-        <w:t>, 2022.</w:t>
-      </w:r>
-    </w:p>
-    <w:p>
-      <w:pPr>
-        <w:rPr>
-          <w:color w:val="000000" w:themeColor="text1"/>
-        </w:rPr>
-      </w:pPr>
-      <w:r>
-        <w:rPr>
-          <w:color w:val="000000" w:themeColor="text1"/>
-          <w:lang w:val="en-US"/>
-        </w:rPr>
-        <w:t xml:space="preserve">[20] </w:t>
-      </w:r>
-      <w:proofErr w:type="spellStart"/>
-      <w:r>
-        <w:rPr>
-          <w:color w:val="000000" w:themeColor="text1"/>
-          <w:lang w:val="en-US"/>
-        </w:rPr>
-        <w:t>Lerman</w:t>
-      </w:r>
-      <w:proofErr w:type="spellEnd"/>
-      <w:r>
-        <w:rPr>
-          <w:color w:val="000000" w:themeColor="text1"/>
-          <w:lang w:val="en-US"/>
-        </w:rPr>
-        <w:t xml:space="preserve">, J., Miller, R.: Programming Entity Framework Core. </w:t>
-      </w:r>
-      <w:proofErr w:type="spellStart"/>
-      <w:r>
-        <w:rPr>
-          <w:color w:val="000000" w:themeColor="text1"/>
-        </w:rPr>
-        <w:t>O'Reilly</w:t>
-      </w:r>
-      <w:proofErr w:type="spellEnd"/>
-      <w:r>
-        <w:rPr>
-          <w:color w:val="000000" w:themeColor="text1"/>
-        </w:rPr>
-        <w:t xml:space="preserve"> Media, 2016.</w:t>
-      </w:r>
-    </w:p>
-    <w:p>
-      <w:pPr>
-        <w:rPr>
-          <w:color w:val="000000" w:themeColor="text1"/>
-        </w:rPr>
-      </w:pPr>
-      <w:r>
-        <w:rPr>
-          <w:color w:val="000000" w:themeColor="text1"/>
-          <w:lang w:val="en-US"/>
-        </w:rPr>
-        <w:t xml:space="preserve">[23] De </w:t>
-      </w:r>
-      <w:proofErr w:type="spellStart"/>
-      <w:r>
-        <w:rPr>
-          <w:color w:val="000000" w:themeColor="text1"/>
-          <w:lang w:val="en-US"/>
-        </w:rPr>
-        <w:t>Smet</w:t>
-      </w:r>
-      <w:proofErr w:type="spellEnd"/>
-      <w:r>
-        <w:rPr>
-          <w:color w:val="000000" w:themeColor="text1"/>
-          <w:lang w:val="en-US"/>
-        </w:rPr>
-        <w:t xml:space="preserve">, B.: C# 12 and .NET 8 – Modern Cross-Platform Development Fundamentals. </w:t>
-      </w:r>
-      <w:r>
-        <w:rPr>
-          <w:color w:val="000000" w:themeColor="text1"/>
-        </w:rPr>
-        <w:t xml:space="preserve">8th ed., </w:t>
-      </w:r>
-      <w:proofErr w:type="spellStart"/>
-      <w:r>
-        <w:rPr>
-          <w:color w:val="000000" w:themeColor="text1"/>
-        </w:rPr>
-        <w:t>Packt</w:t>
-      </w:r>
-      <w:proofErr w:type="spellEnd"/>
-      <w:r>
-        <w:rPr>
-          <w:color w:val="000000" w:themeColor="text1"/>
-        </w:rPr>
-        <w:t xml:space="preserve"> Publishing, 2023. (Książki </w:t>
-      </w:r>
-      <w:proofErr w:type="gramStart"/>
-      <w:r>
-        <w:rPr>
-          <w:color w:val="000000" w:themeColor="text1"/>
-        </w:rPr>
-        <w:t>o .</w:t>
-      </w:r>
-      <w:proofErr w:type="gramEnd"/>
-      <w:r>
-        <w:rPr>
-          <w:color w:val="000000" w:themeColor="text1"/>
-        </w:rPr>
-        <w:t xml:space="preserve">NET często zawierają rozdziały o EF </w:t>
-      </w:r>
-      <w:proofErr w:type="spellStart"/>
-      <w:r>
-        <w:rPr>
-          <w:color w:val="000000" w:themeColor="text1"/>
-        </w:rPr>
-        <w:t>Core</w:t>
-      </w:r>
-      <w:proofErr w:type="spellEnd"/>
-      <w:r>
-        <w:rPr>
-          <w:color w:val="000000" w:themeColor="text1"/>
-        </w:rPr>
-        <w:t xml:space="preserve"> i LINQ).</w:t>
-      </w:r>
-    </w:p>
-    <w:p>
-      <w:pPr>
-        <w:rPr>
-          <w:color w:val="000000" w:themeColor="text1"/>
-        </w:rPr>
-      </w:pPr>
-    </w:p>
-    <w:p>
-      <w:pPr>
-        <w:rPr>
-          <w:color w:val="000000" w:themeColor="text1"/>
-        </w:rPr>
-      </w:pPr>
-    </w:p>
-    <w:p>
-      <w:pPr>
-        <w:rPr>
-          <w:color w:val="000000" w:themeColor="text1"/>
-        </w:rPr>
-      </w:pPr>
-    </w:p>
-    <w:p>
-      <w:pPr>
-        <w:rPr>
-          <w:color w:val="000000" w:themeColor="text1"/>
-        </w:rPr>
-      </w:pPr>
-    </w:p>
-    <w:p>
-      <w:pPr>
-        <w:rPr>
-          <w:color w:val="000000" w:themeColor="text1"/>
-        </w:rPr>
-      </w:pPr>
-    </w:p>
-    <w:p>
-      <w:pPr>
-        <w:rPr>
-          <w:color w:val="000000" w:themeColor="text1"/>
-        </w:rPr>
-      </w:pPr>
-    </w:p>
-    <w:p>
-      <w:pPr>
-        <w:rPr>
-          <w:color w:val="000000" w:themeColor="text1"/>
-        </w:rPr>
-      </w:pPr>
-    </w:p>
-    <w:p>
-      <w:pPr>
-        <w:rPr>
-          <w:color w:val="000000" w:themeColor="text1"/>
-        </w:rPr>
-      </w:pPr>
-    </w:p>
-    <w:p>
-      <w:pPr>
-        <w:rPr>
-          <w:color w:val="000000" w:themeColor="text1"/>
-        </w:rPr>
-      </w:pPr>
-    </w:p>
-    <w:p>
-      <w:pPr>
-        <w:rPr>
-          <w:color w:val="000000" w:themeColor="text1"/>
-        </w:rPr>
-      </w:pPr>
-    </w:p>
-    <w:p>
-      <w:pPr>
-        <w:rPr>
-          <w:color w:val="000000" w:themeColor="text1"/>
-        </w:rPr>
-      </w:pPr>
-    </w:p>
-    <w:p>
-      <w:pPr>
-        <w:rPr>
-          <w:color w:val="000000" w:themeColor="text1"/>
-        </w:rPr>
-      </w:pPr>
-    </w:p>
-    <w:p>
-      <w:pPr>
-        <w:rPr>
-          <w:color w:val="000000" w:themeColor="text1"/>
-        </w:rPr>
-      </w:pPr>
-    </w:p>
-    <w:p>
-      <w:pPr>
-        <w:rPr>
-          <w:color w:val="000000" w:themeColor="text1"/>
-        </w:rPr>
-      </w:pPr>
-    </w:p>
-    <w:p>
-      <w:pPr>
-        <w:rPr>
-          <w:color w:val="000000" w:themeColor="text1"/>
-        </w:rPr>
-      </w:pPr>
-    </w:p>
-    <w:p>
-      <w:pPr>
-        <w:rPr>
-          <w:color w:val="000000" w:themeColor="text1"/>
-        </w:rPr>
-      </w:pPr>
-    </w:p>
-    <w:p>
-      <w:pPr>
-        <w:rPr>
-          <w:color w:val="000000" w:themeColor="text1"/>
-        </w:rPr>
-      </w:pPr>
-    </w:p>
-    <w:p>
-      <w:pPr>
-        <w:rPr>
-          <w:color w:val="000000" w:themeColor="text1"/>
-        </w:rPr>
-      </w:pPr>
-    </w:p>
-    <w:p>
-      <w:pPr>
-        <w:rPr>
-          <w:color w:val="000000" w:themeColor="text1"/>
-        </w:rPr>
-      </w:pPr>
-    </w:p>
-    <w:p>
-      <w:pPr>
-        <w:rPr>
-          <w:color w:val="000000" w:themeColor="text1"/>
-        </w:rPr>
-      </w:pPr>
-    </w:p>
-    <w:p>
-      <w:pPr>
-        <w:rPr>
-          <w:color w:val="000000" w:themeColor="text1"/>
-        </w:rPr>
-      </w:pPr>
-    </w:p>
-    <w:p>
-      <w:pPr>
-        <w:rPr>
-          <w:color w:val="000000" w:themeColor="text1"/>
-        </w:rPr>
-      </w:pPr>
-    </w:p>
-    <w:p>
-      <w:pPr>
-        <w:rPr>
-          <w:color w:val="000000" w:themeColor="text1"/>
-        </w:rPr>
-      </w:pPr>
-    </w:p>
-    <w:p>
-      <w:pPr>
-        <w:rPr>
-          <w:color w:val="000000" w:themeColor="text1"/>
-        </w:rPr>
-      </w:pPr>
-    </w:p>
-    <w:p>
-      <w:pPr>
-        <w:rPr>
-          <w:color w:val="000000" w:themeColor="text1"/>
-        </w:rPr>
-      </w:pPr>
-    </w:p>
-    <w:p>
-      <w:pPr>
-        <w:rPr>
-          <w:color w:val="000000" w:themeColor="text1"/>
-        </w:rPr>
-      </w:pPr>
-    </w:p>
-    <w:p>
-      <w:pPr>
-        <w:rPr>
-          <w:color w:val="000000" w:themeColor="text1"/>
-        </w:rPr>
-      </w:pPr>
-    </w:p>
-    <w:p>
-      <w:pPr>
-        <w:rPr>
-          <w:color w:val="000000" w:themeColor="text1"/>
-        </w:rPr>
-      </w:pPr>
-    </w:p>
-    <w:p>
-      <w:pPr>
-        <w:rPr>
-          <w:color w:val="000000" w:themeColor="text1"/>
-        </w:rPr>
-      </w:pPr>
-    </w:p>
-    <w:p>
-      <w:pPr>
-        <w:rPr>
-          <w:color w:val="000000" w:themeColor="text1"/>
-        </w:rPr>
-      </w:pPr>
-    </w:p>
-    <w:p>
-      <w:pPr>
-        <w:rPr>
-          <w:color w:val="000000" w:themeColor="text1"/>
-        </w:rPr>
-      </w:pPr>
-    </w:p>
-    <w:p>
-      <w:pPr>
-        <w:rPr>
-          <w:color w:val="000000" w:themeColor="text1"/>
-        </w:rPr>
-      </w:pPr>
-    </w:p>
-    <w:p>
-      <w:pPr>
-        <w:rPr>
-          <w:color w:val="000000" w:themeColor="text1"/>
-        </w:rPr>
-      </w:pPr>
-    </w:p>
-    <w:p>
-      <w:pPr>
-        <w:rPr>
-          <w:color w:val="000000" w:themeColor="text1"/>
-        </w:rPr>
-      </w:pPr>
-    </w:p>
-    <w:p>
-      <w:pPr>
-        <w:rPr>
-          <w:color w:val="000000" w:themeColor="text1"/>
-        </w:rPr>
-      </w:pPr>
-    </w:p>
-    <w:p>
-      <w:pPr>
-        <w:rPr>
-          <w:color w:val="000000" w:themeColor="text1"/>
         </w:rPr>
       </w:pPr>
     </w:p>
@@ -13692,6 +14705,7 @@
               <w:adjustRightInd w:val="0"/>
               <w:rPr>
                 <w:rFonts w:cs="Times New Roman"/>
+                <w:lang w:val="en-US"/>
               </w:rPr>
             </w:pPr>
           </w:p>
@@ -13760,7 +14774,6 @@
                 <w:sz w:val="26"/>
                 <w:szCs w:val="26"/>
               </w:rPr>
-              <w:lastRenderedPageBreak/>
               <w:t>POLITECHNIKA RZESZOWSKA im. I. Łukasiewicza</w:t>
             </w:r>
           </w:p>
@@ -14252,6 +15265,7 @@
           <w:b/>
           <w:bCs/>
         </w:rPr>
+        <w:lastRenderedPageBreak/>
         <w:t>TYTUŁ PRACY</w:t>
       </w:r>
     </w:p>
@@ -15405,7 +16419,7 @@
           <w:rPr>
             <w:noProof/>
           </w:rPr>
-          <w:t>21</w:t>
+          <w:t>3</w:t>
         </w:r>
         <w:r>
           <w:fldChar w:fldCharType="end"/>
@@ -20457,17 +21471,11 @@
   </w:font>
   <w:font w:name="Segoe UI">
     <w:panose1 w:val="020B0502040204020203"/>
-    <w:charset w:val="EE"/>
+    <w:charset w:val="00"/>
     <w:family w:val="swiss"/>
+    <w:notTrueType/>
     <w:pitch w:val="variable"/>
-    <w:sig w:usb0="E4002EFF" w:usb1="C000E47F" w:usb2="00000009" w:usb3="00000000" w:csb0="000001FF" w:csb1="00000000"/>
-  </w:font>
-  <w:font w:name="Arial">
-    <w:panose1 w:val="020B0604020202020204"/>
-    <w:charset w:val="EE"/>
-    <w:family w:val="swiss"/>
-    <w:pitch w:val="variable"/>
-    <w:sig w:usb0="E0002EFF" w:usb1="C000785B" w:usb2="00000009" w:usb3="00000000" w:csb0="000001FF" w:csb1="00000000"/>
+    <w:sig w:usb0="00000003" w:usb1="00000000" w:usb2="00000000" w:usb3="00000000" w:csb0="00000001" w:csb1="00000000"/>
   </w:font>
 </w:fonts>
 </file>
@@ -20495,6 +21503,7 @@
     <w:rsid w:val="00767B3F"/>
     <w:rsid w:val="009469A9"/>
     <w:rsid w:val="00A65E9C"/>
+    <w:rsid w:val="00B26135"/>
     <w:rsid w:val="00BA2457"/>
     <w:rsid w:val="00C023A4"/>
     <w:rsid w:val="00F66581"/>
@@ -21274,7 +22283,7 @@
 </file>
 
 <file path=customXml/itemProps1.xml><?xml version="1.0" encoding="utf-8"?>
-<ds:datastoreItem xmlns:ds="http://schemas.openxmlformats.org/officeDocument/2006/customXml" ds:itemID="{7FE89AE1-7245-4525-BABB-82BDFA28377A}">
+<ds:datastoreItem xmlns:ds="http://schemas.openxmlformats.org/officeDocument/2006/customXml" ds:itemID="{D07E8D71-51C8-4F88-BEB2-D1ACD610010F}">
   <ds:schemaRefs>
     <ds:schemaRef ds:uri="http://schemas.openxmlformats.org/officeDocument/2006/bibliography"/>
   </ds:schemaRefs>

--- a/Arkadiusz Kot.docx
+++ b/Arkadiusz Kot.docx
@@ -916,7 +916,7 @@
           <w:r>
             <w:fldChar w:fldCharType="separate"/>
           </w:r>
-          <w:hyperlink w:anchor="_Toc218426311" w:history="1">
+          <w:hyperlink w:anchor="_Toc218438657" w:history="1">
             <w:r>
               <w:rPr>
                 <w:rStyle w:val="Hipercze"/>
@@ -964,7 +964,7 @@
                 <w:noProof/>
                 <w:webHidden/>
               </w:rPr>
-              <w:instrText xml:space="preserve"> PAGEREF _Toc218426311 \h </w:instrText>
+              <w:instrText xml:space="preserve"> PAGEREF _Toc218438657 \h </w:instrText>
             </w:r>
             <w:r>
               <w:rPr>
@@ -1010,7 +1010,7 @@
               <w:lang w:eastAsia="pl-PL"/>
             </w:rPr>
           </w:pPr>
-          <w:hyperlink w:anchor="_Toc218426312" w:history="1">
+          <w:hyperlink w:anchor="_Toc218438658" w:history="1">
             <w:r>
               <w:rPr>
                 <w:rStyle w:val="Hipercze"/>
@@ -1060,7 +1060,7 @@
                 <w:noProof/>
                 <w:webHidden/>
               </w:rPr>
-              <w:instrText xml:space="preserve"> PAGEREF _Toc218426312 \h </w:instrText>
+              <w:instrText xml:space="preserve"> PAGEREF _Toc218438658 \h </w:instrText>
             </w:r>
             <w:r>
               <w:rPr>
@@ -1106,7 +1106,7 @@
               <w:lang w:eastAsia="pl-PL"/>
             </w:rPr>
           </w:pPr>
-          <w:hyperlink w:anchor="_Toc218426313" w:history="1">
+          <w:hyperlink w:anchor="_Toc218438659" w:history="1">
             <w:r>
               <w:rPr>
                 <w:rStyle w:val="Hipercze"/>
@@ -1156,7 +1156,7 @@
                 <w:noProof/>
                 <w:webHidden/>
               </w:rPr>
-              <w:instrText xml:space="preserve"> PAGEREF _Toc218426313 \h </w:instrText>
+              <w:instrText xml:space="preserve"> PAGEREF _Toc218438659 \h </w:instrText>
             </w:r>
             <w:r>
               <w:rPr>
@@ -1202,7 +1202,7 @@
               <w:lang w:eastAsia="pl-PL"/>
             </w:rPr>
           </w:pPr>
-          <w:hyperlink w:anchor="_Toc218426314" w:history="1">
+          <w:hyperlink w:anchor="_Toc218438660" w:history="1">
             <w:r>
               <w:rPr>
                 <w:rStyle w:val="Hipercze"/>
@@ -1250,7 +1250,7 @@
                 <w:noProof/>
                 <w:webHidden/>
               </w:rPr>
-              <w:instrText xml:space="preserve"> PAGEREF _Toc218426314 \h </w:instrText>
+              <w:instrText xml:space="preserve"> PAGEREF _Toc218438660 \h </w:instrText>
             </w:r>
             <w:r>
               <w:rPr>
@@ -1296,7 +1296,7 @@
               <w:lang w:eastAsia="pl-PL"/>
             </w:rPr>
           </w:pPr>
-          <w:hyperlink w:anchor="_Toc218426315" w:history="1">
+          <w:hyperlink w:anchor="_Toc218438661" w:history="1">
             <w:r>
               <w:rPr>
                 <w:rStyle w:val="Hipercze"/>
@@ -1344,7 +1344,7 @@
                 <w:noProof/>
                 <w:webHidden/>
               </w:rPr>
-              <w:instrText xml:space="preserve"> PAGEREF _Toc218426315 \h </w:instrText>
+              <w:instrText xml:space="preserve"> PAGEREF _Toc218438661 \h </w:instrText>
             </w:r>
             <w:r>
               <w:rPr>
@@ -1390,7 +1390,7 @@
               <w:lang w:eastAsia="pl-PL"/>
             </w:rPr>
           </w:pPr>
-          <w:hyperlink w:anchor="_Toc218426316" w:history="1">
+          <w:hyperlink w:anchor="_Toc218438662" w:history="1">
             <w:r>
               <w:rPr>
                 <w:rStyle w:val="Hipercze"/>
@@ -1438,7 +1438,7 @@
                 <w:noProof/>
                 <w:webHidden/>
               </w:rPr>
-              <w:instrText xml:space="preserve"> PAGEREF _Toc218426316 \h </w:instrText>
+              <w:instrText xml:space="preserve"> PAGEREF _Toc218438662 \h </w:instrText>
             </w:r>
             <w:r>
               <w:rPr>
@@ -1484,7 +1484,7 @@
               <w:lang w:eastAsia="pl-PL"/>
             </w:rPr>
           </w:pPr>
-          <w:hyperlink w:anchor="_Toc218426317" w:history="1">
+          <w:hyperlink w:anchor="_Toc218438663" w:history="1">
             <w:r>
               <w:rPr>
                 <w:rStyle w:val="Hipercze"/>
@@ -1532,7 +1532,7 @@
                 <w:noProof/>
                 <w:webHidden/>
               </w:rPr>
-              <w:instrText xml:space="preserve"> PAGEREF _Toc218426317 \h </w:instrText>
+              <w:instrText xml:space="preserve"> PAGEREF _Toc218438663 \h </w:instrText>
             </w:r>
             <w:r>
               <w:rPr>
@@ -1578,7 +1578,7 @@
               <w:lang w:eastAsia="pl-PL"/>
             </w:rPr>
           </w:pPr>
-          <w:hyperlink w:anchor="_Toc218426318" w:history="1">
+          <w:hyperlink w:anchor="_Toc218438664" w:history="1">
             <w:r>
               <w:rPr>
                 <w:rStyle w:val="Hipercze"/>
@@ -1626,7 +1626,7 @@
                 <w:noProof/>
                 <w:webHidden/>
               </w:rPr>
-              <w:instrText xml:space="preserve"> PAGEREF _Toc218426318 \h </w:instrText>
+              <w:instrText xml:space="preserve"> PAGEREF _Toc218438664 \h </w:instrText>
             </w:r>
             <w:r>
               <w:rPr>
@@ -1672,7 +1672,7 @@
               <w:lang w:eastAsia="pl-PL"/>
             </w:rPr>
           </w:pPr>
-          <w:hyperlink w:anchor="_Toc218426319" w:history="1">
+          <w:hyperlink w:anchor="_Toc218438665" w:history="1">
             <w:r>
               <w:rPr>
                 <w:rStyle w:val="Hipercze"/>
@@ -1720,7 +1720,7 @@
                 <w:noProof/>
                 <w:webHidden/>
               </w:rPr>
-              <w:instrText xml:space="preserve"> PAGEREF _Toc218426319 \h </w:instrText>
+              <w:instrText xml:space="preserve"> PAGEREF _Toc218438665 \h </w:instrText>
             </w:r>
             <w:r>
               <w:rPr>
@@ -1766,7 +1766,7 @@
               <w:lang w:eastAsia="pl-PL"/>
             </w:rPr>
           </w:pPr>
-          <w:hyperlink w:anchor="_Toc218426320" w:history="1">
+          <w:hyperlink w:anchor="_Toc218438666" w:history="1">
             <w:r>
               <w:rPr>
                 <w:rStyle w:val="Hipercze"/>
@@ -1793,7 +1793,7 @@
                 <w:b/>
                 <w:noProof/>
               </w:rPr>
-              <w:t>Architektura i projekt autorskiej aplikacji GeoLog</w:t>
+              <w:t>Architektura i projekt aplikacji GeoLog</w:t>
             </w:r>
             <w:r>
               <w:rPr>
@@ -1814,7 +1814,7 @@
                 <w:noProof/>
                 <w:webHidden/>
               </w:rPr>
-              <w:instrText xml:space="preserve"> PAGEREF _Toc218426320 \h </w:instrText>
+              <w:instrText xml:space="preserve"> PAGEREF _Toc218438666 \h </w:instrText>
             </w:r>
             <w:r>
               <w:rPr>
@@ -1860,7 +1860,7 @@
               <w:lang w:eastAsia="pl-PL"/>
             </w:rPr>
           </w:pPr>
-          <w:hyperlink w:anchor="_Toc218426321" w:history="1">
+          <w:hyperlink w:anchor="_Toc218438667" w:history="1">
             <w:r>
               <w:rPr>
                 <w:rStyle w:val="Hipercze"/>
@@ -1887,7 +1887,7 @@
                 <w:b/>
                 <w:noProof/>
               </w:rPr>
-              <w:t>Założenia projektowe i funkcjonalne</w:t>
+              <w:t>Założenia architektoniczne systemu.</w:t>
             </w:r>
             <w:r>
               <w:rPr>
@@ -1908,7 +1908,7 @@
                 <w:noProof/>
                 <w:webHidden/>
               </w:rPr>
-              <w:instrText xml:space="preserve"> PAGEREF _Toc218426321 \h </w:instrText>
+              <w:instrText xml:space="preserve"> PAGEREF _Toc218438667 \h </w:instrText>
             </w:r>
             <w:r>
               <w:rPr>
@@ -1954,7 +1954,7 @@
               <w:lang w:eastAsia="pl-PL"/>
             </w:rPr>
           </w:pPr>
-          <w:hyperlink w:anchor="_Toc218426322" w:history="1">
+          <w:hyperlink w:anchor="_Toc218438668" w:history="1">
             <w:r>
               <w:rPr>
                 <w:rStyle w:val="Hipercze"/>
@@ -1981,7 +1981,7 @@
                 <w:b/>
                 <w:noProof/>
               </w:rPr>
-              <w:t>Architektura systemu.</w:t>
+              <w:t>Architektura logiczna aplikacji GeoLog</w:t>
             </w:r>
             <w:r>
               <w:rPr>
@@ -2002,7 +2002,7 @@
                 <w:noProof/>
                 <w:webHidden/>
               </w:rPr>
-              <w:instrText xml:space="preserve"> PAGEREF _Toc218426322 \h </w:instrText>
+              <w:instrText xml:space="preserve"> PAGEREF _Toc218438668 \h </w:instrText>
             </w:r>
             <w:r>
               <w:rPr>
@@ -2048,7 +2048,7 @@
               <w:lang w:eastAsia="pl-PL"/>
             </w:rPr>
           </w:pPr>
-          <w:hyperlink w:anchor="_Toc218426323" w:history="1">
+          <w:hyperlink w:anchor="_Toc218438669" w:history="1">
             <w:r>
               <w:rPr>
                 <w:rStyle w:val="Hipercze"/>
@@ -2096,7 +2096,7 @@
                 <w:noProof/>
                 <w:webHidden/>
               </w:rPr>
-              <w:instrText xml:space="preserve"> PAGEREF _Toc218426323 \h </w:instrText>
+              <w:instrText xml:space="preserve"> PAGEREF _Toc218438669 \h </w:instrText>
             </w:r>
             <w:r>
               <w:rPr>
@@ -2116,7 +2116,7 @@
                 <w:noProof/>
                 <w:webHidden/>
               </w:rPr>
-              <w:t>14</w:t>
+              <w:t>13</w:t>
             </w:r>
             <w:r>
               <w:rPr>
@@ -2142,7 +2142,7 @@
               <w:lang w:eastAsia="pl-PL"/>
             </w:rPr>
           </w:pPr>
-          <w:hyperlink w:anchor="_Toc218426324" w:history="1">
+          <w:hyperlink w:anchor="_Toc218438670" w:history="1">
             <w:r>
               <w:rPr>
                 <w:rStyle w:val="Hipercze"/>
@@ -2190,7 +2190,7 @@
                 <w:noProof/>
                 <w:webHidden/>
               </w:rPr>
-              <w:instrText xml:space="preserve"> PAGEREF _Toc218426324 \h </w:instrText>
+              <w:instrText xml:space="preserve"> PAGEREF _Toc218438670 \h </w:instrText>
             </w:r>
             <w:r>
               <w:rPr>
@@ -2210,7 +2210,7 @@
                 <w:noProof/>
                 <w:webHidden/>
               </w:rPr>
-              <w:t>16</w:t>
+              <w:t>15</w:t>
             </w:r>
             <w:r>
               <w:rPr>
@@ -2236,7 +2236,7 @@
               <w:lang w:eastAsia="pl-PL"/>
             </w:rPr>
           </w:pPr>
-          <w:hyperlink w:anchor="_Toc218426325" w:history="1">
+          <w:hyperlink w:anchor="_Toc218438671" w:history="1">
             <w:r>
               <w:rPr>
                 <w:rStyle w:val="Hipercze"/>
@@ -2284,7 +2284,7 @@
                 <w:noProof/>
                 <w:webHidden/>
               </w:rPr>
-              <w:instrText xml:space="preserve"> PAGEREF _Toc218426325 \h </w:instrText>
+              <w:instrText xml:space="preserve"> PAGEREF _Toc218438671 \h </w:instrText>
             </w:r>
             <w:r>
               <w:rPr>
@@ -2304,7 +2304,7 @@
                 <w:noProof/>
                 <w:webHidden/>
               </w:rPr>
-              <w:t>19</w:t>
+              <w:t>17</w:t>
             </w:r>
             <w:r>
               <w:rPr>
@@ -2330,7 +2330,7 @@
               <w:lang w:eastAsia="pl-PL"/>
             </w:rPr>
           </w:pPr>
-          <w:hyperlink w:anchor="_Toc218426326" w:history="1">
+          <w:hyperlink w:anchor="_Toc218438672" w:history="1">
             <w:r>
               <w:rPr>
                 <w:rStyle w:val="Hipercze"/>
@@ -2378,7 +2378,7 @@
                 <w:noProof/>
                 <w:webHidden/>
               </w:rPr>
-              <w:instrText xml:space="preserve"> PAGEREF _Toc218426326 \h </w:instrText>
+              <w:instrText xml:space="preserve"> PAGEREF _Toc218438672 \h </w:instrText>
             </w:r>
             <w:r>
               <w:rPr>
@@ -2398,7 +2398,7 @@
                 <w:noProof/>
                 <w:webHidden/>
               </w:rPr>
-              <w:t>19</w:t>
+              <w:t>17</w:t>
             </w:r>
             <w:r>
               <w:rPr>
@@ -2424,7 +2424,7 @@
               <w:lang w:eastAsia="pl-PL"/>
             </w:rPr>
           </w:pPr>
-          <w:hyperlink w:anchor="_Toc218426327" w:history="1">
+          <w:hyperlink w:anchor="_Toc218438673" w:history="1">
             <w:r>
               <w:rPr>
                 <w:rStyle w:val="Hipercze"/>
@@ -2472,7 +2472,7 @@
                 <w:noProof/>
                 <w:webHidden/>
               </w:rPr>
-              <w:instrText xml:space="preserve"> PAGEREF _Toc218426327 \h </w:instrText>
+              <w:instrText xml:space="preserve"> PAGEREF _Toc218438673 \h </w:instrText>
             </w:r>
             <w:r>
               <w:rPr>
@@ -2492,7 +2492,7 @@
                 <w:noProof/>
                 <w:webHidden/>
               </w:rPr>
-              <w:t>19</w:t>
+              <w:t>17</w:t>
             </w:r>
             <w:r>
               <w:rPr>
@@ -2518,7 +2518,7 @@
               <w:lang w:eastAsia="pl-PL"/>
             </w:rPr>
           </w:pPr>
-          <w:hyperlink w:anchor="_Toc218426328" w:history="1">
+          <w:hyperlink w:anchor="_Toc218438674" w:history="1">
             <w:r>
               <w:rPr>
                 <w:rStyle w:val="Hipercze"/>
@@ -2566,7 +2566,7 @@
                 <w:noProof/>
                 <w:webHidden/>
               </w:rPr>
-              <w:instrText xml:space="preserve"> PAGEREF _Toc218426328 \h </w:instrText>
+              <w:instrText xml:space="preserve"> PAGEREF _Toc218438674 \h </w:instrText>
             </w:r>
             <w:r>
               <w:rPr>
@@ -2586,7 +2586,7 @@
                 <w:noProof/>
                 <w:webHidden/>
               </w:rPr>
-              <w:t>21</w:t>
+              <w:t>19</w:t>
             </w:r>
             <w:r>
               <w:rPr>
@@ -2612,7 +2612,7 @@
               <w:lang w:eastAsia="pl-PL"/>
             </w:rPr>
           </w:pPr>
-          <w:hyperlink w:anchor="_Toc218426329" w:history="1">
+          <w:hyperlink w:anchor="_Toc218438675" w:history="1">
             <w:r>
               <w:rPr>
                 <w:rStyle w:val="Hipercze"/>
@@ -2660,7 +2660,7 @@
                 <w:noProof/>
                 <w:webHidden/>
               </w:rPr>
-              <w:instrText xml:space="preserve"> PAGEREF _Toc218426329 \h </w:instrText>
+              <w:instrText xml:space="preserve"> PAGEREF _Toc218438675 \h </w:instrText>
             </w:r>
             <w:r>
               <w:rPr>
@@ -2680,7 +2680,7 @@
                 <w:noProof/>
                 <w:webHidden/>
               </w:rPr>
-              <w:t>22</w:t>
+              <w:t>21</w:t>
             </w:r>
             <w:r>
               <w:rPr>
@@ -2706,7 +2706,7 @@
               <w:lang w:eastAsia="pl-PL"/>
             </w:rPr>
           </w:pPr>
-          <w:hyperlink w:anchor="_Toc218426330" w:history="1">
+          <w:hyperlink w:anchor="_Toc218438676" w:history="1">
             <w:r>
               <w:rPr>
                 <w:rStyle w:val="Hipercze"/>
@@ -2754,7 +2754,7 @@
                 <w:noProof/>
                 <w:webHidden/>
               </w:rPr>
-              <w:instrText xml:space="preserve"> PAGEREF _Toc218426330 \h </w:instrText>
+              <w:instrText xml:space="preserve"> PAGEREF _Toc218438676 \h </w:instrText>
             </w:r>
             <w:r>
               <w:rPr>
@@ -2774,7 +2774,7 @@
                 <w:noProof/>
                 <w:webHidden/>
               </w:rPr>
-              <w:t>23</w:t>
+              <w:t>21</w:t>
             </w:r>
             <w:r>
               <w:rPr>
@@ -2800,7 +2800,7 @@
               <w:lang w:eastAsia="pl-PL"/>
             </w:rPr>
           </w:pPr>
-          <w:hyperlink w:anchor="_Toc218426331" w:history="1">
+          <w:hyperlink w:anchor="_Toc218438677" w:history="1">
             <w:r>
               <w:rPr>
                 <w:rStyle w:val="Hipercze"/>
@@ -2848,7 +2848,7 @@
                 <w:noProof/>
                 <w:webHidden/>
               </w:rPr>
-              <w:instrText xml:space="preserve"> PAGEREF _Toc218426331 \h </w:instrText>
+              <w:instrText xml:space="preserve"> PAGEREF _Toc218438677 \h </w:instrText>
             </w:r>
             <w:r>
               <w:rPr>
@@ -2868,7 +2868,7 @@
                 <w:noProof/>
                 <w:webHidden/>
               </w:rPr>
-              <w:t>23</w:t>
+              <w:t>22</w:t>
             </w:r>
             <w:r>
               <w:rPr>
@@ -2894,7 +2894,7 @@
               <w:lang w:eastAsia="pl-PL"/>
             </w:rPr>
           </w:pPr>
-          <w:hyperlink w:anchor="_Toc218426332" w:history="1">
+          <w:hyperlink w:anchor="_Toc218438678" w:history="1">
             <w:r>
               <w:rPr>
                 <w:rStyle w:val="Hipercze"/>
@@ -2942,7 +2942,7 @@
                 <w:noProof/>
                 <w:webHidden/>
               </w:rPr>
-              <w:instrText xml:space="preserve"> PAGEREF _Toc218426332 \h </w:instrText>
+              <w:instrText xml:space="preserve"> PAGEREF _Toc218438678 \h </w:instrText>
             </w:r>
             <w:r>
               <w:rPr>
@@ -2962,7 +2962,7 @@
                 <w:noProof/>
                 <w:webHidden/>
               </w:rPr>
-              <w:t>25</w:t>
+              <w:t>24</w:t>
             </w:r>
             <w:r>
               <w:rPr>
@@ -2988,7 +2988,7 @@
               <w:lang w:eastAsia="pl-PL"/>
             </w:rPr>
           </w:pPr>
-          <w:hyperlink w:anchor="_Toc218426333" w:history="1">
+          <w:hyperlink w:anchor="_Toc218438679" w:history="1">
             <w:r>
               <w:rPr>
                 <w:rStyle w:val="Hipercze"/>
@@ -3036,7 +3036,7 @@
                 <w:noProof/>
                 <w:webHidden/>
               </w:rPr>
-              <w:instrText xml:space="preserve"> PAGEREF _Toc218426333 \h </w:instrText>
+              <w:instrText xml:space="preserve"> PAGEREF _Toc218438679 \h </w:instrText>
             </w:r>
             <w:r>
               <w:rPr>
@@ -3056,7 +3056,7 @@
                 <w:noProof/>
                 <w:webHidden/>
               </w:rPr>
-              <w:t>27</w:t>
+              <w:t>26</w:t>
             </w:r>
             <w:r>
               <w:rPr>
@@ -3081,7 +3081,7 @@
               <w:lang w:eastAsia="pl-PL"/>
             </w:rPr>
           </w:pPr>
-          <w:hyperlink w:anchor="_Toc218426334" w:history="1">
+          <w:hyperlink w:anchor="_Toc218438680" w:history="1">
             <w:r>
               <w:rPr>
                 <w:rStyle w:val="Hipercze"/>
@@ -3110,7 +3110,7 @@
                 <w:noProof/>
                 <w:webHidden/>
               </w:rPr>
-              <w:instrText xml:space="preserve"> PAGEREF _Toc218426334 \h </w:instrText>
+              <w:instrText xml:space="preserve"> PAGEREF _Toc218438680 \h </w:instrText>
             </w:r>
             <w:r>
               <w:rPr>
@@ -3130,7 +3130,7 @@
                 <w:noProof/>
                 <w:webHidden/>
               </w:rPr>
-              <w:t>28</w:t>
+              <w:t>27</w:t>
             </w:r>
             <w:r>
               <w:rPr>
@@ -3187,35 +3187,35 @@
           <w:sz w:val="32"/>
         </w:rPr>
       </w:pPr>
-    </w:p>
-    <w:p>
-      <w:pPr>
-        <w:ind w:left="709" w:hanging="709"/>
-        <w:rPr>
-          <w:color w:val="000000" w:themeColor="text1"/>
-          <w:sz w:val="32"/>
-        </w:rPr>
-      </w:pPr>
-    </w:p>
-    <w:p>
-      <w:pPr>
-        <w:ind w:left="709" w:hanging="709"/>
-        <w:rPr>
-          <w:color w:val="000000" w:themeColor="text1"/>
-          <w:sz w:val="32"/>
-        </w:rPr>
-      </w:pPr>
-    </w:p>
-    <w:p>
-      <w:pPr>
-        <w:ind w:left="709" w:hanging="709"/>
-        <w:rPr>
-          <w:color w:val="000000" w:themeColor="text1"/>
-          <w:sz w:val="32"/>
-        </w:rPr>
-      </w:pPr>
       <w:bookmarkStart w:id="0" w:name="_GoBack"/>
       <w:bookmarkEnd w:id="0"/>
+    </w:p>
+    <w:p>
+      <w:pPr>
+        <w:ind w:left="709" w:hanging="709"/>
+        <w:rPr>
+          <w:color w:val="000000" w:themeColor="text1"/>
+          <w:sz w:val="32"/>
+        </w:rPr>
+      </w:pPr>
+    </w:p>
+    <w:p>
+      <w:pPr>
+        <w:ind w:left="709" w:hanging="709"/>
+        <w:rPr>
+          <w:color w:val="000000" w:themeColor="text1"/>
+          <w:sz w:val="32"/>
+        </w:rPr>
+      </w:pPr>
+    </w:p>
+    <w:p>
+      <w:pPr>
+        <w:ind w:left="709" w:hanging="709"/>
+        <w:rPr>
+          <w:color w:val="000000" w:themeColor="text1"/>
+          <w:sz w:val="32"/>
+        </w:rPr>
+      </w:pPr>
     </w:p>
     <w:p>
       <w:pPr>
@@ -3247,7 +3247,7 @@
           <w:color w:val="000000" w:themeColor="text1"/>
         </w:rPr>
       </w:pPr>
-      <w:bookmarkStart w:id="1" w:name="_Toc218426311"/>
+      <w:bookmarkStart w:id="1" w:name="_Toc218438657"/>
       <w:r>
         <w:rPr>
           <w:rFonts w:ascii="Times New Roman" w:hAnsi="Times New Roman" w:cs="Times New Roman"/>
@@ -3371,7 +3371,7 @@
           <w:lang w:eastAsia="pl-PL"/>
         </w:rPr>
       </w:pPr>
-      <w:bookmarkStart w:id="2" w:name="_Toc218426312"/>
+      <w:bookmarkStart w:id="2" w:name="_Toc218438658"/>
       <w:r>
         <w:rPr>
           <w:rFonts w:ascii="Times New Roman" w:hAnsi="Times New Roman" w:cs="Times New Roman"/>
@@ -3477,7 +3477,7 @@
           <w:lang w:eastAsia="pl-PL"/>
         </w:rPr>
       </w:pPr>
-      <w:bookmarkStart w:id="3" w:name="_Toc218426313"/>
+      <w:bookmarkStart w:id="3" w:name="_Toc218438659"/>
       <w:r>
         <w:rPr>
           <w:rFonts w:ascii="Times New Roman" w:hAnsi="Times New Roman" w:cs="Times New Roman"/>
@@ -3846,7 +3846,7 @@
           <w:color w:val="000000" w:themeColor="text1"/>
         </w:rPr>
       </w:pPr>
-      <w:bookmarkStart w:id="4" w:name="_Toc218426314"/>
+      <w:bookmarkStart w:id="4" w:name="_Toc218438660"/>
       <w:r>
         <w:rPr>
           <w:rFonts w:ascii="Times New Roman" w:hAnsi="Times New Roman" w:cs="Times New Roman"/>
@@ -3883,7 +3883,7 @@
           <w:sz w:val="28"/>
         </w:rPr>
       </w:pPr>
-      <w:bookmarkStart w:id="5" w:name="_Toc218426315"/>
+      <w:bookmarkStart w:id="5" w:name="_Toc218438661"/>
       <w:r>
         <w:rPr>
           <w:rFonts w:ascii="Times New Roman" w:hAnsi="Times New Roman" w:cs="Times New Roman"/>
@@ -3910,13 +3910,7 @@
       </w:r>
       <w:proofErr w:type="spellEnd"/>
       <w:r>
-        <w:t xml:space="preserve"> pozyskiwane z rejestratorów GPS mają zazwyczaj postać sekwencji punktów przestrzennych, z których każdy opisany jest współrzędnymi geografic</w:t>
-      </w:r>
-      <w:r>
-        <w:t>znymi, znacznikiem czasu oraz w zależności od urządzenia</w:t>
-      </w:r>
-      <w:r>
-        <w:t xml:space="preserve"> wysokością nad poziomem morza. Tego typu logi stanowią podstawę do dalszej analizy przebiegu trasy, obliczania parametrów ruchu oraz wizualizacji danych na mapie. Pomimo ciągłego rozwoju technologii satelitarnych, dane GPS nadal obarczone są licznymi niedoskonałościami, które utrudniają ich bezpośrednie wykorzystanie.</w:t>
+        <w:t xml:space="preserve"> pozyskiwane z rejestratorów GPS mają zazwyczaj postać sekwencji punktów przestrzennych, z których każdy opisany jest współrzędnymi geograficznymi, znacznikiem czasu oraz w zależności od urządzenia wysokością nad poziomem morza. Tego typu logi stanowią podstawę do dalszej analizy przebiegu trasy, obliczania parametrów ruchu oraz wizualizacji danych na mapie. Pomimo ciągłego rozwoju technologii satelitarnych, dane GPS nadal obarczone są licznymi niedoskonałościami, które utrudniają ich bezpośrednie wykorzystanie.</w:t>
       </w:r>
     </w:p>
     <w:p>
@@ -3999,7 +3993,7 @@
           <w:sz w:val="28"/>
         </w:rPr>
       </w:pPr>
-      <w:bookmarkStart w:id="6" w:name="_Toc218426316"/>
+      <w:bookmarkStart w:id="6" w:name="_Toc218438662"/>
       <w:r>
         <w:rPr>
           <w:rFonts w:ascii="Times New Roman" w:hAnsi="Times New Roman" w:cs="Times New Roman"/>
@@ -4172,7 +4166,7 @@
           <w:sz w:val="28"/>
         </w:rPr>
       </w:pPr>
-      <w:bookmarkStart w:id="7" w:name="_Toc218426317"/>
+      <w:bookmarkStart w:id="7" w:name="_Toc218438663"/>
       <w:r>
         <w:rPr>
           <w:rFonts w:ascii="Times New Roman" w:hAnsi="Times New Roman" w:cs="Times New Roman"/>
@@ -4289,23 +4283,7 @@
             <w:i/>
             <w:iCs/>
           </w:rPr>
-          <w:t>https://www.gpsvisualizer.c</w:t>
-        </w:r>
-        <w:r>
-          <w:rPr>
-            <w:rStyle w:val="Hipercze"/>
-            <w:i/>
-            <w:iCs/>
-          </w:rPr>
-          <w:t>o</w:t>
-        </w:r>
-        <w:r>
-          <w:rPr>
-            <w:rStyle w:val="Hipercze"/>
-            <w:i/>
-            <w:iCs/>
-          </w:rPr>
-          <w:t>m</w:t>
+          <w:t>https://www.gpsvisualizer.com</w:t>
         </w:r>
       </w:hyperlink>
       <w:r>
@@ -4449,7 +4427,7 @@
           <w:sz w:val="28"/>
         </w:rPr>
       </w:pPr>
-      <w:bookmarkStart w:id="8" w:name="_Toc218426318"/>
+      <w:bookmarkStart w:id="8" w:name="_Toc218438664"/>
       <w:r>
         <w:rPr>
           <w:rFonts w:ascii="Times New Roman" w:hAnsi="Times New Roman" w:cs="Times New Roman"/>
@@ -4687,7 +4665,7 @@
         </w:rPr>
         <w:t xml:space="preserve"> </w:t>
       </w:r>
-      <w:bookmarkStart w:id="9" w:name="_Toc218426319"/>
+      <w:bookmarkStart w:id="9" w:name="_Toc218438665"/>
       <w:r>
         <w:rPr>
           <w:rFonts w:ascii="Times New Roman" w:hAnsi="Times New Roman" w:cs="Times New Roman"/>
@@ -6584,14 +6562,14 @@
           <w:color w:val="000000" w:themeColor="text1"/>
         </w:rPr>
       </w:pPr>
-      <w:bookmarkStart w:id="10" w:name="_Toc218426320"/>
+      <w:bookmarkStart w:id="10" w:name="_Toc218438666"/>
       <w:r>
         <w:rPr>
           <w:rFonts w:ascii="Times New Roman" w:hAnsi="Times New Roman" w:cs="Times New Roman"/>
           <w:b/>
           <w:color w:val="000000" w:themeColor="text1"/>
         </w:rPr>
-        <w:t xml:space="preserve">Architektura i projekt autorskiej aplikacji </w:t>
+        <w:t xml:space="preserve">Architektura i projekt aplikacji </w:t>
       </w:r>
       <w:proofErr w:type="spellStart"/>
       <w:r>
@@ -6628,7 +6606,7 @@
         </w:rPr>
         <w:t xml:space="preserve"> </w:t>
       </w:r>
-      <w:bookmarkStart w:id="11" w:name="_Toc218426321"/>
+      <w:bookmarkStart w:id="11" w:name="_Toc218438667"/>
       <w:r>
         <w:rPr>
           <w:rFonts w:ascii="Times New Roman" w:hAnsi="Times New Roman" w:cs="Times New Roman"/>
@@ -6636,237 +6614,168 @@
           <w:color w:val="000000" w:themeColor="text1"/>
           <w:sz w:val="28"/>
         </w:rPr>
-        <w:t>Założenia projektowe i funkcjonalne</w:t>
-      </w:r>
-      <w:bookmarkEnd w:id="11"/>
-    </w:p>
-    <w:p/>
-    <w:p>
-      <w:pPr>
-        <w:jc w:val="both"/>
-      </w:pPr>
-      <w:r>
-        <w:t xml:space="preserve">        Proces projektowy aplikacji </w:t>
-      </w:r>
-      <w:proofErr w:type="spellStart"/>
-      <w:r>
-        <w:t>GeoLog</w:t>
-      </w:r>
-      <w:proofErr w:type="spellEnd"/>
-      <w:r>
-        <w:t xml:space="preserve"> oparto na zbiorze precyzyjnie zdefiniowanych założeń, które podzielono na wymagania funkcjonalne i niefunkcjonalne. Celem było stworzenie kompletnego, niezawodnego i intuicyjnego w obsłudze systemu do zarządzania danymi </w:t>
-      </w:r>
-      <w:proofErr w:type="spellStart"/>
-      <w:r>
-        <w:t>geolokalizacyjnymi</w:t>
-      </w:r>
-      <w:proofErr w:type="spellEnd"/>
-      <w:r>
-        <w:t>. Poniższe akapity szczegółowo opisują kluczowe wymagania, które zostały zrealizowane w ramach projektu.</w:t>
-      </w:r>
-    </w:p>
-    <w:p>
-      <w:pPr>
-        <w:jc w:val="both"/>
-      </w:pPr>
-    </w:p>
-    <w:p>
-      <w:pPr>
-        <w:jc w:val="both"/>
-      </w:pPr>
-      <w:r>
-        <w:t xml:space="preserve">        Pierwszą grupę stanowią wymagania funkcjonalne dotyczące zarządzania użytkownikami. Zaimplementowany system musiał zapewniać możliwość bezpiecznej rejestracji nowego użytkownika za pomocą adresu e-mail, unikalnej nazwy użytkownika i hasła. W celu zapewnienia autentyczności podawanych danych, proces ten został zabezpieczony poprzez mechanizm weryfikacji adresu e-mail, polegający na wysłaniu </w:t>
-      </w:r>
-      <w:r>
-        <w:lastRenderedPageBreak/>
-        <w:t>wiadomości z unikalnym linkiem aktywacyjnym. Po pomyślnej weryfikacji, użytkownik uzyskiwał możliwość zalogowania się do systemu. W ramach zarządzania kontem, system musiał również umożliwiać zalogowanemu użytkownikowi zmianę hasła, warunkowaną podaniem bieżącego hasła, oraz personalizację profilu poprzez wgranie własnego awatara w formacie graficznym.</w:t>
-      </w:r>
-    </w:p>
-    <w:p>
-      <w:pPr>
-        <w:jc w:val="both"/>
-      </w:pPr>
-    </w:p>
-    <w:p>
-      <w:pPr>
-        <w:jc w:val="both"/>
-      </w:pPr>
-      <w:r>
-        <w:t xml:space="preserve">        Druga, kluczowa grupa wymagań dotyczyła funkcjonalności związanych z zarządzaniem trasami. Aplikacja musiała oferować dwa sposoby tworzenia tras. Pierwszy z nich to możliwość przesłania przez zalogowanego użytkownika istniejącego pliku w formacie GPX, wraz z metadanymi takimi jak nazwa, opis oraz poziom widoczności (prywatna, niepubliczna, publiczna). System został zobligowany do automatycznego przetworzenia takiego pliku, w tym do ekstrakcji sekwencji punktów (współrzędnych, opcjonalnej wysokości i znacznika czasu). Drugim sposobem tworzenia trasy jest interaktywny kreator, który umożliwia użytkownikowi manualne projektowanie nowej ścieżki poprzez wskazywanie kolejnych punktów na mapie.</w:t>
-      </w:r>
-    </w:p>
-    <w:p/>
-    <w:p>
-      <w:pPr>
-        <w:jc w:val="both"/>
-      </w:pPr>
-      <w:r>
-        <w:t xml:space="preserve">        Niezależnie od sposobu utworzenia trasy, aplikacja miała za zadanie automatycznie obliczać i zapisywać jej podstawowe statystyki, w tym całkowity dystans, sumę przewyższeń i spadków, a dla tras importowanych z plików GPX – również łączny czas trwania oraz prędkość średnią i maksymalną. Zrealizowano również wymaganie dotyczące udostępniania szczegółowego widoku trasy, który prezentuje jej przebieg na interaktywnej mapie oraz wizualizuje jej profil wysokościowy lub prędkości na dynamicznych wykresach. Użytkownik będący właścicielem trasy musiał otrzymać możliwość edycji jej nazwy i opisu, a także jej trwałego usunięcia. System miał również udostępniać publiczny panel ("Odkrywaj"), na którym prezentowane są wszystkie trasy </w:t>
-      </w:r>
-      <w:proofErr w:type="gramStart"/>
-      <w:r>
-        <w:t>oznaczone jako</w:t>
-      </w:r>
-      <w:proofErr w:type="gramEnd"/>
-      <w:r>
-        <w:t xml:space="preserve"> publiczne, z funkcjonalnością wyszukiwania i sortowania.</w:t>
-      </w:r>
-    </w:p>
-    <w:p>
-      <w:pPr>
-        <w:jc w:val="both"/>
-      </w:pPr>
-    </w:p>
-    <w:p>
-      <w:pPr>
-        <w:jc w:val="both"/>
-      </w:pPr>
-      <w:r>
-        <w:t xml:space="preserve">        Oprócz wymagań funkcjonalnych, zdefiniowano również wymagania niefunkcjonalne, które </w:t>
-      </w:r>
-      <w:proofErr w:type="gramStart"/>
-      <w:r>
-        <w:t>określają jakość</w:t>
-      </w:r>
-      <w:proofErr w:type="gramEnd"/>
-      <w:r>
-        <w:t xml:space="preserve"> działania systemu. Do najważniejszych z nich należały: wydajność, </w:t>
-      </w:r>
-      <w:proofErr w:type="gramStart"/>
-      <w:r>
-        <w:t>rozumiana jako</w:t>
-      </w:r>
-      <w:proofErr w:type="gramEnd"/>
-      <w:r>
-        <w:t xml:space="preserve"> szybki czas odpowiedzi serwera na żądania, zwłaszcza podczas przetwarzania dużych plików GPX; bezpieczeństwo, zapewnione przez </w:t>
-      </w:r>
-      <w:proofErr w:type="spellStart"/>
-      <w:r>
-        <w:t>hashowanie</w:t>
-      </w:r>
-      <w:proofErr w:type="spellEnd"/>
-      <w:r>
-        <w:t xml:space="preserve"> haseł i autoryzację opartą na </w:t>
-      </w:r>
-      <w:proofErr w:type="spellStart"/>
-      <w:r>
-        <w:t>tokenach</w:t>
-      </w:r>
-      <w:proofErr w:type="spellEnd"/>
-      <w:r>
-        <w:t xml:space="preserve"> JWT; oraz użyteczność, osiągnięta dzięki zastosowaniu intuicyjnego i </w:t>
-      </w:r>
-      <w:proofErr w:type="spellStart"/>
-      <w:r>
-        <w:t>responsywnego</w:t>
-      </w:r>
-      <w:proofErr w:type="spellEnd"/>
-      <w:r>
-        <w:t xml:space="preserve"> interfejsu użytkownika, który dostosowuje się do różnych rozmiarów ekranu.</w:t>
-      </w:r>
-    </w:p>
-    <w:p/>
-    <w:p/>
-    <w:p>
-      <w:pPr>
-        <w:pStyle w:val="Nagwek2"/>
-        <w:numPr>
-          <w:ilvl w:val="1"/>
-          <w:numId w:val="40"/>
-        </w:numPr>
+        <w:t xml:space="preserve">Założenia </w:t>
+      </w:r>
+      <w:r>
         <w:rPr>
           <w:rFonts w:ascii="Times New Roman" w:hAnsi="Times New Roman" w:cs="Times New Roman"/>
           <w:b/>
           <w:color w:val="000000" w:themeColor="text1"/>
           <w:sz w:val="28"/>
         </w:rPr>
-      </w:pPr>
-      <w:r>
-        <w:rPr>
-          <w:rFonts w:ascii="Times New Roman" w:hAnsi="Times New Roman" w:cs="Times New Roman"/>
-          <w:b/>
-          <w:color w:val="000000" w:themeColor="text1"/>
-          <w:sz w:val="28"/>
-        </w:rPr>
-        <w:t xml:space="preserve"> </w:t>
-      </w:r>
-      <w:bookmarkStart w:id="12" w:name="_Toc218426322"/>
-      <w:r>
-        <w:rPr>
-          <w:rFonts w:ascii="Times New Roman" w:hAnsi="Times New Roman" w:cs="Times New Roman"/>
-          <w:b/>
-          <w:color w:val="000000" w:themeColor="text1"/>
-          <w:sz w:val="28"/>
-        </w:rPr>
-        <w:t>Architektura systemu.</w:t>
-      </w:r>
-      <w:bookmarkEnd w:id="12"/>
-    </w:p>
-    <w:p>
-      <w:pPr>
+        <w:t>architektoniczne systemu.</w:t>
+      </w:r>
+      <w:bookmarkEnd w:id="11"/>
+    </w:p>
+    <w:p>
+      <w:pPr>
+        <w:tabs>
+          <w:tab w:val="left" w:pos="5148"/>
+        </w:tabs>
+      </w:pPr>
+      <w:r>
+        <w:tab/>
+      </w:r>
+    </w:p>
+    <w:p>
+      <w:pPr>
+        <w:pStyle w:val="NormalnyWeb"/>
+        <w:ind w:firstLine="360"/>
         <w:jc w:val="both"/>
-        <w:rPr>
-          <w:rFonts w:cs="Times New Roman"/>
-          <w:color w:val="000000" w:themeColor="text1"/>
-        </w:rPr>
-      </w:pPr>
-    </w:p>
-    <w:p>
-      <w:pPr>
+      </w:pPr>
+      <w:r>
+        <w:t xml:space="preserve">Projektując architekturę aplikacji </w:t>
+      </w:r>
+      <w:proofErr w:type="spellStart"/>
+      <w:r>
+        <w:t>GeoLog</w:t>
+      </w:r>
+      <w:proofErr w:type="spellEnd"/>
+      <w:r>
+        <w:t xml:space="preserve"> przyjęto założenie stworzenia nowoczesnego systemu webowego umożliwiającego zarządzanie, analizę oraz edycję danych </w:t>
+      </w:r>
+      <w:proofErr w:type="spellStart"/>
+      <w:r>
+        <w:t>geolokalizacyjnych</w:t>
+      </w:r>
+      <w:proofErr w:type="spellEnd"/>
+      <w:r>
+        <w:t xml:space="preserve"> w formacie GPX. Aplikacja została zaprojektowana, jako rozwiązanie typu </w:t>
+      </w:r>
+      <w:proofErr w:type="spellStart"/>
+      <w:r>
+        <w:rPr>
+          <w:rStyle w:val="Uwydatnienie"/>
+          <w:i w:val="0"/>
+        </w:rPr>
+        <w:t>full-stack</w:t>
+      </w:r>
+      <w:proofErr w:type="spellEnd"/>
+      <w:r>
+        <w:t>, w którym warstwa kliencka i serwerowa są od siebie wyraźnie oddzielone, a komunikacja pomiędzy nimi odbywa się w sposób ustandaryzowany z wykorzystaniem interfejsu REST API.</w:t>
+      </w:r>
+    </w:p>
+    <w:p>
+      <w:pPr>
+        <w:pStyle w:val="NormalnyWeb"/>
+        <w:ind w:firstLine="360"/>
         <w:jc w:val="both"/>
-        <w:rPr>
-          <w:rFonts w:cs="Times New Roman"/>
-          <w:color w:val="000000" w:themeColor="text1"/>
-        </w:rPr>
-      </w:pPr>
-      <w:r>
-        <w:rPr>
-          <w:rFonts w:cs="Times New Roman"/>
-          <w:color w:val="000000" w:themeColor="text1"/>
-        </w:rPr>
-        <w:t xml:space="preserve">        Projektując architekturę oprogramowania, dąży się do stworzenia struktury, która nie tylko spełnia wymagania funkcjonalne, ale również zapewnia pożądane atrybuty jakościowe, takie jak wydajność, niezawodność i łatwość w modyfikacji [9]. W przypadku aplikacji </w:t>
-      </w:r>
-      <w:proofErr w:type="spellStart"/>
-      <w:r>
-        <w:rPr>
-          <w:rFonts w:cs="Times New Roman"/>
-          <w:color w:val="000000" w:themeColor="text1"/>
-        </w:rPr>
+      </w:pPr>
+      <w:r>
+        <w:t xml:space="preserve">Podstawowym celem architektonicznym było zapewnienie czytelnej separacji odpowiedzialności pomiędzy poszczególnymi warstwami systemu. Warstwa kliencka odpowiada wyłącznie za prezentację danych, interakcję z użytkownikiem oraz wizualizację </w:t>
+      </w:r>
+      <w:r>
+        <w:lastRenderedPageBreak/>
+        <w:t>tras na mapie, natomiast cała logika biznesowa, przetwarzanie plików GPX, obliczanie statystyk tras oraz kontrola dostępu realizowane są po stronie serwera. Dane trwałe przechowywane są w relacyjnej bazie danych, która stanowi niezależną warstwę systemu.</w:t>
+      </w:r>
+    </w:p>
+    <w:p>
+      <w:pPr>
+        <w:pStyle w:val="NormalnyWeb"/>
+        <w:ind w:firstLine="360"/>
+        <w:jc w:val="both"/>
+      </w:pPr>
+      <w:r>
+        <w:t xml:space="preserve">Istotnym założeniem projektowym była dostępność aplikacji z poziomu przeglądarki internetowej bez konieczności instalowania dodatkowego oprogramowania po stronie użytkownika. W przeciwieństwie do narzędzi desktopowych klasy GIS, takich jak QGIS, aplikacja </w:t>
+      </w:r>
+      <w:proofErr w:type="spellStart"/>
+      <w:r>
         <w:t>GeoLog</w:t>
       </w:r>
       <w:proofErr w:type="spellEnd"/>
       <w:r>
-        <w:rPr>
-          <w:rFonts w:cs="Times New Roman"/>
-          <w:color w:val="000000" w:themeColor="text1"/>
-        </w:rPr>
-        <w:t xml:space="preserve">, której zadaniem jest przetwarzanie i wizualizacja danych </w:t>
-      </w:r>
-      <w:proofErr w:type="spellStart"/>
-      <w:r>
-        <w:rPr>
-          <w:rFonts w:cs="Times New Roman"/>
-          <w:color w:val="000000" w:themeColor="text1"/>
-        </w:rPr>
-        <w:t>geoprzestrzennych</w:t>
-      </w:r>
-      <w:proofErr w:type="spellEnd"/>
-      <w:r>
-        <w:rPr>
-          <w:rFonts w:cs="Times New Roman"/>
-          <w:color w:val="000000" w:themeColor="text1"/>
-        </w:rPr>
-        <w:t xml:space="preserve"> w środowisku internetowym, zdecydowano się na implementację sprawdzonego wzorca architektonicznego Klient-Serwer w jego klasycznym, trójwarstwowym wariancie. Jak argumentuje Martin Fowler, separacja warstwy prezentacji, logiki biznesowej oraz warstwy dostępu do danych jest fundamentalną zasadą pozwalającą na budowę elastycznych i skalowalnych systemów [10]. Taki podział umożliwia niezależny rozwój i wdrażanie poszczególnych komponentów aplikacji, co jest kluczowe w nowoczesnych procesach inżynierii oprogramowania. Schemat przyjętej architektury przedstawiono na rysunku 2.1.</w:t>
-      </w:r>
-    </w:p>
-    <w:p>
-      <w:pPr>
+        <w:t xml:space="preserve"> została </w:t>
+      </w:r>
+      <w:proofErr w:type="gramStart"/>
+      <w:r>
+        <w:t>zaprojektowana jako</w:t>
+      </w:r>
+      <w:proofErr w:type="gramEnd"/>
+      <w:r>
+        <w:t xml:space="preserve"> system działający w środowisku webowym, co umożliwia korzystanie z niej na różnych urządzeniach i platformach systemowych.</w:t>
+      </w:r>
+    </w:p>
+    <w:p>
+      <w:pPr>
+        <w:pStyle w:val="NormalnyWeb"/>
+        <w:ind w:firstLine="360"/>
         <w:jc w:val="both"/>
-        <w:rPr>
-          <w:rFonts w:cs="Times New Roman"/>
-          <w:color w:val="000000" w:themeColor="text1"/>
-        </w:rPr>
-      </w:pPr>
+      </w:pPr>
+      <w:r>
+        <w:t xml:space="preserve">Kolejnym ważnym aspektem architektury była możliwość dalszego rozwoju i skalowania systemu. Zastosowanie architektury klient–serwer oraz komunikacji opartej o protokół HTTP i format JSON pozwala na niezależny rozwój warstwy </w:t>
+      </w:r>
+      <w:proofErr w:type="spellStart"/>
+      <w:r>
+        <w:t>frontendowej</w:t>
+      </w:r>
+      <w:proofErr w:type="spellEnd"/>
+      <w:r>
+        <w:t xml:space="preserve"> i </w:t>
+      </w:r>
+      <w:proofErr w:type="spellStart"/>
+      <w:r>
+        <w:t>backendowej</w:t>
+      </w:r>
+      <w:proofErr w:type="spellEnd"/>
+      <w:r>
+        <w:t>, a także potencjalną integrację aplikacji z innymi systemami lub usługami w przyszłości.</w:t>
+      </w:r>
+    </w:p>
+    <w:p>
+      <w:pPr>
+        <w:pStyle w:val="NormalnyWeb"/>
+        <w:ind w:firstLine="360"/>
+        <w:jc w:val="both"/>
+      </w:pPr>
+      <w:r>
+        <w:t>W projekcie przyjęto również założenie centralnego przechowywania danych użytkowników i tras. Każda trasa przypisana jest do konkretnego użytkownika, a dostęp do danych jest kontrolowany przez mechanizmy uwierzytelniania i autoryzacji. Takie podejście umożliwia bezpieczne zarządzanie danymi oraz ich ponowne wykorzystanie, edycję i analizę w kolejnych sesjach użytkownika.</w:t>
+      </w:r>
+    </w:p>
+    <w:p>
+      <w:pPr>
+        <w:pStyle w:val="NormalnyWeb"/>
+        <w:ind w:firstLine="360"/>
+        <w:jc w:val="both"/>
+      </w:pPr>
+      <w:r>
+        <w:t xml:space="preserve">Ogólny schemat architektury aplikacji </w:t>
+      </w:r>
+      <w:proofErr w:type="spellStart"/>
+      <w:r>
+        <w:t>GeoLog</w:t>
+      </w:r>
+      <w:proofErr w:type="spellEnd"/>
+      <w:r>
+        <w:t xml:space="preserve">, przedstawiony na rysunku 2.1, </w:t>
+      </w:r>
+      <w:proofErr w:type="gramStart"/>
+      <w:r>
+        <w:t>ilustruje</w:t>
+      </w:r>
+      <w:proofErr w:type="gramEnd"/>
+      <w:r>
+        <w:t xml:space="preserve"> trójwarstwowy podział systemu na warstwę prezentacji, warstwę logiki biznesowej oraz warstwę danych. Diagram ten odzwierciedla przyjęte założenia architektoniczne i stanowi punkt odniesienia dla dalszego opisu szczegółowych elementów systemu w kolejnych podrozdziałach.</w:t>
+      </w:r>
     </w:p>
     <w:p>
       <w:pPr>
@@ -6877,7 +6786,7 @@
         <w:rPr>
           <w:rFonts w:cs="Times New Roman"/>
           <w:b/>
-          <w:color w:val="000000" w:themeColor="text1"/>
+          <w:color w:val="FF0000"/>
         </w:rPr>
       </w:pPr>
       <w:r>
@@ -6885,31 +6794,30 @@
           <w:rFonts w:cs="Times New Roman"/>
           <w:b/>
           <w:noProof/>
-          <w:color w:val="000000" w:themeColor="text1"/>
+          <w:color w:val="FF0000"/>
           <w:lang w:eastAsia="pl-PL"/>
         </w:rPr>
-        <w:lastRenderedPageBreak/>
         <w:drawing>
-          <wp:anchor distT="0" distB="0" distL="114300" distR="114300" simplePos="0" relativeHeight="251666432" behindDoc="1" locked="0" layoutInCell="1" allowOverlap="1" wp14:anchorId="67FADCB1" wp14:editId="1DF16984">
+          <wp:anchor distT="0" distB="0" distL="114300" distR="114300" simplePos="0" relativeHeight="251668480" behindDoc="1" locked="0" layoutInCell="1" allowOverlap="1" wp14:anchorId="5E9DA2BD" wp14:editId="60790D3E">
             <wp:simplePos x="0" y="0"/>
             <wp:positionH relativeFrom="page">
               <wp:align>center</wp:align>
             </wp:positionH>
             <wp:positionV relativeFrom="paragraph">
-              <wp:posOffset>287020</wp:posOffset>
+              <wp:posOffset>273685</wp:posOffset>
             </wp:positionV>
-            <wp:extent cx="6555394" cy="2065020"/>
-            <wp:effectExtent l="0" t="0" r="0" b="0"/>
+            <wp:extent cx="7159625" cy="2255520"/>
+            <wp:effectExtent l="0" t="0" r="3175" b="0"/>
             <wp:wrapTight wrapText="bothSides">
               <wp:wrapPolygon edited="0">
                 <wp:start x="0" y="0"/>
-                <wp:lineTo x="0" y="21321"/>
-                <wp:lineTo x="21531" y="21321"/>
-                <wp:lineTo x="21531" y="0"/>
+                <wp:lineTo x="0" y="21345"/>
+                <wp:lineTo x="21552" y="21345"/>
+                <wp:lineTo x="21552" y="0"/>
                 <wp:lineTo x="0" y="0"/>
               </wp:wrapPolygon>
             </wp:wrapTight>
-            <wp:docPr id="12" name="Obraz 12"/>
+            <wp:docPr id="3" name="Obraz 3"/>
             <wp:cNvGraphicFramePr>
               <a:graphicFrameLocks xmlns:a="http://schemas.openxmlformats.org/drawingml/2006/main" noChangeAspect="1"/>
             </wp:cNvGraphicFramePr>
@@ -6935,7 +6843,7 @@
                   <pic:spPr>
                     <a:xfrm>
                       <a:off x="0" y="0"/>
-                      <a:ext cx="6555394" cy="2065020"/>
+                      <a:ext cx="7159625" cy="2255520"/>
                     </a:xfrm>
                     <a:prstGeom prst="rect">
                       <a:avLst/>
@@ -6957,7 +6865,7 @@
         <w:rPr>
           <w:rFonts w:cs="Times New Roman"/>
           <w:b/>
-          <w:color w:val="000000" w:themeColor="text1"/>
+          <w:color w:val="FF0000"/>
         </w:rPr>
         <w:t xml:space="preserve">Rys. 2.1. Ogólny schemat architektury aplikacji </w:t>
       </w:r>
@@ -6966,443 +6874,13 @@
         <w:rPr>
           <w:rFonts w:cs="Times New Roman"/>
           <w:b/>
-          <w:color w:val="000000" w:themeColor="text1"/>
+          <w:color w:val="FF0000"/>
         </w:rPr>
         <w:t>GeoLog</w:t>
       </w:r>
       <w:proofErr w:type="spellEnd"/>
     </w:p>
-    <w:p>
-      <w:pPr>
-        <w:jc w:val="center"/>
-        <w:rPr>
-          <w:rFonts w:cs="Times New Roman"/>
-          <w:color w:val="000000" w:themeColor="text1"/>
-        </w:rPr>
-      </w:pPr>
-    </w:p>
-    <w:p>
-      <w:pPr>
-        <w:jc w:val="both"/>
-        <w:rPr>
-          <w:rFonts w:cs="Times New Roman"/>
-          <w:color w:val="000000" w:themeColor="text1"/>
-        </w:rPr>
-      </w:pPr>
-    </w:p>
-    <w:p>
-      <w:pPr>
-        <w:jc w:val="both"/>
-        <w:rPr>
-          <w:rFonts w:cs="Times New Roman"/>
-          <w:color w:val="000000" w:themeColor="text1"/>
-        </w:rPr>
-      </w:pPr>
-      <w:r>
-        <w:rPr>
-          <w:rFonts w:cs="Times New Roman"/>
-          <w:color w:val="000000" w:themeColor="text1"/>
-        </w:rPr>
-        <w:t xml:space="preserve">        Pierwszym komponentem systemu jest warstwa prezentacji (klient), zrealizowana w modelu Aplikacji Jednostronicowej (ang. Single-</w:t>
-      </w:r>
-      <w:proofErr w:type="spellStart"/>
-      <w:r>
-        <w:rPr>
-          <w:rFonts w:cs="Times New Roman"/>
-          <w:color w:val="000000" w:themeColor="text1"/>
-        </w:rPr>
-        <w:t>Page</w:t>
-      </w:r>
-      <w:proofErr w:type="spellEnd"/>
-      <w:r>
-        <w:rPr>
-          <w:rFonts w:cs="Times New Roman"/>
-          <w:color w:val="000000" w:themeColor="text1"/>
-        </w:rPr>
-        <w:t xml:space="preserve"> Application, SPA). W przeciwieństwie do tradycyjnych aplikacji wielostronicowych, gdzie każda interakcja użytkownika może skutkować przeładowaniem całej strony, model SPA ładuje początkowy zasób HTML tylko raz, a następnie dynamicznie aktualizuje widoki przy użyciu języka </w:t>
-      </w:r>
-      <w:proofErr w:type="spellStart"/>
-      <w:r>
-        <w:rPr>
-          <w:rFonts w:cs="Times New Roman"/>
-          <w:color w:val="000000" w:themeColor="text1"/>
-        </w:rPr>
-        <w:t>JavaScript</w:t>
-      </w:r>
-      <w:proofErr w:type="spellEnd"/>
-      <w:r>
-        <w:rPr>
-          <w:rFonts w:cs="Times New Roman"/>
-          <w:color w:val="000000" w:themeColor="text1"/>
-        </w:rPr>
-        <w:t xml:space="preserve"> [11]. Takie podejście, zaimplementowane w projekcie przy użyciu biblioteki </w:t>
-      </w:r>
-      <w:proofErr w:type="spellStart"/>
-      <w:r>
-        <w:rPr>
-          <w:rFonts w:cs="Times New Roman"/>
-          <w:color w:val="000000" w:themeColor="text1"/>
-        </w:rPr>
-        <w:t>React</w:t>
-      </w:r>
-      <w:proofErr w:type="spellEnd"/>
-      <w:r>
-        <w:rPr>
-          <w:rFonts w:cs="Times New Roman"/>
-          <w:color w:val="000000" w:themeColor="text1"/>
-        </w:rPr>
-        <w:t xml:space="preserve">, zapewnia użytkownikowi płynne i </w:t>
-      </w:r>
-      <w:proofErr w:type="spellStart"/>
-      <w:r>
-        <w:rPr>
-          <w:rFonts w:cs="Times New Roman"/>
-          <w:color w:val="000000" w:themeColor="text1"/>
-        </w:rPr>
-        <w:t>responsywne</w:t>
-      </w:r>
-      <w:proofErr w:type="spellEnd"/>
-      <w:r>
-        <w:rPr>
-          <w:rFonts w:cs="Times New Roman"/>
-          <w:color w:val="000000" w:themeColor="text1"/>
-        </w:rPr>
-        <w:t xml:space="preserve"> doświadczenie, zbliżone do aplikacji desktopowych. Warstwa ta jest w całości odpowiedzialna za </w:t>
-      </w:r>
-      <w:proofErr w:type="spellStart"/>
-      <w:r>
-        <w:rPr>
-          <w:rFonts w:cs="Times New Roman"/>
-          <w:color w:val="000000" w:themeColor="text1"/>
-        </w:rPr>
-        <w:t>renderowanie</w:t>
-      </w:r>
-      <w:proofErr w:type="spellEnd"/>
-      <w:r>
-        <w:rPr>
-          <w:rFonts w:cs="Times New Roman"/>
-          <w:color w:val="000000" w:themeColor="text1"/>
-        </w:rPr>
-        <w:t xml:space="preserve"> interfejsu użytkownika, w tym interaktywnych map i wykresów, oraz za całą komunikację z serwerem.</w:t>
-      </w:r>
-    </w:p>
-    <w:p>
-      <w:pPr>
-        <w:jc w:val="both"/>
-        <w:rPr>
-          <w:rFonts w:cs="Times New Roman"/>
-          <w:color w:val="000000" w:themeColor="text1"/>
-        </w:rPr>
-      </w:pPr>
-    </w:p>
-    <w:p>
-      <w:pPr>
-        <w:jc w:val="both"/>
-        <w:rPr>
-          <w:rFonts w:cs="Times New Roman"/>
-          <w:color w:val="000000" w:themeColor="text1"/>
-        </w:rPr>
-      </w:pPr>
-      <w:r>
-        <w:rPr>
-          <w:rFonts w:cs="Times New Roman"/>
-          <w:color w:val="000000" w:themeColor="text1"/>
-        </w:rPr>
-        <w:t xml:space="preserve">        Centralnym elementem systemu jest warstwa logiki biznesowej (serwer), zaimplementowana w technologii ASP.NET </w:t>
-      </w:r>
-      <w:proofErr w:type="spellStart"/>
-      <w:r>
-        <w:rPr>
-          <w:rFonts w:cs="Times New Roman"/>
-          <w:color w:val="000000" w:themeColor="text1"/>
-        </w:rPr>
-        <w:t>Core</w:t>
-      </w:r>
-      <w:proofErr w:type="spellEnd"/>
-      <w:r>
-        <w:rPr>
-          <w:rFonts w:cs="Times New Roman"/>
-          <w:color w:val="000000" w:themeColor="text1"/>
-        </w:rPr>
-        <w:t>. Jej głównym zadaniem jest udostępnienie usług poprzez interfejs programistyczny aplikacji (API), zaprojektowany zgodnie ze stylem architektonicznym REST (</w:t>
-      </w:r>
-      <w:proofErr w:type="spellStart"/>
-      <w:r>
-        <w:rPr>
-          <w:rFonts w:cs="Times New Roman"/>
-          <w:color w:val="000000" w:themeColor="text1"/>
-        </w:rPr>
-        <w:t>Representational</w:t>
-      </w:r>
-      <w:proofErr w:type="spellEnd"/>
-      <w:r>
-        <w:rPr>
-          <w:rFonts w:cs="Times New Roman"/>
-          <w:color w:val="000000" w:themeColor="text1"/>
-        </w:rPr>
-        <w:t xml:space="preserve"> </w:t>
-      </w:r>
-      <w:proofErr w:type="spellStart"/>
-      <w:r>
-        <w:rPr>
-          <w:rFonts w:cs="Times New Roman"/>
-          <w:color w:val="000000" w:themeColor="text1"/>
-        </w:rPr>
-        <w:t>State</w:t>
-      </w:r>
-      <w:proofErr w:type="spellEnd"/>
-      <w:r>
-        <w:rPr>
-          <w:rFonts w:cs="Times New Roman"/>
-          <w:color w:val="000000" w:themeColor="text1"/>
-        </w:rPr>
-        <w:t xml:space="preserve"> Transfer). Zgodnie z pryncypiami REST, zdefiniowanymi w dysertacji Roya Fieldinga, komunikacja opiera się na bezstanowej wymianie komunikatów i operacjach na zasobach identyfikowanych przez unikalne adresy URI [12]. Warstwa serwerowa jest w pełni odpowiedzialna za realizację całej logiki biznesowej: od uwierzytelniania i autoryzacji użytkowników, poprzez walidację danych wejściowych, aż po skomplikowane operacje </w:t>
-      </w:r>
-      <w:proofErr w:type="spellStart"/>
-      <w:r>
-        <w:rPr>
-          <w:rFonts w:cs="Times New Roman"/>
-          <w:color w:val="000000" w:themeColor="text1"/>
-        </w:rPr>
-        <w:t>parsowania</w:t>
-      </w:r>
-      <w:proofErr w:type="spellEnd"/>
-      <w:r>
-        <w:rPr>
-          <w:rFonts w:cs="Times New Roman"/>
-          <w:color w:val="000000" w:themeColor="text1"/>
-        </w:rPr>
-        <w:t xml:space="preserve"> plików GPX i agregacji statystyk trasy.</w:t>
-      </w:r>
-    </w:p>
-    <w:p>
-      <w:pPr>
-        <w:jc w:val="both"/>
-        <w:rPr>
-          <w:rFonts w:cs="Times New Roman"/>
-          <w:color w:val="000000" w:themeColor="text1"/>
-        </w:rPr>
-      </w:pPr>
-    </w:p>
-    <w:p>
-      <w:pPr>
-        <w:jc w:val="both"/>
-        <w:rPr>
-          <w:rFonts w:cs="Times New Roman"/>
-          <w:color w:val="000000" w:themeColor="text1"/>
-        </w:rPr>
-      </w:pPr>
-      <w:r>
-        <w:rPr>
-          <w:rFonts w:cs="Times New Roman"/>
-          <w:color w:val="000000" w:themeColor="text1"/>
-        </w:rPr>
-        <w:t xml:space="preserve">        Fundamentem architektury jest warstwa danych, zrealizowana przy użyciu obiektowo-relacyjnego systemu zarządzania bazą danych (SZBD) </w:t>
-      </w:r>
-      <w:proofErr w:type="spellStart"/>
-      <w:r>
-        <w:rPr>
-          <w:rFonts w:cs="Times New Roman"/>
-          <w:color w:val="000000" w:themeColor="text1"/>
-        </w:rPr>
-        <w:t>PostgreSQL</w:t>
-      </w:r>
-      <w:proofErr w:type="spellEnd"/>
-      <w:r>
-        <w:rPr>
-          <w:rFonts w:cs="Times New Roman"/>
-          <w:color w:val="000000" w:themeColor="text1"/>
-        </w:rPr>
-        <w:t xml:space="preserve">. Wybór ten podyktowany był jego zgodnością ze standardem SQL, wysoką wydajnością oraz, co kluczowe dla tego projektu, dostępnością rozszerzenia </w:t>
-      </w:r>
-      <w:proofErr w:type="spellStart"/>
-      <w:r>
-        <w:rPr>
-          <w:rFonts w:cs="Times New Roman"/>
-          <w:color w:val="000000" w:themeColor="text1"/>
-        </w:rPr>
-        <w:t>PostGIS</w:t>
-      </w:r>
-      <w:proofErr w:type="spellEnd"/>
-      <w:r>
-        <w:rPr>
-          <w:rFonts w:cs="Times New Roman"/>
-          <w:color w:val="000000" w:themeColor="text1"/>
-        </w:rPr>
-        <w:t xml:space="preserve">. </w:t>
-      </w:r>
-      <w:proofErr w:type="spellStart"/>
-      <w:r>
-        <w:rPr>
-          <w:rFonts w:cs="Times New Roman"/>
-          <w:color w:val="000000" w:themeColor="text1"/>
-        </w:rPr>
-        <w:t>PostGIS</w:t>
-      </w:r>
-      <w:proofErr w:type="spellEnd"/>
-      <w:r>
-        <w:rPr>
-          <w:rFonts w:cs="Times New Roman"/>
-          <w:color w:val="000000" w:themeColor="text1"/>
-        </w:rPr>
-        <w:t xml:space="preserve"> przekształca </w:t>
-      </w:r>
-      <w:proofErr w:type="spellStart"/>
-      <w:r>
-        <w:rPr>
-          <w:rFonts w:cs="Times New Roman"/>
-          <w:color w:val="000000" w:themeColor="text1"/>
-        </w:rPr>
-        <w:t>PostgreSQL</w:t>
-      </w:r>
-      <w:proofErr w:type="spellEnd"/>
-      <w:r>
-        <w:rPr>
-          <w:rFonts w:cs="Times New Roman"/>
-          <w:color w:val="000000" w:themeColor="text1"/>
-        </w:rPr>
-        <w:t xml:space="preserve"> w potężną </w:t>
-      </w:r>
-      <w:proofErr w:type="spellStart"/>
-      <w:r>
-        <w:rPr>
-          <w:rFonts w:cs="Times New Roman"/>
-          <w:color w:val="000000" w:themeColor="text1"/>
-        </w:rPr>
-        <w:t>geobazę</w:t>
-      </w:r>
-      <w:proofErr w:type="spellEnd"/>
-      <w:r>
-        <w:rPr>
-          <w:rFonts w:cs="Times New Roman"/>
-          <w:color w:val="000000" w:themeColor="text1"/>
-        </w:rPr>
-        <w:t xml:space="preserve"> danych, dostarczając typy danych i funkcje przestrzenne zgodne ze specyfikacjami Open </w:t>
-      </w:r>
-      <w:proofErr w:type="spellStart"/>
-      <w:r>
-        <w:rPr>
-          <w:rFonts w:cs="Times New Roman"/>
-          <w:color w:val="000000" w:themeColor="text1"/>
-        </w:rPr>
-        <w:t>Geospatial</w:t>
-      </w:r>
-      <w:proofErr w:type="spellEnd"/>
-      <w:r>
-        <w:rPr>
-          <w:rFonts w:cs="Times New Roman"/>
-          <w:color w:val="000000" w:themeColor="text1"/>
-        </w:rPr>
-        <w:t xml:space="preserve"> Consortium (OGC), co umożliwia efektywne przechowywanie i wykonywanie zapytań na danych geograficznych [13].</w:t>
-      </w:r>
-    </w:p>
-    <w:p>
-      <w:pPr>
-        <w:jc w:val="both"/>
-        <w:rPr>
-          <w:rFonts w:cs="Times New Roman"/>
-          <w:color w:val="000000" w:themeColor="text1"/>
-        </w:rPr>
-      </w:pPr>
-    </w:p>
-    <w:p>
-      <w:pPr>
-        <w:jc w:val="both"/>
-        <w:rPr>
-          <w:rFonts w:cs="Times New Roman"/>
-          <w:color w:val="000000" w:themeColor="text1"/>
-        </w:rPr>
-      </w:pPr>
-      <w:r>
-        <w:rPr>
-          <w:rFonts w:cs="Times New Roman"/>
-          <w:color w:val="000000" w:themeColor="text1"/>
-        </w:rPr>
-        <w:t xml:space="preserve">        Komunikacja pomiędzy warstwą klienta a serwera odbywa się za pomocą protokołu HTTP, a dane przesyłane są w formacie JSON (</w:t>
-      </w:r>
-      <w:proofErr w:type="spellStart"/>
-      <w:r>
-        <w:rPr>
-          <w:rFonts w:cs="Times New Roman"/>
-          <w:color w:val="000000" w:themeColor="text1"/>
-        </w:rPr>
-        <w:t>JavaScript</w:t>
-      </w:r>
-      <w:proofErr w:type="spellEnd"/>
-      <w:r>
-        <w:rPr>
-          <w:rFonts w:cs="Times New Roman"/>
-          <w:color w:val="000000" w:themeColor="text1"/>
-        </w:rPr>
-        <w:t xml:space="preserve"> Object </w:t>
-      </w:r>
-      <w:proofErr w:type="spellStart"/>
-      <w:r>
-        <w:rPr>
-          <w:rFonts w:cs="Times New Roman"/>
-          <w:color w:val="000000" w:themeColor="text1"/>
-        </w:rPr>
-        <w:t>Notation</w:t>
-      </w:r>
-      <w:proofErr w:type="spellEnd"/>
-      <w:r>
-        <w:rPr>
-          <w:rFonts w:cs="Times New Roman"/>
-          <w:color w:val="000000" w:themeColor="text1"/>
-        </w:rPr>
-        <w:t xml:space="preserve">), który ze względu na swoją prostotę i czytelność stał się de facto standardem w nowoczesnych aplikacjach webowych. W celu zabezpieczenia dostępu do zasobów API zaimplementowano mechanizm autoryzacji oparty na standardzie JSON Web </w:t>
-      </w:r>
-      <w:proofErr w:type="spellStart"/>
-      <w:r>
-        <w:rPr>
-          <w:rFonts w:cs="Times New Roman"/>
-          <w:color w:val="000000" w:themeColor="text1"/>
-        </w:rPr>
-        <w:t>Tokens</w:t>
-      </w:r>
-      <w:proofErr w:type="spellEnd"/>
-      <w:r>
-        <w:rPr>
-          <w:rFonts w:cs="Times New Roman"/>
-          <w:color w:val="000000" w:themeColor="text1"/>
-        </w:rPr>
-        <w:t xml:space="preserve"> (JWT), opisanym w dokumencie RFC 7519 [14]. Po pomyślnym uwierzytelnieniu, serwer wystawia cyfrowo podpisany </w:t>
-      </w:r>
-      <w:proofErr w:type="spellStart"/>
-      <w:r>
-        <w:rPr>
-          <w:rFonts w:cs="Times New Roman"/>
-          <w:color w:val="000000" w:themeColor="text1"/>
-        </w:rPr>
-        <w:t>token</w:t>
-      </w:r>
-      <w:proofErr w:type="spellEnd"/>
-      <w:r>
-        <w:rPr>
-          <w:rFonts w:cs="Times New Roman"/>
-          <w:color w:val="000000" w:themeColor="text1"/>
-        </w:rPr>
-        <w:t xml:space="preserve">, który klient dołącza do kolejnych żądań, co pozwala serwerowi na </w:t>
-      </w:r>
-      <w:r>
-        <w:rPr>
-          <w:rFonts w:cs="Times New Roman"/>
-          <w:color w:val="000000" w:themeColor="text1"/>
-        </w:rPr>
-        <w:lastRenderedPageBreak/>
-        <w:t>weryfikację tożsamości użytkownika bez konieczności odwoływania się do bazy danych przy każdym zapytaniu.</w:t>
-      </w:r>
-    </w:p>
-    <w:p>
-      <w:pPr>
-        <w:ind w:left="709" w:hanging="709"/>
-        <w:jc w:val="both"/>
-        <w:rPr>
-          <w:rFonts w:cs="Times New Roman"/>
-          <w:color w:val="000000" w:themeColor="text1"/>
-        </w:rPr>
-      </w:pPr>
-    </w:p>
+    <w:p/>
     <w:p>
       <w:pPr>
         <w:pStyle w:val="Nagwek2"/>
@@ -7414,9 +6892,9 @@
           <w:rFonts w:ascii="Times New Roman" w:hAnsi="Times New Roman" w:cs="Times New Roman"/>
           <w:b/>
           <w:color w:val="000000" w:themeColor="text1"/>
-        </w:rPr>
-      </w:pPr>
-      <w:bookmarkStart w:id="13" w:name="_Toc218426323"/>
+          <w:sz w:val="28"/>
+        </w:rPr>
+      </w:pPr>
       <w:r>
         <w:rPr>
           <w:rFonts w:ascii="Times New Roman" w:hAnsi="Times New Roman" w:cs="Times New Roman"/>
@@ -7424,1058 +6902,181 @@
           <w:color w:val="000000" w:themeColor="text1"/>
           <w:sz w:val="28"/>
         </w:rPr>
-        <w:t>Projekt bazy danych.</w:t>
-      </w:r>
-      <w:bookmarkEnd w:id="13"/>
-    </w:p>
-    <w:p>
-      <w:pPr>
-        <w:ind w:left="709" w:hanging="709"/>
+        <w:t xml:space="preserve"> </w:t>
+      </w:r>
+      <w:bookmarkStart w:id="12" w:name="_Toc218438668"/>
+      <w:r>
+        <w:rPr>
+          <w:rFonts w:ascii="Times New Roman" w:hAnsi="Times New Roman" w:cs="Times New Roman"/>
+          <w:b/>
+          <w:color w:val="000000" w:themeColor="text1"/>
+          <w:sz w:val="28"/>
+        </w:rPr>
+        <w:t xml:space="preserve">Architektura </w:t>
+      </w:r>
+      <w:r>
+        <w:rPr>
+          <w:rFonts w:ascii="Times New Roman" w:hAnsi="Times New Roman" w:cs="Times New Roman"/>
+          <w:b/>
+          <w:color w:val="000000" w:themeColor="text1"/>
+          <w:sz w:val="28"/>
+        </w:rPr>
+        <w:t xml:space="preserve">logiczna aplikacji </w:t>
+      </w:r>
+      <w:proofErr w:type="spellStart"/>
+      <w:r>
+        <w:rPr>
+          <w:rFonts w:ascii="Times New Roman" w:hAnsi="Times New Roman" w:cs="Times New Roman"/>
+          <w:b/>
+          <w:color w:val="000000" w:themeColor="text1"/>
+          <w:sz w:val="28"/>
+        </w:rPr>
+        <w:t>GeoLog</w:t>
+      </w:r>
+      <w:bookmarkEnd w:id="12"/>
+      <w:proofErr w:type="spellEnd"/>
+    </w:p>
+    <w:p>
+      <w:pPr>
+        <w:pStyle w:val="NormalnyWeb"/>
+        <w:ind w:firstLine="360"/>
         <w:jc w:val="both"/>
-        <w:rPr>
-          <w:rFonts w:cs="Times New Roman"/>
-          <w:color w:val="000000" w:themeColor="text1"/>
-        </w:rPr>
-      </w:pPr>
-    </w:p>
-    <w:p>
-      <w:pPr>
-        <w:ind w:firstLine="432"/>
+      </w:pPr>
+      <w:r>
+        <w:t xml:space="preserve">Architektura logiczna aplikacji </w:t>
+      </w:r>
+      <w:proofErr w:type="spellStart"/>
+      <w:r>
+        <w:t>GeoLog</w:t>
+      </w:r>
+      <w:proofErr w:type="spellEnd"/>
+      <w:r>
+        <w:t xml:space="preserve"> została zaprojektowana w sposób umożliwiający jednoznaczne rozdzielenie odpowiedzialności pomiędzy główne obszary funkcjonalne systemu. Przyjęte rozwiązania mają na celu uproszczenie struktury aplikacji, zwiększenie jej czytelności oraz ułatwienie dalszego rozwoju projektu.</w:t>
+      </w:r>
+    </w:p>
+    <w:p>
+      <w:pPr>
+        <w:pStyle w:val="NormalnyWeb"/>
+        <w:ind w:firstLine="360"/>
         <w:jc w:val="both"/>
-        <w:rPr>
-          <w:rFonts w:cs="Times New Roman"/>
-          <w:color w:val="000000" w:themeColor="text1"/>
-        </w:rPr>
-      </w:pPr>
-      <w:r>
-        <w:rPr>
-          <w:rFonts w:cs="Times New Roman"/>
-          <w:color w:val="000000" w:themeColor="text1"/>
-        </w:rPr>
-        <w:t xml:space="preserve">Warstwa danych stanowi fundament każdej aplikacji opartej na danych, a jej prawidłowe zaprojektowanie ma kluczowy wpływ na integralność, wydajność i skalowalność całego systemu. W projekcie aplikacji </w:t>
-      </w:r>
-      <w:proofErr w:type="spellStart"/>
-      <w:r>
-        <w:rPr>
-          <w:rFonts w:cs="Times New Roman"/>
-          <w:color w:val="000000" w:themeColor="text1"/>
-        </w:rPr>
+      </w:pPr>
+      <w:r>
+        <w:lastRenderedPageBreak/>
+        <w:t xml:space="preserve">Z perspektywy logicznej system </w:t>
+      </w:r>
+      <w:proofErr w:type="spellStart"/>
+      <w:r>
         <w:t>GeoLog</w:t>
       </w:r>
       <w:proofErr w:type="spellEnd"/>
       <w:r>
-        <w:rPr>
-          <w:rFonts w:cs="Times New Roman"/>
-          <w:color w:val="000000" w:themeColor="text1"/>
-        </w:rPr>
-        <w:t xml:space="preserve"> zastosowano relacyjny model danych, który, jak opisuje Thomas </w:t>
-      </w:r>
-      <w:proofErr w:type="spellStart"/>
-      <w:r>
-        <w:rPr>
-          <w:rFonts w:cs="Times New Roman"/>
-          <w:color w:val="000000" w:themeColor="text1"/>
-        </w:rPr>
-        <w:t>Connolly</w:t>
-      </w:r>
-      <w:proofErr w:type="spellEnd"/>
-      <w:r>
-        <w:rPr>
-          <w:rFonts w:cs="Times New Roman"/>
-          <w:color w:val="000000" w:themeColor="text1"/>
-        </w:rPr>
-        <w:t xml:space="preserve"> w pracy „Database Systems: A </w:t>
-      </w:r>
-      <w:proofErr w:type="spellStart"/>
-      <w:r>
-        <w:rPr>
-          <w:rFonts w:cs="Times New Roman"/>
-          <w:color w:val="000000" w:themeColor="text1"/>
-        </w:rPr>
-        <w:t>Practical</w:t>
-      </w:r>
-      <w:proofErr w:type="spellEnd"/>
-      <w:r>
-        <w:rPr>
-          <w:rFonts w:cs="Times New Roman"/>
-          <w:color w:val="000000" w:themeColor="text1"/>
-        </w:rPr>
-        <w:t xml:space="preserve"> </w:t>
-      </w:r>
-      <w:proofErr w:type="spellStart"/>
-      <w:r>
-        <w:rPr>
-          <w:rFonts w:cs="Times New Roman"/>
-          <w:color w:val="000000" w:themeColor="text1"/>
-        </w:rPr>
-        <w:t>Approach</w:t>
-      </w:r>
-      <w:proofErr w:type="spellEnd"/>
-      <w:r>
-        <w:rPr>
-          <w:rFonts w:cs="Times New Roman"/>
-          <w:color w:val="000000" w:themeColor="text1"/>
-        </w:rPr>
-        <w:t xml:space="preserve"> to Design, </w:t>
-      </w:r>
-      <w:proofErr w:type="spellStart"/>
-      <w:r>
-        <w:rPr>
-          <w:rFonts w:cs="Times New Roman"/>
-          <w:color w:val="000000" w:themeColor="text1"/>
-        </w:rPr>
-        <w:t>Implementation</w:t>
-      </w:r>
-      <w:proofErr w:type="spellEnd"/>
-      <w:r>
-        <w:rPr>
-          <w:rFonts w:cs="Times New Roman"/>
-          <w:color w:val="000000" w:themeColor="text1"/>
-        </w:rPr>
-        <w:t xml:space="preserve">, and Management”, zapewnia rygorystyczną strukturę i spójność danych poprzez wykorzystanie mechanizmów kluczy głównych, obcych oraz więzów integralności [15]. Proces projektowania logicznego oparto na modelu encji-związków (ang. </w:t>
-      </w:r>
-      <w:proofErr w:type="spellStart"/>
-      <w:r>
-        <w:rPr>
-          <w:rFonts w:cs="Times New Roman"/>
-          <w:color w:val="000000" w:themeColor="text1"/>
-        </w:rPr>
-        <w:t>Entity-Relationship</w:t>
-      </w:r>
-      <w:proofErr w:type="spellEnd"/>
-      <w:r>
-        <w:rPr>
-          <w:rFonts w:cs="Times New Roman"/>
-          <w:color w:val="000000" w:themeColor="text1"/>
-        </w:rPr>
-        <w:t xml:space="preserve"> Model), co pozwoliło na formalne zidentyfikowanie podstawowych obiektów (encji), ich właściwości (atrybutów) oraz wzajemnych powiązań (relacji) [16].</w:t>
-      </w:r>
-    </w:p>
-    <w:p>
-      <w:pPr>
-        <w:ind w:left="709" w:hanging="709"/>
+        <w:t xml:space="preserve"> składa się z zestawu współpracujących komponentów, które realizują określone zadania w procesie przetwarzania danych </w:t>
+      </w:r>
+      <w:proofErr w:type="spellStart"/>
+      <w:r>
+        <w:t>geolokalizacyjnych</w:t>
+      </w:r>
+      <w:proofErr w:type="spellEnd"/>
+      <w:r>
+        <w:t xml:space="preserve"> – od interakcji użytkownika z interfejsem, poprzez obsługę operacji biznesowych, aż po trwałe przechowywanie danych.</w:t>
+      </w:r>
+    </w:p>
+    <w:p>
+      <w:pPr>
+        <w:pStyle w:val="NormalnyWeb"/>
+        <w:ind w:firstLine="360"/>
         <w:jc w:val="both"/>
-        <w:rPr>
-          <w:rFonts w:cs="Times New Roman"/>
-          <w:color w:val="000000" w:themeColor="text1"/>
-        </w:rPr>
-      </w:pPr>
-    </w:p>
-    <w:p>
-      <w:pPr>
-        <w:ind w:firstLine="432"/>
+      </w:pPr>
+      <w:r>
+        <w:t>Podstawowym elementem inicjującym działanie systemu jest użytkownik, który za pośrednictwem przeglądarki internetowej korzysta z interfejsu aplikacji. Interakcje te obejmują m.in. rejestrację i logowanie, przesyłanie plików GPX, tworzenie tras w kreatorze mapowym, przeglądanie zapisanych tras oraz analizę ich parametrów. Wszystkie operacje wykonywane przez użytkownika są przekazywane do warstwy serwerowej w postaci żądań HTTP.</w:t>
+      </w:r>
+    </w:p>
+    <w:p>
+      <w:pPr>
+        <w:pStyle w:val="NormalnyWeb"/>
+        <w:ind w:firstLine="360"/>
         <w:jc w:val="both"/>
-        <w:rPr>
-          <w:rFonts w:cs="Times New Roman"/>
-          <w:color w:val="000000" w:themeColor="text1"/>
-        </w:rPr>
-      </w:pPr>
-      <w:r>
-        <w:rPr>
-          <w:rFonts w:cs="Times New Roman"/>
-          <w:color w:val="000000" w:themeColor="text1"/>
-        </w:rPr>
-        <w:t xml:space="preserve">Logiczny schemat bazy danych został następnie zaimplementowany w systemie zarządzania bazą danych (SZBD) </w:t>
-      </w:r>
-      <w:proofErr w:type="spellStart"/>
-      <w:r>
-        <w:rPr>
-          <w:rFonts w:cs="Times New Roman"/>
-          <w:color w:val="000000" w:themeColor="text1"/>
-        </w:rPr>
-        <w:t>PostgreSQL</w:t>
-      </w:r>
-      <w:proofErr w:type="spellEnd"/>
-      <w:r>
-        <w:rPr>
-          <w:rFonts w:cs="Times New Roman"/>
-          <w:color w:val="000000" w:themeColor="text1"/>
-        </w:rPr>
-        <w:t>, który jest ceniony za swoją niezawodność, zgodność ze standardem ACID (</w:t>
-      </w:r>
-      <w:proofErr w:type="spellStart"/>
-      <w:r>
-        <w:rPr>
-          <w:rFonts w:cs="Times New Roman"/>
-          <w:color w:val="000000" w:themeColor="text1"/>
-        </w:rPr>
-        <w:t>Atomicity</w:t>
-      </w:r>
-      <w:proofErr w:type="spellEnd"/>
-      <w:r>
-        <w:rPr>
-          <w:rFonts w:cs="Times New Roman"/>
-          <w:color w:val="000000" w:themeColor="text1"/>
-        </w:rPr>
-        <w:t xml:space="preserve">, </w:t>
-      </w:r>
-      <w:proofErr w:type="spellStart"/>
-      <w:r>
-        <w:rPr>
-          <w:rFonts w:cs="Times New Roman"/>
-          <w:color w:val="000000" w:themeColor="text1"/>
-        </w:rPr>
-        <w:t>Consistency</w:t>
-      </w:r>
-      <w:proofErr w:type="spellEnd"/>
-      <w:r>
-        <w:rPr>
-          <w:rFonts w:cs="Times New Roman"/>
-          <w:color w:val="000000" w:themeColor="text1"/>
-        </w:rPr>
-        <w:t xml:space="preserve">, </w:t>
-      </w:r>
-      <w:proofErr w:type="spellStart"/>
-      <w:r>
-        <w:rPr>
-          <w:rFonts w:cs="Times New Roman"/>
-          <w:color w:val="000000" w:themeColor="text1"/>
-        </w:rPr>
-        <w:t>Isolation</w:t>
-      </w:r>
-      <w:proofErr w:type="spellEnd"/>
-      <w:r>
-        <w:rPr>
-          <w:rFonts w:cs="Times New Roman"/>
-          <w:color w:val="000000" w:themeColor="text1"/>
-        </w:rPr>
-        <w:t xml:space="preserve">, </w:t>
-      </w:r>
-      <w:proofErr w:type="spellStart"/>
-      <w:r>
-        <w:rPr>
-          <w:rFonts w:cs="Times New Roman"/>
-          <w:color w:val="000000" w:themeColor="text1"/>
-        </w:rPr>
-        <w:t>Durability</w:t>
-      </w:r>
-      <w:proofErr w:type="spellEnd"/>
-      <w:r>
-        <w:rPr>
-          <w:rFonts w:cs="Times New Roman"/>
-          <w:color w:val="000000" w:themeColor="text1"/>
-        </w:rPr>
-        <w:t xml:space="preserve">) oraz zaawansowane możliwości rozszerzania funkcjonalności [17]. Kluczowym elementem implementacji było wykorzystanie rozszerzeń </w:t>
-      </w:r>
-      <w:proofErr w:type="spellStart"/>
-      <w:r>
-        <w:rPr>
-          <w:rFonts w:cs="Times New Roman"/>
-          <w:color w:val="000000" w:themeColor="text1"/>
-        </w:rPr>
-        <w:t>postgis</w:t>
-      </w:r>
-      <w:proofErr w:type="spellEnd"/>
-      <w:r>
-        <w:rPr>
-          <w:rFonts w:cs="Times New Roman"/>
-          <w:color w:val="000000" w:themeColor="text1"/>
-        </w:rPr>
-        <w:t xml:space="preserve"> oraz </w:t>
-      </w:r>
-      <w:proofErr w:type="spellStart"/>
-      <w:r>
-        <w:rPr>
-          <w:rFonts w:cs="Times New Roman"/>
-          <w:color w:val="000000" w:themeColor="text1"/>
-        </w:rPr>
-        <w:t>uuid-ossp</w:t>
-      </w:r>
-      <w:proofErr w:type="spellEnd"/>
-      <w:r>
-        <w:rPr>
-          <w:rFonts w:cs="Times New Roman"/>
-          <w:color w:val="000000" w:themeColor="text1"/>
-        </w:rPr>
-        <w:t xml:space="preserve">. Pierwsze z nich wprowadza obsługę typów i funkcji </w:t>
-      </w:r>
-      <w:proofErr w:type="spellStart"/>
-      <w:r>
-        <w:rPr>
-          <w:rFonts w:cs="Times New Roman"/>
-          <w:color w:val="000000" w:themeColor="text1"/>
-        </w:rPr>
-        <w:t>geoprzestrzennych</w:t>
-      </w:r>
-      <w:proofErr w:type="spellEnd"/>
-      <w:r>
-        <w:rPr>
-          <w:rFonts w:cs="Times New Roman"/>
-          <w:color w:val="000000" w:themeColor="text1"/>
-        </w:rPr>
-        <w:t xml:space="preserve">, zgodnych ze standardem Simple </w:t>
-      </w:r>
-      <w:proofErr w:type="spellStart"/>
-      <w:r>
-        <w:rPr>
-          <w:rFonts w:cs="Times New Roman"/>
-          <w:color w:val="000000" w:themeColor="text1"/>
-        </w:rPr>
-        <w:t>Feature</w:t>
-      </w:r>
-      <w:proofErr w:type="spellEnd"/>
-      <w:r>
-        <w:rPr>
-          <w:rFonts w:cs="Times New Roman"/>
-          <w:color w:val="000000" w:themeColor="text1"/>
-        </w:rPr>
-        <w:t xml:space="preserve"> Access zdefiniowanym przez Open </w:t>
-      </w:r>
-      <w:proofErr w:type="spellStart"/>
-      <w:r>
-        <w:rPr>
-          <w:rFonts w:cs="Times New Roman"/>
-          <w:color w:val="000000" w:themeColor="text1"/>
-        </w:rPr>
-        <w:t>Geospatial</w:t>
-      </w:r>
-      <w:proofErr w:type="spellEnd"/>
-      <w:r>
-        <w:rPr>
-          <w:rFonts w:cs="Times New Roman"/>
-          <w:color w:val="000000" w:themeColor="text1"/>
-        </w:rPr>
-        <w:t xml:space="preserve"> Consortium (OGC), co jest fundamentalne dla głównego celu aplikacji [13]. Drugie natomiast dostarcza funkcje do generowania uniwersalnie unikalnych identyfikatorów (UUID), które </w:t>
+      </w:pPr>
+      <w:r>
+        <w:t>Centralnym komponentem architektury logicznej jest warstwa serwerowa, która odpowiada za obsługę całej logiki aplikacyjnej. To właśnie na tym poziomie realizowane są kluczowe procesy systemu, takie jak walidacja danych wejściowych, przetwarzanie plików GPX, obliczanie statystyk tras oraz egzekwowanie zasad dostępu do danych. Serwer pełni również rolę koordynatora komunikacji pomiędzy interfejsem użytkownika a bazą danych, zapewniając spójność i integralność przetwarzanych informacji.</w:t>
+      </w:r>
+    </w:p>
+    <w:p>
+      <w:pPr>
+        <w:pStyle w:val="NormalnyWeb"/>
+        <w:ind w:firstLine="360"/>
+        <w:jc w:val="both"/>
+      </w:pPr>
+      <w:r>
+        <w:t xml:space="preserve">Istotnym elementem architektury logicznej jest wydzielenie trwałej warstwy danych, odpowiedzialnej za przechowywanie informacji o użytkownikach, trasach oraz punktach </w:t>
+      </w:r>
+      <w:proofErr w:type="spellStart"/>
+      <w:r>
+        <w:t>geolokalizacyjnych</w:t>
+      </w:r>
+      <w:proofErr w:type="spellEnd"/>
+      <w:r>
+        <w:t>. Dane te nie są dostępne bezpośrednio z poziomu klienta – wszelki dostęp realizowany jest wyłącznie za pośrednictwem warstwy serwerowej. Takie podejście umożliwia pełną kontrolę nad operacjami na danych oraz stanowi podstawę do implementacji mechanizmów bezpieczeństwa.</w:t>
+      </w:r>
+    </w:p>
+    <w:p>
+      <w:pPr>
+        <w:pStyle w:val="NormalnyWeb"/>
+        <w:ind w:firstLine="360"/>
+        <w:jc w:val="both"/>
+      </w:pPr>
+      <w:r>
+        <w:t xml:space="preserve">W kontekście aplikacji </w:t>
+      </w:r>
+      <w:proofErr w:type="spellStart"/>
+      <w:r>
+        <w:t>GeoLog</w:t>
+      </w:r>
+      <w:proofErr w:type="spellEnd"/>
+      <w:r>
+        <w:t xml:space="preserve"> szczególną rolę odgrywa sposób przetwarzania danych </w:t>
+      </w:r>
+      <w:proofErr w:type="spellStart"/>
+      <w:r>
+        <w:t>geolokalizacyjnych</w:t>
+      </w:r>
+      <w:proofErr w:type="spellEnd"/>
+      <w:r>
+        <w:t xml:space="preserve">. Punkty trasy, </w:t>
       </w:r>
       <w:proofErr w:type="gramStart"/>
       <w:r>
-        <w:rPr>
-          <w:rFonts w:cs="Times New Roman"/>
-          <w:color w:val="000000" w:themeColor="text1"/>
-        </w:rPr>
-        <w:t>zastosowano jako</w:t>
+        <w:t>zapisane jako</w:t>
       </w:r>
       <w:proofErr w:type="gramEnd"/>
       <w:r>
-        <w:rPr>
-          <w:rFonts w:cs="Times New Roman"/>
-          <w:color w:val="000000" w:themeColor="text1"/>
-        </w:rPr>
-        <w:t xml:space="preserve"> klucze główne w głównych tabelach. Szczegółową strukturę bazy danych przedstawiono na diagramie encji-związków (rys. 2.2).</w:t>
-      </w:r>
-    </w:p>
-    <w:p>
-      <w:pPr>
-        <w:ind w:firstLine="432"/>
+        <w:t xml:space="preserve"> współrzędne geograficzne, są traktowane jako uporządkowana sekwencja, na podstawie której wyznaczane są parametry trasy, takie jak długość, czas trwania czy profil wysokościowy. Logika związana z analizą i ewentualną korektą danych GPS została w całości umieszczona po stronie serwera, co pozwala na zachowanie spójności wyników niezależnie od sposobu korzystania z aplikacji.</w:t>
+      </w:r>
+    </w:p>
+    <w:p>
+      <w:pPr>
+        <w:pStyle w:val="NormalnyWeb"/>
+        <w:ind w:firstLine="360"/>
         <w:jc w:val="both"/>
-        <w:rPr>
-          <w:rFonts w:cs="Times New Roman"/>
-          <w:color w:val="000000" w:themeColor="text1"/>
-        </w:rPr>
-      </w:pPr>
-    </w:p>
-    <w:p>
-      <w:pPr>
-        <w:ind w:left="709" w:hanging="709"/>
-        <w:jc w:val="center"/>
-        <w:rPr>
-          <w:rFonts w:cs="Times New Roman"/>
-          <w:b/>
-          <w:color w:val="000000" w:themeColor="text1"/>
-        </w:rPr>
-      </w:pPr>
-      <w:r>
-        <w:rPr>
-          <w:rFonts w:cs="Times New Roman"/>
-          <w:b/>
-          <w:color w:val="000000" w:themeColor="text1"/>
-        </w:rPr>
-        <w:t>Rys 2.1 Diagram ERD bazy danych</w:t>
-      </w:r>
-    </w:p>
-    <w:p>
-      <w:pPr>
-        <w:pStyle w:val="NormalnyWeb"/>
-        <w:jc w:val="center"/>
-      </w:pPr>
-      <w:r>
-        <w:rPr>
-          <w:noProof/>
-        </w:rPr>
-        <w:lastRenderedPageBreak/>
-        <w:drawing>
-          <wp:inline distT="0" distB="0" distL="0" distR="0" wp14:anchorId="5169A00E" wp14:editId="5C2E0E47">
-            <wp:extent cx="6247940" cy="6627771"/>
-            <wp:effectExtent l="0" t="0" r="635" b="1905"/>
-            <wp:docPr id="2" name="Obraz 2" descr="C:\Users\arekk\Downloads\Untitled.png"/>
-            <wp:cNvGraphicFramePr>
-              <a:graphicFrameLocks xmlns:a="http://schemas.openxmlformats.org/drawingml/2006/main" noChangeAspect="1"/>
-            </wp:cNvGraphicFramePr>
-            <a:graphic xmlns:a="http://schemas.openxmlformats.org/drawingml/2006/main">
-              <a:graphicData uri="http://schemas.openxmlformats.org/drawingml/2006/picture">
-                <pic:pic xmlns:pic="http://schemas.openxmlformats.org/drawingml/2006/picture">
-                  <pic:nvPicPr>
-                    <pic:cNvPr id="0" name="Picture 1" descr="C:\Users\arekk\Downloads\Untitled.png"/>
-                    <pic:cNvPicPr>
-                      <a:picLocks noChangeAspect="1" noChangeArrowheads="1"/>
-                    </pic:cNvPicPr>
-                  </pic:nvPicPr>
-                  <pic:blipFill>
-                    <a:blip r:embed="rId14">
-                      <a:extLst>
-                        <a:ext uri="{28A0092B-C50C-407E-A947-70E740481C1C}">
-                          <a14:useLocalDpi xmlns:a14="http://schemas.microsoft.com/office/drawing/2010/main" val="0"/>
-                        </a:ext>
-                      </a:extLst>
-                    </a:blip>
-                    <a:srcRect/>
-                    <a:stretch>
-                      <a:fillRect/>
-                    </a:stretch>
-                  </pic:blipFill>
-                  <pic:spPr bwMode="auto">
-                    <a:xfrm>
-                      <a:off x="0" y="0"/>
-                      <a:ext cx="6313321" cy="6697127"/>
-                    </a:xfrm>
-                    <a:prstGeom prst="rect">
-                      <a:avLst/>
-                    </a:prstGeom>
-                    <a:noFill/>
-                    <a:ln>
-                      <a:noFill/>
-                    </a:ln>
-                  </pic:spPr>
-                </pic:pic>
-              </a:graphicData>
-            </a:graphic>
-          </wp:inline>
-        </w:drawing>
-      </w:r>
-    </w:p>
-    <w:p>
-      <w:pPr>
-        <w:ind w:left="709" w:hanging="709"/>
-        <w:jc w:val="both"/>
-        <w:rPr>
-          <w:rFonts w:cs="Times New Roman"/>
-          <w:color w:val="000000" w:themeColor="text1"/>
-        </w:rPr>
-      </w:pPr>
-    </w:p>
-    <w:p>
-      <w:pPr>
-        <w:ind w:firstLine="709"/>
-        <w:jc w:val="both"/>
-        <w:rPr>
-          <w:rFonts w:cs="Times New Roman"/>
-          <w:color w:val="000000" w:themeColor="text1"/>
-        </w:rPr>
-      </w:pPr>
-      <w:r>
-        <w:rPr>
-          <w:rFonts w:cs="Times New Roman"/>
-          <w:color w:val="000000" w:themeColor="text1"/>
-        </w:rPr>
-        <w:t xml:space="preserve">Tabela </w:t>
-      </w:r>
-      <w:proofErr w:type="spellStart"/>
+      </w:pPr>
+      <w:r>
+        <w:t xml:space="preserve">Przyjęta architektura logiczna odzwierciedla schemat zaprezentowany na rysunku 2.1 </w:t>
+      </w:r>
       <w:proofErr w:type="gramStart"/>
       <w:r>
-        <w:rPr>
-          <w:rFonts w:cs="Times New Roman"/>
-          <w:color w:val="000000" w:themeColor="text1"/>
-        </w:rPr>
-        <w:t>users</w:t>
-      </w:r>
-      <w:proofErr w:type="spellEnd"/>
-      <w:r>
-        <w:rPr>
-          <w:rFonts w:cs="Times New Roman"/>
-          <w:color w:val="000000" w:themeColor="text1"/>
-        </w:rPr>
-        <w:t xml:space="preserve"> </w:t>
-      </w:r>
-      <w:r>
-        <w:rPr>
-          <w:rFonts w:cs="Times New Roman"/>
-          <w:color w:val="000000" w:themeColor="text1"/>
-        </w:rPr>
-        <w:t xml:space="preserve"> jest</w:t>
+        <w:t>i</w:t>
       </w:r>
       <w:proofErr w:type="gramEnd"/>
       <w:r>
-        <w:rPr>
-          <w:rFonts w:cs="Times New Roman"/>
-          <w:color w:val="000000" w:themeColor="text1"/>
-        </w:rPr>
-        <w:t xml:space="preserve"> odpowiedzialna za przechowywanie informacji o kontach użytkowników. Każdy rekord jest jednoznacznie identyfikowany przez klucz główny id typu </w:t>
-      </w:r>
-      <w:proofErr w:type="spellStart"/>
-      <w:r>
-        <w:rPr>
-          <w:rFonts w:cs="Times New Roman"/>
-          <w:color w:val="000000" w:themeColor="text1"/>
-        </w:rPr>
-        <w:t>uuid</w:t>
-      </w:r>
-      <w:proofErr w:type="spellEnd"/>
-      <w:r>
-        <w:rPr>
-          <w:rFonts w:cs="Times New Roman"/>
-          <w:color w:val="000000" w:themeColor="text1"/>
-        </w:rPr>
-        <w:t xml:space="preserve">, którego wartość jest automatycznie generowana przy tworzeniu nowego rekordu. W tabeli znajdują się dane niezbędne do procesu uwierzytelniania, takie jak email oraz </w:t>
-      </w:r>
-      <w:proofErr w:type="spellStart"/>
-      <w:r>
-        <w:rPr>
-          <w:rFonts w:cs="Times New Roman"/>
-          <w:color w:val="000000" w:themeColor="text1"/>
-        </w:rPr>
-        <w:t>username</w:t>
-      </w:r>
-      <w:proofErr w:type="spellEnd"/>
-      <w:r>
-        <w:rPr>
-          <w:rFonts w:cs="Times New Roman"/>
-          <w:color w:val="000000" w:themeColor="text1"/>
-        </w:rPr>
-        <w:t xml:space="preserve">, dla których zdefiniowano więzy unikalności (UNIQUE), aby zapobiec duplikacji kont. Kolumna </w:t>
-      </w:r>
-      <w:proofErr w:type="spellStart"/>
-      <w:r>
-        <w:rPr>
-          <w:rFonts w:cs="Times New Roman"/>
-          <w:color w:val="000000" w:themeColor="text1"/>
-        </w:rPr>
-        <w:t>hashed_password</w:t>
-      </w:r>
-      <w:proofErr w:type="spellEnd"/>
-      <w:r>
-        <w:rPr>
-          <w:rFonts w:cs="Times New Roman"/>
-          <w:color w:val="000000" w:themeColor="text1"/>
-        </w:rPr>
-        <w:t xml:space="preserve"> przechowuje skrót hasła użytkownika, wygenerowany jednostronną funkcją kryptograficzną </w:t>
-      </w:r>
-      <w:proofErr w:type="spellStart"/>
-      <w:r>
-        <w:rPr>
-          <w:rFonts w:cs="Times New Roman"/>
-          <w:color w:val="000000" w:themeColor="text1"/>
-        </w:rPr>
-        <w:t>BCrypt</w:t>
-      </w:r>
-      <w:proofErr w:type="spellEnd"/>
-      <w:r>
-        <w:rPr>
-          <w:rFonts w:cs="Times New Roman"/>
-          <w:color w:val="000000" w:themeColor="text1"/>
-        </w:rPr>
-        <w:t>, co jest zgodne z najlepszymi praktykami bezpieczeństwa w zakresie przechowywania danych uwierzytelniających [18]. Tabela zawiera również pola wspierające proces weryfikacji konta (</w:t>
-      </w:r>
-      <w:proofErr w:type="spellStart"/>
-      <w:r>
-        <w:rPr>
-          <w:rFonts w:cs="Times New Roman"/>
-          <w:color w:val="000000" w:themeColor="text1"/>
-        </w:rPr>
-        <w:t>verification_token</w:t>
-      </w:r>
-      <w:proofErr w:type="spellEnd"/>
-      <w:r>
-        <w:rPr>
-          <w:rFonts w:cs="Times New Roman"/>
-          <w:color w:val="000000" w:themeColor="text1"/>
-        </w:rPr>
-        <w:t xml:space="preserve">, </w:t>
-      </w:r>
-      <w:proofErr w:type="spellStart"/>
-      <w:r>
-        <w:rPr>
-          <w:rFonts w:cs="Times New Roman"/>
-          <w:color w:val="000000" w:themeColor="text1"/>
-        </w:rPr>
-        <w:t>verified_at</w:t>
-      </w:r>
-      <w:proofErr w:type="spellEnd"/>
-      <w:r>
-        <w:rPr>
-          <w:rFonts w:cs="Times New Roman"/>
-          <w:color w:val="000000" w:themeColor="text1"/>
-        </w:rPr>
-        <w:t>) oraz personalizację profilu (</w:t>
-      </w:r>
-      <w:proofErr w:type="spellStart"/>
-      <w:r>
-        <w:rPr>
-          <w:rFonts w:cs="Times New Roman"/>
-          <w:color w:val="000000" w:themeColor="text1"/>
-        </w:rPr>
-        <w:t>avatar_url</w:t>
-      </w:r>
-      <w:proofErr w:type="spellEnd"/>
-      <w:r>
-        <w:rPr>
-          <w:rFonts w:cs="Times New Roman"/>
-          <w:color w:val="000000" w:themeColor="text1"/>
-        </w:rPr>
-        <w:t>).</w:t>
-      </w:r>
-    </w:p>
-    <w:p>
-      <w:pPr>
-        <w:ind w:left="709" w:hanging="709"/>
-        <w:jc w:val="both"/>
-        <w:rPr>
-          <w:rFonts w:cs="Times New Roman"/>
-          <w:color w:val="000000" w:themeColor="text1"/>
-        </w:rPr>
-      </w:pPr>
-    </w:p>
-    <w:p>
-      <w:pPr>
-        <w:ind w:firstLine="709"/>
-        <w:jc w:val="both"/>
-        <w:rPr>
-          <w:rFonts w:cs="Times New Roman"/>
-          <w:color w:val="000000" w:themeColor="text1"/>
-        </w:rPr>
-      </w:pPr>
-      <w:r>
-        <w:rPr>
-          <w:rFonts w:cs="Times New Roman"/>
-          <w:color w:val="000000" w:themeColor="text1"/>
-        </w:rPr>
-        <w:lastRenderedPageBreak/>
-        <w:t xml:space="preserve">Tabela </w:t>
-      </w:r>
-      <w:proofErr w:type="spellStart"/>
-      <w:r>
-        <w:rPr>
-          <w:rFonts w:cs="Times New Roman"/>
-          <w:color w:val="000000" w:themeColor="text1"/>
-        </w:rPr>
-        <w:t>routes</w:t>
-      </w:r>
-      <w:proofErr w:type="spellEnd"/>
-      <w:r>
-        <w:rPr>
-          <w:rFonts w:cs="Times New Roman"/>
-          <w:color w:val="000000" w:themeColor="text1"/>
-        </w:rPr>
-        <w:t xml:space="preserve"> </w:t>
-      </w:r>
-      <w:r>
-        <w:rPr>
-          <w:rFonts w:cs="Times New Roman"/>
-          <w:color w:val="000000" w:themeColor="text1"/>
-        </w:rPr>
-        <w:t xml:space="preserve">to centralna encja aplikacji, agregująca metadane każdej zapisanej trasy. Tabela połączona jest z tabelą </w:t>
-      </w:r>
-      <w:proofErr w:type="spellStart"/>
-      <w:r>
-        <w:rPr>
-          <w:rFonts w:cs="Times New Roman"/>
-          <w:color w:val="000000" w:themeColor="text1"/>
-        </w:rPr>
-        <w:t>users</w:t>
-      </w:r>
-      <w:proofErr w:type="spellEnd"/>
-      <w:r>
-        <w:rPr>
-          <w:rFonts w:cs="Times New Roman"/>
-          <w:color w:val="000000" w:themeColor="text1"/>
-        </w:rPr>
-        <w:t xml:space="preserve"> relacją jeden-do-wielu za pośrednictwem klucza obcego </w:t>
-      </w:r>
-      <w:proofErr w:type="spellStart"/>
-      <w:r>
-        <w:rPr>
-          <w:rFonts w:cs="Times New Roman"/>
-          <w:color w:val="000000" w:themeColor="text1"/>
-        </w:rPr>
-        <w:t>user_id</w:t>
-      </w:r>
-      <w:proofErr w:type="spellEnd"/>
-      <w:r>
-        <w:rPr>
-          <w:rFonts w:cs="Times New Roman"/>
-          <w:color w:val="000000" w:themeColor="text1"/>
-        </w:rPr>
-        <w:t xml:space="preserve">, co gwarantuje, że każda trasa musi być przypisana do istniejącego użytkownika. Integralność referencyjna jest wzmocniona przez zastosowanie klauzuli ON DELETE CASCADE, co oznacza, że usunięcie rekordu użytkownika automatycznie spowoduje usunięcie wszystkich powiązanych z nim tras. W tabeli znajdują się takie atrybuty jak </w:t>
-      </w:r>
-      <w:proofErr w:type="spellStart"/>
-      <w:r>
-        <w:rPr>
-          <w:rFonts w:cs="Times New Roman"/>
-          <w:color w:val="000000" w:themeColor="text1"/>
-        </w:rPr>
-        <w:t>name</w:t>
-      </w:r>
-      <w:proofErr w:type="spellEnd"/>
-      <w:r>
-        <w:rPr>
-          <w:rFonts w:cs="Times New Roman"/>
-          <w:color w:val="000000" w:themeColor="text1"/>
-        </w:rPr>
-        <w:t xml:space="preserve"> (nazwa trasy), </w:t>
-      </w:r>
-      <w:proofErr w:type="spellStart"/>
-      <w:r>
-        <w:rPr>
-          <w:rFonts w:cs="Times New Roman"/>
-          <w:color w:val="000000" w:themeColor="text1"/>
-        </w:rPr>
-        <w:t>description</w:t>
-      </w:r>
-      <w:proofErr w:type="spellEnd"/>
-      <w:r>
-        <w:rPr>
-          <w:rFonts w:cs="Times New Roman"/>
-          <w:color w:val="000000" w:themeColor="text1"/>
-        </w:rPr>
-        <w:t xml:space="preserve"> (opis) oraz </w:t>
-      </w:r>
-      <w:proofErr w:type="spellStart"/>
-      <w:r>
-        <w:rPr>
-          <w:rFonts w:cs="Times New Roman"/>
-          <w:color w:val="000000" w:themeColor="text1"/>
-        </w:rPr>
-        <w:t>visibility</w:t>
-      </w:r>
-      <w:proofErr w:type="spellEnd"/>
-      <w:r>
-        <w:rPr>
-          <w:rFonts w:cs="Times New Roman"/>
-          <w:color w:val="000000" w:themeColor="text1"/>
-        </w:rPr>
-        <w:t xml:space="preserve"> (poziom widoczności), który jest kluczowy dla logiki autoryzacji dostępu do zasobu.</w:t>
-      </w:r>
-    </w:p>
-    <w:p>
-      <w:pPr>
-        <w:ind w:left="709" w:hanging="709"/>
-        <w:jc w:val="both"/>
-        <w:rPr>
-          <w:rFonts w:cs="Times New Roman"/>
-          <w:color w:val="000000" w:themeColor="text1"/>
-        </w:rPr>
-      </w:pPr>
-    </w:p>
-    <w:p>
-      <w:pPr>
-        <w:ind w:firstLine="709"/>
-        <w:jc w:val="both"/>
-        <w:rPr>
-          <w:rFonts w:cs="Times New Roman"/>
-          <w:color w:val="000000" w:themeColor="text1"/>
-        </w:rPr>
-      </w:pPr>
-      <w:r>
-        <w:rPr>
-          <w:rFonts w:cs="Times New Roman"/>
-          <w:color w:val="000000" w:themeColor="text1"/>
-        </w:rPr>
-        <w:t xml:space="preserve">Tabela </w:t>
-      </w:r>
-      <w:proofErr w:type="spellStart"/>
-      <w:r>
-        <w:rPr>
-          <w:rFonts w:cs="Times New Roman"/>
-          <w:color w:val="000000" w:themeColor="text1"/>
-        </w:rPr>
-        <w:t>route_points</w:t>
-      </w:r>
-      <w:proofErr w:type="spellEnd"/>
-      <w:r>
-        <w:rPr>
-          <w:rFonts w:cs="Times New Roman"/>
-          <w:color w:val="000000" w:themeColor="text1"/>
-        </w:rPr>
-        <w:t xml:space="preserve"> </w:t>
-      </w:r>
-      <w:r>
-        <w:rPr>
-          <w:rFonts w:cs="Times New Roman"/>
-          <w:color w:val="000000" w:themeColor="text1"/>
-        </w:rPr>
-        <w:t xml:space="preserve">zawiera sekwencję punktów geograficznych dla każdej trasy i jest połączona z tabelą </w:t>
-      </w:r>
-      <w:proofErr w:type="spellStart"/>
-      <w:r>
-        <w:rPr>
-          <w:rFonts w:cs="Times New Roman"/>
-          <w:color w:val="000000" w:themeColor="text1"/>
-        </w:rPr>
-        <w:t>routes</w:t>
-      </w:r>
-      <w:proofErr w:type="spellEnd"/>
-      <w:r>
-        <w:rPr>
-          <w:rFonts w:cs="Times New Roman"/>
-          <w:color w:val="000000" w:themeColor="text1"/>
-        </w:rPr>
-        <w:t xml:space="preserve"> relacją jeden-do-wielu poprzez klucz obcy </w:t>
-      </w:r>
-      <w:proofErr w:type="spellStart"/>
-      <w:r>
-        <w:rPr>
-          <w:rFonts w:cs="Times New Roman"/>
-          <w:color w:val="000000" w:themeColor="text1"/>
-        </w:rPr>
-        <w:t>route_id</w:t>
-      </w:r>
-      <w:proofErr w:type="spellEnd"/>
-      <w:r>
-        <w:rPr>
-          <w:rFonts w:cs="Times New Roman"/>
-          <w:color w:val="000000" w:themeColor="text1"/>
-        </w:rPr>
-        <w:t xml:space="preserve">, również z opcją kaskadowego usuwania. Kluczowym atrybutem jest kolumna </w:t>
-      </w:r>
-      <w:proofErr w:type="spellStart"/>
-      <w:r>
-        <w:rPr>
-          <w:rFonts w:cs="Times New Roman"/>
-          <w:color w:val="000000" w:themeColor="text1"/>
-        </w:rPr>
-        <w:t>location</w:t>
-      </w:r>
-      <w:proofErr w:type="spellEnd"/>
-      <w:r>
-        <w:rPr>
-          <w:rFonts w:cs="Times New Roman"/>
-          <w:color w:val="000000" w:themeColor="text1"/>
-        </w:rPr>
-        <w:t xml:space="preserve">, </w:t>
-      </w:r>
-      <w:proofErr w:type="gramStart"/>
-      <w:r>
-        <w:rPr>
-          <w:rFonts w:cs="Times New Roman"/>
-          <w:color w:val="000000" w:themeColor="text1"/>
-        </w:rPr>
-        <w:t>zdefiniowana jako</w:t>
-      </w:r>
-      <w:proofErr w:type="gramEnd"/>
-      <w:r>
-        <w:rPr>
-          <w:rFonts w:cs="Times New Roman"/>
-          <w:color w:val="000000" w:themeColor="text1"/>
-        </w:rPr>
-        <w:t xml:space="preserve"> typ </w:t>
-      </w:r>
-      <w:proofErr w:type="spellStart"/>
-      <w:r>
-        <w:rPr>
-          <w:rFonts w:cs="Times New Roman"/>
-          <w:color w:val="000000" w:themeColor="text1"/>
-        </w:rPr>
-        <w:t>geography</w:t>
-      </w:r>
-      <w:proofErr w:type="spellEnd"/>
-      <w:r>
-        <w:rPr>
-          <w:rFonts w:cs="Times New Roman"/>
-          <w:color w:val="000000" w:themeColor="text1"/>
-        </w:rPr>
-        <w:t>(</w:t>
-      </w:r>
-      <w:proofErr w:type="spellStart"/>
-      <w:r>
-        <w:rPr>
-          <w:rFonts w:cs="Times New Roman"/>
-          <w:color w:val="000000" w:themeColor="text1"/>
-        </w:rPr>
-        <w:t>PointZ</w:t>
-      </w:r>
-      <w:proofErr w:type="spellEnd"/>
-      <w:r>
-        <w:rPr>
-          <w:rFonts w:cs="Times New Roman"/>
-          <w:color w:val="000000" w:themeColor="text1"/>
-        </w:rPr>
-        <w:t xml:space="preserve">, 4326). Wybór typu GEOGRAPHY był świadomą decyzją projektową, podyktowaną potrzebą wykonywania precyzyjnych obliczeń odległości na sferoidzie ziemskiej [13]. Komponent Z umożliwia przechowywanie wysokości n.p.m., a identyfikator SRID 4326 jednoznacznie określa system odniesienia </w:t>
-      </w:r>
-      <w:proofErr w:type="gramStart"/>
-      <w:r>
-        <w:rPr>
-          <w:rFonts w:cs="Times New Roman"/>
-          <w:color w:val="000000" w:themeColor="text1"/>
-        </w:rPr>
-        <w:t>przestrzennego jako</w:t>
-      </w:r>
-      <w:proofErr w:type="gramEnd"/>
-      <w:r>
-        <w:rPr>
-          <w:rFonts w:cs="Times New Roman"/>
-          <w:color w:val="000000" w:themeColor="text1"/>
-        </w:rPr>
-        <w:t xml:space="preserve"> WGS 84. W celu optymalizacji zapytań przestrzennych, na tej kolumnie został założony specjalistyczny indeks typu </w:t>
-      </w:r>
-      <w:proofErr w:type="spellStart"/>
-      <w:r>
-        <w:rPr>
-          <w:rFonts w:cs="Times New Roman"/>
-          <w:color w:val="000000" w:themeColor="text1"/>
-        </w:rPr>
-        <w:t>GiST</w:t>
-      </w:r>
-      <w:proofErr w:type="spellEnd"/>
-      <w:r>
-        <w:rPr>
-          <w:rFonts w:cs="Times New Roman"/>
-          <w:color w:val="000000" w:themeColor="text1"/>
-        </w:rPr>
-        <w:t xml:space="preserve"> (</w:t>
-      </w:r>
-      <w:proofErr w:type="spellStart"/>
-      <w:r>
-        <w:rPr>
-          <w:rFonts w:cs="Times New Roman"/>
-          <w:color w:val="000000" w:themeColor="text1"/>
-        </w:rPr>
-        <w:t>Generalized</w:t>
-      </w:r>
-      <w:proofErr w:type="spellEnd"/>
-      <w:r>
-        <w:rPr>
-          <w:rFonts w:cs="Times New Roman"/>
-          <w:color w:val="000000" w:themeColor="text1"/>
-        </w:rPr>
-        <w:t xml:space="preserve"> </w:t>
-      </w:r>
-      <w:proofErr w:type="spellStart"/>
-      <w:r>
-        <w:rPr>
-          <w:rFonts w:cs="Times New Roman"/>
-          <w:color w:val="000000" w:themeColor="text1"/>
-        </w:rPr>
-        <w:t>Search</w:t>
-      </w:r>
-      <w:proofErr w:type="spellEnd"/>
-      <w:r>
-        <w:rPr>
-          <w:rFonts w:cs="Times New Roman"/>
-          <w:color w:val="000000" w:themeColor="text1"/>
-        </w:rPr>
-        <w:t xml:space="preserve"> </w:t>
-      </w:r>
-      <w:proofErr w:type="spellStart"/>
-      <w:r>
-        <w:rPr>
-          <w:rFonts w:cs="Times New Roman"/>
-          <w:color w:val="000000" w:themeColor="text1"/>
-        </w:rPr>
-        <w:t>Tree</w:t>
-      </w:r>
-      <w:proofErr w:type="spellEnd"/>
-      <w:r>
-        <w:rPr>
-          <w:rFonts w:cs="Times New Roman"/>
-          <w:color w:val="000000" w:themeColor="text1"/>
-        </w:rPr>
-        <w:t>). Integralność sekwencji punktów w ramach jednej trasy jest zapewniona przez więzy unikalności na parze kolumn (</w:t>
-      </w:r>
-      <w:proofErr w:type="spellStart"/>
-      <w:r>
-        <w:rPr>
-          <w:rFonts w:cs="Times New Roman"/>
-          <w:color w:val="000000" w:themeColor="text1"/>
-        </w:rPr>
-        <w:t>route_id</w:t>
-      </w:r>
-      <w:proofErr w:type="spellEnd"/>
-      <w:r>
-        <w:rPr>
-          <w:rFonts w:cs="Times New Roman"/>
-          <w:color w:val="000000" w:themeColor="text1"/>
-        </w:rPr>
-        <w:t xml:space="preserve">, </w:t>
-      </w:r>
-      <w:proofErr w:type="spellStart"/>
-      <w:r>
-        <w:rPr>
-          <w:rFonts w:cs="Times New Roman"/>
-          <w:color w:val="000000" w:themeColor="text1"/>
-        </w:rPr>
-        <w:t>sequence</w:t>
-      </w:r>
-      <w:proofErr w:type="spellEnd"/>
-      <w:r>
-        <w:rPr>
-          <w:rFonts w:cs="Times New Roman"/>
-          <w:color w:val="000000" w:themeColor="text1"/>
-        </w:rPr>
-        <w:t>).</w:t>
-      </w:r>
-    </w:p>
-    <w:p>
-      <w:pPr>
-        <w:ind w:left="709" w:hanging="709"/>
-        <w:jc w:val="both"/>
-        <w:rPr>
-          <w:rFonts w:cs="Times New Roman"/>
-          <w:color w:val="000000" w:themeColor="text1"/>
-        </w:rPr>
-      </w:pPr>
-    </w:p>
-    <w:p>
-      <w:pPr>
-        <w:ind w:firstLine="432"/>
-        <w:jc w:val="both"/>
-        <w:rPr>
-          <w:rFonts w:cs="Times New Roman"/>
-          <w:color w:val="000000" w:themeColor="text1"/>
-        </w:rPr>
-      </w:pPr>
-      <w:r>
-        <w:rPr>
-          <w:rFonts w:cs="Times New Roman"/>
-          <w:color w:val="000000" w:themeColor="text1"/>
-        </w:rPr>
-        <w:t xml:space="preserve">Ostatnia z głównych tabel, </w:t>
-      </w:r>
-      <w:proofErr w:type="spellStart"/>
-      <w:r>
-        <w:rPr>
-          <w:rFonts w:cs="Times New Roman"/>
-          <w:color w:val="000000" w:themeColor="text1"/>
-        </w:rPr>
-        <w:t>route_stats</w:t>
-      </w:r>
-      <w:proofErr w:type="spellEnd"/>
-      <w:r>
-        <w:rPr>
-          <w:rFonts w:cs="Times New Roman"/>
-          <w:color w:val="000000" w:themeColor="text1"/>
-        </w:rPr>
-        <w:t xml:space="preserve">, przechowuje zagregowane statystyki dla każdej trasy, takie jak całkowity dystans, czas trwania czy suma przewyższeń. Jest ona połączona z tabelą </w:t>
-      </w:r>
-      <w:proofErr w:type="spellStart"/>
-      <w:r>
-        <w:rPr>
-          <w:rFonts w:cs="Times New Roman"/>
-          <w:color w:val="000000" w:themeColor="text1"/>
-        </w:rPr>
-        <w:t>routes</w:t>
-      </w:r>
-      <w:proofErr w:type="spellEnd"/>
-      <w:r>
-        <w:rPr>
-          <w:rFonts w:cs="Times New Roman"/>
-          <w:color w:val="000000" w:themeColor="text1"/>
-        </w:rPr>
-        <w:t xml:space="preserve"> relacją jeden-do-jednego, gdzie klucz główny </w:t>
-      </w:r>
-      <w:proofErr w:type="spellStart"/>
-      <w:r>
-        <w:rPr>
-          <w:rFonts w:cs="Times New Roman"/>
-          <w:color w:val="000000" w:themeColor="text1"/>
-        </w:rPr>
-        <w:t>route_id</w:t>
-      </w:r>
-      <w:proofErr w:type="spellEnd"/>
-      <w:r>
-        <w:rPr>
-          <w:rFonts w:cs="Times New Roman"/>
-          <w:color w:val="000000" w:themeColor="text1"/>
-        </w:rPr>
-        <w:t xml:space="preserve"> jest jednocześnie kluczem obcym. Wyodrębnienie tych danych do osobnej tabeli jest formą celowej denormalizacji. Taka struktura pozwala na niezwykle szybkie pobieranie zagregowanych statystyk bez konieczności ponownego, kosztownego obliczania ich na podstawie potencjalnie tysięcy punktów przy każdym żądaniu, co znacząco poprawia wydajność aplikacji, zwłaszcza w widokach listujących wiele tras.</w:t>
+        <w:t xml:space="preserve"> stanowi fundament dla dalszego opisu rozwiązań technicznych oraz projektu bazy danych. Umożliwia ona jednoznaczne przypisanie odpowiedzialności poszczególnym elementom systemu oraz zapewnia elastyczność w zakresie przyszłej rozbudowy funkcjonalnej aplikacji </w:t>
+      </w:r>
+      <w:proofErr w:type="spellStart"/>
+      <w:r>
+        <w:t>GeoLog</w:t>
+      </w:r>
+      <w:proofErr w:type="spellEnd"/>
+      <w:r>
+        <w:t>.</w:t>
       </w:r>
     </w:p>
     <w:p>
@@ -8499,10 +7100,1057 @@
           <w:rFonts w:ascii="Times New Roman" w:hAnsi="Times New Roman" w:cs="Times New Roman"/>
           <w:b/>
           <w:color w:val="000000" w:themeColor="text1"/>
+        </w:rPr>
+      </w:pPr>
+      <w:bookmarkStart w:id="13" w:name="_Toc218438669"/>
+      <w:r>
+        <w:rPr>
+          <w:rFonts w:ascii="Times New Roman" w:hAnsi="Times New Roman" w:cs="Times New Roman"/>
+          <w:b/>
+          <w:color w:val="000000" w:themeColor="text1"/>
           <w:sz w:val="28"/>
         </w:rPr>
-      </w:pPr>
-      <w:bookmarkStart w:id="14" w:name="_Toc218426324"/>
+        <w:t>Projekt bazy danych.</w:t>
+      </w:r>
+      <w:bookmarkEnd w:id="13"/>
+    </w:p>
+    <w:p>
+      <w:pPr>
+        <w:ind w:left="709" w:hanging="709"/>
+        <w:jc w:val="both"/>
+        <w:rPr>
+          <w:rFonts w:cs="Times New Roman"/>
+          <w:color w:val="000000" w:themeColor="text1"/>
+        </w:rPr>
+      </w:pPr>
+    </w:p>
+    <w:p>
+      <w:pPr>
+        <w:ind w:firstLine="432"/>
+        <w:jc w:val="both"/>
+        <w:rPr>
+          <w:rFonts w:cs="Times New Roman"/>
+          <w:color w:val="000000" w:themeColor="text1"/>
+        </w:rPr>
+      </w:pPr>
+      <w:r>
+        <w:rPr>
+          <w:rFonts w:cs="Times New Roman"/>
+          <w:color w:val="000000" w:themeColor="text1"/>
+        </w:rPr>
+        <w:t xml:space="preserve">Warstwa danych stanowi fundament każdej aplikacji opartej na danych, a jej prawidłowe zaprojektowanie ma kluczowy wpływ na integralność, wydajność i skalowalność całego systemu. W projekcie aplikacji </w:t>
+      </w:r>
+      <w:proofErr w:type="spellStart"/>
+      <w:r>
+        <w:rPr>
+          <w:rFonts w:cs="Times New Roman"/>
+          <w:color w:val="000000" w:themeColor="text1"/>
+        </w:rPr>
+        <w:t>GeoLog</w:t>
+      </w:r>
+      <w:proofErr w:type="spellEnd"/>
+      <w:r>
+        <w:rPr>
+          <w:rFonts w:cs="Times New Roman"/>
+          <w:color w:val="000000" w:themeColor="text1"/>
+        </w:rPr>
+        <w:t xml:space="preserve"> zastosowano relacyjny model danych, który, jak opisuje Thomas </w:t>
+      </w:r>
+      <w:proofErr w:type="spellStart"/>
+      <w:r>
+        <w:rPr>
+          <w:rFonts w:cs="Times New Roman"/>
+          <w:color w:val="000000" w:themeColor="text1"/>
+        </w:rPr>
+        <w:t>Connolly</w:t>
+      </w:r>
+      <w:proofErr w:type="spellEnd"/>
+      <w:r>
+        <w:rPr>
+          <w:rFonts w:cs="Times New Roman"/>
+          <w:color w:val="000000" w:themeColor="text1"/>
+        </w:rPr>
+        <w:t xml:space="preserve"> w pracy „Database Systems: A </w:t>
+      </w:r>
+      <w:proofErr w:type="spellStart"/>
+      <w:r>
+        <w:rPr>
+          <w:rFonts w:cs="Times New Roman"/>
+          <w:color w:val="000000" w:themeColor="text1"/>
+        </w:rPr>
+        <w:t>Practical</w:t>
+      </w:r>
+      <w:proofErr w:type="spellEnd"/>
+      <w:r>
+        <w:rPr>
+          <w:rFonts w:cs="Times New Roman"/>
+          <w:color w:val="000000" w:themeColor="text1"/>
+        </w:rPr>
+        <w:t xml:space="preserve"> </w:t>
+      </w:r>
+      <w:proofErr w:type="spellStart"/>
+      <w:r>
+        <w:rPr>
+          <w:rFonts w:cs="Times New Roman"/>
+          <w:color w:val="000000" w:themeColor="text1"/>
+        </w:rPr>
+        <w:t>Approach</w:t>
+      </w:r>
+      <w:proofErr w:type="spellEnd"/>
+      <w:r>
+        <w:rPr>
+          <w:rFonts w:cs="Times New Roman"/>
+          <w:color w:val="000000" w:themeColor="text1"/>
+        </w:rPr>
+        <w:t xml:space="preserve"> to Design, </w:t>
+      </w:r>
+      <w:proofErr w:type="spellStart"/>
+      <w:r>
+        <w:rPr>
+          <w:rFonts w:cs="Times New Roman"/>
+          <w:color w:val="000000" w:themeColor="text1"/>
+        </w:rPr>
+        <w:t>Implementation</w:t>
+      </w:r>
+      <w:proofErr w:type="spellEnd"/>
+      <w:r>
+        <w:rPr>
+          <w:rFonts w:cs="Times New Roman"/>
+          <w:color w:val="000000" w:themeColor="text1"/>
+        </w:rPr>
+        <w:t xml:space="preserve">, and Management”, zapewnia rygorystyczną strukturę i spójność danych poprzez wykorzystanie mechanizmów kluczy głównych, obcych oraz więzów integralności [15]. Proces projektowania logicznego oparto na modelu encji-związków (ang. </w:t>
+      </w:r>
+      <w:proofErr w:type="spellStart"/>
+      <w:r>
+        <w:rPr>
+          <w:rFonts w:cs="Times New Roman"/>
+          <w:color w:val="000000" w:themeColor="text1"/>
+        </w:rPr>
+        <w:t>Entity-Relationship</w:t>
+      </w:r>
+      <w:proofErr w:type="spellEnd"/>
+      <w:r>
+        <w:rPr>
+          <w:rFonts w:cs="Times New Roman"/>
+          <w:color w:val="000000" w:themeColor="text1"/>
+        </w:rPr>
+        <w:t xml:space="preserve"> Model), co pozwoliło na formalne zidentyfikowanie </w:t>
+      </w:r>
+      <w:r>
+        <w:rPr>
+          <w:rFonts w:cs="Times New Roman"/>
+          <w:color w:val="000000" w:themeColor="text1"/>
+        </w:rPr>
+        <w:lastRenderedPageBreak/>
+        <w:t>podstawowych obiektów (encji), ich właściwości (atrybutów) oraz wzajemnych powiązań (relacji) [16].</w:t>
+      </w:r>
+    </w:p>
+    <w:p>
+      <w:pPr>
+        <w:ind w:left="709" w:hanging="709"/>
+        <w:jc w:val="both"/>
+        <w:rPr>
+          <w:rFonts w:cs="Times New Roman"/>
+          <w:color w:val="000000" w:themeColor="text1"/>
+        </w:rPr>
+      </w:pPr>
+    </w:p>
+    <w:p>
+      <w:pPr>
+        <w:ind w:firstLine="432"/>
+        <w:jc w:val="both"/>
+        <w:rPr>
+          <w:rFonts w:cs="Times New Roman"/>
+          <w:color w:val="000000" w:themeColor="text1"/>
+        </w:rPr>
+      </w:pPr>
+      <w:r>
+        <w:rPr>
+          <w:rFonts w:cs="Times New Roman"/>
+          <w:color w:val="000000" w:themeColor="text1"/>
+        </w:rPr>
+        <w:t xml:space="preserve">Logiczny schemat bazy danych został następnie zaimplementowany w systemie zarządzania bazą danych (SZBD) </w:t>
+      </w:r>
+      <w:proofErr w:type="spellStart"/>
+      <w:r>
+        <w:rPr>
+          <w:rFonts w:cs="Times New Roman"/>
+          <w:color w:val="000000" w:themeColor="text1"/>
+        </w:rPr>
+        <w:t>PostgreSQL</w:t>
+      </w:r>
+      <w:proofErr w:type="spellEnd"/>
+      <w:r>
+        <w:rPr>
+          <w:rFonts w:cs="Times New Roman"/>
+          <w:color w:val="000000" w:themeColor="text1"/>
+        </w:rPr>
+        <w:t>, który jest ceniony za swoją niezawodność, zgodność ze standardem ACID (</w:t>
+      </w:r>
+      <w:proofErr w:type="spellStart"/>
+      <w:r>
+        <w:rPr>
+          <w:rFonts w:cs="Times New Roman"/>
+          <w:color w:val="000000" w:themeColor="text1"/>
+        </w:rPr>
+        <w:t>Atomicity</w:t>
+      </w:r>
+      <w:proofErr w:type="spellEnd"/>
+      <w:r>
+        <w:rPr>
+          <w:rFonts w:cs="Times New Roman"/>
+          <w:color w:val="000000" w:themeColor="text1"/>
+        </w:rPr>
+        <w:t xml:space="preserve">, </w:t>
+      </w:r>
+      <w:proofErr w:type="spellStart"/>
+      <w:r>
+        <w:rPr>
+          <w:rFonts w:cs="Times New Roman"/>
+          <w:color w:val="000000" w:themeColor="text1"/>
+        </w:rPr>
+        <w:t>Consistency</w:t>
+      </w:r>
+      <w:proofErr w:type="spellEnd"/>
+      <w:r>
+        <w:rPr>
+          <w:rFonts w:cs="Times New Roman"/>
+          <w:color w:val="000000" w:themeColor="text1"/>
+        </w:rPr>
+        <w:t xml:space="preserve">, </w:t>
+      </w:r>
+      <w:proofErr w:type="spellStart"/>
+      <w:r>
+        <w:rPr>
+          <w:rFonts w:cs="Times New Roman"/>
+          <w:color w:val="000000" w:themeColor="text1"/>
+        </w:rPr>
+        <w:t>Isolation</w:t>
+      </w:r>
+      <w:proofErr w:type="spellEnd"/>
+      <w:r>
+        <w:rPr>
+          <w:rFonts w:cs="Times New Roman"/>
+          <w:color w:val="000000" w:themeColor="text1"/>
+        </w:rPr>
+        <w:t xml:space="preserve">, </w:t>
+      </w:r>
+      <w:proofErr w:type="spellStart"/>
+      <w:r>
+        <w:rPr>
+          <w:rFonts w:cs="Times New Roman"/>
+          <w:color w:val="000000" w:themeColor="text1"/>
+        </w:rPr>
+        <w:t>Durability</w:t>
+      </w:r>
+      <w:proofErr w:type="spellEnd"/>
+      <w:r>
+        <w:rPr>
+          <w:rFonts w:cs="Times New Roman"/>
+          <w:color w:val="000000" w:themeColor="text1"/>
+        </w:rPr>
+        <w:t xml:space="preserve">) oraz zaawansowane możliwości rozszerzania funkcjonalności [17]. Kluczowym elementem implementacji było wykorzystanie rozszerzeń </w:t>
+      </w:r>
+      <w:proofErr w:type="spellStart"/>
+      <w:r>
+        <w:rPr>
+          <w:rFonts w:cs="Times New Roman"/>
+          <w:color w:val="000000" w:themeColor="text1"/>
+        </w:rPr>
+        <w:t>postgis</w:t>
+      </w:r>
+      <w:proofErr w:type="spellEnd"/>
+      <w:r>
+        <w:rPr>
+          <w:rFonts w:cs="Times New Roman"/>
+          <w:color w:val="000000" w:themeColor="text1"/>
+        </w:rPr>
+        <w:t xml:space="preserve"> oraz </w:t>
+      </w:r>
+      <w:proofErr w:type="spellStart"/>
+      <w:r>
+        <w:rPr>
+          <w:rFonts w:cs="Times New Roman"/>
+          <w:color w:val="000000" w:themeColor="text1"/>
+        </w:rPr>
+        <w:t>uuid-ossp</w:t>
+      </w:r>
+      <w:proofErr w:type="spellEnd"/>
+      <w:r>
+        <w:rPr>
+          <w:rFonts w:cs="Times New Roman"/>
+          <w:color w:val="000000" w:themeColor="text1"/>
+        </w:rPr>
+        <w:t xml:space="preserve">. Pierwsze z nich wprowadza obsługę typów i funkcji </w:t>
+      </w:r>
+      <w:proofErr w:type="spellStart"/>
+      <w:r>
+        <w:rPr>
+          <w:rFonts w:cs="Times New Roman"/>
+          <w:color w:val="000000" w:themeColor="text1"/>
+        </w:rPr>
+        <w:t>geoprzestrzennych</w:t>
+      </w:r>
+      <w:proofErr w:type="spellEnd"/>
+      <w:r>
+        <w:rPr>
+          <w:rFonts w:cs="Times New Roman"/>
+          <w:color w:val="000000" w:themeColor="text1"/>
+        </w:rPr>
+        <w:t xml:space="preserve">, zgodnych ze standardem Simple </w:t>
+      </w:r>
+      <w:proofErr w:type="spellStart"/>
+      <w:r>
+        <w:rPr>
+          <w:rFonts w:cs="Times New Roman"/>
+          <w:color w:val="000000" w:themeColor="text1"/>
+        </w:rPr>
+        <w:t>Feature</w:t>
+      </w:r>
+      <w:proofErr w:type="spellEnd"/>
+      <w:r>
+        <w:rPr>
+          <w:rFonts w:cs="Times New Roman"/>
+          <w:color w:val="000000" w:themeColor="text1"/>
+        </w:rPr>
+        <w:t xml:space="preserve"> Access zdefiniowanym przez Open </w:t>
+      </w:r>
+      <w:proofErr w:type="spellStart"/>
+      <w:r>
+        <w:rPr>
+          <w:rFonts w:cs="Times New Roman"/>
+          <w:color w:val="000000" w:themeColor="text1"/>
+        </w:rPr>
+        <w:t>Geospatial</w:t>
+      </w:r>
+      <w:proofErr w:type="spellEnd"/>
+      <w:r>
+        <w:rPr>
+          <w:rFonts w:cs="Times New Roman"/>
+          <w:color w:val="000000" w:themeColor="text1"/>
+        </w:rPr>
+        <w:t xml:space="preserve"> Consortium (OGC), co jest fundamentalne dla głównego celu aplikacji [13]. Drugie natomiast dostarcza funkcje do generowania uniwersalnie unikalnych identyfikatorów (UUID), które </w:t>
+      </w:r>
+      <w:proofErr w:type="gramStart"/>
+      <w:r>
+        <w:rPr>
+          <w:rFonts w:cs="Times New Roman"/>
+          <w:color w:val="000000" w:themeColor="text1"/>
+        </w:rPr>
+        <w:t>zastosowano jako</w:t>
+      </w:r>
+      <w:proofErr w:type="gramEnd"/>
+      <w:r>
+        <w:rPr>
+          <w:rFonts w:cs="Times New Roman"/>
+          <w:color w:val="000000" w:themeColor="text1"/>
+        </w:rPr>
+        <w:t xml:space="preserve"> klucze główne w głównych tabelach. Szczegółową strukturę bazy danych przedstawiono na diagramie encji-związków (rys. 2.2).</w:t>
+      </w:r>
+    </w:p>
+    <w:p>
+      <w:pPr>
+        <w:ind w:firstLine="432"/>
+        <w:jc w:val="both"/>
+        <w:rPr>
+          <w:rFonts w:cs="Times New Roman"/>
+          <w:color w:val="000000" w:themeColor="text1"/>
+        </w:rPr>
+      </w:pPr>
+    </w:p>
+    <w:p>
+      <w:pPr>
+        <w:ind w:left="709" w:hanging="709"/>
+        <w:jc w:val="center"/>
+        <w:rPr>
+          <w:rFonts w:cs="Times New Roman"/>
+          <w:b/>
+          <w:color w:val="000000" w:themeColor="text1"/>
+        </w:rPr>
+      </w:pPr>
+      <w:r>
+        <w:rPr>
+          <w:rFonts w:cs="Times New Roman"/>
+          <w:b/>
+          <w:color w:val="000000" w:themeColor="text1"/>
+        </w:rPr>
+        <w:t>Rys 2.2</w:t>
+      </w:r>
+      <w:r>
+        <w:rPr>
+          <w:rFonts w:cs="Times New Roman"/>
+          <w:b/>
+          <w:color w:val="000000" w:themeColor="text1"/>
+        </w:rPr>
+        <w:t xml:space="preserve"> Diagram ERD bazy danych</w:t>
+      </w:r>
+    </w:p>
+    <w:p>
+      <w:pPr>
+        <w:pStyle w:val="NormalnyWeb"/>
+        <w:jc w:val="center"/>
+      </w:pPr>
+    </w:p>
+    <w:p>
+      <w:pPr>
+        <w:ind w:left="709" w:hanging="709"/>
+        <w:jc w:val="both"/>
+        <w:rPr>
+          <w:rFonts w:cs="Times New Roman"/>
+          <w:color w:val="000000" w:themeColor="text1"/>
+        </w:rPr>
+      </w:pPr>
+    </w:p>
+    <w:p>
+      <w:pPr>
+        <w:ind w:firstLine="709"/>
+        <w:jc w:val="both"/>
+        <w:rPr>
+          <w:rFonts w:cs="Times New Roman"/>
+          <w:color w:val="000000" w:themeColor="text1"/>
+        </w:rPr>
+      </w:pPr>
+      <w:r>
+        <w:rPr>
+          <w:rFonts w:cs="Times New Roman"/>
+          <w:color w:val="000000" w:themeColor="text1"/>
+        </w:rPr>
+        <w:t xml:space="preserve">Tabela </w:t>
+      </w:r>
+      <w:proofErr w:type="spellStart"/>
+      <w:proofErr w:type="gramStart"/>
+      <w:r>
+        <w:rPr>
+          <w:rFonts w:cs="Times New Roman"/>
+          <w:color w:val="000000" w:themeColor="text1"/>
+        </w:rPr>
+        <w:t>users</w:t>
+      </w:r>
+      <w:proofErr w:type="spellEnd"/>
+      <w:r>
+        <w:rPr>
+          <w:rFonts w:cs="Times New Roman"/>
+          <w:color w:val="000000" w:themeColor="text1"/>
+        </w:rPr>
+        <w:t xml:space="preserve"> </w:t>
+      </w:r>
+      <w:r>
+        <w:rPr>
+          <w:rFonts w:cs="Times New Roman"/>
+          <w:color w:val="000000" w:themeColor="text1"/>
+        </w:rPr>
+        <w:t xml:space="preserve"> jest</w:t>
+      </w:r>
+      <w:proofErr w:type="gramEnd"/>
+      <w:r>
+        <w:rPr>
+          <w:rFonts w:cs="Times New Roman"/>
+          <w:color w:val="000000" w:themeColor="text1"/>
+        </w:rPr>
+        <w:t xml:space="preserve"> odpowiedzialna za przechowywanie informacji o kontach użytkowników. Każdy rekord jest jednoznacznie identyfikowany przez klucz główny id typu </w:t>
+      </w:r>
+      <w:proofErr w:type="spellStart"/>
+      <w:r>
+        <w:rPr>
+          <w:rFonts w:cs="Times New Roman"/>
+          <w:color w:val="000000" w:themeColor="text1"/>
+        </w:rPr>
+        <w:t>uuid</w:t>
+      </w:r>
+      <w:proofErr w:type="spellEnd"/>
+      <w:r>
+        <w:rPr>
+          <w:rFonts w:cs="Times New Roman"/>
+          <w:color w:val="000000" w:themeColor="text1"/>
+        </w:rPr>
+        <w:t xml:space="preserve">, którego wartość jest automatycznie generowana przy tworzeniu nowego rekordu. W tabeli znajdują się dane niezbędne do procesu uwierzytelniania, takie jak email oraz </w:t>
+      </w:r>
+      <w:proofErr w:type="spellStart"/>
+      <w:r>
+        <w:rPr>
+          <w:rFonts w:cs="Times New Roman"/>
+          <w:color w:val="000000" w:themeColor="text1"/>
+        </w:rPr>
+        <w:t>username</w:t>
+      </w:r>
+      <w:proofErr w:type="spellEnd"/>
+      <w:r>
+        <w:rPr>
+          <w:rFonts w:cs="Times New Roman"/>
+          <w:color w:val="000000" w:themeColor="text1"/>
+        </w:rPr>
+        <w:t xml:space="preserve">, dla których zdefiniowano więzy unikalności (UNIQUE), aby zapobiec duplikacji kont. Kolumna </w:t>
+      </w:r>
+      <w:proofErr w:type="spellStart"/>
+      <w:r>
+        <w:rPr>
+          <w:rFonts w:cs="Times New Roman"/>
+          <w:color w:val="000000" w:themeColor="text1"/>
+        </w:rPr>
+        <w:t>hashed_password</w:t>
+      </w:r>
+      <w:proofErr w:type="spellEnd"/>
+      <w:r>
+        <w:rPr>
+          <w:rFonts w:cs="Times New Roman"/>
+          <w:color w:val="000000" w:themeColor="text1"/>
+        </w:rPr>
+        <w:t xml:space="preserve"> przechowuje skrót hasła użytkownika, wygenerowany jednostronną funkcją kryptograficzną </w:t>
+      </w:r>
+      <w:proofErr w:type="spellStart"/>
+      <w:r>
+        <w:rPr>
+          <w:rFonts w:cs="Times New Roman"/>
+          <w:color w:val="000000" w:themeColor="text1"/>
+        </w:rPr>
+        <w:t>BCrypt</w:t>
+      </w:r>
+      <w:proofErr w:type="spellEnd"/>
+      <w:r>
+        <w:rPr>
+          <w:rFonts w:cs="Times New Roman"/>
+          <w:color w:val="000000" w:themeColor="text1"/>
+        </w:rPr>
+        <w:t>, co jest zgodne z najlepszymi praktykami bezpieczeństwa w zakresie przechowywania danych uwierzytelniających [18]. Tabela zawiera również pola wspierające proces weryfikacji konta (</w:t>
+      </w:r>
+      <w:proofErr w:type="spellStart"/>
+      <w:r>
+        <w:rPr>
+          <w:rFonts w:cs="Times New Roman"/>
+          <w:color w:val="000000" w:themeColor="text1"/>
+        </w:rPr>
+        <w:t>verification_token</w:t>
+      </w:r>
+      <w:proofErr w:type="spellEnd"/>
+      <w:r>
+        <w:rPr>
+          <w:rFonts w:cs="Times New Roman"/>
+          <w:color w:val="000000" w:themeColor="text1"/>
+        </w:rPr>
+        <w:t xml:space="preserve">, </w:t>
+      </w:r>
+      <w:proofErr w:type="spellStart"/>
+      <w:r>
+        <w:rPr>
+          <w:rFonts w:cs="Times New Roman"/>
+          <w:color w:val="000000" w:themeColor="text1"/>
+        </w:rPr>
+        <w:t>verified_at</w:t>
+      </w:r>
+      <w:proofErr w:type="spellEnd"/>
+      <w:r>
+        <w:rPr>
+          <w:rFonts w:cs="Times New Roman"/>
+          <w:color w:val="000000" w:themeColor="text1"/>
+        </w:rPr>
+        <w:t>) oraz personalizację profilu (</w:t>
+      </w:r>
+      <w:proofErr w:type="spellStart"/>
+      <w:r>
+        <w:rPr>
+          <w:rFonts w:cs="Times New Roman"/>
+          <w:color w:val="000000" w:themeColor="text1"/>
+        </w:rPr>
+        <w:t>avatar_url</w:t>
+      </w:r>
+      <w:proofErr w:type="spellEnd"/>
+      <w:r>
+        <w:rPr>
+          <w:rFonts w:cs="Times New Roman"/>
+          <w:color w:val="000000" w:themeColor="text1"/>
+        </w:rPr>
+        <w:t>).</w:t>
+      </w:r>
+    </w:p>
+    <w:p>
+      <w:pPr>
+        <w:ind w:left="709" w:hanging="709"/>
+        <w:jc w:val="both"/>
+        <w:rPr>
+          <w:rFonts w:cs="Times New Roman"/>
+          <w:color w:val="000000" w:themeColor="text1"/>
+        </w:rPr>
+      </w:pPr>
+    </w:p>
+    <w:p>
+      <w:pPr>
+        <w:ind w:firstLine="709"/>
+        <w:jc w:val="both"/>
+        <w:rPr>
+          <w:rFonts w:cs="Times New Roman"/>
+          <w:color w:val="000000" w:themeColor="text1"/>
+        </w:rPr>
+      </w:pPr>
+      <w:r>
+        <w:rPr>
+          <w:rFonts w:cs="Times New Roman"/>
+          <w:color w:val="000000" w:themeColor="text1"/>
+        </w:rPr>
+        <w:t xml:space="preserve">Tabela </w:t>
+      </w:r>
+      <w:proofErr w:type="spellStart"/>
+      <w:r>
+        <w:rPr>
+          <w:rFonts w:cs="Times New Roman"/>
+          <w:color w:val="000000" w:themeColor="text1"/>
+        </w:rPr>
+        <w:t>routes</w:t>
+      </w:r>
+      <w:proofErr w:type="spellEnd"/>
+      <w:r>
+        <w:rPr>
+          <w:rFonts w:cs="Times New Roman"/>
+          <w:color w:val="000000" w:themeColor="text1"/>
+        </w:rPr>
+        <w:t xml:space="preserve"> </w:t>
+      </w:r>
+      <w:r>
+        <w:rPr>
+          <w:rFonts w:cs="Times New Roman"/>
+          <w:color w:val="000000" w:themeColor="text1"/>
+        </w:rPr>
+        <w:t xml:space="preserve">to centralna encja aplikacji, agregująca metadane każdej zapisanej trasy. Tabela połączona jest z tabelą </w:t>
+      </w:r>
+      <w:proofErr w:type="spellStart"/>
+      <w:r>
+        <w:rPr>
+          <w:rFonts w:cs="Times New Roman"/>
+          <w:color w:val="000000" w:themeColor="text1"/>
+        </w:rPr>
+        <w:t>users</w:t>
+      </w:r>
+      <w:proofErr w:type="spellEnd"/>
+      <w:r>
+        <w:rPr>
+          <w:rFonts w:cs="Times New Roman"/>
+          <w:color w:val="000000" w:themeColor="text1"/>
+        </w:rPr>
+        <w:t xml:space="preserve"> relacją jeden-do-wielu za pośrednictwem klucza obcego </w:t>
+      </w:r>
+      <w:proofErr w:type="spellStart"/>
+      <w:r>
+        <w:rPr>
+          <w:rFonts w:cs="Times New Roman"/>
+          <w:color w:val="000000" w:themeColor="text1"/>
+        </w:rPr>
+        <w:t>user_id</w:t>
+      </w:r>
+      <w:proofErr w:type="spellEnd"/>
+      <w:r>
+        <w:rPr>
+          <w:rFonts w:cs="Times New Roman"/>
+          <w:color w:val="000000" w:themeColor="text1"/>
+        </w:rPr>
+        <w:t xml:space="preserve">, co gwarantuje, że każda trasa musi być przypisana do istniejącego użytkownika. Integralność referencyjna jest wzmocniona przez zastosowanie klauzuli ON DELETE CASCADE, co oznacza, że usunięcie rekordu użytkownika automatycznie spowoduje usunięcie wszystkich powiązanych z nim tras. W tabeli znajdują się takie atrybuty jak </w:t>
+      </w:r>
+      <w:proofErr w:type="spellStart"/>
+      <w:r>
+        <w:rPr>
+          <w:rFonts w:cs="Times New Roman"/>
+          <w:color w:val="000000" w:themeColor="text1"/>
+        </w:rPr>
+        <w:t>name</w:t>
+      </w:r>
+      <w:proofErr w:type="spellEnd"/>
+      <w:r>
+        <w:rPr>
+          <w:rFonts w:cs="Times New Roman"/>
+          <w:color w:val="000000" w:themeColor="text1"/>
+        </w:rPr>
+        <w:t xml:space="preserve"> (nazwa trasy), </w:t>
+      </w:r>
+      <w:proofErr w:type="spellStart"/>
+      <w:r>
+        <w:rPr>
+          <w:rFonts w:cs="Times New Roman"/>
+          <w:color w:val="000000" w:themeColor="text1"/>
+        </w:rPr>
+        <w:t>description</w:t>
+      </w:r>
+      <w:proofErr w:type="spellEnd"/>
+      <w:r>
+        <w:rPr>
+          <w:rFonts w:cs="Times New Roman"/>
+          <w:color w:val="000000" w:themeColor="text1"/>
+        </w:rPr>
+        <w:t xml:space="preserve"> (opis) oraz </w:t>
+      </w:r>
+      <w:proofErr w:type="spellStart"/>
+      <w:r>
+        <w:rPr>
+          <w:rFonts w:cs="Times New Roman"/>
+          <w:color w:val="000000" w:themeColor="text1"/>
+        </w:rPr>
+        <w:t>visibility</w:t>
+      </w:r>
+      <w:proofErr w:type="spellEnd"/>
+      <w:r>
+        <w:rPr>
+          <w:rFonts w:cs="Times New Roman"/>
+          <w:color w:val="000000" w:themeColor="text1"/>
+        </w:rPr>
+        <w:t xml:space="preserve"> (poziom widoczności), który jest kluczowy dla logiki autoryzacji dostępu do zasobu.</w:t>
+      </w:r>
+    </w:p>
+    <w:p>
+      <w:pPr>
+        <w:ind w:left="709" w:hanging="709"/>
+        <w:jc w:val="both"/>
+        <w:rPr>
+          <w:rFonts w:cs="Times New Roman"/>
+          <w:color w:val="000000" w:themeColor="text1"/>
+        </w:rPr>
+      </w:pPr>
+    </w:p>
+    <w:p>
+      <w:pPr>
+        <w:ind w:firstLine="709"/>
+        <w:jc w:val="both"/>
+        <w:rPr>
+          <w:rFonts w:cs="Times New Roman"/>
+          <w:color w:val="000000" w:themeColor="text1"/>
+        </w:rPr>
+      </w:pPr>
+      <w:r>
+        <w:rPr>
+          <w:rFonts w:cs="Times New Roman"/>
+          <w:color w:val="000000" w:themeColor="text1"/>
+        </w:rPr>
+        <w:t xml:space="preserve">Tabela </w:t>
+      </w:r>
+      <w:proofErr w:type="spellStart"/>
+      <w:r>
+        <w:rPr>
+          <w:rFonts w:cs="Times New Roman"/>
+          <w:color w:val="000000" w:themeColor="text1"/>
+        </w:rPr>
+        <w:t>route_points</w:t>
+      </w:r>
+      <w:proofErr w:type="spellEnd"/>
+      <w:r>
+        <w:rPr>
+          <w:rFonts w:cs="Times New Roman"/>
+          <w:color w:val="000000" w:themeColor="text1"/>
+        </w:rPr>
+        <w:t xml:space="preserve"> </w:t>
+      </w:r>
+      <w:r>
+        <w:rPr>
+          <w:rFonts w:cs="Times New Roman"/>
+          <w:color w:val="000000" w:themeColor="text1"/>
+        </w:rPr>
+        <w:t xml:space="preserve">zawiera sekwencję punktów geograficznych dla każdej trasy i jest połączona z tabelą </w:t>
+      </w:r>
+      <w:proofErr w:type="spellStart"/>
+      <w:r>
+        <w:rPr>
+          <w:rFonts w:cs="Times New Roman"/>
+          <w:color w:val="000000" w:themeColor="text1"/>
+        </w:rPr>
+        <w:t>routes</w:t>
+      </w:r>
+      <w:proofErr w:type="spellEnd"/>
+      <w:r>
+        <w:rPr>
+          <w:rFonts w:cs="Times New Roman"/>
+          <w:color w:val="000000" w:themeColor="text1"/>
+        </w:rPr>
+        <w:t xml:space="preserve"> relacją jeden-do-wielu poprzez klucz obcy </w:t>
+      </w:r>
+      <w:proofErr w:type="spellStart"/>
+      <w:r>
+        <w:rPr>
+          <w:rFonts w:cs="Times New Roman"/>
+          <w:color w:val="000000" w:themeColor="text1"/>
+        </w:rPr>
+        <w:t>route_id</w:t>
+      </w:r>
+      <w:proofErr w:type="spellEnd"/>
+      <w:r>
+        <w:rPr>
+          <w:rFonts w:cs="Times New Roman"/>
+          <w:color w:val="000000" w:themeColor="text1"/>
+        </w:rPr>
+        <w:t xml:space="preserve">, również z opcją kaskadowego usuwania. Kluczowym atrybutem jest kolumna </w:t>
+      </w:r>
+      <w:proofErr w:type="spellStart"/>
+      <w:r>
+        <w:rPr>
+          <w:rFonts w:cs="Times New Roman"/>
+          <w:color w:val="000000" w:themeColor="text1"/>
+        </w:rPr>
+        <w:t>location</w:t>
+      </w:r>
+      <w:proofErr w:type="spellEnd"/>
+      <w:r>
+        <w:rPr>
+          <w:rFonts w:cs="Times New Roman"/>
+          <w:color w:val="000000" w:themeColor="text1"/>
+        </w:rPr>
+        <w:t xml:space="preserve">, </w:t>
+      </w:r>
+      <w:proofErr w:type="gramStart"/>
+      <w:r>
+        <w:rPr>
+          <w:rFonts w:cs="Times New Roman"/>
+          <w:color w:val="000000" w:themeColor="text1"/>
+        </w:rPr>
+        <w:t>zdefiniowana jako</w:t>
+      </w:r>
+      <w:proofErr w:type="gramEnd"/>
+      <w:r>
+        <w:rPr>
+          <w:rFonts w:cs="Times New Roman"/>
+          <w:color w:val="000000" w:themeColor="text1"/>
+        </w:rPr>
+        <w:t xml:space="preserve"> typ </w:t>
+      </w:r>
+      <w:proofErr w:type="spellStart"/>
+      <w:r>
+        <w:rPr>
+          <w:rFonts w:cs="Times New Roman"/>
+          <w:color w:val="000000" w:themeColor="text1"/>
+        </w:rPr>
+        <w:t>geography</w:t>
+      </w:r>
+      <w:proofErr w:type="spellEnd"/>
+      <w:r>
+        <w:rPr>
+          <w:rFonts w:cs="Times New Roman"/>
+          <w:color w:val="000000" w:themeColor="text1"/>
+        </w:rPr>
+        <w:t>(</w:t>
+      </w:r>
+      <w:proofErr w:type="spellStart"/>
+      <w:r>
+        <w:rPr>
+          <w:rFonts w:cs="Times New Roman"/>
+          <w:color w:val="000000" w:themeColor="text1"/>
+        </w:rPr>
+        <w:t>PointZ</w:t>
+      </w:r>
+      <w:proofErr w:type="spellEnd"/>
+      <w:r>
+        <w:rPr>
+          <w:rFonts w:cs="Times New Roman"/>
+          <w:color w:val="000000" w:themeColor="text1"/>
+        </w:rPr>
+        <w:t xml:space="preserve">, 4326). Wybór typu GEOGRAPHY był świadomą decyzją projektową, podyktowaną potrzebą wykonywania precyzyjnych obliczeń odległości na sferoidzie ziemskiej [13]. Komponent Z umożliwia przechowywanie wysokości n.p.m., a identyfikator SRID 4326 jednoznacznie określa system odniesienia </w:t>
+      </w:r>
+      <w:proofErr w:type="gramStart"/>
+      <w:r>
+        <w:rPr>
+          <w:rFonts w:cs="Times New Roman"/>
+          <w:color w:val="000000" w:themeColor="text1"/>
+        </w:rPr>
+        <w:t>przestrzennego jako</w:t>
+      </w:r>
+      <w:proofErr w:type="gramEnd"/>
+      <w:r>
+        <w:rPr>
+          <w:rFonts w:cs="Times New Roman"/>
+          <w:color w:val="000000" w:themeColor="text1"/>
+        </w:rPr>
+        <w:t xml:space="preserve"> WGS 84. W celu optymalizacji zapytań przestrzennych, na tej kolumnie został założony specjalistyczny indeks typu </w:t>
+      </w:r>
+      <w:proofErr w:type="spellStart"/>
+      <w:r>
+        <w:rPr>
+          <w:rFonts w:cs="Times New Roman"/>
+          <w:color w:val="000000" w:themeColor="text1"/>
+        </w:rPr>
+        <w:t>GiST</w:t>
+      </w:r>
+      <w:proofErr w:type="spellEnd"/>
+      <w:r>
+        <w:rPr>
+          <w:rFonts w:cs="Times New Roman"/>
+          <w:color w:val="000000" w:themeColor="text1"/>
+        </w:rPr>
+        <w:t xml:space="preserve"> (</w:t>
+      </w:r>
+      <w:proofErr w:type="spellStart"/>
+      <w:r>
+        <w:rPr>
+          <w:rFonts w:cs="Times New Roman"/>
+          <w:color w:val="000000" w:themeColor="text1"/>
+        </w:rPr>
+        <w:t>Generalized</w:t>
+      </w:r>
+      <w:proofErr w:type="spellEnd"/>
+      <w:r>
+        <w:rPr>
+          <w:rFonts w:cs="Times New Roman"/>
+          <w:color w:val="000000" w:themeColor="text1"/>
+        </w:rPr>
+        <w:t xml:space="preserve"> </w:t>
+      </w:r>
+      <w:proofErr w:type="spellStart"/>
+      <w:r>
+        <w:rPr>
+          <w:rFonts w:cs="Times New Roman"/>
+          <w:color w:val="000000" w:themeColor="text1"/>
+        </w:rPr>
+        <w:t>Search</w:t>
+      </w:r>
+      <w:proofErr w:type="spellEnd"/>
+      <w:r>
+        <w:rPr>
+          <w:rFonts w:cs="Times New Roman"/>
+          <w:color w:val="000000" w:themeColor="text1"/>
+        </w:rPr>
+        <w:t xml:space="preserve"> </w:t>
+      </w:r>
+      <w:proofErr w:type="spellStart"/>
+      <w:r>
+        <w:rPr>
+          <w:rFonts w:cs="Times New Roman"/>
+          <w:color w:val="000000" w:themeColor="text1"/>
+        </w:rPr>
+        <w:t>Tree</w:t>
+      </w:r>
+      <w:proofErr w:type="spellEnd"/>
+      <w:r>
+        <w:rPr>
+          <w:rFonts w:cs="Times New Roman"/>
+          <w:color w:val="000000" w:themeColor="text1"/>
+        </w:rPr>
+        <w:t>). Integralność sekwencji punktów w ramach jednej trasy jest zapewniona przez więzy unikalności na parze kolumn (</w:t>
+      </w:r>
+      <w:proofErr w:type="spellStart"/>
+      <w:r>
+        <w:rPr>
+          <w:rFonts w:cs="Times New Roman"/>
+          <w:color w:val="000000" w:themeColor="text1"/>
+        </w:rPr>
+        <w:t>route_id</w:t>
+      </w:r>
+      <w:proofErr w:type="spellEnd"/>
+      <w:r>
+        <w:rPr>
+          <w:rFonts w:cs="Times New Roman"/>
+          <w:color w:val="000000" w:themeColor="text1"/>
+        </w:rPr>
+        <w:t xml:space="preserve">, </w:t>
+      </w:r>
+      <w:proofErr w:type="spellStart"/>
+      <w:r>
+        <w:rPr>
+          <w:rFonts w:cs="Times New Roman"/>
+          <w:color w:val="000000" w:themeColor="text1"/>
+        </w:rPr>
+        <w:t>sequence</w:t>
+      </w:r>
+      <w:proofErr w:type="spellEnd"/>
+      <w:r>
+        <w:rPr>
+          <w:rFonts w:cs="Times New Roman"/>
+          <w:color w:val="000000" w:themeColor="text1"/>
+        </w:rPr>
+        <w:t>).</w:t>
+      </w:r>
+    </w:p>
+    <w:p>
+      <w:pPr>
+        <w:ind w:left="709" w:hanging="709"/>
+        <w:jc w:val="both"/>
+        <w:rPr>
+          <w:rFonts w:cs="Times New Roman"/>
+          <w:color w:val="000000" w:themeColor="text1"/>
+        </w:rPr>
+      </w:pPr>
+    </w:p>
+    <w:p>
+      <w:pPr>
+        <w:ind w:firstLine="432"/>
+        <w:jc w:val="both"/>
+        <w:rPr>
+          <w:rFonts w:cs="Times New Roman"/>
+          <w:color w:val="000000" w:themeColor="text1"/>
+        </w:rPr>
+      </w:pPr>
+      <w:r>
+        <w:rPr>
+          <w:rFonts w:cs="Times New Roman"/>
+          <w:color w:val="000000" w:themeColor="text1"/>
+        </w:rPr>
+        <w:lastRenderedPageBreak/>
+        <w:t xml:space="preserve">Ostatnia z głównych tabel, </w:t>
+      </w:r>
+      <w:proofErr w:type="spellStart"/>
+      <w:r>
+        <w:rPr>
+          <w:rFonts w:cs="Times New Roman"/>
+          <w:color w:val="000000" w:themeColor="text1"/>
+        </w:rPr>
+        <w:t>route_stats</w:t>
+      </w:r>
+      <w:proofErr w:type="spellEnd"/>
+      <w:r>
+        <w:rPr>
+          <w:rFonts w:cs="Times New Roman"/>
+          <w:color w:val="000000" w:themeColor="text1"/>
+        </w:rPr>
+        <w:t xml:space="preserve">, przechowuje zagregowane statystyki dla każdej trasy, takie jak całkowity dystans, czas trwania czy suma przewyższeń. Jest ona połączona z tabelą </w:t>
+      </w:r>
+      <w:proofErr w:type="spellStart"/>
+      <w:r>
+        <w:rPr>
+          <w:rFonts w:cs="Times New Roman"/>
+          <w:color w:val="000000" w:themeColor="text1"/>
+        </w:rPr>
+        <w:t>routes</w:t>
+      </w:r>
+      <w:proofErr w:type="spellEnd"/>
+      <w:r>
+        <w:rPr>
+          <w:rFonts w:cs="Times New Roman"/>
+          <w:color w:val="000000" w:themeColor="text1"/>
+        </w:rPr>
+        <w:t xml:space="preserve"> relacją jeden-do-jednego, gdzie klucz główny </w:t>
+      </w:r>
+      <w:proofErr w:type="spellStart"/>
+      <w:r>
+        <w:rPr>
+          <w:rFonts w:cs="Times New Roman"/>
+          <w:color w:val="000000" w:themeColor="text1"/>
+        </w:rPr>
+        <w:t>route_id</w:t>
+      </w:r>
+      <w:proofErr w:type="spellEnd"/>
+      <w:r>
+        <w:rPr>
+          <w:rFonts w:cs="Times New Roman"/>
+          <w:color w:val="000000" w:themeColor="text1"/>
+        </w:rPr>
+        <w:t xml:space="preserve"> jest jednocześnie kluczem obcym. Wyodrębnienie tych danych do osobnej tabeli jest formą celowej denormalizacji. Taka struktura pozwala na niezwykle szybkie pobieranie zagregowanych statystyk bez konieczności ponownego, kosztownego obliczania ich na podstawie potencjalnie tysięcy punktów przy każdym żądaniu, co znacząco poprawia wydajność aplikacji, zwłaszcza w widokach listujących wiele tras.</w:t>
+      </w:r>
+    </w:p>
+    <w:p>
+      <w:pPr>
+        <w:ind w:left="709" w:hanging="709"/>
+        <w:jc w:val="both"/>
+        <w:rPr>
+          <w:rFonts w:cs="Times New Roman"/>
+          <w:color w:val="000000" w:themeColor="text1"/>
+        </w:rPr>
+      </w:pPr>
+    </w:p>
+    <w:p>
+      <w:pPr>
+        <w:pStyle w:val="Nagwek2"/>
+        <w:numPr>
+          <w:ilvl w:val="1"/>
+          <w:numId w:val="40"/>
+        </w:numPr>
+        <w:rPr>
+          <w:rFonts w:ascii="Times New Roman" w:hAnsi="Times New Roman" w:cs="Times New Roman"/>
+          <w:b/>
+          <w:color w:val="000000" w:themeColor="text1"/>
+          <w:sz w:val="28"/>
+        </w:rPr>
+      </w:pPr>
+      <w:bookmarkStart w:id="14" w:name="_Toc218438670"/>
       <w:r>
         <w:rPr>
           <w:rFonts w:ascii="Times New Roman" w:hAnsi="Times New Roman" w:cs="Times New Roman"/>
@@ -9112,6 +8760,7 @@
               <w:rPr>
                 <w:color w:val="000000" w:themeColor="text1"/>
               </w:rPr>
+              <w:lastRenderedPageBreak/>
               <w:t>POST</w:t>
             </w:r>
           </w:p>
@@ -9968,7 +9617,6 @@
               <w:rPr>
                 <w:color w:val="000000"/>
               </w:rPr>
-              <w:lastRenderedPageBreak/>
               <w:t>Metoda HTTP</w:t>
             </w:r>
           </w:p>
@@ -10415,7 +10063,14 @@
               <w:rPr>
                 <w:color w:val="000000"/>
               </w:rPr>
-              <w:t>Pobranie szczegółowych danych pojedynczej trasy.</w:t>
+              <w:t xml:space="preserve">Pobranie szczegółowych </w:t>
+            </w:r>
+            <w:r>
+              <w:rPr>
+                <w:color w:val="000000"/>
+              </w:rPr>
+              <w:lastRenderedPageBreak/>
+              <w:t>danych pojedynczej trasy.</w:t>
             </w:r>
           </w:p>
         </w:tc>
@@ -10428,6 +10083,7 @@
               <w:rPr>
                 <w:color w:val="000000"/>
               </w:rPr>
+              <w:lastRenderedPageBreak/>
               <w:t>Zależnie od widoczności</w:t>
             </w:r>
           </w:p>
@@ -10443,6 +10099,7 @@
               <w:rPr>
                 <w:color w:val="000000"/>
               </w:rPr>
+              <w:lastRenderedPageBreak/>
               <w:t>GET</w:t>
             </w:r>
           </w:p>
@@ -10929,7 +10586,7 @@
           <w:color w:val="000000" w:themeColor="text1"/>
         </w:rPr>
       </w:pPr>
-      <w:bookmarkStart w:id="15" w:name="_Toc218426325"/>
+      <w:bookmarkStart w:id="15" w:name="_Toc218438671"/>
       <w:r>
         <w:rPr>
           <w:rFonts w:ascii="Times New Roman" w:hAnsi="Times New Roman" w:cs="Times New Roman"/>
@@ -10955,7 +10612,7 @@
           <w:szCs w:val="28"/>
         </w:rPr>
       </w:pPr>
-      <w:bookmarkStart w:id="16" w:name="_Toc218426326"/>
+      <w:bookmarkStart w:id="16" w:name="_Toc218438672"/>
       <w:r>
         <w:rPr>
           <w:rFonts w:ascii="Times New Roman" w:hAnsi="Times New Roman" w:cs="Times New Roman"/>
@@ -11078,7 +10735,7 @@
           <w:color w:val="000000" w:themeColor="text1"/>
         </w:rPr>
       </w:pPr>
-      <w:bookmarkStart w:id="17" w:name="_Toc218426327"/>
+      <w:bookmarkStart w:id="17" w:name="_Toc218438673"/>
       <w:r>
         <w:rPr>
           <w:rFonts w:ascii="Times New Roman" w:hAnsi="Times New Roman" w:cs="Times New Roman"/>
@@ -11475,15 +11132,7 @@
           <w:rFonts w:cs="Times New Roman"/>
           <w:color w:val="000000" w:themeColor="text1"/>
         </w:rPr>
-        <w:t xml:space="preserve">, który cechuje się lekką i modularną architekturą. Jego centralnym </w:t>
-      </w:r>
-      <w:r>
-        <w:rPr>
-          <w:rFonts w:cs="Times New Roman"/>
-          <w:color w:val="000000" w:themeColor="text1"/>
-        </w:rPr>
-        <w:lastRenderedPageBreak/>
-        <w:t>elementem jest potok przetwarzania żądań (ang. *</w:t>
+        <w:t>, który cechuje się lekką i modularną architekturą. Jego centralnym elementem jest potok przetwarzania żądań (ang. *</w:t>
       </w:r>
       <w:proofErr w:type="spellStart"/>
       <w:r>
@@ -11823,7 +11472,15 @@
           <w:rFonts w:cs="Times New Roman"/>
           <w:color w:val="000000" w:themeColor="text1"/>
         </w:rPr>
-        <w:t>`) automatycznie generuje niezbędne instrukcje `INSERT`, `UPDATE` lub `DELETE` na podstawie modyfikacji dokonanych na obiektach w pamięci. Ponadto, wbudowane narzędzie migracji pozwoliło na wersjonowanie schematu bazy danych w podejściu *</w:t>
+        <w:t xml:space="preserve">`) automatycznie generuje niezbędne instrukcje `INSERT`, `UPDATE` lub `DELETE` na podstawie modyfikacji dokonanych na obiektach </w:t>
+      </w:r>
+      <w:r>
+        <w:rPr>
+          <w:rFonts w:cs="Times New Roman"/>
+          <w:color w:val="000000" w:themeColor="text1"/>
+        </w:rPr>
+        <w:lastRenderedPageBreak/>
+        <w:t>w pamięci. Ponadto, wbudowane narzędzie migracji pozwoliło na wersjonowanie schematu bazy danych w podejściu *</w:t>
       </w:r>
       <w:proofErr w:type="spellStart"/>
       <w:r>
@@ -12370,15 +12027,7 @@
           <w:rFonts w:cs="Times New Roman"/>
           <w:color w:val="000000" w:themeColor="text1"/>
         </w:rPr>
-        <w:t xml:space="preserve"> bez konieczności pisania ręcznych </w:t>
-      </w:r>
-      <w:r>
-        <w:rPr>
-          <w:rFonts w:cs="Times New Roman"/>
-          <w:color w:val="000000" w:themeColor="text1"/>
-        </w:rPr>
-        <w:lastRenderedPageBreak/>
-        <w:t xml:space="preserve">konwerterów. Dzięki temu zapytania LINQ mogły zawierać operacje przestrzenne, które EF </w:t>
+        <w:t xml:space="preserve"> bez konieczności pisania ręcznych konwerterów. Dzięki temu zapytania LINQ mogły zawierać operacje przestrzenne, które EF </w:t>
       </w:r>
       <w:proofErr w:type="spellStart"/>
       <w:r>
@@ -12556,7 +12205,7 @@
           <w:color w:val="000000" w:themeColor="text1"/>
         </w:rPr>
       </w:pPr>
-      <w:bookmarkStart w:id="18" w:name="_Toc218426328"/>
+      <w:bookmarkStart w:id="18" w:name="_Toc218438674"/>
       <w:r>
         <w:rPr>
           <w:rFonts w:ascii="Times New Roman" w:hAnsi="Times New Roman" w:cs="Times New Roman"/>
@@ -12656,6 +12305,7 @@
           <w:rFonts w:cs="Times New Roman"/>
           <w:color w:val="000000" w:themeColor="text1"/>
         </w:rPr>
+        <w:lastRenderedPageBreak/>
         <w:t xml:space="preserve">Jako główną technologię do budowy interfejsu użytkownika wybrano bibliotekę </w:t>
       </w:r>
       <w:proofErr w:type="spellStart"/>
@@ -13015,15 +12665,7 @@
           <w:rFonts w:cs="Times New Roman"/>
           <w:color w:val="000000" w:themeColor="text1"/>
         </w:rPr>
-        <w:t xml:space="preserve">, co umożliwia ich dynamiczne modyfikowanie w zależności od przekazanych właściwości </w:t>
-      </w:r>
-      <w:r>
-        <w:rPr>
-          <w:rFonts w:cs="Times New Roman"/>
-          <w:color w:val="000000" w:themeColor="text1"/>
-        </w:rPr>
-        <w:lastRenderedPageBreak/>
-        <w:t>(</w:t>
+        <w:t>, co umożliwia ich dynamiczne modyfikowanie w zależności od przekazanych właściwości (</w:t>
       </w:r>
       <w:proofErr w:type="spellStart"/>
       <w:r>
@@ -13328,6 +12970,7 @@
           <w:rFonts w:cs="Times New Roman"/>
           <w:color w:val="000000" w:themeColor="text1"/>
         </w:rPr>
+        <w:lastRenderedPageBreak/>
         <w:t xml:space="preserve">Biblioteka </w:t>
       </w:r>
       <w:proofErr w:type="spellStart"/>
@@ -13509,7 +13152,7 @@
           <w:color w:val="000000" w:themeColor="text1"/>
         </w:rPr>
       </w:pPr>
-      <w:bookmarkStart w:id="19" w:name="_Toc218426329"/>
+      <w:bookmarkStart w:id="19" w:name="_Toc218438675"/>
       <w:r>
         <w:rPr>
           <w:rFonts w:ascii="Times New Roman" w:hAnsi="Times New Roman" w:cs="Times New Roman"/>
@@ -13885,7 +13528,6 @@
           <w:rFonts w:cs="Times New Roman"/>
           <w:color w:val="000000" w:themeColor="text1"/>
         </w:rPr>
-        <w:lastRenderedPageBreak/>
         <w:t xml:space="preserve">        </w:t>
       </w:r>
       <w:r>
@@ -14094,7 +13736,7 @@
           <w:sz w:val="28"/>
         </w:rPr>
       </w:pPr>
-      <w:bookmarkStart w:id="20" w:name="_Toc218426330"/>
+      <w:bookmarkStart w:id="20" w:name="_Toc218438676"/>
       <w:r>
         <w:rPr>
           <w:rFonts w:ascii="Times New Roman" w:hAnsi="Times New Roman" w:cs="Times New Roman"/>
@@ -14155,6 +13797,7 @@
           <w:rFonts w:cs="Times New Roman"/>
           <w:color w:val="000000" w:themeColor="text1"/>
         </w:rPr>
+        <w:lastRenderedPageBreak/>
         <w:t xml:space="preserve">W ramach prac nad częścią serwerową zaimplementowano logikę biznesową odpowiedzialną za przetwarzanie logów </w:t>
       </w:r>
       <w:proofErr w:type="spellStart"/>
@@ -14247,7 +13890,7 @@
           <w:color w:val="000000" w:themeColor="text1"/>
         </w:rPr>
       </w:pPr>
-      <w:bookmarkStart w:id="21" w:name="_Toc218426331"/>
+      <w:bookmarkStart w:id="21" w:name="_Toc218438677"/>
       <w:r>
         <w:rPr>
           <w:rFonts w:ascii="Times New Roman" w:hAnsi="Times New Roman" w:cs="Times New Roman"/>
@@ -14359,11 +14002,7 @@
         <w:t>).</w:t>
       </w:r>
       <w:r>
-        <w:t xml:space="preserve"> Przykładowo, dla ruchu pieszego przyjęto próg przyspieszenia wynoszący 1,5 m/s², podczas gdy dla pojazdów próg ten wynosi 7,5 m/s². Takie podejście zapobiega błędnemu usuwaniu </w:t>
-      </w:r>
-      <w:r>
-        <w:lastRenderedPageBreak/>
-        <w:t>gwałtownych, ale fizycznie możliwych przyspieszeń podczas jazdy samochodem.</w:t>
+        <w:t xml:space="preserve"> Przykładowo, dla ruchu pieszego przyjęto próg przyspieszenia wynoszący 1,5 m/s², podczas gdy dla pojazdów próg ten wynosi 7,5 m/s². Takie podejście zapobiega błędnemu usuwaniu gwałtownych, ale fizycznie możliwych przyspieszeń podczas jazdy samochodem.</w:t>
       </w:r>
     </w:p>
     <w:p>
@@ -14734,6 +14373,7 @@
         <w:jc w:val="both"/>
       </w:pPr>
       <w:r>
+        <w:lastRenderedPageBreak/>
         <w:t xml:space="preserve">Wybór konkretnych parametrów filtracji został oparty na logice warunkowej, która przypisuje limity fizyczne do estymowanego typu ruchu użytkownika. Mechanizm ten pozwala na uniknięcie nadmiernego wygładzania tras o dużej dynamice (np. przejazdów samochodowych) przy jednoczesnym zachowaniu wysokiej rygorystyczności dla śladów pieszych. Na listingu 3.1 </w:t>
       </w:r>
       <w:proofErr w:type="gramStart"/>
@@ -15387,7 +15027,6 @@
           <w:sz w:val="20"/>
           <w:lang w:val="en-US"/>
         </w:rPr>
-        <w:lastRenderedPageBreak/>
         <w:t xml:space="preserve">    </w:t>
       </w:r>
       <w:proofErr w:type="gramStart"/>
@@ -15545,7 +15184,11 @@
         <w:ind w:left="709" w:firstLine="709"/>
       </w:pPr>
       <w:r>
-        <w:t>Najważniejszym etapem z punktu widzenia integralności danych jest proces detekcji punktu wykraczającego poza założone normy oraz jego natychmiastowa korekta. Zastosowanie wspomnianej wcześniej interpolacji liniowej pozwala na zachowanie ciągłości chronologicznej i przestrzennej trasy, co bezpośrednio przekłada się na precyzję obliczanych później statystyk. Szczegółową implementację logiki wykrywania anomalii oraz generowania punktu korygującego przedstawiono na listingu 3.2.</w:t>
+        <w:t xml:space="preserve">Najważniejszym etapem z punktu widzenia integralności danych jest proces detekcji punktu wykraczającego poza założone normy oraz jego natychmiastowa </w:t>
+      </w:r>
+      <w:r>
+        <w:lastRenderedPageBreak/>
+        <w:t>korekta. Zastosowanie wspomnianej wcześniej interpolacji liniowej pozwala na zachowanie ciągłości chronologicznej i przestrzennej trasy, co bezpośrednio przekłada się na precyzję obliczanych później statystyk. Szczegółową implementację logiki wykrywania anomalii oraz generowania punktu korygującego przedstawiono na listingu 3.2.</w:t>
       </w:r>
     </w:p>
     <w:p>
@@ -16641,7 +16284,7 @@
           <w:color w:val="000000" w:themeColor="text1"/>
         </w:rPr>
       </w:pPr>
-      <w:bookmarkStart w:id="22" w:name="_Toc218426332"/>
+      <w:bookmarkStart w:id="22" w:name="_Toc218438678"/>
       <w:r>
         <w:rPr>
           <w:rFonts w:ascii="Times New Roman" w:hAnsi="Times New Roman" w:cs="Times New Roman"/>
@@ -16677,7 +16320,6 @@
           <w:rFonts w:eastAsia="Times New Roman" w:cs="Times New Roman"/>
           <w:lang w:eastAsia="pl-PL"/>
         </w:rPr>
-        <w:lastRenderedPageBreak/>
         <w:t xml:space="preserve">Kluczowym wyzwaniem podczas prac nad warstwą serwerową było zapewnienie wysokiej precyzji obliczeń parametrów trasy na podstawie surowych współrzędnych geograficznych. W systemie </w:t>
       </w:r>
       <w:proofErr w:type="spellStart"/>
@@ -16889,6 +16531,7 @@
         <w:rPr>
           <w:bCs/>
         </w:rPr>
+        <w:lastRenderedPageBreak/>
         <w:t>Obliczanie dystansu:</w:t>
       </w:r>
       <w:r>
@@ -17667,7 +17310,6 @@
           <w:sz w:val="20"/>
           <w:lang w:val="en-US"/>
         </w:rPr>
-        <w:lastRenderedPageBreak/>
         <w:t xml:space="preserve">    </w:t>
       </w:r>
       <w:proofErr w:type="spellStart"/>
@@ -17961,6 +17603,7 @@
           <w:szCs w:val="20"/>
           <w:lang w:val="en-US"/>
         </w:rPr>
+        <w:lastRenderedPageBreak/>
         <w:t>var</w:t>
       </w:r>
       <w:proofErr w:type="spellEnd"/>
@@ -18704,7 +18347,7 @@
         </w:rPr>
         <w:t xml:space="preserve"> </w:t>
       </w:r>
-      <w:bookmarkStart w:id="23" w:name="_Toc218426333"/>
+      <w:bookmarkStart w:id="23" w:name="_Toc218438679"/>
       <w:r>
         <w:rPr>
           <w:rFonts w:ascii="Times New Roman" w:hAnsi="Times New Roman" w:cs="Times New Roman"/>
@@ -18985,7 +18628,7 @@
           <w:color w:val="000000" w:themeColor="text1"/>
         </w:rPr>
       </w:pPr>
-      <w:bookmarkStart w:id="24" w:name="_Toc218426334"/>
+      <w:bookmarkStart w:id="24" w:name="_Toc218438680"/>
       <w:r>
         <w:rPr>
           <w:rFonts w:ascii="Times New Roman" w:hAnsi="Times New Roman" w:cs="Times New Roman"/>
@@ -20254,752 +19897,670 @@
           <w:u w:val="none"/>
           <w:lang w:val="en-US"/>
         </w:rPr>
+        <w:t xml:space="preserve">[18] </w:t>
+      </w:r>
+      <w:proofErr w:type="spellStart"/>
+      <w:r>
+        <w:rPr>
+          <w:rStyle w:val="Hipercze"/>
+          <w:rFonts w:eastAsia="Times New Roman" w:cs="Times New Roman"/>
+          <w:color w:val="000000" w:themeColor="text1"/>
+          <w:u w:val="none"/>
+          <w:lang w:val="en-US"/>
+        </w:rPr>
+        <w:t>Provos</w:t>
+      </w:r>
+      <w:proofErr w:type="spellEnd"/>
+      <w:r>
+        <w:rPr>
+          <w:rStyle w:val="Hipercze"/>
+          <w:rFonts w:eastAsia="Times New Roman" w:cs="Times New Roman"/>
+          <w:color w:val="000000" w:themeColor="text1"/>
+          <w:u w:val="none"/>
+          <w:lang w:val="en-US"/>
+        </w:rPr>
+        <w:t xml:space="preserve"> N., </w:t>
+      </w:r>
+      <w:proofErr w:type="spellStart"/>
+      <w:r>
+        <w:rPr>
+          <w:rStyle w:val="Hipercze"/>
+          <w:rFonts w:eastAsia="Times New Roman" w:cs="Times New Roman"/>
+          <w:color w:val="000000" w:themeColor="text1"/>
+          <w:u w:val="none"/>
+          <w:lang w:val="en-US"/>
+        </w:rPr>
+        <w:t>Mazières</w:t>
+      </w:r>
+      <w:proofErr w:type="spellEnd"/>
+      <w:r>
+        <w:rPr>
+          <w:rStyle w:val="Hipercze"/>
+          <w:rFonts w:eastAsia="Times New Roman" w:cs="Times New Roman"/>
+          <w:color w:val="000000" w:themeColor="text1"/>
+          <w:u w:val="none"/>
+          <w:lang w:val="en-US"/>
+        </w:rPr>
+        <w:t xml:space="preserve"> D.: A Future-Adaptable Password Scheme. W: "1999 USENIX Annual Technical Conference", 1999.</w:t>
+      </w:r>
+    </w:p>
+    <w:p>
+      <w:pPr>
+        <w:rPr>
+          <w:rStyle w:val="Hipercze"/>
+          <w:rFonts w:eastAsia="Times New Roman" w:cs="Times New Roman"/>
+          <w:color w:val="000000" w:themeColor="text1"/>
+          <w:u w:val="none"/>
+          <w:lang w:val="en-US"/>
+        </w:rPr>
+      </w:pPr>
+      <w:r>
+        <w:rPr>
+          <w:rStyle w:val="Hipercze"/>
+          <w:rFonts w:eastAsia="Times New Roman" w:cs="Times New Roman"/>
+          <w:color w:val="000000" w:themeColor="text1"/>
+          <w:u w:val="none"/>
+          <w:lang w:val="en-US"/>
+        </w:rPr>
+        <w:t xml:space="preserve">[19] </w:t>
+      </w:r>
+      <w:proofErr w:type="spellStart"/>
+      <w:r>
+        <w:rPr>
+          <w:rStyle w:val="Hipercze"/>
+          <w:rFonts w:eastAsia="Times New Roman" w:cs="Times New Roman"/>
+          <w:color w:val="000000" w:themeColor="text1"/>
+          <w:u w:val="none"/>
+          <w:lang w:val="en-US"/>
+        </w:rPr>
+        <w:t>Troelsen</w:t>
+      </w:r>
+      <w:proofErr w:type="spellEnd"/>
+      <w:r>
+        <w:rPr>
+          <w:rStyle w:val="Hipercze"/>
+          <w:rFonts w:eastAsia="Times New Roman" w:cs="Times New Roman"/>
+          <w:color w:val="000000" w:themeColor="text1"/>
+          <w:u w:val="none"/>
+          <w:lang w:val="en-US"/>
+        </w:rPr>
+        <w:t xml:space="preserve">, A., </w:t>
+      </w:r>
+      <w:proofErr w:type="spellStart"/>
+      <w:r>
+        <w:rPr>
+          <w:rStyle w:val="Hipercze"/>
+          <w:rFonts w:eastAsia="Times New Roman" w:cs="Times New Roman"/>
+          <w:color w:val="000000" w:themeColor="text1"/>
+          <w:u w:val="none"/>
+          <w:lang w:val="en-US"/>
+        </w:rPr>
+        <w:t>Japikse</w:t>
+      </w:r>
+      <w:proofErr w:type="spellEnd"/>
+      <w:r>
+        <w:rPr>
+          <w:rStyle w:val="Hipercze"/>
+          <w:rFonts w:eastAsia="Times New Roman" w:cs="Times New Roman"/>
+          <w:color w:val="000000" w:themeColor="text1"/>
+          <w:u w:val="none"/>
+          <w:lang w:val="en-US"/>
+        </w:rPr>
+        <w:t xml:space="preserve">, P.: Pro C# 12 with .NET 8. 12th ed., </w:t>
+      </w:r>
+      <w:proofErr w:type="spellStart"/>
+      <w:r>
+        <w:rPr>
+          <w:rStyle w:val="Hipercze"/>
+          <w:rFonts w:eastAsia="Times New Roman" w:cs="Times New Roman"/>
+          <w:color w:val="000000" w:themeColor="text1"/>
+          <w:u w:val="none"/>
+          <w:lang w:val="en-US"/>
+        </w:rPr>
+        <w:t>Apress</w:t>
+      </w:r>
+      <w:proofErr w:type="spellEnd"/>
+      <w:r>
+        <w:rPr>
+          <w:rStyle w:val="Hipercze"/>
+          <w:rFonts w:eastAsia="Times New Roman" w:cs="Times New Roman"/>
+          <w:color w:val="000000" w:themeColor="text1"/>
+          <w:u w:val="none"/>
+          <w:lang w:val="en-US"/>
+        </w:rPr>
+        <w:t>, 2024.</w:t>
+      </w:r>
+    </w:p>
+    <w:p>
+      <w:pPr>
+        <w:rPr>
+          <w:rStyle w:val="Hipercze"/>
+          <w:rFonts w:eastAsia="Times New Roman" w:cs="Times New Roman"/>
+          <w:color w:val="000000" w:themeColor="text1"/>
+          <w:u w:val="none"/>
+          <w:lang w:val="en-US"/>
+        </w:rPr>
+      </w:pPr>
+      <w:r>
+        <w:rPr>
+          <w:rStyle w:val="Hipercze"/>
+          <w:rFonts w:eastAsia="Times New Roman" w:cs="Times New Roman"/>
+          <w:color w:val="000000" w:themeColor="text1"/>
+          <w:u w:val="none"/>
+          <w:lang w:val="en-US"/>
+        </w:rPr>
+        <w:t xml:space="preserve">[20] </w:t>
+      </w:r>
+      <w:proofErr w:type="spellStart"/>
+      <w:r>
+        <w:rPr>
+          <w:rStyle w:val="Hipercze"/>
+          <w:rFonts w:eastAsia="Times New Roman" w:cs="Times New Roman"/>
+          <w:color w:val="000000" w:themeColor="text1"/>
+          <w:u w:val="none"/>
+          <w:lang w:val="en-US"/>
+        </w:rPr>
+        <w:t>Michaelis</w:t>
+      </w:r>
+      <w:proofErr w:type="spellEnd"/>
+      <w:r>
+        <w:rPr>
+          <w:rStyle w:val="Hipercze"/>
+          <w:rFonts w:eastAsia="Times New Roman" w:cs="Times New Roman"/>
+          <w:color w:val="000000" w:themeColor="text1"/>
+          <w:u w:val="none"/>
+          <w:lang w:val="en-US"/>
+        </w:rPr>
+        <w:t>, M., Tour de Nuts, K.: Essential C# 12. Addison-Wesley Professional, 2024.</w:t>
+      </w:r>
+    </w:p>
+    <w:p>
+      <w:pPr>
+        <w:rPr>
+          <w:rStyle w:val="Hipercze"/>
+          <w:rFonts w:eastAsia="Times New Roman" w:cs="Times New Roman"/>
+          <w:color w:val="000000" w:themeColor="text1"/>
+          <w:u w:val="none"/>
+          <w:lang w:val="en-US"/>
+        </w:rPr>
+      </w:pPr>
+      <w:r>
+        <w:rPr>
+          <w:rStyle w:val="Hipercze"/>
+          <w:rFonts w:eastAsia="Times New Roman" w:cs="Times New Roman"/>
+          <w:color w:val="000000" w:themeColor="text1"/>
+          <w:u w:val="none"/>
+          <w:lang w:val="en-US"/>
+        </w:rPr>
+        <w:t xml:space="preserve">[21] </w:t>
+      </w:r>
+      <w:proofErr w:type="spellStart"/>
+      <w:r>
+        <w:rPr>
+          <w:rStyle w:val="Hipercze"/>
+          <w:rFonts w:eastAsia="Times New Roman" w:cs="Times New Roman"/>
+          <w:color w:val="000000" w:themeColor="text1"/>
+          <w:u w:val="none"/>
+          <w:lang w:val="en-US"/>
+        </w:rPr>
+        <w:t>Albahari</w:t>
+      </w:r>
+      <w:proofErr w:type="spellEnd"/>
+      <w:r>
+        <w:rPr>
+          <w:rStyle w:val="Hipercze"/>
+          <w:rFonts w:eastAsia="Times New Roman" w:cs="Times New Roman"/>
+          <w:color w:val="000000" w:themeColor="text1"/>
+          <w:u w:val="none"/>
+          <w:lang w:val="en-US"/>
+        </w:rPr>
+        <w:t>, J.: Concurrency in C# Cookbook. 2nd ed., O'Reilly Media, 2019.</w:t>
+      </w:r>
+    </w:p>
+    <w:p>
+      <w:pPr>
+        <w:rPr>
+          <w:rStyle w:val="Hipercze"/>
+          <w:rFonts w:eastAsia="Times New Roman" w:cs="Times New Roman"/>
+          <w:color w:val="000000" w:themeColor="text1"/>
+          <w:u w:val="none"/>
+          <w:lang w:val="en-US"/>
+        </w:rPr>
+      </w:pPr>
+      <w:r>
+        <w:rPr>
+          <w:rStyle w:val="Hipercze"/>
+          <w:rFonts w:eastAsia="Times New Roman" w:cs="Times New Roman"/>
+          <w:color w:val="000000" w:themeColor="text1"/>
+          <w:u w:val="none"/>
+          <w:lang w:val="en-US"/>
+        </w:rPr>
+        <w:t xml:space="preserve">[22] Freeman A.: Pro ASP.NET Core 6. 10th ed., </w:t>
+      </w:r>
+      <w:proofErr w:type="spellStart"/>
+      <w:r>
+        <w:rPr>
+          <w:rStyle w:val="Hipercze"/>
+          <w:rFonts w:eastAsia="Times New Roman" w:cs="Times New Roman"/>
+          <w:color w:val="000000" w:themeColor="text1"/>
+          <w:u w:val="none"/>
+          <w:lang w:val="en-US"/>
+        </w:rPr>
+        <w:t>Apress</w:t>
+      </w:r>
+      <w:proofErr w:type="spellEnd"/>
+      <w:r>
+        <w:rPr>
+          <w:rStyle w:val="Hipercze"/>
+          <w:rFonts w:eastAsia="Times New Roman" w:cs="Times New Roman"/>
+          <w:color w:val="000000" w:themeColor="text1"/>
+          <w:u w:val="none"/>
+          <w:lang w:val="en-US"/>
+        </w:rPr>
+        <w:t>, 2022.</w:t>
+      </w:r>
+    </w:p>
+    <w:p>
+      <w:pPr>
+        <w:rPr>
+          <w:rStyle w:val="Hipercze"/>
+          <w:rFonts w:eastAsia="Times New Roman" w:cs="Times New Roman"/>
+          <w:color w:val="000000" w:themeColor="text1"/>
+          <w:u w:val="none"/>
+          <w:lang w:val="en-US"/>
+        </w:rPr>
+      </w:pPr>
+      <w:r>
+        <w:rPr>
+          <w:rStyle w:val="Hipercze"/>
+          <w:rFonts w:eastAsia="Times New Roman" w:cs="Times New Roman"/>
+          <w:color w:val="000000" w:themeColor="text1"/>
+          <w:u w:val="none"/>
+          <w:lang w:val="en-US"/>
+        </w:rPr>
+        <w:t xml:space="preserve">[23] </w:t>
+      </w:r>
+      <w:proofErr w:type="spellStart"/>
+      <w:r>
+        <w:rPr>
+          <w:rStyle w:val="Hipercze"/>
+          <w:rFonts w:eastAsia="Times New Roman" w:cs="Times New Roman"/>
+          <w:color w:val="000000" w:themeColor="text1"/>
+          <w:u w:val="none"/>
+          <w:lang w:val="en-US"/>
+        </w:rPr>
+        <w:t>Lerman</w:t>
+      </w:r>
+      <w:proofErr w:type="spellEnd"/>
+      <w:r>
+        <w:rPr>
+          <w:rStyle w:val="Hipercze"/>
+          <w:rFonts w:eastAsia="Times New Roman" w:cs="Times New Roman"/>
+          <w:color w:val="000000" w:themeColor="text1"/>
+          <w:u w:val="none"/>
+          <w:lang w:val="en-US"/>
+        </w:rPr>
+        <w:t>, J., Miller, R.: Programming Entity Framework Core. O'Reilly Media, 2016.</w:t>
+      </w:r>
+    </w:p>
+    <w:p>
+      <w:pPr>
+        <w:rPr>
+          <w:rStyle w:val="Hipercze"/>
+          <w:rFonts w:eastAsia="Times New Roman" w:cs="Times New Roman"/>
+          <w:color w:val="000000" w:themeColor="text1"/>
+          <w:u w:val="none"/>
+          <w:lang w:val="en-US"/>
+        </w:rPr>
+      </w:pPr>
+      <w:r>
+        <w:rPr>
+          <w:rStyle w:val="Hipercze"/>
+          <w:rFonts w:eastAsia="Times New Roman" w:cs="Times New Roman"/>
+          <w:color w:val="000000" w:themeColor="text1"/>
+          <w:u w:val="none"/>
+          <w:lang w:val="en-US"/>
+        </w:rPr>
+        <w:t xml:space="preserve">[24] </w:t>
+      </w:r>
+      <w:proofErr w:type="spellStart"/>
+      <w:r>
+        <w:rPr>
+          <w:rStyle w:val="Hipercze"/>
+          <w:rFonts w:eastAsia="Times New Roman" w:cs="Times New Roman"/>
+          <w:color w:val="000000" w:themeColor="text1"/>
+          <w:u w:val="none"/>
+          <w:lang w:val="en-US"/>
+        </w:rPr>
+        <w:t>NetTopologySuite</w:t>
+      </w:r>
+      <w:proofErr w:type="spellEnd"/>
+      <w:r>
+        <w:rPr>
+          <w:rStyle w:val="Hipercze"/>
+          <w:rFonts w:eastAsia="Times New Roman" w:cs="Times New Roman"/>
+          <w:color w:val="000000" w:themeColor="text1"/>
+          <w:u w:val="none"/>
+          <w:lang w:val="en-US"/>
+        </w:rPr>
+        <w:t xml:space="preserve"> Development Team: </w:t>
+      </w:r>
+      <w:proofErr w:type="spellStart"/>
+      <w:r>
+        <w:rPr>
+          <w:rStyle w:val="Hipercze"/>
+          <w:rFonts w:eastAsia="Times New Roman" w:cs="Times New Roman"/>
+          <w:color w:val="000000" w:themeColor="text1"/>
+          <w:u w:val="none"/>
+          <w:lang w:val="en-US"/>
+        </w:rPr>
+        <w:t>NetTopologySuite</w:t>
+      </w:r>
+      <w:proofErr w:type="spellEnd"/>
+      <w:r>
+        <w:rPr>
+          <w:rStyle w:val="Hipercze"/>
+          <w:rFonts w:eastAsia="Times New Roman" w:cs="Times New Roman"/>
+          <w:color w:val="000000" w:themeColor="text1"/>
+          <w:u w:val="none"/>
+          <w:lang w:val="en-US"/>
+        </w:rPr>
+        <w:t xml:space="preserve"> Documentation. </w:t>
+      </w:r>
+      <w:proofErr w:type="spellStart"/>
+      <w:r>
+        <w:rPr>
+          <w:rStyle w:val="Hipercze"/>
+          <w:rFonts w:eastAsia="Times New Roman" w:cs="Times New Roman"/>
+          <w:color w:val="000000" w:themeColor="text1"/>
+          <w:u w:val="none"/>
+          <w:lang w:val="en-US"/>
+        </w:rPr>
+        <w:t>Dostęp</w:t>
+      </w:r>
+      <w:proofErr w:type="spellEnd"/>
+      <w:r>
+        <w:rPr>
+          <w:rStyle w:val="Hipercze"/>
+          <w:rFonts w:eastAsia="Times New Roman" w:cs="Times New Roman"/>
+          <w:color w:val="000000" w:themeColor="text1"/>
+          <w:u w:val="none"/>
+          <w:lang w:val="en-US"/>
+        </w:rPr>
+        <w:t>: https://nettopologysuite.g</w:t>
+      </w:r>
+      <w:r>
+        <w:rPr>
+          <w:rStyle w:val="Hipercze"/>
+          <w:rFonts w:eastAsia="Times New Roman" w:cs="Times New Roman"/>
+          <w:color w:val="000000" w:themeColor="text1"/>
+          <w:u w:val="none"/>
+          <w:lang w:val="en-US"/>
+        </w:rPr>
+        <w:t>ithub.io/NetTopologySuite/, 2025</w:t>
+      </w:r>
+      <w:r>
+        <w:rPr>
+          <w:rStyle w:val="Hipercze"/>
+          <w:rFonts w:eastAsia="Times New Roman" w:cs="Times New Roman"/>
+          <w:color w:val="000000" w:themeColor="text1"/>
+          <w:u w:val="none"/>
+          <w:lang w:val="en-US"/>
+        </w:rPr>
+        <w:t>.</w:t>
+      </w:r>
+    </w:p>
+    <w:p>
+      <w:pPr>
+        <w:rPr>
+          <w:rStyle w:val="Hipercze"/>
+          <w:rFonts w:eastAsia="Times New Roman" w:cs="Times New Roman"/>
+          <w:color w:val="000000" w:themeColor="text1"/>
+          <w:u w:val="none"/>
+          <w:lang w:val="en-US"/>
+        </w:rPr>
+      </w:pPr>
+      <w:r>
+        <w:rPr>
+          <w:rStyle w:val="Hipercze"/>
+          <w:rFonts w:eastAsia="Times New Roman" w:cs="Times New Roman"/>
+          <w:color w:val="000000" w:themeColor="text1"/>
+          <w:u w:val="none"/>
+          <w:lang w:val="en-US"/>
+        </w:rPr>
+        <w:t xml:space="preserve">[25] </w:t>
+      </w:r>
+      <w:proofErr w:type="spellStart"/>
+      <w:r>
+        <w:rPr>
+          <w:rStyle w:val="Hipercze"/>
+          <w:rFonts w:eastAsia="Times New Roman" w:cs="Times New Roman"/>
+          <w:color w:val="000000" w:themeColor="text1"/>
+          <w:u w:val="none"/>
+          <w:lang w:val="en-US"/>
+        </w:rPr>
+        <w:t>Bogard</w:t>
+      </w:r>
+      <w:proofErr w:type="spellEnd"/>
+      <w:r>
+        <w:rPr>
+          <w:rStyle w:val="Hipercze"/>
+          <w:rFonts w:eastAsia="Times New Roman" w:cs="Times New Roman"/>
+          <w:color w:val="000000" w:themeColor="text1"/>
+          <w:u w:val="none"/>
+          <w:lang w:val="en-US"/>
+        </w:rPr>
+        <w:t xml:space="preserve">, J.: </w:t>
+      </w:r>
+      <w:proofErr w:type="spellStart"/>
+      <w:r>
+        <w:rPr>
+          <w:rStyle w:val="Hipercze"/>
+          <w:rFonts w:eastAsia="Times New Roman" w:cs="Times New Roman"/>
+          <w:color w:val="000000" w:themeColor="text1"/>
+          <w:u w:val="none"/>
+          <w:lang w:val="en-US"/>
+        </w:rPr>
+        <w:t>AutoMapper</w:t>
+      </w:r>
+      <w:proofErr w:type="spellEnd"/>
+      <w:r>
+        <w:rPr>
+          <w:rStyle w:val="Hipercze"/>
+          <w:rFonts w:eastAsia="Times New Roman" w:cs="Times New Roman"/>
+          <w:color w:val="000000" w:themeColor="text1"/>
+          <w:u w:val="none"/>
+          <w:lang w:val="en-US"/>
+        </w:rPr>
+        <w:t xml:space="preserve"> Documentation. </w:t>
+      </w:r>
+      <w:proofErr w:type="spellStart"/>
+      <w:r>
+        <w:rPr>
+          <w:rStyle w:val="Hipercze"/>
+          <w:rFonts w:eastAsia="Times New Roman" w:cs="Times New Roman"/>
+          <w:color w:val="000000" w:themeColor="text1"/>
+          <w:u w:val="none"/>
+          <w:lang w:val="en-US"/>
+        </w:rPr>
+        <w:t>Dostęp</w:t>
+      </w:r>
+      <w:proofErr w:type="spellEnd"/>
+      <w:r>
+        <w:rPr>
+          <w:rStyle w:val="Hipercze"/>
+          <w:rFonts w:eastAsia="Times New Roman" w:cs="Times New Roman"/>
+          <w:color w:val="000000" w:themeColor="text1"/>
+          <w:u w:val="none"/>
+          <w:lang w:val="en-US"/>
+        </w:rPr>
+        <w:t>: https://automapper.org/, 2025.</w:t>
+      </w:r>
+    </w:p>
+    <w:p>
+      <w:pPr>
+        <w:rPr>
+          <w:rStyle w:val="Hipercze"/>
+          <w:rFonts w:eastAsia="Times New Roman" w:cs="Times New Roman"/>
+          <w:color w:val="000000" w:themeColor="text1"/>
+          <w:u w:val="none"/>
+        </w:rPr>
+      </w:pPr>
+      <w:r>
+        <w:rPr>
+          <w:rStyle w:val="Hipercze"/>
+          <w:rFonts w:eastAsia="Times New Roman" w:cs="Times New Roman"/>
+          <w:color w:val="000000" w:themeColor="text1"/>
+          <w:u w:val="none"/>
+        </w:rPr>
+        <w:t xml:space="preserve">[26] Santana </w:t>
+      </w:r>
+      <w:proofErr w:type="spellStart"/>
+      <w:r>
+        <w:rPr>
+          <w:rStyle w:val="Hipercze"/>
+          <w:rFonts w:eastAsia="Times New Roman" w:cs="Times New Roman"/>
+          <w:color w:val="000000" w:themeColor="text1"/>
+          <w:u w:val="none"/>
+        </w:rPr>
+        <w:t>Roldan</w:t>
+      </w:r>
+      <w:proofErr w:type="spellEnd"/>
+      <w:r>
+        <w:rPr>
+          <w:rStyle w:val="Hipercze"/>
+          <w:rFonts w:eastAsia="Times New Roman" w:cs="Times New Roman"/>
+          <w:color w:val="000000" w:themeColor="text1"/>
+          <w:u w:val="none"/>
+        </w:rPr>
+        <w:t xml:space="preserve">, C.: </w:t>
+      </w:r>
+      <w:proofErr w:type="spellStart"/>
+      <w:r>
+        <w:rPr>
+          <w:rStyle w:val="Hipercze"/>
+          <w:rFonts w:eastAsia="Times New Roman" w:cs="Times New Roman"/>
+          <w:color w:val="000000" w:themeColor="text1"/>
+          <w:u w:val="none"/>
+        </w:rPr>
+        <w:t>React</w:t>
+      </w:r>
+      <w:proofErr w:type="spellEnd"/>
+      <w:r>
+        <w:rPr>
+          <w:rStyle w:val="Hipercze"/>
+          <w:rFonts w:eastAsia="Times New Roman" w:cs="Times New Roman"/>
+          <w:color w:val="000000" w:themeColor="text1"/>
+          <w:u w:val="none"/>
+        </w:rPr>
+        <w:t xml:space="preserve"> 17. Wzorce projektowe i najlepsze praktyki. Projektowanie i rozwijanie nowoczesnych aplikacji. Helion, 2021.</w:t>
+      </w:r>
+    </w:p>
+    <w:p>
+      <w:pPr>
+        <w:rPr>
+          <w:rStyle w:val="Hipercze"/>
+          <w:rFonts w:eastAsia="Times New Roman" w:cs="Times New Roman"/>
+          <w:color w:val="000000" w:themeColor="text1"/>
+          <w:u w:val="none"/>
+          <w:lang w:val="en-US"/>
+        </w:rPr>
+      </w:pPr>
+      <w:r>
+        <w:rPr>
+          <w:rStyle w:val="Hipercze"/>
+          <w:rFonts w:eastAsia="Times New Roman" w:cs="Times New Roman"/>
+          <w:color w:val="000000" w:themeColor="text1"/>
+          <w:u w:val="none"/>
+          <w:lang w:val="en-US"/>
+        </w:rPr>
+        <w:t xml:space="preserve">[27] Google: Material Design 3 Documentation. </w:t>
+      </w:r>
+      <w:proofErr w:type="spellStart"/>
+      <w:r>
+        <w:rPr>
+          <w:rStyle w:val="Hipercze"/>
+          <w:rFonts w:eastAsia="Times New Roman" w:cs="Times New Roman"/>
+          <w:color w:val="000000" w:themeColor="text1"/>
+          <w:u w:val="none"/>
+          <w:lang w:val="en-US"/>
+        </w:rPr>
+        <w:t>Dostęp</w:t>
+      </w:r>
+      <w:proofErr w:type="spellEnd"/>
+      <w:r>
+        <w:rPr>
+          <w:rStyle w:val="Hipercze"/>
+          <w:rFonts w:eastAsia="Times New Roman" w:cs="Times New Roman"/>
+          <w:color w:val="000000" w:themeColor="text1"/>
+          <w:u w:val="none"/>
+          <w:lang w:val="en-US"/>
+        </w:rPr>
+        <w:t>: https://m3.material.io/, 2024.</w:t>
+      </w:r>
+    </w:p>
+    <w:p>
+      <w:pPr>
+        <w:rPr>
+          <w:rStyle w:val="Hipercze"/>
+          <w:rFonts w:eastAsia="Times New Roman" w:cs="Times New Roman"/>
+          <w:color w:val="000000" w:themeColor="text1"/>
+          <w:u w:val="none"/>
+          <w:lang w:val="en-US"/>
+        </w:rPr>
+      </w:pPr>
+      <w:r>
+        <w:rPr>
+          <w:rStyle w:val="Hipercze"/>
+          <w:rFonts w:eastAsia="Times New Roman" w:cs="Times New Roman"/>
+          <w:color w:val="000000" w:themeColor="text1"/>
+          <w:u w:val="none"/>
+          <w:lang w:val="en-US"/>
+        </w:rPr>
+        <w:t xml:space="preserve">[28] Chan, M.: A Thorough Analysis of CSS-in-JS. W: "CSS-Tricks", 2022. </w:t>
+      </w:r>
+      <w:proofErr w:type="spellStart"/>
+      <w:r>
+        <w:rPr>
+          <w:rStyle w:val="Hipercze"/>
+          <w:rFonts w:eastAsia="Times New Roman" w:cs="Times New Roman"/>
+          <w:color w:val="000000" w:themeColor="text1"/>
+          <w:u w:val="none"/>
+          <w:lang w:val="en-US"/>
+        </w:rPr>
+        <w:t>Dostęp</w:t>
+      </w:r>
+      <w:proofErr w:type="spellEnd"/>
+      <w:r>
+        <w:rPr>
+          <w:rStyle w:val="Hipercze"/>
+          <w:rFonts w:eastAsia="Times New Roman" w:cs="Times New Roman"/>
+          <w:color w:val="000000" w:themeColor="text1"/>
+          <w:u w:val="none"/>
+          <w:lang w:val="en-US"/>
+        </w:rPr>
+        <w:t>: https://css-tricks.com/a-thorough-analysis-of-css-in-js/, 2025.</w:t>
+      </w:r>
+    </w:p>
+    <w:p>
+      <w:pPr>
+        <w:rPr>
+          <w:rStyle w:val="Hipercze"/>
+          <w:rFonts w:eastAsia="Times New Roman" w:cs="Times New Roman"/>
+          <w:color w:val="000000" w:themeColor="text1"/>
+          <w:u w:val="none"/>
+          <w:lang w:val="en-US"/>
+        </w:rPr>
+      </w:pPr>
+      <w:r>
+        <w:rPr>
+          <w:rStyle w:val="Hipercze"/>
+          <w:rFonts w:eastAsia="Times New Roman" w:cs="Times New Roman"/>
+          <w:color w:val="000000" w:themeColor="text1"/>
+          <w:u w:val="none"/>
+          <w:lang w:val="en-US"/>
+        </w:rPr>
         <w:lastRenderedPageBreak/>
-        <w:t xml:space="preserve">[18] </w:t>
-      </w:r>
-      <w:proofErr w:type="spellStart"/>
-      <w:r>
-        <w:rPr>
-          <w:rStyle w:val="Hipercze"/>
-          <w:rFonts w:eastAsia="Times New Roman" w:cs="Times New Roman"/>
-          <w:color w:val="000000" w:themeColor="text1"/>
-          <w:u w:val="none"/>
-          <w:lang w:val="en-US"/>
-        </w:rPr>
-        <w:t>Provos</w:t>
-      </w:r>
-      <w:proofErr w:type="spellEnd"/>
-      <w:r>
-        <w:rPr>
-          <w:rStyle w:val="Hipercze"/>
-          <w:rFonts w:eastAsia="Times New Roman" w:cs="Times New Roman"/>
-          <w:color w:val="000000" w:themeColor="text1"/>
-          <w:u w:val="none"/>
-          <w:lang w:val="en-US"/>
-        </w:rPr>
-        <w:t xml:space="preserve"> N., </w:t>
-      </w:r>
-      <w:proofErr w:type="spellStart"/>
-      <w:r>
-        <w:rPr>
-          <w:rStyle w:val="Hipercze"/>
-          <w:rFonts w:eastAsia="Times New Roman" w:cs="Times New Roman"/>
-          <w:color w:val="000000" w:themeColor="text1"/>
-          <w:u w:val="none"/>
-          <w:lang w:val="en-US"/>
-        </w:rPr>
-        <w:t>Mazières</w:t>
-      </w:r>
-      <w:proofErr w:type="spellEnd"/>
-      <w:r>
-        <w:rPr>
-          <w:rStyle w:val="Hipercze"/>
-          <w:rFonts w:eastAsia="Times New Roman" w:cs="Times New Roman"/>
-          <w:color w:val="000000" w:themeColor="text1"/>
-          <w:u w:val="none"/>
-          <w:lang w:val="en-US"/>
-        </w:rPr>
-        <w:t xml:space="preserve"> D.: A Future-Adaptable Password Scheme. W: "1999 USENIX Annual Technical Conference", 1999.</w:t>
-      </w:r>
-    </w:p>
-    <w:p>
-      <w:pPr>
-        <w:rPr>
-          <w:rStyle w:val="Hipercze"/>
-          <w:rFonts w:eastAsia="Times New Roman" w:cs="Times New Roman"/>
-          <w:color w:val="000000" w:themeColor="text1"/>
-          <w:u w:val="none"/>
-          <w:lang w:val="en-US"/>
-        </w:rPr>
-      </w:pPr>
-      <w:r>
-        <w:rPr>
-          <w:rStyle w:val="Hipercze"/>
-          <w:rFonts w:eastAsia="Times New Roman" w:cs="Times New Roman"/>
-          <w:color w:val="000000" w:themeColor="text1"/>
-          <w:u w:val="none"/>
-          <w:lang w:val="en-US"/>
-        </w:rPr>
-        <w:t xml:space="preserve">[19] </w:t>
-      </w:r>
-      <w:proofErr w:type="spellStart"/>
-      <w:r>
-        <w:rPr>
-          <w:rStyle w:val="Hipercze"/>
-          <w:rFonts w:eastAsia="Times New Roman" w:cs="Times New Roman"/>
-          <w:color w:val="000000" w:themeColor="text1"/>
-          <w:u w:val="none"/>
-          <w:lang w:val="en-US"/>
-        </w:rPr>
-        <w:t>Troelsen</w:t>
-      </w:r>
-      <w:proofErr w:type="spellEnd"/>
-      <w:r>
-        <w:rPr>
-          <w:rStyle w:val="Hipercze"/>
-          <w:rFonts w:eastAsia="Times New Roman" w:cs="Times New Roman"/>
-          <w:color w:val="000000" w:themeColor="text1"/>
-          <w:u w:val="none"/>
-          <w:lang w:val="en-US"/>
-        </w:rPr>
-        <w:t xml:space="preserve">, A., </w:t>
-      </w:r>
-      <w:proofErr w:type="spellStart"/>
-      <w:r>
-        <w:rPr>
-          <w:rStyle w:val="Hipercze"/>
-          <w:rFonts w:eastAsia="Times New Roman" w:cs="Times New Roman"/>
-          <w:color w:val="000000" w:themeColor="text1"/>
-          <w:u w:val="none"/>
-          <w:lang w:val="en-US"/>
-        </w:rPr>
-        <w:t>Japikse</w:t>
-      </w:r>
-      <w:proofErr w:type="spellEnd"/>
-      <w:r>
-        <w:rPr>
-          <w:rStyle w:val="Hipercze"/>
-          <w:rFonts w:eastAsia="Times New Roman" w:cs="Times New Roman"/>
-          <w:color w:val="000000" w:themeColor="text1"/>
-          <w:u w:val="none"/>
-          <w:lang w:val="en-US"/>
-        </w:rPr>
-        <w:t xml:space="preserve">, P.: Pro C# 12 with .NET 8. 12th ed., </w:t>
-      </w:r>
-      <w:proofErr w:type="spellStart"/>
-      <w:r>
-        <w:rPr>
-          <w:rStyle w:val="Hipercze"/>
-          <w:rFonts w:eastAsia="Times New Roman" w:cs="Times New Roman"/>
-          <w:color w:val="000000" w:themeColor="text1"/>
-          <w:u w:val="none"/>
-          <w:lang w:val="en-US"/>
-        </w:rPr>
-        <w:t>Apress</w:t>
-      </w:r>
-      <w:proofErr w:type="spellEnd"/>
-      <w:r>
-        <w:rPr>
-          <w:rStyle w:val="Hipercze"/>
-          <w:rFonts w:eastAsia="Times New Roman" w:cs="Times New Roman"/>
-          <w:color w:val="000000" w:themeColor="text1"/>
-          <w:u w:val="none"/>
-          <w:lang w:val="en-US"/>
-        </w:rPr>
-        <w:t>, 2024.</w:t>
-      </w:r>
-    </w:p>
-    <w:p>
-      <w:pPr>
-        <w:rPr>
-          <w:rStyle w:val="Hipercze"/>
-          <w:rFonts w:eastAsia="Times New Roman" w:cs="Times New Roman"/>
-          <w:color w:val="000000" w:themeColor="text1"/>
-          <w:u w:val="none"/>
-          <w:lang w:val="en-US"/>
-        </w:rPr>
-      </w:pPr>
-      <w:r>
-        <w:rPr>
-          <w:rStyle w:val="Hipercze"/>
-          <w:rFonts w:eastAsia="Times New Roman" w:cs="Times New Roman"/>
-          <w:color w:val="000000" w:themeColor="text1"/>
-          <w:u w:val="none"/>
-          <w:lang w:val="en-US"/>
-        </w:rPr>
-        <w:t xml:space="preserve">[20] </w:t>
-      </w:r>
-      <w:proofErr w:type="spellStart"/>
-      <w:r>
-        <w:rPr>
-          <w:rStyle w:val="Hipercze"/>
-          <w:rFonts w:eastAsia="Times New Roman" w:cs="Times New Roman"/>
-          <w:color w:val="000000" w:themeColor="text1"/>
-          <w:u w:val="none"/>
-          <w:lang w:val="en-US"/>
-        </w:rPr>
-        <w:t>Michaelis</w:t>
-      </w:r>
-      <w:proofErr w:type="spellEnd"/>
-      <w:r>
-        <w:rPr>
-          <w:rStyle w:val="Hipercze"/>
-          <w:rFonts w:eastAsia="Times New Roman" w:cs="Times New Roman"/>
-          <w:color w:val="000000" w:themeColor="text1"/>
-          <w:u w:val="none"/>
-          <w:lang w:val="en-US"/>
-        </w:rPr>
-        <w:t>, M., Tour de Nuts, K.: Essential C# 12. Addison-Wesley Professional, 2024.</w:t>
-      </w:r>
-    </w:p>
-    <w:p>
-      <w:pPr>
-        <w:rPr>
-          <w:rStyle w:val="Hipercze"/>
-          <w:rFonts w:eastAsia="Times New Roman" w:cs="Times New Roman"/>
-          <w:color w:val="000000" w:themeColor="text1"/>
-          <w:u w:val="none"/>
-          <w:lang w:val="en-US"/>
-        </w:rPr>
-      </w:pPr>
-      <w:r>
-        <w:rPr>
-          <w:rStyle w:val="Hipercze"/>
-          <w:rFonts w:eastAsia="Times New Roman" w:cs="Times New Roman"/>
-          <w:color w:val="000000" w:themeColor="text1"/>
-          <w:u w:val="none"/>
-          <w:lang w:val="en-US"/>
-        </w:rPr>
-        <w:t xml:space="preserve">[21] </w:t>
-      </w:r>
-      <w:proofErr w:type="spellStart"/>
-      <w:r>
-        <w:rPr>
-          <w:rStyle w:val="Hipercze"/>
-          <w:rFonts w:eastAsia="Times New Roman" w:cs="Times New Roman"/>
-          <w:color w:val="000000" w:themeColor="text1"/>
-          <w:u w:val="none"/>
-          <w:lang w:val="en-US"/>
-        </w:rPr>
-        <w:t>Albahari</w:t>
-      </w:r>
-      <w:proofErr w:type="spellEnd"/>
-      <w:r>
-        <w:rPr>
-          <w:rStyle w:val="Hipercze"/>
-          <w:rFonts w:eastAsia="Times New Roman" w:cs="Times New Roman"/>
-          <w:color w:val="000000" w:themeColor="text1"/>
-          <w:u w:val="none"/>
-          <w:lang w:val="en-US"/>
-        </w:rPr>
-        <w:t>, J.: Concurrency in C# Cookbook. 2nd ed., O'Reilly Media, 2019.</w:t>
-      </w:r>
-    </w:p>
-    <w:p>
-      <w:pPr>
-        <w:rPr>
-          <w:rStyle w:val="Hipercze"/>
-          <w:rFonts w:eastAsia="Times New Roman" w:cs="Times New Roman"/>
-          <w:color w:val="000000" w:themeColor="text1"/>
-          <w:u w:val="none"/>
-          <w:lang w:val="en-US"/>
-        </w:rPr>
-      </w:pPr>
-      <w:r>
-        <w:rPr>
-          <w:rStyle w:val="Hipercze"/>
-          <w:rFonts w:eastAsia="Times New Roman" w:cs="Times New Roman"/>
-          <w:color w:val="000000" w:themeColor="text1"/>
-          <w:u w:val="none"/>
-          <w:lang w:val="en-US"/>
-        </w:rPr>
-        <w:t xml:space="preserve">[22] Freeman A.: Pro ASP.NET Core 6. 10th ed., </w:t>
-      </w:r>
-      <w:proofErr w:type="spellStart"/>
-      <w:r>
-        <w:rPr>
-          <w:rStyle w:val="Hipercze"/>
-          <w:rFonts w:eastAsia="Times New Roman" w:cs="Times New Roman"/>
-          <w:color w:val="000000" w:themeColor="text1"/>
-          <w:u w:val="none"/>
-          <w:lang w:val="en-US"/>
-        </w:rPr>
-        <w:t>Apress</w:t>
-      </w:r>
-      <w:proofErr w:type="spellEnd"/>
-      <w:r>
-        <w:rPr>
-          <w:rStyle w:val="Hipercze"/>
-          <w:rFonts w:eastAsia="Times New Roman" w:cs="Times New Roman"/>
-          <w:color w:val="000000" w:themeColor="text1"/>
-          <w:u w:val="none"/>
-          <w:lang w:val="en-US"/>
-        </w:rPr>
-        <w:t>, 2022.</w:t>
-      </w:r>
-    </w:p>
-    <w:p>
-      <w:pPr>
-        <w:rPr>
-          <w:rStyle w:val="Hipercze"/>
-          <w:rFonts w:eastAsia="Times New Roman" w:cs="Times New Roman"/>
-          <w:color w:val="000000" w:themeColor="text1"/>
-          <w:u w:val="none"/>
-          <w:lang w:val="en-US"/>
-        </w:rPr>
-      </w:pPr>
-      <w:r>
-        <w:rPr>
-          <w:rStyle w:val="Hipercze"/>
-          <w:rFonts w:eastAsia="Times New Roman" w:cs="Times New Roman"/>
-          <w:color w:val="000000" w:themeColor="text1"/>
-          <w:u w:val="none"/>
-          <w:lang w:val="en-US"/>
-        </w:rPr>
-        <w:t xml:space="preserve">[23] </w:t>
-      </w:r>
-      <w:proofErr w:type="spellStart"/>
-      <w:r>
-        <w:rPr>
-          <w:rStyle w:val="Hipercze"/>
-          <w:rFonts w:eastAsia="Times New Roman" w:cs="Times New Roman"/>
-          <w:color w:val="000000" w:themeColor="text1"/>
-          <w:u w:val="none"/>
-          <w:lang w:val="en-US"/>
-        </w:rPr>
-        <w:t>Lerman</w:t>
-      </w:r>
-      <w:proofErr w:type="spellEnd"/>
-      <w:r>
-        <w:rPr>
-          <w:rStyle w:val="Hipercze"/>
-          <w:rFonts w:eastAsia="Times New Roman" w:cs="Times New Roman"/>
-          <w:color w:val="000000" w:themeColor="text1"/>
-          <w:u w:val="none"/>
-          <w:lang w:val="en-US"/>
-        </w:rPr>
-        <w:t>, J., Miller, R.: Programming Entity Framework Core. O'Reilly Media, 2016.</w:t>
-      </w:r>
-    </w:p>
-    <w:p>
-      <w:pPr>
-        <w:rPr>
-          <w:rStyle w:val="Hipercze"/>
-          <w:rFonts w:eastAsia="Times New Roman" w:cs="Times New Roman"/>
-          <w:color w:val="000000" w:themeColor="text1"/>
-          <w:u w:val="none"/>
-          <w:lang w:val="en-US"/>
-        </w:rPr>
-      </w:pPr>
-      <w:r>
-        <w:rPr>
-          <w:rStyle w:val="Hipercze"/>
-          <w:rFonts w:eastAsia="Times New Roman" w:cs="Times New Roman"/>
-          <w:color w:val="000000" w:themeColor="text1"/>
-          <w:u w:val="none"/>
-          <w:lang w:val="en-US"/>
-        </w:rPr>
-        <w:t xml:space="preserve">[24] </w:t>
-      </w:r>
-      <w:proofErr w:type="spellStart"/>
-      <w:r>
-        <w:rPr>
-          <w:rStyle w:val="Hipercze"/>
-          <w:rFonts w:eastAsia="Times New Roman" w:cs="Times New Roman"/>
-          <w:color w:val="000000" w:themeColor="text1"/>
-          <w:u w:val="none"/>
-          <w:lang w:val="en-US"/>
-        </w:rPr>
-        <w:t>NetTopologySuite</w:t>
-      </w:r>
-      <w:proofErr w:type="spellEnd"/>
-      <w:r>
-        <w:rPr>
-          <w:rStyle w:val="Hipercze"/>
-          <w:rFonts w:eastAsia="Times New Roman" w:cs="Times New Roman"/>
-          <w:color w:val="000000" w:themeColor="text1"/>
-          <w:u w:val="none"/>
-          <w:lang w:val="en-US"/>
-        </w:rPr>
-        <w:t xml:space="preserve"> Development Team: </w:t>
-      </w:r>
-      <w:proofErr w:type="spellStart"/>
-      <w:r>
-        <w:rPr>
-          <w:rStyle w:val="Hipercze"/>
-          <w:rFonts w:eastAsia="Times New Roman" w:cs="Times New Roman"/>
-          <w:color w:val="000000" w:themeColor="text1"/>
-          <w:u w:val="none"/>
-          <w:lang w:val="en-US"/>
-        </w:rPr>
-        <w:t>NetTopologySuite</w:t>
-      </w:r>
-      <w:proofErr w:type="spellEnd"/>
-      <w:r>
-        <w:rPr>
-          <w:rStyle w:val="Hipercze"/>
-          <w:rFonts w:eastAsia="Times New Roman" w:cs="Times New Roman"/>
-          <w:color w:val="000000" w:themeColor="text1"/>
-          <w:u w:val="none"/>
-          <w:lang w:val="en-US"/>
-        </w:rPr>
-        <w:t xml:space="preserve"> Documentation. </w:t>
-      </w:r>
-      <w:proofErr w:type="spellStart"/>
-      <w:r>
-        <w:rPr>
-          <w:rStyle w:val="Hipercze"/>
-          <w:rFonts w:eastAsia="Times New Roman" w:cs="Times New Roman"/>
-          <w:color w:val="000000" w:themeColor="text1"/>
-          <w:u w:val="none"/>
-          <w:lang w:val="en-US"/>
-        </w:rPr>
-        <w:t>Dostęp</w:t>
-      </w:r>
-      <w:proofErr w:type="spellEnd"/>
-      <w:r>
-        <w:rPr>
-          <w:rStyle w:val="Hipercze"/>
-          <w:rFonts w:eastAsia="Times New Roman" w:cs="Times New Roman"/>
-          <w:color w:val="000000" w:themeColor="text1"/>
-          <w:u w:val="none"/>
-          <w:lang w:val="en-US"/>
-        </w:rPr>
-        <w:t>: https://nettopologysuite.g</w:t>
-      </w:r>
-      <w:r>
-        <w:rPr>
-          <w:rStyle w:val="Hipercze"/>
-          <w:rFonts w:eastAsia="Times New Roman" w:cs="Times New Roman"/>
-          <w:color w:val="000000" w:themeColor="text1"/>
-          <w:u w:val="none"/>
-          <w:lang w:val="en-US"/>
-        </w:rPr>
-        <w:t>ithub.io/NetTopologySuite/, 2025</w:t>
-      </w:r>
-      <w:r>
-        <w:rPr>
-          <w:rStyle w:val="Hipercze"/>
-          <w:rFonts w:eastAsia="Times New Roman" w:cs="Times New Roman"/>
-          <w:color w:val="000000" w:themeColor="text1"/>
-          <w:u w:val="none"/>
-          <w:lang w:val="en-US"/>
-        </w:rPr>
-        <w:t>.</w:t>
-      </w:r>
-    </w:p>
-    <w:p>
-      <w:pPr>
-        <w:rPr>
-          <w:rStyle w:val="Hipercze"/>
-          <w:rFonts w:eastAsia="Times New Roman" w:cs="Times New Roman"/>
-          <w:color w:val="000000" w:themeColor="text1"/>
-          <w:u w:val="none"/>
-        </w:rPr>
-      </w:pPr>
-      <w:r>
-        <w:rPr>
-          <w:rStyle w:val="Hipercze"/>
-          <w:rFonts w:eastAsia="Times New Roman" w:cs="Times New Roman"/>
-          <w:color w:val="000000" w:themeColor="text1"/>
-          <w:u w:val="none"/>
-          <w:lang w:val="en-US"/>
-        </w:rPr>
-        <w:t xml:space="preserve">[25] </w:t>
-      </w:r>
-      <w:proofErr w:type="spellStart"/>
-      <w:r>
-        <w:rPr>
-          <w:rStyle w:val="Hipercze"/>
-          <w:rFonts w:eastAsia="Times New Roman" w:cs="Times New Roman"/>
-          <w:color w:val="000000" w:themeColor="text1"/>
-          <w:u w:val="none"/>
-          <w:lang w:val="en-US"/>
-        </w:rPr>
-        <w:t>Bogard</w:t>
-      </w:r>
-      <w:proofErr w:type="spellEnd"/>
-      <w:r>
-        <w:rPr>
-          <w:rStyle w:val="Hipercze"/>
-          <w:rFonts w:eastAsia="Times New Roman" w:cs="Times New Roman"/>
-          <w:color w:val="000000" w:themeColor="text1"/>
-          <w:u w:val="none"/>
-          <w:lang w:val="en-US"/>
-        </w:rPr>
-        <w:t xml:space="preserve">, J.: </w:t>
-      </w:r>
-      <w:proofErr w:type="spellStart"/>
-      <w:r>
-        <w:rPr>
-          <w:rStyle w:val="Hipercze"/>
-          <w:rFonts w:eastAsia="Times New Roman" w:cs="Times New Roman"/>
-          <w:color w:val="000000" w:themeColor="text1"/>
-          <w:u w:val="none"/>
-          <w:lang w:val="en-US"/>
-        </w:rPr>
-        <w:t>AutoMapper</w:t>
-      </w:r>
-      <w:proofErr w:type="spellEnd"/>
-      <w:r>
-        <w:rPr>
-          <w:rStyle w:val="Hipercze"/>
-          <w:rFonts w:eastAsia="Times New Roman" w:cs="Times New Roman"/>
-          <w:color w:val="000000" w:themeColor="text1"/>
-          <w:u w:val="none"/>
-          <w:lang w:val="en-US"/>
-        </w:rPr>
-        <w:t xml:space="preserve"> Documentation. </w:t>
-      </w:r>
-      <w:r>
-        <w:rPr>
-          <w:rStyle w:val="Hipercze"/>
-          <w:rFonts w:eastAsia="Times New Roman" w:cs="Times New Roman"/>
-          <w:color w:val="000000" w:themeColor="text1"/>
-          <w:u w:val="none"/>
-        </w:rPr>
-        <w:t>Dostęp: https</w:t>
-      </w:r>
-      <w:proofErr w:type="gramStart"/>
-      <w:r>
-        <w:rPr>
-          <w:rStyle w:val="Hipercze"/>
-          <w:rFonts w:eastAsia="Times New Roman" w:cs="Times New Roman"/>
-          <w:color w:val="000000" w:themeColor="text1"/>
-          <w:u w:val="none"/>
-        </w:rPr>
-        <w:t>://automapper</w:t>
-      </w:r>
-      <w:proofErr w:type="gramEnd"/>
-      <w:r>
-        <w:rPr>
-          <w:rStyle w:val="Hipercze"/>
-          <w:rFonts w:eastAsia="Times New Roman" w:cs="Times New Roman"/>
-          <w:color w:val="000000" w:themeColor="text1"/>
-          <w:u w:val="none"/>
-        </w:rPr>
-        <w:t>.</w:t>
-      </w:r>
-      <w:proofErr w:type="gramStart"/>
-      <w:r>
-        <w:rPr>
-          <w:rStyle w:val="Hipercze"/>
-          <w:rFonts w:eastAsia="Times New Roman" w:cs="Times New Roman"/>
-          <w:color w:val="000000" w:themeColor="text1"/>
-          <w:u w:val="none"/>
-        </w:rPr>
-        <w:t>org</w:t>
-      </w:r>
-      <w:proofErr w:type="gramEnd"/>
-      <w:r>
-        <w:rPr>
-          <w:rStyle w:val="Hipercze"/>
-          <w:rFonts w:eastAsia="Times New Roman" w:cs="Times New Roman"/>
-          <w:color w:val="000000" w:themeColor="text1"/>
-          <w:u w:val="none"/>
-        </w:rPr>
-        <w:t>/, 2025.</w:t>
-      </w:r>
-    </w:p>
-    <w:p>
-      <w:pPr>
-        <w:rPr>
-          <w:rStyle w:val="Hipercze"/>
-          <w:rFonts w:eastAsia="Times New Roman" w:cs="Times New Roman"/>
-          <w:color w:val="000000" w:themeColor="text1"/>
-          <w:u w:val="none"/>
-        </w:rPr>
-      </w:pPr>
-      <w:r>
-        <w:rPr>
-          <w:rStyle w:val="Hipercze"/>
-          <w:rFonts w:eastAsia="Times New Roman" w:cs="Times New Roman"/>
-          <w:color w:val="000000" w:themeColor="text1"/>
-          <w:u w:val="none"/>
-        </w:rPr>
-        <w:t xml:space="preserve">[26] Santana </w:t>
-      </w:r>
-      <w:proofErr w:type="spellStart"/>
-      <w:r>
-        <w:rPr>
-          <w:rStyle w:val="Hipercze"/>
-          <w:rFonts w:eastAsia="Times New Roman" w:cs="Times New Roman"/>
-          <w:color w:val="000000" w:themeColor="text1"/>
-          <w:u w:val="none"/>
-        </w:rPr>
-        <w:t>Roldan</w:t>
-      </w:r>
-      <w:proofErr w:type="spellEnd"/>
-      <w:r>
-        <w:rPr>
-          <w:rStyle w:val="Hipercze"/>
-          <w:rFonts w:eastAsia="Times New Roman" w:cs="Times New Roman"/>
-          <w:color w:val="000000" w:themeColor="text1"/>
-          <w:u w:val="none"/>
-        </w:rPr>
-        <w:t xml:space="preserve">, C.: </w:t>
-      </w:r>
-      <w:proofErr w:type="spellStart"/>
-      <w:r>
-        <w:rPr>
-          <w:rStyle w:val="Hipercze"/>
-          <w:rFonts w:eastAsia="Times New Roman" w:cs="Times New Roman"/>
-          <w:color w:val="000000" w:themeColor="text1"/>
-          <w:u w:val="none"/>
-        </w:rPr>
-        <w:t>React</w:t>
-      </w:r>
-      <w:proofErr w:type="spellEnd"/>
-      <w:r>
-        <w:rPr>
-          <w:rStyle w:val="Hipercze"/>
-          <w:rFonts w:eastAsia="Times New Roman" w:cs="Times New Roman"/>
-          <w:color w:val="000000" w:themeColor="text1"/>
-          <w:u w:val="none"/>
-        </w:rPr>
-        <w:t xml:space="preserve"> 17. Wzorce projektowe i najlepsze praktyki. Projektowanie i rozwijanie nowoczesnych aplikacji. Helion, 2021.</w:t>
-      </w:r>
-    </w:p>
-    <w:p>
-      <w:pPr>
-        <w:rPr>
-          <w:rStyle w:val="Hipercze"/>
-          <w:rFonts w:eastAsia="Times New Roman" w:cs="Times New Roman"/>
-          <w:color w:val="000000" w:themeColor="text1"/>
-          <w:u w:val="none"/>
-        </w:rPr>
-      </w:pPr>
-      <w:r>
-        <w:rPr>
-          <w:rStyle w:val="Hipercze"/>
-          <w:rFonts w:eastAsia="Times New Roman" w:cs="Times New Roman"/>
-          <w:color w:val="000000" w:themeColor="text1"/>
-          <w:u w:val="none"/>
-        </w:rPr>
-        <w:t xml:space="preserve">[27] Google: </w:t>
-      </w:r>
-      <w:proofErr w:type="spellStart"/>
-      <w:r>
-        <w:rPr>
-          <w:rStyle w:val="Hipercze"/>
-          <w:rFonts w:eastAsia="Times New Roman" w:cs="Times New Roman"/>
-          <w:color w:val="000000" w:themeColor="text1"/>
-          <w:u w:val="none"/>
-        </w:rPr>
-        <w:t>Material</w:t>
-      </w:r>
-      <w:proofErr w:type="spellEnd"/>
-      <w:r>
-        <w:rPr>
-          <w:rStyle w:val="Hipercze"/>
-          <w:rFonts w:eastAsia="Times New Roman" w:cs="Times New Roman"/>
-          <w:color w:val="000000" w:themeColor="text1"/>
-          <w:u w:val="none"/>
-        </w:rPr>
-        <w:t xml:space="preserve"> Design 3 </w:t>
-      </w:r>
-      <w:proofErr w:type="spellStart"/>
-      <w:r>
-        <w:rPr>
-          <w:rStyle w:val="Hipercze"/>
-          <w:rFonts w:eastAsia="Times New Roman" w:cs="Times New Roman"/>
-          <w:color w:val="000000" w:themeColor="text1"/>
-          <w:u w:val="none"/>
-        </w:rPr>
-        <w:t>Documentation</w:t>
-      </w:r>
-      <w:proofErr w:type="spellEnd"/>
-      <w:r>
-        <w:rPr>
-          <w:rStyle w:val="Hipercze"/>
-          <w:rFonts w:eastAsia="Times New Roman" w:cs="Times New Roman"/>
-          <w:color w:val="000000" w:themeColor="text1"/>
-          <w:u w:val="none"/>
-        </w:rPr>
-        <w:t>. Dostęp: https</w:t>
-      </w:r>
-      <w:proofErr w:type="gramStart"/>
-      <w:r>
-        <w:rPr>
-          <w:rStyle w:val="Hipercze"/>
-          <w:rFonts w:eastAsia="Times New Roman" w:cs="Times New Roman"/>
-          <w:color w:val="000000" w:themeColor="text1"/>
-          <w:u w:val="none"/>
-        </w:rPr>
-        <w:t>://m</w:t>
-      </w:r>
-      <w:proofErr w:type="gramEnd"/>
-      <w:r>
-        <w:rPr>
-          <w:rStyle w:val="Hipercze"/>
-          <w:rFonts w:eastAsia="Times New Roman" w:cs="Times New Roman"/>
-          <w:color w:val="000000" w:themeColor="text1"/>
-          <w:u w:val="none"/>
-        </w:rPr>
-        <w:t>3.material.</w:t>
-      </w:r>
-      <w:proofErr w:type="gramStart"/>
-      <w:r>
-        <w:rPr>
-          <w:rStyle w:val="Hipercze"/>
-          <w:rFonts w:eastAsia="Times New Roman" w:cs="Times New Roman"/>
-          <w:color w:val="000000" w:themeColor="text1"/>
-          <w:u w:val="none"/>
-        </w:rPr>
-        <w:t>io</w:t>
-      </w:r>
-      <w:proofErr w:type="gramEnd"/>
-      <w:r>
-        <w:rPr>
-          <w:rStyle w:val="Hipercze"/>
-          <w:rFonts w:eastAsia="Times New Roman" w:cs="Times New Roman"/>
-          <w:color w:val="000000" w:themeColor="text1"/>
-          <w:u w:val="none"/>
-        </w:rPr>
-        <w:t>/, 2024.</w:t>
-      </w:r>
-    </w:p>
-    <w:p>
-      <w:pPr>
-        <w:rPr>
-          <w:rStyle w:val="Hipercze"/>
-          <w:rFonts w:eastAsia="Times New Roman" w:cs="Times New Roman"/>
-          <w:color w:val="000000" w:themeColor="text1"/>
-          <w:u w:val="none"/>
-          <w:lang w:val="en-US"/>
-        </w:rPr>
-      </w:pPr>
-      <w:r>
-        <w:rPr>
-          <w:rStyle w:val="Hipercze"/>
-          <w:rFonts w:eastAsia="Times New Roman" w:cs="Times New Roman"/>
-          <w:color w:val="000000" w:themeColor="text1"/>
-          <w:u w:val="none"/>
-          <w:lang w:val="en-US"/>
-        </w:rPr>
-        <w:t xml:space="preserve">[28] Chan, M.: A Thorough Analysis of CSS-in-JS. W: "CSS-Tricks", 2022. </w:t>
-      </w:r>
-      <w:proofErr w:type="spellStart"/>
-      <w:r>
-        <w:rPr>
-          <w:rStyle w:val="Hipercze"/>
-          <w:rFonts w:eastAsia="Times New Roman" w:cs="Times New Roman"/>
-          <w:color w:val="000000" w:themeColor="text1"/>
-          <w:u w:val="none"/>
-          <w:lang w:val="en-US"/>
-        </w:rPr>
-        <w:t>Dostęp</w:t>
-      </w:r>
-      <w:proofErr w:type="spellEnd"/>
-      <w:r>
-        <w:rPr>
-          <w:rStyle w:val="Hipercze"/>
-          <w:rFonts w:eastAsia="Times New Roman" w:cs="Times New Roman"/>
-          <w:color w:val="000000" w:themeColor="text1"/>
-          <w:u w:val="none"/>
-          <w:lang w:val="en-US"/>
-        </w:rPr>
-        <w:t>: https://css-tricks.com/a-thorough-analysis-of-css-in-js/, 2025.</w:t>
-      </w:r>
-    </w:p>
-    <w:p>
-      <w:pPr>
-        <w:rPr>
-          <w:rStyle w:val="Hipercze"/>
-          <w:rFonts w:eastAsia="Times New Roman" w:cs="Times New Roman"/>
-          <w:color w:val="000000" w:themeColor="text1"/>
-          <w:u w:val="none"/>
-          <w:lang w:val="en-US"/>
-        </w:rPr>
-      </w:pPr>
-      <w:r>
-        <w:rPr>
-          <w:rStyle w:val="Hipercze"/>
-          <w:rFonts w:eastAsia="Times New Roman" w:cs="Times New Roman"/>
-          <w:color w:val="000000" w:themeColor="text1"/>
-          <w:u w:val="none"/>
-          <w:lang w:val="en-US"/>
-        </w:rPr>
         <w:t xml:space="preserve">[29] </w:t>
       </w:r>
       <w:proofErr w:type="spellStart"/>
@@ -21781,7 +21342,7 @@
           <w:rPr>
             <w:noProof/>
           </w:rPr>
-          <w:t>5</w:t>
+          <w:t>4</w:t>
         </w:r>
         <w:r>
           <w:fldChar w:fldCharType="end"/>
@@ -27431,7 +26992,7 @@
   <w:style w:type="paragraph" w:default="1" w:styleId="Normalny">
     <w:name w:val="Normal"/>
     <w:qFormat/>
-    <w:rsid w:val="00293C82"/>
+    <w:rsid w:val="00E72441"/>
   </w:style>
   <w:style w:type="paragraph" w:styleId="Nagwek1">
     <w:name w:val="heading 1"/>
@@ -28378,6 +27939,7 @@
     <w:rsidRoot w:val="00767B3F"/>
     <w:rsid w:val="000D541A"/>
     <w:rsid w:val="001975A8"/>
+    <w:rsid w:val="002250F6"/>
     <w:rsid w:val="003D4F15"/>
     <w:rsid w:val="00536C67"/>
     <w:rsid w:val="00640F83"/>
@@ -29167,7 +28729,7 @@
 </file>
 
 <file path=customXml/itemProps1.xml><?xml version="1.0" encoding="utf-8"?>
-<ds:datastoreItem xmlns:ds="http://schemas.openxmlformats.org/officeDocument/2006/customXml" ds:itemID="{94866949-9CBA-4759-A61F-A6AA8400D5E2}">
+<ds:datastoreItem xmlns:ds="http://schemas.openxmlformats.org/officeDocument/2006/customXml" ds:itemID="{0AB28E45-B264-4761-899D-2803F89152EF}">
   <ds:schemaRefs>
     <ds:schemaRef ds:uri="http://schemas.openxmlformats.org/officeDocument/2006/bibliography"/>
   </ds:schemaRefs>
